--- a/doctemplate_and_requirements/documentation_template.docx
+++ b/doctemplate_and_requirements/documentation_template.docx
@@ -1,6 +1,6 @@
 
 <file path=word/document.xml><?xml version="1.0" encoding="utf-8"?>
-<w:document xmlns:wpc="http://schemas.microsoft.com/office/word/2010/wordprocessingCanvas" xmlns:cx="http://schemas.microsoft.com/office/drawing/2014/chartex" xmlns:cx1="http://schemas.microsoft.com/office/drawing/2015/9/8/chartex" xmlns:cx2="http://schemas.microsoft.com/office/drawing/2015/10/21/chartex" xmlns:cx3="http://schemas.microsoft.com/office/drawing/2016/5/9/chartex" xmlns:cx4="http://schemas.microsoft.com/office/drawing/2016/5/10/chartex" xmlns:cx5="http://schemas.microsoft.com/office/drawing/2016/5/11/chartex" xmlns:cx6="http://schemas.microsoft.com/office/drawing/2016/5/12/chartex" xmlns:cx7="http://schemas.microsoft.com/office/drawing/2016/5/13/chartex" xmlns:cx8="http://schemas.microsoft.com/office/drawing/2016/5/14/chartex" xmlns:mc="http://schemas.openxmlformats.org/markup-compatibility/2006" xmlns:aink="http://schemas.microsoft.com/office/drawing/2016/ink" xmlns:am3d="http://schemas.microsoft.com/office/drawing/2017/model3d" xmlns:o="urn:schemas-microsoft-com:office:office" xmlns:oel="http://schemas.microsoft.com/office/2019/extlst" xmlns:r="http://schemas.openxmlformats.org/officeDocument/2006/relationships" xmlns:m="http://schemas.openxmlformats.org/officeDocument/2006/math" xmlns:v="urn:schemas-microsoft-com:vml" xmlns:wp14="http://schemas.microsoft.com/office/word/2010/wordprocessingDrawing" xmlns:wp="http://schemas.openxmlformats.org/drawingml/2006/wordprocessingDrawing" xmlns:w10="urn:schemas-microsoft-com:office:word" xmlns:w="http://schemas.openxmlformats.org/wordprocessingml/2006/main" xmlns:w14="http://schemas.microsoft.com/office/word/2010/wordml" xmlns:w15="http://schemas.microsoft.com/office/word/2012/wordml" xmlns:w16cex="http://schemas.microsoft.com/office/word/2018/wordml/cex" xmlns:w16cid="http://schemas.microsoft.com/office/word/2016/wordml/cid" xmlns:w16="http://schemas.microsoft.com/office/word/2018/wordml" xmlns:w16du="http://schemas.microsoft.com/office/word/2023/wordml/word16du" xmlns:w16sdtdh="http://schemas.microsoft.com/office/word/2020/wordml/sdtdatahash" xmlns:w16sdtfl="http://schemas.microsoft.com/office/word/2024/wordml/sdtformatlock" xmlns:w16se="http://schemas.microsoft.com/office/word/2015/wordml/symex" xmlns:wpg="http://schemas.microsoft.com/office/word/2010/wordprocessingGroup" xmlns:wpi="http://schemas.microsoft.com/office/word/2010/wordprocessingInk" xmlns:wne="http://schemas.microsoft.com/office/word/2006/wordml" xmlns:wps="http://schemas.microsoft.com/office/word/2010/wordprocessingShape" mc:Ignorable="w14 w15 w16se w16cid w16 w16cex w16sdtdh w16sdtfl w16du wp14">
+<w:document xmlns:wpc="http://schemas.microsoft.com/office/word/2010/wordprocessingCanvas" xmlns:mc="http://schemas.openxmlformats.org/markup-compatibility/2006" xmlns:o="urn:schemas-microsoft-com:office:office" xmlns:r="http://schemas.openxmlformats.org/officeDocument/2006/relationships" xmlns:m="http://schemas.openxmlformats.org/officeDocument/2006/math" xmlns:v="urn:schemas-microsoft-com:vml" xmlns:wp14="http://schemas.microsoft.com/office/word/2010/wordprocessingDrawing" xmlns:wp="http://schemas.openxmlformats.org/drawingml/2006/wordprocessingDrawing" xmlns:w10="urn:schemas-microsoft-com:office:word" xmlns:w="http://schemas.openxmlformats.org/wordprocessingml/2006/main" xmlns:w14="http://schemas.microsoft.com/office/word/2010/wordml" xmlns:wpg="http://schemas.microsoft.com/office/word/2010/wordprocessingGroup" xmlns:wpi="http://schemas.microsoft.com/office/word/2010/wordprocessingInk" xmlns:wne="http://schemas.microsoft.com/office/word/2006/wordml" xmlns:wps="http://schemas.microsoft.com/office/word/2010/wordprocessingShape" mc:Ignorable="w14 wp14">
   <w:body>
     <w:p>
       <w:pPr>
@@ -67,19 +67,11 @@
       <w:r>
         <w:tab/>
       </w:r>
-      <w:proofErr w:type="spellStart"/>
       <w:r>
         <w:rPr>
           <w:b/>
         </w:rPr>
-        <w:t>фн</w:t>
-      </w:r>
-      <w:proofErr w:type="spellEnd"/>
-      <w:r>
-        <w:rPr>
-          <w:b/>
-        </w:rPr>
-        <w:t>:</w:t>
+        <w:t>фн:</w:t>
       </w:r>
       <w:r>
         <w:t xml:space="preserve"> </w:t>
@@ -793,17 +785,20 @@
     <w:p>
       <w:pPr>
         <w:rPr>
-          <w:sz w:val="18"/>
-          <w:szCs w:val="18"/>
-        </w:rPr>
-      </w:pPr>
-      <w:r>
-        <w:rPr>
-          <w:sz w:val="18"/>
-          <w:szCs w:val="18"/>
-          <w:highlight w:val="yellow"/>
-        </w:rPr>
-        <w:t>...</w:t>
+          <w:rFonts w:cstheme="minorHAnsi"/>
+        </w:rPr>
+      </w:pPr>
+      <w:r>
+        <w:rPr>
+          <w:rFonts w:cstheme="minorHAnsi"/>
+        </w:rPr>
+        <w:t>Системата позволява на потребителите си да създават, да се записват и отписват от турнири, да следят класирането си в тях</w:t>
+      </w:r>
+      <w:r>
+        <w:rPr>
+          <w:rFonts w:cstheme="minorHAnsi"/>
+        </w:rPr>
+        <w:t xml:space="preserve"> и да преглеждат статистики и хронология за турнирите, в които вече са участвали.</w:t>
       </w:r>
     </w:p>
     <w:p>
@@ -855,6 +850,1208 @@
     <w:p>
       <w:pPr>
         <w:rPr>
+          <w:rFonts w:cstheme="minorHAnsi"/>
+        </w:rPr>
+      </w:pPr>
+      <w:r>
+        <w:rPr>
+          <w:rFonts w:cstheme="minorHAnsi"/>
+        </w:rPr>
+        <w:t>Роли (в контекста на даден турнир):</w:t>
+      </w:r>
+    </w:p>
+    <w:p>
+      <w:pPr>
+        <w:rPr>
+          <w:rFonts w:cstheme="minorHAnsi"/>
+        </w:rPr>
+      </w:pPr>
+      <w:r>
+        <w:rPr>
+          <w:rFonts w:cstheme="minorHAnsi"/>
+        </w:rPr>
+        <w:t>Организатор (потребител) – създава турнир, въвежда основна информация за него и актуализира класирането след провеждането на всяко „съревнование“ между двама играчи/отбори.</w:t>
+      </w:r>
+    </w:p>
+    <w:p>
+      <w:pPr>
+        <w:rPr>
+          <w:rFonts w:cstheme="minorHAnsi"/>
+        </w:rPr>
+      </w:pPr>
+      <w:r>
+        <w:rPr>
+          <w:rFonts w:cstheme="minorHAnsi"/>
+        </w:rPr>
+        <w:t xml:space="preserve">Участник (потребител) – записва </w:t>
+      </w:r>
+      <w:r>
+        <w:rPr>
+          <w:rFonts w:cstheme="minorHAnsi"/>
+        </w:rPr>
+        <w:t>/ отписва се от турнири, следи класирането си в тях.</w:t>
+      </w:r>
+    </w:p>
+    <w:p>
+      <w:pPr>
+        <w:rPr>
+          <w:rFonts w:cstheme="minorHAnsi"/>
+        </w:rPr>
+      </w:pPr>
+      <w:r>
+        <w:rPr>
+          <w:rFonts w:cstheme="minorHAnsi"/>
+        </w:rPr>
+        <w:t>Организатор</w:t>
+      </w:r>
+    </w:p>
+    <w:p>
+      <w:pPr>
+        <w:rPr>
+          <w:rFonts w:cstheme="minorHAnsi"/>
+        </w:rPr>
+      </w:pPr>
+      <w:r>
+        <w:rPr>
+          <w:rFonts w:cstheme="minorHAnsi"/>
+        </w:rPr>
+        <w:t>а</w:t>
+      </w:r>
+      <w:r>
+        <w:rPr>
+          <w:rFonts w:cstheme="minorHAnsi"/>
+        </w:rPr>
+        <w:t>) Функционални изисквания за системата</w:t>
+      </w:r>
+    </w:p>
+    <w:p>
+      <w:pPr>
+        <w:numPr>
+          <w:ilvl w:val="0"/>
+          <w:numId w:val="5"/>
+        </w:numPr>
+        <w:spacing w:before="120" w:after="160" w:line="259" w:lineRule="auto"/>
+        <w:contextualSpacing/>
+        <w:rPr>
+          <w:rFonts w:eastAsia="Calibri" w:cstheme="minorHAnsi"/>
+          <w:lang w:val="en-US"/>
+        </w:rPr>
+      </w:pPr>
+      <w:r>
+        <w:rPr>
+          <w:rFonts w:eastAsia="Calibri" w:cstheme="minorHAnsi"/>
+        </w:rPr>
+        <w:t>Вход</w:t>
+      </w:r>
+      <w:r>
+        <w:rPr>
+          <w:rFonts w:eastAsia="Calibri" w:cstheme="minorHAnsi"/>
+          <w:lang w:val="en-US"/>
+        </w:rPr>
+        <w:t>/</w:t>
+      </w:r>
+      <w:r>
+        <w:rPr>
+          <w:rFonts w:eastAsia="Calibri" w:cstheme="minorHAnsi"/>
+        </w:rPr>
+        <w:t xml:space="preserve">регистрация </w:t>
+      </w:r>
+    </w:p>
+    <w:p>
+      <w:pPr>
+        <w:spacing w:before="120" w:after="160" w:line="259" w:lineRule="auto"/>
+        <w:ind w:left="360"/>
+        <w:contextualSpacing/>
+        <w:rPr>
+          <w:rFonts w:eastAsia="Calibri" w:cstheme="minorHAnsi"/>
+        </w:rPr>
+      </w:pPr>
+      <w:r>
+        <w:rPr>
+          <w:rFonts w:eastAsia="Calibri" w:cstheme="minorHAnsi"/>
+        </w:rPr>
+        <w:t>Системата трябва да позволява на новите потребители да се регистрират, като въведат мейл, потребителско име и парола, които ще се съхраняват в базата данни.  Ако потребителят има акаунт, трябва да може да влезе в него с мейл/потребителско име и парола.</w:t>
+      </w:r>
+      <w:r>
+        <w:rPr>
+          <w:rFonts w:eastAsia="Calibri" w:cstheme="minorHAnsi"/>
+          <w:lang w:val="en-US"/>
+        </w:rPr>
+        <w:t xml:space="preserve"> </w:t>
+      </w:r>
+      <w:proofErr w:type="spellStart"/>
+      <w:proofErr w:type="gramStart"/>
+      <w:r>
+        <w:rPr>
+          <w:rFonts w:eastAsia="Calibri" w:cstheme="minorHAnsi"/>
+          <w:lang w:val="en-US"/>
+        </w:rPr>
+        <w:t>След</w:t>
+      </w:r>
+      <w:proofErr w:type="spellEnd"/>
+      <w:r>
+        <w:rPr>
+          <w:rFonts w:eastAsia="Calibri" w:cstheme="minorHAnsi"/>
+          <w:lang w:val="en-US"/>
+        </w:rPr>
+        <w:t xml:space="preserve"> </w:t>
+      </w:r>
+      <w:proofErr w:type="spellStart"/>
+      <w:r>
+        <w:rPr>
+          <w:rFonts w:eastAsia="Calibri" w:cstheme="minorHAnsi"/>
+          <w:lang w:val="en-US"/>
+        </w:rPr>
+        <w:t>влизане</w:t>
+      </w:r>
+      <w:proofErr w:type="spellEnd"/>
+      <w:r>
+        <w:rPr>
+          <w:rFonts w:eastAsia="Calibri" w:cstheme="minorHAnsi"/>
+          <w:lang w:val="en-US"/>
+        </w:rPr>
+        <w:t>/</w:t>
+      </w:r>
+      <w:proofErr w:type="spellStart"/>
+      <w:r>
+        <w:rPr>
+          <w:rFonts w:eastAsia="Calibri" w:cstheme="minorHAnsi"/>
+          <w:lang w:val="en-US"/>
+        </w:rPr>
+        <w:t>регистриране</w:t>
+      </w:r>
+      <w:proofErr w:type="spellEnd"/>
+      <w:r>
+        <w:rPr>
+          <w:rFonts w:eastAsia="Calibri" w:cstheme="minorHAnsi"/>
+          <w:lang w:val="en-US"/>
+        </w:rPr>
+        <w:t xml:space="preserve">, </w:t>
+      </w:r>
+      <w:proofErr w:type="spellStart"/>
+      <w:r>
+        <w:rPr>
+          <w:rFonts w:eastAsia="Calibri" w:cstheme="minorHAnsi"/>
+          <w:lang w:val="en-US"/>
+        </w:rPr>
+        <w:t>потребителят</w:t>
+      </w:r>
+      <w:proofErr w:type="spellEnd"/>
+      <w:r>
+        <w:rPr>
+          <w:rFonts w:eastAsia="Calibri" w:cstheme="minorHAnsi"/>
+          <w:lang w:val="en-US"/>
+        </w:rPr>
+        <w:t xml:space="preserve"> </w:t>
+      </w:r>
+      <w:proofErr w:type="spellStart"/>
+      <w:r>
+        <w:rPr>
+          <w:rFonts w:eastAsia="Calibri" w:cstheme="minorHAnsi"/>
+          <w:lang w:val="en-US"/>
+        </w:rPr>
+        <w:t>в</w:t>
+      </w:r>
+      <w:r>
+        <w:rPr>
+          <w:rFonts w:eastAsia="Calibri" w:cstheme="minorHAnsi"/>
+          <w:lang w:val="en-US"/>
+        </w:rPr>
+        <w:t>лиза</w:t>
+      </w:r>
+      <w:proofErr w:type="spellEnd"/>
+      <w:r>
+        <w:rPr>
+          <w:rFonts w:eastAsia="Calibri" w:cstheme="minorHAnsi"/>
+          <w:lang w:val="en-US"/>
+        </w:rPr>
+        <w:t xml:space="preserve"> в </w:t>
+      </w:r>
+      <w:proofErr w:type="spellStart"/>
+      <w:r>
+        <w:rPr>
+          <w:rFonts w:eastAsia="Calibri" w:cstheme="minorHAnsi"/>
+          <w:lang w:val="en-US"/>
+        </w:rPr>
+        <w:t>страницата</w:t>
+      </w:r>
+      <w:proofErr w:type="spellEnd"/>
+      <w:r>
+        <w:rPr>
+          <w:rFonts w:eastAsia="Calibri" w:cstheme="minorHAnsi"/>
+          <w:lang w:val="en-US"/>
+        </w:rPr>
+        <w:t xml:space="preserve"> </w:t>
+      </w:r>
+      <w:r>
+        <w:rPr>
+          <w:rFonts w:eastAsia="Calibri" w:cstheme="minorHAnsi"/>
+        </w:rPr>
+        <w:t>с текущи и предстоящи турнири.</w:t>
+      </w:r>
+      <w:proofErr w:type="gramEnd"/>
+    </w:p>
+    <w:p>
+      <w:pPr>
+        <w:spacing w:before="120" w:after="160" w:line="259" w:lineRule="auto"/>
+        <w:ind w:left="360"/>
+        <w:contextualSpacing/>
+        <w:rPr>
+          <w:rFonts w:eastAsia="Calibri" w:cstheme="minorHAnsi"/>
+          <w:lang w:val="en-US"/>
+        </w:rPr>
+      </w:pPr>
+    </w:p>
+    <w:p>
+      <w:pPr>
+        <w:numPr>
+          <w:ilvl w:val="0"/>
+          <w:numId w:val="5"/>
+        </w:numPr>
+        <w:spacing w:before="120" w:after="160" w:line="259" w:lineRule="auto"/>
+        <w:contextualSpacing/>
+        <w:rPr>
+          <w:rFonts w:eastAsia="Calibri" w:cstheme="minorHAnsi"/>
+          <w:lang w:val="en-US"/>
+        </w:rPr>
+      </w:pPr>
+      <w:r>
+        <w:rPr>
+          <w:rFonts w:eastAsia="Calibri" w:cstheme="minorHAnsi"/>
+        </w:rPr>
+        <w:t xml:space="preserve">Преглед на профила </w:t>
+      </w:r>
+    </w:p>
+    <w:p>
+      <w:pPr>
+        <w:spacing w:before="120" w:after="160" w:line="259" w:lineRule="auto"/>
+        <w:ind w:left="360"/>
+        <w:contextualSpacing/>
+        <w:rPr>
+          <w:rFonts w:eastAsia="Calibri" w:cstheme="minorHAnsi"/>
+        </w:rPr>
+      </w:pPr>
+      <w:r>
+        <w:rPr>
+          <w:rFonts w:eastAsia="Calibri" w:cstheme="minorHAnsi"/>
+        </w:rPr>
+        <w:t xml:space="preserve">Всеки потребител може да прегледа профила си, където има списък на настоящите и предстоящите турнири, в които е записан (за всеки турнир от списъка има линк към страницата на  съответния турнир - точка </w:t>
+      </w:r>
+      <w:hyperlink w:anchor="турнирСтраница" w:history="1">
+        <w:r>
+          <w:rPr>
+            <w:rFonts w:eastAsia="Calibri" w:cstheme="minorHAnsi"/>
+            <w:color w:val="0563C1"/>
+            <w:u w:val="single"/>
+          </w:rPr>
+          <w:t>4</w:t>
+        </w:r>
+        <w:r>
+          <w:rPr>
+            <w:rFonts w:eastAsia="Calibri" w:cstheme="minorHAnsi"/>
+            <w:color w:val="0563C1"/>
+            <w:u w:val="single"/>
+          </w:rPr>
+          <w:t>.</w:t>
+        </w:r>
+      </w:hyperlink>
+      <w:r>
+        <w:rPr>
+          <w:rFonts w:eastAsia="Calibri" w:cstheme="minorHAnsi"/>
+        </w:rPr>
+        <w:t>). Освен това, под списъка има хронология с вече приключилите</w:t>
+      </w:r>
+      <w:r>
+        <w:rPr>
+          <w:rFonts w:eastAsia="Calibri" w:cstheme="minorHAnsi"/>
+        </w:rPr>
+        <w:t xml:space="preserve"> турнири, в които е участвал,  и </w:t>
+      </w:r>
+      <w:r>
+        <w:rPr>
+          <w:rFonts w:eastAsia="Calibri" w:cstheme="minorHAnsi"/>
+        </w:rPr>
+        <w:t>с</w:t>
+      </w:r>
+      <w:r>
+        <w:rPr>
+          <w:rFonts w:eastAsia="Calibri" w:cstheme="minorHAnsi"/>
+        </w:rPr>
+        <w:t>татистики за участието му в тях.</w:t>
+      </w:r>
+    </w:p>
+    <w:p>
+      <w:pPr>
+        <w:spacing w:before="120" w:after="160" w:line="259" w:lineRule="auto"/>
+        <w:rPr>
+          <w:rFonts w:eastAsia="Calibri" w:cstheme="minorHAnsi"/>
+        </w:rPr>
+      </w:pPr>
+    </w:p>
+    <w:p>
+      <w:pPr>
+        <w:numPr>
+          <w:ilvl w:val="0"/>
+          <w:numId w:val="5"/>
+        </w:numPr>
+        <w:spacing w:before="120" w:after="160" w:line="259" w:lineRule="auto"/>
+        <w:contextualSpacing/>
+        <w:rPr>
+          <w:rFonts w:eastAsia="Calibri" w:cstheme="minorHAnsi"/>
+          <w:lang w:val="en-US"/>
+        </w:rPr>
+      </w:pPr>
+      <w:r>
+        <w:rPr>
+          <w:rFonts w:eastAsia="Calibri" w:cstheme="minorHAnsi"/>
+        </w:rPr>
+        <w:t xml:space="preserve">Страница с турнири </w:t>
+      </w:r>
+    </w:p>
+    <w:p>
+      <w:pPr>
+        <w:spacing w:before="120" w:after="160" w:line="259" w:lineRule="auto"/>
+        <w:ind w:left="360"/>
+        <w:contextualSpacing/>
+        <w:rPr>
+          <w:rFonts w:eastAsia="Calibri" w:cstheme="minorHAnsi"/>
+        </w:rPr>
+      </w:pPr>
+      <w:r>
+        <w:rPr>
+          <w:rFonts w:eastAsia="Calibri" w:cstheme="minorHAnsi"/>
+        </w:rPr>
+        <w:lastRenderedPageBreak/>
+        <w:t>П</w:t>
+      </w:r>
+      <w:r>
+        <w:rPr>
+          <w:rFonts w:eastAsia="Calibri" w:cstheme="minorHAnsi"/>
+        </w:rPr>
+        <w:t>отребителят може да достъпи страница, където има списък с всички настоящи</w:t>
+      </w:r>
+      <w:r>
+        <w:rPr>
+          <w:rFonts w:eastAsia="Calibri" w:cstheme="minorHAnsi"/>
+          <w:lang w:val="en-US"/>
+        </w:rPr>
+        <w:t>/</w:t>
+      </w:r>
+      <w:r>
+        <w:rPr>
+          <w:rFonts w:eastAsia="Calibri" w:cstheme="minorHAnsi"/>
+        </w:rPr>
+        <w:t xml:space="preserve">бъдещи турнири. Той трябва да може да ги филтрира и сортира и също да се записва/отписва от даден турнир (точка </w:t>
+      </w:r>
+      <w:r>
+        <w:rPr>
+          <w:rFonts w:eastAsia="Calibri" w:cstheme="minorHAnsi"/>
+        </w:rPr>
+        <w:fldChar w:fldCharType="begin"/>
+      </w:r>
+      <w:r>
+        <w:rPr>
+          <w:rFonts w:eastAsia="Calibri" w:cstheme="minorHAnsi"/>
+        </w:rPr>
+        <w:instrText xml:space="preserve"> HYPERLINK \l "записванеТурнир" </w:instrText>
+      </w:r>
+      <w:r>
+        <w:rPr>
+          <w:rFonts w:eastAsia="Calibri" w:cstheme="minorHAnsi"/>
+        </w:rPr>
+        <w:fldChar w:fldCharType="separate"/>
+      </w:r>
+      <w:r>
+        <w:rPr>
+          <w:rFonts w:eastAsia="Calibri" w:cstheme="minorHAnsi"/>
+          <w:color w:val="0563C1"/>
+          <w:u w:val="single"/>
+        </w:rPr>
+        <w:t>3.2</w:t>
+      </w:r>
+      <w:r>
+        <w:rPr>
+          <w:rFonts w:eastAsia="Calibri" w:cstheme="minorHAnsi"/>
+          <w:color w:val="0563C1"/>
+          <w:u w:val="single"/>
+        </w:rPr>
+        <w:fldChar w:fldCharType="end"/>
+      </w:r>
+      <w:r>
+        <w:rPr>
+          <w:rFonts w:eastAsia="Calibri" w:cstheme="minorHAnsi"/>
+        </w:rPr>
+        <w:t xml:space="preserve">)  и да достъпва съответна страница за него (точка </w:t>
+      </w:r>
+      <w:r>
+        <w:rPr>
+          <w:rFonts w:eastAsia="Calibri" w:cstheme="minorHAnsi"/>
+        </w:rPr>
+        <w:fldChar w:fldCharType="begin"/>
+      </w:r>
+      <w:r>
+        <w:rPr>
+          <w:rFonts w:eastAsia="Calibri" w:cstheme="minorHAnsi"/>
+        </w:rPr>
+        <w:instrText xml:space="preserve"> HYPERLINK \l "турнирСтраница" </w:instrText>
+      </w:r>
+      <w:r>
+        <w:rPr>
+          <w:rFonts w:eastAsia="Calibri" w:cstheme="minorHAnsi"/>
+        </w:rPr>
+        <w:fldChar w:fldCharType="separate"/>
+      </w:r>
+      <w:r>
+        <w:rPr>
+          <w:rFonts w:eastAsia="Calibri" w:cstheme="minorHAnsi"/>
+          <w:color w:val="0563C1"/>
+          <w:u w:val="single"/>
+        </w:rPr>
+        <w:t>4.</w:t>
+      </w:r>
+      <w:r>
+        <w:rPr>
+          <w:rFonts w:eastAsia="Calibri" w:cstheme="minorHAnsi"/>
+          <w:color w:val="0563C1"/>
+          <w:u w:val="single"/>
+        </w:rPr>
+        <w:fldChar w:fldCharType="end"/>
+      </w:r>
+      <w:r>
+        <w:rPr>
+          <w:rFonts w:eastAsia="Calibri" w:cstheme="minorHAnsi"/>
+        </w:rPr>
+        <w:t>).  Освен това, има опцията да създаде нов турнир (точка 3.1).</w:t>
+      </w:r>
+    </w:p>
+    <w:p>
+      <w:pPr>
+        <w:spacing w:before="120" w:after="160" w:line="259" w:lineRule="auto"/>
+        <w:ind w:left="792"/>
+        <w:contextualSpacing/>
+        <w:rPr>
+          <w:rFonts w:eastAsia="Calibri" w:cstheme="minorHAnsi"/>
+          <w:lang w:val="en-US"/>
+        </w:rPr>
+      </w:pPr>
+    </w:p>
+    <w:p>
+      <w:pPr>
+        <w:numPr>
+          <w:ilvl w:val="1"/>
+          <w:numId w:val="5"/>
+        </w:numPr>
+        <w:spacing w:before="120" w:after="160" w:line="259" w:lineRule="auto"/>
+        <w:contextualSpacing/>
+        <w:rPr>
+          <w:rFonts w:eastAsia="Calibri" w:cstheme="minorHAnsi"/>
+        </w:rPr>
+      </w:pPr>
+      <w:r>
+        <w:rPr>
+          <w:rFonts w:eastAsia="Calibri" w:cstheme="minorHAnsi"/>
+        </w:rPr>
+        <w:t>Създаване на турнир</w:t>
+      </w:r>
+    </w:p>
+    <w:p>
+      <w:pPr>
+        <w:spacing w:before="120" w:after="160" w:line="259" w:lineRule="auto"/>
+        <w:ind w:left="708"/>
+        <w:contextualSpacing/>
+        <w:rPr>
+          <w:rFonts w:eastAsia="Calibri" w:cstheme="minorHAnsi"/>
+        </w:rPr>
+      </w:pPr>
+      <w:r>
+        <w:rPr>
+          <w:rFonts w:eastAsia="Calibri" w:cstheme="minorHAnsi"/>
+        </w:rPr>
+        <w:t>Потребител може да създаде турнир – в такъв случай той ще бъде организатор</w:t>
+      </w:r>
+      <w:r>
+        <w:rPr>
+          <w:rFonts w:eastAsia="Calibri" w:cstheme="minorHAnsi"/>
+          <w:lang w:val="en-US"/>
+        </w:rPr>
+        <w:t>/</w:t>
+      </w:r>
+      <w:r>
+        <w:rPr>
+          <w:rFonts w:eastAsia="Calibri" w:cstheme="minorHAnsi"/>
+        </w:rPr>
+        <w:t>създател. Задава се основна информация за турнира – име</w:t>
+      </w:r>
+      <w:r>
+        <w:rPr>
+          <w:rFonts w:eastAsia="Calibri" w:cstheme="minorHAnsi"/>
+          <w:lang w:val="en-US"/>
+        </w:rPr>
+        <w:t xml:space="preserve">, </w:t>
+      </w:r>
+      <w:r>
+        <w:rPr>
+          <w:rFonts w:eastAsia="Calibri" w:cstheme="minorHAnsi"/>
+        </w:rPr>
+        <w:t>описание</w:t>
+      </w:r>
+      <w:r>
+        <w:rPr>
+          <w:rFonts w:eastAsia="Calibri" w:cstheme="minorHAnsi"/>
+          <w:lang w:val="en-US"/>
+        </w:rPr>
+        <w:t xml:space="preserve">, </w:t>
+      </w:r>
+      <w:r>
+        <w:rPr>
+          <w:rFonts w:eastAsia="Calibri" w:cstheme="minorHAnsi"/>
+        </w:rPr>
+        <w:t>дали е индивидуален</w:t>
+      </w:r>
+      <w:r>
+        <w:rPr>
+          <w:rFonts w:eastAsia="Calibri" w:cstheme="minorHAnsi"/>
+          <w:lang w:val="en-US"/>
+        </w:rPr>
+        <w:t>/</w:t>
+      </w:r>
+      <w:r>
+        <w:rPr>
+          <w:rFonts w:eastAsia="Calibri" w:cstheme="minorHAnsi"/>
+        </w:rPr>
+        <w:t>отборен</w:t>
+      </w:r>
+      <w:r>
+        <w:rPr>
+          <w:rFonts w:eastAsia="Calibri" w:cstheme="minorHAnsi"/>
+          <w:lang w:val="en-US"/>
+        </w:rPr>
+        <w:t xml:space="preserve">, </w:t>
+      </w:r>
+      <w:r>
+        <w:rPr>
+          <w:rFonts w:eastAsia="Calibri" w:cstheme="minorHAnsi"/>
+        </w:rPr>
+        <w:t>дата и час на начало и край</w:t>
+      </w:r>
+      <w:r>
+        <w:rPr>
+          <w:rFonts w:eastAsia="Calibri" w:cstheme="minorHAnsi"/>
+          <w:lang w:val="en-US"/>
+        </w:rPr>
+        <w:t xml:space="preserve">, </w:t>
+      </w:r>
+      <w:r>
+        <w:rPr>
+          <w:rFonts w:eastAsia="Calibri" w:cstheme="minorHAnsi"/>
+        </w:rPr>
+        <w:t xml:space="preserve">капацитет и тип. Участниците </w:t>
+      </w:r>
+      <w:r>
+        <w:rPr>
+          <w:rFonts w:eastAsia="Calibri" w:cstheme="minorHAnsi"/>
+        </w:rPr>
+        <w:t xml:space="preserve">могат </w:t>
+      </w:r>
+      <w:r>
+        <w:rPr>
+          <w:rFonts w:eastAsia="Calibri" w:cstheme="minorHAnsi"/>
+        </w:rPr>
+        <w:t>сами</w:t>
+      </w:r>
+      <w:r>
+        <w:rPr>
+          <w:rFonts w:eastAsia="Calibri" w:cstheme="minorHAnsi"/>
+        </w:rPr>
+        <w:t xml:space="preserve"> да се запиш</w:t>
+      </w:r>
+      <w:r>
+        <w:rPr>
+          <w:rFonts w:eastAsia="Calibri" w:cstheme="minorHAnsi"/>
+        </w:rPr>
+        <w:t>ат за него през системата</w:t>
+      </w:r>
+      <w:r>
+        <w:rPr>
+          <w:rFonts w:eastAsia="Calibri" w:cstheme="minorHAnsi"/>
+        </w:rPr>
+        <w:t xml:space="preserve"> или да бъдат записани от организатора при неговото създаване</w:t>
+      </w:r>
+      <w:r>
+        <w:rPr>
+          <w:rFonts w:eastAsia="Calibri" w:cstheme="minorHAnsi"/>
+        </w:rPr>
+        <w:t>.</w:t>
+      </w:r>
+      <w:r>
+        <w:rPr>
+          <w:rFonts w:eastAsia="Calibri" w:cstheme="minorHAnsi"/>
+        </w:rPr>
+        <w:t xml:space="preserve"> </w:t>
+      </w:r>
+      <w:r>
+        <w:rPr>
+          <w:rFonts w:eastAsia="Calibri" w:cstheme="minorHAnsi"/>
+        </w:rPr>
+        <w:t>О</w:t>
+      </w:r>
+      <w:r>
+        <w:rPr>
+          <w:rFonts w:eastAsia="Calibri" w:cstheme="minorHAnsi"/>
+        </w:rPr>
+        <w:t xml:space="preserve">тговорност на организатора е </w:t>
+      </w:r>
+      <w:r>
+        <w:rPr>
+          <w:rFonts w:eastAsia="Calibri" w:cstheme="minorHAnsi"/>
+        </w:rPr>
+        <w:t xml:space="preserve"> да обновява резултатите.</w:t>
+      </w:r>
+      <w:r>
+        <w:rPr>
+          <w:rFonts w:eastAsia="Calibri" w:cstheme="minorHAnsi"/>
+        </w:rPr>
+        <w:t xml:space="preserve"> При започване на турнира</w:t>
+      </w:r>
+      <w:r>
+        <w:rPr>
+          <w:rFonts w:eastAsia="Calibri" w:cstheme="minorHAnsi"/>
+          <w:lang w:val="en-US"/>
+        </w:rPr>
+        <w:t xml:space="preserve">, </w:t>
+      </w:r>
+      <w:r>
+        <w:rPr>
+          <w:rFonts w:eastAsia="Calibri" w:cstheme="minorHAnsi"/>
+        </w:rPr>
+        <w:t xml:space="preserve">системата генерира схема на случаен принцип, която определя кой срещу кого ще играе. </w:t>
+      </w:r>
+      <w:r>
+        <w:rPr>
+          <w:rFonts w:eastAsia="Calibri" w:cstheme="minorHAnsi"/>
+        </w:rPr>
+        <w:t>След съревнование</w:t>
+      </w:r>
+      <w:r>
+        <w:rPr>
+          <w:rFonts w:eastAsia="Calibri" w:cstheme="minorHAnsi"/>
+        </w:rPr>
+        <w:t xml:space="preserve"> между двама играчи/отбори, </w:t>
+      </w:r>
+      <w:r>
+        <w:rPr>
+          <w:rFonts w:eastAsia="Calibri" w:cstheme="minorHAnsi"/>
+        </w:rPr>
+        <w:t xml:space="preserve"> организаторът трябва д</w:t>
+      </w:r>
+      <w:r>
+        <w:rPr>
+          <w:rFonts w:eastAsia="Calibri" w:cstheme="minorHAnsi"/>
+        </w:rPr>
+        <w:t xml:space="preserve">а посочи победителят от </w:t>
+      </w:r>
+      <w:r>
+        <w:rPr>
+          <w:rFonts w:eastAsia="Calibri" w:cstheme="minorHAnsi"/>
+        </w:rPr>
+        <w:t>сблъсък</w:t>
+      </w:r>
+      <w:r>
+        <w:rPr>
+          <w:rFonts w:eastAsia="Calibri" w:cstheme="minorHAnsi"/>
+        </w:rPr>
+        <w:t>а</w:t>
+      </w:r>
+      <w:r>
+        <w:rPr>
+          <w:rFonts w:eastAsia="Calibri" w:cstheme="minorHAnsi"/>
+          <w:lang w:val="en-US"/>
+        </w:rPr>
+        <w:t xml:space="preserve">, </w:t>
+      </w:r>
+      <w:r>
+        <w:rPr>
+          <w:rFonts w:eastAsia="Calibri" w:cstheme="minorHAnsi"/>
+        </w:rPr>
+        <w:t>който да продължи напред във вече определената схема. Целта на системата е да улесни максимално организатора.</w:t>
+      </w:r>
+      <w:r>
+        <w:rPr>
+          <w:rFonts w:eastAsia="Calibri" w:cstheme="minorHAnsi"/>
+          <w:lang w:val="en-US"/>
+        </w:rPr>
+        <w:t xml:space="preserve"> </w:t>
+      </w:r>
+    </w:p>
+    <w:p>
+      <w:pPr>
+        <w:spacing w:before="120" w:after="160" w:line="259" w:lineRule="auto"/>
+        <w:ind w:left="1411"/>
+        <w:contextualSpacing/>
+        <w:rPr>
+          <w:rFonts w:eastAsia="Calibri" w:cstheme="minorHAnsi"/>
+        </w:rPr>
+      </w:pPr>
+    </w:p>
+    <w:p>
+      <w:pPr>
+        <w:numPr>
+          <w:ilvl w:val="1"/>
+          <w:numId w:val="5"/>
+        </w:numPr>
+        <w:spacing w:before="120" w:after="160" w:line="259" w:lineRule="auto"/>
+        <w:contextualSpacing/>
+        <w:rPr>
+          <w:rFonts w:eastAsia="Calibri" w:cstheme="minorHAnsi"/>
+          <w:lang w:val="en-US"/>
+        </w:rPr>
+      </w:pPr>
+      <w:bookmarkStart w:id="0" w:name="записванеТурнир"/>
+      <w:r>
+        <w:rPr>
+          <w:rFonts w:eastAsia="Calibri" w:cstheme="minorHAnsi"/>
+        </w:rPr>
+        <w:t>Записване/отписване за турнир</w:t>
+      </w:r>
+    </w:p>
+    <w:bookmarkEnd w:id="0"/>
+    <w:p>
+      <w:pPr>
+        <w:spacing w:before="120" w:after="160" w:line="259" w:lineRule="auto"/>
+        <w:ind w:left="792"/>
+        <w:contextualSpacing/>
+        <w:rPr>
+          <w:rFonts w:eastAsia="Calibri" w:cstheme="minorHAnsi"/>
+          <w:lang w:val="en-US"/>
+        </w:rPr>
+      </w:pPr>
+      <w:r>
+        <w:rPr>
+          <w:rFonts w:eastAsia="Calibri" w:cstheme="minorHAnsi"/>
+        </w:rPr>
+        <w:t>Потребителите могат да се запишат за турнир по тяхно желание преди той да е започнал и ако има свободни места</w:t>
+      </w:r>
+      <w:r>
+        <w:rPr>
+          <w:rFonts w:eastAsia="Calibri" w:cstheme="minorHAnsi"/>
+        </w:rPr>
+        <w:t>. Записването става</w:t>
+      </w:r>
+      <w:r>
+        <w:rPr>
+          <w:rFonts w:eastAsia="Calibri" w:cstheme="minorHAnsi"/>
+        </w:rPr>
+        <w:t xml:space="preserve"> </w:t>
+      </w:r>
+      <w:r>
+        <w:rPr>
+          <w:rFonts w:eastAsia="Calibri" w:cstheme="minorHAnsi"/>
+        </w:rPr>
+        <w:t>с псевдоним за себе си/отбора си, който важи единствено за съответния турнир.</w:t>
+      </w:r>
+      <w:r>
+        <w:rPr>
+          <w:rFonts w:eastAsia="Calibri" w:cstheme="minorHAnsi"/>
+        </w:rPr>
+        <w:t xml:space="preserve"> При отборни турнири, потребителите могат не само да регистрират отбор, но и да се присъединят към вече съществуващ такъв. Те</w:t>
+      </w:r>
+      <w:r>
+        <w:rPr>
+          <w:rFonts w:eastAsia="Calibri" w:cstheme="minorHAnsi"/>
+        </w:rPr>
+        <w:t xml:space="preserve"> имат и възможността да се отпишат от турн</w:t>
+      </w:r>
+      <w:r>
+        <w:rPr>
+          <w:rFonts w:eastAsia="Calibri" w:cstheme="minorHAnsi"/>
+        </w:rPr>
+        <w:t>ир преди да е започнал</w:t>
+      </w:r>
+      <w:r>
+        <w:rPr>
+          <w:rFonts w:eastAsia="Calibri" w:cstheme="minorHAnsi"/>
+        </w:rPr>
+        <w:t>.</w:t>
+      </w:r>
+    </w:p>
+    <w:p>
+      <w:pPr>
+        <w:spacing w:before="120" w:after="160" w:line="259" w:lineRule="auto"/>
+        <w:ind w:left="1416"/>
+        <w:contextualSpacing/>
+        <w:rPr>
+          <w:rFonts w:eastAsia="Calibri" w:cstheme="minorHAnsi"/>
+        </w:rPr>
+      </w:pPr>
+    </w:p>
+    <w:p>
+      <w:pPr>
+        <w:numPr>
+          <w:ilvl w:val="0"/>
+          <w:numId w:val="5"/>
+        </w:numPr>
+        <w:spacing w:before="120" w:after="160" w:line="259" w:lineRule="auto"/>
+        <w:contextualSpacing/>
+        <w:rPr>
+          <w:rFonts w:eastAsia="Calibri" w:cstheme="minorHAnsi"/>
+        </w:rPr>
+      </w:pPr>
+      <w:bookmarkStart w:id="1" w:name="турнирСтраница"/>
+      <w:r>
+        <w:rPr>
+          <w:rFonts w:eastAsia="Calibri" w:cstheme="minorHAnsi"/>
+        </w:rPr>
+        <w:t>Страница на турнир</w:t>
+      </w:r>
+    </w:p>
+    <w:bookmarkEnd w:id="1"/>
+    <w:p>
+      <w:pPr>
+        <w:spacing w:before="120" w:after="160" w:line="259" w:lineRule="auto"/>
+        <w:ind w:left="360"/>
+        <w:contextualSpacing/>
+        <w:rPr>
+          <w:rFonts w:eastAsia="Calibri" w:cstheme="minorHAnsi"/>
+        </w:rPr>
+      </w:pPr>
+      <w:r>
+        <w:rPr>
+          <w:rFonts w:eastAsia="Calibri" w:cstheme="minorHAnsi"/>
+        </w:rPr>
+        <w:t>Всеки турнир има</w:t>
+      </w:r>
+      <w:r>
+        <w:rPr>
+          <w:rFonts w:eastAsia="Calibri" w:cstheme="minorHAnsi"/>
+        </w:rPr>
+        <w:t xml:space="preserve"> собствена страница с неговото име, категория, описание, поле за псевдоним и</w:t>
+      </w:r>
+      <w:r>
+        <w:rPr>
+          <w:rFonts w:eastAsia="Calibri" w:cstheme="minorHAnsi"/>
+        </w:rPr>
+        <w:t xml:space="preserve"> бутон за записване/отписване, </w:t>
+      </w:r>
+      <w:r>
+        <w:rPr>
+          <w:rFonts w:eastAsia="Calibri" w:cstheme="minorHAnsi"/>
+        </w:rPr>
+        <w:t xml:space="preserve">начална </w:t>
+      </w:r>
+      <w:r>
+        <w:rPr>
+          <w:rFonts w:eastAsia="Calibri" w:cstheme="minorHAnsi"/>
+        </w:rPr>
+        <w:t>дата, статут (свършил /започнал/предстои), капацитет (общ брой места за турнира и колко от тях вече са заети) и графика, показваща класирането в момента.</w:t>
+      </w:r>
+    </w:p>
+    <w:p>
+      <w:pPr>
+        <w:spacing w:before="120" w:after="160" w:line="259" w:lineRule="auto"/>
+        <w:ind w:left="360"/>
+        <w:contextualSpacing/>
+        <w:rPr>
+          <w:rFonts w:eastAsia="Calibri" w:cstheme="minorHAnsi"/>
+        </w:rPr>
+      </w:pPr>
+    </w:p>
+    <w:p>
+      <w:pPr>
+        <w:spacing w:before="120" w:after="160" w:line="259" w:lineRule="auto"/>
+        <w:contextualSpacing/>
+        <w:rPr>
+          <w:rFonts w:eastAsia="Calibri" w:cstheme="minorHAnsi"/>
+        </w:rPr>
+      </w:pPr>
+      <w:r>
+        <w:rPr>
+          <w:rFonts w:eastAsia="Calibri" w:cstheme="minorHAnsi"/>
+        </w:rPr>
+        <w:t xml:space="preserve">б) </w:t>
+      </w:r>
+      <w:r>
+        <w:rPr>
+          <w:rFonts w:eastAsia="Calibri" w:cstheme="minorHAnsi"/>
+        </w:rPr>
+        <w:t>Качествени изисквания</w:t>
+      </w:r>
+    </w:p>
+    <w:p>
+      <w:pPr>
+        <w:pStyle w:val="ListParagraph"/>
+        <w:numPr>
+          <w:ilvl w:val="0"/>
+          <w:numId w:val="7"/>
+        </w:numPr>
+        <w:spacing w:before="120" w:after="160" w:line="259" w:lineRule="auto"/>
+        <w:ind w:left="360"/>
+        <w:rPr>
+          <w:rFonts w:eastAsia="Calibri" w:cstheme="minorHAnsi"/>
+        </w:rPr>
+      </w:pPr>
+      <w:r>
+        <w:rPr>
+          <w:rFonts w:eastAsia="Calibri" w:cstheme="minorHAnsi"/>
+        </w:rPr>
+        <w:t>Удобство на потребителски интерфейс</w:t>
+      </w:r>
+    </w:p>
+    <w:p>
+      <w:pPr>
+        <w:pStyle w:val="ListParagraph"/>
+        <w:numPr>
+          <w:ilvl w:val="0"/>
+          <w:numId w:val="0"/>
+        </w:numPr>
+        <w:spacing w:before="120" w:after="160" w:line="259" w:lineRule="auto"/>
+        <w:ind w:left="360"/>
+        <w:rPr>
+          <w:rFonts w:eastAsia="Calibri" w:cstheme="minorHAnsi"/>
+        </w:rPr>
+      </w:pPr>
+      <w:r>
+        <w:rPr>
+          <w:rFonts w:eastAsia="Calibri" w:cstheme="minorHAnsi"/>
+        </w:rPr>
+        <w:t>Интерфейсът трябва да бъде инт</w:t>
+      </w:r>
+      <w:r>
+        <w:rPr>
+          <w:rFonts w:eastAsia="Calibri" w:cstheme="minorHAnsi"/>
+        </w:rPr>
+        <w:t>уитивен и лесен за използване, без да са необходими допълнителни разяснения.</w:t>
+      </w:r>
+    </w:p>
+    <w:p>
+      <w:pPr>
+        <w:pStyle w:val="ListParagraph"/>
+        <w:numPr>
+          <w:ilvl w:val="0"/>
+          <w:numId w:val="0"/>
+        </w:numPr>
+        <w:spacing w:before="120" w:after="160" w:line="259" w:lineRule="auto"/>
+        <w:ind w:left="360"/>
+        <w:rPr>
+          <w:rFonts w:eastAsia="Calibri" w:cstheme="minorHAnsi"/>
+        </w:rPr>
+      </w:pPr>
+    </w:p>
+    <w:p>
+      <w:pPr>
+        <w:pStyle w:val="ListParagraph"/>
+        <w:numPr>
+          <w:ilvl w:val="0"/>
+          <w:numId w:val="7"/>
+        </w:numPr>
+        <w:spacing w:before="120" w:after="160" w:line="259" w:lineRule="auto"/>
+        <w:ind w:left="360"/>
+        <w:rPr>
+          <w:rFonts w:eastAsia="Calibri" w:cstheme="minorHAnsi"/>
+        </w:rPr>
+      </w:pPr>
+      <w:r>
+        <w:rPr>
+          <w:rFonts w:eastAsia="Calibri" w:cstheme="minorHAnsi"/>
+        </w:rPr>
+        <w:t>Сигурност</w:t>
+      </w:r>
+    </w:p>
+    <w:p>
+      <w:pPr>
+        <w:pStyle w:val="ListParagraph"/>
+        <w:numPr>
+          <w:ilvl w:val="0"/>
+          <w:numId w:val="0"/>
+        </w:numPr>
+        <w:spacing w:before="120" w:after="160" w:line="259" w:lineRule="auto"/>
+        <w:ind w:left="360"/>
+        <w:rPr>
+          <w:rFonts w:eastAsia="Calibri" w:cstheme="minorHAnsi"/>
+        </w:rPr>
+      </w:pPr>
+      <w:r>
+        <w:rPr>
+          <w:rFonts w:eastAsia="Calibri" w:cstheme="minorHAnsi"/>
+        </w:rPr>
+        <w:t>Потребителските пароли трябва да се съхраняват в хеширан вид.</w:t>
+      </w:r>
+    </w:p>
+    <w:p>
+      <w:pPr>
+        <w:pStyle w:val="ListParagraph"/>
+        <w:numPr>
+          <w:ilvl w:val="0"/>
+          <w:numId w:val="0"/>
+        </w:numPr>
+        <w:spacing w:before="120" w:after="160" w:line="259" w:lineRule="auto"/>
+        <w:ind w:left="360"/>
+        <w:rPr>
+          <w:rFonts w:eastAsia="Calibri" w:cstheme="minorHAnsi"/>
+        </w:rPr>
+      </w:pPr>
+    </w:p>
+    <w:p>
+      <w:pPr>
+        <w:pStyle w:val="ListParagraph"/>
+        <w:numPr>
+          <w:ilvl w:val="0"/>
+          <w:numId w:val="7"/>
+        </w:numPr>
+        <w:spacing w:before="120" w:after="160" w:line="259" w:lineRule="auto"/>
+        <w:ind w:left="360"/>
+        <w:rPr>
+          <w:rFonts w:eastAsia="Calibri" w:cstheme="minorHAnsi"/>
+        </w:rPr>
+      </w:pPr>
+      <w:r>
+        <w:rPr>
+          <w:rFonts w:eastAsia="Calibri" w:cstheme="minorHAnsi"/>
+        </w:rPr>
+        <w:t>Надежност</w:t>
+      </w:r>
+    </w:p>
+    <w:p>
+      <w:pPr>
+        <w:pStyle w:val="ListParagraph"/>
+        <w:numPr>
+          <w:ilvl w:val="0"/>
+          <w:numId w:val="0"/>
+        </w:numPr>
+        <w:spacing w:before="120" w:after="160" w:line="259" w:lineRule="auto"/>
+        <w:ind w:left="360"/>
+        <w:rPr>
+          <w:rFonts w:eastAsia="Calibri" w:cstheme="minorHAnsi"/>
+        </w:rPr>
+      </w:pPr>
+      <w:r>
+        <w:rPr>
+          <w:rFonts w:eastAsia="Calibri" w:cstheme="minorHAnsi"/>
+        </w:rPr>
+        <w:t>Системата трябва да работи бе</w:t>
+      </w:r>
+      <w:r>
+        <w:rPr>
+          <w:rFonts w:eastAsia="Calibri" w:cstheme="minorHAnsi"/>
+        </w:rPr>
+        <w:t xml:space="preserve">з прекъсвания, с минимален риск </w:t>
+      </w:r>
+      <w:r>
+        <w:rPr>
+          <w:rFonts w:eastAsia="Calibri" w:cstheme="minorHAnsi"/>
+        </w:rPr>
+        <w:t>от грешки</w:t>
+      </w:r>
+      <w:r>
+        <w:rPr>
+          <w:rFonts w:eastAsia="Calibri" w:cstheme="minorHAnsi"/>
+        </w:rPr>
+        <w:t>.</w:t>
+      </w:r>
+    </w:p>
+    <w:p>
+      <w:pPr>
+        <w:pStyle w:val="ListParagraph"/>
+        <w:numPr>
+          <w:ilvl w:val="0"/>
+          <w:numId w:val="0"/>
+        </w:numPr>
+        <w:spacing w:before="120" w:after="160" w:line="259" w:lineRule="auto"/>
+        <w:ind w:left="360"/>
+        <w:rPr>
+          <w:rFonts w:eastAsia="Calibri" w:cstheme="minorHAnsi"/>
+        </w:rPr>
+      </w:pPr>
+    </w:p>
+    <w:p>
+      <w:pPr>
+        <w:spacing w:before="120" w:after="160" w:line="259" w:lineRule="auto"/>
+        <w:rPr>
+          <w:rFonts w:eastAsia="Calibri" w:cstheme="minorHAnsi"/>
+        </w:rPr>
+      </w:pPr>
+      <w:r>
+        <w:rPr>
+          <w:rFonts w:eastAsia="Calibri" w:cstheme="minorHAnsi"/>
+        </w:rPr>
+        <w:t xml:space="preserve">в) </w:t>
+      </w:r>
+      <w:r>
+        <w:rPr>
+          <w:rFonts w:eastAsia="Calibri" w:cstheme="minorHAnsi"/>
+        </w:rPr>
+        <w:t>Описание на останалите изисквания</w:t>
+      </w:r>
+    </w:p>
+    <w:p>
+      <w:pPr>
+        <w:pStyle w:val="ListParagraph"/>
+        <w:numPr>
+          <w:ilvl w:val="0"/>
+          <w:numId w:val="10"/>
+        </w:numPr>
+        <w:spacing w:before="120" w:after="160" w:line="259" w:lineRule="auto"/>
+        <w:rPr>
+          <w:rFonts w:eastAsia="Calibri" w:cstheme="minorHAnsi"/>
+          <w:color w:val="FF0000"/>
+        </w:rPr>
+      </w:pPr>
+      <w:r>
+        <w:rPr>
+          <w:rFonts w:eastAsia="Calibri" w:cstheme="minorHAnsi"/>
+        </w:rPr>
+        <w:t xml:space="preserve">Интеграция с външни услуги </w:t>
+      </w:r>
+      <w:r>
+        <w:rPr>
+          <w:rFonts w:eastAsia="Calibri" w:cstheme="minorHAnsi"/>
+          <w:color w:val="FF0000"/>
+        </w:rPr>
+        <w:t>????</w:t>
+      </w:r>
+      <w:bookmarkStart w:id="2" w:name="_GoBack"/>
+      <w:bookmarkEnd w:id="2"/>
+    </w:p>
+    <w:p>
+      <w:pPr>
+        <w:pStyle w:val="Heading2"/>
+        <w:rPr>
+          <w:sz w:val="22"/>
+          <w:szCs w:val="22"/>
+        </w:rPr>
+      </w:pPr>
+      <w:r>
+        <w:rPr>
+          <w:sz w:val="22"/>
+          <w:szCs w:val="22"/>
+        </w:rPr>
+        <w:t xml:space="preserve">3. </w:t>
+      </w:r>
+      <w:r>
+        <w:rPr>
+          <w:sz w:val="22"/>
+          <w:szCs w:val="22"/>
+        </w:rPr>
+        <w:t xml:space="preserve">Теория </w:t>
+      </w:r>
+      <w:r>
+        <w:rPr>
+          <w:sz w:val="22"/>
+          <w:szCs w:val="22"/>
+        </w:rPr>
+        <w:t xml:space="preserve">– анализ и проектиране на решението </w:t>
+      </w:r>
+      <w:r>
+        <w:rPr>
+          <w:sz w:val="22"/>
+          <w:szCs w:val="22"/>
+          <w:highlight w:val="yellow"/>
+        </w:rPr>
+        <w:t>(декомпозиция на приложението, модули, компоненти, части на приложението)</w:t>
+      </w:r>
+    </w:p>
+    <w:p>
+      <w:pPr>
+        <w:rPr>
           <w:sz w:val="18"/>
           <w:szCs w:val="18"/>
         </w:rPr>
@@ -881,60 +2078,7 @@
           <w:sz w:val="22"/>
           <w:szCs w:val="22"/>
         </w:rPr>
-        <w:t xml:space="preserve">3. </w:t>
-      </w:r>
-      <w:r>
-        <w:rPr>
-          <w:sz w:val="22"/>
-          <w:szCs w:val="22"/>
-        </w:rPr>
-        <w:t xml:space="preserve">Теория </w:t>
-      </w:r>
-      <w:r>
-        <w:rPr>
-          <w:sz w:val="22"/>
-          <w:szCs w:val="22"/>
-        </w:rPr>
-        <w:t xml:space="preserve">– анализ и проектиране на решението </w:t>
-      </w:r>
-      <w:r>
-        <w:rPr>
-          <w:sz w:val="22"/>
-          <w:szCs w:val="22"/>
-          <w:highlight w:val="yellow"/>
-        </w:rPr>
-        <w:t>(декомпозиция на приложението, модули, компоненти, части на приложението)</w:t>
-      </w:r>
-    </w:p>
-    <w:p>
-      <w:pPr>
-        <w:rPr>
-          <w:sz w:val="18"/>
-          <w:szCs w:val="18"/>
-        </w:rPr>
-      </w:pPr>
-      <w:r>
-        <w:rPr>
-          <w:sz w:val="18"/>
-          <w:szCs w:val="18"/>
-          <w:highlight w:val="yellow"/>
-        </w:rPr>
-        <w:t>...</w:t>
-      </w:r>
-    </w:p>
-    <w:p>
-      <w:pPr>
-        <w:pStyle w:val="Heading2"/>
-        <w:rPr>
-          <w:sz w:val="22"/>
-          <w:szCs w:val="22"/>
-        </w:rPr>
-      </w:pPr>
-      <w:r>
-        <w:rPr>
-          <w:sz w:val="22"/>
-          <w:szCs w:val="22"/>
-        </w:rPr>
+        <w:lastRenderedPageBreak/>
         <w:t xml:space="preserve">4. </w:t>
       </w:r>
       <w:r>
@@ -1033,25 +2177,61 @@
           <w:szCs w:val="22"/>
           <w:highlight w:val="yellow"/>
         </w:rPr>
-        <w:t xml:space="preserve">(ръководство за инсталиране с екранни снимки, примерни настройки – пътища, адреси, адрес, име/парола на </w:t>
-      </w:r>
-      <w:proofErr w:type="spellStart"/>
-      <w:r>
+        <w:t>(ръководство за инсталиране с екранни снимки, примерни настройки – пътища, адреси, адрес, име/парола на бд и т.н.; адрес/адреси за стартиране на приложението и примерни данни за вход – поне по 1 акаунт за всяка роля)</w:t>
+      </w:r>
+    </w:p>
+    <w:p>
+      <w:pPr>
+        <w:rPr>
+          <w:sz w:val="18"/>
+          <w:szCs w:val="18"/>
+        </w:rPr>
+      </w:pPr>
+      <w:r>
+        <w:rPr>
+          <w:sz w:val="18"/>
+          <w:szCs w:val="18"/>
+          <w:highlight w:val="yellow"/>
+        </w:rPr>
+        <w:t>...</w:t>
+      </w:r>
+    </w:p>
+    <w:p>
+      <w:pPr>
+        <w:pStyle w:val="Heading2"/>
         <w:rPr>
           <w:sz w:val="22"/>
           <w:szCs w:val="22"/>
-          <w:highlight w:val="yellow"/>
-        </w:rPr>
-        <w:t>бд</w:t>
-      </w:r>
-      <w:proofErr w:type="spellEnd"/>
+        </w:rPr>
+      </w:pPr>
       <w:r>
         <w:rPr>
           <w:sz w:val="22"/>
           <w:szCs w:val="22"/>
-          <w:highlight w:val="yellow"/>
-        </w:rPr>
-        <w:t xml:space="preserve"> и т.н.; адрес/адреси за стартиране на приложението и примерни данни за вход – поне по 1 акаунт за всяка роля)</w:t>
+        </w:rPr>
+        <w:t xml:space="preserve">6. </w:t>
+      </w:r>
+      <w:r>
+        <w:rPr>
+          <w:sz w:val="22"/>
+          <w:szCs w:val="22"/>
+        </w:rPr>
+        <w:t xml:space="preserve">Кратко ръководство на потребителя </w:t>
+      </w:r>
+      <w:r>
+        <w:rPr>
+          <w:sz w:val="22"/>
+          <w:szCs w:val="22"/>
+        </w:rPr>
+        <w:t xml:space="preserve"> </w:t>
+      </w:r>
+      <w:r>
+        <w:rPr>
+          <w:sz w:val="22"/>
+          <w:szCs w:val="22"/>
+          <w:highlight w:val="yellow"/>
+        </w:rPr>
+        <w:t>( кратки инструкции и екранни снимки на приложението, минаващо през основни функционалности)</w:t>
       </w:r>
     </w:p>
     <w:p>
@@ -1083,29 +2263,100 @@
           <w:sz w:val="22"/>
           <w:szCs w:val="22"/>
         </w:rPr>
-        <w:t xml:space="preserve">6. </w:t>
+        <w:t xml:space="preserve">7. </w:t>
       </w:r>
       <w:r>
         <w:rPr>
           <w:sz w:val="22"/>
           <w:szCs w:val="22"/>
         </w:rPr>
-        <w:t xml:space="preserve">Кратко ръководство на потребителя </w:t>
+        <w:t xml:space="preserve">Примерни данни </w:t>
       </w:r>
       <w:r>
         <w:rPr>
           <w:sz w:val="22"/>
           <w:szCs w:val="22"/>
-        </w:rPr>
-        <w:t xml:space="preserve"> </w:t>
-      </w:r>
-      <w:r>
+          <w:highlight w:val="yellow"/>
+        </w:rPr>
+        <w:t>(за вход и тестване на системата, включително разположение на пътища до тестови скриптове, примерни файлове, примерни акаунти)</w:t>
+      </w:r>
+    </w:p>
+    <w:p>
+      <w:pPr>
+        <w:rPr>
+          <w:sz w:val="18"/>
+          <w:szCs w:val="18"/>
+        </w:rPr>
+      </w:pPr>
+      <w:r>
+        <w:rPr>
+          <w:sz w:val="18"/>
+          <w:szCs w:val="18"/>
+          <w:highlight w:val="yellow"/>
+        </w:rPr>
+        <w:t>...</w:t>
+      </w:r>
+    </w:p>
+    <w:p>
+      <w:pPr>
+        <w:pStyle w:val="Heading2"/>
         <w:rPr>
           <w:sz w:val="22"/>
           <w:szCs w:val="22"/>
-          <w:highlight w:val="yellow"/>
-        </w:rPr>
-        <w:t>( кратки инструкции и екранни снимки на приложението, минаващо през основни функционалности)</w:t>
+        </w:rPr>
+      </w:pPr>
+      <w:r>
+        <w:rPr>
+          <w:sz w:val="22"/>
+          <w:szCs w:val="22"/>
+        </w:rPr>
+        <w:t xml:space="preserve">8. </w:t>
+      </w:r>
+      <w:r>
+        <w:rPr>
+          <w:sz w:val="22"/>
+          <w:szCs w:val="22"/>
+        </w:rPr>
+        <w:t xml:space="preserve">Описание на програмния код </w:t>
+      </w:r>
+      <w:r>
+        <w:rPr>
+          <w:sz w:val="22"/>
+          <w:szCs w:val="22"/>
+        </w:rPr>
+        <w:t xml:space="preserve"> (</w:t>
+      </w:r>
+      <w:r>
+        <w:rPr>
+          <w:sz w:val="22"/>
+          <w:szCs w:val="22"/>
+          <w:highlight w:val="yellow"/>
+        </w:rPr>
+        <w:t>кратко описание на отделните модули и файлове, структура и цел</w:t>
+      </w:r>
+      <w:r>
+        <w:rPr>
+          <w:sz w:val="22"/>
+          <w:szCs w:val="22"/>
+          <w:highlight w:val="yellow"/>
+          <w:lang w:val="en-US"/>
+        </w:rPr>
+        <w:t xml:space="preserve">, </w:t>
+      </w:r>
+      <w:r>
+        <w:rPr>
+          <w:sz w:val="22"/>
+          <w:szCs w:val="22"/>
+          <w:highlight w:val="yellow"/>
+        </w:rPr>
+        <w:t>и важни номерирани, озаглавени и коментирани в текста фрагменти от програмният  код и настройките в него</w:t>
+      </w:r>
+      <w:r>
+        <w:rPr>
+          <w:sz w:val="22"/>
+          <w:szCs w:val="22"/>
+        </w:rPr>
+        <w:t>)</w:t>
       </w:r>
     </w:p>
     <w:p>
@@ -1137,132 +2388,6 @@
           <w:sz w:val="22"/>
           <w:szCs w:val="22"/>
         </w:rPr>
-        <w:t xml:space="preserve">7. </w:t>
-      </w:r>
-      <w:r>
-        <w:rPr>
-          <w:sz w:val="22"/>
-          <w:szCs w:val="22"/>
-        </w:rPr>
-        <w:t xml:space="preserve">Примерни данни </w:t>
-      </w:r>
-      <w:r>
-        <w:rPr>
-          <w:sz w:val="22"/>
-          <w:szCs w:val="22"/>
-          <w:highlight w:val="yellow"/>
-        </w:rPr>
-        <w:t>(за вход и тестване на системата, включително разположение на пътища до тестови скриптове, примерни файлове, примерни акаунти)</w:t>
-      </w:r>
-    </w:p>
-    <w:p>
-      <w:pPr>
-        <w:rPr>
-          <w:sz w:val="18"/>
-          <w:szCs w:val="18"/>
-        </w:rPr>
-      </w:pPr>
-      <w:r>
-        <w:rPr>
-          <w:sz w:val="18"/>
-          <w:szCs w:val="18"/>
-          <w:highlight w:val="yellow"/>
-        </w:rPr>
-        <w:t>...</w:t>
-      </w:r>
-    </w:p>
-    <w:p>
-      <w:pPr>
-        <w:pStyle w:val="Heading2"/>
-        <w:rPr>
-          <w:sz w:val="22"/>
-          <w:szCs w:val="22"/>
-        </w:rPr>
-      </w:pPr>
-      <w:r>
-        <w:rPr>
-          <w:sz w:val="22"/>
-          <w:szCs w:val="22"/>
-        </w:rPr>
-        <w:t xml:space="preserve">8. </w:t>
-      </w:r>
-      <w:r>
-        <w:rPr>
-          <w:sz w:val="22"/>
-          <w:szCs w:val="22"/>
-        </w:rPr>
-        <w:t xml:space="preserve">Описание на програмния код </w:t>
-      </w:r>
-      <w:r>
-        <w:rPr>
-          <w:sz w:val="22"/>
-          <w:szCs w:val="22"/>
-        </w:rPr>
-        <w:t xml:space="preserve"> (</w:t>
-      </w:r>
-      <w:r>
-        <w:rPr>
-          <w:sz w:val="22"/>
-          <w:szCs w:val="22"/>
-          <w:highlight w:val="yellow"/>
-        </w:rPr>
-        <w:t>кратко описание на отделните модули и файлове, структура и цел</w:t>
-      </w:r>
-      <w:r>
-        <w:rPr>
-          <w:sz w:val="22"/>
-          <w:szCs w:val="22"/>
-          <w:highlight w:val="yellow"/>
-          <w:lang w:val="en-US"/>
-        </w:rPr>
-        <w:t xml:space="preserve">, </w:t>
-      </w:r>
-      <w:r>
-        <w:rPr>
-          <w:sz w:val="22"/>
-          <w:szCs w:val="22"/>
-          <w:highlight w:val="yellow"/>
-        </w:rPr>
-        <w:t>и важни номерирани, озаглавени и коментирани в текста фрагменти от програмният  код и настройките в него</w:t>
-      </w:r>
-      <w:r>
-        <w:rPr>
-          <w:sz w:val="22"/>
-          <w:szCs w:val="22"/>
-        </w:rPr>
-        <w:t>)</w:t>
-      </w:r>
-    </w:p>
-    <w:p>
-      <w:pPr>
-        <w:rPr>
-          <w:sz w:val="18"/>
-          <w:szCs w:val="18"/>
-        </w:rPr>
-      </w:pPr>
-      <w:r>
-        <w:rPr>
-          <w:sz w:val="18"/>
-          <w:szCs w:val="18"/>
-          <w:highlight w:val="yellow"/>
-        </w:rPr>
-        <w:t>...</w:t>
-      </w:r>
-    </w:p>
-    <w:p>
-      <w:pPr>
-        <w:pStyle w:val="Heading2"/>
-        <w:rPr>
-          <w:sz w:val="22"/>
-          <w:szCs w:val="22"/>
-        </w:rPr>
-      </w:pPr>
-      <w:r>
-        <w:rPr>
-          <w:sz w:val="22"/>
-          <w:szCs w:val="22"/>
-        </w:rPr>
-        <w:lastRenderedPageBreak/>
         <w:t xml:space="preserve">9. </w:t>
       </w:r>
       <w:r>
@@ -1490,17 +2615,8 @@
           <w:sz w:val="22"/>
           <w:szCs w:val="22"/>
         </w:rPr>
-        <w:t xml:space="preserve">подкарване на проекта - </w:t>
-      </w:r>
-      <w:proofErr w:type="spellStart"/>
-      <w:r>
-        <w:rPr>
-          <w:sz w:val="22"/>
-          <w:szCs w:val="22"/>
-        </w:rPr>
-        <w:t>особенности</w:t>
-      </w:r>
-      <w:proofErr w:type="spellEnd"/>
+        <w:t>подкарване на проекта - особенности</w:t>
+      </w:r>
     </w:p>
     <w:p>
       <w:pPr>
@@ -1514,50 +2630,33 @@
           <w:i/>
           <w:iCs/>
         </w:rPr>
-        <w:t xml:space="preserve">12.1 – Линк към проекта в </w:t>
-      </w:r>
-      <w:proofErr w:type="spellStart"/>
-      <w:r>
-        <w:rPr>
+        <w:t>12.1 – Линк към проекта в гитлаб на фми (</w:t>
+      </w:r>
+      <w:r>
+        <w:fldChar w:fldCharType="begin"/>
+      </w:r>
+      <w:r>
+        <w:instrText xml:space="preserve"> HYPERLINK "https://gitlab.hss.fmi.uni-sofia.bg/" </w:instrText>
+      </w:r>
+      <w:r>
+        <w:fldChar w:fldCharType="separate"/>
+      </w:r>
+      <w:r>
+        <w:rPr>
+          <w:rStyle w:val="Hyperlink"/>
           <w:i/>
           <w:iCs/>
         </w:rPr>
-        <w:t>гитлаб</w:t>
-      </w:r>
-      <w:proofErr w:type="spellEnd"/>
-      <w:r>
-        <w:rPr>
+        <w:t>https://gitlab.hss.fmi.uni-sofia.bg/</w:t>
+      </w:r>
+      <w:r>
+        <w:rPr>
+          <w:rStyle w:val="Hyperlink"/>
           <w:i/>
           <w:iCs/>
         </w:rPr>
-        <w:t xml:space="preserve"> на </w:t>
-      </w:r>
-      <w:proofErr w:type="spellStart"/>
-      <w:r>
-        <w:rPr>
-          <w:i/>
-          <w:iCs/>
-        </w:rPr>
-        <w:t>фми</w:t>
-      </w:r>
-      <w:proofErr w:type="spellEnd"/>
-      <w:r>
-        <w:rPr>
-          <w:i/>
-          <w:iCs/>
-        </w:rPr>
-        <w:t xml:space="preserve"> (</w:t>
-      </w:r>
-      <w:hyperlink r:id="rId5" w:history="1">
-        <w:r>
-          <w:rPr>
-            <w:rStyle w:val="Hyperlink"/>
-            <w:i/>
-            <w:iCs/>
-          </w:rPr>
-          <w:t>https://gitlab.hss.fmi.uni-sofia.bg/</w:t>
-        </w:r>
-      </w:hyperlink>
+        <w:fldChar w:fldCharType="end"/>
+      </w:r>
       <w:r>
         <w:rPr>
           <w:i/>
@@ -1587,15 +2686,7 @@
             <w:i/>
             <w:iCs/>
           </w:rPr>
-          <w:t>https://</w:t>
-        </w:r>
-        <w:r>
-          <w:rPr>
-            <w:rStyle w:val="Hyperlink"/>
-            <w:i/>
-            <w:iCs/>
-          </w:rPr>
-          <w:t>w25-</w:t>
+          <w:t>https://w25-</w:t>
         </w:r>
         <w:r>
           <w:rPr>
@@ -1612,15 +2703,7 @@
             <w:i/>
             <w:iCs/>
           </w:rPr>
-          <w:t>-dev</w:t>
-        </w:r>
-        <w:r>
-          <w:rPr>
-            <w:rStyle w:val="Hyperlink"/>
-            <w:i/>
-            <w:iCs/>
-          </w:rPr>
-          <w:t>.hss.fmi.uni-sofia.bg</w:t>
+          <w:t>-dev.hss.fmi.uni-sofia.bg</w:t>
         </w:r>
       </w:hyperlink>
       <w:r>
@@ -1628,1712 +2711,1205 @@
           <w:i/>
           <w:iCs/>
         </w:rPr>
-        <w:t xml:space="preserve"> – като </w:t>
-      </w:r>
-      <w:proofErr w:type="spellStart"/>
-      <w:r>
+        <w:t xml:space="preserve"> – като фн може би ще е опционално, но за име трябва да се измисли нещо оригинално/уникално, да не се бие с проектите на колегите ви</w:t>
+      </w:r>
+    </w:p>
+    <w:p>
+      <w:pPr>
         <w:rPr>
           <w:i/>
           <w:iCs/>
         </w:rPr>
-        <w:t>фн</w:t>
-      </w:r>
-      <w:proofErr w:type="spellEnd"/>
+      </w:pPr>
       <w:r>
         <w:rPr>
           <w:i/>
           <w:iCs/>
         </w:rPr>
-        <w:t xml:space="preserve"> може би ще е опционално, но за име трябва да се измисли нещо оригинално/уникално, да не се бие с проектите на колегите ви</w:t>
-      </w:r>
-    </w:p>
-    <w:p>
-      <w:pPr>
+        <w:t xml:space="preserve">12.3. </w:t>
+      </w:r>
+      <w:r>
         <w:rPr>
           <w:i/>
           <w:iCs/>
         </w:rPr>
-      </w:pPr>
+        <w:t>Инструкции и коментари при подкарването на проекта във ФМИ – настройки на докер/примерни данни – име на sql файл (който може да е различен от sql файл-а за локално подкарване).</w:t>
+      </w:r>
+    </w:p>
+    <w:p>
+      <w:pPr>
+        <w:pStyle w:val="Heading2"/>
+        <w:rPr>
+          <w:sz w:val="22"/>
+          <w:szCs w:val="22"/>
+        </w:rPr>
+      </w:pPr>
+      <w:r>
+        <w:rPr>
+          <w:sz w:val="22"/>
+          <w:szCs w:val="22"/>
+        </w:rPr>
+        <w:lastRenderedPageBreak/>
+        <w:t>1</w:t>
+      </w:r>
+      <w:r>
+        <w:rPr>
+          <w:sz w:val="22"/>
+          <w:szCs w:val="22"/>
+        </w:rPr>
+        <w:t>3</w:t>
+      </w:r>
+      <w:r>
+        <w:rPr>
+          <w:sz w:val="22"/>
+          <w:szCs w:val="22"/>
+        </w:rPr>
+        <w:t>. Използвани източници</w:t>
+      </w:r>
+      <w:r>
+        <w:rPr>
+          <w:sz w:val="22"/>
+          <w:szCs w:val="22"/>
+        </w:rPr>
+        <w:t xml:space="preserve"> </w:t>
+      </w:r>
+      <w:r>
+        <w:rPr>
+          <w:sz w:val="22"/>
+          <w:szCs w:val="22"/>
+          <w:highlight w:val="yellow"/>
+        </w:rPr>
+        <w:t>(цитирани по над</w:t>
+      </w:r>
+      <w:r>
+        <w:rPr>
+          <w:sz w:val="22"/>
+          <w:szCs w:val="22"/>
+          <w:highlight w:val="yellow"/>
+        </w:rPr>
+        <w:t>л</w:t>
+      </w:r>
+      <w:r>
+        <w:rPr>
+          <w:sz w:val="22"/>
+          <w:szCs w:val="22"/>
+          <w:highlight w:val="yellow"/>
+        </w:rPr>
+        <w:t>ежният ред в теорията по-горе</w:t>
+      </w:r>
+      <w:r>
+        <w:rPr>
+          <w:sz w:val="22"/>
+          <w:szCs w:val="22"/>
+          <w:highlight w:val="yellow"/>
+        </w:rPr>
+        <w:t>, конкретни статии и книги, с линк, дата на посещение, заглавие, автор; при множество ползвани линкове, може тук да се сложат по-главните, а цялостният списък да се експортне като файл</w:t>
+      </w:r>
+      <w:r>
+        <w:rPr>
+          <w:sz w:val="22"/>
+          <w:szCs w:val="22"/>
+          <w:highlight w:val="yellow"/>
+        </w:rPr>
+        <w:t xml:space="preserve"> с </w:t>
+      </w:r>
+      <w:r>
+        <w:rPr>
+          <w:sz w:val="22"/>
+          <w:szCs w:val="22"/>
+          <w:highlight w:val="yellow"/>
+          <w:lang w:val="en-US"/>
+        </w:rPr>
+        <w:t>bookmarks</w:t>
+      </w:r>
+      <w:r>
+        <w:rPr>
+          <w:sz w:val="22"/>
+          <w:szCs w:val="22"/>
+          <w:highlight w:val="yellow"/>
+        </w:rPr>
+        <w:t xml:space="preserve"> и да се приложи към проекта)</w:t>
+      </w:r>
+    </w:p>
+    <w:p>
+      <w:r>
+        <w:rPr>
+          <w:highlight w:val="yellow"/>
+        </w:rPr>
+        <w:t>...</w:t>
+      </w:r>
+    </w:p>
+    <w:p>
+      <w:pPr>
+        <w:spacing w:line="240" w:lineRule="auto"/>
+        <w:jc w:val="right"/>
+        <w:rPr>
+          <w:lang w:bidi="he-IL"/>
+        </w:rPr>
+      </w:pPr>
+      <w:r>
+        <w:rPr>
+          <w:lang w:bidi="he-IL"/>
+        </w:rPr>
+        <w:t>Предал</w:t>
+      </w:r>
+      <w:r>
+        <w:rPr>
+          <w:lang w:bidi="he-IL"/>
+        </w:rPr>
+        <w:t xml:space="preserve"> </w:t>
+      </w:r>
+      <w:r>
+        <w:rPr>
+          <w:lang w:val="en-US" w:bidi="he-IL"/>
+        </w:rPr>
+        <w:t>(</w:t>
+      </w:r>
+      <w:r>
+        <w:rPr>
+          <w:lang w:bidi="he-IL"/>
+        </w:rPr>
+        <w:t>подпис)</w:t>
+      </w:r>
+      <w:r>
+        <w:rPr>
+          <w:lang w:bidi="he-IL"/>
+        </w:rPr>
+        <w:t>: ………………………….</w:t>
+      </w:r>
+    </w:p>
+    <w:p>
+      <w:pPr>
+        <w:spacing w:line="240" w:lineRule="auto"/>
+        <w:jc w:val="right"/>
+        <w:rPr>
+          <w:lang w:bidi="he-IL"/>
+        </w:rPr>
+      </w:pPr>
+      <w:r>
+        <w:rPr>
+          <w:lang w:bidi="he-IL"/>
+        </w:rPr>
+        <w:t>/</w:t>
+      </w:r>
       <w:r>
         <w:rPr>
           <w:i/>
           <w:iCs/>
-        </w:rPr>
-        <w:t xml:space="preserve">12.3. </w:t>
+          <w:highlight w:val="yellow"/>
+          <w:lang w:bidi="he-IL"/>
+        </w:rPr>
+        <w:t>фн, имена</w:t>
       </w:r>
       <w:r>
         <w:rPr>
           <w:i/>
           <w:iCs/>
-        </w:rPr>
-        <w:t xml:space="preserve">Инструкции и коментари при подкарването на проекта във ФМИ – настройки на докер/примерни данни – име на </w:t>
-      </w:r>
-      <w:proofErr w:type="spellStart"/>
+          <w:highlight w:val="yellow"/>
+          <w:lang w:val="en-US" w:bidi="he-IL"/>
+        </w:rPr>
+        <w:t xml:space="preserve">, </w:t>
+      </w:r>
       <w:r>
         <w:rPr>
           <w:i/>
           <w:iCs/>
-        </w:rPr>
-        <w:t>sql</w:t>
-      </w:r>
-      <w:proofErr w:type="spellEnd"/>
+          <w:highlight w:val="yellow"/>
+          <w:lang w:bidi="he-IL"/>
+        </w:rPr>
+        <w:t>спец., група</w:t>
+      </w:r>
+      <w:r>
+        <w:rPr>
+          <w:lang w:bidi="he-IL"/>
+        </w:rPr>
+        <w:t>/</w:t>
+      </w:r>
+    </w:p>
+    <w:p>
+      <w:pPr>
+        <w:spacing w:line="240" w:lineRule="auto"/>
+        <w:jc w:val="right"/>
+        <w:rPr>
+          <w:lang w:bidi="he-IL"/>
+        </w:rPr>
+      </w:pPr>
+      <w:r>
+        <w:rPr>
+          <w:lang w:bidi="he-IL"/>
+        </w:rPr>
+        <w:t>Приел</w:t>
+      </w:r>
+      <w:r>
+        <w:rPr>
+          <w:lang w:bidi="he-IL"/>
+        </w:rPr>
+        <w:t xml:space="preserve"> (подпис)</w:t>
+      </w:r>
+      <w:r>
+        <w:rPr>
+          <w:lang w:bidi="he-IL"/>
+        </w:rPr>
+        <w:t>: ………………………….</w:t>
+      </w:r>
+    </w:p>
+    <w:p>
+      <w:pPr>
+        <w:spacing w:line="240" w:lineRule="auto"/>
+        <w:jc w:val="right"/>
+        <w:rPr>
+          <w:lang w:bidi="he-IL"/>
+        </w:rPr>
+      </w:pPr>
+      <w:r>
+        <w:rPr>
+          <w:lang w:bidi="he-IL"/>
+        </w:rPr>
+        <w:t>/</w:t>
+      </w:r>
+      <w:r>
+        <w:rPr>
+          <w:lang w:bidi="he-IL"/>
+        </w:rPr>
+        <w:t>проф</w:t>
+      </w:r>
+      <w:r>
+        <w:rPr>
+          <w:lang w:bidi="he-IL"/>
+        </w:rPr>
+        <w:t xml:space="preserve">. </w:t>
+      </w:r>
+      <w:r>
+        <w:rPr>
+          <w:lang w:bidi="he-IL"/>
+        </w:rPr>
+        <w:t xml:space="preserve">д-р </w:t>
+      </w:r>
       <w:r>
         <w:rPr>
           <w:i/>
           <w:iCs/>
-        </w:rPr>
-        <w:t xml:space="preserve"> файл (който може да е различен от </w:t>
-      </w:r>
-      <w:proofErr w:type="spellStart"/>
-      <w:r>
+          <w:lang w:bidi="he-IL"/>
+        </w:rPr>
+        <w:t>Милен Петров</w:t>
+      </w:r>
+      <w:r>
+        <w:rPr>
+          <w:lang w:bidi="he-IL"/>
+        </w:rPr>
+        <w:t>/</w:t>
+      </w:r>
+    </w:p>
+    <w:p>
+      <w:pPr>
+        <w:spacing w:line="240" w:lineRule="auto"/>
+        <w:jc w:val="right"/>
+        <w:rPr>
+          <w:lang w:bidi="he-IL"/>
+        </w:rPr>
+      </w:pPr>
+    </w:p>
+    <w:p>
+      <w:pPr>
+        <w:pStyle w:val="Heading2"/>
+        <w:rPr>
+          <w:lang w:bidi="he-IL"/>
+        </w:rPr>
+      </w:pPr>
+      <w:r>
+        <w:rPr>
+          <w:lang w:bidi="he-IL"/>
+        </w:rPr>
+        <w:t>Препоръки за предаване на проекта (</w:t>
+      </w:r>
+      <w:r>
+        <w:rPr>
+          <w:color w:val="FF0000"/>
+          <w:highlight w:val="yellow"/>
+          <w:lang w:bidi="he-IL"/>
+        </w:rPr>
+        <w:t>ИЗТРИЙ</w:t>
+      </w:r>
+      <w:r>
+        <w:rPr>
+          <w:color w:val="FF0000"/>
+          <w:highlight w:val="yellow"/>
+          <w:lang w:bidi="he-IL"/>
+        </w:rPr>
+        <w:t xml:space="preserve"> </w:t>
+      </w:r>
+      <w:r>
+        <w:rPr>
+          <w:color w:val="FF0000"/>
+          <w:highlight w:val="yellow"/>
+          <w:lang w:val="en-US" w:bidi="he-IL"/>
+        </w:rPr>
+        <w:t xml:space="preserve"> </w:t>
+      </w:r>
+      <w:r>
+        <w:rPr>
+          <w:color w:val="FF0000"/>
+          <w:highlight w:val="yellow"/>
+          <w:lang w:bidi="he-IL"/>
+        </w:rPr>
+        <w:t>до края</w:t>
+      </w:r>
+      <w:r>
+        <w:rPr>
+          <w:color w:val="FF0000"/>
+          <w:highlight w:val="yellow"/>
+          <w:lang w:bidi="he-IL"/>
+        </w:rPr>
+        <w:t>-</w:t>
+      </w:r>
+      <w:r>
+        <w:rPr>
+          <w:color w:val="FF0000"/>
+          <w:highlight w:val="yellow"/>
+          <w:lang w:bidi="he-IL"/>
+        </w:rPr>
+        <w:t>при предаване на проекта</w:t>
+      </w:r>
+      <w:r>
+        <w:rPr>
+          <w:color w:val="FF0000"/>
+          <w:lang w:bidi="he-IL"/>
+        </w:rPr>
+        <w:t>!</w:t>
+      </w:r>
+      <w:r>
+        <w:rPr>
+          <w:lang w:bidi="he-IL"/>
+        </w:rPr>
+        <w:t>)</w:t>
+      </w:r>
+    </w:p>
+    <w:p>
+      <w:pPr>
+        <w:rPr>
+          <w:lang w:bidi="he-IL"/>
+        </w:rPr>
+      </w:pPr>
+      <w:r>
+        <w:rPr>
+          <w:b/>
+          <w:bCs/>
+          <w:lang w:bidi="he-IL"/>
+        </w:rPr>
+        <w:t>Заб1</w:t>
+      </w:r>
+      <w:r>
+        <w:rPr>
+          <w:b/>
+          <w:bCs/>
+          <w:lang w:bidi="he-IL"/>
+        </w:rPr>
+        <w:t>.</w:t>
+      </w:r>
+      <w:r>
+        <w:rPr>
+          <w:lang w:bidi="he-IL"/>
+        </w:rPr>
+        <w:t xml:space="preserve"> (</w:t>
+      </w:r>
+      <w:r>
+        <w:rPr>
+          <w:lang w:val="en-US" w:bidi="he-IL"/>
+        </w:rPr>
+        <w:t>w21</w:t>
+      </w:r>
+      <w:r>
+        <w:rPr>
+          <w:lang w:bidi="he-IL"/>
+        </w:rPr>
+        <w:t xml:space="preserve">. </w:t>
+      </w:r>
+      <w:r>
+        <w:rPr>
+          <w:highlight w:val="green"/>
+          <w:lang w:bidi="he-IL"/>
+        </w:rPr>
+        <w:t xml:space="preserve">Изтрийте текста в </w:t>
+      </w:r>
+      <w:r>
+        <w:rPr>
+          <w:highlight w:val="green"/>
+          <w:lang w:bidi="he-IL"/>
+        </w:rPr>
+        <w:t xml:space="preserve">зелено по-горе </w:t>
+      </w:r>
+      <w:r>
+        <w:rPr>
+          <w:highlight w:val="green"/>
+          <w:lang w:bidi="he-IL"/>
+        </w:rPr>
+        <w:t xml:space="preserve">в документацията, </w:t>
+      </w:r>
+      <w:r>
+        <w:rPr>
+          <w:highlight w:val="yellow"/>
+          <w:lang w:bidi="he-IL"/>
+        </w:rPr>
+        <w:t xml:space="preserve">а където се искат важите данни – </w:t>
+      </w:r>
+      <w:r>
+        <w:rPr>
+          <w:highlight w:val="yellow"/>
+          <w:lang w:bidi="he-IL"/>
+        </w:rPr>
+        <w:t xml:space="preserve">в жълто - </w:t>
+      </w:r>
+      <w:r>
+        <w:rPr>
+          <w:highlight w:val="yellow"/>
+          <w:lang w:bidi="he-IL"/>
+        </w:rPr>
+        <w:t xml:space="preserve">модифицирайте </w:t>
+      </w:r>
+      <w:r>
+        <w:rPr>
+          <w:highlight w:val="yellow"/>
+          <w:lang w:bidi="he-IL"/>
+        </w:rPr>
+        <w:t>коректн</w:t>
+      </w:r>
+      <w:r>
+        <w:rPr>
+          <w:highlight w:val="yellow"/>
+          <w:lang w:bidi="he-IL"/>
+        </w:rPr>
+        <w:t>ата информация, и махнете оцветяването.</w:t>
+      </w:r>
+    </w:p>
+    <w:p>
+      <w:pPr>
+        <w:spacing w:line="240" w:lineRule="auto"/>
         <w:rPr>
           <w:i/>
           <w:iCs/>
-        </w:rPr>
-        <w:t>sql</w:t>
-      </w:r>
-      <w:proofErr w:type="spellEnd"/>
+          <w:lang w:bidi="he-IL"/>
+        </w:rPr>
+      </w:pPr>
+      <w:r>
+        <w:rPr>
+          <w:lang w:bidi="he-IL"/>
+        </w:rPr>
+        <w:t xml:space="preserve">Заб. </w:t>
+      </w:r>
       <w:r>
         <w:rPr>
           <w:i/>
           <w:iCs/>
-        </w:rPr>
-        <w:t xml:space="preserve"> файл-а за локално подкарване).</w:t>
-      </w:r>
-    </w:p>
-    <w:p>
-      <w:pPr>
-        <w:pStyle w:val="Heading2"/>
-        <w:rPr>
-          <w:sz w:val="22"/>
-          <w:szCs w:val="22"/>
-        </w:rPr>
-      </w:pPr>
-      <w:r>
-        <w:rPr>
-          <w:sz w:val="22"/>
-          <w:szCs w:val="22"/>
-        </w:rPr>
-        <w:t>1</w:t>
-      </w:r>
-      <w:r>
-        <w:rPr>
-          <w:sz w:val="22"/>
-          <w:szCs w:val="22"/>
-        </w:rPr>
-        <w:t>3</w:t>
-      </w:r>
-      <w:r>
-        <w:rPr>
-          <w:sz w:val="22"/>
-          <w:szCs w:val="22"/>
-        </w:rPr>
-        <w:t>. Използвани източници</w:t>
-      </w:r>
-      <w:r>
-        <w:rPr>
-          <w:sz w:val="22"/>
-          <w:szCs w:val="22"/>
-        </w:rPr>
-        <w:t xml:space="preserve"> </w:t>
-      </w:r>
-      <w:r>
-        <w:rPr>
-          <w:sz w:val="22"/>
-          <w:szCs w:val="22"/>
-          <w:highlight w:val="yellow"/>
-        </w:rPr>
-        <w:t>(цитирани по над</w:t>
-      </w:r>
-      <w:r>
-        <w:rPr>
-          <w:sz w:val="22"/>
-          <w:szCs w:val="22"/>
-          <w:highlight w:val="yellow"/>
-        </w:rPr>
-        <w:t>л</w:t>
-      </w:r>
-      <w:r>
-        <w:rPr>
-          <w:sz w:val="22"/>
-          <w:szCs w:val="22"/>
-          <w:highlight w:val="yellow"/>
-        </w:rPr>
-        <w:t>ежният ред в теорията по-горе</w:t>
-      </w:r>
-      <w:r>
-        <w:rPr>
-          <w:sz w:val="22"/>
-          <w:szCs w:val="22"/>
-          <w:highlight w:val="yellow"/>
-        </w:rPr>
-        <w:t xml:space="preserve">, конкретни статии и книги, с линк, дата на посещение, заглавие, автор; при множество ползвани линкове, може тук да се сложат по-главните, а цялостният списък да се </w:t>
-      </w:r>
-      <w:proofErr w:type="spellStart"/>
-      <w:r>
-        <w:rPr>
-          <w:sz w:val="22"/>
-          <w:szCs w:val="22"/>
-          <w:highlight w:val="yellow"/>
-        </w:rPr>
-        <w:t>експортне</w:t>
-      </w:r>
-      <w:proofErr w:type="spellEnd"/>
-      <w:r>
-        <w:rPr>
-          <w:sz w:val="22"/>
-          <w:szCs w:val="22"/>
-          <w:highlight w:val="yellow"/>
-        </w:rPr>
-        <w:t xml:space="preserve"> като файл</w:t>
-      </w:r>
-      <w:r>
-        <w:rPr>
-          <w:sz w:val="22"/>
-          <w:szCs w:val="22"/>
-          <w:highlight w:val="yellow"/>
-        </w:rPr>
-        <w:t xml:space="preserve"> с </w:t>
-      </w:r>
-      <w:r>
-        <w:rPr>
-          <w:sz w:val="22"/>
-          <w:szCs w:val="22"/>
-          <w:highlight w:val="yellow"/>
-          <w:lang w:val="en-US"/>
-        </w:rPr>
-        <w:t>bookmarks</w:t>
-      </w:r>
-      <w:r>
-        <w:rPr>
-          <w:sz w:val="22"/>
-          <w:szCs w:val="22"/>
-          <w:highlight w:val="yellow"/>
-        </w:rPr>
-        <w:t xml:space="preserve"> и да се приложи към проекта)</w:t>
-      </w:r>
-    </w:p>
-    <w:p>
-      <w:r>
-        <w:rPr>
-          <w:highlight w:val="yellow"/>
-        </w:rPr>
-        <w:t>...</w:t>
-      </w:r>
-    </w:p>
-    <w:p>
-      <w:pPr>
-        <w:spacing w:line="240" w:lineRule="auto"/>
-        <w:jc w:val="right"/>
-        <w:rPr>
-          <w:lang w:bidi="he-IL"/>
-        </w:rPr>
-      </w:pPr>
-      <w:r>
-        <w:rPr>
-          <w:lang w:bidi="he-IL"/>
-        </w:rPr>
-        <w:t>Предал</w:t>
-      </w:r>
-      <w:r>
-        <w:rPr>
-          <w:lang w:bidi="he-IL"/>
-        </w:rPr>
-        <w:t xml:space="preserve"> </w:t>
-      </w:r>
-      <w:r>
-        <w:rPr>
-          <w:lang w:val="en-US" w:bidi="he-IL"/>
-        </w:rPr>
-        <w:t>(</w:t>
-      </w:r>
-      <w:r>
-        <w:rPr>
-          <w:lang w:bidi="he-IL"/>
-        </w:rPr>
-        <w:t>подпис)</w:t>
-      </w:r>
-      <w:r>
-        <w:rPr>
-          <w:lang w:bidi="he-IL"/>
-        </w:rPr>
-        <w:t>: ………………………….</w:t>
-      </w:r>
-    </w:p>
-    <w:p>
-      <w:pPr>
-        <w:spacing w:line="240" w:lineRule="auto"/>
-        <w:jc w:val="right"/>
-        <w:rPr>
-          <w:lang w:bidi="he-IL"/>
-        </w:rPr>
-      </w:pPr>
-      <w:r>
-        <w:rPr>
-          <w:lang w:bidi="he-IL"/>
-        </w:rPr>
-        <w:t>/</w:t>
-      </w:r>
-      <w:proofErr w:type="spellStart"/>
+          <w:lang w:bidi="he-IL"/>
+        </w:rPr>
+        <w:t>Спазвайки препоръките по-долу биха спомогнали да направите до</w:t>
+      </w:r>
       <w:r>
         <w:rPr>
           <w:i/>
           <w:iCs/>
-          <w:highlight w:val="yellow"/>
-          <w:lang w:bidi="he-IL"/>
-        </w:rPr>
-        <w:t>фн</w:t>
-      </w:r>
-      <w:proofErr w:type="spellEnd"/>
-      <w:r>
+          <w:lang w:bidi="he-IL"/>
+        </w:rPr>
+        <w:t xml:space="preserve">бри проекти по Уеб технологии. </w:t>
+      </w:r>
+    </w:p>
+    <w:p>
+      <w:pPr>
+        <w:pStyle w:val="Heading2"/>
+        <w:rPr>
+          <w:lang w:bidi="he-IL"/>
+        </w:rPr>
+      </w:pPr>
+      <w:r>
+        <w:rPr>
+          <w:lang w:bidi="he-IL"/>
+        </w:rPr>
+        <w:t>Финален проект</w:t>
+      </w:r>
+      <w:r>
+        <w:rPr>
+          <w:lang w:val="en-US" w:bidi="he-IL"/>
+        </w:rPr>
+        <w:t xml:space="preserve"> (</w:t>
+      </w:r>
+      <w:r>
+        <w:rPr>
+          <w:lang w:bidi="he-IL"/>
+        </w:rPr>
+        <w:t xml:space="preserve">инструкции към 7 издание) </w:t>
+      </w:r>
+    </w:p>
+    <w:p>
+      <w:pPr>
+        <w:spacing w:line="240" w:lineRule="auto"/>
+        <w:rPr>
+          <w:lang w:bidi="he-IL"/>
+        </w:rPr>
+      </w:pPr>
+      <w:r>
+        <w:rPr>
+          <w:lang w:bidi="he-IL"/>
+        </w:rPr>
+        <w:t>2. Изпитни проекти:</w:t>
+      </w:r>
+      <w:r>
+        <w:rPr>
+          <w:lang w:bidi="he-IL"/>
+        </w:rPr>
+        <w:t xml:space="preserve"> (настоящият документ може да съхраните като</w:t>
+      </w:r>
+      <w:r>
+        <w:rPr>
+          <w:lang w:val="en-US" w:bidi="he-IL"/>
+        </w:rPr>
+        <w:t xml:space="preserve"> .docx</w:t>
+      </w:r>
+      <w:r>
+        <w:rPr>
+          <w:lang w:bidi="he-IL"/>
+        </w:rPr>
+        <w:t xml:space="preserve"> . За хората, ползващи редактори, различни от </w:t>
+      </w:r>
+      <w:r>
+        <w:rPr>
+          <w:lang w:val="en-US" w:bidi="he-IL"/>
+        </w:rPr>
+        <w:t xml:space="preserve">MS Office – </w:t>
+      </w:r>
+      <w:r>
+        <w:rPr>
+          <w:lang w:bidi="he-IL"/>
+        </w:rPr>
+        <w:t xml:space="preserve">освен </w:t>
+      </w:r>
+      <w:r>
+        <w:rPr>
+          <w:lang w:val="en-US" w:bidi="he-IL"/>
+        </w:rPr>
+        <w:t>docx/rtf</w:t>
+      </w:r>
+      <w:r>
+        <w:rPr>
+          <w:lang w:bidi="he-IL"/>
+        </w:rPr>
+        <w:t xml:space="preserve"> да качат и </w:t>
+      </w:r>
+      <w:r>
+        <w:rPr>
+          <w:lang w:val="en-US" w:bidi="he-IL"/>
+        </w:rPr>
+        <w:t xml:space="preserve">pdf </w:t>
+      </w:r>
+      <w:r>
+        <w:rPr>
+          <w:lang w:bidi="he-IL"/>
+        </w:rPr>
+        <w:t>версия на документацията – за по-сигурно.)</w:t>
+      </w:r>
+    </w:p>
+    <w:p>
+      <w:pPr>
+        <w:spacing w:line="240" w:lineRule="auto"/>
+        <w:rPr>
+          <w:lang w:bidi="he-IL"/>
+        </w:rPr>
+      </w:pPr>
+      <w:r>
+        <w:rPr>
+          <w:lang w:bidi="he-IL"/>
+        </w:rPr>
+        <w:t>2.1. Темите за изпитните проекти трябва да са съгласувани с мен на място (вече няколко хора го направиха); като тема си запишете ф.н. в гугъл докса - там пише как се записвате (в коя колона и какъв разделител да ползвате); Обем на проектите: 30 човеко</w:t>
+      </w:r>
+      <w:r>
+        <w:rPr>
+          <w:lang w:bidi="he-IL"/>
+        </w:rPr>
+        <w:t>-</w:t>
+      </w:r>
+      <w:r>
+        <w:rPr>
+          <w:lang w:bidi="he-IL"/>
+        </w:rPr>
+        <w:t xml:space="preserve">часа на човек на проект. Това е доста </w:t>
+      </w:r>
+      <w:r>
+        <w:rPr>
+          <w:lang w:bidi="he-IL"/>
+        </w:rPr>
+        <w:t>относително, но все пак е нещо.</w:t>
+      </w:r>
+    </w:p>
+    <w:p>
+      <w:pPr>
+        <w:spacing w:line="240" w:lineRule="auto"/>
+        <w:rPr>
+          <w:lang w:bidi="he-IL"/>
+        </w:rPr>
+      </w:pPr>
+      <w:r>
+        <w:rPr>
+          <w:lang w:bidi="he-IL"/>
+        </w:rPr>
+        <w:t>2.2. За документация на проекта ползвайте шаблона (ще гледам да го кача скоро); Задължително потребителска документация (а.к.а. userguide) - няколко скрийншота с кратко разяснение; условие на проекта (т.е. какво сте разтълкували сме се разбрали да правите - то може и да се различава от описанието дадено в гугъл докс-а към момента); както и инструкции за инсталиране; за защитата - ще дам няколко дати през сесията/преди сесията + официалните дати, за който не успее да мине преди това; за защитата - кода, документацията/необходими библиотеки/среди, инсталации - за инсталирането се предават на DVD (ако има още такова нещо като CD-може и на CD). Може по изключение да сложа И форма за качване само на документацията и програмен код и в мудъл, НО идеята е, че ако няма интернет (да речем е паднал мудъла, спрял е тока и т.н. - само по съдържанието на диска, който сте предали да може да се инсталира</w:t>
+      </w:r>
+      <w:r>
+        <w:rPr>
+          <w:lang w:bidi="he-IL"/>
+        </w:rPr>
+        <w:t xml:space="preserve">, </w:t>
+      </w:r>
+      <w:r>
+        <w:rPr>
+          <w:lang w:bidi="he-IL"/>
+        </w:rPr>
+        <w:t xml:space="preserve">подкара </w:t>
+      </w:r>
+      <w:r>
+        <w:rPr>
+          <w:lang w:bidi="he-IL"/>
+        </w:rPr>
+        <w:t xml:space="preserve">и тества </w:t>
+      </w:r>
+      <w:r>
+        <w:rPr>
+          <w:lang w:bidi="he-IL"/>
+        </w:rPr>
+        <w:t xml:space="preserve">проекта); Също така разпечатвате първа страница от проекта (с името ви и заданието), 1 страница от userguide-а и последната страница, където пише предал/приел (там пише вашите и моите имена), т.е. не е необходимо да печатите цялата документация - така или иначе ще я има в електронен формат; За хората, които не ползват MS Office - ще помоля освен изходният документ в docx/rtf, да качат нещата и е pdf формат, т.к. често такъв тип документация се размества и не се чете. В кода сложете и MySql sql скрипт със създаване на таблицата и скриптове, задаващи примерни данни (т.е. може да тестваме приложението дали работи без данни, и ако за да се види пълната прелест на проекта е нужно </w:t>
+      </w:r>
+      <w:r>
+        <w:rPr>
+          <w:lang w:bidi="he-IL"/>
+        </w:rPr>
+        <w:lastRenderedPageBreak/>
+        <w:t>да се вкарат предварително данни - sql и/или снимки/звуци и т.н. м</w:t>
+      </w:r>
+      <w:r>
+        <w:rPr>
+          <w:lang w:bidi="he-IL"/>
+        </w:rPr>
+        <w:t>оже да ги подготвите на диска</w:t>
+      </w:r>
+      <w:r>
+        <w:rPr>
+          <w:lang w:bidi="he-IL"/>
+        </w:rPr>
+        <w:t xml:space="preserve"> или ако е указано-в мудъл </w:t>
+      </w:r>
+      <w:r>
+        <w:rPr>
+          <w:strike/>
+          <w:lang w:bidi="he-IL"/>
+        </w:rPr>
+        <w:t>или облака към курса – ако има</w:t>
+      </w:r>
+      <w:r>
+        <w:rPr>
+          <w:lang w:bidi="he-IL"/>
+        </w:rPr>
+        <w:t>).</w:t>
+      </w:r>
+      <w:r>
+        <w:rPr>
+          <w:lang w:bidi="he-IL"/>
+        </w:rPr>
+        <w:t xml:space="preserve"> </w:t>
+      </w:r>
+      <w:r>
+        <w:rPr>
+          <w:b/>
+          <w:color w:val="FF0000"/>
+          <w:lang w:bidi="he-IL"/>
+        </w:rPr>
+        <w:t>БЕЗ</w:t>
+      </w:r>
+      <w:r>
+        <w:rPr>
+          <w:b/>
+          <w:color w:val="FF0000"/>
+          <w:lang w:bidi="he-IL"/>
+        </w:rPr>
+        <w:t xml:space="preserve"> флашки!</w:t>
+      </w:r>
+    </w:p>
+    <w:p>
+      <w:pPr>
+        <w:spacing w:line="240" w:lineRule="auto"/>
+        <w:rPr>
+          <w:lang w:bidi="he-IL"/>
+        </w:rPr>
+      </w:pPr>
+      <w:r>
+        <w:rPr>
+          <w:lang w:bidi="he-IL"/>
+        </w:rPr>
+        <w:t>2.3. Срок за защита на изпитните проекти - до изпита. За съгласуване на теми - ми пишете да се разберем за час за консултации за проектите.</w:t>
+      </w:r>
+      <w:r>
+        <w:rPr>
+          <w:lang w:bidi="he-IL"/>
+        </w:rPr>
+        <w:t xml:space="preserve"> </w:t>
+      </w:r>
+    </w:p>
+    <w:p>
+      <w:pPr>
+        <w:spacing w:line="240" w:lineRule="auto"/>
+        <w:rPr>
+          <w:lang w:bidi="he-IL"/>
+        </w:rPr>
+      </w:pPr>
+      <w:r>
+        <w:rPr>
+          <w:lang w:val="en-US" w:bidi="he-IL"/>
+        </w:rPr>
+        <w:t xml:space="preserve">(w21) </w:t>
+      </w:r>
+      <w:r>
+        <w:rPr>
+          <w:b/>
+          <w:bCs/>
+          <w:lang w:bidi="he-IL"/>
+        </w:rPr>
+        <w:t>Предаване на проекта става 48ч.</w:t>
+      </w:r>
+      <w:r>
+        <w:rPr>
+          <w:lang w:bidi="he-IL"/>
+        </w:rPr>
+        <w:t xml:space="preserve"> преди изпита</w:t>
+      </w:r>
+      <w:r>
+        <w:rPr>
+          <w:lang w:val="en-US" w:bidi="he-IL"/>
+        </w:rPr>
+        <w:t xml:space="preserve"> </w:t>
+      </w:r>
+      <w:r>
+        <w:rPr>
+          <w:lang w:bidi="he-IL"/>
+        </w:rPr>
+        <w:t>ЗАДЪЛЖИТЕЛНО по указаният начин от преподавателя (най-вероятно мудъл). Това важи и за хората, независимо явяващи се извънредно, на редовна или поправителна сесия, финализиране и последни промени може да качвате и преди да влезнете за защита.</w:t>
+      </w:r>
+    </w:p>
+    <w:p>
+      <w:pPr>
+        <w:spacing w:line="240" w:lineRule="auto"/>
+        <w:rPr>
+          <w:lang w:bidi="he-IL"/>
+        </w:rPr>
+      </w:pPr>
+      <w:r>
+        <w:rPr>
+          <w:lang w:bidi="he-IL"/>
+        </w:rPr>
+        <w:t>Вижте и инструкциите към 6 издание – които не противоречат с инструкциите за настоящото издание – са валидни и сега.</w:t>
+      </w:r>
+    </w:p>
+    <w:p>
+      <w:pPr>
+        <w:pStyle w:val="Heading2"/>
+        <w:rPr>
+          <w:lang w:bidi="he-IL"/>
+        </w:rPr>
+      </w:pPr>
+      <w:r>
+        <w:rPr>
+          <w:lang w:bidi="he-IL"/>
+        </w:rPr>
+        <w:t>Финален проект</w:t>
+      </w:r>
+      <w:r>
+        <w:rPr>
+          <w:lang w:val="en-US" w:bidi="he-IL"/>
+        </w:rPr>
+        <w:t xml:space="preserve"> (</w:t>
+      </w:r>
+      <w:r>
+        <w:rPr>
+          <w:lang w:bidi="he-IL"/>
+        </w:rPr>
+        <w:t xml:space="preserve">инструкции към 6 издание) </w:t>
+      </w:r>
+    </w:p>
+    <w:p>
+      <w:pPr>
+        <w:spacing w:line="240" w:lineRule="auto"/>
         <w:rPr>
           <w:i/>
           <w:iCs/>
-          <w:highlight w:val="yellow"/>
-          <w:lang w:bidi="he-IL"/>
-        </w:rPr>
-        <w:t>, имена</w:t>
+          <w:lang w:bidi="he-IL"/>
+        </w:rPr>
+      </w:pPr>
+      <w:r>
+        <w:rPr>
+          <w:lang w:bidi="he-IL"/>
+        </w:rPr>
+        <w:t xml:space="preserve">Заб. </w:t>
       </w:r>
       <w:r>
         <w:rPr>
           <w:i/>
           <w:iCs/>
-          <w:highlight w:val="yellow"/>
+          <w:lang w:bidi="he-IL"/>
+        </w:rPr>
+        <w:t xml:space="preserve">Спазвайки препоръките по-долу биха спомогнали да направите добри проекти по Уеб технологии. </w:t>
+      </w:r>
+    </w:p>
+    <w:p>
+      <w:pPr>
+        <w:spacing w:line="240" w:lineRule="auto"/>
+        <w:rPr>
+          <w:lang w:bidi="he-IL"/>
+        </w:rPr>
+      </w:pPr>
+      <w:r>
+        <w:rPr>
+          <w:b/>
+          <w:bCs/>
+          <w:lang w:bidi="he-IL"/>
+        </w:rPr>
+        <w:t>Задължително:</w:t>
+      </w:r>
+      <w:r>
+        <w:rPr>
+          <w:lang w:bidi="he-IL"/>
+        </w:rPr>
+        <w:t xml:space="preserve"> Реферата да е в zip файл с име на зип файла: </w:t>
+      </w:r>
+      <w:r>
+        <w:rPr>
+          <w:b/>
+          <w:bCs/>
+          <w:lang w:bidi="he-IL"/>
+        </w:rPr>
+        <w:t>fakNo_final.zip</w:t>
+      </w:r>
+      <w:r>
+        <w:rPr>
+          <w:lang w:bidi="he-IL"/>
+        </w:rPr>
+        <w:t xml:space="preserve"> където вместо </w:t>
+      </w:r>
+      <w:r>
+        <w:rPr>
+          <w:b/>
+          <w:bCs/>
+          <w:highlight w:val="yellow"/>
+          <w:lang w:bidi="he-IL"/>
+        </w:rPr>
+        <w:t>fanNo</w:t>
+      </w:r>
+      <w:r>
+        <w:rPr>
+          <w:lang w:bidi="he-IL"/>
+        </w:rPr>
+        <w:t xml:space="preserve"> пишете факултетният си номер</w:t>
+      </w:r>
+      <w:r>
+        <w:rPr>
+          <w:lang w:bidi="he-IL"/>
+        </w:rPr>
+        <w:t>/а</w:t>
+      </w:r>
+      <w:r>
+        <w:rPr>
+          <w:lang w:bidi="he-IL"/>
+        </w:rPr>
+        <w:t xml:space="preserve"> (според инструкциите, зададени в</w:t>
+      </w:r>
+      <w:r>
+        <w:rPr>
+          <w:lang w:bidi="he-IL"/>
+        </w:rPr>
+        <w:t>ъв</w:t>
+      </w:r>
+      <w:r>
+        <w:rPr>
+          <w:lang w:bidi="he-IL"/>
+        </w:rPr>
+        <w:t xml:space="preserve"> форума на курса).</w:t>
+      </w:r>
+    </w:p>
+    <w:p>
+      <w:pPr>
+        <w:pStyle w:val="Heading2"/>
+        <w:rPr>
+          <w:lang w:bidi="he-IL"/>
+        </w:rPr>
+      </w:pPr>
+      <w:r>
+        <w:rPr>
+          <w:lang w:bidi="he-IL"/>
+        </w:rPr>
+        <w:t>Още няколко упътвания:</w:t>
+      </w:r>
+    </w:p>
+    <w:p>
+      <w:pPr>
+        <w:spacing w:line="240" w:lineRule="auto"/>
+        <w:rPr>
+          <w:lang w:bidi="he-IL"/>
+        </w:rPr>
+      </w:pPr>
+      <w:r>
+        <w:rPr>
+          <w:lang w:bidi="he-IL"/>
+        </w:rPr>
+        <w:t>I. АРХИТЕКТУРА НА УЕБ СИСТЕМАТА: Да има три-слойна архитектура (Препоръки: 1. презентационен слой - css/js/html, 2. БД: MySql и като допълнение по желание може да имате импорт/експорт към XML</w:t>
+      </w:r>
+      <w:r>
+        <w:rPr>
+          <w:lang w:bidi="he-IL"/>
+        </w:rPr>
+        <w:t>/</w:t>
+      </w:r>
+      <w:proofErr w:type="spellStart"/>
+      <w:r>
+        <w:rPr>
           <w:lang w:val="en-US" w:bidi="he-IL"/>
         </w:rPr>
+        <w:t>json</w:t>
+      </w:r>
+      <w:proofErr w:type="spellEnd"/>
+      <w:r>
+        <w:rPr>
+          <w:lang w:val="en-US" w:bidi="he-IL"/>
+        </w:rPr>
+        <w:t>/csv</w:t>
+      </w:r>
+      <w:r>
+        <w:rPr>
+          <w:lang w:bidi="he-IL"/>
+        </w:rPr>
+        <w:t>; 3. Бизнес логика - Php)</w:t>
+      </w:r>
+    </w:p>
+    <w:p>
+      <w:pPr>
+        <w:spacing w:line="240" w:lineRule="auto"/>
+        <w:rPr>
+          <w:lang w:bidi="he-IL"/>
+        </w:rPr>
+      </w:pPr>
+      <w:r>
+        <w:rPr>
+          <w:lang w:bidi="he-IL"/>
+        </w:rPr>
+        <w:t>II. ФУНКЦИОНАЛНИ ХАРАКТЕРИСТИКИ: Съгласуват се с преподавателя - избира се темата, а каква да е функционалността - питате на лекции или се явявате на предварителна защита, където съгласувате обхвата на изискванията;</w:t>
+      </w:r>
+      <w:r>
+        <w:rPr>
+          <w:lang w:val="en-US" w:bidi="he-IL"/>
+        </w:rPr>
+        <w:t xml:space="preserve"> </w:t>
+      </w:r>
+      <w:r>
+        <w:rPr>
+          <w:lang w:bidi="he-IL"/>
+        </w:rPr>
+        <w:t>Да се познават и спазват добрите практики, завършеност</w:t>
+      </w:r>
+      <w:r>
+        <w:rPr>
+          <w:lang w:val="en-US" w:bidi="he-IL"/>
+        </w:rPr>
+        <w:t xml:space="preserve"> </w:t>
+      </w:r>
+      <w:r>
+        <w:rPr>
+          <w:lang w:bidi="he-IL"/>
+        </w:rPr>
+        <w:t>на функционалността</w:t>
+      </w:r>
+      <w:r>
+        <w:rPr>
+          <w:lang w:bidi="he-IL"/>
+        </w:rPr>
+        <w:t xml:space="preserve"> - според сложността на приложението – 30 човеко-часа);</w:t>
+      </w:r>
+    </w:p>
+    <w:p>
+      <w:pPr>
+        <w:spacing w:line="240" w:lineRule="auto"/>
+        <w:rPr>
+          <w:lang w:bidi="he-IL"/>
+        </w:rPr>
+      </w:pPr>
+      <w:r>
+        <w:rPr>
+          <w:lang w:bidi="he-IL"/>
+        </w:rPr>
+        <w:t>III. НЕ-Функционални характеристики:</w:t>
+      </w:r>
+    </w:p>
+    <w:p>
+      <w:pPr>
+        <w:spacing w:line="240" w:lineRule="auto"/>
+        <w:rPr>
+          <w:lang w:bidi="he-IL"/>
+        </w:rPr>
+      </w:pPr>
+      <w:r>
+        <w:rPr>
+          <w:lang w:bidi="he-IL"/>
+        </w:rPr>
+        <w:t>- Конфигурируемост (лесно да може да се инсталира - например: смяна на едно место ако се смени физически папката на сървъра - да е в под-папка, смяна на адреса - IP/URL, смяна на име/парола/</w:t>
+      </w:r>
+    </w:p>
+    <w:p>
+      <w:pPr>
+        <w:spacing w:line="240" w:lineRule="auto"/>
+        <w:rPr>
+          <w:lang w:bidi="he-IL"/>
+        </w:rPr>
+      </w:pPr>
+      <w:r>
+        <w:rPr>
+          <w:lang w:bidi="he-IL"/>
+        </w:rPr>
+        <w:t>- Разширяемост - лесно да може да се разширява функционалността на различните слоеве;</w:t>
+      </w:r>
+    </w:p>
+    <w:p>
+      <w:pPr>
+        <w:spacing w:line="240" w:lineRule="auto"/>
+        <w:rPr>
+          <w:lang w:bidi="he-IL"/>
+        </w:rPr>
+      </w:pPr>
+      <w:r>
+        <w:rPr>
+          <w:lang w:bidi="he-IL"/>
+        </w:rPr>
+        <w:t xml:space="preserve">- Документация - без да се пуска проекта - да може да се ориентира в неговата функционалност, как се настройва, точки на разширение на отделните слоеве- ако има </w:t>
+      </w:r>
+      <w:r>
+        <w:rPr>
+          <w:lang w:bidi="he-IL"/>
+        </w:rPr>
+        <w:t>особеност</w:t>
+      </w:r>
+      <w:r>
+        <w:rPr>
+          <w:lang w:bidi="he-IL"/>
+        </w:rPr>
+        <w:t xml:space="preserve">, примерни данни за тестване - администраторски акаунти, ръководство на потребителя за различните роли </w:t>
+      </w:r>
+      <w:r>
+        <w:rPr>
+          <w:lang w:bidi="he-IL"/>
+        </w:rPr>
+        <w:t>–</w:t>
+      </w:r>
+      <w:r>
+        <w:rPr>
+          <w:lang w:bidi="he-IL"/>
+        </w:rPr>
+        <w:t xml:space="preserve"> </w:t>
+      </w:r>
+      <w:r>
+        <w:rPr>
+          <w:lang w:bidi="he-IL"/>
+        </w:rPr>
+        <w:t>екраннк снимки – т.нар „</w:t>
+      </w:r>
+      <w:r>
+        <w:rPr>
+          <w:lang w:bidi="he-IL"/>
+        </w:rPr>
+        <w:t>скрийншоти</w:t>
+      </w:r>
+      <w:r>
+        <w:rPr>
+          <w:lang w:bidi="he-IL"/>
+        </w:rPr>
+        <w:t>“</w:t>
+      </w:r>
+      <w:r>
+        <w:rPr>
+          <w:lang w:bidi="he-IL"/>
+        </w:rPr>
+        <w:t xml:space="preserve"> с</w:t>
+      </w:r>
+      <w:r>
+        <w:rPr>
+          <w:lang w:bidi="he-IL"/>
+        </w:rPr>
+        <w:t xml:space="preserve"> номер и</w:t>
+      </w:r>
+      <w:r>
+        <w:rPr>
+          <w:lang w:bidi="he-IL"/>
+        </w:rPr>
+        <w:t xml:space="preserve"> кратко заглавие).</w:t>
+      </w:r>
+    </w:p>
+    <w:p>
+      <w:pPr>
+        <w:spacing w:line="240" w:lineRule="auto"/>
+        <w:rPr>
+          <w:lang w:bidi="he-IL"/>
+        </w:rPr>
+      </w:pPr>
+      <w:r>
+        <w:rPr>
+          <w:lang w:bidi="he-IL"/>
+        </w:rPr>
+        <w:t>IV. Други изисквания, зададени на лекция (следете лекциите</w:t>
+      </w:r>
+      <w:r>
+        <w:rPr>
+          <w:lang w:bidi="he-IL"/>
+        </w:rPr>
         <w:t xml:space="preserve">, </w:t>
+      </w:r>
+      <w:r>
+        <w:rPr>
+          <w:lang w:bidi="he-IL"/>
+        </w:rPr>
+        <w:t xml:space="preserve"> форумите</w:t>
+      </w:r>
+      <w:r>
+        <w:rPr>
+          <w:lang w:bidi="he-IL"/>
+        </w:rPr>
+        <w:t xml:space="preserve"> и групата</w:t>
+      </w:r>
+      <w:r>
+        <w:rPr>
+          <w:lang w:bidi="he-IL"/>
+        </w:rPr>
+        <w:t>).</w:t>
+      </w:r>
+    </w:p>
+    <w:p>
+      <w:pPr>
+        <w:spacing w:line="240" w:lineRule="auto"/>
+        <w:rPr>
+          <w:lang w:bidi="he-IL"/>
+        </w:rPr>
+      </w:pPr>
+      <w:r>
+        <w:rPr>
+          <w:b/>
+          <w:bCs/>
+          <w:lang w:bidi="he-IL"/>
+        </w:rPr>
+        <w:t>Заб.</w:t>
+      </w:r>
+      <w:r>
+        <w:rPr>
+          <w:lang w:bidi="he-IL"/>
+        </w:rPr>
+        <w:t xml:space="preserve"> </w:t>
       </w:r>
       <w:r>
         <w:rPr>
           <w:i/>
           <w:iCs/>
-          <w:highlight w:val="yellow"/>
-          <w:lang w:bidi="he-IL"/>
-        </w:rPr>
-        <w:t>спец., група</w:t>
-      </w:r>
-      <w:r>
-        <w:rPr>
-          <w:lang w:bidi="he-IL"/>
-        </w:rPr>
-        <w:t>/</w:t>
-      </w:r>
-    </w:p>
-    <w:p>
-      <w:pPr>
-        <w:spacing w:line="240" w:lineRule="auto"/>
-        <w:jc w:val="right"/>
-        <w:rPr>
-          <w:lang w:bidi="he-IL"/>
-        </w:rPr>
-      </w:pPr>
-      <w:r>
-        <w:rPr>
-          <w:lang w:bidi="he-IL"/>
-        </w:rPr>
-        <w:t>Приел</w:t>
-      </w:r>
-      <w:r>
-        <w:rPr>
-          <w:lang w:bidi="he-IL"/>
-        </w:rPr>
-        <w:t xml:space="preserve"> (подпис)</w:t>
-      </w:r>
-      <w:r>
-        <w:rPr>
-          <w:lang w:bidi="he-IL"/>
-        </w:rPr>
-        <w:t>: ………………………….</w:t>
-      </w:r>
-    </w:p>
-    <w:p>
-      <w:pPr>
-        <w:spacing w:line="240" w:lineRule="auto"/>
-        <w:jc w:val="right"/>
-        <w:rPr>
-          <w:lang w:bidi="he-IL"/>
-        </w:rPr>
-      </w:pPr>
-      <w:r>
-        <w:rPr>
-          <w:lang w:bidi="he-IL"/>
-        </w:rPr>
-        <w:t>/</w:t>
-      </w:r>
-      <w:r>
-        <w:rPr>
-          <w:lang w:bidi="he-IL"/>
-        </w:rPr>
-        <w:t>проф</w:t>
-      </w:r>
-      <w:r>
-        <w:rPr>
-          <w:lang w:bidi="he-IL"/>
-        </w:rPr>
-        <w:t xml:space="preserve">. </w:t>
-      </w:r>
-      <w:r>
-        <w:rPr>
-          <w:lang w:bidi="he-IL"/>
-        </w:rPr>
-        <w:t xml:space="preserve">д-р </w:t>
-      </w:r>
-      <w:r>
-        <w:rPr>
-          <w:i/>
-          <w:iCs/>
-          <w:lang w:bidi="he-IL"/>
-        </w:rPr>
-        <w:t>Милен Петров</w:t>
-      </w:r>
-      <w:r>
-        <w:rPr>
-          <w:lang w:bidi="he-IL"/>
-        </w:rPr>
-        <w:t>/</w:t>
-      </w:r>
-    </w:p>
-    <w:p>
-      <w:pPr>
-        <w:spacing w:line="240" w:lineRule="auto"/>
-        <w:jc w:val="right"/>
-        <w:rPr>
-          <w:lang w:bidi="he-IL"/>
-        </w:rPr>
-      </w:pPr>
-    </w:p>
-    <w:p>
-      <w:pPr>
-        <w:pStyle w:val="Heading2"/>
-        <w:rPr>
-          <w:lang w:bidi="he-IL"/>
-        </w:rPr>
-      </w:pPr>
-      <w:r>
-        <w:rPr>
-          <w:lang w:bidi="he-IL"/>
-        </w:rPr>
-        <w:t>Препоръки за предаване на проекта (</w:t>
-      </w:r>
-      <w:r>
-        <w:rPr>
-          <w:color w:val="FF0000"/>
-          <w:highlight w:val="yellow"/>
-          <w:lang w:bidi="he-IL"/>
-        </w:rPr>
-        <w:t>ИЗТРИЙ</w:t>
-      </w:r>
-      <w:r>
-        <w:rPr>
-          <w:color w:val="FF0000"/>
-          <w:highlight w:val="yellow"/>
-          <w:lang w:bidi="he-IL"/>
-        </w:rPr>
-        <w:t xml:space="preserve"> </w:t>
-      </w:r>
-      <w:r>
-        <w:rPr>
-          <w:color w:val="FF0000"/>
-          <w:highlight w:val="yellow"/>
-          <w:lang w:val="en-US" w:bidi="he-IL"/>
-        </w:rPr>
-        <w:t xml:space="preserve"> </w:t>
-      </w:r>
-      <w:r>
-        <w:rPr>
-          <w:color w:val="FF0000"/>
-          <w:highlight w:val="yellow"/>
-          <w:lang w:bidi="he-IL"/>
-        </w:rPr>
-        <w:t>до края</w:t>
-      </w:r>
-      <w:r>
-        <w:rPr>
-          <w:color w:val="FF0000"/>
-          <w:highlight w:val="yellow"/>
-          <w:lang w:bidi="he-IL"/>
-        </w:rPr>
-        <w:t>-</w:t>
-      </w:r>
-      <w:r>
-        <w:rPr>
-          <w:color w:val="FF0000"/>
-          <w:highlight w:val="yellow"/>
-          <w:lang w:bidi="he-IL"/>
-        </w:rPr>
-        <w:t>при предаване на проекта</w:t>
-      </w:r>
-      <w:r>
-        <w:rPr>
-          <w:color w:val="FF0000"/>
-          <w:lang w:bidi="he-IL"/>
-        </w:rPr>
-        <w:t>!</w:t>
-      </w:r>
-      <w:r>
-        <w:rPr>
-          <w:lang w:bidi="he-IL"/>
-        </w:rPr>
-        <w:t>)</w:t>
-      </w:r>
-    </w:p>
-    <w:p>
-      <w:pPr>
-        <w:rPr>
-          <w:lang w:bidi="he-IL"/>
-        </w:rPr>
-      </w:pPr>
-      <w:r>
-        <w:rPr>
-          <w:b/>
-          <w:bCs/>
-          <w:lang w:bidi="he-IL"/>
-        </w:rPr>
-        <w:t>Заб1</w:t>
-      </w:r>
-      <w:r>
-        <w:rPr>
-          <w:b/>
-          <w:bCs/>
-          <w:lang w:bidi="he-IL"/>
-        </w:rPr>
-        <w:t>.</w:t>
-      </w:r>
-      <w:r>
-        <w:rPr>
-          <w:lang w:bidi="he-IL"/>
-        </w:rPr>
-        <w:t xml:space="preserve"> (</w:t>
-      </w:r>
-      <w:r>
-        <w:rPr>
-          <w:lang w:val="en-US" w:bidi="he-IL"/>
-        </w:rPr>
-        <w:t>w21</w:t>
-      </w:r>
-      <w:r>
-        <w:rPr>
-          <w:lang w:bidi="he-IL"/>
-        </w:rPr>
-        <w:t xml:space="preserve">. </w:t>
-      </w:r>
-      <w:r>
-        <w:rPr>
-          <w:highlight w:val="green"/>
-          <w:lang w:bidi="he-IL"/>
-        </w:rPr>
-        <w:t xml:space="preserve">Изтрийте текста в </w:t>
-      </w:r>
-      <w:r>
-        <w:rPr>
-          <w:highlight w:val="green"/>
-          <w:lang w:bidi="he-IL"/>
-        </w:rPr>
-        <w:t xml:space="preserve">зелено по-горе </w:t>
-      </w:r>
-      <w:r>
-        <w:rPr>
-          <w:highlight w:val="green"/>
-          <w:lang w:bidi="he-IL"/>
-        </w:rPr>
-        <w:t xml:space="preserve">в документацията, </w:t>
-      </w:r>
-      <w:r>
-        <w:rPr>
-          <w:highlight w:val="yellow"/>
-          <w:lang w:bidi="he-IL"/>
-        </w:rPr>
-        <w:t xml:space="preserve">а където се искат важите данни – </w:t>
-      </w:r>
-      <w:r>
-        <w:rPr>
-          <w:highlight w:val="yellow"/>
-          <w:lang w:bidi="he-IL"/>
-        </w:rPr>
-        <w:t xml:space="preserve">в жълто - </w:t>
-      </w:r>
-      <w:r>
-        <w:rPr>
-          <w:highlight w:val="yellow"/>
-          <w:lang w:bidi="he-IL"/>
-        </w:rPr>
-        <w:t xml:space="preserve">модифицирайте </w:t>
-      </w:r>
-      <w:r>
-        <w:rPr>
-          <w:highlight w:val="yellow"/>
-          <w:lang w:bidi="he-IL"/>
-        </w:rPr>
-        <w:t>коректн</w:t>
-      </w:r>
-      <w:r>
-        <w:rPr>
-          <w:highlight w:val="yellow"/>
-          <w:lang w:bidi="he-IL"/>
-        </w:rPr>
-        <w:t>ата информация, и махнете оцветяването.</w:t>
-      </w:r>
-    </w:p>
-    <w:p>
-      <w:pPr>
-        <w:spacing w:line="240" w:lineRule="auto"/>
-        <w:rPr>
-          <w:i/>
-          <w:iCs/>
-          <w:lang w:bidi="he-IL"/>
-        </w:rPr>
-      </w:pPr>
-      <w:r>
-        <w:rPr>
-          <w:lang w:bidi="he-IL"/>
-        </w:rPr>
-        <w:t xml:space="preserve">Заб. </w:t>
-      </w:r>
-      <w:r>
-        <w:rPr>
-          <w:i/>
-          <w:iCs/>
-          <w:lang w:bidi="he-IL"/>
-        </w:rPr>
-        <w:t>Спазвайки препоръките по-долу биха спомогнали да направите до</w:t>
-      </w:r>
-      <w:r>
-        <w:rPr>
-          <w:i/>
-          <w:iCs/>
-          <w:lang w:bidi="he-IL"/>
-        </w:rPr>
-        <w:t xml:space="preserve">бри проекти по Уеб технологии. </w:t>
-      </w:r>
-    </w:p>
-    <w:p>
-      <w:pPr>
-        <w:pStyle w:val="Heading2"/>
-        <w:rPr>
-          <w:lang w:bidi="he-IL"/>
-        </w:rPr>
-      </w:pPr>
-      <w:r>
-        <w:rPr>
-          <w:lang w:bidi="he-IL"/>
-        </w:rPr>
-        <w:lastRenderedPageBreak/>
-        <w:t>Финален проект</w:t>
-      </w:r>
-      <w:r>
-        <w:rPr>
-          <w:lang w:val="en-US" w:bidi="he-IL"/>
-        </w:rPr>
-        <w:t xml:space="preserve"> (</w:t>
-      </w:r>
-      <w:r>
-        <w:rPr>
-          <w:lang w:bidi="he-IL"/>
-        </w:rPr>
-        <w:t xml:space="preserve">инструкции към 7 издание) </w:t>
-      </w:r>
-    </w:p>
-    <w:p>
-      <w:pPr>
-        <w:spacing w:line="240" w:lineRule="auto"/>
-        <w:rPr>
-          <w:lang w:bidi="he-IL"/>
-        </w:rPr>
-      </w:pPr>
-      <w:r>
-        <w:rPr>
-          <w:lang w:bidi="he-IL"/>
-        </w:rPr>
-        <w:t>2. Изпитни проекти:</w:t>
-      </w:r>
-      <w:r>
-        <w:rPr>
-          <w:lang w:bidi="he-IL"/>
-        </w:rPr>
-        <w:t xml:space="preserve"> (настоящият документ може да съхраните като</w:t>
-      </w:r>
-      <w:r>
-        <w:rPr>
-          <w:lang w:val="en-US" w:bidi="he-IL"/>
-        </w:rPr>
-        <w:t xml:space="preserve"> .docx</w:t>
-      </w:r>
-      <w:r>
-        <w:rPr>
-          <w:lang w:bidi="he-IL"/>
-        </w:rPr>
-        <w:t xml:space="preserve"> . За хората, ползващи редактори, различни от </w:t>
-      </w:r>
-      <w:r>
-        <w:rPr>
-          <w:lang w:val="en-US" w:bidi="he-IL"/>
-        </w:rPr>
-        <w:t xml:space="preserve">MS Office – </w:t>
-      </w:r>
-      <w:r>
-        <w:rPr>
-          <w:lang w:bidi="he-IL"/>
-        </w:rPr>
-        <w:t xml:space="preserve">освен </w:t>
-      </w:r>
-      <w:r>
-        <w:rPr>
-          <w:lang w:val="en-US" w:bidi="he-IL"/>
-        </w:rPr>
-        <w:t>docx/rtf</w:t>
-      </w:r>
-      <w:r>
-        <w:rPr>
-          <w:lang w:bidi="he-IL"/>
-        </w:rPr>
-        <w:t xml:space="preserve"> да качат и </w:t>
-      </w:r>
-      <w:r>
-        <w:rPr>
-          <w:lang w:val="en-US" w:bidi="he-IL"/>
-        </w:rPr>
-        <w:t xml:space="preserve">pdf </w:t>
-      </w:r>
-      <w:r>
-        <w:rPr>
-          <w:lang w:bidi="he-IL"/>
-        </w:rPr>
-        <w:t>версия на документацията – за по-сигурно.)</w:t>
-      </w:r>
-    </w:p>
-    <w:p>
-      <w:pPr>
-        <w:spacing w:line="240" w:lineRule="auto"/>
-        <w:rPr>
-          <w:lang w:bidi="he-IL"/>
-        </w:rPr>
-      </w:pPr>
-      <w:r>
-        <w:rPr>
-          <w:lang w:bidi="he-IL"/>
-        </w:rPr>
-        <w:t xml:space="preserve">2.1. Темите за изпитните проекти трябва да са съгласувани с мен на място (вече няколко хора го направиха); като тема си запишете ф.н. в </w:t>
-      </w:r>
-      <w:proofErr w:type="spellStart"/>
-      <w:r>
-        <w:rPr>
-          <w:lang w:bidi="he-IL"/>
-        </w:rPr>
-        <w:t>гугъл</w:t>
-      </w:r>
-      <w:proofErr w:type="spellEnd"/>
-      <w:r>
-        <w:rPr>
-          <w:lang w:bidi="he-IL"/>
-        </w:rPr>
-        <w:t xml:space="preserve"> </w:t>
-      </w:r>
-      <w:proofErr w:type="spellStart"/>
-      <w:r>
-        <w:rPr>
-          <w:lang w:bidi="he-IL"/>
-        </w:rPr>
-        <w:t>докса</w:t>
-      </w:r>
-      <w:proofErr w:type="spellEnd"/>
-      <w:r>
-        <w:rPr>
-          <w:lang w:bidi="he-IL"/>
-        </w:rPr>
-        <w:t xml:space="preserve"> - там пише как се записвате (в коя колона и какъв разделител да ползвате); Обем на проектите: 30 човеко</w:t>
-      </w:r>
-      <w:r>
-        <w:rPr>
-          <w:lang w:bidi="he-IL"/>
-        </w:rPr>
-        <w:t>-</w:t>
-      </w:r>
-      <w:r>
-        <w:rPr>
-          <w:lang w:bidi="he-IL"/>
-        </w:rPr>
-        <w:t xml:space="preserve">часа на човек на проект. Това е доста </w:t>
-      </w:r>
-      <w:r>
-        <w:rPr>
-          <w:lang w:bidi="he-IL"/>
-        </w:rPr>
-        <w:t>относително, но все пак е нещо.</w:t>
-      </w:r>
-    </w:p>
-    <w:p>
-      <w:pPr>
-        <w:spacing w:line="240" w:lineRule="auto"/>
-        <w:rPr>
-          <w:lang w:bidi="he-IL"/>
-        </w:rPr>
-      </w:pPr>
-      <w:r>
-        <w:rPr>
-          <w:lang w:bidi="he-IL"/>
-        </w:rPr>
-        <w:t>2.2. За документация на проекта ползвайте шаблона (ще гледам да го кача скоро); Задължително потребителска документация (</w:t>
-      </w:r>
-      <w:proofErr w:type="spellStart"/>
-      <w:r>
-        <w:rPr>
-          <w:lang w:bidi="he-IL"/>
-        </w:rPr>
-        <w:t>а.к.а</w:t>
-      </w:r>
-      <w:proofErr w:type="spellEnd"/>
-      <w:r>
-        <w:rPr>
-          <w:lang w:bidi="he-IL"/>
-        </w:rPr>
-        <w:t xml:space="preserve">. </w:t>
-      </w:r>
-      <w:proofErr w:type="spellStart"/>
-      <w:r>
-        <w:rPr>
-          <w:lang w:bidi="he-IL"/>
-        </w:rPr>
-        <w:t>userguide</w:t>
-      </w:r>
-      <w:proofErr w:type="spellEnd"/>
-      <w:r>
-        <w:rPr>
-          <w:lang w:bidi="he-IL"/>
-        </w:rPr>
-        <w:t xml:space="preserve">) - няколко </w:t>
-      </w:r>
-      <w:proofErr w:type="spellStart"/>
-      <w:r>
-        <w:rPr>
-          <w:lang w:bidi="he-IL"/>
-        </w:rPr>
-        <w:t>скрийншота</w:t>
-      </w:r>
-      <w:proofErr w:type="spellEnd"/>
-      <w:r>
-        <w:rPr>
-          <w:lang w:bidi="he-IL"/>
-        </w:rPr>
-        <w:t xml:space="preserve"> с кратко разяснение; условие на проекта (т.е. какво сте разтълкували сме се разбрали да правите - то може и да се различава от описанието дадено в </w:t>
-      </w:r>
-      <w:proofErr w:type="spellStart"/>
-      <w:r>
-        <w:rPr>
-          <w:lang w:bidi="he-IL"/>
-        </w:rPr>
-        <w:t>гугъл</w:t>
-      </w:r>
-      <w:proofErr w:type="spellEnd"/>
-      <w:r>
-        <w:rPr>
-          <w:lang w:bidi="he-IL"/>
-        </w:rPr>
-        <w:t xml:space="preserve"> </w:t>
-      </w:r>
-      <w:proofErr w:type="spellStart"/>
-      <w:r>
-        <w:rPr>
-          <w:lang w:bidi="he-IL"/>
-        </w:rPr>
-        <w:t>докс</w:t>
-      </w:r>
-      <w:proofErr w:type="spellEnd"/>
-      <w:r>
-        <w:rPr>
-          <w:lang w:bidi="he-IL"/>
-        </w:rPr>
-        <w:t xml:space="preserve">-а към момента); както и инструкции за инсталиране; за защитата - ще дам няколко дати през сесията/преди сесията + официалните дати, за който не успее да мине преди това; за защитата - кода, документацията/необходими библиотеки/среди, инсталации - за инсталирането се предават на DVD (ако има още такова нещо като CD-може и на CD). Може по изключение да сложа И форма за качване само на документацията и програмен код и в </w:t>
-      </w:r>
-      <w:proofErr w:type="spellStart"/>
-      <w:r>
-        <w:rPr>
-          <w:lang w:bidi="he-IL"/>
-        </w:rPr>
-        <w:t>мудъл</w:t>
-      </w:r>
-      <w:proofErr w:type="spellEnd"/>
-      <w:r>
-        <w:rPr>
-          <w:lang w:bidi="he-IL"/>
-        </w:rPr>
-        <w:t xml:space="preserve">, НО идеята е, че ако няма интернет (да речем е паднал </w:t>
-      </w:r>
-      <w:proofErr w:type="spellStart"/>
-      <w:r>
-        <w:rPr>
-          <w:lang w:bidi="he-IL"/>
-        </w:rPr>
-        <w:t>мудъла</w:t>
-      </w:r>
-      <w:proofErr w:type="spellEnd"/>
-      <w:r>
-        <w:rPr>
-          <w:lang w:bidi="he-IL"/>
-        </w:rPr>
-        <w:t>, спрял е тока и т.н. - само по съдържанието на диска, който сте предали да може да се инсталира</w:t>
-      </w:r>
-      <w:r>
-        <w:rPr>
-          <w:lang w:bidi="he-IL"/>
-        </w:rPr>
-        <w:t xml:space="preserve">, </w:t>
-      </w:r>
-      <w:r>
-        <w:rPr>
-          <w:lang w:bidi="he-IL"/>
-        </w:rPr>
-        <w:t xml:space="preserve">подкара </w:t>
-      </w:r>
-      <w:r>
-        <w:rPr>
-          <w:lang w:bidi="he-IL"/>
-        </w:rPr>
-        <w:t xml:space="preserve">и тества </w:t>
-      </w:r>
-      <w:r>
-        <w:rPr>
-          <w:lang w:bidi="he-IL"/>
-        </w:rPr>
-        <w:t xml:space="preserve">проекта); Също така разпечатвате първа страница от проекта (с името ви и заданието), 1 страница от </w:t>
-      </w:r>
-      <w:proofErr w:type="spellStart"/>
-      <w:r>
-        <w:rPr>
-          <w:lang w:bidi="he-IL"/>
-        </w:rPr>
-        <w:t>userguide</w:t>
-      </w:r>
-      <w:proofErr w:type="spellEnd"/>
-      <w:r>
-        <w:rPr>
-          <w:lang w:bidi="he-IL"/>
-        </w:rPr>
-        <w:t xml:space="preserve">-а и последната страница, където пише предал/приел (там пише вашите и моите имена), т.е. не е необходимо да печатите цялата документация - така или иначе ще я има в електронен формат; За хората, които не ползват MS Office - ще помоля освен изходният документ в </w:t>
-      </w:r>
-      <w:proofErr w:type="spellStart"/>
-      <w:r>
-        <w:rPr>
-          <w:lang w:bidi="he-IL"/>
-        </w:rPr>
-        <w:t>docx</w:t>
-      </w:r>
-      <w:proofErr w:type="spellEnd"/>
-      <w:r>
-        <w:rPr>
-          <w:lang w:bidi="he-IL"/>
-        </w:rPr>
-        <w:t>/</w:t>
-      </w:r>
-      <w:proofErr w:type="spellStart"/>
-      <w:r>
-        <w:rPr>
-          <w:lang w:bidi="he-IL"/>
-        </w:rPr>
-        <w:t>rtf</w:t>
-      </w:r>
-      <w:proofErr w:type="spellEnd"/>
-      <w:r>
-        <w:rPr>
-          <w:lang w:bidi="he-IL"/>
-        </w:rPr>
-        <w:t xml:space="preserve">, да качат нещата и е </w:t>
-      </w:r>
-      <w:proofErr w:type="spellStart"/>
-      <w:r>
-        <w:rPr>
-          <w:lang w:bidi="he-IL"/>
-        </w:rPr>
-        <w:t>pdf</w:t>
-      </w:r>
-      <w:proofErr w:type="spellEnd"/>
-      <w:r>
-        <w:rPr>
-          <w:lang w:bidi="he-IL"/>
-        </w:rPr>
-        <w:t xml:space="preserve"> формат, т.к. често такъв тип документация се размества и не се чете. В кода сложете и </w:t>
-      </w:r>
-      <w:proofErr w:type="spellStart"/>
-      <w:r>
-        <w:rPr>
-          <w:lang w:bidi="he-IL"/>
-        </w:rPr>
-        <w:t>MySql</w:t>
-      </w:r>
-      <w:proofErr w:type="spellEnd"/>
-      <w:r>
-        <w:rPr>
-          <w:lang w:bidi="he-IL"/>
-        </w:rPr>
-        <w:t xml:space="preserve"> </w:t>
-      </w:r>
-      <w:proofErr w:type="spellStart"/>
-      <w:r>
-        <w:rPr>
-          <w:lang w:bidi="he-IL"/>
-        </w:rPr>
-        <w:t>sql</w:t>
-      </w:r>
-      <w:proofErr w:type="spellEnd"/>
-      <w:r>
-        <w:rPr>
-          <w:lang w:bidi="he-IL"/>
-        </w:rPr>
-        <w:t xml:space="preserve"> скрипт със създаване на таблицата и скриптове, задаващи примерни данни (т.е. може да тестваме приложението дали работи без данни, и ако за да се види пълната прелест на проекта е нужно да се вкарат предварително данни - </w:t>
-      </w:r>
-      <w:proofErr w:type="spellStart"/>
-      <w:r>
-        <w:rPr>
-          <w:lang w:bidi="he-IL"/>
-        </w:rPr>
-        <w:t>sql</w:t>
-      </w:r>
-      <w:proofErr w:type="spellEnd"/>
-      <w:r>
-        <w:rPr>
-          <w:lang w:bidi="he-IL"/>
-        </w:rPr>
-        <w:t xml:space="preserve"> и/или снимки/звуци и т.н. м</w:t>
-      </w:r>
-      <w:r>
-        <w:rPr>
-          <w:lang w:bidi="he-IL"/>
-        </w:rPr>
-        <w:t>оже да ги подготвите на диска</w:t>
-      </w:r>
-      <w:r>
-        <w:rPr>
-          <w:lang w:bidi="he-IL"/>
-        </w:rPr>
-        <w:t xml:space="preserve"> или ако е указано-в </w:t>
-      </w:r>
-      <w:proofErr w:type="spellStart"/>
-      <w:r>
-        <w:rPr>
-          <w:lang w:bidi="he-IL"/>
-        </w:rPr>
-        <w:t>мудъл</w:t>
-      </w:r>
-      <w:proofErr w:type="spellEnd"/>
-      <w:r>
-        <w:rPr>
-          <w:lang w:bidi="he-IL"/>
-        </w:rPr>
-        <w:t xml:space="preserve"> </w:t>
-      </w:r>
-      <w:r>
-        <w:rPr>
-          <w:strike/>
-          <w:lang w:bidi="he-IL"/>
-        </w:rPr>
-        <w:t>или облака към курса – ако има</w:t>
-      </w:r>
-      <w:r>
-        <w:rPr>
-          <w:lang w:bidi="he-IL"/>
-        </w:rPr>
-        <w:t>).</w:t>
-      </w:r>
-      <w:r>
-        <w:rPr>
-          <w:lang w:bidi="he-IL"/>
-        </w:rPr>
-        <w:t xml:space="preserve"> </w:t>
-      </w:r>
-      <w:r>
-        <w:rPr>
-          <w:b/>
-          <w:color w:val="FF0000"/>
-          <w:lang w:bidi="he-IL"/>
-        </w:rPr>
-        <w:t>БЕЗ</w:t>
-      </w:r>
-      <w:r>
-        <w:rPr>
-          <w:b/>
-          <w:color w:val="FF0000"/>
-          <w:lang w:bidi="he-IL"/>
-        </w:rPr>
-        <w:t xml:space="preserve"> флашки!</w:t>
-      </w:r>
-    </w:p>
-    <w:p>
-      <w:pPr>
-        <w:spacing w:line="240" w:lineRule="auto"/>
-        <w:rPr>
-          <w:lang w:bidi="he-IL"/>
-        </w:rPr>
-      </w:pPr>
-      <w:r>
-        <w:rPr>
-          <w:lang w:bidi="he-IL"/>
-        </w:rPr>
-        <w:t>2.3. Срок за защита на изпитните проекти - до изпита. За съгласуване на теми - ми пишете да се разберем за час за консултации за проектите.</w:t>
-      </w:r>
-      <w:r>
-        <w:rPr>
-          <w:lang w:bidi="he-IL"/>
-        </w:rPr>
-        <w:t xml:space="preserve"> </w:t>
-      </w:r>
-    </w:p>
-    <w:p>
-      <w:pPr>
-        <w:spacing w:line="240" w:lineRule="auto"/>
-        <w:rPr>
-          <w:lang w:bidi="he-IL"/>
-        </w:rPr>
-      </w:pPr>
-      <w:r>
-        <w:rPr>
-          <w:lang w:val="en-US" w:bidi="he-IL"/>
-        </w:rPr>
-        <w:t xml:space="preserve">(w21) </w:t>
-      </w:r>
-      <w:r>
-        <w:rPr>
-          <w:b/>
-          <w:bCs/>
-          <w:lang w:bidi="he-IL"/>
-        </w:rPr>
-        <w:t>Предаване на проекта става 48ч.</w:t>
-      </w:r>
-      <w:r>
-        <w:rPr>
-          <w:lang w:bidi="he-IL"/>
-        </w:rPr>
-        <w:t xml:space="preserve"> преди изпита</w:t>
-      </w:r>
-      <w:r>
-        <w:rPr>
-          <w:lang w:val="en-US" w:bidi="he-IL"/>
-        </w:rPr>
-        <w:t xml:space="preserve"> </w:t>
-      </w:r>
-      <w:r>
-        <w:rPr>
-          <w:lang w:bidi="he-IL"/>
-        </w:rPr>
-        <w:t xml:space="preserve">ЗАДЪЛЖИТЕЛНО по указаният начин от преподавателя (най-вероятно </w:t>
-      </w:r>
-      <w:proofErr w:type="spellStart"/>
-      <w:r>
-        <w:rPr>
-          <w:lang w:bidi="he-IL"/>
-        </w:rPr>
-        <w:t>мудъл</w:t>
-      </w:r>
-      <w:proofErr w:type="spellEnd"/>
-      <w:r>
-        <w:rPr>
-          <w:lang w:bidi="he-IL"/>
-        </w:rPr>
-        <w:t>). Това важи и за хората, независимо явяващи се извънредно, на редовна или поправителна сесия, финализиране и последни промени може да качвате и преди да влезнете за защита.</w:t>
-      </w:r>
-    </w:p>
-    <w:p>
-      <w:pPr>
-        <w:spacing w:line="240" w:lineRule="auto"/>
-        <w:rPr>
-          <w:lang w:bidi="he-IL"/>
-        </w:rPr>
-      </w:pPr>
-      <w:r>
-        <w:rPr>
-          <w:lang w:bidi="he-IL"/>
-        </w:rPr>
-        <w:t>Вижте и инструкциите към 6 издание – които не противоречат с инструкциите за настоящото издание – са валидни и сега.</w:t>
-      </w:r>
-    </w:p>
-    <w:p>
-      <w:pPr>
-        <w:pStyle w:val="Heading2"/>
-        <w:rPr>
-          <w:lang w:bidi="he-IL"/>
-        </w:rPr>
-      </w:pPr>
-      <w:r>
-        <w:rPr>
-          <w:lang w:bidi="he-IL"/>
-        </w:rPr>
-        <w:t>Финален проект</w:t>
-      </w:r>
-      <w:r>
-        <w:rPr>
-          <w:lang w:val="en-US" w:bidi="he-IL"/>
-        </w:rPr>
-        <w:t xml:space="preserve"> (</w:t>
-      </w:r>
-      <w:r>
-        <w:rPr>
-          <w:lang w:bidi="he-IL"/>
-        </w:rPr>
-        <w:t xml:space="preserve">инструкции към 6 издание) </w:t>
-      </w:r>
-    </w:p>
-    <w:p>
-      <w:pPr>
-        <w:spacing w:line="240" w:lineRule="auto"/>
-        <w:rPr>
-          <w:i/>
-          <w:iCs/>
-          <w:lang w:bidi="he-IL"/>
-        </w:rPr>
-      </w:pPr>
-      <w:r>
-        <w:rPr>
-          <w:lang w:bidi="he-IL"/>
-        </w:rPr>
-        <w:t xml:space="preserve">Заб. </w:t>
-      </w:r>
-      <w:r>
-        <w:rPr>
-          <w:i/>
-          <w:iCs/>
-          <w:lang w:bidi="he-IL"/>
-        </w:rPr>
-        <w:t xml:space="preserve">Спазвайки препоръките по-долу биха спомогнали да направите добри проекти по Уеб технологии. </w:t>
-      </w:r>
-    </w:p>
-    <w:p>
-      <w:pPr>
-        <w:spacing w:line="240" w:lineRule="auto"/>
-        <w:rPr>
-          <w:lang w:bidi="he-IL"/>
-        </w:rPr>
-      </w:pPr>
-      <w:r>
-        <w:rPr>
-          <w:b/>
-          <w:bCs/>
-          <w:lang w:bidi="he-IL"/>
-        </w:rPr>
-        <w:t>Задължително:</w:t>
-      </w:r>
-      <w:r>
-        <w:rPr>
-          <w:lang w:bidi="he-IL"/>
-        </w:rPr>
-        <w:t xml:space="preserve"> Реферата да е в </w:t>
-      </w:r>
-      <w:proofErr w:type="spellStart"/>
-      <w:r>
-        <w:rPr>
-          <w:lang w:bidi="he-IL"/>
-        </w:rPr>
-        <w:t>zip</w:t>
-      </w:r>
-      <w:proofErr w:type="spellEnd"/>
-      <w:r>
-        <w:rPr>
-          <w:lang w:bidi="he-IL"/>
-        </w:rPr>
-        <w:t xml:space="preserve"> файл с име на </w:t>
-      </w:r>
-      <w:proofErr w:type="spellStart"/>
-      <w:r>
-        <w:rPr>
-          <w:lang w:bidi="he-IL"/>
-        </w:rPr>
-        <w:t>зип</w:t>
-      </w:r>
-      <w:proofErr w:type="spellEnd"/>
-      <w:r>
-        <w:rPr>
-          <w:lang w:bidi="he-IL"/>
-        </w:rPr>
-        <w:t xml:space="preserve"> файла: </w:t>
-      </w:r>
-      <w:r>
-        <w:rPr>
-          <w:b/>
-          <w:bCs/>
-          <w:lang w:bidi="he-IL"/>
-        </w:rPr>
-        <w:t>fakNo_final.zip</w:t>
-      </w:r>
-      <w:r>
-        <w:rPr>
-          <w:lang w:bidi="he-IL"/>
-        </w:rPr>
-        <w:t xml:space="preserve"> където вместо </w:t>
-      </w:r>
-      <w:proofErr w:type="spellStart"/>
-      <w:r>
-        <w:rPr>
-          <w:b/>
-          <w:bCs/>
-          <w:highlight w:val="yellow"/>
-          <w:lang w:bidi="he-IL"/>
-        </w:rPr>
-        <w:t>fanNo</w:t>
-      </w:r>
-      <w:proofErr w:type="spellEnd"/>
-      <w:r>
-        <w:rPr>
-          <w:lang w:bidi="he-IL"/>
-        </w:rPr>
-        <w:t xml:space="preserve"> пишете факултетният си номер</w:t>
-      </w:r>
-      <w:r>
-        <w:rPr>
-          <w:lang w:bidi="he-IL"/>
-        </w:rPr>
-        <w:t>/а</w:t>
-      </w:r>
-      <w:r>
-        <w:rPr>
-          <w:lang w:bidi="he-IL"/>
-        </w:rPr>
-        <w:t xml:space="preserve"> (според инструкциите, зададени в</w:t>
-      </w:r>
-      <w:r>
-        <w:rPr>
-          <w:lang w:bidi="he-IL"/>
-        </w:rPr>
-        <w:t>ъв</w:t>
-      </w:r>
-      <w:r>
-        <w:rPr>
-          <w:lang w:bidi="he-IL"/>
-        </w:rPr>
-        <w:t xml:space="preserve"> форума на курса).</w:t>
-      </w:r>
-    </w:p>
-    <w:p>
-      <w:pPr>
-        <w:pStyle w:val="Heading2"/>
-        <w:rPr>
-          <w:lang w:bidi="he-IL"/>
-        </w:rPr>
-      </w:pPr>
-      <w:r>
-        <w:rPr>
-          <w:lang w:bidi="he-IL"/>
-        </w:rPr>
-        <w:t>Още няколко упътвания:</w:t>
-      </w:r>
-    </w:p>
-    <w:p>
-      <w:pPr>
-        <w:spacing w:line="240" w:lineRule="auto"/>
-        <w:rPr>
-          <w:lang w:bidi="he-IL"/>
-        </w:rPr>
-      </w:pPr>
-      <w:r>
-        <w:rPr>
-          <w:lang w:bidi="he-IL"/>
-        </w:rPr>
-        <w:t>I. АРХИТЕКТУРА НА УЕБ СИСТЕМАТА: Да има три-</w:t>
-      </w:r>
-      <w:proofErr w:type="spellStart"/>
-      <w:r>
-        <w:rPr>
-          <w:lang w:bidi="he-IL"/>
-        </w:rPr>
-        <w:t>слойна</w:t>
-      </w:r>
-      <w:proofErr w:type="spellEnd"/>
-      <w:r>
-        <w:rPr>
-          <w:lang w:bidi="he-IL"/>
-        </w:rPr>
-        <w:t xml:space="preserve"> архитектура (Препоръки: 1. презентационен слой - </w:t>
-      </w:r>
-      <w:proofErr w:type="spellStart"/>
-      <w:r>
-        <w:rPr>
-          <w:lang w:bidi="he-IL"/>
-        </w:rPr>
-        <w:t>css</w:t>
-      </w:r>
-      <w:proofErr w:type="spellEnd"/>
-      <w:r>
-        <w:rPr>
-          <w:lang w:bidi="he-IL"/>
-        </w:rPr>
-        <w:t>/</w:t>
-      </w:r>
-      <w:proofErr w:type="spellStart"/>
-      <w:r>
-        <w:rPr>
-          <w:lang w:bidi="he-IL"/>
-        </w:rPr>
-        <w:t>js</w:t>
-      </w:r>
-      <w:proofErr w:type="spellEnd"/>
-      <w:r>
-        <w:rPr>
-          <w:lang w:bidi="he-IL"/>
-        </w:rPr>
-        <w:t>/</w:t>
-      </w:r>
-      <w:proofErr w:type="spellStart"/>
-      <w:r>
-        <w:rPr>
-          <w:lang w:bidi="he-IL"/>
-        </w:rPr>
-        <w:t>html</w:t>
-      </w:r>
-      <w:proofErr w:type="spellEnd"/>
-      <w:r>
-        <w:rPr>
-          <w:lang w:bidi="he-IL"/>
-        </w:rPr>
-        <w:t xml:space="preserve">, 2. БД: </w:t>
-      </w:r>
-      <w:proofErr w:type="spellStart"/>
-      <w:r>
-        <w:rPr>
-          <w:lang w:bidi="he-IL"/>
-        </w:rPr>
-        <w:t>MySql</w:t>
-      </w:r>
-      <w:proofErr w:type="spellEnd"/>
-      <w:r>
-        <w:rPr>
-          <w:lang w:bidi="he-IL"/>
-        </w:rPr>
-        <w:t xml:space="preserve"> и като допълнение по желание може да имате импорт/експорт към XML</w:t>
-      </w:r>
-      <w:r>
-        <w:rPr>
-          <w:lang w:bidi="he-IL"/>
-        </w:rPr>
-        <w:t>/</w:t>
-      </w:r>
-      <w:proofErr w:type="spellStart"/>
-      <w:r>
-        <w:rPr>
-          <w:lang w:val="en-US" w:bidi="he-IL"/>
-        </w:rPr>
-        <w:t>json</w:t>
-      </w:r>
-      <w:proofErr w:type="spellEnd"/>
-      <w:r>
-        <w:rPr>
-          <w:lang w:val="en-US" w:bidi="he-IL"/>
-        </w:rPr>
-        <w:t>/csv</w:t>
-      </w:r>
-      <w:r>
-        <w:rPr>
-          <w:lang w:bidi="he-IL"/>
-        </w:rPr>
-        <w:t xml:space="preserve">; 3. Бизнес логика - </w:t>
-      </w:r>
-      <w:proofErr w:type="spellStart"/>
-      <w:r>
-        <w:rPr>
-          <w:lang w:bidi="he-IL"/>
-        </w:rPr>
-        <w:t>Php</w:t>
-      </w:r>
-      <w:proofErr w:type="spellEnd"/>
-      <w:r>
-        <w:rPr>
-          <w:lang w:bidi="he-IL"/>
-        </w:rPr>
-        <w:t>)</w:t>
-      </w:r>
-    </w:p>
-    <w:p>
-      <w:pPr>
-        <w:spacing w:line="240" w:lineRule="auto"/>
-        <w:rPr>
-          <w:lang w:bidi="he-IL"/>
-        </w:rPr>
-      </w:pPr>
-      <w:r>
-        <w:rPr>
-          <w:lang w:bidi="he-IL"/>
-        </w:rPr>
-        <w:lastRenderedPageBreak/>
-        <w:t>II. ФУНКЦИОНАЛНИ ХАРАКТЕРИСТИКИ: Съгласуват се с преподавателя - избира се темата, а каква да е функционалността - питате на лекции или се явявате на предварителна защита, където съгласувате обхвата на изискванията;</w:t>
-      </w:r>
-      <w:r>
-        <w:rPr>
-          <w:lang w:val="en-US" w:bidi="he-IL"/>
-        </w:rPr>
-        <w:t xml:space="preserve"> </w:t>
-      </w:r>
-      <w:r>
-        <w:rPr>
-          <w:lang w:bidi="he-IL"/>
-        </w:rPr>
-        <w:t>Да се познават и спазват добрите практики, завършеност</w:t>
-      </w:r>
-      <w:r>
-        <w:rPr>
-          <w:lang w:val="en-US" w:bidi="he-IL"/>
-        </w:rPr>
-        <w:t xml:space="preserve"> </w:t>
-      </w:r>
-      <w:r>
-        <w:rPr>
-          <w:lang w:bidi="he-IL"/>
-        </w:rPr>
-        <w:t>на функционалността</w:t>
-      </w:r>
-      <w:r>
-        <w:rPr>
-          <w:lang w:bidi="he-IL"/>
-        </w:rPr>
-        <w:t xml:space="preserve"> - според сложността на приложението – 30 човеко-часа);</w:t>
-      </w:r>
-    </w:p>
-    <w:p>
-      <w:pPr>
-        <w:spacing w:line="240" w:lineRule="auto"/>
-        <w:rPr>
-          <w:lang w:bidi="he-IL"/>
-        </w:rPr>
-      </w:pPr>
-      <w:r>
-        <w:rPr>
-          <w:lang w:bidi="he-IL"/>
-        </w:rPr>
-        <w:t>III. НЕ-Функционални характеристики:</w:t>
-      </w:r>
-    </w:p>
-    <w:p>
-      <w:pPr>
-        <w:spacing w:line="240" w:lineRule="auto"/>
-        <w:rPr>
-          <w:lang w:bidi="he-IL"/>
-        </w:rPr>
-      </w:pPr>
-      <w:r>
-        <w:rPr>
-          <w:lang w:bidi="he-IL"/>
-        </w:rPr>
-        <w:t xml:space="preserve">- </w:t>
-      </w:r>
-      <w:proofErr w:type="spellStart"/>
-      <w:r>
-        <w:rPr>
-          <w:lang w:bidi="he-IL"/>
-        </w:rPr>
-        <w:t>Конфигурируемост</w:t>
-      </w:r>
-      <w:proofErr w:type="spellEnd"/>
-      <w:r>
-        <w:rPr>
-          <w:lang w:bidi="he-IL"/>
-        </w:rPr>
-        <w:t xml:space="preserve"> (лесно да може да се инсталира - например: смяна на едно </w:t>
-      </w:r>
-      <w:proofErr w:type="spellStart"/>
-      <w:r>
-        <w:rPr>
-          <w:lang w:bidi="he-IL"/>
-        </w:rPr>
-        <w:t>место</w:t>
-      </w:r>
-      <w:proofErr w:type="spellEnd"/>
-      <w:r>
-        <w:rPr>
-          <w:lang w:bidi="he-IL"/>
-        </w:rPr>
-        <w:t xml:space="preserve"> ако се смени физически папката на сървъра - да е в под-папка, смяна на адреса - IP/URL, смяна на име/парола/</w:t>
-      </w:r>
-    </w:p>
-    <w:p>
-      <w:pPr>
-        <w:spacing w:line="240" w:lineRule="auto"/>
-        <w:rPr>
-          <w:lang w:bidi="he-IL"/>
-        </w:rPr>
-      </w:pPr>
-      <w:r>
-        <w:rPr>
-          <w:lang w:bidi="he-IL"/>
-        </w:rPr>
-        <w:t>- Разширяемост - лесно да може да се разширява функционалността на различните слоеве;</w:t>
-      </w:r>
-    </w:p>
-    <w:p>
-      <w:pPr>
-        <w:spacing w:line="240" w:lineRule="auto"/>
-        <w:rPr>
-          <w:lang w:bidi="he-IL"/>
-        </w:rPr>
-      </w:pPr>
-      <w:r>
-        <w:rPr>
-          <w:lang w:bidi="he-IL"/>
-        </w:rPr>
-        <w:t xml:space="preserve">- Документация - без да се пуска проекта - да може да се ориентира в неговата функционалност, как се настройва, точки на разширение на отделните слоеве- ако има </w:t>
-      </w:r>
-      <w:r>
-        <w:rPr>
-          <w:lang w:bidi="he-IL"/>
-        </w:rPr>
-        <w:t>особеност</w:t>
-      </w:r>
-      <w:r>
-        <w:rPr>
-          <w:lang w:bidi="he-IL"/>
-        </w:rPr>
-        <w:t xml:space="preserve">, примерни данни за тестване - администраторски акаунти, ръководство на потребителя за различните роли </w:t>
-      </w:r>
-      <w:r>
-        <w:rPr>
-          <w:lang w:bidi="he-IL"/>
-        </w:rPr>
-        <w:t>–</w:t>
-      </w:r>
-      <w:r>
-        <w:rPr>
-          <w:lang w:bidi="he-IL"/>
-        </w:rPr>
-        <w:t xml:space="preserve"> </w:t>
-      </w:r>
-      <w:proofErr w:type="spellStart"/>
-      <w:r>
-        <w:rPr>
-          <w:lang w:bidi="he-IL"/>
-        </w:rPr>
-        <w:t>екраннк</w:t>
-      </w:r>
-      <w:proofErr w:type="spellEnd"/>
-      <w:r>
-        <w:rPr>
-          <w:lang w:bidi="he-IL"/>
-        </w:rPr>
-        <w:t xml:space="preserve"> снимки – </w:t>
-      </w:r>
-      <w:proofErr w:type="spellStart"/>
-      <w:r>
-        <w:rPr>
-          <w:lang w:bidi="he-IL"/>
-        </w:rPr>
-        <w:t>т.нар</w:t>
-      </w:r>
-      <w:proofErr w:type="spellEnd"/>
-      <w:r>
-        <w:rPr>
-          <w:lang w:bidi="he-IL"/>
-        </w:rPr>
-        <w:t xml:space="preserve"> „</w:t>
-      </w:r>
-      <w:proofErr w:type="spellStart"/>
-      <w:r>
-        <w:rPr>
-          <w:lang w:bidi="he-IL"/>
-        </w:rPr>
-        <w:t>скрийншоти</w:t>
-      </w:r>
-      <w:proofErr w:type="spellEnd"/>
-      <w:r>
-        <w:rPr>
-          <w:lang w:bidi="he-IL"/>
-        </w:rPr>
-        <w:t>“</w:t>
-      </w:r>
-      <w:r>
-        <w:rPr>
-          <w:lang w:bidi="he-IL"/>
-        </w:rPr>
-        <w:t xml:space="preserve"> с</w:t>
-      </w:r>
-      <w:r>
-        <w:rPr>
-          <w:lang w:bidi="he-IL"/>
-        </w:rPr>
-        <w:t xml:space="preserve"> номер и</w:t>
-      </w:r>
-      <w:r>
-        <w:rPr>
-          <w:lang w:bidi="he-IL"/>
-        </w:rPr>
-        <w:t xml:space="preserve"> кратко заглавие).</w:t>
-      </w:r>
-    </w:p>
-    <w:p>
-      <w:pPr>
-        <w:spacing w:line="240" w:lineRule="auto"/>
-        <w:rPr>
-          <w:lang w:bidi="he-IL"/>
-        </w:rPr>
-      </w:pPr>
-      <w:r>
-        <w:rPr>
-          <w:lang w:bidi="he-IL"/>
-        </w:rPr>
-        <w:t>IV. Други изисквания, зададени на лекция (следете лекциите</w:t>
-      </w:r>
-      <w:r>
-        <w:rPr>
-          <w:lang w:bidi="he-IL"/>
-        </w:rPr>
-        <w:t xml:space="preserve">, </w:t>
-      </w:r>
-      <w:r>
-        <w:rPr>
-          <w:lang w:bidi="he-IL"/>
-        </w:rPr>
-        <w:t xml:space="preserve"> форумите</w:t>
-      </w:r>
-      <w:r>
-        <w:rPr>
-          <w:lang w:bidi="he-IL"/>
-        </w:rPr>
-        <w:t xml:space="preserve"> и групата</w:t>
-      </w:r>
-      <w:r>
-        <w:rPr>
-          <w:lang w:bidi="he-IL"/>
-        </w:rPr>
-        <w:t>).</w:t>
-      </w:r>
-    </w:p>
-    <w:p>
-      <w:pPr>
-        <w:spacing w:line="240" w:lineRule="auto"/>
-        <w:rPr>
-          <w:lang w:bidi="he-IL"/>
-        </w:rPr>
-      </w:pPr>
-      <w:r>
-        <w:rPr>
-          <w:b/>
-          <w:bCs/>
-          <w:lang w:bidi="he-IL"/>
-        </w:rPr>
-        <w:t>Заб.</w:t>
-      </w:r>
-      <w:r>
-        <w:rPr>
-          <w:lang w:bidi="he-IL"/>
-        </w:rPr>
-        <w:t xml:space="preserve"> </w:t>
-      </w:r>
-      <w:r>
-        <w:rPr>
-          <w:i/>
-          <w:iCs/>
-          <w:lang w:bidi="he-IL"/>
-        </w:rPr>
-        <w:t xml:space="preserve">Има вероятност да пусна нова инстанция на системата за рефератите, но този път за проекти, където в </w:t>
-      </w:r>
-      <w:proofErr w:type="spellStart"/>
-      <w:r>
-        <w:rPr>
-          <w:i/>
-          <w:iCs/>
-          <w:lang w:bidi="he-IL"/>
-        </w:rPr>
-        <w:t>html</w:t>
-      </w:r>
-      <w:proofErr w:type="spellEnd"/>
-      <w:r>
-        <w:rPr>
-          <w:i/>
-          <w:iCs/>
-          <w:lang w:bidi="he-IL"/>
-        </w:rPr>
-        <w:t xml:space="preserve"> да сложите документацията си (т.е. подобен на този шаблон, но в </w:t>
+          <w:lang w:bidi="he-IL"/>
+        </w:rPr>
+        <w:t xml:space="preserve">Има вероятност да пусна нова инстанция на системата за рефератите, но този път за проекти, където в html да сложите документацията си (т.е. подобен на този шаблон, но в </w:t>
       </w:r>
       <w:r>
         <w:rPr>
@@ -3369,21 +3945,7 @@
         <w:rPr>
           <w:lang w:bidi="he-IL"/>
         </w:rPr>
-        <w:t xml:space="preserve">За изискването </w:t>
-      </w:r>
-      <w:proofErr w:type="spellStart"/>
-      <w:r>
-        <w:rPr>
-          <w:lang w:bidi="he-IL"/>
-        </w:rPr>
-        <w:t>конфигурируемост</w:t>
-      </w:r>
-      <w:proofErr w:type="spellEnd"/>
-      <w:r>
-        <w:rPr>
-          <w:lang w:bidi="he-IL"/>
-        </w:rPr>
-        <w:t xml:space="preserve"> (описвате в документацията), се очаква</w:t>
+        <w:t>За изискването конфигурируемост (описвате в документацията), се очаква</w:t>
       </w:r>
       <w:r>
         <w:rPr>
@@ -3421,42 +3983,8 @@
           <w:szCs w:val="20"/>
           <w:highlight w:val="yellow"/>
         </w:rPr>
-        <w:t>&lt;?</w:t>
-      </w:r>
-      <w:proofErr w:type="spellStart"/>
-      <w:r>
-        <w:rPr>
-          <w:rFonts w:ascii="Courier New" w:hAnsi="Courier New" w:cs="Courier New"/>
-          <w:color w:val="FF0000"/>
-          <w:sz w:val="20"/>
-          <w:szCs w:val="20"/>
-          <w:highlight w:val="yellow"/>
-        </w:rPr>
-        <w:t>php</w:t>
-      </w:r>
-      <w:proofErr w:type="spellEnd"/>
-      <w:r>
-        <w:rPr>
-          <w:rFonts w:ascii="Courier New" w:hAnsi="Courier New" w:cs="Courier New"/>
-          <w:color w:val="FF0000"/>
-          <w:sz w:val="20"/>
-          <w:szCs w:val="20"/>
-          <w:highlight w:val="yellow"/>
-        </w:rPr>
-        <w:t xml:space="preserve"> //</w:t>
-      </w:r>
-      <w:proofErr w:type="spellStart"/>
-      <w:r>
-        <w:rPr>
-          <w:rFonts w:ascii="Courier New" w:hAnsi="Courier New" w:cs="Courier New"/>
-          <w:color w:val="FF0000"/>
-          <w:sz w:val="20"/>
-          <w:szCs w:val="20"/>
-          <w:highlight w:val="yellow"/>
-        </w:rPr>
-        <w:t>conf.php</w:t>
-      </w:r>
-      <w:proofErr w:type="spellEnd"/>
+        <w:t>&lt;?php //conf.php</w:t>
+      </w:r>
       <w:r>
         <w:rPr>
           <w:rFonts w:ascii="Courier New" w:hAnsi="Courier New" w:cs="Courier New"/>
@@ -3516,20 +4044,8 @@
           <w:szCs w:val="20"/>
           <w:highlight w:val="yellow"/>
         </w:rPr>
-        <w:t>$</w:t>
-      </w:r>
-      <w:proofErr w:type="spellStart"/>
-      <w:r>
-        <w:rPr>
-          <w:rFonts w:ascii="Courier New" w:hAnsi="Courier New" w:cs="Courier New"/>
-          <w:color w:val="000080"/>
-          <w:sz w:val="20"/>
-          <w:szCs w:val="20"/>
-          <w:highlight w:val="yellow"/>
-        </w:rPr>
-        <w:t>vhosts</w:t>
-      </w:r>
-      <w:proofErr w:type="spellEnd"/>
+        <w:t>$vhosts</w:t>
+      </w:r>
       <w:r>
         <w:rPr>
           <w:rFonts w:ascii="Courier New" w:hAnsi="Courier New" w:cs="Courier New"/>
@@ -3668,29 +4184,7 @@
           <w:szCs w:val="20"/>
           <w:highlight w:val="yellow"/>
         </w:rPr>
-        <w:t>&lt;</w:t>
-      </w:r>
-      <w:proofErr w:type="spellStart"/>
-      <w:r>
-        <w:rPr>
-          <w:rFonts w:ascii="Courier New" w:hAnsi="Courier New" w:cs="Courier New"/>
-          <w:color w:val="808080"/>
-          <w:sz w:val="20"/>
-          <w:szCs w:val="20"/>
-          <w:highlight w:val="yellow"/>
-        </w:rPr>
-        <w:t>VirtualHost</w:t>
-      </w:r>
-      <w:proofErr w:type="spellEnd"/>
-      <w:r>
-        <w:rPr>
-          <w:rFonts w:ascii="Courier New" w:hAnsi="Courier New" w:cs="Courier New"/>
-          <w:color w:val="808080"/>
-          <w:sz w:val="20"/>
-          <w:szCs w:val="20"/>
-          <w:highlight w:val="yellow"/>
-        </w:rPr>
-        <w:t xml:space="preserve"> *:80&gt;</w:t>
+        <w:t>&lt;VirtualHost *:80&gt;</w:t>
       </w:r>
     </w:p>
     <w:p>
@@ -3716,28 +4210,7 @@
           <w:highlight w:val="yellow"/>
         </w:rPr>
         <w:tab/>
-      </w:r>
-      <w:proofErr w:type="spellStart"/>
-      <w:r>
-        <w:rPr>
-          <w:rFonts w:ascii="Courier New" w:hAnsi="Courier New" w:cs="Courier New"/>
-          <w:color w:val="808080"/>
-          <w:sz w:val="20"/>
-          <w:szCs w:val="20"/>
-          <w:highlight w:val="yellow"/>
-        </w:rPr>
-        <w:t>ServerAdmin</w:t>
-      </w:r>
-      <w:proofErr w:type="spellEnd"/>
-      <w:r>
-        <w:rPr>
-          <w:rFonts w:ascii="Courier New" w:hAnsi="Courier New" w:cs="Courier New"/>
-          <w:color w:val="808080"/>
-          <w:sz w:val="20"/>
-          <w:szCs w:val="20"/>
-          <w:highlight w:val="yellow"/>
-        </w:rPr>
-        <w:t xml:space="preserve">    milenp@fmi.uni-sofia.bg</w:t>
+        <w:t>ServerAdmin    milenp@fmi.uni-sofia.bg</w:t>
       </w:r>
     </w:p>
     <w:p>
@@ -3763,6 +4236,7 @@
           <w:highlight w:val="yellow"/>
         </w:rPr>
         <w:tab/>
+        <w:t>DocumentRoot   "C:/</w:t>
       </w:r>
       <w:proofErr w:type="spellStart"/>
       <w:r>
@@ -3772,8 +4246,9 @@
           <w:sz w:val="20"/>
           <w:szCs w:val="20"/>
           <w:highlight w:val="yellow"/>
-        </w:rPr>
-        <w:t>DocumentRoot</w:t>
+          <w:lang w:val="en-US"/>
+        </w:rPr>
+        <w:t>xampp</w:t>
       </w:r>
       <w:proofErr w:type="spellEnd"/>
       <w:r>
@@ -3784,52 +4259,7 @@
           <w:szCs w:val="20"/>
           <w:highlight w:val="yellow"/>
         </w:rPr>
-        <w:t xml:space="preserve">   "C:/</w:t>
-      </w:r>
-      <w:proofErr w:type="spellStart"/>
-      <w:r>
-        <w:rPr>
-          <w:rFonts w:ascii="Courier New" w:hAnsi="Courier New" w:cs="Courier New"/>
-          <w:color w:val="808080"/>
-          <w:sz w:val="20"/>
-          <w:szCs w:val="20"/>
-          <w:highlight w:val="yellow"/>
-          <w:lang w:val="en-US"/>
-        </w:rPr>
-        <w:t>xampp</w:t>
-      </w:r>
-      <w:proofErr w:type="spellEnd"/>
-      <w:r>
-        <w:rPr>
-          <w:rFonts w:ascii="Courier New" w:hAnsi="Courier New" w:cs="Courier New"/>
-          <w:color w:val="808080"/>
-          <w:sz w:val="20"/>
-          <w:szCs w:val="20"/>
-          <w:highlight w:val="yellow"/>
-        </w:rPr>
-        <w:t>/</w:t>
-      </w:r>
-      <w:proofErr w:type="spellStart"/>
-      <w:r>
-        <w:rPr>
-          <w:rFonts w:ascii="Courier New" w:hAnsi="Courier New" w:cs="Courier New"/>
-          <w:color w:val="808080"/>
-          <w:sz w:val="20"/>
-          <w:szCs w:val="20"/>
-          <w:highlight w:val="yellow"/>
-        </w:rPr>
-        <w:t>htdocs</w:t>
-      </w:r>
-      <w:proofErr w:type="spellEnd"/>
-      <w:r>
-        <w:rPr>
-          <w:rFonts w:ascii="Courier New" w:hAnsi="Courier New" w:cs="Courier New"/>
-          <w:color w:val="808080"/>
-          <w:sz w:val="20"/>
-          <w:szCs w:val="20"/>
-          <w:highlight w:val="yellow"/>
-        </w:rPr>
-        <w:t>/w11ref.w3c.fmi.uni-sofia.bg/_PUB"</w:t>
+        <w:t>/htdocs/w11ref.w3c.fmi.uni-sofia.bg/_PUB"</w:t>
       </w:r>
     </w:p>
     <w:p>
@@ -3855,41 +4285,8 @@
           <w:highlight w:val="yellow"/>
         </w:rPr>
         <w:tab/>
-      </w:r>
-      <w:proofErr w:type="spellStart"/>
-      <w:r>
-        <w:rPr>
-          <w:rFonts w:ascii="Courier New" w:hAnsi="Courier New" w:cs="Courier New"/>
-          <w:color w:val="808080"/>
-          <w:sz w:val="20"/>
-          <w:szCs w:val="20"/>
-          <w:highlight w:val="yellow"/>
-        </w:rPr>
-        <w:t>DirectoryIndex</w:t>
-      </w:r>
-      <w:proofErr w:type="spellEnd"/>
-      <w:r>
-        <w:rPr>
-          <w:rFonts w:ascii="Courier New" w:hAnsi="Courier New" w:cs="Courier New"/>
-          <w:color w:val="808080"/>
-          <w:sz w:val="20"/>
-          <w:szCs w:val="20"/>
-          <w:highlight w:val="yellow"/>
-        </w:rPr>
-        <w:t xml:space="preserve"> </w:t>
-      </w:r>
-      <w:proofErr w:type="spellStart"/>
-      <w:r>
-        <w:rPr>
-          <w:rFonts w:ascii="Courier New" w:hAnsi="Courier New" w:cs="Courier New"/>
-          <w:color w:val="808080"/>
-          <w:sz w:val="20"/>
-          <w:szCs w:val="20"/>
-          <w:highlight w:val="yellow"/>
-        </w:rPr>
-        <w:t>index.php</w:t>
-      </w:r>
-      <w:proofErr w:type="spellEnd"/>
+        <w:t>DirectoryIndex index.php</w:t>
+      </w:r>
     </w:p>
     <w:p>
       <w:pPr>
@@ -3914,28 +4311,7 @@
           <w:highlight w:val="yellow"/>
         </w:rPr>
         <w:tab/>
-      </w:r>
-      <w:proofErr w:type="spellStart"/>
-      <w:r>
-        <w:rPr>
-          <w:rFonts w:ascii="Courier New" w:hAnsi="Courier New" w:cs="Courier New"/>
-          <w:color w:val="808080"/>
-          <w:sz w:val="20"/>
-          <w:szCs w:val="20"/>
-          <w:highlight w:val="yellow"/>
-        </w:rPr>
-        <w:t>ServerName</w:t>
-      </w:r>
-      <w:proofErr w:type="spellEnd"/>
-      <w:r>
-        <w:rPr>
-          <w:rFonts w:ascii="Courier New" w:hAnsi="Courier New" w:cs="Courier New"/>
-          <w:color w:val="808080"/>
-          <w:sz w:val="20"/>
-          <w:szCs w:val="20"/>
-          <w:highlight w:val="yellow"/>
-        </w:rPr>
-        <w:t xml:space="preserve">     w11ref.w3c.fmi.uni-sofia.bg</w:t>
+        <w:t>ServerName     w11ref.w3c.fmi.uni-sofia.bg</w:t>
       </w:r>
     </w:p>
     <w:p>
@@ -3960,29 +4336,7 @@
           <w:szCs w:val="20"/>
           <w:highlight w:val="yellow"/>
         </w:rPr>
-        <w:t xml:space="preserve">#    </w:t>
-      </w:r>
-      <w:proofErr w:type="spellStart"/>
-      <w:r>
-        <w:rPr>
-          <w:rFonts w:ascii="Courier New" w:hAnsi="Courier New" w:cs="Courier New"/>
-          <w:color w:val="808080"/>
-          <w:sz w:val="20"/>
-          <w:szCs w:val="20"/>
-          <w:highlight w:val="yellow"/>
-        </w:rPr>
-        <w:t>ServerAlias</w:t>
-      </w:r>
-      <w:proofErr w:type="spellEnd"/>
-      <w:r>
-        <w:rPr>
-          <w:rFonts w:ascii="Courier New" w:hAnsi="Courier New" w:cs="Courier New"/>
-          <w:color w:val="808080"/>
-          <w:sz w:val="20"/>
-          <w:szCs w:val="20"/>
-          <w:highlight w:val="yellow"/>
-        </w:rPr>
-        <w:t xml:space="preserve">    9999.w3c.fmi.uni-sofia.bg</w:t>
+        <w:t>#    ServerAlias    9999.w3c.fmi.uni-sofia.bg</w:t>
       </w:r>
     </w:p>
     <w:p>
@@ -4023,29 +4377,7 @@
           <w:highlight w:val="yellow"/>
         </w:rPr>
         <w:tab/>
-        <w:t>&lt;</w:t>
-      </w:r>
-      <w:proofErr w:type="spellStart"/>
-      <w:r>
-        <w:rPr>
-          <w:rFonts w:ascii="Courier New" w:hAnsi="Courier New" w:cs="Courier New"/>
-          <w:color w:val="808080"/>
-          <w:sz w:val="20"/>
-          <w:szCs w:val="20"/>
-          <w:highlight w:val="yellow"/>
-        </w:rPr>
-        <w:t>Directory</w:t>
-      </w:r>
-      <w:proofErr w:type="spellEnd"/>
-      <w:r>
-        <w:rPr>
-          <w:rFonts w:ascii="Courier New" w:hAnsi="Courier New" w:cs="Courier New"/>
-          <w:color w:val="808080"/>
-          <w:sz w:val="20"/>
-          <w:szCs w:val="20"/>
-          <w:highlight w:val="yellow"/>
-        </w:rPr>
-        <w:t xml:space="preserve"> "C:/BACKUP_SYSTEMS/htdocs/w11ref.w3c.fmi.uni-sofia.bg/_PUB"&gt;</w:t>
+        <w:t>&lt;Directory "C:/BACKUP_SYSTEMS/htdocs/w11ref.w3c.fmi.uni-sofia.bg/_PUB"&gt;</w:t>
       </w:r>
     </w:p>
     <w:p>
@@ -4081,41 +4413,8 @@
           <w:highlight w:val="yellow"/>
         </w:rPr>
         <w:tab/>
-      </w:r>
-      <w:proofErr w:type="spellStart"/>
-      <w:r>
-        <w:rPr>
-          <w:rFonts w:ascii="Courier New" w:hAnsi="Courier New" w:cs="Courier New"/>
-          <w:color w:val="808080"/>
-          <w:sz w:val="20"/>
-          <w:szCs w:val="20"/>
-          <w:highlight w:val="yellow"/>
-        </w:rPr>
-        <w:t>Options</w:t>
-      </w:r>
-      <w:proofErr w:type="spellEnd"/>
-      <w:r>
-        <w:rPr>
-          <w:rFonts w:ascii="Courier New" w:hAnsi="Courier New" w:cs="Courier New"/>
-          <w:color w:val="808080"/>
-          <w:sz w:val="20"/>
-          <w:szCs w:val="20"/>
-          <w:highlight w:val="yellow"/>
-        </w:rPr>
-        <w:t xml:space="preserve">       </w:t>
-      </w:r>
-      <w:proofErr w:type="spellStart"/>
-      <w:r>
-        <w:rPr>
-          <w:rFonts w:ascii="Courier New" w:hAnsi="Courier New" w:cs="Courier New"/>
-          <w:color w:val="808080"/>
-          <w:sz w:val="20"/>
-          <w:szCs w:val="20"/>
-          <w:highlight w:val="yellow"/>
-        </w:rPr>
-        <w:t>All</w:t>
-      </w:r>
-      <w:proofErr w:type="spellEnd"/>
+        <w:t>Options       All</w:t>
+      </w:r>
     </w:p>
     <w:p>
       <w:pPr>
@@ -4150,28 +4449,7 @@
           <w:highlight w:val="yellow"/>
         </w:rPr>
         <w:tab/>
-      </w:r>
-      <w:proofErr w:type="spellStart"/>
-      <w:r>
-        <w:rPr>
-          <w:rFonts w:ascii="Courier New" w:hAnsi="Courier New" w:cs="Courier New"/>
-          <w:color w:val="808080"/>
-          <w:sz w:val="20"/>
-          <w:szCs w:val="20"/>
-          <w:highlight w:val="yellow"/>
-        </w:rPr>
-        <w:t>AllowOverride</w:t>
-      </w:r>
-      <w:proofErr w:type="spellEnd"/>
-      <w:r>
-        <w:rPr>
-          <w:rFonts w:ascii="Courier New" w:hAnsi="Courier New" w:cs="Courier New"/>
-          <w:color w:val="808080"/>
-          <w:sz w:val="20"/>
-          <w:szCs w:val="20"/>
-          <w:highlight w:val="yellow"/>
-        </w:rPr>
-        <w:t xml:space="preserve"> All</w:t>
+        <w:t>AllowOverride All</w:t>
       </w:r>
     </w:p>
     <w:p>
@@ -4207,63 +4485,8 @@
           <w:highlight w:val="yellow"/>
         </w:rPr>
         <w:tab/>
-      </w:r>
-      <w:proofErr w:type="spellStart"/>
-      <w:r>
-        <w:rPr>
-          <w:rFonts w:ascii="Courier New" w:hAnsi="Courier New" w:cs="Courier New"/>
-          <w:color w:val="808080"/>
-          <w:sz w:val="20"/>
-          <w:szCs w:val="20"/>
-          <w:highlight w:val="yellow"/>
-        </w:rPr>
-        <w:t>Require</w:t>
-      </w:r>
-      <w:proofErr w:type="spellEnd"/>
-      <w:r>
-        <w:rPr>
-          <w:rFonts w:ascii="Courier New" w:hAnsi="Courier New" w:cs="Courier New"/>
-          <w:color w:val="808080"/>
-          <w:sz w:val="20"/>
-          <w:szCs w:val="20"/>
-          <w:highlight w:val="yellow"/>
-        </w:rPr>
-        <w:t xml:space="preserve">       </w:t>
-      </w:r>
-      <w:proofErr w:type="spellStart"/>
-      <w:r>
-        <w:rPr>
-          <w:rFonts w:ascii="Courier New" w:hAnsi="Courier New" w:cs="Courier New"/>
-          <w:color w:val="808080"/>
-          <w:sz w:val="20"/>
-          <w:szCs w:val="20"/>
-          <w:highlight w:val="yellow"/>
-        </w:rPr>
-        <w:t>all</w:t>
-      </w:r>
-      <w:proofErr w:type="spellEnd"/>
-      <w:r>
-        <w:rPr>
-          <w:rFonts w:ascii="Courier New" w:hAnsi="Courier New" w:cs="Courier New"/>
-          <w:color w:val="808080"/>
-          <w:sz w:val="20"/>
-          <w:szCs w:val="20"/>
-          <w:highlight w:val="yellow"/>
-        </w:rPr>
-        <w:t xml:space="preserve"> </w:t>
-      </w:r>
-      <w:proofErr w:type="spellStart"/>
-      <w:r>
-        <w:rPr>
-          <w:rFonts w:ascii="Courier New" w:hAnsi="Courier New" w:cs="Courier New"/>
-          <w:color w:val="808080"/>
-          <w:sz w:val="20"/>
-          <w:szCs w:val="20"/>
-          <w:highlight w:val="yellow"/>
-        </w:rPr>
-        <w:t>granted</w:t>
-      </w:r>
-      <w:proofErr w:type="spellEnd"/>
+        <w:t>Require       all granted</w:t>
+      </w:r>
     </w:p>
     <w:p>
       <w:pPr>
@@ -4288,29 +4511,7 @@
           <w:highlight w:val="yellow"/>
         </w:rPr>
         <w:tab/>
-        <w:t>&lt;/</w:t>
-      </w:r>
-      <w:proofErr w:type="spellStart"/>
-      <w:r>
-        <w:rPr>
-          <w:rFonts w:ascii="Courier New" w:hAnsi="Courier New" w:cs="Courier New"/>
-          <w:color w:val="808080"/>
-          <w:sz w:val="20"/>
-          <w:szCs w:val="20"/>
-          <w:highlight w:val="yellow"/>
-        </w:rPr>
-        <w:t>Directory</w:t>
-      </w:r>
-      <w:proofErr w:type="spellEnd"/>
-      <w:r>
-        <w:rPr>
-          <w:rFonts w:ascii="Courier New" w:hAnsi="Courier New" w:cs="Courier New"/>
-          <w:color w:val="808080"/>
-          <w:sz w:val="20"/>
-          <w:szCs w:val="20"/>
-          <w:highlight w:val="yellow"/>
-        </w:rPr>
-        <w:t>&gt;</w:t>
+        <w:t>&lt;/Directory&gt;</w:t>
       </w:r>
     </w:p>
     <w:p>
@@ -4335,29 +4536,7 @@
           <w:szCs w:val="20"/>
           <w:highlight w:val="yellow"/>
         </w:rPr>
-        <w:t>&lt;/</w:t>
-      </w:r>
-      <w:proofErr w:type="spellStart"/>
-      <w:r>
-        <w:rPr>
-          <w:rFonts w:ascii="Courier New" w:hAnsi="Courier New" w:cs="Courier New"/>
-          <w:color w:val="808080"/>
-          <w:sz w:val="20"/>
-          <w:szCs w:val="20"/>
-          <w:highlight w:val="yellow"/>
-        </w:rPr>
-        <w:t>VirtualHost</w:t>
-      </w:r>
-      <w:proofErr w:type="spellEnd"/>
-      <w:r>
-        <w:rPr>
-          <w:rFonts w:ascii="Courier New" w:hAnsi="Courier New" w:cs="Courier New"/>
-          <w:color w:val="808080"/>
-          <w:sz w:val="20"/>
-          <w:szCs w:val="20"/>
-          <w:highlight w:val="yellow"/>
-        </w:rPr>
-        <w:t>&gt;</w:t>
+        <w:t>&lt;/VirtualHost&gt;</w:t>
       </w:r>
     </w:p>
     <w:p>
@@ -4432,183 +4611,7 @@
           <w:szCs w:val="20"/>
           <w:highlight w:val="yellow"/>
         </w:rPr>
-        <w:t>//</w:t>
-      </w:r>
-      <w:proofErr w:type="spellStart"/>
-      <w:r>
-        <w:rPr>
-          <w:rFonts w:ascii="Courier New" w:hAnsi="Courier New" w:cs="Courier New"/>
-          <w:color w:val="008000"/>
-          <w:sz w:val="20"/>
-          <w:szCs w:val="20"/>
-          <w:highlight w:val="yellow"/>
-        </w:rPr>
-        <w:t>echo</w:t>
-      </w:r>
-      <w:proofErr w:type="spellEnd"/>
-      <w:r>
-        <w:rPr>
-          <w:rFonts w:ascii="Courier New" w:hAnsi="Courier New" w:cs="Courier New"/>
-          <w:color w:val="008000"/>
-          <w:sz w:val="20"/>
-          <w:szCs w:val="20"/>
-          <w:highlight w:val="yellow"/>
-        </w:rPr>
-        <w:t xml:space="preserve"> "&lt;</w:t>
-      </w:r>
-      <w:proofErr w:type="spellStart"/>
-      <w:r>
-        <w:rPr>
-          <w:rFonts w:ascii="Courier New" w:hAnsi="Courier New" w:cs="Courier New"/>
-          <w:color w:val="008000"/>
-          <w:sz w:val="20"/>
-          <w:szCs w:val="20"/>
-          <w:highlight w:val="yellow"/>
-        </w:rPr>
-        <w:t>pre</w:t>
-      </w:r>
-      <w:proofErr w:type="spellEnd"/>
-      <w:r>
-        <w:rPr>
-          <w:rFonts w:ascii="Courier New" w:hAnsi="Courier New" w:cs="Courier New"/>
-          <w:color w:val="008000"/>
-          <w:sz w:val="20"/>
-          <w:szCs w:val="20"/>
-          <w:highlight w:val="yellow"/>
-        </w:rPr>
-        <w:t>&gt;$</w:t>
-      </w:r>
-      <w:proofErr w:type="spellStart"/>
-      <w:r>
-        <w:rPr>
-          <w:rFonts w:ascii="Courier New" w:hAnsi="Courier New" w:cs="Courier New"/>
-          <w:color w:val="008000"/>
-          <w:sz w:val="20"/>
-          <w:szCs w:val="20"/>
-          <w:highlight w:val="yellow"/>
-        </w:rPr>
-        <w:t>vhosts</w:t>
-      </w:r>
-      <w:proofErr w:type="spellEnd"/>
-      <w:r>
-        <w:rPr>
-          <w:rFonts w:ascii="Courier New" w:hAnsi="Courier New" w:cs="Courier New"/>
-          <w:color w:val="008000"/>
-          <w:sz w:val="20"/>
-          <w:szCs w:val="20"/>
-          <w:highlight w:val="yellow"/>
-        </w:rPr>
-        <w:t xml:space="preserve"> .  &lt;/</w:t>
-      </w:r>
-      <w:proofErr w:type="spellStart"/>
-      <w:r>
-        <w:rPr>
-          <w:rFonts w:ascii="Courier New" w:hAnsi="Courier New" w:cs="Courier New"/>
-          <w:color w:val="008000"/>
-          <w:sz w:val="20"/>
-          <w:szCs w:val="20"/>
-          <w:highlight w:val="yellow"/>
-        </w:rPr>
-        <w:t>pre</w:t>
-      </w:r>
-      <w:proofErr w:type="spellEnd"/>
-      <w:r>
-        <w:rPr>
-          <w:rFonts w:ascii="Courier New" w:hAnsi="Courier New" w:cs="Courier New"/>
-          <w:color w:val="008000"/>
-          <w:sz w:val="20"/>
-          <w:szCs w:val="20"/>
-          <w:highlight w:val="yellow"/>
-        </w:rPr>
-        <w:t>&gt;";</w:t>
-      </w:r>
-      <w:proofErr w:type="spellStart"/>
-      <w:r>
-        <w:rPr>
-          <w:rFonts w:ascii="Courier New" w:hAnsi="Courier New" w:cs="Courier New"/>
-          <w:color w:val="008000"/>
-          <w:sz w:val="20"/>
-          <w:szCs w:val="20"/>
-          <w:highlight w:val="yellow"/>
-        </w:rPr>
-        <w:t>echo</w:t>
-      </w:r>
-      <w:proofErr w:type="spellEnd"/>
-      <w:r>
-        <w:rPr>
-          <w:rFonts w:ascii="Courier New" w:hAnsi="Courier New" w:cs="Courier New"/>
-          <w:color w:val="008000"/>
-          <w:sz w:val="20"/>
-          <w:szCs w:val="20"/>
-          <w:highlight w:val="yellow"/>
-        </w:rPr>
-        <w:t xml:space="preserve"> "&lt;</w:t>
-      </w:r>
-      <w:proofErr w:type="spellStart"/>
-      <w:r>
-        <w:rPr>
-          <w:rFonts w:ascii="Courier New" w:hAnsi="Courier New" w:cs="Courier New"/>
-          <w:color w:val="008000"/>
-          <w:sz w:val="20"/>
-          <w:szCs w:val="20"/>
-          <w:highlight w:val="yellow"/>
-        </w:rPr>
-        <w:t>pre</w:t>
-      </w:r>
-      <w:proofErr w:type="spellEnd"/>
-      <w:r>
-        <w:rPr>
-          <w:rFonts w:ascii="Courier New" w:hAnsi="Courier New" w:cs="Courier New"/>
-          <w:color w:val="008000"/>
-          <w:sz w:val="20"/>
-          <w:szCs w:val="20"/>
-          <w:highlight w:val="yellow"/>
-        </w:rPr>
-        <w:t>&gt;$</w:t>
-      </w:r>
-      <w:proofErr w:type="spellStart"/>
-      <w:r>
-        <w:rPr>
-          <w:rFonts w:ascii="Courier New" w:hAnsi="Courier New" w:cs="Courier New"/>
-          <w:color w:val="008000"/>
-          <w:sz w:val="20"/>
-          <w:szCs w:val="20"/>
-          <w:highlight w:val="yellow"/>
-        </w:rPr>
-        <w:t>vhosts</w:t>
-      </w:r>
-      <w:proofErr w:type="spellEnd"/>
-      <w:r>
-        <w:rPr>
-          <w:rFonts w:ascii="Courier New" w:hAnsi="Courier New" w:cs="Courier New"/>
-          <w:color w:val="008000"/>
-          <w:sz w:val="20"/>
-          <w:szCs w:val="20"/>
-          <w:highlight w:val="yellow"/>
-        </w:rPr>
-        <w:t xml:space="preserve"> .  &lt;/</w:t>
-      </w:r>
-      <w:proofErr w:type="spellStart"/>
-      <w:r>
-        <w:rPr>
-          <w:rFonts w:ascii="Courier New" w:hAnsi="Courier New" w:cs="Courier New"/>
-          <w:color w:val="008000"/>
-          <w:sz w:val="20"/>
-          <w:szCs w:val="20"/>
-          <w:highlight w:val="yellow"/>
-        </w:rPr>
-        <w:t>pre</w:t>
-      </w:r>
-      <w:proofErr w:type="spellEnd"/>
-      <w:r>
-        <w:rPr>
-          <w:rFonts w:ascii="Courier New" w:hAnsi="Courier New" w:cs="Courier New"/>
-          <w:color w:val="008000"/>
-          <w:sz w:val="20"/>
-          <w:szCs w:val="20"/>
-          <w:highlight w:val="yellow"/>
-        </w:rPr>
-        <w:t>&gt;";</w:t>
+        <w:t>//echo "&lt;pre&gt;$vhosts .  &lt;/pre&gt;";echo "&lt;pre&gt;$vhosts .  &lt;/pre&gt;";</w:t>
       </w:r>
     </w:p>
     <w:p>
@@ -4633,73 +4636,7 @@
           <w:szCs w:val="20"/>
           <w:highlight w:val="yellow"/>
         </w:rPr>
-        <w:t>// $</w:t>
-      </w:r>
-      <w:proofErr w:type="spellStart"/>
-      <w:r>
-        <w:rPr>
-          <w:rFonts w:ascii="Courier New" w:hAnsi="Courier New" w:cs="Courier New"/>
-          <w:color w:val="008000"/>
-          <w:sz w:val="20"/>
-          <w:szCs w:val="20"/>
-          <w:highlight w:val="yellow"/>
-        </w:rPr>
-        <w:t>configs</w:t>
-      </w:r>
-      <w:proofErr w:type="spellEnd"/>
-      <w:r>
-        <w:rPr>
-          <w:rFonts w:ascii="Courier New" w:hAnsi="Courier New" w:cs="Courier New"/>
-          <w:color w:val="008000"/>
-          <w:sz w:val="20"/>
-          <w:szCs w:val="20"/>
-          <w:highlight w:val="yellow"/>
-        </w:rPr>
-        <w:t xml:space="preserve"> = </w:t>
-      </w:r>
-      <w:proofErr w:type="spellStart"/>
-      <w:r>
-        <w:rPr>
-          <w:rFonts w:ascii="Courier New" w:hAnsi="Courier New" w:cs="Courier New"/>
-          <w:color w:val="008000"/>
-          <w:sz w:val="20"/>
-          <w:szCs w:val="20"/>
-          <w:highlight w:val="yellow"/>
-        </w:rPr>
-        <w:t>include</w:t>
-      </w:r>
-      <w:proofErr w:type="spellEnd"/>
-      <w:r>
-        <w:rPr>
-          <w:rFonts w:ascii="Courier New" w:hAnsi="Courier New" w:cs="Courier New"/>
-          <w:color w:val="008000"/>
-          <w:sz w:val="20"/>
-          <w:szCs w:val="20"/>
-          <w:highlight w:val="yellow"/>
-        </w:rPr>
-        <w:t>('</w:t>
-      </w:r>
-      <w:proofErr w:type="spellStart"/>
-      <w:r>
-        <w:rPr>
-          <w:rFonts w:ascii="Courier New" w:hAnsi="Courier New" w:cs="Courier New"/>
-          <w:color w:val="008000"/>
-          <w:sz w:val="20"/>
-          <w:szCs w:val="20"/>
-          <w:highlight w:val="yellow"/>
-        </w:rPr>
-        <w:t>conf.php</w:t>
-      </w:r>
-      <w:proofErr w:type="spellEnd"/>
-      <w:r>
-        <w:rPr>
-          <w:rFonts w:ascii="Courier New" w:hAnsi="Courier New" w:cs="Courier New"/>
-          <w:color w:val="008000"/>
-          <w:sz w:val="20"/>
-          <w:szCs w:val="20"/>
-          <w:highlight w:val="yellow"/>
-        </w:rPr>
-        <w:t>');</w:t>
+        <w:t>// $configs = include('conf.php');</w:t>
       </w:r>
     </w:p>
     <w:p>
@@ -4739,271 +4676,7 @@
           <w:szCs w:val="20"/>
           <w:highlight w:val="yellow"/>
         </w:rPr>
-        <w:t>//</w:t>
-      </w:r>
-      <w:proofErr w:type="spellStart"/>
-      <w:r>
-        <w:rPr>
-          <w:rFonts w:ascii="Courier New" w:hAnsi="Courier New" w:cs="Courier New"/>
-          <w:color w:val="008000"/>
-          <w:sz w:val="20"/>
-          <w:szCs w:val="20"/>
-          <w:highlight w:val="yellow"/>
-        </w:rPr>
-        <w:t>if</w:t>
-      </w:r>
-      <w:proofErr w:type="spellEnd"/>
-      <w:r>
-        <w:rPr>
-          <w:rFonts w:ascii="Courier New" w:hAnsi="Courier New" w:cs="Courier New"/>
-          <w:color w:val="008000"/>
-          <w:sz w:val="20"/>
-          <w:szCs w:val="20"/>
-          <w:highlight w:val="yellow"/>
-        </w:rPr>
-        <w:t xml:space="preserve"> - </w:t>
-      </w:r>
-      <w:proofErr w:type="spellStart"/>
-      <w:r>
-        <w:rPr>
-          <w:rFonts w:ascii="Courier New" w:hAnsi="Courier New" w:cs="Courier New"/>
-          <w:color w:val="008000"/>
-          <w:sz w:val="20"/>
-          <w:szCs w:val="20"/>
-          <w:highlight w:val="yellow"/>
-        </w:rPr>
-        <w:t>uncomment</w:t>
-      </w:r>
-      <w:proofErr w:type="spellEnd"/>
-      <w:r>
-        <w:rPr>
-          <w:rFonts w:ascii="Courier New" w:hAnsi="Courier New" w:cs="Courier New"/>
-          <w:color w:val="008000"/>
-          <w:sz w:val="20"/>
-          <w:szCs w:val="20"/>
-          <w:highlight w:val="yellow"/>
-        </w:rPr>
-        <w:t>/</w:t>
-      </w:r>
-      <w:proofErr w:type="spellStart"/>
-      <w:r>
-        <w:rPr>
-          <w:rFonts w:ascii="Courier New" w:hAnsi="Courier New" w:cs="Courier New"/>
-          <w:color w:val="008000"/>
-          <w:sz w:val="20"/>
-          <w:szCs w:val="20"/>
-          <w:highlight w:val="yellow"/>
-        </w:rPr>
-        <w:t>comment</w:t>
-      </w:r>
-      <w:proofErr w:type="spellEnd"/>
-      <w:r>
-        <w:rPr>
-          <w:rFonts w:ascii="Courier New" w:hAnsi="Courier New" w:cs="Courier New"/>
-          <w:color w:val="008000"/>
-          <w:sz w:val="20"/>
-          <w:szCs w:val="20"/>
-          <w:highlight w:val="yellow"/>
-        </w:rPr>
-        <w:t xml:space="preserve"> -&gt; </w:t>
-      </w:r>
-      <w:proofErr w:type="spellStart"/>
-      <w:r>
-        <w:rPr>
-          <w:rFonts w:ascii="Courier New" w:hAnsi="Courier New" w:cs="Courier New"/>
-          <w:color w:val="008000"/>
-          <w:sz w:val="20"/>
-          <w:szCs w:val="20"/>
-          <w:highlight w:val="yellow"/>
-        </w:rPr>
-        <w:t>in</w:t>
-      </w:r>
-      <w:proofErr w:type="spellEnd"/>
-      <w:r>
-        <w:rPr>
-          <w:rFonts w:ascii="Courier New" w:hAnsi="Courier New" w:cs="Courier New"/>
-          <w:color w:val="008000"/>
-          <w:sz w:val="20"/>
-          <w:szCs w:val="20"/>
-          <w:highlight w:val="yellow"/>
-        </w:rPr>
-        <w:t xml:space="preserve"> </w:t>
-      </w:r>
-      <w:proofErr w:type="spellStart"/>
-      <w:r>
-        <w:rPr>
-          <w:rFonts w:ascii="Courier New" w:hAnsi="Courier New" w:cs="Courier New"/>
-          <w:color w:val="008000"/>
-          <w:sz w:val="20"/>
-          <w:szCs w:val="20"/>
-          <w:highlight w:val="yellow"/>
-        </w:rPr>
-        <w:t>calling</w:t>
-      </w:r>
-      <w:proofErr w:type="spellEnd"/>
-      <w:r>
-        <w:rPr>
-          <w:rFonts w:ascii="Courier New" w:hAnsi="Courier New" w:cs="Courier New"/>
-          <w:color w:val="008000"/>
-          <w:sz w:val="20"/>
-          <w:szCs w:val="20"/>
-          <w:highlight w:val="yellow"/>
-        </w:rPr>
-        <w:t xml:space="preserve"> </w:t>
-      </w:r>
-      <w:proofErr w:type="spellStart"/>
-      <w:r>
-        <w:rPr>
-          <w:rFonts w:ascii="Courier New" w:hAnsi="Courier New" w:cs="Courier New"/>
-          <w:color w:val="008000"/>
-          <w:sz w:val="20"/>
-          <w:szCs w:val="20"/>
-          <w:highlight w:val="yellow"/>
-        </w:rPr>
-        <w:t>part</w:t>
-      </w:r>
-      <w:proofErr w:type="spellEnd"/>
-      <w:r>
-        <w:rPr>
-          <w:rFonts w:ascii="Courier New" w:hAnsi="Courier New" w:cs="Courier New"/>
-          <w:color w:val="008000"/>
-          <w:sz w:val="20"/>
-          <w:szCs w:val="20"/>
-          <w:highlight w:val="yellow"/>
-        </w:rPr>
-        <w:t xml:space="preserve"> </w:t>
-      </w:r>
-      <w:proofErr w:type="spellStart"/>
-      <w:r>
-        <w:rPr>
-          <w:rFonts w:ascii="Courier New" w:hAnsi="Courier New" w:cs="Courier New"/>
-          <w:color w:val="008000"/>
-          <w:sz w:val="20"/>
-          <w:szCs w:val="20"/>
-          <w:highlight w:val="yellow"/>
-        </w:rPr>
-        <w:t>can</w:t>
-      </w:r>
-      <w:proofErr w:type="spellEnd"/>
-      <w:r>
-        <w:rPr>
-          <w:rFonts w:ascii="Courier New" w:hAnsi="Courier New" w:cs="Courier New"/>
-          <w:color w:val="008000"/>
-          <w:sz w:val="20"/>
-          <w:szCs w:val="20"/>
-          <w:highlight w:val="yellow"/>
-        </w:rPr>
-        <w:t xml:space="preserve"> </w:t>
-      </w:r>
-      <w:proofErr w:type="spellStart"/>
-      <w:r>
-        <w:rPr>
-          <w:rFonts w:ascii="Courier New" w:hAnsi="Courier New" w:cs="Courier New"/>
-          <w:color w:val="008000"/>
-          <w:sz w:val="20"/>
-          <w:szCs w:val="20"/>
-          <w:highlight w:val="yellow"/>
-        </w:rPr>
-        <w:t>be</w:t>
-      </w:r>
-      <w:proofErr w:type="spellEnd"/>
-      <w:r>
-        <w:rPr>
-          <w:rFonts w:ascii="Courier New" w:hAnsi="Courier New" w:cs="Courier New"/>
-          <w:color w:val="008000"/>
-          <w:sz w:val="20"/>
-          <w:szCs w:val="20"/>
-          <w:highlight w:val="yellow"/>
-        </w:rPr>
-        <w:t xml:space="preserve"> </w:t>
-      </w:r>
-      <w:proofErr w:type="spellStart"/>
-      <w:r>
-        <w:rPr>
-          <w:rFonts w:ascii="Courier New" w:hAnsi="Courier New" w:cs="Courier New"/>
-          <w:color w:val="008000"/>
-          <w:sz w:val="20"/>
-          <w:szCs w:val="20"/>
-          <w:highlight w:val="yellow"/>
-        </w:rPr>
-        <w:t>used</w:t>
-      </w:r>
-      <w:proofErr w:type="spellEnd"/>
-      <w:r>
-        <w:rPr>
-          <w:rFonts w:ascii="Courier New" w:hAnsi="Courier New" w:cs="Courier New"/>
-          <w:color w:val="008000"/>
-          <w:sz w:val="20"/>
-          <w:szCs w:val="20"/>
-          <w:highlight w:val="yellow"/>
-        </w:rPr>
-        <w:t xml:space="preserve"> </w:t>
-      </w:r>
-      <w:proofErr w:type="spellStart"/>
-      <w:r>
-        <w:rPr>
-          <w:rFonts w:ascii="Courier New" w:hAnsi="Courier New" w:cs="Courier New"/>
-          <w:color w:val="008000"/>
-          <w:sz w:val="20"/>
-          <w:szCs w:val="20"/>
-          <w:highlight w:val="yellow"/>
-        </w:rPr>
-        <w:t>as</w:t>
-      </w:r>
-      <w:proofErr w:type="spellEnd"/>
-      <w:r>
-        <w:rPr>
-          <w:rFonts w:ascii="Courier New" w:hAnsi="Courier New" w:cs="Courier New"/>
-          <w:color w:val="008000"/>
-          <w:sz w:val="20"/>
-          <w:szCs w:val="20"/>
-          <w:highlight w:val="yellow"/>
-        </w:rPr>
-        <w:t xml:space="preserve"> $</w:t>
-      </w:r>
-      <w:proofErr w:type="spellStart"/>
-      <w:r>
-        <w:rPr>
-          <w:rFonts w:ascii="Courier New" w:hAnsi="Courier New" w:cs="Courier New"/>
-          <w:color w:val="008000"/>
-          <w:sz w:val="20"/>
-          <w:szCs w:val="20"/>
-          <w:highlight w:val="yellow"/>
-        </w:rPr>
-        <w:t>configs</w:t>
-      </w:r>
-      <w:proofErr w:type="spellEnd"/>
-      <w:r>
-        <w:rPr>
-          <w:rFonts w:ascii="Courier New" w:hAnsi="Courier New" w:cs="Courier New"/>
-          <w:color w:val="008000"/>
-          <w:sz w:val="20"/>
-          <w:szCs w:val="20"/>
-          <w:highlight w:val="yellow"/>
-        </w:rPr>
-        <w:t>['</w:t>
-      </w:r>
-      <w:proofErr w:type="spellStart"/>
-      <w:r>
-        <w:rPr>
-          <w:rFonts w:ascii="Courier New" w:hAnsi="Courier New" w:cs="Courier New"/>
-          <w:color w:val="008000"/>
-          <w:sz w:val="20"/>
-          <w:szCs w:val="20"/>
-          <w:highlight w:val="yellow"/>
-        </w:rPr>
-        <w:t>vhosts</w:t>
-      </w:r>
-      <w:proofErr w:type="spellEnd"/>
-      <w:r>
-        <w:rPr>
-          <w:rFonts w:ascii="Courier New" w:hAnsi="Courier New" w:cs="Courier New"/>
-          <w:color w:val="008000"/>
-          <w:sz w:val="20"/>
-          <w:szCs w:val="20"/>
-          <w:highlight w:val="yellow"/>
-        </w:rPr>
-        <w:t>'];</w:t>
+        <w:t>//if - uncomment/comment -&gt; in calling part can be used as $configs['vhosts'];</w:t>
       </w:r>
     </w:p>
     <w:p>
@@ -5030,7 +4703,6 @@
         </w:rPr>
         <w:tab/>
       </w:r>
-      <w:proofErr w:type="spellStart"/>
       <w:r>
         <w:rPr>
           <w:rFonts w:ascii="Courier New" w:hAnsi="Courier New" w:cs="Courier New"/>
@@ -5043,7 +4715,6 @@
         </w:rPr>
         <w:t>return</w:t>
       </w:r>
-      <w:proofErr w:type="spellEnd"/>
       <w:r>
         <w:rPr>
           <w:rFonts w:ascii="Courier New" w:hAnsi="Courier New" w:cs="Courier New"/>
@@ -5064,7 +4735,6 @@
         </w:rPr>
         <w:t>(</w:t>
       </w:r>
-      <w:proofErr w:type="spellStart"/>
       <w:r>
         <w:rPr>
           <w:rFonts w:ascii="Courier New" w:hAnsi="Courier New" w:cs="Courier New"/>
@@ -5077,7 +4747,6 @@
         </w:rPr>
         <w:t>object</w:t>
       </w:r>
-      <w:proofErr w:type="spellEnd"/>
       <w:r>
         <w:rPr>
           <w:rFonts w:ascii="Courier New" w:hAnsi="Courier New" w:cs="Courier New"/>
@@ -5098,7 +4767,6 @@
         </w:rPr>
         <w:t xml:space="preserve"> </w:t>
       </w:r>
-      <w:proofErr w:type="spellStart"/>
       <w:r>
         <w:rPr>
           <w:rFonts w:ascii="Courier New" w:hAnsi="Courier New" w:cs="Courier New"/>
@@ -5111,7 +4779,6 @@
         </w:rPr>
         <w:t>array</w:t>
       </w:r>
-      <w:proofErr w:type="spellEnd"/>
       <w:r>
         <w:rPr>
           <w:rFonts w:ascii="Courier New" w:hAnsi="Courier New" w:cs="Courier New"/>
@@ -5165,20 +4832,8 @@
           <w:szCs w:val="20"/>
           <w:highlight w:val="yellow"/>
         </w:rPr>
-        <w:t xml:space="preserve">//0. </w:t>
-      </w:r>
-      <w:proofErr w:type="spellStart"/>
-      <w:r>
-        <w:rPr>
-          <w:rFonts w:ascii="Courier New" w:hAnsi="Courier New" w:cs="Courier New"/>
-          <w:color w:val="008000"/>
-          <w:sz w:val="20"/>
-          <w:szCs w:val="20"/>
-          <w:highlight w:val="yellow"/>
-        </w:rPr>
-        <w:t>sys_cfg</w:t>
-      </w:r>
-      <w:proofErr w:type="spellEnd"/>
+        <w:t>//0. sys_cfg</w:t>
+      </w:r>
     </w:p>
     <w:p>
       <w:pPr>
@@ -5222,29 +4877,7 @@
           <w:szCs w:val="20"/>
           <w:highlight w:val="yellow"/>
         </w:rPr>
-        <w:t>'</w:t>
-      </w:r>
-      <w:proofErr w:type="spellStart"/>
-      <w:r>
-        <w:rPr>
-          <w:rFonts w:ascii="Courier New" w:hAnsi="Courier New" w:cs="Courier New"/>
-          <w:color w:val="808080"/>
-          <w:sz w:val="20"/>
-          <w:szCs w:val="20"/>
-          <w:highlight w:val="yellow"/>
-        </w:rPr>
-        <w:t>cfg_ver</w:t>
-      </w:r>
-      <w:proofErr w:type="spellEnd"/>
-      <w:r>
-        <w:rPr>
-          <w:rFonts w:ascii="Courier New" w:hAnsi="Courier New" w:cs="Courier New"/>
-          <w:color w:val="808080"/>
-          <w:sz w:val="20"/>
-          <w:szCs w:val="20"/>
-          <w:highlight w:val="yellow"/>
-        </w:rPr>
-        <w:t>'</w:t>
+        <w:t>'cfg_ver'</w:t>
       </w:r>
       <w:r>
         <w:rPr>
@@ -5354,7 +4987,6 @@
           <w:szCs w:val="20"/>
           <w:highlight w:val="yellow"/>
         </w:rPr>
-        <w:lastRenderedPageBreak/>
         <w:tab/>
       </w:r>
       <w:r>
@@ -5375,20 +5007,8 @@
           <w:szCs w:val="20"/>
           <w:highlight w:val="yellow"/>
         </w:rPr>
-        <w:t xml:space="preserve">//1. </w:t>
-      </w:r>
-      <w:proofErr w:type="spellStart"/>
-      <w:r>
-        <w:rPr>
-          <w:rFonts w:ascii="Courier New" w:hAnsi="Courier New" w:cs="Courier New"/>
-          <w:color w:val="008000"/>
-          <w:sz w:val="20"/>
-          <w:szCs w:val="20"/>
-          <w:highlight w:val="yellow"/>
-        </w:rPr>
-        <w:t>sys_cfg</w:t>
-      </w:r>
-      <w:proofErr w:type="spellEnd"/>
+        <w:t>//1. sys_cfg</w:t>
+      </w:r>
     </w:p>
     <w:p>
       <w:pPr>
@@ -5432,29 +5052,7 @@
           <w:szCs w:val="20"/>
           <w:highlight w:val="yellow"/>
         </w:rPr>
-        <w:t>'</w:t>
-      </w:r>
-      <w:proofErr w:type="spellStart"/>
-      <w:r>
-        <w:rPr>
-          <w:rFonts w:ascii="Courier New" w:hAnsi="Courier New" w:cs="Courier New"/>
-          <w:color w:val="808080"/>
-          <w:sz w:val="20"/>
-          <w:szCs w:val="20"/>
-          <w:highlight w:val="yellow"/>
-        </w:rPr>
-        <w:t>cfg_system_mgmt</w:t>
-      </w:r>
-      <w:proofErr w:type="spellEnd"/>
-      <w:r>
-        <w:rPr>
-          <w:rFonts w:ascii="Courier New" w:hAnsi="Courier New" w:cs="Courier New"/>
-          <w:color w:val="808080"/>
-          <w:sz w:val="20"/>
-          <w:szCs w:val="20"/>
-          <w:highlight w:val="yellow"/>
-        </w:rPr>
-        <w:t>'</w:t>
+        <w:t>'cfg_system_mgmt'</w:t>
       </w:r>
       <w:r>
         <w:rPr>
@@ -5549,29 +5147,7 @@
           <w:szCs w:val="20"/>
           <w:highlight w:val="yellow"/>
         </w:rPr>
-        <w:t>'</w:t>
-      </w:r>
-      <w:proofErr w:type="spellStart"/>
-      <w:r>
-        <w:rPr>
-          <w:rFonts w:ascii="Courier New" w:hAnsi="Courier New" w:cs="Courier New"/>
-          <w:color w:val="808080"/>
-          <w:sz w:val="20"/>
-          <w:szCs w:val="20"/>
-          <w:highlight w:val="yellow"/>
-        </w:rPr>
-        <w:t>cfg_system_name</w:t>
-      </w:r>
-      <w:proofErr w:type="spellEnd"/>
-      <w:r>
-        <w:rPr>
-          <w:rFonts w:ascii="Courier New" w:hAnsi="Courier New" w:cs="Courier New"/>
-          <w:color w:val="808080"/>
-          <w:sz w:val="20"/>
-          <w:szCs w:val="20"/>
-          <w:highlight w:val="yellow"/>
-        </w:rPr>
-        <w:t>'</w:t>
+        <w:t>'cfg_system_name'</w:t>
       </w:r>
       <w:r>
         <w:rPr>
@@ -5656,29 +5232,7 @@
           <w:szCs w:val="20"/>
           <w:highlight w:val="yellow"/>
         </w:rPr>
-        <w:t>'</w:t>
-      </w:r>
-      <w:proofErr w:type="spellStart"/>
-      <w:r>
-        <w:rPr>
-          <w:rFonts w:ascii="Courier New" w:hAnsi="Courier New" w:cs="Courier New"/>
-          <w:color w:val="808080"/>
-          <w:sz w:val="20"/>
-          <w:szCs w:val="20"/>
-          <w:highlight w:val="yellow"/>
-        </w:rPr>
-        <w:t>cfg_dns_prefix</w:t>
-      </w:r>
-      <w:proofErr w:type="spellEnd"/>
-      <w:r>
-        <w:rPr>
-          <w:rFonts w:ascii="Courier New" w:hAnsi="Courier New" w:cs="Courier New"/>
-          <w:color w:val="808080"/>
-          <w:sz w:val="20"/>
-          <w:szCs w:val="20"/>
-          <w:highlight w:val="yellow"/>
-        </w:rPr>
-        <w:t>'</w:t>
+        <w:t>'cfg_dns_prefix'</w:t>
       </w:r>
       <w:r>
         <w:rPr>
@@ -5773,29 +5327,7 @@
           <w:szCs w:val="20"/>
           <w:highlight w:val="yellow"/>
         </w:rPr>
-        <w:t>'</w:t>
-      </w:r>
-      <w:proofErr w:type="spellStart"/>
-      <w:r>
-        <w:rPr>
-          <w:rFonts w:ascii="Courier New" w:hAnsi="Courier New" w:cs="Courier New"/>
-          <w:color w:val="808080"/>
-          <w:sz w:val="20"/>
-          <w:szCs w:val="20"/>
-          <w:highlight w:val="yellow"/>
-        </w:rPr>
-        <w:t>cfg_dns_sufix</w:t>
-      </w:r>
-      <w:proofErr w:type="spellEnd"/>
-      <w:r>
-        <w:rPr>
-          <w:rFonts w:ascii="Courier New" w:hAnsi="Courier New" w:cs="Courier New"/>
-          <w:color w:val="808080"/>
-          <w:sz w:val="20"/>
-          <w:szCs w:val="20"/>
-          <w:highlight w:val="yellow"/>
-        </w:rPr>
-        <w:t>'</w:t>
+        <w:t>'cfg_dns_sufix'</w:t>
       </w:r>
       <w:r>
         <w:rPr>
@@ -5944,73 +5476,7 @@
           <w:szCs w:val="20"/>
           <w:highlight w:val="yellow"/>
         </w:rPr>
-        <w:t xml:space="preserve">//2. </w:t>
-      </w:r>
-      <w:proofErr w:type="spellStart"/>
-      <w:r>
-        <w:rPr>
-          <w:rFonts w:ascii="Courier New" w:hAnsi="Courier New" w:cs="Courier New"/>
-          <w:color w:val="008000"/>
-          <w:sz w:val="20"/>
-          <w:szCs w:val="20"/>
-          <w:highlight w:val="yellow"/>
-        </w:rPr>
-        <w:t>db_cfg</w:t>
-      </w:r>
-      <w:proofErr w:type="spellEnd"/>
-      <w:r>
-        <w:rPr>
-          <w:rFonts w:ascii="Courier New" w:hAnsi="Courier New" w:cs="Courier New"/>
-          <w:color w:val="008000"/>
-          <w:sz w:val="20"/>
-          <w:szCs w:val="20"/>
-          <w:highlight w:val="yellow"/>
-        </w:rPr>
-        <w:t xml:space="preserve"> (</w:t>
-      </w:r>
-      <w:proofErr w:type="spellStart"/>
-      <w:r>
-        <w:rPr>
-          <w:rFonts w:ascii="Courier New" w:hAnsi="Courier New" w:cs="Courier New"/>
-          <w:color w:val="008000"/>
-          <w:sz w:val="20"/>
-          <w:szCs w:val="20"/>
-          <w:highlight w:val="yellow"/>
-        </w:rPr>
-        <w:t>from</w:t>
-      </w:r>
-      <w:proofErr w:type="spellEnd"/>
-      <w:r>
-        <w:rPr>
-          <w:rFonts w:ascii="Courier New" w:hAnsi="Courier New" w:cs="Courier New"/>
-          <w:color w:val="008000"/>
-          <w:sz w:val="20"/>
-          <w:szCs w:val="20"/>
-          <w:highlight w:val="yellow"/>
-        </w:rPr>
-        <w:t xml:space="preserve"> </w:t>
-      </w:r>
-      <w:proofErr w:type="spellStart"/>
-      <w:r>
-        <w:rPr>
-          <w:rFonts w:ascii="Courier New" w:hAnsi="Courier New" w:cs="Courier New"/>
-          <w:color w:val="008000"/>
-          <w:sz w:val="20"/>
-          <w:szCs w:val="20"/>
-          <w:highlight w:val="yellow"/>
-        </w:rPr>
-        <w:t>queries.php</w:t>
-      </w:r>
-      <w:proofErr w:type="spellEnd"/>
-      <w:r>
-        <w:rPr>
-          <w:rFonts w:ascii="Courier New" w:hAnsi="Courier New" w:cs="Courier New"/>
-          <w:color w:val="008000"/>
-          <w:sz w:val="20"/>
-          <w:szCs w:val="20"/>
-          <w:highlight w:val="yellow"/>
-        </w:rPr>
-        <w:t>)</w:t>
+        <w:t>//2. db_cfg (from queries.php)</w:t>
       </w:r>
     </w:p>
     <w:p>
@@ -6620,20 +6086,8 @@
           <w:szCs w:val="20"/>
           <w:highlight w:val="yellow"/>
         </w:rPr>
-        <w:t xml:space="preserve">//9. </w:t>
-      </w:r>
-      <w:proofErr w:type="spellStart"/>
-      <w:r>
-        <w:rPr>
-          <w:rFonts w:ascii="Courier New" w:hAnsi="Courier New" w:cs="Courier New"/>
-          <w:color w:val="008000"/>
-          <w:sz w:val="20"/>
-          <w:szCs w:val="20"/>
-          <w:highlight w:val="yellow"/>
-        </w:rPr>
-        <w:t>vhost</w:t>
-      </w:r>
-      <w:proofErr w:type="spellEnd"/>
+        <w:t>//9. vhost</w:t>
+      </w:r>
     </w:p>
     <w:p>
       <w:pPr>
@@ -6677,29 +6131,7 @@
           <w:szCs w:val="20"/>
           <w:highlight w:val="yellow"/>
         </w:rPr>
-        <w:t>'</w:t>
-      </w:r>
-      <w:proofErr w:type="spellStart"/>
-      <w:r>
-        <w:rPr>
-          <w:rFonts w:ascii="Courier New" w:hAnsi="Courier New" w:cs="Courier New"/>
-          <w:color w:val="808080"/>
-          <w:sz w:val="20"/>
-          <w:szCs w:val="20"/>
-          <w:highlight w:val="yellow"/>
-        </w:rPr>
-        <w:t>vhosts</w:t>
-      </w:r>
-      <w:proofErr w:type="spellEnd"/>
-      <w:r>
-        <w:rPr>
-          <w:rFonts w:ascii="Courier New" w:hAnsi="Courier New" w:cs="Courier New"/>
-          <w:color w:val="808080"/>
-          <w:sz w:val="20"/>
-          <w:szCs w:val="20"/>
-          <w:highlight w:val="yellow"/>
-        </w:rPr>
-        <w:t>'</w:t>
+        <w:t>'vhosts'</w:t>
       </w:r>
       <w:r>
         <w:rPr>
@@ -6739,20 +6171,8 @@
           <w:szCs w:val="20"/>
           <w:highlight w:val="yellow"/>
         </w:rPr>
-        <w:t>$</w:t>
-      </w:r>
-      <w:proofErr w:type="spellStart"/>
-      <w:r>
-        <w:rPr>
-          <w:rFonts w:ascii="Courier New" w:hAnsi="Courier New" w:cs="Courier New"/>
-          <w:color w:val="000080"/>
-          <w:sz w:val="20"/>
-          <w:szCs w:val="20"/>
-          <w:highlight w:val="yellow"/>
-        </w:rPr>
-        <w:t>vhosts</w:t>
-      </w:r>
-      <w:proofErr w:type="spellEnd"/>
+        <w:t>$vhosts</w:t>
+      </w:r>
       <w:r>
         <w:rPr>
           <w:rFonts w:ascii="Courier New" w:hAnsi="Courier New" w:cs="Courier New"/>
@@ -6826,29 +6246,7 @@
           <w:szCs w:val="20"/>
           <w:highlight w:val="yellow"/>
         </w:rPr>
-        <w:t>'</w:t>
-      </w:r>
-      <w:proofErr w:type="spellStart"/>
-      <w:r>
-        <w:rPr>
-          <w:rFonts w:ascii="Courier New" w:hAnsi="Courier New" w:cs="Courier New"/>
-          <w:color w:val="808080"/>
-          <w:sz w:val="20"/>
-          <w:szCs w:val="20"/>
-          <w:highlight w:val="yellow"/>
-        </w:rPr>
-        <w:t>vhosts_ServerAdmin</w:t>
-      </w:r>
-      <w:proofErr w:type="spellEnd"/>
-      <w:r>
-        <w:rPr>
-          <w:rFonts w:ascii="Courier New" w:hAnsi="Courier New" w:cs="Courier New"/>
-          <w:color w:val="808080"/>
-          <w:sz w:val="20"/>
-          <w:szCs w:val="20"/>
-          <w:highlight w:val="yellow"/>
-        </w:rPr>
-        <w:t>'</w:t>
+        <w:t>'vhosts_ServerAdmin'</w:t>
       </w:r>
       <w:r>
         <w:rPr>
@@ -6943,7 +6341,47 @@
           <w:szCs w:val="20"/>
           <w:highlight w:val="yellow"/>
         </w:rPr>
-        <w:t>'</w:t>
+        <w:t>'vhosts_DocumentRoot'</w:t>
+      </w:r>
+      <w:r>
+        <w:rPr>
+          <w:rFonts w:ascii="Courier New" w:hAnsi="Courier New" w:cs="Courier New"/>
+          <w:color w:val="000000"/>
+          <w:sz w:val="20"/>
+          <w:szCs w:val="20"/>
+          <w:highlight w:val="yellow"/>
+        </w:rPr>
+        <w:t xml:space="preserve"> </w:t>
+      </w:r>
+      <w:r>
+        <w:rPr>
+          <w:rFonts w:ascii="Courier New" w:hAnsi="Courier New" w:cs="Courier New"/>
+          <w:color w:val="8000FF"/>
+          <w:sz w:val="20"/>
+          <w:szCs w:val="20"/>
+          <w:highlight w:val="yellow"/>
+        </w:rPr>
+        <w:t>=&gt;</w:t>
+      </w:r>
+      <w:r>
+        <w:rPr>
+          <w:rFonts w:ascii="Courier New" w:hAnsi="Courier New" w:cs="Courier New"/>
+          <w:color w:val="000000"/>
+          <w:sz w:val="20"/>
+          <w:szCs w:val="20"/>
+          <w:highlight w:val="yellow"/>
+        </w:rPr>
+        <w:t xml:space="preserve"> </w:t>
+      </w:r>
+      <w:r>
+        <w:rPr>
+          <w:rFonts w:ascii="Courier New" w:hAnsi="Courier New" w:cs="Courier New"/>
+          <w:color w:val="808080"/>
+          <w:sz w:val="20"/>
+          <w:szCs w:val="20"/>
+          <w:highlight w:val="yellow"/>
+        </w:rPr>
+        <w:t>'C:/</w:t>
       </w:r>
       <w:proofErr w:type="spellStart"/>
       <w:r>
@@ -6953,8 +6391,9 @@
           <w:sz w:val="20"/>
           <w:szCs w:val="20"/>
           <w:highlight w:val="yellow"/>
-        </w:rPr>
-        <w:t>vhosts_DocumentRoot</w:t>
+          <w:lang w:val="en-US"/>
+        </w:rPr>
+        <w:t>xampp</w:t>
       </w:r>
       <w:proofErr w:type="spellEnd"/>
       <w:r>
@@ -6965,92 +6404,7 @@
           <w:szCs w:val="20"/>
           <w:highlight w:val="yellow"/>
         </w:rPr>
-        <w:t>'</w:t>
-      </w:r>
-      <w:r>
-        <w:rPr>
-          <w:rFonts w:ascii="Courier New" w:hAnsi="Courier New" w:cs="Courier New"/>
-          <w:color w:val="000000"/>
-          <w:sz w:val="20"/>
-          <w:szCs w:val="20"/>
-          <w:highlight w:val="yellow"/>
-        </w:rPr>
-        <w:t xml:space="preserve"> </w:t>
-      </w:r>
-      <w:r>
-        <w:rPr>
-          <w:rFonts w:ascii="Courier New" w:hAnsi="Courier New" w:cs="Courier New"/>
-          <w:color w:val="8000FF"/>
-          <w:sz w:val="20"/>
-          <w:szCs w:val="20"/>
-          <w:highlight w:val="yellow"/>
-        </w:rPr>
-        <w:t>=&gt;</w:t>
-      </w:r>
-      <w:r>
-        <w:rPr>
-          <w:rFonts w:ascii="Courier New" w:hAnsi="Courier New" w:cs="Courier New"/>
-          <w:color w:val="000000"/>
-          <w:sz w:val="20"/>
-          <w:szCs w:val="20"/>
-          <w:highlight w:val="yellow"/>
-        </w:rPr>
-        <w:t xml:space="preserve"> </w:t>
-      </w:r>
-      <w:r>
-        <w:rPr>
-          <w:rFonts w:ascii="Courier New" w:hAnsi="Courier New" w:cs="Courier New"/>
-          <w:color w:val="808080"/>
-          <w:sz w:val="20"/>
-          <w:szCs w:val="20"/>
-          <w:highlight w:val="yellow"/>
-        </w:rPr>
-        <w:t>'C:/</w:t>
-      </w:r>
-      <w:proofErr w:type="spellStart"/>
-      <w:r>
-        <w:rPr>
-          <w:rFonts w:ascii="Courier New" w:hAnsi="Courier New" w:cs="Courier New"/>
-          <w:color w:val="808080"/>
-          <w:sz w:val="20"/>
-          <w:szCs w:val="20"/>
-          <w:highlight w:val="yellow"/>
-          <w:lang w:val="en-US"/>
-        </w:rPr>
-        <w:t>xampp</w:t>
-      </w:r>
-      <w:proofErr w:type="spellEnd"/>
-      <w:r>
-        <w:rPr>
-          <w:rFonts w:ascii="Courier New" w:hAnsi="Courier New" w:cs="Courier New"/>
-          <w:color w:val="808080"/>
-          <w:sz w:val="20"/>
-          <w:szCs w:val="20"/>
-          <w:highlight w:val="yellow"/>
-        </w:rPr>
-        <w:t>/</w:t>
-      </w:r>
-      <w:proofErr w:type="spellStart"/>
-      <w:r>
-        <w:rPr>
-          <w:rFonts w:ascii="Courier New" w:hAnsi="Courier New" w:cs="Courier New"/>
-          <w:color w:val="808080"/>
-          <w:sz w:val="20"/>
-          <w:szCs w:val="20"/>
-          <w:highlight w:val="yellow"/>
-        </w:rPr>
-        <w:t>htdocs</w:t>
-      </w:r>
-      <w:proofErr w:type="spellEnd"/>
-      <w:r>
-        <w:rPr>
-          <w:rFonts w:ascii="Courier New" w:hAnsi="Courier New" w:cs="Courier New"/>
-          <w:color w:val="808080"/>
-          <w:sz w:val="20"/>
-          <w:szCs w:val="20"/>
-          <w:highlight w:val="yellow"/>
-        </w:rPr>
-        <w:t>/w11ref.w3c.fmi.uni-sofia.bg/_PUB'</w:t>
+        <w:t>/htdocs/w11ref.w3c.fmi.uni-sofia.bg/_PUB'</w:t>
       </w:r>
       <w:r>
         <w:rPr>
@@ -7105,29 +6459,7 @@
           <w:szCs w:val="20"/>
           <w:highlight w:val="yellow"/>
         </w:rPr>
-        <w:t>'</w:t>
-      </w:r>
-      <w:proofErr w:type="spellStart"/>
-      <w:r>
-        <w:rPr>
-          <w:rFonts w:ascii="Courier New" w:hAnsi="Courier New" w:cs="Courier New"/>
-          <w:color w:val="808080"/>
-          <w:sz w:val="20"/>
-          <w:szCs w:val="20"/>
-          <w:highlight w:val="yellow"/>
-        </w:rPr>
-        <w:t>vhosts_port</w:t>
-      </w:r>
-      <w:proofErr w:type="spellEnd"/>
-      <w:r>
-        <w:rPr>
-          <w:rFonts w:ascii="Courier New" w:hAnsi="Courier New" w:cs="Courier New"/>
-          <w:color w:val="808080"/>
-          <w:sz w:val="20"/>
-          <w:szCs w:val="20"/>
-          <w:highlight w:val="yellow"/>
-        </w:rPr>
-        <w:t>'</w:t>
+        <w:t>'vhosts_port'</w:t>
       </w:r>
       <w:r>
         <w:rPr>
@@ -7222,29 +6554,7 @@
           <w:szCs w:val="20"/>
           <w:highlight w:val="yellow"/>
         </w:rPr>
-        <w:t>'</w:t>
-      </w:r>
-      <w:proofErr w:type="spellStart"/>
-      <w:r>
-        <w:rPr>
-          <w:rFonts w:ascii="Courier New" w:hAnsi="Courier New" w:cs="Courier New"/>
-          <w:color w:val="808080"/>
-          <w:sz w:val="20"/>
-          <w:szCs w:val="20"/>
-          <w:highlight w:val="yellow"/>
-        </w:rPr>
-        <w:t>vhosts_ServerName</w:t>
-      </w:r>
-      <w:proofErr w:type="spellEnd"/>
-      <w:r>
-        <w:rPr>
-          <w:rFonts w:ascii="Courier New" w:hAnsi="Courier New" w:cs="Courier New"/>
-          <w:color w:val="808080"/>
-          <w:sz w:val="20"/>
-          <w:szCs w:val="20"/>
-          <w:highlight w:val="yellow"/>
-        </w:rPr>
-        <w:t>'</w:t>
+        <w:t>'vhosts_ServerName'</w:t>
       </w:r>
       <w:r>
         <w:rPr>
@@ -7450,73 +6760,7 @@
           <w:szCs w:val="20"/>
           <w:highlight w:val="yellow"/>
         </w:rPr>
-        <w:t>$</w:t>
-      </w:r>
-      <w:proofErr w:type="spellStart"/>
-      <w:r>
-        <w:rPr>
-          <w:rFonts w:ascii="Courier New" w:hAnsi="Courier New" w:cs="Courier New"/>
-          <w:color w:val="008000"/>
-          <w:sz w:val="20"/>
-          <w:szCs w:val="20"/>
-          <w:highlight w:val="yellow"/>
-        </w:rPr>
-        <w:t>configs</w:t>
-      </w:r>
-      <w:proofErr w:type="spellEnd"/>
-      <w:r>
-        <w:rPr>
-          <w:rFonts w:ascii="Courier New" w:hAnsi="Courier New" w:cs="Courier New"/>
-          <w:color w:val="008000"/>
-          <w:sz w:val="20"/>
-          <w:szCs w:val="20"/>
-          <w:highlight w:val="yellow"/>
-        </w:rPr>
-        <w:t xml:space="preserve"> = </w:t>
-      </w:r>
-      <w:proofErr w:type="spellStart"/>
-      <w:r>
-        <w:rPr>
-          <w:rFonts w:ascii="Courier New" w:hAnsi="Courier New" w:cs="Courier New"/>
-          <w:color w:val="008000"/>
-          <w:sz w:val="20"/>
-          <w:szCs w:val="20"/>
-          <w:highlight w:val="yellow"/>
-        </w:rPr>
-        <w:t>include</w:t>
-      </w:r>
-      <w:proofErr w:type="spellEnd"/>
-      <w:r>
-        <w:rPr>
-          <w:rFonts w:ascii="Courier New" w:hAnsi="Courier New" w:cs="Courier New"/>
-          <w:color w:val="008000"/>
-          <w:sz w:val="20"/>
-          <w:szCs w:val="20"/>
-          <w:highlight w:val="yellow"/>
-        </w:rPr>
-        <w:t>('</w:t>
-      </w:r>
-      <w:proofErr w:type="spellStart"/>
-      <w:r>
-        <w:rPr>
-          <w:rFonts w:ascii="Courier New" w:hAnsi="Courier New" w:cs="Courier New"/>
-          <w:color w:val="008000"/>
-          <w:sz w:val="20"/>
-          <w:szCs w:val="20"/>
-          <w:highlight w:val="yellow"/>
-        </w:rPr>
-        <w:t>conf.php</w:t>
-      </w:r>
-      <w:proofErr w:type="spellEnd"/>
-      <w:r>
-        <w:rPr>
-          <w:rFonts w:ascii="Courier New" w:hAnsi="Courier New" w:cs="Courier New"/>
-          <w:color w:val="008000"/>
-          <w:sz w:val="20"/>
-          <w:szCs w:val="20"/>
-          <w:highlight w:val="yellow"/>
-        </w:rPr>
-        <w:t>');</w:t>
+        <w:t>$configs = include('conf.php');</w:t>
       </w:r>
     </w:p>
     <w:p>
@@ -7542,37 +6786,12 @@
           <w:lang w:bidi="he-IL"/>
         </w:rPr>
       </w:pPr>
-      <w:proofErr w:type="spellStart"/>
       <w:r>
         <w:rPr>
           <w:b/>
           <w:lang w:bidi="he-IL"/>
         </w:rPr>
-        <w:t>header</w:t>
-      </w:r>
-      <w:proofErr w:type="spellEnd"/>
-      <w:r>
-        <w:rPr>
-          <w:b/>
-          <w:lang w:bidi="he-IL"/>
-        </w:rPr>
-        <w:t>("</w:t>
-      </w:r>
-      <w:proofErr w:type="spellStart"/>
-      <w:r>
-        <w:rPr>
-          <w:b/>
-          <w:lang w:bidi="he-IL"/>
-        </w:rPr>
-        <w:t>Location</w:t>
-      </w:r>
-      <w:proofErr w:type="spellEnd"/>
-      <w:r>
-        <w:rPr>
-          <w:b/>
-          <w:lang w:bidi="he-IL"/>
-        </w:rPr>
-        <w:t xml:space="preserve">: ". </w:t>
+        <w:t xml:space="preserve">header("Location: ". </w:t>
       </w:r>
       <w:r>
         <w:rPr>
@@ -7580,48 +6799,14 @@
           <w:color w:val="FF0000"/>
           <w:lang w:bidi="he-IL"/>
         </w:rPr>
-        <w:t>$</w:t>
-      </w:r>
-      <w:proofErr w:type="spellStart"/>
+        <w:t>$configs-&gt;HTTP_URL_PREFIX</w:t>
+      </w:r>
       <w:r>
         <w:rPr>
           <w:b/>
-          <w:color w:val="FF0000"/>
-          <w:lang w:bidi="he-IL"/>
-        </w:rPr>
-        <w:t>configs</w:t>
-      </w:r>
-      <w:proofErr w:type="spellEnd"/>
-      <w:r>
-        <w:rPr>
-          <w:b/>
-          <w:color w:val="FF0000"/>
-          <w:lang w:bidi="he-IL"/>
-        </w:rPr>
-        <w:t>-&gt;HTTP_URL_PREFIX</w:t>
-      </w:r>
-      <w:r>
-        <w:rPr>
-          <w:b/>
-          <w:lang w:bidi="he-IL"/>
-        </w:rPr>
-        <w:t>."/</w:t>
-      </w:r>
-      <w:proofErr w:type="spellStart"/>
-      <w:r>
-        <w:rPr>
-          <w:b/>
-          <w:lang w:bidi="he-IL"/>
-        </w:rPr>
-        <w:t>choose.php</w:t>
-      </w:r>
-      <w:proofErr w:type="spellEnd"/>
-      <w:r>
-        <w:rPr>
-          <w:b/>
-          <w:lang w:bidi="he-IL"/>
-        </w:rPr>
-        <w:t>");</w:t>
+          <w:lang w:bidi="he-IL"/>
+        </w:rPr>
+        <w:t>."/choose.php");</w:t>
       </w:r>
     </w:p>
     <w:p>
@@ -7663,19 +6848,8 @@
           <w:iCs/>
           <w:lang w:bidi="he-IL"/>
         </w:rPr>
-        <w:t>&lt;?</w:t>
-      </w:r>
-      <w:proofErr w:type="spellStart"/>
-      <w:r>
-        <w:rPr>
-          <w:b/>
-          <w:i/>
-          <w:iCs/>
-          <w:lang w:bidi="he-IL"/>
-        </w:rPr>
-        <w:t>php</w:t>
-      </w:r>
-      <w:proofErr w:type="spellEnd"/>
+        <w:t>&lt;?php</w:t>
+      </w:r>
     </w:p>
     <w:p>
       <w:pPr>
@@ -7702,13 +6876,8 @@
         </w:rPr>
         <w:t>//</w:t>
       </w:r>
-      <w:proofErr w:type="spellStart"/>
-      <w:r>
-        <w:t>install.php</w:t>
-      </w:r>
-      <w:proofErr w:type="spellEnd"/>
-      <w:r>
-        <w:t xml:space="preserve"> </w:t>
+      <w:r>
+        <w:t xml:space="preserve">install.php </w:t>
       </w:r>
       <w:r>
         <w:rPr>
@@ -7717,247 +6886,7 @@
           <w:color w:val="00B050"/>
           <w:lang w:bidi="he-IL"/>
         </w:rPr>
-        <w:t xml:space="preserve">- </w:t>
-      </w:r>
-      <w:proofErr w:type="spellStart"/>
-      <w:r>
-        <w:rPr>
-          <w:i/>
-          <w:iCs/>
-          <w:color w:val="00B050"/>
-          <w:lang w:bidi="he-IL"/>
-        </w:rPr>
-        <w:t>can</w:t>
-      </w:r>
-      <w:proofErr w:type="spellEnd"/>
-      <w:r>
-        <w:rPr>
-          <w:i/>
-          <w:iCs/>
-          <w:color w:val="00B050"/>
-          <w:lang w:bidi="he-IL"/>
-        </w:rPr>
-        <w:t xml:space="preserve"> </w:t>
-      </w:r>
-      <w:proofErr w:type="spellStart"/>
-      <w:r>
-        <w:rPr>
-          <w:i/>
-          <w:iCs/>
-          <w:color w:val="00B050"/>
-          <w:lang w:bidi="he-IL"/>
-        </w:rPr>
-        <w:t>called</w:t>
-      </w:r>
-      <w:proofErr w:type="spellEnd"/>
-      <w:r>
-        <w:rPr>
-          <w:i/>
-          <w:iCs/>
-          <w:color w:val="00B050"/>
-          <w:lang w:bidi="he-IL"/>
-        </w:rPr>
-        <w:t xml:space="preserve"> </w:t>
-      </w:r>
-      <w:proofErr w:type="spellStart"/>
-      <w:r>
-        <w:rPr>
-          <w:i/>
-          <w:iCs/>
-          <w:color w:val="00B050"/>
-          <w:lang w:bidi="he-IL"/>
-        </w:rPr>
-        <w:t>once</w:t>
-      </w:r>
-      <w:proofErr w:type="spellEnd"/>
-      <w:r>
-        <w:rPr>
-          <w:i/>
-          <w:iCs/>
-          <w:color w:val="00B050"/>
-          <w:lang w:bidi="he-IL"/>
-        </w:rPr>
-        <w:t xml:space="preserve">, </w:t>
-      </w:r>
-      <w:proofErr w:type="spellStart"/>
-      <w:r>
-        <w:rPr>
-          <w:i/>
-          <w:iCs/>
-          <w:color w:val="00B050"/>
-          <w:lang w:bidi="he-IL"/>
-        </w:rPr>
-        <w:t>initiating</w:t>
-      </w:r>
-      <w:proofErr w:type="spellEnd"/>
-      <w:r>
-        <w:rPr>
-          <w:i/>
-          <w:iCs/>
-          <w:color w:val="00B050"/>
-          <w:lang w:bidi="he-IL"/>
-        </w:rPr>
-        <w:t xml:space="preserve"> </w:t>
-      </w:r>
-      <w:proofErr w:type="spellStart"/>
-      <w:r>
-        <w:rPr>
-          <w:i/>
-          <w:iCs/>
-          <w:color w:val="00B050"/>
-          <w:lang w:bidi="he-IL"/>
-        </w:rPr>
-        <w:t>database</w:t>
-      </w:r>
-      <w:proofErr w:type="spellEnd"/>
-      <w:r>
-        <w:rPr>
-          <w:i/>
-          <w:iCs/>
-          <w:color w:val="00B050"/>
-          <w:lang w:bidi="he-IL"/>
-        </w:rPr>
-        <w:t xml:space="preserve">, </w:t>
-      </w:r>
-      <w:proofErr w:type="spellStart"/>
-      <w:r>
-        <w:rPr>
-          <w:i/>
-          <w:iCs/>
-          <w:color w:val="00B050"/>
-          <w:lang w:bidi="he-IL"/>
-        </w:rPr>
-        <w:t>creating</w:t>
-      </w:r>
-      <w:proofErr w:type="spellEnd"/>
-      <w:r>
-        <w:rPr>
-          <w:i/>
-          <w:iCs/>
-          <w:color w:val="00B050"/>
-          <w:lang w:bidi="he-IL"/>
-        </w:rPr>
-        <w:t xml:space="preserve"> </w:t>
-      </w:r>
-      <w:proofErr w:type="spellStart"/>
-      <w:r>
-        <w:rPr>
-          <w:i/>
-          <w:iCs/>
-          <w:color w:val="00B050"/>
-          <w:lang w:bidi="he-IL"/>
-        </w:rPr>
-        <w:t>configuration</w:t>
-      </w:r>
-      <w:proofErr w:type="spellEnd"/>
-      <w:r>
-        <w:rPr>
-          <w:i/>
-          <w:iCs/>
-          <w:color w:val="00B050"/>
-          <w:lang w:bidi="he-IL"/>
-        </w:rPr>
-        <w:t xml:space="preserve"> </w:t>
-      </w:r>
-      <w:proofErr w:type="spellStart"/>
-      <w:r>
-        <w:rPr>
-          <w:i/>
-          <w:iCs/>
-          <w:color w:val="00B050"/>
-          <w:lang w:bidi="he-IL"/>
-        </w:rPr>
-        <w:t>file</w:t>
-      </w:r>
-      <w:proofErr w:type="spellEnd"/>
-      <w:r>
-        <w:rPr>
-          <w:i/>
-          <w:iCs/>
-          <w:color w:val="00B050"/>
-          <w:lang w:bidi="he-IL"/>
-        </w:rPr>
-        <w:t xml:space="preserve"> </w:t>
-      </w:r>
-      <w:proofErr w:type="spellStart"/>
-      <w:r>
-        <w:rPr>
-          <w:i/>
-          <w:iCs/>
-          <w:color w:val="00B050"/>
-          <w:lang w:bidi="he-IL"/>
-        </w:rPr>
-        <w:t>of</w:t>
-      </w:r>
-      <w:proofErr w:type="spellEnd"/>
-      <w:r>
-        <w:rPr>
-          <w:i/>
-          <w:iCs/>
-          <w:color w:val="00B050"/>
-          <w:lang w:bidi="he-IL"/>
-        </w:rPr>
-        <w:t xml:space="preserve"> </w:t>
-      </w:r>
-      <w:proofErr w:type="spellStart"/>
-      <w:r>
-        <w:rPr>
-          <w:i/>
-          <w:iCs/>
-          <w:color w:val="00B050"/>
-          <w:lang w:bidi="he-IL"/>
-        </w:rPr>
-        <w:t>doesnt</w:t>
-      </w:r>
-      <w:proofErr w:type="spellEnd"/>
-      <w:r>
-        <w:rPr>
-          <w:i/>
-          <w:iCs/>
-          <w:color w:val="00B050"/>
-          <w:lang w:bidi="he-IL"/>
-        </w:rPr>
-        <w:t xml:space="preserve"> </w:t>
-      </w:r>
-      <w:proofErr w:type="spellStart"/>
-      <w:r>
-        <w:rPr>
-          <w:i/>
-          <w:iCs/>
-          <w:color w:val="00B050"/>
-          <w:lang w:bidi="he-IL"/>
-        </w:rPr>
-        <w:t>exists</w:t>
-      </w:r>
-      <w:proofErr w:type="spellEnd"/>
-      <w:r>
-        <w:rPr>
-          <w:i/>
-          <w:iCs/>
-          <w:color w:val="00B050"/>
-          <w:lang w:bidi="he-IL"/>
-        </w:rPr>
-        <w:t xml:space="preserve">, </w:t>
-      </w:r>
-      <w:proofErr w:type="spellStart"/>
-      <w:r>
-        <w:rPr>
-          <w:i/>
-          <w:iCs/>
-          <w:color w:val="00B050"/>
-          <w:lang w:bidi="he-IL"/>
-        </w:rPr>
-        <w:t>etc</w:t>
-      </w:r>
-      <w:proofErr w:type="spellEnd"/>
-      <w:r>
-        <w:rPr>
-          <w:i/>
-          <w:iCs/>
-          <w:color w:val="00B050"/>
-          <w:lang w:bidi="he-IL"/>
-        </w:rPr>
-        <w:t>.</w:t>
+        <w:t>- can called once, initiating database, creating configuration file of doesnt exists, etc.</w:t>
       </w:r>
     </w:p>
     <w:p>
@@ -7983,9 +6912,11 @@
           <w:color w:val="00B050"/>
           <w:lang w:bidi="he-IL"/>
         </w:rPr>
-        <w:t>//</w:t>
-      </w:r>
-      <w:proofErr w:type="spellStart"/>
+        <w:t xml:space="preserve">//Optional:: </w:t>
+      </w:r>
+      <w:r>
+        <w:t>ConfigPanel.php</w:t>
+      </w:r>
       <w:r>
         <w:rPr>
           <w:i/>
@@ -7993,123 +6924,8 @@
           <w:color w:val="00B050"/>
           <w:lang w:bidi="he-IL"/>
         </w:rPr>
-        <w:t>Optional</w:t>
-      </w:r>
-      <w:proofErr w:type="spellEnd"/>
-      <w:r>
-        <w:rPr>
-          <w:i/>
-          <w:iCs/>
-          <w:color w:val="00B050"/>
-          <w:lang w:bidi="he-IL"/>
-        </w:rPr>
-        <w:t xml:space="preserve">:: </w:t>
-      </w:r>
-      <w:proofErr w:type="spellStart"/>
-      <w:r>
-        <w:t>ConfigPanel.php</w:t>
-      </w:r>
-      <w:proofErr w:type="spellEnd"/>
-      <w:r>
-        <w:rPr>
-          <w:i/>
-          <w:iCs/>
-          <w:color w:val="00B050"/>
-          <w:lang w:bidi="he-IL"/>
-        </w:rPr>
-        <w:t xml:space="preserve"> -&gt; </w:t>
-      </w:r>
-      <w:proofErr w:type="spellStart"/>
-      <w:r>
-        <w:rPr>
-          <w:i/>
-          <w:iCs/>
-          <w:color w:val="00B050"/>
-          <w:lang w:bidi="he-IL"/>
-        </w:rPr>
-        <w:t>Configures</w:t>
-      </w:r>
-      <w:proofErr w:type="spellEnd"/>
-      <w:r>
-        <w:rPr>
-          <w:i/>
-          <w:iCs/>
-          <w:color w:val="00B050"/>
-          <w:lang w:bidi="he-IL"/>
-        </w:rPr>
-        <w:t>/</w:t>
-      </w:r>
-      <w:proofErr w:type="spellStart"/>
-      <w:r>
-        <w:rPr>
-          <w:i/>
-          <w:iCs/>
-          <w:color w:val="00B050"/>
-          <w:lang w:bidi="he-IL"/>
-        </w:rPr>
-        <w:t>changes</w:t>
-      </w:r>
-      <w:proofErr w:type="spellEnd"/>
-      <w:r>
-        <w:rPr>
-          <w:i/>
-          <w:iCs/>
-          <w:color w:val="00B050"/>
-          <w:lang w:bidi="he-IL"/>
-        </w:rPr>
-        <w:t xml:space="preserve"> </w:t>
-      </w:r>
-      <w:proofErr w:type="spellStart"/>
-      <w:r>
-        <w:rPr>
-          <w:i/>
-          <w:iCs/>
-          <w:color w:val="00B050"/>
-          <w:lang w:bidi="he-IL"/>
-        </w:rPr>
-        <w:t>settings</w:t>
-      </w:r>
-      <w:proofErr w:type="spellEnd"/>
-      <w:r>
-        <w:rPr>
-          <w:i/>
-          <w:iCs/>
-          <w:color w:val="00B050"/>
-          <w:lang w:bidi="he-IL"/>
-        </w:rPr>
-        <w:t xml:space="preserve"> </w:t>
-      </w:r>
-      <w:proofErr w:type="spellStart"/>
-      <w:r>
-        <w:rPr>
-          <w:i/>
-          <w:iCs/>
-          <w:color w:val="00B050"/>
-          <w:lang w:bidi="he-IL"/>
-        </w:rPr>
-        <w:t>of</w:t>
-      </w:r>
-      <w:proofErr w:type="spellEnd"/>
-      <w:r>
-        <w:rPr>
-          <w:i/>
-          <w:iCs/>
-          <w:color w:val="00B050"/>
-          <w:lang w:bidi="he-IL"/>
-        </w:rPr>
-        <w:t xml:space="preserve"> </w:t>
-      </w:r>
-      <w:proofErr w:type="spellStart"/>
-      <w:r>
-        <w:rPr>
-          <w:i/>
-          <w:iCs/>
-          <w:color w:val="00B050"/>
-          <w:lang w:bidi="he-IL"/>
-        </w:rPr>
-        <w:t>app</w:t>
-      </w:r>
-      <w:proofErr w:type="spellEnd"/>
+        <w:t xml:space="preserve"> -&gt; Configures/changes settings of app</w:t>
+      </w:r>
     </w:p>
     <w:p>
       <w:pPr>
@@ -8134,33 +6950,11 @@
           <w:color w:val="00B050"/>
           <w:lang w:bidi="he-IL"/>
         </w:rPr>
-        <w:t>//</w:t>
-      </w:r>
-      <w:proofErr w:type="spellStart"/>
-      <w:r>
-        <w:rPr>
-          <w:i/>
-          <w:iCs/>
-          <w:color w:val="00B050"/>
-          <w:lang w:bidi="he-IL"/>
-        </w:rPr>
-        <w:t>Required</w:t>
-      </w:r>
-      <w:proofErr w:type="spellEnd"/>
-      <w:r>
-        <w:rPr>
-          <w:i/>
-          <w:iCs/>
-          <w:color w:val="00B050"/>
-          <w:lang w:bidi="he-IL"/>
-        </w:rPr>
-        <w:t xml:space="preserve">: </w:t>
-      </w:r>
-      <w:proofErr w:type="spellStart"/>
+        <w:t xml:space="preserve">//Required: </w:t>
+      </w:r>
       <w:r>
         <w:t>config.php</w:t>
       </w:r>
-      <w:proofErr w:type="spellEnd"/>
       <w:r>
         <w:t xml:space="preserve">, </w:t>
       </w:r>
@@ -8194,147 +6988,7 @@
           <w:color w:val="00B050"/>
           <w:lang w:bidi="he-IL"/>
         </w:rPr>
-        <w:t>//</w:t>
-      </w:r>
-      <w:proofErr w:type="spellStart"/>
-      <w:r>
-        <w:rPr>
-          <w:i/>
-          <w:iCs/>
-          <w:color w:val="00B050"/>
-          <w:lang w:bidi="he-IL"/>
-        </w:rPr>
-        <w:t>required</w:t>
-      </w:r>
-      <w:proofErr w:type="spellEnd"/>
-      <w:r>
-        <w:rPr>
-          <w:i/>
-          <w:iCs/>
-          <w:color w:val="00B050"/>
-          <w:lang w:bidi="he-IL"/>
-        </w:rPr>
-        <w:t xml:space="preserve">: </w:t>
-      </w:r>
-      <w:proofErr w:type="spellStart"/>
-      <w:r>
-        <w:rPr>
-          <w:i/>
-          <w:iCs/>
-          <w:color w:val="00B050"/>
-          <w:lang w:bidi="he-IL"/>
-        </w:rPr>
-        <w:t>help.php</w:t>
-      </w:r>
-      <w:proofErr w:type="spellEnd"/>
-      <w:r>
-        <w:rPr>
-          <w:i/>
-          <w:iCs/>
-          <w:color w:val="00B050"/>
-          <w:lang w:bidi="he-IL"/>
-        </w:rPr>
-        <w:t xml:space="preserve"> (</w:t>
-      </w:r>
-      <w:proofErr w:type="spellStart"/>
-      <w:r>
-        <w:rPr>
-          <w:i/>
-          <w:iCs/>
-          <w:color w:val="00B050"/>
-          <w:lang w:bidi="he-IL"/>
-        </w:rPr>
-        <w:t>can</w:t>
-      </w:r>
-      <w:proofErr w:type="spellEnd"/>
-      <w:r>
-        <w:rPr>
-          <w:i/>
-          <w:iCs/>
-          <w:color w:val="00B050"/>
-          <w:lang w:bidi="he-IL"/>
-        </w:rPr>
-        <w:t xml:space="preserve"> </w:t>
-      </w:r>
-      <w:proofErr w:type="spellStart"/>
-      <w:r>
-        <w:rPr>
-          <w:i/>
-          <w:iCs/>
-          <w:color w:val="00B050"/>
-          <w:lang w:bidi="he-IL"/>
-        </w:rPr>
-        <w:t>be</w:t>
-      </w:r>
-      <w:proofErr w:type="spellEnd"/>
-      <w:r>
-        <w:rPr>
-          <w:i/>
-          <w:iCs/>
-          <w:color w:val="00B050"/>
-          <w:lang w:bidi="he-IL"/>
-        </w:rPr>
-        <w:t xml:space="preserve"> </w:t>
-      </w:r>
-      <w:proofErr w:type="spellStart"/>
-      <w:r>
-        <w:rPr>
-          <w:i/>
-          <w:iCs/>
-          <w:color w:val="00B050"/>
-          <w:lang w:bidi="he-IL"/>
-        </w:rPr>
-        <w:t>part</w:t>
-      </w:r>
-      <w:proofErr w:type="spellEnd"/>
-      <w:r>
-        <w:rPr>
-          <w:i/>
-          <w:iCs/>
-          <w:color w:val="00B050"/>
-          <w:lang w:bidi="he-IL"/>
-        </w:rPr>
-        <w:t xml:space="preserve"> </w:t>
-      </w:r>
-      <w:proofErr w:type="spellStart"/>
-      <w:r>
-        <w:rPr>
-          <w:i/>
-          <w:iCs/>
-          <w:color w:val="00B050"/>
-          <w:lang w:bidi="he-IL"/>
-        </w:rPr>
-        <w:t>of</w:t>
-      </w:r>
-      <w:proofErr w:type="spellEnd"/>
-      <w:r>
-        <w:rPr>
-          <w:i/>
-          <w:iCs/>
-          <w:color w:val="00B050"/>
-          <w:lang w:bidi="he-IL"/>
-        </w:rPr>
-        <w:t xml:space="preserve"> </w:t>
-      </w:r>
-      <w:proofErr w:type="spellStart"/>
-      <w:r>
-        <w:rPr>
-          <w:i/>
-          <w:iCs/>
-          <w:color w:val="00B050"/>
-          <w:lang w:bidi="he-IL"/>
-        </w:rPr>
-        <w:t>documentation</w:t>
-      </w:r>
-      <w:proofErr w:type="spellEnd"/>
-      <w:r>
-        <w:rPr>
-          <w:i/>
-          <w:iCs/>
-          <w:color w:val="00B050"/>
-          <w:lang w:bidi="he-IL"/>
-        </w:rPr>
-        <w:t>)...</w:t>
+        <w:t>//required: help.php (can be part of documentation)...</w:t>
       </w:r>
     </w:p>
     <w:p>
@@ -8360,27 +7014,7 @@
           <w:color w:val="00B050"/>
           <w:lang w:bidi="he-IL"/>
         </w:rPr>
-        <w:t>//</w:t>
-      </w:r>
-      <w:proofErr w:type="spellStart"/>
-      <w:r>
-        <w:rPr>
-          <w:i/>
-          <w:iCs/>
-          <w:color w:val="00B050"/>
-          <w:lang w:bidi="he-IL"/>
-        </w:rPr>
-        <w:t>or</w:t>
-      </w:r>
-      <w:proofErr w:type="spellEnd"/>
-      <w:r>
-        <w:rPr>
-          <w:i/>
-          <w:iCs/>
-          <w:color w:val="00B050"/>
-          <w:lang w:bidi="he-IL"/>
-        </w:rPr>
-        <w:t xml:space="preserve"> config.ini -&gt; със същите настройки;</w:t>
+        <w:t>//or config.ini -&gt; със същите настройки;</w:t>
       </w:r>
     </w:p>
     <w:p>
@@ -8398,41 +7032,13 @@
           <w:lang w:bidi="he-IL"/>
         </w:rPr>
       </w:pPr>
-      <w:proofErr w:type="spellStart"/>
       <w:r>
         <w:rPr>
           <w:i/>
           <w:iCs/>
           <w:lang w:bidi="he-IL"/>
         </w:rPr>
-        <w:t>class</w:t>
-      </w:r>
-      <w:proofErr w:type="spellEnd"/>
-      <w:r>
-        <w:rPr>
-          <w:i/>
-          <w:iCs/>
-          <w:lang w:bidi="he-IL"/>
-        </w:rPr>
-        <w:t xml:space="preserve"> </w:t>
-      </w:r>
-      <w:proofErr w:type="spellStart"/>
-      <w:r>
-        <w:rPr>
-          <w:i/>
-          <w:iCs/>
-          <w:lang w:bidi="he-IL"/>
-        </w:rPr>
-        <w:t>Config</w:t>
-      </w:r>
-      <w:proofErr w:type="spellEnd"/>
-      <w:r>
-        <w:rPr>
-          <w:i/>
-          <w:iCs/>
-          <w:lang w:bidi="he-IL"/>
-        </w:rPr>
-        <w:t xml:space="preserve"> {</w:t>
+        <w:t>class Config {</w:t>
       </w:r>
     </w:p>
     <w:p>
@@ -8456,72 +7062,8 @@
           <w:iCs/>
           <w:lang w:bidi="he-IL"/>
         </w:rPr>
-        <w:t xml:space="preserve">  $SITE_FN = 61999; //</w:t>
-      </w:r>
-      <w:proofErr w:type="spellStart"/>
-      <w:r>
-        <w:rPr>
-          <w:i/>
-          <w:iCs/>
-          <w:lang w:bidi="he-IL"/>
-        </w:rPr>
-        <w:t>can</w:t>
-      </w:r>
-      <w:proofErr w:type="spellEnd"/>
-      <w:r>
-        <w:rPr>
-          <w:i/>
-          <w:iCs/>
-          <w:lang w:bidi="he-IL"/>
-        </w:rPr>
-        <w:t xml:space="preserve"> </w:t>
-      </w:r>
-      <w:proofErr w:type="spellStart"/>
-      <w:r>
-        <w:rPr>
-          <w:i/>
-          <w:iCs/>
-          <w:lang w:bidi="he-IL"/>
-        </w:rPr>
-        <w:t>be</w:t>
-      </w:r>
-      <w:proofErr w:type="spellEnd"/>
-      <w:r>
-        <w:rPr>
-          <w:i/>
-          <w:iCs/>
-          <w:lang w:bidi="he-IL"/>
-        </w:rPr>
-        <w:t xml:space="preserve"> </w:t>
-      </w:r>
-      <w:proofErr w:type="spellStart"/>
-      <w:r>
-        <w:rPr>
-          <w:i/>
-          <w:iCs/>
-          <w:lang w:bidi="he-IL"/>
-        </w:rPr>
-        <w:t>used</w:t>
-      </w:r>
-      <w:proofErr w:type="spellEnd"/>
-      <w:r>
-        <w:rPr>
-          <w:i/>
-          <w:iCs/>
-          <w:lang w:bidi="he-IL"/>
-        </w:rPr>
-        <w:t xml:space="preserve"> </w:t>
-      </w:r>
-      <w:proofErr w:type="spellStart"/>
-      <w:r>
-        <w:rPr>
-          <w:i/>
-          <w:iCs/>
-          <w:lang w:bidi="he-IL"/>
-        </w:rPr>
-        <w:t>bellow</w:t>
-      </w:r>
-      <w:proofErr w:type="spellEnd"/>
+        <w:t xml:space="preserve">  $SITE_FN = 61999; //can be used bellow</w:t>
+      </w:r>
     </w:p>
     <w:p>
       <w:pPr>
@@ -8544,43 +7086,7 @@
           <w:iCs/>
           <w:lang w:bidi="he-IL"/>
         </w:rPr>
-        <w:t xml:space="preserve">  $SITE_CREATOR = "</w:t>
-      </w:r>
-      <w:proofErr w:type="spellStart"/>
-      <w:r>
-        <w:rPr>
-          <w:i/>
-          <w:iCs/>
-          <w:lang w:bidi="he-IL"/>
-        </w:rPr>
-        <w:t>Your</w:t>
-      </w:r>
-      <w:proofErr w:type="spellEnd"/>
-      <w:r>
-        <w:rPr>
-          <w:i/>
-          <w:iCs/>
-          <w:lang w:bidi="he-IL"/>
-        </w:rPr>
-        <w:t xml:space="preserve"> </w:t>
-      </w:r>
-      <w:proofErr w:type="spellStart"/>
-      <w:r>
-        <w:rPr>
-          <w:i/>
-          <w:iCs/>
-          <w:lang w:bidi="he-IL"/>
-        </w:rPr>
-        <w:t>Name</w:t>
-      </w:r>
-      <w:proofErr w:type="spellEnd"/>
-      <w:r>
-        <w:rPr>
-          <w:i/>
-          <w:iCs/>
-          <w:lang w:bidi="he-IL"/>
-        </w:rPr>
-        <w:t>(s)";</w:t>
+        <w:t xml:space="preserve">  $SITE_CREATOR = "Your Name(s)";</w:t>
       </w:r>
     </w:p>
     <w:p>
@@ -8628,223 +7134,7 @@
           <w:iCs/>
           <w:lang w:bidi="he-IL"/>
         </w:rPr>
-        <w:t xml:space="preserve">  $SITE_INFO = "</w:t>
-      </w:r>
-      <w:proofErr w:type="spellStart"/>
-      <w:r>
-        <w:rPr>
-          <w:i/>
-          <w:iCs/>
-          <w:lang w:bidi="he-IL"/>
-        </w:rPr>
-        <w:t>This</w:t>
-      </w:r>
-      <w:proofErr w:type="spellEnd"/>
-      <w:r>
-        <w:rPr>
-          <w:i/>
-          <w:iCs/>
-          <w:lang w:bidi="he-IL"/>
-        </w:rPr>
-        <w:t xml:space="preserve"> </w:t>
-      </w:r>
-      <w:proofErr w:type="spellStart"/>
-      <w:r>
-        <w:rPr>
-          <w:i/>
-          <w:iCs/>
-          <w:lang w:bidi="he-IL"/>
-        </w:rPr>
-        <w:t>project</w:t>
-      </w:r>
-      <w:proofErr w:type="spellEnd"/>
-      <w:r>
-        <w:rPr>
-          <w:i/>
-          <w:iCs/>
-          <w:lang w:bidi="he-IL"/>
-        </w:rPr>
-        <w:t xml:space="preserve"> </w:t>
-      </w:r>
-      <w:proofErr w:type="spellStart"/>
-      <w:r>
-        <w:rPr>
-          <w:i/>
-          <w:iCs/>
-          <w:lang w:bidi="he-IL"/>
-        </w:rPr>
-        <w:t>was</w:t>
-      </w:r>
-      <w:proofErr w:type="spellEnd"/>
-      <w:r>
-        <w:rPr>
-          <w:i/>
-          <w:iCs/>
-          <w:lang w:bidi="he-IL"/>
-        </w:rPr>
-        <w:t xml:space="preserve"> </w:t>
-      </w:r>
-      <w:proofErr w:type="spellStart"/>
-      <w:r>
-        <w:rPr>
-          <w:i/>
-          <w:iCs/>
-          <w:lang w:bidi="he-IL"/>
-        </w:rPr>
-        <w:t>created</w:t>
-      </w:r>
-      <w:proofErr w:type="spellEnd"/>
-      <w:r>
-        <w:rPr>
-          <w:i/>
-          <w:iCs/>
-          <w:lang w:bidi="he-IL"/>
-        </w:rPr>
-        <w:t xml:space="preserve"> </w:t>
-      </w:r>
-      <w:proofErr w:type="spellStart"/>
-      <w:r>
-        <w:rPr>
-          <w:i/>
-          <w:iCs/>
-          <w:lang w:bidi="he-IL"/>
-        </w:rPr>
-        <w:t>during</w:t>
-      </w:r>
-      <w:proofErr w:type="spellEnd"/>
-      <w:r>
-        <w:rPr>
-          <w:i/>
-          <w:iCs/>
-          <w:lang w:bidi="he-IL"/>
-        </w:rPr>
-        <w:t xml:space="preserve"> ...</w:t>
-      </w:r>
-      <w:proofErr w:type="spellStart"/>
-      <w:r>
-        <w:rPr>
-          <w:i/>
-          <w:iCs/>
-          <w:lang w:bidi="he-IL"/>
-        </w:rPr>
-        <w:t>year</w:t>
-      </w:r>
-      <w:proofErr w:type="spellEnd"/>
-      <w:r>
-        <w:rPr>
-          <w:i/>
-          <w:iCs/>
-          <w:lang w:bidi="he-IL"/>
-        </w:rPr>
-        <w:t xml:space="preserve">, </w:t>
-      </w:r>
-      <w:proofErr w:type="spellStart"/>
-      <w:r>
-        <w:rPr>
-          <w:i/>
-          <w:iCs/>
-          <w:lang w:bidi="he-IL"/>
-        </w:rPr>
-        <w:t>on</w:t>
-      </w:r>
-      <w:proofErr w:type="spellEnd"/>
-      <w:r>
-        <w:rPr>
-          <w:i/>
-          <w:iCs/>
-          <w:lang w:bidi="he-IL"/>
-        </w:rPr>
-        <w:t xml:space="preserve"> </w:t>
-      </w:r>
-      <w:proofErr w:type="spellStart"/>
-      <w:r>
-        <w:rPr>
-          <w:i/>
-          <w:iCs/>
-          <w:lang w:bidi="he-IL"/>
-        </w:rPr>
-        <w:t>Web</w:t>
-      </w:r>
-      <w:proofErr w:type="spellEnd"/>
-      <w:r>
-        <w:rPr>
-          <w:i/>
-          <w:iCs/>
-          <w:lang w:bidi="he-IL"/>
-        </w:rPr>
-        <w:t xml:space="preserve"> Technologies, </w:t>
-      </w:r>
-      <w:proofErr w:type="spellStart"/>
-      <w:r>
-        <w:rPr>
-          <w:i/>
-          <w:iCs/>
-          <w:lang w:bidi="he-IL"/>
-        </w:rPr>
-        <w:t>Sofia</w:t>
-      </w:r>
-      <w:proofErr w:type="spellEnd"/>
-      <w:r>
-        <w:rPr>
-          <w:i/>
-          <w:iCs/>
-          <w:lang w:bidi="he-IL"/>
-        </w:rPr>
-        <w:t xml:space="preserve"> </w:t>
-      </w:r>
-      <w:proofErr w:type="spellStart"/>
-      <w:r>
-        <w:rPr>
-          <w:i/>
-          <w:iCs/>
-          <w:lang w:bidi="he-IL"/>
-        </w:rPr>
-        <w:t>University</w:t>
-      </w:r>
-      <w:proofErr w:type="spellEnd"/>
-      <w:r>
-        <w:rPr>
-          <w:i/>
-          <w:iCs/>
-          <w:lang w:bidi="he-IL"/>
-        </w:rPr>
-        <w:t xml:space="preserve">, FMI, </w:t>
-      </w:r>
-      <w:proofErr w:type="spellStart"/>
-      <w:r>
-        <w:rPr>
-          <w:i/>
-          <w:iCs/>
-          <w:lang w:bidi="he-IL"/>
-        </w:rPr>
-        <w:t>lead</w:t>
-      </w:r>
-      <w:proofErr w:type="spellEnd"/>
-      <w:r>
-        <w:rPr>
-          <w:i/>
-          <w:iCs/>
-          <w:lang w:bidi="he-IL"/>
-        </w:rPr>
-        <w:t xml:space="preserve"> </w:t>
-      </w:r>
-      <w:proofErr w:type="spellStart"/>
-      <w:r>
-        <w:rPr>
-          <w:i/>
-          <w:iCs/>
-          <w:lang w:bidi="he-IL"/>
-        </w:rPr>
-        <w:t>by</w:t>
-      </w:r>
-      <w:proofErr w:type="spellEnd"/>
-      <w:r>
-        <w:rPr>
-          <w:i/>
-          <w:iCs/>
-          <w:lang w:bidi="he-IL"/>
-        </w:rPr>
-        <w:t xml:space="preserve">: </w:t>
+        <w:t xml:space="preserve">  $SITE_INFO = "This project was created during ...year, on Web Technologies, Sofia University, FMI, lead by: </w:t>
       </w:r>
     </w:p>
     <w:p>
@@ -8862,95 +7152,13 @@
           <w:lang w:bidi="he-IL"/>
         </w:rPr>
       </w:pPr>
-      <w:proofErr w:type="spellStart"/>
       <w:r>
         <w:rPr>
           <w:i/>
           <w:iCs/>
           <w:lang w:bidi="he-IL"/>
         </w:rPr>
-        <w:t>Name</w:t>
-      </w:r>
-      <w:proofErr w:type="spellEnd"/>
-      <w:r>
-        <w:rPr>
-          <w:i/>
-          <w:iCs/>
-          <w:lang w:bidi="he-IL"/>
-        </w:rPr>
-        <w:t xml:space="preserve"> </w:t>
-      </w:r>
-      <w:proofErr w:type="spellStart"/>
-      <w:r>
-        <w:rPr>
-          <w:i/>
-          <w:iCs/>
-          <w:lang w:bidi="he-IL"/>
-        </w:rPr>
-        <w:t>of</w:t>
-      </w:r>
-      <w:proofErr w:type="spellEnd"/>
-      <w:r>
-        <w:rPr>
-          <w:i/>
-          <w:iCs/>
-          <w:lang w:bidi="he-IL"/>
-        </w:rPr>
-        <w:t xml:space="preserve"> </w:t>
-      </w:r>
-      <w:proofErr w:type="spellStart"/>
-      <w:r>
-        <w:rPr>
-          <w:i/>
-          <w:iCs/>
-          <w:lang w:bidi="he-IL"/>
-        </w:rPr>
-        <w:t>Instructor</w:t>
-      </w:r>
-      <w:proofErr w:type="spellEnd"/>
-      <w:r>
-        <w:rPr>
-          <w:i/>
-          <w:iCs/>
-          <w:lang w:bidi="he-IL"/>
-        </w:rPr>
-        <w:t xml:space="preserve">, </w:t>
-      </w:r>
-      <w:proofErr w:type="spellStart"/>
-      <w:r>
-        <w:rPr>
-          <w:i/>
-          <w:iCs/>
-          <w:lang w:bidi="he-IL"/>
-        </w:rPr>
-        <w:t>assistant</w:t>
-      </w:r>
-      <w:proofErr w:type="spellEnd"/>
-      <w:r>
-        <w:rPr>
-          <w:i/>
-          <w:iCs/>
-          <w:lang w:bidi="he-IL"/>
-        </w:rPr>
-        <w:t xml:space="preserve">: </w:t>
-      </w:r>
-      <w:proofErr w:type="spellStart"/>
-      <w:r>
-        <w:rPr>
-          <w:i/>
-          <w:iCs/>
-          <w:lang w:bidi="he-IL"/>
-        </w:rPr>
-        <w:t>Name-Of-Assistant</w:t>
-      </w:r>
-      <w:proofErr w:type="spellEnd"/>
-      <w:r>
-        <w:rPr>
-          <w:i/>
-          <w:iCs/>
-          <w:lang w:bidi="he-IL"/>
-        </w:rPr>
-        <w:t>";</w:t>
+        <w:t>Name of Instructor, assistant: Name-Of-Assistant";</w:t>
       </w:r>
     </w:p>
     <w:p>
@@ -8967,7 +7175,6 @@
         </w:rPr>
       </w:pPr>
       <w:r>
-        <w:lastRenderedPageBreak/>
         <w:t xml:space="preserve">  $SITE_URL=</w:t>
       </w:r>
       <w:r>
@@ -9108,187 +7315,7 @@
           <w:iCs/>
           <w:lang w:bidi="he-IL"/>
         </w:rPr>
-        <w:t xml:space="preserve">  $SITE_DESCRIPTION="</w:t>
-      </w:r>
-      <w:proofErr w:type="spellStart"/>
-      <w:r>
-        <w:rPr>
-          <w:i/>
-          <w:iCs/>
-          <w:lang w:bidi="he-IL"/>
-        </w:rPr>
-        <w:t>What</w:t>
-      </w:r>
-      <w:proofErr w:type="spellEnd"/>
-      <w:r>
-        <w:rPr>
-          <w:i/>
-          <w:iCs/>
-          <w:lang w:bidi="he-IL"/>
-        </w:rPr>
-        <w:t xml:space="preserve"> </w:t>
-      </w:r>
-      <w:proofErr w:type="spellStart"/>
-      <w:r>
-        <w:rPr>
-          <w:i/>
-          <w:iCs/>
-          <w:lang w:bidi="he-IL"/>
-        </w:rPr>
-        <w:t>is</w:t>
-      </w:r>
-      <w:proofErr w:type="spellEnd"/>
-      <w:r>
-        <w:rPr>
-          <w:i/>
-          <w:iCs/>
-          <w:lang w:bidi="he-IL"/>
-        </w:rPr>
-        <w:t xml:space="preserve"> </w:t>
-      </w:r>
-      <w:proofErr w:type="spellStart"/>
-      <w:r>
-        <w:rPr>
-          <w:i/>
-          <w:iCs/>
-          <w:lang w:bidi="he-IL"/>
-        </w:rPr>
-        <w:t>ready</w:t>
-      </w:r>
-      <w:proofErr w:type="spellEnd"/>
-      <w:r>
-        <w:rPr>
-          <w:i/>
-          <w:iCs/>
-          <w:lang w:bidi="he-IL"/>
-        </w:rPr>
-        <w:t xml:space="preserve">, </w:t>
-      </w:r>
-      <w:proofErr w:type="spellStart"/>
-      <w:r>
-        <w:rPr>
-          <w:i/>
-          <w:iCs/>
-          <w:lang w:bidi="he-IL"/>
-        </w:rPr>
-        <w:t>and</w:t>
-      </w:r>
-      <w:proofErr w:type="spellEnd"/>
-      <w:r>
-        <w:rPr>
-          <w:i/>
-          <w:iCs/>
-          <w:lang w:bidi="he-IL"/>
-        </w:rPr>
-        <w:t xml:space="preserve"> </w:t>
-      </w:r>
-      <w:proofErr w:type="spellStart"/>
-      <w:r>
-        <w:rPr>
-          <w:i/>
-          <w:iCs/>
-          <w:lang w:bidi="he-IL"/>
-        </w:rPr>
-        <w:t>what</w:t>
-      </w:r>
-      <w:proofErr w:type="spellEnd"/>
-      <w:r>
-        <w:rPr>
-          <w:i/>
-          <w:iCs/>
-          <w:lang w:bidi="he-IL"/>
-        </w:rPr>
-        <w:t xml:space="preserve"> </w:t>
-      </w:r>
-      <w:proofErr w:type="spellStart"/>
-      <w:r>
-        <w:rPr>
-          <w:i/>
-          <w:iCs/>
-          <w:lang w:bidi="he-IL"/>
-        </w:rPr>
-        <w:t>can</w:t>
-      </w:r>
-      <w:proofErr w:type="spellEnd"/>
-      <w:r>
-        <w:rPr>
-          <w:i/>
-          <w:iCs/>
-          <w:lang w:bidi="he-IL"/>
-        </w:rPr>
-        <w:t xml:space="preserve"> </w:t>
-      </w:r>
-      <w:proofErr w:type="spellStart"/>
-      <w:r>
-        <w:rPr>
-          <w:i/>
-          <w:iCs/>
-          <w:lang w:bidi="he-IL"/>
-        </w:rPr>
-        <w:t>be</w:t>
-      </w:r>
-      <w:proofErr w:type="spellEnd"/>
-      <w:r>
-        <w:rPr>
-          <w:i/>
-          <w:iCs/>
-          <w:lang w:bidi="he-IL"/>
-        </w:rPr>
-        <w:t xml:space="preserve"> </w:t>
-      </w:r>
-      <w:proofErr w:type="spellStart"/>
-      <w:r>
-        <w:rPr>
-          <w:i/>
-          <w:iCs/>
-          <w:lang w:bidi="he-IL"/>
-        </w:rPr>
-        <w:t>improved</w:t>
-      </w:r>
-      <w:proofErr w:type="spellEnd"/>
-      <w:r>
-        <w:rPr>
-          <w:i/>
-          <w:iCs/>
-          <w:lang w:bidi="he-IL"/>
-        </w:rPr>
-        <w:t xml:space="preserve"> </w:t>
-      </w:r>
-      <w:proofErr w:type="spellStart"/>
-      <w:r>
-        <w:rPr>
-          <w:i/>
-          <w:iCs/>
-          <w:lang w:bidi="he-IL"/>
-        </w:rPr>
-        <w:t>for</w:t>
-      </w:r>
-      <w:proofErr w:type="spellEnd"/>
-      <w:r>
-        <w:rPr>
-          <w:i/>
-          <w:iCs/>
-          <w:lang w:bidi="he-IL"/>
-        </w:rPr>
-        <w:t xml:space="preserve"> </w:t>
-      </w:r>
-      <w:proofErr w:type="spellStart"/>
-      <w:r>
-        <w:rPr>
-          <w:i/>
-          <w:iCs/>
-          <w:lang w:bidi="he-IL"/>
-        </w:rPr>
-        <w:t>future</w:t>
-      </w:r>
-      <w:proofErr w:type="spellEnd"/>
-      <w:r>
-        <w:rPr>
-          <w:i/>
-          <w:iCs/>
-          <w:lang w:bidi="he-IL"/>
-        </w:rPr>
-        <w:t>";</w:t>
+        <w:t xml:space="preserve">  $SITE_DESCRIPTION="What is ready, and what can be improved for future";</w:t>
       </w:r>
     </w:p>
     <w:p>
@@ -9312,43 +7339,7 @@
           <w:iCs/>
           <w:lang w:bidi="he-IL"/>
         </w:rPr>
-        <w:t xml:space="preserve">  $PROJECT_REQ="...(</w:t>
-      </w:r>
-      <w:proofErr w:type="spellStart"/>
-      <w:r>
-        <w:rPr>
-          <w:i/>
-          <w:iCs/>
-          <w:lang w:bidi="he-IL"/>
-        </w:rPr>
-        <w:t>from</w:t>
-      </w:r>
-      <w:proofErr w:type="spellEnd"/>
-      <w:r>
-        <w:rPr>
-          <w:i/>
-          <w:iCs/>
-          <w:lang w:bidi="he-IL"/>
-        </w:rPr>
-        <w:t xml:space="preserve"> </w:t>
-      </w:r>
-      <w:proofErr w:type="spellStart"/>
-      <w:r>
-        <w:rPr>
-          <w:i/>
-          <w:iCs/>
-          <w:lang w:bidi="he-IL"/>
-        </w:rPr>
-        <w:t>documentation</w:t>
-      </w:r>
-      <w:proofErr w:type="spellEnd"/>
-      <w:r>
-        <w:rPr>
-          <w:i/>
-          <w:iCs/>
-          <w:lang w:bidi="he-IL"/>
-        </w:rPr>
-        <w:t>)";</w:t>
+        <w:t xml:space="preserve">  $PROJECT_REQ="...(from documentation)";</w:t>
       </w:r>
     </w:p>
     <w:p>
@@ -9431,21 +7422,7 @@
         <w:rPr>
           <w:lang w:bidi="he-IL"/>
         </w:rPr>
-        <w:t>Последна модификация 0.3 /2020-01-06/</w:t>
-      </w:r>
-      <w:proofErr w:type="spellStart"/>
-      <w:r>
-        <w:rPr>
-          <w:lang w:bidi="he-IL"/>
-        </w:rPr>
-        <w:t>by</w:t>
-      </w:r>
-      <w:proofErr w:type="spellEnd"/>
-      <w:r>
-        <w:rPr>
-          <w:lang w:bidi="he-IL"/>
-        </w:rPr>
-        <w:t xml:space="preserve"> MP</w:t>
+        <w:t>Последна модификация 0.3 /2020-01-06/by MP</w:t>
       </w:r>
     </w:p>
     <w:p>
@@ -9506,21 +7483,7 @@
         <w:rPr>
           <w:lang w:bidi="he-IL"/>
         </w:rPr>
-        <w:t>/</w:t>
-      </w:r>
-      <w:proofErr w:type="spellStart"/>
-      <w:r>
-        <w:rPr>
-          <w:lang w:bidi="he-IL"/>
-        </w:rPr>
-        <w:t>by</w:t>
-      </w:r>
-      <w:proofErr w:type="spellEnd"/>
-      <w:r>
-        <w:rPr>
-          <w:lang w:bidi="he-IL"/>
-        </w:rPr>
-        <w:t xml:space="preserve"> MP</w:t>
+        <w:t>/by MP</w:t>
       </w:r>
     </w:p>
     <w:p>
@@ -9563,8 +7526,97 @@
 </file>
 
 <file path=word/numbering.xml><?xml version="1.0" encoding="utf-8"?>
-<w:numbering xmlns:wpc="http://schemas.microsoft.com/office/word/2010/wordprocessingCanvas" xmlns:cx="http://schemas.microsoft.com/office/drawing/2014/chartex" xmlns:cx1="http://schemas.microsoft.com/office/drawing/2015/9/8/chartex" xmlns:cx2="http://schemas.microsoft.com/office/drawing/2015/10/21/chartex" xmlns:cx3="http://schemas.microsoft.com/office/drawing/2016/5/9/chartex" xmlns:cx4="http://schemas.microsoft.com/office/drawing/2016/5/10/chartex" xmlns:cx5="http://schemas.microsoft.com/office/drawing/2016/5/11/chartex" xmlns:cx6="http://schemas.microsoft.com/office/drawing/2016/5/12/chartex" xmlns:cx7="http://schemas.microsoft.com/office/drawing/2016/5/13/chartex" xmlns:cx8="http://schemas.microsoft.com/office/drawing/2016/5/14/chartex" xmlns:mc="http://schemas.openxmlformats.org/markup-compatibility/2006" xmlns:aink="http://schemas.microsoft.com/office/drawing/2016/ink" xmlns:am3d="http://schemas.microsoft.com/office/drawing/2017/model3d" xmlns:o="urn:schemas-microsoft-com:office:office" xmlns:oel="http://schemas.microsoft.com/office/2019/extlst" xmlns:r="http://schemas.openxmlformats.org/officeDocument/2006/relationships" xmlns:m="http://schemas.openxmlformats.org/officeDocument/2006/math" xmlns:v="urn:schemas-microsoft-com:vml" xmlns:wp14="http://schemas.microsoft.com/office/word/2010/wordprocessingDrawing" xmlns:wp="http://schemas.openxmlformats.org/drawingml/2006/wordprocessingDrawing" xmlns:w10="urn:schemas-microsoft-com:office:word" xmlns:w="http://schemas.openxmlformats.org/wordprocessingml/2006/main" xmlns:w14="http://schemas.microsoft.com/office/word/2010/wordml" xmlns:w15="http://schemas.microsoft.com/office/word/2012/wordml" xmlns:w16cex="http://schemas.microsoft.com/office/word/2018/wordml/cex" xmlns:w16cid="http://schemas.microsoft.com/office/word/2016/wordml/cid" xmlns:w16="http://schemas.microsoft.com/office/word/2018/wordml" xmlns:w16du="http://schemas.microsoft.com/office/word/2023/wordml/word16du" xmlns:w16sdtdh="http://schemas.microsoft.com/office/word/2020/wordml/sdtdatahash" xmlns:w16sdtfl="http://schemas.microsoft.com/office/word/2024/wordml/sdtformatlock" xmlns:w16se="http://schemas.microsoft.com/office/word/2015/wordml/symex" xmlns:wpg="http://schemas.microsoft.com/office/word/2010/wordprocessingGroup" xmlns:wpi="http://schemas.microsoft.com/office/word/2010/wordprocessingInk" xmlns:wne="http://schemas.microsoft.com/office/word/2006/wordml" xmlns:wps="http://schemas.microsoft.com/office/word/2010/wordprocessingShape" mc:Ignorable="w14 w15 w16se w16cid w16 w16cex w16sdtdh w16sdtfl w16du wp14">
-  <w:abstractNum w:abstractNumId="0" w15:restartNumberingAfterBreak="0">
+<w:numbering xmlns:wpc="http://schemas.microsoft.com/office/word/2010/wordprocessingCanvas" xmlns:mc="http://schemas.openxmlformats.org/markup-compatibility/2006" xmlns:o="urn:schemas-microsoft-com:office:office" xmlns:r="http://schemas.openxmlformats.org/officeDocument/2006/relationships" xmlns:m="http://schemas.openxmlformats.org/officeDocument/2006/math" xmlns:v="urn:schemas-microsoft-com:vml" xmlns:wp14="http://schemas.microsoft.com/office/word/2010/wordprocessingDrawing" xmlns:wp="http://schemas.openxmlformats.org/drawingml/2006/wordprocessingDrawing" xmlns:w10="urn:schemas-microsoft-com:office:word" xmlns:w="http://schemas.openxmlformats.org/wordprocessingml/2006/main" xmlns:w14="http://schemas.microsoft.com/office/word/2010/wordml" xmlns:wpg="http://schemas.microsoft.com/office/word/2010/wordprocessingGroup" xmlns:wpi="http://schemas.microsoft.com/office/word/2010/wordprocessingInk" xmlns:wne="http://schemas.microsoft.com/office/word/2006/wordml" xmlns:wps="http://schemas.microsoft.com/office/word/2010/wordprocessingShape" mc:Ignorable="w14 wp14">
+  <w:abstractNum w:abstractNumId="0">
+    <w:nsid w:val="04B12A69"/>
+    <w:multiLevelType w:val="hybridMultilevel"/>
+    <w:tmpl w:val="656415A4"/>
+    <w:lvl w:ilvl="0" w:tplc="0409000F">
+      <w:start w:val="1"/>
+      <w:numFmt w:val="decimal"/>
+      <w:lvlText w:val="%1."/>
+      <w:lvlJc w:val="left"/>
+      <w:pPr>
+        <w:ind w:left="720" w:hanging="360"/>
+      </w:pPr>
+      <w:rPr>
+        <w:rFonts w:hint="default"/>
+      </w:rPr>
+    </w:lvl>
+    <w:lvl w:ilvl="1" w:tplc="04090019" w:tentative="1">
+      <w:start w:val="1"/>
+      <w:numFmt w:val="lowerLetter"/>
+      <w:lvlText w:val="%2."/>
+      <w:lvlJc w:val="left"/>
+      <w:pPr>
+        <w:ind w:left="1440" w:hanging="360"/>
+      </w:pPr>
+    </w:lvl>
+    <w:lvl w:ilvl="2" w:tplc="0409001B" w:tentative="1">
+      <w:start w:val="1"/>
+      <w:numFmt w:val="lowerRoman"/>
+      <w:lvlText w:val="%3."/>
+      <w:lvlJc w:val="right"/>
+      <w:pPr>
+        <w:ind w:left="2160" w:hanging="180"/>
+      </w:pPr>
+    </w:lvl>
+    <w:lvl w:ilvl="3" w:tplc="0409000F" w:tentative="1">
+      <w:start w:val="1"/>
+      <w:numFmt w:val="decimal"/>
+      <w:lvlText w:val="%4."/>
+      <w:lvlJc w:val="left"/>
+      <w:pPr>
+        <w:ind w:left="2880" w:hanging="360"/>
+      </w:pPr>
+    </w:lvl>
+    <w:lvl w:ilvl="4" w:tplc="04090019" w:tentative="1">
+      <w:start w:val="1"/>
+      <w:numFmt w:val="lowerLetter"/>
+      <w:lvlText w:val="%5."/>
+      <w:lvlJc w:val="left"/>
+      <w:pPr>
+        <w:ind w:left="3600" w:hanging="360"/>
+      </w:pPr>
+    </w:lvl>
+    <w:lvl w:ilvl="5" w:tplc="0409001B" w:tentative="1">
+      <w:start w:val="1"/>
+      <w:numFmt w:val="lowerRoman"/>
+      <w:lvlText w:val="%6."/>
+      <w:lvlJc w:val="right"/>
+      <w:pPr>
+        <w:ind w:left="4320" w:hanging="180"/>
+      </w:pPr>
+    </w:lvl>
+    <w:lvl w:ilvl="6" w:tplc="0409000F" w:tentative="1">
+      <w:start w:val="1"/>
+      <w:numFmt w:val="decimal"/>
+      <w:lvlText w:val="%7."/>
+      <w:lvlJc w:val="left"/>
+      <w:pPr>
+        <w:ind w:left="5040" w:hanging="360"/>
+      </w:pPr>
+    </w:lvl>
+    <w:lvl w:ilvl="7" w:tplc="04090019" w:tentative="1">
+      <w:start w:val="1"/>
+      <w:numFmt w:val="lowerLetter"/>
+      <w:lvlText w:val="%8."/>
+      <w:lvlJc w:val="left"/>
+      <w:pPr>
+        <w:ind w:left="5760" w:hanging="360"/>
+      </w:pPr>
+    </w:lvl>
+    <w:lvl w:ilvl="8" w:tplc="0409001B" w:tentative="1">
+      <w:start w:val="1"/>
+      <w:numFmt w:val="lowerRoman"/>
+      <w:lvlText w:val="%9."/>
+      <w:lvlJc w:val="right"/>
+      <w:pPr>
+        <w:ind w:left="6480" w:hanging="180"/>
+      </w:pPr>
+    </w:lvl>
+  </w:abstractNum>
+  <w:abstractNum w:abstractNumId="1">
     <w:nsid w:val="0F9F74F6"/>
     <w:multiLevelType w:val="hybridMultilevel"/>
     <w:tmpl w:val="83B2BAF4"/>
@@ -9677,7 +7729,179 @@
       </w:rPr>
     </w:lvl>
   </w:abstractNum>
-  <w:abstractNum w:abstractNumId="1" w15:restartNumberingAfterBreak="0">
+  <w:abstractNum w:abstractNumId="2">
+    <w:nsid w:val="11D4196B"/>
+    <w:multiLevelType w:val="hybridMultilevel"/>
+    <w:tmpl w:val="B366BD8C"/>
+    <w:lvl w:ilvl="0" w:tplc="0409000F">
+      <w:start w:val="1"/>
+      <w:numFmt w:val="decimal"/>
+      <w:lvlText w:val="%1."/>
+      <w:lvlJc w:val="left"/>
+      <w:pPr>
+        <w:ind w:left="720" w:hanging="360"/>
+      </w:pPr>
+    </w:lvl>
+    <w:lvl w:ilvl="1" w:tplc="04090019" w:tentative="1">
+      <w:start w:val="1"/>
+      <w:numFmt w:val="lowerLetter"/>
+      <w:lvlText w:val="%2."/>
+      <w:lvlJc w:val="left"/>
+      <w:pPr>
+        <w:ind w:left="1440" w:hanging="360"/>
+      </w:pPr>
+    </w:lvl>
+    <w:lvl w:ilvl="2" w:tplc="0409001B" w:tentative="1">
+      <w:start w:val="1"/>
+      <w:numFmt w:val="lowerRoman"/>
+      <w:lvlText w:val="%3."/>
+      <w:lvlJc w:val="right"/>
+      <w:pPr>
+        <w:ind w:left="2160" w:hanging="180"/>
+      </w:pPr>
+    </w:lvl>
+    <w:lvl w:ilvl="3" w:tplc="0409000F" w:tentative="1">
+      <w:start w:val="1"/>
+      <w:numFmt w:val="decimal"/>
+      <w:lvlText w:val="%4."/>
+      <w:lvlJc w:val="left"/>
+      <w:pPr>
+        <w:ind w:left="2880" w:hanging="360"/>
+      </w:pPr>
+    </w:lvl>
+    <w:lvl w:ilvl="4" w:tplc="04090019" w:tentative="1">
+      <w:start w:val="1"/>
+      <w:numFmt w:val="lowerLetter"/>
+      <w:lvlText w:val="%5."/>
+      <w:lvlJc w:val="left"/>
+      <w:pPr>
+        <w:ind w:left="3600" w:hanging="360"/>
+      </w:pPr>
+    </w:lvl>
+    <w:lvl w:ilvl="5" w:tplc="0409001B" w:tentative="1">
+      <w:start w:val="1"/>
+      <w:numFmt w:val="lowerRoman"/>
+      <w:lvlText w:val="%6."/>
+      <w:lvlJc w:val="right"/>
+      <w:pPr>
+        <w:ind w:left="4320" w:hanging="180"/>
+      </w:pPr>
+    </w:lvl>
+    <w:lvl w:ilvl="6" w:tplc="0409000F" w:tentative="1">
+      <w:start w:val="1"/>
+      <w:numFmt w:val="decimal"/>
+      <w:lvlText w:val="%7."/>
+      <w:lvlJc w:val="left"/>
+      <w:pPr>
+        <w:ind w:left="5040" w:hanging="360"/>
+      </w:pPr>
+    </w:lvl>
+    <w:lvl w:ilvl="7" w:tplc="04090019" w:tentative="1">
+      <w:start w:val="1"/>
+      <w:numFmt w:val="lowerLetter"/>
+      <w:lvlText w:val="%8."/>
+      <w:lvlJc w:val="left"/>
+      <w:pPr>
+        <w:ind w:left="5760" w:hanging="360"/>
+      </w:pPr>
+    </w:lvl>
+    <w:lvl w:ilvl="8" w:tplc="0409001B" w:tentative="1">
+      <w:start w:val="1"/>
+      <w:numFmt w:val="lowerRoman"/>
+      <w:lvlText w:val="%9."/>
+      <w:lvlJc w:val="right"/>
+      <w:pPr>
+        <w:ind w:left="6480" w:hanging="180"/>
+      </w:pPr>
+    </w:lvl>
+  </w:abstractNum>
+  <w:abstractNum w:abstractNumId="3">
+    <w:nsid w:val="27732A9B"/>
+    <w:multiLevelType w:val="multilevel"/>
+    <w:tmpl w:val="0409001F"/>
+    <w:lvl w:ilvl="0">
+      <w:start w:val="1"/>
+      <w:numFmt w:val="decimal"/>
+      <w:lvlText w:val="%1."/>
+      <w:lvlJc w:val="left"/>
+      <w:pPr>
+        <w:ind w:left="360" w:hanging="360"/>
+      </w:pPr>
+    </w:lvl>
+    <w:lvl w:ilvl="1">
+      <w:start w:val="1"/>
+      <w:numFmt w:val="decimal"/>
+      <w:lvlText w:val="%1.%2."/>
+      <w:lvlJc w:val="left"/>
+      <w:pPr>
+        <w:ind w:left="792" w:hanging="432"/>
+      </w:pPr>
+    </w:lvl>
+    <w:lvl w:ilvl="2">
+      <w:start w:val="1"/>
+      <w:numFmt w:val="decimal"/>
+      <w:lvlText w:val="%1.%2.%3."/>
+      <w:lvlJc w:val="left"/>
+      <w:pPr>
+        <w:ind w:left="1224" w:hanging="504"/>
+      </w:pPr>
+    </w:lvl>
+    <w:lvl w:ilvl="3">
+      <w:start w:val="1"/>
+      <w:numFmt w:val="decimal"/>
+      <w:lvlText w:val="%1.%2.%3.%4."/>
+      <w:lvlJc w:val="left"/>
+      <w:pPr>
+        <w:ind w:left="1728" w:hanging="648"/>
+      </w:pPr>
+    </w:lvl>
+    <w:lvl w:ilvl="4">
+      <w:start w:val="1"/>
+      <w:numFmt w:val="decimal"/>
+      <w:lvlText w:val="%1.%2.%3.%4.%5."/>
+      <w:lvlJc w:val="left"/>
+      <w:pPr>
+        <w:ind w:left="2232" w:hanging="792"/>
+      </w:pPr>
+    </w:lvl>
+    <w:lvl w:ilvl="5">
+      <w:start w:val="1"/>
+      <w:numFmt w:val="decimal"/>
+      <w:lvlText w:val="%1.%2.%3.%4.%5.%6."/>
+      <w:lvlJc w:val="left"/>
+      <w:pPr>
+        <w:ind w:left="2736" w:hanging="936"/>
+      </w:pPr>
+    </w:lvl>
+    <w:lvl w:ilvl="6">
+      <w:start w:val="1"/>
+      <w:numFmt w:val="decimal"/>
+      <w:lvlText w:val="%1.%2.%3.%4.%5.%6.%7."/>
+      <w:lvlJc w:val="left"/>
+      <w:pPr>
+        <w:ind w:left="3240" w:hanging="1080"/>
+      </w:pPr>
+    </w:lvl>
+    <w:lvl w:ilvl="7">
+      <w:start w:val="1"/>
+      <w:numFmt w:val="decimal"/>
+      <w:lvlText w:val="%1.%2.%3.%4.%5.%6.%7.%8."/>
+      <w:lvlJc w:val="left"/>
+      <w:pPr>
+        <w:ind w:left="3744" w:hanging="1224"/>
+      </w:pPr>
+    </w:lvl>
+    <w:lvl w:ilvl="8">
+      <w:start w:val="1"/>
+      <w:numFmt w:val="decimal"/>
+      <w:lvlText w:val="%1.%2.%3.%4.%5.%6.%7.%8.%9."/>
+      <w:lvlJc w:val="left"/>
+      <w:pPr>
+        <w:ind w:left="4320" w:hanging="1440"/>
+      </w:pPr>
+    </w:lvl>
+  </w:abstractNum>
+  <w:abstractNum w:abstractNumId="4">
     <w:nsid w:val="2CF56644"/>
     <w:multiLevelType w:val="hybridMultilevel"/>
     <w:tmpl w:val="43EAE156"/>
@@ -9791,7 +8015,187 @@
       </w:rPr>
     </w:lvl>
   </w:abstractNum>
-  <w:abstractNum w:abstractNumId="2" w15:restartNumberingAfterBreak="0">
+  <w:abstractNum w:abstractNumId="5">
+    <w:nsid w:val="2EC155CA"/>
+    <w:multiLevelType w:val="hybridMultilevel"/>
+    <w:tmpl w:val="D062D96E"/>
+    <w:lvl w:ilvl="0" w:tplc="0409000F">
+      <w:start w:val="1"/>
+      <w:numFmt w:val="decimal"/>
+      <w:lvlText w:val="%1."/>
+      <w:lvlJc w:val="left"/>
+      <w:pPr>
+        <w:ind w:left="720" w:hanging="360"/>
+      </w:pPr>
+      <w:rPr>
+        <w:rFonts w:hint="default"/>
+        <w:color w:val="auto"/>
+      </w:rPr>
+    </w:lvl>
+    <w:lvl w:ilvl="1" w:tplc="04090019" w:tentative="1">
+      <w:start w:val="1"/>
+      <w:numFmt w:val="lowerLetter"/>
+      <w:lvlText w:val="%2."/>
+      <w:lvlJc w:val="left"/>
+      <w:pPr>
+        <w:ind w:left="1440" w:hanging="360"/>
+      </w:pPr>
+    </w:lvl>
+    <w:lvl w:ilvl="2" w:tplc="0409001B" w:tentative="1">
+      <w:start w:val="1"/>
+      <w:numFmt w:val="lowerRoman"/>
+      <w:lvlText w:val="%3."/>
+      <w:lvlJc w:val="right"/>
+      <w:pPr>
+        <w:ind w:left="2160" w:hanging="180"/>
+      </w:pPr>
+    </w:lvl>
+    <w:lvl w:ilvl="3" w:tplc="0409000F" w:tentative="1">
+      <w:start w:val="1"/>
+      <w:numFmt w:val="decimal"/>
+      <w:lvlText w:val="%4."/>
+      <w:lvlJc w:val="left"/>
+      <w:pPr>
+        <w:ind w:left="2880" w:hanging="360"/>
+      </w:pPr>
+    </w:lvl>
+    <w:lvl w:ilvl="4" w:tplc="04090019" w:tentative="1">
+      <w:start w:val="1"/>
+      <w:numFmt w:val="lowerLetter"/>
+      <w:lvlText w:val="%5."/>
+      <w:lvlJc w:val="left"/>
+      <w:pPr>
+        <w:ind w:left="3600" w:hanging="360"/>
+      </w:pPr>
+    </w:lvl>
+    <w:lvl w:ilvl="5" w:tplc="0409001B" w:tentative="1">
+      <w:start w:val="1"/>
+      <w:numFmt w:val="lowerRoman"/>
+      <w:lvlText w:val="%6."/>
+      <w:lvlJc w:val="right"/>
+      <w:pPr>
+        <w:ind w:left="4320" w:hanging="180"/>
+      </w:pPr>
+    </w:lvl>
+    <w:lvl w:ilvl="6" w:tplc="0409000F" w:tentative="1">
+      <w:start w:val="1"/>
+      <w:numFmt w:val="decimal"/>
+      <w:lvlText w:val="%7."/>
+      <w:lvlJc w:val="left"/>
+      <w:pPr>
+        <w:ind w:left="5040" w:hanging="360"/>
+      </w:pPr>
+    </w:lvl>
+    <w:lvl w:ilvl="7" w:tplc="04090019" w:tentative="1">
+      <w:start w:val="1"/>
+      <w:numFmt w:val="lowerLetter"/>
+      <w:lvlText w:val="%8."/>
+      <w:lvlJc w:val="left"/>
+      <w:pPr>
+        <w:ind w:left="5760" w:hanging="360"/>
+      </w:pPr>
+    </w:lvl>
+    <w:lvl w:ilvl="8" w:tplc="0409001B" w:tentative="1">
+      <w:start w:val="1"/>
+      <w:numFmt w:val="lowerRoman"/>
+      <w:lvlText w:val="%9."/>
+      <w:lvlJc w:val="right"/>
+      <w:pPr>
+        <w:ind w:left="6480" w:hanging="180"/>
+      </w:pPr>
+    </w:lvl>
+  </w:abstractNum>
+  <w:abstractNum w:abstractNumId="6">
+    <w:nsid w:val="39B934AE"/>
+    <w:multiLevelType w:val="hybridMultilevel"/>
+    <w:tmpl w:val="C8306BBE"/>
+    <w:lvl w:ilvl="0" w:tplc="0409000F">
+      <w:start w:val="1"/>
+      <w:numFmt w:val="decimal"/>
+      <w:lvlText w:val="%1."/>
+      <w:lvlJc w:val="left"/>
+      <w:pPr>
+        <w:ind w:left="360" w:hanging="360"/>
+      </w:pPr>
+      <w:rPr>
+        <w:rFonts w:hint="default"/>
+        <w:color w:val="auto"/>
+      </w:rPr>
+    </w:lvl>
+    <w:lvl w:ilvl="1" w:tplc="04090019" w:tentative="1">
+      <w:start w:val="1"/>
+      <w:numFmt w:val="lowerLetter"/>
+      <w:lvlText w:val="%2."/>
+      <w:lvlJc w:val="left"/>
+      <w:pPr>
+        <w:ind w:left="1080" w:hanging="360"/>
+      </w:pPr>
+    </w:lvl>
+    <w:lvl w:ilvl="2" w:tplc="0409001B" w:tentative="1">
+      <w:start w:val="1"/>
+      <w:numFmt w:val="lowerRoman"/>
+      <w:lvlText w:val="%3."/>
+      <w:lvlJc w:val="right"/>
+      <w:pPr>
+        <w:ind w:left="1800" w:hanging="180"/>
+      </w:pPr>
+    </w:lvl>
+    <w:lvl w:ilvl="3" w:tplc="0409000F" w:tentative="1">
+      <w:start w:val="1"/>
+      <w:numFmt w:val="decimal"/>
+      <w:lvlText w:val="%4."/>
+      <w:lvlJc w:val="left"/>
+      <w:pPr>
+        <w:ind w:left="2520" w:hanging="360"/>
+      </w:pPr>
+    </w:lvl>
+    <w:lvl w:ilvl="4" w:tplc="04090019" w:tentative="1">
+      <w:start w:val="1"/>
+      <w:numFmt w:val="lowerLetter"/>
+      <w:lvlText w:val="%5."/>
+      <w:lvlJc w:val="left"/>
+      <w:pPr>
+        <w:ind w:left="3240" w:hanging="360"/>
+      </w:pPr>
+    </w:lvl>
+    <w:lvl w:ilvl="5" w:tplc="0409001B" w:tentative="1">
+      <w:start w:val="1"/>
+      <w:numFmt w:val="lowerRoman"/>
+      <w:lvlText w:val="%6."/>
+      <w:lvlJc w:val="right"/>
+      <w:pPr>
+        <w:ind w:left="3960" w:hanging="180"/>
+      </w:pPr>
+    </w:lvl>
+    <w:lvl w:ilvl="6" w:tplc="0409000F" w:tentative="1">
+      <w:start w:val="1"/>
+      <w:numFmt w:val="decimal"/>
+      <w:lvlText w:val="%7."/>
+      <w:lvlJc w:val="left"/>
+      <w:pPr>
+        <w:ind w:left="4680" w:hanging="360"/>
+      </w:pPr>
+    </w:lvl>
+    <w:lvl w:ilvl="7" w:tplc="04090019" w:tentative="1">
+      <w:start w:val="1"/>
+      <w:numFmt w:val="lowerLetter"/>
+      <w:lvlText w:val="%8."/>
+      <w:lvlJc w:val="left"/>
+      <w:pPr>
+        <w:ind w:left="5400" w:hanging="360"/>
+      </w:pPr>
+    </w:lvl>
+    <w:lvl w:ilvl="8" w:tplc="0409001B" w:tentative="1">
+      <w:start w:val="1"/>
+      <w:numFmt w:val="lowerRoman"/>
+      <w:lvlText w:val="%9."/>
+      <w:lvlJc w:val="right"/>
+      <w:pPr>
+        <w:ind w:left="6120" w:hanging="180"/>
+      </w:pPr>
+    </w:lvl>
+  </w:abstractNum>
+  <w:abstractNum w:abstractNumId="7">
     <w:nsid w:val="4D6F6379"/>
     <w:multiLevelType w:val="hybridMultilevel"/>
     <w:tmpl w:val="C5F00BB4"/>
@@ -9904,7 +8308,7 @@
       </w:rPr>
     </w:lvl>
   </w:abstractNum>
-  <w:abstractNum w:abstractNumId="3" w15:restartNumberingAfterBreak="0">
+  <w:abstractNum w:abstractNumId="8">
     <w:nsid w:val="621D3478"/>
     <w:multiLevelType w:val="hybridMultilevel"/>
     <w:tmpl w:val="287CA07C"/>
@@ -10017,23 +8421,131 @@
       </w:rPr>
     </w:lvl>
   </w:abstractNum>
-  <w:num w:numId="1" w16cid:durableId="349453753">
+  <w:abstractNum w:abstractNumId="9">
+    <w:nsid w:val="704846B8"/>
+    <w:multiLevelType w:val="hybridMultilevel"/>
+    <w:tmpl w:val="DB26C1EE"/>
+    <w:lvl w:ilvl="0" w:tplc="0409000F">
+      <w:start w:val="1"/>
+      <w:numFmt w:val="decimal"/>
+      <w:lvlText w:val="%1."/>
+      <w:lvlJc w:val="left"/>
+      <w:pPr>
+        <w:ind w:left="720" w:hanging="360"/>
+      </w:pPr>
+      <w:rPr>
+        <w:rFonts w:hint="default"/>
+        <w:color w:val="auto"/>
+      </w:rPr>
+    </w:lvl>
+    <w:lvl w:ilvl="1" w:tplc="04090019" w:tentative="1">
+      <w:start w:val="1"/>
+      <w:numFmt w:val="lowerLetter"/>
+      <w:lvlText w:val="%2."/>
+      <w:lvlJc w:val="left"/>
+      <w:pPr>
+        <w:ind w:left="1440" w:hanging="360"/>
+      </w:pPr>
+    </w:lvl>
+    <w:lvl w:ilvl="2" w:tplc="0409001B" w:tentative="1">
+      <w:start w:val="1"/>
+      <w:numFmt w:val="lowerRoman"/>
+      <w:lvlText w:val="%3."/>
+      <w:lvlJc w:val="right"/>
+      <w:pPr>
+        <w:ind w:left="2160" w:hanging="180"/>
+      </w:pPr>
+    </w:lvl>
+    <w:lvl w:ilvl="3" w:tplc="0409000F" w:tentative="1">
+      <w:start w:val="1"/>
+      <w:numFmt w:val="decimal"/>
+      <w:lvlText w:val="%4."/>
+      <w:lvlJc w:val="left"/>
+      <w:pPr>
+        <w:ind w:left="2880" w:hanging="360"/>
+      </w:pPr>
+    </w:lvl>
+    <w:lvl w:ilvl="4" w:tplc="04090019" w:tentative="1">
+      <w:start w:val="1"/>
+      <w:numFmt w:val="lowerLetter"/>
+      <w:lvlText w:val="%5."/>
+      <w:lvlJc w:val="left"/>
+      <w:pPr>
+        <w:ind w:left="3600" w:hanging="360"/>
+      </w:pPr>
+    </w:lvl>
+    <w:lvl w:ilvl="5" w:tplc="0409001B" w:tentative="1">
+      <w:start w:val="1"/>
+      <w:numFmt w:val="lowerRoman"/>
+      <w:lvlText w:val="%6."/>
+      <w:lvlJc w:val="right"/>
+      <w:pPr>
+        <w:ind w:left="4320" w:hanging="180"/>
+      </w:pPr>
+    </w:lvl>
+    <w:lvl w:ilvl="6" w:tplc="0409000F" w:tentative="1">
+      <w:start w:val="1"/>
+      <w:numFmt w:val="decimal"/>
+      <w:lvlText w:val="%7."/>
+      <w:lvlJc w:val="left"/>
+      <w:pPr>
+        <w:ind w:left="5040" w:hanging="360"/>
+      </w:pPr>
+    </w:lvl>
+    <w:lvl w:ilvl="7" w:tplc="04090019" w:tentative="1">
+      <w:start w:val="1"/>
+      <w:numFmt w:val="lowerLetter"/>
+      <w:lvlText w:val="%8."/>
+      <w:lvlJc w:val="left"/>
+      <w:pPr>
+        <w:ind w:left="5760" w:hanging="360"/>
+      </w:pPr>
+    </w:lvl>
+    <w:lvl w:ilvl="8" w:tplc="0409001B" w:tentative="1">
+      <w:start w:val="1"/>
+      <w:numFmt w:val="lowerRoman"/>
+      <w:lvlText w:val="%9."/>
+      <w:lvlJc w:val="right"/>
+      <w:pPr>
+        <w:ind w:left="6480" w:hanging="180"/>
+      </w:pPr>
+    </w:lvl>
+  </w:abstractNum>
+  <w:num w:numId="1">
+    <w:abstractNumId w:val="7"/>
+  </w:num>
+  <w:num w:numId="2">
+    <w:abstractNumId w:val="4"/>
+  </w:num>
+  <w:num w:numId="3">
+    <w:abstractNumId w:val="8"/>
+  </w:num>
+  <w:num w:numId="4">
+    <w:abstractNumId w:val="1"/>
+  </w:num>
+  <w:num w:numId="5">
+    <w:abstractNumId w:val="3"/>
+  </w:num>
+  <w:num w:numId="6">
     <w:abstractNumId w:val="2"/>
   </w:num>
-  <w:num w:numId="2" w16cid:durableId="1400206057">
-    <w:abstractNumId w:val="1"/>
+  <w:num w:numId="7">
+    <w:abstractNumId w:val="0"/>
   </w:num>
-  <w:num w:numId="3" w16cid:durableId="1578174691">
-    <w:abstractNumId w:val="3"/>
+  <w:num w:numId="8">
+    <w:abstractNumId w:val="5"/>
   </w:num>
-  <w:num w:numId="4" w16cid:durableId="756250021">
-    <w:abstractNumId w:val="0"/>
+  <w:num w:numId="9">
+    <w:abstractNumId w:val="9"/>
+  </w:num>
+  <w:num w:numId="10">
+    <w:abstractNumId w:val="6"/>
   </w:num>
 </w:numbering>
 </file>
 
 <file path=word/styles.xml><?xml version="1.0" encoding="utf-8"?>
-<w:styles xmlns:mc="http://schemas.openxmlformats.org/markup-compatibility/2006" xmlns:r="http://schemas.openxmlformats.org/officeDocument/2006/relationships" xmlns:w="http://schemas.openxmlformats.org/wordprocessingml/2006/main" xmlns:w14="http://schemas.microsoft.com/office/word/2010/wordml" xmlns:w15="http://schemas.microsoft.com/office/word/2012/wordml" xmlns:w16cex="http://schemas.microsoft.com/office/word/2018/wordml/cex" xmlns:w16cid="http://schemas.microsoft.com/office/word/2016/wordml/cid" xmlns:w16="http://schemas.microsoft.com/office/word/2018/wordml" xmlns:w16du="http://schemas.microsoft.com/office/word/2023/wordml/word16du" xmlns:w16sdtdh="http://schemas.microsoft.com/office/word/2020/wordml/sdtdatahash" xmlns:w16sdtfl="http://schemas.microsoft.com/office/word/2024/wordml/sdtformatlock" xmlns:w16se="http://schemas.microsoft.com/office/word/2015/wordml/symex" mc:Ignorable="w14 w15 w16se w16cid w16 w16cex w16sdtdh w16sdtfl w16du">
+<w:styles xmlns:mc="http://schemas.openxmlformats.org/markup-compatibility/2006" xmlns:r="http://schemas.openxmlformats.org/officeDocument/2006/relationships" xmlns:w="http://schemas.openxmlformats.org/wordprocessingml/2006/main" xmlns:w14="http://schemas.microsoft.com/office/word/2010/wordml" mc:Ignorable="w14">
   <w:docDefaults>
     <w:rPrDefault>
       <w:rPr>
@@ -10049,7 +8561,7 @@
       </w:pPr>
     </w:pPrDefault>
   </w:docDefaults>
-  <w:latentStyles w:defLockedState="0" w:defUIPriority="99" w:defSemiHidden="0" w:defUnhideWhenUsed="0" w:defQFormat="0" w:count="376">
+  <w:latentStyles w:defLockedState="0" w:defUIPriority="99" w:defSemiHidden="0" w:defUnhideWhenUsed="0" w:defQFormat="0" w:count="267">
     <w:lsdException w:name="Normal" w:uiPriority="0" w:qFormat="1"/>
     <w:lsdException w:name="heading 1" w:uiPriority="9" w:qFormat="1"/>
     <w:lsdException w:name="heading 2" w:semiHidden="1" w:uiPriority="9" w:unhideWhenUsed="1" w:qFormat="1"/>
@@ -10237,115 +8749,6 @@
     <w:lsdException w:name="Book Title" w:uiPriority="33" w:qFormat="1"/>
     <w:lsdException w:name="Bibliography" w:semiHidden="1" w:uiPriority="37" w:unhideWhenUsed="1"/>
     <w:lsdException w:name="TOC Heading" w:semiHidden="1" w:uiPriority="39" w:unhideWhenUsed="1" w:qFormat="1"/>
-    <w:lsdException w:name="Plain Table 1" w:uiPriority="41"/>
-    <w:lsdException w:name="Plain Table 2" w:uiPriority="42"/>
-    <w:lsdException w:name="Plain Table 3" w:uiPriority="43"/>
-    <w:lsdException w:name="Plain Table 4" w:uiPriority="44"/>
-    <w:lsdException w:name="Plain Table 5" w:uiPriority="45"/>
-    <w:lsdException w:name="Grid Table Light" w:uiPriority="40"/>
-    <w:lsdException w:name="Grid Table 1 Light" w:uiPriority="46"/>
-    <w:lsdException w:name="Grid Table 2" w:uiPriority="47"/>
-    <w:lsdException w:name="Grid Table 3" w:uiPriority="48"/>
-    <w:lsdException w:name="Grid Table 4" w:uiPriority="49"/>
-    <w:lsdException w:name="Grid Table 5 Dark" w:uiPriority="50"/>
-    <w:lsdException w:name="Grid Table 6 Colorful" w:uiPriority="51"/>
-    <w:lsdException w:name="Grid Table 7 Colorful" w:uiPriority="52"/>
-    <w:lsdException w:name="Grid Table 1 Light Accent 1" w:uiPriority="46"/>
-    <w:lsdException w:name="Grid Table 2 Accent 1" w:uiPriority="47"/>
-    <w:lsdException w:name="Grid Table 3 Accent 1" w:uiPriority="48"/>
-    <w:lsdException w:name="Grid Table 4 Accent 1" w:uiPriority="49"/>
-    <w:lsdException w:name="Grid Table 5 Dark Accent 1" w:uiPriority="50"/>
-    <w:lsdException w:name="Grid Table 6 Colorful Accent 1" w:uiPriority="51"/>
-    <w:lsdException w:name="Grid Table 7 Colorful Accent 1" w:uiPriority="52"/>
-    <w:lsdException w:name="Grid Table 1 Light Accent 2" w:uiPriority="46"/>
-    <w:lsdException w:name="Grid Table 2 Accent 2" w:uiPriority="47"/>
-    <w:lsdException w:name="Grid Table 3 Accent 2" w:uiPriority="48"/>
-    <w:lsdException w:name="Grid Table 4 Accent 2" w:uiPriority="49"/>
-    <w:lsdException w:name="Grid Table 5 Dark Accent 2" w:uiPriority="50"/>
-    <w:lsdException w:name="Grid Table 6 Colorful Accent 2" w:uiPriority="51"/>
-    <w:lsdException w:name="Grid Table 7 Colorful Accent 2" w:uiPriority="52"/>
-    <w:lsdException w:name="Grid Table 1 Light Accent 3" w:uiPriority="46"/>
-    <w:lsdException w:name="Grid Table 2 Accent 3" w:uiPriority="47"/>
-    <w:lsdException w:name="Grid Table 3 Accent 3" w:uiPriority="48"/>
-    <w:lsdException w:name="Grid Table 4 Accent 3" w:uiPriority="49"/>
-    <w:lsdException w:name="Grid Table 5 Dark Accent 3" w:uiPriority="50"/>
-    <w:lsdException w:name="Grid Table 6 Colorful Accent 3" w:uiPriority="51"/>
-    <w:lsdException w:name="Grid Table 7 Colorful Accent 3" w:uiPriority="52"/>
-    <w:lsdException w:name="Grid Table 1 Light Accent 4" w:uiPriority="46"/>
-    <w:lsdException w:name="Grid Table 2 Accent 4" w:uiPriority="47"/>
-    <w:lsdException w:name="Grid Table 3 Accent 4" w:uiPriority="48"/>
-    <w:lsdException w:name="Grid Table 4 Accent 4" w:uiPriority="49"/>
-    <w:lsdException w:name="Grid Table 5 Dark Accent 4" w:uiPriority="50"/>
-    <w:lsdException w:name="Grid Table 6 Colorful Accent 4" w:uiPriority="51"/>
-    <w:lsdException w:name="Grid Table 7 Colorful Accent 4" w:uiPriority="52"/>
-    <w:lsdException w:name="Grid Table 1 Light Accent 5" w:uiPriority="46"/>
-    <w:lsdException w:name="Grid Table 2 Accent 5" w:uiPriority="47"/>
-    <w:lsdException w:name="Grid Table 3 Accent 5" w:uiPriority="48"/>
-    <w:lsdException w:name="Grid Table 4 Accent 5" w:uiPriority="49"/>
-    <w:lsdException w:name="Grid Table 5 Dark Accent 5" w:uiPriority="50"/>
-    <w:lsdException w:name="Grid Table 6 Colorful Accent 5" w:uiPriority="51"/>
-    <w:lsdException w:name="Grid Table 7 Colorful Accent 5" w:uiPriority="52"/>
-    <w:lsdException w:name="Grid Table 1 Light Accent 6" w:uiPriority="46"/>
-    <w:lsdException w:name="Grid Table 2 Accent 6" w:uiPriority="47"/>
-    <w:lsdException w:name="Grid Table 3 Accent 6" w:uiPriority="48"/>
-    <w:lsdException w:name="Grid Table 4 Accent 6" w:uiPriority="49"/>
-    <w:lsdException w:name="Grid Table 5 Dark Accent 6" w:uiPriority="50"/>
-    <w:lsdException w:name="Grid Table 6 Colorful Accent 6" w:uiPriority="51"/>
-    <w:lsdException w:name="Grid Table 7 Colorful Accent 6" w:uiPriority="52"/>
-    <w:lsdException w:name="List Table 1 Light" w:uiPriority="46"/>
-    <w:lsdException w:name="List Table 2" w:uiPriority="47"/>
-    <w:lsdException w:name="List Table 3" w:uiPriority="48"/>
-    <w:lsdException w:name="List Table 4" w:uiPriority="49"/>
-    <w:lsdException w:name="List Table 5 Dark" w:uiPriority="50"/>
-    <w:lsdException w:name="List Table 6 Colorful" w:uiPriority="51"/>
-    <w:lsdException w:name="List Table 7 Colorful" w:uiPriority="52"/>
-    <w:lsdException w:name="List Table 1 Light Accent 1" w:uiPriority="46"/>
-    <w:lsdException w:name="List Table 2 Accent 1" w:uiPriority="47"/>
-    <w:lsdException w:name="List Table 3 Accent 1" w:uiPriority="48"/>
-    <w:lsdException w:name="List Table 4 Accent 1" w:uiPriority="49"/>
-    <w:lsdException w:name="List Table 5 Dark Accent 1" w:uiPriority="50"/>
-    <w:lsdException w:name="List Table 6 Colorful Accent 1" w:uiPriority="51"/>
-    <w:lsdException w:name="List Table 7 Colorful Accent 1" w:uiPriority="52"/>
-    <w:lsdException w:name="List Table 1 Light Accent 2" w:uiPriority="46"/>
-    <w:lsdException w:name="List Table 2 Accent 2" w:uiPriority="47"/>
-    <w:lsdException w:name="List Table 3 Accent 2" w:uiPriority="48"/>
-    <w:lsdException w:name="List Table 4 Accent 2" w:uiPriority="49"/>
-    <w:lsdException w:name="List Table 5 Dark Accent 2" w:uiPriority="50"/>
-    <w:lsdException w:name="List Table 6 Colorful Accent 2" w:uiPriority="51"/>
-    <w:lsdException w:name="List Table 7 Colorful Accent 2" w:uiPriority="52"/>
-    <w:lsdException w:name="List Table 1 Light Accent 3" w:uiPriority="46"/>
-    <w:lsdException w:name="List Table 2 Accent 3" w:uiPriority="47"/>
-    <w:lsdException w:name="List Table 3 Accent 3" w:uiPriority="48"/>
-    <w:lsdException w:name="List Table 4 Accent 3" w:uiPriority="49"/>
-    <w:lsdException w:name="List Table 5 Dark Accent 3" w:uiPriority="50"/>
-    <w:lsdException w:name="List Table 6 Colorful Accent 3" w:uiPriority="51"/>
-    <w:lsdException w:name="List Table 7 Colorful Accent 3" w:uiPriority="52"/>
-    <w:lsdException w:name="List Table 1 Light Accent 4" w:uiPriority="46"/>
-    <w:lsdException w:name="List Table 2 Accent 4" w:uiPriority="47"/>
-    <w:lsdException w:name="List Table 3 Accent 4" w:uiPriority="48"/>
-    <w:lsdException w:name="List Table 4 Accent 4" w:uiPriority="49"/>
-    <w:lsdException w:name="List Table 5 Dark Accent 4" w:uiPriority="50"/>
-    <w:lsdException w:name="List Table 6 Colorful Accent 4" w:uiPriority="51"/>
-    <w:lsdException w:name="List Table 7 Colorful Accent 4" w:uiPriority="52"/>
-    <w:lsdException w:name="List Table 1 Light Accent 5" w:uiPriority="46"/>
-    <w:lsdException w:name="List Table 2 Accent 5" w:uiPriority="47"/>
-    <w:lsdException w:name="List Table 3 Accent 5" w:uiPriority="48"/>
-    <w:lsdException w:name="List Table 4 Accent 5" w:uiPriority="49"/>
-    <w:lsdException w:name="List Table 5 Dark Accent 5" w:uiPriority="50"/>
-    <w:lsdException w:name="List Table 6 Colorful Accent 5" w:uiPriority="51"/>
-    <w:lsdException w:name="List Table 7 Colorful Accent 5" w:uiPriority="52"/>
-    <w:lsdException w:name="List Table 1 Light Accent 6" w:uiPriority="46"/>
-    <w:lsdException w:name="List Table 2 Accent 6" w:uiPriority="47"/>
-    <w:lsdException w:name="List Table 3 Accent 6" w:uiPriority="48"/>
-    <w:lsdException w:name="List Table 4 Accent 6" w:uiPriority="49"/>
-    <w:lsdException w:name="List Table 5 Dark Accent 6" w:uiPriority="50"/>
-    <w:lsdException w:name="List Table 6 Colorful Accent 6" w:uiPriority="51"/>
-    <w:lsdException w:name="List Table 7 Colorful Accent 6" w:uiPriority="52"/>
-    <w:lsdException w:name="Mention" w:semiHidden="1" w:unhideWhenUsed="1"/>
-    <w:lsdException w:name="Smart Hyperlink" w:semiHidden="1" w:unhideWhenUsed="1"/>
-    <w:lsdException w:name="Hashtag" w:semiHidden="1" w:unhideWhenUsed="1"/>
-    <w:lsdException w:name="Unresolved Mention" w:semiHidden="1" w:unhideWhenUsed="1"/>
-    <w:lsdException w:name="Smart Link" w:semiHidden="1" w:unhideWhenUsed="1"/>
   </w:latentStyles>
   <w:style w:type="paragraph" w:default="1" w:styleId="Normal">
     <w:name w:val="Normal"/>
@@ -10522,7 +8925,403 @@
       <w:u w:val="single"/>
     </w:rPr>
   </w:style>
-  <w:style w:type="character" w:styleId="UnresolvedMention">
+  <w:style w:type="character" w:customStyle="1" w:styleId="UnresolvedMention">
+    <w:name w:val="Unresolved Mention"/>
+    <w:basedOn w:val="DefaultParagraphFont"/>
+    <w:uiPriority w:val="99"/>
+    <w:semiHidden/>
+    <w:unhideWhenUsed/>
+    <w:rsid w:val="00180442"/>
+    <w:rPr>
+      <w:color w:val="605E5C"/>
+      <w:shd w:val="clear" w:color="auto" w:fill="E1DFDD"/>
+    </w:rPr>
+  </w:style>
+</w:styles>
+</file>
+
+<file path=word/stylesWithEffects.xml><?xml version="1.0" encoding="utf-8"?>
+<w:styles xmlns:wpc="http://schemas.microsoft.com/office/word/2010/wordprocessingCanvas" xmlns:mc="http://schemas.openxmlformats.org/markup-compatibility/2006" xmlns:o="urn:schemas-microsoft-com:office:office" xmlns:r="http://schemas.openxmlformats.org/officeDocument/2006/relationships" xmlns:m="http://schemas.openxmlformats.org/officeDocument/2006/math" xmlns:v="urn:schemas-microsoft-com:vml" xmlns:wp14="http://schemas.microsoft.com/office/word/2010/wordprocessingDrawing" xmlns:wp="http://schemas.openxmlformats.org/drawingml/2006/wordprocessingDrawing" xmlns:w10="urn:schemas-microsoft-com:office:word" xmlns:w="http://schemas.openxmlformats.org/wordprocessingml/2006/main" xmlns:w14="http://schemas.microsoft.com/office/word/2010/wordml" xmlns:wpg="http://schemas.microsoft.com/office/word/2010/wordprocessingGroup" xmlns:wpi="http://schemas.microsoft.com/office/word/2010/wordprocessingInk" xmlns:wne="http://schemas.microsoft.com/office/word/2006/wordml" xmlns:wps="http://schemas.microsoft.com/office/word/2010/wordprocessingShape" mc:Ignorable="w14 wp14">
+  <w:docDefaults>
+    <w:rPrDefault>
+      <w:rPr>
+        <w:rFonts w:asciiTheme="minorHAnsi" w:eastAsia="Times New Roman" w:hAnsiTheme="minorHAnsi" w:cstheme="minorHAnsi"/>
+        <w:sz w:val="22"/>
+        <w:szCs w:val="22"/>
+        <w:lang w:val="bg-BG" w:eastAsia="en-US" w:bidi="ar-SA"/>
+      </w:rPr>
+    </w:rPrDefault>
+    <w:pPrDefault>
+      <w:pPr>
+        <w:spacing w:after="200" w:line="276" w:lineRule="auto"/>
+      </w:pPr>
+    </w:pPrDefault>
+  </w:docDefaults>
+  <w:latentStyles w:defLockedState="0" w:defUIPriority="99" w:defSemiHidden="0" w:defUnhideWhenUsed="0" w:defQFormat="0" w:count="267">
+    <w:lsdException w:name="Normal" w:uiPriority="0" w:qFormat="1"/>
+    <w:lsdException w:name="heading 1" w:uiPriority="9" w:qFormat="1"/>
+    <w:lsdException w:name="heading 2" w:semiHidden="1" w:uiPriority="9" w:unhideWhenUsed="1" w:qFormat="1"/>
+    <w:lsdException w:name="heading 3" w:semiHidden="1" w:uiPriority="9" w:unhideWhenUsed="1" w:qFormat="1"/>
+    <w:lsdException w:name="heading 4" w:semiHidden="1" w:uiPriority="9" w:unhideWhenUsed="1" w:qFormat="1"/>
+    <w:lsdException w:name="heading 5" w:semiHidden="1" w:uiPriority="9" w:unhideWhenUsed="1" w:qFormat="1"/>
+    <w:lsdException w:name="heading 6" w:semiHidden="1" w:uiPriority="9" w:unhideWhenUsed="1" w:qFormat="1"/>
+    <w:lsdException w:name="heading 7" w:semiHidden="1" w:uiPriority="9" w:unhideWhenUsed="1" w:qFormat="1"/>
+    <w:lsdException w:name="heading 8" w:semiHidden="1" w:uiPriority="9" w:unhideWhenUsed="1" w:qFormat="1"/>
+    <w:lsdException w:name="heading 9" w:semiHidden="1" w:uiPriority="9" w:unhideWhenUsed="1" w:qFormat="1"/>
+    <w:lsdException w:name="toc 1" w:semiHidden="1" w:uiPriority="39" w:unhideWhenUsed="1"/>
+    <w:lsdException w:name="toc 2" w:semiHidden="1" w:uiPriority="39" w:unhideWhenUsed="1"/>
+    <w:lsdException w:name="toc 3" w:semiHidden="1" w:uiPriority="39" w:unhideWhenUsed="1"/>
+    <w:lsdException w:name="toc 4" w:semiHidden="1" w:uiPriority="39" w:unhideWhenUsed="1"/>
+    <w:lsdException w:name="toc 5" w:semiHidden="1" w:uiPriority="39" w:unhideWhenUsed="1"/>
+    <w:lsdException w:name="toc 6" w:semiHidden="1" w:uiPriority="39" w:unhideWhenUsed="1"/>
+    <w:lsdException w:name="toc 7" w:semiHidden="1" w:uiPriority="39" w:unhideWhenUsed="1"/>
+    <w:lsdException w:name="toc 8" w:semiHidden="1" w:uiPriority="39" w:unhideWhenUsed="1"/>
+    <w:lsdException w:name="toc 9" w:semiHidden="1" w:uiPriority="39" w:unhideWhenUsed="1"/>
+    <w:lsdException w:name="caption" w:semiHidden="1" w:uiPriority="35" w:unhideWhenUsed="1" w:qFormat="1"/>
+    <w:lsdException w:name="List Number" w:semiHidden="1" w:unhideWhenUsed="1"/>
+    <w:lsdException w:name="List 4" w:semiHidden="1" w:unhideWhenUsed="1"/>
+    <w:lsdException w:name="List 5" w:semiHidden="1" w:unhideWhenUsed="1"/>
+    <w:lsdException w:name="Title" w:uiPriority="10" w:qFormat="1"/>
+    <w:lsdException w:name="Default Paragraph Font" w:semiHidden="1" w:uiPriority="1" w:unhideWhenUsed="1"/>
+    <w:lsdException w:name="Subtitle" w:uiPriority="11" w:qFormat="1"/>
+    <w:lsdException w:name="Salutation" w:semiHidden="1" w:unhideWhenUsed="1"/>
+    <w:lsdException w:name="Date" w:semiHidden="1" w:unhideWhenUsed="1"/>
+    <w:lsdException w:name="Body Text First Indent" w:semiHidden="1" w:unhideWhenUsed="1"/>
+    <w:lsdException w:name="Strong" w:uiPriority="22" w:qFormat="1"/>
+    <w:lsdException w:name="Emphasis" w:uiPriority="20" w:qFormat="1"/>
+    <w:lsdException w:name="Normal Table" w:semiHidden="1" w:unhideWhenUsed="1"/>
+    <w:lsdException w:name="Table Simple 1" w:semiHidden="1" w:unhideWhenUsed="1"/>
+    <w:lsdException w:name="Table Simple 2" w:semiHidden="1" w:unhideWhenUsed="1"/>
+    <w:lsdException w:name="Table Simple 3" w:semiHidden="1" w:unhideWhenUsed="1"/>
+    <w:lsdException w:name="Table Classic 1" w:semiHidden="1" w:unhideWhenUsed="1"/>
+    <w:lsdException w:name="Table Classic 2" w:semiHidden="1" w:unhideWhenUsed="1"/>
+    <w:lsdException w:name="Table Classic 3" w:semiHidden="1" w:unhideWhenUsed="1"/>
+    <w:lsdException w:name="Table Classic 4" w:semiHidden="1" w:unhideWhenUsed="1"/>
+    <w:lsdException w:name="Table Colorful 1" w:semiHidden="1" w:unhideWhenUsed="1"/>
+    <w:lsdException w:name="Table Colorful 2" w:semiHidden="1" w:unhideWhenUsed="1"/>
+    <w:lsdException w:name="Table Colorful 3" w:semiHidden="1" w:unhideWhenUsed="1"/>
+    <w:lsdException w:name="Table Columns 1" w:semiHidden="1" w:unhideWhenUsed="1"/>
+    <w:lsdException w:name="Table Columns 2" w:semiHidden="1" w:unhideWhenUsed="1"/>
+    <w:lsdException w:name="Table Columns 3" w:semiHidden="1" w:unhideWhenUsed="1"/>
+    <w:lsdException w:name="Table Columns 4" w:semiHidden="1" w:unhideWhenUsed="1"/>
+    <w:lsdException w:name="Table Columns 5" w:semiHidden="1" w:unhideWhenUsed="1"/>
+    <w:lsdException w:name="Table Grid 1" w:semiHidden="1" w:unhideWhenUsed="1"/>
+    <w:lsdException w:name="Table Grid 2" w:semiHidden="1" w:unhideWhenUsed="1"/>
+    <w:lsdException w:name="Table Grid 3" w:semiHidden="1" w:unhideWhenUsed="1"/>
+    <w:lsdException w:name="Table Grid 4" w:semiHidden="1" w:unhideWhenUsed="1"/>
+    <w:lsdException w:name="Table Grid 5" w:semiHidden="1" w:unhideWhenUsed="1"/>
+    <w:lsdException w:name="Table Grid 6" w:semiHidden="1" w:unhideWhenUsed="1"/>
+    <w:lsdException w:name="Table Grid 7" w:semiHidden="1" w:unhideWhenUsed="1"/>
+    <w:lsdException w:name="Table Grid 8" w:semiHidden="1" w:unhideWhenUsed="1"/>
+    <w:lsdException w:name="Table List 1" w:semiHidden="1" w:unhideWhenUsed="1"/>
+    <w:lsdException w:name="Table List 2" w:semiHidden="1" w:unhideWhenUsed="1"/>
+    <w:lsdException w:name="Table List 3" w:semiHidden="1" w:unhideWhenUsed="1"/>
+    <w:lsdException w:name="Table List 4" w:semiHidden="1" w:unhideWhenUsed="1"/>
+    <w:lsdException w:name="Table List 5" w:semiHidden="1" w:unhideWhenUsed="1"/>
+    <w:lsdException w:name="Table List 6" w:semiHidden="1" w:unhideWhenUsed="1"/>
+    <w:lsdException w:name="Table List 7" w:semiHidden="1" w:unhideWhenUsed="1"/>
+    <w:lsdException w:name="Table List 8" w:semiHidden="1" w:unhideWhenUsed="1"/>
+    <w:lsdException w:name="Table 3D effects 1" w:semiHidden="1" w:unhideWhenUsed="1"/>
+    <w:lsdException w:name="Table 3D effects 2" w:semiHidden="1" w:unhideWhenUsed="1"/>
+    <w:lsdException w:name="Table 3D effects 3" w:semiHidden="1" w:unhideWhenUsed="1"/>
+    <w:lsdException w:name="Table Contemporary" w:semiHidden="1" w:unhideWhenUsed="1"/>
+    <w:lsdException w:name="Table Elegant" w:semiHidden="1" w:unhideWhenUsed="1"/>
+    <w:lsdException w:name="Table Professional" w:semiHidden="1" w:unhideWhenUsed="1"/>
+    <w:lsdException w:name="Table Subtle 1" w:semiHidden="1" w:unhideWhenUsed="1"/>
+    <w:lsdException w:name="Table Subtle 2" w:semiHidden="1" w:unhideWhenUsed="1"/>
+    <w:lsdException w:name="Table Web 1" w:semiHidden="1" w:unhideWhenUsed="1"/>
+    <w:lsdException w:name="Table Web 2" w:semiHidden="1" w:unhideWhenUsed="1"/>
+    <w:lsdException w:name="Table Web 3" w:semiHidden="1" w:unhideWhenUsed="1"/>
+    <w:lsdException w:name="Table Grid" w:uiPriority="59"/>
+    <w:lsdException w:name="Table Theme" w:semiHidden="1" w:unhideWhenUsed="1"/>
+    <w:lsdException w:name="Placeholder Text" w:semiHidden="1"/>
+    <w:lsdException w:name="No Spacing" w:uiPriority="1" w:qFormat="1"/>
+    <w:lsdException w:name="Light Shading" w:uiPriority="60"/>
+    <w:lsdException w:name="Light List" w:uiPriority="61"/>
+    <w:lsdException w:name="Light Grid" w:uiPriority="62"/>
+    <w:lsdException w:name="Medium Shading 1" w:uiPriority="63"/>
+    <w:lsdException w:name="Medium Shading 2" w:uiPriority="64"/>
+    <w:lsdException w:name="Medium List 1" w:uiPriority="65"/>
+    <w:lsdException w:name="Medium List 2" w:uiPriority="66"/>
+    <w:lsdException w:name="Medium Grid 1" w:uiPriority="67"/>
+    <w:lsdException w:name="Medium Grid 2" w:uiPriority="68"/>
+    <w:lsdException w:name="Medium Grid 3" w:uiPriority="69"/>
+    <w:lsdException w:name="Dark List" w:uiPriority="70"/>
+    <w:lsdException w:name="Colorful Shading" w:uiPriority="71"/>
+    <w:lsdException w:name="Colorful List" w:uiPriority="72"/>
+    <w:lsdException w:name="Colorful Grid" w:uiPriority="73"/>
+    <w:lsdException w:name="Light Shading Accent 1" w:uiPriority="60"/>
+    <w:lsdException w:name="Light List Accent 1" w:uiPriority="61"/>
+    <w:lsdException w:name="Light Grid Accent 1" w:uiPriority="62"/>
+    <w:lsdException w:name="Medium Shading 1 Accent 1" w:uiPriority="63"/>
+    <w:lsdException w:name="Medium Shading 2 Accent 1" w:uiPriority="64"/>
+    <w:lsdException w:name="Medium List 1 Accent 1" w:uiPriority="65"/>
+    <w:lsdException w:name="Revision" w:semiHidden="1"/>
+    <w:lsdException w:name="List Paragraph" w:uiPriority="34" w:qFormat="1"/>
+    <w:lsdException w:name="Quote" w:uiPriority="29" w:qFormat="1"/>
+    <w:lsdException w:name="Intense Quote" w:uiPriority="30" w:qFormat="1"/>
+    <w:lsdException w:name="Medium List 2 Accent 1" w:uiPriority="66"/>
+    <w:lsdException w:name="Medium Grid 1 Accent 1" w:uiPriority="67"/>
+    <w:lsdException w:name="Medium Grid 2 Accent 1" w:uiPriority="68"/>
+    <w:lsdException w:name="Medium Grid 3 Accent 1" w:uiPriority="69"/>
+    <w:lsdException w:name="Dark List Accent 1" w:uiPriority="70"/>
+    <w:lsdException w:name="Colorful Shading Accent 1" w:uiPriority="71"/>
+    <w:lsdException w:name="Colorful List Accent 1" w:uiPriority="72"/>
+    <w:lsdException w:name="Colorful Grid Accent 1" w:uiPriority="73"/>
+    <w:lsdException w:name="Light Shading Accent 2" w:uiPriority="60"/>
+    <w:lsdException w:name="Light List Accent 2" w:uiPriority="61"/>
+    <w:lsdException w:name="Light Grid Accent 2" w:uiPriority="62"/>
+    <w:lsdException w:name="Medium Shading 1 Accent 2" w:uiPriority="63"/>
+    <w:lsdException w:name="Medium Shading 2 Accent 2" w:uiPriority="64"/>
+    <w:lsdException w:name="Medium List 1 Accent 2" w:uiPriority="65"/>
+    <w:lsdException w:name="Medium List 2 Accent 2" w:uiPriority="66"/>
+    <w:lsdException w:name="Medium Grid 1 Accent 2" w:uiPriority="67"/>
+    <w:lsdException w:name="Medium Grid 2 Accent 2" w:uiPriority="68"/>
+    <w:lsdException w:name="Medium Grid 3 Accent 2" w:uiPriority="69"/>
+    <w:lsdException w:name="Dark List Accent 2" w:uiPriority="70"/>
+    <w:lsdException w:name="Colorful Shading Accent 2" w:uiPriority="71"/>
+    <w:lsdException w:name="Colorful List Accent 2" w:uiPriority="72"/>
+    <w:lsdException w:name="Colorful Grid Accent 2" w:uiPriority="73"/>
+    <w:lsdException w:name="Light Shading Accent 3" w:uiPriority="60"/>
+    <w:lsdException w:name="Light List Accent 3" w:uiPriority="61"/>
+    <w:lsdException w:name="Light Grid Accent 3" w:uiPriority="62"/>
+    <w:lsdException w:name="Medium Shading 1 Accent 3" w:uiPriority="63"/>
+    <w:lsdException w:name="Medium Shading 2 Accent 3" w:uiPriority="64"/>
+    <w:lsdException w:name="Medium List 1 Accent 3" w:uiPriority="65"/>
+    <w:lsdException w:name="Medium List 2 Accent 3" w:uiPriority="66"/>
+    <w:lsdException w:name="Medium Grid 1 Accent 3" w:uiPriority="67"/>
+    <w:lsdException w:name="Medium Grid 2 Accent 3" w:uiPriority="68"/>
+    <w:lsdException w:name="Medium Grid 3 Accent 3" w:uiPriority="69"/>
+    <w:lsdException w:name="Dark List Accent 3" w:uiPriority="70"/>
+    <w:lsdException w:name="Colorful Shading Accent 3" w:uiPriority="71"/>
+    <w:lsdException w:name="Colorful List Accent 3" w:uiPriority="72"/>
+    <w:lsdException w:name="Colorful Grid Accent 3" w:uiPriority="73"/>
+    <w:lsdException w:name="Light Shading Accent 4" w:uiPriority="60"/>
+    <w:lsdException w:name="Light List Accent 4" w:uiPriority="61"/>
+    <w:lsdException w:name="Light Grid Accent 4" w:uiPriority="62"/>
+    <w:lsdException w:name="Medium Shading 1 Accent 4" w:uiPriority="63"/>
+    <w:lsdException w:name="Medium Shading 2 Accent 4" w:uiPriority="64"/>
+    <w:lsdException w:name="Medium List 1 Accent 4" w:uiPriority="65"/>
+    <w:lsdException w:name="Medium List 2 Accent 4" w:uiPriority="66"/>
+    <w:lsdException w:name="Medium Grid 1 Accent 4" w:uiPriority="67"/>
+    <w:lsdException w:name="Medium Grid 2 Accent 4" w:uiPriority="68"/>
+    <w:lsdException w:name="Medium Grid 3 Accent 4" w:uiPriority="69"/>
+    <w:lsdException w:name="Dark List Accent 4" w:uiPriority="70"/>
+    <w:lsdException w:name="Colorful Shading Accent 4" w:uiPriority="71"/>
+    <w:lsdException w:name="Colorful List Accent 4" w:uiPriority="72"/>
+    <w:lsdException w:name="Colorful Grid Accent 4" w:uiPriority="73"/>
+    <w:lsdException w:name="Light Shading Accent 5" w:uiPriority="60"/>
+    <w:lsdException w:name="Light List Accent 5" w:uiPriority="61"/>
+    <w:lsdException w:name="Light Grid Accent 5" w:uiPriority="62"/>
+    <w:lsdException w:name="Medium Shading 1 Accent 5" w:uiPriority="63"/>
+    <w:lsdException w:name="Medium Shading 2 Accent 5" w:uiPriority="64"/>
+    <w:lsdException w:name="Medium List 1 Accent 5" w:uiPriority="65"/>
+    <w:lsdException w:name="Medium List 2 Accent 5" w:uiPriority="66"/>
+    <w:lsdException w:name="Medium Grid 1 Accent 5" w:uiPriority="67"/>
+    <w:lsdException w:name="Medium Grid 2 Accent 5" w:uiPriority="68"/>
+    <w:lsdException w:name="Medium Grid 3 Accent 5" w:uiPriority="69"/>
+    <w:lsdException w:name="Dark List Accent 5" w:uiPriority="70"/>
+    <w:lsdException w:name="Colorful Shading Accent 5" w:uiPriority="71"/>
+    <w:lsdException w:name="Colorful List Accent 5" w:uiPriority="72"/>
+    <w:lsdException w:name="Colorful Grid Accent 5" w:uiPriority="73"/>
+    <w:lsdException w:name="Light Shading Accent 6" w:uiPriority="60"/>
+    <w:lsdException w:name="Light List Accent 6" w:uiPriority="61"/>
+    <w:lsdException w:name="Light Grid Accent 6" w:uiPriority="62"/>
+    <w:lsdException w:name="Medium Shading 1 Accent 6" w:uiPriority="63"/>
+    <w:lsdException w:name="Medium Shading 2 Accent 6" w:uiPriority="64"/>
+    <w:lsdException w:name="Medium List 1 Accent 6" w:uiPriority="65"/>
+    <w:lsdException w:name="Medium List 2 Accent 6" w:uiPriority="66"/>
+    <w:lsdException w:name="Medium Grid 1 Accent 6" w:uiPriority="67"/>
+    <w:lsdException w:name="Medium Grid 2 Accent 6" w:uiPriority="68"/>
+    <w:lsdException w:name="Medium Grid 3 Accent 6" w:uiPriority="69"/>
+    <w:lsdException w:name="Dark List Accent 6" w:uiPriority="70"/>
+    <w:lsdException w:name="Colorful Shading Accent 6" w:uiPriority="71"/>
+    <w:lsdException w:name="Colorful List Accent 6" w:uiPriority="72"/>
+    <w:lsdException w:name="Colorful Grid Accent 6" w:uiPriority="73"/>
+    <w:lsdException w:name="Subtle Emphasis" w:uiPriority="19" w:qFormat="1"/>
+    <w:lsdException w:name="Intense Emphasis" w:uiPriority="21" w:qFormat="1"/>
+    <w:lsdException w:name="Subtle Reference" w:uiPriority="31" w:qFormat="1"/>
+    <w:lsdException w:name="Intense Reference" w:uiPriority="32" w:qFormat="1"/>
+    <w:lsdException w:name="Book Title" w:uiPriority="33" w:qFormat="1"/>
+    <w:lsdException w:name="Bibliography" w:semiHidden="1" w:uiPriority="37" w:unhideWhenUsed="1"/>
+    <w:lsdException w:name="TOC Heading" w:semiHidden="1" w:uiPriority="39" w:unhideWhenUsed="1" w:qFormat="1"/>
+  </w:latentStyles>
+  <w:style w:type="paragraph" w:default="1" w:styleId="Normal">
+    <w:name w:val="Normal"/>
+    <w:qFormat/>
+    <w:rsid w:val="002B3D5C"/>
+    <w:rPr>
+      <w:rFonts w:cs="Times New Roman"/>
+    </w:rPr>
+  </w:style>
+  <w:style w:type="paragraph" w:styleId="Heading1">
+    <w:name w:val="heading 1"/>
+    <w:basedOn w:val="Normal"/>
+    <w:next w:val="Normal"/>
+    <w:link w:val="Heading1Char"/>
+    <w:uiPriority w:val="9"/>
+    <w:qFormat/>
+    <w:rsid w:val="00A45680"/>
+    <w:pPr>
+      <w:keepNext/>
+      <w:keepLines/>
+      <w:spacing w:before="480" w:after="0"/>
+      <w:outlineLvl w:val="0"/>
+    </w:pPr>
+    <w:rPr>
+      <w:rFonts w:asciiTheme="majorHAnsi" w:eastAsiaTheme="majorEastAsia" w:hAnsiTheme="majorHAnsi"/>
+      <w:b/>
+      <w:bCs/>
+      <w:color w:val="365F91" w:themeColor="accent1" w:themeShade="BF"/>
+      <w:sz w:val="28"/>
+      <w:szCs w:val="28"/>
+    </w:rPr>
+  </w:style>
+  <w:style w:type="paragraph" w:styleId="Heading2">
+    <w:name w:val="heading 2"/>
+    <w:basedOn w:val="Normal"/>
+    <w:next w:val="Normal"/>
+    <w:link w:val="Heading2Char"/>
+    <w:uiPriority w:val="9"/>
+    <w:unhideWhenUsed/>
+    <w:qFormat/>
+    <w:rsid w:val="00A45680"/>
+    <w:pPr>
+      <w:keepNext/>
+      <w:keepLines/>
+      <w:spacing w:before="200" w:after="0"/>
+      <w:outlineLvl w:val="1"/>
+    </w:pPr>
+    <w:rPr>
+      <w:rFonts w:asciiTheme="majorHAnsi" w:eastAsiaTheme="majorEastAsia" w:hAnsiTheme="majorHAnsi"/>
+      <w:b/>
+      <w:bCs/>
+      <w:color w:val="4F81BD" w:themeColor="accent1"/>
+      <w:sz w:val="26"/>
+      <w:szCs w:val="26"/>
+    </w:rPr>
+  </w:style>
+  <w:style w:type="paragraph" w:styleId="Heading3">
+    <w:name w:val="heading 3"/>
+    <w:basedOn w:val="Normal"/>
+    <w:next w:val="Normal"/>
+    <w:link w:val="Heading3Char"/>
+    <w:uiPriority w:val="9"/>
+    <w:unhideWhenUsed/>
+    <w:qFormat/>
+    <w:rsid w:val="00663D82"/>
+    <w:pPr>
+      <w:keepNext/>
+      <w:keepLines/>
+      <w:spacing w:before="200" w:after="0"/>
+      <w:outlineLvl w:val="2"/>
+    </w:pPr>
+    <w:rPr>
+      <w:rFonts w:asciiTheme="majorHAnsi" w:eastAsiaTheme="majorEastAsia" w:hAnsiTheme="majorHAnsi"/>
+      <w:b/>
+      <w:bCs/>
+      <w:color w:val="4F81BD" w:themeColor="accent1"/>
+    </w:rPr>
+  </w:style>
+  <w:style w:type="character" w:default="1" w:styleId="DefaultParagraphFont">
+    <w:name w:val="Default Paragraph Font"/>
+    <w:uiPriority w:val="1"/>
+    <w:semiHidden/>
+    <w:unhideWhenUsed/>
+  </w:style>
+  <w:style w:type="table" w:default="1" w:styleId="TableNormal">
+    <w:name w:val="Normal Table"/>
+    <w:uiPriority w:val="99"/>
+    <w:semiHidden/>
+    <w:unhideWhenUsed/>
+    <w:tblPr>
+      <w:tblInd w:w="0" w:type="dxa"/>
+      <w:tblCellMar>
+        <w:top w:w="0" w:type="dxa"/>
+        <w:left w:w="108" w:type="dxa"/>
+        <w:bottom w:w="0" w:type="dxa"/>
+        <w:right w:w="108" w:type="dxa"/>
+      </w:tblCellMar>
+    </w:tblPr>
+  </w:style>
+  <w:style w:type="numbering" w:default="1" w:styleId="NoList">
+    <w:name w:val="No List"/>
+    <w:uiPriority w:val="99"/>
+    <w:semiHidden/>
+    <w:unhideWhenUsed/>
+  </w:style>
+  <w:style w:type="character" w:customStyle="1" w:styleId="Heading1Char">
+    <w:name w:val="Heading 1 Char"/>
+    <w:basedOn w:val="DefaultParagraphFont"/>
+    <w:link w:val="Heading1"/>
+    <w:uiPriority w:val="9"/>
+    <w:locked/>
+    <w:rsid w:val="00A45680"/>
+    <w:rPr>
+      <w:rFonts w:asciiTheme="majorHAnsi" w:eastAsiaTheme="majorEastAsia" w:hAnsiTheme="majorHAnsi" w:cs="Times New Roman"/>
+      <w:b/>
+      <w:bCs/>
+      <w:color w:val="365F91" w:themeColor="accent1" w:themeShade="BF"/>
+      <w:sz w:val="28"/>
+      <w:szCs w:val="28"/>
+    </w:rPr>
+  </w:style>
+  <w:style w:type="character" w:customStyle="1" w:styleId="Heading2Char">
+    <w:name w:val="Heading 2 Char"/>
+    <w:basedOn w:val="DefaultParagraphFont"/>
+    <w:link w:val="Heading2"/>
+    <w:uiPriority w:val="9"/>
+    <w:locked/>
+    <w:rsid w:val="00A45680"/>
+    <w:rPr>
+      <w:rFonts w:asciiTheme="majorHAnsi" w:eastAsiaTheme="majorEastAsia" w:hAnsiTheme="majorHAnsi" w:cs="Times New Roman"/>
+      <w:b/>
+      <w:bCs/>
+      <w:color w:val="4F81BD" w:themeColor="accent1"/>
+      <w:sz w:val="26"/>
+      <w:szCs w:val="26"/>
+    </w:rPr>
+  </w:style>
+  <w:style w:type="character" w:customStyle="1" w:styleId="Heading3Char">
+    <w:name w:val="Heading 3 Char"/>
+    <w:basedOn w:val="DefaultParagraphFont"/>
+    <w:link w:val="Heading3"/>
+    <w:uiPriority w:val="9"/>
+    <w:locked/>
+    <w:rsid w:val="00663D82"/>
+    <w:rPr>
+      <w:rFonts w:asciiTheme="majorHAnsi" w:eastAsiaTheme="majorEastAsia" w:hAnsiTheme="majorHAnsi" w:cs="Times New Roman"/>
+      <w:b/>
+      <w:bCs/>
+      <w:color w:val="4F81BD" w:themeColor="accent1"/>
+    </w:rPr>
+  </w:style>
+  <w:style w:type="paragraph" w:styleId="ListParagraph">
+    <w:name w:val="List Paragraph"/>
+    <w:basedOn w:val="Normal"/>
+    <w:uiPriority w:val="34"/>
+    <w:qFormat/>
+    <w:rsid w:val="00663D82"/>
+    <w:pPr>
+      <w:numPr>
+        <w:numId w:val="2"/>
+      </w:numPr>
+      <w:contextualSpacing/>
+    </w:pPr>
+  </w:style>
+  <w:style w:type="character" w:styleId="Hyperlink">
+    <w:name w:val="Hyperlink"/>
+    <w:basedOn w:val="DefaultParagraphFont"/>
+    <w:uiPriority w:val="99"/>
+    <w:unhideWhenUsed/>
+    <w:rsid w:val="00DB14CF"/>
+    <w:rPr>
+      <w:rFonts w:cs="Times New Roman"/>
+      <w:color w:val="0000FF" w:themeColor="hyperlink"/>
+      <w:u w:val="single"/>
+    </w:rPr>
+  </w:style>
+  <w:style w:type="character" w:customStyle="1" w:styleId="UnresolvedMention">
     <w:name w:val="Unresolved Mention"/>
     <w:basedOn w:val="DefaultParagraphFont"/>
     <w:uiPriority w:val="99"/>

--- a/doctemplate_and_requirements/documentation_template.docx
+++ b/doctemplate_and_requirements/documentation_template.docx
@@ -1144,15 +1144,7 @@
             <w:color w:val="0563C1"/>
             <w:u w:val="single"/>
           </w:rPr>
-          <w:t>4</w:t>
-        </w:r>
-        <w:r>
-          <w:rPr>
-            <w:rFonts w:eastAsia="Calibri" w:cstheme="minorHAnsi"/>
-            <w:color w:val="0563C1"/>
-            <w:u w:val="single"/>
-          </w:rPr>
-          <w:t>.</w:t>
+          <w:t>4.</w:t>
         </w:r>
       </w:hyperlink>
       <w:r>
@@ -1480,6 +1472,32 @@
       <w:r>
         <w:rPr>
           <w:rFonts w:eastAsia="Calibri" w:cstheme="minorHAnsi"/>
+          <w:lang w:val="en-US"/>
+        </w:rPr>
+        <w:t xml:space="preserve"> </w:t>
+      </w:r>
+      <w:r>
+        <w:rPr>
+          <w:rFonts w:eastAsia="Calibri" w:cstheme="minorHAnsi"/>
+        </w:rPr>
+        <w:t xml:space="preserve">(чрез </w:t>
+      </w:r>
+      <w:r>
+        <w:rPr>
+          <w:rFonts w:eastAsia="Calibri" w:cstheme="minorHAnsi"/>
+          <w:lang w:val="en-US"/>
+        </w:rPr>
+        <w:t>csv</w:t>
+      </w:r>
+      <w:r>
+        <w:rPr>
+          <w:rFonts w:eastAsia="Calibri" w:cstheme="minorHAnsi"/>
+        </w:rPr>
+        <w:t xml:space="preserve"> файл)</w:t>
+      </w:r>
+      <w:r>
+        <w:rPr>
+          <w:rFonts w:eastAsia="Calibri" w:cstheme="minorHAnsi"/>
         </w:rPr>
         <w:t>.</w:t>
       </w:r>
@@ -1743,6 +1761,177 @@
           <w:rFonts w:eastAsia="Calibri" w:cstheme="minorHAnsi"/>
         </w:rPr>
         <w:t>дата, статут (свършил /започнал/предстои), капацитет (общ брой места за турнира и колко от тях вече са заети) и графика, показваща класирането в момента.</w:t>
+      </w:r>
+      <w:r>
+        <w:rPr>
+          <w:rFonts w:eastAsia="Calibri" w:cstheme="minorHAnsi"/>
+        </w:rPr>
+        <w:t xml:space="preserve"> Ако турнирът се провежда в момента или е завършил, потребителите могат да изтеглят </w:t>
+      </w:r>
+      <w:r>
+        <w:rPr>
+          <w:rFonts w:eastAsia="Calibri" w:cstheme="minorHAnsi"/>
+          <w:lang w:val="en-US"/>
+        </w:rPr>
+        <w:t>csv</w:t>
+      </w:r>
+      <w:r>
+        <w:rPr>
+          <w:rFonts w:eastAsia="Calibri" w:cstheme="minorHAnsi"/>
+        </w:rPr>
+        <w:t xml:space="preserve"> файл с текущото/финалното класиране.</w:t>
+      </w:r>
+    </w:p>
+    <w:p>
+      <w:pPr>
+        <w:spacing w:before="120" w:after="160" w:line="259" w:lineRule="auto"/>
+        <w:ind w:left="360"/>
+        <w:contextualSpacing/>
+        <w:rPr>
+          <w:rFonts w:eastAsia="Calibri" w:cstheme="minorHAnsi"/>
+        </w:rPr>
+      </w:pPr>
+    </w:p>
+    <w:p>
+      <w:pPr>
+        <w:pStyle w:val="ListParagraph"/>
+        <w:numPr>
+          <w:ilvl w:val="0"/>
+          <w:numId w:val="5"/>
+        </w:numPr>
+        <w:spacing w:before="120" w:after="160" w:line="259" w:lineRule="auto"/>
+        <w:rPr>
+          <w:rFonts w:eastAsia="Calibri" w:cstheme="minorHAnsi"/>
+          <w:color w:val="FF0000"/>
+        </w:rPr>
+      </w:pPr>
+      <w:r>
+        <w:rPr>
+          <w:rFonts w:eastAsia="Calibri" w:cstheme="minorHAnsi"/>
+          <w:lang w:val="en-US"/>
+        </w:rPr>
+        <w:t xml:space="preserve">API </w:t>
+      </w:r>
+    </w:p>
+    <w:p>
+      <w:pPr>
+        <w:pStyle w:val="ListParagraph"/>
+        <w:numPr>
+          <w:ilvl w:val="0"/>
+          <w:numId w:val="0"/>
+        </w:numPr>
+        <w:spacing w:before="120" w:after="160" w:line="259" w:lineRule="auto"/>
+        <w:ind w:left="360"/>
+        <w:rPr>
+          <w:rFonts w:eastAsia="Calibri" w:cstheme="minorHAnsi"/>
+          <w:color w:val="FF0000"/>
+        </w:rPr>
+      </w:pPr>
+      <w:r>
+        <w:rPr>
+          <w:rFonts w:eastAsia="Calibri" w:cstheme="minorHAnsi"/>
+        </w:rPr>
+        <w:t>П</w:t>
+      </w:r>
+      <w:r>
+        <w:rPr>
+          <w:rFonts w:eastAsia="Calibri" w:cstheme="minorHAnsi"/>
+        </w:rPr>
+        <w:t xml:space="preserve">озволява на други системи/скриптове да правят заявки към системата. </w:t>
+      </w:r>
+      <w:r>
+        <w:t xml:space="preserve">Достъпът до </w:t>
+      </w:r>
+      <w:r>
+        <w:t>описаните долу функционалности</w:t>
+      </w:r>
+      <w:bookmarkStart w:id="2" w:name="_GoBack"/>
+      <w:bookmarkEnd w:id="2"/>
+      <w:r>
+        <w:t xml:space="preserve"> трябва да бъде защитен чрез проверка на валиден токен за автентикация</w:t>
+      </w:r>
+    </w:p>
+    <w:p>
+      <w:pPr>
+        <w:pStyle w:val="ListParagraph"/>
+        <w:numPr>
+          <w:ilvl w:val="0"/>
+          <w:numId w:val="0"/>
+        </w:numPr>
+        <w:spacing w:before="120" w:after="160" w:line="259" w:lineRule="auto"/>
+        <w:ind w:left="360"/>
+        <w:rPr>
+          <w:rFonts w:eastAsia="Calibri" w:cstheme="minorHAnsi"/>
+          <w:color w:val="FF0000"/>
+        </w:rPr>
+      </w:pPr>
+    </w:p>
+    <w:p>
+      <w:pPr>
+        <w:pStyle w:val="ListParagraph"/>
+        <w:numPr>
+          <w:ilvl w:val="1"/>
+          <w:numId w:val="5"/>
+        </w:numPr>
+        <w:spacing w:before="120" w:after="160" w:line="259" w:lineRule="auto"/>
+        <w:rPr>
+          <w:rFonts w:eastAsia="Calibri" w:cstheme="minorHAnsi"/>
+          <w:color w:val="FF0000"/>
+        </w:rPr>
+      </w:pPr>
+      <w:r>
+        <w:rPr>
+          <w:rFonts w:eastAsia="Calibri" w:cstheme="minorHAnsi"/>
+        </w:rPr>
+        <w:t>Предоставя се възможност за въвеждане на частично/пълно име на турнир и се връща списък с имената на всики турнири, съвпадащи или съдържащи подадения низ, заедно с техните идентификатори.</w:t>
+      </w:r>
+    </w:p>
+    <w:p>
+      <w:pPr>
+        <w:pStyle w:val="ListParagraph"/>
+        <w:numPr>
+          <w:ilvl w:val="0"/>
+          <w:numId w:val="0"/>
+        </w:numPr>
+        <w:spacing w:before="120" w:after="160" w:line="259" w:lineRule="auto"/>
+        <w:ind w:left="792"/>
+        <w:rPr>
+          <w:rFonts w:eastAsia="Calibri" w:cstheme="minorHAnsi"/>
+          <w:color w:val="FF0000"/>
+        </w:rPr>
+      </w:pPr>
+    </w:p>
+    <w:p>
+      <w:pPr>
+        <w:pStyle w:val="ListParagraph"/>
+        <w:numPr>
+          <w:ilvl w:val="1"/>
+          <w:numId w:val="5"/>
+        </w:numPr>
+        <w:spacing w:before="120" w:after="160" w:line="259" w:lineRule="auto"/>
+        <w:rPr>
+          <w:rFonts w:eastAsia="Calibri" w:cstheme="minorHAnsi"/>
+          <w:color w:val="FF0000"/>
+        </w:rPr>
+      </w:pPr>
+      <w:r>
+        <w:rPr>
+          <w:rFonts w:eastAsia="Calibri" w:cstheme="minorHAnsi"/>
+        </w:rPr>
+        <w:t xml:space="preserve"> При подаване на идентификатор на турнир се връща </w:t>
+      </w:r>
+      <w:r>
+        <w:rPr>
+          <w:rFonts w:eastAsia="Calibri" w:cstheme="minorHAnsi"/>
+          <w:lang w:val="en-US"/>
+        </w:rPr>
+        <w:t>csv</w:t>
+      </w:r>
+      <w:r>
+        <w:rPr>
+          <w:rFonts w:eastAsia="Calibri" w:cstheme="minorHAnsi"/>
+        </w:rPr>
+        <w:t xml:space="preserve"> с резултатите от провеждането му.</w:t>
       </w:r>
     </w:p>
     <w:p>
@@ -1813,13 +2002,8 @@
         <w:rPr>
           <w:rFonts w:eastAsia="Calibri" w:cstheme="minorHAnsi"/>
         </w:rPr>
-        <w:t>Интерфейсът трябва да бъде инт</w:t>
-      </w:r>
-      <w:r>
-        <w:rPr>
-          <w:rFonts w:eastAsia="Calibri" w:cstheme="minorHAnsi"/>
-        </w:rPr>
-        <w:t>уитивен и лесен за използване, без да са необходими допълнителни разяснения.</w:t>
+        <w:lastRenderedPageBreak/>
+        <w:t>Интерфейсът трябва да бъде интуитивен и лесен за използване, без да са необходими допълнителни разяснения.</w:t>
       </w:r>
     </w:p>
     <w:p>
@@ -1927,25 +2111,7 @@
         <w:rPr>
           <w:rFonts w:eastAsia="Calibri" w:cstheme="minorHAnsi"/>
         </w:rPr>
-        <w:t>Системата трябва да работи бе</w:t>
-      </w:r>
-      <w:r>
-        <w:rPr>
-          <w:rFonts w:eastAsia="Calibri" w:cstheme="minorHAnsi"/>
-        </w:rPr>
-        <w:t xml:space="preserve">з прекъсвания, с минимален риск </w:t>
-      </w:r>
-      <w:r>
-        <w:rPr>
-          <w:rFonts w:eastAsia="Calibri" w:cstheme="minorHAnsi"/>
-        </w:rPr>
-        <w:t>от грешки</w:t>
-      </w:r>
-      <w:r>
-        <w:rPr>
-          <w:rFonts w:eastAsia="Calibri" w:cstheme="minorHAnsi"/>
-        </w:rPr>
-        <w:t>.</w:t>
+        <w:t>Системата трябва да работи без прекъсвания, с минимален риск от грешки.</w:t>
       </w:r>
     </w:p>
     <w:p>
@@ -1984,35 +2150,6 @@
     </w:p>
     <w:p>
       <w:pPr>
-        <w:pStyle w:val="ListParagraph"/>
-        <w:numPr>
-          <w:ilvl w:val="0"/>
-          <w:numId w:val="10"/>
-        </w:numPr>
-        <w:spacing w:before="120" w:after="160" w:line="259" w:lineRule="auto"/>
-        <w:rPr>
-          <w:rFonts w:eastAsia="Calibri" w:cstheme="minorHAnsi"/>
-          <w:color w:val="FF0000"/>
-        </w:rPr>
-      </w:pPr>
-      <w:r>
-        <w:rPr>
-          <w:rFonts w:eastAsia="Calibri" w:cstheme="minorHAnsi"/>
-        </w:rPr>
-        <w:t xml:space="preserve">Интеграция с външни услуги </w:t>
-      </w:r>
-      <w:r>
-        <w:rPr>
-          <w:rFonts w:eastAsia="Calibri" w:cstheme="minorHAnsi"/>
-          <w:color w:val="FF0000"/>
-        </w:rPr>
-        <w:t>????</w:t>
-      </w:r>
-      <w:bookmarkStart w:id="2" w:name="_GoBack"/>
-      <w:bookmarkEnd w:id="2"/>
-    </w:p>
-    <w:p>
-      <w:pPr>
         <w:pStyle w:val="Heading2"/>
         <w:rPr>
           <w:sz w:val="22"/>
@@ -2078,7 +2215,6 @@
           <w:sz w:val="22"/>
           <w:szCs w:val="22"/>
         </w:rPr>
-        <w:lastRenderedPageBreak/>
         <w:t xml:space="preserve">4. </w:t>
       </w:r>
       <w:r>
@@ -2586,6 +2722,7 @@
           <w:sz w:val="22"/>
           <w:szCs w:val="22"/>
         </w:rPr>
+        <w:lastRenderedPageBreak/>
         <w:t>1</w:t>
       </w:r>
       <w:r>
@@ -2749,7 +2886,6 @@
           <w:sz w:val="22"/>
           <w:szCs w:val="22"/>
         </w:rPr>
-        <w:lastRenderedPageBreak/>
         <w:t>1</w:t>
       </w:r>
       <w:r>
@@ -3350,7 +3486,14 @@
         <w:rPr>
           <w:lang w:bidi="he-IL"/>
         </w:rPr>
-        <w:t>2.2. За документация на проекта ползвайте шаблона (ще гледам да го кача скоро); Задължително потребителска документация (а.к.а. userguide) - няколко скрийншота с кратко разяснение; условие на проекта (т.е. какво сте разтълкували сме се разбрали да правите - то може и да се различава от описанието дадено в гугъл докс-а към момента); както и инструкции за инсталиране; за защитата - ще дам няколко дати през сесията/преди сесията + официалните дати, за който не успее да мине преди това; за защитата - кода, документацията/необходими библиотеки/среди, инсталации - за инсталирането се предават на DVD (ако има още такова нещо като CD-може и на CD). Може по изключение да сложа И форма за качване само на документацията и програмен код и в мудъл, НО идеята е, че ако няма интернет (да речем е паднал мудъла, спрял е тока и т.н. - само по съдържанието на диска, който сте предали да може да се инсталира</w:t>
+        <w:t xml:space="preserve">2.2. За документация на проекта ползвайте шаблона (ще гледам да го кача скоро); Задължително потребителска документация (а.к.а. userguide) - няколко скрийншота с кратко разяснение; условие на проекта (т.е. какво сте разтълкували сме се разбрали да правите - то може и да се различава от описанието дадено в гугъл докс-а към момента); както и инструкции за инсталиране; за защитата - ще дам няколко дати през сесията/преди сесията + официалните дати, за който не успее да мине преди това; за защитата - кода, документацията/необходими </w:t>
+      </w:r>
+      <w:r>
+        <w:rPr>
+          <w:lang w:bidi="he-IL"/>
+        </w:rPr>
+        <w:lastRenderedPageBreak/>
+        <w:t>библиотеки/среди, инсталации - за инсталирането се предават на DVD (ако има още такова нещо като CD-може и на CD). Може по изключение да сложа И форма за качване само на документацията и програмен код и в мудъл, НО идеята е, че ако няма интернет (да речем е паднал мудъла, спрял е тока и т.н. - само по съдържанието на диска, който сте предали да може да се инсталира</w:t>
       </w:r>
       <w:r>
         <w:rPr>
@@ -3374,14 +3517,7 @@
         <w:rPr>
           <w:lang w:bidi="he-IL"/>
         </w:rPr>
-        <w:t xml:space="preserve">проекта); Също така разпечатвате първа страница от проекта (с името ви и заданието), 1 страница от userguide-а и последната страница, където пише предал/приел (там пише вашите и моите имена), т.е. не е необходимо да печатите цялата документация - така или иначе ще я има в електронен формат; За хората, които не ползват MS Office - ще помоля освен изходният документ в docx/rtf, да качат нещата и е pdf формат, т.к. често такъв тип документация се размества и не се чете. В кода сложете и MySql sql скрипт със създаване на таблицата и скриптове, задаващи примерни данни (т.е. може да тестваме приложението дали работи без данни, и ако за да се види пълната прелест на проекта е нужно </w:t>
-      </w:r>
-      <w:r>
-        <w:rPr>
-          <w:lang w:bidi="he-IL"/>
-        </w:rPr>
-        <w:lastRenderedPageBreak/>
-        <w:t>да се вкарат предварително данни - sql и/или снимки/звуци и т.н. м</w:t>
+        <w:t>проекта); Също така разпечатвате първа страница от проекта (с името ви и заданието), 1 страница от userguide-а и последната страница, където пише предал/приел (там пише вашите и моите имена), т.е. не е необходимо да печатите цялата документация - така или иначе ще я има в електронен формат; За хората, които не ползват MS Office - ще помоля освен изходният документ в docx/rtf, да качат нещата и е pdf формат, т.к. често такъв тип документация се размества и не се чете. В кода сложете и MySql sql скрипт със създаване на таблицата и скриптове, задаващи примерни данни (т.е. може да тестваме приложението дали работи без данни, и ако за да се види пълната прелест на проекта е нужно да се вкарат предварително данни - sql и/или снимки/звуци и т.н. м</w:t>
       </w:r>
       <w:r>
         <w:rPr>
@@ -3793,7 +3929,14 @@
         <w:rPr>
           <w:lang w:bidi="he-IL"/>
         </w:rPr>
-        <w:t xml:space="preserve">, примерни данни за тестване - администраторски акаунти, ръководство на потребителя за различните роли </w:t>
+        <w:t xml:space="preserve">, примерни данни за тестване - администраторски акаунти, ръководство на </w:t>
+      </w:r>
+      <w:r>
+        <w:rPr>
+          <w:lang w:bidi="he-IL"/>
+        </w:rPr>
+        <w:lastRenderedPageBreak/>
+        <w:t xml:space="preserve">потребителя за различните роли </w:t>
       </w:r>
       <w:r>
         <w:rPr>
@@ -6321,6 +6464,7 @@
           <w:szCs w:val="20"/>
           <w:highlight w:val="yellow"/>
         </w:rPr>
+        <w:lastRenderedPageBreak/>
         <w:tab/>
       </w:r>
       <w:r>
@@ -7389,6 +7533,7 @@
           <w:iCs/>
           <w:lang w:bidi="he-IL"/>
         </w:rPr>
+        <w:lastRenderedPageBreak/>
         <w:t>?&gt;</w:t>
       </w:r>
     </w:p>

--- a/doctemplate_and_requirements/documentation_template.docx
+++ b/doctemplate_and_requirements/documentation_template.docx
@@ -1,6 +1,6 @@
 
 <file path=word/document.xml><?xml version="1.0" encoding="utf-8"?>
-<w:document xmlns:wpc="http://schemas.microsoft.com/office/word/2010/wordprocessingCanvas" xmlns:mc="http://schemas.openxmlformats.org/markup-compatibility/2006" xmlns:o="urn:schemas-microsoft-com:office:office" xmlns:r="http://schemas.openxmlformats.org/officeDocument/2006/relationships" xmlns:m="http://schemas.openxmlformats.org/officeDocument/2006/math" xmlns:v="urn:schemas-microsoft-com:vml" xmlns:wp14="http://schemas.microsoft.com/office/word/2010/wordprocessingDrawing" xmlns:wp="http://schemas.openxmlformats.org/drawingml/2006/wordprocessingDrawing" xmlns:w10="urn:schemas-microsoft-com:office:word" xmlns:w="http://schemas.openxmlformats.org/wordprocessingml/2006/main" xmlns:w14="http://schemas.microsoft.com/office/word/2010/wordml" xmlns:wpg="http://schemas.microsoft.com/office/word/2010/wordprocessingGroup" xmlns:wpi="http://schemas.microsoft.com/office/word/2010/wordprocessingInk" xmlns:wne="http://schemas.microsoft.com/office/word/2006/wordml" xmlns:wps="http://schemas.microsoft.com/office/word/2010/wordprocessingShape" mc:Ignorable="w14 wp14">
+<w:document xmlns:wpc="http://schemas.microsoft.com/office/word/2010/wordprocessingCanvas" xmlns:cx="http://schemas.microsoft.com/office/drawing/2014/chartex" xmlns:mc="http://schemas.openxmlformats.org/markup-compatibility/2006" xmlns:o="urn:schemas-microsoft-com:office:office" xmlns:r="http://schemas.openxmlformats.org/officeDocument/2006/relationships" xmlns:m="http://schemas.openxmlformats.org/officeDocument/2006/math" xmlns:v="urn:schemas-microsoft-com:vml" xmlns:wp14="http://schemas.microsoft.com/office/word/2010/wordprocessingDrawing" xmlns:wp="http://schemas.openxmlformats.org/drawingml/2006/wordprocessingDrawing" xmlns:w10="urn:schemas-microsoft-com:office:word" xmlns:w="http://schemas.openxmlformats.org/wordprocessingml/2006/main" xmlns:w14="http://schemas.microsoft.com/office/word/2010/wordml" xmlns:w15="http://schemas.microsoft.com/office/word/2012/wordml" xmlns:w16se="http://schemas.microsoft.com/office/word/2015/wordml/symex" xmlns:wpg="http://schemas.microsoft.com/office/word/2010/wordprocessingGroup" xmlns:wpi="http://schemas.microsoft.com/office/word/2010/wordprocessingInk" xmlns:wne="http://schemas.microsoft.com/office/word/2006/wordml" xmlns:wps="http://schemas.microsoft.com/office/word/2010/wordprocessingShape" mc:Ignorable="w14 w15 w16se wp14">
   <w:body>
     <w:p>
       <w:pPr>
@@ -980,7 +980,6 @@
         <w:t xml:space="preserve"> </w:t>
       </w:r>
       <w:proofErr w:type="spellStart"/>
-      <w:proofErr w:type="gramStart"/>
       <w:r>
         <w:rPr>
           <w:rFonts w:eastAsia="Calibri" w:cstheme="minorHAnsi"/>
@@ -1089,7 +1088,6 @@
         </w:rPr>
         <w:t>с текущи и предстоящи турнири.</w:t>
       </w:r>
-      <w:proofErr w:type="gramEnd"/>
     </w:p>
     <w:p>
       <w:pPr>
@@ -1235,80 +1233,32 @@
         </w:rPr>
         <w:t xml:space="preserve">бъдещи турнири. Той трябва да може да ги филтрира и сортира и също да се записва/отписва от даден турнир (точка </w:t>
       </w:r>
-      <w:r>
-        <w:rPr>
-          <w:rFonts w:eastAsia="Calibri" w:cstheme="minorHAnsi"/>
-        </w:rPr>
-        <w:fldChar w:fldCharType="begin"/>
-      </w:r>
-      <w:r>
-        <w:rPr>
-          <w:rFonts w:eastAsia="Calibri" w:cstheme="minorHAnsi"/>
-        </w:rPr>
-        <w:instrText xml:space="preserve"> HYPERLINK \l "записванеТурнир" </w:instrText>
-      </w:r>
-      <w:r>
-        <w:rPr>
-          <w:rFonts w:eastAsia="Calibri" w:cstheme="minorHAnsi"/>
-        </w:rPr>
-        <w:fldChar w:fldCharType="separate"/>
-      </w:r>
-      <w:r>
-        <w:rPr>
-          <w:rFonts w:eastAsia="Calibri" w:cstheme="minorHAnsi"/>
-          <w:color w:val="0563C1"/>
-          <w:u w:val="single"/>
-        </w:rPr>
-        <w:t>3.2</w:t>
-      </w:r>
-      <w:r>
-        <w:rPr>
-          <w:rFonts w:eastAsia="Calibri" w:cstheme="minorHAnsi"/>
-          <w:color w:val="0563C1"/>
-          <w:u w:val="single"/>
-        </w:rPr>
-        <w:fldChar w:fldCharType="end"/>
-      </w:r>
+      <w:hyperlink w:anchor="записванеТурнир" w:history="1">
+        <w:r>
+          <w:rPr>
+            <w:rFonts w:eastAsia="Calibri" w:cstheme="minorHAnsi"/>
+            <w:color w:val="0563C1"/>
+            <w:u w:val="single"/>
+          </w:rPr>
+          <w:t>3.2</w:t>
+        </w:r>
+      </w:hyperlink>
       <w:r>
         <w:rPr>
           <w:rFonts w:eastAsia="Calibri" w:cstheme="minorHAnsi"/>
         </w:rPr>
         <w:t xml:space="preserve">)  и да достъпва съответна страница за него (точка </w:t>
       </w:r>
-      <w:r>
-        <w:rPr>
-          <w:rFonts w:eastAsia="Calibri" w:cstheme="minorHAnsi"/>
-        </w:rPr>
-        <w:fldChar w:fldCharType="begin"/>
-      </w:r>
-      <w:r>
-        <w:rPr>
-          <w:rFonts w:eastAsia="Calibri" w:cstheme="minorHAnsi"/>
-        </w:rPr>
-        <w:instrText xml:space="preserve"> HYPERLINK \l "турнирСтраница" </w:instrText>
-      </w:r>
-      <w:r>
-        <w:rPr>
-          <w:rFonts w:eastAsia="Calibri" w:cstheme="minorHAnsi"/>
-        </w:rPr>
-        <w:fldChar w:fldCharType="separate"/>
-      </w:r>
-      <w:r>
-        <w:rPr>
-          <w:rFonts w:eastAsia="Calibri" w:cstheme="minorHAnsi"/>
-          <w:color w:val="0563C1"/>
-          <w:u w:val="single"/>
-        </w:rPr>
-        <w:t>4.</w:t>
-      </w:r>
-      <w:r>
-        <w:rPr>
-          <w:rFonts w:eastAsia="Calibri" w:cstheme="minorHAnsi"/>
-          <w:color w:val="0563C1"/>
-          <w:u w:val="single"/>
-        </w:rPr>
-        <w:fldChar w:fldCharType="end"/>
-      </w:r>
+      <w:hyperlink w:anchor="турнирСтраница" w:history="1">
+        <w:r>
+          <w:rPr>
+            <w:rFonts w:eastAsia="Calibri" w:cstheme="minorHAnsi"/>
+            <w:color w:val="0563C1"/>
+            <w:u w:val="single"/>
+          </w:rPr>
+          <w:t>4.</w:t>
+        </w:r>
+      </w:hyperlink>
       <w:r>
         <w:rPr>
           <w:rFonts w:eastAsia="Calibri" w:cstheme="minorHAnsi"/>
@@ -1840,15 +1790,7 @@
         <w:t xml:space="preserve">озволява на други системи/скриптове да правят заявки към системата. </w:t>
       </w:r>
       <w:r>
-        <w:t xml:space="preserve">Достъпът до </w:t>
-      </w:r>
-      <w:r>
-        <w:t>описаните долу функционалности</w:t>
-      </w:r>
-      <w:bookmarkStart w:id="2" w:name="_GoBack"/>
-      <w:bookmarkEnd w:id="2"/>
-      <w:r>
-        <w:t xml:space="preserve"> трябва да бъде защитен чрез проверка на валиден токен за автентикация</w:t>
+        <w:t>Достъпът до описаните долу функционалности трябва да бъде защитен чрез проверка на валиден токен за автентикация</w:t>
       </w:r>
     </w:p>
     <w:p>
@@ -2390,31 +2332,715 @@
       <w:pPr>
         <w:pStyle w:val="Heading2"/>
         <w:rPr>
+          <w:sz w:val="18"/>
+          <w:szCs w:val="18"/>
+        </w:rPr>
+      </w:pPr>
+      <w:r>
+        <w:rPr>
           <w:sz w:val="22"/>
           <w:szCs w:val="22"/>
         </w:rPr>
-      </w:pPr>
+        <w:t xml:space="preserve">7. </w:t>
+      </w:r>
       <w:r>
         <w:rPr>
           <w:sz w:val="22"/>
           <w:szCs w:val="22"/>
         </w:rPr>
-        <w:t xml:space="preserve">7. </w:t>
-      </w:r>
-      <w:r>
+        <w:t>Примерни данни</w:t>
+      </w:r>
+      <w:bookmarkStart w:id="2" w:name="_GoBack"/>
+      <w:bookmarkEnd w:id="2"/>
+    </w:p>
+    <w:p>
+      <w:pPr>
+        <w:rPr>
+          <w:lang w:val="en-US"/>
+        </w:rPr>
+      </w:pPr>
+      <w:r>
+        <w:t xml:space="preserve">В директорията </w:t>
+      </w:r>
+      <w:r>
+        <w:rPr>
+          <w:lang w:val="en-US"/>
+        </w:rPr>
+        <w:t xml:space="preserve">database </w:t>
+      </w:r>
+      <w:r>
+        <w:t xml:space="preserve">се намира файлът </w:t>
+      </w:r>
+      <w:proofErr w:type="spellStart"/>
+      <w:r>
+        <w:rPr>
+          <w:lang w:val="en-US"/>
+        </w:rPr>
+        <w:t>create_db.sql</w:t>
+      </w:r>
+      <w:proofErr w:type="spellEnd"/>
+      <w:r>
+        <w:rPr>
+          <w:lang w:val="en-US"/>
+        </w:rPr>
+        <w:t>,</w:t>
+      </w:r>
+      <w:r>
+        <w:t xml:space="preserve"> който</w:t>
+      </w:r>
+      <w:r>
+        <w:rPr>
+          <w:lang w:val="en-US"/>
+        </w:rPr>
+        <w:t>:</w:t>
+      </w:r>
+    </w:p>
+    <w:p>
+      <w:pPr>
+        <w:pStyle w:val="ListParagraph"/>
+        <w:numPr>
+          <w:ilvl w:val="0"/>
+          <w:numId w:val="11"/>
+        </w:numPr>
+      </w:pPr>
+      <w:r>
+        <w:t>създава необходимата структура на базата данни;</w:t>
+      </w:r>
+    </w:p>
+    <w:p>
+      <w:pPr>
+        <w:pStyle w:val="ListParagraph"/>
+        <w:numPr>
+          <w:ilvl w:val="0"/>
+          <w:numId w:val="11"/>
+        </w:numPr>
+      </w:pPr>
+      <w:r>
+        <w:t xml:space="preserve">добавя примерни потребители, турнири, участия и мачове. </w:t>
+      </w:r>
+    </w:p>
+    <w:p>
+      <w:pPr>
+        <w:rPr>
+          <w:lang w:val="en-US"/>
+        </w:rPr>
+      </w:pPr>
+      <w:r>
+        <w:t xml:space="preserve">След изпълнение на скрипта са налични тестови акаунти. Всеки от тях е с парола </w:t>
+      </w:r>
+      <w:r>
+        <w:rPr>
+          <w:lang w:val="en-US"/>
+        </w:rPr>
+        <w:t>“password”.</w:t>
+      </w:r>
+      <w:r>
+        <w:t xml:space="preserve"> Някои от потребителските имена са </w:t>
+      </w:r>
+      <w:r>
+        <w:rPr>
+          <w:lang w:val="en-US"/>
+        </w:rPr>
+        <w:t>“</w:t>
+      </w:r>
+      <w:proofErr w:type="spellStart"/>
+      <w:r>
+        <w:rPr>
+          <w:lang w:val="en-US"/>
+        </w:rPr>
+        <w:t>gosho</w:t>
+      </w:r>
+      <w:proofErr w:type="spellEnd"/>
+      <w:r>
+        <w:rPr>
+          <w:lang w:val="en-US"/>
+        </w:rPr>
+        <w:t>”, “</w:t>
+      </w:r>
+      <w:proofErr w:type="spellStart"/>
+      <w:r>
+        <w:rPr>
+          <w:lang w:val="en-US"/>
+        </w:rPr>
+        <w:t>pesho</w:t>
+      </w:r>
+      <w:proofErr w:type="spellEnd"/>
+      <w:r>
+        <w:rPr>
+          <w:lang w:val="en-US"/>
+        </w:rPr>
+        <w:t>”, “</w:t>
+      </w:r>
+      <w:proofErr w:type="spellStart"/>
+      <w:r>
+        <w:rPr>
+          <w:lang w:val="en-US"/>
+        </w:rPr>
+        <w:t>tosho</w:t>
+      </w:r>
+      <w:proofErr w:type="spellEnd"/>
+      <w:r>
+        <w:rPr>
+          <w:lang w:val="en-US"/>
+        </w:rPr>
+        <w:t>”, “</w:t>
+      </w:r>
+      <w:proofErr w:type="spellStart"/>
+      <w:r>
+        <w:rPr>
+          <w:lang w:val="en-US"/>
+        </w:rPr>
+        <w:t>kris</w:t>
+      </w:r>
+      <w:proofErr w:type="spellEnd"/>
+      <w:r>
+        <w:rPr>
+          <w:lang w:val="en-US"/>
+        </w:rPr>
+        <w:t xml:space="preserve">”, </w:t>
+      </w:r>
+      <w:r>
+        <w:t>като влизане</w:t>
+      </w:r>
+      <w:r>
+        <w:t>то</w:t>
+      </w:r>
+      <w:r>
+        <w:t xml:space="preserve"> в системата е възможно </w:t>
+      </w:r>
+      <w:r>
+        <w:t>както с потребителско име</w:t>
+      </w:r>
+      <w:r>
+        <w:rPr>
+          <w:lang w:val="en-US"/>
+        </w:rPr>
+        <w:t xml:space="preserve">, </w:t>
+      </w:r>
+      <w:r>
+        <w:t xml:space="preserve">така </w:t>
+      </w:r>
+      <w:r>
+        <w:t>и с имейл адрес</w:t>
+      </w:r>
+      <w:r>
+        <w:rPr>
+          <w:lang w:val="en-US"/>
+        </w:rPr>
+        <w:t xml:space="preserve">. </w:t>
+      </w:r>
+      <w:r>
+        <w:t xml:space="preserve">Всички имейл адреси са от вида </w:t>
+      </w:r>
+      <w:hyperlink r:id="rId5" w:history="1">
+        <w:r>
+          <w:rPr>
+            <w:rStyle w:val="Hyperlink"/>
+            <w:lang w:val="en-US"/>
+          </w:rPr>
+          <w:t>gosho@gmail.com</w:t>
+        </w:r>
+      </w:hyperlink>
+      <w:r>
+        <w:rPr>
+          <w:lang w:val="en-US"/>
+        </w:rPr>
+        <w:t xml:space="preserve">, </w:t>
+      </w:r>
+      <w:hyperlink r:id="rId6" w:history="1">
+        <w:r>
+          <w:rPr>
+            <w:rStyle w:val="Hyperlink"/>
+            <w:lang w:val="en-US"/>
+          </w:rPr>
+          <w:t>pesho@gmail.com</w:t>
+        </w:r>
+      </w:hyperlink>
+      <w:r>
+        <w:rPr>
+          <w:lang w:val="en-US"/>
+        </w:rPr>
+        <w:t xml:space="preserve"> </w:t>
+      </w:r>
+      <w:r>
+        <w:t>и т.н.</w:t>
+      </w:r>
+    </w:p>
+    <w:p>
+      <w:pPr>
+        <w:rPr>
+          <w:lang w:val="en-US"/>
+        </w:rPr>
+      </w:pPr>
+      <w:r>
+        <w:t>След изпълнение на скрипта са налични и 3 турнира</w:t>
+      </w:r>
+      <w:r>
+        <w:rPr>
+          <w:lang w:val="en-US"/>
+        </w:rPr>
+        <w:t xml:space="preserve">, </w:t>
+      </w:r>
+      <w:r>
+        <w:t xml:space="preserve">с всеки от възможните статуси </w:t>
+      </w:r>
+      <w:r>
+        <w:rPr>
+          <w:lang w:val="en-US"/>
+        </w:rPr>
+        <w:t xml:space="preserve">“upcoming”, “ongoing” </w:t>
+      </w:r>
+      <w:r>
+        <w:t xml:space="preserve">и </w:t>
+      </w:r>
+      <w:r>
+        <w:rPr>
+          <w:lang w:val="en-US"/>
+        </w:rPr>
+        <w:t>“finished”.</w:t>
+      </w:r>
+      <w:r>
+        <w:t xml:space="preserve"> Турнирите са</w:t>
+      </w:r>
+      <w:r>
+        <w:rPr>
+          <w:lang w:val="en-US"/>
+        </w:rPr>
+        <w:t>:</w:t>
+      </w:r>
+    </w:p>
+    <w:p>
+      <w:pPr>
+        <w:pStyle w:val="ListParagraph"/>
+        <w:numPr>
+          <w:ilvl w:val="0"/>
+          <w:numId w:val="12"/>
+        </w:numPr>
+        <w:rPr>
+          <w:lang w:val="en-US"/>
+        </w:rPr>
+      </w:pPr>
+      <w:r>
+        <w:t xml:space="preserve">Шах </w:t>
+      </w:r>
+      <w:r>
+        <w:rPr>
+          <w:lang w:val="en-US"/>
+        </w:rPr>
+        <w:t>(</w:t>
+      </w:r>
+      <w:r>
+        <w:t>индивидуален</w:t>
+      </w:r>
+      <w:r>
+        <w:rPr>
+          <w:lang w:val="en-US"/>
+        </w:rPr>
+        <w:t xml:space="preserve">, </w:t>
+      </w:r>
+      <w:r>
+        <w:t>за</w:t>
+      </w:r>
+      <w:r>
+        <w:t>вършен</w:t>
+      </w:r>
+      <w:r>
+        <w:rPr>
+          <w:lang w:val="en-US"/>
+        </w:rPr>
+        <w:t xml:space="preserve">) - </w:t>
+      </w:r>
+      <w:r>
+        <w:t xml:space="preserve">страницата му е достъпна през страницата </w:t>
+      </w:r>
+      <w:r>
+        <w:rPr>
+          <w:lang w:val="en-US"/>
+        </w:rPr>
+        <w:t xml:space="preserve">“Profile” </w:t>
+      </w:r>
+      <w:r>
+        <w:t xml:space="preserve">на потребителите </w:t>
+      </w:r>
+      <w:r>
+        <w:rPr>
+          <w:lang w:val="en-US"/>
+        </w:rPr>
+        <w:t>“</w:t>
+      </w:r>
+      <w:proofErr w:type="spellStart"/>
+      <w:r>
+        <w:rPr>
+          <w:lang w:val="en-US"/>
+        </w:rPr>
+        <w:t>gosho</w:t>
+      </w:r>
+      <w:proofErr w:type="spellEnd"/>
+      <w:r>
+        <w:rPr>
+          <w:lang w:val="en-US"/>
+        </w:rPr>
+        <w:t>”, “</w:t>
+      </w:r>
+      <w:proofErr w:type="spellStart"/>
+      <w:r>
+        <w:rPr>
+          <w:lang w:val="en-US"/>
+        </w:rPr>
+        <w:t>pesho</w:t>
+      </w:r>
+      <w:proofErr w:type="spellEnd"/>
+      <w:r>
+        <w:rPr>
+          <w:lang w:val="en-US"/>
+        </w:rPr>
+        <w:t>”, “</w:t>
+      </w:r>
+      <w:proofErr w:type="spellStart"/>
+      <w:r>
+        <w:rPr>
+          <w:lang w:val="en-US"/>
+        </w:rPr>
+        <w:t>tosho</w:t>
+      </w:r>
+      <w:proofErr w:type="spellEnd"/>
+      <w:r>
+        <w:rPr>
+          <w:lang w:val="en-US"/>
+        </w:rPr>
+        <w:t>”</w:t>
+      </w:r>
+      <w:r>
+        <w:t xml:space="preserve"> и </w:t>
+      </w:r>
+      <w:r>
+        <w:rPr>
+          <w:lang w:val="en-US"/>
+        </w:rPr>
+        <w:t>“</w:t>
+      </w:r>
+      <w:proofErr w:type="spellStart"/>
+      <w:r>
+        <w:rPr>
+          <w:lang w:val="en-US"/>
+        </w:rPr>
+        <w:t>kris</w:t>
+      </w:r>
+      <w:proofErr w:type="spellEnd"/>
+      <w:r>
+        <w:rPr>
+          <w:lang w:val="en-US"/>
+        </w:rPr>
+        <w:t>”</w:t>
+      </w:r>
+      <w:r>
+        <w:rPr>
+          <w:lang w:val="en-US"/>
+        </w:rPr>
+        <w:t>.</w:t>
+      </w:r>
+    </w:p>
+    <w:p>
+      <w:pPr>
+        <w:pStyle w:val="ListParagraph"/>
+        <w:numPr>
+          <w:ilvl w:val="0"/>
+          <w:numId w:val="12"/>
+        </w:numPr>
+        <w:rPr>
+          <w:lang w:val="en-US"/>
+        </w:rPr>
+      </w:pPr>
+      <w:r>
+        <w:t xml:space="preserve">Футбол </w:t>
+      </w:r>
+      <w:r>
+        <w:rPr>
+          <w:lang w:val="en-US"/>
+        </w:rPr>
+        <w:t>(</w:t>
+      </w:r>
+      <w:r>
+        <w:t>отборен</w:t>
+      </w:r>
+      <w:r>
+        <w:rPr>
+          <w:lang w:val="en-US"/>
+        </w:rPr>
+        <w:t xml:space="preserve">, </w:t>
+      </w:r>
+      <w:r>
+        <w:t>предстоящ</w:t>
+      </w:r>
+      <w:r>
+        <w:rPr>
+          <w:lang w:val="en-US"/>
+        </w:rPr>
+        <w:t xml:space="preserve">) - </w:t>
+      </w:r>
+      <w:r>
+        <w:t>достъпен от началната страница</w:t>
+      </w:r>
+      <w:r>
+        <w:rPr>
+          <w:lang w:val="en-US"/>
+        </w:rPr>
+        <w:t xml:space="preserve">; </w:t>
+      </w:r>
+      <w:r>
+        <w:t>може да се тества записване за турнира чрез тестовите акаунти</w:t>
+      </w:r>
+      <w:r>
+        <w:rPr>
+          <w:lang w:val="en-US"/>
+        </w:rPr>
+        <w:t>.</w:t>
+      </w:r>
+    </w:p>
+    <w:p>
+      <w:pPr>
+        <w:pStyle w:val="ListParagraph"/>
+        <w:numPr>
+          <w:ilvl w:val="0"/>
+          <w:numId w:val="12"/>
+        </w:numPr>
+        <w:rPr>
+          <w:lang w:val="en-US"/>
+        </w:rPr>
+      </w:pPr>
+      <w:r>
+        <w:rPr>
+          <w:lang w:val="en-US"/>
+        </w:rPr>
+        <w:t>CS 2</w:t>
+      </w:r>
+      <w:r>
+        <w:t xml:space="preserve"> турнир </w:t>
+      </w:r>
+      <w:r>
+        <w:rPr>
+          <w:lang w:val="en-US"/>
+        </w:rPr>
+        <w:t>(</w:t>
+      </w:r>
+      <w:r>
+        <w:t>индивид</w:t>
+      </w:r>
+      <w:r>
+        <w:t>у</w:t>
+      </w:r>
+      <w:r>
+        <w:t>ален</w:t>
+      </w:r>
+      <w:r>
+        <w:rPr>
+          <w:lang w:val="en-US"/>
+        </w:rPr>
+        <w:t xml:space="preserve">, </w:t>
+      </w:r>
+      <w:r>
+        <w:t>активен</w:t>
+      </w:r>
+      <w:r>
+        <w:rPr>
+          <w:lang w:val="en-US"/>
+        </w:rPr>
+        <w:t xml:space="preserve">) </w:t>
+      </w:r>
+      <w:r>
+        <w:t>– достъпен от началната страница</w:t>
+      </w:r>
+      <w:r>
+        <w:rPr>
+          <w:lang w:val="en-US"/>
+        </w:rPr>
+        <w:t>;</w:t>
+      </w:r>
+      <w:r>
+        <w:rPr>
+          <w:lang w:val="en-US"/>
+        </w:rPr>
+        <w:t xml:space="preserve"> </w:t>
+      </w:r>
+      <w:r>
+        <w:t xml:space="preserve">може да се тества въвеждането на резултати в него от тестовия акаунт с потребителско име </w:t>
+      </w:r>
+      <w:r>
+        <w:rPr>
+          <w:lang w:val="en-US"/>
+        </w:rPr>
+        <w:t>“</w:t>
+      </w:r>
+      <w:proofErr w:type="spellStart"/>
+      <w:r>
+        <w:rPr>
+          <w:lang w:val="en-US"/>
+        </w:rPr>
+        <w:t>tosho</w:t>
+      </w:r>
+      <w:proofErr w:type="spellEnd"/>
+      <w:r>
+        <w:rPr>
+          <w:lang w:val="en-US"/>
+        </w:rPr>
+        <w:t>”.</w:t>
+      </w:r>
+    </w:p>
+    <w:p>
+      <w:pPr>
+        <w:rPr>
+          <w:lang w:val="en-US"/>
+        </w:rPr>
+      </w:pPr>
+      <w:r>
+        <w:lastRenderedPageBreak/>
+        <w:t xml:space="preserve">В директорията </w:t>
+      </w:r>
+      <w:proofErr w:type="spellStart"/>
+      <w:r>
+        <w:rPr>
+          <w:lang w:val="en-US"/>
+        </w:rPr>
+        <w:t>example_data</w:t>
+      </w:r>
+      <w:proofErr w:type="spellEnd"/>
+      <w:r>
+        <w:rPr>
+          <w:lang w:val="en-US"/>
+        </w:rPr>
+        <w:t xml:space="preserve"> </w:t>
+      </w:r>
+      <w:r>
+        <w:t>се намират следните файлове с примерни данни за вмъкване на потребители при създаване на турнир</w:t>
+      </w:r>
+      <w:r>
+        <w:rPr>
+          <w:lang w:val="en-US"/>
+        </w:rPr>
+        <w:t>:</w:t>
+      </w:r>
+    </w:p>
+    <w:p>
+      <w:pPr>
+        <w:pStyle w:val="ListParagraph"/>
+        <w:numPr>
+          <w:ilvl w:val="0"/>
+          <w:numId w:val="13"/>
+        </w:numPr>
+        <w:rPr>
+          <w:lang w:val="en-US"/>
+        </w:rPr>
+      </w:pPr>
+      <w:r>
+        <w:rPr>
+          <w:lang w:val="en-US"/>
+        </w:rPr>
+        <w:t xml:space="preserve">individuals.csv – </w:t>
+      </w:r>
+      <w:r>
+        <w:t>за вмъкване на потребители в индивидуален турнир</w:t>
+      </w:r>
+      <w:r>
+        <w:rPr>
+          <w:lang w:val="en-US"/>
+        </w:rPr>
+        <w:t>;</w:t>
+      </w:r>
+    </w:p>
+    <w:p>
+      <w:pPr>
+        <w:pStyle w:val="ListParagraph"/>
+        <w:numPr>
+          <w:ilvl w:val="0"/>
+          <w:numId w:val="13"/>
+        </w:numPr>
+        <w:rPr>
+          <w:lang w:val="en-US"/>
+        </w:rPr>
+      </w:pPr>
+      <w:r>
+        <w:rPr>
+          <w:lang w:val="en-US"/>
+        </w:rPr>
+        <w:t xml:space="preserve">teams.csv - </w:t>
+      </w:r>
+      <w:r>
+        <w:t>за вмъкване на потребители в отборен турнир</w:t>
+      </w:r>
+      <w:r>
+        <w:rPr>
+          <w:lang w:val="en-US"/>
+        </w:rPr>
+        <w:t>.</w:t>
+      </w:r>
+    </w:p>
+    <w:p>
+      <w:pPr>
+        <w:rPr>
+          <w:lang w:val="en-US"/>
+        </w:rPr>
+      </w:pPr>
+    </w:p>
+    <w:p>
+      <w:pPr>
+        <w:pStyle w:val="Heading2"/>
         <w:rPr>
           <w:sz w:val="22"/>
           <w:szCs w:val="22"/>
         </w:rPr>
-        <w:t xml:space="preserve">Примерни данни </w:t>
-      </w:r>
+      </w:pPr>
       <w:r>
         <w:rPr>
           <w:sz w:val="22"/>
           <w:szCs w:val="22"/>
-          <w:highlight w:val="yellow"/>
-        </w:rPr>
-        <w:t>(за вход и тестване на системата, включително разположение на пътища до тестови скриптове, примерни файлове, примерни акаунти)</w:t>
+        </w:rPr>
+        <w:t xml:space="preserve">8. </w:t>
+      </w:r>
+      <w:r>
+        <w:rPr>
+          <w:sz w:val="22"/>
+          <w:szCs w:val="22"/>
+        </w:rPr>
+        <w:t xml:space="preserve">Описание на програмния код </w:t>
+      </w:r>
+      <w:r>
+        <w:rPr>
+          <w:sz w:val="22"/>
+          <w:szCs w:val="22"/>
+        </w:rPr>
+        <w:t xml:space="preserve"> (</w:t>
+      </w:r>
+      <w:r>
+        <w:rPr>
+          <w:sz w:val="22"/>
+          <w:szCs w:val="22"/>
+          <w:highlight w:val="yellow"/>
+        </w:rPr>
+        <w:t>кратко описание на отделните модули и файлове, структура и цел</w:t>
+      </w:r>
+      <w:r>
+        <w:rPr>
+          <w:sz w:val="22"/>
+          <w:szCs w:val="22"/>
+          <w:highlight w:val="yellow"/>
+          <w:lang w:val="en-US"/>
+        </w:rPr>
+        <w:t xml:space="preserve">, </w:t>
+      </w:r>
+      <w:r>
+        <w:rPr>
+          <w:sz w:val="22"/>
+          <w:szCs w:val="22"/>
+          <w:highlight w:val="yellow"/>
+        </w:rPr>
+        <w:t>и важни номерирани, озаглавени и коментирани в текста фрагменти от програмният  код и настройките в него</w:t>
+      </w:r>
+      <w:r>
+        <w:rPr>
+          <w:sz w:val="22"/>
+          <w:szCs w:val="22"/>
+        </w:rPr>
+        <w:t>)</w:t>
       </w:r>
     </w:p>
     <w:p>
@@ -2446,38 +3072,35 @@
           <w:sz w:val="22"/>
           <w:szCs w:val="22"/>
         </w:rPr>
-        <w:t xml:space="preserve">8. </w:t>
+        <w:t xml:space="preserve">9. </w:t>
       </w:r>
       <w:r>
         <w:rPr>
           <w:sz w:val="22"/>
           <w:szCs w:val="22"/>
         </w:rPr>
-        <w:t xml:space="preserve">Описание на програмния код </w:t>
+        <w:t>Приноси на студента</w:t>
       </w:r>
       <w:r>
         <w:rPr>
           <w:sz w:val="22"/>
           <w:szCs w:val="22"/>
         </w:rPr>
-        <w:t xml:space="preserve"> (</w:t>
+        <w:t>,</w:t>
       </w:r>
       <w:r>
         <w:rPr>
           <w:sz w:val="22"/>
           <w:szCs w:val="22"/>
-          <w:highlight w:val="yellow"/>
-        </w:rPr>
-        <w:t>кратко описание на отделните модули и файлове, структура и цел</w:t>
+        </w:rPr>
+        <w:t xml:space="preserve"> ограничения</w:t>
       </w:r>
       <w:r>
         <w:rPr>
           <w:sz w:val="22"/>
           <w:szCs w:val="22"/>
-          <w:highlight w:val="yellow"/>
-          <w:lang w:val="en-US"/>
-        </w:rPr>
-        <w:t xml:space="preserve">, </w:t>
+        </w:rPr>
+        <w:t xml:space="preserve"> и възможности за бъдещо разширение </w:t>
       </w:r>
       <w:r>
         <w:rPr>
@@ -2485,13 +3108,136 @@
           <w:szCs w:val="22"/>
           <w:highlight w:val="yellow"/>
         </w:rPr>
-        <w:t>и важни номерирани, озаглавени и коментирани в текста фрагменти от програмният  код и настройките в него</w:t>
-      </w:r>
-      <w:r>
+        <w:t>(разделя се приложението на 3 отделни приложения, и се показва кой студент, кое приложение – сравнително самостоятелно, е разработил)</w:t>
+      </w:r>
+    </w:p>
+    <w:p>
+      <w:pPr>
+        <w:rPr>
+          <w:sz w:val="18"/>
+          <w:szCs w:val="18"/>
+        </w:rPr>
+      </w:pPr>
+      <w:r>
+        <w:rPr>
+          <w:sz w:val="18"/>
+          <w:szCs w:val="18"/>
+          <w:highlight w:val="yellow"/>
+        </w:rPr>
+        <w:t>...</w:t>
+      </w:r>
+    </w:p>
+    <w:p>
+      <w:pPr>
+        <w:pStyle w:val="Heading2"/>
         <w:rPr>
           <w:sz w:val="22"/>
           <w:szCs w:val="22"/>
         </w:rPr>
+      </w:pPr>
+      <w:r>
+        <w:rPr>
+          <w:sz w:val="22"/>
+          <w:szCs w:val="22"/>
+        </w:rPr>
+        <w:t xml:space="preserve">10. </w:t>
+      </w:r>
+      <w:r>
+        <w:rPr>
+          <w:sz w:val="22"/>
+          <w:szCs w:val="22"/>
+        </w:rPr>
+        <w:t xml:space="preserve">Използване на </w:t>
+      </w:r>
+      <w:r>
+        <w:rPr>
+          <w:sz w:val="22"/>
+          <w:szCs w:val="22"/>
+          <w:lang w:val="en-US"/>
+        </w:rPr>
+        <w:t xml:space="preserve">AI – </w:t>
+      </w:r>
+      <w:r>
+        <w:rPr>
+          <w:sz w:val="22"/>
+          <w:szCs w:val="22"/>
+        </w:rPr>
+        <w:t>как и защо</w:t>
+      </w:r>
+    </w:p>
+    <w:p>
+      <w:pPr>
+        <w:rPr>
+          <w:i/>
+          <w:iCs/>
+        </w:rPr>
+      </w:pPr>
+      <w:r>
+        <w:rPr>
+          <w:i/>
+          <w:iCs/>
+        </w:rPr>
+        <w:t>Тук може да се изброят по-важните промптове или изводи, а в отделно приложение да сложите всичко, за което сте използвали.</w:t>
+      </w:r>
+    </w:p>
+    <w:p>
+      <w:pPr>
+        <w:pStyle w:val="Heading2"/>
+        <w:rPr>
+          <w:sz w:val="22"/>
+          <w:szCs w:val="22"/>
+          <w:lang w:val="en-US"/>
+        </w:rPr>
+      </w:pPr>
+      <w:r>
+        <w:rPr>
+          <w:sz w:val="22"/>
+          <w:szCs w:val="22"/>
+        </w:rPr>
+        <w:t>1</w:t>
+      </w:r>
+      <w:r>
+        <w:rPr>
+          <w:sz w:val="22"/>
+          <w:szCs w:val="22"/>
+        </w:rPr>
+        <w:t>1</w:t>
+      </w:r>
+      <w:r>
+        <w:rPr>
+          <w:sz w:val="22"/>
+          <w:szCs w:val="22"/>
+        </w:rPr>
+        <w:t>. Какво научих</w:t>
+      </w:r>
+      <w:r>
+        <w:rPr>
+          <w:sz w:val="22"/>
+          <w:szCs w:val="22"/>
+        </w:rPr>
+        <w:t xml:space="preserve"> (най-важните неща, които сте научили по време на курса и при разработването на проекта</w:t>
+      </w:r>
+      <w:r>
+        <w:rPr>
+          <w:sz w:val="22"/>
+          <w:szCs w:val="22"/>
+          <w:lang w:val="en-US"/>
+        </w:rPr>
+        <w:t>-</w:t>
+      </w:r>
+      <w:r>
+        <w:rPr>
+          <w:sz w:val="22"/>
+          <w:szCs w:val="22"/>
+        </w:rPr>
+        <w:t>за всеки студент</w:t>
+      </w:r>
+      <w:r>
+        <w:rPr>
+          <w:sz w:val="22"/>
+          <w:szCs w:val="22"/>
+          <w:lang w:val="en-US"/>
+        </w:rPr>
         <w:t>)</w:t>
       </w:r>
     </w:p>
@@ -2524,97 +3270,36 @@
           <w:sz w:val="22"/>
           <w:szCs w:val="22"/>
         </w:rPr>
-        <w:t xml:space="preserve">9. </w:t>
+        <w:t>1</w:t>
       </w:r>
       <w:r>
         <w:rPr>
           <w:sz w:val="22"/>
           <w:szCs w:val="22"/>
         </w:rPr>
-        <w:t>Приноси на студента</w:t>
+        <w:t>2</w:t>
       </w:r>
       <w:r>
         <w:rPr>
           <w:sz w:val="22"/>
           <w:szCs w:val="22"/>
         </w:rPr>
-        <w:t>,</w:t>
+        <w:t xml:space="preserve">. </w:t>
       </w:r>
       <w:r>
         <w:rPr>
           <w:sz w:val="22"/>
           <w:szCs w:val="22"/>
-        </w:rPr>
-        <w:t xml:space="preserve"> ограничения</w:t>
+          <w:lang w:val="en-US"/>
+        </w:rPr>
+        <w:t xml:space="preserve">Dev(sec)Ops – </w:t>
       </w:r>
       <w:r>
         <w:rPr>
           <w:sz w:val="22"/>
           <w:szCs w:val="22"/>
         </w:rPr>
-        <w:t xml:space="preserve"> и възможности за бъдещо разширение </w:t>
-      </w:r>
-      <w:r>
-        <w:rPr>
-          <w:sz w:val="22"/>
-          <w:szCs w:val="22"/>
-          <w:highlight w:val="yellow"/>
-        </w:rPr>
-        <w:t>(разделя се приложението на 3 отделни приложения, и се показва кой студент, кое приложение – сравнително самостоятелно, е разработил)</w:t>
-      </w:r>
-    </w:p>
-    <w:p>
-      <w:pPr>
-        <w:rPr>
-          <w:sz w:val="18"/>
-          <w:szCs w:val="18"/>
-        </w:rPr>
-      </w:pPr>
-      <w:r>
-        <w:rPr>
-          <w:sz w:val="18"/>
-          <w:szCs w:val="18"/>
-          <w:highlight w:val="yellow"/>
-        </w:rPr>
-        <w:t>...</w:t>
-      </w:r>
-    </w:p>
-    <w:p>
-      <w:pPr>
-        <w:pStyle w:val="Heading2"/>
-        <w:rPr>
-          <w:sz w:val="22"/>
-          <w:szCs w:val="22"/>
-        </w:rPr>
-      </w:pPr>
-      <w:r>
-        <w:rPr>
-          <w:sz w:val="22"/>
-          <w:szCs w:val="22"/>
-        </w:rPr>
-        <w:t xml:space="preserve">10. </w:t>
-      </w:r>
-      <w:r>
-        <w:rPr>
-          <w:sz w:val="22"/>
-          <w:szCs w:val="22"/>
-        </w:rPr>
-        <w:t xml:space="preserve">Използване на </w:t>
-      </w:r>
-      <w:r>
-        <w:rPr>
-          <w:sz w:val="22"/>
-          <w:szCs w:val="22"/>
-          <w:lang w:val="en-US"/>
-        </w:rPr>
-        <w:t xml:space="preserve">AI – </w:t>
-      </w:r>
-      <w:r>
-        <w:rPr>
-          <w:sz w:val="22"/>
-          <w:szCs w:val="22"/>
-        </w:rPr>
-        <w:t>как и защо</w:t>
+        <w:t>подкарване на проекта - особенности</w:t>
       </w:r>
     </w:p>
     <w:p>
@@ -2629,171 +3314,50 @@
           <w:i/>
           <w:iCs/>
         </w:rPr>
-        <w:t>Тук може да се изброят по-важните промптове или изводи, а в отделно приложение да сложите всичко, за което сте използвали.</w:t>
-      </w:r>
-    </w:p>
-    <w:p>
-      <w:pPr>
-        <w:pStyle w:val="Heading2"/>
-        <w:rPr>
-          <w:sz w:val="22"/>
-          <w:szCs w:val="22"/>
-          <w:lang w:val="en-US"/>
-        </w:rPr>
-      </w:pPr>
-      <w:r>
-        <w:rPr>
-          <w:sz w:val="22"/>
-          <w:szCs w:val="22"/>
-        </w:rPr>
-        <w:t>1</w:t>
-      </w:r>
-      <w:r>
-        <w:rPr>
-          <w:sz w:val="22"/>
-          <w:szCs w:val="22"/>
-        </w:rPr>
-        <w:t>1</w:t>
-      </w:r>
-      <w:r>
-        <w:rPr>
-          <w:sz w:val="22"/>
-          <w:szCs w:val="22"/>
-        </w:rPr>
-        <w:t>. Какво научих</w:t>
-      </w:r>
-      <w:r>
-        <w:rPr>
-          <w:sz w:val="22"/>
-          <w:szCs w:val="22"/>
-        </w:rPr>
-        <w:t xml:space="preserve"> (най-важните неща, които сте научили по време на курса и при разработването на проекта</w:t>
-      </w:r>
-      <w:r>
-        <w:rPr>
-          <w:sz w:val="22"/>
-          <w:szCs w:val="22"/>
-          <w:lang w:val="en-US"/>
-        </w:rPr>
-        <w:t>-</w:t>
-      </w:r>
-      <w:r>
-        <w:rPr>
-          <w:sz w:val="22"/>
-          <w:szCs w:val="22"/>
-        </w:rPr>
-        <w:t>за всеки студент</w:t>
-      </w:r>
-      <w:r>
-        <w:rPr>
-          <w:sz w:val="22"/>
-          <w:szCs w:val="22"/>
-          <w:lang w:val="en-US"/>
-        </w:rPr>
-        <w:t>)</w:t>
-      </w:r>
-    </w:p>
-    <w:p>
-      <w:pPr>
-        <w:rPr>
-          <w:sz w:val="18"/>
-          <w:szCs w:val="18"/>
-        </w:rPr>
-      </w:pPr>
-      <w:r>
-        <w:rPr>
-          <w:sz w:val="18"/>
-          <w:szCs w:val="18"/>
-          <w:highlight w:val="yellow"/>
-        </w:rPr>
-        <w:t>...</w:t>
-      </w:r>
-    </w:p>
-    <w:p>
-      <w:pPr>
-        <w:pStyle w:val="Heading2"/>
-        <w:rPr>
-          <w:sz w:val="22"/>
-          <w:szCs w:val="22"/>
-        </w:rPr>
-      </w:pPr>
-      <w:r>
-        <w:rPr>
-          <w:sz w:val="22"/>
-          <w:szCs w:val="22"/>
-        </w:rPr>
-        <w:lastRenderedPageBreak/>
-        <w:t>1</w:t>
-      </w:r>
-      <w:r>
-        <w:rPr>
-          <w:sz w:val="22"/>
-          <w:szCs w:val="22"/>
-        </w:rPr>
-        <w:t>2</w:t>
-      </w:r>
-      <w:r>
-        <w:rPr>
-          <w:sz w:val="22"/>
-          <w:szCs w:val="22"/>
-        </w:rPr>
-        <w:t xml:space="preserve">. </w:t>
-      </w:r>
-      <w:r>
-        <w:rPr>
-          <w:sz w:val="22"/>
-          <w:szCs w:val="22"/>
-          <w:lang w:val="en-US"/>
-        </w:rPr>
-        <w:t xml:space="preserve">Dev(sec)Ops – </w:t>
-      </w:r>
-      <w:r>
-        <w:rPr>
-          <w:sz w:val="22"/>
-          <w:szCs w:val="22"/>
-        </w:rPr>
-        <w:t>подкарване на проекта - особенности</w:t>
-      </w:r>
-    </w:p>
-    <w:p>
-      <w:pPr>
+        <w:t xml:space="preserve">12.1 – Линк към проекта в </w:t>
+      </w:r>
+      <w:proofErr w:type="spellStart"/>
+      <w:r>
         <w:rPr>
           <w:i/>
           <w:iCs/>
         </w:rPr>
-      </w:pPr>
+        <w:t>гитлаб</w:t>
+      </w:r>
+      <w:proofErr w:type="spellEnd"/>
       <w:r>
         <w:rPr>
           <w:i/>
           <w:iCs/>
         </w:rPr>
-        <w:t>12.1 – Линк към проекта в гитлаб на фми (</w:t>
-      </w:r>
-      <w:r>
-        <w:fldChar w:fldCharType="begin"/>
-      </w:r>
-      <w:r>
-        <w:instrText xml:space="preserve"> HYPERLINK "https://gitlab.hss.fmi.uni-sofia.bg/" </w:instrText>
-      </w:r>
-      <w:r>
-        <w:fldChar w:fldCharType="separate"/>
-      </w:r>
-      <w:r>
-        <w:rPr>
-          <w:rStyle w:val="Hyperlink"/>
+        <w:t xml:space="preserve"> на </w:t>
+      </w:r>
+      <w:proofErr w:type="spellStart"/>
+      <w:r>
+        <w:rPr>
           <w:i/>
           <w:iCs/>
         </w:rPr>
-        <w:t>https://gitlab.hss.fmi.uni-sofia.bg/</w:t>
-      </w:r>
-      <w:r>
-        <w:rPr>
-          <w:rStyle w:val="Hyperlink"/>
+        <w:t>фми</w:t>
+      </w:r>
+      <w:proofErr w:type="spellEnd"/>
+      <w:r>
+        <w:rPr>
           <w:i/>
           <w:iCs/>
         </w:rPr>
-        <w:fldChar w:fldCharType="end"/>
-      </w:r>
+        <w:t xml:space="preserve"> (</w:t>
+      </w:r>
+      <w:hyperlink r:id="rId7" w:history="1">
+        <w:r>
+          <w:rPr>
+            <w:rStyle w:val="Hyperlink"/>
+            <w:i/>
+            <w:iCs/>
+          </w:rPr>
+          <w:t>https://gitlab.hss.fmi.uni-sofia.bg/</w:t>
+        </w:r>
+      </w:hyperlink>
       <w:r>
         <w:rPr>
           <w:i/>
@@ -2816,7 +3380,7 @@
         </w:rPr>
         <w:t xml:space="preserve">12.2. Линк към разгърнатият проект във ФМИ – нещо от вида </w:t>
       </w:r>
-      <w:hyperlink r:id="rId6" w:history="1">
+      <w:hyperlink r:id="rId8" w:history="1">
         <w:r>
           <w:rPr>
             <w:rStyle w:val="Hyperlink"/>
@@ -3486,14 +4050,7 @@
         <w:rPr>
           <w:lang w:bidi="he-IL"/>
         </w:rPr>
-        <w:t xml:space="preserve">2.2. За документация на проекта ползвайте шаблона (ще гледам да го кача скоро); Задължително потребителска документация (а.к.а. userguide) - няколко скрийншота с кратко разяснение; условие на проекта (т.е. какво сте разтълкували сме се разбрали да правите - то може и да се различава от описанието дадено в гугъл докс-а към момента); както и инструкции за инсталиране; за защитата - ще дам няколко дати през сесията/преди сесията + официалните дати, за който не успее да мине преди това; за защитата - кода, документацията/необходими </w:t>
-      </w:r>
-      <w:r>
-        <w:rPr>
-          <w:lang w:bidi="he-IL"/>
-        </w:rPr>
-        <w:lastRenderedPageBreak/>
-        <w:t>библиотеки/среди, инсталации - за инсталирането се предават на DVD (ако има още такова нещо като CD-може и на CD). Може по изключение да сложа И форма за качване само на документацията и програмен код и в мудъл, НО идеята е, че ако няма интернет (да речем е паднал мудъла, спрял е тока и т.н. - само по съдържанието на диска, който сте предали да може да се инсталира</w:t>
+        <w:t>2.2. За документация на проекта ползвайте шаблона (ще гледам да го кача скоро); Задължително потребителска документация (а.к.а. userguide) - няколко скрийншота с кратко разяснение; условие на проекта (т.е. какво сте разтълкували сме се разбрали да правите - то може и да се различава от описанието дадено в гугъл докс-а към момента); както и инструкции за инсталиране; за защитата - ще дам няколко дати през сесията/преди сесията + официалните дати, за който не успее да мине преди това; за защитата - кода, документацията/необходими библиотеки/среди, инсталации - за инсталирането се предават на DVD (ако има още такова нещо като CD-може и на CD). Може по изключение да сложа И форма за качване само на документацията и програмен код и в мудъл, НО идеята е, че ако няма интернет (да речем е паднал мудъла, спрял е тока и т.н. - само по съдържанието на диска, който сте предали да може да се инсталира</w:t>
       </w:r>
       <w:r>
         <w:rPr>
@@ -3652,6 +4209,7 @@
         <w:rPr>
           <w:lang w:bidi="he-IL"/>
         </w:rPr>
+        <w:lastRenderedPageBreak/>
         <w:t>Финален проект</w:t>
       </w:r>
       <w:r>
@@ -3929,14 +4487,7 @@
         <w:rPr>
           <w:lang w:bidi="he-IL"/>
         </w:rPr>
-        <w:t xml:space="preserve">, примерни данни за тестване - администраторски акаунти, ръководство на </w:t>
-      </w:r>
-      <w:r>
-        <w:rPr>
-          <w:lang w:bidi="he-IL"/>
-        </w:rPr>
-        <w:lastRenderedPageBreak/>
-        <w:t xml:space="preserve">потребителя за различните роли </w:t>
+        <w:t xml:space="preserve">, примерни данни за тестване - администраторски акаунти, ръководство на потребителя за различните роли </w:t>
       </w:r>
       <w:r>
         <w:rPr>
@@ -4379,7 +4930,6 @@
           <w:highlight w:val="yellow"/>
         </w:rPr>
         <w:tab/>
-        <w:t>DocumentRoot   "C:/</w:t>
       </w:r>
       <w:proofErr w:type="spellStart"/>
       <w:r>
@@ -4389,6 +4939,28 @@
           <w:sz w:val="20"/>
           <w:szCs w:val="20"/>
           <w:highlight w:val="yellow"/>
+        </w:rPr>
+        <w:t>DocumentRoot</w:t>
+      </w:r>
+      <w:proofErr w:type="spellEnd"/>
+      <w:r>
+        <w:rPr>
+          <w:rFonts w:ascii="Courier New" w:hAnsi="Courier New" w:cs="Courier New"/>
+          <w:color w:val="808080"/>
+          <w:sz w:val="20"/>
+          <w:szCs w:val="20"/>
+          <w:highlight w:val="yellow"/>
+        </w:rPr>
+        <w:t xml:space="preserve">   "C:/</w:t>
+      </w:r>
+      <w:proofErr w:type="spellStart"/>
+      <w:r>
+        <w:rPr>
+          <w:rFonts w:ascii="Courier New" w:hAnsi="Courier New" w:cs="Courier New"/>
+          <w:color w:val="808080"/>
+          <w:sz w:val="20"/>
+          <w:szCs w:val="20"/>
+          <w:highlight w:val="yellow"/>
           <w:lang w:val="en-US"/>
         </w:rPr>
         <w:t>xampp</w:t>
@@ -4402,7 +4974,29 @@
           <w:szCs w:val="20"/>
           <w:highlight w:val="yellow"/>
         </w:rPr>
-        <w:t>/htdocs/w11ref.w3c.fmi.uni-sofia.bg/_PUB"</w:t>
+        <w:t>/</w:t>
+      </w:r>
+      <w:proofErr w:type="spellStart"/>
+      <w:r>
+        <w:rPr>
+          <w:rFonts w:ascii="Courier New" w:hAnsi="Courier New" w:cs="Courier New"/>
+          <w:color w:val="808080"/>
+          <w:sz w:val="20"/>
+          <w:szCs w:val="20"/>
+          <w:highlight w:val="yellow"/>
+        </w:rPr>
+        <w:t>htdocs</w:t>
+      </w:r>
+      <w:proofErr w:type="spellEnd"/>
+      <w:r>
+        <w:rPr>
+          <w:rFonts w:ascii="Courier New" w:hAnsi="Courier New" w:cs="Courier New"/>
+          <w:color w:val="808080"/>
+          <w:sz w:val="20"/>
+          <w:szCs w:val="20"/>
+          <w:highlight w:val="yellow"/>
+        </w:rPr>
+        <w:t>/w11ref.w3c.fmi.uni-sofia.bg/_PUB"</w:t>
       </w:r>
     </w:p>
     <w:p>
@@ -4617,6 +5211,7 @@
           <w:szCs w:val="20"/>
           <w:highlight w:val="yellow"/>
         </w:rPr>
+        <w:lastRenderedPageBreak/>
         <w:tab/>
       </w:r>
       <w:r>
@@ -6464,7 +7059,6 @@
           <w:szCs w:val="20"/>
           <w:highlight w:val="yellow"/>
         </w:rPr>
-        <w:lastRenderedPageBreak/>
         <w:tab/>
       </w:r>
       <w:r>
@@ -6485,7 +7079,29 @@
           <w:szCs w:val="20"/>
           <w:highlight w:val="yellow"/>
         </w:rPr>
-        <w:t>'vhosts_DocumentRoot'</w:t>
+        <w:t>'</w:t>
+      </w:r>
+      <w:proofErr w:type="spellStart"/>
+      <w:r>
+        <w:rPr>
+          <w:rFonts w:ascii="Courier New" w:hAnsi="Courier New" w:cs="Courier New"/>
+          <w:color w:val="808080"/>
+          <w:sz w:val="20"/>
+          <w:szCs w:val="20"/>
+          <w:highlight w:val="yellow"/>
+        </w:rPr>
+        <w:t>vhosts_DocumentRoot</w:t>
+      </w:r>
+      <w:proofErr w:type="spellEnd"/>
+      <w:r>
+        <w:rPr>
+          <w:rFonts w:ascii="Courier New" w:hAnsi="Courier New" w:cs="Courier New"/>
+          <w:color w:val="808080"/>
+          <w:sz w:val="20"/>
+          <w:szCs w:val="20"/>
+          <w:highlight w:val="yellow"/>
+        </w:rPr>
+        <w:t>'</w:t>
       </w:r>
       <w:r>
         <w:rPr>
@@ -6548,7 +7164,29 @@
           <w:szCs w:val="20"/>
           <w:highlight w:val="yellow"/>
         </w:rPr>
-        <w:t>/htdocs/w11ref.w3c.fmi.uni-sofia.bg/_PUB'</w:t>
+        <w:t>/</w:t>
+      </w:r>
+      <w:proofErr w:type="spellStart"/>
+      <w:r>
+        <w:rPr>
+          <w:rFonts w:ascii="Courier New" w:hAnsi="Courier New" w:cs="Courier New"/>
+          <w:color w:val="808080"/>
+          <w:sz w:val="20"/>
+          <w:szCs w:val="20"/>
+          <w:highlight w:val="yellow"/>
+        </w:rPr>
+        <w:t>htdocs</w:t>
+      </w:r>
+      <w:proofErr w:type="spellEnd"/>
+      <w:r>
+        <w:rPr>
+          <w:rFonts w:ascii="Courier New" w:hAnsi="Courier New" w:cs="Courier New"/>
+          <w:color w:val="808080"/>
+          <w:sz w:val="20"/>
+          <w:szCs w:val="20"/>
+          <w:highlight w:val="yellow"/>
+        </w:rPr>
+        <w:t>/w11ref.w3c.fmi.uni-sofia.bg/_PUB'</w:t>
       </w:r>
       <w:r>
         <w:rPr>
@@ -7158,6 +7796,7 @@
           <w:color w:val="00B050"/>
           <w:lang w:bidi="he-IL"/>
         </w:rPr>
+        <w:lastRenderedPageBreak/>
         <w:t>//or config.ini -&gt; със същите настройки;</w:t>
       </w:r>
     </w:p>
@@ -7324,7 +7963,7 @@
       <w:r>
         <w:t>“</w:t>
       </w:r>
-      <w:hyperlink r:id="rId7" w:history="1">
+      <w:hyperlink r:id="rId9" w:history="1">
         <w:r>
           <w:rPr>
             <w:lang w:bidi="he-IL"/>
@@ -7533,7 +8172,6 @@
           <w:iCs/>
           <w:lang w:bidi="he-IL"/>
         </w:rPr>
-        <w:lastRenderedPageBreak/>
         <w:t>?&gt;</w:t>
       </w:r>
     </w:p>
@@ -7671,8 +8309,8 @@
 </file>
 
 <file path=word/numbering.xml><?xml version="1.0" encoding="utf-8"?>
-<w:numbering xmlns:wpc="http://schemas.microsoft.com/office/word/2010/wordprocessingCanvas" xmlns:mc="http://schemas.openxmlformats.org/markup-compatibility/2006" xmlns:o="urn:schemas-microsoft-com:office:office" xmlns:r="http://schemas.openxmlformats.org/officeDocument/2006/relationships" xmlns:m="http://schemas.openxmlformats.org/officeDocument/2006/math" xmlns:v="urn:schemas-microsoft-com:vml" xmlns:wp14="http://schemas.microsoft.com/office/word/2010/wordprocessingDrawing" xmlns:wp="http://schemas.openxmlformats.org/drawingml/2006/wordprocessingDrawing" xmlns:w10="urn:schemas-microsoft-com:office:word" xmlns:w="http://schemas.openxmlformats.org/wordprocessingml/2006/main" xmlns:w14="http://schemas.microsoft.com/office/word/2010/wordml" xmlns:wpg="http://schemas.microsoft.com/office/word/2010/wordprocessingGroup" xmlns:wpi="http://schemas.microsoft.com/office/word/2010/wordprocessingInk" xmlns:wne="http://schemas.microsoft.com/office/word/2006/wordml" xmlns:wps="http://schemas.microsoft.com/office/word/2010/wordprocessingShape" mc:Ignorable="w14 wp14">
-  <w:abstractNum w:abstractNumId="0">
+<w:numbering xmlns:wpc="http://schemas.microsoft.com/office/word/2010/wordprocessingCanvas" xmlns:cx="http://schemas.microsoft.com/office/drawing/2014/chartex" xmlns:mc="http://schemas.openxmlformats.org/markup-compatibility/2006" xmlns:o="urn:schemas-microsoft-com:office:office" xmlns:r="http://schemas.openxmlformats.org/officeDocument/2006/relationships" xmlns:m="http://schemas.openxmlformats.org/officeDocument/2006/math" xmlns:v="urn:schemas-microsoft-com:vml" xmlns:wp14="http://schemas.microsoft.com/office/word/2010/wordprocessingDrawing" xmlns:wp="http://schemas.openxmlformats.org/drawingml/2006/wordprocessingDrawing" xmlns:w10="urn:schemas-microsoft-com:office:word" xmlns:w="http://schemas.openxmlformats.org/wordprocessingml/2006/main" xmlns:w14="http://schemas.microsoft.com/office/word/2010/wordml" xmlns:w15="http://schemas.microsoft.com/office/word/2012/wordml" xmlns:w16se="http://schemas.microsoft.com/office/word/2015/wordml/symex" xmlns:wpg="http://schemas.microsoft.com/office/word/2010/wordprocessingGroup" xmlns:wpi="http://schemas.microsoft.com/office/word/2010/wordprocessingInk" xmlns:wne="http://schemas.microsoft.com/office/word/2006/wordml" xmlns:wps="http://schemas.microsoft.com/office/word/2010/wordprocessingShape" mc:Ignorable="w14 w15 w16se wp14">
+  <w:abstractNum w:abstractNumId="0" w15:restartNumberingAfterBreak="0">
     <w:nsid w:val="04B12A69"/>
     <w:multiLevelType w:val="hybridMultilevel"/>
     <w:tmpl w:val="656415A4"/>
@@ -7761,7 +8399,7 @@
       </w:pPr>
     </w:lvl>
   </w:abstractNum>
-  <w:abstractNum w:abstractNumId="1">
+  <w:abstractNum w:abstractNumId="1" w15:restartNumberingAfterBreak="0">
     <w:nsid w:val="0F9F74F6"/>
     <w:multiLevelType w:val="hybridMultilevel"/>
     <w:tmpl w:val="83B2BAF4"/>
@@ -7874,7 +8512,7 @@
       </w:rPr>
     </w:lvl>
   </w:abstractNum>
-  <w:abstractNum w:abstractNumId="2">
+  <w:abstractNum w:abstractNumId="2" w15:restartNumberingAfterBreak="0">
     <w:nsid w:val="11D4196B"/>
     <w:multiLevelType w:val="hybridMultilevel"/>
     <w:tmpl w:val="B366BD8C"/>
@@ -7960,7 +8598,7 @@
       </w:pPr>
     </w:lvl>
   </w:abstractNum>
-  <w:abstractNum w:abstractNumId="3">
+  <w:abstractNum w:abstractNumId="3" w15:restartNumberingAfterBreak="0">
     <w:nsid w:val="27732A9B"/>
     <w:multiLevelType w:val="multilevel"/>
     <w:tmpl w:val="0409001F"/>
@@ -8046,7 +8684,7 @@
       </w:pPr>
     </w:lvl>
   </w:abstractNum>
-  <w:abstractNum w:abstractNumId="4">
+  <w:abstractNum w:abstractNumId="4" w15:restartNumberingAfterBreak="0">
     <w:nsid w:val="2CF56644"/>
     <w:multiLevelType w:val="hybridMultilevel"/>
     <w:tmpl w:val="43EAE156"/>
@@ -8160,7 +8798,7 @@
       </w:rPr>
     </w:lvl>
   </w:abstractNum>
-  <w:abstractNum w:abstractNumId="5">
+  <w:abstractNum w:abstractNumId="5" w15:restartNumberingAfterBreak="0">
     <w:nsid w:val="2EC155CA"/>
     <w:multiLevelType w:val="hybridMultilevel"/>
     <w:tmpl w:val="D062D96E"/>
@@ -8250,7 +8888,7 @@
       </w:pPr>
     </w:lvl>
   </w:abstractNum>
-  <w:abstractNum w:abstractNumId="6">
+  <w:abstractNum w:abstractNumId="6" w15:restartNumberingAfterBreak="0">
     <w:nsid w:val="39B934AE"/>
     <w:multiLevelType w:val="hybridMultilevel"/>
     <w:tmpl w:val="C8306BBE"/>
@@ -8340,7 +8978,233 @@
       </w:pPr>
     </w:lvl>
   </w:abstractNum>
-  <w:abstractNum w:abstractNumId="7">
+  <w:abstractNum w:abstractNumId="7" w15:restartNumberingAfterBreak="0">
+    <w:nsid w:val="415819F6"/>
+    <w:multiLevelType w:val="hybridMultilevel"/>
+    <w:tmpl w:val="725E2314"/>
+    <w:lvl w:ilvl="0" w:tplc="04020001">
+      <w:start w:val="1"/>
+      <w:numFmt w:val="bullet"/>
+      <w:lvlText w:val=""/>
+      <w:lvlJc w:val="left"/>
+      <w:pPr>
+        <w:ind w:left="720" w:hanging="360"/>
+      </w:pPr>
+      <w:rPr>
+        <w:rFonts w:ascii="Symbol" w:hAnsi="Symbol" w:hint="default"/>
+      </w:rPr>
+    </w:lvl>
+    <w:lvl w:ilvl="1" w:tplc="04020003" w:tentative="1">
+      <w:start w:val="1"/>
+      <w:numFmt w:val="bullet"/>
+      <w:lvlText w:val="o"/>
+      <w:lvlJc w:val="left"/>
+      <w:pPr>
+        <w:ind w:left="1440" w:hanging="360"/>
+      </w:pPr>
+      <w:rPr>
+        <w:rFonts w:ascii="Courier New" w:hAnsi="Courier New" w:cs="Courier New" w:hint="default"/>
+      </w:rPr>
+    </w:lvl>
+    <w:lvl w:ilvl="2" w:tplc="04020005" w:tentative="1">
+      <w:start w:val="1"/>
+      <w:numFmt w:val="bullet"/>
+      <w:lvlText w:val=""/>
+      <w:lvlJc w:val="left"/>
+      <w:pPr>
+        <w:ind w:left="2160" w:hanging="360"/>
+      </w:pPr>
+      <w:rPr>
+        <w:rFonts w:ascii="Wingdings" w:hAnsi="Wingdings" w:hint="default"/>
+      </w:rPr>
+    </w:lvl>
+    <w:lvl w:ilvl="3" w:tplc="04020001" w:tentative="1">
+      <w:start w:val="1"/>
+      <w:numFmt w:val="bullet"/>
+      <w:lvlText w:val=""/>
+      <w:lvlJc w:val="left"/>
+      <w:pPr>
+        <w:ind w:left="2880" w:hanging="360"/>
+      </w:pPr>
+      <w:rPr>
+        <w:rFonts w:ascii="Symbol" w:hAnsi="Symbol" w:hint="default"/>
+      </w:rPr>
+    </w:lvl>
+    <w:lvl w:ilvl="4" w:tplc="04020003" w:tentative="1">
+      <w:start w:val="1"/>
+      <w:numFmt w:val="bullet"/>
+      <w:lvlText w:val="o"/>
+      <w:lvlJc w:val="left"/>
+      <w:pPr>
+        <w:ind w:left="3600" w:hanging="360"/>
+      </w:pPr>
+      <w:rPr>
+        <w:rFonts w:ascii="Courier New" w:hAnsi="Courier New" w:cs="Courier New" w:hint="default"/>
+      </w:rPr>
+    </w:lvl>
+    <w:lvl w:ilvl="5" w:tplc="04020005" w:tentative="1">
+      <w:start w:val="1"/>
+      <w:numFmt w:val="bullet"/>
+      <w:lvlText w:val=""/>
+      <w:lvlJc w:val="left"/>
+      <w:pPr>
+        <w:ind w:left="4320" w:hanging="360"/>
+      </w:pPr>
+      <w:rPr>
+        <w:rFonts w:ascii="Wingdings" w:hAnsi="Wingdings" w:hint="default"/>
+      </w:rPr>
+    </w:lvl>
+    <w:lvl w:ilvl="6" w:tplc="04020001" w:tentative="1">
+      <w:start w:val="1"/>
+      <w:numFmt w:val="bullet"/>
+      <w:lvlText w:val=""/>
+      <w:lvlJc w:val="left"/>
+      <w:pPr>
+        <w:ind w:left="5040" w:hanging="360"/>
+      </w:pPr>
+      <w:rPr>
+        <w:rFonts w:ascii="Symbol" w:hAnsi="Symbol" w:hint="default"/>
+      </w:rPr>
+    </w:lvl>
+    <w:lvl w:ilvl="7" w:tplc="04020003" w:tentative="1">
+      <w:start w:val="1"/>
+      <w:numFmt w:val="bullet"/>
+      <w:lvlText w:val="o"/>
+      <w:lvlJc w:val="left"/>
+      <w:pPr>
+        <w:ind w:left="5760" w:hanging="360"/>
+      </w:pPr>
+      <w:rPr>
+        <w:rFonts w:ascii="Courier New" w:hAnsi="Courier New" w:cs="Courier New" w:hint="default"/>
+      </w:rPr>
+    </w:lvl>
+    <w:lvl w:ilvl="8" w:tplc="04020005" w:tentative="1">
+      <w:start w:val="1"/>
+      <w:numFmt w:val="bullet"/>
+      <w:lvlText w:val=""/>
+      <w:lvlJc w:val="left"/>
+      <w:pPr>
+        <w:ind w:left="6480" w:hanging="360"/>
+      </w:pPr>
+      <w:rPr>
+        <w:rFonts w:ascii="Wingdings" w:hAnsi="Wingdings" w:hint="default"/>
+      </w:rPr>
+    </w:lvl>
+  </w:abstractNum>
+  <w:abstractNum w:abstractNumId="8" w15:restartNumberingAfterBreak="0">
+    <w:nsid w:val="4BEF580D"/>
+    <w:multiLevelType w:val="hybridMultilevel"/>
+    <w:tmpl w:val="8578F48E"/>
+    <w:lvl w:ilvl="0" w:tplc="04020001">
+      <w:start w:val="1"/>
+      <w:numFmt w:val="bullet"/>
+      <w:lvlText w:val=""/>
+      <w:lvlJc w:val="left"/>
+      <w:pPr>
+        <w:ind w:left="720" w:hanging="360"/>
+      </w:pPr>
+      <w:rPr>
+        <w:rFonts w:ascii="Symbol" w:hAnsi="Symbol" w:hint="default"/>
+      </w:rPr>
+    </w:lvl>
+    <w:lvl w:ilvl="1" w:tplc="04020003" w:tentative="1">
+      <w:start w:val="1"/>
+      <w:numFmt w:val="bullet"/>
+      <w:lvlText w:val="o"/>
+      <w:lvlJc w:val="left"/>
+      <w:pPr>
+        <w:ind w:left="1440" w:hanging="360"/>
+      </w:pPr>
+      <w:rPr>
+        <w:rFonts w:ascii="Courier New" w:hAnsi="Courier New" w:cs="Courier New" w:hint="default"/>
+      </w:rPr>
+    </w:lvl>
+    <w:lvl w:ilvl="2" w:tplc="04020005" w:tentative="1">
+      <w:start w:val="1"/>
+      <w:numFmt w:val="bullet"/>
+      <w:lvlText w:val=""/>
+      <w:lvlJc w:val="left"/>
+      <w:pPr>
+        <w:ind w:left="2160" w:hanging="360"/>
+      </w:pPr>
+      <w:rPr>
+        <w:rFonts w:ascii="Wingdings" w:hAnsi="Wingdings" w:hint="default"/>
+      </w:rPr>
+    </w:lvl>
+    <w:lvl w:ilvl="3" w:tplc="04020001" w:tentative="1">
+      <w:start w:val="1"/>
+      <w:numFmt w:val="bullet"/>
+      <w:lvlText w:val=""/>
+      <w:lvlJc w:val="left"/>
+      <w:pPr>
+        <w:ind w:left="2880" w:hanging="360"/>
+      </w:pPr>
+      <w:rPr>
+        <w:rFonts w:ascii="Symbol" w:hAnsi="Symbol" w:hint="default"/>
+      </w:rPr>
+    </w:lvl>
+    <w:lvl w:ilvl="4" w:tplc="04020003" w:tentative="1">
+      <w:start w:val="1"/>
+      <w:numFmt w:val="bullet"/>
+      <w:lvlText w:val="o"/>
+      <w:lvlJc w:val="left"/>
+      <w:pPr>
+        <w:ind w:left="3600" w:hanging="360"/>
+      </w:pPr>
+      <w:rPr>
+        <w:rFonts w:ascii="Courier New" w:hAnsi="Courier New" w:cs="Courier New" w:hint="default"/>
+      </w:rPr>
+    </w:lvl>
+    <w:lvl w:ilvl="5" w:tplc="04020005" w:tentative="1">
+      <w:start w:val="1"/>
+      <w:numFmt w:val="bullet"/>
+      <w:lvlText w:val=""/>
+      <w:lvlJc w:val="left"/>
+      <w:pPr>
+        <w:ind w:left="4320" w:hanging="360"/>
+      </w:pPr>
+      <w:rPr>
+        <w:rFonts w:ascii="Wingdings" w:hAnsi="Wingdings" w:hint="default"/>
+      </w:rPr>
+    </w:lvl>
+    <w:lvl w:ilvl="6" w:tplc="04020001" w:tentative="1">
+      <w:start w:val="1"/>
+      <w:numFmt w:val="bullet"/>
+      <w:lvlText w:val=""/>
+      <w:lvlJc w:val="left"/>
+      <w:pPr>
+        <w:ind w:left="5040" w:hanging="360"/>
+      </w:pPr>
+      <w:rPr>
+        <w:rFonts w:ascii="Symbol" w:hAnsi="Symbol" w:hint="default"/>
+      </w:rPr>
+    </w:lvl>
+    <w:lvl w:ilvl="7" w:tplc="04020003" w:tentative="1">
+      <w:start w:val="1"/>
+      <w:numFmt w:val="bullet"/>
+      <w:lvlText w:val="o"/>
+      <w:lvlJc w:val="left"/>
+      <w:pPr>
+        <w:ind w:left="5760" w:hanging="360"/>
+      </w:pPr>
+      <w:rPr>
+        <w:rFonts w:ascii="Courier New" w:hAnsi="Courier New" w:cs="Courier New" w:hint="default"/>
+      </w:rPr>
+    </w:lvl>
+    <w:lvl w:ilvl="8" w:tplc="04020005" w:tentative="1">
+      <w:start w:val="1"/>
+      <w:numFmt w:val="bullet"/>
+      <w:lvlText w:val=""/>
+      <w:lvlJc w:val="left"/>
+      <w:pPr>
+        <w:ind w:left="6480" w:hanging="360"/>
+      </w:pPr>
+      <w:rPr>
+        <w:rFonts w:ascii="Wingdings" w:hAnsi="Wingdings" w:hint="default"/>
+      </w:rPr>
+    </w:lvl>
+  </w:abstractNum>
+  <w:abstractNum w:abstractNumId="9" w15:restartNumberingAfterBreak="0">
     <w:nsid w:val="4D6F6379"/>
     <w:multiLevelType w:val="hybridMultilevel"/>
     <w:tmpl w:val="C5F00BB4"/>
@@ -8453,7 +9317,7 @@
       </w:rPr>
     </w:lvl>
   </w:abstractNum>
-  <w:abstractNum w:abstractNumId="8">
+  <w:abstractNum w:abstractNumId="10" w15:restartNumberingAfterBreak="0">
     <w:nsid w:val="621D3478"/>
     <w:multiLevelType w:val="hybridMultilevel"/>
     <w:tmpl w:val="287CA07C"/>
@@ -8566,7 +9430,7 @@
       </w:rPr>
     </w:lvl>
   </w:abstractNum>
-  <w:abstractNum w:abstractNumId="9">
+  <w:abstractNum w:abstractNumId="11" w15:restartNumberingAfterBreak="0">
     <w:nsid w:val="704846B8"/>
     <w:multiLevelType w:val="hybridMultilevel"/>
     <w:tmpl w:val="DB26C1EE"/>
@@ -8656,14 +9520,127 @@
       </w:pPr>
     </w:lvl>
   </w:abstractNum>
+  <w:abstractNum w:abstractNumId="12" w15:restartNumberingAfterBreak="0">
+    <w:nsid w:val="79230737"/>
+    <w:multiLevelType w:val="hybridMultilevel"/>
+    <w:tmpl w:val="3AB475A0"/>
+    <w:lvl w:ilvl="0" w:tplc="04020001">
+      <w:start w:val="1"/>
+      <w:numFmt w:val="bullet"/>
+      <w:lvlText w:val=""/>
+      <w:lvlJc w:val="left"/>
+      <w:pPr>
+        <w:ind w:left="720" w:hanging="360"/>
+      </w:pPr>
+      <w:rPr>
+        <w:rFonts w:ascii="Symbol" w:hAnsi="Symbol" w:hint="default"/>
+      </w:rPr>
+    </w:lvl>
+    <w:lvl w:ilvl="1" w:tplc="04020003" w:tentative="1">
+      <w:start w:val="1"/>
+      <w:numFmt w:val="bullet"/>
+      <w:lvlText w:val="o"/>
+      <w:lvlJc w:val="left"/>
+      <w:pPr>
+        <w:ind w:left="1440" w:hanging="360"/>
+      </w:pPr>
+      <w:rPr>
+        <w:rFonts w:ascii="Courier New" w:hAnsi="Courier New" w:cs="Courier New" w:hint="default"/>
+      </w:rPr>
+    </w:lvl>
+    <w:lvl w:ilvl="2" w:tplc="04020005" w:tentative="1">
+      <w:start w:val="1"/>
+      <w:numFmt w:val="bullet"/>
+      <w:lvlText w:val=""/>
+      <w:lvlJc w:val="left"/>
+      <w:pPr>
+        <w:ind w:left="2160" w:hanging="360"/>
+      </w:pPr>
+      <w:rPr>
+        <w:rFonts w:ascii="Wingdings" w:hAnsi="Wingdings" w:hint="default"/>
+      </w:rPr>
+    </w:lvl>
+    <w:lvl w:ilvl="3" w:tplc="04020001" w:tentative="1">
+      <w:start w:val="1"/>
+      <w:numFmt w:val="bullet"/>
+      <w:lvlText w:val=""/>
+      <w:lvlJc w:val="left"/>
+      <w:pPr>
+        <w:ind w:left="2880" w:hanging="360"/>
+      </w:pPr>
+      <w:rPr>
+        <w:rFonts w:ascii="Symbol" w:hAnsi="Symbol" w:hint="default"/>
+      </w:rPr>
+    </w:lvl>
+    <w:lvl w:ilvl="4" w:tplc="04020003" w:tentative="1">
+      <w:start w:val="1"/>
+      <w:numFmt w:val="bullet"/>
+      <w:lvlText w:val="o"/>
+      <w:lvlJc w:val="left"/>
+      <w:pPr>
+        <w:ind w:left="3600" w:hanging="360"/>
+      </w:pPr>
+      <w:rPr>
+        <w:rFonts w:ascii="Courier New" w:hAnsi="Courier New" w:cs="Courier New" w:hint="default"/>
+      </w:rPr>
+    </w:lvl>
+    <w:lvl w:ilvl="5" w:tplc="04020005" w:tentative="1">
+      <w:start w:val="1"/>
+      <w:numFmt w:val="bullet"/>
+      <w:lvlText w:val=""/>
+      <w:lvlJc w:val="left"/>
+      <w:pPr>
+        <w:ind w:left="4320" w:hanging="360"/>
+      </w:pPr>
+      <w:rPr>
+        <w:rFonts w:ascii="Wingdings" w:hAnsi="Wingdings" w:hint="default"/>
+      </w:rPr>
+    </w:lvl>
+    <w:lvl w:ilvl="6" w:tplc="04020001" w:tentative="1">
+      <w:start w:val="1"/>
+      <w:numFmt w:val="bullet"/>
+      <w:lvlText w:val=""/>
+      <w:lvlJc w:val="left"/>
+      <w:pPr>
+        <w:ind w:left="5040" w:hanging="360"/>
+      </w:pPr>
+      <w:rPr>
+        <w:rFonts w:ascii="Symbol" w:hAnsi="Symbol" w:hint="default"/>
+      </w:rPr>
+    </w:lvl>
+    <w:lvl w:ilvl="7" w:tplc="04020003" w:tentative="1">
+      <w:start w:val="1"/>
+      <w:numFmt w:val="bullet"/>
+      <w:lvlText w:val="o"/>
+      <w:lvlJc w:val="left"/>
+      <w:pPr>
+        <w:ind w:left="5760" w:hanging="360"/>
+      </w:pPr>
+      <w:rPr>
+        <w:rFonts w:ascii="Courier New" w:hAnsi="Courier New" w:cs="Courier New" w:hint="default"/>
+      </w:rPr>
+    </w:lvl>
+    <w:lvl w:ilvl="8" w:tplc="04020005" w:tentative="1">
+      <w:start w:val="1"/>
+      <w:numFmt w:val="bullet"/>
+      <w:lvlText w:val=""/>
+      <w:lvlJc w:val="left"/>
+      <w:pPr>
+        <w:ind w:left="6480" w:hanging="360"/>
+      </w:pPr>
+      <w:rPr>
+        <w:rFonts w:ascii="Wingdings" w:hAnsi="Wingdings" w:hint="default"/>
+      </w:rPr>
+    </w:lvl>
+  </w:abstractNum>
   <w:num w:numId="1">
-    <w:abstractNumId w:val="7"/>
+    <w:abstractNumId w:val="9"/>
   </w:num>
   <w:num w:numId="2">
     <w:abstractNumId w:val="4"/>
   </w:num>
   <w:num w:numId="3">
-    <w:abstractNumId w:val="8"/>
+    <w:abstractNumId w:val="10"/>
   </w:num>
   <w:num w:numId="4">
     <w:abstractNumId w:val="1"/>
@@ -8681,16 +9658,25 @@
     <w:abstractNumId w:val="5"/>
   </w:num>
   <w:num w:numId="9">
-    <w:abstractNumId w:val="9"/>
+    <w:abstractNumId w:val="11"/>
   </w:num>
   <w:num w:numId="10">
     <w:abstractNumId w:val="6"/>
+  </w:num>
+  <w:num w:numId="11">
+    <w:abstractNumId w:val="12"/>
+  </w:num>
+  <w:num w:numId="12">
+    <w:abstractNumId w:val="8"/>
+  </w:num>
+  <w:num w:numId="13">
+    <w:abstractNumId w:val="7"/>
   </w:num>
 </w:numbering>
 </file>
 
 <file path=word/styles.xml><?xml version="1.0" encoding="utf-8"?>
-<w:styles xmlns:mc="http://schemas.openxmlformats.org/markup-compatibility/2006" xmlns:r="http://schemas.openxmlformats.org/officeDocument/2006/relationships" xmlns:w="http://schemas.openxmlformats.org/wordprocessingml/2006/main" xmlns:w14="http://schemas.microsoft.com/office/word/2010/wordml" mc:Ignorable="w14">
+<w:styles xmlns:mc="http://schemas.openxmlformats.org/markup-compatibility/2006" xmlns:r="http://schemas.openxmlformats.org/officeDocument/2006/relationships" xmlns:w="http://schemas.openxmlformats.org/wordprocessingml/2006/main" xmlns:w14="http://schemas.microsoft.com/office/word/2010/wordml" xmlns:w15="http://schemas.microsoft.com/office/word/2012/wordml" xmlns:w16se="http://schemas.microsoft.com/office/word/2015/wordml/symex" mc:Ignorable="w14 w15 w16se">
   <w:docDefaults>
     <w:rPrDefault>
       <w:rPr>
@@ -8706,7 +9692,7 @@
       </w:pPr>
     </w:pPrDefault>
   </w:docDefaults>
-  <w:latentStyles w:defLockedState="0" w:defUIPriority="99" w:defSemiHidden="0" w:defUnhideWhenUsed="0" w:defQFormat="0" w:count="267">
+  <w:latentStyles w:defLockedState="0" w:defUIPriority="99" w:defSemiHidden="0" w:defUnhideWhenUsed="0" w:defQFormat="0" w:count="371">
     <w:lsdException w:name="Normal" w:uiPriority="0" w:qFormat="1"/>
     <w:lsdException w:name="heading 1" w:uiPriority="9" w:qFormat="1"/>
     <w:lsdException w:name="heading 2" w:semiHidden="1" w:uiPriority="9" w:unhideWhenUsed="1" w:qFormat="1"/>
@@ -8717,6 +9703,15 @@
     <w:lsdException w:name="heading 7" w:semiHidden="1" w:uiPriority="9" w:unhideWhenUsed="1" w:qFormat="1"/>
     <w:lsdException w:name="heading 8" w:semiHidden="1" w:uiPriority="9" w:unhideWhenUsed="1" w:qFormat="1"/>
     <w:lsdException w:name="heading 9" w:semiHidden="1" w:uiPriority="9" w:unhideWhenUsed="1" w:qFormat="1"/>
+    <w:lsdException w:name="index 1" w:semiHidden="1" w:unhideWhenUsed="1"/>
+    <w:lsdException w:name="index 2" w:semiHidden="1" w:unhideWhenUsed="1"/>
+    <w:lsdException w:name="index 3" w:semiHidden="1" w:unhideWhenUsed="1"/>
+    <w:lsdException w:name="index 4" w:semiHidden="1" w:unhideWhenUsed="1"/>
+    <w:lsdException w:name="index 5" w:semiHidden="1" w:unhideWhenUsed="1"/>
+    <w:lsdException w:name="index 6" w:semiHidden="1" w:unhideWhenUsed="1"/>
+    <w:lsdException w:name="index 7" w:semiHidden="1" w:unhideWhenUsed="1"/>
+    <w:lsdException w:name="index 8" w:semiHidden="1" w:unhideWhenUsed="1"/>
+    <w:lsdException w:name="index 9" w:semiHidden="1" w:unhideWhenUsed="1"/>
     <w:lsdException w:name="toc 1" w:semiHidden="1" w:uiPriority="39" w:unhideWhenUsed="1"/>
     <w:lsdException w:name="toc 2" w:semiHidden="1" w:uiPriority="39" w:unhideWhenUsed="1"/>
     <w:lsdException w:name="toc 3" w:semiHidden="1" w:uiPriority="39" w:unhideWhenUsed="1"/>
@@ -8726,19 +9721,89 @@
     <w:lsdException w:name="toc 7" w:semiHidden="1" w:uiPriority="39" w:unhideWhenUsed="1"/>
     <w:lsdException w:name="toc 8" w:semiHidden="1" w:uiPriority="39" w:unhideWhenUsed="1"/>
     <w:lsdException w:name="toc 9" w:semiHidden="1" w:uiPriority="39" w:unhideWhenUsed="1"/>
+    <w:lsdException w:name="Normal Indent" w:semiHidden="1" w:unhideWhenUsed="1"/>
+    <w:lsdException w:name="footnote text" w:semiHidden="1" w:unhideWhenUsed="1"/>
+    <w:lsdException w:name="annotation text" w:semiHidden="1" w:unhideWhenUsed="1"/>
+    <w:lsdException w:name="header" w:semiHidden="1" w:unhideWhenUsed="1"/>
+    <w:lsdException w:name="footer" w:semiHidden="1" w:unhideWhenUsed="1"/>
+    <w:lsdException w:name="index heading" w:semiHidden="1" w:unhideWhenUsed="1"/>
     <w:lsdException w:name="caption" w:semiHidden="1" w:uiPriority="35" w:unhideWhenUsed="1" w:qFormat="1"/>
+    <w:lsdException w:name="table of figures" w:semiHidden="1" w:unhideWhenUsed="1"/>
+    <w:lsdException w:name="envelope address" w:semiHidden="1" w:unhideWhenUsed="1"/>
+    <w:lsdException w:name="envelope return" w:semiHidden="1" w:unhideWhenUsed="1"/>
+    <w:lsdException w:name="footnote reference" w:semiHidden="1" w:unhideWhenUsed="1"/>
+    <w:lsdException w:name="annotation reference" w:semiHidden="1" w:unhideWhenUsed="1"/>
+    <w:lsdException w:name="line number" w:semiHidden="1" w:unhideWhenUsed="1"/>
+    <w:lsdException w:name="page number" w:semiHidden="1" w:unhideWhenUsed="1"/>
+    <w:lsdException w:name="endnote reference" w:semiHidden="1" w:unhideWhenUsed="1"/>
+    <w:lsdException w:name="endnote text" w:semiHidden="1" w:unhideWhenUsed="1"/>
+    <w:lsdException w:name="table of authorities" w:semiHidden="1" w:unhideWhenUsed="1"/>
+    <w:lsdException w:name="macro" w:semiHidden="1" w:unhideWhenUsed="1"/>
+    <w:lsdException w:name="toa heading" w:semiHidden="1" w:unhideWhenUsed="1"/>
+    <w:lsdException w:name="List" w:semiHidden="1" w:unhideWhenUsed="1"/>
+    <w:lsdException w:name="List Bullet" w:semiHidden="1" w:unhideWhenUsed="1"/>
     <w:lsdException w:name="List Number" w:semiHidden="1" w:unhideWhenUsed="1"/>
+    <w:lsdException w:name="List 2" w:semiHidden="1" w:unhideWhenUsed="1"/>
+    <w:lsdException w:name="List 3" w:semiHidden="1" w:unhideWhenUsed="1"/>
     <w:lsdException w:name="List 4" w:semiHidden="1" w:unhideWhenUsed="1"/>
     <w:lsdException w:name="List 5" w:semiHidden="1" w:unhideWhenUsed="1"/>
+    <w:lsdException w:name="List Bullet 2" w:semiHidden="1" w:unhideWhenUsed="1"/>
+    <w:lsdException w:name="List Bullet 3" w:semiHidden="1" w:unhideWhenUsed="1"/>
+    <w:lsdException w:name="List Bullet 4" w:semiHidden="1" w:unhideWhenUsed="1"/>
+    <w:lsdException w:name="List Bullet 5" w:semiHidden="1" w:unhideWhenUsed="1"/>
+    <w:lsdException w:name="List Number 2" w:semiHidden="1" w:unhideWhenUsed="1"/>
+    <w:lsdException w:name="List Number 3" w:semiHidden="1" w:unhideWhenUsed="1"/>
+    <w:lsdException w:name="List Number 4" w:semiHidden="1" w:unhideWhenUsed="1"/>
+    <w:lsdException w:name="List Number 5" w:semiHidden="1" w:unhideWhenUsed="1"/>
     <w:lsdException w:name="Title" w:uiPriority="10" w:qFormat="1"/>
+    <w:lsdException w:name="Closing" w:semiHidden="1" w:unhideWhenUsed="1"/>
+    <w:lsdException w:name="Signature" w:semiHidden="1" w:unhideWhenUsed="1"/>
     <w:lsdException w:name="Default Paragraph Font" w:semiHidden="1" w:uiPriority="1" w:unhideWhenUsed="1"/>
+    <w:lsdException w:name="Body Text" w:semiHidden="1" w:unhideWhenUsed="1"/>
+    <w:lsdException w:name="Body Text Indent" w:semiHidden="1" w:unhideWhenUsed="1"/>
+    <w:lsdException w:name="List Continue" w:semiHidden="1" w:unhideWhenUsed="1"/>
+    <w:lsdException w:name="List Continue 2" w:semiHidden="1" w:unhideWhenUsed="1"/>
+    <w:lsdException w:name="List Continue 3" w:semiHidden="1" w:unhideWhenUsed="1"/>
+    <w:lsdException w:name="List Continue 4" w:semiHidden="1" w:unhideWhenUsed="1"/>
+    <w:lsdException w:name="List Continue 5" w:semiHidden="1" w:unhideWhenUsed="1"/>
+    <w:lsdException w:name="Message Header" w:semiHidden="1" w:unhideWhenUsed="1"/>
     <w:lsdException w:name="Subtitle" w:uiPriority="11" w:qFormat="1"/>
     <w:lsdException w:name="Salutation" w:semiHidden="1" w:unhideWhenUsed="1"/>
     <w:lsdException w:name="Date" w:semiHidden="1" w:unhideWhenUsed="1"/>
     <w:lsdException w:name="Body Text First Indent" w:semiHidden="1" w:unhideWhenUsed="1"/>
+    <w:lsdException w:name="Body Text First Indent 2" w:semiHidden="1" w:unhideWhenUsed="1"/>
+    <w:lsdException w:name="Note Heading" w:semiHidden="1" w:unhideWhenUsed="1"/>
+    <w:lsdException w:name="Body Text 2" w:semiHidden="1" w:unhideWhenUsed="1"/>
+    <w:lsdException w:name="Body Text 3" w:semiHidden="1" w:unhideWhenUsed="1"/>
+    <w:lsdException w:name="Body Text Indent 2" w:semiHidden="1" w:unhideWhenUsed="1"/>
+    <w:lsdException w:name="Body Text Indent 3" w:semiHidden="1" w:unhideWhenUsed="1"/>
+    <w:lsdException w:name="Block Text" w:semiHidden="1" w:unhideWhenUsed="1"/>
+    <w:lsdException w:name="Hyperlink" w:semiHidden="1" w:unhideWhenUsed="1"/>
+    <w:lsdException w:name="FollowedHyperlink" w:semiHidden="1" w:unhideWhenUsed="1"/>
     <w:lsdException w:name="Strong" w:uiPriority="22" w:qFormat="1"/>
     <w:lsdException w:name="Emphasis" w:uiPriority="20" w:qFormat="1"/>
+    <w:lsdException w:name="Document Map" w:semiHidden="1" w:unhideWhenUsed="1"/>
+    <w:lsdException w:name="Plain Text" w:semiHidden="1" w:unhideWhenUsed="1"/>
+    <w:lsdException w:name="E-mail Signature" w:semiHidden="1" w:unhideWhenUsed="1"/>
+    <w:lsdException w:name="HTML Top of Form" w:semiHidden="1" w:unhideWhenUsed="1"/>
+    <w:lsdException w:name="HTML Bottom of Form" w:semiHidden="1" w:unhideWhenUsed="1"/>
+    <w:lsdException w:name="Normal (Web)" w:semiHidden="1" w:unhideWhenUsed="1"/>
+    <w:lsdException w:name="HTML Acronym" w:semiHidden="1" w:unhideWhenUsed="1"/>
+    <w:lsdException w:name="HTML Address" w:semiHidden="1" w:unhideWhenUsed="1"/>
+    <w:lsdException w:name="HTML Cite" w:semiHidden="1" w:unhideWhenUsed="1"/>
+    <w:lsdException w:name="HTML Code" w:semiHidden="1" w:unhideWhenUsed="1"/>
+    <w:lsdException w:name="HTML Definition" w:semiHidden="1" w:unhideWhenUsed="1"/>
+    <w:lsdException w:name="HTML Keyboard" w:semiHidden="1" w:unhideWhenUsed="1"/>
+    <w:lsdException w:name="HTML Preformatted" w:semiHidden="1" w:unhideWhenUsed="1"/>
+    <w:lsdException w:name="HTML Sample" w:semiHidden="1" w:unhideWhenUsed="1"/>
+    <w:lsdException w:name="HTML Typewriter" w:semiHidden="1" w:unhideWhenUsed="1"/>
+    <w:lsdException w:name="HTML Variable" w:semiHidden="1" w:unhideWhenUsed="1"/>
     <w:lsdException w:name="Normal Table" w:semiHidden="1" w:unhideWhenUsed="1"/>
+    <w:lsdException w:name="annotation subject" w:semiHidden="1" w:unhideWhenUsed="1"/>
+    <w:lsdException w:name="No List" w:semiHidden="1" w:unhideWhenUsed="1"/>
+    <w:lsdException w:name="Outline List 1" w:semiHidden="1" w:unhideWhenUsed="1"/>
+    <w:lsdException w:name="Outline List 2" w:semiHidden="1" w:unhideWhenUsed="1"/>
+    <w:lsdException w:name="Outline List 3" w:semiHidden="1" w:unhideWhenUsed="1"/>
     <w:lsdException w:name="Table Simple 1" w:semiHidden="1" w:unhideWhenUsed="1"/>
     <w:lsdException w:name="Table Simple 2" w:semiHidden="1" w:unhideWhenUsed="1"/>
     <w:lsdException w:name="Table Simple 3" w:semiHidden="1" w:unhideWhenUsed="1"/>
@@ -8781,6 +9846,7 @@
     <w:lsdException w:name="Table Web 1" w:semiHidden="1" w:unhideWhenUsed="1"/>
     <w:lsdException w:name="Table Web 2" w:semiHidden="1" w:unhideWhenUsed="1"/>
     <w:lsdException w:name="Table Web 3" w:semiHidden="1" w:unhideWhenUsed="1"/>
+    <w:lsdException w:name="Balloon Text" w:semiHidden="1" w:unhideWhenUsed="1"/>
     <w:lsdException w:name="Table Grid" w:uiPriority="59"/>
     <w:lsdException w:name="Table Theme" w:semiHidden="1" w:unhideWhenUsed="1"/>
     <w:lsdException w:name="Placeholder Text" w:semiHidden="1"/>
@@ -8894,402 +9960,110 @@
     <w:lsdException w:name="Book Title" w:uiPriority="33" w:qFormat="1"/>
     <w:lsdException w:name="Bibliography" w:semiHidden="1" w:uiPriority="37" w:unhideWhenUsed="1"/>
     <w:lsdException w:name="TOC Heading" w:semiHidden="1" w:uiPriority="39" w:unhideWhenUsed="1" w:qFormat="1"/>
-  </w:latentStyles>
-  <w:style w:type="paragraph" w:default="1" w:styleId="Normal">
-    <w:name w:val="Normal"/>
-    <w:qFormat/>
-    <w:rsid w:val="002B3D5C"/>
-    <w:rPr>
-      <w:rFonts w:cs="Times New Roman"/>
-    </w:rPr>
-  </w:style>
-  <w:style w:type="paragraph" w:styleId="Heading1">
-    <w:name w:val="heading 1"/>
-    <w:basedOn w:val="Normal"/>
-    <w:next w:val="Normal"/>
-    <w:link w:val="Heading1Char"/>
-    <w:uiPriority w:val="9"/>
-    <w:qFormat/>
-    <w:rsid w:val="00A45680"/>
-    <w:pPr>
-      <w:keepNext/>
-      <w:keepLines/>
-      <w:spacing w:before="480" w:after="0"/>
-      <w:outlineLvl w:val="0"/>
-    </w:pPr>
-    <w:rPr>
-      <w:rFonts w:asciiTheme="majorHAnsi" w:eastAsiaTheme="majorEastAsia" w:hAnsiTheme="majorHAnsi"/>
-      <w:b/>
-      <w:bCs/>
-      <w:color w:val="365F91" w:themeColor="accent1" w:themeShade="BF"/>
-      <w:sz w:val="28"/>
-      <w:szCs w:val="28"/>
-    </w:rPr>
-  </w:style>
-  <w:style w:type="paragraph" w:styleId="Heading2">
-    <w:name w:val="heading 2"/>
-    <w:basedOn w:val="Normal"/>
-    <w:next w:val="Normal"/>
-    <w:link w:val="Heading2Char"/>
-    <w:uiPriority w:val="9"/>
-    <w:unhideWhenUsed/>
-    <w:qFormat/>
-    <w:rsid w:val="00A45680"/>
-    <w:pPr>
-      <w:keepNext/>
-      <w:keepLines/>
-      <w:spacing w:before="200" w:after="0"/>
-      <w:outlineLvl w:val="1"/>
-    </w:pPr>
-    <w:rPr>
-      <w:rFonts w:asciiTheme="majorHAnsi" w:eastAsiaTheme="majorEastAsia" w:hAnsiTheme="majorHAnsi"/>
-      <w:b/>
-      <w:bCs/>
-      <w:color w:val="4F81BD" w:themeColor="accent1"/>
-      <w:sz w:val="26"/>
-      <w:szCs w:val="26"/>
-    </w:rPr>
-  </w:style>
-  <w:style w:type="paragraph" w:styleId="Heading3">
-    <w:name w:val="heading 3"/>
-    <w:basedOn w:val="Normal"/>
-    <w:next w:val="Normal"/>
-    <w:link w:val="Heading3Char"/>
-    <w:uiPriority w:val="9"/>
-    <w:unhideWhenUsed/>
-    <w:qFormat/>
-    <w:rsid w:val="00663D82"/>
-    <w:pPr>
-      <w:keepNext/>
-      <w:keepLines/>
-      <w:spacing w:before="200" w:after="0"/>
-      <w:outlineLvl w:val="2"/>
-    </w:pPr>
-    <w:rPr>
-      <w:rFonts w:asciiTheme="majorHAnsi" w:eastAsiaTheme="majorEastAsia" w:hAnsiTheme="majorHAnsi"/>
-      <w:b/>
-      <w:bCs/>
-      <w:color w:val="4F81BD" w:themeColor="accent1"/>
-    </w:rPr>
-  </w:style>
-  <w:style w:type="character" w:default="1" w:styleId="DefaultParagraphFont">
-    <w:name w:val="Default Paragraph Font"/>
-    <w:uiPriority w:val="1"/>
-    <w:semiHidden/>
-    <w:unhideWhenUsed/>
-  </w:style>
-  <w:style w:type="table" w:default="1" w:styleId="TableNormal">
-    <w:name w:val="Normal Table"/>
-    <w:uiPriority w:val="99"/>
-    <w:semiHidden/>
-    <w:unhideWhenUsed/>
-    <w:tblPr>
-      <w:tblInd w:w="0" w:type="dxa"/>
-      <w:tblCellMar>
-        <w:top w:w="0" w:type="dxa"/>
-        <w:left w:w="108" w:type="dxa"/>
-        <w:bottom w:w="0" w:type="dxa"/>
-        <w:right w:w="108" w:type="dxa"/>
-      </w:tblCellMar>
-    </w:tblPr>
-  </w:style>
-  <w:style w:type="numbering" w:default="1" w:styleId="NoList">
-    <w:name w:val="No List"/>
-    <w:uiPriority w:val="99"/>
-    <w:semiHidden/>
-    <w:unhideWhenUsed/>
-  </w:style>
-  <w:style w:type="character" w:customStyle="1" w:styleId="Heading1Char">
-    <w:name w:val="Heading 1 Char"/>
-    <w:basedOn w:val="DefaultParagraphFont"/>
-    <w:link w:val="Heading1"/>
-    <w:uiPriority w:val="9"/>
-    <w:locked/>
-    <w:rsid w:val="00A45680"/>
-    <w:rPr>
-      <w:rFonts w:asciiTheme="majorHAnsi" w:eastAsiaTheme="majorEastAsia" w:hAnsiTheme="majorHAnsi" w:cs="Times New Roman"/>
-      <w:b/>
-      <w:bCs/>
-      <w:color w:val="365F91" w:themeColor="accent1" w:themeShade="BF"/>
-      <w:sz w:val="28"/>
-      <w:szCs w:val="28"/>
-    </w:rPr>
-  </w:style>
-  <w:style w:type="character" w:customStyle="1" w:styleId="Heading2Char">
-    <w:name w:val="Heading 2 Char"/>
-    <w:basedOn w:val="DefaultParagraphFont"/>
-    <w:link w:val="Heading2"/>
-    <w:uiPriority w:val="9"/>
-    <w:locked/>
-    <w:rsid w:val="00A45680"/>
-    <w:rPr>
-      <w:rFonts w:asciiTheme="majorHAnsi" w:eastAsiaTheme="majorEastAsia" w:hAnsiTheme="majorHAnsi" w:cs="Times New Roman"/>
-      <w:b/>
-      <w:bCs/>
-      <w:color w:val="4F81BD" w:themeColor="accent1"/>
-      <w:sz w:val="26"/>
-      <w:szCs w:val="26"/>
-    </w:rPr>
-  </w:style>
-  <w:style w:type="character" w:customStyle="1" w:styleId="Heading3Char">
-    <w:name w:val="Heading 3 Char"/>
-    <w:basedOn w:val="DefaultParagraphFont"/>
-    <w:link w:val="Heading3"/>
-    <w:uiPriority w:val="9"/>
-    <w:locked/>
-    <w:rsid w:val="00663D82"/>
-    <w:rPr>
-      <w:rFonts w:asciiTheme="majorHAnsi" w:eastAsiaTheme="majorEastAsia" w:hAnsiTheme="majorHAnsi" w:cs="Times New Roman"/>
-      <w:b/>
-      <w:bCs/>
-      <w:color w:val="4F81BD" w:themeColor="accent1"/>
-    </w:rPr>
-  </w:style>
-  <w:style w:type="paragraph" w:styleId="ListParagraph">
-    <w:name w:val="List Paragraph"/>
-    <w:basedOn w:val="Normal"/>
-    <w:uiPriority w:val="34"/>
-    <w:qFormat/>
-    <w:rsid w:val="00663D82"/>
-    <w:pPr>
-      <w:numPr>
-        <w:numId w:val="2"/>
-      </w:numPr>
-      <w:contextualSpacing/>
-    </w:pPr>
-  </w:style>
-  <w:style w:type="character" w:styleId="Hyperlink">
-    <w:name w:val="Hyperlink"/>
-    <w:basedOn w:val="DefaultParagraphFont"/>
-    <w:uiPriority w:val="99"/>
-    <w:unhideWhenUsed/>
-    <w:rsid w:val="00DB14CF"/>
-    <w:rPr>
-      <w:rFonts w:cs="Times New Roman"/>
-      <w:color w:val="0000FF" w:themeColor="hyperlink"/>
-      <w:u w:val="single"/>
-    </w:rPr>
-  </w:style>
-  <w:style w:type="character" w:customStyle="1" w:styleId="UnresolvedMention">
-    <w:name w:val="Unresolved Mention"/>
-    <w:basedOn w:val="DefaultParagraphFont"/>
-    <w:uiPriority w:val="99"/>
-    <w:semiHidden/>
-    <w:unhideWhenUsed/>
-    <w:rsid w:val="00180442"/>
-    <w:rPr>
-      <w:color w:val="605E5C"/>
-      <w:shd w:val="clear" w:color="auto" w:fill="E1DFDD"/>
-    </w:rPr>
-  </w:style>
-</w:styles>
-</file>
-
-<file path=word/stylesWithEffects.xml><?xml version="1.0" encoding="utf-8"?>
-<w:styles xmlns:wpc="http://schemas.microsoft.com/office/word/2010/wordprocessingCanvas" xmlns:mc="http://schemas.openxmlformats.org/markup-compatibility/2006" xmlns:o="urn:schemas-microsoft-com:office:office" xmlns:r="http://schemas.openxmlformats.org/officeDocument/2006/relationships" xmlns:m="http://schemas.openxmlformats.org/officeDocument/2006/math" xmlns:v="urn:schemas-microsoft-com:vml" xmlns:wp14="http://schemas.microsoft.com/office/word/2010/wordprocessingDrawing" xmlns:wp="http://schemas.openxmlformats.org/drawingml/2006/wordprocessingDrawing" xmlns:w10="urn:schemas-microsoft-com:office:word" xmlns:w="http://schemas.openxmlformats.org/wordprocessingml/2006/main" xmlns:w14="http://schemas.microsoft.com/office/word/2010/wordml" xmlns:wpg="http://schemas.microsoft.com/office/word/2010/wordprocessingGroup" xmlns:wpi="http://schemas.microsoft.com/office/word/2010/wordprocessingInk" xmlns:wne="http://schemas.microsoft.com/office/word/2006/wordml" xmlns:wps="http://schemas.microsoft.com/office/word/2010/wordprocessingShape" mc:Ignorable="w14 wp14">
-  <w:docDefaults>
-    <w:rPrDefault>
-      <w:rPr>
-        <w:rFonts w:asciiTheme="minorHAnsi" w:eastAsia="Times New Roman" w:hAnsiTheme="minorHAnsi" w:cstheme="minorHAnsi"/>
-        <w:sz w:val="22"/>
-        <w:szCs w:val="22"/>
-        <w:lang w:val="bg-BG" w:eastAsia="en-US" w:bidi="ar-SA"/>
-      </w:rPr>
-    </w:rPrDefault>
-    <w:pPrDefault>
-      <w:pPr>
-        <w:spacing w:after="200" w:line="276" w:lineRule="auto"/>
-      </w:pPr>
-    </w:pPrDefault>
-  </w:docDefaults>
-  <w:latentStyles w:defLockedState="0" w:defUIPriority="99" w:defSemiHidden="0" w:defUnhideWhenUsed="0" w:defQFormat="0" w:count="267">
-    <w:lsdException w:name="Normal" w:uiPriority="0" w:qFormat="1"/>
-    <w:lsdException w:name="heading 1" w:uiPriority="9" w:qFormat="1"/>
-    <w:lsdException w:name="heading 2" w:semiHidden="1" w:uiPriority="9" w:unhideWhenUsed="1" w:qFormat="1"/>
-    <w:lsdException w:name="heading 3" w:semiHidden="1" w:uiPriority="9" w:unhideWhenUsed="1" w:qFormat="1"/>
-    <w:lsdException w:name="heading 4" w:semiHidden="1" w:uiPriority="9" w:unhideWhenUsed="1" w:qFormat="1"/>
-    <w:lsdException w:name="heading 5" w:semiHidden="1" w:uiPriority="9" w:unhideWhenUsed="1" w:qFormat="1"/>
-    <w:lsdException w:name="heading 6" w:semiHidden="1" w:uiPriority="9" w:unhideWhenUsed="1" w:qFormat="1"/>
-    <w:lsdException w:name="heading 7" w:semiHidden="1" w:uiPriority="9" w:unhideWhenUsed="1" w:qFormat="1"/>
-    <w:lsdException w:name="heading 8" w:semiHidden="1" w:uiPriority="9" w:unhideWhenUsed="1" w:qFormat="1"/>
-    <w:lsdException w:name="heading 9" w:semiHidden="1" w:uiPriority="9" w:unhideWhenUsed="1" w:qFormat="1"/>
-    <w:lsdException w:name="toc 1" w:semiHidden="1" w:uiPriority="39" w:unhideWhenUsed="1"/>
-    <w:lsdException w:name="toc 2" w:semiHidden="1" w:uiPriority="39" w:unhideWhenUsed="1"/>
-    <w:lsdException w:name="toc 3" w:semiHidden="1" w:uiPriority="39" w:unhideWhenUsed="1"/>
-    <w:lsdException w:name="toc 4" w:semiHidden="1" w:uiPriority="39" w:unhideWhenUsed="1"/>
-    <w:lsdException w:name="toc 5" w:semiHidden="1" w:uiPriority="39" w:unhideWhenUsed="1"/>
-    <w:lsdException w:name="toc 6" w:semiHidden="1" w:uiPriority="39" w:unhideWhenUsed="1"/>
-    <w:lsdException w:name="toc 7" w:semiHidden="1" w:uiPriority="39" w:unhideWhenUsed="1"/>
-    <w:lsdException w:name="toc 8" w:semiHidden="1" w:uiPriority="39" w:unhideWhenUsed="1"/>
-    <w:lsdException w:name="toc 9" w:semiHidden="1" w:uiPriority="39" w:unhideWhenUsed="1"/>
-    <w:lsdException w:name="caption" w:semiHidden="1" w:uiPriority="35" w:unhideWhenUsed="1" w:qFormat="1"/>
-    <w:lsdException w:name="List Number" w:semiHidden="1" w:unhideWhenUsed="1"/>
-    <w:lsdException w:name="List 4" w:semiHidden="1" w:unhideWhenUsed="1"/>
-    <w:lsdException w:name="List 5" w:semiHidden="1" w:unhideWhenUsed="1"/>
-    <w:lsdException w:name="Title" w:uiPriority="10" w:qFormat="1"/>
-    <w:lsdException w:name="Default Paragraph Font" w:semiHidden="1" w:uiPriority="1" w:unhideWhenUsed="1"/>
-    <w:lsdException w:name="Subtitle" w:uiPriority="11" w:qFormat="1"/>
-    <w:lsdException w:name="Salutation" w:semiHidden="1" w:unhideWhenUsed="1"/>
-    <w:lsdException w:name="Date" w:semiHidden="1" w:unhideWhenUsed="1"/>
-    <w:lsdException w:name="Body Text First Indent" w:semiHidden="1" w:unhideWhenUsed="1"/>
-    <w:lsdException w:name="Strong" w:uiPriority="22" w:qFormat="1"/>
-    <w:lsdException w:name="Emphasis" w:uiPriority="20" w:qFormat="1"/>
-    <w:lsdException w:name="Normal Table" w:semiHidden="1" w:unhideWhenUsed="1"/>
-    <w:lsdException w:name="Table Simple 1" w:semiHidden="1" w:unhideWhenUsed="1"/>
-    <w:lsdException w:name="Table Simple 2" w:semiHidden="1" w:unhideWhenUsed="1"/>
-    <w:lsdException w:name="Table Simple 3" w:semiHidden="1" w:unhideWhenUsed="1"/>
-    <w:lsdException w:name="Table Classic 1" w:semiHidden="1" w:unhideWhenUsed="1"/>
-    <w:lsdException w:name="Table Classic 2" w:semiHidden="1" w:unhideWhenUsed="1"/>
-    <w:lsdException w:name="Table Classic 3" w:semiHidden="1" w:unhideWhenUsed="1"/>
-    <w:lsdException w:name="Table Classic 4" w:semiHidden="1" w:unhideWhenUsed="1"/>
-    <w:lsdException w:name="Table Colorful 1" w:semiHidden="1" w:unhideWhenUsed="1"/>
-    <w:lsdException w:name="Table Colorful 2" w:semiHidden="1" w:unhideWhenUsed="1"/>
-    <w:lsdException w:name="Table Colorful 3" w:semiHidden="1" w:unhideWhenUsed="1"/>
-    <w:lsdException w:name="Table Columns 1" w:semiHidden="1" w:unhideWhenUsed="1"/>
-    <w:lsdException w:name="Table Columns 2" w:semiHidden="1" w:unhideWhenUsed="1"/>
-    <w:lsdException w:name="Table Columns 3" w:semiHidden="1" w:unhideWhenUsed="1"/>
-    <w:lsdException w:name="Table Columns 4" w:semiHidden="1" w:unhideWhenUsed="1"/>
-    <w:lsdException w:name="Table Columns 5" w:semiHidden="1" w:unhideWhenUsed="1"/>
-    <w:lsdException w:name="Table Grid 1" w:semiHidden="1" w:unhideWhenUsed="1"/>
-    <w:lsdException w:name="Table Grid 2" w:semiHidden="1" w:unhideWhenUsed="1"/>
-    <w:lsdException w:name="Table Grid 3" w:semiHidden="1" w:unhideWhenUsed="1"/>
-    <w:lsdException w:name="Table Grid 4" w:semiHidden="1" w:unhideWhenUsed="1"/>
-    <w:lsdException w:name="Table Grid 5" w:semiHidden="1" w:unhideWhenUsed="1"/>
-    <w:lsdException w:name="Table Grid 6" w:semiHidden="1" w:unhideWhenUsed="1"/>
-    <w:lsdException w:name="Table Grid 7" w:semiHidden="1" w:unhideWhenUsed="1"/>
-    <w:lsdException w:name="Table Grid 8" w:semiHidden="1" w:unhideWhenUsed="1"/>
-    <w:lsdException w:name="Table List 1" w:semiHidden="1" w:unhideWhenUsed="1"/>
-    <w:lsdException w:name="Table List 2" w:semiHidden="1" w:unhideWhenUsed="1"/>
-    <w:lsdException w:name="Table List 3" w:semiHidden="1" w:unhideWhenUsed="1"/>
-    <w:lsdException w:name="Table List 4" w:semiHidden="1" w:unhideWhenUsed="1"/>
-    <w:lsdException w:name="Table List 5" w:semiHidden="1" w:unhideWhenUsed="1"/>
-    <w:lsdException w:name="Table List 6" w:semiHidden="1" w:unhideWhenUsed="1"/>
-    <w:lsdException w:name="Table List 7" w:semiHidden="1" w:unhideWhenUsed="1"/>
-    <w:lsdException w:name="Table List 8" w:semiHidden="1" w:unhideWhenUsed="1"/>
-    <w:lsdException w:name="Table 3D effects 1" w:semiHidden="1" w:unhideWhenUsed="1"/>
-    <w:lsdException w:name="Table 3D effects 2" w:semiHidden="1" w:unhideWhenUsed="1"/>
-    <w:lsdException w:name="Table 3D effects 3" w:semiHidden="1" w:unhideWhenUsed="1"/>
-    <w:lsdException w:name="Table Contemporary" w:semiHidden="1" w:unhideWhenUsed="1"/>
-    <w:lsdException w:name="Table Elegant" w:semiHidden="1" w:unhideWhenUsed="1"/>
-    <w:lsdException w:name="Table Professional" w:semiHidden="1" w:unhideWhenUsed="1"/>
-    <w:lsdException w:name="Table Subtle 1" w:semiHidden="1" w:unhideWhenUsed="1"/>
-    <w:lsdException w:name="Table Subtle 2" w:semiHidden="1" w:unhideWhenUsed="1"/>
-    <w:lsdException w:name="Table Web 1" w:semiHidden="1" w:unhideWhenUsed="1"/>
-    <w:lsdException w:name="Table Web 2" w:semiHidden="1" w:unhideWhenUsed="1"/>
-    <w:lsdException w:name="Table Web 3" w:semiHidden="1" w:unhideWhenUsed="1"/>
-    <w:lsdException w:name="Table Grid" w:uiPriority="59"/>
-    <w:lsdException w:name="Table Theme" w:semiHidden="1" w:unhideWhenUsed="1"/>
-    <w:lsdException w:name="Placeholder Text" w:semiHidden="1"/>
-    <w:lsdException w:name="No Spacing" w:uiPriority="1" w:qFormat="1"/>
-    <w:lsdException w:name="Light Shading" w:uiPriority="60"/>
-    <w:lsdException w:name="Light List" w:uiPriority="61"/>
-    <w:lsdException w:name="Light Grid" w:uiPriority="62"/>
-    <w:lsdException w:name="Medium Shading 1" w:uiPriority="63"/>
-    <w:lsdException w:name="Medium Shading 2" w:uiPriority="64"/>
-    <w:lsdException w:name="Medium List 1" w:uiPriority="65"/>
-    <w:lsdException w:name="Medium List 2" w:uiPriority="66"/>
-    <w:lsdException w:name="Medium Grid 1" w:uiPriority="67"/>
-    <w:lsdException w:name="Medium Grid 2" w:uiPriority="68"/>
-    <w:lsdException w:name="Medium Grid 3" w:uiPriority="69"/>
-    <w:lsdException w:name="Dark List" w:uiPriority="70"/>
-    <w:lsdException w:name="Colorful Shading" w:uiPriority="71"/>
-    <w:lsdException w:name="Colorful List" w:uiPriority="72"/>
-    <w:lsdException w:name="Colorful Grid" w:uiPriority="73"/>
-    <w:lsdException w:name="Light Shading Accent 1" w:uiPriority="60"/>
-    <w:lsdException w:name="Light List Accent 1" w:uiPriority="61"/>
-    <w:lsdException w:name="Light Grid Accent 1" w:uiPriority="62"/>
-    <w:lsdException w:name="Medium Shading 1 Accent 1" w:uiPriority="63"/>
-    <w:lsdException w:name="Medium Shading 2 Accent 1" w:uiPriority="64"/>
-    <w:lsdException w:name="Medium List 1 Accent 1" w:uiPriority="65"/>
-    <w:lsdException w:name="Revision" w:semiHidden="1"/>
-    <w:lsdException w:name="List Paragraph" w:uiPriority="34" w:qFormat="1"/>
-    <w:lsdException w:name="Quote" w:uiPriority="29" w:qFormat="1"/>
-    <w:lsdException w:name="Intense Quote" w:uiPriority="30" w:qFormat="1"/>
-    <w:lsdException w:name="Medium List 2 Accent 1" w:uiPriority="66"/>
-    <w:lsdException w:name="Medium Grid 1 Accent 1" w:uiPriority="67"/>
-    <w:lsdException w:name="Medium Grid 2 Accent 1" w:uiPriority="68"/>
-    <w:lsdException w:name="Medium Grid 3 Accent 1" w:uiPriority="69"/>
-    <w:lsdException w:name="Dark List Accent 1" w:uiPriority="70"/>
-    <w:lsdException w:name="Colorful Shading Accent 1" w:uiPriority="71"/>
-    <w:lsdException w:name="Colorful List Accent 1" w:uiPriority="72"/>
-    <w:lsdException w:name="Colorful Grid Accent 1" w:uiPriority="73"/>
-    <w:lsdException w:name="Light Shading Accent 2" w:uiPriority="60"/>
-    <w:lsdException w:name="Light List Accent 2" w:uiPriority="61"/>
-    <w:lsdException w:name="Light Grid Accent 2" w:uiPriority="62"/>
-    <w:lsdException w:name="Medium Shading 1 Accent 2" w:uiPriority="63"/>
-    <w:lsdException w:name="Medium Shading 2 Accent 2" w:uiPriority="64"/>
-    <w:lsdException w:name="Medium List 1 Accent 2" w:uiPriority="65"/>
-    <w:lsdException w:name="Medium List 2 Accent 2" w:uiPriority="66"/>
-    <w:lsdException w:name="Medium Grid 1 Accent 2" w:uiPriority="67"/>
-    <w:lsdException w:name="Medium Grid 2 Accent 2" w:uiPriority="68"/>
-    <w:lsdException w:name="Medium Grid 3 Accent 2" w:uiPriority="69"/>
-    <w:lsdException w:name="Dark List Accent 2" w:uiPriority="70"/>
-    <w:lsdException w:name="Colorful Shading Accent 2" w:uiPriority="71"/>
-    <w:lsdException w:name="Colorful List Accent 2" w:uiPriority="72"/>
-    <w:lsdException w:name="Colorful Grid Accent 2" w:uiPriority="73"/>
-    <w:lsdException w:name="Light Shading Accent 3" w:uiPriority="60"/>
-    <w:lsdException w:name="Light List Accent 3" w:uiPriority="61"/>
-    <w:lsdException w:name="Light Grid Accent 3" w:uiPriority="62"/>
-    <w:lsdException w:name="Medium Shading 1 Accent 3" w:uiPriority="63"/>
-    <w:lsdException w:name="Medium Shading 2 Accent 3" w:uiPriority="64"/>
-    <w:lsdException w:name="Medium List 1 Accent 3" w:uiPriority="65"/>
-    <w:lsdException w:name="Medium List 2 Accent 3" w:uiPriority="66"/>
-    <w:lsdException w:name="Medium Grid 1 Accent 3" w:uiPriority="67"/>
-    <w:lsdException w:name="Medium Grid 2 Accent 3" w:uiPriority="68"/>
-    <w:lsdException w:name="Medium Grid 3 Accent 3" w:uiPriority="69"/>
-    <w:lsdException w:name="Dark List Accent 3" w:uiPriority="70"/>
-    <w:lsdException w:name="Colorful Shading Accent 3" w:uiPriority="71"/>
-    <w:lsdException w:name="Colorful List Accent 3" w:uiPriority="72"/>
-    <w:lsdException w:name="Colorful Grid Accent 3" w:uiPriority="73"/>
-    <w:lsdException w:name="Light Shading Accent 4" w:uiPriority="60"/>
-    <w:lsdException w:name="Light List Accent 4" w:uiPriority="61"/>
-    <w:lsdException w:name="Light Grid Accent 4" w:uiPriority="62"/>
-    <w:lsdException w:name="Medium Shading 1 Accent 4" w:uiPriority="63"/>
-    <w:lsdException w:name="Medium Shading 2 Accent 4" w:uiPriority="64"/>
-    <w:lsdException w:name="Medium List 1 Accent 4" w:uiPriority="65"/>
-    <w:lsdException w:name="Medium List 2 Accent 4" w:uiPriority="66"/>
-    <w:lsdException w:name="Medium Grid 1 Accent 4" w:uiPriority="67"/>
-    <w:lsdException w:name="Medium Grid 2 Accent 4" w:uiPriority="68"/>
-    <w:lsdException w:name="Medium Grid 3 Accent 4" w:uiPriority="69"/>
-    <w:lsdException w:name="Dark List Accent 4" w:uiPriority="70"/>
-    <w:lsdException w:name="Colorful Shading Accent 4" w:uiPriority="71"/>
-    <w:lsdException w:name="Colorful List Accent 4" w:uiPriority="72"/>
-    <w:lsdException w:name="Colorful Grid Accent 4" w:uiPriority="73"/>
-    <w:lsdException w:name="Light Shading Accent 5" w:uiPriority="60"/>
-    <w:lsdException w:name="Light List Accent 5" w:uiPriority="61"/>
-    <w:lsdException w:name="Light Grid Accent 5" w:uiPriority="62"/>
-    <w:lsdException w:name="Medium Shading 1 Accent 5" w:uiPriority="63"/>
-    <w:lsdException w:name="Medium Shading 2 Accent 5" w:uiPriority="64"/>
-    <w:lsdException w:name="Medium List 1 Accent 5" w:uiPriority="65"/>
-    <w:lsdException w:name="Medium List 2 Accent 5" w:uiPriority="66"/>
-    <w:lsdException w:name="Medium Grid 1 Accent 5" w:uiPriority="67"/>
-    <w:lsdException w:name="Medium Grid 2 Accent 5" w:uiPriority="68"/>
-    <w:lsdException w:name="Medium Grid 3 Accent 5" w:uiPriority="69"/>
-    <w:lsdException w:name="Dark List Accent 5" w:uiPriority="70"/>
-    <w:lsdException w:name="Colorful Shading Accent 5" w:uiPriority="71"/>
-    <w:lsdException w:name="Colorful List Accent 5" w:uiPriority="72"/>
-    <w:lsdException w:name="Colorful Grid Accent 5" w:uiPriority="73"/>
-    <w:lsdException w:name="Light Shading Accent 6" w:uiPriority="60"/>
-    <w:lsdException w:name="Light List Accent 6" w:uiPriority="61"/>
-    <w:lsdException w:name="Light Grid Accent 6" w:uiPriority="62"/>
-    <w:lsdException w:name="Medium Shading 1 Accent 6" w:uiPriority="63"/>
-    <w:lsdException w:name="Medium Shading 2 Accent 6" w:uiPriority="64"/>
-    <w:lsdException w:name="Medium List 1 Accent 6" w:uiPriority="65"/>
-    <w:lsdException w:name="Medium List 2 Accent 6" w:uiPriority="66"/>
-    <w:lsdException w:name="Medium Grid 1 Accent 6" w:uiPriority="67"/>
-    <w:lsdException w:name="Medium Grid 2 Accent 6" w:uiPriority="68"/>
-    <w:lsdException w:name="Medium Grid 3 Accent 6" w:uiPriority="69"/>
-    <w:lsdException w:name="Dark List Accent 6" w:uiPriority="70"/>
-    <w:lsdException w:name="Colorful Shading Accent 6" w:uiPriority="71"/>
-    <w:lsdException w:name="Colorful List Accent 6" w:uiPriority="72"/>
-    <w:lsdException w:name="Colorful Grid Accent 6" w:uiPriority="73"/>
-    <w:lsdException w:name="Subtle Emphasis" w:uiPriority="19" w:qFormat="1"/>
-    <w:lsdException w:name="Intense Emphasis" w:uiPriority="21" w:qFormat="1"/>
-    <w:lsdException w:name="Subtle Reference" w:uiPriority="31" w:qFormat="1"/>
-    <w:lsdException w:name="Intense Reference" w:uiPriority="32" w:qFormat="1"/>
-    <w:lsdException w:name="Book Title" w:uiPriority="33" w:qFormat="1"/>
-    <w:lsdException w:name="Bibliography" w:semiHidden="1" w:uiPriority="37" w:unhideWhenUsed="1"/>
-    <w:lsdException w:name="TOC Heading" w:semiHidden="1" w:uiPriority="39" w:unhideWhenUsed="1" w:qFormat="1"/>
+    <w:lsdException w:name="Plain Table 1" w:uiPriority="41"/>
+    <w:lsdException w:name="Plain Table 2" w:uiPriority="42"/>
+    <w:lsdException w:name="Plain Table 3" w:uiPriority="43"/>
+    <w:lsdException w:name="Plain Table 4" w:uiPriority="44"/>
+    <w:lsdException w:name="Plain Table 5" w:uiPriority="45"/>
+    <w:lsdException w:name="Grid Table Light" w:uiPriority="40"/>
+    <w:lsdException w:name="Grid Table 1 Light" w:uiPriority="46"/>
+    <w:lsdException w:name="Grid Table 2" w:uiPriority="47"/>
+    <w:lsdException w:name="Grid Table 3" w:uiPriority="48"/>
+    <w:lsdException w:name="Grid Table 4" w:uiPriority="49"/>
+    <w:lsdException w:name="Grid Table 5 Dark" w:uiPriority="50"/>
+    <w:lsdException w:name="Grid Table 6 Colorful" w:uiPriority="51"/>
+    <w:lsdException w:name="Grid Table 7 Colorful" w:uiPriority="52"/>
+    <w:lsdException w:name="Grid Table 1 Light Accent 1" w:uiPriority="46"/>
+    <w:lsdException w:name="Grid Table 2 Accent 1" w:uiPriority="47"/>
+    <w:lsdException w:name="Grid Table 3 Accent 1" w:uiPriority="48"/>
+    <w:lsdException w:name="Grid Table 4 Accent 1" w:uiPriority="49"/>
+    <w:lsdException w:name="Grid Table 5 Dark Accent 1" w:uiPriority="50"/>
+    <w:lsdException w:name="Grid Table 6 Colorful Accent 1" w:uiPriority="51"/>
+    <w:lsdException w:name="Grid Table 7 Colorful Accent 1" w:uiPriority="52"/>
+    <w:lsdException w:name="Grid Table 1 Light Accent 2" w:uiPriority="46"/>
+    <w:lsdException w:name="Grid Table 2 Accent 2" w:uiPriority="47"/>
+    <w:lsdException w:name="Grid Table 3 Accent 2" w:uiPriority="48"/>
+    <w:lsdException w:name="Grid Table 4 Accent 2" w:uiPriority="49"/>
+    <w:lsdException w:name="Grid Table 5 Dark Accent 2" w:uiPriority="50"/>
+    <w:lsdException w:name="Grid Table 6 Colorful Accent 2" w:uiPriority="51"/>
+    <w:lsdException w:name="Grid Table 7 Colorful Accent 2" w:uiPriority="52"/>
+    <w:lsdException w:name="Grid Table 1 Light Accent 3" w:uiPriority="46"/>
+    <w:lsdException w:name="Grid Table 2 Accent 3" w:uiPriority="47"/>
+    <w:lsdException w:name="Grid Table 3 Accent 3" w:uiPriority="48"/>
+    <w:lsdException w:name="Grid Table 4 Accent 3" w:uiPriority="49"/>
+    <w:lsdException w:name="Grid Table 5 Dark Accent 3" w:uiPriority="50"/>
+    <w:lsdException w:name="Grid Table 6 Colorful Accent 3" w:uiPriority="51"/>
+    <w:lsdException w:name="Grid Table 7 Colorful Accent 3" w:uiPriority="52"/>
+    <w:lsdException w:name="Grid Table 1 Light Accent 4" w:uiPriority="46"/>
+    <w:lsdException w:name="Grid Table 2 Accent 4" w:uiPriority="47"/>
+    <w:lsdException w:name="Grid Table 3 Accent 4" w:uiPriority="48"/>
+    <w:lsdException w:name="Grid Table 4 Accent 4" w:uiPriority="49"/>
+    <w:lsdException w:name="Grid Table 5 Dark Accent 4" w:uiPriority="50"/>
+    <w:lsdException w:name="Grid Table 6 Colorful Accent 4" w:uiPriority="51"/>
+    <w:lsdException w:name="Grid Table 7 Colorful Accent 4" w:uiPriority="52"/>
+    <w:lsdException w:name="Grid Table 1 Light Accent 5" w:uiPriority="46"/>
+    <w:lsdException w:name="Grid Table 2 Accent 5" w:uiPriority="47"/>
+    <w:lsdException w:name="Grid Table 3 Accent 5" w:uiPriority="48"/>
+    <w:lsdException w:name="Grid Table 4 Accent 5" w:uiPriority="49"/>
+    <w:lsdException w:name="Grid Table 5 Dark Accent 5" w:uiPriority="50"/>
+    <w:lsdException w:name="Grid Table 6 Colorful Accent 5" w:uiPriority="51"/>
+    <w:lsdException w:name="Grid Table 7 Colorful Accent 5" w:uiPriority="52"/>
+    <w:lsdException w:name="Grid Table 1 Light Accent 6" w:uiPriority="46"/>
+    <w:lsdException w:name="Grid Table 2 Accent 6" w:uiPriority="47"/>
+    <w:lsdException w:name="Grid Table 3 Accent 6" w:uiPriority="48"/>
+    <w:lsdException w:name="Grid Table 4 Accent 6" w:uiPriority="49"/>
+    <w:lsdException w:name="Grid Table 5 Dark Accent 6" w:uiPriority="50"/>
+    <w:lsdException w:name="Grid Table 6 Colorful Accent 6" w:uiPriority="51"/>
+    <w:lsdException w:name="Grid Table 7 Colorful Accent 6" w:uiPriority="52"/>
+    <w:lsdException w:name="List Table 1 Light" w:uiPriority="46"/>
+    <w:lsdException w:name="List Table 2" w:uiPriority="47"/>
+    <w:lsdException w:name="List Table 3" w:uiPriority="48"/>
+    <w:lsdException w:name="List Table 4" w:uiPriority="49"/>
+    <w:lsdException w:name="List Table 5 Dark" w:uiPriority="50"/>
+    <w:lsdException w:name="List Table 6 Colorful" w:uiPriority="51"/>
+    <w:lsdException w:name="List Table 7 Colorful" w:uiPriority="52"/>
+    <w:lsdException w:name="List Table 1 Light Accent 1" w:uiPriority="46"/>
+    <w:lsdException w:name="List Table 2 Accent 1" w:uiPriority="47"/>
+    <w:lsdException w:name="List Table 3 Accent 1" w:uiPriority="48"/>
+    <w:lsdException w:name="List Table 4 Accent 1" w:uiPriority="49"/>
+    <w:lsdException w:name="List Table 5 Dark Accent 1" w:uiPriority="50"/>
+    <w:lsdException w:name="List Table 6 Colorful Accent 1" w:uiPriority="51"/>
+    <w:lsdException w:name="List Table 7 Colorful Accent 1" w:uiPriority="52"/>
+    <w:lsdException w:name="List Table 1 Light Accent 2" w:uiPriority="46"/>
+    <w:lsdException w:name="List Table 2 Accent 2" w:uiPriority="47"/>
+    <w:lsdException w:name="List Table 3 Accent 2" w:uiPriority="48"/>
+    <w:lsdException w:name="List Table 4 Accent 2" w:uiPriority="49"/>
+    <w:lsdException w:name="List Table 5 Dark Accent 2" w:uiPriority="50"/>
+    <w:lsdException w:name="List Table 6 Colorful Accent 2" w:uiPriority="51"/>
+    <w:lsdException w:name="List Table 7 Colorful Accent 2" w:uiPriority="52"/>
+    <w:lsdException w:name="List Table 1 Light Accent 3" w:uiPriority="46"/>
+    <w:lsdException w:name="List Table 2 Accent 3" w:uiPriority="47"/>
+    <w:lsdException w:name="List Table 3 Accent 3" w:uiPriority="48"/>
+    <w:lsdException w:name="List Table 4 Accent 3" w:uiPriority="49"/>
+    <w:lsdException w:name="List Table 5 Dark Accent 3" w:uiPriority="50"/>
+    <w:lsdException w:name="List Table 6 Colorful Accent 3" w:uiPriority="51"/>
+    <w:lsdException w:name="List Table 7 Colorful Accent 3" w:uiPriority="52"/>
+    <w:lsdException w:name="List Table 1 Light Accent 4" w:uiPriority="46"/>
+    <w:lsdException w:name="List Table 2 Accent 4" w:uiPriority="47"/>
+    <w:lsdException w:name="List Table 3 Accent 4" w:uiPriority="48"/>
+    <w:lsdException w:name="List Table 4 Accent 4" w:uiPriority="49"/>
+    <w:lsdException w:name="List Table 5 Dark Accent 4" w:uiPriority="50"/>
+    <w:lsdException w:name="List Table 6 Colorful Accent 4" w:uiPriority="51"/>
+    <w:lsdException w:name="List Table 7 Colorful Accent 4" w:uiPriority="52"/>
+    <w:lsdException w:name="List Table 1 Light Accent 5" w:uiPriority="46"/>
+    <w:lsdException w:name="List Table 2 Accent 5" w:uiPriority="47"/>
+    <w:lsdException w:name="List Table 3 Accent 5" w:uiPriority="48"/>
+    <w:lsdException w:name="List Table 4 Accent 5" w:uiPriority="49"/>
+    <w:lsdException w:name="List Table 5 Dark Accent 5" w:uiPriority="50"/>
+    <w:lsdException w:name="List Table 6 Colorful Accent 5" w:uiPriority="51"/>
+    <w:lsdException w:name="List Table 7 Colorful Accent 5" w:uiPriority="52"/>
+    <w:lsdException w:name="List Table 1 Light Accent 6" w:uiPriority="46"/>
+    <w:lsdException w:name="List Table 2 Accent 6" w:uiPriority="47"/>
+    <w:lsdException w:name="List Table 3 Accent 6" w:uiPriority="48"/>
+    <w:lsdException w:name="List Table 4 Accent 6" w:uiPriority="49"/>
+    <w:lsdException w:name="List Table 5 Dark Accent 6" w:uiPriority="50"/>
+    <w:lsdException w:name="List Table 6 Colorful Accent 6" w:uiPriority="51"/>
+    <w:lsdException w:name="List Table 7 Colorful Accent 6" w:uiPriority="52"/>
   </w:latentStyles>
   <w:style w:type="paragraph" w:default="1" w:styleId="Normal">
     <w:name w:val="Normal"/>

--- a/doctemplate_and_requirements/documentation_template.docx
+++ b/doctemplate_and_requirements/documentation_template.docx
@@ -2284,6 +2284,63 @@
       </w:pPr>
       <w:r>
         <w:rPr>
+          <w:noProof/>
+          <w:sz w:val="18"/>
+          <w:szCs w:val="18"/>
+          <w:lang w:eastAsia="bg-BG"/>
+        </w:rPr>
+        <w:drawing>
+          <wp:anchor distT="0" distB="0" distL="114300" distR="114300" simplePos="0" relativeHeight="251658240" behindDoc="0" locked="0" layoutInCell="1" allowOverlap="1" wp14:anchorId="3A912440" wp14:editId="000EE97E">
+            <wp:simplePos x="0" y="0"/>
+            <wp:positionH relativeFrom="column">
+              <wp:posOffset>-4445</wp:posOffset>
+            </wp:positionH>
+            <wp:positionV relativeFrom="paragraph">
+              <wp:posOffset>545465</wp:posOffset>
+            </wp:positionV>
+            <wp:extent cx="5760720" cy="2554605"/>
+            <wp:effectExtent l="0" t="0" r="0" b="0"/>
+            <wp:wrapSquare wrapText="bothSides"/>
+            <wp:docPr id="2" name="Picture 2"/>
+            <wp:cNvGraphicFramePr>
+              <a:graphicFrameLocks xmlns:a="http://schemas.openxmlformats.org/drawingml/2006/main" noChangeAspect="1"/>
+            </wp:cNvGraphicFramePr>
+            <a:graphic xmlns:a="http://schemas.openxmlformats.org/drawingml/2006/main">
+              <a:graphicData uri="http://schemas.openxmlformats.org/drawingml/2006/picture">
+                <pic:pic xmlns:pic="http://schemas.openxmlformats.org/drawingml/2006/picture">
+                  <pic:nvPicPr>
+                    <pic:cNvPr id="2" name="Screenshot 2026-01-26 164933.png"/>
+                    <pic:cNvPicPr/>
+                  </pic:nvPicPr>
+                  <pic:blipFill>
+                    <a:blip r:embed="rId5">
+                      <a:extLst>
+                        <a:ext uri="{28A0092B-C50C-407E-A947-70E740481C1C}">
+                          <a14:useLocalDpi xmlns:a14="http://schemas.microsoft.com/office/drawing/2010/main" val="0"/>
+                        </a:ext>
+                      </a:extLst>
+                    </a:blip>
+                    <a:stretch>
+                      <a:fillRect/>
+                    </a:stretch>
+                  </pic:blipFill>
+                  <pic:spPr>
+                    <a:xfrm>
+                      <a:off x="0" y="0"/>
+                      <a:ext cx="5760720" cy="2554605"/>
+                    </a:xfrm>
+                    <a:prstGeom prst="rect">
+                      <a:avLst/>
+                    </a:prstGeom>
+                  </pic:spPr>
+                </pic:pic>
+              </a:graphicData>
+            </a:graphic>
+          </wp:anchor>
+        </w:drawing>
+      </w:r>
+      <w:r>
+        <w:rPr>
           <w:sz w:val="22"/>
           <w:szCs w:val="22"/>
         </w:rPr>
@@ -2309,7 +2366,17 @@
           <w:szCs w:val="22"/>
           <w:highlight w:val="yellow"/>
         </w:rPr>
-        <w:t>( кратки инструкции и екранни снимки на приложението, минаващо през основни функционалности)</w:t>
+        <w:t>( кратки инструкции и екранни снимки на приложението, минава</w:t>
+      </w:r>
+      <w:bookmarkStart w:id="2" w:name="_GoBack"/>
+      <w:bookmarkEnd w:id="2"/>
+      <w:r>
+        <w:rPr>
+          <w:sz w:val="22"/>
+          <w:szCs w:val="22"/>
+          <w:highlight w:val="yellow"/>
+        </w:rPr>
+        <w:t>що през основни функционалности)</w:t>
       </w:r>
     </w:p>
     <w:p>
@@ -2323,14 +2390,55 @@
         <w:rPr>
           <w:sz w:val="18"/>
           <w:szCs w:val="18"/>
-          <w:highlight w:val="yellow"/>
-        </w:rPr>
-        <w:t>...</w:t>
-      </w:r>
-    </w:p>
-    <w:p>
-      <w:pPr>
-        <w:pStyle w:val="Heading2"/>
+        </w:rPr>
+        <w:t>Фигура 1. Начална страница.</w:t>
+      </w:r>
+    </w:p>
+    <w:p>
+      <w:pPr>
+        <w:rPr>
+          <w:noProof/>
+          <w:lang w:eastAsia="bg-BG"/>
+        </w:rPr>
+      </w:pPr>
+      <w:r>
+        <w:t>На страницата се показва списък с всички активни и предстоящи турнири. Потребителят може да филтрира турнирите по категория или по статус (дали са започнали).</w:t>
+      </w:r>
+      <w:r>
+        <w:br/>
+        <w:t>Всеки турнир може да бъде отворен чрез бутона „Разгледай“</w:t>
+      </w:r>
+      <w:r>
+        <w:t xml:space="preserve"> или </w:t>
+      </w:r>
+      <w:r>
+        <w:rPr>
+          <w:lang w:val="en-US"/>
+        </w:rPr>
+        <w:t>“</w:t>
+      </w:r>
+      <w:r>
+        <w:t>Разгледай</w:t>
+      </w:r>
+      <w:r>
+        <w:rPr>
+          <w:lang w:val="en-US"/>
+        </w:rPr>
+        <w:t>/</w:t>
+      </w:r>
+      <w:r>
+        <w:t>Присъедини се</w:t>
+      </w:r>
+      <w:r>
+        <w:t>.</w:t>
+      </w:r>
+      <w:r>
+        <w:br/>
+        <w:t>Навигационното меню позволява достъп до профила на потребителя, създаване на турнир и изход от системата.</w:t>
+      </w:r>
+    </w:p>
+    <w:p>
+      <w:pPr>
         <w:rPr>
           <w:sz w:val="18"/>
           <w:szCs w:val="18"/>
@@ -2338,20 +2446,435 @@
       </w:pPr>
       <w:r>
         <w:rPr>
+          <w:noProof/>
+          <w:sz w:val="18"/>
+          <w:szCs w:val="18"/>
+          <w:lang w:eastAsia="bg-BG"/>
+        </w:rPr>
+        <w:lastRenderedPageBreak/>
+        <w:drawing>
+          <wp:inline distT="0" distB="0" distL="0" distR="0" wp14:anchorId="412376D6" wp14:editId="190D28AE">
+            <wp:extent cx="5760720" cy="2455545"/>
+            <wp:effectExtent l="0" t="0" r="0" b="1905"/>
+            <wp:docPr id="5" name="Picture 5"/>
+            <wp:cNvGraphicFramePr>
+              <a:graphicFrameLocks xmlns:a="http://schemas.openxmlformats.org/drawingml/2006/main" noChangeAspect="1"/>
+            </wp:cNvGraphicFramePr>
+            <a:graphic xmlns:a="http://schemas.openxmlformats.org/drawingml/2006/main">
+              <a:graphicData uri="http://schemas.openxmlformats.org/drawingml/2006/picture">
+                <pic:pic xmlns:pic="http://schemas.openxmlformats.org/drawingml/2006/picture">
+                  <pic:nvPicPr>
+                    <pic:cNvPr id="5" name="Screenshot 2026-01-26 165019.png"/>
+                    <pic:cNvPicPr/>
+                  </pic:nvPicPr>
+                  <pic:blipFill>
+                    <a:blip r:embed="rId6">
+                      <a:extLst>
+                        <a:ext uri="{28A0092B-C50C-407E-A947-70E740481C1C}">
+                          <a14:useLocalDpi xmlns:a14="http://schemas.microsoft.com/office/drawing/2010/main" val="0"/>
+                        </a:ext>
+                      </a:extLst>
+                    </a:blip>
+                    <a:stretch>
+                      <a:fillRect/>
+                    </a:stretch>
+                  </pic:blipFill>
+                  <pic:spPr>
+                    <a:xfrm>
+                      <a:off x="0" y="0"/>
+                      <a:ext cx="5760720" cy="2455545"/>
+                    </a:xfrm>
+                    <a:prstGeom prst="rect">
+                      <a:avLst/>
+                    </a:prstGeom>
+                  </pic:spPr>
+                </pic:pic>
+              </a:graphicData>
+            </a:graphic>
+          </wp:inline>
+        </w:drawing>
+      </w:r>
+      <w:r>
+        <w:rPr>
+          <w:sz w:val="18"/>
+          <w:szCs w:val="18"/>
+        </w:rPr>
+        <w:t>фигура 2. Страница на предстоящ турнир.</w:t>
+      </w:r>
+    </w:p>
+    <w:p>
+      <w:pPr>
+        <w:rPr>
+          <w:lang w:val="en-US"/>
+        </w:rPr>
+      </w:pPr>
+      <w:r>
+        <w:t>На страницата на предстоящ турнир потребителят може да се включи в отборен турнир</w:t>
+      </w:r>
+      <w:r>
+        <w:rPr>
+          <w:lang w:val="en-US"/>
+        </w:rPr>
+        <w:t>,</w:t>
+      </w:r>
+      <w:r>
+        <w:t xml:space="preserve"> като въведе име на собствен отбор</w:t>
+      </w:r>
+      <w:r>
+        <w:rPr>
+          <w:lang w:val="en-US"/>
+        </w:rPr>
+        <w:t xml:space="preserve">, </w:t>
+      </w:r>
+      <w:r>
+        <w:t xml:space="preserve">или </w:t>
+      </w:r>
+      <w:proofErr w:type="spellStart"/>
+      <w:r>
+        <w:t>избере</w:t>
+      </w:r>
+      <w:r>
+        <w:t>вече</w:t>
+      </w:r>
+      <w:proofErr w:type="spellEnd"/>
+      <w:r>
+        <w:t xml:space="preserve"> съществуващ</w:t>
+      </w:r>
+      <w:r>
+        <w:t xml:space="preserve"> о</w:t>
+      </w:r>
+      <w:r>
+        <w:t>т списък</w:t>
+      </w:r>
+      <w:r>
+        <w:t>а</w:t>
+      </w:r>
+      <w:r>
+        <w:t xml:space="preserve"> с отбори. При индивидуален турнир потребителят трябва да въведе прякор</w:t>
+      </w:r>
+      <w:r>
+        <w:rPr>
+          <w:lang w:val="en-US"/>
+        </w:rPr>
+        <w:t xml:space="preserve">, </w:t>
+      </w:r>
+      <w:r>
+        <w:t>с който</w:t>
+      </w:r>
+      <w:r>
+        <w:t xml:space="preserve"> ще участва</w:t>
+      </w:r>
+      <w:r>
+        <w:t xml:space="preserve"> в турнира. Процесът се завършва с</w:t>
+      </w:r>
+      <w:r>
+        <w:t xml:space="preserve"> натискане</w:t>
+      </w:r>
+      <w:r>
+        <w:t xml:space="preserve"> на бутона </w:t>
+      </w:r>
+      <w:r>
+        <w:rPr>
+          <w:lang w:val="en-US"/>
+        </w:rPr>
+        <w:t>“</w:t>
+      </w:r>
+      <w:r>
+        <w:t>Присъединяване</w:t>
+      </w:r>
+      <w:r>
+        <w:rPr>
+          <w:lang w:val="en-US"/>
+        </w:rPr>
+        <w:t>”</w:t>
+      </w:r>
+      <w:r>
+        <w:t>.</w:t>
+      </w:r>
+      <w:r>
+        <w:rPr>
+          <w:lang w:val="en-US"/>
+        </w:rPr>
+        <w:t xml:space="preserve"> </w:t>
+      </w:r>
+      <w:r>
+        <w:t xml:space="preserve">Ако </w:t>
+      </w:r>
+      <w:r>
+        <w:t xml:space="preserve">потребителят </w:t>
+      </w:r>
+      <w:r>
+        <w:t xml:space="preserve">вече е </w:t>
+      </w:r>
+      <w:r>
+        <w:t xml:space="preserve">записан </w:t>
+      </w:r>
+      <w:r>
+        <w:t>в турнира</w:t>
+      </w:r>
+      <w:r>
+        <w:rPr>
+          <w:lang w:val="en-US"/>
+        </w:rPr>
+        <w:t xml:space="preserve">, </w:t>
+      </w:r>
+      <w:r>
+        <w:t>той</w:t>
+      </w:r>
+      <w:r>
+        <w:t xml:space="preserve"> ще може да се отпише от турнира преди началото му чрез бутона </w:t>
+      </w:r>
+      <w:r>
+        <w:rPr>
+          <w:lang w:val="en-US"/>
+        </w:rPr>
+        <w:t>“</w:t>
+      </w:r>
+      <w:r>
+        <w:t>Напускане</w:t>
+      </w:r>
+      <w:r>
+        <w:rPr>
+          <w:lang w:val="en-US"/>
+        </w:rPr>
+        <w:t>”.</w:t>
+      </w:r>
+    </w:p>
+    <w:p>
+      <w:pPr>
+        <w:rPr>
+          <w:lang w:val="en-US"/>
+        </w:rPr>
+      </w:pPr>
+    </w:p>
+    <w:p>
+      <w:pPr>
+        <w:rPr>
+          <w:sz w:val="18"/>
+          <w:szCs w:val="18"/>
+          <w:lang w:val="en-US"/>
+        </w:rPr>
+      </w:pPr>
+      <w:r>
+        <w:rPr>
+          <w:noProof/>
+          <w:lang w:eastAsia="bg-BG"/>
+        </w:rPr>
+        <w:drawing>
+          <wp:inline distT="0" distB="0" distL="0" distR="0" wp14:anchorId="5F996687" wp14:editId="24F2A35D">
+            <wp:extent cx="5760720" cy="2572385"/>
+            <wp:effectExtent l="0" t="0" r="0" b="0"/>
+            <wp:docPr id="8" name="Picture 8"/>
+            <wp:cNvGraphicFramePr>
+              <a:graphicFrameLocks xmlns:a="http://schemas.openxmlformats.org/drawingml/2006/main" noChangeAspect="1"/>
+            </wp:cNvGraphicFramePr>
+            <a:graphic xmlns:a="http://schemas.openxmlformats.org/drawingml/2006/main">
+              <a:graphicData uri="http://schemas.openxmlformats.org/drawingml/2006/picture">
+                <pic:pic xmlns:pic="http://schemas.openxmlformats.org/drawingml/2006/picture">
+                  <pic:nvPicPr>
+                    <pic:cNvPr id="8" name="Screenshot 2026-01-26 164956.png"/>
+                    <pic:cNvPicPr/>
+                  </pic:nvPicPr>
+                  <pic:blipFill>
+                    <a:blip r:embed="rId7">
+                      <a:extLst>
+                        <a:ext uri="{28A0092B-C50C-407E-A947-70E740481C1C}">
+                          <a14:useLocalDpi xmlns:a14="http://schemas.microsoft.com/office/drawing/2010/main" val="0"/>
+                        </a:ext>
+                      </a:extLst>
+                    </a:blip>
+                    <a:stretch>
+                      <a:fillRect/>
+                    </a:stretch>
+                  </pic:blipFill>
+                  <pic:spPr>
+                    <a:xfrm>
+                      <a:off x="0" y="0"/>
+                      <a:ext cx="5760720" cy="2572385"/>
+                    </a:xfrm>
+                    <a:prstGeom prst="rect">
+                      <a:avLst/>
+                    </a:prstGeom>
+                  </pic:spPr>
+                </pic:pic>
+              </a:graphicData>
+            </a:graphic>
+          </wp:inline>
+        </w:drawing>
+      </w:r>
+      <w:r>
+        <w:rPr>
+          <w:sz w:val="18"/>
+          <w:szCs w:val="18"/>
+        </w:rPr>
+        <w:t>фигура 3. Страница на активен турнир.</w:t>
+      </w:r>
+    </w:p>
+    <w:p>
+      <w:r>
+        <w:t>На страницата на активен турнир се визуализират резултатите от фазата</w:t>
+      </w:r>
+      <w:r>
+        <w:rPr>
+          <w:lang w:val="en-US"/>
+        </w:rPr>
+        <w:t xml:space="preserve">, </w:t>
+      </w:r>
+      <w:r>
+        <w:t xml:space="preserve">избрана от потребителя чрез </w:t>
+      </w:r>
+      <w:r>
+        <w:t xml:space="preserve">падащото меню </w:t>
+      </w:r>
+      <w:r>
+        <w:rPr>
+          <w:lang w:val="en-US"/>
+        </w:rPr>
+        <w:t>“</w:t>
+      </w:r>
+      <w:r>
+        <w:t>Избери рунд</w:t>
+      </w:r>
+      <w:r>
+        <w:rPr>
+          <w:lang w:val="en-US"/>
+        </w:rPr>
+        <w:t>”</w:t>
+      </w:r>
+      <w:r>
+        <w:t>.</w:t>
+      </w:r>
+      <w:r>
+        <w:t xml:space="preserve"> Създателят на турнира може да въведе резултат за незавършен мач</w:t>
+      </w:r>
+      <w:r>
+        <w:rPr>
+          <w:lang w:val="en-US"/>
+        </w:rPr>
+        <w:t xml:space="preserve">, </w:t>
+      </w:r>
+      <w:r>
+        <w:t>и да го запише чрез</w:t>
+      </w:r>
+      <w:r>
+        <w:t xml:space="preserve"> бутона </w:t>
+      </w:r>
+      <w:r>
+        <w:rPr>
+          <w:lang w:val="en-US"/>
+        </w:rPr>
+        <w:t>“</w:t>
+      </w:r>
+      <w:r>
+        <w:t>Обнови резултат</w:t>
+      </w:r>
+      <w:r>
+        <w:rPr>
+          <w:lang w:val="en-US"/>
+        </w:rPr>
+        <w:t xml:space="preserve">”, </w:t>
+      </w:r>
+      <w:r>
+        <w:t>к</w:t>
+      </w:r>
+      <w:r>
+        <w:t>ато по този начин</w:t>
+      </w:r>
+      <w:r>
+        <w:t xml:space="preserve"> </w:t>
+      </w:r>
+      <w:r>
+        <w:t xml:space="preserve">избрания победител </w:t>
+      </w:r>
+      <w:r>
+        <w:t xml:space="preserve">автоматично </w:t>
+      </w:r>
+      <w:r>
+        <w:t>бива изпратен</w:t>
+      </w:r>
+      <w:r>
+        <w:t xml:space="preserve"> в следващия рунд. За всички </w:t>
+      </w:r>
+      <w:r>
+        <w:t xml:space="preserve">активни </w:t>
+      </w:r>
+      <w:r>
+        <w:t xml:space="preserve">и завършили турнири има бутон </w:t>
+      </w:r>
+      <w:r>
+        <w:rPr>
+          <w:lang w:val="en-US"/>
+        </w:rPr>
+        <w:t>“</w:t>
+      </w:r>
+      <w:r>
+        <w:t xml:space="preserve">Изтегли </w:t>
+      </w:r>
+      <w:r>
+        <w:rPr>
+          <w:lang w:val="en-US"/>
+        </w:rPr>
+        <w:t xml:space="preserve">CSV </w:t>
+      </w:r>
+      <w:r>
+        <w:t>с класирането</w:t>
+      </w:r>
+      <w:r>
+        <w:rPr>
+          <w:lang w:val="en-US"/>
+        </w:rPr>
+        <w:t xml:space="preserve">”, </w:t>
+      </w:r>
+      <w:r>
+        <w:t>чрез</w:t>
+      </w:r>
+      <w:r>
+        <w:t xml:space="preserve"> който потребителят може да </w:t>
+      </w:r>
+      <w:r>
+        <w:t>получи</w:t>
+      </w:r>
+      <w:r>
+        <w:t xml:space="preserve"> списък с участниците в турнира и техните</w:t>
+      </w:r>
+      <w:r>
+        <w:t xml:space="preserve"> крайни позиции</w:t>
+      </w:r>
+      <w:r>
+        <w:t>.</w:t>
+      </w:r>
+    </w:p>
+    <w:p>
+      <w:pPr>
+        <w:pStyle w:val="Heading2"/>
+        <w:rPr>
           <w:sz w:val="22"/>
           <w:szCs w:val="22"/>
         </w:rPr>
-        <w:t xml:space="preserve">7. </w:t>
-      </w:r>
+      </w:pPr>
+    </w:p>
+    <w:p>
+      <w:pPr>
+        <w:pStyle w:val="Heading2"/>
+        <w:rPr>
+          <w:sz w:val="18"/>
+          <w:szCs w:val="18"/>
+        </w:rPr>
+      </w:pPr>
       <w:r>
         <w:rPr>
           <w:sz w:val="22"/>
           <w:szCs w:val="22"/>
         </w:rPr>
+        <w:t xml:space="preserve">7. </w:t>
+      </w:r>
+      <w:r>
+        <w:rPr>
+          <w:sz w:val="22"/>
+          <w:szCs w:val="22"/>
+        </w:rPr>
         <w:t>Примерни данни</w:t>
       </w:r>
-      <w:bookmarkStart w:id="2" w:name="_GoBack"/>
-      <w:bookmarkEnd w:id="2"/>
     </w:p>
     <w:p>
       <w:pPr>
@@ -2532,7 +3055,7 @@
       <w:r>
         <w:t xml:space="preserve">Всички имейл адреси са от вида </w:t>
       </w:r>
-      <w:hyperlink r:id="rId5" w:history="1">
+      <w:hyperlink r:id="rId8" w:history="1">
         <w:r>
           <w:rPr>
             <w:rStyle w:val="Hyperlink"/>
@@ -2547,7 +3070,7 @@
         </w:rPr>
         <w:t xml:space="preserve">, </w:t>
       </w:r>
-      <w:hyperlink r:id="rId6" w:history="1">
+      <w:hyperlink r:id="rId9" w:history="1">
         <w:r>
           <w:rPr>
             <w:rStyle w:val="Hyperlink"/>
@@ -2893,7 +3416,6 @@
         </w:rPr>
       </w:pPr>
       <w:r>
-        <w:lastRenderedPageBreak/>
         <w:t xml:space="preserve">В директорията </w:t>
       </w:r>
       <w:proofErr w:type="spellStart"/>
@@ -3270,6 +3792,7 @@
           <w:sz w:val="22"/>
           <w:szCs w:val="22"/>
         </w:rPr>
+        <w:lastRenderedPageBreak/>
         <w:t>1</w:t>
       </w:r>
       <w:r>
@@ -3348,7 +3871,7 @@
         </w:rPr>
         <w:t xml:space="preserve"> (</w:t>
       </w:r>
-      <w:hyperlink r:id="rId7" w:history="1">
+      <w:hyperlink r:id="rId10" w:history="1">
         <w:r>
           <w:rPr>
             <w:rStyle w:val="Hyperlink"/>
@@ -3380,7 +3903,7 @@
         </w:rPr>
         <w:t xml:space="preserve">12.2. Линк към разгърнатият проект във ФМИ – нещо от вида </w:t>
       </w:r>
-      <w:hyperlink r:id="rId8" w:history="1">
+      <w:hyperlink r:id="rId11" w:history="1">
         <w:r>
           <w:rPr>
             <w:rStyle w:val="Hyperlink"/>
@@ -4050,7 +4573,14 @@
         <w:rPr>
           <w:lang w:bidi="he-IL"/>
         </w:rPr>
-        <w:t>2.2. За документация на проекта ползвайте шаблона (ще гледам да го кача скоро); Задължително потребителска документация (а.к.а. userguide) - няколко скрийншота с кратко разяснение; условие на проекта (т.е. какво сте разтълкували сме се разбрали да правите - то може и да се различава от описанието дадено в гугъл докс-а към момента); както и инструкции за инсталиране; за защитата - ще дам няколко дати през сесията/преди сесията + официалните дати, за който не успее да мине преди това; за защитата - кода, документацията/необходими библиотеки/среди, инсталации - за инсталирането се предават на DVD (ако има още такова нещо като CD-може и на CD). Може по изключение да сложа И форма за качване само на документацията и програмен код и в мудъл, НО идеята е, че ако няма интернет (да речем е паднал мудъла, спрял е тока и т.н. - само по съдържанието на диска, който сте предали да може да се инсталира</w:t>
+        <w:t xml:space="preserve">2.2. За документация на проекта ползвайте шаблона (ще гледам да го кача скоро); Задължително потребителска документация (а.к.а. userguide) - няколко скрийншота с кратко разяснение; условие на проекта (т.е. какво сте разтълкували сме се разбрали да правите - то може и да се различава от описанието дадено в гугъл докс-а към момента); както и инструкции за инсталиране; за защитата - ще дам няколко дати през сесията/преди сесията + официалните дати, за който не успее да мине преди това; за защитата - кода, документацията/необходими </w:t>
+      </w:r>
+      <w:r>
+        <w:rPr>
+          <w:lang w:bidi="he-IL"/>
+        </w:rPr>
+        <w:lastRenderedPageBreak/>
+        <w:t>библиотеки/среди, инсталации - за инсталирането се предават на DVD (ако има още такова нещо като CD-може и на CD). Може по изключение да сложа И форма за качване само на документацията и програмен код и в мудъл, НО идеята е, че ако няма интернет (да речем е паднал мудъла, спрял е тока и т.н. - само по съдържанието на диска, който сте предали да може да се инсталира</w:t>
       </w:r>
       <w:r>
         <w:rPr>
@@ -4209,7 +4739,6 @@
         <w:rPr>
           <w:lang w:bidi="he-IL"/>
         </w:rPr>
-        <w:lastRenderedPageBreak/>
         <w:t>Финален проект</w:t>
       </w:r>
       <w:r>
@@ -4487,7 +5016,14 @@
         <w:rPr>
           <w:lang w:bidi="he-IL"/>
         </w:rPr>
-        <w:t xml:space="preserve">, примерни данни за тестване - администраторски акаунти, ръководство на потребителя за различните роли </w:t>
+        <w:t xml:space="preserve">, примерни данни за тестване - администраторски акаунти, ръководство на </w:t>
+      </w:r>
+      <w:r>
+        <w:rPr>
+          <w:lang w:bidi="he-IL"/>
+        </w:rPr>
+        <w:lastRenderedPageBreak/>
+        <w:t xml:space="preserve">потребителя за различните роли </w:t>
       </w:r>
       <w:r>
         <w:rPr>
@@ -5211,7 +5747,6 @@
           <w:szCs w:val="20"/>
           <w:highlight w:val="yellow"/>
         </w:rPr>
-        <w:lastRenderedPageBreak/>
         <w:tab/>
       </w:r>
       <w:r>
@@ -7059,6 +7594,7 @@
           <w:szCs w:val="20"/>
           <w:highlight w:val="yellow"/>
         </w:rPr>
+        <w:lastRenderedPageBreak/>
         <w:tab/>
       </w:r>
       <w:r>
@@ -7796,7 +8332,6 @@
           <w:color w:val="00B050"/>
           <w:lang w:bidi="he-IL"/>
         </w:rPr>
-        <w:lastRenderedPageBreak/>
         <w:t>//or config.ini -&gt; със същите настройки;</w:t>
       </w:r>
     </w:p>
@@ -7963,7 +8498,7 @@
       <w:r>
         <w:t>“</w:t>
       </w:r>
-      <w:hyperlink r:id="rId9" w:history="1">
+      <w:hyperlink r:id="rId12" w:history="1">
         <w:r>
           <w:rPr>
             <w:lang w:bidi="he-IL"/>
@@ -8172,6 +8707,7 @@
           <w:iCs/>
           <w:lang w:bidi="he-IL"/>
         </w:rPr>
+        <w:lastRenderedPageBreak/>
         <w:t>?&gt;</w:t>
       </w:r>
     </w:p>

--- a/doctemplate_and_requirements/documentation_template.docx
+++ b/doctemplate_and_requirements/documentation_template.docx
@@ -1,6 +1,6 @@
 
 <file path=word/document.xml><?xml version="1.0" encoding="utf-8"?>
-<w:document xmlns:wpc="http://schemas.microsoft.com/office/word/2010/wordprocessingCanvas" xmlns:cx="http://schemas.microsoft.com/office/drawing/2014/chartex" xmlns:mc="http://schemas.openxmlformats.org/markup-compatibility/2006" xmlns:o="urn:schemas-microsoft-com:office:office" xmlns:r="http://schemas.openxmlformats.org/officeDocument/2006/relationships" xmlns:m="http://schemas.openxmlformats.org/officeDocument/2006/math" xmlns:v="urn:schemas-microsoft-com:vml" xmlns:wp14="http://schemas.microsoft.com/office/word/2010/wordprocessingDrawing" xmlns:wp="http://schemas.openxmlformats.org/drawingml/2006/wordprocessingDrawing" xmlns:w10="urn:schemas-microsoft-com:office:word" xmlns:w="http://schemas.openxmlformats.org/wordprocessingml/2006/main" xmlns:w14="http://schemas.microsoft.com/office/word/2010/wordml" xmlns:w15="http://schemas.microsoft.com/office/word/2012/wordml" xmlns:w16se="http://schemas.microsoft.com/office/word/2015/wordml/symex" xmlns:wpg="http://schemas.microsoft.com/office/word/2010/wordprocessingGroup" xmlns:wpi="http://schemas.microsoft.com/office/word/2010/wordprocessingInk" xmlns:wne="http://schemas.microsoft.com/office/word/2006/wordml" xmlns:wps="http://schemas.microsoft.com/office/word/2010/wordprocessingShape" mc:Ignorable="w14 w15 w16se wp14">
+<w:document xmlns:wpc="http://schemas.microsoft.com/office/word/2010/wordprocessingCanvas" xmlns:mc="http://schemas.openxmlformats.org/markup-compatibility/2006" xmlns:o="urn:schemas-microsoft-com:office:office" xmlns:r="http://schemas.openxmlformats.org/officeDocument/2006/relationships" xmlns:m="http://schemas.openxmlformats.org/officeDocument/2006/math" xmlns:v="urn:schemas-microsoft-com:vml" xmlns:wp14="http://schemas.microsoft.com/office/word/2010/wordprocessingDrawing" xmlns:wp="http://schemas.openxmlformats.org/drawingml/2006/wordprocessingDrawing" xmlns:w10="urn:schemas-microsoft-com:office:word" xmlns:w="http://schemas.openxmlformats.org/wordprocessingml/2006/main" xmlns:w14="http://schemas.microsoft.com/office/word/2010/wordml" xmlns:wpg="http://schemas.microsoft.com/office/word/2010/wordprocessingGroup" xmlns:wpi="http://schemas.microsoft.com/office/word/2010/wordprocessingInk" xmlns:wne="http://schemas.microsoft.com/office/word/2006/wordml" xmlns:wps="http://schemas.microsoft.com/office/word/2010/wordprocessingShape" mc:Ignorable="w14 wp14">
   <w:body>
     <w:p>
       <w:pPr>
@@ -1805,6 +1805,7 @@
         <w:rPr>
           <w:rFonts w:eastAsia="Calibri" w:cstheme="minorHAnsi"/>
           <w:color w:val="FF0000"/>
+          <w:lang w:val="en-US"/>
         </w:rPr>
       </w:pPr>
     </w:p>
@@ -2263,6 +2264,7 @@
         <w:rPr>
           <w:sz w:val="18"/>
           <w:szCs w:val="18"/>
+          <w:lang w:val="en-US"/>
         </w:rPr>
       </w:pPr>
       <w:r>
@@ -2276,6 +2278,415 @@
     </w:p>
     <w:p>
       <w:pPr>
+        <w:rPr>
+          <w:lang w:val="en-US"/>
+        </w:rPr>
+      </w:pPr>
+      <w:r>
+        <w:t>З</w:t>
+      </w:r>
+      <w:r>
+        <w:rPr>
+          <w:lang w:val="en-US"/>
+        </w:rPr>
+        <w:t xml:space="preserve">а </w:t>
+      </w:r>
+      <w:proofErr w:type="spellStart"/>
+      <w:r>
+        <w:rPr>
+          <w:lang w:val="en-US"/>
+        </w:rPr>
+        <w:t>да</w:t>
+      </w:r>
+      <w:proofErr w:type="spellEnd"/>
+      <w:r>
+        <w:rPr>
+          <w:lang w:val="en-US"/>
+        </w:rPr>
+        <w:t xml:space="preserve"> </w:t>
+      </w:r>
+      <w:proofErr w:type="spellStart"/>
+      <w:r>
+        <w:rPr>
+          <w:lang w:val="en-US"/>
+        </w:rPr>
+        <w:t>работи</w:t>
+      </w:r>
+      <w:proofErr w:type="spellEnd"/>
+      <w:r>
+        <w:rPr>
+          <w:lang w:val="en-US"/>
+        </w:rPr>
+        <w:t xml:space="preserve"> .</w:t>
+      </w:r>
+      <w:proofErr w:type="spellStart"/>
+      <w:r>
+        <w:rPr>
+          <w:lang w:val="en-US"/>
+        </w:rPr>
+        <w:t>htaccess</w:t>
+      </w:r>
+      <w:proofErr w:type="spellEnd"/>
+      <w:r>
+        <w:rPr>
+          <w:lang w:val="en-US"/>
+        </w:rPr>
+        <w:t xml:space="preserve"> </w:t>
+      </w:r>
+      <w:proofErr w:type="spellStart"/>
+      <w:r>
+        <w:rPr>
+          <w:lang w:val="en-US"/>
+        </w:rPr>
+        <w:t>правилно</w:t>
+      </w:r>
+      <w:proofErr w:type="spellEnd"/>
+      <w:r>
+        <w:rPr>
+          <w:lang w:val="en-US"/>
+        </w:rPr>
+        <w:t xml:space="preserve"> </w:t>
+      </w:r>
+      <w:proofErr w:type="spellStart"/>
+      <w:r>
+        <w:rPr>
+          <w:lang w:val="en-US"/>
+        </w:rPr>
+        <w:t>за</w:t>
+      </w:r>
+      <w:proofErr w:type="spellEnd"/>
+      <w:r>
+        <w:rPr>
+          <w:lang w:val="en-US"/>
+        </w:rPr>
+        <w:t xml:space="preserve"> </w:t>
+      </w:r>
+      <w:proofErr w:type="spellStart"/>
+      <w:r>
+        <w:rPr>
+          <w:lang w:val="en-US"/>
+        </w:rPr>
+        <w:t>пренасочване</w:t>
+      </w:r>
+      <w:proofErr w:type="spellEnd"/>
+      <w:r>
+        <w:rPr>
+          <w:lang w:val="en-US"/>
+        </w:rPr>
+        <w:t xml:space="preserve"> </w:t>
+      </w:r>
+      <w:proofErr w:type="spellStart"/>
+      <w:r>
+        <w:rPr>
+          <w:lang w:val="en-US"/>
+        </w:rPr>
+        <w:t>на</w:t>
+      </w:r>
+      <w:proofErr w:type="spellEnd"/>
+      <w:r>
+        <w:rPr>
+          <w:lang w:val="en-US"/>
+        </w:rPr>
+        <w:t xml:space="preserve"> </w:t>
+      </w:r>
+      <w:proofErr w:type="spellStart"/>
+      <w:r>
+        <w:rPr>
+          <w:lang w:val="en-US"/>
+        </w:rPr>
+        <w:t>заявки</w:t>
+      </w:r>
+      <w:proofErr w:type="spellEnd"/>
+      <w:r>
+        <w:rPr>
+          <w:lang w:val="en-US"/>
+        </w:rPr>
+        <w:t xml:space="preserve"> </w:t>
+      </w:r>
+      <w:proofErr w:type="spellStart"/>
+      <w:r>
+        <w:rPr>
+          <w:lang w:val="en-US"/>
+        </w:rPr>
+        <w:t>към</w:t>
+      </w:r>
+      <w:proofErr w:type="spellEnd"/>
+      <w:r>
+        <w:rPr>
+          <w:lang w:val="en-US"/>
+        </w:rPr>
+        <w:t xml:space="preserve"> </w:t>
+      </w:r>
+      <w:proofErr w:type="spellStart"/>
+      <w:r>
+        <w:rPr>
+          <w:lang w:val="en-US"/>
+        </w:rPr>
+        <w:t>index.php</w:t>
+      </w:r>
+      <w:proofErr w:type="spellEnd"/>
+      <w:r>
+        <w:t xml:space="preserve"> и блокиране на такива към файлове със сензитивна информация,</w:t>
+      </w:r>
+      <w:r>
+        <w:rPr>
+          <w:lang w:val="en-US"/>
+        </w:rPr>
+        <w:t xml:space="preserve"> </w:t>
+      </w:r>
+      <w:r>
+        <w:t xml:space="preserve">трябва в </w:t>
+      </w:r>
+      <w:proofErr w:type="spellStart"/>
+      <w:r>
+        <w:rPr>
+          <w:lang w:val="en-US"/>
+        </w:rPr>
+        <w:t>httpd.conf</w:t>
+      </w:r>
+      <w:proofErr w:type="spellEnd"/>
+      <w:r>
+        <w:rPr>
+          <w:lang w:val="en-US"/>
+        </w:rPr>
+        <w:t xml:space="preserve"> (</w:t>
+      </w:r>
+      <w:proofErr w:type="spellStart"/>
+      <w:r>
+        <w:rPr>
+          <w:lang w:val="en-US"/>
+        </w:rPr>
+        <w:t>или</w:t>
+      </w:r>
+      <w:proofErr w:type="spellEnd"/>
+      <w:r>
+        <w:rPr>
+          <w:lang w:val="en-US"/>
+        </w:rPr>
+        <w:t xml:space="preserve"> </w:t>
+      </w:r>
+      <w:proofErr w:type="spellStart"/>
+      <w:r>
+        <w:rPr>
+          <w:lang w:val="en-US"/>
+        </w:rPr>
+        <w:t>съответния</w:t>
+      </w:r>
+      <w:proofErr w:type="spellEnd"/>
+      <w:r>
+        <w:rPr>
+          <w:lang w:val="en-US"/>
+        </w:rPr>
+        <w:t xml:space="preserve"> </w:t>
+      </w:r>
+      <w:proofErr w:type="spellStart"/>
+      <w:r>
+        <w:rPr>
+          <w:lang w:val="en-US"/>
+        </w:rPr>
+        <w:t>конфигурационен</w:t>
+      </w:r>
+      <w:proofErr w:type="spellEnd"/>
+      <w:r>
+        <w:rPr>
+          <w:lang w:val="en-US"/>
+        </w:rPr>
+        <w:t xml:space="preserve"> </w:t>
+      </w:r>
+      <w:proofErr w:type="spellStart"/>
+      <w:r>
+        <w:rPr>
+          <w:lang w:val="en-US"/>
+        </w:rPr>
+        <w:t>фа</w:t>
+      </w:r>
+      <w:r>
+        <w:rPr>
+          <w:lang w:val="en-US"/>
+        </w:rPr>
+        <w:t>йл</w:t>
+      </w:r>
+      <w:proofErr w:type="spellEnd"/>
+      <w:r>
+        <w:rPr>
+          <w:lang w:val="en-US"/>
+        </w:rPr>
+        <w:t xml:space="preserve">) </w:t>
+      </w:r>
+      <w:r>
+        <w:t xml:space="preserve">да </w:t>
+      </w:r>
+      <w:r>
+        <w:rPr>
+          <w:lang w:val="en-US"/>
+        </w:rPr>
+        <w:t xml:space="preserve"> </w:t>
+      </w:r>
+      <w:proofErr w:type="spellStart"/>
+      <w:r>
+        <w:rPr>
+          <w:lang w:val="en-US"/>
+        </w:rPr>
+        <w:t>се</w:t>
+      </w:r>
+      <w:proofErr w:type="spellEnd"/>
+      <w:r>
+        <w:rPr>
+          <w:lang w:val="en-US"/>
+        </w:rPr>
+        <w:t xml:space="preserve"> </w:t>
+      </w:r>
+      <w:proofErr w:type="spellStart"/>
+      <w:r>
+        <w:rPr>
+          <w:lang w:val="en-US"/>
+        </w:rPr>
+        <w:t>уверяв</w:t>
+      </w:r>
+      <w:proofErr w:type="spellEnd"/>
+      <w:r>
+        <w:t>им</w:t>
+      </w:r>
+      <w:r>
+        <w:rPr>
+          <w:lang w:val="en-US"/>
+        </w:rPr>
+        <w:t xml:space="preserve">, </w:t>
+      </w:r>
+      <w:proofErr w:type="spellStart"/>
+      <w:r>
+        <w:rPr>
+          <w:lang w:val="en-US"/>
+        </w:rPr>
+        <w:t>че</w:t>
+      </w:r>
+      <w:proofErr w:type="spellEnd"/>
+      <w:r>
+        <w:rPr>
+          <w:lang w:val="en-US"/>
+        </w:rPr>
+        <w:t xml:space="preserve"> </w:t>
+      </w:r>
+      <w:proofErr w:type="spellStart"/>
+      <w:r>
+        <w:rPr>
+          <w:lang w:val="en-US"/>
+        </w:rPr>
+        <w:t>AllowOverride</w:t>
+      </w:r>
+      <w:proofErr w:type="spellEnd"/>
+      <w:r>
+        <w:rPr>
+          <w:lang w:val="en-US"/>
+        </w:rPr>
+        <w:t xml:space="preserve"> </w:t>
+      </w:r>
+      <w:r>
+        <w:t xml:space="preserve">има стойност </w:t>
+      </w:r>
+      <w:r>
+        <w:rPr>
+          <w:lang w:val="en-US"/>
+        </w:rPr>
+        <w:t>All.</w:t>
+      </w:r>
+      <w:bookmarkStart w:id="2" w:name="_GoBack"/>
+      <w:bookmarkEnd w:id="2"/>
+    </w:p>
+    <w:p>
+      <w:pPr>
+        <w:rPr>
+          <w:lang w:val="en-US"/>
+        </w:rPr>
+      </w:pPr>
+      <w:r>
+        <w:rPr>
+          <w:lang w:val="en-US"/>
+        </w:rPr>
+        <w:t>API:</w:t>
+      </w:r>
+    </w:p>
+    <w:p>
+      <w:r>
+        <w:t>В .</w:t>
+      </w:r>
+      <w:proofErr w:type="spellStart"/>
+      <w:r>
+        <w:rPr>
+          <w:lang w:val="en-US"/>
+        </w:rPr>
+        <w:t>env</w:t>
+      </w:r>
+      <w:proofErr w:type="spellEnd"/>
+      <w:r>
+        <w:rPr>
+          <w:lang w:val="en-US"/>
+        </w:rPr>
+        <w:t xml:space="preserve"> </w:t>
+      </w:r>
+      <w:r>
+        <w:t xml:space="preserve">като стойност на </w:t>
+      </w:r>
+      <w:r>
+        <w:rPr>
+          <w:lang w:val="en-US"/>
+        </w:rPr>
+        <w:t xml:space="preserve">CSV_API_TOKEN </w:t>
+      </w:r>
+      <w:r>
+        <w:t xml:space="preserve">се слага </w:t>
+      </w:r>
+      <w:proofErr w:type="spellStart"/>
+      <w:r>
+        <w:rPr>
+          <w:lang w:val="en-US"/>
+        </w:rPr>
+        <w:t>auth</w:t>
+      </w:r>
+      <w:proofErr w:type="spellEnd"/>
+      <w:r>
+        <w:rPr>
+          <w:lang w:val="en-US"/>
+        </w:rPr>
+        <w:t xml:space="preserve"> token</w:t>
+      </w:r>
+      <w:r>
+        <w:t>, който скриптове и други системи могат да ползват за достъп до някои функционалности на системата</w:t>
+      </w:r>
+      <w:r>
+        <w:t xml:space="preserve"> </w:t>
+      </w:r>
+      <w:hyperlink w:anchor="api" w:history="1">
+        <w:r>
+          <w:rPr>
+            <w:rStyle w:val="Hyperlink"/>
+          </w:rPr>
+          <w:t>(повече инфо</w:t>
+        </w:r>
+        <w:r>
+          <w:rPr>
+            <w:rStyle w:val="Hyperlink"/>
+          </w:rPr>
+          <w:t>р</w:t>
+        </w:r>
+        <w:r>
+          <w:rPr>
+            <w:rStyle w:val="Hyperlink"/>
+          </w:rPr>
+          <w:t>мация)</w:t>
+        </w:r>
+        <w:r>
+          <w:rPr>
+            <w:rStyle w:val="Hyperlink"/>
+            <w:sz w:val="18"/>
+            <w:szCs w:val="18"/>
+          </w:rPr>
+          <w:t>.</w:t>
+        </w:r>
+      </w:hyperlink>
+    </w:p>
+    <w:p>
+      <w:pPr>
         <w:pStyle w:val="Heading2"/>
         <w:rPr>
           <w:sz w:val="22"/>
@@ -2317,6 +2728,7 @@
         <w:rPr>
           <w:sz w:val="18"/>
           <w:szCs w:val="18"/>
+          <w:lang w:val="en-US"/>
         </w:rPr>
       </w:pPr>
       <w:r>
@@ -2330,10 +2742,410 @@
     </w:p>
     <w:p>
       <w:pPr>
-        <w:pStyle w:val="Heading2"/>
+        <w:rPr>
+          <w:lang w:val="en-US"/>
+        </w:rPr>
+      </w:pPr>
+      <w:bookmarkStart w:id="3" w:name="api"/>
+      <w:bookmarkEnd w:id="3"/>
+      <w:r>
+        <w:rPr>
+          <w:lang w:val="en-US"/>
+        </w:rPr>
+        <w:t>API:</w:t>
+      </w:r>
+    </w:p>
+    <w:p>
+      <w:r>
+        <w:t>Позволява</w:t>
+      </w:r>
+      <w:r>
+        <w:t xml:space="preserve"> да се взимат резултатите от турнир (спрямо подаден </w:t>
+      </w:r>
+      <w:proofErr w:type="spellStart"/>
+      <w:r>
+        <w:rPr>
+          <w:lang w:val="en-US"/>
+        </w:rPr>
+        <w:t>tournament_id</w:t>
+      </w:r>
+      <w:proofErr w:type="spellEnd"/>
+      <w:r>
+        <w:rPr>
+          <w:lang w:val="en-US"/>
+        </w:rPr>
+        <w:t xml:space="preserve">) </w:t>
+      </w:r>
+      <w:r>
+        <w:t xml:space="preserve">и да се взимат имената и </w:t>
+      </w:r>
+      <w:r>
+        <w:rPr>
+          <w:lang w:val="en-US"/>
+        </w:rPr>
+        <w:t>id-</w:t>
+      </w:r>
+      <w:r>
+        <w:t>тата на всички турнири</w:t>
+      </w:r>
+      <w:r>
+        <w:t>,чието име съвпада или съдържа</w:t>
+      </w:r>
+      <w:r>
+        <w:t xml:space="preserve"> даден подстринг на името</w:t>
+      </w:r>
+      <w:r>
+        <w:t xml:space="preserve"> (</w:t>
+      </w:r>
+      <w:proofErr w:type="spellStart"/>
+      <w:r>
+        <w:rPr>
+          <w:lang w:val="en-US"/>
+        </w:rPr>
+        <w:t>str</w:t>
+      </w:r>
+      <w:proofErr w:type="spellEnd"/>
+      <w:r>
+        <w:rPr>
+          <w:lang w:val="en-US"/>
+        </w:rPr>
+        <w:t>)</w:t>
+      </w:r>
+      <w:r>
+        <w:t>.</w:t>
+      </w:r>
+      <w:r>
+        <w:rPr>
+          <w:lang w:val="en-US"/>
+        </w:rPr>
+        <w:t xml:space="preserve"> </w:t>
+      </w:r>
+      <w:r>
+        <w:t xml:space="preserve">Като </w:t>
+      </w:r>
+      <w:r>
+        <w:rPr>
+          <w:lang w:val="en-US"/>
+        </w:rPr>
+        <w:t xml:space="preserve">header </w:t>
+      </w:r>
+      <w:r>
+        <w:t xml:space="preserve">се взима стойност на </w:t>
+      </w:r>
+      <w:r>
+        <w:rPr>
+          <w:lang w:val="en-US"/>
+        </w:rPr>
+        <w:t xml:space="preserve">Authorization, </w:t>
+      </w:r>
+      <w:proofErr w:type="spellStart"/>
+      <w:r>
+        <w:rPr>
+          <w:lang w:val="en-US"/>
+        </w:rPr>
+        <w:t>което</w:t>
+      </w:r>
+      <w:proofErr w:type="spellEnd"/>
+      <w:r>
+        <w:rPr>
+          <w:lang w:val="en-US"/>
+        </w:rPr>
+        <w:t xml:space="preserve"> </w:t>
+      </w:r>
+      <w:r>
+        <w:t>се сравнява със</w:t>
+      </w:r>
+      <w:r>
+        <w:rPr>
+          <w:lang w:val="en-US"/>
+        </w:rPr>
+        <w:t xml:space="preserve"> </w:t>
+      </w:r>
+      <w:proofErr w:type="spellStart"/>
+      <w:r>
+        <w:rPr>
+          <w:lang w:val="en-US"/>
+        </w:rPr>
+        <w:t>стойността</w:t>
+      </w:r>
+      <w:proofErr w:type="spellEnd"/>
+      <w:r>
+        <w:rPr>
+          <w:lang w:val="en-US"/>
+        </w:rPr>
+        <w:t xml:space="preserve"> </w:t>
+      </w:r>
+      <w:proofErr w:type="spellStart"/>
+      <w:r>
+        <w:rPr>
+          <w:lang w:val="en-US"/>
+        </w:rPr>
+        <w:t>на</w:t>
+      </w:r>
+      <w:proofErr w:type="spellEnd"/>
+      <w:r>
+        <w:rPr>
+          <w:lang w:val="en-US"/>
+        </w:rPr>
+        <w:t xml:space="preserve"> CSV_API_TOKEN </w:t>
+      </w:r>
+      <w:r>
+        <w:t>във файла .</w:t>
+      </w:r>
+      <w:proofErr w:type="spellStart"/>
+      <w:r>
+        <w:rPr>
+          <w:lang w:val="en-US"/>
+        </w:rPr>
+        <w:t>env</w:t>
+      </w:r>
+      <w:proofErr w:type="spellEnd"/>
+      <w:r>
+        <w:rPr>
+          <w:lang w:val="en-US"/>
+        </w:rPr>
+        <w:t xml:space="preserve"> </w:t>
+      </w:r>
+      <w:r>
+        <w:t xml:space="preserve"> в </w:t>
+      </w:r>
+      <w:r>
+        <w:rPr>
+          <w:lang w:val="en-US"/>
+        </w:rPr>
+        <w:t>root</w:t>
+      </w:r>
+      <w:r>
+        <w:t xml:space="preserve"> директорията.</w:t>
+      </w:r>
+    </w:p>
+    <w:p>
+      <w:r>
+        <w:t>Шаблон:</w:t>
+      </w:r>
+    </w:p>
+    <w:p>
+      <w:pPr>
+        <w:rPr>
+          <w:lang w:val="en-US"/>
+        </w:rPr>
+      </w:pPr>
+      <w:proofErr w:type="gramStart"/>
+      <w:r>
+        <w:rPr>
+          <w:lang w:val="en-US"/>
+        </w:rPr>
+        <w:t>curl</w:t>
+      </w:r>
+      <w:proofErr w:type="gramEnd"/>
+      <w:r>
+        <w:rPr>
+          <w:lang w:val="en-US"/>
+        </w:rPr>
+        <w:t xml:space="preserve"> -H "Authorization: {token}"  "</w:t>
+      </w:r>
+      <w:r>
+        <w:rPr>
+          <w:lang w:val="en-US"/>
+        </w:rPr>
+        <w:t>{</w:t>
+      </w:r>
+      <w:proofErr w:type="spellStart"/>
+      <w:r>
+        <w:rPr>
+          <w:lang w:val="en-US"/>
+        </w:rPr>
+        <w:t>project_root</w:t>
+      </w:r>
+      <w:proofErr w:type="spellEnd"/>
+      <w:r>
+        <w:rPr>
+          <w:lang w:val="en-US"/>
+        </w:rPr>
+        <w:t>}</w:t>
+      </w:r>
+      <w:r>
+        <w:rPr>
+          <w:lang w:val="en-US"/>
+        </w:rPr>
+        <w:t>/</w:t>
+      </w:r>
+      <w:proofErr w:type="spellStart"/>
+      <w:r>
+        <w:rPr>
+          <w:lang w:val="en-US"/>
+        </w:rPr>
+        <w:t>tournament-results?tournament_id</w:t>
+      </w:r>
+      <w:proofErr w:type="spellEnd"/>
+      <w:r>
+        <w:rPr>
+          <w:lang w:val="en-US"/>
+        </w:rPr>
+        <w:t>={id}</w:t>
+      </w:r>
+      <w:r>
+        <w:rPr>
+          <w:lang w:val="en-US"/>
+        </w:rPr>
+        <w:t>"</w:t>
+      </w:r>
+    </w:p>
+    <w:p>
+      <w:proofErr w:type="gramStart"/>
+      <w:r>
+        <w:rPr>
+          <w:lang w:val="en-US"/>
+        </w:rPr>
+        <w:t>curl</w:t>
+      </w:r>
+      <w:proofErr w:type="gramEnd"/>
+      <w:r>
+        <w:rPr>
+          <w:lang w:val="en-US"/>
+        </w:rPr>
+        <w:t xml:space="preserve"> -H "Authorization: {token}"  "{</w:t>
+      </w:r>
+      <w:proofErr w:type="spellStart"/>
+      <w:r>
+        <w:rPr>
+          <w:lang w:val="en-US"/>
+        </w:rPr>
+        <w:t>project_root</w:t>
+      </w:r>
+      <w:proofErr w:type="spellEnd"/>
+      <w:r>
+        <w:rPr>
+          <w:lang w:val="en-US"/>
+        </w:rPr>
+        <w:t>}</w:t>
+      </w:r>
+      <w:r>
+        <w:rPr>
+          <w:lang w:val="en-US"/>
+        </w:rPr>
+        <w:t>/</w:t>
+      </w:r>
+      <w:proofErr w:type="spellStart"/>
+      <w:r>
+        <w:rPr>
+          <w:lang w:val="en-US"/>
+        </w:rPr>
+        <w:t>show-tournaments?str</w:t>
+      </w:r>
+      <w:proofErr w:type="spellEnd"/>
+      <w:r>
+        <w:rPr>
+          <w:lang w:val="en-US"/>
+        </w:rPr>
+        <w:t>={</w:t>
+      </w:r>
+      <w:proofErr w:type="spellStart"/>
+      <w:r>
+        <w:rPr>
+          <w:lang w:val="en-US"/>
+        </w:rPr>
+        <w:t>substr</w:t>
+      </w:r>
+      <w:proofErr w:type="spellEnd"/>
+      <w:r>
+        <w:rPr>
+          <w:lang w:val="en-US"/>
+        </w:rPr>
+        <w:t>}</w:t>
+      </w:r>
+      <w:r>
+        <w:rPr>
+          <w:lang w:val="en-US"/>
+        </w:rPr>
+        <w:t>"</w:t>
+      </w:r>
+    </w:p>
+    <w:p>
+      <w:r>
+        <w:lastRenderedPageBreak/>
+        <w:t>Примери:</w:t>
+      </w:r>
+    </w:p>
+    <w:p>
+      <w:r>
+        <w:t xml:space="preserve">curl -H "Authorization: </w:t>
+      </w:r>
+      <w:proofErr w:type="spellStart"/>
+      <w:r>
+        <w:rPr>
+          <w:lang w:val="en-US"/>
+        </w:rPr>
+        <w:t>someToken</w:t>
+      </w:r>
+      <w:proofErr w:type="spellEnd"/>
+      <w:r>
+        <w:t>" "http://loc</w:t>
+      </w:r>
+      <w:r>
+        <w:t>alhost/tournament-manager</w:t>
+      </w:r>
+      <w:r>
+        <w:t>/show-tournaments?str=c"</w:t>
+      </w:r>
+    </w:p>
+    <w:p>
+      <w:r>
+        <w:t>﻿ID,Име</w:t>
+      </w:r>
+    </w:p>
+    <w:p>
+      <w:r>
+        <w:t>3,"CS 2 турнир"</w:t>
+      </w:r>
+    </w:p>
+    <w:p>
+      <w:r>
+        <w:t xml:space="preserve">curl -H "Authorization: </w:t>
+      </w:r>
+      <w:proofErr w:type="spellStart"/>
+      <w:r>
+        <w:rPr>
+          <w:lang w:val="en-US"/>
+        </w:rPr>
+        <w:t>someToken</w:t>
+      </w:r>
+      <w:proofErr w:type="spellEnd"/>
+      <w:r>
+        <w:t>" "http://loc</w:t>
+      </w:r>
+      <w:r>
+        <w:t>alhost/tournament-manager</w:t>
+      </w:r>
+      <w:r>
+        <w:t>/tournament-results?tournament_id=3"</w:t>
+      </w:r>
+    </w:p>
+    <w:p>
+      <w:r>
+        <w:t>﻿Участници,Позиция</w:t>
+      </w:r>
+    </w:p>
+    <w:p>
+      <w:r>
+        <w:t>aj,"ще се определи"</w:t>
+      </w:r>
+    </w:p>
+    <w:p>
+      <w:pPr>
         <w:rPr>
           <w:sz w:val="18"/>
           <w:szCs w:val="18"/>
+          <w:lang w:val="en-US"/>
+        </w:rPr>
+      </w:pPr>
+    </w:p>
+    <w:p>
+      <w:pPr>
+        <w:pStyle w:val="Heading2"/>
+        <w:rPr>
+          <w:sz w:val="18"/>
+          <w:szCs w:val="18"/>
         </w:rPr>
       </w:pPr>
       <w:r>
@@ -2350,8 +3162,6 @@
         </w:rPr>
         <w:t>Примерни данни</w:t>
       </w:r>
-      <w:bookmarkStart w:id="2" w:name="_GoBack"/>
-      <w:bookmarkEnd w:id="2"/>
     </w:p>
     <w:p>
       <w:pPr>
@@ -2532,7 +3342,7 @@
       <w:r>
         <w:t xml:space="preserve">Всички имейл адреси са от вида </w:t>
       </w:r>
-      <w:hyperlink r:id="rId5" w:history="1">
+      <w:hyperlink r:id="rId9" w:history="1">
         <w:r>
           <w:rPr>
             <w:rStyle w:val="Hyperlink"/>
@@ -2547,7 +3357,7 @@
         </w:rPr>
         <w:t xml:space="preserve">, </w:t>
       </w:r>
-      <w:hyperlink r:id="rId6" w:history="1">
+      <w:hyperlink r:id="rId10" w:history="1">
         <w:r>
           <w:rPr>
             <w:rStyle w:val="Hyperlink"/>
@@ -2893,7 +3703,6 @@
         </w:rPr>
       </w:pPr>
       <w:r>
-        <w:lastRenderedPageBreak/>
         <w:t xml:space="preserve">В директорията </w:t>
       </w:r>
       <w:proofErr w:type="spellStart"/>
@@ -3072,6 +3881,7 @@
           <w:sz w:val="22"/>
           <w:szCs w:val="22"/>
         </w:rPr>
+        <w:lastRenderedPageBreak/>
         <w:t xml:space="preserve">9. </w:t>
       </w:r>
       <w:r>
@@ -3246,6 +4056,7 @@
         <w:rPr>
           <w:sz w:val="18"/>
           <w:szCs w:val="18"/>
+          <w:lang w:val="en-US"/>
         </w:rPr>
       </w:pPr>
       <w:r>
@@ -3258,6 +4069,73 @@
       </w:r>
     </w:p>
     <w:p>
+      <w:r>
+        <w:t xml:space="preserve">Калоян – Научих основните на работата с </w:t>
+      </w:r>
+      <w:proofErr w:type="spellStart"/>
+      <w:r>
+        <w:rPr>
+          <w:lang w:val="en-US"/>
+        </w:rPr>
+        <w:t>xampp</w:t>
+      </w:r>
+      <w:proofErr w:type="spellEnd"/>
+      <w:r>
+        <w:t xml:space="preserve">, програма с която не съм се занимавал преди курса, упражних и научих нови неща за работа с </w:t>
+      </w:r>
+      <w:proofErr w:type="spellStart"/>
+      <w:r>
+        <w:rPr>
+          <w:lang w:val="en-US"/>
+        </w:rPr>
+        <w:t>git</w:t>
+      </w:r>
+      <w:proofErr w:type="spellEnd"/>
+      <w:r>
+        <w:rPr>
+          <w:lang w:val="en-US"/>
+        </w:rPr>
+        <w:t xml:space="preserve"> </w:t>
+      </w:r>
+      <w:proofErr w:type="spellStart"/>
+      <w:r>
+        <w:rPr>
+          <w:lang w:val="en-US"/>
+        </w:rPr>
+        <w:t>i</w:t>
+      </w:r>
+      <w:proofErr w:type="spellEnd"/>
+      <w:r>
+        <w:rPr>
+          <w:lang w:val="en-US"/>
+        </w:rPr>
+        <w:t xml:space="preserve"> </w:t>
+      </w:r>
+      <w:proofErr w:type="spellStart"/>
+      <w:r>
+        <w:rPr>
+          <w:lang w:val="en-US"/>
+        </w:rPr>
+        <w:t>Github</w:t>
+      </w:r>
+      <w:proofErr w:type="spellEnd"/>
+      <w:r>
+        <w:t xml:space="preserve">, както и за </w:t>
+      </w:r>
+      <w:r>
+        <w:rPr>
+          <w:lang w:val="en-US"/>
+        </w:rPr>
+        <w:t>API</w:t>
+      </w:r>
+      <w:r>
+        <w:t>.</w:t>
+      </w:r>
+      <w:r>
+        <w:t xml:space="preserve"> </w:t>
+      </w:r>
+    </w:p>
+    <w:p>
       <w:pPr>
         <w:pStyle w:val="Heading2"/>
         <w:rPr>
@@ -3314,73 +4192,59 @@
           <w:i/>
           <w:iCs/>
         </w:rPr>
-        <w:t xml:space="preserve">12.1 – Линк към проекта в </w:t>
-      </w:r>
-      <w:proofErr w:type="spellStart"/>
-      <w:r>
-        <w:rPr>
+        <w:t>12.1 – Линк към проекта в гитлаб на фми (</w:t>
+      </w:r>
+      <w:r>
+        <w:fldChar w:fldCharType="begin"/>
+      </w:r>
+      <w:r>
+        <w:instrText xml:space="preserve"> HYPERLINK "https://gitlab.hss.fmi.u</w:instrText>
+      </w:r>
+      <w:r>
+        <w:instrText xml:space="preserve">ni-sofia.bg/" </w:instrText>
+      </w:r>
+      <w:r>
+        <w:fldChar w:fldCharType="separate"/>
+      </w:r>
+      <w:r>
+        <w:rPr>
+          <w:rStyle w:val="Hyperlink"/>
           <w:i/>
           <w:iCs/>
         </w:rPr>
-        <w:t>гитлаб</w:t>
-      </w:r>
-      <w:proofErr w:type="spellEnd"/>
-      <w:r>
-        <w:rPr>
+        <w:t>https://gitlab.hss.fmi.uni-sofia.bg/</w:t>
+      </w:r>
+      <w:r>
+        <w:rPr>
+          <w:rStyle w:val="Hyperlink"/>
           <w:i/>
           <w:iCs/>
         </w:rPr>
-        <w:t xml:space="preserve"> на </w:t>
-      </w:r>
-      <w:proofErr w:type="spellStart"/>
+        <w:fldChar w:fldCharType="end"/>
+      </w:r>
       <w:r>
         <w:rPr>
           <w:i/>
           <w:iCs/>
         </w:rPr>
-        <w:t>фми</w:t>
-      </w:r>
-      <w:proofErr w:type="spellEnd"/>
-      <w:r>
+        <w:t xml:space="preserve"> - след като си направите акаунт пишете, да ви го активираме).</w:t>
+      </w:r>
+    </w:p>
+    <w:p>
+      <w:pPr>
         <w:rPr>
           <w:i/>
           <w:iCs/>
         </w:rPr>
-        <w:t xml:space="preserve"> (</w:t>
-      </w:r>
-      <w:hyperlink r:id="rId7" w:history="1">
-        <w:r>
-          <w:rPr>
-            <w:rStyle w:val="Hyperlink"/>
-            <w:i/>
-            <w:iCs/>
-          </w:rPr>
-          <w:t>https://gitlab.hss.fmi.uni-sofia.bg/</w:t>
-        </w:r>
-      </w:hyperlink>
+      </w:pPr>
       <w:r>
         <w:rPr>
           <w:i/>
           <w:iCs/>
         </w:rPr>
-        <w:t xml:space="preserve"> - след като си направите акаунт пишете, да ви го активираме).</w:t>
-      </w:r>
-    </w:p>
-    <w:p>
-      <w:pPr>
-        <w:rPr>
-          <w:i/>
-          <w:iCs/>
-        </w:rPr>
-      </w:pPr>
-      <w:r>
-        <w:rPr>
-          <w:i/>
-          <w:iCs/>
-        </w:rPr>
         <w:t xml:space="preserve">12.2. Линк към разгърнатият проект във ФМИ – нещо от вида </w:t>
       </w:r>
-      <w:hyperlink r:id="rId8" w:history="1">
+      <w:hyperlink r:id="rId11" w:history="1">
         <w:r>
           <w:rPr>
             <w:rStyle w:val="Hyperlink"/>
@@ -3924,6 +4788,7 @@
         <w:rPr>
           <w:lang w:bidi="he-IL"/>
         </w:rPr>
+        <w:lastRenderedPageBreak/>
         <w:t>Финален проект</w:t>
       </w:r>
       <w:r>
@@ -4209,7 +5074,6 @@
         <w:rPr>
           <w:lang w:bidi="he-IL"/>
         </w:rPr>
-        <w:lastRenderedPageBreak/>
         <w:t>Финален проект</w:t>
       </w:r>
       <w:r>
@@ -4389,6 +5253,7 @@
         <w:rPr>
           <w:lang w:bidi="he-IL"/>
         </w:rPr>
+        <w:lastRenderedPageBreak/>
         <w:t>II. ФУНКЦИОНАЛНИ ХАРАКТЕРИСТИКИ: Съгласуват се с преподавателя - избира се темата, а каква да е функционалността - питате на лекции или се явявате на предварителна защита, където съгласувате обхвата на изискванията;</w:t>
       </w:r>
       <w:r>
@@ -4930,6 +5795,7 @@
           <w:highlight w:val="yellow"/>
         </w:rPr>
         <w:tab/>
+        <w:t>DocumentRoot   "C:/</w:t>
       </w:r>
       <w:proofErr w:type="spellStart"/>
       <w:r>
@@ -4939,8 +5805,9 @@
           <w:sz w:val="20"/>
           <w:szCs w:val="20"/>
           <w:highlight w:val="yellow"/>
-        </w:rPr>
-        <w:t>DocumentRoot</w:t>
+          <w:lang w:val="en-US"/>
+        </w:rPr>
+        <w:t>xampp</w:t>
       </w:r>
       <w:proofErr w:type="spellEnd"/>
       <w:r>
@@ -4951,52 +5818,7 @@
           <w:szCs w:val="20"/>
           <w:highlight w:val="yellow"/>
         </w:rPr>
-        <w:t xml:space="preserve">   "C:/</w:t>
-      </w:r>
-      <w:proofErr w:type="spellStart"/>
-      <w:r>
-        <w:rPr>
-          <w:rFonts w:ascii="Courier New" w:hAnsi="Courier New" w:cs="Courier New"/>
-          <w:color w:val="808080"/>
-          <w:sz w:val="20"/>
-          <w:szCs w:val="20"/>
-          <w:highlight w:val="yellow"/>
-          <w:lang w:val="en-US"/>
-        </w:rPr>
-        <w:t>xampp</w:t>
-      </w:r>
-      <w:proofErr w:type="spellEnd"/>
-      <w:r>
-        <w:rPr>
-          <w:rFonts w:ascii="Courier New" w:hAnsi="Courier New" w:cs="Courier New"/>
-          <w:color w:val="808080"/>
-          <w:sz w:val="20"/>
-          <w:szCs w:val="20"/>
-          <w:highlight w:val="yellow"/>
-        </w:rPr>
-        <w:t>/</w:t>
-      </w:r>
-      <w:proofErr w:type="spellStart"/>
-      <w:r>
-        <w:rPr>
-          <w:rFonts w:ascii="Courier New" w:hAnsi="Courier New" w:cs="Courier New"/>
-          <w:color w:val="808080"/>
-          <w:sz w:val="20"/>
-          <w:szCs w:val="20"/>
-          <w:highlight w:val="yellow"/>
-        </w:rPr>
-        <w:t>htdocs</w:t>
-      </w:r>
-      <w:proofErr w:type="spellEnd"/>
-      <w:r>
-        <w:rPr>
-          <w:rFonts w:ascii="Courier New" w:hAnsi="Courier New" w:cs="Courier New"/>
-          <w:color w:val="808080"/>
-          <w:sz w:val="20"/>
-          <w:szCs w:val="20"/>
-          <w:highlight w:val="yellow"/>
-        </w:rPr>
-        <w:t>/w11ref.w3c.fmi.uni-sofia.bg/_PUB"</w:t>
+        <w:t>/htdocs/w11ref.w3c.fmi.uni-sofia.bg/_PUB"</w:t>
       </w:r>
     </w:p>
     <w:p>
@@ -5211,7 +6033,6 @@
           <w:szCs w:val="20"/>
           <w:highlight w:val="yellow"/>
         </w:rPr>
-        <w:lastRenderedPageBreak/>
         <w:tab/>
       </w:r>
       <w:r>
@@ -5725,6 +6546,7 @@
           <w:szCs w:val="20"/>
           <w:highlight w:val="yellow"/>
         </w:rPr>
+        <w:lastRenderedPageBreak/>
         <w:tab/>
       </w:r>
       <w:r>
@@ -7079,7 +7901,47 @@
           <w:szCs w:val="20"/>
           <w:highlight w:val="yellow"/>
         </w:rPr>
-        <w:t>'</w:t>
+        <w:t>'vhosts_DocumentRoot'</w:t>
+      </w:r>
+      <w:r>
+        <w:rPr>
+          <w:rFonts w:ascii="Courier New" w:hAnsi="Courier New" w:cs="Courier New"/>
+          <w:color w:val="000000"/>
+          <w:sz w:val="20"/>
+          <w:szCs w:val="20"/>
+          <w:highlight w:val="yellow"/>
+        </w:rPr>
+        <w:t xml:space="preserve"> </w:t>
+      </w:r>
+      <w:r>
+        <w:rPr>
+          <w:rFonts w:ascii="Courier New" w:hAnsi="Courier New" w:cs="Courier New"/>
+          <w:color w:val="8000FF"/>
+          <w:sz w:val="20"/>
+          <w:szCs w:val="20"/>
+          <w:highlight w:val="yellow"/>
+        </w:rPr>
+        <w:t>=&gt;</w:t>
+      </w:r>
+      <w:r>
+        <w:rPr>
+          <w:rFonts w:ascii="Courier New" w:hAnsi="Courier New" w:cs="Courier New"/>
+          <w:color w:val="000000"/>
+          <w:sz w:val="20"/>
+          <w:szCs w:val="20"/>
+          <w:highlight w:val="yellow"/>
+        </w:rPr>
+        <w:t xml:space="preserve"> </w:t>
+      </w:r>
+      <w:r>
+        <w:rPr>
+          <w:rFonts w:ascii="Courier New" w:hAnsi="Courier New" w:cs="Courier New"/>
+          <w:color w:val="808080"/>
+          <w:sz w:val="20"/>
+          <w:szCs w:val="20"/>
+          <w:highlight w:val="yellow"/>
+        </w:rPr>
+        <w:t>'C:/</w:t>
       </w:r>
       <w:proofErr w:type="spellStart"/>
       <w:r>
@@ -7089,8 +7951,9 @@
           <w:sz w:val="20"/>
           <w:szCs w:val="20"/>
           <w:highlight w:val="yellow"/>
-        </w:rPr>
-        <w:t>vhosts_DocumentRoot</w:t>
+          <w:lang w:val="en-US"/>
+        </w:rPr>
+        <w:t>xampp</w:t>
       </w:r>
       <w:proofErr w:type="spellEnd"/>
       <w:r>
@@ -7101,92 +7964,7 @@
           <w:szCs w:val="20"/>
           <w:highlight w:val="yellow"/>
         </w:rPr>
-        <w:t>'</w:t>
-      </w:r>
-      <w:r>
-        <w:rPr>
-          <w:rFonts w:ascii="Courier New" w:hAnsi="Courier New" w:cs="Courier New"/>
-          <w:color w:val="000000"/>
-          <w:sz w:val="20"/>
-          <w:szCs w:val="20"/>
-          <w:highlight w:val="yellow"/>
-        </w:rPr>
-        <w:t xml:space="preserve"> </w:t>
-      </w:r>
-      <w:r>
-        <w:rPr>
-          <w:rFonts w:ascii="Courier New" w:hAnsi="Courier New" w:cs="Courier New"/>
-          <w:color w:val="8000FF"/>
-          <w:sz w:val="20"/>
-          <w:szCs w:val="20"/>
-          <w:highlight w:val="yellow"/>
-        </w:rPr>
-        <w:t>=&gt;</w:t>
-      </w:r>
-      <w:r>
-        <w:rPr>
-          <w:rFonts w:ascii="Courier New" w:hAnsi="Courier New" w:cs="Courier New"/>
-          <w:color w:val="000000"/>
-          <w:sz w:val="20"/>
-          <w:szCs w:val="20"/>
-          <w:highlight w:val="yellow"/>
-        </w:rPr>
-        <w:t xml:space="preserve"> </w:t>
-      </w:r>
-      <w:r>
-        <w:rPr>
-          <w:rFonts w:ascii="Courier New" w:hAnsi="Courier New" w:cs="Courier New"/>
-          <w:color w:val="808080"/>
-          <w:sz w:val="20"/>
-          <w:szCs w:val="20"/>
-          <w:highlight w:val="yellow"/>
-        </w:rPr>
-        <w:t>'C:/</w:t>
-      </w:r>
-      <w:proofErr w:type="spellStart"/>
-      <w:r>
-        <w:rPr>
-          <w:rFonts w:ascii="Courier New" w:hAnsi="Courier New" w:cs="Courier New"/>
-          <w:color w:val="808080"/>
-          <w:sz w:val="20"/>
-          <w:szCs w:val="20"/>
-          <w:highlight w:val="yellow"/>
-          <w:lang w:val="en-US"/>
-        </w:rPr>
-        <w:t>xampp</w:t>
-      </w:r>
-      <w:proofErr w:type="spellEnd"/>
-      <w:r>
-        <w:rPr>
-          <w:rFonts w:ascii="Courier New" w:hAnsi="Courier New" w:cs="Courier New"/>
-          <w:color w:val="808080"/>
-          <w:sz w:val="20"/>
-          <w:szCs w:val="20"/>
-          <w:highlight w:val="yellow"/>
-        </w:rPr>
-        <w:t>/</w:t>
-      </w:r>
-      <w:proofErr w:type="spellStart"/>
-      <w:r>
-        <w:rPr>
-          <w:rFonts w:ascii="Courier New" w:hAnsi="Courier New" w:cs="Courier New"/>
-          <w:color w:val="808080"/>
-          <w:sz w:val="20"/>
-          <w:szCs w:val="20"/>
-          <w:highlight w:val="yellow"/>
-        </w:rPr>
-        <w:t>htdocs</w:t>
-      </w:r>
-      <w:proofErr w:type="spellEnd"/>
-      <w:r>
-        <w:rPr>
-          <w:rFonts w:ascii="Courier New" w:hAnsi="Courier New" w:cs="Courier New"/>
-          <w:color w:val="808080"/>
-          <w:sz w:val="20"/>
-          <w:szCs w:val="20"/>
-          <w:highlight w:val="yellow"/>
-        </w:rPr>
-        <w:t>/w11ref.w3c.fmi.uni-sofia.bg/_PUB'</w:t>
+        <w:t>/htdocs/w11ref.w3c.fmi.uni-sofia.bg/_PUB'</w:t>
       </w:r>
       <w:r>
         <w:rPr>
@@ -7796,7 +8574,6 @@
           <w:color w:val="00B050"/>
           <w:lang w:bidi="he-IL"/>
         </w:rPr>
-        <w:lastRenderedPageBreak/>
         <w:t>//or config.ini -&gt; със същите настройки;</w:t>
       </w:r>
     </w:p>
@@ -7941,6 +8718,7 @@
           <w:iCs/>
           <w:lang w:bidi="he-IL"/>
         </w:rPr>
+        <w:lastRenderedPageBreak/>
         <w:t>Name of Instructor, assistant: Name-Of-Assistant";</w:t>
       </w:r>
     </w:p>
@@ -7963,7 +8741,7 @@
       <w:r>
         <w:t>“</w:t>
       </w:r>
-      <w:hyperlink r:id="rId9" w:history="1">
+      <w:hyperlink r:id="rId12" w:history="1">
         <w:r>
           <w:rPr>
             <w:lang w:bidi="he-IL"/>
@@ -8308,9 +9086,59 @@
 </w:document>
 </file>
 
+<file path=word/endnotes.xml><?xml version="1.0" encoding="utf-8"?>
+<w:endnotes xmlns:wpc="http://schemas.microsoft.com/office/word/2010/wordprocessingCanvas" xmlns:mc="http://schemas.openxmlformats.org/markup-compatibility/2006" xmlns:o="urn:schemas-microsoft-com:office:office" xmlns:r="http://schemas.openxmlformats.org/officeDocument/2006/relationships" xmlns:m="http://schemas.openxmlformats.org/officeDocument/2006/math" xmlns:v="urn:schemas-microsoft-com:vml" xmlns:wp14="http://schemas.microsoft.com/office/word/2010/wordprocessingDrawing" xmlns:wp="http://schemas.openxmlformats.org/drawingml/2006/wordprocessingDrawing" xmlns:w10="urn:schemas-microsoft-com:office:word" xmlns:w="http://schemas.openxmlformats.org/wordprocessingml/2006/main" xmlns:w14="http://schemas.microsoft.com/office/word/2010/wordml" xmlns:wpg="http://schemas.microsoft.com/office/word/2010/wordprocessingGroup" xmlns:wpi="http://schemas.microsoft.com/office/word/2010/wordprocessingInk" xmlns:wne="http://schemas.microsoft.com/office/word/2006/wordml" xmlns:wps="http://schemas.microsoft.com/office/word/2010/wordprocessingShape" mc:Ignorable="w14 wp14">
+  <w:endnote w:type="separator" w:id="-1">
+    <w:p>
+      <w:pPr>
+        <w:spacing w:after="0" w:line="240" w:lineRule="auto"/>
+      </w:pPr>
+      <w:r>
+        <w:separator/>
+      </w:r>
+    </w:p>
+  </w:endnote>
+  <w:endnote w:type="continuationSeparator" w:id="0">
+    <w:p>
+      <w:pPr>
+        <w:spacing w:after="0" w:line="240" w:lineRule="auto"/>
+      </w:pPr>
+      <w:r>
+        <w:continuationSeparator/>
+      </w:r>
+    </w:p>
+  </w:endnote>
+</w:endnotes>
+</file>
+
+<file path=word/footnotes.xml><?xml version="1.0" encoding="utf-8"?>
+<w:footnotes xmlns:wpc="http://schemas.microsoft.com/office/word/2010/wordprocessingCanvas" xmlns:mc="http://schemas.openxmlformats.org/markup-compatibility/2006" xmlns:o="urn:schemas-microsoft-com:office:office" xmlns:r="http://schemas.openxmlformats.org/officeDocument/2006/relationships" xmlns:m="http://schemas.openxmlformats.org/officeDocument/2006/math" xmlns:v="urn:schemas-microsoft-com:vml" xmlns:wp14="http://schemas.microsoft.com/office/word/2010/wordprocessingDrawing" xmlns:wp="http://schemas.openxmlformats.org/drawingml/2006/wordprocessingDrawing" xmlns:w10="urn:schemas-microsoft-com:office:word" xmlns:w="http://schemas.openxmlformats.org/wordprocessingml/2006/main" xmlns:w14="http://schemas.microsoft.com/office/word/2010/wordml" xmlns:wpg="http://schemas.microsoft.com/office/word/2010/wordprocessingGroup" xmlns:wpi="http://schemas.microsoft.com/office/word/2010/wordprocessingInk" xmlns:wne="http://schemas.microsoft.com/office/word/2006/wordml" xmlns:wps="http://schemas.microsoft.com/office/word/2010/wordprocessingShape" mc:Ignorable="w14 wp14">
+  <w:footnote w:type="separator" w:id="-1">
+    <w:p>
+      <w:pPr>
+        <w:spacing w:after="0" w:line="240" w:lineRule="auto"/>
+      </w:pPr>
+      <w:r>
+        <w:separator/>
+      </w:r>
+    </w:p>
+  </w:footnote>
+  <w:footnote w:type="continuationSeparator" w:id="0">
+    <w:p>
+      <w:pPr>
+        <w:spacing w:after="0" w:line="240" w:lineRule="auto"/>
+      </w:pPr>
+      <w:r>
+        <w:continuationSeparator/>
+      </w:r>
+    </w:p>
+  </w:footnote>
+</w:footnotes>
+</file>
+
 <file path=word/numbering.xml><?xml version="1.0" encoding="utf-8"?>
-<w:numbering xmlns:wpc="http://schemas.microsoft.com/office/word/2010/wordprocessingCanvas" xmlns:cx="http://schemas.microsoft.com/office/drawing/2014/chartex" xmlns:mc="http://schemas.openxmlformats.org/markup-compatibility/2006" xmlns:o="urn:schemas-microsoft-com:office:office" xmlns:r="http://schemas.openxmlformats.org/officeDocument/2006/relationships" xmlns:m="http://schemas.openxmlformats.org/officeDocument/2006/math" xmlns:v="urn:schemas-microsoft-com:vml" xmlns:wp14="http://schemas.microsoft.com/office/word/2010/wordprocessingDrawing" xmlns:wp="http://schemas.openxmlformats.org/drawingml/2006/wordprocessingDrawing" xmlns:w10="urn:schemas-microsoft-com:office:word" xmlns:w="http://schemas.openxmlformats.org/wordprocessingml/2006/main" xmlns:w14="http://schemas.microsoft.com/office/word/2010/wordml" xmlns:w15="http://schemas.microsoft.com/office/word/2012/wordml" xmlns:w16se="http://schemas.microsoft.com/office/word/2015/wordml/symex" xmlns:wpg="http://schemas.microsoft.com/office/word/2010/wordprocessingGroup" xmlns:wpi="http://schemas.microsoft.com/office/word/2010/wordprocessingInk" xmlns:wne="http://schemas.microsoft.com/office/word/2006/wordml" xmlns:wps="http://schemas.microsoft.com/office/word/2010/wordprocessingShape" mc:Ignorable="w14 w15 w16se wp14">
-  <w:abstractNum w:abstractNumId="0" w15:restartNumberingAfterBreak="0">
+<w:numbering xmlns:wpc="http://schemas.microsoft.com/office/word/2010/wordprocessingCanvas" xmlns:mc="http://schemas.openxmlformats.org/markup-compatibility/2006" xmlns:o="urn:schemas-microsoft-com:office:office" xmlns:r="http://schemas.openxmlformats.org/officeDocument/2006/relationships" xmlns:m="http://schemas.openxmlformats.org/officeDocument/2006/math" xmlns:v="urn:schemas-microsoft-com:vml" xmlns:wp14="http://schemas.microsoft.com/office/word/2010/wordprocessingDrawing" xmlns:wp="http://schemas.openxmlformats.org/drawingml/2006/wordprocessingDrawing" xmlns:w10="urn:schemas-microsoft-com:office:word" xmlns:w="http://schemas.openxmlformats.org/wordprocessingml/2006/main" xmlns:w14="http://schemas.microsoft.com/office/word/2010/wordml" xmlns:wpg="http://schemas.microsoft.com/office/word/2010/wordprocessingGroup" xmlns:wpi="http://schemas.microsoft.com/office/word/2010/wordprocessingInk" xmlns:wne="http://schemas.microsoft.com/office/word/2006/wordml" xmlns:wps="http://schemas.microsoft.com/office/word/2010/wordprocessingShape" mc:Ignorable="w14 wp14">
+  <w:abstractNum w:abstractNumId="0">
     <w:nsid w:val="04B12A69"/>
     <w:multiLevelType w:val="hybridMultilevel"/>
     <w:tmpl w:val="656415A4"/>
@@ -8399,7 +9227,7 @@
       </w:pPr>
     </w:lvl>
   </w:abstractNum>
-  <w:abstractNum w:abstractNumId="1" w15:restartNumberingAfterBreak="0">
+  <w:abstractNum w:abstractNumId="1">
     <w:nsid w:val="0F9F74F6"/>
     <w:multiLevelType w:val="hybridMultilevel"/>
     <w:tmpl w:val="83B2BAF4"/>
@@ -8512,7 +9340,7 @@
       </w:rPr>
     </w:lvl>
   </w:abstractNum>
-  <w:abstractNum w:abstractNumId="2" w15:restartNumberingAfterBreak="0">
+  <w:abstractNum w:abstractNumId="2">
     <w:nsid w:val="11D4196B"/>
     <w:multiLevelType w:val="hybridMultilevel"/>
     <w:tmpl w:val="B366BD8C"/>
@@ -8598,7 +9426,7 @@
       </w:pPr>
     </w:lvl>
   </w:abstractNum>
-  <w:abstractNum w:abstractNumId="3" w15:restartNumberingAfterBreak="0">
+  <w:abstractNum w:abstractNumId="3">
     <w:nsid w:val="27732A9B"/>
     <w:multiLevelType w:val="multilevel"/>
     <w:tmpl w:val="0409001F"/>
@@ -8684,7 +9512,7 @@
       </w:pPr>
     </w:lvl>
   </w:abstractNum>
-  <w:abstractNum w:abstractNumId="4" w15:restartNumberingAfterBreak="0">
+  <w:abstractNum w:abstractNumId="4">
     <w:nsid w:val="2CF56644"/>
     <w:multiLevelType w:val="hybridMultilevel"/>
     <w:tmpl w:val="43EAE156"/>
@@ -8798,7 +9626,7 @@
       </w:rPr>
     </w:lvl>
   </w:abstractNum>
-  <w:abstractNum w:abstractNumId="5" w15:restartNumberingAfterBreak="0">
+  <w:abstractNum w:abstractNumId="5">
     <w:nsid w:val="2EC155CA"/>
     <w:multiLevelType w:val="hybridMultilevel"/>
     <w:tmpl w:val="D062D96E"/>
@@ -8888,7 +9716,7 @@
       </w:pPr>
     </w:lvl>
   </w:abstractNum>
-  <w:abstractNum w:abstractNumId="6" w15:restartNumberingAfterBreak="0">
+  <w:abstractNum w:abstractNumId="6">
     <w:nsid w:val="39B934AE"/>
     <w:multiLevelType w:val="hybridMultilevel"/>
     <w:tmpl w:val="C8306BBE"/>
@@ -8978,7 +9806,7 @@
       </w:pPr>
     </w:lvl>
   </w:abstractNum>
-  <w:abstractNum w:abstractNumId="7" w15:restartNumberingAfterBreak="0">
+  <w:abstractNum w:abstractNumId="7">
     <w:nsid w:val="415819F6"/>
     <w:multiLevelType w:val="hybridMultilevel"/>
     <w:tmpl w:val="725E2314"/>
@@ -9091,7 +9919,7 @@
       </w:rPr>
     </w:lvl>
   </w:abstractNum>
-  <w:abstractNum w:abstractNumId="8" w15:restartNumberingAfterBreak="0">
+  <w:abstractNum w:abstractNumId="8">
     <w:nsid w:val="4BEF580D"/>
     <w:multiLevelType w:val="hybridMultilevel"/>
     <w:tmpl w:val="8578F48E"/>
@@ -9204,7 +10032,7 @@
       </w:rPr>
     </w:lvl>
   </w:abstractNum>
-  <w:abstractNum w:abstractNumId="9" w15:restartNumberingAfterBreak="0">
+  <w:abstractNum w:abstractNumId="9">
     <w:nsid w:val="4D6F6379"/>
     <w:multiLevelType w:val="hybridMultilevel"/>
     <w:tmpl w:val="C5F00BB4"/>
@@ -9317,7 +10145,7 @@
       </w:rPr>
     </w:lvl>
   </w:abstractNum>
-  <w:abstractNum w:abstractNumId="10" w15:restartNumberingAfterBreak="0">
+  <w:abstractNum w:abstractNumId="10">
     <w:nsid w:val="621D3478"/>
     <w:multiLevelType w:val="hybridMultilevel"/>
     <w:tmpl w:val="287CA07C"/>
@@ -9430,7 +10258,120 @@
       </w:rPr>
     </w:lvl>
   </w:abstractNum>
-  <w:abstractNum w:abstractNumId="11" w15:restartNumberingAfterBreak="0">
+  <w:abstractNum w:abstractNumId="11">
+    <w:nsid w:val="621F17AA"/>
+    <w:multiLevelType w:val="multilevel"/>
+    <w:tmpl w:val="21285A5E"/>
+    <w:lvl w:ilvl="0">
+      <w:start w:val="1"/>
+      <w:numFmt w:val="decimal"/>
+      <w:lvlText w:val="%1."/>
+      <w:lvlJc w:val="left"/>
+      <w:pPr>
+        <w:tabs>
+          <w:tab w:val="num" w:pos="720"/>
+        </w:tabs>
+        <w:ind w:left="720" w:hanging="360"/>
+      </w:pPr>
+    </w:lvl>
+    <w:lvl w:ilvl="1" w:tentative="1">
+      <w:start w:val="1"/>
+      <w:numFmt w:val="decimal"/>
+      <w:lvlText w:val="%2."/>
+      <w:lvlJc w:val="left"/>
+      <w:pPr>
+        <w:tabs>
+          <w:tab w:val="num" w:pos="1440"/>
+        </w:tabs>
+        <w:ind w:left="1440" w:hanging="360"/>
+      </w:pPr>
+    </w:lvl>
+    <w:lvl w:ilvl="2" w:tentative="1">
+      <w:start w:val="1"/>
+      <w:numFmt w:val="decimal"/>
+      <w:lvlText w:val="%3."/>
+      <w:lvlJc w:val="left"/>
+      <w:pPr>
+        <w:tabs>
+          <w:tab w:val="num" w:pos="2160"/>
+        </w:tabs>
+        <w:ind w:left="2160" w:hanging="360"/>
+      </w:pPr>
+    </w:lvl>
+    <w:lvl w:ilvl="3" w:tentative="1">
+      <w:start w:val="1"/>
+      <w:numFmt w:val="decimal"/>
+      <w:lvlText w:val="%4."/>
+      <w:lvlJc w:val="left"/>
+      <w:pPr>
+        <w:tabs>
+          <w:tab w:val="num" w:pos="2880"/>
+        </w:tabs>
+        <w:ind w:left="2880" w:hanging="360"/>
+      </w:pPr>
+    </w:lvl>
+    <w:lvl w:ilvl="4" w:tentative="1">
+      <w:start w:val="1"/>
+      <w:numFmt w:val="decimal"/>
+      <w:lvlText w:val="%5."/>
+      <w:lvlJc w:val="left"/>
+      <w:pPr>
+        <w:tabs>
+          <w:tab w:val="num" w:pos="3600"/>
+        </w:tabs>
+        <w:ind w:left="3600" w:hanging="360"/>
+      </w:pPr>
+    </w:lvl>
+    <w:lvl w:ilvl="5" w:tentative="1">
+      <w:start w:val="1"/>
+      <w:numFmt w:val="decimal"/>
+      <w:lvlText w:val="%6."/>
+      <w:lvlJc w:val="left"/>
+      <w:pPr>
+        <w:tabs>
+          <w:tab w:val="num" w:pos="4320"/>
+        </w:tabs>
+        <w:ind w:left="4320" w:hanging="360"/>
+      </w:pPr>
+    </w:lvl>
+    <w:lvl w:ilvl="6" w:tentative="1">
+      <w:start w:val="1"/>
+      <w:numFmt w:val="decimal"/>
+      <w:lvlText w:val="%7."/>
+      <w:lvlJc w:val="left"/>
+      <w:pPr>
+        <w:tabs>
+          <w:tab w:val="num" w:pos="5040"/>
+        </w:tabs>
+        <w:ind w:left="5040" w:hanging="360"/>
+      </w:pPr>
+    </w:lvl>
+    <w:lvl w:ilvl="7" w:tentative="1">
+      <w:start w:val="1"/>
+      <w:numFmt w:val="decimal"/>
+      <w:lvlText w:val="%8."/>
+      <w:lvlJc w:val="left"/>
+      <w:pPr>
+        <w:tabs>
+          <w:tab w:val="num" w:pos="5760"/>
+        </w:tabs>
+        <w:ind w:left="5760" w:hanging="360"/>
+      </w:pPr>
+    </w:lvl>
+    <w:lvl w:ilvl="8" w:tentative="1">
+      <w:start w:val="1"/>
+      <w:numFmt w:val="decimal"/>
+      <w:lvlText w:val="%9."/>
+      <w:lvlJc w:val="left"/>
+      <w:pPr>
+        <w:tabs>
+          <w:tab w:val="num" w:pos="6480"/>
+        </w:tabs>
+        <w:ind w:left="6480" w:hanging="360"/>
+      </w:pPr>
+    </w:lvl>
+  </w:abstractNum>
+  <w:abstractNum w:abstractNumId="12">
     <w:nsid w:val="704846B8"/>
     <w:multiLevelType w:val="hybridMultilevel"/>
     <w:tmpl w:val="DB26C1EE"/>
@@ -9520,7 +10461,7 @@
       </w:pPr>
     </w:lvl>
   </w:abstractNum>
-  <w:abstractNum w:abstractNumId="12" w15:restartNumberingAfterBreak="0">
+  <w:abstractNum w:abstractNumId="13">
     <w:nsid w:val="79230737"/>
     <w:multiLevelType w:val="hybridMultilevel"/>
     <w:tmpl w:val="3AB475A0"/>
@@ -9658,13 +10599,13 @@
     <w:abstractNumId w:val="5"/>
   </w:num>
   <w:num w:numId="9">
-    <w:abstractNumId w:val="11"/>
+    <w:abstractNumId w:val="12"/>
   </w:num>
   <w:num w:numId="10">
     <w:abstractNumId w:val="6"/>
   </w:num>
   <w:num w:numId="11">
-    <w:abstractNumId w:val="12"/>
+    <w:abstractNumId w:val="13"/>
   </w:num>
   <w:num w:numId="12">
     <w:abstractNumId w:val="8"/>
@@ -9672,11 +10613,14 @@
   <w:num w:numId="13">
     <w:abstractNumId w:val="7"/>
   </w:num>
+  <w:num w:numId="14">
+    <w:abstractNumId w:val="11"/>
+  </w:num>
 </w:numbering>
 </file>
 
 <file path=word/styles.xml><?xml version="1.0" encoding="utf-8"?>
-<w:styles xmlns:mc="http://schemas.openxmlformats.org/markup-compatibility/2006" xmlns:r="http://schemas.openxmlformats.org/officeDocument/2006/relationships" xmlns:w="http://schemas.openxmlformats.org/wordprocessingml/2006/main" xmlns:w14="http://schemas.microsoft.com/office/word/2010/wordml" xmlns:w15="http://schemas.microsoft.com/office/word/2012/wordml" xmlns:w16se="http://schemas.microsoft.com/office/word/2015/wordml/symex" mc:Ignorable="w14 w15 w16se">
+<w:styles xmlns:mc="http://schemas.openxmlformats.org/markup-compatibility/2006" xmlns:r="http://schemas.openxmlformats.org/officeDocument/2006/relationships" xmlns:w="http://schemas.openxmlformats.org/wordprocessingml/2006/main" xmlns:w14="http://schemas.microsoft.com/office/word/2010/wordml" mc:Ignorable="w14">
   <w:docDefaults>
     <w:rPrDefault>
       <w:rPr>
@@ -9692,378 +10636,144 @@
       </w:pPr>
     </w:pPrDefault>
   </w:docDefaults>
-  <w:latentStyles w:defLockedState="0" w:defUIPriority="99" w:defSemiHidden="0" w:defUnhideWhenUsed="0" w:defQFormat="0" w:count="371">
-    <w:lsdException w:name="Normal" w:uiPriority="0" w:qFormat="1"/>
-    <w:lsdException w:name="heading 1" w:uiPriority="9" w:qFormat="1"/>
-    <w:lsdException w:name="heading 2" w:semiHidden="1" w:uiPriority="9" w:unhideWhenUsed="1" w:qFormat="1"/>
-    <w:lsdException w:name="heading 3" w:semiHidden="1" w:uiPriority="9" w:unhideWhenUsed="1" w:qFormat="1"/>
-    <w:lsdException w:name="heading 4" w:semiHidden="1" w:uiPriority="9" w:unhideWhenUsed="1" w:qFormat="1"/>
-    <w:lsdException w:name="heading 5" w:semiHidden="1" w:uiPriority="9" w:unhideWhenUsed="1" w:qFormat="1"/>
-    <w:lsdException w:name="heading 6" w:semiHidden="1" w:uiPriority="9" w:unhideWhenUsed="1" w:qFormat="1"/>
-    <w:lsdException w:name="heading 7" w:semiHidden="1" w:uiPriority="9" w:unhideWhenUsed="1" w:qFormat="1"/>
-    <w:lsdException w:name="heading 8" w:semiHidden="1" w:uiPriority="9" w:unhideWhenUsed="1" w:qFormat="1"/>
-    <w:lsdException w:name="heading 9" w:semiHidden="1" w:uiPriority="9" w:unhideWhenUsed="1" w:qFormat="1"/>
-    <w:lsdException w:name="index 1" w:semiHidden="1" w:unhideWhenUsed="1"/>
-    <w:lsdException w:name="index 2" w:semiHidden="1" w:unhideWhenUsed="1"/>
-    <w:lsdException w:name="index 3" w:semiHidden="1" w:unhideWhenUsed="1"/>
-    <w:lsdException w:name="index 4" w:semiHidden="1" w:unhideWhenUsed="1"/>
-    <w:lsdException w:name="index 5" w:semiHidden="1" w:unhideWhenUsed="1"/>
-    <w:lsdException w:name="index 6" w:semiHidden="1" w:unhideWhenUsed="1"/>
-    <w:lsdException w:name="index 7" w:semiHidden="1" w:unhideWhenUsed="1"/>
-    <w:lsdException w:name="index 8" w:semiHidden="1" w:unhideWhenUsed="1"/>
-    <w:lsdException w:name="index 9" w:semiHidden="1" w:unhideWhenUsed="1"/>
-    <w:lsdException w:name="toc 1" w:semiHidden="1" w:uiPriority="39" w:unhideWhenUsed="1"/>
-    <w:lsdException w:name="toc 2" w:semiHidden="1" w:uiPriority="39" w:unhideWhenUsed="1"/>
-    <w:lsdException w:name="toc 3" w:semiHidden="1" w:uiPriority="39" w:unhideWhenUsed="1"/>
-    <w:lsdException w:name="toc 4" w:semiHidden="1" w:uiPriority="39" w:unhideWhenUsed="1"/>
-    <w:lsdException w:name="toc 5" w:semiHidden="1" w:uiPriority="39" w:unhideWhenUsed="1"/>
-    <w:lsdException w:name="toc 6" w:semiHidden="1" w:uiPriority="39" w:unhideWhenUsed="1"/>
-    <w:lsdException w:name="toc 7" w:semiHidden="1" w:uiPriority="39" w:unhideWhenUsed="1"/>
-    <w:lsdException w:name="toc 8" w:semiHidden="1" w:uiPriority="39" w:unhideWhenUsed="1"/>
-    <w:lsdException w:name="toc 9" w:semiHidden="1" w:uiPriority="39" w:unhideWhenUsed="1"/>
-    <w:lsdException w:name="Normal Indent" w:semiHidden="1" w:unhideWhenUsed="1"/>
-    <w:lsdException w:name="footnote text" w:semiHidden="1" w:unhideWhenUsed="1"/>
-    <w:lsdException w:name="annotation text" w:semiHidden="1" w:unhideWhenUsed="1"/>
-    <w:lsdException w:name="header" w:semiHidden="1" w:unhideWhenUsed="1"/>
-    <w:lsdException w:name="footer" w:semiHidden="1" w:unhideWhenUsed="1"/>
-    <w:lsdException w:name="index heading" w:semiHidden="1" w:unhideWhenUsed="1"/>
-    <w:lsdException w:name="caption" w:semiHidden="1" w:uiPriority="35" w:unhideWhenUsed="1" w:qFormat="1"/>
-    <w:lsdException w:name="table of figures" w:semiHidden="1" w:unhideWhenUsed="1"/>
-    <w:lsdException w:name="envelope address" w:semiHidden="1" w:unhideWhenUsed="1"/>
-    <w:lsdException w:name="envelope return" w:semiHidden="1" w:unhideWhenUsed="1"/>
-    <w:lsdException w:name="footnote reference" w:semiHidden="1" w:unhideWhenUsed="1"/>
-    <w:lsdException w:name="annotation reference" w:semiHidden="1" w:unhideWhenUsed="1"/>
-    <w:lsdException w:name="line number" w:semiHidden="1" w:unhideWhenUsed="1"/>
-    <w:lsdException w:name="page number" w:semiHidden="1" w:unhideWhenUsed="1"/>
-    <w:lsdException w:name="endnote reference" w:semiHidden="1" w:unhideWhenUsed="1"/>
-    <w:lsdException w:name="endnote text" w:semiHidden="1" w:unhideWhenUsed="1"/>
-    <w:lsdException w:name="table of authorities" w:semiHidden="1" w:unhideWhenUsed="1"/>
-    <w:lsdException w:name="macro" w:semiHidden="1" w:unhideWhenUsed="1"/>
-    <w:lsdException w:name="toa heading" w:semiHidden="1" w:unhideWhenUsed="1"/>
-    <w:lsdException w:name="List" w:semiHidden="1" w:unhideWhenUsed="1"/>
-    <w:lsdException w:name="List Bullet" w:semiHidden="1" w:unhideWhenUsed="1"/>
-    <w:lsdException w:name="List Number" w:semiHidden="1" w:unhideWhenUsed="1"/>
-    <w:lsdException w:name="List 2" w:semiHidden="1" w:unhideWhenUsed="1"/>
-    <w:lsdException w:name="List 3" w:semiHidden="1" w:unhideWhenUsed="1"/>
-    <w:lsdException w:name="List 4" w:semiHidden="1" w:unhideWhenUsed="1"/>
-    <w:lsdException w:name="List 5" w:semiHidden="1" w:unhideWhenUsed="1"/>
-    <w:lsdException w:name="List Bullet 2" w:semiHidden="1" w:unhideWhenUsed="1"/>
-    <w:lsdException w:name="List Bullet 3" w:semiHidden="1" w:unhideWhenUsed="1"/>
-    <w:lsdException w:name="List Bullet 4" w:semiHidden="1" w:unhideWhenUsed="1"/>
-    <w:lsdException w:name="List Bullet 5" w:semiHidden="1" w:unhideWhenUsed="1"/>
-    <w:lsdException w:name="List Number 2" w:semiHidden="1" w:unhideWhenUsed="1"/>
-    <w:lsdException w:name="List Number 3" w:semiHidden="1" w:unhideWhenUsed="1"/>
-    <w:lsdException w:name="List Number 4" w:semiHidden="1" w:unhideWhenUsed="1"/>
-    <w:lsdException w:name="List Number 5" w:semiHidden="1" w:unhideWhenUsed="1"/>
-    <w:lsdException w:name="Title" w:uiPriority="10" w:qFormat="1"/>
-    <w:lsdException w:name="Closing" w:semiHidden="1" w:unhideWhenUsed="1"/>
-    <w:lsdException w:name="Signature" w:semiHidden="1" w:unhideWhenUsed="1"/>
-    <w:lsdException w:name="Default Paragraph Font" w:semiHidden="1" w:uiPriority="1" w:unhideWhenUsed="1"/>
-    <w:lsdException w:name="Body Text" w:semiHidden="1" w:unhideWhenUsed="1"/>
-    <w:lsdException w:name="Body Text Indent" w:semiHidden="1" w:unhideWhenUsed="1"/>
-    <w:lsdException w:name="List Continue" w:semiHidden="1" w:unhideWhenUsed="1"/>
-    <w:lsdException w:name="List Continue 2" w:semiHidden="1" w:unhideWhenUsed="1"/>
-    <w:lsdException w:name="List Continue 3" w:semiHidden="1" w:unhideWhenUsed="1"/>
-    <w:lsdException w:name="List Continue 4" w:semiHidden="1" w:unhideWhenUsed="1"/>
-    <w:lsdException w:name="List Continue 5" w:semiHidden="1" w:unhideWhenUsed="1"/>
-    <w:lsdException w:name="Message Header" w:semiHidden="1" w:unhideWhenUsed="1"/>
-    <w:lsdException w:name="Subtitle" w:uiPriority="11" w:qFormat="1"/>
-    <w:lsdException w:name="Salutation" w:semiHidden="1" w:unhideWhenUsed="1"/>
-    <w:lsdException w:name="Date" w:semiHidden="1" w:unhideWhenUsed="1"/>
-    <w:lsdException w:name="Body Text First Indent" w:semiHidden="1" w:unhideWhenUsed="1"/>
-    <w:lsdException w:name="Body Text First Indent 2" w:semiHidden="1" w:unhideWhenUsed="1"/>
-    <w:lsdException w:name="Note Heading" w:semiHidden="1" w:unhideWhenUsed="1"/>
-    <w:lsdException w:name="Body Text 2" w:semiHidden="1" w:unhideWhenUsed="1"/>
-    <w:lsdException w:name="Body Text 3" w:semiHidden="1" w:unhideWhenUsed="1"/>
-    <w:lsdException w:name="Body Text Indent 2" w:semiHidden="1" w:unhideWhenUsed="1"/>
-    <w:lsdException w:name="Body Text Indent 3" w:semiHidden="1" w:unhideWhenUsed="1"/>
-    <w:lsdException w:name="Block Text" w:semiHidden="1" w:unhideWhenUsed="1"/>
-    <w:lsdException w:name="Hyperlink" w:semiHidden="1" w:unhideWhenUsed="1"/>
-    <w:lsdException w:name="FollowedHyperlink" w:semiHidden="1" w:unhideWhenUsed="1"/>
-    <w:lsdException w:name="Strong" w:uiPriority="22" w:qFormat="1"/>
-    <w:lsdException w:name="Emphasis" w:uiPriority="20" w:qFormat="1"/>
-    <w:lsdException w:name="Document Map" w:semiHidden="1" w:unhideWhenUsed="1"/>
-    <w:lsdException w:name="Plain Text" w:semiHidden="1" w:unhideWhenUsed="1"/>
-    <w:lsdException w:name="E-mail Signature" w:semiHidden="1" w:unhideWhenUsed="1"/>
-    <w:lsdException w:name="HTML Top of Form" w:semiHidden="1" w:unhideWhenUsed="1"/>
-    <w:lsdException w:name="HTML Bottom of Form" w:semiHidden="1" w:unhideWhenUsed="1"/>
-    <w:lsdException w:name="Normal (Web)" w:semiHidden="1" w:unhideWhenUsed="1"/>
-    <w:lsdException w:name="HTML Acronym" w:semiHidden="1" w:unhideWhenUsed="1"/>
-    <w:lsdException w:name="HTML Address" w:semiHidden="1" w:unhideWhenUsed="1"/>
-    <w:lsdException w:name="HTML Cite" w:semiHidden="1" w:unhideWhenUsed="1"/>
-    <w:lsdException w:name="HTML Code" w:semiHidden="1" w:unhideWhenUsed="1"/>
-    <w:lsdException w:name="HTML Definition" w:semiHidden="1" w:unhideWhenUsed="1"/>
-    <w:lsdException w:name="HTML Keyboard" w:semiHidden="1" w:unhideWhenUsed="1"/>
-    <w:lsdException w:name="HTML Preformatted" w:semiHidden="1" w:unhideWhenUsed="1"/>
-    <w:lsdException w:name="HTML Sample" w:semiHidden="1" w:unhideWhenUsed="1"/>
-    <w:lsdException w:name="HTML Typewriter" w:semiHidden="1" w:unhideWhenUsed="1"/>
-    <w:lsdException w:name="HTML Variable" w:semiHidden="1" w:unhideWhenUsed="1"/>
-    <w:lsdException w:name="Normal Table" w:semiHidden="1" w:unhideWhenUsed="1"/>
-    <w:lsdException w:name="annotation subject" w:semiHidden="1" w:unhideWhenUsed="1"/>
-    <w:lsdException w:name="No List" w:semiHidden="1" w:unhideWhenUsed="1"/>
-    <w:lsdException w:name="Outline List 1" w:semiHidden="1" w:unhideWhenUsed="1"/>
-    <w:lsdException w:name="Outline List 2" w:semiHidden="1" w:unhideWhenUsed="1"/>
-    <w:lsdException w:name="Outline List 3" w:semiHidden="1" w:unhideWhenUsed="1"/>
-    <w:lsdException w:name="Table Simple 1" w:semiHidden="1" w:unhideWhenUsed="1"/>
-    <w:lsdException w:name="Table Simple 2" w:semiHidden="1" w:unhideWhenUsed="1"/>
-    <w:lsdException w:name="Table Simple 3" w:semiHidden="1" w:unhideWhenUsed="1"/>
-    <w:lsdException w:name="Table Classic 1" w:semiHidden="1" w:unhideWhenUsed="1"/>
-    <w:lsdException w:name="Table Classic 2" w:semiHidden="1" w:unhideWhenUsed="1"/>
-    <w:lsdException w:name="Table Classic 3" w:semiHidden="1" w:unhideWhenUsed="1"/>
-    <w:lsdException w:name="Table Classic 4" w:semiHidden="1" w:unhideWhenUsed="1"/>
-    <w:lsdException w:name="Table Colorful 1" w:semiHidden="1" w:unhideWhenUsed="1"/>
-    <w:lsdException w:name="Table Colorful 2" w:semiHidden="1" w:unhideWhenUsed="1"/>
-    <w:lsdException w:name="Table Colorful 3" w:semiHidden="1" w:unhideWhenUsed="1"/>
-    <w:lsdException w:name="Table Columns 1" w:semiHidden="1" w:unhideWhenUsed="1"/>
-    <w:lsdException w:name="Table Columns 2" w:semiHidden="1" w:unhideWhenUsed="1"/>
-    <w:lsdException w:name="Table Columns 3" w:semiHidden="1" w:unhideWhenUsed="1"/>
-    <w:lsdException w:name="Table Columns 4" w:semiHidden="1" w:unhideWhenUsed="1"/>
-    <w:lsdException w:name="Table Columns 5" w:semiHidden="1" w:unhideWhenUsed="1"/>
-    <w:lsdException w:name="Table Grid 1" w:semiHidden="1" w:unhideWhenUsed="1"/>
-    <w:lsdException w:name="Table Grid 2" w:semiHidden="1" w:unhideWhenUsed="1"/>
-    <w:lsdException w:name="Table Grid 3" w:semiHidden="1" w:unhideWhenUsed="1"/>
-    <w:lsdException w:name="Table Grid 4" w:semiHidden="1" w:unhideWhenUsed="1"/>
-    <w:lsdException w:name="Table Grid 5" w:semiHidden="1" w:unhideWhenUsed="1"/>
-    <w:lsdException w:name="Table Grid 6" w:semiHidden="1" w:unhideWhenUsed="1"/>
-    <w:lsdException w:name="Table Grid 7" w:semiHidden="1" w:unhideWhenUsed="1"/>
-    <w:lsdException w:name="Table Grid 8" w:semiHidden="1" w:unhideWhenUsed="1"/>
-    <w:lsdException w:name="Table List 1" w:semiHidden="1" w:unhideWhenUsed="1"/>
-    <w:lsdException w:name="Table List 2" w:semiHidden="1" w:unhideWhenUsed="1"/>
-    <w:lsdException w:name="Table List 3" w:semiHidden="1" w:unhideWhenUsed="1"/>
-    <w:lsdException w:name="Table List 4" w:semiHidden="1" w:unhideWhenUsed="1"/>
-    <w:lsdException w:name="Table List 5" w:semiHidden="1" w:unhideWhenUsed="1"/>
-    <w:lsdException w:name="Table List 6" w:semiHidden="1" w:unhideWhenUsed="1"/>
-    <w:lsdException w:name="Table List 7" w:semiHidden="1" w:unhideWhenUsed="1"/>
-    <w:lsdException w:name="Table List 8" w:semiHidden="1" w:unhideWhenUsed="1"/>
-    <w:lsdException w:name="Table 3D effects 1" w:semiHidden="1" w:unhideWhenUsed="1"/>
-    <w:lsdException w:name="Table 3D effects 2" w:semiHidden="1" w:unhideWhenUsed="1"/>
-    <w:lsdException w:name="Table 3D effects 3" w:semiHidden="1" w:unhideWhenUsed="1"/>
-    <w:lsdException w:name="Table Contemporary" w:semiHidden="1" w:unhideWhenUsed="1"/>
-    <w:lsdException w:name="Table Elegant" w:semiHidden="1" w:unhideWhenUsed="1"/>
-    <w:lsdException w:name="Table Professional" w:semiHidden="1" w:unhideWhenUsed="1"/>
-    <w:lsdException w:name="Table Subtle 1" w:semiHidden="1" w:unhideWhenUsed="1"/>
-    <w:lsdException w:name="Table Subtle 2" w:semiHidden="1" w:unhideWhenUsed="1"/>
-    <w:lsdException w:name="Table Web 1" w:semiHidden="1" w:unhideWhenUsed="1"/>
-    <w:lsdException w:name="Table Web 2" w:semiHidden="1" w:unhideWhenUsed="1"/>
-    <w:lsdException w:name="Table Web 3" w:semiHidden="1" w:unhideWhenUsed="1"/>
-    <w:lsdException w:name="Balloon Text" w:semiHidden="1" w:unhideWhenUsed="1"/>
-    <w:lsdException w:name="Table Grid" w:uiPriority="59"/>
-    <w:lsdException w:name="Table Theme" w:semiHidden="1" w:unhideWhenUsed="1"/>
-    <w:lsdException w:name="Placeholder Text" w:semiHidden="1"/>
-    <w:lsdException w:name="No Spacing" w:uiPriority="1" w:qFormat="1"/>
-    <w:lsdException w:name="Light Shading" w:uiPriority="60"/>
-    <w:lsdException w:name="Light List" w:uiPriority="61"/>
-    <w:lsdException w:name="Light Grid" w:uiPriority="62"/>
-    <w:lsdException w:name="Medium Shading 1" w:uiPriority="63"/>
-    <w:lsdException w:name="Medium Shading 2" w:uiPriority="64"/>
-    <w:lsdException w:name="Medium List 1" w:uiPriority="65"/>
-    <w:lsdException w:name="Medium List 2" w:uiPriority="66"/>
-    <w:lsdException w:name="Medium Grid 1" w:uiPriority="67"/>
-    <w:lsdException w:name="Medium Grid 2" w:uiPriority="68"/>
-    <w:lsdException w:name="Medium Grid 3" w:uiPriority="69"/>
-    <w:lsdException w:name="Dark List" w:uiPriority="70"/>
-    <w:lsdException w:name="Colorful Shading" w:uiPriority="71"/>
-    <w:lsdException w:name="Colorful List" w:uiPriority="72"/>
-    <w:lsdException w:name="Colorful Grid" w:uiPriority="73"/>
-    <w:lsdException w:name="Light Shading Accent 1" w:uiPriority="60"/>
-    <w:lsdException w:name="Light List Accent 1" w:uiPriority="61"/>
-    <w:lsdException w:name="Light Grid Accent 1" w:uiPriority="62"/>
-    <w:lsdException w:name="Medium Shading 1 Accent 1" w:uiPriority="63"/>
-    <w:lsdException w:name="Medium Shading 2 Accent 1" w:uiPriority="64"/>
-    <w:lsdException w:name="Medium List 1 Accent 1" w:uiPriority="65"/>
-    <w:lsdException w:name="Revision" w:semiHidden="1"/>
-    <w:lsdException w:name="List Paragraph" w:uiPriority="34" w:qFormat="1"/>
-    <w:lsdException w:name="Quote" w:uiPriority="29" w:qFormat="1"/>
-    <w:lsdException w:name="Intense Quote" w:uiPriority="30" w:qFormat="1"/>
-    <w:lsdException w:name="Medium List 2 Accent 1" w:uiPriority="66"/>
-    <w:lsdException w:name="Medium Grid 1 Accent 1" w:uiPriority="67"/>
-    <w:lsdException w:name="Medium Grid 2 Accent 1" w:uiPriority="68"/>
-    <w:lsdException w:name="Medium Grid 3 Accent 1" w:uiPriority="69"/>
-    <w:lsdException w:name="Dark List Accent 1" w:uiPriority="70"/>
-    <w:lsdException w:name="Colorful Shading Accent 1" w:uiPriority="71"/>
-    <w:lsdException w:name="Colorful List Accent 1" w:uiPriority="72"/>
-    <w:lsdException w:name="Colorful Grid Accent 1" w:uiPriority="73"/>
-    <w:lsdException w:name="Light Shading Accent 2" w:uiPriority="60"/>
-    <w:lsdException w:name="Light List Accent 2" w:uiPriority="61"/>
-    <w:lsdException w:name="Light Grid Accent 2" w:uiPriority="62"/>
-    <w:lsdException w:name="Medium Shading 1 Accent 2" w:uiPriority="63"/>
-    <w:lsdException w:name="Medium Shading 2 Accent 2" w:uiPriority="64"/>
-    <w:lsdException w:name="Medium List 1 Accent 2" w:uiPriority="65"/>
-    <w:lsdException w:name="Medium List 2 Accent 2" w:uiPriority="66"/>
-    <w:lsdException w:name="Medium Grid 1 Accent 2" w:uiPriority="67"/>
-    <w:lsdException w:name="Medium Grid 2 Accent 2" w:uiPriority="68"/>
-    <w:lsdException w:name="Medium Grid 3 Accent 2" w:uiPriority="69"/>
-    <w:lsdException w:name="Dark List Accent 2" w:uiPriority="70"/>
-    <w:lsdException w:name="Colorful Shading Accent 2" w:uiPriority="71"/>
-    <w:lsdException w:name="Colorful List Accent 2" w:uiPriority="72"/>
-    <w:lsdException w:name="Colorful Grid Accent 2" w:uiPriority="73"/>
-    <w:lsdException w:name="Light Shading Accent 3" w:uiPriority="60"/>
-    <w:lsdException w:name="Light List Accent 3" w:uiPriority="61"/>
-    <w:lsdException w:name="Light Grid Accent 3" w:uiPriority="62"/>
-    <w:lsdException w:name="Medium Shading 1 Accent 3" w:uiPriority="63"/>
-    <w:lsdException w:name="Medium Shading 2 Accent 3" w:uiPriority="64"/>
-    <w:lsdException w:name="Medium List 1 Accent 3" w:uiPriority="65"/>
-    <w:lsdException w:name="Medium List 2 Accent 3" w:uiPriority="66"/>
-    <w:lsdException w:name="Medium Grid 1 Accent 3" w:uiPriority="67"/>
-    <w:lsdException w:name="Medium Grid 2 Accent 3" w:uiPriority="68"/>
-    <w:lsdException w:name="Medium Grid 3 Accent 3" w:uiPriority="69"/>
-    <w:lsdException w:name="Dark List Accent 3" w:uiPriority="70"/>
-    <w:lsdException w:name="Colorful Shading Accent 3" w:uiPriority="71"/>
-    <w:lsdException w:name="Colorful List Accent 3" w:uiPriority="72"/>
-    <w:lsdException w:name="Colorful Grid Accent 3" w:uiPriority="73"/>
-    <w:lsdException w:name="Light Shading Accent 4" w:uiPriority="60"/>
-    <w:lsdException w:name="Light List Accent 4" w:uiPriority="61"/>
-    <w:lsdException w:name="Light Grid Accent 4" w:uiPriority="62"/>
-    <w:lsdException w:name="Medium Shading 1 Accent 4" w:uiPriority="63"/>
-    <w:lsdException w:name="Medium Shading 2 Accent 4" w:uiPriority="64"/>
-    <w:lsdException w:name="Medium List 1 Accent 4" w:uiPriority="65"/>
-    <w:lsdException w:name="Medium List 2 Accent 4" w:uiPriority="66"/>
-    <w:lsdException w:name="Medium Grid 1 Accent 4" w:uiPriority="67"/>
-    <w:lsdException w:name="Medium Grid 2 Accent 4" w:uiPriority="68"/>
-    <w:lsdException w:name="Medium Grid 3 Accent 4" w:uiPriority="69"/>
-    <w:lsdException w:name="Dark List Accent 4" w:uiPriority="70"/>
-    <w:lsdException w:name="Colorful Shading Accent 4" w:uiPriority="71"/>
-    <w:lsdException w:name="Colorful List Accent 4" w:uiPriority="72"/>
-    <w:lsdException w:name="Colorful Grid Accent 4" w:uiPriority="73"/>
-    <w:lsdException w:name="Light Shading Accent 5" w:uiPriority="60"/>
-    <w:lsdException w:name="Light List Accent 5" w:uiPriority="61"/>
-    <w:lsdException w:name="Light Grid Accent 5" w:uiPriority="62"/>
-    <w:lsdException w:name="Medium Shading 1 Accent 5" w:uiPriority="63"/>
-    <w:lsdException w:name="Medium Shading 2 Accent 5" w:uiPriority="64"/>
-    <w:lsdException w:name="Medium List 1 Accent 5" w:uiPriority="65"/>
-    <w:lsdException w:name="Medium List 2 Accent 5" w:uiPriority="66"/>
-    <w:lsdException w:name="Medium Grid 1 Accent 5" w:uiPriority="67"/>
-    <w:lsdException w:name="Medium Grid 2 Accent 5" w:uiPriority="68"/>
-    <w:lsdException w:name="Medium Grid 3 Accent 5" w:uiPriority="69"/>
-    <w:lsdException w:name="Dark List Accent 5" w:uiPriority="70"/>
-    <w:lsdException w:name="Colorful Shading Accent 5" w:uiPriority="71"/>
-    <w:lsdException w:name="Colorful List Accent 5" w:uiPriority="72"/>
-    <w:lsdException w:name="Colorful Grid Accent 5" w:uiPriority="73"/>
-    <w:lsdException w:name="Light Shading Accent 6" w:uiPriority="60"/>
-    <w:lsdException w:name="Light List Accent 6" w:uiPriority="61"/>
-    <w:lsdException w:name="Light Grid Accent 6" w:uiPriority="62"/>
-    <w:lsdException w:name="Medium Shading 1 Accent 6" w:uiPriority="63"/>
-    <w:lsdException w:name="Medium Shading 2 Accent 6" w:uiPriority="64"/>
-    <w:lsdException w:name="Medium List 1 Accent 6" w:uiPriority="65"/>
-    <w:lsdException w:name="Medium List 2 Accent 6" w:uiPriority="66"/>
-    <w:lsdException w:name="Medium Grid 1 Accent 6" w:uiPriority="67"/>
-    <w:lsdException w:name="Medium Grid 2 Accent 6" w:uiPriority="68"/>
-    <w:lsdException w:name="Medium Grid 3 Accent 6" w:uiPriority="69"/>
-    <w:lsdException w:name="Dark List Accent 6" w:uiPriority="70"/>
-    <w:lsdException w:name="Colorful Shading Accent 6" w:uiPriority="71"/>
-    <w:lsdException w:name="Colorful List Accent 6" w:uiPriority="72"/>
-    <w:lsdException w:name="Colorful Grid Accent 6" w:uiPriority="73"/>
-    <w:lsdException w:name="Subtle Emphasis" w:uiPriority="19" w:qFormat="1"/>
-    <w:lsdException w:name="Intense Emphasis" w:uiPriority="21" w:qFormat="1"/>
-    <w:lsdException w:name="Subtle Reference" w:uiPriority="31" w:qFormat="1"/>
-    <w:lsdException w:name="Intense Reference" w:uiPriority="32" w:qFormat="1"/>
-    <w:lsdException w:name="Book Title" w:uiPriority="33" w:qFormat="1"/>
-    <w:lsdException w:name="Bibliography" w:semiHidden="1" w:uiPriority="37" w:unhideWhenUsed="1"/>
-    <w:lsdException w:name="TOC Heading" w:semiHidden="1" w:uiPriority="39" w:unhideWhenUsed="1" w:qFormat="1"/>
-    <w:lsdException w:name="Plain Table 1" w:uiPriority="41"/>
-    <w:lsdException w:name="Plain Table 2" w:uiPriority="42"/>
-    <w:lsdException w:name="Plain Table 3" w:uiPriority="43"/>
-    <w:lsdException w:name="Plain Table 4" w:uiPriority="44"/>
-    <w:lsdException w:name="Plain Table 5" w:uiPriority="45"/>
-    <w:lsdException w:name="Grid Table Light" w:uiPriority="40"/>
-    <w:lsdException w:name="Grid Table 1 Light" w:uiPriority="46"/>
-    <w:lsdException w:name="Grid Table 2" w:uiPriority="47"/>
-    <w:lsdException w:name="Grid Table 3" w:uiPriority="48"/>
-    <w:lsdException w:name="Grid Table 4" w:uiPriority="49"/>
-    <w:lsdException w:name="Grid Table 5 Dark" w:uiPriority="50"/>
-    <w:lsdException w:name="Grid Table 6 Colorful" w:uiPriority="51"/>
-    <w:lsdException w:name="Grid Table 7 Colorful" w:uiPriority="52"/>
-    <w:lsdException w:name="Grid Table 1 Light Accent 1" w:uiPriority="46"/>
-    <w:lsdException w:name="Grid Table 2 Accent 1" w:uiPriority="47"/>
-    <w:lsdException w:name="Grid Table 3 Accent 1" w:uiPriority="48"/>
-    <w:lsdException w:name="Grid Table 4 Accent 1" w:uiPriority="49"/>
-    <w:lsdException w:name="Grid Table 5 Dark Accent 1" w:uiPriority="50"/>
-    <w:lsdException w:name="Grid Table 6 Colorful Accent 1" w:uiPriority="51"/>
-    <w:lsdException w:name="Grid Table 7 Colorful Accent 1" w:uiPriority="52"/>
-    <w:lsdException w:name="Grid Table 1 Light Accent 2" w:uiPriority="46"/>
-    <w:lsdException w:name="Grid Table 2 Accent 2" w:uiPriority="47"/>
-    <w:lsdException w:name="Grid Table 3 Accent 2" w:uiPriority="48"/>
-    <w:lsdException w:name="Grid Table 4 Accent 2" w:uiPriority="49"/>
-    <w:lsdException w:name="Grid Table 5 Dark Accent 2" w:uiPriority="50"/>
-    <w:lsdException w:name="Grid Table 6 Colorful Accent 2" w:uiPriority="51"/>
-    <w:lsdException w:name="Grid Table 7 Colorful Accent 2" w:uiPriority="52"/>
-    <w:lsdException w:name="Grid Table 1 Light Accent 3" w:uiPriority="46"/>
-    <w:lsdException w:name="Grid Table 2 Accent 3" w:uiPriority="47"/>
-    <w:lsdException w:name="Grid Table 3 Accent 3" w:uiPriority="48"/>
-    <w:lsdException w:name="Grid Table 4 Accent 3" w:uiPriority="49"/>
-    <w:lsdException w:name="Grid Table 5 Dark Accent 3" w:uiPriority="50"/>
-    <w:lsdException w:name="Grid Table 6 Colorful Accent 3" w:uiPriority="51"/>
-    <w:lsdException w:name="Grid Table 7 Colorful Accent 3" w:uiPriority="52"/>
-    <w:lsdException w:name="Grid Table 1 Light Accent 4" w:uiPriority="46"/>
-    <w:lsdException w:name="Grid Table 2 Accent 4" w:uiPriority="47"/>
-    <w:lsdException w:name="Grid Table 3 Accent 4" w:uiPriority="48"/>
-    <w:lsdException w:name="Grid Table 4 Accent 4" w:uiPriority="49"/>
-    <w:lsdException w:name="Grid Table 5 Dark Accent 4" w:uiPriority="50"/>
-    <w:lsdException w:name="Grid Table 6 Colorful Accent 4" w:uiPriority="51"/>
-    <w:lsdException w:name="Grid Table 7 Colorful Accent 4" w:uiPriority="52"/>
-    <w:lsdException w:name="Grid Table 1 Light Accent 5" w:uiPriority="46"/>
-    <w:lsdException w:name="Grid Table 2 Accent 5" w:uiPriority="47"/>
-    <w:lsdException w:name="Grid Table 3 Accent 5" w:uiPriority="48"/>
-    <w:lsdException w:name="Grid Table 4 Accent 5" w:uiPriority="49"/>
-    <w:lsdException w:name="Grid Table 5 Dark Accent 5" w:uiPriority="50"/>
-    <w:lsdException w:name="Grid Table 6 Colorful Accent 5" w:uiPriority="51"/>
-    <w:lsdException w:name="Grid Table 7 Colorful Accent 5" w:uiPriority="52"/>
-    <w:lsdException w:name="Grid Table 1 Light Accent 6" w:uiPriority="46"/>
-    <w:lsdException w:name="Grid Table 2 Accent 6" w:uiPriority="47"/>
-    <w:lsdException w:name="Grid Table 3 Accent 6" w:uiPriority="48"/>
-    <w:lsdException w:name="Grid Table 4 Accent 6" w:uiPriority="49"/>
-    <w:lsdException w:name="Grid Table 5 Dark Accent 6" w:uiPriority="50"/>
-    <w:lsdException w:name="Grid Table 6 Colorful Accent 6" w:uiPriority="51"/>
-    <w:lsdException w:name="Grid Table 7 Colorful Accent 6" w:uiPriority="52"/>
-    <w:lsdException w:name="List Table 1 Light" w:uiPriority="46"/>
-    <w:lsdException w:name="List Table 2" w:uiPriority="47"/>
-    <w:lsdException w:name="List Table 3" w:uiPriority="48"/>
-    <w:lsdException w:name="List Table 4" w:uiPriority="49"/>
-    <w:lsdException w:name="List Table 5 Dark" w:uiPriority="50"/>
-    <w:lsdException w:name="List Table 6 Colorful" w:uiPriority="51"/>
-    <w:lsdException w:name="List Table 7 Colorful" w:uiPriority="52"/>
-    <w:lsdException w:name="List Table 1 Light Accent 1" w:uiPriority="46"/>
-    <w:lsdException w:name="List Table 2 Accent 1" w:uiPriority="47"/>
-    <w:lsdException w:name="List Table 3 Accent 1" w:uiPriority="48"/>
-    <w:lsdException w:name="List Table 4 Accent 1" w:uiPriority="49"/>
-    <w:lsdException w:name="List Table 5 Dark Accent 1" w:uiPriority="50"/>
-    <w:lsdException w:name="List Table 6 Colorful Accent 1" w:uiPriority="51"/>
-    <w:lsdException w:name="List Table 7 Colorful Accent 1" w:uiPriority="52"/>
-    <w:lsdException w:name="List Table 1 Light Accent 2" w:uiPriority="46"/>
-    <w:lsdException w:name="List Table 2 Accent 2" w:uiPriority="47"/>
-    <w:lsdException w:name="List Table 3 Accent 2" w:uiPriority="48"/>
-    <w:lsdException w:name="List Table 4 Accent 2" w:uiPriority="49"/>
-    <w:lsdException w:name="List Table 5 Dark Accent 2" w:uiPriority="50"/>
-    <w:lsdException w:name="List Table 6 Colorful Accent 2" w:uiPriority="51"/>
-    <w:lsdException w:name="List Table 7 Colorful Accent 2" w:uiPriority="52"/>
-    <w:lsdException w:name="List Table 1 Light Accent 3" w:uiPriority="46"/>
-    <w:lsdException w:name="List Table 2 Accent 3" w:uiPriority="47"/>
-    <w:lsdException w:name="List Table 3 Accent 3" w:uiPriority="48"/>
-    <w:lsdException w:name="List Table 4 Accent 3" w:uiPriority="49"/>
-    <w:lsdException w:name="List Table 5 Dark Accent 3" w:uiPriority="50"/>
-    <w:lsdException w:name="List Table 6 Colorful Accent 3" w:uiPriority="51"/>
-    <w:lsdException w:name="List Table 7 Colorful Accent 3" w:uiPriority="52"/>
-    <w:lsdException w:name="List Table 1 Light Accent 4" w:uiPriority="46"/>
-    <w:lsdException w:name="List Table 2 Accent 4" w:uiPriority="47"/>
-    <w:lsdException w:name="List Table 3 Accent 4" w:uiPriority="48"/>
-    <w:lsdException w:name="List Table 4 Accent 4" w:uiPriority="49"/>
-    <w:lsdException w:name="List Table 5 Dark Accent 4" w:uiPriority="50"/>
-    <w:lsdException w:name="List Table 6 Colorful Accent 4" w:uiPriority="51"/>
-    <w:lsdException w:name="List Table 7 Colorful Accent 4" w:uiPriority="52"/>
-    <w:lsdException w:name="List Table 1 Light Accent 5" w:uiPriority="46"/>
-    <w:lsdException w:name="List Table 2 Accent 5" w:uiPriority="47"/>
-    <w:lsdException w:name="List Table 3 Accent 5" w:uiPriority="48"/>
-    <w:lsdException w:name="List Table 4 Accent 5" w:uiPriority="49"/>
-    <w:lsdException w:name="List Table 5 Dark Accent 5" w:uiPriority="50"/>
-    <w:lsdException w:name="List Table 6 Colorful Accent 5" w:uiPriority="51"/>
-    <w:lsdException w:name="List Table 7 Colorful Accent 5" w:uiPriority="52"/>
-    <w:lsdException w:name="List Table 1 Light Accent 6" w:uiPriority="46"/>
-    <w:lsdException w:name="List Table 2 Accent 6" w:uiPriority="47"/>
-    <w:lsdException w:name="List Table 3 Accent 6" w:uiPriority="48"/>
-    <w:lsdException w:name="List Table 4 Accent 6" w:uiPriority="49"/>
-    <w:lsdException w:name="List Table 5 Dark Accent 6" w:uiPriority="50"/>
-    <w:lsdException w:name="List Table 6 Colorful Accent 6" w:uiPriority="51"/>
-    <w:lsdException w:name="List Table 7 Colorful Accent 6" w:uiPriority="52"/>
+  <w:latentStyles w:defLockedState="0" w:defUIPriority="99" w:defSemiHidden="1" w:defUnhideWhenUsed="1" w:defQFormat="0" w:count="267">
+    <w:lsdException w:name="Normal" w:semiHidden="0" w:uiPriority="0" w:unhideWhenUsed="0" w:qFormat="1"/>
+    <w:lsdException w:name="heading 1" w:semiHidden="0" w:uiPriority="9" w:unhideWhenUsed="0" w:qFormat="1"/>
+    <w:lsdException w:name="heading 2" w:uiPriority="9" w:qFormat="1"/>
+    <w:lsdException w:name="heading 3" w:uiPriority="9" w:qFormat="1"/>
+    <w:lsdException w:name="heading 4" w:uiPriority="9" w:qFormat="1"/>
+    <w:lsdException w:name="heading 5" w:uiPriority="9" w:qFormat="1"/>
+    <w:lsdException w:name="heading 6" w:uiPriority="9" w:qFormat="1"/>
+    <w:lsdException w:name="heading 7" w:uiPriority="9" w:qFormat="1"/>
+    <w:lsdException w:name="heading 8" w:uiPriority="9" w:qFormat="1"/>
+    <w:lsdException w:name="heading 9" w:uiPriority="9" w:qFormat="1"/>
+    <w:lsdException w:name="toc 1" w:uiPriority="39"/>
+    <w:lsdException w:name="toc 2" w:uiPriority="39"/>
+    <w:lsdException w:name="toc 3" w:uiPriority="39"/>
+    <w:lsdException w:name="toc 4" w:uiPriority="39"/>
+    <w:lsdException w:name="toc 5" w:uiPriority="39"/>
+    <w:lsdException w:name="toc 6" w:uiPriority="39"/>
+    <w:lsdException w:name="toc 7" w:uiPriority="39"/>
+    <w:lsdException w:name="toc 8" w:uiPriority="39"/>
+    <w:lsdException w:name="toc 9" w:uiPriority="39"/>
+    <w:lsdException w:name="caption" w:uiPriority="35" w:qFormat="1"/>
+    <w:lsdException w:name="Title" w:semiHidden="0" w:uiPriority="10" w:unhideWhenUsed="0" w:qFormat="1"/>
+    <w:lsdException w:name="Default Paragraph Font" w:uiPriority="1"/>
+    <w:lsdException w:name="Subtitle" w:semiHidden="0" w:uiPriority="11" w:unhideWhenUsed="0" w:qFormat="1"/>
+    <w:lsdException w:name="Strong" w:semiHidden="0" w:uiPriority="22" w:unhideWhenUsed="0" w:qFormat="1"/>
+    <w:lsdException w:name="Emphasis" w:semiHidden="0" w:uiPriority="20" w:unhideWhenUsed="0" w:qFormat="1"/>
+    <w:lsdException w:name="Table Grid" w:semiHidden="0" w:uiPriority="59" w:unhideWhenUsed="0"/>
+    <w:lsdException w:name="Placeholder Text" w:unhideWhenUsed="0"/>
+    <w:lsdException w:name="No Spacing" w:semiHidden="0" w:uiPriority="1" w:unhideWhenUsed="0" w:qFormat="1"/>
+    <w:lsdException w:name="Light Shading" w:semiHidden="0" w:uiPriority="60" w:unhideWhenUsed="0"/>
+    <w:lsdException w:name="Light List" w:semiHidden="0" w:uiPriority="61" w:unhideWhenUsed="0"/>
+    <w:lsdException w:name="Light Grid" w:semiHidden="0" w:uiPriority="62" w:unhideWhenUsed="0"/>
+    <w:lsdException w:name="Medium Shading 1" w:semiHidden="0" w:uiPriority="63" w:unhideWhenUsed="0"/>
+    <w:lsdException w:name="Medium Shading 2" w:semiHidden="0" w:uiPriority="64" w:unhideWhenUsed="0"/>
+    <w:lsdException w:name="Medium List 1" w:semiHidden="0" w:uiPriority="65" w:unhideWhenUsed="0"/>
+    <w:lsdException w:name="Medium List 2" w:semiHidden="0" w:uiPriority="66" w:unhideWhenUsed="0"/>
+    <w:lsdException w:name="Medium Grid 1" w:semiHidden="0" w:uiPriority="67" w:unhideWhenUsed="0"/>
+    <w:lsdException w:name="Medium Grid 2" w:semiHidden="0" w:uiPriority="68" w:unhideWhenUsed="0"/>
+    <w:lsdException w:name="Medium Grid 3" w:semiHidden="0" w:uiPriority="69" w:unhideWhenUsed="0"/>
+    <w:lsdException w:name="Dark List" w:semiHidden="0" w:uiPriority="70" w:unhideWhenUsed="0"/>
+    <w:lsdException w:name="Colorful Shading" w:semiHidden="0" w:uiPriority="71" w:unhideWhenUsed="0"/>
+    <w:lsdException w:name="Colorful List" w:semiHidden="0" w:uiPriority="72" w:unhideWhenUsed="0"/>
+    <w:lsdException w:name="Colorful Grid" w:semiHidden="0" w:uiPriority="73" w:unhideWhenUsed="0"/>
+    <w:lsdException w:name="Light Shading Accent 1" w:semiHidden="0" w:uiPriority="60" w:unhideWhenUsed="0"/>
+    <w:lsdException w:name="Light List Accent 1" w:semiHidden="0" w:uiPriority="61" w:unhideWhenUsed="0"/>
+    <w:lsdException w:name="Light Grid Accent 1" w:semiHidden="0" w:uiPriority="62" w:unhideWhenUsed="0"/>
+    <w:lsdException w:name="Medium Shading 1 Accent 1" w:semiHidden="0" w:uiPriority="63" w:unhideWhenUsed="0"/>
+    <w:lsdException w:name="Medium Shading 2 Accent 1" w:semiHidden="0" w:uiPriority="64" w:unhideWhenUsed="0"/>
+    <w:lsdException w:name="Medium List 1 Accent 1" w:semiHidden="0" w:uiPriority="65" w:unhideWhenUsed="0"/>
+    <w:lsdException w:name="Revision" w:unhideWhenUsed="0"/>
+    <w:lsdException w:name="List Paragraph" w:semiHidden="0" w:uiPriority="34" w:unhideWhenUsed="0" w:qFormat="1"/>
+    <w:lsdException w:name="Quote" w:semiHidden="0" w:uiPriority="29" w:unhideWhenUsed="0" w:qFormat="1"/>
+    <w:lsdException w:name="Intense Quote" w:semiHidden="0" w:uiPriority="30" w:unhideWhenUsed="0" w:qFormat="1"/>
+    <w:lsdException w:name="Medium List 2 Accent 1" w:semiHidden="0" w:uiPriority="66" w:unhideWhenUsed="0"/>
+    <w:lsdException w:name="Medium Grid 1 Accent 1" w:semiHidden="0" w:uiPriority="67" w:unhideWhenUsed="0"/>
+    <w:lsdException w:name="Medium Grid 2 Accent 1" w:semiHidden="0" w:uiPriority="68" w:unhideWhenUsed="0"/>
+    <w:lsdException w:name="Medium Grid 3 Accent 1" w:semiHidden="0" w:uiPriority="69" w:unhideWhenUsed="0"/>
+    <w:lsdException w:name="Dark List Accent 1" w:semiHidden="0" w:uiPriority="70" w:unhideWhenUsed="0"/>
+    <w:lsdException w:name="Colorful Shading Accent 1" w:semiHidden="0" w:uiPriority="71" w:unhideWhenUsed="0"/>
+    <w:lsdException w:name="Colorful List Accent 1" w:semiHidden="0" w:uiPriority="72" w:unhideWhenUsed="0"/>
+    <w:lsdException w:name="Colorful Grid Accent 1" w:semiHidden="0" w:uiPriority="73" w:unhideWhenUsed="0"/>
+    <w:lsdException w:name="Light Shading Accent 2" w:semiHidden="0" w:uiPriority="60" w:unhideWhenUsed="0"/>
+    <w:lsdException w:name="Light List Accent 2" w:semiHidden="0" w:uiPriority="61" w:unhideWhenUsed="0"/>
+    <w:lsdException w:name="Light Grid Accent 2" w:semiHidden="0" w:uiPriority="62" w:unhideWhenUsed="0"/>
+    <w:lsdException w:name="Medium Shading 1 Accent 2" w:semiHidden="0" w:uiPriority="63" w:unhideWhenUsed="0"/>
+    <w:lsdException w:name="Medium Shading 2 Accent 2" w:semiHidden="0" w:uiPriority="64" w:unhideWhenUsed="0"/>
+    <w:lsdException w:name="Medium List 1 Accent 2" w:semiHidden="0" w:uiPriority="65" w:unhideWhenUsed="0"/>
+    <w:lsdException w:name="Medium List 2 Accent 2" w:semiHidden="0" w:uiPriority="66" w:unhideWhenUsed="0"/>
+    <w:lsdException w:name="Medium Grid 1 Accent 2" w:semiHidden="0" w:uiPriority="67" w:unhideWhenUsed="0"/>
+    <w:lsdException w:name="Medium Grid 2 Accent 2" w:semiHidden="0" w:uiPriority="68" w:unhideWhenUsed="0"/>
+    <w:lsdException w:name="Medium Grid 3 Accent 2" w:semiHidden="0" w:uiPriority="69" w:unhideWhenUsed="0"/>
+    <w:lsdException w:name="Dark List Accent 2" w:semiHidden="0" w:uiPriority="70" w:unhideWhenUsed="0"/>
+    <w:lsdException w:name="Colorful Shading Accent 2" w:semiHidden="0" w:uiPriority="71" w:unhideWhenUsed="0"/>
+    <w:lsdException w:name="Colorful List Accent 2" w:semiHidden="0" w:uiPriority="72" w:unhideWhenUsed="0"/>
+    <w:lsdException w:name="Colorful Grid Accent 2" w:semiHidden="0" w:uiPriority="73" w:unhideWhenUsed="0"/>
+    <w:lsdException w:name="Light Shading Accent 3" w:semiHidden="0" w:uiPriority="60" w:unhideWhenUsed="0"/>
+    <w:lsdException w:name="Light List Accent 3" w:semiHidden="0" w:uiPriority="61" w:unhideWhenUsed="0"/>
+    <w:lsdException w:name="Light Grid Accent 3" w:semiHidden="0" w:uiPriority="62" w:unhideWhenUsed="0"/>
+    <w:lsdException w:name="Medium Shading 1 Accent 3" w:semiHidden="0" w:uiPriority="63" w:unhideWhenUsed="0"/>
+    <w:lsdException w:name="Medium Shading 2 Accent 3" w:semiHidden="0" w:uiPriority="64" w:unhideWhenUsed="0"/>
+    <w:lsdException w:name="Medium List 1 Accent 3" w:semiHidden="0" w:uiPriority="65" w:unhideWhenUsed="0"/>
+    <w:lsdException w:name="Medium List 2 Accent 3" w:semiHidden="0" w:uiPriority="66" w:unhideWhenUsed="0"/>
+    <w:lsdException w:name="Medium Grid 1 Accent 3" w:semiHidden="0" w:uiPriority="67" w:unhideWhenUsed="0"/>
+    <w:lsdException w:name="Medium Grid 2 Accent 3" w:semiHidden="0" w:uiPriority="68" w:unhideWhenUsed="0"/>
+    <w:lsdException w:name="Medium Grid 3 Accent 3" w:semiHidden="0" w:uiPriority="69" w:unhideWhenUsed="0"/>
+    <w:lsdException w:name="Dark List Accent 3" w:semiHidden="0" w:uiPriority="70" w:unhideWhenUsed="0"/>
+    <w:lsdException w:name="Colorful Shading Accent 3" w:semiHidden="0" w:uiPriority="71" w:unhideWhenUsed="0"/>
+    <w:lsdException w:name="Colorful List Accent 3" w:semiHidden="0" w:uiPriority="72" w:unhideWhenUsed="0"/>
+    <w:lsdException w:name="Colorful Grid Accent 3" w:semiHidden="0" w:uiPriority="73" w:unhideWhenUsed="0"/>
+    <w:lsdException w:name="Light Shading Accent 4" w:semiHidden="0" w:uiPriority="60" w:unhideWhenUsed="0"/>
+    <w:lsdException w:name="Light List Accent 4" w:semiHidden="0" w:uiPriority="61" w:unhideWhenUsed="0"/>
+    <w:lsdException w:name="Light Grid Accent 4" w:semiHidden="0" w:uiPriority="62" w:unhideWhenUsed="0"/>
+    <w:lsdException w:name="Medium Shading 1 Accent 4" w:semiHidden="0" w:uiPriority="63" w:unhideWhenUsed="0"/>
+    <w:lsdException w:name="Medium Shading 2 Accent 4" w:semiHidden="0" w:uiPriority="64" w:unhideWhenUsed="0"/>
+    <w:lsdException w:name="Medium List 1 Accent 4" w:semiHidden="0" w:uiPriority="65" w:unhideWhenUsed="0"/>
+    <w:lsdException w:name="Medium List 2 Accent 4" w:semiHidden="0" w:uiPriority="66" w:unhideWhenUsed="0"/>
+    <w:lsdException w:name="Medium Grid 1 Accent 4" w:semiHidden="0" w:uiPriority="67" w:unhideWhenUsed="0"/>
+    <w:lsdException w:name="Medium Grid 2 Accent 4" w:semiHidden="0" w:uiPriority="68" w:unhideWhenUsed="0"/>
+    <w:lsdException w:name="Medium Grid 3 Accent 4" w:semiHidden="0" w:uiPriority="69" w:unhideWhenUsed="0"/>
+    <w:lsdException w:name="Dark List Accent 4" w:semiHidden="0" w:uiPriority="70" w:unhideWhenUsed="0"/>
+    <w:lsdException w:name="Colorful Shading Accent 4" w:semiHidden="0" w:uiPriority="71" w:unhideWhenUsed="0"/>
+    <w:lsdException w:name="Colorful List Accent 4" w:semiHidden="0" w:uiPriority="72" w:unhideWhenUsed="0"/>
+    <w:lsdException w:name="Colorful Grid Accent 4" w:semiHidden="0" w:uiPriority="73" w:unhideWhenUsed="0"/>
+    <w:lsdException w:name="Light Shading Accent 5" w:semiHidden="0" w:uiPriority="60" w:unhideWhenUsed="0"/>
+    <w:lsdException w:name="Light List Accent 5" w:semiHidden="0" w:uiPriority="61" w:unhideWhenUsed="0"/>
+    <w:lsdException w:name="Light Grid Accent 5" w:semiHidden="0" w:uiPriority="62" w:unhideWhenUsed="0"/>
+    <w:lsdException w:name="Medium Shading 1 Accent 5" w:semiHidden="0" w:uiPriority="63" w:unhideWhenUsed="0"/>
+    <w:lsdException w:name="Medium Shading 2 Accent 5" w:semiHidden="0" w:uiPriority="64" w:unhideWhenUsed="0"/>
+    <w:lsdException w:name="Medium List 1 Accent 5" w:semiHidden="0" w:uiPriority="65" w:unhideWhenUsed="0"/>
+    <w:lsdException w:name="Medium List 2 Accent 5" w:semiHidden="0" w:uiPriority="66" w:unhideWhenUsed="0"/>
+    <w:lsdException w:name="Medium Grid 1 Accent 5" w:semiHidden="0" w:uiPriority="67" w:unhideWhenUsed="0"/>
+    <w:lsdException w:name="Medium Grid 2 Accent 5" w:semiHidden="0" w:uiPriority="68" w:unhideWhenUsed="0"/>
+    <w:lsdException w:name="Medium Grid 3 Accent 5" w:semiHidden="0" w:uiPriority="69" w:unhideWhenUsed="0"/>
+    <w:lsdException w:name="Dark List Accent 5" w:semiHidden="0" w:uiPriority="70" w:unhideWhenUsed="0"/>
+    <w:lsdException w:name="Colorful Shading Accent 5" w:semiHidden="0" w:uiPriority="71" w:unhideWhenUsed="0"/>
+    <w:lsdException w:name="Colorful List Accent 5" w:semiHidden="0" w:uiPriority="72" w:unhideWhenUsed="0"/>
+    <w:lsdException w:name="Colorful Grid Accent 5" w:semiHidden="0" w:uiPriority="73" w:unhideWhenUsed="0"/>
+    <w:lsdException w:name="Light Shading Accent 6" w:semiHidden="0" w:uiPriority="60" w:unhideWhenUsed="0"/>
+    <w:lsdException w:name="Light List Accent 6" w:semiHidden="0" w:uiPriority="61" w:unhideWhenUsed="0"/>
+    <w:lsdException w:name="Light Grid Accent 6" w:semiHidden="0" w:uiPriority="62" w:unhideWhenUsed="0"/>
+    <w:lsdException w:name="Medium Shading 1 Accent 6" w:semiHidden="0" w:uiPriority="63" w:unhideWhenUsed="0"/>
+    <w:lsdException w:name="Medium Shading 2 Accent 6" w:semiHidden="0" w:uiPriority="64" w:unhideWhenUsed="0"/>
+    <w:lsdException w:name="Medium List 1 Accent 6" w:semiHidden="0" w:uiPriority="65" w:unhideWhenUsed="0"/>
+    <w:lsdException w:name="Medium List 2 Accent 6" w:semiHidden="0" w:uiPriority="66" w:unhideWhenUsed="0"/>
+    <w:lsdException w:name="Medium Grid 1 Accent 6" w:semiHidden="0" w:uiPriority="67" w:unhideWhenUsed="0"/>
+    <w:lsdException w:name="Medium Grid 2 Accent 6" w:semiHidden="0" w:uiPriority="68" w:unhideWhenUsed="0"/>
+    <w:lsdException w:name="Medium Grid 3 Accent 6" w:semiHidden="0" w:uiPriority="69" w:unhideWhenUsed="0"/>
+    <w:lsdException w:name="Dark List Accent 6" w:semiHidden="0" w:uiPriority="70" w:unhideWhenUsed="0"/>
+    <w:lsdException w:name="Colorful Shading Accent 6" w:semiHidden="0" w:uiPriority="71" w:unhideWhenUsed="0"/>
+    <w:lsdException w:name="Colorful List Accent 6" w:semiHidden="0" w:uiPriority="72" w:unhideWhenUsed="0"/>
+    <w:lsdException w:name="Colorful Grid Accent 6" w:semiHidden="0" w:uiPriority="73" w:unhideWhenUsed="0"/>
+    <w:lsdException w:name="Subtle Emphasis" w:semiHidden="0" w:uiPriority="19" w:unhideWhenUsed="0" w:qFormat="1"/>
+    <w:lsdException w:name="Intense Emphasis" w:semiHidden="0" w:uiPriority="21" w:unhideWhenUsed="0" w:qFormat="1"/>
+    <w:lsdException w:name="Subtle Reference" w:semiHidden="0" w:uiPriority="31" w:unhideWhenUsed="0" w:qFormat="1"/>
+    <w:lsdException w:name="Intense Reference" w:semiHidden="0" w:uiPriority="32" w:unhideWhenUsed="0" w:qFormat="1"/>
+    <w:lsdException w:name="Book Title" w:semiHidden="0" w:uiPriority="33" w:unhideWhenUsed="0" w:qFormat="1"/>
+    <w:lsdException w:name="Bibliography" w:uiPriority="37"/>
+    <w:lsdException w:name="TOC Heading" w:uiPriority="39" w:qFormat="1"/>
   </w:latentStyles>
   <w:style w:type="paragraph" w:default="1" w:styleId="Normal">
     <w:name w:val="Normal"/>
@@ -10145,7 +10855,6 @@
   <w:style w:type="character" w:default="1" w:styleId="DefaultParagraphFont">
     <w:name w:val="Default Paragraph Font"/>
     <w:uiPriority w:val="1"/>
-    <w:semiHidden/>
     <w:unhideWhenUsed/>
   </w:style>
   <w:style w:type="table" w:default="1" w:styleId="TableNormal">
@@ -10250,6 +10959,455 @@
     <w:rPr>
       <w:color w:val="605E5C"/>
       <w:shd w:val="clear" w:color="auto" w:fill="E1DFDD"/>
+    </w:rPr>
+  </w:style>
+  <w:style w:type="paragraph" w:styleId="EndnoteText">
+    <w:name w:val="endnote text"/>
+    <w:basedOn w:val="Normal"/>
+    <w:link w:val="EndnoteTextChar"/>
+    <w:uiPriority w:val="99"/>
+    <w:semiHidden/>
+    <w:unhideWhenUsed/>
+    <w:rsid w:val="00430F36"/>
+    <w:pPr>
+      <w:spacing w:after="0" w:line="240" w:lineRule="auto"/>
+    </w:pPr>
+    <w:rPr>
+      <w:sz w:val="20"/>
+      <w:szCs w:val="20"/>
+    </w:rPr>
+  </w:style>
+  <w:style w:type="character" w:customStyle="1" w:styleId="EndnoteTextChar">
+    <w:name w:val="Endnote Text Char"/>
+    <w:basedOn w:val="DefaultParagraphFont"/>
+    <w:link w:val="EndnoteText"/>
+    <w:uiPriority w:val="99"/>
+    <w:semiHidden/>
+    <w:rsid w:val="00430F36"/>
+    <w:rPr>
+      <w:rFonts w:cs="Times New Roman"/>
+      <w:sz w:val="20"/>
+      <w:szCs w:val="20"/>
+    </w:rPr>
+  </w:style>
+  <w:style w:type="character" w:styleId="EndnoteReference">
+    <w:name w:val="endnote reference"/>
+    <w:basedOn w:val="DefaultParagraphFont"/>
+    <w:uiPriority w:val="99"/>
+    <w:semiHidden/>
+    <w:unhideWhenUsed/>
+    <w:rsid w:val="00430F36"/>
+    <w:rPr>
+      <w:vertAlign w:val="superscript"/>
+    </w:rPr>
+  </w:style>
+  <w:style w:type="character" w:styleId="FollowedHyperlink">
+    <w:name w:val="FollowedHyperlink"/>
+    <w:basedOn w:val="DefaultParagraphFont"/>
+    <w:uiPriority w:val="99"/>
+    <w:semiHidden/>
+    <w:unhideWhenUsed/>
+    <w:rsid w:val="00605DB3"/>
+    <w:rPr>
+      <w:color w:val="800080" w:themeColor="followedHyperlink"/>
+      <w:u w:val="single"/>
+    </w:rPr>
+  </w:style>
+</w:styles>
+</file>
+
+<file path=word/stylesWithEffects.xml><?xml version="1.0" encoding="utf-8"?>
+<w:styles xmlns:wpc="http://schemas.microsoft.com/office/word/2010/wordprocessingCanvas" xmlns:mc="http://schemas.openxmlformats.org/markup-compatibility/2006" xmlns:o="urn:schemas-microsoft-com:office:office" xmlns:r="http://schemas.openxmlformats.org/officeDocument/2006/relationships" xmlns:m="http://schemas.openxmlformats.org/officeDocument/2006/math" xmlns:v="urn:schemas-microsoft-com:vml" xmlns:wp14="http://schemas.microsoft.com/office/word/2010/wordprocessingDrawing" xmlns:wp="http://schemas.openxmlformats.org/drawingml/2006/wordprocessingDrawing" xmlns:w10="urn:schemas-microsoft-com:office:word" xmlns:w="http://schemas.openxmlformats.org/wordprocessingml/2006/main" xmlns:w14="http://schemas.microsoft.com/office/word/2010/wordml" xmlns:wpg="http://schemas.microsoft.com/office/word/2010/wordprocessingGroup" xmlns:wpi="http://schemas.microsoft.com/office/word/2010/wordprocessingInk" xmlns:wne="http://schemas.microsoft.com/office/word/2006/wordml" xmlns:wps="http://schemas.microsoft.com/office/word/2010/wordprocessingShape" mc:Ignorable="w14 wp14">
+  <w:docDefaults>
+    <w:rPrDefault>
+      <w:rPr>
+        <w:rFonts w:asciiTheme="minorHAnsi" w:eastAsia="Times New Roman" w:hAnsiTheme="minorHAnsi" w:cstheme="minorHAnsi"/>
+        <w:sz w:val="22"/>
+        <w:szCs w:val="22"/>
+        <w:lang w:val="bg-BG" w:eastAsia="en-US" w:bidi="ar-SA"/>
+      </w:rPr>
+    </w:rPrDefault>
+    <w:pPrDefault>
+      <w:pPr>
+        <w:spacing w:after="200" w:line="276" w:lineRule="auto"/>
+      </w:pPr>
+    </w:pPrDefault>
+  </w:docDefaults>
+  <w:latentStyles w:defLockedState="0" w:defUIPriority="99" w:defSemiHidden="1" w:defUnhideWhenUsed="1" w:defQFormat="0" w:count="267">
+    <w:lsdException w:name="Normal" w:semiHidden="0" w:uiPriority="0" w:unhideWhenUsed="0" w:qFormat="1"/>
+    <w:lsdException w:name="heading 1" w:semiHidden="0" w:uiPriority="9" w:unhideWhenUsed="0" w:qFormat="1"/>
+    <w:lsdException w:name="heading 2" w:uiPriority="9" w:qFormat="1"/>
+    <w:lsdException w:name="heading 3" w:uiPriority="9" w:qFormat="1"/>
+    <w:lsdException w:name="heading 4" w:uiPriority="9" w:qFormat="1"/>
+    <w:lsdException w:name="heading 5" w:uiPriority="9" w:qFormat="1"/>
+    <w:lsdException w:name="heading 6" w:uiPriority="9" w:qFormat="1"/>
+    <w:lsdException w:name="heading 7" w:uiPriority="9" w:qFormat="1"/>
+    <w:lsdException w:name="heading 8" w:uiPriority="9" w:qFormat="1"/>
+    <w:lsdException w:name="heading 9" w:uiPriority="9" w:qFormat="1"/>
+    <w:lsdException w:name="toc 1" w:uiPriority="39"/>
+    <w:lsdException w:name="toc 2" w:uiPriority="39"/>
+    <w:lsdException w:name="toc 3" w:uiPriority="39"/>
+    <w:lsdException w:name="toc 4" w:uiPriority="39"/>
+    <w:lsdException w:name="toc 5" w:uiPriority="39"/>
+    <w:lsdException w:name="toc 6" w:uiPriority="39"/>
+    <w:lsdException w:name="toc 7" w:uiPriority="39"/>
+    <w:lsdException w:name="toc 8" w:uiPriority="39"/>
+    <w:lsdException w:name="toc 9" w:uiPriority="39"/>
+    <w:lsdException w:name="caption" w:uiPriority="35" w:qFormat="1"/>
+    <w:lsdException w:name="Title" w:semiHidden="0" w:uiPriority="10" w:unhideWhenUsed="0" w:qFormat="1"/>
+    <w:lsdException w:name="Default Paragraph Font" w:uiPriority="1"/>
+    <w:lsdException w:name="Subtitle" w:semiHidden="0" w:uiPriority="11" w:unhideWhenUsed="0" w:qFormat="1"/>
+    <w:lsdException w:name="Strong" w:semiHidden="0" w:uiPriority="22" w:unhideWhenUsed="0" w:qFormat="1"/>
+    <w:lsdException w:name="Emphasis" w:semiHidden="0" w:uiPriority="20" w:unhideWhenUsed="0" w:qFormat="1"/>
+    <w:lsdException w:name="Table Grid" w:semiHidden="0" w:uiPriority="59" w:unhideWhenUsed="0"/>
+    <w:lsdException w:name="Placeholder Text" w:unhideWhenUsed="0"/>
+    <w:lsdException w:name="No Spacing" w:semiHidden="0" w:uiPriority="1" w:unhideWhenUsed="0" w:qFormat="1"/>
+    <w:lsdException w:name="Light Shading" w:semiHidden="0" w:uiPriority="60" w:unhideWhenUsed="0"/>
+    <w:lsdException w:name="Light List" w:semiHidden="0" w:uiPriority="61" w:unhideWhenUsed="0"/>
+    <w:lsdException w:name="Light Grid" w:semiHidden="0" w:uiPriority="62" w:unhideWhenUsed="0"/>
+    <w:lsdException w:name="Medium Shading 1" w:semiHidden="0" w:uiPriority="63" w:unhideWhenUsed="0"/>
+    <w:lsdException w:name="Medium Shading 2" w:semiHidden="0" w:uiPriority="64" w:unhideWhenUsed="0"/>
+    <w:lsdException w:name="Medium List 1" w:semiHidden="0" w:uiPriority="65" w:unhideWhenUsed="0"/>
+    <w:lsdException w:name="Medium List 2" w:semiHidden="0" w:uiPriority="66" w:unhideWhenUsed="0"/>
+    <w:lsdException w:name="Medium Grid 1" w:semiHidden="0" w:uiPriority="67" w:unhideWhenUsed="0"/>
+    <w:lsdException w:name="Medium Grid 2" w:semiHidden="0" w:uiPriority="68" w:unhideWhenUsed="0"/>
+    <w:lsdException w:name="Medium Grid 3" w:semiHidden="0" w:uiPriority="69" w:unhideWhenUsed="0"/>
+    <w:lsdException w:name="Dark List" w:semiHidden="0" w:uiPriority="70" w:unhideWhenUsed="0"/>
+    <w:lsdException w:name="Colorful Shading" w:semiHidden="0" w:uiPriority="71" w:unhideWhenUsed="0"/>
+    <w:lsdException w:name="Colorful List" w:semiHidden="0" w:uiPriority="72" w:unhideWhenUsed="0"/>
+    <w:lsdException w:name="Colorful Grid" w:semiHidden="0" w:uiPriority="73" w:unhideWhenUsed="0"/>
+    <w:lsdException w:name="Light Shading Accent 1" w:semiHidden="0" w:uiPriority="60" w:unhideWhenUsed="0"/>
+    <w:lsdException w:name="Light List Accent 1" w:semiHidden="0" w:uiPriority="61" w:unhideWhenUsed="0"/>
+    <w:lsdException w:name="Light Grid Accent 1" w:semiHidden="0" w:uiPriority="62" w:unhideWhenUsed="0"/>
+    <w:lsdException w:name="Medium Shading 1 Accent 1" w:semiHidden="0" w:uiPriority="63" w:unhideWhenUsed="0"/>
+    <w:lsdException w:name="Medium Shading 2 Accent 1" w:semiHidden="0" w:uiPriority="64" w:unhideWhenUsed="0"/>
+    <w:lsdException w:name="Medium List 1 Accent 1" w:semiHidden="0" w:uiPriority="65" w:unhideWhenUsed="0"/>
+    <w:lsdException w:name="Revision" w:unhideWhenUsed="0"/>
+    <w:lsdException w:name="List Paragraph" w:semiHidden="0" w:uiPriority="34" w:unhideWhenUsed="0" w:qFormat="1"/>
+    <w:lsdException w:name="Quote" w:semiHidden="0" w:uiPriority="29" w:unhideWhenUsed="0" w:qFormat="1"/>
+    <w:lsdException w:name="Intense Quote" w:semiHidden="0" w:uiPriority="30" w:unhideWhenUsed="0" w:qFormat="1"/>
+    <w:lsdException w:name="Medium List 2 Accent 1" w:semiHidden="0" w:uiPriority="66" w:unhideWhenUsed="0"/>
+    <w:lsdException w:name="Medium Grid 1 Accent 1" w:semiHidden="0" w:uiPriority="67" w:unhideWhenUsed="0"/>
+    <w:lsdException w:name="Medium Grid 2 Accent 1" w:semiHidden="0" w:uiPriority="68" w:unhideWhenUsed="0"/>
+    <w:lsdException w:name="Medium Grid 3 Accent 1" w:semiHidden="0" w:uiPriority="69" w:unhideWhenUsed="0"/>
+    <w:lsdException w:name="Dark List Accent 1" w:semiHidden="0" w:uiPriority="70" w:unhideWhenUsed="0"/>
+    <w:lsdException w:name="Colorful Shading Accent 1" w:semiHidden="0" w:uiPriority="71" w:unhideWhenUsed="0"/>
+    <w:lsdException w:name="Colorful List Accent 1" w:semiHidden="0" w:uiPriority="72" w:unhideWhenUsed="0"/>
+    <w:lsdException w:name="Colorful Grid Accent 1" w:semiHidden="0" w:uiPriority="73" w:unhideWhenUsed="0"/>
+    <w:lsdException w:name="Light Shading Accent 2" w:semiHidden="0" w:uiPriority="60" w:unhideWhenUsed="0"/>
+    <w:lsdException w:name="Light List Accent 2" w:semiHidden="0" w:uiPriority="61" w:unhideWhenUsed="0"/>
+    <w:lsdException w:name="Light Grid Accent 2" w:semiHidden="0" w:uiPriority="62" w:unhideWhenUsed="0"/>
+    <w:lsdException w:name="Medium Shading 1 Accent 2" w:semiHidden="0" w:uiPriority="63" w:unhideWhenUsed="0"/>
+    <w:lsdException w:name="Medium Shading 2 Accent 2" w:semiHidden="0" w:uiPriority="64" w:unhideWhenUsed="0"/>
+    <w:lsdException w:name="Medium List 1 Accent 2" w:semiHidden="0" w:uiPriority="65" w:unhideWhenUsed="0"/>
+    <w:lsdException w:name="Medium List 2 Accent 2" w:semiHidden="0" w:uiPriority="66" w:unhideWhenUsed="0"/>
+    <w:lsdException w:name="Medium Grid 1 Accent 2" w:semiHidden="0" w:uiPriority="67" w:unhideWhenUsed="0"/>
+    <w:lsdException w:name="Medium Grid 2 Accent 2" w:semiHidden="0" w:uiPriority="68" w:unhideWhenUsed="0"/>
+    <w:lsdException w:name="Medium Grid 3 Accent 2" w:semiHidden="0" w:uiPriority="69" w:unhideWhenUsed="0"/>
+    <w:lsdException w:name="Dark List Accent 2" w:semiHidden="0" w:uiPriority="70" w:unhideWhenUsed="0"/>
+    <w:lsdException w:name="Colorful Shading Accent 2" w:semiHidden="0" w:uiPriority="71" w:unhideWhenUsed="0"/>
+    <w:lsdException w:name="Colorful List Accent 2" w:semiHidden="0" w:uiPriority="72" w:unhideWhenUsed="0"/>
+    <w:lsdException w:name="Colorful Grid Accent 2" w:semiHidden="0" w:uiPriority="73" w:unhideWhenUsed="0"/>
+    <w:lsdException w:name="Light Shading Accent 3" w:semiHidden="0" w:uiPriority="60" w:unhideWhenUsed="0"/>
+    <w:lsdException w:name="Light List Accent 3" w:semiHidden="0" w:uiPriority="61" w:unhideWhenUsed="0"/>
+    <w:lsdException w:name="Light Grid Accent 3" w:semiHidden="0" w:uiPriority="62" w:unhideWhenUsed="0"/>
+    <w:lsdException w:name="Medium Shading 1 Accent 3" w:semiHidden="0" w:uiPriority="63" w:unhideWhenUsed="0"/>
+    <w:lsdException w:name="Medium Shading 2 Accent 3" w:semiHidden="0" w:uiPriority="64" w:unhideWhenUsed="0"/>
+    <w:lsdException w:name="Medium List 1 Accent 3" w:semiHidden="0" w:uiPriority="65" w:unhideWhenUsed="0"/>
+    <w:lsdException w:name="Medium List 2 Accent 3" w:semiHidden="0" w:uiPriority="66" w:unhideWhenUsed="0"/>
+    <w:lsdException w:name="Medium Grid 1 Accent 3" w:semiHidden="0" w:uiPriority="67" w:unhideWhenUsed="0"/>
+    <w:lsdException w:name="Medium Grid 2 Accent 3" w:semiHidden="0" w:uiPriority="68" w:unhideWhenUsed="0"/>
+    <w:lsdException w:name="Medium Grid 3 Accent 3" w:semiHidden="0" w:uiPriority="69" w:unhideWhenUsed="0"/>
+    <w:lsdException w:name="Dark List Accent 3" w:semiHidden="0" w:uiPriority="70" w:unhideWhenUsed="0"/>
+    <w:lsdException w:name="Colorful Shading Accent 3" w:semiHidden="0" w:uiPriority="71" w:unhideWhenUsed="0"/>
+    <w:lsdException w:name="Colorful List Accent 3" w:semiHidden="0" w:uiPriority="72" w:unhideWhenUsed="0"/>
+    <w:lsdException w:name="Colorful Grid Accent 3" w:semiHidden="0" w:uiPriority="73" w:unhideWhenUsed="0"/>
+    <w:lsdException w:name="Light Shading Accent 4" w:semiHidden="0" w:uiPriority="60" w:unhideWhenUsed="0"/>
+    <w:lsdException w:name="Light List Accent 4" w:semiHidden="0" w:uiPriority="61" w:unhideWhenUsed="0"/>
+    <w:lsdException w:name="Light Grid Accent 4" w:semiHidden="0" w:uiPriority="62" w:unhideWhenUsed="0"/>
+    <w:lsdException w:name="Medium Shading 1 Accent 4" w:semiHidden="0" w:uiPriority="63" w:unhideWhenUsed="0"/>
+    <w:lsdException w:name="Medium Shading 2 Accent 4" w:semiHidden="0" w:uiPriority="64" w:unhideWhenUsed="0"/>
+    <w:lsdException w:name="Medium List 1 Accent 4" w:semiHidden="0" w:uiPriority="65" w:unhideWhenUsed="0"/>
+    <w:lsdException w:name="Medium List 2 Accent 4" w:semiHidden="0" w:uiPriority="66" w:unhideWhenUsed="0"/>
+    <w:lsdException w:name="Medium Grid 1 Accent 4" w:semiHidden="0" w:uiPriority="67" w:unhideWhenUsed="0"/>
+    <w:lsdException w:name="Medium Grid 2 Accent 4" w:semiHidden="0" w:uiPriority="68" w:unhideWhenUsed="0"/>
+    <w:lsdException w:name="Medium Grid 3 Accent 4" w:semiHidden="0" w:uiPriority="69" w:unhideWhenUsed="0"/>
+    <w:lsdException w:name="Dark List Accent 4" w:semiHidden="0" w:uiPriority="70" w:unhideWhenUsed="0"/>
+    <w:lsdException w:name="Colorful Shading Accent 4" w:semiHidden="0" w:uiPriority="71" w:unhideWhenUsed="0"/>
+    <w:lsdException w:name="Colorful List Accent 4" w:semiHidden="0" w:uiPriority="72" w:unhideWhenUsed="0"/>
+    <w:lsdException w:name="Colorful Grid Accent 4" w:semiHidden="0" w:uiPriority="73" w:unhideWhenUsed="0"/>
+    <w:lsdException w:name="Light Shading Accent 5" w:semiHidden="0" w:uiPriority="60" w:unhideWhenUsed="0"/>
+    <w:lsdException w:name="Light List Accent 5" w:semiHidden="0" w:uiPriority="61" w:unhideWhenUsed="0"/>
+    <w:lsdException w:name="Light Grid Accent 5" w:semiHidden="0" w:uiPriority="62" w:unhideWhenUsed="0"/>
+    <w:lsdException w:name="Medium Shading 1 Accent 5" w:semiHidden="0" w:uiPriority="63" w:unhideWhenUsed="0"/>
+    <w:lsdException w:name="Medium Shading 2 Accent 5" w:semiHidden="0" w:uiPriority="64" w:unhideWhenUsed="0"/>
+    <w:lsdException w:name="Medium List 1 Accent 5" w:semiHidden="0" w:uiPriority="65" w:unhideWhenUsed="0"/>
+    <w:lsdException w:name="Medium List 2 Accent 5" w:semiHidden="0" w:uiPriority="66" w:unhideWhenUsed="0"/>
+    <w:lsdException w:name="Medium Grid 1 Accent 5" w:semiHidden="0" w:uiPriority="67" w:unhideWhenUsed="0"/>
+    <w:lsdException w:name="Medium Grid 2 Accent 5" w:semiHidden="0" w:uiPriority="68" w:unhideWhenUsed="0"/>
+    <w:lsdException w:name="Medium Grid 3 Accent 5" w:semiHidden="0" w:uiPriority="69" w:unhideWhenUsed="0"/>
+    <w:lsdException w:name="Dark List Accent 5" w:semiHidden="0" w:uiPriority="70" w:unhideWhenUsed="0"/>
+    <w:lsdException w:name="Colorful Shading Accent 5" w:semiHidden="0" w:uiPriority="71" w:unhideWhenUsed="0"/>
+    <w:lsdException w:name="Colorful List Accent 5" w:semiHidden="0" w:uiPriority="72" w:unhideWhenUsed="0"/>
+    <w:lsdException w:name="Colorful Grid Accent 5" w:semiHidden="0" w:uiPriority="73" w:unhideWhenUsed="0"/>
+    <w:lsdException w:name="Light Shading Accent 6" w:semiHidden="0" w:uiPriority="60" w:unhideWhenUsed="0"/>
+    <w:lsdException w:name="Light List Accent 6" w:semiHidden="0" w:uiPriority="61" w:unhideWhenUsed="0"/>
+    <w:lsdException w:name="Light Grid Accent 6" w:semiHidden="0" w:uiPriority="62" w:unhideWhenUsed="0"/>
+    <w:lsdException w:name="Medium Shading 1 Accent 6" w:semiHidden="0" w:uiPriority="63" w:unhideWhenUsed="0"/>
+    <w:lsdException w:name="Medium Shading 2 Accent 6" w:semiHidden="0" w:uiPriority="64" w:unhideWhenUsed="0"/>
+    <w:lsdException w:name="Medium List 1 Accent 6" w:semiHidden="0" w:uiPriority="65" w:unhideWhenUsed="0"/>
+    <w:lsdException w:name="Medium List 2 Accent 6" w:semiHidden="0" w:uiPriority="66" w:unhideWhenUsed="0"/>
+    <w:lsdException w:name="Medium Grid 1 Accent 6" w:semiHidden="0" w:uiPriority="67" w:unhideWhenUsed="0"/>
+    <w:lsdException w:name="Medium Grid 2 Accent 6" w:semiHidden="0" w:uiPriority="68" w:unhideWhenUsed="0"/>
+    <w:lsdException w:name="Medium Grid 3 Accent 6" w:semiHidden="0" w:uiPriority="69" w:unhideWhenUsed="0"/>
+    <w:lsdException w:name="Dark List Accent 6" w:semiHidden="0" w:uiPriority="70" w:unhideWhenUsed="0"/>
+    <w:lsdException w:name="Colorful Shading Accent 6" w:semiHidden="0" w:uiPriority="71" w:unhideWhenUsed="0"/>
+    <w:lsdException w:name="Colorful List Accent 6" w:semiHidden="0" w:uiPriority="72" w:unhideWhenUsed="0"/>
+    <w:lsdException w:name="Colorful Grid Accent 6" w:semiHidden="0" w:uiPriority="73" w:unhideWhenUsed="0"/>
+    <w:lsdException w:name="Subtle Emphasis" w:semiHidden="0" w:uiPriority="19" w:unhideWhenUsed="0" w:qFormat="1"/>
+    <w:lsdException w:name="Intense Emphasis" w:semiHidden="0" w:uiPriority="21" w:unhideWhenUsed="0" w:qFormat="1"/>
+    <w:lsdException w:name="Subtle Reference" w:semiHidden="0" w:uiPriority="31" w:unhideWhenUsed="0" w:qFormat="1"/>
+    <w:lsdException w:name="Intense Reference" w:semiHidden="0" w:uiPriority="32" w:unhideWhenUsed="0" w:qFormat="1"/>
+    <w:lsdException w:name="Book Title" w:semiHidden="0" w:uiPriority="33" w:unhideWhenUsed="0" w:qFormat="1"/>
+    <w:lsdException w:name="Bibliography" w:uiPriority="37"/>
+    <w:lsdException w:name="TOC Heading" w:uiPriority="39" w:qFormat="1"/>
+  </w:latentStyles>
+  <w:style w:type="paragraph" w:default="1" w:styleId="Normal">
+    <w:name w:val="Normal"/>
+    <w:qFormat/>
+    <w:rsid w:val="002B3D5C"/>
+    <w:rPr>
+      <w:rFonts w:cs="Times New Roman"/>
+    </w:rPr>
+  </w:style>
+  <w:style w:type="paragraph" w:styleId="Heading1">
+    <w:name w:val="heading 1"/>
+    <w:basedOn w:val="Normal"/>
+    <w:next w:val="Normal"/>
+    <w:link w:val="Heading1Char"/>
+    <w:uiPriority w:val="9"/>
+    <w:qFormat/>
+    <w:rsid w:val="00A45680"/>
+    <w:pPr>
+      <w:keepNext/>
+      <w:keepLines/>
+      <w:spacing w:before="480" w:after="0"/>
+      <w:outlineLvl w:val="0"/>
+    </w:pPr>
+    <w:rPr>
+      <w:rFonts w:asciiTheme="majorHAnsi" w:eastAsiaTheme="majorEastAsia" w:hAnsiTheme="majorHAnsi"/>
+      <w:b/>
+      <w:bCs/>
+      <w:color w:val="365F91" w:themeColor="accent1" w:themeShade="BF"/>
+      <w:sz w:val="28"/>
+      <w:szCs w:val="28"/>
+    </w:rPr>
+  </w:style>
+  <w:style w:type="paragraph" w:styleId="Heading2">
+    <w:name w:val="heading 2"/>
+    <w:basedOn w:val="Normal"/>
+    <w:next w:val="Normal"/>
+    <w:link w:val="Heading2Char"/>
+    <w:uiPriority w:val="9"/>
+    <w:unhideWhenUsed/>
+    <w:qFormat/>
+    <w:rsid w:val="00A45680"/>
+    <w:pPr>
+      <w:keepNext/>
+      <w:keepLines/>
+      <w:spacing w:before="200" w:after="0"/>
+      <w:outlineLvl w:val="1"/>
+    </w:pPr>
+    <w:rPr>
+      <w:rFonts w:asciiTheme="majorHAnsi" w:eastAsiaTheme="majorEastAsia" w:hAnsiTheme="majorHAnsi"/>
+      <w:b/>
+      <w:bCs/>
+      <w:color w:val="4F81BD" w:themeColor="accent1"/>
+      <w:sz w:val="26"/>
+      <w:szCs w:val="26"/>
+    </w:rPr>
+  </w:style>
+  <w:style w:type="paragraph" w:styleId="Heading3">
+    <w:name w:val="heading 3"/>
+    <w:basedOn w:val="Normal"/>
+    <w:next w:val="Normal"/>
+    <w:link w:val="Heading3Char"/>
+    <w:uiPriority w:val="9"/>
+    <w:unhideWhenUsed/>
+    <w:qFormat/>
+    <w:rsid w:val="00663D82"/>
+    <w:pPr>
+      <w:keepNext/>
+      <w:keepLines/>
+      <w:spacing w:before="200" w:after="0"/>
+      <w:outlineLvl w:val="2"/>
+    </w:pPr>
+    <w:rPr>
+      <w:rFonts w:asciiTheme="majorHAnsi" w:eastAsiaTheme="majorEastAsia" w:hAnsiTheme="majorHAnsi"/>
+      <w:b/>
+      <w:bCs/>
+      <w:color w:val="4F81BD" w:themeColor="accent1"/>
+    </w:rPr>
+  </w:style>
+  <w:style w:type="character" w:default="1" w:styleId="DefaultParagraphFont">
+    <w:name w:val="Default Paragraph Font"/>
+    <w:uiPriority w:val="1"/>
+    <w:unhideWhenUsed/>
+  </w:style>
+  <w:style w:type="table" w:default="1" w:styleId="TableNormal">
+    <w:name w:val="Normal Table"/>
+    <w:uiPriority w:val="99"/>
+    <w:semiHidden/>
+    <w:unhideWhenUsed/>
+    <w:tblPr>
+      <w:tblInd w:w="0" w:type="dxa"/>
+      <w:tblCellMar>
+        <w:top w:w="0" w:type="dxa"/>
+        <w:left w:w="108" w:type="dxa"/>
+        <w:bottom w:w="0" w:type="dxa"/>
+        <w:right w:w="108" w:type="dxa"/>
+      </w:tblCellMar>
+    </w:tblPr>
+  </w:style>
+  <w:style w:type="numbering" w:default="1" w:styleId="NoList">
+    <w:name w:val="No List"/>
+    <w:uiPriority w:val="99"/>
+    <w:semiHidden/>
+    <w:unhideWhenUsed/>
+  </w:style>
+  <w:style w:type="character" w:customStyle="1" w:styleId="Heading1Char">
+    <w:name w:val="Heading 1 Char"/>
+    <w:basedOn w:val="DefaultParagraphFont"/>
+    <w:link w:val="Heading1"/>
+    <w:uiPriority w:val="9"/>
+    <w:locked/>
+    <w:rsid w:val="00A45680"/>
+    <w:rPr>
+      <w:rFonts w:asciiTheme="majorHAnsi" w:eastAsiaTheme="majorEastAsia" w:hAnsiTheme="majorHAnsi" w:cs="Times New Roman"/>
+      <w:b/>
+      <w:bCs/>
+      <w:color w:val="365F91" w:themeColor="accent1" w:themeShade="BF"/>
+      <w:sz w:val="28"/>
+      <w:szCs w:val="28"/>
+    </w:rPr>
+  </w:style>
+  <w:style w:type="character" w:customStyle="1" w:styleId="Heading2Char">
+    <w:name w:val="Heading 2 Char"/>
+    <w:basedOn w:val="DefaultParagraphFont"/>
+    <w:link w:val="Heading2"/>
+    <w:uiPriority w:val="9"/>
+    <w:locked/>
+    <w:rsid w:val="00A45680"/>
+    <w:rPr>
+      <w:rFonts w:asciiTheme="majorHAnsi" w:eastAsiaTheme="majorEastAsia" w:hAnsiTheme="majorHAnsi" w:cs="Times New Roman"/>
+      <w:b/>
+      <w:bCs/>
+      <w:color w:val="4F81BD" w:themeColor="accent1"/>
+      <w:sz w:val="26"/>
+      <w:szCs w:val="26"/>
+    </w:rPr>
+  </w:style>
+  <w:style w:type="character" w:customStyle="1" w:styleId="Heading3Char">
+    <w:name w:val="Heading 3 Char"/>
+    <w:basedOn w:val="DefaultParagraphFont"/>
+    <w:link w:val="Heading3"/>
+    <w:uiPriority w:val="9"/>
+    <w:locked/>
+    <w:rsid w:val="00663D82"/>
+    <w:rPr>
+      <w:rFonts w:asciiTheme="majorHAnsi" w:eastAsiaTheme="majorEastAsia" w:hAnsiTheme="majorHAnsi" w:cs="Times New Roman"/>
+      <w:b/>
+      <w:bCs/>
+      <w:color w:val="4F81BD" w:themeColor="accent1"/>
+    </w:rPr>
+  </w:style>
+  <w:style w:type="paragraph" w:styleId="ListParagraph">
+    <w:name w:val="List Paragraph"/>
+    <w:basedOn w:val="Normal"/>
+    <w:uiPriority w:val="34"/>
+    <w:qFormat/>
+    <w:rsid w:val="00663D82"/>
+    <w:pPr>
+      <w:numPr>
+        <w:numId w:val="2"/>
+      </w:numPr>
+      <w:contextualSpacing/>
+    </w:pPr>
+  </w:style>
+  <w:style w:type="character" w:styleId="Hyperlink">
+    <w:name w:val="Hyperlink"/>
+    <w:basedOn w:val="DefaultParagraphFont"/>
+    <w:uiPriority w:val="99"/>
+    <w:unhideWhenUsed/>
+    <w:rsid w:val="00DB14CF"/>
+    <w:rPr>
+      <w:rFonts w:cs="Times New Roman"/>
+      <w:color w:val="0000FF" w:themeColor="hyperlink"/>
+      <w:u w:val="single"/>
+    </w:rPr>
+  </w:style>
+  <w:style w:type="character" w:customStyle="1" w:styleId="UnresolvedMention">
+    <w:name w:val="Unresolved Mention"/>
+    <w:basedOn w:val="DefaultParagraphFont"/>
+    <w:uiPriority w:val="99"/>
+    <w:semiHidden/>
+    <w:unhideWhenUsed/>
+    <w:rsid w:val="00180442"/>
+    <w:rPr>
+      <w:color w:val="605E5C"/>
+      <w:shd w:val="clear" w:color="auto" w:fill="E1DFDD"/>
+    </w:rPr>
+  </w:style>
+  <w:style w:type="paragraph" w:styleId="EndnoteText">
+    <w:name w:val="endnote text"/>
+    <w:basedOn w:val="Normal"/>
+    <w:link w:val="EndnoteTextChar"/>
+    <w:uiPriority w:val="99"/>
+    <w:semiHidden/>
+    <w:unhideWhenUsed/>
+    <w:rsid w:val="00430F36"/>
+    <w:pPr>
+      <w:spacing w:after="0" w:line="240" w:lineRule="auto"/>
+    </w:pPr>
+    <w:rPr>
+      <w:sz w:val="20"/>
+      <w:szCs w:val="20"/>
+    </w:rPr>
+  </w:style>
+  <w:style w:type="character" w:customStyle="1" w:styleId="EndnoteTextChar">
+    <w:name w:val="Endnote Text Char"/>
+    <w:basedOn w:val="DefaultParagraphFont"/>
+    <w:link w:val="EndnoteText"/>
+    <w:uiPriority w:val="99"/>
+    <w:semiHidden/>
+    <w:rsid w:val="00430F36"/>
+    <w:rPr>
+      <w:rFonts w:cs="Times New Roman"/>
+      <w:sz w:val="20"/>
+      <w:szCs w:val="20"/>
+    </w:rPr>
+  </w:style>
+  <w:style w:type="character" w:styleId="EndnoteReference">
+    <w:name w:val="endnote reference"/>
+    <w:basedOn w:val="DefaultParagraphFont"/>
+    <w:uiPriority w:val="99"/>
+    <w:semiHidden/>
+    <w:unhideWhenUsed/>
+    <w:rsid w:val="00430F36"/>
+    <w:rPr>
+      <w:vertAlign w:val="superscript"/>
+    </w:rPr>
+  </w:style>
+  <w:style w:type="character" w:styleId="FollowedHyperlink">
+    <w:name w:val="FollowedHyperlink"/>
+    <w:basedOn w:val="DefaultParagraphFont"/>
+    <w:uiPriority w:val="99"/>
+    <w:semiHidden/>
+    <w:unhideWhenUsed/>
+    <w:rsid w:val="00605DB3"/>
+    <w:rPr>
+      <w:color w:val="800080" w:themeColor="followedHyperlink"/>
+      <w:u w:val="single"/>
     </w:rPr>
   </w:style>
 </w:styles>
@@ -10536,4 +11694,16 @@
   <a:objectDefaults/>
   <a:extraClrSchemeLst/>
 </a:theme>
+</file>
+
+<file path=customXml/item1.xml><?xml version="1.0" encoding="utf-8"?>
+<b:Sources xmlns:b="http://schemas.openxmlformats.org/officeDocument/2006/bibliography" xmlns="http://schemas.openxmlformats.org/officeDocument/2006/bibliography" SelectedStyle="\APA.XSL" StyleName="APA"/>
+</file>
+
+<file path=customXml/itemProps1.xml><?xml version="1.0" encoding="utf-8"?>
+<ds:datastoreItem xmlns:ds="http://schemas.openxmlformats.org/officeDocument/2006/customXml" ds:itemID="{0C1C597A-9F4D-4689-9C92-F995AA03A3BC}">
+  <ds:schemaRefs>
+    <ds:schemaRef ds:uri="http://schemas.openxmlformats.org/officeDocument/2006/bibliography"/>
+  </ds:schemaRefs>
+</ds:datastoreItem>
 </file>
--- a/doctemplate_and_requirements/documentation_template.docx
+++ b/doctemplate_and_requirements/documentation_template.docx
@@ -1,6 +1,6 @@
 
 <file path=word/document.xml><?xml version="1.0" encoding="utf-8"?>
-<w:document xmlns:wpc="http://schemas.microsoft.com/office/word/2010/wordprocessingCanvas" xmlns:mc="http://schemas.openxmlformats.org/markup-compatibility/2006" xmlns:o="urn:schemas-microsoft-com:office:office" xmlns:r="http://schemas.openxmlformats.org/officeDocument/2006/relationships" xmlns:m="http://schemas.openxmlformats.org/officeDocument/2006/math" xmlns:v="urn:schemas-microsoft-com:vml" xmlns:wp14="http://schemas.microsoft.com/office/word/2010/wordprocessingDrawing" xmlns:wp="http://schemas.openxmlformats.org/drawingml/2006/wordprocessingDrawing" xmlns:w10="urn:schemas-microsoft-com:office:word" xmlns:w="http://schemas.openxmlformats.org/wordprocessingml/2006/main" xmlns:w14="http://schemas.microsoft.com/office/word/2010/wordml" xmlns:wpg="http://schemas.microsoft.com/office/word/2010/wordprocessingGroup" xmlns:wpi="http://schemas.microsoft.com/office/word/2010/wordprocessingInk" xmlns:wne="http://schemas.microsoft.com/office/word/2006/wordml" xmlns:wps="http://schemas.microsoft.com/office/word/2010/wordprocessingShape" mc:Ignorable="w14 wp14">
+<w:document xmlns:wpc="http://schemas.microsoft.com/office/word/2010/wordprocessingCanvas" xmlns:cx="http://schemas.microsoft.com/office/drawing/2014/chartex" xmlns:mc="http://schemas.openxmlformats.org/markup-compatibility/2006" xmlns:o="urn:schemas-microsoft-com:office:office" xmlns:r="http://schemas.openxmlformats.org/officeDocument/2006/relationships" xmlns:m="http://schemas.openxmlformats.org/officeDocument/2006/math" xmlns:v="urn:schemas-microsoft-com:vml" xmlns:wp14="http://schemas.microsoft.com/office/word/2010/wordprocessingDrawing" xmlns:wp="http://schemas.openxmlformats.org/drawingml/2006/wordprocessingDrawing" xmlns:w10="urn:schemas-microsoft-com:office:word" xmlns:w="http://schemas.openxmlformats.org/wordprocessingml/2006/main" xmlns:w14="http://schemas.microsoft.com/office/word/2010/wordml" xmlns:w15="http://schemas.microsoft.com/office/word/2012/wordml" xmlns:w16se="http://schemas.microsoft.com/office/word/2015/wordml/symex" xmlns:wpg="http://schemas.microsoft.com/office/word/2010/wordprocessingGroup" xmlns:wpi="http://schemas.microsoft.com/office/word/2010/wordprocessingInk" xmlns:wne="http://schemas.microsoft.com/office/word/2006/wordml" xmlns:wps="http://schemas.microsoft.com/office/word/2010/wordprocessingShape" mc:Ignorable="w14 w15 w16se wp14">
   <w:body>
     <w:p>
       <w:pPr>
@@ -2513,7 +2513,7 @@
         <w:t xml:space="preserve">) </w:t>
       </w:r>
       <w:r>
-        <w:t xml:space="preserve">да </w:t>
+        <w:t>да</w:t>
       </w:r>
       <w:r>
         <w:rPr>
@@ -2540,7 +2540,7 @@
         <w:rPr>
           <w:lang w:val="en-US"/>
         </w:rPr>
-        <w:t>уверяв</w:t>
+        <w:t>увер</w:t>
       </w:r>
       <w:proofErr w:type="spellEnd"/>
       <w:r>
@@ -2658,67 +2658,7 @@
           <w:rPr>
             <w:rStyle w:val="Hyperlink"/>
           </w:rPr>
-          <w:t>(пов</w:t>
-        </w:r>
-        <w:r>
-          <w:rPr>
-            <w:rStyle w:val="Hyperlink"/>
-          </w:rPr>
-          <w:t>е</w:t>
-        </w:r>
-        <w:r>
-          <w:rPr>
-            <w:rStyle w:val="Hyperlink"/>
-          </w:rPr>
-          <w:t xml:space="preserve">че </w:t>
-        </w:r>
-        <w:r>
-          <w:rPr>
-            <w:rStyle w:val="Hyperlink"/>
-          </w:rPr>
-          <w:t>и</w:t>
-        </w:r>
-        <w:r>
-          <w:rPr>
-            <w:rStyle w:val="Hyperlink"/>
-          </w:rPr>
-          <w:t>н</w:t>
-        </w:r>
-        <w:r>
-          <w:rPr>
-            <w:rStyle w:val="Hyperlink"/>
-          </w:rPr>
-          <w:t>ф</w:t>
-        </w:r>
-        <w:r>
-          <w:rPr>
-            <w:rStyle w:val="Hyperlink"/>
-          </w:rPr>
-          <w:t>о</w:t>
-        </w:r>
-        <w:r>
-          <w:rPr>
-            <w:rStyle w:val="Hyperlink"/>
-          </w:rPr>
-          <w:t>р</w:t>
-        </w:r>
-        <w:r>
-          <w:rPr>
-            <w:rStyle w:val="Hyperlink"/>
-          </w:rPr>
-          <w:t>м</w:t>
-        </w:r>
-        <w:r>
-          <w:rPr>
-            <w:rStyle w:val="Hyperlink"/>
-          </w:rPr>
-          <w:t>а</w:t>
-        </w:r>
-        <w:r>
-          <w:rPr>
-            <w:rStyle w:val="Hyperlink"/>
-          </w:rPr>
-          <w:t>ция)</w:t>
+          <w:t>(повече информация)</w:t>
         </w:r>
         <w:r>
           <w:rPr>
@@ -2766,7 +2706,7 @@
           <w:noProof/>
           <w:sz w:val="18"/>
           <w:szCs w:val="18"/>
-          <w:lang w:val="en-US"/>
+          <w:lang w:eastAsia="bg-BG"/>
         </w:rPr>
         <w:drawing>
           <wp:anchor distT="0" distB="0" distL="114300" distR="114300" simplePos="0" relativeHeight="251658240" behindDoc="0" locked="0" layoutInCell="1" allowOverlap="1" wp14:anchorId="3A912440" wp14:editId="000EE97E">
@@ -2792,7 +2732,7 @@
                     <pic:cNvPicPr/>
                   </pic:nvPicPr>
                   <pic:blipFill>
-                    <a:blip r:embed="rId7">
+                    <a:blip r:embed="rId6">
                       <a:extLst>
                         <a:ext uri="{28A0092B-C50C-407E-A947-70E740481C1C}">
                           <a14:useLocalDpi xmlns:a14="http://schemas.microsoft.com/office/drawing/2010/main" val="0"/>
@@ -2889,7 +2829,7 @@
           <w:noProof/>
           <w:sz w:val="18"/>
           <w:szCs w:val="18"/>
-          <w:lang w:val="en-US"/>
+          <w:lang w:eastAsia="bg-BG"/>
         </w:rPr>
         <w:drawing>
           <wp:inline distT="0" distB="0" distL="0" distR="0" wp14:anchorId="412376D6" wp14:editId="190D28AE">
@@ -2907,7 +2847,7 @@
                     <pic:cNvPicPr/>
                   </pic:nvPicPr>
                   <pic:blipFill>
-                    <a:blip r:embed="rId8">
+                    <a:blip r:embed="rId7">
                       <a:extLst>
                         <a:ext uri="{28A0092B-C50C-407E-A947-70E740481C1C}">
                           <a14:useLocalDpi xmlns:a14="http://schemas.microsoft.com/office/drawing/2010/main" val="0"/>
@@ -3092,7 +3032,7 @@
       <w:r>
         <w:rPr>
           <w:noProof/>
-          <w:lang w:val="en-US"/>
+          <w:lang w:eastAsia="bg-BG"/>
         </w:rPr>
         <w:lastRenderedPageBreak/>
         <w:drawing>
@@ -3111,7 +3051,7 @@
                     <pic:cNvPicPr/>
                   </pic:nvPicPr>
                   <pic:blipFill>
-                    <a:blip r:embed="rId9">
+                    <a:blip r:embed="rId8">
                       <a:extLst>
                         <a:ext uri="{28A0092B-C50C-407E-A947-70E740481C1C}">
                           <a14:useLocalDpi xmlns:a14="http://schemas.microsoft.com/office/drawing/2010/main" val="0"/>
@@ -3286,9 +3226,7 @@
         <w:t>API:</w:t>
       </w:r>
       <w:bookmarkStart w:id="2" w:name="api"/>
-      <w:bookmarkStart w:id="3" w:name="_GoBack"/>
       <w:bookmarkEnd w:id="2"/>
-      <w:bookmarkEnd w:id="3"/>
     </w:p>
     <w:p>
       <w:r>
@@ -3321,10 +3259,27 @@
         <w:t>id-</w:t>
       </w:r>
       <w:r>
-        <w:t>тата на всички турнири,чието име съвпада или съдържа даден подстринг на името (</w:t>
+        <w:t>тата на всички турнири,</w:t>
+      </w:r>
+      <w:r>
+        <w:rPr>
+          <w:lang w:val="en-US"/>
+        </w:rPr>
+        <w:t xml:space="preserve"> </w:t>
+      </w:r>
+      <w:r>
+        <w:t xml:space="preserve">чието име съвпада или съдържа даден </w:t>
       </w:r>
       <w:proofErr w:type="spellStart"/>
       <w:r>
+        <w:t>подстринг</w:t>
+      </w:r>
+      <w:proofErr w:type="spellEnd"/>
+      <w:r>
+        <w:t xml:space="preserve"> на името (</w:t>
+      </w:r>
+      <w:proofErr w:type="spellStart"/>
+      <w:r>
         <w:rPr>
           <w:lang w:val="en-US"/>
         </w:rPr>
@@ -3427,12 +3382,6 @@
       </w:r>
       <w:proofErr w:type="spellEnd"/>
       <w:r>
-        <w:rPr>
-          <w:lang w:val="en-US"/>
-        </w:rPr>
-        <w:t xml:space="preserve"> </w:t>
-      </w:r>
-      <w:r>
         <w:t xml:space="preserve"> в </w:t>
       </w:r>
       <w:r>
@@ -3456,159 +3405,197 @@
           <w:lang w:val="en-US"/>
         </w:rPr>
       </w:pPr>
+      <w:r>
+        <w:rPr>
+          <w:lang w:val="en-US"/>
+        </w:rPr>
+        <w:t>curl -H "Authorization: {token}</w:t>
+      </w:r>
       <w:proofErr w:type="gramStart"/>
       <w:r>
         <w:rPr>
           <w:lang w:val="en-US"/>
         </w:rPr>
+        <w:t>"  "</w:t>
+      </w:r>
+      <w:proofErr w:type="gramEnd"/>
+      <w:r>
+        <w:rPr>
+          <w:lang w:val="en-US"/>
+        </w:rPr>
+        <w:t>{</w:t>
+      </w:r>
+      <w:proofErr w:type="spellStart"/>
+      <w:r>
+        <w:rPr>
+          <w:lang w:val="en-US"/>
+        </w:rPr>
+        <w:t>project_root</w:t>
+      </w:r>
+      <w:proofErr w:type="spellEnd"/>
+      <w:r>
+        <w:rPr>
+          <w:lang w:val="en-US"/>
+        </w:rPr>
+        <w:t>}</w:t>
+      </w:r>
+      <w:r>
+        <w:rPr>
+          <w:lang w:val="en-US"/>
+        </w:rPr>
+        <w:t>/</w:t>
+      </w:r>
+      <w:proofErr w:type="spellStart"/>
+      <w:r>
+        <w:rPr>
+          <w:lang w:val="en-US"/>
+        </w:rPr>
+        <w:t>tournament-results?tournament_id</w:t>
+      </w:r>
+      <w:proofErr w:type="spellEnd"/>
+      <w:r>
+        <w:rPr>
+          <w:lang w:val="en-US"/>
+        </w:rPr>
+        <w:t>={id}"</w:t>
+      </w:r>
+    </w:p>
+    <w:p>
+      <w:r>
+        <w:rPr>
+          <w:lang w:val="en-US"/>
+        </w:rPr>
+        <w:t>curl -H "Authorization: {token}</w:t>
+      </w:r>
+      <w:proofErr w:type="gramStart"/>
+      <w:r>
+        <w:rPr>
+          <w:lang w:val="en-US"/>
+        </w:rPr>
+        <w:t>"  "</w:t>
+      </w:r>
+      <w:proofErr w:type="gramEnd"/>
+      <w:r>
+        <w:rPr>
+          <w:lang w:val="en-US"/>
+        </w:rPr>
+        <w:t>{</w:t>
+      </w:r>
+      <w:proofErr w:type="spellStart"/>
+      <w:r>
+        <w:rPr>
+          <w:lang w:val="en-US"/>
+        </w:rPr>
+        <w:t>project_root</w:t>
+      </w:r>
+      <w:proofErr w:type="spellEnd"/>
+      <w:r>
+        <w:rPr>
+          <w:lang w:val="en-US"/>
+        </w:rPr>
+        <w:t>}</w:t>
+      </w:r>
+      <w:r>
+        <w:rPr>
+          <w:lang w:val="en-US"/>
+        </w:rPr>
+        <w:t>/</w:t>
+      </w:r>
+      <w:proofErr w:type="spellStart"/>
+      <w:r>
+        <w:rPr>
+          <w:lang w:val="en-US"/>
+        </w:rPr>
+        <w:t>show-tournaments?str</w:t>
+      </w:r>
+      <w:proofErr w:type="spellEnd"/>
+      <w:r>
+        <w:rPr>
+          <w:lang w:val="en-US"/>
+        </w:rPr>
+        <w:t>={</w:t>
+      </w:r>
+      <w:proofErr w:type="spellStart"/>
+      <w:r>
+        <w:rPr>
+          <w:lang w:val="en-US"/>
+        </w:rPr>
+        <w:t>substr</w:t>
+      </w:r>
+      <w:proofErr w:type="spellEnd"/>
+      <w:r>
+        <w:rPr>
+          <w:lang w:val="en-US"/>
+        </w:rPr>
+        <w:t>}"</w:t>
+      </w:r>
+    </w:p>
+    <w:p>
+      <w:r>
+        <w:t>Примери:</w:t>
+      </w:r>
+    </w:p>
+    <w:p>
+      <w:proofErr w:type="spellStart"/>
+      <w:r>
         <w:t>curl</w:t>
       </w:r>
-      <w:proofErr w:type="gramEnd"/>
-      <w:r>
-        <w:rPr>
-          <w:lang w:val="en-US"/>
-        </w:rPr>
-        <w:t xml:space="preserve"> -H "Authorization: {token}"  "{</w:t>
+      <w:proofErr w:type="spellEnd"/>
+      <w:r>
+        <w:t xml:space="preserve"> -H "</w:t>
       </w:r>
       <w:proofErr w:type="spellStart"/>
       <w:r>
-        <w:rPr>
-          <w:lang w:val="en-US"/>
-        </w:rPr>
-        <w:t>project_root</w:t>
+        <w:t>Authorization</w:t>
       </w:r>
       <w:proofErr w:type="spellEnd"/>
       <w:r>
-        <w:rPr>
-          <w:lang w:val="en-US"/>
-        </w:rPr>
-        <w:t>}</w:t>
-      </w:r>
-      <w:r>
-        <w:rPr>
-          <w:lang w:val="en-US"/>
-        </w:rPr>
-        <w:t>/</w:t>
+        <w:t xml:space="preserve">: </w:t>
       </w:r>
       <w:proofErr w:type="spellStart"/>
       <w:r>
         <w:rPr>
           <w:lang w:val="en-US"/>
         </w:rPr>
-        <w:t>tournament-results?tournament_id</w:t>
+        <w:t>someToken</w:t>
       </w:r>
       <w:proofErr w:type="spellEnd"/>
       <w:r>
-        <w:rPr>
-          <w:lang w:val="en-US"/>
-        </w:rPr>
-        <w:t>={id}"</w:t>
-      </w:r>
-    </w:p>
-    <w:p>
-      <w:proofErr w:type="gramStart"/>
-      <w:r>
-        <w:rPr>
-          <w:lang w:val="en-US"/>
-        </w:rPr>
+        <w:t>" "http://loc</w:t>
+      </w:r>
+      <w:r>
+        <w:t>alhost/tournament-manager</w:t>
+      </w:r>
+      <w:r>
+        <w:t>/show-tournaments?str=c"</w:t>
+      </w:r>
+    </w:p>
+    <w:p>
+      <w:r>
+        <w:t>﻿ID,Име</w:t>
+      </w:r>
+    </w:p>
+    <w:p>
+      <w:r>
+        <w:t>3,"CS 2 турнир"</w:t>
+      </w:r>
+    </w:p>
+    <w:p>
+      <w:proofErr w:type="spellStart"/>
+      <w:r>
         <w:t>curl</w:t>
       </w:r>
-      <w:proofErr w:type="gramEnd"/>
-      <w:r>
-        <w:rPr>
-          <w:lang w:val="en-US"/>
-        </w:rPr>
-        <w:t xml:space="preserve"> -H "Authorization: {token}"  "{</w:t>
+      <w:proofErr w:type="spellEnd"/>
+      <w:r>
+        <w:t xml:space="preserve"> -H "</w:t>
       </w:r>
       <w:proofErr w:type="spellStart"/>
       <w:r>
-        <w:rPr>
-          <w:lang w:val="en-US"/>
-        </w:rPr>
-        <w:t>project_root</w:t>
+        <w:t>Authorization</w:t>
       </w:r>
       <w:proofErr w:type="spellEnd"/>
       <w:r>
-        <w:rPr>
-          <w:lang w:val="en-US"/>
-        </w:rPr>
-        <w:t>}</w:t>
-      </w:r>
-      <w:r>
-        <w:rPr>
-          <w:lang w:val="en-US"/>
-        </w:rPr>
-        <w:t>/</w:t>
-      </w:r>
-      <w:proofErr w:type="spellStart"/>
-      <w:r>
-        <w:rPr>
-          <w:lang w:val="en-US"/>
-        </w:rPr>
-        <w:t>show-tournaments?str</w:t>
-      </w:r>
-      <w:proofErr w:type="spellEnd"/>
-      <w:r>
-        <w:rPr>
-          <w:lang w:val="en-US"/>
-        </w:rPr>
-        <w:t>={</w:t>
-      </w:r>
-      <w:proofErr w:type="spellStart"/>
-      <w:r>
-        <w:rPr>
-          <w:lang w:val="en-US"/>
-        </w:rPr>
-        <w:t>substr</w:t>
-      </w:r>
-      <w:proofErr w:type="spellEnd"/>
-      <w:r>
-        <w:rPr>
-          <w:lang w:val="en-US"/>
-        </w:rPr>
-        <w:t>}"</w:t>
-      </w:r>
-    </w:p>
-    <w:p>
-      <w:r>
-        <w:t>Примери:</w:t>
-      </w:r>
-    </w:p>
-    <w:p>
-      <w:r>
-        <w:t xml:space="preserve">curl -H "Authorization: </w:t>
-      </w:r>
-      <w:proofErr w:type="spellStart"/>
-      <w:r>
-        <w:rPr>
-          <w:lang w:val="en-US"/>
-        </w:rPr>
-        <w:t>someToken</w:t>
-      </w:r>
-      <w:proofErr w:type="spellEnd"/>
-      <w:r>
-        <w:t>" "http://loc</w:t>
-      </w:r>
-      <w:r>
-        <w:t>alhost/tournament-manager</w:t>
-      </w:r>
-      <w:r>
-        <w:t>/show-tournaments?str=c"</w:t>
-      </w:r>
-    </w:p>
-    <w:p>
-      <w:r>
-        <w:t>﻿ID,Име</w:t>
-      </w:r>
-    </w:p>
-    <w:p>
-      <w:r>
-        <w:t>3,"CS 2 турнир"</w:t>
-      </w:r>
-    </w:p>
-    <w:p>
-      <w:r>
-        <w:t xml:space="preserve">curl -H "Authorization: </w:t>
+        <w:t xml:space="preserve">: </w:t>
       </w:r>
       <w:proofErr w:type="spellStart"/>
       <w:r>
@@ -3858,7 +3845,7 @@
       <w:r>
         <w:t xml:space="preserve">Всички имейл адреси са от вида </w:t>
       </w:r>
-      <w:hyperlink r:id="rId10" w:history="1">
+      <w:hyperlink r:id="rId9" w:history="1">
         <w:r>
           <w:rPr>
             <w:rStyle w:val="Hyperlink"/>
@@ -3873,7 +3860,7 @@
         </w:rPr>
         <w:t xml:space="preserve">, </w:t>
       </w:r>
-      <w:hyperlink r:id="rId11" w:history="1">
+      <w:hyperlink r:id="rId10" w:history="1">
         <w:r>
           <w:rPr>
             <w:rStyle w:val="Hyperlink"/>
@@ -4640,33 +4627,34 @@
           <w:i/>
           <w:iCs/>
         </w:rPr>
-        <w:t>12.1 – Линк към проекта в гитлаб на фми (</w:t>
-      </w:r>
-      <w:r>
-        <w:fldChar w:fldCharType="begin"/>
-      </w:r>
-      <w:r>
-        <w:instrText xml:space="preserve"> HYPERLINK "https://gitlab.hss.fmi.uni-sofia.bg/" </w:instrText>
-      </w:r>
-      <w:r>
-        <w:fldChar w:fldCharType="separate"/>
-      </w:r>
-      <w:r>
-        <w:rPr>
-          <w:rStyle w:val="Hyperlink"/>
+        <w:t xml:space="preserve">12.1 – Линк към проекта в гитлаб на </w:t>
+      </w:r>
+      <w:proofErr w:type="spellStart"/>
+      <w:r>
+        <w:rPr>
           <w:i/>
           <w:iCs/>
         </w:rPr>
-        <w:t>https://gitlab.hss.fmi.uni-sofia.bg/</w:t>
-      </w:r>
-      <w:r>
-        <w:rPr>
-          <w:rStyle w:val="Hyperlink"/>
+        <w:t>фми</w:t>
+      </w:r>
+      <w:proofErr w:type="spellEnd"/>
+      <w:r>
+        <w:rPr>
           <w:i/>
           <w:iCs/>
         </w:rPr>
-        <w:fldChar w:fldCharType="end"/>
-      </w:r>
+        <w:t xml:space="preserve"> (</w:t>
+      </w:r>
+      <w:hyperlink r:id="rId11" w:history="1">
+        <w:r>
+          <w:rPr>
+            <w:rStyle w:val="Hyperlink"/>
+            <w:i/>
+            <w:iCs/>
+          </w:rPr>
+          <w:t>https://gitlab.hss.fmi.uni-sofia.bg/</w:t>
+        </w:r>
+      </w:hyperlink>
       <w:r>
         <w:rPr>
           <w:i/>
@@ -4743,7 +4731,16 @@
           <w:i/>
           <w:iCs/>
         </w:rPr>
-        <w:t>Инструкции и коментари при подкарването на проекта във ФМИ – настройки на докер/примерни данни – име на sql файл (който може да е различен от sql файл-а за локално подкарване).</w:t>
+        <w:t xml:space="preserve">Инструкции и коментари при подкарването на проекта във ФМИ – настройки на докер/примерни данни – име </w:t>
+      </w:r>
+      <w:bookmarkStart w:id="3" w:name="_GoBack"/>
+      <w:bookmarkEnd w:id="3"/>
+      <w:r>
+        <w:rPr>
+          <w:i/>
+          <w:iCs/>
+        </w:rPr>
+        <w:t>на sql файл (който може да е различен от sql файл-а за локално подкарване).</w:t>
       </w:r>
     </w:p>
     <w:p>
@@ -6252,7 +6249,6 @@
           <w:highlight w:val="yellow"/>
         </w:rPr>
         <w:tab/>
-        <w:t>DocumentRoot   "C:/</w:t>
       </w:r>
       <w:proofErr w:type="spellStart"/>
       <w:r>
@@ -6262,6 +6258,28 @@
           <w:sz w:val="20"/>
           <w:szCs w:val="20"/>
           <w:highlight w:val="yellow"/>
+        </w:rPr>
+        <w:t>DocumentRoot</w:t>
+      </w:r>
+      <w:proofErr w:type="spellEnd"/>
+      <w:r>
+        <w:rPr>
+          <w:rFonts w:ascii="Courier New" w:hAnsi="Courier New" w:cs="Courier New"/>
+          <w:color w:val="808080"/>
+          <w:sz w:val="20"/>
+          <w:szCs w:val="20"/>
+          <w:highlight w:val="yellow"/>
+        </w:rPr>
+        <w:t xml:space="preserve">   "C:/</w:t>
+      </w:r>
+      <w:proofErr w:type="spellStart"/>
+      <w:r>
+        <w:rPr>
+          <w:rFonts w:ascii="Courier New" w:hAnsi="Courier New" w:cs="Courier New"/>
+          <w:color w:val="808080"/>
+          <w:sz w:val="20"/>
+          <w:szCs w:val="20"/>
+          <w:highlight w:val="yellow"/>
           <w:lang w:val="en-US"/>
         </w:rPr>
         <w:t>xampp</w:t>
@@ -6275,7 +6293,29 @@
           <w:szCs w:val="20"/>
           <w:highlight w:val="yellow"/>
         </w:rPr>
-        <w:t>/htdocs/w11ref.w3c.fmi.uni-sofia.bg/_PUB"</w:t>
+        <w:t>/</w:t>
+      </w:r>
+      <w:proofErr w:type="spellStart"/>
+      <w:r>
+        <w:rPr>
+          <w:rFonts w:ascii="Courier New" w:hAnsi="Courier New" w:cs="Courier New"/>
+          <w:color w:val="808080"/>
+          <w:sz w:val="20"/>
+          <w:szCs w:val="20"/>
+          <w:highlight w:val="yellow"/>
+        </w:rPr>
+        <w:t>htdocs</w:t>
+      </w:r>
+      <w:proofErr w:type="spellEnd"/>
+      <w:r>
+        <w:rPr>
+          <w:rFonts w:ascii="Courier New" w:hAnsi="Courier New" w:cs="Courier New"/>
+          <w:color w:val="808080"/>
+          <w:sz w:val="20"/>
+          <w:szCs w:val="20"/>
+          <w:highlight w:val="yellow"/>
+        </w:rPr>
+        <w:t>/w11ref.w3c.fmi.uni-sofia.bg/_PUB"</w:t>
       </w:r>
     </w:p>
     <w:p>
@@ -8358,7 +8398,29 @@
           <w:szCs w:val="20"/>
           <w:highlight w:val="yellow"/>
         </w:rPr>
-        <w:t>'vhosts_DocumentRoot'</w:t>
+        <w:t>'</w:t>
+      </w:r>
+      <w:proofErr w:type="spellStart"/>
+      <w:r>
+        <w:rPr>
+          <w:rFonts w:ascii="Courier New" w:hAnsi="Courier New" w:cs="Courier New"/>
+          <w:color w:val="808080"/>
+          <w:sz w:val="20"/>
+          <w:szCs w:val="20"/>
+          <w:highlight w:val="yellow"/>
+        </w:rPr>
+        <w:t>vhosts_DocumentRoot</w:t>
+      </w:r>
+      <w:proofErr w:type="spellEnd"/>
+      <w:r>
+        <w:rPr>
+          <w:rFonts w:ascii="Courier New" w:hAnsi="Courier New" w:cs="Courier New"/>
+          <w:color w:val="808080"/>
+          <w:sz w:val="20"/>
+          <w:szCs w:val="20"/>
+          <w:highlight w:val="yellow"/>
+        </w:rPr>
+        <w:t>'</w:t>
       </w:r>
       <w:r>
         <w:rPr>
@@ -8421,7 +8483,29 @@
           <w:szCs w:val="20"/>
           <w:highlight w:val="yellow"/>
         </w:rPr>
-        <w:t>/htdocs/w11ref.w3c.fmi.uni-sofia.bg/_PUB'</w:t>
+        <w:t>/</w:t>
+      </w:r>
+      <w:proofErr w:type="spellStart"/>
+      <w:r>
+        <w:rPr>
+          <w:rFonts w:ascii="Courier New" w:hAnsi="Courier New" w:cs="Courier New"/>
+          <w:color w:val="808080"/>
+          <w:sz w:val="20"/>
+          <w:szCs w:val="20"/>
+          <w:highlight w:val="yellow"/>
+        </w:rPr>
+        <w:t>htdocs</w:t>
+      </w:r>
+      <w:proofErr w:type="spellEnd"/>
+      <w:r>
+        <w:rPr>
+          <w:rFonts w:ascii="Courier New" w:hAnsi="Courier New" w:cs="Courier New"/>
+          <w:color w:val="808080"/>
+          <w:sz w:val="20"/>
+          <w:szCs w:val="20"/>
+          <w:highlight w:val="yellow"/>
+        </w:rPr>
+        <w:t>/w11ref.w3c.fmi.uni-sofia.bg/_PUB'</w:t>
       </w:r>
       <w:r>
         <w:rPr>
@@ -9544,8 +9628,8 @@
 </file>
 
 <file path=word/numbering.xml><?xml version="1.0" encoding="utf-8"?>
-<w:numbering xmlns:wpc="http://schemas.microsoft.com/office/word/2010/wordprocessingCanvas" xmlns:mc="http://schemas.openxmlformats.org/markup-compatibility/2006" xmlns:o="urn:schemas-microsoft-com:office:office" xmlns:r="http://schemas.openxmlformats.org/officeDocument/2006/relationships" xmlns:m="http://schemas.openxmlformats.org/officeDocument/2006/math" xmlns:v="urn:schemas-microsoft-com:vml" xmlns:wp14="http://schemas.microsoft.com/office/word/2010/wordprocessingDrawing" xmlns:wp="http://schemas.openxmlformats.org/drawingml/2006/wordprocessingDrawing" xmlns:w10="urn:schemas-microsoft-com:office:word" xmlns:w="http://schemas.openxmlformats.org/wordprocessingml/2006/main" xmlns:w14="http://schemas.microsoft.com/office/word/2010/wordml" xmlns:wpg="http://schemas.microsoft.com/office/word/2010/wordprocessingGroup" xmlns:wpi="http://schemas.microsoft.com/office/word/2010/wordprocessingInk" xmlns:wne="http://schemas.microsoft.com/office/word/2006/wordml" xmlns:wps="http://schemas.microsoft.com/office/word/2010/wordprocessingShape" mc:Ignorable="w14 wp14">
-  <w:abstractNum w:abstractNumId="0">
+<w:numbering xmlns:wpc="http://schemas.microsoft.com/office/word/2010/wordprocessingCanvas" xmlns:cx="http://schemas.microsoft.com/office/drawing/2014/chartex" xmlns:mc="http://schemas.openxmlformats.org/markup-compatibility/2006" xmlns:o="urn:schemas-microsoft-com:office:office" xmlns:r="http://schemas.openxmlformats.org/officeDocument/2006/relationships" xmlns:m="http://schemas.openxmlformats.org/officeDocument/2006/math" xmlns:v="urn:schemas-microsoft-com:vml" xmlns:wp14="http://schemas.microsoft.com/office/word/2010/wordprocessingDrawing" xmlns:wp="http://schemas.openxmlformats.org/drawingml/2006/wordprocessingDrawing" xmlns:w10="urn:schemas-microsoft-com:office:word" xmlns:w="http://schemas.openxmlformats.org/wordprocessingml/2006/main" xmlns:w14="http://schemas.microsoft.com/office/word/2010/wordml" xmlns:w15="http://schemas.microsoft.com/office/word/2012/wordml" xmlns:w16se="http://schemas.microsoft.com/office/word/2015/wordml/symex" xmlns:wpg="http://schemas.microsoft.com/office/word/2010/wordprocessingGroup" xmlns:wpi="http://schemas.microsoft.com/office/word/2010/wordprocessingInk" xmlns:wne="http://schemas.microsoft.com/office/word/2006/wordml" xmlns:wps="http://schemas.microsoft.com/office/word/2010/wordprocessingShape" mc:Ignorable="w14 w15 w16se wp14">
+  <w:abstractNum w:abstractNumId="0" w15:restartNumberingAfterBreak="0">
     <w:nsid w:val="04B12A69"/>
     <w:multiLevelType w:val="hybridMultilevel"/>
     <w:tmpl w:val="656415A4"/>
@@ -9634,7 +9718,7 @@
       </w:pPr>
     </w:lvl>
   </w:abstractNum>
-  <w:abstractNum w:abstractNumId="1">
+  <w:abstractNum w:abstractNumId="1" w15:restartNumberingAfterBreak="0">
     <w:nsid w:val="0F9F74F6"/>
     <w:multiLevelType w:val="hybridMultilevel"/>
     <w:tmpl w:val="83B2BAF4"/>
@@ -9747,7 +9831,7 @@
       </w:rPr>
     </w:lvl>
   </w:abstractNum>
-  <w:abstractNum w:abstractNumId="2">
+  <w:abstractNum w:abstractNumId="2" w15:restartNumberingAfterBreak="0">
     <w:nsid w:val="11D4196B"/>
     <w:multiLevelType w:val="hybridMultilevel"/>
     <w:tmpl w:val="B366BD8C"/>
@@ -9833,7 +9917,7 @@
       </w:pPr>
     </w:lvl>
   </w:abstractNum>
-  <w:abstractNum w:abstractNumId="3">
+  <w:abstractNum w:abstractNumId="3" w15:restartNumberingAfterBreak="0">
     <w:nsid w:val="27732A9B"/>
     <w:multiLevelType w:val="multilevel"/>
     <w:tmpl w:val="0409001F"/>
@@ -9919,7 +10003,7 @@
       </w:pPr>
     </w:lvl>
   </w:abstractNum>
-  <w:abstractNum w:abstractNumId="4">
+  <w:abstractNum w:abstractNumId="4" w15:restartNumberingAfterBreak="0">
     <w:nsid w:val="2CF56644"/>
     <w:multiLevelType w:val="hybridMultilevel"/>
     <w:tmpl w:val="43EAE156"/>
@@ -10033,7 +10117,7 @@
       </w:rPr>
     </w:lvl>
   </w:abstractNum>
-  <w:abstractNum w:abstractNumId="5">
+  <w:abstractNum w:abstractNumId="5" w15:restartNumberingAfterBreak="0">
     <w:nsid w:val="2EC155CA"/>
     <w:multiLevelType w:val="hybridMultilevel"/>
     <w:tmpl w:val="D062D96E"/>
@@ -10123,7 +10207,7 @@
       </w:pPr>
     </w:lvl>
   </w:abstractNum>
-  <w:abstractNum w:abstractNumId="6">
+  <w:abstractNum w:abstractNumId="6" w15:restartNumberingAfterBreak="0">
     <w:nsid w:val="39B934AE"/>
     <w:multiLevelType w:val="hybridMultilevel"/>
     <w:tmpl w:val="C8306BBE"/>
@@ -10213,7 +10297,7 @@
       </w:pPr>
     </w:lvl>
   </w:abstractNum>
-  <w:abstractNum w:abstractNumId="7">
+  <w:abstractNum w:abstractNumId="7" w15:restartNumberingAfterBreak="0">
     <w:nsid w:val="415819F6"/>
     <w:multiLevelType w:val="hybridMultilevel"/>
     <w:tmpl w:val="725E2314"/>
@@ -10326,7 +10410,7 @@
       </w:rPr>
     </w:lvl>
   </w:abstractNum>
-  <w:abstractNum w:abstractNumId="8">
+  <w:abstractNum w:abstractNumId="8" w15:restartNumberingAfterBreak="0">
     <w:nsid w:val="4BEF580D"/>
     <w:multiLevelType w:val="hybridMultilevel"/>
     <w:tmpl w:val="8578F48E"/>
@@ -10439,7 +10523,7 @@
       </w:rPr>
     </w:lvl>
   </w:abstractNum>
-  <w:abstractNum w:abstractNumId="9">
+  <w:abstractNum w:abstractNumId="9" w15:restartNumberingAfterBreak="0">
     <w:nsid w:val="4D6F6379"/>
     <w:multiLevelType w:val="hybridMultilevel"/>
     <w:tmpl w:val="C5F00BB4"/>
@@ -10552,7 +10636,7 @@
       </w:rPr>
     </w:lvl>
   </w:abstractNum>
-  <w:abstractNum w:abstractNumId="10">
+  <w:abstractNum w:abstractNumId="10" w15:restartNumberingAfterBreak="0">
     <w:nsid w:val="621D3478"/>
     <w:multiLevelType w:val="hybridMultilevel"/>
     <w:tmpl w:val="287CA07C"/>
@@ -10665,7 +10749,7 @@
       </w:rPr>
     </w:lvl>
   </w:abstractNum>
-  <w:abstractNum w:abstractNumId="11">
+  <w:abstractNum w:abstractNumId="11" w15:restartNumberingAfterBreak="0">
     <w:nsid w:val="704846B8"/>
     <w:multiLevelType w:val="hybridMultilevel"/>
     <w:tmpl w:val="DB26C1EE"/>
@@ -10755,7 +10839,7 @@
       </w:pPr>
     </w:lvl>
   </w:abstractNum>
-  <w:abstractNum w:abstractNumId="12">
+  <w:abstractNum w:abstractNumId="12" w15:restartNumberingAfterBreak="0">
     <w:nsid w:val="79230737"/>
     <w:multiLevelType w:val="hybridMultilevel"/>
     <w:tmpl w:val="3AB475A0"/>
@@ -10911,7 +10995,7 @@
 </file>
 
 <file path=word/styles.xml><?xml version="1.0" encoding="utf-8"?>
-<w:styles xmlns:mc="http://schemas.openxmlformats.org/markup-compatibility/2006" xmlns:r="http://schemas.openxmlformats.org/officeDocument/2006/relationships" xmlns:w="http://schemas.openxmlformats.org/wordprocessingml/2006/main" xmlns:w14="http://schemas.microsoft.com/office/word/2010/wordml" mc:Ignorable="w14">
+<w:styles xmlns:mc="http://schemas.openxmlformats.org/markup-compatibility/2006" xmlns:r="http://schemas.openxmlformats.org/officeDocument/2006/relationships" xmlns:w="http://schemas.openxmlformats.org/wordprocessingml/2006/main" xmlns:w14="http://schemas.microsoft.com/office/word/2010/wordml" xmlns:w15="http://schemas.microsoft.com/office/word/2012/wordml" xmlns:w16se="http://schemas.microsoft.com/office/word/2015/wordml/symex" mc:Ignorable="w14 w15 w16se">
   <w:docDefaults>
     <w:rPrDefault>
       <w:rPr>
@@ -10927,532 +11011,378 @@
       </w:pPr>
     </w:pPrDefault>
   </w:docDefaults>
-  <w:latentStyles w:defLockedState="0" w:defUIPriority="99" w:defSemiHidden="1" w:defUnhideWhenUsed="1" w:defQFormat="0" w:count="267">
-    <w:lsdException w:name="Normal" w:semiHidden="0" w:uiPriority="0" w:unhideWhenUsed="0" w:qFormat="1"/>
-    <w:lsdException w:name="heading 1" w:semiHidden="0" w:uiPriority="9" w:unhideWhenUsed="0" w:qFormat="1"/>
-    <w:lsdException w:name="heading 2" w:uiPriority="9" w:qFormat="1"/>
-    <w:lsdException w:name="heading 3" w:uiPriority="9" w:qFormat="1"/>
-    <w:lsdException w:name="heading 4" w:uiPriority="9" w:qFormat="1"/>
-    <w:lsdException w:name="heading 5" w:uiPriority="9" w:qFormat="1"/>
-    <w:lsdException w:name="heading 6" w:uiPriority="9" w:qFormat="1"/>
-    <w:lsdException w:name="heading 7" w:uiPriority="9" w:qFormat="1"/>
-    <w:lsdException w:name="heading 8" w:uiPriority="9" w:qFormat="1"/>
-    <w:lsdException w:name="heading 9" w:uiPriority="9" w:qFormat="1"/>
-    <w:lsdException w:name="toc 1" w:uiPriority="39"/>
-    <w:lsdException w:name="toc 2" w:uiPriority="39"/>
-    <w:lsdException w:name="toc 3" w:uiPriority="39"/>
-    <w:lsdException w:name="toc 4" w:uiPriority="39"/>
-    <w:lsdException w:name="toc 5" w:uiPriority="39"/>
-    <w:lsdException w:name="toc 6" w:uiPriority="39"/>
-    <w:lsdException w:name="toc 7" w:uiPriority="39"/>
-    <w:lsdException w:name="toc 8" w:uiPriority="39"/>
-    <w:lsdException w:name="toc 9" w:uiPriority="39"/>
-    <w:lsdException w:name="caption" w:uiPriority="35" w:qFormat="1"/>
-    <w:lsdException w:name="Title" w:semiHidden="0" w:uiPriority="10" w:unhideWhenUsed="0" w:qFormat="1"/>
-    <w:lsdException w:name="Default Paragraph Font" w:uiPriority="1"/>
-    <w:lsdException w:name="Subtitle" w:semiHidden="0" w:uiPriority="11" w:unhideWhenUsed="0" w:qFormat="1"/>
-    <w:lsdException w:name="Strong" w:semiHidden="0" w:uiPriority="22" w:unhideWhenUsed="0" w:qFormat="1"/>
-    <w:lsdException w:name="Emphasis" w:semiHidden="0" w:uiPriority="20" w:unhideWhenUsed="0" w:qFormat="1"/>
-    <w:lsdException w:name="Table Grid" w:semiHidden="0" w:uiPriority="59" w:unhideWhenUsed="0"/>
-    <w:lsdException w:name="Placeholder Text" w:unhideWhenUsed="0"/>
-    <w:lsdException w:name="No Spacing" w:semiHidden="0" w:uiPriority="1" w:unhideWhenUsed="0" w:qFormat="1"/>
-    <w:lsdException w:name="Light Shading" w:semiHidden="0" w:uiPriority="60" w:unhideWhenUsed="0"/>
-    <w:lsdException w:name="Light List" w:semiHidden="0" w:uiPriority="61" w:unhideWhenUsed="0"/>
-    <w:lsdException w:name="Light Grid" w:semiHidden="0" w:uiPriority="62" w:unhideWhenUsed="0"/>
-    <w:lsdException w:name="Medium Shading 1" w:semiHidden="0" w:uiPriority="63" w:unhideWhenUsed="0"/>
-    <w:lsdException w:name="Medium Shading 2" w:semiHidden="0" w:uiPriority="64" w:unhideWhenUsed="0"/>
-    <w:lsdException w:name="Medium List 1" w:semiHidden="0" w:uiPriority="65" w:unhideWhenUsed="0"/>
-    <w:lsdException w:name="Medium List 2" w:semiHidden="0" w:uiPriority="66" w:unhideWhenUsed="0"/>
-    <w:lsdException w:name="Medium Grid 1" w:semiHidden="0" w:uiPriority="67" w:unhideWhenUsed="0"/>
-    <w:lsdException w:name="Medium Grid 2" w:semiHidden="0" w:uiPriority="68" w:unhideWhenUsed="0"/>
-    <w:lsdException w:name="Medium Grid 3" w:semiHidden="0" w:uiPriority="69" w:unhideWhenUsed="0"/>
-    <w:lsdException w:name="Dark List" w:semiHidden="0" w:uiPriority="70" w:unhideWhenUsed="0"/>
-    <w:lsdException w:name="Colorful Shading" w:semiHidden="0" w:uiPriority="71" w:unhideWhenUsed="0"/>
-    <w:lsdException w:name="Colorful List" w:semiHidden="0" w:uiPriority="72" w:unhideWhenUsed="0"/>
-    <w:lsdException w:name="Colorful Grid" w:semiHidden="0" w:uiPriority="73" w:unhideWhenUsed="0"/>
-    <w:lsdException w:name="Light Shading Accent 1" w:semiHidden="0" w:uiPriority="60" w:unhideWhenUsed="0"/>
-    <w:lsdException w:name="Light List Accent 1" w:semiHidden="0" w:uiPriority="61" w:unhideWhenUsed="0"/>
-    <w:lsdException w:name="Light Grid Accent 1" w:semiHidden="0" w:uiPriority="62" w:unhideWhenUsed="0"/>
-    <w:lsdException w:name="Medium Shading 1 Accent 1" w:semiHidden="0" w:uiPriority="63" w:unhideWhenUsed="0"/>
-    <w:lsdException w:name="Medium Shading 2 Accent 1" w:semiHidden="0" w:uiPriority="64" w:unhideWhenUsed="0"/>
-    <w:lsdException w:name="Medium List 1 Accent 1" w:semiHidden="0" w:uiPriority="65" w:unhideWhenUsed="0"/>
-    <w:lsdException w:name="Revision" w:unhideWhenUsed="0"/>
-    <w:lsdException w:name="List Paragraph" w:semiHidden="0" w:uiPriority="34" w:unhideWhenUsed="0" w:qFormat="1"/>
-    <w:lsdException w:name="Quote" w:semiHidden="0" w:uiPriority="29" w:unhideWhenUsed="0" w:qFormat="1"/>
-    <w:lsdException w:name="Intense Quote" w:semiHidden="0" w:uiPriority="30" w:unhideWhenUsed="0" w:qFormat="1"/>
-    <w:lsdException w:name="Medium List 2 Accent 1" w:semiHidden="0" w:uiPriority="66" w:unhideWhenUsed="0"/>
-    <w:lsdException w:name="Medium Grid 1 Accent 1" w:semiHidden="0" w:uiPriority="67" w:unhideWhenUsed="0"/>
-    <w:lsdException w:name="Medium Grid 2 Accent 1" w:semiHidden="0" w:uiPriority="68" w:unhideWhenUsed="0"/>
-    <w:lsdException w:name="Medium Grid 3 Accent 1" w:semiHidden="0" w:uiPriority="69" w:unhideWhenUsed="0"/>
-    <w:lsdException w:name="Dark List Accent 1" w:semiHidden="0" w:uiPriority="70" w:unhideWhenUsed="0"/>
-    <w:lsdException w:name="Colorful Shading Accent 1" w:semiHidden="0" w:uiPriority="71" w:unhideWhenUsed="0"/>
-    <w:lsdException w:name="Colorful List Accent 1" w:semiHidden="0" w:uiPriority="72" w:unhideWhenUsed="0"/>
-    <w:lsdException w:name="Colorful Grid Accent 1" w:semiHidden="0" w:uiPriority="73" w:unhideWhenUsed="0"/>
-    <w:lsdException w:name="Light Shading Accent 2" w:semiHidden="0" w:uiPriority="60" w:unhideWhenUsed="0"/>
-    <w:lsdException w:name="Light List Accent 2" w:semiHidden="0" w:uiPriority="61" w:unhideWhenUsed="0"/>
-    <w:lsdException w:name="Light Grid Accent 2" w:semiHidden="0" w:uiPriority="62" w:unhideWhenUsed="0"/>
-    <w:lsdException w:name="Medium Shading 1 Accent 2" w:semiHidden="0" w:uiPriority="63" w:unhideWhenUsed="0"/>
-    <w:lsdException w:name="Medium Shading 2 Accent 2" w:semiHidden="0" w:uiPriority="64" w:unhideWhenUsed="0"/>
-    <w:lsdException w:name="Medium List 1 Accent 2" w:semiHidden="0" w:uiPriority="65" w:unhideWhenUsed="0"/>
-    <w:lsdException w:name="Medium List 2 Accent 2" w:semiHidden="0" w:uiPriority="66" w:unhideWhenUsed="0"/>
-    <w:lsdException w:name="Medium Grid 1 Accent 2" w:semiHidden="0" w:uiPriority="67" w:unhideWhenUsed="0"/>
-    <w:lsdException w:name="Medium Grid 2 Accent 2" w:semiHidden="0" w:uiPriority="68" w:unhideWhenUsed="0"/>
-    <w:lsdException w:name="Medium Grid 3 Accent 2" w:semiHidden="0" w:uiPriority="69" w:unhideWhenUsed="0"/>
-    <w:lsdException w:name="Dark List Accent 2" w:semiHidden="0" w:uiPriority="70" w:unhideWhenUsed="0"/>
-    <w:lsdException w:name="Colorful Shading Accent 2" w:semiHidden="0" w:uiPriority="71" w:unhideWhenUsed="0"/>
-    <w:lsdException w:name="Colorful List Accent 2" w:semiHidden="0" w:uiPriority="72" w:unhideWhenUsed="0"/>
-    <w:lsdException w:name="Colorful Grid Accent 2" w:semiHidden="0" w:uiPriority="73" w:unhideWhenUsed="0"/>
-    <w:lsdException w:name="Light Shading Accent 3" w:semiHidden="0" w:uiPriority="60" w:unhideWhenUsed="0"/>
-    <w:lsdException w:name="Light List Accent 3" w:semiHidden="0" w:uiPriority="61" w:unhideWhenUsed="0"/>
-    <w:lsdException w:name="Light Grid Accent 3" w:semiHidden="0" w:uiPriority="62" w:unhideWhenUsed="0"/>
-    <w:lsdException w:name="Medium Shading 1 Accent 3" w:semiHidden="0" w:uiPriority="63" w:unhideWhenUsed="0"/>
-    <w:lsdException w:name="Medium Shading 2 Accent 3" w:semiHidden="0" w:uiPriority="64" w:unhideWhenUsed="0"/>
-    <w:lsdException w:name="Medium List 1 Accent 3" w:semiHidden="0" w:uiPriority="65" w:unhideWhenUsed="0"/>
-    <w:lsdException w:name="Medium List 2 Accent 3" w:semiHidden="0" w:uiPriority="66" w:unhideWhenUsed="0"/>
-    <w:lsdException w:name="Medium Grid 1 Accent 3" w:semiHidden="0" w:uiPriority="67" w:unhideWhenUsed="0"/>
-    <w:lsdException w:name="Medium Grid 2 Accent 3" w:semiHidden="0" w:uiPriority="68" w:unhideWhenUsed="0"/>
-    <w:lsdException w:name="Medium Grid 3 Accent 3" w:semiHidden="0" w:uiPriority="69" w:unhideWhenUsed="0"/>
-    <w:lsdException w:name="Dark List Accent 3" w:semiHidden="0" w:uiPriority="70" w:unhideWhenUsed="0"/>
-    <w:lsdException w:name="Colorful Shading Accent 3" w:semiHidden="0" w:uiPriority="71" w:unhideWhenUsed="0"/>
-    <w:lsdException w:name="Colorful List Accent 3" w:semiHidden="0" w:uiPriority="72" w:unhideWhenUsed="0"/>
-    <w:lsdException w:name="Colorful Grid Accent 3" w:semiHidden="0" w:uiPriority="73" w:unhideWhenUsed="0"/>
-    <w:lsdException w:name="Light Shading Accent 4" w:semiHidden="0" w:uiPriority="60" w:unhideWhenUsed="0"/>
-    <w:lsdException w:name="Light List Accent 4" w:semiHidden="0" w:uiPriority="61" w:unhideWhenUsed="0"/>
-    <w:lsdException w:name="Light Grid Accent 4" w:semiHidden="0" w:uiPriority="62" w:unhideWhenUsed="0"/>
-    <w:lsdException w:name="Medium Shading 1 Accent 4" w:semiHidden="0" w:uiPriority="63" w:unhideWhenUsed="0"/>
-    <w:lsdException w:name="Medium Shading 2 Accent 4" w:semiHidden="0" w:uiPriority="64" w:unhideWhenUsed="0"/>
-    <w:lsdException w:name="Medium List 1 Accent 4" w:semiHidden="0" w:uiPriority="65" w:unhideWhenUsed="0"/>
-    <w:lsdException w:name="Medium List 2 Accent 4" w:semiHidden="0" w:uiPriority="66" w:unhideWhenUsed="0"/>
-    <w:lsdException w:name="Medium Grid 1 Accent 4" w:semiHidden="0" w:uiPriority="67" w:unhideWhenUsed="0"/>
-    <w:lsdException w:name="Medium Grid 2 Accent 4" w:semiHidden="0" w:uiPriority="68" w:unhideWhenUsed="0"/>
-    <w:lsdException w:name="Medium Grid 3 Accent 4" w:semiHidden="0" w:uiPriority="69" w:unhideWhenUsed="0"/>
-    <w:lsdException w:name="Dark List Accent 4" w:semiHidden="0" w:uiPriority="70" w:unhideWhenUsed="0"/>
-    <w:lsdException w:name="Colorful Shading Accent 4" w:semiHidden="0" w:uiPriority="71" w:unhideWhenUsed="0"/>
-    <w:lsdException w:name="Colorful List Accent 4" w:semiHidden="0" w:uiPriority="72" w:unhideWhenUsed="0"/>
-    <w:lsdException w:name="Colorful Grid Accent 4" w:semiHidden="0" w:uiPriority="73" w:unhideWhenUsed="0"/>
-    <w:lsdException w:name="Light Shading Accent 5" w:semiHidden="0" w:uiPriority="60" w:unhideWhenUsed="0"/>
-    <w:lsdException w:name="Light List Accent 5" w:semiHidden="0" w:uiPriority="61" w:unhideWhenUsed="0"/>
-    <w:lsdException w:name="Light Grid Accent 5" w:semiHidden="0" w:uiPriority="62" w:unhideWhenUsed="0"/>
-    <w:lsdException w:name="Medium Shading 1 Accent 5" w:semiHidden="0" w:uiPriority="63" w:unhideWhenUsed="0"/>
-    <w:lsdException w:name="Medium Shading 2 Accent 5" w:semiHidden="0" w:uiPriority="64" w:unhideWhenUsed="0"/>
-    <w:lsdException w:name="Medium List 1 Accent 5" w:semiHidden="0" w:uiPriority="65" w:unhideWhenUsed="0"/>
-    <w:lsdException w:name="Medium List 2 Accent 5" w:semiHidden="0" w:uiPriority="66" w:unhideWhenUsed="0"/>
-    <w:lsdException w:name="Medium Grid 1 Accent 5" w:semiHidden="0" w:uiPriority="67" w:unhideWhenUsed="0"/>
-    <w:lsdException w:name="Medium Grid 2 Accent 5" w:semiHidden="0" w:uiPriority="68" w:unhideWhenUsed="0"/>
-    <w:lsdException w:name="Medium Grid 3 Accent 5" w:semiHidden="0" w:uiPriority="69" w:unhideWhenUsed="0"/>
-    <w:lsdException w:name="Dark List Accent 5" w:semiHidden="0" w:uiPriority="70" w:unhideWhenUsed="0"/>
-    <w:lsdException w:name="Colorful Shading Accent 5" w:semiHidden="0" w:uiPriority="71" w:unhideWhenUsed="0"/>
-    <w:lsdException w:name="Colorful List Accent 5" w:semiHidden="0" w:uiPriority="72" w:unhideWhenUsed="0"/>
-    <w:lsdException w:name="Colorful Grid Accent 5" w:semiHidden="0" w:uiPriority="73" w:unhideWhenUsed="0"/>
-    <w:lsdException w:name="Light Shading Accent 6" w:semiHidden="0" w:uiPriority="60" w:unhideWhenUsed="0"/>
-    <w:lsdException w:name="Light List Accent 6" w:semiHidden="0" w:uiPriority="61" w:unhideWhenUsed="0"/>
-    <w:lsdException w:name="Light Grid Accent 6" w:semiHidden="0" w:uiPriority="62" w:unhideWhenUsed="0"/>
-    <w:lsdException w:name="Medium Shading 1 Accent 6" w:semiHidden="0" w:uiPriority="63" w:unhideWhenUsed="0"/>
-    <w:lsdException w:name="Medium Shading 2 Accent 6" w:semiHidden="0" w:uiPriority="64" w:unhideWhenUsed="0"/>
-    <w:lsdException w:name="Medium List 1 Accent 6" w:semiHidden="0" w:uiPriority="65" w:unhideWhenUsed="0"/>
-    <w:lsdException w:name="Medium List 2 Accent 6" w:semiHidden="0" w:uiPriority="66" w:unhideWhenUsed="0"/>
-    <w:lsdException w:name="Medium Grid 1 Accent 6" w:semiHidden="0" w:uiPriority="67" w:unhideWhenUsed="0"/>
-    <w:lsdException w:name="Medium Grid 2 Accent 6" w:semiHidden="0" w:uiPriority="68" w:unhideWhenUsed="0"/>
-    <w:lsdException w:name="Medium Grid 3 Accent 6" w:semiHidden="0" w:uiPriority="69" w:unhideWhenUsed="0"/>
-    <w:lsdException w:name="Dark List Accent 6" w:semiHidden="0" w:uiPriority="70" w:unhideWhenUsed="0"/>
-    <w:lsdException w:name="Colorful Shading Accent 6" w:semiHidden="0" w:uiPriority="71" w:unhideWhenUsed="0"/>
-    <w:lsdException w:name="Colorful List Accent 6" w:semiHidden="0" w:uiPriority="72" w:unhideWhenUsed="0"/>
-    <w:lsdException w:name="Colorful Grid Accent 6" w:semiHidden="0" w:uiPriority="73" w:unhideWhenUsed="0"/>
-    <w:lsdException w:name="Subtle Emphasis" w:semiHidden="0" w:uiPriority="19" w:unhideWhenUsed="0" w:qFormat="1"/>
-    <w:lsdException w:name="Intense Emphasis" w:semiHidden="0" w:uiPriority="21" w:unhideWhenUsed="0" w:qFormat="1"/>
-    <w:lsdException w:name="Subtle Reference" w:semiHidden="0" w:uiPriority="31" w:unhideWhenUsed="0" w:qFormat="1"/>
-    <w:lsdException w:name="Intense Reference" w:semiHidden="0" w:uiPriority="32" w:unhideWhenUsed="0" w:qFormat="1"/>
-    <w:lsdException w:name="Book Title" w:semiHidden="0" w:uiPriority="33" w:unhideWhenUsed="0" w:qFormat="1"/>
-    <w:lsdException w:name="Bibliography" w:uiPriority="37"/>
-    <w:lsdException w:name="TOC Heading" w:uiPriority="39" w:qFormat="1"/>
-  </w:latentStyles>
-  <w:style w:type="paragraph" w:default="1" w:styleId="Normal">
-    <w:name w:val="Normal"/>
-    <w:qFormat/>
-    <w:rsid w:val="002B3D5C"/>
-    <w:rPr>
-      <w:rFonts w:cs="Times New Roman"/>
-    </w:rPr>
-  </w:style>
-  <w:style w:type="paragraph" w:styleId="Heading1">
-    <w:name w:val="heading 1"/>
-    <w:basedOn w:val="Normal"/>
-    <w:next w:val="Normal"/>
-    <w:link w:val="Heading1Char"/>
-    <w:uiPriority w:val="9"/>
-    <w:qFormat/>
-    <w:rsid w:val="00A45680"/>
-    <w:pPr>
-      <w:keepNext/>
-      <w:keepLines/>
-      <w:spacing w:before="480" w:after="0"/>
-      <w:outlineLvl w:val="0"/>
-    </w:pPr>
-    <w:rPr>
-      <w:rFonts w:asciiTheme="majorHAnsi" w:eastAsiaTheme="majorEastAsia" w:hAnsiTheme="majorHAnsi"/>
-      <w:b/>
-      <w:bCs/>
-      <w:color w:val="365F91" w:themeColor="accent1" w:themeShade="BF"/>
-      <w:sz w:val="28"/>
-      <w:szCs w:val="28"/>
-    </w:rPr>
-  </w:style>
-  <w:style w:type="paragraph" w:styleId="Heading2">
-    <w:name w:val="heading 2"/>
-    <w:basedOn w:val="Normal"/>
-    <w:next w:val="Normal"/>
-    <w:link w:val="Heading2Char"/>
-    <w:uiPriority w:val="9"/>
-    <w:unhideWhenUsed/>
-    <w:qFormat/>
-    <w:rsid w:val="00A45680"/>
-    <w:pPr>
-      <w:keepNext/>
-      <w:keepLines/>
-      <w:spacing w:before="200" w:after="0"/>
-      <w:outlineLvl w:val="1"/>
-    </w:pPr>
-    <w:rPr>
-      <w:rFonts w:asciiTheme="majorHAnsi" w:eastAsiaTheme="majorEastAsia" w:hAnsiTheme="majorHAnsi"/>
-      <w:b/>
-      <w:bCs/>
-      <w:color w:val="4F81BD" w:themeColor="accent1"/>
-      <w:sz w:val="26"/>
-      <w:szCs w:val="26"/>
-    </w:rPr>
-  </w:style>
-  <w:style w:type="paragraph" w:styleId="Heading3">
-    <w:name w:val="heading 3"/>
-    <w:basedOn w:val="Normal"/>
-    <w:next w:val="Normal"/>
-    <w:link w:val="Heading3Char"/>
-    <w:uiPriority w:val="9"/>
-    <w:unhideWhenUsed/>
-    <w:qFormat/>
-    <w:rsid w:val="00663D82"/>
-    <w:pPr>
-      <w:keepNext/>
-      <w:keepLines/>
-      <w:spacing w:before="200" w:after="0"/>
-      <w:outlineLvl w:val="2"/>
-    </w:pPr>
-    <w:rPr>
-      <w:rFonts w:asciiTheme="majorHAnsi" w:eastAsiaTheme="majorEastAsia" w:hAnsiTheme="majorHAnsi"/>
-      <w:b/>
-      <w:bCs/>
-      <w:color w:val="4F81BD" w:themeColor="accent1"/>
-    </w:rPr>
-  </w:style>
-  <w:style w:type="character" w:default="1" w:styleId="DefaultParagraphFont">
-    <w:name w:val="Default Paragraph Font"/>
-    <w:uiPriority w:val="1"/>
-    <w:semiHidden/>
-    <w:unhideWhenUsed/>
-  </w:style>
-  <w:style w:type="table" w:default="1" w:styleId="TableNormal">
-    <w:name w:val="Normal Table"/>
-    <w:uiPriority w:val="99"/>
-    <w:semiHidden/>
-    <w:unhideWhenUsed/>
-    <w:tblPr>
-      <w:tblInd w:w="0" w:type="dxa"/>
-      <w:tblCellMar>
-        <w:top w:w="0" w:type="dxa"/>
-        <w:left w:w="108" w:type="dxa"/>
-        <w:bottom w:w="0" w:type="dxa"/>
-        <w:right w:w="108" w:type="dxa"/>
-      </w:tblCellMar>
-    </w:tblPr>
-  </w:style>
-  <w:style w:type="numbering" w:default="1" w:styleId="NoList">
-    <w:name w:val="No List"/>
-    <w:uiPriority w:val="99"/>
-    <w:semiHidden/>
-    <w:unhideWhenUsed/>
-  </w:style>
-  <w:style w:type="character" w:customStyle="1" w:styleId="Heading1Char">
-    <w:name w:val="Heading 1 Char"/>
-    <w:basedOn w:val="DefaultParagraphFont"/>
-    <w:link w:val="Heading1"/>
-    <w:uiPriority w:val="9"/>
-    <w:locked/>
-    <w:rsid w:val="00A45680"/>
-    <w:rPr>
-      <w:rFonts w:asciiTheme="majorHAnsi" w:eastAsiaTheme="majorEastAsia" w:hAnsiTheme="majorHAnsi" w:cs="Times New Roman"/>
-      <w:b/>
-      <w:bCs/>
-      <w:color w:val="365F91" w:themeColor="accent1" w:themeShade="BF"/>
-      <w:sz w:val="28"/>
-      <w:szCs w:val="28"/>
-    </w:rPr>
-  </w:style>
-  <w:style w:type="character" w:customStyle="1" w:styleId="Heading2Char">
-    <w:name w:val="Heading 2 Char"/>
-    <w:basedOn w:val="DefaultParagraphFont"/>
-    <w:link w:val="Heading2"/>
-    <w:uiPriority w:val="9"/>
-    <w:locked/>
-    <w:rsid w:val="00A45680"/>
-    <w:rPr>
-      <w:rFonts w:asciiTheme="majorHAnsi" w:eastAsiaTheme="majorEastAsia" w:hAnsiTheme="majorHAnsi" w:cs="Times New Roman"/>
-      <w:b/>
-      <w:bCs/>
-      <w:color w:val="4F81BD" w:themeColor="accent1"/>
-      <w:sz w:val="26"/>
-      <w:szCs w:val="26"/>
-    </w:rPr>
-  </w:style>
-  <w:style w:type="character" w:customStyle="1" w:styleId="Heading3Char">
-    <w:name w:val="Heading 3 Char"/>
-    <w:basedOn w:val="DefaultParagraphFont"/>
-    <w:link w:val="Heading3"/>
-    <w:uiPriority w:val="9"/>
-    <w:locked/>
-    <w:rsid w:val="00663D82"/>
-    <w:rPr>
-      <w:rFonts w:asciiTheme="majorHAnsi" w:eastAsiaTheme="majorEastAsia" w:hAnsiTheme="majorHAnsi" w:cs="Times New Roman"/>
-      <w:b/>
-      <w:bCs/>
-      <w:color w:val="4F81BD" w:themeColor="accent1"/>
-    </w:rPr>
-  </w:style>
-  <w:style w:type="paragraph" w:styleId="ListParagraph">
-    <w:name w:val="List Paragraph"/>
-    <w:basedOn w:val="Normal"/>
-    <w:uiPriority w:val="34"/>
-    <w:qFormat/>
-    <w:rsid w:val="00663D82"/>
-    <w:pPr>
-      <w:numPr>
-        <w:numId w:val="2"/>
-      </w:numPr>
-      <w:contextualSpacing/>
-    </w:pPr>
-  </w:style>
-  <w:style w:type="character" w:styleId="Hyperlink">
-    <w:name w:val="Hyperlink"/>
-    <w:basedOn w:val="DefaultParagraphFont"/>
-    <w:uiPriority w:val="99"/>
-    <w:unhideWhenUsed/>
-    <w:rsid w:val="00DB14CF"/>
-    <w:rPr>
-      <w:rFonts w:cs="Times New Roman"/>
-      <w:color w:val="0000FF" w:themeColor="hyperlink"/>
-      <w:u w:val="single"/>
-    </w:rPr>
-  </w:style>
-  <w:style w:type="character" w:customStyle="1" w:styleId="UnresolvedMention">
-    <w:name w:val="Unresolved Mention"/>
-    <w:basedOn w:val="DefaultParagraphFont"/>
-    <w:uiPriority w:val="99"/>
-    <w:semiHidden/>
-    <w:unhideWhenUsed/>
-    <w:rsid w:val="00180442"/>
-    <w:rPr>
-      <w:color w:val="605E5C"/>
-      <w:shd w:val="clear" w:color="auto" w:fill="E1DFDD"/>
-    </w:rPr>
-  </w:style>
-  <w:style w:type="paragraph" w:styleId="BalloonText">
-    <w:name w:val="Balloon Text"/>
-    <w:basedOn w:val="Normal"/>
-    <w:link w:val="BalloonTextChar"/>
-    <w:uiPriority w:val="99"/>
-    <w:semiHidden/>
-    <w:unhideWhenUsed/>
-    <w:rsid w:val="000F014E"/>
-    <w:pPr>
-      <w:spacing w:after="0" w:line="240" w:lineRule="auto"/>
-    </w:pPr>
-    <w:rPr>
-      <w:rFonts w:ascii="Tahoma" w:hAnsi="Tahoma" w:cs="Tahoma"/>
-      <w:sz w:val="16"/>
-      <w:szCs w:val="16"/>
-    </w:rPr>
-  </w:style>
-  <w:style w:type="character" w:customStyle="1" w:styleId="BalloonTextChar">
-    <w:name w:val="Balloon Text Char"/>
-    <w:basedOn w:val="DefaultParagraphFont"/>
-    <w:link w:val="BalloonText"/>
-    <w:uiPriority w:val="99"/>
-    <w:semiHidden/>
-    <w:rsid w:val="000F014E"/>
-    <w:rPr>
-      <w:rFonts w:ascii="Tahoma" w:hAnsi="Tahoma" w:cs="Tahoma"/>
-      <w:sz w:val="16"/>
-      <w:szCs w:val="16"/>
-    </w:rPr>
-  </w:style>
-  <w:style w:type="character" w:styleId="FollowedHyperlink">
-    <w:name w:val="FollowedHyperlink"/>
-    <w:basedOn w:val="DefaultParagraphFont"/>
-    <w:uiPriority w:val="99"/>
-    <w:semiHidden/>
-    <w:unhideWhenUsed/>
-    <w:rsid w:val="000F014E"/>
-    <w:rPr>
-      <w:color w:val="800080" w:themeColor="followedHyperlink"/>
-      <w:u w:val="single"/>
-    </w:rPr>
-  </w:style>
-</w:styles>
-</file>
-
-<file path=word/stylesWithEffects.xml><?xml version="1.0" encoding="utf-8"?>
-<w:styles xmlns:wpc="http://schemas.microsoft.com/office/word/2010/wordprocessingCanvas" xmlns:mc="http://schemas.openxmlformats.org/markup-compatibility/2006" xmlns:o="urn:schemas-microsoft-com:office:office" xmlns:r="http://schemas.openxmlformats.org/officeDocument/2006/relationships" xmlns:m="http://schemas.openxmlformats.org/officeDocument/2006/math" xmlns:v="urn:schemas-microsoft-com:vml" xmlns:wp14="http://schemas.microsoft.com/office/word/2010/wordprocessingDrawing" xmlns:wp="http://schemas.openxmlformats.org/drawingml/2006/wordprocessingDrawing" xmlns:w10="urn:schemas-microsoft-com:office:word" xmlns:w="http://schemas.openxmlformats.org/wordprocessingml/2006/main" xmlns:w14="http://schemas.microsoft.com/office/word/2010/wordml" xmlns:wpg="http://schemas.microsoft.com/office/word/2010/wordprocessingGroup" xmlns:wpi="http://schemas.microsoft.com/office/word/2010/wordprocessingInk" xmlns:wne="http://schemas.microsoft.com/office/word/2006/wordml" xmlns:wps="http://schemas.microsoft.com/office/word/2010/wordprocessingShape" mc:Ignorable="w14 wp14">
-  <w:docDefaults>
-    <w:rPrDefault>
-      <w:rPr>
-        <w:rFonts w:asciiTheme="minorHAnsi" w:eastAsia="Times New Roman" w:hAnsiTheme="minorHAnsi" w:cstheme="minorHAnsi"/>
-        <w:sz w:val="22"/>
-        <w:szCs w:val="22"/>
-        <w:lang w:val="bg-BG" w:eastAsia="en-US" w:bidi="ar-SA"/>
-      </w:rPr>
-    </w:rPrDefault>
-    <w:pPrDefault>
-      <w:pPr>
-        <w:spacing w:after="200" w:line="276" w:lineRule="auto"/>
-      </w:pPr>
-    </w:pPrDefault>
-  </w:docDefaults>
-  <w:latentStyles w:defLockedState="0" w:defUIPriority="99" w:defSemiHidden="1" w:defUnhideWhenUsed="1" w:defQFormat="0" w:count="267">
-    <w:lsdException w:name="Normal" w:semiHidden="0" w:uiPriority="0" w:unhideWhenUsed="0" w:qFormat="1"/>
-    <w:lsdException w:name="heading 1" w:semiHidden="0" w:uiPriority="9" w:unhideWhenUsed="0" w:qFormat="1"/>
-    <w:lsdException w:name="heading 2" w:uiPriority="9" w:qFormat="1"/>
-    <w:lsdException w:name="heading 3" w:uiPriority="9" w:qFormat="1"/>
-    <w:lsdException w:name="heading 4" w:uiPriority="9" w:qFormat="1"/>
-    <w:lsdException w:name="heading 5" w:uiPriority="9" w:qFormat="1"/>
-    <w:lsdException w:name="heading 6" w:uiPriority="9" w:qFormat="1"/>
-    <w:lsdException w:name="heading 7" w:uiPriority="9" w:qFormat="1"/>
-    <w:lsdException w:name="heading 8" w:uiPriority="9" w:qFormat="1"/>
-    <w:lsdException w:name="heading 9" w:uiPriority="9" w:qFormat="1"/>
-    <w:lsdException w:name="toc 1" w:uiPriority="39"/>
-    <w:lsdException w:name="toc 2" w:uiPriority="39"/>
-    <w:lsdException w:name="toc 3" w:uiPriority="39"/>
-    <w:lsdException w:name="toc 4" w:uiPriority="39"/>
-    <w:lsdException w:name="toc 5" w:uiPriority="39"/>
-    <w:lsdException w:name="toc 6" w:uiPriority="39"/>
-    <w:lsdException w:name="toc 7" w:uiPriority="39"/>
-    <w:lsdException w:name="toc 8" w:uiPriority="39"/>
-    <w:lsdException w:name="toc 9" w:uiPriority="39"/>
-    <w:lsdException w:name="caption" w:uiPriority="35" w:qFormat="1"/>
-    <w:lsdException w:name="Title" w:semiHidden="0" w:uiPriority="10" w:unhideWhenUsed="0" w:qFormat="1"/>
-    <w:lsdException w:name="Default Paragraph Font" w:uiPriority="1"/>
-    <w:lsdException w:name="Subtitle" w:semiHidden="0" w:uiPriority="11" w:unhideWhenUsed="0" w:qFormat="1"/>
-    <w:lsdException w:name="Strong" w:semiHidden="0" w:uiPriority="22" w:unhideWhenUsed="0" w:qFormat="1"/>
-    <w:lsdException w:name="Emphasis" w:semiHidden="0" w:uiPriority="20" w:unhideWhenUsed="0" w:qFormat="1"/>
-    <w:lsdException w:name="Table Grid" w:semiHidden="0" w:uiPriority="59" w:unhideWhenUsed="0"/>
-    <w:lsdException w:name="Placeholder Text" w:unhideWhenUsed="0"/>
-    <w:lsdException w:name="No Spacing" w:semiHidden="0" w:uiPriority="1" w:unhideWhenUsed="0" w:qFormat="1"/>
-    <w:lsdException w:name="Light Shading" w:semiHidden="0" w:uiPriority="60" w:unhideWhenUsed="0"/>
-    <w:lsdException w:name="Light List" w:semiHidden="0" w:uiPriority="61" w:unhideWhenUsed="0"/>
-    <w:lsdException w:name="Light Grid" w:semiHidden="0" w:uiPriority="62" w:unhideWhenUsed="0"/>
-    <w:lsdException w:name="Medium Shading 1" w:semiHidden="0" w:uiPriority="63" w:unhideWhenUsed="0"/>
-    <w:lsdException w:name="Medium Shading 2" w:semiHidden="0" w:uiPriority="64" w:unhideWhenUsed="0"/>
-    <w:lsdException w:name="Medium List 1" w:semiHidden="0" w:uiPriority="65" w:unhideWhenUsed="0"/>
-    <w:lsdException w:name="Medium List 2" w:semiHidden="0" w:uiPriority="66" w:unhideWhenUsed="0"/>
-    <w:lsdException w:name="Medium Grid 1" w:semiHidden="0" w:uiPriority="67" w:unhideWhenUsed="0"/>
-    <w:lsdException w:name="Medium Grid 2" w:semiHidden="0" w:uiPriority="68" w:unhideWhenUsed="0"/>
-    <w:lsdException w:name="Medium Grid 3" w:semiHidden="0" w:uiPriority="69" w:unhideWhenUsed="0"/>
-    <w:lsdException w:name="Dark List" w:semiHidden="0" w:uiPriority="70" w:unhideWhenUsed="0"/>
-    <w:lsdException w:name="Colorful Shading" w:semiHidden="0" w:uiPriority="71" w:unhideWhenUsed="0"/>
-    <w:lsdException w:name="Colorful List" w:semiHidden="0" w:uiPriority="72" w:unhideWhenUsed="0"/>
-    <w:lsdException w:name="Colorful Grid" w:semiHidden="0" w:uiPriority="73" w:unhideWhenUsed="0"/>
-    <w:lsdException w:name="Light Shading Accent 1" w:semiHidden="0" w:uiPriority="60" w:unhideWhenUsed="0"/>
-    <w:lsdException w:name="Light List Accent 1" w:semiHidden="0" w:uiPriority="61" w:unhideWhenUsed="0"/>
-    <w:lsdException w:name="Light Grid Accent 1" w:semiHidden="0" w:uiPriority="62" w:unhideWhenUsed="0"/>
-    <w:lsdException w:name="Medium Shading 1 Accent 1" w:semiHidden="0" w:uiPriority="63" w:unhideWhenUsed="0"/>
-    <w:lsdException w:name="Medium Shading 2 Accent 1" w:semiHidden="0" w:uiPriority="64" w:unhideWhenUsed="0"/>
-    <w:lsdException w:name="Medium List 1 Accent 1" w:semiHidden="0" w:uiPriority="65" w:unhideWhenUsed="0"/>
-    <w:lsdException w:name="Revision" w:unhideWhenUsed="0"/>
-    <w:lsdException w:name="List Paragraph" w:semiHidden="0" w:uiPriority="34" w:unhideWhenUsed="0" w:qFormat="1"/>
-    <w:lsdException w:name="Quote" w:semiHidden="0" w:uiPriority="29" w:unhideWhenUsed="0" w:qFormat="1"/>
-    <w:lsdException w:name="Intense Quote" w:semiHidden="0" w:uiPriority="30" w:unhideWhenUsed="0" w:qFormat="1"/>
-    <w:lsdException w:name="Medium List 2 Accent 1" w:semiHidden="0" w:uiPriority="66" w:unhideWhenUsed="0"/>
-    <w:lsdException w:name="Medium Grid 1 Accent 1" w:semiHidden="0" w:uiPriority="67" w:unhideWhenUsed="0"/>
-    <w:lsdException w:name="Medium Grid 2 Accent 1" w:semiHidden="0" w:uiPriority="68" w:unhideWhenUsed="0"/>
-    <w:lsdException w:name="Medium Grid 3 Accent 1" w:semiHidden="0" w:uiPriority="69" w:unhideWhenUsed="0"/>
-    <w:lsdException w:name="Dark List Accent 1" w:semiHidden="0" w:uiPriority="70" w:unhideWhenUsed="0"/>
-    <w:lsdException w:name="Colorful Shading Accent 1" w:semiHidden="0" w:uiPriority="71" w:unhideWhenUsed="0"/>
-    <w:lsdException w:name="Colorful List Accent 1" w:semiHidden="0" w:uiPriority="72" w:unhideWhenUsed="0"/>
-    <w:lsdException w:name="Colorful Grid Accent 1" w:semiHidden="0" w:uiPriority="73" w:unhideWhenUsed="0"/>
-    <w:lsdException w:name="Light Shading Accent 2" w:semiHidden="0" w:uiPriority="60" w:unhideWhenUsed="0"/>
-    <w:lsdException w:name="Light List Accent 2" w:semiHidden="0" w:uiPriority="61" w:unhideWhenUsed="0"/>
-    <w:lsdException w:name="Light Grid Accent 2" w:semiHidden="0" w:uiPriority="62" w:unhideWhenUsed="0"/>
-    <w:lsdException w:name="Medium Shading 1 Accent 2" w:semiHidden="0" w:uiPriority="63" w:unhideWhenUsed="0"/>
-    <w:lsdException w:name="Medium Shading 2 Accent 2" w:semiHidden="0" w:uiPriority="64" w:unhideWhenUsed="0"/>
-    <w:lsdException w:name="Medium List 1 Accent 2" w:semiHidden="0" w:uiPriority="65" w:unhideWhenUsed="0"/>
-    <w:lsdException w:name="Medium List 2 Accent 2" w:semiHidden="0" w:uiPriority="66" w:unhideWhenUsed="0"/>
-    <w:lsdException w:name="Medium Grid 1 Accent 2" w:semiHidden="0" w:uiPriority="67" w:unhideWhenUsed="0"/>
-    <w:lsdException w:name="Medium Grid 2 Accent 2" w:semiHidden="0" w:uiPriority="68" w:unhideWhenUsed="0"/>
-    <w:lsdException w:name="Medium Grid 3 Accent 2" w:semiHidden="0" w:uiPriority="69" w:unhideWhenUsed="0"/>
-    <w:lsdException w:name="Dark List Accent 2" w:semiHidden="0" w:uiPriority="70" w:unhideWhenUsed="0"/>
-    <w:lsdException w:name="Colorful Shading Accent 2" w:semiHidden="0" w:uiPriority="71" w:unhideWhenUsed="0"/>
-    <w:lsdException w:name="Colorful List Accent 2" w:semiHidden="0" w:uiPriority="72" w:unhideWhenUsed="0"/>
-    <w:lsdException w:name="Colorful Grid Accent 2" w:semiHidden="0" w:uiPriority="73" w:unhideWhenUsed="0"/>
-    <w:lsdException w:name="Light Shading Accent 3" w:semiHidden="0" w:uiPriority="60" w:unhideWhenUsed="0"/>
-    <w:lsdException w:name="Light List Accent 3" w:semiHidden="0" w:uiPriority="61" w:unhideWhenUsed="0"/>
-    <w:lsdException w:name="Light Grid Accent 3" w:semiHidden="0" w:uiPriority="62" w:unhideWhenUsed="0"/>
-    <w:lsdException w:name="Medium Shading 1 Accent 3" w:semiHidden="0" w:uiPriority="63" w:unhideWhenUsed="0"/>
-    <w:lsdException w:name="Medium Shading 2 Accent 3" w:semiHidden="0" w:uiPriority="64" w:unhideWhenUsed="0"/>
-    <w:lsdException w:name="Medium List 1 Accent 3" w:semiHidden="0" w:uiPriority="65" w:unhideWhenUsed="0"/>
-    <w:lsdException w:name="Medium List 2 Accent 3" w:semiHidden="0" w:uiPriority="66" w:unhideWhenUsed="0"/>
-    <w:lsdException w:name="Medium Grid 1 Accent 3" w:semiHidden="0" w:uiPriority="67" w:unhideWhenUsed="0"/>
-    <w:lsdException w:name="Medium Grid 2 Accent 3" w:semiHidden="0" w:uiPriority="68" w:unhideWhenUsed="0"/>
-    <w:lsdException w:name="Medium Grid 3 Accent 3" w:semiHidden="0" w:uiPriority="69" w:unhideWhenUsed="0"/>
-    <w:lsdException w:name="Dark List Accent 3" w:semiHidden="0" w:uiPriority="70" w:unhideWhenUsed="0"/>
-    <w:lsdException w:name="Colorful Shading Accent 3" w:semiHidden="0" w:uiPriority="71" w:unhideWhenUsed="0"/>
-    <w:lsdException w:name="Colorful List Accent 3" w:semiHidden="0" w:uiPriority="72" w:unhideWhenUsed="0"/>
-    <w:lsdException w:name="Colorful Grid Accent 3" w:semiHidden="0" w:uiPriority="73" w:unhideWhenUsed="0"/>
-    <w:lsdException w:name="Light Shading Accent 4" w:semiHidden="0" w:uiPriority="60" w:unhideWhenUsed="0"/>
-    <w:lsdException w:name="Light List Accent 4" w:semiHidden="0" w:uiPriority="61" w:unhideWhenUsed="0"/>
-    <w:lsdException w:name="Light Grid Accent 4" w:semiHidden="0" w:uiPriority="62" w:unhideWhenUsed="0"/>
-    <w:lsdException w:name="Medium Shading 1 Accent 4" w:semiHidden="0" w:uiPriority="63" w:unhideWhenUsed="0"/>
-    <w:lsdException w:name="Medium Shading 2 Accent 4" w:semiHidden="0" w:uiPriority="64" w:unhideWhenUsed="0"/>
-    <w:lsdException w:name="Medium List 1 Accent 4" w:semiHidden="0" w:uiPriority="65" w:unhideWhenUsed="0"/>
-    <w:lsdException w:name="Medium List 2 Accent 4" w:semiHidden="0" w:uiPriority="66" w:unhideWhenUsed="0"/>
-    <w:lsdException w:name="Medium Grid 1 Accent 4" w:semiHidden="0" w:uiPriority="67" w:unhideWhenUsed="0"/>
-    <w:lsdException w:name="Medium Grid 2 Accent 4" w:semiHidden="0" w:uiPriority="68" w:unhideWhenUsed="0"/>
-    <w:lsdException w:name="Medium Grid 3 Accent 4" w:semiHidden="0" w:uiPriority="69" w:unhideWhenUsed="0"/>
-    <w:lsdException w:name="Dark List Accent 4" w:semiHidden="0" w:uiPriority="70" w:unhideWhenUsed="0"/>
-    <w:lsdException w:name="Colorful Shading Accent 4" w:semiHidden="0" w:uiPriority="71" w:unhideWhenUsed="0"/>
-    <w:lsdException w:name="Colorful List Accent 4" w:semiHidden="0" w:uiPriority="72" w:unhideWhenUsed="0"/>
-    <w:lsdException w:name="Colorful Grid Accent 4" w:semiHidden="0" w:uiPriority="73" w:unhideWhenUsed="0"/>
-    <w:lsdException w:name="Light Shading Accent 5" w:semiHidden="0" w:uiPriority="60" w:unhideWhenUsed="0"/>
-    <w:lsdException w:name="Light List Accent 5" w:semiHidden="0" w:uiPriority="61" w:unhideWhenUsed="0"/>
-    <w:lsdException w:name="Light Grid Accent 5" w:semiHidden="0" w:uiPriority="62" w:unhideWhenUsed="0"/>
-    <w:lsdException w:name="Medium Shading 1 Accent 5" w:semiHidden="0" w:uiPriority="63" w:unhideWhenUsed="0"/>
-    <w:lsdException w:name="Medium Shading 2 Accent 5" w:semiHidden="0" w:uiPriority="64" w:unhideWhenUsed="0"/>
-    <w:lsdException w:name="Medium List 1 Accent 5" w:semiHidden="0" w:uiPriority="65" w:unhideWhenUsed="0"/>
-    <w:lsdException w:name="Medium List 2 Accent 5" w:semiHidden="0" w:uiPriority="66" w:unhideWhenUsed="0"/>
-    <w:lsdException w:name="Medium Grid 1 Accent 5" w:semiHidden="0" w:uiPriority="67" w:unhideWhenUsed="0"/>
-    <w:lsdException w:name="Medium Grid 2 Accent 5" w:semiHidden="0" w:uiPriority="68" w:unhideWhenUsed="0"/>
-    <w:lsdException w:name="Medium Grid 3 Accent 5" w:semiHidden="0" w:uiPriority="69" w:unhideWhenUsed="0"/>
-    <w:lsdException w:name="Dark List Accent 5" w:semiHidden="0" w:uiPriority="70" w:unhideWhenUsed="0"/>
-    <w:lsdException w:name="Colorful Shading Accent 5" w:semiHidden="0" w:uiPriority="71" w:unhideWhenUsed="0"/>
-    <w:lsdException w:name="Colorful List Accent 5" w:semiHidden="0" w:uiPriority="72" w:unhideWhenUsed="0"/>
-    <w:lsdException w:name="Colorful Grid Accent 5" w:semiHidden="0" w:uiPriority="73" w:unhideWhenUsed="0"/>
-    <w:lsdException w:name="Light Shading Accent 6" w:semiHidden="0" w:uiPriority="60" w:unhideWhenUsed="0"/>
-    <w:lsdException w:name="Light List Accent 6" w:semiHidden="0" w:uiPriority="61" w:unhideWhenUsed="0"/>
-    <w:lsdException w:name="Light Grid Accent 6" w:semiHidden="0" w:uiPriority="62" w:unhideWhenUsed="0"/>
-    <w:lsdException w:name="Medium Shading 1 Accent 6" w:semiHidden="0" w:uiPriority="63" w:unhideWhenUsed="0"/>
-    <w:lsdException w:name="Medium Shading 2 Accent 6" w:semiHidden="0" w:uiPriority="64" w:unhideWhenUsed="0"/>
-    <w:lsdException w:name="Medium List 1 Accent 6" w:semiHidden="0" w:uiPriority="65" w:unhideWhenUsed="0"/>
-    <w:lsdException w:name="Medium List 2 Accent 6" w:semiHidden="0" w:uiPriority="66" w:unhideWhenUsed="0"/>
-    <w:lsdException w:name="Medium Grid 1 Accent 6" w:semiHidden="0" w:uiPriority="67" w:unhideWhenUsed="0"/>
-    <w:lsdException w:name="Medium Grid 2 Accent 6" w:semiHidden="0" w:uiPriority="68" w:unhideWhenUsed="0"/>
-    <w:lsdException w:name="Medium Grid 3 Accent 6" w:semiHidden="0" w:uiPriority="69" w:unhideWhenUsed="0"/>
-    <w:lsdException w:name="Dark List Accent 6" w:semiHidden="0" w:uiPriority="70" w:unhideWhenUsed="0"/>
-    <w:lsdException w:name="Colorful Shading Accent 6" w:semiHidden="0" w:uiPriority="71" w:unhideWhenUsed="0"/>
-    <w:lsdException w:name="Colorful List Accent 6" w:semiHidden="0" w:uiPriority="72" w:unhideWhenUsed="0"/>
-    <w:lsdException w:name="Colorful Grid Accent 6" w:semiHidden="0" w:uiPriority="73" w:unhideWhenUsed="0"/>
-    <w:lsdException w:name="Subtle Emphasis" w:semiHidden="0" w:uiPriority="19" w:unhideWhenUsed="0" w:qFormat="1"/>
-    <w:lsdException w:name="Intense Emphasis" w:semiHidden="0" w:uiPriority="21" w:unhideWhenUsed="0" w:qFormat="1"/>
-    <w:lsdException w:name="Subtle Reference" w:semiHidden="0" w:uiPriority="31" w:unhideWhenUsed="0" w:qFormat="1"/>
-    <w:lsdException w:name="Intense Reference" w:semiHidden="0" w:uiPriority="32" w:unhideWhenUsed="0" w:qFormat="1"/>
-    <w:lsdException w:name="Book Title" w:semiHidden="0" w:uiPriority="33" w:unhideWhenUsed="0" w:qFormat="1"/>
-    <w:lsdException w:name="Bibliography" w:uiPriority="37"/>
-    <w:lsdException w:name="TOC Heading" w:uiPriority="39" w:qFormat="1"/>
+  <w:latentStyles w:defLockedState="0" w:defUIPriority="99" w:defSemiHidden="0" w:defUnhideWhenUsed="0" w:defQFormat="0" w:count="371">
+    <w:lsdException w:name="Normal" w:uiPriority="0" w:qFormat="1"/>
+    <w:lsdException w:name="heading 1" w:uiPriority="9" w:qFormat="1"/>
+    <w:lsdException w:name="heading 2" w:semiHidden="1" w:uiPriority="9" w:unhideWhenUsed="1" w:qFormat="1"/>
+    <w:lsdException w:name="heading 3" w:semiHidden="1" w:uiPriority="9" w:unhideWhenUsed="1" w:qFormat="1"/>
+    <w:lsdException w:name="heading 4" w:semiHidden="1" w:uiPriority="9" w:unhideWhenUsed="1" w:qFormat="1"/>
+    <w:lsdException w:name="heading 5" w:semiHidden="1" w:uiPriority="9" w:unhideWhenUsed="1" w:qFormat="1"/>
+    <w:lsdException w:name="heading 6" w:semiHidden="1" w:uiPriority="9" w:unhideWhenUsed="1" w:qFormat="1"/>
+    <w:lsdException w:name="heading 7" w:semiHidden="1" w:uiPriority="9" w:unhideWhenUsed="1" w:qFormat="1"/>
+    <w:lsdException w:name="heading 8" w:semiHidden="1" w:uiPriority="9" w:unhideWhenUsed="1" w:qFormat="1"/>
+    <w:lsdException w:name="heading 9" w:semiHidden="1" w:uiPriority="9" w:unhideWhenUsed="1" w:qFormat="1"/>
+    <w:lsdException w:name="index 1" w:semiHidden="1" w:unhideWhenUsed="1"/>
+    <w:lsdException w:name="index 2" w:semiHidden="1" w:unhideWhenUsed="1"/>
+    <w:lsdException w:name="index 3" w:semiHidden="1" w:unhideWhenUsed="1"/>
+    <w:lsdException w:name="index 4" w:semiHidden="1" w:unhideWhenUsed="1"/>
+    <w:lsdException w:name="index 5" w:semiHidden="1" w:unhideWhenUsed="1"/>
+    <w:lsdException w:name="index 6" w:semiHidden="1" w:unhideWhenUsed="1"/>
+    <w:lsdException w:name="index 7" w:semiHidden="1" w:unhideWhenUsed="1"/>
+    <w:lsdException w:name="index 8" w:semiHidden="1" w:unhideWhenUsed="1"/>
+    <w:lsdException w:name="index 9" w:semiHidden="1" w:unhideWhenUsed="1"/>
+    <w:lsdException w:name="toc 1" w:semiHidden="1" w:uiPriority="39" w:unhideWhenUsed="1"/>
+    <w:lsdException w:name="toc 2" w:semiHidden="1" w:uiPriority="39" w:unhideWhenUsed="1"/>
+    <w:lsdException w:name="toc 3" w:semiHidden="1" w:uiPriority="39" w:unhideWhenUsed="1"/>
+    <w:lsdException w:name="toc 4" w:semiHidden="1" w:uiPriority="39" w:unhideWhenUsed="1"/>
+    <w:lsdException w:name="toc 5" w:semiHidden="1" w:uiPriority="39" w:unhideWhenUsed="1"/>
+    <w:lsdException w:name="toc 6" w:semiHidden="1" w:uiPriority="39" w:unhideWhenUsed="1"/>
+    <w:lsdException w:name="toc 7" w:semiHidden="1" w:uiPriority="39" w:unhideWhenUsed="1"/>
+    <w:lsdException w:name="toc 8" w:semiHidden="1" w:uiPriority="39" w:unhideWhenUsed="1"/>
+    <w:lsdException w:name="toc 9" w:semiHidden="1" w:uiPriority="39" w:unhideWhenUsed="1"/>
+    <w:lsdException w:name="Normal Indent" w:semiHidden="1" w:unhideWhenUsed="1"/>
+    <w:lsdException w:name="footnote text" w:semiHidden="1" w:unhideWhenUsed="1"/>
+    <w:lsdException w:name="annotation text" w:semiHidden="1" w:unhideWhenUsed="1"/>
+    <w:lsdException w:name="header" w:semiHidden="1" w:unhideWhenUsed="1"/>
+    <w:lsdException w:name="footer" w:semiHidden="1" w:unhideWhenUsed="1"/>
+    <w:lsdException w:name="index heading" w:semiHidden="1" w:unhideWhenUsed="1"/>
+    <w:lsdException w:name="caption" w:semiHidden="1" w:uiPriority="35" w:unhideWhenUsed="1" w:qFormat="1"/>
+    <w:lsdException w:name="table of figures" w:semiHidden="1" w:unhideWhenUsed="1"/>
+    <w:lsdException w:name="envelope address" w:semiHidden="1" w:unhideWhenUsed="1"/>
+    <w:lsdException w:name="envelope return" w:semiHidden="1" w:unhideWhenUsed="1"/>
+    <w:lsdException w:name="footnote reference" w:semiHidden="1" w:unhideWhenUsed="1"/>
+    <w:lsdException w:name="annotation reference" w:semiHidden="1" w:unhideWhenUsed="1"/>
+    <w:lsdException w:name="line number" w:semiHidden="1" w:unhideWhenUsed="1"/>
+    <w:lsdException w:name="page number" w:semiHidden="1" w:unhideWhenUsed="1"/>
+    <w:lsdException w:name="endnote reference" w:semiHidden="1" w:unhideWhenUsed="1"/>
+    <w:lsdException w:name="endnote text" w:semiHidden="1" w:unhideWhenUsed="1"/>
+    <w:lsdException w:name="table of authorities" w:semiHidden="1" w:unhideWhenUsed="1"/>
+    <w:lsdException w:name="macro" w:semiHidden="1" w:unhideWhenUsed="1"/>
+    <w:lsdException w:name="toa heading" w:semiHidden="1" w:unhideWhenUsed="1"/>
+    <w:lsdException w:name="List" w:semiHidden="1" w:unhideWhenUsed="1"/>
+    <w:lsdException w:name="List Bullet" w:semiHidden="1" w:unhideWhenUsed="1"/>
+    <w:lsdException w:name="List Number" w:semiHidden="1" w:unhideWhenUsed="1"/>
+    <w:lsdException w:name="List 2" w:semiHidden="1" w:unhideWhenUsed="1"/>
+    <w:lsdException w:name="List 3" w:semiHidden="1" w:unhideWhenUsed="1"/>
+    <w:lsdException w:name="List 4" w:semiHidden="1" w:unhideWhenUsed="1"/>
+    <w:lsdException w:name="List 5" w:semiHidden="1" w:unhideWhenUsed="1"/>
+    <w:lsdException w:name="List Bullet 2" w:semiHidden="1" w:unhideWhenUsed="1"/>
+    <w:lsdException w:name="List Bullet 3" w:semiHidden="1" w:unhideWhenUsed="1"/>
+    <w:lsdException w:name="List Bullet 4" w:semiHidden="1" w:unhideWhenUsed="1"/>
+    <w:lsdException w:name="List Bullet 5" w:semiHidden="1" w:unhideWhenUsed="1"/>
+    <w:lsdException w:name="List Number 2" w:semiHidden="1" w:unhideWhenUsed="1"/>
+    <w:lsdException w:name="List Number 3" w:semiHidden="1" w:unhideWhenUsed="1"/>
+    <w:lsdException w:name="List Number 4" w:semiHidden="1" w:unhideWhenUsed="1"/>
+    <w:lsdException w:name="List Number 5" w:semiHidden="1" w:unhideWhenUsed="1"/>
+    <w:lsdException w:name="Title" w:uiPriority="10" w:qFormat="1"/>
+    <w:lsdException w:name="Closing" w:semiHidden="1" w:unhideWhenUsed="1"/>
+    <w:lsdException w:name="Signature" w:semiHidden="1" w:unhideWhenUsed="1"/>
+    <w:lsdException w:name="Default Paragraph Font" w:semiHidden="1" w:uiPriority="1" w:unhideWhenUsed="1"/>
+    <w:lsdException w:name="Body Text" w:semiHidden="1" w:unhideWhenUsed="1"/>
+    <w:lsdException w:name="Body Text Indent" w:semiHidden="1" w:unhideWhenUsed="1"/>
+    <w:lsdException w:name="List Continue" w:semiHidden="1" w:unhideWhenUsed="1"/>
+    <w:lsdException w:name="List Continue 2" w:semiHidden="1" w:unhideWhenUsed="1"/>
+    <w:lsdException w:name="List Continue 3" w:semiHidden="1" w:unhideWhenUsed="1"/>
+    <w:lsdException w:name="List Continue 4" w:semiHidden="1" w:unhideWhenUsed="1"/>
+    <w:lsdException w:name="List Continue 5" w:semiHidden="1" w:unhideWhenUsed="1"/>
+    <w:lsdException w:name="Message Header" w:semiHidden="1" w:unhideWhenUsed="1"/>
+    <w:lsdException w:name="Subtitle" w:uiPriority="11" w:qFormat="1"/>
+    <w:lsdException w:name="Salutation" w:semiHidden="1" w:unhideWhenUsed="1"/>
+    <w:lsdException w:name="Date" w:semiHidden="1" w:unhideWhenUsed="1"/>
+    <w:lsdException w:name="Body Text First Indent" w:semiHidden="1" w:unhideWhenUsed="1"/>
+    <w:lsdException w:name="Body Text First Indent 2" w:semiHidden="1" w:unhideWhenUsed="1"/>
+    <w:lsdException w:name="Note Heading" w:semiHidden="1" w:unhideWhenUsed="1"/>
+    <w:lsdException w:name="Body Text 2" w:semiHidden="1" w:unhideWhenUsed="1"/>
+    <w:lsdException w:name="Body Text 3" w:semiHidden="1" w:unhideWhenUsed="1"/>
+    <w:lsdException w:name="Body Text Indent 2" w:semiHidden="1" w:unhideWhenUsed="1"/>
+    <w:lsdException w:name="Body Text Indent 3" w:semiHidden="1" w:unhideWhenUsed="1"/>
+    <w:lsdException w:name="Block Text" w:semiHidden="1" w:unhideWhenUsed="1"/>
+    <w:lsdException w:name="Hyperlink" w:semiHidden="1" w:unhideWhenUsed="1"/>
+    <w:lsdException w:name="FollowedHyperlink" w:semiHidden="1" w:unhideWhenUsed="1"/>
+    <w:lsdException w:name="Strong" w:uiPriority="22" w:qFormat="1"/>
+    <w:lsdException w:name="Emphasis" w:uiPriority="20" w:qFormat="1"/>
+    <w:lsdException w:name="Document Map" w:semiHidden="1" w:unhideWhenUsed="1"/>
+    <w:lsdException w:name="Plain Text" w:semiHidden="1" w:unhideWhenUsed="1"/>
+    <w:lsdException w:name="E-mail Signature" w:semiHidden="1" w:unhideWhenUsed="1"/>
+    <w:lsdException w:name="HTML Top of Form" w:semiHidden="1" w:unhideWhenUsed="1"/>
+    <w:lsdException w:name="HTML Bottom of Form" w:semiHidden="1" w:unhideWhenUsed="1"/>
+    <w:lsdException w:name="Normal (Web)" w:semiHidden="1" w:unhideWhenUsed="1"/>
+    <w:lsdException w:name="HTML Acronym" w:semiHidden="1" w:unhideWhenUsed="1"/>
+    <w:lsdException w:name="HTML Address" w:semiHidden="1" w:unhideWhenUsed="1"/>
+    <w:lsdException w:name="HTML Cite" w:semiHidden="1" w:unhideWhenUsed="1"/>
+    <w:lsdException w:name="HTML Code" w:semiHidden="1" w:unhideWhenUsed="1"/>
+    <w:lsdException w:name="HTML Definition" w:semiHidden="1" w:unhideWhenUsed="1"/>
+    <w:lsdException w:name="HTML Keyboard" w:semiHidden="1" w:unhideWhenUsed="1"/>
+    <w:lsdException w:name="HTML Preformatted" w:semiHidden="1" w:unhideWhenUsed="1"/>
+    <w:lsdException w:name="HTML Sample" w:semiHidden="1" w:unhideWhenUsed="1"/>
+    <w:lsdException w:name="HTML Typewriter" w:semiHidden="1" w:unhideWhenUsed="1"/>
+    <w:lsdException w:name="HTML Variable" w:semiHidden="1" w:unhideWhenUsed="1"/>
+    <w:lsdException w:name="Normal Table" w:semiHidden="1" w:unhideWhenUsed="1"/>
+    <w:lsdException w:name="annotation subject" w:semiHidden="1" w:unhideWhenUsed="1"/>
+    <w:lsdException w:name="No List" w:semiHidden="1" w:unhideWhenUsed="1"/>
+    <w:lsdException w:name="Outline List 1" w:semiHidden="1" w:unhideWhenUsed="1"/>
+    <w:lsdException w:name="Outline List 2" w:semiHidden="1" w:unhideWhenUsed="1"/>
+    <w:lsdException w:name="Outline List 3" w:semiHidden="1" w:unhideWhenUsed="1"/>
+    <w:lsdException w:name="Table Simple 1" w:semiHidden="1" w:unhideWhenUsed="1"/>
+    <w:lsdException w:name="Table Simple 2" w:semiHidden="1" w:unhideWhenUsed="1"/>
+    <w:lsdException w:name="Table Simple 3" w:semiHidden="1" w:unhideWhenUsed="1"/>
+    <w:lsdException w:name="Table Classic 1" w:semiHidden="1" w:unhideWhenUsed="1"/>
+    <w:lsdException w:name="Table Classic 2" w:semiHidden="1" w:unhideWhenUsed="1"/>
+    <w:lsdException w:name="Table Classic 3" w:semiHidden="1" w:unhideWhenUsed="1"/>
+    <w:lsdException w:name="Table Classic 4" w:semiHidden="1" w:unhideWhenUsed="1"/>
+    <w:lsdException w:name="Table Colorful 1" w:semiHidden="1" w:unhideWhenUsed="1"/>
+    <w:lsdException w:name="Table Colorful 2" w:semiHidden="1" w:unhideWhenUsed="1"/>
+    <w:lsdException w:name="Table Colorful 3" w:semiHidden="1" w:unhideWhenUsed="1"/>
+    <w:lsdException w:name="Table Columns 1" w:semiHidden="1" w:unhideWhenUsed="1"/>
+    <w:lsdException w:name="Table Columns 2" w:semiHidden="1" w:unhideWhenUsed="1"/>
+    <w:lsdException w:name="Table Columns 3" w:semiHidden="1" w:unhideWhenUsed="1"/>
+    <w:lsdException w:name="Table Columns 4" w:semiHidden="1" w:unhideWhenUsed="1"/>
+    <w:lsdException w:name="Table Columns 5" w:semiHidden="1" w:unhideWhenUsed="1"/>
+    <w:lsdException w:name="Table Grid 1" w:semiHidden="1" w:unhideWhenUsed="1"/>
+    <w:lsdException w:name="Table Grid 2" w:semiHidden="1" w:unhideWhenUsed="1"/>
+    <w:lsdException w:name="Table Grid 3" w:semiHidden="1" w:unhideWhenUsed="1"/>
+    <w:lsdException w:name="Table Grid 4" w:semiHidden="1" w:unhideWhenUsed="1"/>
+    <w:lsdException w:name="Table Grid 5" w:semiHidden="1" w:unhideWhenUsed="1"/>
+    <w:lsdException w:name="Table Grid 6" w:semiHidden="1" w:unhideWhenUsed="1"/>
+    <w:lsdException w:name="Table Grid 7" w:semiHidden="1" w:unhideWhenUsed="1"/>
+    <w:lsdException w:name="Table Grid 8" w:semiHidden="1" w:unhideWhenUsed="1"/>
+    <w:lsdException w:name="Table List 1" w:semiHidden="1" w:unhideWhenUsed="1"/>
+    <w:lsdException w:name="Table List 2" w:semiHidden="1" w:unhideWhenUsed="1"/>
+    <w:lsdException w:name="Table List 3" w:semiHidden="1" w:unhideWhenUsed="1"/>
+    <w:lsdException w:name="Table List 4" w:semiHidden="1" w:unhideWhenUsed="1"/>
+    <w:lsdException w:name="Table List 5" w:semiHidden="1" w:unhideWhenUsed="1"/>
+    <w:lsdException w:name="Table List 6" w:semiHidden="1" w:unhideWhenUsed="1"/>
+    <w:lsdException w:name="Table List 7" w:semiHidden="1" w:unhideWhenUsed="1"/>
+    <w:lsdException w:name="Table List 8" w:semiHidden="1" w:unhideWhenUsed="1"/>
+    <w:lsdException w:name="Table 3D effects 1" w:semiHidden="1" w:unhideWhenUsed="1"/>
+    <w:lsdException w:name="Table 3D effects 2" w:semiHidden="1" w:unhideWhenUsed="1"/>
+    <w:lsdException w:name="Table 3D effects 3" w:semiHidden="1" w:unhideWhenUsed="1"/>
+    <w:lsdException w:name="Table Contemporary" w:semiHidden="1" w:unhideWhenUsed="1"/>
+    <w:lsdException w:name="Table Elegant" w:semiHidden="1" w:unhideWhenUsed="1"/>
+    <w:lsdException w:name="Table Professional" w:semiHidden="1" w:unhideWhenUsed="1"/>
+    <w:lsdException w:name="Table Subtle 1" w:semiHidden="1" w:unhideWhenUsed="1"/>
+    <w:lsdException w:name="Table Subtle 2" w:semiHidden="1" w:unhideWhenUsed="1"/>
+    <w:lsdException w:name="Table Web 1" w:semiHidden="1" w:unhideWhenUsed="1"/>
+    <w:lsdException w:name="Table Web 2" w:semiHidden="1" w:unhideWhenUsed="1"/>
+    <w:lsdException w:name="Table Web 3" w:semiHidden="1" w:unhideWhenUsed="1"/>
+    <w:lsdException w:name="Balloon Text" w:semiHidden="1" w:unhideWhenUsed="1"/>
+    <w:lsdException w:name="Table Grid" w:uiPriority="59"/>
+    <w:lsdException w:name="Table Theme" w:semiHidden="1" w:unhideWhenUsed="1"/>
+    <w:lsdException w:name="Placeholder Text" w:semiHidden="1"/>
+    <w:lsdException w:name="No Spacing" w:uiPriority="1" w:qFormat="1"/>
+    <w:lsdException w:name="Light Shading" w:uiPriority="60"/>
+    <w:lsdException w:name="Light List" w:uiPriority="61"/>
+    <w:lsdException w:name="Light Grid" w:uiPriority="62"/>
+    <w:lsdException w:name="Medium Shading 1" w:uiPriority="63"/>
+    <w:lsdException w:name="Medium Shading 2" w:uiPriority="64"/>
+    <w:lsdException w:name="Medium List 1" w:uiPriority="65"/>
+    <w:lsdException w:name="Medium List 2" w:uiPriority="66"/>
+    <w:lsdException w:name="Medium Grid 1" w:uiPriority="67"/>
+    <w:lsdException w:name="Medium Grid 2" w:uiPriority="68"/>
+    <w:lsdException w:name="Medium Grid 3" w:uiPriority="69"/>
+    <w:lsdException w:name="Dark List" w:uiPriority="70"/>
+    <w:lsdException w:name="Colorful Shading" w:uiPriority="71"/>
+    <w:lsdException w:name="Colorful List" w:uiPriority="72"/>
+    <w:lsdException w:name="Colorful Grid" w:uiPriority="73"/>
+    <w:lsdException w:name="Light Shading Accent 1" w:uiPriority="60"/>
+    <w:lsdException w:name="Light List Accent 1" w:uiPriority="61"/>
+    <w:lsdException w:name="Light Grid Accent 1" w:uiPriority="62"/>
+    <w:lsdException w:name="Medium Shading 1 Accent 1" w:uiPriority="63"/>
+    <w:lsdException w:name="Medium Shading 2 Accent 1" w:uiPriority="64"/>
+    <w:lsdException w:name="Medium List 1 Accent 1" w:uiPriority="65"/>
+    <w:lsdException w:name="Revision" w:semiHidden="1"/>
+    <w:lsdException w:name="List Paragraph" w:uiPriority="34" w:qFormat="1"/>
+    <w:lsdException w:name="Quote" w:uiPriority="29" w:qFormat="1"/>
+    <w:lsdException w:name="Intense Quote" w:uiPriority="30" w:qFormat="1"/>
+    <w:lsdException w:name="Medium List 2 Accent 1" w:uiPriority="66"/>
+    <w:lsdException w:name="Medium Grid 1 Accent 1" w:uiPriority="67"/>
+    <w:lsdException w:name="Medium Grid 2 Accent 1" w:uiPriority="68"/>
+    <w:lsdException w:name="Medium Grid 3 Accent 1" w:uiPriority="69"/>
+    <w:lsdException w:name="Dark List Accent 1" w:uiPriority="70"/>
+    <w:lsdException w:name="Colorful Shading Accent 1" w:uiPriority="71"/>
+    <w:lsdException w:name="Colorful List Accent 1" w:uiPriority="72"/>
+    <w:lsdException w:name="Colorful Grid Accent 1" w:uiPriority="73"/>
+    <w:lsdException w:name="Light Shading Accent 2" w:uiPriority="60"/>
+    <w:lsdException w:name="Light List Accent 2" w:uiPriority="61"/>
+    <w:lsdException w:name="Light Grid Accent 2" w:uiPriority="62"/>
+    <w:lsdException w:name="Medium Shading 1 Accent 2" w:uiPriority="63"/>
+    <w:lsdException w:name="Medium Shading 2 Accent 2" w:uiPriority="64"/>
+    <w:lsdException w:name="Medium List 1 Accent 2" w:uiPriority="65"/>
+    <w:lsdException w:name="Medium List 2 Accent 2" w:uiPriority="66"/>
+    <w:lsdException w:name="Medium Grid 1 Accent 2" w:uiPriority="67"/>
+    <w:lsdException w:name="Medium Grid 2 Accent 2" w:uiPriority="68"/>
+    <w:lsdException w:name="Medium Grid 3 Accent 2" w:uiPriority="69"/>
+    <w:lsdException w:name="Dark List Accent 2" w:uiPriority="70"/>
+    <w:lsdException w:name="Colorful Shading Accent 2" w:uiPriority="71"/>
+    <w:lsdException w:name="Colorful List Accent 2" w:uiPriority="72"/>
+    <w:lsdException w:name="Colorful Grid Accent 2" w:uiPriority="73"/>
+    <w:lsdException w:name="Light Shading Accent 3" w:uiPriority="60"/>
+    <w:lsdException w:name="Light List Accent 3" w:uiPriority="61"/>
+    <w:lsdException w:name="Light Grid Accent 3" w:uiPriority="62"/>
+    <w:lsdException w:name="Medium Shading 1 Accent 3" w:uiPriority="63"/>
+    <w:lsdException w:name="Medium Shading 2 Accent 3" w:uiPriority="64"/>
+    <w:lsdException w:name="Medium List 1 Accent 3" w:uiPriority="65"/>
+    <w:lsdException w:name="Medium List 2 Accent 3" w:uiPriority="66"/>
+    <w:lsdException w:name="Medium Grid 1 Accent 3" w:uiPriority="67"/>
+    <w:lsdException w:name="Medium Grid 2 Accent 3" w:uiPriority="68"/>
+    <w:lsdException w:name="Medium Grid 3 Accent 3" w:uiPriority="69"/>
+    <w:lsdException w:name="Dark List Accent 3" w:uiPriority="70"/>
+    <w:lsdException w:name="Colorful Shading Accent 3" w:uiPriority="71"/>
+    <w:lsdException w:name="Colorful List Accent 3" w:uiPriority="72"/>
+    <w:lsdException w:name="Colorful Grid Accent 3" w:uiPriority="73"/>
+    <w:lsdException w:name="Light Shading Accent 4" w:uiPriority="60"/>
+    <w:lsdException w:name="Light List Accent 4" w:uiPriority="61"/>
+    <w:lsdException w:name="Light Grid Accent 4" w:uiPriority="62"/>
+    <w:lsdException w:name="Medium Shading 1 Accent 4" w:uiPriority="63"/>
+    <w:lsdException w:name="Medium Shading 2 Accent 4" w:uiPriority="64"/>
+    <w:lsdException w:name="Medium List 1 Accent 4" w:uiPriority="65"/>
+    <w:lsdException w:name="Medium List 2 Accent 4" w:uiPriority="66"/>
+    <w:lsdException w:name="Medium Grid 1 Accent 4" w:uiPriority="67"/>
+    <w:lsdException w:name="Medium Grid 2 Accent 4" w:uiPriority="68"/>
+    <w:lsdException w:name="Medium Grid 3 Accent 4" w:uiPriority="69"/>
+    <w:lsdException w:name="Dark List Accent 4" w:uiPriority="70"/>
+    <w:lsdException w:name="Colorful Shading Accent 4" w:uiPriority="71"/>
+    <w:lsdException w:name="Colorful List Accent 4" w:uiPriority="72"/>
+    <w:lsdException w:name="Colorful Grid Accent 4" w:uiPriority="73"/>
+    <w:lsdException w:name="Light Shading Accent 5" w:uiPriority="60"/>
+    <w:lsdException w:name="Light List Accent 5" w:uiPriority="61"/>
+    <w:lsdException w:name="Light Grid Accent 5" w:uiPriority="62"/>
+    <w:lsdException w:name="Medium Shading 1 Accent 5" w:uiPriority="63"/>
+    <w:lsdException w:name="Medium Shading 2 Accent 5" w:uiPriority="64"/>
+    <w:lsdException w:name="Medium List 1 Accent 5" w:uiPriority="65"/>
+    <w:lsdException w:name="Medium List 2 Accent 5" w:uiPriority="66"/>
+    <w:lsdException w:name="Medium Grid 1 Accent 5" w:uiPriority="67"/>
+    <w:lsdException w:name="Medium Grid 2 Accent 5" w:uiPriority="68"/>
+    <w:lsdException w:name="Medium Grid 3 Accent 5" w:uiPriority="69"/>
+    <w:lsdException w:name="Dark List Accent 5" w:uiPriority="70"/>
+    <w:lsdException w:name="Colorful Shading Accent 5" w:uiPriority="71"/>
+    <w:lsdException w:name="Colorful List Accent 5" w:uiPriority="72"/>
+    <w:lsdException w:name="Colorful Grid Accent 5" w:uiPriority="73"/>
+    <w:lsdException w:name="Light Shading Accent 6" w:uiPriority="60"/>
+    <w:lsdException w:name="Light List Accent 6" w:uiPriority="61"/>
+    <w:lsdException w:name="Light Grid Accent 6" w:uiPriority="62"/>
+    <w:lsdException w:name="Medium Shading 1 Accent 6" w:uiPriority="63"/>
+    <w:lsdException w:name="Medium Shading 2 Accent 6" w:uiPriority="64"/>
+    <w:lsdException w:name="Medium List 1 Accent 6" w:uiPriority="65"/>
+    <w:lsdException w:name="Medium List 2 Accent 6" w:uiPriority="66"/>
+    <w:lsdException w:name="Medium Grid 1 Accent 6" w:uiPriority="67"/>
+    <w:lsdException w:name="Medium Grid 2 Accent 6" w:uiPriority="68"/>
+    <w:lsdException w:name="Medium Grid 3 Accent 6" w:uiPriority="69"/>
+    <w:lsdException w:name="Dark List Accent 6" w:uiPriority="70"/>
+    <w:lsdException w:name="Colorful Shading Accent 6" w:uiPriority="71"/>
+    <w:lsdException w:name="Colorful List Accent 6" w:uiPriority="72"/>
+    <w:lsdException w:name="Colorful Grid Accent 6" w:uiPriority="73"/>
+    <w:lsdException w:name="Subtle Emphasis" w:uiPriority="19" w:qFormat="1"/>
+    <w:lsdException w:name="Intense Emphasis" w:uiPriority="21" w:qFormat="1"/>
+    <w:lsdException w:name="Subtle Reference" w:uiPriority="31" w:qFormat="1"/>
+    <w:lsdException w:name="Intense Reference" w:uiPriority="32" w:qFormat="1"/>
+    <w:lsdException w:name="Book Title" w:uiPriority="33" w:qFormat="1"/>
+    <w:lsdException w:name="Bibliography" w:semiHidden="1" w:uiPriority="37" w:unhideWhenUsed="1"/>
+    <w:lsdException w:name="TOC Heading" w:semiHidden="1" w:uiPriority="39" w:unhideWhenUsed="1" w:qFormat="1"/>
+    <w:lsdException w:name="Plain Table 1" w:uiPriority="41"/>
+    <w:lsdException w:name="Plain Table 2" w:uiPriority="42"/>
+    <w:lsdException w:name="Plain Table 3" w:uiPriority="43"/>
+    <w:lsdException w:name="Plain Table 4" w:uiPriority="44"/>
+    <w:lsdException w:name="Plain Table 5" w:uiPriority="45"/>
+    <w:lsdException w:name="Grid Table Light" w:uiPriority="40"/>
+    <w:lsdException w:name="Grid Table 1 Light" w:uiPriority="46"/>
+    <w:lsdException w:name="Grid Table 2" w:uiPriority="47"/>
+    <w:lsdException w:name="Grid Table 3" w:uiPriority="48"/>
+    <w:lsdException w:name="Grid Table 4" w:uiPriority="49"/>
+    <w:lsdException w:name="Grid Table 5 Dark" w:uiPriority="50"/>
+    <w:lsdException w:name="Grid Table 6 Colorful" w:uiPriority="51"/>
+    <w:lsdException w:name="Grid Table 7 Colorful" w:uiPriority="52"/>
+    <w:lsdException w:name="Grid Table 1 Light Accent 1" w:uiPriority="46"/>
+    <w:lsdException w:name="Grid Table 2 Accent 1" w:uiPriority="47"/>
+    <w:lsdException w:name="Grid Table 3 Accent 1" w:uiPriority="48"/>
+    <w:lsdException w:name="Grid Table 4 Accent 1" w:uiPriority="49"/>
+    <w:lsdException w:name="Grid Table 5 Dark Accent 1" w:uiPriority="50"/>
+    <w:lsdException w:name="Grid Table 6 Colorful Accent 1" w:uiPriority="51"/>
+    <w:lsdException w:name="Grid Table 7 Colorful Accent 1" w:uiPriority="52"/>
+    <w:lsdException w:name="Grid Table 1 Light Accent 2" w:uiPriority="46"/>
+    <w:lsdException w:name="Grid Table 2 Accent 2" w:uiPriority="47"/>
+    <w:lsdException w:name="Grid Table 3 Accent 2" w:uiPriority="48"/>
+    <w:lsdException w:name="Grid Table 4 Accent 2" w:uiPriority="49"/>
+    <w:lsdException w:name="Grid Table 5 Dark Accent 2" w:uiPriority="50"/>
+    <w:lsdException w:name="Grid Table 6 Colorful Accent 2" w:uiPriority="51"/>
+    <w:lsdException w:name="Grid Table 7 Colorful Accent 2" w:uiPriority="52"/>
+    <w:lsdException w:name="Grid Table 1 Light Accent 3" w:uiPriority="46"/>
+    <w:lsdException w:name="Grid Table 2 Accent 3" w:uiPriority="47"/>
+    <w:lsdException w:name="Grid Table 3 Accent 3" w:uiPriority="48"/>
+    <w:lsdException w:name="Grid Table 4 Accent 3" w:uiPriority="49"/>
+    <w:lsdException w:name="Grid Table 5 Dark Accent 3" w:uiPriority="50"/>
+    <w:lsdException w:name="Grid Table 6 Colorful Accent 3" w:uiPriority="51"/>
+    <w:lsdException w:name="Grid Table 7 Colorful Accent 3" w:uiPriority="52"/>
+    <w:lsdException w:name="Grid Table 1 Light Accent 4" w:uiPriority="46"/>
+    <w:lsdException w:name="Grid Table 2 Accent 4" w:uiPriority="47"/>
+    <w:lsdException w:name="Grid Table 3 Accent 4" w:uiPriority="48"/>
+    <w:lsdException w:name="Grid Table 4 Accent 4" w:uiPriority="49"/>
+    <w:lsdException w:name="Grid Table 5 Dark Accent 4" w:uiPriority="50"/>
+    <w:lsdException w:name="Grid Table 6 Colorful Accent 4" w:uiPriority="51"/>
+    <w:lsdException w:name="Grid Table 7 Colorful Accent 4" w:uiPriority="52"/>
+    <w:lsdException w:name="Grid Table 1 Light Accent 5" w:uiPriority="46"/>
+    <w:lsdException w:name="Grid Table 2 Accent 5" w:uiPriority="47"/>
+    <w:lsdException w:name="Grid Table 3 Accent 5" w:uiPriority="48"/>
+    <w:lsdException w:name="Grid Table 4 Accent 5" w:uiPriority="49"/>
+    <w:lsdException w:name="Grid Table 5 Dark Accent 5" w:uiPriority="50"/>
+    <w:lsdException w:name="Grid Table 6 Colorful Accent 5" w:uiPriority="51"/>
+    <w:lsdException w:name="Grid Table 7 Colorful Accent 5" w:uiPriority="52"/>
+    <w:lsdException w:name="Grid Table 1 Light Accent 6" w:uiPriority="46"/>
+    <w:lsdException w:name="Grid Table 2 Accent 6" w:uiPriority="47"/>
+    <w:lsdException w:name="Grid Table 3 Accent 6" w:uiPriority="48"/>
+    <w:lsdException w:name="Grid Table 4 Accent 6" w:uiPriority="49"/>
+    <w:lsdException w:name="Grid Table 5 Dark Accent 6" w:uiPriority="50"/>
+    <w:lsdException w:name="Grid Table 6 Colorful Accent 6" w:uiPriority="51"/>
+    <w:lsdException w:name="Grid Table 7 Colorful Accent 6" w:uiPriority="52"/>
+    <w:lsdException w:name="List Table 1 Light" w:uiPriority="46"/>
+    <w:lsdException w:name="List Table 2" w:uiPriority="47"/>
+    <w:lsdException w:name="List Table 3" w:uiPriority="48"/>
+    <w:lsdException w:name="List Table 4" w:uiPriority="49"/>
+    <w:lsdException w:name="List Table 5 Dark" w:uiPriority="50"/>
+    <w:lsdException w:name="List Table 6 Colorful" w:uiPriority="51"/>
+    <w:lsdException w:name="List Table 7 Colorful" w:uiPriority="52"/>
+    <w:lsdException w:name="List Table 1 Light Accent 1" w:uiPriority="46"/>
+    <w:lsdException w:name="List Table 2 Accent 1" w:uiPriority="47"/>
+    <w:lsdException w:name="List Table 3 Accent 1" w:uiPriority="48"/>
+    <w:lsdException w:name="List Table 4 Accent 1" w:uiPriority="49"/>
+    <w:lsdException w:name="List Table 5 Dark Accent 1" w:uiPriority="50"/>
+    <w:lsdException w:name="List Table 6 Colorful Accent 1" w:uiPriority="51"/>
+    <w:lsdException w:name="List Table 7 Colorful Accent 1" w:uiPriority="52"/>
+    <w:lsdException w:name="List Table 1 Light Accent 2" w:uiPriority="46"/>
+    <w:lsdException w:name="List Table 2 Accent 2" w:uiPriority="47"/>
+    <w:lsdException w:name="List Table 3 Accent 2" w:uiPriority="48"/>
+    <w:lsdException w:name="List Table 4 Accent 2" w:uiPriority="49"/>
+    <w:lsdException w:name="List Table 5 Dark Accent 2" w:uiPriority="50"/>
+    <w:lsdException w:name="List Table 6 Colorful Accent 2" w:uiPriority="51"/>
+    <w:lsdException w:name="List Table 7 Colorful Accent 2" w:uiPriority="52"/>
+    <w:lsdException w:name="List Table 1 Light Accent 3" w:uiPriority="46"/>
+    <w:lsdException w:name="List Table 2 Accent 3" w:uiPriority="47"/>
+    <w:lsdException w:name="List Table 3 Accent 3" w:uiPriority="48"/>
+    <w:lsdException w:name="List Table 4 Accent 3" w:uiPriority="49"/>
+    <w:lsdException w:name="List Table 5 Dark Accent 3" w:uiPriority="50"/>
+    <w:lsdException w:name="List Table 6 Colorful Accent 3" w:uiPriority="51"/>
+    <w:lsdException w:name="List Table 7 Colorful Accent 3" w:uiPriority="52"/>
+    <w:lsdException w:name="List Table 1 Light Accent 4" w:uiPriority="46"/>
+    <w:lsdException w:name="List Table 2 Accent 4" w:uiPriority="47"/>
+    <w:lsdException w:name="List Table 3 Accent 4" w:uiPriority="48"/>
+    <w:lsdException w:name="List Table 4 Accent 4" w:uiPriority="49"/>
+    <w:lsdException w:name="List Table 5 Dark Accent 4" w:uiPriority="50"/>
+    <w:lsdException w:name="List Table 6 Colorful Accent 4" w:uiPriority="51"/>
+    <w:lsdException w:name="List Table 7 Colorful Accent 4" w:uiPriority="52"/>
+    <w:lsdException w:name="List Table 1 Light Accent 5" w:uiPriority="46"/>
+    <w:lsdException w:name="List Table 2 Accent 5" w:uiPriority="47"/>
+    <w:lsdException w:name="List Table 3 Accent 5" w:uiPriority="48"/>
+    <w:lsdException w:name="List Table 4 Accent 5" w:uiPriority="49"/>
+    <w:lsdException w:name="List Table 5 Dark Accent 5" w:uiPriority="50"/>
+    <w:lsdException w:name="List Table 6 Colorful Accent 5" w:uiPriority="51"/>
+    <w:lsdException w:name="List Table 7 Colorful Accent 5" w:uiPriority="52"/>
+    <w:lsdException w:name="List Table 1 Light Accent 6" w:uiPriority="46"/>
+    <w:lsdException w:name="List Table 2 Accent 6" w:uiPriority="47"/>
+    <w:lsdException w:name="List Table 3 Accent 6" w:uiPriority="48"/>
+    <w:lsdException w:name="List Table 4 Accent 6" w:uiPriority="49"/>
+    <w:lsdException w:name="List Table 5 Dark Accent 6" w:uiPriority="50"/>
+    <w:lsdException w:name="List Table 6 Colorful Accent 6" w:uiPriority="51"/>
+    <w:lsdException w:name="List Table 7 Colorful Accent 6" w:uiPriority="52"/>
   </w:latentStyles>
   <w:style w:type="paragraph" w:default="1" w:styleId="Normal">
     <w:name w:val="Normal"/>
@@ -11974,7 +11904,7 @@
 </file>
 
 <file path=customXml/itemProps1.xml><?xml version="1.0" encoding="utf-8"?>
-<ds:datastoreItem xmlns:ds="http://schemas.openxmlformats.org/officeDocument/2006/customXml" ds:itemID="{A06F23DE-9700-446E-8DD7-8A3CF439B4C3}">
+<ds:datastoreItem xmlns:ds="http://schemas.openxmlformats.org/officeDocument/2006/customXml" ds:itemID="{DB6F507E-94BF-4074-89C8-7399AAE9EF4B}">
   <ds:schemaRefs>
     <ds:schemaRef ds:uri="http://schemas.openxmlformats.org/officeDocument/2006/bibliography"/>
   </ds:schemaRefs>

--- a/doctemplate_and_requirements/documentation_template.docx
+++ b/doctemplate_and_requirements/documentation_template.docx
@@ -1,6 +1,6 @@
 
 <file path=word/document.xml><?xml version="1.0" encoding="utf-8"?>
-<w:document xmlns:wpc="http://schemas.microsoft.com/office/word/2010/wordprocessingCanvas" xmlns:cx="http://schemas.microsoft.com/office/drawing/2014/chartex" xmlns:mc="http://schemas.openxmlformats.org/markup-compatibility/2006" xmlns:o="urn:schemas-microsoft-com:office:office" xmlns:r="http://schemas.openxmlformats.org/officeDocument/2006/relationships" xmlns:m="http://schemas.openxmlformats.org/officeDocument/2006/math" xmlns:v="urn:schemas-microsoft-com:vml" xmlns:wp14="http://schemas.microsoft.com/office/word/2010/wordprocessingDrawing" xmlns:wp="http://schemas.openxmlformats.org/drawingml/2006/wordprocessingDrawing" xmlns:w10="urn:schemas-microsoft-com:office:word" xmlns:w="http://schemas.openxmlformats.org/wordprocessingml/2006/main" xmlns:w14="http://schemas.microsoft.com/office/word/2010/wordml" xmlns:w15="http://schemas.microsoft.com/office/word/2012/wordml" xmlns:w16se="http://schemas.microsoft.com/office/word/2015/wordml/symex" xmlns:wpg="http://schemas.microsoft.com/office/word/2010/wordprocessingGroup" xmlns:wpi="http://schemas.microsoft.com/office/word/2010/wordprocessingInk" xmlns:wne="http://schemas.microsoft.com/office/word/2006/wordml" xmlns:wps="http://schemas.microsoft.com/office/word/2010/wordprocessingShape" mc:Ignorable="w14 w15 w16se wp14">
+<w:document xmlns:wpc="http://schemas.microsoft.com/office/word/2010/wordprocessingCanvas" xmlns:cx="http://schemas.microsoft.com/office/drawing/2014/chartex" xmlns:cx1="http://schemas.microsoft.com/office/drawing/2015/9/8/chartex" xmlns:cx2="http://schemas.microsoft.com/office/drawing/2015/10/21/chartex" xmlns:cx3="http://schemas.microsoft.com/office/drawing/2016/5/9/chartex" xmlns:cx4="http://schemas.microsoft.com/office/drawing/2016/5/10/chartex" xmlns:cx5="http://schemas.microsoft.com/office/drawing/2016/5/11/chartex" xmlns:cx6="http://schemas.microsoft.com/office/drawing/2016/5/12/chartex" xmlns:cx7="http://schemas.microsoft.com/office/drawing/2016/5/13/chartex" xmlns:cx8="http://schemas.microsoft.com/office/drawing/2016/5/14/chartex" xmlns:mc="http://schemas.openxmlformats.org/markup-compatibility/2006" xmlns:aink="http://schemas.microsoft.com/office/drawing/2016/ink" xmlns:am3d="http://schemas.microsoft.com/office/drawing/2017/model3d" xmlns:o="urn:schemas-microsoft-com:office:office" xmlns:oel="http://schemas.microsoft.com/office/2019/extlst" xmlns:r="http://schemas.openxmlformats.org/officeDocument/2006/relationships" xmlns:m="http://schemas.openxmlformats.org/officeDocument/2006/math" xmlns:v="urn:schemas-microsoft-com:vml" xmlns:wp14="http://schemas.microsoft.com/office/word/2010/wordprocessingDrawing" xmlns:wp="http://schemas.openxmlformats.org/drawingml/2006/wordprocessingDrawing" xmlns:w10="urn:schemas-microsoft-com:office:word" xmlns:w="http://schemas.openxmlformats.org/wordprocessingml/2006/main" xmlns:w14="http://schemas.microsoft.com/office/word/2010/wordml" xmlns:w15="http://schemas.microsoft.com/office/word/2012/wordml" xmlns:w16cex="http://schemas.microsoft.com/office/word/2018/wordml/cex" xmlns:w16cid="http://schemas.microsoft.com/office/word/2016/wordml/cid" xmlns:w16="http://schemas.microsoft.com/office/word/2018/wordml" xmlns:w16du="http://schemas.microsoft.com/office/word/2023/wordml/word16du" xmlns:w16sdtdh="http://schemas.microsoft.com/office/word/2020/wordml/sdtdatahash" xmlns:w16sdtfl="http://schemas.microsoft.com/office/word/2024/wordml/sdtformatlock" xmlns:w16se="http://schemas.microsoft.com/office/word/2015/wordml/symex" xmlns:wpg="http://schemas.microsoft.com/office/word/2010/wordprocessingGroup" xmlns:wpi="http://schemas.microsoft.com/office/word/2010/wordprocessingInk" xmlns:wne="http://schemas.microsoft.com/office/word/2006/wordml" xmlns:wps="http://schemas.microsoft.com/office/word/2010/wordprocessingShape" mc:Ignorable="w14 w15 w16se w16cid w16 w16cex w16sdtdh w16sdtfl w16du wp14">
   <w:body>
     <w:p>
       <w:pPr>
@@ -679,7 +679,7 @@
     </w:p>
     <w:p>
       <w:pPr>
-        <w:pStyle w:val="Heading1"/>
+        <w:pStyle w:val="1"/>
       </w:pPr>
       <w:r>
         <w:t>ТЕМА:</w:t>
@@ -761,7 +761,7 @@
     </w:p>
     <w:p>
       <w:pPr>
-        <w:pStyle w:val="Heading2"/>
+        <w:pStyle w:val="2"/>
         <w:rPr>
           <w:sz w:val="22"/>
           <w:szCs w:val="22"/>
@@ -803,7 +803,7 @@
     </w:p>
     <w:p>
       <w:pPr>
-        <w:pStyle w:val="Heading2"/>
+        <w:pStyle w:val="2"/>
         <w:rPr>
           <w:sz w:val="22"/>
           <w:szCs w:val="22"/>
@@ -1582,7 +1582,6 @@
         <w:t>Записване/отписване за турнир</w:t>
       </w:r>
     </w:p>
-    <w:bookmarkEnd w:id="0"/>
     <w:p>
       <w:pPr>
         <w:spacing w:before="120" w:after="160" w:line="259" w:lineRule="auto"/>
@@ -1590,7 +1589,6 @@
         <w:contextualSpacing/>
         <w:rPr>
           <w:rFonts w:eastAsia="Calibri" w:cstheme="minorHAnsi"/>
-          <w:lang w:val="en-US"/>
         </w:rPr>
       </w:pPr>
       <w:r>
@@ -1603,13 +1601,7 @@
         <w:rPr>
           <w:rFonts w:eastAsia="Calibri" w:cstheme="minorHAnsi"/>
         </w:rPr>
-        <w:t>. Записването става</w:t>
-      </w:r>
-      <w:r>
-        <w:rPr>
-          <w:rFonts w:eastAsia="Calibri" w:cstheme="minorHAnsi"/>
-        </w:rPr>
-        <w:t xml:space="preserve"> </w:t>
+        <w:t xml:space="preserve">. Записването става </w:t>
       </w:r>
       <w:r>
         <w:rPr>
@@ -1641,6 +1633,96 @@
         </w:rPr>
         <w:t>.</w:t>
       </w:r>
+    </w:p>
+    <w:p>
+      <w:pPr>
+        <w:spacing w:before="120" w:after="160" w:line="259" w:lineRule="auto"/>
+        <w:ind w:left="792"/>
+        <w:contextualSpacing/>
+        <w:rPr>
+          <w:rFonts w:eastAsia="Calibri" w:cstheme="minorHAnsi"/>
+          <w:lang w:val="en-US"/>
+        </w:rPr>
+      </w:pPr>
+    </w:p>
+    <w:p>
+      <w:pPr>
+        <w:numPr>
+          <w:ilvl w:val="1"/>
+          <w:numId w:val="5"/>
+        </w:numPr>
+        <w:spacing w:before="120" w:after="160" w:line="259" w:lineRule="auto"/>
+        <w:contextualSpacing/>
+        <w:rPr>
+          <w:rFonts w:eastAsia="Calibri" w:cstheme="minorHAnsi"/>
+          <w:lang w:val="en-US"/>
+        </w:rPr>
+      </w:pPr>
+      <w:r>
+        <w:rPr>
+          <w:rFonts w:eastAsia="Calibri" w:cstheme="minorHAnsi"/>
+        </w:rPr>
+        <w:t>Стартиране/завършване</w:t>
+      </w:r>
+      <w:r>
+        <w:rPr>
+          <w:rFonts w:eastAsia="Calibri" w:cstheme="minorHAnsi"/>
+        </w:rPr>
+        <w:t xml:space="preserve"> на турнир</w:t>
+      </w:r>
+    </w:p>
+    <w:p>
+      <w:pPr>
+        <w:spacing w:before="120" w:after="160" w:line="259" w:lineRule="auto"/>
+        <w:ind w:left="792"/>
+        <w:contextualSpacing/>
+        <w:rPr>
+          <w:rFonts w:eastAsia="Calibri" w:cstheme="minorHAnsi"/>
+        </w:rPr>
+      </w:pPr>
+      <w:r>
+        <w:rPr>
+          <w:rFonts w:eastAsia="Calibri" w:cstheme="minorHAnsi"/>
+        </w:rPr>
+        <w:t>Всеки турнир, независимо дали е пълен или не, автоматично стартира (става активен), когато текущото време съвпадне с времето</w:t>
+      </w:r>
+      <w:r>
+        <w:rPr>
+          <w:rFonts w:eastAsia="Calibri" w:cstheme="minorHAnsi"/>
+        </w:rPr>
+        <w:t xml:space="preserve"> на започване</w:t>
+      </w:r>
+      <w:r>
+        <w:rPr>
+          <w:rFonts w:eastAsia="Calibri" w:cstheme="minorHAnsi"/>
+        </w:rPr>
+        <w:t>, което организаторът е задал при създаването на турнира. Допълнително организаторът има опция ръчно да започне турнир</w:t>
+      </w:r>
+      <w:r>
+        <w:rPr>
+          <w:rFonts w:eastAsia="Calibri" w:cstheme="minorHAnsi"/>
+        </w:rPr>
+        <w:t>а, като натисне бутон, като този бутон е наличен ако има присъединени поне 2 индивида/отбора. Всеки турнир завършва точно тогава когато организаторът е попълнил всички резултати, а не когато времето на завършване настъпи, то е само ориентир.</w:t>
+      </w:r>
+    </w:p>
+    <w:bookmarkEnd w:id="0"/>
+    <w:p>
+      <w:pPr>
+        <w:spacing w:before="120" w:after="160" w:line="259" w:lineRule="auto"/>
+        <w:contextualSpacing/>
+        <w:rPr>
+          <w:rFonts w:eastAsia="Calibri" w:cstheme="minorHAnsi"/>
+        </w:rPr>
+      </w:pPr>
+    </w:p>
+    <w:p>
+      <w:pPr>
+        <w:spacing w:before="120" w:after="160" w:line="259" w:lineRule="auto"/>
+        <w:contextualSpacing/>
+        <w:rPr>
+          <w:rFonts w:eastAsia="Calibri" w:cstheme="minorHAnsi"/>
+        </w:rPr>
+      </w:pPr>
     </w:p>
     <w:p>
       <w:pPr>
@@ -1744,7 +1826,7 @@
     </w:p>
     <w:p>
       <w:pPr>
-        <w:pStyle w:val="ListParagraph"/>
+        <w:pStyle w:val="a"/>
         <w:numPr>
           <w:ilvl w:val="0"/>
           <w:numId w:val="5"/>
@@ -1765,7 +1847,7 @@
     </w:p>
     <w:p>
       <w:pPr>
-        <w:pStyle w:val="ListParagraph"/>
+        <w:pStyle w:val="a"/>
         <w:numPr>
           <w:ilvl w:val="0"/>
           <w:numId w:val="0"/>
@@ -1795,7 +1877,7 @@
     </w:p>
     <w:p>
       <w:pPr>
-        <w:pStyle w:val="ListParagraph"/>
+        <w:pStyle w:val="a"/>
         <w:numPr>
           <w:ilvl w:val="0"/>
           <w:numId w:val="0"/>
@@ -1810,7 +1892,7 @@
     </w:p>
     <w:p>
       <w:pPr>
-        <w:pStyle w:val="ListParagraph"/>
+        <w:pStyle w:val="a"/>
         <w:numPr>
           <w:ilvl w:val="1"/>
           <w:numId w:val="5"/>
@@ -1825,12 +1907,13 @@
         <w:rPr>
           <w:rFonts w:eastAsia="Calibri" w:cstheme="minorHAnsi"/>
         </w:rPr>
+        <w:lastRenderedPageBreak/>
         <w:t>Предоставя се възможност за въвеждане на частично/пълно име на турнир и се връща списък с имената на всики турнири, съвпадащи или съдържащи подадения низ, заедно с техните идентификатори.</w:t>
       </w:r>
     </w:p>
     <w:p>
       <w:pPr>
-        <w:pStyle w:val="ListParagraph"/>
+        <w:pStyle w:val="a"/>
         <w:numPr>
           <w:ilvl w:val="0"/>
           <w:numId w:val="0"/>
@@ -1845,7 +1928,7 @@
     </w:p>
     <w:p>
       <w:pPr>
-        <w:pStyle w:val="ListParagraph"/>
+        <w:pStyle w:val="a"/>
         <w:numPr>
           <w:ilvl w:val="1"/>
           <w:numId w:val="5"/>
@@ -1909,7 +1992,7 @@
     </w:p>
     <w:p>
       <w:pPr>
-        <w:pStyle w:val="ListParagraph"/>
+        <w:pStyle w:val="a"/>
         <w:numPr>
           <w:ilvl w:val="0"/>
           <w:numId w:val="7"/>
@@ -1929,7 +2012,7 @@
     </w:p>
     <w:p>
       <w:pPr>
-        <w:pStyle w:val="ListParagraph"/>
+        <w:pStyle w:val="a"/>
         <w:numPr>
           <w:ilvl w:val="0"/>
           <w:numId w:val="0"/>
@@ -1944,13 +2027,12 @@
         <w:rPr>
           <w:rFonts w:eastAsia="Calibri" w:cstheme="minorHAnsi"/>
         </w:rPr>
-        <w:lastRenderedPageBreak/>
         <w:t>Интерфейсът трябва да бъде интуитивен и лесен за използване, без да са необходими допълнителни разяснения.</w:t>
       </w:r>
     </w:p>
     <w:p>
       <w:pPr>
-        <w:pStyle w:val="ListParagraph"/>
+        <w:pStyle w:val="a"/>
         <w:numPr>
           <w:ilvl w:val="0"/>
           <w:numId w:val="0"/>
@@ -1964,7 +2046,7 @@
     </w:p>
     <w:p>
       <w:pPr>
-        <w:pStyle w:val="ListParagraph"/>
+        <w:pStyle w:val="a"/>
         <w:numPr>
           <w:ilvl w:val="0"/>
           <w:numId w:val="7"/>
@@ -1984,7 +2066,7 @@
     </w:p>
     <w:p>
       <w:pPr>
-        <w:pStyle w:val="ListParagraph"/>
+        <w:pStyle w:val="a"/>
         <w:numPr>
           <w:ilvl w:val="0"/>
           <w:numId w:val="0"/>
@@ -2004,7 +2086,7 @@
     </w:p>
     <w:p>
       <w:pPr>
-        <w:pStyle w:val="ListParagraph"/>
+        <w:pStyle w:val="a"/>
         <w:numPr>
           <w:ilvl w:val="0"/>
           <w:numId w:val="0"/>
@@ -2018,7 +2100,7 @@
     </w:p>
     <w:p>
       <w:pPr>
-        <w:pStyle w:val="ListParagraph"/>
+        <w:pStyle w:val="a"/>
         <w:numPr>
           <w:ilvl w:val="0"/>
           <w:numId w:val="7"/>
@@ -2038,7 +2120,7 @@
     </w:p>
     <w:p>
       <w:pPr>
-        <w:pStyle w:val="ListParagraph"/>
+        <w:pStyle w:val="a"/>
         <w:numPr>
           <w:ilvl w:val="0"/>
           <w:numId w:val="0"/>
@@ -2058,7 +2140,7 @@
     </w:p>
     <w:p>
       <w:pPr>
-        <w:pStyle w:val="ListParagraph"/>
+        <w:pStyle w:val="a"/>
         <w:numPr>
           <w:ilvl w:val="0"/>
           <w:numId w:val="0"/>
@@ -2092,7 +2174,7 @@
     </w:p>
     <w:p>
       <w:pPr>
-        <w:pStyle w:val="Heading2"/>
+        <w:pStyle w:val="2"/>
         <w:rPr>
           <w:sz w:val="22"/>
           <w:szCs w:val="22"/>
@@ -2146,7 +2228,7 @@
     </w:p>
     <w:p>
       <w:pPr>
-        <w:pStyle w:val="Heading2"/>
+        <w:pStyle w:val="2"/>
         <w:rPr>
           <w:sz w:val="22"/>
           <w:szCs w:val="22"/>
@@ -2200,7 +2282,7 @@
     </w:p>
     <w:p>
       <w:pPr>
-        <w:pStyle w:val="Heading2"/>
+        <w:pStyle w:val="2"/>
         <w:rPr>
           <w:sz w:val="22"/>
           <w:szCs w:val="22"/>
@@ -2513,7 +2595,7 @@
         <w:t xml:space="preserve">) </w:t>
       </w:r>
       <w:r>
-        <w:t>да</w:t>
+        <w:t xml:space="preserve">да </w:t>
       </w:r>
       <w:r>
         <w:rPr>
@@ -2540,7 +2622,7 @@
         <w:rPr>
           <w:lang w:val="en-US"/>
         </w:rPr>
-        <w:t>увер</w:t>
+        <w:t>уверяв</w:t>
       </w:r>
       <w:proofErr w:type="spellEnd"/>
       <w:r>
@@ -2607,19 +2689,11 @@
       <w:r>
         <w:t>В .</w:t>
       </w:r>
-      <w:proofErr w:type="spellStart"/>
-      <w:r>
-        <w:rPr>
-          <w:lang w:val="en-US"/>
-        </w:rPr>
-        <w:t>env</w:t>
-      </w:r>
-      <w:proofErr w:type="spellEnd"/>
-      <w:r>
-        <w:rPr>
-          <w:lang w:val="en-US"/>
-        </w:rPr>
-        <w:t xml:space="preserve"> </w:t>
+      <w:r>
+        <w:rPr>
+          <w:lang w:val="en-US"/>
+        </w:rPr>
+        <w:t xml:space="preserve">env </w:t>
       </w:r>
       <w:r>
         <w:t xml:space="preserve">като стойност на </w:t>
@@ -2633,19 +2707,11 @@
       <w:r>
         <w:t xml:space="preserve">се слага </w:t>
       </w:r>
-      <w:proofErr w:type="spellStart"/>
-      <w:r>
-        <w:rPr>
-          <w:lang w:val="en-US"/>
-        </w:rPr>
-        <w:t>auth</w:t>
-      </w:r>
-      <w:proofErr w:type="spellEnd"/>
-      <w:r>
-        <w:rPr>
-          <w:lang w:val="en-US"/>
-        </w:rPr>
-        <w:t xml:space="preserve"> token</w:t>
+      <w:r>
+        <w:rPr>
+          <w:lang w:val="en-US"/>
+        </w:rPr>
+        <w:t>auth token</w:t>
       </w:r>
       <w:r>
         <w:t>, който скриптове и други системи могат да ползват за достъп до някои функционалности на системата</w:t>
@@ -2656,13 +2722,13 @@
       <w:hyperlink w:anchor="api" w:history="1">
         <w:r>
           <w:rPr>
-            <w:rStyle w:val="Hyperlink"/>
+            <w:rStyle w:val="a4"/>
           </w:rPr>
           <w:t>(повече информация)</w:t>
         </w:r>
         <w:r>
           <w:rPr>
-            <w:rStyle w:val="Hyperlink"/>
+            <w:rStyle w:val="a4"/>
             <w:sz w:val="18"/>
             <w:szCs w:val="18"/>
           </w:rPr>
@@ -2672,7 +2738,7 @@
     </w:p>
     <w:p>
       <w:pPr>
-        <w:pStyle w:val="Heading2"/>
+        <w:pStyle w:val="2"/>
         <w:rPr>
           <w:sz w:val="22"/>
           <w:szCs w:val="22"/>
@@ -2706,7 +2772,7 @@
           <w:noProof/>
           <w:sz w:val="18"/>
           <w:szCs w:val="18"/>
-          <w:lang w:eastAsia="bg-BG"/>
+          <w:lang w:val="en-US"/>
         </w:rPr>
         <w:drawing>
           <wp:anchor distT="0" distB="0" distL="114300" distR="114300" simplePos="0" relativeHeight="251658240" behindDoc="0" locked="0" layoutInCell="1" allowOverlap="1" wp14:anchorId="3A912440" wp14:editId="000EE97E">
@@ -2829,7 +2895,7 @@
           <w:noProof/>
           <w:sz w:val="18"/>
           <w:szCs w:val="18"/>
-          <w:lang w:eastAsia="bg-BG"/>
+          <w:lang w:val="en-US"/>
         </w:rPr>
         <w:drawing>
           <wp:inline distT="0" distB="0" distL="0" distR="0" wp14:anchorId="412376D6" wp14:editId="190D28AE">
@@ -3032,7 +3098,7 @@
       <w:r>
         <w:rPr>
           <w:noProof/>
-          <w:lang w:eastAsia="bg-BG"/>
+          <w:lang w:val="en-US"/>
         </w:rPr>
         <w:lastRenderedPageBreak/>
         <w:drawing>
@@ -3259,7 +3325,32 @@
         <w:t>id-</w:t>
       </w:r>
       <w:r>
-        <w:t>тата на всички турнири,</w:t>
+        <w:t xml:space="preserve">тата на всички </w:t>
+      </w:r>
+      <w:proofErr w:type="spellStart"/>
+      <w:r>
+        <w:t>турнири,чието</w:t>
+      </w:r>
+      <w:proofErr w:type="spellEnd"/>
+      <w:r>
+        <w:t xml:space="preserve"> име съвпада или съдържа даден </w:t>
+      </w:r>
+      <w:proofErr w:type="spellStart"/>
+      <w:r>
+        <w:t>подстринг</w:t>
+      </w:r>
+      <w:proofErr w:type="spellEnd"/>
+      <w:r>
+        <w:t xml:space="preserve"> на името (</w:t>
+      </w:r>
+      <w:r>
+        <w:rPr>
+          <w:lang w:val="en-US"/>
+        </w:rPr>
+        <w:t>str)</w:t>
+      </w:r>
+      <w:r>
+        <w:t>.</w:t>
       </w:r>
       <w:r>
         <w:rPr>
@@ -3268,195 +3359,145 @@
         <w:t xml:space="preserve"> </w:t>
       </w:r>
       <w:r>
-        <w:t xml:space="preserve">чието име съвпада или съдържа даден </w:t>
+        <w:t xml:space="preserve">Като </w:t>
+      </w:r>
+      <w:r>
+        <w:rPr>
+          <w:lang w:val="en-US"/>
+        </w:rPr>
+        <w:t xml:space="preserve">header </w:t>
+      </w:r>
+      <w:r>
+        <w:t xml:space="preserve">се взима стойност на </w:t>
+      </w:r>
+      <w:r>
+        <w:rPr>
+          <w:lang w:val="en-US"/>
+        </w:rPr>
+        <w:t xml:space="preserve">Authorization, </w:t>
       </w:r>
       <w:proofErr w:type="spellStart"/>
       <w:r>
-        <w:t>подстринг</w:t>
+        <w:rPr>
+          <w:lang w:val="en-US"/>
+        </w:rPr>
+        <w:t>което</w:t>
       </w:r>
       <w:proofErr w:type="spellEnd"/>
       <w:r>
-        <w:t xml:space="preserve"> на името (</w:t>
+        <w:rPr>
+          <w:lang w:val="en-US"/>
+        </w:rPr>
+        <w:t xml:space="preserve"> </w:t>
+      </w:r>
+      <w:r>
+        <w:t>се сравнява със</w:t>
+      </w:r>
+      <w:r>
+        <w:rPr>
+          <w:lang w:val="en-US"/>
+        </w:rPr>
+        <w:t xml:space="preserve"> </w:t>
       </w:r>
       <w:proofErr w:type="spellStart"/>
       <w:r>
         <w:rPr>
           <w:lang w:val="en-US"/>
         </w:rPr>
-        <w:t>str</w:t>
+        <w:t>стойността</w:t>
       </w:r>
       <w:proofErr w:type="spellEnd"/>
       <w:r>
         <w:rPr>
           <w:lang w:val="en-US"/>
         </w:rPr>
-        <w:t>)</w:t>
-      </w:r>
-      <w:r>
-        <w:t>.</w:t>
-      </w:r>
-      <w:r>
-        <w:rPr>
-          <w:lang w:val="en-US"/>
-        </w:rPr>
         <w:t xml:space="preserve"> </w:t>
       </w:r>
-      <w:r>
-        <w:t xml:space="preserve">Като </w:t>
-      </w:r>
-      <w:r>
-        <w:rPr>
-          <w:lang w:val="en-US"/>
-        </w:rPr>
-        <w:t xml:space="preserve">header </w:t>
-      </w:r>
-      <w:r>
-        <w:t xml:space="preserve">се взима стойност на </w:t>
-      </w:r>
-      <w:r>
-        <w:rPr>
-          <w:lang w:val="en-US"/>
-        </w:rPr>
-        <w:t xml:space="preserve">Authorization, </w:t>
-      </w:r>
       <w:proofErr w:type="spellStart"/>
       <w:r>
         <w:rPr>
           <w:lang w:val="en-US"/>
         </w:rPr>
-        <w:t>което</w:t>
+        <w:t>на</w:t>
       </w:r>
       <w:proofErr w:type="spellEnd"/>
       <w:r>
         <w:rPr>
           <w:lang w:val="en-US"/>
         </w:rPr>
-        <w:t xml:space="preserve"> </w:t>
-      </w:r>
-      <w:r>
-        <w:t>се сравнява със</w:t>
-      </w:r>
-      <w:r>
-        <w:rPr>
-          <w:lang w:val="en-US"/>
-        </w:rPr>
-        <w:t xml:space="preserve"> </w:t>
+        <w:t xml:space="preserve"> CSV_API_TOKEN </w:t>
+      </w:r>
+      <w:r>
+        <w:t>във файла .</w:t>
+      </w:r>
+      <w:r>
+        <w:rPr>
+          <w:lang w:val="en-US"/>
+        </w:rPr>
+        <w:t xml:space="preserve">env </w:t>
+      </w:r>
+      <w:r>
+        <w:t xml:space="preserve"> в </w:t>
+      </w:r>
+      <w:r>
+        <w:rPr>
+          <w:lang w:val="en-US"/>
+        </w:rPr>
+        <w:t>root</w:t>
+      </w:r>
+      <w:r>
+        <w:t xml:space="preserve"> директорията.</w:t>
+      </w:r>
+    </w:p>
+    <w:p>
+      <w:r>
+        <w:t>Шаблон:</w:t>
+      </w:r>
+    </w:p>
+    <w:p>
+      <w:pPr>
+        <w:rPr>
+          <w:lang w:val="en-US"/>
+        </w:rPr>
+      </w:pPr>
+      <w:r>
+        <w:rPr>
+          <w:lang w:val="en-US"/>
+        </w:rPr>
+        <w:t>curl -H "Authorization: {token}"  "{</w:t>
       </w:r>
       <w:proofErr w:type="spellStart"/>
       <w:r>
         <w:rPr>
           <w:lang w:val="en-US"/>
         </w:rPr>
-        <w:t>стойността</w:t>
+        <w:t>project_root</w:t>
       </w:r>
       <w:proofErr w:type="spellEnd"/>
       <w:r>
         <w:rPr>
           <w:lang w:val="en-US"/>
         </w:rPr>
-        <w:t xml:space="preserve"> </w:t>
+        <w:t>}</w:t>
+      </w:r>
+      <w:r>
+        <w:rPr>
+          <w:lang w:val="en-US"/>
+        </w:rPr>
+        <w:t>/</w:t>
       </w:r>
       <w:proofErr w:type="spellStart"/>
       <w:r>
         <w:rPr>
           <w:lang w:val="en-US"/>
         </w:rPr>
-        <w:t>на</w:t>
+        <w:t>tournament-results?tournament_id</w:t>
       </w:r>
       <w:proofErr w:type="spellEnd"/>
       <w:r>
         <w:rPr>
           <w:lang w:val="en-US"/>
         </w:rPr>
-        <w:t xml:space="preserve"> CSV_API_TOKEN </w:t>
-      </w:r>
-      <w:r>
-        <w:t>във файла .</w:t>
-      </w:r>
-      <w:proofErr w:type="spellStart"/>
-      <w:r>
-        <w:rPr>
-          <w:lang w:val="en-US"/>
-        </w:rPr>
-        <w:t>env</w:t>
-      </w:r>
-      <w:proofErr w:type="spellEnd"/>
-      <w:r>
-        <w:t xml:space="preserve"> в </w:t>
-      </w:r>
-      <w:r>
-        <w:rPr>
-          <w:lang w:val="en-US"/>
-        </w:rPr>
-        <w:t>root</w:t>
-      </w:r>
-      <w:r>
-        <w:t xml:space="preserve"> директорията.</w:t>
-      </w:r>
-    </w:p>
-    <w:p>
-      <w:r>
-        <w:t>Шаблон:</w:t>
-      </w:r>
-    </w:p>
-    <w:p>
-      <w:pPr>
-        <w:rPr>
-          <w:lang w:val="en-US"/>
-        </w:rPr>
-      </w:pPr>
-      <w:r>
-        <w:rPr>
-          <w:lang w:val="en-US"/>
-        </w:rPr>
-        <w:t>curl -H "Authorization: {token}</w:t>
-      </w:r>
-      <w:proofErr w:type="gramStart"/>
-      <w:r>
-        <w:rPr>
-          <w:lang w:val="en-US"/>
-        </w:rPr>
-        <w:t>"  "</w:t>
-      </w:r>
-      <w:proofErr w:type="gramEnd"/>
-      <w:r>
-        <w:rPr>
-          <w:lang w:val="en-US"/>
-        </w:rPr>
-        <w:t>{</w:t>
-      </w:r>
-      <w:proofErr w:type="spellStart"/>
-      <w:r>
-        <w:rPr>
-          <w:lang w:val="en-US"/>
-        </w:rPr>
-        <w:t>project_root</w:t>
-      </w:r>
-      <w:proofErr w:type="spellEnd"/>
-      <w:r>
-        <w:rPr>
-          <w:lang w:val="en-US"/>
-        </w:rPr>
-        <w:t>}</w:t>
-      </w:r>
-      <w:r>
-        <w:rPr>
-          <w:lang w:val="en-US"/>
-        </w:rPr>
-        <w:t>/</w:t>
-      </w:r>
-      <w:proofErr w:type="spellStart"/>
-      <w:r>
-        <w:rPr>
-          <w:lang w:val="en-US"/>
-        </w:rPr>
-        <w:t>tournament-results?tournament_id</w:t>
-      </w:r>
-      <w:proofErr w:type="spellEnd"/>
-      <w:r>
-        <w:rPr>
-          <w:lang w:val="en-US"/>
-        </w:rPr>
         <w:t>={id}"</w:t>
       </w:r>
     </w:p>
@@ -3465,21 +3506,7 @@
         <w:rPr>
           <w:lang w:val="en-US"/>
         </w:rPr>
-        <w:t>curl -H "Authorization: {token}</w:t>
-      </w:r>
-      <w:proofErr w:type="gramStart"/>
-      <w:r>
-        <w:rPr>
-          <w:lang w:val="en-US"/>
-        </w:rPr>
-        <w:t>"  "</w:t>
-      </w:r>
-      <w:proofErr w:type="gramEnd"/>
-      <w:r>
-        <w:rPr>
-          <w:lang w:val="en-US"/>
-        </w:rPr>
-        <w:t>{</w:t>
+        <w:t>curl -H "Authorization: {token}"  "{</w:t>
       </w:r>
       <w:proofErr w:type="spellStart"/>
       <w:r>
@@ -3636,7 +3663,7 @@
     </w:p>
     <w:p>
       <w:pPr>
-        <w:pStyle w:val="Heading2"/>
+        <w:pStyle w:val="2"/>
         <w:rPr>
           <w:sz w:val="22"/>
           <w:szCs w:val="22"/>
@@ -3645,7 +3672,7 @@
     </w:p>
     <w:p>
       <w:pPr>
-        <w:pStyle w:val="Heading2"/>
+        <w:pStyle w:val="2"/>
         <w:rPr>
           <w:sz w:val="18"/>
           <w:szCs w:val="18"/>
@@ -3710,7 +3737,7 @@
     </w:p>
     <w:p>
       <w:pPr>
-        <w:pStyle w:val="ListParagraph"/>
+        <w:pStyle w:val="a"/>
         <w:numPr>
           <w:ilvl w:val="0"/>
           <w:numId w:val="11"/>
@@ -3722,7 +3749,7 @@
     </w:p>
     <w:p>
       <w:pPr>
-        <w:pStyle w:val="ListParagraph"/>
+        <w:pStyle w:val="a"/>
         <w:numPr>
           <w:ilvl w:val="0"/>
           <w:numId w:val="11"/>
@@ -3796,21 +3823,7 @@
         <w:rPr>
           <w:lang w:val="en-US"/>
         </w:rPr>
-        <w:t>”, “</w:t>
-      </w:r>
-      <w:proofErr w:type="spellStart"/>
-      <w:r>
-        <w:rPr>
-          <w:lang w:val="en-US"/>
-        </w:rPr>
-        <w:t>kris</w:t>
-      </w:r>
-      <w:proofErr w:type="spellEnd"/>
-      <w:r>
-        <w:rPr>
-          <w:lang w:val="en-US"/>
-        </w:rPr>
-        <w:t xml:space="preserve">”, </w:t>
+        <w:t xml:space="preserve">”, “kris”, </w:t>
       </w:r>
       <w:r>
         <w:t>като влизане</w:t>
@@ -3848,7 +3861,7 @@
       <w:hyperlink r:id="rId9" w:history="1">
         <w:r>
           <w:rPr>
-            <w:rStyle w:val="Hyperlink"/>
+            <w:rStyle w:val="a4"/>
             <w:lang w:val="en-US"/>
           </w:rPr>
           <w:t>gosho@gmail.com</w:t>
@@ -3863,7 +3876,7 @@
       <w:hyperlink r:id="rId10" w:history="1">
         <w:r>
           <w:rPr>
-            <w:rStyle w:val="Hyperlink"/>
+            <w:rStyle w:val="a4"/>
             <w:lang w:val="en-US"/>
           </w:rPr>
           <w:t>pesho@gmail.com</w:t>
@@ -3924,7 +3937,7 @@
     </w:p>
     <w:p>
       <w:pPr>
-        <w:pStyle w:val="ListParagraph"/>
+        <w:pStyle w:val="a"/>
         <w:numPr>
           <w:ilvl w:val="0"/>
           <w:numId w:val="12"/>
@@ -4030,21 +4043,7 @@
         <w:rPr>
           <w:lang w:val="en-US"/>
         </w:rPr>
-        <w:t>“</w:t>
-      </w:r>
-      <w:proofErr w:type="spellStart"/>
-      <w:r>
-        <w:rPr>
-          <w:lang w:val="en-US"/>
-        </w:rPr>
-        <w:t>kris</w:t>
-      </w:r>
-      <w:proofErr w:type="spellEnd"/>
-      <w:r>
-        <w:rPr>
-          <w:lang w:val="en-US"/>
-        </w:rPr>
-        <w:t>”</w:t>
+        <w:t>“kris”</w:t>
       </w:r>
       <w:r>
         <w:rPr>
@@ -4055,7 +4054,7 @@
     </w:p>
     <w:p>
       <w:pPr>
-        <w:pStyle w:val="ListParagraph"/>
+        <w:pStyle w:val="a"/>
         <w:numPr>
           <w:ilvl w:val="0"/>
           <w:numId w:val="12"/>
@@ -4112,7 +4111,7 @@
     </w:p>
     <w:p>
       <w:pPr>
-        <w:pStyle w:val="ListParagraph"/>
+        <w:pStyle w:val="a"/>
         <w:numPr>
           <w:ilvl w:val="0"/>
           <w:numId w:val="12"/>
@@ -4234,7 +4233,7 @@
     </w:p>
     <w:p>
       <w:pPr>
-        <w:pStyle w:val="ListParagraph"/>
+        <w:pStyle w:val="a"/>
         <w:numPr>
           <w:ilvl w:val="0"/>
           <w:numId w:val="13"/>
@@ -4261,7 +4260,7 @@
     </w:p>
     <w:p>
       <w:pPr>
-        <w:pStyle w:val="ListParagraph"/>
+        <w:pStyle w:val="a"/>
         <w:numPr>
           <w:ilvl w:val="0"/>
           <w:numId w:val="13"/>
@@ -4295,7 +4294,7 @@
     </w:p>
     <w:p>
       <w:pPr>
-        <w:pStyle w:val="Heading2"/>
+        <w:pStyle w:val="2"/>
         <w:rPr>
           <w:sz w:val="22"/>
           <w:szCs w:val="22"/>
@@ -4373,7 +4372,7 @@
     </w:p>
     <w:p>
       <w:pPr>
-        <w:pStyle w:val="Heading2"/>
+        <w:pStyle w:val="2"/>
         <w:rPr>
           <w:sz w:val="22"/>
           <w:szCs w:val="22"/>
@@ -4441,7 +4440,7 @@
     </w:p>
     <w:p>
       <w:pPr>
-        <w:pStyle w:val="Heading2"/>
+        <w:pStyle w:val="2"/>
         <w:rPr>
           <w:sz w:val="22"/>
           <w:szCs w:val="22"/>
@@ -4494,7 +4493,7 @@
     </w:p>
     <w:p>
       <w:pPr>
-        <w:pStyle w:val="Heading2"/>
+        <w:pStyle w:val="2"/>
         <w:rPr>
           <w:sz w:val="22"/>
           <w:szCs w:val="22"/>
@@ -4571,7 +4570,7 @@
     </w:p>
     <w:p>
       <w:pPr>
-        <w:pStyle w:val="Heading2"/>
+        <w:pStyle w:val="2"/>
         <w:rPr>
           <w:sz w:val="22"/>
           <w:szCs w:val="22"/>
@@ -4627,28 +4626,12 @@
           <w:i/>
           <w:iCs/>
         </w:rPr>
-        <w:t xml:space="preserve">12.1 – Линк към проекта в гитлаб на </w:t>
-      </w:r>
-      <w:proofErr w:type="spellStart"/>
-      <w:r>
-        <w:rPr>
-          <w:i/>
-          <w:iCs/>
-        </w:rPr>
-        <w:t>фми</w:t>
-      </w:r>
-      <w:proofErr w:type="spellEnd"/>
-      <w:r>
-        <w:rPr>
-          <w:i/>
-          <w:iCs/>
-        </w:rPr>
-        <w:t xml:space="preserve"> (</w:t>
+        <w:t>12.1 – Линк към проекта в гитлаб на фми (</w:t>
       </w:r>
       <w:hyperlink r:id="rId11" w:history="1">
         <w:r>
           <w:rPr>
-            <w:rStyle w:val="Hyperlink"/>
+            <w:rStyle w:val="a4"/>
             <w:i/>
             <w:iCs/>
           </w:rPr>
@@ -4680,7 +4663,7 @@
       <w:hyperlink r:id="rId12" w:history="1">
         <w:r>
           <w:rPr>
-            <w:rStyle w:val="Hyperlink"/>
+            <w:rStyle w:val="a4"/>
             <w:i/>
             <w:iCs/>
           </w:rPr>
@@ -4688,7 +4671,7 @@
         </w:r>
         <w:r>
           <w:rPr>
-            <w:rStyle w:val="Hyperlink"/>
+            <w:rStyle w:val="a4"/>
             <w:i/>
             <w:iCs/>
             <w:highlight w:val="yellow"/>
@@ -4697,7 +4680,7 @@
         </w:r>
         <w:r>
           <w:rPr>
-            <w:rStyle w:val="Hyperlink"/>
+            <w:rStyle w:val="a4"/>
             <w:i/>
             <w:iCs/>
           </w:rPr>
@@ -4731,118 +4714,196 @@
           <w:i/>
           <w:iCs/>
         </w:rPr>
-        <w:t xml:space="preserve">Инструкции и коментари при подкарването на проекта във ФМИ – настройки на докер/примерни данни – име </w:t>
-      </w:r>
-      <w:bookmarkStart w:id="3" w:name="_GoBack"/>
-      <w:bookmarkEnd w:id="3"/>
+        <w:t>Инструкции и коментари при подкарването на проекта във ФМИ – настройки на докер/примерни данни – име на sql файл (който може да е различен от sql файл-а за локално подкарване).</w:t>
+      </w:r>
+    </w:p>
+    <w:p>
+      <w:pPr>
+        <w:pStyle w:val="2"/>
+        <w:rPr>
+          <w:sz w:val="22"/>
+          <w:szCs w:val="22"/>
+        </w:rPr>
+      </w:pPr>
+      <w:r>
+        <w:rPr>
+          <w:sz w:val="22"/>
+          <w:szCs w:val="22"/>
+        </w:rPr>
+        <w:t>1</w:t>
+      </w:r>
+      <w:r>
+        <w:rPr>
+          <w:sz w:val="22"/>
+          <w:szCs w:val="22"/>
+        </w:rPr>
+        <w:t>3</w:t>
+      </w:r>
+      <w:r>
+        <w:rPr>
+          <w:sz w:val="22"/>
+          <w:szCs w:val="22"/>
+        </w:rPr>
+        <w:t>. Използвани източници</w:t>
+      </w:r>
+      <w:r>
+        <w:rPr>
+          <w:sz w:val="22"/>
+          <w:szCs w:val="22"/>
+        </w:rPr>
+        <w:t xml:space="preserve"> </w:t>
+      </w:r>
+      <w:r>
+        <w:rPr>
+          <w:sz w:val="22"/>
+          <w:szCs w:val="22"/>
+          <w:highlight w:val="yellow"/>
+        </w:rPr>
+        <w:t>(цитирани по над</w:t>
+      </w:r>
+      <w:r>
+        <w:rPr>
+          <w:sz w:val="22"/>
+          <w:szCs w:val="22"/>
+          <w:highlight w:val="yellow"/>
+        </w:rPr>
+        <w:t>л</w:t>
+      </w:r>
+      <w:r>
+        <w:rPr>
+          <w:sz w:val="22"/>
+          <w:szCs w:val="22"/>
+          <w:highlight w:val="yellow"/>
+        </w:rPr>
+        <w:t>ежният ред в теорията по-горе</w:t>
+      </w:r>
+      <w:r>
+        <w:rPr>
+          <w:sz w:val="22"/>
+          <w:szCs w:val="22"/>
+          <w:highlight w:val="yellow"/>
+        </w:rPr>
+        <w:t>, конкретни статии и книги, с линк, дата на посещение, заглавие, автор; при множество ползвани линкове, може тук да се сложат по-главните, а цялостният списък да се експортне като файл</w:t>
+      </w:r>
+      <w:r>
+        <w:rPr>
+          <w:sz w:val="22"/>
+          <w:szCs w:val="22"/>
+          <w:highlight w:val="yellow"/>
+        </w:rPr>
+        <w:t xml:space="preserve"> с </w:t>
+      </w:r>
+      <w:r>
+        <w:rPr>
+          <w:sz w:val="22"/>
+          <w:szCs w:val="22"/>
+          <w:highlight w:val="yellow"/>
+          <w:lang w:val="en-US"/>
+        </w:rPr>
+        <w:t>bookmarks</w:t>
+      </w:r>
+      <w:r>
+        <w:rPr>
+          <w:sz w:val="22"/>
+          <w:szCs w:val="22"/>
+          <w:highlight w:val="yellow"/>
+        </w:rPr>
+        <w:t xml:space="preserve"> и да се приложи към проекта)</w:t>
+      </w:r>
+    </w:p>
+    <w:p>
+      <w:r>
+        <w:rPr>
+          <w:highlight w:val="yellow"/>
+        </w:rPr>
+        <w:t>...</w:t>
+      </w:r>
+    </w:p>
+    <w:p>
+      <w:pPr>
+        <w:spacing w:line="240" w:lineRule="auto"/>
+        <w:jc w:val="right"/>
+        <w:rPr>
+          <w:lang w:bidi="he-IL"/>
+        </w:rPr>
+      </w:pPr>
+      <w:r>
+        <w:rPr>
+          <w:lang w:bidi="he-IL"/>
+        </w:rPr>
+        <w:t>Предал</w:t>
+      </w:r>
+      <w:r>
+        <w:rPr>
+          <w:lang w:bidi="he-IL"/>
+        </w:rPr>
+        <w:t xml:space="preserve"> </w:t>
+      </w:r>
+      <w:r>
+        <w:rPr>
+          <w:lang w:val="en-US" w:bidi="he-IL"/>
+        </w:rPr>
+        <w:t>(</w:t>
+      </w:r>
+      <w:r>
+        <w:rPr>
+          <w:lang w:bidi="he-IL"/>
+        </w:rPr>
+        <w:t>подпис)</w:t>
+      </w:r>
+      <w:r>
+        <w:rPr>
+          <w:lang w:bidi="he-IL"/>
+        </w:rPr>
+        <w:t>: ………………………….</w:t>
+      </w:r>
+    </w:p>
+    <w:p>
+      <w:pPr>
+        <w:spacing w:line="240" w:lineRule="auto"/>
+        <w:jc w:val="right"/>
+        <w:rPr>
+          <w:lang w:bidi="he-IL"/>
+        </w:rPr>
+      </w:pPr>
+      <w:r>
+        <w:rPr>
+          <w:lang w:bidi="he-IL"/>
+        </w:rPr>
+        <w:t>/</w:t>
+      </w:r>
       <w:r>
         <w:rPr>
           <w:i/>
           <w:iCs/>
-        </w:rPr>
-        <w:t>на sql файл (който може да е различен от sql файл-а за локално подкарване).</w:t>
-      </w:r>
-    </w:p>
-    <w:p>
-      <w:pPr>
-        <w:pStyle w:val="Heading2"/>
-        <w:rPr>
-          <w:sz w:val="22"/>
-          <w:szCs w:val="22"/>
-        </w:rPr>
-      </w:pPr>
-      <w:r>
-        <w:rPr>
-          <w:sz w:val="22"/>
-          <w:szCs w:val="22"/>
-        </w:rPr>
-        <w:t>1</w:t>
-      </w:r>
-      <w:r>
-        <w:rPr>
-          <w:sz w:val="22"/>
-          <w:szCs w:val="22"/>
-        </w:rPr>
-        <w:t>3</w:t>
-      </w:r>
-      <w:r>
-        <w:rPr>
-          <w:sz w:val="22"/>
-          <w:szCs w:val="22"/>
-        </w:rPr>
-        <w:t>. Използвани източници</w:t>
-      </w:r>
-      <w:r>
-        <w:rPr>
-          <w:sz w:val="22"/>
-          <w:szCs w:val="22"/>
-        </w:rPr>
-        <w:t xml:space="preserve"> </w:t>
-      </w:r>
-      <w:r>
-        <w:rPr>
-          <w:sz w:val="22"/>
-          <w:szCs w:val="22"/>
-          <w:highlight w:val="yellow"/>
-        </w:rPr>
-        <w:t>(цитирани по над</w:t>
-      </w:r>
-      <w:r>
-        <w:rPr>
-          <w:sz w:val="22"/>
-          <w:szCs w:val="22"/>
-          <w:highlight w:val="yellow"/>
-        </w:rPr>
-        <w:t>л</w:t>
-      </w:r>
-      <w:r>
-        <w:rPr>
-          <w:sz w:val="22"/>
-          <w:szCs w:val="22"/>
-          <w:highlight w:val="yellow"/>
-        </w:rPr>
-        <w:t>ежният ред в теорията по-горе</w:t>
-      </w:r>
-      <w:r>
-        <w:rPr>
-          <w:sz w:val="22"/>
-          <w:szCs w:val="22"/>
-          <w:highlight w:val="yellow"/>
-        </w:rPr>
-        <w:t>, конкретни статии и книги, с линк, дата на посещение, заглавие, автор; при множество ползвани линкове, може тук да се сложат по-главните, а цялостният списък да се експортне като файл</w:t>
-      </w:r>
-      <w:r>
-        <w:rPr>
-          <w:sz w:val="22"/>
-          <w:szCs w:val="22"/>
-          <w:highlight w:val="yellow"/>
-        </w:rPr>
-        <w:t xml:space="preserve"> с </w:t>
-      </w:r>
-      <w:r>
-        <w:rPr>
-          <w:sz w:val="22"/>
-          <w:szCs w:val="22"/>
-          <w:highlight w:val="yellow"/>
-          <w:lang w:val="en-US"/>
-        </w:rPr>
-        <w:t>bookmarks</w:t>
-      </w:r>
-      <w:r>
-        <w:rPr>
-          <w:sz w:val="22"/>
-          <w:szCs w:val="22"/>
-          <w:highlight w:val="yellow"/>
-        </w:rPr>
-        <w:t xml:space="preserve"> и да се приложи към проекта)</w:t>
-      </w:r>
-    </w:p>
-    <w:p>
-      <w:r>
-        <w:rPr>
-          <w:highlight w:val="yellow"/>
-        </w:rPr>
-        <w:t>...</w:t>
+          <w:highlight w:val="yellow"/>
+          <w:lang w:bidi="he-IL"/>
+        </w:rPr>
+        <w:t>фн, имена</w:t>
+      </w:r>
+      <w:r>
+        <w:rPr>
+          <w:i/>
+          <w:iCs/>
+          <w:highlight w:val="yellow"/>
+          <w:lang w:val="en-US" w:bidi="he-IL"/>
+        </w:rPr>
+        <w:t xml:space="preserve">, </w:t>
+      </w:r>
+      <w:r>
+        <w:rPr>
+          <w:i/>
+          <w:iCs/>
+          <w:highlight w:val="yellow"/>
+          <w:lang w:bidi="he-IL"/>
+        </w:rPr>
+        <w:t>спец., група</w:t>
+      </w:r>
+      <w:r>
+        <w:rPr>
+          <w:lang w:bidi="he-IL"/>
+        </w:rPr>
+        <w:t>/</w:t>
       </w:r>
     </w:p>
     <w:p>
@@ -4857,25 +4918,13 @@
         <w:rPr>
           <w:lang w:bidi="he-IL"/>
         </w:rPr>
-        <w:t>Предал</w:t>
-      </w:r>
-      <w:r>
-        <w:rPr>
-          <w:lang w:bidi="he-IL"/>
-        </w:rPr>
-        <w:t xml:space="preserve"> </w:t>
-      </w:r>
-      <w:r>
-        <w:rPr>
-          <w:lang w:val="en-US" w:bidi="he-IL"/>
-        </w:rPr>
-        <w:t>(</w:t>
-      </w:r>
-      <w:r>
-        <w:rPr>
-          <w:lang w:bidi="he-IL"/>
-        </w:rPr>
-        <w:t>подпис)</w:t>
+        <w:t>Приел</w:t>
+      </w:r>
+      <w:r>
+        <w:rPr>
+          <w:lang w:bidi="he-IL"/>
+        </w:rPr>
+        <w:t xml:space="preserve"> (подпис)</w:t>
       </w:r>
       <w:r>
         <w:rPr>
@@ -4900,96 +4949,240 @@
       </w:r>
       <w:r>
         <w:rPr>
+          <w:lang w:bidi="he-IL"/>
+        </w:rPr>
+        <w:t>проф</w:t>
+      </w:r>
+      <w:r>
+        <w:rPr>
+          <w:lang w:bidi="he-IL"/>
+        </w:rPr>
+        <w:t xml:space="preserve">. </w:t>
+      </w:r>
+      <w:r>
+        <w:rPr>
+          <w:lang w:bidi="he-IL"/>
+        </w:rPr>
+        <w:t xml:space="preserve">д-р </w:t>
+      </w:r>
+      <w:r>
+        <w:rPr>
           <w:i/>
           <w:iCs/>
-          <w:highlight w:val="yellow"/>
-          <w:lang w:bidi="he-IL"/>
-        </w:rPr>
-        <w:t>фн, имена</w:t>
-      </w:r>
-      <w:r>
+          <w:lang w:bidi="he-IL"/>
+        </w:rPr>
+        <w:t>Милен Петров</w:t>
+      </w:r>
+      <w:r>
+        <w:rPr>
+          <w:lang w:bidi="he-IL"/>
+        </w:rPr>
+        <w:t>/</w:t>
+      </w:r>
+    </w:p>
+    <w:p>
+      <w:pPr>
+        <w:spacing w:line="240" w:lineRule="auto"/>
+        <w:jc w:val="right"/>
+        <w:rPr>
+          <w:lang w:bidi="he-IL"/>
+        </w:rPr>
+      </w:pPr>
+    </w:p>
+    <w:p>
+      <w:pPr>
+        <w:pStyle w:val="2"/>
+        <w:rPr>
+          <w:lang w:bidi="he-IL"/>
+        </w:rPr>
+      </w:pPr>
+      <w:r>
+        <w:rPr>
+          <w:lang w:bidi="he-IL"/>
+        </w:rPr>
+        <w:t>Препоръки за предаване на проекта (</w:t>
+      </w:r>
+      <w:r>
+        <w:rPr>
+          <w:color w:val="FF0000"/>
+          <w:highlight w:val="yellow"/>
+          <w:lang w:bidi="he-IL"/>
+        </w:rPr>
+        <w:t>ИЗТРИЙ</w:t>
+      </w:r>
+      <w:r>
+        <w:rPr>
+          <w:color w:val="FF0000"/>
+          <w:highlight w:val="yellow"/>
+          <w:lang w:bidi="he-IL"/>
+        </w:rPr>
+        <w:t xml:space="preserve"> </w:t>
+      </w:r>
+      <w:r>
+        <w:rPr>
+          <w:color w:val="FF0000"/>
+          <w:highlight w:val="yellow"/>
+          <w:lang w:val="en-US" w:bidi="he-IL"/>
+        </w:rPr>
+        <w:t xml:space="preserve"> </w:t>
+      </w:r>
+      <w:r>
+        <w:rPr>
+          <w:color w:val="FF0000"/>
+          <w:highlight w:val="yellow"/>
+          <w:lang w:bidi="he-IL"/>
+        </w:rPr>
+        <w:t>до края</w:t>
+      </w:r>
+      <w:r>
+        <w:rPr>
+          <w:color w:val="FF0000"/>
+          <w:highlight w:val="yellow"/>
+          <w:lang w:bidi="he-IL"/>
+        </w:rPr>
+        <w:t>-</w:t>
+      </w:r>
+      <w:r>
+        <w:rPr>
+          <w:color w:val="FF0000"/>
+          <w:highlight w:val="yellow"/>
+          <w:lang w:bidi="he-IL"/>
+        </w:rPr>
+        <w:t>при предаване на проекта</w:t>
+      </w:r>
+      <w:r>
+        <w:rPr>
+          <w:color w:val="FF0000"/>
+          <w:lang w:bidi="he-IL"/>
+        </w:rPr>
+        <w:t>!</w:t>
+      </w:r>
+      <w:r>
+        <w:rPr>
+          <w:lang w:bidi="he-IL"/>
+        </w:rPr>
+        <w:t>)</w:t>
+      </w:r>
+    </w:p>
+    <w:p>
+      <w:pPr>
+        <w:rPr>
+          <w:lang w:bidi="he-IL"/>
+        </w:rPr>
+      </w:pPr>
+      <w:r>
+        <w:rPr>
+          <w:b/>
+          <w:bCs/>
+          <w:lang w:bidi="he-IL"/>
+        </w:rPr>
+        <w:t>Заб1</w:t>
+      </w:r>
+      <w:r>
+        <w:rPr>
+          <w:b/>
+          <w:bCs/>
+          <w:lang w:bidi="he-IL"/>
+        </w:rPr>
+        <w:t>.</w:t>
+      </w:r>
+      <w:r>
+        <w:rPr>
+          <w:lang w:bidi="he-IL"/>
+        </w:rPr>
+        <w:t xml:space="preserve"> (</w:t>
+      </w:r>
+      <w:r>
+        <w:rPr>
+          <w:lang w:val="en-US" w:bidi="he-IL"/>
+        </w:rPr>
+        <w:t>w21</w:t>
+      </w:r>
+      <w:r>
+        <w:rPr>
+          <w:lang w:bidi="he-IL"/>
+        </w:rPr>
+        <w:t xml:space="preserve">. </w:t>
+      </w:r>
+      <w:r>
+        <w:rPr>
+          <w:highlight w:val="green"/>
+          <w:lang w:bidi="he-IL"/>
+        </w:rPr>
+        <w:t xml:space="preserve">Изтрийте текста в </w:t>
+      </w:r>
+      <w:r>
+        <w:rPr>
+          <w:highlight w:val="green"/>
+          <w:lang w:bidi="he-IL"/>
+        </w:rPr>
+        <w:t xml:space="preserve">зелено по-горе </w:t>
+      </w:r>
+      <w:r>
+        <w:rPr>
+          <w:highlight w:val="green"/>
+          <w:lang w:bidi="he-IL"/>
+        </w:rPr>
+        <w:t xml:space="preserve">в документацията, </w:t>
+      </w:r>
+      <w:r>
+        <w:rPr>
+          <w:highlight w:val="yellow"/>
+          <w:lang w:bidi="he-IL"/>
+        </w:rPr>
+        <w:t xml:space="preserve">а където се искат важите данни – </w:t>
+      </w:r>
+      <w:r>
+        <w:rPr>
+          <w:highlight w:val="yellow"/>
+          <w:lang w:bidi="he-IL"/>
+        </w:rPr>
+        <w:t xml:space="preserve">в жълто - </w:t>
+      </w:r>
+      <w:r>
+        <w:rPr>
+          <w:highlight w:val="yellow"/>
+          <w:lang w:bidi="he-IL"/>
+        </w:rPr>
+        <w:t xml:space="preserve">модифицирайте </w:t>
+      </w:r>
+      <w:r>
+        <w:rPr>
+          <w:highlight w:val="yellow"/>
+          <w:lang w:bidi="he-IL"/>
+        </w:rPr>
+        <w:t>коректн</w:t>
+      </w:r>
+      <w:r>
+        <w:rPr>
+          <w:highlight w:val="yellow"/>
+          <w:lang w:bidi="he-IL"/>
+        </w:rPr>
+        <w:t>ата информация, и махнете оцветяването.</w:t>
+      </w:r>
+    </w:p>
+    <w:p>
+      <w:pPr>
+        <w:spacing w:line="240" w:lineRule="auto"/>
         <w:rPr>
           <w:i/>
           <w:iCs/>
-          <w:highlight w:val="yellow"/>
-          <w:lang w:val="en-US" w:bidi="he-IL"/>
-        </w:rPr>
-        <w:t xml:space="preserve">, </w:t>
+          <w:lang w:bidi="he-IL"/>
+        </w:rPr>
+      </w:pPr>
+      <w:r>
+        <w:rPr>
+          <w:lang w:bidi="he-IL"/>
+        </w:rPr>
+        <w:t xml:space="preserve">Заб. </w:t>
       </w:r>
       <w:r>
         <w:rPr>
           <w:i/>
           <w:iCs/>
-          <w:highlight w:val="yellow"/>
-          <w:lang w:bidi="he-IL"/>
-        </w:rPr>
-        <w:t>спец., група</w:t>
-      </w:r>
-      <w:r>
-        <w:rPr>
-          <w:lang w:bidi="he-IL"/>
-        </w:rPr>
-        <w:t>/</w:t>
-      </w:r>
-    </w:p>
-    <w:p>
-      <w:pPr>
-        <w:spacing w:line="240" w:lineRule="auto"/>
-        <w:jc w:val="right"/>
-        <w:rPr>
-          <w:lang w:bidi="he-IL"/>
-        </w:rPr>
-      </w:pPr>
-      <w:r>
-        <w:rPr>
-          <w:lang w:bidi="he-IL"/>
-        </w:rPr>
-        <w:t>Приел</w:t>
-      </w:r>
-      <w:r>
-        <w:rPr>
-          <w:lang w:bidi="he-IL"/>
-        </w:rPr>
-        <w:t xml:space="preserve"> (подпис)</w:t>
-      </w:r>
-      <w:r>
-        <w:rPr>
-          <w:lang w:bidi="he-IL"/>
-        </w:rPr>
-        <w:t>: ………………………….</w:t>
-      </w:r>
-    </w:p>
-    <w:p>
-      <w:pPr>
-        <w:spacing w:line="240" w:lineRule="auto"/>
-        <w:jc w:val="right"/>
-        <w:rPr>
-          <w:lang w:bidi="he-IL"/>
-        </w:rPr>
-      </w:pPr>
-      <w:r>
-        <w:rPr>
-          <w:lang w:bidi="he-IL"/>
-        </w:rPr>
-        <w:t>/</w:t>
-      </w:r>
-      <w:r>
-        <w:rPr>
-          <w:lang w:bidi="he-IL"/>
-        </w:rPr>
-        <w:t>проф</w:t>
-      </w:r>
-      <w:r>
-        <w:rPr>
-          <w:lang w:bidi="he-IL"/>
-        </w:rPr>
-        <w:t xml:space="preserve">. </w:t>
-      </w:r>
-      <w:r>
-        <w:rPr>
-          <w:lang w:bidi="he-IL"/>
-        </w:rPr>
-        <w:t xml:space="preserve">д-р </w:t>
+          <w:lang w:bidi="he-IL"/>
+        </w:rPr>
+        <w:t>Спазвайки препоръките по-долу биха спомогнали да направите до</w:t>
       </w:r>
       <w:r>
         <w:rPr>
@@ -4997,478 +5190,371 @@
           <w:iCs/>
           <w:lang w:bidi="he-IL"/>
         </w:rPr>
-        <w:t>Милен Петров</w:t>
-      </w:r>
-      <w:r>
-        <w:rPr>
-          <w:lang w:bidi="he-IL"/>
-        </w:rPr>
-        <w:t>/</w:t>
+        <w:t xml:space="preserve">бри проекти по Уеб технологии. </w:t>
+      </w:r>
+    </w:p>
+    <w:p>
+      <w:pPr>
+        <w:pStyle w:val="2"/>
+        <w:rPr>
+          <w:lang w:bidi="he-IL"/>
+        </w:rPr>
+      </w:pPr>
+      <w:r>
+        <w:rPr>
+          <w:lang w:bidi="he-IL"/>
+        </w:rPr>
+        <w:t>Финален проект</w:t>
+      </w:r>
+      <w:r>
+        <w:rPr>
+          <w:lang w:val="en-US" w:bidi="he-IL"/>
+        </w:rPr>
+        <w:t xml:space="preserve"> (</w:t>
+      </w:r>
+      <w:r>
+        <w:rPr>
+          <w:lang w:bidi="he-IL"/>
+        </w:rPr>
+        <w:t xml:space="preserve">инструкции към 7 издание) </w:t>
       </w:r>
     </w:p>
     <w:p>
       <w:pPr>
         <w:spacing w:line="240" w:lineRule="auto"/>
-        <w:jc w:val="right"/>
-        <w:rPr>
-          <w:lang w:bidi="he-IL"/>
-        </w:rPr>
-      </w:pPr>
-    </w:p>
-    <w:p>
-      <w:pPr>
-        <w:pStyle w:val="Heading2"/>
-        <w:rPr>
-          <w:lang w:bidi="he-IL"/>
-        </w:rPr>
-      </w:pPr>
-      <w:r>
-        <w:rPr>
-          <w:lang w:bidi="he-IL"/>
-        </w:rPr>
-        <w:t>Препоръки за предаване на проекта (</w:t>
-      </w:r>
-      <w:r>
-        <w:rPr>
+        <w:rPr>
+          <w:lang w:bidi="he-IL"/>
+        </w:rPr>
+      </w:pPr>
+      <w:r>
+        <w:rPr>
+          <w:lang w:bidi="he-IL"/>
+        </w:rPr>
+        <w:t>2. Изпитни проекти:</w:t>
+      </w:r>
+      <w:r>
+        <w:rPr>
+          <w:lang w:bidi="he-IL"/>
+        </w:rPr>
+        <w:t xml:space="preserve"> (настоящият документ може да съхраните като</w:t>
+      </w:r>
+      <w:r>
+        <w:rPr>
+          <w:lang w:val="en-US" w:bidi="he-IL"/>
+        </w:rPr>
+        <w:t xml:space="preserve"> .docx</w:t>
+      </w:r>
+      <w:r>
+        <w:rPr>
+          <w:lang w:bidi="he-IL"/>
+        </w:rPr>
+        <w:t xml:space="preserve"> . За хората, ползващи редактори, различни от </w:t>
+      </w:r>
+      <w:r>
+        <w:rPr>
+          <w:lang w:val="en-US" w:bidi="he-IL"/>
+        </w:rPr>
+        <w:t xml:space="preserve">MS Office – </w:t>
+      </w:r>
+      <w:r>
+        <w:rPr>
+          <w:lang w:bidi="he-IL"/>
+        </w:rPr>
+        <w:t xml:space="preserve">освен </w:t>
+      </w:r>
+      <w:r>
+        <w:rPr>
+          <w:lang w:val="en-US" w:bidi="he-IL"/>
+        </w:rPr>
+        <w:t>docx/rtf</w:t>
+      </w:r>
+      <w:r>
+        <w:rPr>
+          <w:lang w:bidi="he-IL"/>
+        </w:rPr>
+        <w:t xml:space="preserve"> да качат и </w:t>
+      </w:r>
+      <w:r>
+        <w:rPr>
+          <w:lang w:val="en-US" w:bidi="he-IL"/>
+        </w:rPr>
+        <w:t xml:space="preserve">pdf </w:t>
+      </w:r>
+      <w:r>
+        <w:rPr>
+          <w:lang w:bidi="he-IL"/>
+        </w:rPr>
+        <w:t>версия на документацията – за по-сигурно.)</w:t>
+      </w:r>
+    </w:p>
+    <w:p>
+      <w:pPr>
+        <w:spacing w:line="240" w:lineRule="auto"/>
+        <w:rPr>
+          <w:lang w:bidi="he-IL"/>
+        </w:rPr>
+      </w:pPr>
+      <w:r>
+        <w:rPr>
+          <w:lang w:bidi="he-IL"/>
+        </w:rPr>
+        <w:t>2.1. Темите за изпитните проекти трябва да са съгласувани с мен на място (вече няколко хора го направиха); като тема си запишете ф.н. в гугъл докса - там пише как се записвате (в коя колона и какъв разделител да ползвате); Обем на проектите: 30 човеко</w:t>
+      </w:r>
+      <w:r>
+        <w:rPr>
+          <w:lang w:bidi="he-IL"/>
+        </w:rPr>
+        <w:t>-</w:t>
+      </w:r>
+      <w:r>
+        <w:rPr>
+          <w:lang w:bidi="he-IL"/>
+        </w:rPr>
+        <w:t xml:space="preserve">часа на човек на проект. Това е доста </w:t>
+      </w:r>
+      <w:r>
+        <w:rPr>
+          <w:lang w:bidi="he-IL"/>
+        </w:rPr>
+        <w:t>относително, но все пак е нещо.</w:t>
+      </w:r>
+    </w:p>
+    <w:p>
+      <w:pPr>
+        <w:spacing w:line="240" w:lineRule="auto"/>
+        <w:rPr>
+          <w:lang w:bidi="he-IL"/>
+        </w:rPr>
+      </w:pPr>
+      <w:r>
+        <w:rPr>
+          <w:lang w:bidi="he-IL"/>
+        </w:rPr>
+        <w:t xml:space="preserve">2.2. За документация на проекта ползвайте шаблона (ще гледам да го кача скоро); Задължително потребителска документация (а.к.а. userguide) - няколко скрийншота с кратко разяснение; условие на проекта (т.е. какво сте разтълкували сме се разбрали да правите - то може и да се различава от описанието дадено в гугъл докс-а към момента); както и инструкции за инсталиране; за защитата - ще дам няколко дати през сесията/преди сесията + официалните дати, за който не успее да мине преди това; за защитата - кода, документацията/необходими </w:t>
+      </w:r>
+      <w:r>
+        <w:rPr>
+          <w:lang w:bidi="he-IL"/>
+        </w:rPr>
+        <w:lastRenderedPageBreak/>
+        <w:t>библиотеки/среди, инсталации - за инсталирането се предават на DVD (ако има още такова нещо като CD-може и на CD). Може по изключение да сложа И форма за качване само на документацията и програмен код и в мудъл, НО идеята е, че ако няма интернет (да речем е паднал мудъла, спрял е тока и т.н. - само по съдържанието на диска, който сте предали да може да се инсталира</w:t>
+      </w:r>
+      <w:r>
+        <w:rPr>
+          <w:lang w:bidi="he-IL"/>
+        </w:rPr>
+        <w:t xml:space="preserve">, </w:t>
+      </w:r>
+      <w:r>
+        <w:rPr>
+          <w:lang w:bidi="he-IL"/>
+        </w:rPr>
+        <w:t xml:space="preserve">подкара </w:t>
+      </w:r>
+      <w:r>
+        <w:rPr>
+          <w:lang w:bidi="he-IL"/>
+        </w:rPr>
+        <w:t xml:space="preserve">и тества </w:t>
+      </w:r>
+      <w:r>
+        <w:rPr>
+          <w:lang w:bidi="he-IL"/>
+        </w:rPr>
+        <w:t>проекта); Също така разпечатвате първа страница от проекта (с името ви и заданието), 1 страница от userguide-а и последната страница, където пише предал/приел (там пише вашите и моите имена), т.е. не е необходимо да печатите цялата документация - така или иначе ще я има в електронен формат; За хората, които не ползват MS Office - ще помоля освен изходният документ в docx/rtf, да качат нещата и е pdf формат, т.к. често такъв тип документация се размества и не се чете. В кода сложете и MySql sql скрипт със създаване на таблицата и скриптове, задаващи примерни данни (т.е. може да тестваме приложението дали работи без данни, и ако за да се види пълната прелест на проекта е нужно да се вкарат предварително данни - sql и/или снимки/звуци и т.н. м</w:t>
+      </w:r>
+      <w:r>
+        <w:rPr>
+          <w:lang w:bidi="he-IL"/>
+        </w:rPr>
+        <w:t>оже да ги подготвите на диска</w:t>
+      </w:r>
+      <w:r>
+        <w:rPr>
+          <w:lang w:bidi="he-IL"/>
+        </w:rPr>
+        <w:t xml:space="preserve"> или ако е указано-в мудъл </w:t>
+      </w:r>
+      <w:r>
+        <w:rPr>
+          <w:strike/>
+          <w:lang w:bidi="he-IL"/>
+        </w:rPr>
+        <w:t>или облака към курса – ако има</w:t>
+      </w:r>
+      <w:r>
+        <w:rPr>
+          <w:lang w:bidi="he-IL"/>
+        </w:rPr>
+        <w:t>).</w:t>
+      </w:r>
+      <w:r>
+        <w:rPr>
+          <w:lang w:bidi="he-IL"/>
+        </w:rPr>
+        <w:t xml:space="preserve"> </w:t>
+      </w:r>
+      <w:r>
+        <w:rPr>
+          <w:b/>
           <w:color w:val="FF0000"/>
-          <w:highlight w:val="yellow"/>
-          <w:lang w:bidi="he-IL"/>
-        </w:rPr>
-        <w:t>ИЗТРИЙ</w:t>
-      </w:r>
-      <w:r>
-        <w:rPr>
+          <w:lang w:bidi="he-IL"/>
+        </w:rPr>
+        <w:t>БЕЗ</w:t>
+      </w:r>
+      <w:r>
+        <w:rPr>
+          <w:b/>
           <w:color w:val="FF0000"/>
-          <w:highlight w:val="yellow"/>
+          <w:lang w:bidi="he-IL"/>
+        </w:rPr>
+        <w:t xml:space="preserve"> флашки!</w:t>
+      </w:r>
+    </w:p>
+    <w:p>
+      <w:pPr>
+        <w:spacing w:line="240" w:lineRule="auto"/>
+        <w:rPr>
+          <w:lang w:bidi="he-IL"/>
+        </w:rPr>
+      </w:pPr>
+      <w:r>
+        <w:rPr>
+          <w:lang w:bidi="he-IL"/>
+        </w:rPr>
+        <w:t>2.3. Срок за защита на изпитните проекти - до изпита. За съгласуване на теми - ми пишете да се разберем за час за консултации за проектите.</w:t>
+      </w:r>
+      <w:r>
+        <w:rPr>
           <w:lang w:bidi="he-IL"/>
         </w:rPr>
         <w:t xml:space="preserve"> </w:t>
       </w:r>
-      <w:r>
-        <w:rPr>
-          <w:color w:val="FF0000"/>
-          <w:highlight w:val="yellow"/>
+    </w:p>
+    <w:p>
+      <w:pPr>
+        <w:spacing w:line="240" w:lineRule="auto"/>
+        <w:rPr>
+          <w:lang w:bidi="he-IL"/>
+        </w:rPr>
+      </w:pPr>
+      <w:r>
+        <w:rPr>
           <w:lang w:val="en-US" w:bidi="he-IL"/>
         </w:rPr>
-        <w:t xml:space="preserve"> </w:t>
-      </w:r>
-      <w:r>
-        <w:rPr>
-          <w:color w:val="FF0000"/>
-          <w:highlight w:val="yellow"/>
-          <w:lang w:bidi="he-IL"/>
-        </w:rPr>
-        <w:t>до края</w:t>
-      </w:r>
-      <w:r>
-        <w:rPr>
-          <w:color w:val="FF0000"/>
-          <w:highlight w:val="yellow"/>
-          <w:lang w:bidi="he-IL"/>
-        </w:rPr>
-        <w:t>-</w:t>
-      </w:r>
-      <w:r>
-        <w:rPr>
-          <w:color w:val="FF0000"/>
-          <w:highlight w:val="yellow"/>
-          <w:lang w:bidi="he-IL"/>
-        </w:rPr>
-        <w:t>при предаване на проекта</w:t>
-      </w:r>
-      <w:r>
-        <w:rPr>
-          <w:color w:val="FF0000"/>
-          <w:lang w:bidi="he-IL"/>
-        </w:rPr>
-        <w:t>!</w:t>
-      </w:r>
-      <w:r>
-        <w:rPr>
-          <w:lang w:bidi="he-IL"/>
-        </w:rPr>
-        <w:t>)</w:t>
-      </w:r>
-    </w:p>
-    <w:p>
-      <w:pPr>
-        <w:rPr>
-          <w:lang w:bidi="he-IL"/>
-        </w:rPr>
-      </w:pPr>
+        <w:t xml:space="preserve">(w21) </w:t>
+      </w:r>
       <w:r>
         <w:rPr>
           <w:b/>
           <w:bCs/>
           <w:lang w:bidi="he-IL"/>
         </w:rPr>
-        <w:t>Заб1</w:t>
-      </w:r>
+        <w:t>Предаване на проекта става 48ч.</w:t>
+      </w:r>
+      <w:r>
+        <w:rPr>
+          <w:lang w:bidi="he-IL"/>
+        </w:rPr>
+        <w:t xml:space="preserve"> преди изпита</w:t>
+      </w:r>
+      <w:r>
+        <w:rPr>
+          <w:lang w:val="en-US" w:bidi="he-IL"/>
+        </w:rPr>
+        <w:t xml:space="preserve"> </w:t>
+      </w:r>
+      <w:r>
+        <w:rPr>
+          <w:lang w:bidi="he-IL"/>
+        </w:rPr>
+        <w:t>ЗАДЪЛЖИТЕЛНО по указаният начин от преподавателя (най-вероятно мудъл). Това важи и за хората, независимо явяващи се извънредно, на редовна или поправителна сесия, финализиране и последни промени може да качвате и преди да влезнете за защита.</w:t>
+      </w:r>
+    </w:p>
+    <w:p>
+      <w:pPr>
+        <w:spacing w:line="240" w:lineRule="auto"/>
+        <w:rPr>
+          <w:lang w:bidi="he-IL"/>
+        </w:rPr>
+      </w:pPr>
+      <w:r>
+        <w:rPr>
+          <w:lang w:bidi="he-IL"/>
+        </w:rPr>
+        <w:t>Вижте и инструкциите към 6 издание – които не противоречат с инструкциите за настоящото издание – са валидни и сега.</w:t>
+      </w:r>
+    </w:p>
+    <w:p>
+      <w:pPr>
+        <w:pStyle w:val="2"/>
+        <w:rPr>
+          <w:lang w:bidi="he-IL"/>
+        </w:rPr>
+      </w:pPr>
+      <w:r>
+        <w:rPr>
+          <w:lang w:bidi="he-IL"/>
+        </w:rPr>
+        <w:t>Финален проект</w:t>
+      </w:r>
+      <w:r>
+        <w:rPr>
+          <w:lang w:val="en-US" w:bidi="he-IL"/>
+        </w:rPr>
+        <w:t xml:space="preserve"> (</w:t>
+      </w:r>
+      <w:r>
+        <w:rPr>
+          <w:lang w:bidi="he-IL"/>
+        </w:rPr>
+        <w:t xml:space="preserve">инструкции към 6 издание) </w:t>
+      </w:r>
+    </w:p>
+    <w:p>
+      <w:pPr>
+        <w:spacing w:line="240" w:lineRule="auto"/>
+        <w:rPr>
+          <w:i/>
+          <w:iCs/>
+          <w:lang w:bidi="he-IL"/>
+        </w:rPr>
+      </w:pPr>
+      <w:r>
+        <w:rPr>
+          <w:lang w:bidi="he-IL"/>
+        </w:rPr>
+        <w:t xml:space="preserve">Заб. </w:t>
+      </w:r>
+      <w:r>
+        <w:rPr>
+          <w:i/>
+          <w:iCs/>
+          <w:lang w:bidi="he-IL"/>
+        </w:rPr>
+        <w:t xml:space="preserve">Спазвайки препоръките по-долу биха спомогнали да направите добри проекти по Уеб технологии. </w:t>
+      </w:r>
+    </w:p>
+    <w:p>
+      <w:pPr>
+        <w:spacing w:line="240" w:lineRule="auto"/>
+        <w:rPr>
+          <w:lang w:bidi="he-IL"/>
+        </w:rPr>
+      </w:pPr>
       <w:r>
         <w:rPr>
           <w:b/>
           <w:bCs/>
           <w:lang w:bidi="he-IL"/>
         </w:rPr>
-        <w:t>.</w:t>
-      </w:r>
-      <w:r>
-        <w:rPr>
-          <w:lang w:bidi="he-IL"/>
-        </w:rPr>
-        <w:t xml:space="preserve"> (</w:t>
-      </w:r>
-      <w:r>
-        <w:rPr>
-          <w:lang w:val="en-US" w:bidi="he-IL"/>
-        </w:rPr>
-        <w:t>w21</w:t>
-      </w:r>
-      <w:r>
-        <w:rPr>
-          <w:lang w:bidi="he-IL"/>
-        </w:rPr>
-        <w:t xml:space="preserve">. </w:t>
-      </w:r>
-      <w:r>
-        <w:rPr>
-          <w:highlight w:val="green"/>
-          <w:lang w:bidi="he-IL"/>
-        </w:rPr>
-        <w:t xml:space="preserve">Изтрийте текста в </w:t>
-      </w:r>
-      <w:r>
-        <w:rPr>
-          <w:highlight w:val="green"/>
-          <w:lang w:bidi="he-IL"/>
-        </w:rPr>
-        <w:t xml:space="preserve">зелено по-горе </w:t>
-      </w:r>
-      <w:r>
-        <w:rPr>
-          <w:highlight w:val="green"/>
-          <w:lang w:bidi="he-IL"/>
-        </w:rPr>
-        <w:t xml:space="preserve">в документацията, </w:t>
-      </w:r>
-      <w:r>
-        <w:rPr>
-          <w:highlight w:val="yellow"/>
-          <w:lang w:bidi="he-IL"/>
-        </w:rPr>
-        <w:t xml:space="preserve">а където се искат важите данни – </w:t>
-      </w:r>
-      <w:r>
-        <w:rPr>
-          <w:highlight w:val="yellow"/>
-          <w:lang w:bidi="he-IL"/>
-        </w:rPr>
-        <w:t xml:space="preserve">в жълто - </w:t>
-      </w:r>
-      <w:r>
-        <w:rPr>
-          <w:highlight w:val="yellow"/>
-          <w:lang w:bidi="he-IL"/>
-        </w:rPr>
-        <w:t xml:space="preserve">модифицирайте </w:t>
-      </w:r>
-      <w:r>
-        <w:rPr>
-          <w:highlight w:val="yellow"/>
-          <w:lang w:bidi="he-IL"/>
-        </w:rPr>
-        <w:t>коректн</w:t>
-      </w:r>
-      <w:r>
-        <w:rPr>
-          <w:highlight w:val="yellow"/>
-          <w:lang w:bidi="he-IL"/>
-        </w:rPr>
-        <w:t>ата информация, и махнете оцветяването.</w:t>
-      </w:r>
-    </w:p>
-    <w:p>
-      <w:pPr>
-        <w:spacing w:line="240" w:lineRule="auto"/>
-        <w:rPr>
-          <w:i/>
-          <w:iCs/>
-          <w:lang w:bidi="he-IL"/>
-        </w:rPr>
-      </w:pPr>
-      <w:r>
-        <w:rPr>
-          <w:lang w:bidi="he-IL"/>
-        </w:rPr>
-        <w:t xml:space="preserve">Заб. </w:t>
-      </w:r>
-      <w:r>
-        <w:rPr>
-          <w:i/>
-          <w:iCs/>
-          <w:lang w:bidi="he-IL"/>
-        </w:rPr>
-        <w:t>Спазвайки препоръките по-долу биха спомогнали да направите до</w:t>
-      </w:r>
-      <w:r>
-        <w:rPr>
-          <w:i/>
-          <w:iCs/>
-          <w:lang w:bidi="he-IL"/>
-        </w:rPr>
-        <w:t xml:space="preserve">бри проекти по Уеб технологии. </w:t>
-      </w:r>
-    </w:p>
-    <w:p>
-      <w:pPr>
-        <w:pStyle w:val="Heading2"/>
-        <w:rPr>
-          <w:lang w:bidi="he-IL"/>
-        </w:rPr>
-      </w:pPr>
-      <w:r>
-        <w:rPr>
-          <w:lang w:bidi="he-IL"/>
-        </w:rPr>
-        <w:t>Финален проект</w:t>
-      </w:r>
-      <w:r>
-        <w:rPr>
-          <w:lang w:val="en-US" w:bidi="he-IL"/>
-        </w:rPr>
-        <w:t xml:space="preserve"> (</w:t>
-      </w:r>
-      <w:r>
-        <w:rPr>
-          <w:lang w:bidi="he-IL"/>
-        </w:rPr>
-        <w:t xml:space="preserve">инструкции към 7 издание) </w:t>
-      </w:r>
-    </w:p>
-    <w:p>
-      <w:pPr>
-        <w:spacing w:line="240" w:lineRule="auto"/>
-        <w:rPr>
-          <w:lang w:bidi="he-IL"/>
-        </w:rPr>
-      </w:pPr>
-      <w:r>
-        <w:rPr>
-          <w:lang w:bidi="he-IL"/>
-        </w:rPr>
-        <w:t>2. Изпитни проекти:</w:t>
-      </w:r>
-      <w:r>
-        <w:rPr>
-          <w:lang w:bidi="he-IL"/>
-        </w:rPr>
-        <w:t xml:space="preserve"> (настоящият документ може да съхраните като</w:t>
-      </w:r>
-      <w:r>
-        <w:rPr>
-          <w:lang w:val="en-US" w:bidi="he-IL"/>
-        </w:rPr>
-        <w:t xml:space="preserve"> .docx</w:t>
-      </w:r>
-      <w:r>
-        <w:rPr>
-          <w:lang w:bidi="he-IL"/>
-        </w:rPr>
-        <w:t xml:space="preserve"> . За хората, ползващи редактори, различни от </w:t>
-      </w:r>
-      <w:r>
-        <w:rPr>
-          <w:lang w:val="en-US" w:bidi="he-IL"/>
-        </w:rPr>
-        <w:t xml:space="preserve">MS Office – </w:t>
-      </w:r>
-      <w:r>
-        <w:rPr>
-          <w:lang w:bidi="he-IL"/>
-        </w:rPr>
-        <w:t xml:space="preserve">освен </w:t>
-      </w:r>
-      <w:r>
-        <w:rPr>
-          <w:lang w:val="en-US" w:bidi="he-IL"/>
-        </w:rPr>
-        <w:t>docx/rtf</w:t>
-      </w:r>
-      <w:r>
-        <w:rPr>
-          <w:lang w:bidi="he-IL"/>
-        </w:rPr>
-        <w:t xml:space="preserve"> да качат и </w:t>
-      </w:r>
-      <w:r>
-        <w:rPr>
-          <w:lang w:val="en-US" w:bidi="he-IL"/>
-        </w:rPr>
-        <w:t xml:space="preserve">pdf </w:t>
-      </w:r>
-      <w:r>
-        <w:rPr>
-          <w:lang w:bidi="he-IL"/>
-        </w:rPr>
-        <w:t>версия на документацията – за по-сигурно.)</w:t>
-      </w:r>
-    </w:p>
-    <w:p>
-      <w:pPr>
-        <w:spacing w:line="240" w:lineRule="auto"/>
-        <w:rPr>
-          <w:lang w:bidi="he-IL"/>
-        </w:rPr>
-      </w:pPr>
-      <w:r>
-        <w:rPr>
-          <w:lang w:bidi="he-IL"/>
-        </w:rPr>
-        <w:t>2.1. Темите за изпитните проекти трябва да са съгласувани с мен на място (вече няколко хора го направиха); като тема си запишете ф.н. в гугъл докса - там пише как се записвате (в коя колона и какъв разделител да ползвате); Обем на проектите: 30 човеко</w:t>
-      </w:r>
-      <w:r>
-        <w:rPr>
-          <w:lang w:bidi="he-IL"/>
-        </w:rPr>
-        <w:t>-</w:t>
-      </w:r>
-      <w:r>
-        <w:rPr>
-          <w:lang w:bidi="he-IL"/>
-        </w:rPr>
-        <w:t xml:space="preserve">часа на човек на проект. Това е доста </w:t>
-      </w:r>
-      <w:r>
-        <w:rPr>
-          <w:lang w:bidi="he-IL"/>
-        </w:rPr>
-        <w:t>относително, но все пак е нещо.</w:t>
-      </w:r>
-    </w:p>
-    <w:p>
-      <w:pPr>
-        <w:spacing w:line="240" w:lineRule="auto"/>
-        <w:rPr>
-          <w:lang w:bidi="he-IL"/>
-        </w:rPr>
-      </w:pPr>
-      <w:r>
-        <w:rPr>
-          <w:lang w:bidi="he-IL"/>
-        </w:rPr>
-        <w:t xml:space="preserve">2.2. За документация на проекта ползвайте шаблона (ще гледам да го кача скоро); Задължително потребителска документация (а.к.а. userguide) - няколко скрийншота с кратко разяснение; условие на проекта (т.е. какво сте разтълкували сме се разбрали да правите - то може и да се различава от описанието дадено в гугъл докс-а към момента); както и инструкции за инсталиране; за защитата - ще дам няколко дати през сесията/преди сесията + официалните дати, за който не успее да мине преди това; за защитата - кода, документацията/необходими </w:t>
-      </w:r>
-      <w:r>
-        <w:rPr>
-          <w:lang w:bidi="he-IL"/>
-        </w:rPr>
-        <w:lastRenderedPageBreak/>
-        <w:t>библиотеки/среди, инсталации - за инсталирането се предават на DVD (ако има още такова нещо като CD-може и на CD). Може по изключение да сложа И форма за качване само на документацията и програмен код и в мудъл, НО идеята е, че ако няма интернет (да речем е паднал мудъла, спрял е тока и т.н. - само по съдържанието на диска, който сте предали да може да се инсталира</w:t>
-      </w:r>
-      <w:r>
-        <w:rPr>
-          <w:lang w:bidi="he-IL"/>
-        </w:rPr>
-        <w:t xml:space="preserve">, </w:t>
-      </w:r>
-      <w:r>
-        <w:rPr>
-          <w:lang w:bidi="he-IL"/>
-        </w:rPr>
-        <w:t xml:space="preserve">подкара </w:t>
-      </w:r>
-      <w:r>
-        <w:rPr>
-          <w:lang w:bidi="he-IL"/>
-        </w:rPr>
-        <w:t xml:space="preserve">и тества </w:t>
-      </w:r>
-      <w:r>
-        <w:rPr>
-          <w:lang w:bidi="he-IL"/>
-        </w:rPr>
-        <w:t>проекта); Също така разпечатвате първа страница от проекта (с името ви и заданието), 1 страница от userguide-а и последната страница, където пише предал/приел (там пише вашите и моите имена), т.е. не е необходимо да печатите цялата документация - така или иначе ще я има в електронен формат; За хората, които не ползват MS Office - ще помоля освен изходният документ в docx/rtf, да качат нещата и е pdf формат, т.к. често такъв тип документация се размества и не се чете. В кода сложете и MySql sql скрипт със създаване на таблицата и скриптове, задаващи примерни данни (т.е. може да тестваме приложението дали работи без данни, и ако за да се види пълната прелест на проекта е нужно да се вкарат предварително данни - sql и/или снимки/звуци и т.н. м</w:t>
-      </w:r>
-      <w:r>
-        <w:rPr>
-          <w:lang w:bidi="he-IL"/>
-        </w:rPr>
-        <w:t>оже да ги подготвите на диска</w:t>
-      </w:r>
-      <w:r>
-        <w:rPr>
-          <w:lang w:bidi="he-IL"/>
-        </w:rPr>
-        <w:t xml:space="preserve"> или ако е указано-в мудъл </w:t>
-      </w:r>
-      <w:r>
-        <w:rPr>
-          <w:strike/>
-          <w:lang w:bidi="he-IL"/>
-        </w:rPr>
-        <w:t>или облака към курса – ако има</w:t>
-      </w:r>
-      <w:r>
-        <w:rPr>
-          <w:lang w:bidi="he-IL"/>
-        </w:rPr>
-        <w:t>).</w:t>
-      </w:r>
-      <w:r>
-        <w:rPr>
-          <w:lang w:bidi="he-IL"/>
-        </w:rPr>
-        <w:t xml:space="preserve"> </w:t>
-      </w:r>
-      <w:r>
-        <w:rPr>
-          <w:b/>
-          <w:color w:val="FF0000"/>
-          <w:lang w:bidi="he-IL"/>
-        </w:rPr>
-        <w:t>БЕЗ</w:t>
-      </w:r>
-      <w:r>
-        <w:rPr>
-          <w:b/>
-          <w:color w:val="FF0000"/>
-          <w:lang w:bidi="he-IL"/>
-        </w:rPr>
-        <w:t xml:space="preserve"> флашки!</w:t>
-      </w:r>
-    </w:p>
-    <w:p>
-      <w:pPr>
-        <w:spacing w:line="240" w:lineRule="auto"/>
-        <w:rPr>
-          <w:lang w:bidi="he-IL"/>
-        </w:rPr>
-      </w:pPr>
-      <w:r>
-        <w:rPr>
-          <w:lang w:bidi="he-IL"/>
-        </w:rPr>
-        <w:t>2.3. Срок за защита на изпитните проекти - до изпита. За съгласуване на теми - ми пишете да се разберем за час за консултации за проектите.</w:t>
-      </w:r>
-      <w:r>
-        <w:rPr>
-          <w:lang w:bidi="he-IL"/>
-        </w:rPr>
-        <w:t xml:space="preserve"> </w:t>
-      </w:r>
-    </w:p>
-    <w:p>
-      <w:pPr>
-        <w:spacing w:line="240" w:lineRule="auto"/>
-        <w:rPr>
-          <w:lang w:bidi="he-IL"/>
-        </w:rPr>
-      </w:pPr>
-      <w:r>
-        <w:rPr>
-          <w:lang w:val="en-US" w:bidi="he-IL"/>
-        </w:rPr>
-        <w:t xml:space="preserve">(w21) </w:t>
+        <w:t>Задължително:</w:t>
+      </w:r>
+      <w:r>
+        <w:rPr>
+          <w:lang w:bidi="he-IL"/>
+        </w:rPr>
+        <w:t xml:space="preserve"> Реферата да е в zip файл с име на зип файла: </w:t>
       </w:r>
       <w:r>
         <w:rPr>
@@ -5476,130 +5562,18 @@
           <w:bCs/>
           <w:lang w:bidi="he-IL"/>
         </w:rPr>
-        <w:t>Предаване на проекта става 48ч.</w:t>
-      </w:r>
-      <w:r>
-        <w:rPr>
-          <w:lang w:bidi="he-IL"/>
-        </w:rPr>
-        <w:t xml:space="preserve"> преди изпита</w:t>
-      </w:r>
-      <w:r>
-        <w:rPr>
-          <w:lang w:val="en-US" w:bidi="he-IL"/>
-        </w:rPr>
-        <w:t xml:space="preserve"> </w:t>
-      </w:r>
-      <w:r>
-        <w:rPr>
-          <w:lang w:bidi="he-IL"/>
-        </w:rPr>
-        <w:t>ЗАДЪЛЖИТЕЛНО по указаният начин от преподавателя (най-вероятно мудъл). Това важи и за хората, независимо явяващи се извънредно, на редовна или поправителна сесия, финализиране и последни промени може да качвате и преди да влезнете за защита.</w:t>
-      </w:r>
-    </w:p>
-    <w:p>
-      <w:pPr>
-        <w:spacing w:line="240" w:lineRule="auto"/>
-        <w:rPr>
-          <w:lang w:bidi="he-IL"/>
-        </w:rPr>
-      </w:pPr>
-      <w:r>
-        <w:rPr>
-          <w:lang w:bidi="he-IL"/>
-        </w:rPr>
-        <w:t>Вижте и инструкциите към 6 издание – които не противоречат с инструкциите за настоящото издание – са валидни и сега.</w:t>
-      </w:r>
-    </w:p>
-    <w:p>
-      <w:pPr>
-        <w:pStyle w:val="Heading2"/>
-        <w:rPr>
-          <w:lang w:bidi="he-IL"/>
-        </w:rPr>
-      </w:pPr>
-      <w:r>
-        <w:rPr>
-          <w:lang w:bidi="he-IL"/>
-        </w:rPr>
-        <w:t>Финален проект</w:t>
-      </w:r>
-      <w:r>
-        <w:rPr>
-          <w:lang w:val="en-US" w:bidi="he-IL"/>
-        </w:rPr>
-        <w:t xml:space="preserve"> (</w:t>
-      </w:r>
-      <w:r>
-        <w:rPr>
-          <w:lang w:bidi="he-IL"/>
-        </w:rPr>
-        <w:t xml:space="preserve">инструкции към 6 издание) </w:t>
-      </w:r>
-    </w:p>
-    <w:p>
-      <w:pPr>
-        <w:spacing w:line="240" w:lineRule="auto"/>
-        <w:rPr>
-          <w:i/>
-          <w:iCs/>
-          <w:lang w:bidi="he-IL"/>
-        </w:rPr>
-      </w:pPr>
-      <w:r>
-        <w:rPr>
-          <w:lang w:bidi="he-IL"/>
-        </w:rPr>
-        <w:t xml:space="preserve">Заб. </w:t>
-      </w:r>
-      <w:r>
-        <w:rPr>
-          <w:i/>
-          <w:iCs/>
-          <w:lang w:bidi="he-IL"/>
-        </w:rPr>
-        <w:t xml:space="preserve">Спазвайки препоръките по-долу биха спомогнали да направите добри проекти по Уеб технологии. </w:t>
-      </w:r>
-    </w:p>
-    <w:p>
-      <w:pPr>
-        <w:spacing w:line="240" w:lineRule="auto"/>
-        <w:rPr>
-          <w:lang w:bidi="he-IL"/>
-        </w:rPr>
-      </w:pPr>
+        <w:t>fakNo_final.zip</w:t>
+      </w:r>
+      <w:r>
+        <w:rPr>
+          <w:lang w:bidi="he-IL"/>
+        </w:rPr>
+        <w:t xml:space="preserve"> където вместо </w:t>
+      </w:r>
       <w:r>
         <w:rPr>
           <w:b/>
           <w:bCs/>
-          <w:lang w:bidi="he-IL"/>
-        </w:rPr>
-        <w:t>Задължително:</w:t>
-      </w:r>
-      <w:r>
-        <w:rPr>
-          <w:lang w:bidi="he-IL"/>
-        </w:rPr>
-        <w:t xml:space="preserve"> Реферата да е в zip файл с име на зип файла: </w:t>
-      </w:r>
-      <w:r>
-        <w:rPr>
-          <w:b/>
-          <w:bCs/>
-          <w:lang w:bidi="he-IL"/>
-        </w:rPr>
-        <w:t>fakNo_final.zip</w:t>
-      </w:r>
-      <w:r>
-        <w:rPr>
-          <w:lang w:bidi="he-IL"/>
-        </w:rPr>
-        <w:t xml:space="preserve"> където вместо </w:t>
-      </w:r>
-      <w:r>
-        <w:rPr>
-          <w:b/>
-          <w:bCs/>
           <w:highlight w:val="yellow"/>
           <w:lang w:bidi="he-IL"/>
         </w:rPr>
@@ -5638,7 +5612,7 @@
     </w:p>
     <w:p>
       <w:pPr>
-        <w:pStyle w:val="Heading2"/>
+        <w:pStyle w:val="2"/>
         <w:rPr>
           <w:lang w:bidi="he-IL"/>
         </w:rPr>
@@ -9510,7 +9484,7 @@
     </w:p>
     <w:p>
       <w:pPr>
-        <w:pStyle w:val="ListParagraph"/>
+        <w:pStyle w:val="a"/>
         <w:numPr>
           <w:ilvl w:val="0"/>
           <w:numId w:val="4"/>
@@ -9529,7 +9503,7 @@
     </w:p>
     <w:p>
       <w:pPr>
-        <w:pStyle w:val="ListParagraph"/>
+        <w:pStyle w:val="a"/>
         <w:numPr>
           <w:ilvl w:val="0"/>
           <w:numId w:val="4"/>
@@ -9590,7 +9564,7 @@
     </w:p>
     <w:p>
       <w:pPr>
-        <w:pStyle w:val="ListParagraph"/>
+        <w:pStyle w:val="a"/>
         <w:numPr>
           <w:ilvl w:val="0"/>
           <w:numId w:val="0"/>
@@ -9628,7 +9602,7 @@
 </file>
 
 <file path=word/numbering.xml><?xml version="1.0" encoding="utf-8"?>
-<w:numbering xmlns:wpc="http://schemas.microsoft.com/office/word/2010/wordprocessingCanvas" xmlns:cx="http://schemas.microsoft.com/office/drawing/2014/chartex" xmlns:mc="http://schemas.openxmlformats.org/markup-compatibility/2006" xmlns:o="urn:schemas-microsoft-com:office:office" xmlns:r="http://schemas.openxmlformats.org/officeDocument/2006/relationships" xmlns:m="http://schemas.openxmlformats.org/officeDocument/2006/math" xmlns:v="urn:schemas-microsoft-com:vml" xmlns:wp14="http://schemas.microsoft.com/office/word/2010/wordprocessingDrawing" xmlns:wp="http://schemas.openxmlformats.org/drawingml/2006/wordprocessingDrawing" xmlns:w10="urn:schemas-microsoft-com:office:word" xmlns:w="http://schemas.openxmlformats.org/wordprocessingml/2006/main" xmlns:w14="http://schemas.microsoft.com/office/word/2010/wordml" xmlns:w15="http://schemas.microsoft.com/office/word/2012/wordml" xmlns:w16se="http://schemas.microsoft.com/office/word/2015/wordml/symex" xmlns:wpg="http://schemas.microsoft.com/office/word/2010/wordprocessingGroup" xmlns:wpi="http://schemas.microsoft.com/office/word/2010/wordprocessingInk" xmlns:wne="http://schemas.microsoft.com/office/word/2006/wordml" xmlns:wps="http://schemas.microsoft.com/office/word/2010/wordprocessingShape" mc:Ignorable="w14 w15 w16se wp14">
+<w:numbering xmlns:wpc="http://schemas.microsoft.com/office/word/2010/wordprocessingCanvas" xmlns:cx="http://schemas.microsoft.com/office/drawing/2014/chartex" xmlns:cx1="http://schemas.microsoft.com/office/drawing/2015/9/8/chartex" xmlns:cx2="http://schemas.microsoft.com/office/drawing/2015/10/21/chartex" xmlns:cx3="http://schemas.microsoft.com/office/drawing/2016/5/9/chartex" xmlns:cx4="http://schemas.microsoft.com/office/drawing/2016/5/10/chartex" xmlns:cx5="http://schemas.microsoft.com/office/drawing/2016/5/11/chartex" xmlns:cx6="http://schemas.microsoft.com/office/drawing/2016/5/12/chartex" xmlns:cx7="http://schemas.microsoft.com/office/drawing/2016/5/13/chartex" xmlns:cx8="http://schemas.microsoft.com/office/drawing/2016/5/14/chartex" xmlns:mc="http://schemas.openxmlformats.org/markup-compatibility/2006" xmlns:aink="http://schemas.microsoft.com/office/drawing/2016/ink" xmlns:am3d="http://schemas.microsoft.com/office/drawing/2017/model3d" xmlns:o="urn:schemas-microsoft-com:office:office" xmlns:oel="http://schemas.microsoft.com/office/2019/extlst" xmlns:r="http://schemas.openxmlformats.org/officeDocument/2006/relationships" xmlns:m="http://schemas.openxmlformats.org/officeDocument/2006/math" xmlns:v="urn:schemas-microsoft-com:vml" xmlns:wp14="http://schemas.microsoft.com/office/word/2010/wordprocessingDrawing" xmlns:wp="http://schemas.openxmlformats.org/drawingml/2006/wordprocessingDrawing" xmlns:w10="urn:schemas-microsoft-com:office:word" xmlns:w="http://schemas.openxmlformats.org/wordprocessingml/2006/main" xmlns:w14="http://schemas.microsoft.com/office/word/2010/wordml" xmlns:w15="http://schemas.microsoft.com/office/word/2012/wordml" xmlns:w16cex="http://schemas.microsoft.com/office/word/2018/wordml/cex" xmlns:w16cid="http://schemas.microsoft.com/office/word/2016/wordml/cid" xmlns:w16="http://schemas.microsoft.com/office/word/2018/wordml" xmlns:w16du="http://schemas.microsoft.com/office/word/2023/wordml/word16du" xmlns:w16sdtdh="http://schemas.microsoft.com/office/word/2020/wordml/sdtdatahash" xmlns:w16sdtfl="http://schemas.microsoft.com/office/word/2024/wordml/sdtformatlock" xmlns:w16se="http://schemas.microsoft.com/office/word/2015/wordml/symex" xmlns:wpg="http://schemas.microsoft.com/office/word/2010/wordprocessingGroup" xmlns:wpi="http://schemas.microsoft.com/office/word/2010/wordprocessingInk" xmlns:wne="http://schemas.microsoft.com/office/word/2006/wordml" xmlns:wps="http://schemas.microsoft.com/office/word/2010/wordprocessingShape" mc:Ignorable="w14 w15 w16se w16cid w16 w16cex w16sdtdh w16sdtfl w16du wp14">
   <w:abstractNum w:abstractNumId="0" w15:restartNumberingAfterBreak="0">
     <w:nsid w:val="04B12A69"/>
     <w:multiLevelType w:val="hybridMultilevel"/>
@@ -9719,6 +9693,92 @@
     </w:lvl>
   </w:abstractNum>
   <w:abstractNum w:abstractNumId="1" w15:restartNumberingAfterBreak="0">
+    <w:nsid w:val="062E5372"/>
+    <w:multiLevelType w:val="hybridMultilevel"/>
+    <w:tmpl w:val="F6B29C8E"/>
+    <w:lvl w:ilvl="0" w:tplc="0402000F">
+      <w:start w:val="1"/>
+      <w:numFmt w:val="decimal"/>
+      <w:lvlText w:val="%1."/>
+      <w:lvlJc w:val="left"/>
+      <w:pPr>
+        <w:ind w:left="1080" w:hanging="360"/>
+      </w:pPr>
+    </w:lvl>
+    <w:lvl w:ilvl="1" w:tplc="04020019" w:tentative="1">
+      <w:start w:val="1"/>
+      <w:numFmt w:val="lowerLetter"/>
+      <w:lvlText w:val="%2."/>
+      <w:lvlJc w:val="left"/>
+      <w:pPr>
+        <w:ind w:left="1800" w:hanging="360"/>
+      </w:pPr>
+    </w:lvl>
+    <w:lvl w:ilvl="2" w:tplc="0402001B" w:tentative="1">
+      <w:start w:val="1"/>
+      <w:numFmt w:val="lowerRoman"/>
+      <w:lvlText w:val="%3."/>
+      <w:lvlJc w:val="right"/>
+      <w:pPr>
+        <w:ind w:left="2520" w:hanging="180"/>
+      </w:pPr>
+    </w:lvl>
+    <w:lvl w:ilvl="3" w:tplc="0402000F" w:tentative="1">
+      <w:start w:val="1"/>
+      <w:numFmt w:val="decimal"/>
+      <w:lvlText w:val="%4."/>
+      <w:lvlJc w:val="left"/>
+      <w:pPr>
+        <w:ind w:left="3240" w:hanging="360"/>
+      </w:pPr>
+    </w:lvl>
+    <w:lvl w:ilvl="4" w:tplc="04020019" w:tentative="1">
+      <w:start w:val="1"/>
+      <w:numFmt w:val="lowerLetter"/>
+      <w:lvlText w:val="%5."/>
+      <w:lvlJc w:val="left"/>
+      <w:pPr>
+        <w:ind w:left="3960" w:hanging="360"/>
+      </w:pPr>
+    </w:lvl>
+    <w:lvl w:ilvl="5" w:tplc="0402001B" w:tentative="1">
+      <w:start w:val="1"/>
+      <w:numFmt w:val="lowerRoman"/>
+      <w:lvlText w:val="%6."/>
+      <w:lvlJc w:val="right"/>
+      <w:pPr>
+        <w:ind w:left="4680" w:hanging="180"/>
+      </w:pPr>
+    </w:lvl>
+    <w:lvl w:ilvl="6" w:tplc="0402000F" w:tentative="1">
+      <w:start w:val="1"/>
+      <w:numFmt w:val="decimal"/>
+      <w:lvlText w:val="%7."/>
+      <w:lvlJc w:val="left"/>
+      <w:pPr>
+        <w:ind w:left="5400" w:hanging="360"/>
+      </w:pPr>
+    </w:lvl>
+    <w:lvl w:ilvl="7" w:tplc="04020019" w:tentative="1">
+      <w:start w:val="1"/>
+      <w:numFmt w:val="lowerLetter"/>
+      <w:lvlText w:val="%8."/>
+      <w:lvlJc w:val="left"/>
+      <w:pPr>
+        <w:ind w:left="6120" w:hanging="360"/>
+      </w:pPr>
+    </w:lvl>
+    <w:lvl w:ilvl="8" w:tplc="0402001B" w:tentative="1">
+      <w:start w:val="1"/>
+      <w:numFmt w:val="lowerRoman"/>
+      <w:lvlText w:val="%9."/>
+      <w:lvlJc w:val="right"/>
+      <w:pPr>
+        <w:ind w:left="6840" w:hanging="180"/>
+      </w:pPr>
+    </w:lvl>
+  </w:abstractNum>
+  <w:abstractNum w:abstractNumId="2" w15:restartNumberingAfterBreak="0">
     <w:nsid w:val="0F9F74F6"/>
     <w:multiLevelType w:val="hybridMultilevel"/>
     <w:tmpl w:val="83B2BAF4"/>
@@ -9831,7 +9891,7 @@
       </w:rPr>
     </w:lvl>
   </w:abstractNum>
-  <w:abstractNum w:abstractNumId="2" w15:restartNumberingAfterBreak="0">
+  <w:abstractNum w:abstractNumId="3" w15:restartNumberingAfterBreak="0">
     <w:nsid w:val="11D4196B"/>
     <w:multiLevelType w:val="hybridMultilevel"/>
     <w:tmpl w:val="B366BD8C"/>
@@ -9917,7 +9977,7 @@
       </w:pPr>
     </w:lvl>
   </w:abstractNum>
-  <w:abstractNum w:abstractNumId="3" w15:restartNumberingAfterBreak="0">
+  <w:abstractNum w:abstractNumId="4" w15:restartNumberingAfterBreak="0">
     <w:nsid w:val="27732A9B"/>
     <w:multiLevelType w:val="multilevel"/>
     <w:tmpl w:val="0409001F"/>
@@ -10003,14 +10063,14 @@
       </w:pPr>
     </w:lvl>
   </w:abstractNum>
-  <w:abstractNum w:abstractNumId="4" w15:restartNumberingAfterBreak="0">
+  <w:abstractNum w:abstractNumId="5" w15:restartNumberingAfterBreak="0">
     <w:nsid w:val="2CF56644"/>
     <w:multiLevelType w:val="hybridMultilevel"/>
     <w:tmpl w:val="43EAE156"/>
     <w:lvl w:ilvl="0" w:tplc="2070AEB6">
       <w:start w:val="1"/>
       <w:numFmt w:val="decimal"/>
-      <w:pStyle w:val="ListParagraph"/>
+      <w:pStyle w:val="a"/>
       <w:lvlText w:val="%1."/>
       <w:lvlJc w:val="left"/>
       <w:pPr>
@@ -10117,7 +10177,7 @@
       </w:rPr>
     </w:lvl>
   </w:abstractNum>
-  <w:abstractNum w:abstractNumId="5" w15:restartNumberingAfterBreak="0">
+  <w:abstractNum w:abstractNumId="6" w15:restartNumberingAfterBreak="0">
     <w:nsid w:val="2EC155CA"/>
     <w:multiLevelType w:val="hybridMultilevel"/>
     <w:tmpl w:val="D062D96E"/>
@@ -10207,7 +10267,7 @@
       </w:pPr>
     </w:lvl>
   </w:abstractNum>
-  <w:abstractNum w:abstractNumId="6" w15:restartNumberingAfterBreak="0">
+  <w:abstractNum w:abstractNumId="7" w15:restartNumberingAfterBreak="0">
     <w:nsid w:val="39B934AE"/>
     <w:multiLevelType w:val="hybridMultilevel"/>
     <w:tmpl w:val="C8306BBE"/>
@@ -10297,7 +10357,7 @@
       </w:pPr>
     </w:lvl>
   </w:abstractNum>
-  <w:abstractNum w:abstractNumId="7" w15:restartNumberingAfterBreak="0">
+  <w:abstractNum w:abstractNumId="8" w15:restartNumberingAfterBreak="0">
     <w:nsid w:val="415819F6"/>
     <w:multiLevelType w:val="hybridMultilevel"/>
     <w:tmpl w:val="725E2314"/>
@@ -10410,7 +10470,93 @@
       </w:rPr>
     </w:lvl>
   </w:abstractNum>
-  <w:abstractNum w:abstractNumId="8" w15:restartNumberingAfterBreak="0">
+  <w:abstractNum w:abstractNumId="9" w15:restartNumberingAfterBreak="0">
+    <w:nsid w:val="4B2939DD"/>
+    <w:multiLevelType w:val="hybridMultilevel"/>
+    <w:tmpl w:val="354628E0"/>
+    <w:lvl w:ilvl="0" w:tplc="0402000F">
+      <w:start w:val="1"/>
+      <w:numFmt w:val="decimal"/>
+      <w:lvlText w:val="%1."/>
+      <w:lvlJc w:val="left"/>
+      <w:pPr>
+        <w:ind w:left="1512" w:hanging="360"/>
+      </w:pPr>
+    </w:lvl>
+    <w:lvl w:ilvl="1" w:tplc="04020019" w:tentative="1">
+      <w:start w:val="1"/>
+      <w:numFmt w:val="lowerLetter"/>
+      <w:lvlText w:val="%2."/>
+      <w:lvlJc w:val="left"/>
+      <w:pPr>
+        <w:ind w:left="2232" w:hanging="360"/>
+      </w:pPr>
+    </w:lvl>
+    <w:lvl w:ilvl="2" w:tplc="0402001B" w:tentative="1">
+      <w:start w:val="1"/>
+      <w:numFmt w:val="lowerRoman"/>
+      <w:lvlText w:val="%3."/>
+      <w:lvlJc w:val="right"/>
+      <w:pPr>
+        <w:ind w:left="2952" w:hanging="180"/>
+      </w:pPr>
+    </w:lvl>
+    <w:lvl w:ilvl="3" w:tplc="0402000F" w:tentative="1">
+      <w:start w:val="1"/>
+      <w:numFmt w:val="decimal"/>
+      <w:lvlText w:val="%4."/>
+      <w:lvlJc w:val="left"/>
+      <w:pPr>
+        <w:ind w:left="3672" w:hanging="360"/>
+      </w:pPr>
+    </w:lvl>
+    <w:lvl w:ilvl="4" w:tplc="04020019" w:tentative="1">
+      <w:start w:val="1"/>
+      <w:numFmt w:val="lowerLetter"/>
+      <w:lvlText w:val="%5."/>
+      <w:lvlJc w:val="left"/>
+      <w:pPr>
+        <w:ind w:left="4392" w:hanging="360"/>
+      </w:pPr>
+    </w:lvl>
+    <w:lvl w:ilvl="5" w:tplc="0402001B" w:tentative="1">
+      <w:start w:val="1"/>
+      <w:numFmt w:val="lowerRoman"/>
+      <w:lvlText w:val="%6."/>
+      <w:lvlJc w:val="right"/>
+      <w:pPr>
+        <w:ind w:left="5112" w:hanging="180"/>
+      </w:pPr>
+    </w:lvl>
+    <w:lvl w:ilvl="6" w:tplc="0402000F" w:tentative="1">
+      <w:start w:val="1"/>
+      <w:numFmt w:val="decimal"/>
+      <w:lvlText w:val="%7."/>
+      <w:lvlJc w:val="left"/>
+      <w:pPr>
+        <w:ind w:left="5832" w:hanging="360"/>
+      </w:pPr>
+    </w:lvl>
+    <w:lvl w:ilvl="7" w:tplc="04020019" w:tentative="1">
+      <w:start w:val="1"/>
+      <w:numFmt w:val="lowerLetter"/>
+      <w:lvlText w:val="%8."/>
+      <w:lvlJc w:val="left"/>
+      <w:pPr>
+        <w:ind w:left="6552" w:hanging="360"/>
+      </w:pPr>
+    </w:lvl>
+    <w:lvl w:ilvl="8" w:tplc="0402001B" w:tentative="1">
+      <w:start w:val="1"/>
+      <w:numFmt w:val="lowerRoman"/>
+      <w:lvlText w:val="%9."/>
+      <w:lvlJc w:val="right"/>
+      <w:pPr>
+        <w:ind w:left="7272" w:hanging="180"/>
+      </w:pPr>
+    </w:lvl>
+  </w:abstractNum>
+  <w:abstractNum w:abstractNumId="10" w15:restartNumberingAfterBreak="0">
     <w:nsid w:val="4BEF580D"/>
     <w:multiLevelType w:val="hybridMultilevel"/>
     <w:tmpl w:val="8578F48E"/>
@@ -10523,7 +10669,7 @@
       </w:rPr>
     </w:lvl>
   </w:abstractNum>
-  <w:abstractNum w:abstractNumId="9" w15:restartNumberingAfterBreak="0">
+  <w:abstractNum w:abstractNumId="11" w15:restartNumberingAfterBreak="0">
     <w:nsid w:val="4D6F6379"/>
     <w:multiLevelType w:val="hybridMultilevel"/>
     <w:tmpl w:val="C5F00BB4"/>
@@ -10636,7 +10782,7 @@
       </w:rPr>
     </w:lvl>
   </w:abstractNum>
-  <w:abstractNum w:abstractNumId="10" w15:restartNumberingAfterBreak="0">
+  <w:abstractNum w:abstractNumId="12" w15:restartNumberingAfterBreak="0">
     <w:nsid w:val="621D3478"/>
     <w:multiLevelType w:val="hybridMultilevel"/>
     <w:tmpl w:val="287CA07C"/>
@@ -10749,7 +10895,7 @@
       </w:rPr>
     </w:lvl>
   </w:abstractNum>
-  <w:abstractNum w:abstractNumId="11" w15:restartNumberingAfterBreak="0">
+  <w:abstractNum w:abstractNumId="13" w15:restartNumberingAfterBreak="0">
     <w:nsid w:val="704846B8"/>
     <w:multiLevelType w:val="hybridMultilevel"/>
     <w:tmpl w:val="DB26C1EE"/>
@@ -10839,7 +10985,93 @@
       </w:pPr>
     </w:lvl>
   </w:abstractNum>
-  <w:abstractNum w:abstractNumId="12" w15:restartNumberingAfterBreak="0">
+  <w:abstractNum w:abstractNumId="14" w15:restartNumberingAfterBreak="0">
+    <w:nsid w:val="70803446"/>
+    <w:multiLevelType w:val="hybridMultilevel"/>
+    <w:tmpl w:val="29F2B534"/>
+    <w:lvl w:ilvl="0" w:tplc="0402000F">
+      <w:start w:val="1"/>
+      <w:numFmt w:val="decimal"/>
+      <w:lvlText w:val="%1."/>
+      <w:lvlJc w:val="left"/>
+      <w:pPr>
+        <w:ind w:left="1080" w:hanging="360"/>
+      </w:pPr>
+    </w:lvl>
+    <w:lvl w:ilvl="1" w:tplc="04020019" w:tentative="1">
+      <w:start w:val="1"/>
+      <w:numFmt w:val="lowerLetter"/>
+      <w:lvlText w:val="%2."/>
+      <w:lvlJc w:val="left"/>
+      <w:pPr>
+        <w:ind w:left="1800" w:hanging="360"/>
+      </w:pPr>
+    </w:lvl>
+    <w:lvl w:ilvl="2" w:tplc="0402001B" w:tentative="1">
+      <w:start w:val="1"/>
+      <w:numFmt w:val="lowerRoman"/>
+      <w:lvlText w:val="%3."/>
+      <w:lvlJc w:val="right"/>
+      <w:pPr>
+        <w:ind w:left="2520" w:hanging="180"/>
+      </w:pPr>
+    </w:lvl>
+    <w:lvl w:ilvl="3" w:tplc="0402000F" w:tentative="1">
+      <w:start w:val="1"/>
+      <w:numFmt w:val="decimal"/>
+      <w:lvlText w:val="%4."/>
+      <w:lvlJc w:val="left"/>
+      <w:pPr>
+        <w:ind w:left="3240" w:hanging="360"/>
+      </w:pPr>
+    </w:lvl>
+    <w:lvl w:ilvl="4" w:tplc="04020019" w:tentative="1">
+      <w:start w:val="1"/>
+      <w:numFmt w:val="lowerLetter"/>
+      <w:lvlText w:val="%5."/>
+      <w:lvlJc w:val="left"/>
+      <w:pPr>
+        <w:ind w:left="3960" w:hanging="360"/>
+      </w:pPr>
+    </w:lvl>
+    <w:lvl w:ilvl="5" w:tplc="0402001B" w:tentative="1">
+      <w:start w:val="1"/>
+      <w:numFmt w:val="lowerRoman"/>
+      <w:lvlText w:val="%6."/>
+      <w:lvlJc w:val="right"/>
+      <w:pPr>
+        <w:ind w:left="4680" w:hanging="180"/>
+      </w:pPr>
+    </w:lvl>
+    <w:lvl w:ilvl="6" w:tplc="0402000F" w:tentative="1">
+      <w:start w:val="1"/>
+      <w:numFmt w:val="decimal"/>
+      <w:lvlText w:val="%7."/>
+      <w:lvlJc w:val="left"/>
+      <w:pPr>
+        <w:ind w:left="5400" w:hanging="360"/>
+      </w:pPr>
+    </w:lvl>
+    <w:lvl w:ilvl="7" w:tplc="04020019" w:tentative="1">
+      <w:start w:val="1"/>
+      <w:numFmt w:val="lowerLetter"/>
+      <w:lvlText w:val="%8."/>
+      <w:lvlJc w:val="left"/>
+      <w:pPr>
+        <w:ind w:left="6120" w:hanging="360"/>
+      </w:pPr>
+    </w:lvl>
+    <w:lvl w:ilvl="8" w:tplc="0402001B" w:tentative="1">
+      <w:start w:val="1"/>
+      <w:numFmt w:val="lowerRoman"/>
+      <w:lvlText w:val="%9."/>
+      <w:lvlJc w:val="right"/>
+      <w:pPr>
+        <w:ind w:left="6840" w:hanging="180"/>
+      </w:pPr>
+    </w:lvl>
+  </w:abstractNum>
+  <w:abstractNum w:abstractNumId="15" w15:restartNumberingAfterBreak="0">
     <w:nsid w:val="79230737"/>
     <w:multiLevelType w:val="hybridMultilevel"/>
     <w:tmpl w:val="3AB475A0"/>
@@ -10952,50 +11184,59 @@
       </w:rPr>
     </w:lvl>
   </w:abstractNum>
-  <w:num w:numId="1">
+  <w:num w:numId="1" w16cid:durableId="322508935">
+    <w:abstractNumId w:val="11"/>
+  </w:num>
+  <w:num w:numId="2" w16cid:durableId="1454249062">
+    <w:abstractNumId w:val="5"/>
+  </w:num>
+  <w:num w:numId="3" w16cid:durableId="265231011">
+    <w:abstractNumId w:val="12"/>
+  </w:num>
+  <w:num w:numId="4" w16cid:durableId="312177594">
+    <w:abstractNumId w:val="2"/>
+  </w:num>
+  <w:num w:numId="5" w16cid:durableId="71778332">
+    <w:abstractNumId w:val="4"/>
+  </w:num>
+  <w:num w:numId="6" w16cid:durableId="1850561549">
+    <w:abstractNumId w:val="3"/>
+  </w:num>
+  <w:num w:numId="7" w16cid:durableId="1036152173">
+    <w:abstractNumId w:val="0"/>
+  </w:num>
+  <w:num w:numId="8" w16cid:durableId="778453086">
+    <w:abstractNumId w:val="6"/>
+  </w:num>
+  <w:num w:numId="9" w16cid:durableId="1940676942">
+    <w:abstractNumId w:val="13"/>
+  </w:num>
+  <w:num w:numId="10" w16cid:durableId="1056244738">
+    <w:abstractNumId w:val="7"/>
+  </w:num>
+  <w:num w:numId="11" w16cid:durableId="844973796">
+    <w:abstractNumId w:val="15"/>
+  </w:num>
+  <w:num w:numId="12" w16cid:durableId="464663074">
+    <w:abstractNumId w:val="10"/>
+  </w:num>
+  <w:num w:numId="13" w16cid:durableId="1422867940">
+    <w:abstractNumId w:val="8"/>
+  </w:num>
+  <w:num w:numId="14" w16cid:durableId="1678919396">
     <w:abstractNumId w:val="9"/>
   </w:num>
-  <w:num w:numId="2">
-    <w:abstractNumId w:val="4"/>
-  </w:num>
-  <w:num w:numId="3">
-    <w:abstractNumId w:val="10"/>
-  </w:num>
-  <w:num w:numId="4">
+  <w:num w:numId="15" w16cid:durableId="1011949055">
     <w:abstractNumId w:val="1"/>
   </w:num>
-  <w:num w:numId="5">
-    <w:abstractNumId w:val="3"/>
-  </w:num>
-  <w:num w:numId="6">
-    <w:abstractNumId w:val="2"/>
-  </w:num>
-  <w:num w:numId="7">
-    <w:abstractNumId w:val="0"/>
-  </w:num>
-  <w:num w:numId="8">
-    <w:abstractNumId w:val="5"/>
-  </w:num>
-  <w:num w:numId="9">
-    <w:abstractNumId w:val="11"/>
-  </w:num>
-  <w:num w:numId="10">
-    <w:abstractNumId w:val="6"/>
-  </w:num>
-  <w:num w:numId="11">
-    <w:abstractNumId w:val="12"/>
-  </w:num>
-  <w:num w:numId="12">
-    <w:abstractNumId w:val="8"/>
-  </w:num>
-  <w:num w:numId="13">
-    <w:abstractNumId w:val="7"/>
+  <w:num w:numId="16" w16cid:durableId="1615745952">
+    <w:abstractNumId w:val="14"/>
   </w:num>
 </w:numbering>
 </file>
 
 <file path=word/styles.xml><?xml version="1.0" encoding="utf-8"?>
-<w:styles xmlns:mc="http://schemas.openxmlformats.org/markup-compatibility/2006" xmlns:r="http://schemas.openxmlformats.org/officeDocument/2006/relationships" xmlns:w="http://schemas.openxmlformats.org/wordprocessingml/2006/main" xmlns:w14="http://schemas.microsoft.com/office/word/2010/wordml" xmlns:w15="http://schemas.microsoft.com/office/word/2012/wordml" xmlns:w16se="http://schemas.microsoft.com/office/word/2015/wordml/symex" mc:Ignorable="w14 w15 w16se">
+<w:styles xmlns:mc="http://schemas.openxmlformats.org/markup-compatibility/2006" xmlns:r="http://schemas.openxmlformats.org/officeDocument/2006/relationships" xmlns:w="http://schemas.openxmlformats.org/wordprocessingml/2006/main" xmlns:w14="http://schemas.microsoft.com/office/word/2010/wordml" xmlns:w15="http://schemas.microsoft.com/office/word/2012/wordml" xmlns:w16cex="http://schemas.microsoft.com/office/word/2018/wordml/cex" xmlns:w16cid="http://schemas.microsoft.com/office/word/2016/wordml/cid" xmlns:w16="http://schemas.microsoft.com/office/word/2018/wordml" xmlns:w16du="http://schemas.microsoft.com/office/word/2023/wordml/word16du" xmlns:w16sdtdh="http://schemas.microsoft.com/office/word/2020/wordml/sdtdatahash" xmlns:w16sdtfl="http://schemas.microsoft.com/office/word/2024/wordml/sdtformatlock" xmlns:w16se="http://schemas.microsoft.com/office/word/2015/wordml/symex" mc:Ignorable="w14 w15 w16se w16cid w16 w16cex w16sdtdh w16sdtfl w16du">
   <w:docDefaults>
     <w:rPrDefault>
       <w:rPr>
@@ -11011,7 +11252,7 @@
       </w:pPr>
     </w:pPrDefault>
   </w:docDefaults>
-  <w:latentStyles w:defLockedState="0" w:defUIPriority="99" w:defSemiHidden="0" w:defUnhideWhenUsed="0" w:defQFormat="0" w:count="371">
+  <w:latentStyles w:defLockedState="0" w:defUIPriority="99" w:defSemiHidden="0" w:defUnhideWhenUsed="0" w:defQFormat="0" w:count="376">
     <w:lsdException w:name="Normal" w:uiPriority="0" w:qFormat="1"/>
     <w:lsdException w:name="heading 1" w:uiPriority="9" w:qFormat="1"/>
     <w:lsdException w:name="heading 2" w:semiHidden="1" w:uiPriority="9" w:unhideWhenUsed="1" w:qFormat="1"/>
@@ -11383,8 +11624,13 @@
     <w:lsdException w:name="List Table 5 Dark Accent 6" w:uiPriority="50"/>
     <w:lsdException w:name="List Table 6 Colorful Accent 6" w:uiPriority="51"/>
     <w:lsdException w:name="List Table 7 Colorful Accent 6" w:uiPriority="52"/>
+    <w:lsdException w:name="Mention" w:semiHidden="1" w:unhideWhenUsed="1"/>
+    <w:lsdException w:name="Smart Hyperlink" w:semiHidden="1" w:unhideWhenUsed="1"/>
+    <w:lsdException w:name="Hashtag" w:semiHidden="1" w:unhideWhenUsed="1"/>
+    <w:lsdException w:name="Unresolved Mention" w:semiHidden="1" w:unhideWhenUsed="1"/>
+    <w:lsdException w:name="Smart Link" w:semiHidden="1" w:unhideWhenUsed="1"/>
   </w:latentStyles>
-  <w:style w:type="paragraph" w:default="1" w:styleId="Normal">
+  <w:style w:type="paragraph" w:default="1" w:styleId="a0">
     <w:name w:val="Normal"/>
     <w:qFormat/>
     <w:rsid w:val="002B3D5C"/>
@@ -11392,11 +11638,11 @@
       <w:rFonts w:cs="Times New Roman"/>
     </w:rPr>
   </w:style>
-  <w:style w:type="paragraph" w:styleId="Heading1">
+  <w:style w:type="paragraph" w:styleId="1">
     <w:name w:val="heading 1"/>
-    <w:basedOn w:val="Normal"/>
-    <w:next w:val="Normal"/>
-    <w:link w:val="Heading1Char"/>
+    <w:basedOn w:val="a0"/>
+    <w:next w:val="a0"/>
+    <w:link w:val="10"/>
     <w:uiPriority w:val="9"/>
     <w:qFormat/>
     <w:rsid w:val="00A45680"/>
@@ -11415,11 +11661,11 @@
       <w:szCs w:val="28"/>
     </w:rPr>
   </w:style>
-  <w:style w:type="paragraph" w:styleId="Heading2">
+  <w:style w:type="paragraph" w:styleId="2">
     <w:name w:val="heading 2"/>
-    <w:basedOn w:val="Normal"/>
-    <w:next w:val="Normal"/>
-    <w:link w:val="Heading2Char"/>
+    <w:basedOn w:val="a0"/>
+    <w:next w:val="a0"/>
+    <w:link w:val="20"/>
     <w:uiPriority w:val="9"/>
     <w:unhideWhenUsed/>
     <w:qFormat/>
@@ -11439,11 +11685,11 @@
       <w:szCs w:val="26"/>
     </w:rPr>
   </w:style>
-  <w:style w:type="paragraph" w:styleId="Heading3">
+  <w:style w:type="paragraph" w:styleId="3">
     <w:name w:val="heading 3"/>
-    <w:basedOn w:val="Normal"/>
-    <w:next w:val="Normal"/>
-    <w:link w:val="Heading3Char"/>
+    <w:basedOn w:val="a0"/>
+    <w:next w:val="a0"/>
+    <w:link w:val="30"/>
     <w:uiPriority w:val="9"/>
     <w:unhideWhenUsed/>
     <w:qFormat/>
@@ -11461,13 +11707,13 @@
       <w:color w:val="4F81BD" w:themeColor="accent1"/>
     </w:rPr>
   </w:style>
-  <w:style w:type="character" w:default="1" w:styleId="DefaultParagraphFont">
+  <w:style w:type="character" w:default="1" w:styleId="a1">
     <w:name w:val="Default Paragraph Font"/>
     <w:uiPriority w:val="1"/>
     <w:semiHidden/>
     <w:unhideWhenUsed/>
   </w:style>
-  <w:style w:type="table" w:default="1" w:styleId="TableNormal">
+  <w:style w:type="table" w:default="1" w:styleId="a2">
     <w:name w:val="Normal Table"/>
     <w:uiPriority w:val="99"/>
     <w:semiHidden/>
@@ -11482,16 +11728,16 @@
       </w:tblCellMar>
     </w:tblPr>
   </w:style>
-  <w:style w:type="numbering" w:default="1" w:styleId="NoList">
+  <w:style w:type="numbering" w:default="1" w:styleId="a3">
     <w:name w:val="No List"/>
     <w:uiPriority w:val="99"/>
     <w:semiHidden/>
     <w:unhideWhenUsed/>
   </w:style>
-  <w:style w:type="character" w:customStyle="1" w:styleId="Heading1Char">
-    <w:name w:val="Heading 1 Char"/>
-    <w:basedOn w:val="DefaultParagraphFont"/>
-    <w:link w:val="Heading1"/>
+  <w:style w:type="character" w:customStyle="1" w:styleId="10">
+    <w:name w:val="Заглавие 1 Знак"/>
+    <w:basedOn w:val="a1"/>
+    <w:link w:val="1"/>
     <w:uiPriority w:val="9"/>
     <w:locked/>
     <w:rsid w:val="00A45680"/>
@@ -11504,10 +11750,10 @@
       <w:szCs w:val="28"/>
     </w:rPr>
   </w:style>
-  <w:style w:type="character" w:customStyle="1" w:styleId="Heading2Char">
-    <w:name w:val="Heading 2 Char"/>
-    <w:basedOn w:val="DefaultParagraphFont"/>
-    <w:link w:val="Heading2"/>
+  <w:style w:type="character" w:customStyle="1" w:styleId="20">
+    <w:name w:val="Заглавие 2 Знак"/>
+    <w:basedOn w:val="a1"/>
+    <w:link w:val="2"/>
     <w:uiPriority w:val="9"/>
     <w:locked/>
     <w:rsid w:val="00A45680"/>
@@ -11520,10 +11766,10 @@
       <w:szCs w:val="26"/>
     </w:rPr>
   </w:style>
-  <w:style w:type="character" w:customStyle="1" w:styleId="Heading3Char">
-    <w:name w:val="Heading 3 Char"/>
-    <w:basedOn w:val="DefaultParagraphFont"/>
-    <w:link w:val="Heading3"/>
+  <w:style w:type="character" w:customStyle="1" w:styleId="30">
+    <w:name w:val="Заглавие 3 Знак"/>
+    <w:basedOn w:val="a1"/>
+    <w:link w:val="3"/>
     <w:uiPriority w:val="9"/>
     <w:locked/>
     <w:rsid w:val="00663D82"/>
@@ -11534,9 +11780,9 @@
       <w:color w:val="4F81BD" w:themeColor="accent1"/>
     </w:rPr>
   </w:style>
-  <w:style w:type="paragraph" w:styleId="ListParagraph">
+  <w:style w:type="paragraph" w:styleId="a">
     <w:name w:val="List Paragraph"/>
-    <w:basedOn w:val="Normal"/>
+    <w:basedOn w:val="a0"/>
     <w:uiPriority w:val="34"/>
     <w:qFormat/>
     <w:rsid w:val="00663D82"/>
@@ -11547,9 +11793,9 @@
       <w:contextualSpacing/>
     </w:pPr>
   </w:style>
-  <w:style w:type="character" w:styleId="Hyperlink">
+  <w:style w:type="character" w:styleId="a4">
     <w:name w:val="Hyperlink"/>
-    <w:basedOn w:val="DefaultParagraphFont"/>
+    <w:basedOn w:val="a1"/>
     <w:uiPriority w:val="99"/>
     <w:unhideWhenUsed/>
     <w:rsid w:val="00DB14CF"/>
@@ -11559,9 +11805,9 @@
       <w:u w:val="single"/>
     </w:rPr>
   </w:style>
-  <w:style w:type="character" w:customStyle="1" w:styleId="UnresolvedMention">
-    <w:name w:val="Unresolved Mention"/>
-    <w:basedOn w:val="DefaultParagraphFont"/>
+  <w:style w:type="character" w:customStyle="1" w:styleId="11">
+    <w:name w:val="Неразрешено споменаване1"/>
+    <w:basedOn w:val="a1"/>
     <w:uiPriority w:val="99"/>
     <w:semiHidden/>
     <w:unhideWhenUsed/>
@@ -11571,10 +11817,10 @@
       <w:shd w:val="clear" w:color="auto" w:fill="E1DFDD"/>
     </w:rPr>
   </w:style>
-  <w:style w:type="paragraph" w:styleId="BalloonText">
+  <w:style w:type="paragraph" w:styleId="a5">
     <w:name w:val="Balloon Text"/>
-    <w:basedOn w:val="Normal"/>
-    <w:link w:val="BalloonTextChar"/>
+    <w:basedOn w:val="a0"/>
+    <w:link w:val="a6"/>
     <w:uiPriority w:val="99"/>
     <w:semiHidden/>
     <w:unhideWhenUsed/>
@@ -11588,10 +11834,10 @@
       <w:szCs w:val="16"/>
     </w:rPr>
   </w:style>
-  <w:style w:type="character" w:customStyle="1" w:styleId="BalloonTextChar">
-    <w:name w:val="Balloon Text Char"/>
-    <w:basedOn w:val="DefaultParagraphFont"/>
-    <w:link w:val="BalloonText"/>
+  <w:style w:type="character" w:customStyle="1" w:styleId="a6">
+    <w:name w:val="Изнесен текст Знак"/>
+    <w:basedOn w:val="a1"/>
+    <w:link w:val="a5"/>
     <w:uiPriority w:val="99"/>
     <w:semiHidden/>
     <w:rsid w:val="000F014E"/>
@@ -11601,9 +11847,9 @@
       <w:szCs w:val="16"/>
     </w:rPr>
   </w:style>
-  <w:style w:type="character" w:styleId="FollowedHyperlink">
+  <w:style w:type="character" w:styleId="a7">
     <w:name w:val="FollowedHyperlink"/>
-    <w:basedOn w:val="DefaultParagraphFont"/>
+    <w:basedOn w:val="a1"/>
     <w:uiPriority w:val="99"/>
     <w:semiHidden/>
     <w:unhideWhenUsed/>
@@ -11904,7 +12150,7 @@
 </file>
 
 <file path=customXml/itemProps1.xml><?xml version="1.0" encoding="utf-8"?>
-<ds:datastoreItem xmlns:ds="http://schemas.openxmlformats.org/officeDocument/2006/customXml" ds:itemID="{DB6F507E-94BF-4074-89C8-7399AAE9EF4B}">
+<ds:datastoreItem xmlns:ds="http://schemas.openxmlformats.org/officeDocument/2006/customXml" ds:itemID="{A06F23DE-9700-446E-8DD7-8A3CF439B4C3}">
   <ds:schemaRefs>
     <ds:schemaRef ds:uri="http://schemas.openxmlformats.org/officeDocument/2006/bibliography"/>
   </ds:schemaRefs>

--- a/doctemplate_and_requirements/documentation_template.docx
+++ b/doctemplate_and_requirements/documentation_template.docx
@@ -1,6 +1,6 @@
 
 <file path=word/document.xml><?xml version="1.0" encoding="utf-8"?>
-<w:document xmlns:wpc="http://schemas.microsoft.com/office/word/2010/wordprocessingCanvas" xmlns:cx="http://schemas.microsoft.com/office/drawing/2014/chartex" xmlns:cx1="http://schemas.microsoft.com/office/drawing/2015/9/8/chartex" xmlns:cx2="http://schemas.microsoft.com/office/drawing/2015/10/21/chartex" xmlns:cx3="http://schemas.microsoft.com/office/drawing/2016/5/9/chartex" xmlns:cx4="http://schemas.microsoft.com/office/drawing/2016/5/10/chartex" xmlns:cx5="http://schemas.microsoft.com/office/drawing/2016/5/11/chartex" xmlns:cx6="http://schemas.microsoft.com/office/drawing/2016/5/12/chartex" xmlns:cx7="http://schemas.microsoft.com/office/drawing/2016/5/13/chartex" xmlns:cx8="http://schemas.microsoft.com/office/drawing/2016/5/14/chartex" xmlns:mc="http://schemas.openxmlformats.org/markup-compatibility/2006" xmlns:aink="http://schemas.microsoft.com/office/drawing/2016/ink" xmlns:am3d="http://schemas.microsoft.com/office/drawing/2017/model3d" xmlns:o="urn:schemas-microsoft-com:office:office" xmlns:oel="http://schemas.microsoft.com/office/2019/extlst" xmlns:r="http://schemas.openxmlformats.org/officeDocument/2006/relationships" xmlns:m="http://schemas.openxmlformats.org/officeDocument/2006/math" xmlns:v="urn:schemas-microsoft-com:vml" xmlns:wp14="http://schemas.microsoft.com/office/word/2010/wordprocessingDrawing" xmlns:wp="http://schemas.openxmlformats.org/drawingml/2006/wordprocessingDrawing" xmlns:w10="urn:schemas-microsoft-com:office:word" xmlns:w="http://schemas.openxmlformats.org/wordprocessingml/2006/main" xmlns:w14="http://schemas.microsoft.com/office/word/2010/wordml" xmlns:w15="http://schemas.microsoft.com/office/word/2012/wordml" xmlns:w16cex="http://schemas.microsoft.com/office/word/2018/wordml/cex" xmlns:w16cid="http://schemas.microsoft.com/office/word/2016/wordml/cid" xmlns:w16="http://schemas.microsoft.com/office/word/2018/wordml" xmlns:w16du="http://schemas.microsoft.com/office/word/2023/wordml/word16du" xmlns:w16sdtdh="http://schemas.microsoft.com/office/word/2020/wordml/sdtdatahash" xmlns:w16sdtfl="http://schemas.microsoft.com/office/word/2024/wordml/sdtformatlock" xmlns:w16se="http://schemas.microsoft.com/office/word/2015/wordml/symex" xmlns:wpg="http://schemas.microsoft.com/office/word/2010/wordprocessingGroup" xmlns:wpi="http://schemas.microsoft.com/office/word/2010/wordprocessingInk" xmlns:wne="http://schemas.microsoft.com/office/word/2006/wordml" xmlns:wps="http://schemas.microsoft.com/office/word/2010/wordprocessingShape" mc:Ignorable="w14 w15 w16se w16cid w16 w16cex w16sdtdh w16sdtfl w16du wp14">
+<w:document xmlns:wpc="http://schemas.microsoft.com/office/word/2010/wordprocessingCanvas" xmlns:mc="http://schemas.openxmlformats.org/markup-compatibility/2006" xmlns:o="urn:schemas-microsoft-com:office:office" xmlns:r="http://schemas.openxmlformats.org/officeDocument/2006/relationships" xmlns:m="http://schemas.openxmlformats.org/officeDocument/2006/math" xmlns:v="urn:schemas-microsoft-com:vml" xmlns:wp14="http://schemas.microsoft.com/office/word/2010/wordprocessingDrawing" xmlns:wp="http://schemas.openxmlformats.org/drawingml/2006/wordprocessingDrawing" xmlns:w10="urn:schemas-microsoft-com:office:word" xmlns:w="http://schemas.openxmlformats.org/wordprocessingml/2006/main" xmlns:w14="http://schemas.microsoft.com/office/word/2010/wordml" xmlns:wpg="http://schemas.microsoft.com/office/word/2010/wordprocessingGroup" xmlns:wpi="http://schemas.microsoft.com/office/word/2010/wordprocessingInk" xmlns:wne="http://schemas.microsoft.com/office/word/2006/wordml" xmlns:wps="http://schemas.microsoft.com/office/word/2010/wordprocessingShape" mc:Ignorable="w14 wp14">
   <w:body>
     <w:p>
       <w:pPr>
@@ -679,7 +679,7 @@
     </w:p>
     <w:p>
       <w:pPr>
-        <w:pStyle w:val="1"/>
+        <w:pStyle w:val="Heading1"/>
       </w:pPr>
       <w:r>
         <w:t>ТЕМА:</w:t>
@@ -761,7 +761,7 @@
     </w:p>
     <w:p>
       <w:pPr>
-        <w:pStyle w:val="2"/>
+        <w:pStyle w:val="Heading2"/>
         <w:rPr>
           <w:sz w:val="22"/>
           <w:szCs w:val="22"/>
@@ -803,7 +803,7 @@
     </w:p>
     <w:p>
       <w:pPr>
-        <w:pStyle w:val="2"/>
+        <w:pStyle w:val="Heading2"/>
         <w:rPr>
           <w:sz w:val="22"/>
           <w:szCs w:val="22"/>
@@ -980,6 +980,7 @@
         <w:t xml:space="preserve"> </w:t>
       </w:r>
       <w:proofErr w:type="spellStart"/>
+      <w:proofErr w:type="gramStart"/>
       <w:r>
         <w:rPr>
           <w:rFonts w:eastAsia="Calibri" w:cstheme="minorHAnsi"/>
@@ -1088,6 +1089,7 @@
         </w:rPr>
         <w:t>с текущи и предстоящи турнири.</w:t>
       </w:r>
+      <w:proofErr w:type="gramEnd"/>
     </w:p>
     <w:p>
       <w:pPr>
@@ -1826,7 +1828,7 @@
     </w:p>
     <w:p>
       <w:pPr>
-        <w:pStyle w:val="a"/>
+        <w:pStyle w:val="ListParagraph"/>
         <w:numPr>
           <w:ilvl w:val="0"/>
           <w:numId w:val="5"/>
@@ -1847,7 +1849,7 @@
     </w:p>
     <w:p>
       <w:pPr>
-        <w:pStyle w:val="a"/>
+        <w:pStyle w:val="ListParagraph"/>
         <w:numPr>
           <w:ilvl w:val="0"/>
           <w:numId w:val="0"/>
@@ -1877,7 +1879,7 @@
     </w:p>
     <w:p>
       <w:pPr>
-        <w:pStyle w:val="a"/>
+        <w:pStyle w:val="ListParagraph"/>
         <w:numPr>
           <w:ilvl w:val="0"/>
           <w:numId w:val="0"/>
@@ -1892,7 +1894,7 @@
     </w:p>
     <w:p>
       <w:pPr>
-        <w:pStyle w:val="a"/>
+        <w:pStyle w:val="ListParagraph"/>
         <w:numPr>
           <w:ilvl w:val="1"/>
           <w:numId w:val="5"/>
@@ -1913,7 +1915,7 @@
     </w:p>
     <w:p>
       <w:pPr>
-        <w:pStyle w:val="a"/>
+        <w:pStyle w:val="ListParagraph"/>
         <w:numPr>
           <w:ilvl w:val="0"/>
           <w:numId w:val="0"/>
@@ -1928,7 +1930,7 @@
     </w:p>
     <w:p>
       <w:pPr>
-        <w:pStyle w:val="a"/>
+        <w:pStyle w:val="ListParagraph"/>
         <w:numPr>
           <w:ilvl w:val="1"/>
           <w:numId w:val="5"/>
@@ -1992,7 +1994,7 @@
     </w:p>
     <w:p>
       <w:pPr>
-        <w:pStyle w:val="a"/>
+        <w:pStyle w:val="ListParagraph"/>
         <w:numPr>
           <w:ilvl w:val="0"/>
           <w:numId w:val="7"/>
@@ -2012,7 +2014,7 @@
     </w:p>
     <w:p>
       <w:pPr>
-        <w:pStyle w:val="a"/>
+        <w:pStyle w:val="ListParagraph"/>
         <w:numPr>
           <w:ilvl w:val="0"/>
           <w:numId w:val="0"/>
@@ -2032,7 +2034,7 @@
     </w:p>
     <w:p>
       <w:pPr>
-        <w:pStyle w:val="a"/>
+        <w:pStyle w:val="ListParagraph"/>
         <w:numPr>
           <w:ilvl w:val="0"/>
           <w:numId w:val="0"/>
@@ -2046,7 +2048,7 @@
     </w:p>
     <w:p>
       <w:pPr>
-        <w:pStyle w:val="a"/>
+        <w:pStyle w:val="ListParagraph"/>
         <w:numPr>
           <w:ilvl w:val="0"/>
           <w:numId w:val="7"/>
@@ -2066,7 +2068,7 @@
     </w:p>
     <w:p>
       <w:pPr>
-        <w:pStyle w:val="a"/>
+        <w:pStyle w:val="ListParagraph"/>
         <w:numPr>
           <w:ilvl w:val="0"/>
           <w:numId w:val="0"/>
@@ -2086,7 +2088,7 @@
     </w:p>
     <w:p>
       <w:pPr>
-        <w:pStyle w:val="a"/>
+        <w:pStyle w:val="ListParagraph"/>
         <w:numPr>
           <w:ilvl w:val="0"/>
           <w:numId w:val="0"/>
@@ -2100,7 +2102,7 @@
     </w:p>
     <w:p>
       <w:pPr>
-        <w:pStyle w:val="a"/>
+        <w:pStyle w:val="ListParagraph"/>
         <w:numPr>
           <w:ilvl w:val="0"/>
           <w:numId w:val="7"/>
@@ -2120,7 +2122,7 @@
     </w:p>
     <w:p>
       <w:pPr>
-        <w:pStyle w:val="a"/>
+        <w:pStyle w:val="ListParagraph"/>
         <w:numPr>
           <w:ilvl w:val="0"/>
           <w:numId w:val="0"/>
@@ -2140,7 +2142,7 @@
     </w:p>
     <w:p>
       <w:pPr>
-        <w:pStyle w:val="a"/>
+        <w:pStyle w:val="ListParagraph"/>
         <w:numPr>
           <w:ilvl w:val="0"/>
           <w:numId w:val="0"/>
@@ -2174,7 +2176,7 @@
     </w:p>
     <w:p>
       <w:pPr>
-        <w:pStyle w:val="2"/>
+        <w:pStyle w:val="Heading2"/>
         <w:rPr>
           <w:sz w:val="22"/>
           <w:szCs w:val="22"/>
@@ -2228,7 +2230,7 @@
     </w:p>
     <w:p>
       <w:pPr>
-        <w:pStyle w:val="2"/>
+        <w:pStyle w:val="Heading2"/>
         <w:rPr>
           <w:sz w:val="22"/>
           <w:szCs w:val="22"/>
@@ -2282,7 +2284,7 @@
     </w:p>
     <w:p>
       <w:pPr>
-        <w:pStyle w:val="2"/>
+        <w:pStyle w:val="Heading2"/>
         <w:rPr>
           <w:sz w:val="22"/>
           <w:szCs w:val="22"/>
@@ -2622,7 +2624,7 @@
         <w:rPr>
           <w:lang w:val="en-US"/>
         </w:rPr>
-        <w:t>уверяв</w:t>
+        <w:t>увер</w:t>
       </w:r>
       <w:proofErr w:type="spellEnd"/>
       <w:r>
@@ -2687,13 +2689,38 @@
     </w:p>
     <w:p>
       <w:r>
-        <w:t>В .</w:t>
-      </w:r>
-      <w:r>
-        <w:rPr>
-          <w:lang w:val="en-US"/>
-        </w:rPr>
-        <w:t xml:space="preserve">env </w:t>
+        <w:t xml:space="preserve">В </w:t>
+      </w:r>
+      <w:proofErr w:type="spellStart"/>
+      <w:r>
+        <w:rPr>
+          <w:lang w:val="en-US"/>
+        </w:rPr>
+        <w:t>config</w:t>
+      </w:r>
+      <w:proofErr w:type="spellEnd"/>
+      <w:r>
+        <w:rPr>
+          <w:lang w:val="en-US"/>
+        </w:rPr>
+        <w:t>/</w:t>
+      </w:r>
+      <w:r>
+        <w:t>.</w:t>
+      </w:r>
+      <w:proofErr w:type="spellStart"/>
+      <w:r>
+        <w:rPr>
+          <w:lang w:val="en-US"/>
+        </w:rPr>
+        <w:t>env</w:t>
+      </w:r>
+      <w:proofErr w:type="spellEnd"/>
+      <w:r>
+        <w:rPr>
+          <w:lang w:val="en-US"/>
+        </w:rPr>
+        <w:t xml:space="preserve"> </w:t>
       </w:r>
       <w:r>
         <w:t xml:space="preserve">като стойност на </w:t>
@@ -2707,11 +2734,19 @@
       <w:r>
         <w:t xml:space="preserve">се слага </w:t>
       </w:r>
-      <w:r>
-        <w:rPr>
-          <w:lang w:val="en-US"/>
-        </w:rPr>
-        <w:t>auth token</w:t>
+      <w:proofErr w:type="spellStart"/>
+      <w:r>
+        <w:rPr>
+          <w:lang w:val="en-US"/>
+        </w:rPr>
+        <w:t>auth</w:t>
+      </w:r>
+      <w:proofErr w:type="spellEnd"/>
+      <w:r>
+        <w:rPr>
+          <w:lang w:val="en-US"/>
+        </w:rPr>
+        <w:t xml:space="preserve"> token</w:t>
       </w:r>
       <w:r>
         <w:t>, който скриптове и други системи могат да ползват за достъп до някои функционалности на системата</w:t>
@@ -2722,13 +2757,13 @@
       <w:hyperlink w:anchor="api" w:history="1">
         <w:r>
           <w:rPr>
-            <w:rStyle w:val="a4"/>
+            <w:rStyle w:val="Hyperlink"/>
           </w:rPr>
           <w:t>(повече информация)</w:t>
         </w:r>
         <w:r>
           <w:rPr>
-            <w:rStyle w:val="a4"/>
+            <w:rStyle w:val="Hyperlink"/>
             <w:sz w:val="18"/>
             <w:szCs w:val="18"/>
           </w:rPr>
@@ -2738,7 +2773,7 @@
     </w:p>
     <w:p>
       <w:pPr>
-        <w:pStyle w:val="2"/>
+        <w:pStyle w:val="Heading2"/>
         <w:rPr>
           <w:sz w:val="22"/>
           <w:szCs w:val="22"/>
@@ -2798,7 +2833,7 @@
                     <pic:cNvPicPr/>
                   </pic:nvPicPr>
                   <pic:blipFill>
-                    <a:blip r:embed="rId6">
+                    <a:blip r:embed="rId7">
                       <a:extLst>
                         <a:ext uri="{28A0092B-C50C-407E-A947-70E740481C1C}">
                           <a14:useLocalDpi xmlns:a14="http://schemas.microsoft.com/office/drawing/2010/main" val="0"/>
@@ -2913,7 +2948,7 @@
                     <pic:cNvPicPr/>
                   </pic:nvPicPr>
                   <pic:blipFill>
-                    <a:blip r:embed="rId7">
+                    <a:blip r:embed="rId8">
                       <a:extLst>
                         <a:ext uri="{28A0092B-C50C-407E-A947-70E740481C1C}">
                           <a14:useLocalDpi xmlns:a14="http://schemas.microsoft.com/office/drawing/2010/main" val="0"/>
@@ -3117,7 +3152,7 @@
                     <pic:cNvPicPr/>
                   </pic:nvPicPr>
                   <pic:blipFill>
-                    <a:blip r:embed="rId8">
+                    <a:blip r:embed="rId9">
                       <a:extLst>
                         <a:ext uri="{28A0092B-C50C-407E-A947-70E740481C1C}">
                           <a14:useLocalDpi xmlns:a14="http://schemas.microsoft.com/office/drawing/2010/main" val="0"/>
@@ -3325,63 +3360,78 @@
         <w:t>id-</w:t>
       </w:r>
       <w:r>
-        <w:t xml:space="preserve">тата на всички </w:t>
+        <w:t>тата на всички турнири,чието име съвпада или съдържа даден подстринг на името (</w:t>
       </w:r>
       <w:proofErr w:type="spellStart"/>
       <w:r>
-        <w:t>турнири,чието</w:t>
+        <w:rPr>
+          <w:lang w:val="en-US"/>
+        </w:rPr>
+        <w:t>str</w:t>
       </w:r>
       <w:proofErr w:type="spellEnd"/>
       <w:r>
-        <w:t xml:space="preserve"> име съвпада или съдържа даден </w:t>
+        <w:rPr>
+          <w:lang w:val="en-US"/>
+        </w:rPr>
+        <w:t>)</w:t>
+      </w:r>
+      <w:r>
+        <w:t>.</w:t>
+      </w:r>
+      <w:r>
+        <w:rPr>
+          <w:lang w:val="en-US"/>
+        </w:rPr>
+        <w:t xml:space="preserve"> </w:t>
+      </w:r>
+      <w:r>
+        <w:t xml:space="preserve">Като </w:t>
+      </w:r>
+      <w:r>
+        <w:rPr>
+          <w:lang w:val="en-US"/>
+        </w:rPr>
+        <w:t xml:space="preserve">header </w:t>
+      </w:r>
+      <w:r>
+        <w:t xml:space="preserve">се взима стойност на </w:t>
+      </w:r>
+      <w:r>
+        <w:rPr>
+          <w:lang w:val="en-US"/>
+        </w:rPr>
+        <w:t xml:space="preserve">Authorization, </w:t>
       </w:r>
       <w:proofErr w:type="spellStart"/>
       <w:r>
-        <w:t>подстринг</w:t>
+        <w:rPr>
+          <w:lang w:val="en-US"/>
+        </w:rPr>
+        <w:t>което</w:t>
       </w:r>
       <w:proofErr w:type="spellEnd"/>
       <w:r>
-        <w:t xml:space="preserve"> на името (</w:t>
-      </w:r>
-      <w:r>
-        <w:rPr>
-          <w:lang w:val="en-US"/>
-        </w:rPr>
-        <w:t>str)</w:t>
-      </w:r>
-      <w:r>
-        <w:t>.</w:t>
-      </w:r>
-      <w:r>
         <w:rPr>
           <w:lang w:val="en-US"/>
         </w:rPr>
         <w:t xml:space="preserve"> </w:t>
       </w:r>
       <w:r>
-        <w:t xml:space="preserve">Като </w:t>
-      </w:r>
-      <w:r>
-        <w:rPr>
-          <w:lang w:val="en-US"/>
-        </w:rPr>
-        <w:t xml:space="preserve">header </w:t>
-      </w:r>
-      <w:r>
-        <w:t xml:space="preserve">се взима стойност на </w:t>
-      </w:r>
-      <w:r>
-        <w:rPr>
-          <w:lang w:val="en-US"/>
-        </w:rPr>
-        <w:t xml:space="preserve">Authorization, </w:t>
+        <w:t>се сравнява със</w:t>
+      </w:r>
+      <w:r>
+        <w:rPr>
+          <w:lang w:val="en-US"/>
+        </w:rPr>
+        <w:t xml:space="preserve"> </w:t>
       </w:r>
       <w:proofErr w:type="spellStart"/>
       <w:r>
         <w:rPr>
           <w:lang w:val="en-US"/>
         </w:rPr>
-        <w:t>което</w:t>
+        <w:t>стойността</w:t>
       </w:r>
       <w:proofErr w:type="spellEnd"/>
       <w:r>
@@ -3390,21 +3440,46 @@
         </w:rPr>
         <w:t xml:space="preserve"> </w:t>
       </w:r>
-      <w:r>
-        <w:t>се сравнява със</w:t>
-      </w:r>
+      <w:proofErr w:type="spellStart"/>
+      <w:r>
+        <w:rPr>
+          <w:lang w:val="en-US"/>
+        </w:rPr>
+        <w:t>на</w:t>
+      </w:r>
+      <w:proofErr w:type="spellEnd"/>
+      <w:r>
+        <w:rPr>
+          <w:lang w:val="en-US"/>
+        </w:rPr>
+        <w:t xml:space="preserve"> CSV_API_TOKEN </w:t>
+      </w:r>
+      <w:r>
+        <w:t>във файла .</w:t>
+      </w:r>
+      <w:proofErr w:type="spellStart"/>
+      <w:r>
+        <w:rPr>
+          <w:lang w:val="en-US"/>
+        </w:rPr>
+        <w:t>env</w:t>
+      </w:r>
+      <w:proofErr w:type="spellEnd"/>
       <w:r>
         <w:rPr>
           <w:lang w:val="en-US"/>
         </w:rPr>
         <w:t xml:space="preserve"> </w:t>
       </w:r>
+      <w:r>
+        <w:t xml:space="preserve"> в </w:t>
+      </w:r>
       <w:proofErr w:type="spellStart"/>
       <w:r>
         <w:rPr>
           <w:lang w:val="en-US"/>
         </w:rPr>
-        <w:t>стойността</w:t>
+        <w:t>config</w:t>
       </w:r>
       <w:proofErr w:type="spellEnd"/>
       <w:r>
@@ -3413,64 +3488,92 @@
         </w:rPr>
         <w:t xml:space="preserve"> </w:t>
       </w:r>
+      <w:bookmarkStart w:id="3" w:name="_GoBack"/>
+      <w:bookmarkEnd w:id="3"/>
+      <w:r>
+        <w:t>директорията.</w:t>
+      </w:r>
+    </w:p>
+    <w:p>
+      <w:r>
+        <w:t>Шаблон:</w:t>
+      </w:r>
+    </w:p>
+    <w:p>
+      <w:pPr>
+        <w:rPr>
+          <w:lang w:val="en-US"/>
+        </w:rPr>
+      </w:pPr>
+      <w:proofErr w:type="gramStart"/>
+      <w:r>
+        <w:rPr>
+          <w:lang w:val="en-US"/>
+        </w:rPr>
+        <w:t>curl</w:t>
+      </w:r>
+      <w:proofErr w:type="gramEnd"/>
+      <w:r>
+        <w:rPr>
+          <w:lang w:val="en-US"/>
+        </w:rPr>
+        <w:t xml:space="preserve"> -H "Authorization: {token}"  "{</w:t>
+      </w:r>
       <w:proofErr w:type="spellStart"/>
       <w:r>
         <w:rPr>
           <w:lang w:val="en-US"/>
         </w:rPr>
-        <w:t>на</w:t>
+        <w:t>project_root</w:t>
       </w:r>
       <w:proofErr w:type="spellEnd"/>
       <w:r>
         <w:rPr>
           <w:lang w:val="en-US"/>
         </w:rPr>
-        <w:t xml:space="preserve"> CSV_API_TOKEN </w:t>
-      </w:r>
-      <w:r>
-        <w:t>във файла .</w:t>
-      </w:r>
-      <w:r>
-        <w:rPr>
-          <w:lang w:val="en-US"/>
-        </w:rPr>
-        <w:t xml:space="preserve">env </w:t>
-      </w:r>
-      <w:r>
-        <w:t xml:space="preserve"> в </w:t>
-      </w:r>
-      <w:r>
-        <w:rPr>
-          <w:lang w:val="en-US"/>
-        </w:rPr>
-        <w:t>root</w:t>
-      </w:r>
-      <w:r>
-        <w:t xml:space="preserve"> директорията.</w:t>
-      </w:r>
-    </w:p>
-    <w:p>
-      <w:r>
-        <w:t>Шаблон:</w:t>
-      </w:r>
-    </w:p>
-    <w:p>
-      <w:pPr>
-        <w:rPr>
-          <w:lang w:val="en-US"/>
-        </w:rPr>
-      </w:pPr>
-      <w:r>
-        <w:rPr>
-          <w:lang w:val="en-US"/>
-        </w:rPr>
-        <w:t>curl -H "Authorization: {token}"  "{</w:t>
+        <w:t>}</w:t>
+      </w:r>
+      <w:r>
+        <w:rPr>
+          <w:lang w:val="en-US"/>
+        </w:rPr>
+        <w:t>/</w:t>
       </w:r>
       <w:proofErr w:type="spellStart"/>
       <w:r>
         <w:rPr>
           <w:lang w:val="en-US"/>
         </w:rPr>
+        <w:t>tournament-results?tournament_id</w:t>
+      </w:r>
+      <w:proofErr w:type="spellEnd"/>
+      <w:r>
+        <w:rPr>
+          <w:lang w:val="en-US"/>
+        </w:rPr>
+        <w:t>={id}"</w:t>
+      </w:r>
+    </w:p>
+    <w:p>
+      <w:proofErr w:type="gramStart"/>
+      <w:r>
+        <w:rPr>
+          <w:lang w:val="en-US"/>
+        </w:rPr>
+        <w:t>curl</w:t>
+      </w:r>
+      <w:proofErr w:type="gramEnd"/>
+      <w:r>
+        <w:rPr>
+          <w:lang w:val="en-US"/>
+        </w:rPr>
+        <w:t xml:space="preserve"> -H "Authorization: {token}"  "{</w:t>
+      </w:r>
+      <w:proofErr w:type="spellStart"/>
+      <w:r>
+        <w:rPr>
+          <w:lang w:val="en-US"/>
+        </w:rPr>
         <w:t>project_root</w:t>
       </w:r>
       <w:proofErr w:type="spellEnd"/>
@@ -3491,103 +3594,48 @@
         <w:rPr>
           <w:lang w:val="en-US"/>
         </w:rPr>
-        <w:t>tournament-results?tournament_id</w:t>
+        <w:t>show-tournaments?str</w:t>
       </w:r>
       <w:proofErr w:type="spellEnd"/>
       <w:r>
         <w:rPr>
           <w:lang w:val="en-US"/>
         </w:rPr>
-        <w:t>={id}"</w:t>
-      </w:r>
-    </w:p>
-    <w:p>
-      <w:r>
-        <w:rPr>
-          <w:lang w:val="en-US"/>
-        </w:rPr>
-        <w:t>curl -H "Authorization: {token}"  "{</w:t>
+        <w:t>={</w:t>
       </w:r>
       <w:proofErr w:type="spellStart"/>
       <w:r>
         <w:rPr>
           <w:lang w:val="en-US"/>
         </w:rPr>
-        <w:t>project_root</w:t>
+        <w:t>substr</w:t>
       </w:r>
       <w:proofErr w:type="spellEnd"/>
       <w:r>
         <w:rPr>
           <w:lang w:val="en-US"/>
         </w:rPr>
-        <w:t>}</w:t>
-      </w:r>
-      <w:r>
-        <w:rPr>
-          <w:lang w:val="en-US"/>
-        </w:rPr>
-        <w:t>/</w:t>
+        <w:t>}"</w:t>
+      </w:r>
+    </w:p>
+    <w:p>
+      <w:r>
+        <w:t>Примери:</w:t>
+      </w:r>
+    </w:p>
+    <w:p>
+      <w:r>
+        <w:t xml:space="preserve">curl -H "Authorization: </w:t>
       </w:r>
       <w:proofErr w:type="spellStart"/>
       <w:r>
         <w:rPr>
           <w:lang w:val="en-US"/>
         </w:rPr>
-        <w:t>show-tournaments?str</w:t>
+        <w:t>someToken</w:t>
       </w:r>
       <w:proofErr w:type="spellEnd"/>
       <w:r>
-        <w:rPr>
-          <w:lang w:val="en-US"/>
-        </w:rPr>
-        <w:t>={</w:t>
-      </w:r>
-      <w:proofErr w:type="spellStart"/>
-      <w:r>
-        <w:rPr>
-          <w:lang w:val="en-US"/>
-        </w:rPr>
-        <w:t>substr</w:t>
-      </w:r>
-      <w:proofErr w:type="spellEnd"/>
-      <w:r>
-        <w:rPr>
-          <w:lang w:val="en-US"/>
-        </w:rPr>
-        <w:t>}"</w:t>
-      </w:r>
-    </w:p>
-    <w:p>
-      <w:r>
-        <w:t>Примери:</w:t>
-      </w:r>
-    </w:p>
-    <w:p>
-      <w:proofErr w:type="spellStart"/>
-      <w:r>
-        <w:t>curl</w:t>
-      </w:r>
-      <w:proofErr w:type="spellEnd"/>
-      <w:r>
-        <w:t xml:space="preserve"> -H "</w:t>
-      </w:r>
-      <w:proofErr w:type="spellStart"/>
-      <w:r>
-        <w:t>Authorization</w:t>
-      </w:r>
-      <w:proofErr w:type="spellEnd"/>
-      <w:r>
-        <w:t xml:space="preserve">: </w:t>
-      </w:r>
-      <w:proofErr w:type="spellStart"/>
-      <w:r>
-        <w:rPr>
-          <w:lang w:val="en-US"/>
-        </w:rPr>
-        <w:t>someToken</w:t>
-      </w:r>
-      <w:proofErr w:type="spellEnd"/>
-      <w:r>
         <w:t>" "http://loc</w:t>
       </w:r>
       <w:r>
@@ -3608,21 +3656,8 @@
       </w:r>
     </w:p>
     <w:p>
-      <w:proofErr w:type="spellStart"/>
-      <w:r>
-        <w:t>curl</w:t>
-      </w:r>
-      <w:proofErr w:type="spellEnd"/>
-      <w:r>
-        <w:t xml:space="preserve"> -H "</w:t>
-      </w:r>
-      <w:proofErr w:type="spellStart"/>
-      <w:r>
-        <w:t>Authorization</w:t>
-      </w:r>
-      <w:proofErr w:type="spellEnd"/>
-      <w:r>
-        <w:t xml:space="preserve">: </w:t>
+      <w:r>
+        <w:t xml:space="preserve">curl -H "Authorization: </w:t>
       </w:r>
       <w:proofErr w:type="spellStart"/>
       <w:r>
@@ -3663,7 +3698,7 @@
     </w:p>
     <w:p>
       <w:pPr>
-        <w:pStyle w:val="2"/>
+        <w:pStyle w:val="Heading2"/>
         <w:rPr>
           <w:sz w:val="22"/>
           <w:szCs w:val="22"/>
@@ -3672,7 +3707,7 @@
     </w:p>
     <w:p>
       <w:pPr>
-        <w:pStyle w:val="2"/>
+        <w:pStyle w:val="Heading2"/>
         <w:rPr>
           <w:sz w:val="18"/>
           <w:szCs w:val="18"/>
@@ -3737,7 +3772,7 @@
     </w:p>
     <w:p>
       <w:pPr>
-        <w:pStyle w:val="a"/>
+        <w:pStyle w:val="ListParagraph"/>
         <w:numPr>
           <w:ilvl w:val="0"/>
           <w:numId w:val="11"/>
@@ -3749,7 +3784,7 @@
     </w:p>
     <w:p>
       <w:pPr>
-        <w:pStyle w:val="a"/>
+        <w:pStyle w:val="ListParagraph"/>
         <w:numPr>
           <w:ilvl w:val="0"/>
           <w:numId w:val="11"/>
@@ -3823,7 +3858,21 @@
         <w:rPr>
           <w:lang w:val="en-US"/>
         </w:rPr>
-        <w:t xml:space="preserve">”, “kris”, </w:t>
+        <w:t>”, “</w:t>
+      </w:r>
+      <w:proofErr w:type="spellStart"/>
+      <w:r>
+        <w:rPr>
+          <w:lang w:val="en-US"/>
+        </w:rPr>
+        <w:t>kris</w:t>
+      </w:r>
+      <w:proofErr w:type="spellEnd"/>
+      <w:r>
+        <w:rPr>
+          <w:lang w:val="en-US"/>
+        </w:rPr>
+        <w:t xml:space="preserve">”, </w:t>
       </w:r>
       <w:r>
         <w:t>като влизане</w:t>
@@ -3858,10 +3907,10 @@
       <w:r>
         <w:t xml:space="preserve">Всички имейл адреси са от вида </w:t>
       </w:r>
-      <w:hyperlink r:id="rId9" w:history="1">
+      <w:hyperlink r:id="rId10" w:history="1">
         <w:r>
           <w:rPr>
-            <w:rStyle w:val="a4"/>
+            <w:rStyle w:val="Hyperlink"/>
             <w:lang w:val="en-US"/>
           </w:rPr>
           <w:t>gosho@gmail.com</w:t>
@@ -3873,10 +3922,10 @@
         </w:rPr>
         <w:t xml:space="preserve">, </w:t>
       </w:r>
-      <w:hyperlink r:id="rId10" w:history="1">
+      <w:hyperlink r:id="rId11" w:history="1">
         <w:r>
           <w:rPr>
-            <w:rStyle w:val="a4"/>
+            <w:rStyle w:val="Hyperlink"/>
             <w:lang w:val="en-US"/>
           </w:rPr>
           <w:t>pesho@gmail.com</w:t>
@@ -3937,7 +3986,7 @@
     </w:p>
     <w:p>
       <w:pPr>
-        <w:pStyle w:val="a"/>
+        <w:pStyle w:val="ListParagraph"/>
         <w:numPr>
           <w:ilvl w:val="0"/>
           <w:numId w:val="12"/>
@@ -4054,7 +4103,7 @@
     </w:p>
     <w:p>
       <w:pPr>
-        <w:pStyle w:val="a"/>
+        <w:pStyle w:val="ListParagraph"/>
         <w:numPr>
           <w:ilvl w:val="0"/>
           <w:numId w:val="12"/>
@@ -4111,7 +4160,7 @@
     </w:p>
     <w:p>
       <w:pPr>
-        <w:pStyle w:val="a"/>
+        <w:pStyle w:val="ListParagraph"/>
         <w:numPr>
           <w:ilvl w:val="0"/>
           <w:numId w:val="12"/>
@@ -4233,7 +4282,7 @@
     </w:p>
     <w:p>
       <w:pPr>
-        <w:pStyle w:val="a"/>
+        <w:pStyle w:val="ListParagraph"/>
         <w:numPr>
           <w:ilvl w:val="0"/>
           <w:numId w:val="13"/>
@@ -4260,7 +4309,7 @@
     </w:p>
     <w:p>
       <w:pPr>
-        <w:pStyle w:val="a"/>
+        <w:pStyle w:val="ListParagraph"/>
         <w:numPr>
           <w:ilvl w:val="0"/>
           <w:numId w:val="13"/>
@@ -4294,7 +4343,7 @@
     </w:p>
     <w:p>
       <w:pPr>
-        <w:pStyle w:val="2"/>
+        <w:pStyle w:val="Heading2"/>
         <w:rPr>
           <w:sz w:val="22"/>
           <w:szCs w:val="22"/>
@@ -4372,7 +4421,7 @@
     </w:p>
     <w:p>
       <w:pPr>
-        <w:pStyle w:val="2"/>
+        <w:pStyle w:val="Heading2"/>
         <w:rPr>
           <w:sz w:val="22"/>
           <w:szCs w:val="22"/>
@@ -4440,7 +4489,7 @@
     </w:p>
     <w:p>
       <w:pPr>
-        <w:pStyle w:val="2"/>
+        <w:pStyle w:val="Heading2"/>
         <w:rPr>
           <w:sz w:val="22"/>
           <w:szCs w:val="22"/>
@@ -4493,7 +4542,7 @@
     </w:p>
     <w:p>
       <w:pPr>
-        <w:pStyle w:val="2"/>
+        <w:pStyle w:val="Heading2"/>
         <w:rPr>
           <w:sz w:val="22"/>
           <w:szCs w:val="22"/>
@@ -4570,7 +4619,7 @@
     </w:p>
     <w:p>
       <w:pPr>
-        <w:pStyle w:val="2"/>
+        <w:pStyle w:val="Heading2"/>
         <w:rPr>
           <w:sz w:val="22"/>
           <w:szCs w:val="22"/>
@@ -4598,18 +4647,28 @@
         </w:rPr>
         <w:t xml:space="preserve">. </w:t>
       </w:r>
+      <w:proofErr w:type="gramStart"/>
       <w:r>
         <w:rPr>
           <w:sz w:val="22"/>
           <w:szCs w:val="22"/>
           <w:lang w:val="en-US"/>
         </w:rPr>
-        <w:t xml:space="preserve">Dev(sec)Ops – </w:t>
-      </w:r>
+        <w:t>Dev(</w:t>
+      </w:r>
+      <w:proofErr w:type="gramEnd"/>
       <w:r>
         <w:rPr>
           <w:sz w:val="22"/>
           <w:szCs w:val="22"/>
+          <w:lang w:val="en-US"/>
+        </w:rPr>
+        <w:t xml:space="preserve">sec)Ops – </w:t>
+      </w:r>
+      <w:r>
+        <w:rPr>
+          <w:sz w:val="22"/>
+          <w:szCs w:val="22"/>
         </w:rPr>
         <w:t>подкарване на проекта - особенности</w:t>
       </w:r>
@@ -4628,10 +4687,10 @@
         </w:rPr>
         <w:t>12.1 – Линк към проекта в гитлаб на фми (</w:t>
       </w:r>
-      <w:hyperlink r:id="rId11" w:history="1">
+      <w:hyperlink r:id="rId12" w:history="1">
         <w:r>
           <w:rPr>
-            <w:rStyle w:val="a4"/>
+            <w:rStyle w:val="Hyperlink"/>
             <w:i/>
             <w:iCs/>
           </w:rPr>
@@ -4660,10 +4719,10 @@
         </w:rPr>
         <w:t xml:space="preserve">12.2. Линк към разгърнатият проект във ФМИ – нещо от вида </w:t>
       </w:r>
-      <w:hyperlink r:id="rId12" w:history="1">
+      <w:hyperlink r:id="rId13" w:history="1">
         <w:r>
           <w:rPr>
-            <w:rStyle w:val="a4"/>
+            <w:rStyle w:val="Hyperlink"/>
             <w:i/>
             <w:iCs/>
           </w:rPr>
@@ -4671,7 +4730,7 @@
         </w:r>
         <w:r>
           <w:rPr>
-            <w:rStyle w:val="a4"/>
+            <w:rStyle w:val="Hyperlink"/>
             <w:i/>
             <w:iCs/>
             <w:highlight w:val="yellow"/>
@@ -4680,7 +4739,7 @@
         </w:r>
         <w:r>
           <w:rPr>
-            <w:rStyle w:val="a4"/>
+            <w:rStyle w:val="Hyperlink"/>
             <w:i/>
             <w:iCs/>
           </w:rPr>
@@ -4719,7 +4778,7 @@
     </w:p>
     <w:p>
       <w:pPr>
-        <w:pStyle w:val="2"/>
+        <w:pStyle w:val="Heading2"/>
         <w:rPr>
           <w:sz w:val="22"/>
           <w:szCs w:val="22"/>
@@ -4991,7 +5050,7 @@
     </w:p>
     <w:p>
       <w:pPr>
-        <w:pStyle w:val="2"/>
+        <w:pStyle w:val="Heading2"/>
         <w:rPr>
           <w:lang w:bidi="he-IL"/>
         </w:rPr>
@@ -5195,7 +5254,7 @@
     </w:p>
     <w:p>
       <w:pPr>
-        <w:pStyle w:val="2"/>
+        <w:pStyle w:val="Heading2"/>
         <w:rPr>
           <w:lang w:bidi="he-IL"/>
         </w:rPr>
@@ -5487,7 +5546,7 @@
     </w:p>
     <w:p>
       <w:pPr>
-        <w:pStyle w:val="2"/>
+        <w:pStyle w:val="Heading2"/>
         <w:rPr>
           <w:lang w:bidi="he-IL"/>
         </w:rPr>
@@ -5612,7 +5671,7 @@
     </w:p>
     <w:p>
       <w:pPr>
-        <w:pStyle w:val="2"/>
+        <w:pStyle w:val="Heading2"/>
         <w:rPr>
           <w:lang w:bidi="he-IL"/>
         </w:rPr>
@@ -6223,6 +6282,7 @@
           <w:highlight w:val="yellow"/>
         </w:rPr>
         <w:tab/>
+        <w:t>DocumentRoot   "C:/</w:t>
       </w:r>
       <w:proofErr w:type="spellStart"/>
       <w:r>
@@ -6232,8 +6292,9 @@
           <w:sz w:val="20"/>
           <w:szCs w:val="20"/>
           <w:highlight w:val="yellow"/>
-        </w:rPr>
-        <w:t>DocumentRoot</w:t>
+          <w:lang w:val="en-US"/>
+        </w:rPr>
+        <w:t>xampp</w:t>
       </w:r>
       <w:proofErr w:type="spellEnd"/>
       <w:r>
@@ -6244,52 +6305,7 @@
           <w:szCs w:val="20"/>
           <w:highlight w:val="yellow"/>
         </w:rPr>
-        <w:t xml:space="preserve">   "C:/</w:t>
-      </w:r>
-      <w:proofErr w:type="spellStart"/>
-      <w:r>
-        <w:rPr>
-          <w:rFonts w:ascii="Courier New" w:hAnsi="Courier New" w:cs="Courier New"/>
-          <w:color w:val="808080"/>
-          <w:sz w:val="20"/>
-          <w:szCs w:val="20"/>
-          <w:highlight w:val="yellow"/>
-          <w:lang w:val="en-US"/>
-        </w:rPr>
-        <w:t>xampp</w:t>
-      </w:r>
-      <w:proofErr w:type="spellEnd"/>
-      <w:r>
-        <w:rPr>
-          <w:rFonts w:ascii="Courier New" w:hAnsi="Courier New" w:cs="Courier New"/>
-          <w:color w:val="808080"/>
-          <w:sz w:val="20"/>
-          <w:szCs w:val="20"/>
-          <w:highlight w:val="yellow"/>
-        </w:rPr>
-        <w:t>/</w:t>
-      </w:r>
-      <w:proofErr w:type="spellStart"/>
-      <w:r>
-        <w:rPr>
-          <w:rFonts w:ascii="Courier New" w:hAnsi="Courier New" w:cs="Courier New"/>
-          <w:color w:val="808080"/>
-          <w:sz w:val="20"/>
-          <w:szCs w:val="20"/>
-          <w:highlight w:val="yellow"/>
-        </w:rPr>
-        <w:t>htdocs</w:t>
-      </w:r>
-      <w:proofErr w:type="spellEnd"/>
-      <w:r>
-        <w:rPr>
-          <w:rFonts w:ascii="Courier New" w:hAnsi="Courier New" w:cs="Courier New"/>
-          <w:color w:val="808080"/>
-          <w:sz w:val="20"/>
-          <w:szCs w:val="20"/>
-          <w:highlight w:val="yellow"/>
-        </w:rPr>
-        <w:t>/w11ref.w3c.fmi.uni-sofia.bg/_PUB"</w:t>
+        <w:t>/htdocs/w11ref.w3c.fmi.uni-sofia.bg/_PUB"</w:t>
       </w:r>
     </w:p>
     <w:p>
@@ -8372,7 +8388,47 @@
           <w:szCs w:val="20"/>
           <w:highlight w:val="yellow"/>
         </w:rPr>
-        <w:t>'</w:t>
+        <w:t>'vhosts_DocumentRoot'</w:t>
+      </w:r>
+      <w:r>
+        <w:rPr>
+          <w:rFonts w:ascii="Courier New" w:hAnsi="Courier New" w:cs="Courier New"/>
+          <w:color w:val="000000"/>
+          <w:sz w:val="20"/>
+          <w:szCs w:val="20"/>
+          <w:highlight w:val="yellow"/>
+        </w:rPr>
+        <w:t xml:space="preserve"> </w:t>
+      </w:r>
+      <w:r>
+        <w:rPr>
+          <w:rFonts w:ascii="Courier New" w:hAnsi="Courier New" w:cs="Courier New"/>
+          <w:color w:val="8000FF"/>
+          <w:sz w:val="20"/>
+          <w:szCs w:val="20"/>
+          <w:highlight w:val="yellow"/>
+        </w:rPr>
+        <w:t>=&gt;</w:t>
+      </w:r>
+      <w:r>
+        <w:rPr>
+          <w:rFonts w:ascii="Courier New" w:hAnsi="Courier New" w:cs="Courier New"/>
+          <w:color w:val="000000"/>
+          <w:sz w:val="20"/>
+          <w:szCs w:val="20"/>
+          <w:highlight w:val="yellow"/>
+        </w:rPr>
+        <w:t xml:space="preserve"> </w:t>
+      </w:r>
+      <w:r>
+        <w:rPr>
+          <w:rFonts w:ascii="Courier New" w:hAnsi="Courier New" w:cs="Courier New"/>
+          <w:color w:val="808080"/>
+          <w:sz w:val="20"/>
+          <w:szCs w:val="20"/>
+          <w:highlight w:val="yellow"/>
+        </w:rPr>
+        <w:t>'C:/</w:t>
       </w:r>
       <w:proofErr w:type="spellStart"/>
       <w:r>
@@ -8382,8 +8438,9 @@
           <w:sz w:val="20"/>
           <w:szCs w:val="20"/>
           <w:highlight w:val="yellow"/>
-        </w:rPr>
-        <w:t>vhosts_DocumentRoot</w:t>
+          <w:lang w:val="en-US"/>
+        </w:rPr>
+        <w:t>xampp</w:t>
       </w:r>
       <w:proofErr w:type="spellEnd"/>
       <w:r>
@@ -8394,92 +8451,7 @@
           <w:szCs w:val="20"/>
           <w:highlight w:val="yellow"/>
         </w:rPr>
-        <w:t>'</w:t>
-      </w:r>
-      <w:r>
-        <w:rPr>
-          <w:rFonts w:ascii="Courier New" w:hAnsi="Courier New" w:cs="Courier New"/>
-          <w:color w:val="000000"/>
-          <w:sz w:val="20"/>
-          <w:szCs w:val="20"/>
-          <w:highlight w:val="yellow"/>
-        </w:rPr>
-        <w:t xml:space="preserve"> </w:t>
-      </w:r>
-      <w:r>
-        <w:rPr>
-          <w:rFonts w:ascii="Courier New" w:hAnsi="Courier New" w:cs="Courier New"/>
-          <w:color w:val="8000FF"/>
-          <w:sz w:val="20"/>
-          <w:szCs w:val="20"/>
-          <w:highlight w:val="yellow"/>
-        </w:rPr>
-        <w:t>=&gt;</w:t>
-      </w:r>
-      <w:r>
-        <w:rPr>
-          <w:rFonts w:ascii="Courier New" w:hAnsi="Courier New" w:cs="Courier New"/>
-          <w:color w:val="000000"/>
-          <w:sz w:val="20"/>
-          <w:szCs w:val="20"/>
-          <w:highlight w:val="yellow"/>
-        </w:rPr>
-        <w:t xml:space="preserve"> </w:t>
-      </w:r>
-      <w:r>
-        <w:rPr>
-          <w:rFonts w:ascii="Courier New" w:hAnsi="Courier New" w:cs="Courier New"/>
-          <w:color w:val="808080"/>
-          <w:sz w:val="20"/>
-          <w:szCs w:val="20"/>
-          <w:highlight w:val="yellow"/>
-        </w:rPr>
-        <w:t>'C:/</w:t>
-      </w:r>
-      <w:proofErr w:type="spellStart"/>
-      <w:r>
-        <w:rPr>
-          <w:rFonts w:ascii="Courier New" w:hAnsi="Courier New" w:cs="Courier New"/>
-          <w:color w:val="808080"/>
-          <w:sz w:val="20"/>
-          <w:szCs w:val="20"/>
-          <w:highlight w:val="yellow"/>
-          <w:lang w:val="en-US"/>
-        </w:rPr>
-        <w:t>xampp</w:t>
-      </w:r>
-      <w:proofErr w:type="spellEnd"/>
-      <w:r>
-        <w:rPr>
-          <w:rFonts w:ascii="Courier New" w:hAnsi="Courier New" w:cs="Courier New"/>
-          <w:color w:val="808080"/>
-          <w:sz w:val="20"/>
-          <w:szCs w:val="20"/>
-          <w:highlight w:val="yellow"/>
-        </w:rPr>
-        <w:t>/</w:t>
-      </w:r>
-      <w:proofErr w:type="spellStart"/>
-      <w:r>
-        <w:rPr>
-          <w:rFonts w:ascii="Courier New" w:hAnsi="Courier New" w:cs="Courier New"/>
-          <w:color w:val="808080"/>
-          <w:sz w:val="20"/>
-          <w:szCs w:val="20"/>
-          <w:highlight w:val="yellow"/>
-        </w:rPr>
-        <w:t>htdocs</w:t>
-      </w:r>
-      <w:proofErr w:type="spellEnd"/>
-      <w:r>
-        <w:rPr>
-          <w:rFonts w:ascii="Courier New" w:hAnsi="Courier New" w:cs="Courier New"/>
-          <w:color w:val="808080"/>
-          <w:sz w:val="20"/>
-          <w:szCs w:val="20"/>
-          <w:highlight w:val="yellow"/>
-        </w:rPr>
-        <w:t>/w11ref.w3c.fmi.uni-sofia.bg/_PUB'</w:t>
+        <w:t>/htdocs/w11ref.w3c.fmi.uni-sofia.bg/_PUB'</w:t>
       </w:r>
       <w:r>
         <w:rPr>
@@ -9255,7 +9227,7 @@
       <w:r>
         <w:t>“</w:t>
       </w:r>
-      <w:hyperlink r:id="rId13" w:history="1">
+      <w:hyperlink r:id="rId14" w:history="1">
         <w:r>
           <w:rPr>
             <w:lang w:bidi="he-IL"/>
@@ -9484,7 +9456,7 @@
     </w:p>
     <w:p>
       <w:pPr>
-        <w:pStyle w:val="a"/>
+        <w:pStyle w:val="ListParagraph"/>
         <w:numPr>
           <w:ilvl w:val="0"/>
           <w:numId w:val="4"/>
@@ -9503,7 +9475,7 @@
     </w:p>
     <w:p>
       <w:pPr>
-        <w:pStyle w:val="a"/>
+        <w:pStyle w:val="ListParagraph"/>
         <w:numPr>
           <w:ilvl w:val="0"/>
           <w:numId w:val="4"/>
@@ -9564,7 +9536,7 @@
     </w:p>
     <w:p>
       <w:pPr>
-        <w:pStyle w:val="a"/>
+        <w:pStyle w:val="ListParagraph"/>
         <w:numPr>
           <w:ilvl w:val="0"/>
           <w:numId w:val="0"/>
@@ -9602,8 +9574,8 @@
 </file>
 
 <file path=word/numbering.xml><?xml version="1.0" encoding="utf-8"?>
-<w:numbering xmlns:wpc="http://schemas.microsoft.com/office/word/2010/wordprocessingCanvas" xmlns:cx="http://schemas.microsoft.com/office/drawing/2014/chartex" xmlns:cx1="http://schemas.microsoft.com/office/drawing/2015/9/8/chartex" xmlns:cx2="http://schemas.microsoft.com/office/drawing/2015/10/21/chartex" xmlns:cx3="http://schemas.microsoft.com/office/drawing/2016/5/9/chartex" xmlns:cx4="http://schemas.microsoft.com/office/drawing/2016/5/10/chartex" xmlns:cx5="http://schemas.microsoft.com/office/drawing/2016/5/11/chartex" xmlns:cx6="http://schemas.microsoft.com/office/drawing/2016/5/12/chartex" xmlns:cx7="http://schemas.microsoft.com/office/drawing/2016/5/13/chartex" xmlns:cx8="http://schemas.microsoft.com/office/drawing/2016/5/14/chartex" xmlns:mc="http://schemas.openxmlformats.org/markup-compatibility/2006" xmlns:aink="http://schemas.microsoft.com/office/drawing/2016/ink" xmlns:am3d="http://schemas.microsoft.com/office/drawing/2017/model3d" xmlns:o="urn:schemas-microsoft-com:office:office" xmlns:oel="http://schemas.microsoft.com/office/2019/extlst" xmlns:r="http://schemas.openxmlformats.org/officeDocument/2006/relationships" xmlns:m="http://schemas.openxmlformats.org/officeDocument/2006/math" xmlns:v="urn:schemas-microsoft-com:vml" xmlns:wp14="http://schemas.microsoft.com/office/word/2010/wordprocessingDrawing" xmlns:wp="http://schemas.openxmlformats.org/drawingml/2006/wordprocessingDrawing" xmlns:w10="urn:schemas-microsoft-com:office:word" xmlns:w="http://schemas.openxmlformats.org/wordprocessingml/2006/main" xmlns:w14="http://schemas.microsoft.com/office/word/2010/wordml" xmlns:w15="http://schemas.microsoft.com/office/word/2012/wordml" xmlns:w16cex="http://schemas.microsoft.com/office/word/2018/wordml/cex" xmlns:w16cid="http://schemas.microsoft.com/office/word/2016/wordml/cid" xmlns:w16="http://schemas.microsoft.com/office/word/2018/wordml" xmlns:w16du="http://schemas.microsoft.com/office/word/2023/wordml/word16du" xmlns:w16sdtdh="http://schemas.microsoft.com/office/word/2020/wordml/sdtdatahash" xmlns:w16sdtfl="http://schemas.microsoft.com/office/word/2024/wordml/sdtformatlock" xmlns:w16se="http://schemas.microsoft.com/office/word/2015/wordml/symex" xmlns:wpg="http://schemas.microsoft.com/office/word/2010/wordprocessingGroup" xmlns:wpi="http://schemas.microsoft.com/office/word/2010/wordprocessingInk" xmlns:wne="http://schemas.microsoft.com/office/word/2006/wordml" xmlns:wps="http://schemas.microsoft.com/office/word/2010/wordprocessingShape" mc:Ignorable="w14 w15 w16se w16cid w16 w16cex w16sdtdh w16sdtfl w16du wp14">
-  <w:abstractNum w:abstractNumId="0" w15:restartNumberingAfterBreak="0">
+<w:numbering xmlns:wpc="http://schemas.microsoft.com/office/word/2010/wordprocessingCanvas" xmlns:mc="http://schemas.openxmlformats.org/markup-compatibility/2006" xmlns:o="urn:schemas-microsoft-com:office:office" xmlns:r="http://schemas.openxmlformats.org/officeDocument/2006/relationships" xmlns:m="http://schemas.openxmlformats.org/officeDocument/2006/math" xmlns:v="urn:schemas-microsoft-com:vml" xmlns:wp14="http://schemas.microsoft.com/office/word/2010/wordprocessingDrawing" xmlns:wp="http://schemas.openxmlformats.org/drawingml/2006/wordprocessingDrawing" xmlns:w10="urn:schemas-microsoft-com:office:word" xmlns:w="http://schemas.openxmlformats.org/wordprocessingml/2006/main" xmlns:w14="http://schemas.microsoft.com/office/word/2010/wordml" xmlns:wpg="http://schemas.microsoft.com/office/word/2010/wordprocessingGroup" xmlns:wpi="http://schemas.microsoft.com/office/word/2010/wordprocessingInk" xmlns:wne="http://schemas.microsoft.com/office/word/2006/wordml" xmlns:wps="http://schemas.microsoft.com/office/word/2010/wordprocessingShape" mc:Ignorable="w14 wp14">
+  <w:abstractNum w:abstractNumId="0">
     <w:nsid w:val="04B12A69"/>
     <w:multiLevelType w:val="hybridMultilevel"/>
     <w:tmpl w:val="656415A4"/>
@@ -9692,7 +9664,7 @@
       </w:pPr>
     </w:lvl>
   </w:abstractNum>
-  <w:abstractNum w:abstractNumId="1" w15:restartNumberingAfterBreak="0">
+  <w:abstractNum w:abstractNumId="1">
     <w:nsid w:val="062E5372"/>
     <w:multiLevelType w:val="hybridMultilevel"/>
     <w:tmpl w:val="F6B29C8E"/>
@@ -9778,7 +9750,7 @@
       </w:pPr>
     </w:lvl>
   </w:abstractNum>
-  <w:abstractNum w:abstractNumId="2" w15:restartNumberingAfterBreak="0">
+  <w:abstractNum w:abstractNumId="2">
     <w:nsid w:val="0F9F74F6"/>
     <w:multiLevelType w:val="hybridMultilevel"/>
     <w:tmpl w:val="83B2BAF4"/>
@@ -9891,7 +9863,7 @@
       </w:rPr>
     </w:lvl>
   </w:abstractNum>
-  <w:abstractNum w:abstractNumId="3" w15:restartNumberingAfterBreak="0">
+  <w:abstractNum w:abstractNumId="3">
     <w:nsid w:val="11D4196B"/>
     <w:multiLevelType w:val="hybridMultilevel"/>
     <w:tmpl w:val="B366BD8C"/>
@@ -9977,7 +9949,7 @@
       </w:pPr>
     </w:lvl>
   </w:abstractNum>
-  <w:abstractNum w:abstractNumId="4" w15:restartNumberingAfterBreak="0">
+  <w:abstractNum w:abstractNumId="4">
     <w:nsid w:val="27732A9B"/>
     <w:multiLevelType w:val="multilevel"/>
     <w:tmpl w:val="0409001F"/>
@@ -10063,14 +10035,14 @@
       </w:pPr>
     </w:lvl>
   </w:abstractNum>
-  <w:abstractNum w:abstractNumId="5" w15:restartNumberingAfterBreak="0">
+  <w:abstractNum w:abstractNumId="5">
     <w:nsid w:val="2CF56644"/>
     <w:multiLevelType w:val="hybridMultilevel"/>
     <w:tmpl w:val="43EAE156"/>
     <w:lvl w:ilvl="0" w:tplc="2070AEB6">
       <w:start w:val="1"/>
       <w:numFmt w:val="decimal"/>
-      <w:pStyle w:val="a"/>
+      <w:pStyle w:val="ListParagraph"/>
       <w:lvlText w:val="%1."/>
       <w:lvlJc w:val="left"/>
       <w:pPr>
@@ -10177,7 +10149,7 @@
       </w:rPr>
     </w:lvl>
   </w:abstractNum>
-  <w:abstractNum w:abstractNumId="6" w15:restartNumberingAfterBreak="0">
+  <w:abstractNum w:abstractNumId="6">
     <w:nsid w:val="2EC155CA"/>
     <w:multiLevelType w:val="hybridMultilevel"/>
     <w:tmpl w:val="D062D96E"/>
@@ -10267,7 +10239,7 @@
       </w:pPr>
     </w:lvl>
   </w:abstractNum>
-  <w:abstractNum w:abstractNumId="7" w15:restartNumberingAfterBreak="0">
+  <w:abstractNum w:abstractNumId="7">
     <w:nsid w:val="39B934AE"/>
     <w:multiLevelType w:val="hybridMultilevel"/>
     <w:tmpl w:val="C8306BBE"/>
@@ -10357,7 +10329,7 @@
       </w:pPr>
     </w:lvl>
   </w:abstractNum>
-  <w:abstractNum w:abstractNumId="8" w15:restartNumberingAfterBreak="0">
+  <w:abstractNum w:abstractNumId="8">
     <w:nsid w:val="415819F6"/>
     <w:multiLevelType w:val="hybridMultilevel"/>
     <w:tmpl w:val="725E2314"/>
@@ -10470,7 +10442,7 @@
       </w:rPr>
     </w:lvl>
   </w:abstractNum>
-  <w:abstractNum w:abstractNumId="9" w15:restartNumberingAfterBreak="0">
+  <w:abstractNum w:abstractNumId="9">
     <w:nsid w:val="4B2939DD"/>
     <w:multiLevelType w:val="hybridMultilevel"/>
     <w:tmpl w:val="354628E0"/>
@@ -10556,7 +10528,7 @@
       </w:pPr>
     </w:lvl>
   </w:abstractNum>
-  <w:abstractNum w:abstractNumId="10" w15:restartNumberingAfterBreak="0">
+  <w:abstractNum w:abstractNumId="10">
     <w:nsid w:val="4BEF580D"/>
     <w:multiLevelType w:val="hybridMultilevel"/>
     <w:tmpl w:val="8578F48E"/>
@@ -10669,7 +10641,7 @@
       </w:rPr>
     </w:lvl>
   </w:abstractNum>
-  <w:abstractNum w:abstractNumId="11" w15:restartNumberingAfterBreak="0">
+  <w:abstractNum w:abstractNumId="11">
     <w:nsid w:val="4D6F6379"/>
     <w:multiLevelType w:val="hybridMultilevel"/>
     <w:tmpl w:val="C5F00BB4"/>
@@ -10782,7 +10754,7 @@
       </w:rPr>
     </w:lvl>
   </w:abstractNum>
-  <w:abstractNum w:abstractNumId="12" w15:restartNumberingAfterBreak="0">
+  <w:abstractNum w:abstractNumId="12">
     <w:nsid w:val="621D3478"/>
     <w:multiLevelType w:val="hybridMultilevel"/>
     <w:tmpl w:val="287CA07C"/>
@@ -10895,7 +10867,7 @@
       </w:rPr>
     </w:lvl>
   </w:abstractNum>
-  <w:abstractNum w:abstractNumId="13" w15:restartNumberingAfterBreak="0">
+  <w:abstractNum w:abstractNumId="13">
     <w:nsid w:val="704846B8"/>
     <w:multiLevelType w:val="hybridMultilevel"/>
     <w:tmpl w:val="DB26C1EE"/>
@@ -10985,7 +10957,7 @@
       </w:pPr>
     </w:lvl>
   </w:abstractNum>
-  <w:abstractNum w:abstractNumId="14" w15:restartNumberingAfterBreak="0">
+  <w:abstractNum w:abstractNumId="14">
     <w:nsid w:val="70803446"/>
     <w:multiLevelType w:val="hybridMultilevel"/>
     <w:tmpl w:val="29F2B534"/>
@@ -11071,7 +11043,7 @@
       </w:pPr>
     </w:lvl>
   </w:abstractNum>
-  <w:abstractNum w:abstractNumId="15" w15:restartNumberingAfterBreak="0">
+  <w:abstractNum w:abstractNumId="15">
     <w:nsid w:val="79230737"/>
     <w:multiLevelType w:val="hybridMultilevel"/>
     <w:tmpl w:val="3AB475A0"/>
@@ -11184,59 +11156,59 @@
       </w:rPr>
     </w:lvl>
   </w:abstractNum>
-  <w:num w:numId="1" w16cid:durableId="322508935">
+  <w:num w:numId="1">
     <w:abstractNumId w:val="11"/>
   </w:num>
-  <w:num w:numId="2" w16cid:durableId="1454249062">
+  <w:num w:numId="2">
     <w:abstractNumId w:val="5"/>
   </w:num>
-  <w:num w:numId="3" w16cid:durableId="265231011">
+  <w:num w:numId="3">
     <w:abstractNumId w:val="12"/>
   </w:num>
-  <w:num w:numId="4" w16cid:durableId="312177594">
+  <w:num w:numId="4">
     <w:abstractNumId w:val="2"/>
   </w:num>
-  <w:num w:numId="5" w16cid:durableId="71778332">
+  <w:num w:numId="5">
     <w:abstractNumId w:val="4"/>
   </w:num>
-  <w:num w:numId="6" w16cid:durableId="1850561549">
+  <w:num w:numId="6">
     <w:abstractNumId w:val="3"/>
   </w:num>
-  <w:num w:numId="7" w16cid:durableId="1036152173">
+  <w:num w:numId="7">
     <w:abstractNumId w:val="0"/>
   </w:num>
-  <w:num w:numId="8" w16cid:durableId="778453086">
+  <w:num w:numId="8">
     <w:abstractNumId w:val="6"/>
   </w:num>
-  <w:num w:numId="9" w16cid:durableId="1940676942">
+  <w:num w:numId="9">
     <w:abstractNumId w:val="13"/>
   </w:num>
-  <w:num w:numId="10" w16cid:durableId="1056244738">
+  <w:num w:numId="10">
     <w:abstractNumId w:val="7"/>
   </w:num>
-  <w:num w:numId="11" w16cid:durableId="844973796">
+  <w:num w:numId="11">
     <w:abstractNumId w:val="15"/>
   </w:num>
-  <w:num w:numId="12" w16cid:durableId="464663074">
+  <w:num w:numId="12">
     <w:abstractNumId w:val="10"/>
   </w:num>
-  <w:num w:numId="13" w16cid:durableId="1422867940">
+  <w:num w:numId="13">
     <w:abstractNumId w:val="8"/>
   </w:num>
-  <w:num w:numId="14" w16cid:durableId="1678919396">
+  <w:num w:numId="14">
     <w:abstractNumId w:val="9"/>
   </w:num>
-  <w:num w:numId="15" w16cid:durableId="1011949055">
+  <w:num w:numId="15">
     <w:abstractNumId w:val="1"/>
   </w:num>
-  <w:num w:numId="16" w16cid:durableId="1615745952">
+  <w:num w:numId="16">
     <w:abstractNumId w:val="14"/>
   </w:num>
 </w:numbering>
 </file>
 
 <file path=word/styles.xml><?xml version="1.0" encoding="utf-8"?>
-<w:styles xmlns:mc="http://schemas.openxmlformats.org/markup-compatibility/2006" xmlns:r="http://schemas.openxmlformats.org/officeDocument/2006/relationships" xmlns:w="http://schemas.openxmlformats.org/wordprocessingml/2006/main" xmlns:w14="http://schemas.microsoft.com/office/word/2010/wordml" xmlns:w15="http://schemas.microsoft.com/office/word/2012/wordml" xmlns:w16cex="http://schemas.microsoft.com/office/word/2018/wordml/cex" xmlns:w16cid="http://schemas.microsoft.com/office/word/2016/wordml/cid" xmlns:w16="http://schemas.microsoft.com/office/word/2018/wordml" xmlns:w16du="http://schemas.microsoft.com/office/word/2023/wordml/word16du" xmlns:w16sdtdh="http://schemas.microsoft.com/office/word/2020/wordml/sdtdatahash" xmlns:w16sdtfl="http://schemas.microsoft.com/office/word/2024/wordml/sdtformatlock" xmlns:w16se="http://schemas.microsoft.com/office/word/2015/wordml/symex" mc:Ignorable="w14 w15 w16se w16cid w16 w16cex w16sdtdh w16sdtfl w16du">
+<w:styles xmlns:mc="http://schemas.openxmlformats.org/markup-compatibility/2006" xmlns:r="http://schemas.openxmlformats.org/officeDocument/2006/relationships" xmlns:w="http://schemas.openxmlformats.org/wordprocessingml/2006/main" xmlns:w14="http://schemas.microsoft.com/office/word/2010/wordml" mc:Ignorable="w14">
   <w:docDefaults>
     <w:rPrDefault>
       <w:rPr>
@@ -11252,385 +11224,146 @@
       </w:pPr>
     </w:pPrDefault>
   </w:docDefaults>
-  <w:latentStyles w:defLockedState="0" w:defUIPriority="99" w:defSemiHidden="0" w:defUnhideWhenUsed="0" w:defQFormat="0" w:count="376">
-    <w:lsdException w:name="Normal" w:uiPriority="0" w:qFormat="1"/>
-    <w:lsdException w:name="heading 1" w:uiPriority="9" w:qFormat="1"/>
-    <w:lsdException w:name="heading 2" w:semiHidden="1" w:uiPriority="9" w:unhideWhenUsed="1" w:qFormat="1"/>
-    <w:lsdException w:name="heading 3" w:semiHidden="1" w:uiPriority="9" w:unhideWhenUsed="1" w:qFormat="1"/>
-    <w:lsdException w:name="heading 4" w:semiHidden="1" w:uiPriority="9" w:unhideWhenUsed="1" w:qFormat="1"/>
-    <w:lsdException w:name="heading 5" w:semiHidden="1" w:uiPriority="9" w:unhideWhenUsed="1" w:qFormat="1"/>
-    <w:lsdException w:name="heading 6" w:semiHidden="1" w:uiPriority="9" w:unhideWhenUsed="1" w:qFormat="1"/>
-    <w:lsdException w:name="heading 7" w:semiHidden="1" w:uiPriority="9" w:unhideWhenUsed="1" w:qFormat="1"/>
-    <w:lsdException w:name="heading 8" w:semiHidden="1" w:uiPriority="9" w:unhideWhenUsed="1" w:qFormat="1"/>
-    <w:lsdException w:name="heading 9" w:semiHidden="1" w:uiPriority="9" w:unhideWhenUsed="1" w:qFormat="1"/>
-    <w:lsdException w:name="index 1" w:semiHidden="1" w:unhideWhenUsed="1"/>
-    <w:lsdException w:name="index 2" w:semiHidden="1" w:unhideWhenUsed="1"/>
-    <w:lsdException w:name="index 3" w:semiHidden="1" w:unhideWhenUsed="1"/>
-    <w:lsdException w:name="index 4" w:semiHidden="1" w:unhideWhenUsed="1"/>
-    <w:lsdException w:name="index 5" w:semiHidden="1" w:unhideWhenUsed="1"/>
-    <w:lsdException w:name="index 6" w:semiHidden="1" w:unhideWhenUsed="1"/>
-    <w:lsdException w:name="index 7" w:semiHidden="1" w:unhideWhenUsed="1"/>
-    <w:lsdException w:name="index 8" w:semiHidden="1" w:unhideWhenUsed="1"/>
-    <w:lsdException w:name="index 9" w:semiHidden="1" w:unhideWhenUsed="1"/>
-    <w:lsdException w:name="toc 1" w:semiHidden="1" w:uiPriority="39" w:unhideWhenUsed="1"/>
-    <w:lsdException w:name="toc 2" w:semiHidden="1" w:uiPriority="39" w:unhideWhenUsed="1"/>
-    <w:lsdException w:name="toc 3" w:semiHidden="1" w:uiPriority="39" w:unhideWhenUsed="1"/>
-    <w:lsdException w:name="toc 4" w:semiHidden="1" w:uiPriority="39" w:unhideWhenUsed="1"/>
-    <w:lsdException w:name="toc 5" w:semiHidden="1" w:uiPriority="39" w:unhideWhenUsed="1"/>
-    <w:lsdException w:name="toc 6" w:semiHidden="1" w:uiPriority="39" w:unhideWhenUsed="1"/>
-    <w:lsdException w:name="toc 7" w:semiHidden="1" w:uiPriority="39" w:unhideWhenUsed="1"/>
-    <w:lsdException w:name="toc 8" w:semiHidden="1" w:uiPriority="39" w:unhideWhenUsed="1"/>
-    <w:lsdException w:name="toc 9" w:semiHidden="1" w:uiPriority="39" w:unhideWhenUsed="1"/>
-    <w:lsdException w:name="Normal Indent" w:semiHidden="1" w:unhideWhenUsed="1"/>
-    <w:lsdException w:name="footnote text" w:semiHidden="1" w:unhideWhenUsed="1"/>
-    <w:lsdException w:name="annotation text" w:semiHidden="1" w:unhideWhenUsed="1"/>
-    <w:lsdException w:name="header" w:semiHidden="1" w:unhideWhenUsed="1"/>
-    <w:lsdException w:name="footer" w:semiHidden="1" w:unhideWhenUsed="1"/>
-    <w:lsdException w:name="index heading" w:semiHidden="1" w:unhideWhenUsed="1"/>
-    <w:lsdException w:name="caption" w:semiHidden="1" w:uiPriority="35" w:unhideWhenUsed="1" w:qFormat="1"/>
-    <w:lsdException w:name="table of figures" w:semiHidden="1" w:unhideWhenUsed="1"/>
-    <w:lsdException w:name="envelope address" w:semiHidden="1" w:unhideWhenUsed="1"/>
-    <w:lsdException w:name="envelope return" w:semiHidden="1" w:unhideWhenUsed="1"/>
-    <w:lsdException w:name="footnote reference" w:semiHidden="1" w:unhideWhenUsed="1"/>
-    <w:lsdException w:name="annotation reference" w:semiHidden="1" w:unhideWhenUsed="1"/>
-    <w:lsdException w:name="line number" w:semiHidden="1" w:unhideWhenUsed="1"/>
-    <w:lsdException w:name="page number" w:semiHidden="1" w:unhideWhenUsed="1"/>
-    <w:lsdException w:name="endnote reference" w:semiHidden="1" w:unhideWhenUsed="1"/>
-    <w:lsdException w:name="endnote text" w:semiHidden="1" w:unhideWhenUsed="1"/>
-    <w:lsdException w:name="table of authorities" w:semiHidden="1" w:unhideWhenUsed="1"/>
-    <w:lsdException w:name="macro" w:semiHidden="1" w:unhideWhenUsed="1"/>
-    <w:lsdException w:name="toa heading" w:semiHidden="1" w:unhideWhenUsed="1"/>
-    <w:lsdException w:name="List" w:semiHidden="1" w:unhideWhenUsed="1"/>
-    <w:lsdException w:name="List Bullet" w:semiHidden="1" w:unhideWhenUsed="1"/>
-    <w:lsdException w:name="List Number" w:semiHidden="1" w:unhideWhenUsed="1"/>
-    <w:lsdException w:name="List 2" w:semiHidden="1" w:unhideWhenUsed="1"/>
-    <w:lsdException w:name="List 3" w:semiHidden="1" w:unhideWhenUsed="1"/>
-    <w:lsdException w:name="List 4" w:semiHidden="1" w:unhideWhenUsed="1"/>
-    <w:lsdException w:name="List 5" w:semiHidden="1" w:unhideWhenUsed="1"/>
-    <w:lsdException w:name="List Bullet 2" w:semiHidden="1" w:unhideWhenUsed="1"/>
-    <w:lsdException w:name="List Bullet 3" w:semiHidden="1" w:unhideWhenUsed="1"/>
-    <w:lsdException w:name="List Bullet 4" w:semiHidden="1" w:unhideWhenUsed="1"/>
-    <w:lsdException w:name="List Bullet 5" w:semiHidden="1" w:unhideWhenUsed="1"/>
-    <w:lsdException w:name="List Number 2" w:semiHidden="1" w:unhideWhenUsed="1"/>
-    <w:lsdException w:name="List Number 3" w:semiHidden="1" w:unhideWhenUsed="1"/>
-    <w:lsdException w:name="List Number 4" w:semiHidden="1" w:unhideWhenUsed="1"/>
-    <w:lsdException w:name="List Number 5" w:semiHidden="1" w:unhideWhenUsed="1"/>
-    <w:lsdException w:name="Title" w:uiPriority="10" w:qFormat="1"/>
-    <w:lsdException w:name="Closing" w:semiHidden="1" w:unhideWhenUsed="1"/>
-    <w:lsdException w:name="Signature" w:semiHidden="1" w:unhideWhenUsed="1"/>
-    <w:lsdException w:name="Default Paragraph Font" w:semiHidden="1" w:uiPriority="1" w:unhideWhenUsed="1"/>
-    <w:lsdException w:name="Body Text" w:semiHidden="1" w:unhideWhenUsed="1"/>
-    <w:lsdException w:name="Body Text Indent" w:semiHidden="1" w:unhideWhenUsed="1"/>
-    <w:lsdException w:name="List Continue" w:semiHidden="1" w:unhideWhenUsed="1"/>
-    <w:lsdException w:name="List Continue 2" w:semiHidden="1" w:unhideWhenUsed="1"/>
-    <w:lsdException w:name="List Continue 3" w:semiHidden="1" w:unhideWhenUsed="1"/>
-    <w:lsdException w:name="List Continue 4" w:semiHidden="1" w:unhideWhenUsed="1"/>
-    <w:lsdException w:name="List Continue 5" w:semiHidden="1" w:unhideWhenUsed="1"/>
-    <w:lsdException w:name="Message Header" w:semiHidden="1" w:unhideWhenUsed="1"/>
-    <w:lsdException w:name="Subtitle" w:uiPriority="11" w:qFormat="1"/>
-    <w:lsdException w:name="Salutation" w:semiHidden="1" w:unhideWhenUsed="1"/>
-    <w:lsdException w:name="Date" w:semiHidden="1" w:unhideWhenUsed="1"/>
-    <w:lsdException w:name="Body Text First Indent" w:semiHidden="1" w:unhideWhenUsed="1"/>
-    <w:lsdException w:name="Body Text First Indent 2" w:semiHidden="1" w:unhideWhenUsed="1"/>
-    <w:lsdException w:name="Note Heading" w:semiHidden="1" w:unhideWhenUsed="1"/>
-    <w:lsdException w:name="Body Text 2" w:semiHidden="1" w:unhideWhenUsed="1"/>
-    <w:lsdException w:name="Body Text 3" w:semiHidden="1" w:unhideWhenUsed="1"/>
-    <w:lsdException w:name="Body Text Indent 2" w:semiHidden="1" w:unhideWhenUsed="1"/>
-    <w:lsdException w:name="Body Text Indent 3" w:semiHidden="1" w:unhideWhenUsed="1"/>
-    <w:lsdException w:name="Block Text" w:semiHidden="1" w:unhideWhenUsed="1"/>
-    <w:lsdException w:name="Hyperlink" w:semiHidden="1" w:unhideWhenUsed="1"/>
-    <w:lsdException w:name="FollowedHyperlink" w:semiHidden="1" w:unhideWhenUsed="1"/>
-    <w:lsdException w:name="Strong" w:uiPriority="22" w:qFormat="1"/>
-    <w:lsdException w:name="Emphasis" w:uiPriority="20" w:qFormat="1"/>
-    <w:lsdException w:name="Document Map" w:semiHidden="1" w:unhideWhenUsed="1"/>
-    <w:lsdException w:name="Plain Text" w:semiHidden="1" w:unhideWhenUsed="1"/>
-    <w:lsdException w:name="E-mail Signature" w:semiHidden="1" w:unhideWhenUsed="1"/>
-    <w:lsdException w:name="HTML Top of Form" w:semiHidden="1" w:unhideWhenUsed="1"/>
-    <w:lsdException w:name="HTML Bottom of Form" w:semiHidden="1" w:unhideWhenUsed="1"/>
-    <w:lsdException w:name="Normal (Web)" w:semiHidden="1" w:unhideWhenUsed="1"/>
-    <w:lsdException w:name="HTML Acronym" w:semiHidden="1" w:unhideWhenUsed="1"/>
-    <w:lsdException w:name="HTML Address" w:semiHidden="1" w:unhideWhenUsed="1"/>
-    <w:lsdException w:name="HTML Cite" w:semiHidden="1" w:unhideWhenUsed="1"/>
-    <w:lsdException w:name="HTML Code" w:semiHidden="1" w:unhideWhenUsed="1"/>
-    <w:lsdException w:name="HTML Definition" w:semiHidden="1" w:unhideWhenUsed="1"/>
-    <w:lsdException w:name="HTML Keyboard" w:semiHidden="1" w:unhideWhenUsed="1"/>
-    <w:lsdException w:name="HTML Preformatted" w:semiHidden="1" w:unhideWhenUsed="1"/>
-    <w:lsdException w:name="HTML Sample" w:semiHidden="1" w:unhideWhenUsed="1"/>
-    <w:lsdException w:name="HTML Typewriter" w:semiHidden="1" w:unhideWhenUsed="1"/>
-    <w:lsdException w:name="HTML Variable" w:semiHidden="1" w:unhideWhenUsed="1"/>
-    <w:lsdException w:name="Normal Table" w:semiHidden="1" w:unhideWhenUsed="1"/>
-    <w:lsdException w:name="annotation subject" w:semiHidden="1" w:unhideWhenUsed="1"/>
-    <w:lsdException w:name="No List" w:semiHidden="1" w:unhideWhenUsed="1"/>
-    <w:lsdException w:name="Outline List 1" w:semiHidden="1" w:unhideWhenUsed="1"/>
-    <w:lsdException w:name="Outline List 2" w:semiHidden="1" w:unhideWhenUsed="1"/>
-    <w:lsdException w:name="Outline List 3" w:semiHidden="1" w:unhideWhenUsed="1"/>
-    <w:lsdException w:name="Table Simple 1" w:semiHidden="1" w:unhideWhenUsed="1"/>
-    <w:lsdException w:name="Table Simple 2" w:semiHidden="1" w:unhideWhenUsed="1"/>
-    <w:lsdException w:name="Table Simple 3" w:semiHidden="1" w:unhideWhenUsed="1"/>
-    <w:lsdException w:name="Table Classic 1" w:semiHidden="1" w:unhideWhenUsed="1"/>
-    <w:lsdException w:name="Table Classic 2" w:semiHidden="1" w:unhideWhenUsed="1"/>
-    <w:lsdException w:name="Table Classic 3" w:semiHidden="1" w:unhideWhenUsed="1"/>
-    <w:lsdException w:name="Table Classic 4" w:semiHidden="1" w:unhideWhenUsed="1"/>
-    <w:lsdException w:name="Table Colorful 1" w:semiHidden="1" w:unhideWhenUsed="1"/>
-    <w:lsdException w:name="Table Colorful 2" w:semiHidden="1" w:unhideWhenUsed="1"/>
-    <w:lsdException w:name="Table Colorful 3" w:semiHidden="1" w:unhideWhenUsed="1"/>
-    <w:lsdException w:name="Table Columns 1" w:semiHidden="1" w:unhideWhenUsed="1"/>
-    <w:lsdException w:name="Table Columns 2" w:semiHidden="1" w:unhideWhenUsed="1"/>
-    <w:lsdException w:name="Table Columns 3" w:semiHidden="1" w:unhideWhenUsed="1"/>
-    <w:lsdException w:name="Table Columns 4" w:semiHidden="1" w:unhideWhenUsed="1"/>
-    <w:lsdException w:name="Table Columns 5" w:semiHidden="1" w:unhideWhenUsed="1"/>
-    <w:lsdException w:name="Table Grid 1" w:semiHidden="1" w:unhideWhenUsed="1"/>
-    <w:lsdException w:name="Table Grid 2" w:semiHidden="1" w:unhideWhenUsed="1"/>
-    <w:lsdException w:name="Table Grid 3" w:semiHidden="1" w:unhideWhenUsed="1"/>
-    <w:lsdException w:name="Table Grid 4" w:semiHidden="1" w:unhideWhenUsed="1"/>
-    <w:lsdException w:name="Table Grid 5" w:semiHidden="1" w:unhideWhenUsed="1"/>
-    <w:lsdException w:name="Table Grid 6" w:semiHidden="1" w:unhideWhenUsed="1"/>
-    <w:lsdException w:name="Table Grid 7" w:semiHidden="1" w:unhideWhenUsed="1"/>
-    <w:lsdException w:name="Table Grid 8" w:semiHidden="1" w:unhideWhenUsed="1"/>
-    <w:lsdException w:name="Table List 1" w:semiHidden="1" w:unhideWhenUsed="1"/>
-    <w:lsdException w:name="Table List 2" w:semiHidden="1" w:unhideWhenUsed="1"/>
-    <w:lsdException w:name="Table List 3" w:semiHidden="1" w:unhideWhenUsed="1"/>
-    <w:lsdException w:name="Table List 4" w:semiHidden="1" w:unhideWhenUsed="1"/>
-    <w:lsdException w:name="Table List 5" w:semiHidden="1" w:unhideWhenUsed="1"/>
-    <w:lsdException w:name="Table List 6" w:semiHidden="1" w:unhideWhenUsed="1"/>
-    <w:lsdException w:name="Table List 7" w:semiHidden="1" w:unhideWhenUsed="1"/>
-    <w:lsdException w:name="Table List 8" w:semiHidden="1" w:unhideWhenUsed="1"/>
-    <w:lsdException w:name="Table 3D effects 1" w:semiHidden="1" w:unhideWhenUsed="1"/>
-    <w:lsdException w:name="Table 3D effects 2" w:semiHidden="1" w:unhideWhenUsed="1"/>
-    <w:lsdException w:name="Table 3D effects 3" w:semiHidden="1" w:unhideWhenUsed="1"/>
-    <w:lsdException w:name="Table Contemporary" w:semiHidden="1" w:unhideWhenUsed="1"/>
-    <w:lsdException w:name="Table Elegant" w:semiHidden="1" w:unhideWhenUsed="1"/>
-    <w:lsdException w:name="Table Professional" w:semiHidden="1" w:unhideWhenUsed="1"/>
-    <w:lsdException w:name="Table Subtle 1" w:semiHidden="1" w:unhideWhenUsed="1"/>
-    <w:lsdException w:name="Table Subtle 2" w:semiHidden="1" w:unhideWhenUsed="1"/>
-    <w:lsdException w:name="Table Web 1" w:semiHidden="1" w:unhideWhenUsed="1"/>
-    <w:lsdException w:name="Table Web 2" w:semiHidden="1" w:unhideWhenUsed="1"/>
-    <w:lsdException w:name="Table Web 3" w:semiHidden="1" w:unhideWhenUsed="1"/>
-    <w:lsdException w:name="Balloon Text" w:semiHidden="1" w:unhideWhenUsed="1"/>
-    <w:lsdException w:name="Table Grid" w:uiPriority="59"/>
-    <w:lsdException w:name="Table Theme" w:semiHidden="1" w:unhideWhenUsed="1"/>
-    <w:lsdException w:name="Placeholder Text" w:semiHidden="1"/>
-    <w:lsdException w:name="No Spacing" w:uiPriority="1" w:qFormat="1"/>
-    <w:lsdException w:name="Light Shading" w:uiPriority="60"/>
-    <w:lsdException w:name="Light List" w:uiPriority="61"/>
-    <w:lsdException w:name="Light Grid" w:uiPriority="62"/>
-    <w:lsdException w:name="Medium Shading 1" w:uiPriority="63"/>
-    <w:lsdException w:name="Medium Shading 2" w:uiPriority="64"/>
-    <w:lsdException w:name="Medium List 1" w:uiPriority="65"/>
-    <w:lsdException w:name="Medium List 2" w:uiPriority="66"/>
-    <w:lsdException w:name="Medium Grid 1" w:uiPriority="67"/>
-    <w:lsdException w:name="Medium Grid 2" w:uiPriority="68"/>
-    <w:lsdException w:name="Medium Grid 3" w:uiPriority="69"/>
-    <w:lsdException w:name="Dark List" w:uiPriority="70"/>
-    <w:lsdException w:name="Colorful Shading" w:uiPriority="71"/>
-    <w:lsdException w:name="Colorful List" w:uiPriority="72"/>
-    <w:lsdException w:name="Colorful Grid" w:uiPriority="73"/>
-    <w:lsdException w:name="Light Shading Accent 1" w:uiPriority="60"/>
-    <w:lsdException w:name="Light List Accent 1" w:uiPriority="61"/>
-    <w:lsdException w:name="Light Grid Accent 1" w:uiPriority="62"/>
-    <w:lsdException w:name="Medium Shading 1 Accent 1" w:uiPriority="63"/>
-    <w:lsdException w:name="Medium Shading 2 Accent 1" w:uiPriority="64"/>
-    <w:lsdException w:name="Medium List 1 Accent 1" w:uiPriority="65"/>
-    <w:lsdException w:name="Revision" w:semiHidden="1"/>
-    <w:lsdException w:name="List Paragraph" w:uiPriority="34" w:qFormat="1"/>
-    <w:lsdException w:name="Quote" w:uiPriority="29" w:qFormat="1"/>
-    <w:lsdException w:name="Intense Quote" w:uiPriority="30" w:qFormat="1"/>
-    <w:lsdException w:name="Medium List 2 Accent 1" w:uiPriority="66"/>
-    <w:lsdException w:name="Medium Grid 1 Accent 1" w:uiPriority="67"/>
-    <w:lsdException w:name="Medium Grid 2 Accent 1" w:uiPriority="68"/>
-    <w:lsdException w:name="Medium Grid 3 Accent 1" w:uiPriority="69"/>
-    <w:lsdException w:name="Dark List Accent 1" w:uiPriority="70"/>
-    <w:lsdException w:name="Colorful Shading Accent 1" w:uiPriority="71"/>
-    <w:lsdException w:name="Colorful List Accent 1" w:uiPriority="72"/>
-    <w:lsdException w:name="Colorful Grid Accent 1" w:uiPriority="73"/>
-    <w:lsdException w:name="Light Shading Accent 2" w:uiPriority="60"/>
-    <w:lsdException w:name="Light List Accent 2" w:uiPriority="61"/>
-    <w:lsdException w:name="Light Grid Accent 2" w:uiPriority="62"/>
-    <w:lsdException w:name="Medium Shading 1 Accent 2" w:uiPriority="63"/>
-    <w:lsdException w:name="Medium Shading 2 Accent 2" w:uiPriority="64"/>
-    <w:lsdException w:name="Medium List 1 Accent 2" w:uiPriority="65"/>
-    <w:lsdException w:name="Medium List 2 Accent 2" w:uiPriority="66"/>
-    <w:lsdException w:name="Medium Grid 1 Accent 2" w:uiPriority="67"/>
-    <w:lsdException w:name="Medium Grid 2 Accent 2" w:uiPriority="68"/>
-    <w:lsdException w:name="Medium Grid 3 Accent 2" w:uiPriority="69"/>
-    <w:lsdException w:name="Dark List Accent 2" w:uiPriority="70"/>
-    <w:lsdException w:name="Colorful Shading Accent 2" w:uiPriority="71"/>
-    <w:lsdException w:name="Colorful List Accent 2" w:uiPriority="72"/>
-    <w:lsdException w:name="Colorful Grid Accent 2" w:uiPriority="73"/>
-    <w:lsdException w:name="Light Shading Accent 3" w:uiPriority="60"/>
-    <w:lsdException w:name="Light List Accent 3" w:uiPriority="61"/>
-    <w:lsdException w:name="Light Grid Accent 3" w:uiPriority="62"/>
-    <w:lsdException w:name="Medium Shading 1 Accent 3" w:uiPriority="63"/>
-    <w:lsdException w:name="Medium Shading 2 Accent 3" w:uiPriority="64"/>
-    <w:lsdException w:name="Medium List 1 Accent 3" w:uiPriority="65"/>
-    <w:lsdException w:name="Medium List 2 Accent 3" w:uiPriority="66"/>
-    <w:lsdException w:name="Medium Grid 1 Accent 3" w:uiPriority="67"/>
-    <w:lsdException w:name="Medium Grid 2 Accent 3" w:uiPriority="68"/>
-    <w:lsdException w:name="Medium Grid 3 Accent 3" w:uiPriority="69"/>
-    <w:lsdException w:name="Dark List Accent 3" w:uiPriority="70"/>
-    <w:lsdException w:name="Colorful Shading Accent 3" w:uiPriority="71"/>
-    <w:lsdException w:name="Colorful List Accent 3" w:uiPriority="72"/>
-    <w:lsdException w:name="Colorful Grid Accent 3" w:uiPriority="73"/>
-    <w:lsdException w:name="Light Shading Accent 4" w:uiPriority="60"/>
-    <w:lsdException w:name="Light List Accent 4" w:uiPriority="61"/>
-    <w:lsdException w:name="Light Grid Accent 4" w:uiPriority="62"/>
-    <w:lsdException w:name="Medium Shading 1 Accent 4" w:uiPriority="63"/>
-    <w:lsdException w:name="Medium Shading 2 Accent 4" w:uiPriority="64"/>
-    <w:lsdException w:name="Medium List 1 Accent 4" w:uiPriority="65"/>
-    <w:lsdException w:name="Medium List 2 Accent 4" w:uiPriority="66"/>
-    <w:lsdException w:name="Medium Grid 1 Accent 4" w:uiPriority="67"/>
-    <w:lsdException w:name="Medium Grid 2 Accent 4" w:uiPriority="68"/>
-    <w:lsdException w:name="Medium Grid 3 Accent 4" w:uiPriority="69"/>
-    <w:lsdException w:name="Dark List Accent 4" w:uiPriority="70"/>
-    <w:lsdException w:name="Colorful Shading Accent 4" w:uiPriority="71"/>
-    <w:lsdException w:name="Colorful List Accent 4" w:uiPriority="72"/>
-    <w:lsdException w:name="Colorful Grid Accent 4" w:uiPriority="73"/>
-    <w:lsdException w:name="Light Shading Accent 5" w:uiPriority="60"/>
-    <w:lsdException w:name="Light List Accent 5" w:uiPriority="61"/>
-    <w:lsdException w:name="Light Grid Accent 5" w:uiPriority="62"/>
-    <w:lsdException w:name="Medium Shading 1 Accent 5" w:uiPriority="63"/>
-    <w:lsdException w:name="Medium Shading 2 Accent 5" w:uiPriority="64"/>
-    <w:lsdException w:name="Medium List 1 Accent 5" w:uiPriority="65"/>
-    <w:lsdException w:name="Medium List 2 Accent 5" w:uiPriority="66"/>
-    <w:lsdException w:name="Medium Grid 1 Accent 5" w:uiPriority="67"/>
-    <w:lsdException w:name="Medium Grid 2 Accent 5" w:uiPriority="68"/>
-    <w:lsdException w:name="Medium Grid 3 Accent 5" w:uiPriority="69"/>
-    <w:lsdException w:name="Dark List Accent 5" w:uiPriority="70"/>
-    <w:lsdException w:name="Colorful Shading Accent 5" w:uiPriority="71"/>
-    <w:lsdException w:name="Colorful List Accent 5" w:uiPriority="72"/>
-    <w:lsdException w:name="Colorful Grid Accent 5" w:uiPriority="73"/>
-    <w:lsdException w:name="Light Shading Accent 6" w:uiPriority="60"/>
-    <w:lsdException w:name="Light List Accent 6" w:uiPriority="61"/>
-    <w:lsdException w:name="Light Grid Accent 6" w:uiPriority="62"/>
-    <w:lsdException w:name="Medium Shading 1 Accent 6" w:uiPriority="63"/>
-    <w:lsdException w:name="Medium Shading 2 Accent 6" w:uiPriority="64"/>
-    <w:lsdException w:name="Medium List 1 Accent 6" w:uiPriority="65"/>
-    <w:lsdException w:name="Medium List 2 Accent 6" w:uiPriority="66"/>
-    <w:lsdException w:name="Medium Grid 1 Accent 6" w:uiPriority="67"/>
-    <w:lsdException w:name="Medium Grid 2 Accent 6" w:uiPriority="68"/>
-    <w:lsdException w:name="Medium Grid 3 Accent 6" w:uiPriority="69"/>
-    <w:lsdException w:name="Dark List Accent 6" w:uiPriority="70"/>
-    <w:lsdException w:name="Colorful Shading Accent 6" w:uiPriority="71"/>
-    <w:lsdException w:name="Colorful List Accent 6" w:uiPriority="72"/>
-    <w:lsdException w:name="Colorful Grid Accent 6" w:uiPriority="73"/>
-    <w:lsdException w:name="Subtle Emphasis" w:uiPriority="19" w:qFormat="1"/>
-    <w:lsdException w:name="Intense Emphasis" w:uiPriority="21" w:qFormat="1"/>
-    <w:lsdException w:name="Subtle Reference" w:uiPriority="31" w:qFormat="1"/>
-    <w:lsdException w:name="Intense Reference" w:uiPriority="32" w:qFormat="1"/>
-    <w:lsdException w:name="Book Title" w:uiPriority="33" w:qFormat="1"/>
-    <w:lsdException w:name="Bibliography" w:semiHidden="1" w:uiPriority="37" w:unhideWhenUsed="1"/>
-    <w:lsdException w:name="TOC Heading" w:semiHidden="1" w:uiPriority="39" w:unhideWhenUsed="1" w:qFormat="1"/>
-    <w:lsdException w:name="Plain Table 1" w:uiPriority="41"/>
-    <w:lsdException w:name="Plain Table 2" w:uiPriority="42"/>
-    <w:lsdException w:name="Plain Table 3" w:uiPriority="43"/>
-    <w:lsdException w:name="Plain Table 4" w:uiPriority="44"/>
-    <w:lsdException w:name="Plain Table 5" w:uiPriority="45"/>
-    <w:lsdException w:name="Grid Table Light" w:uiPriority="40"/>
-    <w:lsdException w:name="Grid Table 1 Light" w:uiPriority="46"/>
-    <w:lsdException w:name="Grid Table 2" w:uiPriority="47"/>
-    <w:lsdException w:name="Grid Table 3" w:uiPriority="48"/>
-    <w:lsdException w:name="Grid Table 4" w:uiPriority="49"/>
-    <w:lsdException w:name="Grid Table 5 Dark" w:uiPriority="50"/>
-    <w:lsdException w:name="Grid Table 6 Colorful" w:uiPriority="51"/>
-    <w:lsdException w:name="Grid Table 7 Colorful" w:uiPriority="52"/>
-    <w:lsdException w:name="Grid Table 1 Light Accent 1" w:uiPriority="46"/>
-    <w:lsdException w:name="Grid Table 2 Accent 1" w:uiPriority="47"/>
-    <w:lsdException w:name="Grid Table 3 Accent 1" w:uiPriority="48"/>
-    <w:lsdException w:name="Grid Table 4 Accent 1" w:uiPriority="49"/>
-    <w:lsdException w:name="Grid Table 5 Dark Accent 1" w:uiPriority="50"/>
-    <w:lsdException w:name="Grid Table 6 Colorful Accent 1" w:uiPriority="51"/>
-    <w:lsdException w:name="Grid Table 7 Colorful Accent 1" w:uiPriority="52"/>
-    <w:lsdException w:name="Grid Table 1 Light Accent 2" w:uiPriority="46"/>
-    <w:lsdException w:name="Grid Table 2 Accent 2" w:uiPriority="47"/>
-    <w:lsdException w:name="Grid Table 3 Accent 2" w:uiPriority="48"/>
-    <w:lsdException w:name="Grid Table 4 Accent 2" w:uiPriority="49"/>
-    <w:lsdException w:name="Grid Table 5 Dark Accent 2" w:uiPriority="50"/>
-    <w:lsdException w:name="Grid Table 6 Colorful Accent 2" w:uiPriority="51"/>
-    <w:lsdException w:name="Grid Table 7 Colorful Accent 2" w:uiPriority="52"/>
-    <w:lsdException w:name="Grid Table 1 Light Accent 3" w:uiPriority="46"/>
-    <w:lsdException w:name="Grid Table 2 Accent 3" w:uiPriority="47"/>
-    <w:lsdException w:name="Grid Table 3 Accent 3" w:uiPriority="48"/>
-    <w:lsdException w:name="Grid Table 4 Accent 3" w:uiPriority="49"/>
-    <w:lsdException w:name="Grid Table 5 Dark Accent 3" w:uiPriority="50"/>
-    <w:lsdException w:name="Grid Table 6 Colorful Accent 3" w:uiPriority="51"/>
-    <w:lsdException w:name="Grid Table 7 Colorful Accent 3" w:uiPriority="52"/>
-    <w:lsdException w:name="Grid Table 1 Light Accent 4" w:uiPriority="46"/>
-    <w:lsdException w:name="Grid Table 2 Accent 4" w:uiPriority="47"/>
-    <w:lsdException w:name="Grid Table 3 Accent 4" w:uiPriority="48"/>
-    <w:lsdException w:name="Grid Table 4 Accent 4" w:uiPriority="49"/>
-    <w:lsdException w:name="Grid Table 5 Dark Accent 4" w:uiPriority="50"/>
-    <w:lsdException w:name="Grid Table 6 Colorful Accent 4" w:uiPriority="51"/>
-    <w:lsdException w:name="Grid Table 7 Colorful Accent 4" w:uiPriority="52"/>
-    <w:lsdException w:name="Grid Table 1 Light Accent 5" w:uiPriority="46"/>
-    <w:lsdException w:name="Grid Table 2 Accent 5" w:uiPriority="47"/>
-    <w:lsdException w:name="Grid Table 3 Accent 5" w:uiPriority="48"/>
-    <w:lsdException w:name="Grid Table 4 Accent 5" w:uiPriority="49"/>
-    <w:lsdException w:name="Grid Table 5 Dark Accent 5" w:uiPriority="50"/>
-    <w:lsdException w:name="Grid Table 6 Colorful Accent 5" w:uiPriority="51"/>
-    <w:lsdException w:name="Grid Table 7 Colorful Accent 5" w:uiPriority="52"/>
-    <w:lsdException w:name="Grid Table 1 Light Accent 6" w:uiPriority="46"/>
-    <w:lsdException w:name="Grid Table 2 Accent 6" w:uiPriority="47"/>
-    <w:lsdException w:name="Grid Table 3 Accent 6" w:uiPriority="48"/>
-    <w:lsdException w:name="Grid Table 4 Accent 6" w:uiPriority="49"/>
-    <w:lsdException w:name="Grid Table 5 Dark Accent 6" w:uiPriority="50"/>
-    <w:lsdException w:name="Grid Table 6 Colorful Accent 6" w:uiPriority="51"/>
-    <w:lsdException w:name="Grid Table 7 Colorful Accent 6" w:uiPriority="52"/>
-    <w:lsdException w:name="List Table 1 Light" w:uiPriority="46"/>
-    <w:lsdException w:name="List Table 2" w:uiPriority="47"/>
-    <w:lsdException w:name="List Table 3" w:uiPriority="48"/>
-    <w:lsdException w:name="List Table 4" w:uiPriority="49"/>
-    <w:lsdException w:name="List Table 5 Dark" w:uiPriority="50"/>
-    <w:lsdException w:name="List Table 6 Colorful" w:uiPriority="51"/>
-    <w:lsdException w:name="List Table 7 Colorful" w:uiPriority="52"/>
-    <w:lsdException w:name="List Table 1 Light Accent 1" w:uiPriority="46"/>
-    <w:lsdException w:name="List Table 2 Accent 1" w:uiPriority="47"/>
-    <w:lsdException w:name="List Table 3 Accent 1" w:uiPriority="48"/>
-    <w:lsdException w:name="List Table 4 Accent 1" w:uiPriority="49"/>
-    <w:lsdException w:name="List Table 5 Dark Accent 1" w:uiPriority="50"/>
-    <w:lsdException w:name="List Table 6 Colorful Accent 1" w:uiPriority="51"/>
-    <w:lsdException w:name="List Table 7 Colorful Accent 1" w:uiPriority="52"/>
-    <w:lsdException w:name="List Table 1 Light Accent 2" w:uiPriority="46"/>
-    <w:lsdException w:name="List Table 2 Accent 2" w:uiPriority="47"/>
-    <w:lsdException w:name="List Table 3 Accent 2" w:uiPriority="48"/>
-    <w:lsdException w:name="List Table 4 Accent 2" w:uiPriority="49"/>
-    <w:lsdException w:name="List Table 5 Dark Accent 2" w:uiPriority="50"/>
-    <w:lsdException w:name="List Table 6 Colorful Accent 2" w:uiPriority="51"/>
-    <w:lsdException w:name="List Table 7 Colorful Accent 2" w:uiPriority="52"/>
-    <w:lsdException w:name="List Table 1 Light Accent 3" w:uiPriority="46"/>
-    <w:lsdException w:name="List Table 2 Accent 3" w:uiPriority="47"/>
-    <w:lsdException w:name="List Table 3 Accent 3" w:uiPriority="48"/>
-    <w:lsdException w:name="List Table 4 Accent 3" w:uiPriority="49"/>
-    <w:lsdException w:name="List Table 5 Dark Accent 3" w:uiPriority="50"/>
-    <w:lsdException w:name="List Table 6 Colorful Accent 3" w:uiPriority="51"/>
-    <w:lsdException w:name="List Table 7 Colorful Accent 3" w:uiPriority="52"/>
-    <w:lsdException w:name="List Table 1 Light Accent 4" w:uiPriority="46"/>
-    <w:lsdException w:name="List Table 2 Accent 4" w:uiPriority="47"/>
-    <w:lsdException w:name="List Table 3 Accent 4" w:uiPriority="48"/>
-    <w:lsdException w:name="List Table 4 Accent 4" w:uiPriority="49"/>
-    <w:lsdException w:name="List Table 5 Dark Accent 4" w:uiPriority="50"/>
-    <w:lsdException w:name="List Table 6 Colorful Accent 4" w:uiPriority="51"/>
-    <w:lsdException w:name="List Table 7 Colorful Accent 4" w:uiPriority="52"/>
-    <w:lsdException w:name="List Table 1 Light Accent 5" w:uiPriority="46"/>
-    <w:lsdException w:name="List Table 2 Accent 5" w:uiPriority="47"/>
-    <w:lsdException w:name="List Table 3 Accent 5" w:uiPriority="48"/>
-    <w:lsdException w:name="List Table 4 Accent 5" w:uiPriority="49"/>
-    <w:lsdException w:name="List Table 5 Dark Accent 5" w:uiPriority="50"/>
-    <w:lsdException w:name="List Table 6 Colorful Accent 5" w:uiPriority="51"/>
-    <w:lsdException w:name="List Table 7 Colorful Accent 5" w:uiPriority="52"/>
-    <w:lsdException w:name="List Table 1 Light Accent 6" w:uiPriority="46"/>
-    <w:lsdException w:name="List Table 2 Accent 6" w:uiPriority="47"/>
-    <w:lsdException w:name="List Table 3 Accent 6" w:uiPriority="48"/>
-    <w:lsdException w:name="List Table 4 Accent 6" w:uiPriority="49"/>
-    <w:lsdException w:name="List Table 5 Dark Accent 6" w:uiPriority="50"/>
-    <w:lsdException w:name="List Table 6 Colorful Accent 6" w:uiPriority="51"/>
-    <w:lsdException w:name="List Table 7 Colorful Accent 6" w:uiPriority="52"/>
-    <w:lsdException w:name="Mention" w:semiHidden="1" w:unhideWhenUsed="1"/>
-    <w:lsdException w:name="Smart Hyperlink" w:semiHidden="1" w:unhideWhenUsed="1"/>
-    <w:lsdException w:name="Hashtag" w:semiHidden="1" w:unhideWhenUsed="1"/>
-    <w:lsdException w:name="Unresolved Mention" w:semiHidden="1" w:unhideWhenUsed="1"/>
-    <w:lsdException w:name="Smart Link" w:semiHidden="1" w:unhideWhenUsed="1"/>
+  <w:latentStyles w:defLockedState="0" w:defUIPriority="99" w:defSemiHidden="1" w:defUnhideWhenUsed="1" w:defQFormat="0" w:count="267">
+    <w:lsdException w:name="Normal" w:semiHidden="0" w:uiPriority="0" w:unhideWhenUsed="0" w:qFormat="1"/>
+    <w:lsdException w:name="heading 1" w:semiHidden="0" w:uiPriority="9" w:unhideWhenUsed="0" w:qFormat="1"/>
+    <w:lsdException w:name="heading 2" w:uiPriority="9" w:qFormat="1"/>
+    <w:lsdException w:name="heading 3" w:uiPriority="9" w:qFormat="1"/>
+    <w:lsdException w:name="heading 4" w:uiPriority="9" w:qFormat="1"/>
+    <w:lsdException w:name="heading 5" w:uiPriority="9" w:qFormat="1"/>
+    <w:lsdException w:name="heading 6" w:uiPriority="9" w:qFormat="1"/>
+    <w:lsdException w:name="heading 7" w:uiPriority="9" w:qFormat="1"/>
+    <w:lsdException w:name="heading 8" w:uiPriority="9" w:qFormat="1"/>
+    <w:lsdException w:name="heading 9" w:uiPriority="9" w:qFormat="1"/>
+    <w:lsdException w:name="toc 1" w:uiPriority="39"/>
+    <w:lsdException w:name="toc 2" w:uiPriority="39"/>
+    <w:lsdException w:name="toc 3" w:uiPriority="39"/>
+    <w:lsdException w:name="toc 4" w:uiPriority="39"/>
+    <w:lsdException w:name="toc 5" w:uiPriority="39"/>
+    <w:lsdException w:name="toc 6" w:uiPriority="39"/>
+    <w:lsdException w:name="toc 7" w:uiPriority="39"/>
+    <w:lsdException w:name="toc 8" w:uiPriority="39"/>
+    <w:lsdException w:name="toc 9" w:uiPriority="39"/>
+    <w:lsdException w:name="caption" w:uiPriority="35" w:qFormat="1"/>
+    <w:lsdException w:name="Title" w:semiHidden="0" w:uiPriority="10" w:unhideWhenUsed="0" w:qFormat="1"/>
+    <w:lsdException w:name="Default Paragraph Font" w:uiPriority="1"/>
+    <w:lsdException w:name="Subtitle" w:semiHidden="0" w:uiPriority="11" w:unhideWhenUsed="0" w:qFormat="1"/>
+    <w:lsdException w:name="Strong" w:semiHidden="0" w:uiPriority="22" w:unhideWhenUsed="0" w:qFormat="1"/>
+    <w:lsdException w:name="Emphasis" w:semiHidden="0" w:uiPriority="20" w:unhideWhenUsed="0" w:qFormat="1"/>
+    <w:lsdException w:name="Table Grid" w:semiHidden="0" w:uiPriority="59" w:unhideWhenUsed="0"/>
+    <w:lsdException w:name="Placeholder Text" w:unhideWhenUsed="0"/>
+    <w:lsdException w:name="No Spacing" w:semiHidden="0" w:uiPriority="1" w:unhideWhenUsed="0" w:qFormat="1"/>
+    <w:lsdException w:name="Light Shading" w:semiHidden="0" w:uiPriority="60" w:unhideWhenUsed="0"/>
+    <w:lsdException w:name="Light List" w:semiHidden="0" w:uiPriority="61" w:unhideWhenUsed="0"/>
+    <w:lsdException w:name="Light Grid" w:semiHidden="0" w:uiPriority="62" w:unhideWhenUsed="0"/>
+    <w:lsdException w:name="Medium Shading 1" w:semiHidden="0" w:uiPriority="63" w:unhideWhenUsed="0"/>
+    <w:lsdException w:name="Medium Shading 2" w:semiHidden="0" w:uiPriority="64" w:unhideWhenUsed="0"/>
+    <w:lsdException w:name="Medium List 1" w:semiHidden="0" w:uiPriority="65" w:unhideWhenUsed="0"/>
+    <w:lsdException w:name="Medium List 2" w:semiHidden="0" w:uiPriority="66" w:unhideWhenUsed="0"/>
+    <w:lsdException w:name="Medium Grid 1" w:semiHidden="0" w:uiPriority="67" w:unhideWhenUsed="0"/>
+    <w:lsdException w:name="Medium Grid 2" w:semiHidden="0" w:uiPriority="68" w:unhideWhenUsed="0"/>
+    <w:lsdException w:name="Medium Grid 3" w:semiHidden="0" w:uiPriority="69" w:unhideWhenUsed="0"/>
+    <w:lsdException w:name="Dark List" w:semiHidden="0" w:uiPriority="70" w:unhideWhenUsed="0"/>
+    <w:lsdException w:name="Colorful Shading" w:semiHidden="0" w:uiPriority="71" w:unhideWhenUsed="0"/>
+    <w:lsdException w:name="Colorful List" w:semiHidden="0" w:uiPriority="72" w:unhideWhenUsed="0"/>
+    <w:lsdException w:name="Colorful Grid" w:semiHidden="0" w:uiPriority="73" w:unhideWhenUsed="0"/>
+    <w:lsdException w:name="Light Shading Accent 1" w:semiHidden="0" w:uiPriority="60" w:unhideWhenUsed="0"/>
+    <w:lsdException w:name="Light List Accent 1" w:semiHidden="0" w:uiPriority="61" w:unhideWhenUsed="0"/>
+    <w:lsdException w:name="Light Grid Accent 1" w:semiHidden="0" w:uiPriority="62" w:unhideWhenUsed="0"/>
+    <w:lsdException w:name="Medium Shading 1 Accent 1" w:semiHidden="0" w:uiPriority="63" w:unhideWhenUsed="0"/>
+    <w:lsdException w:name="Medium Shading 2 Accent 1" w:semiHidden="0" w:uiPriority="64" w:unhideWhenUsed="0"/>
+    <w:lsdException w:name="Medium List 1 Accent 1" w:semiHidden="0" w:uiPriority="65" w:unhideWhenUsed="0"/>
+    <w:lsdException w:name="Revision" w:unhideWhenUsed="0"/>
+    <w:lsdException w:name="List Paragraph" w:semiHidden="0" w:uiPriority="34" w:unhideWhenUsed="0" w:qFormat="1"/>
+    <w:lsdException w:name="Quote" w:semiHidden="0" w:uiPriority="29" w:unhideWhenUsed="0" w:qFormat="1"/>
+    <w:lsdException w:name="Intense Quote" w:semiHidden="0" w:uiPriority="30" w:unhideWhenUsed="0" w:qFormat="1"/>
+    <w:lsdException w:name="Medium List 2 Accent 1" w:semiHidden="0" w:uiPriority="66" w:unhideWhenUsed="0"/>
+    <w:lsdException w:name="Medium Grid 1 Accent 1" w:semiHidden="0" w:uiPriority="67" w:unhideWhenUsed="0"/>
+    <w:lsdException w:name="Medium Grid 2 Accent 1" w:semiHidden="0" w:uiPriority="68" w:unhideWhenUsed="0"/>
+    <w:lsdException w:name="Medium Grid 3 Accent 1" w:semiHidden="0" w:uiPriority="69" w:unhideWhenUsed="0"/>
+    <w:lsdException w:name="Dark List Accent 1" w:semiHidden="0" w:uiPriority="70" w:unhideWhenUsed="0"/>
+    <w:lsdException w:name="Colorful Shading Accent 1" w:semiHidden="0" w:uiPriority="71" w:unhideWhenUsed="0"/>
+    <w:lsdException w:name="Colorful List Accent 1" w:semiHidden="0" w:uiPriority="72" w:unhideWhenUsed="0"/>
+    <w:lsdException w:name="Colorful Grid Accent 1" w:semiHidden="0" w:uiPriority="73" w:unhideWhenUsed="0"/>
+    <w:lsdException w:name="Light Shading Accent 2" w:semiHidden="0" w:uiPriority="60" w:unhideWhenUsed="0"/>
+    <w:lsdException w:name="Light List Accent 2" w:semiHidden="0" w:uiPriority="61" w:unhideWhenUsed="0"/>
+    <w:lsdException w:name="Light Grid Accent 2" w:semiHidden="0" w:uiPriority="62" w:unhideWhenUsed="0"/>
+    <w:lsdException w:name="Medium Shading 1 Accent 2" w:semiHidden="0" w:uiPriority="63" w:unhideWhenUsed="0"/>
+    <w:lsdException w:name="Medium Shading 2 Accent 2" w:semiHidden="0" w:uiPriority="64" w:unhideWhenUsed="0"/>
+    <w:lsdException w:name="Medium List 1 Accent 2" w:semiHidden="0" w:uiPriority="65" w:unhideWhenUsed="0"/>
+    <w:lsdException w:name="Medium List 2 Accent 2" w:semiHidden="0" w:uiPriority="66" w:unhideWhenUsed="0"/>
+    <w:lsdException w:name="Medium Grid 1 Accent 2" w:semiHidden="0" w:uiPriority="67" w:unhideWhenUsed="0"/>
+    <w:lsdException w:name="Medium Grid 2 Accent 2" w:semiHidden="0" w:uiPriority="68" w:unhideWhenUsed="0"/>
+    <w:lsdException w:name="Medium Grid 3 Accent 2" w:semiHidden="0" w:uiPriority="69" w:unhideWhenUsed="0"/>
+    <w:lsdException w:name="Dark List Accent 2" w:semiHidden="0" w:uiPriority="70" w:unhideWhenUsed="0"/>
+    <w:lsdException w:name="Colorful Shading Accent 2" w:semiHidden="0" w:uiPriority="71" w:unhideWhenUsed="0"/>
+    <w:lsdException w:name="Colorful List Accent 2" w:semiHidden="0" w:uiPriority="72" w:unhideWhenUsed="0"/>
+    <w:lsdException w:name="Colorful Grid Accent 2" w:semiHidden="0" w:uiPriority="73" w:unhideWhenUsed="0"/>
+    <w:lsdException w:name="Light Shading Accent 3" w:semiHidden="0" w:uiPriority="60" w:unhideWhenUsed="0"/>
+    <w:lsdException w:name="Light List Accent 3" w:semiHidden="0" w:uiPriority="61" w:unhideWhenUsed="0"/>
+    <w:lsdException w:name="Light Grid Accent 3" w:semiHidden="0" w:uiPriority="62" w:unhideWhenUsed="0"/>
+    <w:lsdException w:name="Medium Shading 1 Accent 3" w:semiHidden="0" w:uiPriority="63" w:unhideWhenUsed="0"/>
+    <w:lsdException w:name="Medium Shading 2 Accent 3" w:semiHidden="0" w:uiPriority="64" w:unhideWhenUsed="0"/>
+    <w:lsdException w:name="Medium List 1 Accent 3" w:semiHidden="0" w:uiPriority="65" w:unhideWhenUsed="0"/>
+    <w:lsdException w:name="Medium List 2 Accent 3" w:semiHidden="0" w:uiPriority="66" w:unhideWhenUsed="0"/>
+    <w:lsdException w:name="Medium Grid 1 Accent 3" w:semiHidden="0" w:uiPriority="67" w:unhideWhenUsed="0"/>
+    <w:lsdException w:name="Medium Grid 2 Accent 3" w:semiHidden="0" w:uiPriority="68" w:unhideWhenUsed="0"/>
+    <w:lsdException w:name="Medium Grid 3 Accent 3" w:semiHidden="0" w:uiPriority="69" w:unhideWhenUsed="0"/>
+    <w:lsdException w:name="Dark List Accent 3" w:semiHidden="0" w:uiPriority="70" w:unhideWhenUsed="0"/>
+    <w:lsdException w:name="Colorful Shading Accent 3" w:semiHidden="0" w:uiPriority="71" w:unhideWhenUsed="0"/>
+    <w:lsdException w:name="Colorful List Accent 3" w:semiHidden="0" w:uiPriority="72" w:unhideWhenUsed="0"/>
+    <w:lsdException w:name="Colorful Grid Accent 3" w:semiHidden="0" w:uiPriority="73" w:unhideWhenUsed="0"/>
+    <w:lsdException w:name="Light Shading Accent 4" w:semiHidden="0" w:uiPriority="60" w:unhideWhenUsed="0"/>
+    <w:lsdException w:name="Light List Accent 4" w:semiHidden="0" w:uiPriority="61" w:unhideWhenUsed="0"/>
+    <w:lsdException w:name="Light Grid Accent 4" w:semiHidden="0" w:uiPriority="62" w:unhideWhenUsed="0"/>
+    <w:lsdException w:name="Medium Shading 1 Accent 4" w:semiHidden="0" w:uiPriority="63" w:unhideWhenUsed="0"/>
+    <w:lsdException w:name="Medium Shading 2 Accent 4" w:semiHidden="0" w:uiPriority="64" w:unhideWhenUsed="0"/>
+    <w:lsdException w:name="Medium List 1 Accent 4" w:semiHidden="0" w:uiPriority="65" w:unhideWhenUsed="0"/>
+    <w:lsdException w:name="Medium List 2 Accent 4" w:semiHidden="0" w:uiPriority="66" w:unhideWhenUsed="0"/>
+    <w:lsdException w:name="Medium Grid 1 Accent 4" w:semiHidden="0" w:uiPriority="67" w:unhideWhenUsed="0"/>
+    <w:lsdException w:name="Medium Grid 2 Accent 4" w:semiHidden="0" w:uiPriority="68" w:unhideWhenUsed="0"/>
+    <w:lsdException w:name="Medium Grid 3 Accent 4" w:semiHidden="0" w:uiPriority="69" w:unhideWhenUsed="0"/>
+    <w:lsdException w:name="Dark List Accent 4" w:semiHidden="0" w:uiPriority="70" w:unhideWhenUsed="0"/>
+    <w:lsdException w:name="Colorful Shading Accent 4" w:semiHidden="0" w:uiPriority="71" w:unhideWhenUsed="0"/>
+    <w:lsdException w:name="Colorful List Accent 4" w:semiHidden="0" w:uiPriority="72" w:unhideWhenUsed="0"/>
+    <w:lsdException w:name="Colorful Grid Accent 4" w:semiHidden="0" w:uiPriority="73" w:unhideWhenUsed="0"/>
+    <w:lsdException w:name="Light Shading Accent 5" w:semiHidden="0" w:uiPriority="60" w:unhideWhenUsed="0"/>
+    <w:lsdException w:name="Light List Accent 5" w:semiHidden="0" w:uiPriority="61" w:unhideWhenUsed="0"/>
+    <w:lsdException w:name="Light Grid Accent 5" w:semiHidden="0" w:uiPriority="62" w:unhideWhenUsed="0"/>
+    <w:lsdException w:name="Medium Shading 1 Accent 5" w:semiHidden="0" w:uiPriority="63" w:unhideWhenUsed="0"/>
+    <w:lsdException w:name="Medium Shading 2 Accent 5" w:semiHidden="0" w:uiPriority="64" w:unhideWhenUsed="0"/>
+    <w:lsdException w:name="Medium List 1 Accent 5" w:semiHidden="0" w:uiPriority="65" w:unhideWhenUsed="0"/>
+    <w:lsdException w:name="Medium List 2 Accent 5" w:semiHidden="0" w:uiPriority="66" w:unhideWhenUsed="0"/>
+    <w:lsdException w:name="Medium Grid 1 Accent 5" w:semiHidden="0" w:uiPriority="67" w:unhideWhenUsed="0"/>
+    <w:lsdException w:name="Medium Grid 2 Accent 5" w:semiHidden="0" w:uiPriority="68" w:unhideWhenUsed="0"/>
+    <w:lsdException w:name="Medium Grid 3 Accent 5" w:semiHidden="0" w:uiPriority="69" w:unhideWhenUsed="0"/>
+    <w:lsdException w:name="Dark List Accent 5" w:semiHidden="0" w:uiPriority="70" w:unhideWhenUsed="0"/>
+    <w:lsdException w:name="Colorful Shading Accent 5" w:semiHidden="0" w:uiPriority="71" w:unhideWhenUsed="0"/>
+    <w:lsdException w:name="Colorful List Accent 5" w:semiHidden="0" w:uiPriority="72" w:unhideWhenUsed="0"/>
+    <w:lsdException w:name="Colorful Grid Accent 5" w:semiHidden="0" w:uiPriority="73" w:unhideWhenUsed="0"/>
+    <w:lsdException w:name="Light Shading Accent 6" w:semiHidden="0" w:uiPriority="60" w:unhideWhenUsed="0"/>
+    <w:lsdException w:name="Light List Accent 6" w:semiHidden="0" w:uiPriority="61" w:unhideWhenUsed="0"/>
+    <w:lsdException w:name="Light Grid Accent 6" w:semiHidden="0" w:uiPriority="62" w:unhideWhenUsed="0"/>
+    <w:lsdException w:name="Medium Shading 1 Accent 6" w:semiHidden="0" w:uiPriority="63" w:unhideWhenUsed="0"/>
+    <w:lsdException w:name="Medium Shading 2 Accent 6" w:semiHidden="0" w:uiPriority="64" w:unhideWhenUsed="0"/>
+    <w:lsdException w:name="Medium List 1 Accent 6" w:semiHidden="0" w:uiPriority="65" w:unhideWhenUsed="0"/>
+    <w:lsdException w:name="Medium List 2 Accent 6" w:semiHidden="0" w:uiPriority="66" w:unhideWhenUsed="0"/>
+    <w:lsdException w:name="Medium Grid 1 Accent 6" w:semiHidden="0" w:uiPriority="67" w:unhideWhenUsed="0"/>
+    <w:lsdException w:name="Medium Grid 2 Accent 6" w:semiHidden="0" w:uiPriority="68" w:unhideWhenUsed="0"/>
+    <w:lsdException w:name="Medium Grid 3 Accent 6" w:semiHidden="0" w:uiPriority="69" w:unhideWhenUsed="0"/>
+    <w:lsdException w:name="Dark List Accent 6" w:semiHidden="0" w:uiPriority="70" w:unhideWhenUsed="0"/>
+    <w:lsdException w:name="Colorful Shading Accent 6" w:semiHidden="0" w:uiPriority="71" w:unhideWhenUsed="0"/>
+    <w:lsdException w:name="Colorful List Accent 6" w:semiHidden="0" w:uiPriority="72" w:unhideWhenUsed="0"/>
+    <w:lsdException w:name="Colorful Grid Accent 6" w:semiHidden="0" w:uiPriority="73" w:unhideWhenUsed="0"/>
+    <w:lsdException w:name="Subtle Emphasis" w:semiHidden="0" w:uiPriority="19" w:unhideWhenUsed="0" w:qFormat="1"/>
+    <w:lsdException w:name="Intense Emphasis" w:semiHidden="0" w:uiPriority="21" w:unhideWhenUsed="0" w:qFormat="1"/>
+    <w:lsdException w:name="Subtle Reference" w:semiHidden="0" w:uiPriority="31" w:unhideWhenUsed="0" w:qFormat="1"/>
+    <w:lsdException w:name="Intense Reference" w:semiHidden="0" w:uiPriority="32" w:unhideWhenUsed="0" w:qFormat="1"/>
+    <w:lsdException w:name="Book Title" w:semiHidden="0" w:uiPriority="33" w:unhideWhenUsed="0" w:qFormat="1"/>
+    <w:lsdException w:name="Bibliography" w:uiPriority="37"/>
+    <w:lsdException w:name="TOC Heading" w:uiPriority="39" w:qFormat="1"/>
   </w:latentStyles>
-  <w:style w:type="paragraph" w:default="1" w:styleId="a0">
+  <w:style w:type="paragraph" w:default="1" w:styleId="Normal">
     <w:name w:val="Normal"/>
     <w:qFormat/>
     <w:rsid w:val="002B3D5C"/>
@@ -11638,11 +11371,11 @@
       <w:rFonts w:cs="Times New Roman"/>
     </w:rPr>
   </w:style>
-  <w:style w:type="paragraph" w:styleId="1">
+  <w:style w:type="paragraph" w:styleId="Heading1">
     <w:name w:val="heading 1"/>
-    <w:basedOn w:val="a0"/>
-    <w:next w:val="a0"/>
-    <w:link w:val="10"/>
+    <w:basedOn w:val="Normal"/>
+    <w:next w:val="Normal"/>
+    <w:link w:val="Heading1Char"/>
     <w:uiPriority w:val="9"/>
     <w:qFormat/>
     <w:rsid w:val="00A45680"/>
@@ -11661,11 +11394,11 @@
       <w:szCs w:val="28"/>
     </w:rPr>
   </w:style>
-  <w:style w:type="paragraph" w:styleId="2">
+  <w:style w:type="paragraph" w:styleId="Heading2">
     <w:name w:val="heading 2"/>
-    <w:basedOn w:val="a0"/>
-    <w:next w:val="a0"/>
-    <w:link w:val="20"/>
+    <w:basedOn w:val="Normal"/>
+    <w:next w:val="Normal"/>
+    <w:link w:val="Heading2Char"/>
     <w:uiPriority w:val="9"/>
     <w:unhideWhenUsed/>
     <w:qFormat/>
@@ -11685,11 +11418,11 @@
       <w:szCs w:val="26"/>
     </w:rPr>
   </w:style>
-  <w:style w:type="paragraph" w:styleId="3">
+  <w:style w:type="paragraph" w:styleId="Heading3">
     <w:name w:val="heading 3"/>
-    <w:basedOn w:val="a0"/>
-    <w:next w:val="a0"/>
-    <w:link w:val="30"/>
+    <w:basedOn w:val="Normal"/>
+    <w:next w:val="Normal"/>
+    <w:link w:val="Heading3Char"/>
     <w:uiPriority w:val="9"/>
     <w:unhideWhenUsed/>
     <w:qFormat/>
@@ -11707,13 +11440,13 @@
       <w:color w:val="4F81BD" w:themeColor="accent1"/>
     </w:rPr>
   </w:style>
-  <w:style w:type="character" w:default="1" w:styleId="a1">
+  <w:style w:type="character" w:default="1" w:styleId="DefaultParagraphFont">
     <w:name w:val="Default Paragraph Font"/>
     <w:uiPriority w:val="1"/>
     <w:semiHidden/>
     <w:unhideWhenUsed/>
   </w:style>
-  <w:style w:type="table" w:default="1" w:styleId="a2">
+  <w:style w:type="table" w:default="1" w:styleId="TableNormal">
     <w:name w:val="Normal Table"/>
     <w:uiPriority w:val="99"/>
     <w:semiHidden/>
@@ -11728,16 +11461,16 @@
       </w:tblCellMar>
     </w:tblPr>
   </w:style>
-  <w:style w:type="numbering" w:default="1" w:styleId="a3">
+  <w:style w:type="numbering" w:default="1" w:styleId="NoList">
     <w:name w:val="No List"/>
     <w:uiPriority w:val="99"/>
     <w:semiHidden/>
     <w:unhideWhenUsed/>
   </w:style>
-  <w:style w:type="character" w:customStyle="1" w:styleId="10">
-    <w:name w:val="Заглавие 1 Знак"/>
-    <w:basedOn w:val="a1"/>
-    <w:link w:val="1"/>
+  <w:style w:type="character" w:customStyle="1" w:styleId="Heading1Char">
+    <w:name w:val="Heading 1 Char"/>
+    <w:basedOn w:val="DefaultParagraphFont"/>
+    <w:link w:val="Heading1"/>
     <w:uiPriority w:val="9"/>
     <w:locked/>
     <w:rsid w:val="00A45680"/>
@@ -11750,10 +11483,10 @@
       <w:szCs w:val="28"/>
     </w:rPr>
   </w:style>
-  <w:style w:type="character" w:customStyle="1" w:styleId="20">
-    <w:name w:val="Заглавие 2 Знак"/>
-    <w:basedOn w:val="a1"/>
-    <w:link w:val="2"/>
+  <w:style w:type="character" w:customStyle="1" w:styleId="Heading2Char">
+    <w:name w:val="Heading 2 Char"/>
+    <w:basedOn w:val="DefaultParagraphFont"/>
+    <w:link w:val="Heading2"/>
     <w:uiPriority w:val="9"/>
     <w:locked/>
     <w:rsid w:val="00A45680"/>
@@ -11766,10 +11499,10 @@
       <w:szCs w:val="26"/>
     </w:rPr>
   </w:style>
-  <w:style w:type="character" w:customStyle="1" w:styleId="30">
-    <w:name w:val="Заглавие 3 Знак"/>
-    <w:basedOn w:val="a1"/>
-    <w:link w:val="3"/>
+  <w:style w:type="character" w:customStyle="1" w:styleId="Heading3Char">
+    <w:name w:val="Heading 3 Char"/>
+    <w:basedOn w:val="DefaultParagraphFont"/>
+    <w:link w:val="Heading3"/>
     <w:uiPriority w:val="9"/>
     <w:locked/>
     <w:rsid w:val="00663D82"/>
@@ -11780,9 +11513,9 @@
       <w:color w:val="4F81BD" w:themeColor="accent1"/>
     </w:rPr>
   </w:style>
-  <w:style w:type="paragraph" w:styleId="a">
+  <w:style w:type="paragraph" w:styleId="ListParagraph">
     <w:name w:val="List Paragraph"/>
-    <w:basedOn w:val="a0"/>
+    <w:basedOn w:val="Normal"/>
     <w:uiPriority w:val="34"/>
     <w:qFormat/>
     <w:rsid w:val="00663D82"/>
@@ -11793,9 +11526,9 @@
       <w:contextualSpacing/>
     </w:pPr>
   </w:style>
-  <w:style w:type="character" w:styleId="a4">
+  <w:style w:type="character" w:styleId="Hyperlink">
     <w:name w:val="Hyperlink"/>
-    <w:basedOn w:val="a1"/>
+    <w:basedOn w:val="DefaultParagraphFont"/>
     <w:uiPriority w:val="99"/>
     <w:unhideWhenUsed/>
     <w:rsid w:val="00DB14CF"/>
@@ -11805,9 +11538,9 @@
       <w:u w:val="single"/>
     </w:rPr>
   </w:style>
-  <w:style w:type="character" w:customStyle="1" w:styleId="11">
+  <w:style w:type="character" w:customStyle="1" w:styleId="1">
     <w:name w:val="Неразрешено споменаване1"/>
-    <w:basedOn w:val="a1"/>
+    <w:basedOn w:val="DefaultParagraphFont"/>
     <w:uiPriority w:val="99"/>
     <w:semiHidden/>
     <w:unhideWhenUsed/>
@@ -11817,10 +11550,10 @@
       <w:shd w:val="clear" w:color="auto" w:fill="E1DFDD"/>
     </w:rPr>
   </w:style>
-  <w:style w:type="paragraph" w:styleId="a5">
+  <w:style w:type="paragraph" w:styleId="BalloonText">
     <w:name w:val="Balloon Text"/>
-    <w:basedOn w:val="a0"/>
-    <w:link w:val="a6"/>
+    <w:basedOn w:val="Normal"/>
+    <w:link w:val="BalloonTextChar"/>
     <w:uiPriority w:val="99"/>
     <w:semiHidden/>
     <w:unhideWhenUsed/>
@@ -11834,10 +11567,10 @@
       <w:szCs w:val="16"/>
     </w:rPr>
   </w:style>
-  <w:style w:type="character" w:customStyle="1" w:styleId="a6">
-    <w:name w:val="Изнесен текст Знак"/>
-    <w:basedOn w:val="a1"/>
-    <w:link w:val="a5"/>
+  <w:style w:type="character" w:customStyle="1" w:styleId="BalloonTextChar">
+    <w:name w:val="Balloon Text Char"/>
+    <w:basedOn w:val="DefaultParagraphFont"/>
+    <w:link w:val="BalloonText"/>
     <w:uiPriority w:val="99"/>
     <w:semiHidden/>
     <w:rsid w:val="000F014E"/>
@@ -11847,9 +11580,397 @@
       <w:szCs w:val="16"/>
     </w:rPr>
   </w:style>
-  <w:style w:type="character" w:styleId="a7">
+  <w:style w:type="character" w:styleId="FollowedHyperlink">
     <w:name w:val="FollowedHyperlink"/>
-    <w:basedOn w:val="a1"/>
+    <w:basedOn w:val="DefaultParagraphFont"/>
+    <w:uiPriority w:val="99"/>
+    <w:semiHidden/>
+    <w:unhideWhenUsed/>
+    <w:rsid w:val="000F014E"/>
+    <w:rPr>
+      <w:color w:val="800080" w:themeColor="followedHyperlink"/>
+      <w:u w:val="single"/>
+    </w:rPr>
+  </w:style>
+</w:styles>
+</file>
+
+<file path=word/stylesWithEffects.xml><?xml version="1.0" encoding="utf-8"?>
+<w:styles xmlns:wpc="http://schemas.microsoft.com/office/word/2010/wordprocessingCanvas" xmlns:mc="http://schemas.openxmlformats.org/markup-compatibility/2006" xmlns:o="urn:schemas-microsoft-com:office:office" xmlns:r="http://schemas.openxmlformats.org/officeDocument/2006/relationships" xmlns:m="http://schemas.openxmlformats.org/officeDocument/2006/math" xmlns:v="urn:schemas-microsoft-com:vml" xmlns:wp14="http://schemas.microsoft.com/office/word/2010/wordprocessingDrawing" xmlns:wp="http://schemas.openxmlformats.org/drawingml/2006/wordprocessingDrawing" xmlns:w10="urn:schemas-microsoft-com:office:word" xmlns:w="http://schemas.openxmlformats.org/wordprocessingml/2006/main" xmlns:w14="http://schemas.microsoft.com/office/word/2010/wordml" xmlns:wpg="http://schemas.microsoft.com/office/word/2010/wordprocessingGroup" xmlns:wpi="http://schemas.microsoft.com/office/word/2010/wordprocessingInk" xmlns:wne="http://schemas.microsoft.com/office/word/2006/wordml" xmlns:wps="http://schemas.microsoft.com/office/word/2010/wordprocessingShape" mc:Ignorable="w14 wp14">
+  <w:docDefaults>
+    <w:rPrDefault>
+      <w:rPr>
+        <w:rFonts w:asciiTheme="minorHAnsi" w:eastAsia="Times New Roman" w:hAnsiTheme="minorHAnsi" w:cstheme="minorHAnsi"/>
+        <w:sz w:val="22"/>
+        <w:szCs w:val="22"/>
+        <w:lang w:val="bg-BG" w:eastAsia="en-US" w:bidi="ar-SA"/>
+      </w:rPr>
+    </w:rPrDefault>
+    <w:pPrDefault>
+      <w:pPr>
+        <w:spacing w:after="200" w:line="276" w:lineRule="auto"/>
+      </w:pPr>
+    </w:pPrDefault>
+  </w:docDefaults>
+  <w:latentStyles w:defLockedState="0" w:defUIPriority="99" w:defSemiHidden="1" w:defUnhideWhenUsed="1" w:defQFormat="0" w:count="267">
+    <w:lsdException w:name="Normal" w:semiHidden="0" w:uiPriority="0" w:unhideWhenUsed="0" w:qFormat="1"/>
+    <w:lsdException w:name="heading 1" w:semiHidden="0" w:uiPriority="9" w:unhideWhenUsed="0" w:qFormat="1"/>
+    <w:lsdException w:name="heading 2" w:uiPriority="9" w:qFormat="1"/>
+    <w:lsdException w:name="heading 3" w:uiPriority="9" w:qFormat="1"/>
+    <w:lsdException w:name="heading 4" w:uiPriority="9" w:qFormat="1"/>
+    <w:lsdException w:name="heading 5" w:uiPriority="9" w:qFormat="1"/>
+    <w:lsdException w:name="heading 6" w:uiPriority="9" w:qFormat="1"/>
+    <w:lsdException w:name="heading 7" w:uiPriority="9" w:qFormat="1"/>
+    <w:lsdException w:name="heading 8" w:uiPriority="9" w:qFormat="1"/>
+    <w:lsdException w:name="heading 9" w:uiPriority="9" w:qFormat="1"/>
+    <w:lsdException w:name="toc 1" w:uiPriority="39"/>
+    <w:lsdException w:name="toc 2" w:uiPriority="39"/>
+    <w:lsdException w:name="toc 3" w:uiPriority="39"/>
+    <w:lsdException w:name="toc 4" w:uiPriority="39"/>
+    <w:lsdException w:name="toc 5" w:uiPriority="39"/>
+    <w:lsdException w:name="toc 6" w:uiPriority="39"/>
+    <w:lsdException w:name="toc 7" w:uiPriority="39"/>
+    <w:lsdException w:name="toc 8" w:uiPriority="39"/>
+    <w:lsdException w:name="toc 9" w:uiPriority="39"/>
+    <w:lsdException w:name="caption" w:uiPriority="35" w:qFormat="1"/>
+    <w:lsdException w:name="Title" w:semiHidden="0" w:uiPriority="10" w:unhideWhenUsed="0" w:qFormat="1"/>
+    <w:lsdException w:name="Default Paragraph Font" w:uiPriority="1"/>
+    <w:lsdException w:name="Subtitle" w:semiHidden="0" w:uiPriority="11" w:unhideWhenUsed="0" w:qFormat="1"/>
+    <w:lsdException w:name="Strong" w:semiHidden="0" w:uiPriority="22" w:unhideWhenUsed="0" w:qFormat="1"/>
+    <w:lsdException w:name="Emphasis" w:semiHidden="0" w:uiPriority="20" w:unhideWhenUsed="0" w:qFormat="1"/>
+    <w:lsdException w:name="Table Grid" w:semiHidden="0" w:uiPriority="59" w:unhideWhenUsed="0"/>
+    <w:lsdException w:name="Placeholder Text" w:unhideWhenUsed="0"/>
+    <w:lsdException w:name="No Spacing" w:semiHidden="0" w:uiPriority="1" w:unhideWhenUsed="0" w:qFormat="1"/>
+    <w:lsdException w:name="Light Shading" w:semiHidden="0" w:uiPriority="60" w:unhideWhenUsed="0"/>
+    <w:lsdException w:name="Light List" w:semiHidden="0" w:uiPriority="61" w:unhideWhenUsed="0"/>
+    <w:lsdException w:name="Light Grid" w:semiHidden="0" w:uiPriority="62" w:unhideWhenUsed="0"/>
+    <w:lsdException w:name="Medium Shading 1" w:semiHidden="0" w:uiPriority="63" w:unhideWhenUsed="0"/>
+    <w:lsdException w:name="Medium Shading 2" w:semiHidden="0" w:uiPriority="64" w:unhideWhenUsed="0"/>
+    <w:lsdException w:name="Medium List 1" w:semiHidden="0" w:uiPriority="65" w:unhideWhenUsed="0"/>
+    <w:lsdException w:name="Medium List 2" w:semiHidden="0" w:uiPriority="66" w:unhideWhenUsed="0"/>
+    <w:lsdException w:name="Medium Grid 1" w:semiHidden="0" w:uiPriority="67" w:unhideWhenUsed="0"/>
+    <w:lsdException w:name="Medium Grid 2" w:semiHidden="0" w:uiPriority="68" w:unhideWhenUsed="0"/>
+    <w:lsdException w:name="Medium Grid 3" w:semiHidden="0" w:uiPriority="69" w:unhideWhenUsed="0"/>
+    <w:lsdException w:name="Dark List" w:semiHidden="0" w:uiPriority="70" w:unhideWhenUsed="0"/>
+    <w:lsdException w:name="Colorful Shading" w:semiHidden="0" w:uiPriority="71" w:unhideWhenUsed="0"/>
+    <w:lsdException w:name="Colorful List" w:semiHidden="0" w:uiPriority="72" w:unhideWhenUsed="0"/>
+    <w:lsdException w:name="Colorful Grid" w:semiHidden="0" w:uiPriority="73" w:unhideWhenUsed="0"/>
+    <w:lsdException w:name="Light Shading Accent 1" w:semiHidden="0" w:uiPriority="60" w:unhideWhenUsed="0"/>
+    <w:lsdException w:name="Light List Accent 1" w:semiHidden="0" w:uiPriority="61" w:unhideWhenUsed="0"/>
+    <w:lsdException w:name="Light Grid Accent 1" w:semiHidden="0" w:uiPriority="62" w:unhideWhenUsed="0"/>
+    <w:lsdException w:name="Medium Shading 1 Accent 1" w:semiHidden="0" w:uiPriority="63" w:unhideWhenUsed="0"/>
+    <w:lsdException w:name="Medium Shading 2 Accent 1" w:semiHidden="0" w:uiPriority="64" w:unhideWhenUsed="0"/>
+    <w:lsdException w:name="Medium List 1 Accent 1" w:semiHidden="0" w:uiPriority="65" w:unhideWhenUsed="0"/>
+    <w:lsdException w:name="Revision" w:unhideWhenUsed="0"/>
+    <w:lsdException w:name="List Paragraph" w:semiHidden="0" w:uiPriority="34" w:unhideWhenUsed="0" w:qFormat="1"/>
+    <w:lsdException w:name="Quote" w:semiHidden="0" w:uiPriority="29" w:unhideWhenUsed="0" w:qFormat="1"/>
+    <w:lsdException w:name="Intense Quote" w:semiHidden="0" w:uiPriority="30" w:unhideWhenUsed="0" w:qFormat="1"/>
+    <w:lsdException w:name="Medium List 2 Accent 1" w:semiHidden="0" w:uiPriority="66" w:unhideWhenUsed="0"/>
+    <w:lsdException w:name="Medium Grid 1 Accent 1" w:semiHidden="0" w:uiPriority="67" w:unhideWhenUsed="0"/>
+    <w:lsdException w:name="Medium Grid 2 Accent 1" w:semiHidden="0" w:uiPriority="68" w:unhideWhenUsed="0"/>
+    <w:lsdException w:name="Medium Grid 3 Accent 1" w:semiHidden="0" w:uiPriority="69" w:unhideWhenUsed="0"/>
+    <w:lsdException w:name="Dark List Accent 1" w:semiHidden="0" w:uiPriority="70" w:unhideWhenUsed="0"/>
+    <w:lsdException w:name="Colorful Shading Accent 1" w:semiHidden="0" w:uiPriority="71" w:unhideWhenUsed="0"/>
+    <w:lsdException w:name="Colorful List Accent 1" w:semiHidden="0" w:uiPriority="72" w:unhideWhenUsed="0"/>
+    <w:lsdException w:name="Colorful Grid Accent 1" w:semiHidden="0" w:uiPriority="73" w:unhideWhenUsed="0"/>
+    <w:lsdException w:name="Light Shading Accent 2" w:semiHidden="0" w:uiPriority="60" w:unhideWhenUsed="0"/>
+    <w:lsdException w:name="Light List Accent 2" w:semiHidden="0" w:uiPriority="61" w:unhideWhenUsed="0"/>
+    <w:lsdException w:name="Light Grid Accent 2" w:semiHidden="0" w:uiPriority="62" w:unhideWhenUsed="0"/>
+    <w:lsdException w:name="Medium Shading 1 Accent 2" w:semiHidden="0" w:uiPriority="63" w:unhideWhenUsed="0"/>
+    <w:lsdException w:name="Medium Shading 2 Accent 2" w:semiHidden="0" w:uiPriority="64" w:unhideWhenUsed="0"/>
+    <w:lsdException w:name="Medium List 1 Accent 2" w:semiHidden="0" w:uiPriority="65" w:unhideWhenUsed="0"/>
+    <w:lsdException w:name="Medium List 2 Accent 2" w:semiHidden="0" w:uiPriority="66" w:unhideWhenUsed="0"/>
+    <w:lsdException w:name="Medium Grid 1 Accent 2" w:semiHidden="0" w:uiPriority="67" w:unhideWhenUsed="0"/>
+    <w:lsdException w:name="Medium Grid 2 Accent 2" w:semiHidden="0" w:uiPriority="68" w:unhideWhenUsed="0"/>
+    <w:lsdException w:name="Medium Grid 3 Accent 2" w:semiHidden="0" w:uiPriority="69" w:unhideWhenUsed="0"/>
+    <w:lsdException w:name="Dark List Accent 2" w:semiHidden="0" w:uiPriority="70" w:unhideWhenUsed="0"/>
+    <w:lsdException w:name="Colorful Shading Accent 2" w:semiHidden="0" w:uiPriority="71" w:unhideWhenUsed="0"/>
+    <w:lsdException w:name="Colorful List Accent 2" w:semiHidden="0" w:uiPriority="72" w:unhideWhenUsed="0"/>
+    <w:lsdException w:name="Colorful Grid Accent 2" w:semiHidden="0" w:uiPriority="73" w:unhideWhenUsed="0"/>
+    <w:lsdException w:name="Light Shading Accent 3" w:semiHidden="0" w:uiPriority="60" w:unhideWhenUsed="0"/>
+    <w:lsdException w:name="Light List Accent 3" w:semiHidden="0" w:uiPriority="61" w:unhideWhenUsed="0"/>
+    <w:lsdException w:name="Light Grid Accent 3" w:semiHidden="0" w:uiPriority="62" w:unhideWhenUsed="0"/>
+    <w:lsdException w:name="Medium Shading 1 Accent 3" w:semiHidden="0" w:uiPriority="63" w:unhideWhenUsed="0"/>
+    <w:lsdException w:name="Medium Shading 2 Accent 3" w:semiHidden="0" w:uiPriority="64" w:unhideWhenUsed="0"/>
+    <w:lsdException w:name="Medium List 1 Accent 3" w:semiHidden="0" w:uiPriority="65" w:unhideWhenUsed="0"/>
+    <w:lsdException w:name="Medium List 2 Accent 3" w:semiHidden="0" w:uiPriority="66" w:unhideWhenUsed="0"/>
+    <w:lsdException w:name="Medium Grid 1 Accent 3" w:semiHidden="0" w:uiPriority="67" w:unhideWhenUsed="0"/>
+    <w:lsdException w:name="Medium Grid 2 Accent 3" w:semiHidden="0" w:uiPriority="68" w:unhideWhenUsed="0"/>
+    <w:lsdException w:name="Medium Grid 3 Accent 3" w:semiHidden="0" w:uiPriority="69" w:unhideWhenUsed="0"/>
+    <w:lsdException w:name="Dark List Accent 3" w:semiHidden="0" w:uiPriority="70" w:unhideWhenUsed="0"/>
+    <w:lsdException w:name="Colorful Shading Accent 3" w:semiHidden="0" w:uiPriority="71" w:unhideWhenUsed="0"/>
+    <w:lsdException w:name="Colorful List Accent 3" w:semiHidden="0" w:uiPriority="72" w:unhideWhenUsed="0"/>
+    <w:lsdException w:name="Colorful Grid Accent 3" w:semiHidden="0" w:uiPriority="73" w:unhideWhenUsed="0"/>
+    <w:lsdException w:name="Light Shading Accent 4" w:semiHidden="0" w:uiPriority="60" w:unhideWhenUsed="0"/>
+    <w:lsdException w:name="Light List Accent 4" w:semiHidden="0" w:uiPriority="61" w:unhideWhenUsed="0"/>
+    <w:lsdException w:name="Light Grid Accent 4" w:semiHidden="0" w:uiPriority="62" w:unhideWhenUsed="0"/>
+    <w:lsdException w:name="Medium Shading 1 Accent 4" w:semiHidden="0" w:uiPriority="63" w:unhideWhenUsed="0"/>
+    <w:lsdException w:name="Medium Shading 2 Accent 4" w:semiHidden="0" w:uiPriority="64" w:unhideWhenUsed="0"/>
+    <w:lsdException w:name="Medium List 1 Accent 4" w:semiHidden="0" w:uiPriority="65" w:unhideWhenUsed="0"/>
+    <w:lsdException w:name="Medium List 2 Accent 4" w:semiHidden="0" w:uiPriority="66" w:unhideWhenUsed="0"/>
+    <w:lsdException w:name="Medium Grid 1 Accent 4" w:semiHidden="0" w:uiPriority="67" w:unhideWhenUsed="0"/>
+    <w:lsdException w:name="Medium Grid 2 Accent 4" w:semiHidden="0" w:uiPriority="68" w:unhideWhenUsed="0"/>
+    <w:lsdException w:name="Medium Grid 3 Accent 4" w:semiHidden="0" w:uiPriority="69" w:unhideWhenUsed="0"/>
+    <w:lsdException w:name="Dark List Accent 4" w:semiHidden="0" w:uiPriority="70" w:unhideWhenUsed="0"/>
+    <w:lsdException w:name="Colorful Shading Accent 4" w:semiHidden="0" w:uiPriority="71" w:unhideWhenUsed="0"/>
+    <w:lsdException w:name="Colorful List Accent 4" w:semiHidden="0" w:uiPriority="72" w:unhideWhenUsed="0"/>
+    <w:lsdException w:name="Colorful Grid Accent 4" w:semiHidden="0" w:uiPriority="73" w:unhideWhenUsed="0"/>
+    <w:lsdException w:name="Light Shading Accent 5" w:semiHidden="0" w:uiPriority="60" w:unhideWhenUsed="0"/>
+    <w:lsdException w:name="Light List Accent 5" w:semiHidden="0" w:uiPriority="61" w:unhideWhenUsed="0"/>
+    <w:lsdException w:name="Light Grid Accent 5" w:semiHidden="0" w:uiPriority="62" w:unhideWhenUsed="0"/>
+    <w:lsdException w:name="Medium Shading 1 Accent 5" w:semiHidden="0" w:uiPriority="63" w:unhideWhenUsed="0"/>
+    <w:lsdException w:name="Medium Shading 2 Accent 5" w:semiHidden="0" w:uiPriority="64" w:unhideWhenUsed="0"/>
+    <w:lsdException w:name="Medium List 1 Accent 5" w:semiHidden="0" w:uiPriority="65" w:unhideWhenUsed="0"/>
+    <w:lsdException w:name="Medium List 2 Accent 5" w:semiHidden="0" w:uiPriority="66" w:unhideWhenUsed="0"/>
+    <w:lsdException w:name="Medium Grid 1 Accent 5" w:semiHidden="0" w:uiPriority="67" w:unhideWhenUsed="0"/>
+    <w:lsdException w:name="Medium Grid 2 Accent 5" w:semiHidden="0" w:uiPriority="68" w:unhideWhenUsed="0"/>
+    <w:lsdException w:name="Medium Grid 3 Accent 5" w:semiHidden="0" w:uiPriority="69" w:unhideWhenUsed="0"/>
+    <w:lsdException w:name="Dark List Accent 5" w:semiHidden="0" w:uiPriority="70" w:unhideWhenUsed="0"/>
+    <w:lsdException w:name="Colorful Shading Accent 5" w:semiHidden="0" w:uiPriority="71" w:unhideWhenUsed="0"/>
+    <w:lsdException w:name="Colorful List Accent 5" w:semiHidden="0" w:uiPriority="72" w:unhideWhenUsed="0"/>
+    <w:lsdException w:name="Colorful Grid Accent 5" w:semiHidden="0" w:uiPriority="73" w:unhideWhenUsed="0"/>
+    <w:lsdException w:name="Light Shading Accent 6" w:semiHidden="0" w:uiPriority="60" w:unhideWhenUsed="0"/>
+    <w:lsdException w:name="Light List Accent 6" w:semiHidden="0" w:uiPriority="61" w:unhideWhenUsed="0"/>
+    <w:lsdException w:name="Light Grid Accent 6" w:semiHidden="0" w:uiPriority="62" w:unhideWhenUsed="0"/>
+    <w:lsdException w:name="Medium Shading 1 Accent 6" w:semiHidden="0" w:uiPriority="63" w:unhideWhenUsed="0"/>
+    <w:lsdException w:name="Medium Shading 2 Accent 6" w:semiHidden="0" w:uiPriority="64" w:unhideWhenUsed="0"/>
+    <w:lsdException w:name="Medium List 1 Accent 6" w:semiHidden="0" w:uiPriority="65" w:unhideWhenUsed="0"/>
+    <w:lsdException w:name="Medium List 2 Accent 6" w:semiHidden="0" w:uiPriority="66" w:unhideWhenUsed="0"/>
+    <w:lsdException w:name="Medium Grid 1 Accent 6" w:semiHidden="0" w:uiPriority="67" w:unhideWhenUsed="0"/>
+    <w:lsdException w:name="Medium Grid 2 Accent 6" w:semiHidden="0" w:uiPriority="68" w:unhideWhenUsed="0"/>
+    <w:lsdException w:name="Medium Grid 3 Accent 6" w:semiHidden="0" w:uiPriority="69" w:unhideWhenUsed="0"/>
+    <w:lsdException w:name="Dark List Accent 6" w:semiHidden="0" w:uiPriority="70" w:unhideWhenUsed="0"/>
+    <w:lsdException w:name="Colorful Shading Accent 6" w:semiHidden="0" w:uiPriority="71" w:unhideWhenUsed="0"/>
+    <w:lsdException w:name="Colorful List Accent 6" w:semiHidden="0" w:uiPriority="72" w:unhideWhenUsed="0"/>
+    <w:lsdException w:name="Colorful Grid Accent 6" w:semiHidden="0" w:uiPriority="73" w:unhideWhenUsed="0"/>
+    <w:lsdException w:name="Subtle Emphasis" w:semiHidden="0" w:uiPriority="19" w:unhideWhenUsed="0" w:qFormat="1"/>
+    <w:lsdException w:name="Intense Emphasis" w:semiHidden="0" w:uiPriority="21" w:unhideWhenUsed="0" w:qFormat="1"/>
+    <w:lsdException w:name="Subtle Reference" w:semiHidden="0" w:uiPriority="31" w:unhideWhenUsed="0" w:qFormat="1"/>
+    <w:lsdException w:name="Intense Reference" w:semiHidden="0" w:uiPriority="32" w:unhideWhenUsed="0" w:qFormat="1"/>
+    <w:lsdException w:name="Book Title" w:semiHidden="0" w:uiPriority="33" w:unhideWhenUsed="0" w:qFormat="1"/>
+    <w:lsdException w:name="Bibliography" w:uiPriority="37"/>
+    <w:lsdException w:name="TOC Heading" w:uiPriority="39" w:qFormat="1"/>
+  </w:latentStyles>
+  <w:style w:type="paragraph" w:default="1" w:styleId="Normal">
+    <w:name w:val="Normal"/>
+    <w:qFormat/>
+    <w:rsid w:val="002B3D5C"/>
+    <w:rPr>
+      <w:rFonts w:cs="Times New Roman"/>
+    </w:rPr>
+  </w:style>
+  <w:style w:type="paragraph" w:styleId="Heading1">
+    <w:name w:val="heading 1"/>
+    <w:basedOn w:val="Normal"/>
+    <w:next w:val="Normal"/>
+    <w:link w:val="Heading1Char"/>
+    <w:uiPriority w:val="9"/>
+    <w:qFormat/>
+    <w:rsid w:val="00A45680"/>
+    <w:pPr>
+      <w:keepNext/>
+      <w:keepLines/>
+      <w:spacing w:before="480" w:after="0"/>
+      <w:outlineLvl w:val="0"/>
+    </w:pPr>
+    <w:rPr>
+      <w:rFonts w:asciiTheme="majorHAnsi" w:eastAsiaTheme="majorEastAsia" w:hAnsiTheme="majorHAnsi"/>
+      <w:b/>
+      <w:bCs/>
+      <w:color w:val="365F91" w:themeColor="accent1" w:themeShade="BF"/>
+      <w:sz w:val="28"/>
+      <w:szCs w:val="28"/>
+    </w:rPr>
+  </w:style>
+  <w:style w:type="paragraph" w:styleId="Heading2">
+    <w:name w:val="heading 2"/>
+    <w:basedOn w:val="Normal"/>
+    <w:next w:val="Normal"/>
+    <w:link w:val="Heading2Char"/>
+    <w:uiPriority w:val="9"/>
+    <w:unhideWhenUsed/>
+    <w:qFormat/>
+    <w:rsid w:val="00A45680"/>
+    <w:pPr>
+      <w:keepNext/>
+      <w:keepLines/>
+      <w:spacing w:before="200" w:after="0"/>
+      <w:outlineLvl w:val="1"/>
+    </w:pPr>
+    <w:rPr>
+      <w:rFonts w:asciiTheme="majorHAnsi" w:eastAsiaTheme="majorEastAsia" w:hAnsiTheme="majorHAnsi"/>
+      <w:b/>
+      <w:bCs/>
+      <w:color w:val="4F81BD" w:themeColor="accent1"/>
+      <w:sz w:val="26"/>
+      <w:szCs w:val="26"/>
+    </w:rPr>
+  </w:style>
+  <w:style w:type="paragraph" w:styleId="Heading3">
+    <w:name w:val="heading 3"/>
+    <w:basedOn w:val="Normal"/>
+    <w:next w:val="Normal"/>
+    <w:link w:val="Heading3Char"/>
+    <w:uiPriority w:val="9"/>
+    <w:unhideWhenUsed/>
+    <w:qFormat/>
+    <w:rsid w:val="00663D82"/>
+    <w:pPr>
+      <w:keepNext/>
+      <w:keepLines/>
+      <w:spacing w:before="200" w:after="0"/>
+      <w:outlineLvl w:val="2"/>
+    </w:pPr>
+    <w:rPr>
+      <w:rFonts w:asciiTheme="majorHAnsi" w:eastAsiaTheme="majorEastAsia" w:hAnsiTheme="majorHAnsi"/>
+      <w:b/>
+      <w:bCs/>
+      <w:color w:val="4F81BD" w:themeColor="accent1"/>
+    </w:rPr>
+  </w:style>
+  <w:style w:type="character" w:default="1" w:styleId="DefaultParagraphFont">
+    <w:name w:val="Default Paragraph Font"/>
+    <w:uiPriority w:val="1"/>
+    <w:semiHidden/>
+    <w:unhideWhenUsed/>
+  </w:style>
+  <w:style w:type="table" w:default="1" w:styleId="TableNormal">
+    <w:name w:val="Normal Table"/>
+    <w:uiPriority w:val="99"/>
+    <w:semiHidden/>
+    <w:unhideWhenUsed/>
+    <w:tblPr>
+      <w:tblInd w:w="0" w:type="dxa"/>
+      <w:tblCellMar>
+        <w:top w:w="0" w:type="dxa"/>
+        <w:left w:w="108" w:type="dxa"/>
+        <w:bottom w:w="0" w:type="dxa"/>
+        <w:right w:w="108" w:type="dxa"/>
+      </w:tblCellMar>
+    </w:tblPr>
+  </w:style>
+  <w:style w:type="numbering" w:default="1" w:styleId="NoList">
+    <w:name w:val="No List"/>
+    <w:uiPriority w:val="99"/>
+    <w:semiHidden/>
+    <w:unhideWhenUsed/>
+  </w:style>
+  <w:style w:type="character" w:customStyle="1" w:styleId="Heading1Char">
+    <w:name w:val="Heading 1 Char"/>
+    <w:basedOn w:val="DefaultParagraphFont"/>
+    <w:link w:val="Heading1"/>
+    <w:uiPriority w:val="9"/>
+    <w:locked/>
+    <w:rsid w:val="00A45680"/>
+    <w:rPr>
+      <w:rFonts w:asciiTheme="majorHAnsi" w:eastAsiaTheme="majorEastAsia" w:hAnsiTheme="majorHAnsi" w:cs="Times New Roman"/>
+      <w:b/>
+      <w:bCs/>
+      <w:color w:val="365F91" w:themeColor="accent1" w:themeShade="BF"/>
+      <w:sz w:val="28"/>
+      <w:szCs w:val="28"/>
+    </w:rPr>
+  </w:style>
+  <w:style w:type="character" w:customStyle="1" w:styleId="Heading2Char">
+    <w:name w:val="Heading 2 Char"/>
+    <w:basedOn w:val="DefaultParagraphFont"/>
+    <w:link w:val="Heading2"/>
+    <w:uiPriority w:val="9"/>
+    <w:locked/>
+    <w:rsid w:val="00A45680"/>
+    <w:rPr>
+      <w:rFonts w:asciiTheme="majorHAnsi" w:eastAsiaTheme="majorEastAsia" w:hAnsiTheme="majorHAnsi" w:cs="Times New Roman"/>
+      <w:b/>
+      <w:bCs/>
+      <w:color w:val="4F81BD" w:themeColor="accent1"/>
+      <w:sz w:val="26"/>
+      <w:szCs w:val="26"/>
+    </w:rPr>
+  </w:style>
+  <w:style w:type="character" w:customStyle="1" w:styleId="Heading3Char">
+    <w:name w:val="Heading 3 Char"/>
+    <w:basedOn w:val="DefaultParagraphFont"/>
+    <w:link w:val="Heading3"/>
+    <w:uiPriority w:val="9"/>
+    <w:locked/>
+    <w:rsid w:val="00663D82"/>
+    <w:rPr>
+      <w:rFonts w:asciiTheme="majorHAnsi" w:eastAsiaTheme="majorEastAsia" w:hAnsiTheme="majorHAnsi" w:cs="Times New Roman"/>
+      <w:b/>
+      <w:bCs/>
+      <w:color w:val="4F81BD" w:themeColor="accent1"/>
+    </w:rPr>
+  </w:style>
+  <w:style w:type="paragraph" w:styleId="ListParagraph">
+    <w:name w:val="List Paragraph"/>
+    <w:basedOn w:val="Normal"/>
+    <w:uiPriority w:val="34"/>
+    <w:qFormat/>
+    <w:rsid w:val="00663D82"/>
+    <w:pPr>
+      <w:numPr>
+        <w:numId w:val="2"/>
+      </w:numPr>
+      <w:contextualSpacing/>
+    </w:pPr>
+  </w:style>
+  <w:style w:type="character" w:styleId="Hyperlink">
+    <w:name w:val="Hyperlink"/>
+    <w:basedOn w:val="DefaultParagraphFont"/>
+    <w:uiPriority w:val="99"/>
+    <w:unhideWhenUsed/>
+    <w:rsid w:val="00DB14CF"/>
+    <w:rPr>
+      <w:rFonts w:cs="Times New Roman"/>
+      <w:color w:val="0000FF" w:themeColor="hyperlink"/>
+      <w:u w:val="single"/>
+    </w:rPr>
+  </w:style>
+  <w:style w:type="character" w:customStyle="1" w:styleId="1">
+    <w:name w:val="Неразрешено споменаване1"/>
+    <w:basedOn w:val="DefaultParagraphFont"/>
+    <w:uiPriority w:val="99"/>
+    <w:semiHidden/>
+    <w:unhideWhenUsed/>
+    <w:rsid w:val="00180442"/>
+    <w:rPr>
+      <w:color w:val="605E5C"/>
+      <w:shd w:val="clear" w:color="auto" w:fill="E1DFDD"/>
+    </w:rPr>
+  </w:style>
+  <w:style w:type="paragraph" w:styleId="BalloonText">
+    <w:name w:val="Balloon Text"/>
+    <w:basedOn w:val="Normal"/>
+    <w:link w:val="BalloonTextChar"/>
+    <w:uiPriority w:val="99"/>
+    <w:semiHidden/>
+    <w:unhideWhenUsed/>
+    <w:rsid w:val="000F014E"/>
+    <w:pPr>
+      <w:spacing w:after="0" w:line="240" w:lineRule="auto"/>
+    </w:pPr>
+    <w:rPr>
+      <w:rFonts w:ascii="Tahoma" w:hAnsi="Tahoma" w:cs="Tahoma"/>
+      <w:sz w:val="16"/>
+      <w:szCs w:val="16"/>
+    </w:rPr>
+  </w:style>
+  <w:style w:type="character" w:customStyle="1" w:styleId="BalloonTextChar">
+    <w:name w:val="Balloon Text Char"/>
+    <w:basedOn w:val="DefaultParagraphFont"/>
+    <w:link w:val="BalloonText"/>
+    <w:uiPriority w:val="99"/>
+    <w:semiHidden/>
+    <w:rsid w:val="000F014E"/>
+    <w:rPr>
+      <w:rFonts w:ascii="Tahoma" w:hAnsi="Tahoma" w:cs="Tahoma"/>
+      <w:sz w:val="16"/>
+      <w:szCs w:val="16"/>
+    </w:rPr>
+  </w:style>
+  <w:style w:type="character" w:styleId="FollowedHyperlink">
+    <w:name w:val="FollowedHyperlink"/>
+    <w:basedOn w:val="DefaultParagraphFont"/>
     <w:uiPriority w:val="99"/>
     <w:semiHidden/>
     <w:unhideWhenUsed/>
@@ -12150,7 +12271,7 @@
 </file>
 
 <file path=customXml/itemProps1.xml><?xml version="1.0" encoding="utf-8"?>
-<ds:datastoreItem xmlns:ds="http://schemas.openxmlformats.org/officeDocument/2006/customXml" ds:itemID="{A06F23DE-9700-446E-8DD7-8A3CF439B4C3}">
+<ds:datastoreItem xmlns:ds="http://schemas.openxmlformats.org/officeDocument/2006/customXml" ds:itemID="{B2E6F766-1686-478E-80E5-E64656F3DFF0}">
   <ds:schemaRefs>
     <ds:schemaRef ds:uri="http://schemas.openxmlformats.org/officeDocument/2006/bibliography"/>
   </ds:schemaRefs>

--- a/doctemplate_and_requirements/documentation_template.docx
+++ b/doctemplate_and_requirements/documentation_template.docx
@@ -2159,6 +2159,7 @@
         <w:spacing w:before="120" w:after="160" w:line="259" w:lineRule="auto"/>
         <w:rPr>
           <w:rFonts w:eastAsia="Calibri" w:cstheme="minorHAnsi"/>
+          <w:lang w:val="en-US"/>
         </w:rPr>
       </w:pPr>
       <w:r>
@@ -2173,6 +2174,8 @@
         </w:rPr>
         <w:t>Описание на останалите изисквания</w:t>
       </w:r>
+      <w:bookmarkStart w:id="2" w:name="_GoBack"/>
+      <w:bookmarkEnd w:id="2"/>
     </w:p>
     <w:p>
       <w:pPr>
@@ -2229,6 +2232,220 @@
       </w:r>
     </w:p>
     <w:p>
+      <w:r>
+        <w:t>Проектът представлява уеб базирано приложение за управление на турнири, реализирано като server-side rendered (SSR) PHP система. Всички основни операции – автентикация, управление на турнири, записване и отписване на участници – се обработват на сървъра, който генерира готов HTML за клиента.</w:t>
+      </w:r>
+    </w:p>
+    <w:p>
+      <w:r>
+        <w:t>3.1 Архитектура и структура</w:t>
+      </w:r>
+    </w:p>
+    <w:p>
+      <w:r>
+        <w:t>Приложението използва клиент–сървър архитектура, комбинирана с Front Controller модел. Уеб интерфейсът и API функционалността са централизирани чрез index.php, който служи като единна входна точка за обработка на заявки.</w:t>
+      </w:r>
+    </w:p>
+    <w:p>
+      <w:r>
+        <w:t>Чрез конфигурация в .htaccess:</w:t>
+      </w:r>
+    </w:p>
+    <w:p>
+      <w:r>
+        <w:t>•</w:t>
+      </w:r>
+      <w:r>
+        <w:tab/>
+        <w:t>се ограничава директният достъп до вътрешни директории със сензитивна информация (config, database)</w:t>
+      </w:r>
+    </w:p>
+    <w:p>
+      <w:r>
+        <w:t>•</w:t>
+      </w:r>
+      <w:r>
+        <w:tab/>
+        <w:t>определени заявки се пренасочват към index.php</w:t>
+      </w:r>
+    </w:p>
+    <w:p>
+      <w:r>
+        <w:t>3.2 Модулна декомпозиция</w:t>
+      </w:r>
+    </w:p>
+    <w:p>
+      <w:r>
+        <w:t>Системата е разделена на логически модули:</w:t>
+      </w:r>
+    </w:p>
+    <w:p>
+      <w:r>
+        <w:t>•</w:t>
+      </w:r>
+      <w:r>
+        <w:tab/>
+        <w:t>Модул за автентикация и достъп</w:t>
+      </w:r>
+    </w:p>
+    <w:p>
+      <w:r>
+        <w:t>o</w:t>
+      </w:r>
+      <w:r>
+        <w:tab/>
+        <w:t>управление на сесии и контрол на правата</w:t>
+      </w:r>
+    </w:p>
+    <w:p>
+      <w:r>
+        <w:lastRenderedPageBreak/>
+        <w:t>•</w:t>
+      </w:r>
+      <w:r>
+        <w:tab/>
+        <w:t>Модул за потребители</w:t>
+      </w:r>
+    </w:p>
+    <w:p>
+      <w:r>
+        <w:t>o</w:t>
+      </w:r>
+      <w:r>
+        <w:tab/>
+        <w:t>потребителски профил, статистики и отличия</w:t>
+      </w:r>
+    </w:p>
+    <w:p>
+      <w:r>
+        <w:t>•</w:t>
+      </w:r>
+      <w:r>
+        <w:tab/>
+        <w:t>Модул за управление на турнири</w:t>
+      </w:r>
+    </w:p>
+    <w:p>
+      <w:r>
+        <w:t>o</w:t>
+      </w:r>
+      <w:r>
+        <w:tab/>
+        <w:t>създаване, визуализация, записване и отписване от турнири</w:t>
+      </w:r>
+    </w:p>
+    <w:p>
+      <w:r>
+        <w:t>•</w:t>
+      </w:r>
+      <w:r>
+        <w:tab/>
+        <w:t>Модул за бизнес логика</w:t>
+      </w:r>
+    </w:p>
+    <w:p>
+      <w:r>
+        <w:t>o</w:t>
+      </w:r>
+      <w:r>
+        <w:tab/>
+        <w:t>автоматично обновяване на статуси на турнири според времето</w:t>
+      </w:r>
+    </w:p>
+    <w:p>
+      <w:r>
+        <w:t>•</w:t>
+      </w:r>
+      <w:r>
+        <w:tab/>
+        <w:t>Модул за данни</w:t>
+      </w:r>
+    </w:p>
+    <w:p>
+      <w:r>
+        <w:t>o</w:t>
+      </w:r>
+      <w:r>
+        <w:tab/>
+        <w:t>централизирана връзка с базата данни и SQL операции</w:t>
+      </w:r>
+    </w:p>
+    <w:p>
+      <w:r>
+        <w:t>•</w:t>
+      </w:r>
+      <w:r>
+        <w:tab/>
+        <w:t>API модул</w:t>
+      </w:r>
+    </w:p>
+    <w:p>
+      <w:r>
+        <w:t>o</w:t>
+      </w:r>
+      <w:r>
+        <w:tab/>
+        <w:t>дефинирани команди за външни скриптове и интеграции</w:t>
+      </w:r>
+    </w:p>
+    <w:p>
+      <w:r>
+        <w:t>Всеки модул има ясно дефинирана отговорност и взаимодейства с останалите чрез контролирани точки на достъп.</w:t>
+      </w:r>
+    </w:p>
+    <w:p>
+      <w:r>
+        <w:t>3.3 Презентационен и клиентски слой</w:t>
+      </w:r>
+    </w:p>
+    <w:p>
+      <w:r>
+        <w:t>Презентационният слой се реализира чрез динамично генериран HTML (SSR). Клиентската логика използва ограничен JavaScript само за визуални подобрения като филтриране и сортиране, без да засяга бизнес логиката.</w:t>
+      </w:r>
+    </w:p>
+    <w:p>
+      <w:r>
+        <w:t>3.4 Архитектурен модел</w:t>
+      </w:r>
+    </w:p>
+    <w:p>
+      <w:r>
+        <w:t>Проектът следва опростен MVC-подобен модел, при който:</w:t>
+      </w:r>
+    </w:p>
+    <w:p>
+      <w:r>
+        <w:t>•</w:t>
+      </w:r>
+      <w:r>
+        <w:tab/>
+        <w:t>PHP скриптовете изпълняват ролята на контролери</w:t>
+      </w:r>
+    </w:p>
+    <w:p>
+      <w:r>
+        <w:t>•</w:t>
+      </w:r>
+      <w:r>
+        <w:tab/>
+        <w:t>базата данни представлява моделния слой</w:t>
+      </w:r>
+    </w:p>
+    <w:p>
+      <w:r>
+        <w:t>•</w:t>
+      </w:r>
+      <w:r>
+        <w:tab/>
+        <w:t>HTML шаблоните – изгледа</w:t>
+      </w:r>
+    </w:p>
+    <w:p>
+      <w:r>
+        <w:t>Комбинацията от SSR, API слой и Front Controller модел осигурява добра разширяемост, сигурност и поддържане на приложението.</w:t>
+      </w:r>
+    </w:p>
+    <w:p>
       <w:pPr>
         <w:pStyle w:val="Heading2"/>
         <w:rPr>
@@ -2366,6 +2583,7 @@
         </w:rPr>
       </w:pPr>
       <w:r>
+        <w:lastRenderedPageBreak/>
         <w:t>З</w:t>
       </w:r>
       <w:r>
@@ -2784,7 +3002,6 @@
           <w:sz w:val="22"/>
           <w:szCs w:val="22"/>
         </w:rPr>
-        <w:lastRenderedPageBreak/>
         <w:t xml:space="preserve">6. Кратко ръководство на потребителя </w:t>
       </w:r>
       <w:r>
@@ -2989,6 +3206,7 @@
         </w:rPr>
       </w:pPr>
       <w:r>
+        <w:lastRenderedPageBreak/>
         <w:t>На страницата на предстоящ турнир потребителят може да се включи в отборен турнир</w:t>
       </w:r>
       <w:r>
@@ -3135,7 +3353,6 @@
           <w:noProof/>
           <w:lang w:val="en-US"/>
         </w:rPr>
-        <w:lastRenderedPageBreak/>
         <w:drawing>
           <wp:inline distT="0" distB="0" distL="0" distR="0" wp14:anchorId="5F996687" wp14:editId="24F2A35D">
             <wp:extent cx="5760720" cy="2572385"/>
@@ -3326,8 +3543,8 @@
         </w:rPr>
         <w:t>API:</w:t>
       </w:r>
-      <w:bookmarkStart w:id="2" w:name="api"/>
-      <w:bookmarkEnd w:id="2"/>
+      <w:bookmarkStart w:id="3" w:name="api"/>
+      <w:bookmarkEnd w:id="3"/>
     </w:p>
     <w:p>
       <w:r>
@@ -3488,8 +3705,6 @@
         </w:rPr>
         <w:t xml:space="preserve"> </w:t>
       </w:r>
-      <w:bookmarkStart w:id="3" w:name="_GoBack"/>
-      <w:bookmarkEnd w:id="3"/>
       <w:r>
         <w:t>директорията.</w:t>
       </w:r>
@@ -3647,6 +3862,7 @@
     </w:p>
     <w:p>
       <w:r>
+        <w:lastRenderedPageBreak/>
         <w:t>﻿ID,Име</w:t>
       </w:r>
     </w:p>
@@ -4432,6 +4648,7 @@
           <w:sz w:val="22"/>
           <w:szCs w:val="22"/>
         </w:rPr>
+        <w:lastRenderedPageBreak/>
         <w:t xml:space="preserve">9. </w:t>
       </w:r>
       <w:r>
@@ -4630,7 +4847,6 @@
           <w:sz w:val="22"/>
           <w:szCs w:val="22"/>
         </w:rPr>
-        <w:lastRenderedPageBreak/>
         <w:t>1</w:t>
       </w:r>
       <w:r>
@@ -5263,6 +5479,7 @@
         <w:rPr>
           <w:lang w:bidi="he-IL"/>
         </w:rPr>
+        <w:lastRenderedPageBreak/>
         <w:t>Финален проект</w:t>
       </w:r>
       <w:r>
@@ -5389,14 +5606,7 @@
         <w:rPr>
           <w:lang w:bidi="he-IL"/>
         </w:rPr>
-        <w:t xml:space="preserve">2.2. За документация на проекта ползвайте шаблона (ще гледам да го кача скоро); Задължително потребителска документация (а.к.а. userguide) - няколко скрийншота с кратко разяснение; условие на проекта (т.е. какво сте разтълкували сме се разбрали да правите - то може и да се различава от описанието дадено в гугъл докс-а към момента); както и инструкции за инсталиране; за защитата - ще дам няколко дати през сесията/преди сесията + официалните дати, за който не успее да мине преди това; за защитата - кода, документацията/необходими </w:t>
-      </w:r>
-      <w:r>
-        <w:rPr>
-          <w:lang w:bidi="he-IL"/>
-        </w:rPr>
-        <w:lastRenderedPageBreak/>
-        <w:t>библиотеки/среди, инсталации - за инсталирането се предават на DVD (ако има още такова нещо като CD-може и на CD). Може по изключение да сложа И форма за качване само на документацията и програмен код и в мудъл, НО идеята е, че ако няма интернет (да речем е паднал мудъла, спрял е тока и т.н. - само по съдържанието на диска, който сте предали да може да се инсталира</w:t>
+        <w:t>2.2. За документация на проекта ползвайте шаблона (ще гледам да го кача скоро); Задължително потребителска документация (а.к.а. userguide) - няколко скрийншота с кратко разяснение; условие на проекта (т.е. какво сте разтълкували сме се разбрали да правите - то може и да се различава от описанието дадено в гугъл докс-а към момента); както и инструкции за инсталиране; за защитата - ще дам няколко дати през сесията/преди сесията + официалните дати, за който не успее да мине преди това; за защитата - кода, документацията/необходими библиотеки/среди, инсталации - за инсталирането се предават на DVD (ако има още такова нещо като CD-може и на CD). Може по изключение да сложа И форма за качване само на документацията и програмен код и в мудъл, НО идеята е, че ако няма интернет (да речем е паднал мудъла, спрял е тока и т.н. - само по съдържанието на диска, който сте предали да може да се инсталира</w:t>
       </w:r>
       <w:r>
         <w:rPr>
@@ -5734,6 +5944,7 @@
         <w:rPr>
           <w:lang w:bidi="he-IL"/>
         </w:rPr>
+        <w:lastRenderedPageBreak/>
         <w:t>II. ФУНКЦИОНАЛНИ ХАРАКТЕРИСТИКИ: Съгласуват се с преподавателя - избира се темата, а каква да е функционалността - питате на лекции или се явявате на предварителна защита, където съгласувате обхвата на изискванията;</w:t>
       </w:r>
       <w:r>
@@ -5832,14 +6043,7 @@
         <w:rPr>
           <w:lang w:bidi="he-IL"/>
         </w:rPr>
-        <w:t xml:space="preserve">, примерни данни за тестване - администраторски акаунти, ръководство на </w:t>
-      </w:r>
-      <w:r>
-        <w:rPr>
-          <w:lang w:bidi="he-IL"/>
-        </w:rPr>
-        <w:lastRenderedPageBreak/>
-        <w:t xml:space="preserve">потребителя за различните роли </w:t>
+        <w:t xml:space="preserve">, примерни данни за тестване - администраторски акаунти, ръководство на потребителя за различните роли </w:t>
       </w:r>
       <w:r>
         <w:rPr>
@@ -7033,6 +7237,7 @@
           <w:szCs w:val="20"/>
           <w:highlight w:val="yellow"/>
         </w:rPr>
+        <w:lastRenderedPageBreak/>
         <w:tab/>
       </w:r>
       <w:r>
@@ -8367,7 +8572,6 @@
           <w:szCs w:val="20"/>
           <w:highlight w:val="yellow"/>
         </w:rPr>
-        <w:lastRenderedPageBreak/>
         <w:tab/>
       </w:r>
       <w:r>
@@ -9222,6 +9426,7 @@
         </w:rPr>
       </w:pPr>
       <w:r>
+        <w:lastRenderedPageBreak/>
         <w:t xml:space="preserve">  $SITE_URL=</w:t>
       </w:r>
       <w:r>
@@ -9436,7 +9641,6 @@
           <w:iCs/>
           <w:lang w:bidi="he-IL"/>
         </w:rPr>
-        <w:lastRenderedPageBreak/>
         <w:t>?&gt;</w:t>
       </w:r>
     </w:p>
@@ -9950,6 +10154,155 @@
     </w:lvl>
   </w:abstractNum>
   <w:abstractNum w:abstractNumId="4">
+    <w:nsid w:val="17B07CFD"/>
+    <w:multiLevelType w:val="multilevel"/>
+    <w:tmpl w:val="7C58BE20"/>
+    <w:lvl w:ilvl="0">
+      <w:start w:val="1"/>
+      <w:numFmt w:val="bullet"/>
+      <w:lvlText w:val=""/>
+      <w:lvlJc w:val="left"/>
+      <w:pPr>
+        <w:tabs>
+          <w:tab w:val="num" w:pos="720"/>
+        </w:tabs>
+        <w:ind w:left="720" w:hanging="360"/>
+      </w:pPr>
+      <w:rPr>
+        <w:rFonts w:ascii="Symbol" w:hAnsi="Symbol" w:hint="default"/>
+        <w:sz w:val="20"/>
+      </w:rPr>
+    </w:lvl>
+    <w:lvl w:ilvl="1" w:tentative="1">
+      <w:start w:val="1"/>
+      <w:numFmt w:val="bullet"/>
+      <w:lvlText w:val="o"/>
+      <w:lvlJc w:val="left"/>
+      <w:pPr>
+        <w:tabs>
+          <w:tab w:val="num" w:pos="1440"/>
+        </w:tabs>
+        <w:ind w:left="1440" w:hanging="360"/>
+      </w:pPr>
+      <w:rPr>
+        <w:rFonts w:ascii="Courier New" w:hAnsi="Courier New" w:hint="default"/>
+        <w:sz w:val="20"/>
+      </w:rPr>
+    </w:lvl>
+    <w:lvl w:ilvl="2" w:tentative="1">
+      <w:start w:val="1"/>
+      <w:numFmt w:val="bullet"/>
+      <w:lvlText w:val=""/>
+      <w:lvlJc w:val="left"/>
+      <w:pPr>
+        <w:tabs>
+          <w:tab w:val="num" w:pos="2160"/>
+        </w:tabs>
+        <w:ind w:left="2160" w:hanging="360"/>
+      </w:pPr>
+      <w:rPr>
+        <w:rFonts w:ascii="Wingdings" w:hAnsi="Wingdings" w:hint="default"/>
+        <w:sz w:val="20"/>
+      </w:rPr>
+    </w:lvl>
+    <w:lvl w:ilvl="3" w:tentative="1">
+      <w:start w:val="1"/>
+      <w:numFmt w:val="bullet"/>
+      <w:lvlText w:val=""/>
+      <w:lvlJc w:val="left"/>
+      <w:pPr>
+        <w:tabs>
+          <w:tab w:val="num" w:pos="2880"/>
+        </w:tabs>
+        <w:ind w:left="2880" w:hanging="360"/>
+      </w:pPr>
+      <w:rPr>
+        <w:rFonts w:ascii="Wingdings" w:hAnsi="Wingdings" w:hint="default"/>
+        <w:sz w:val="20"/>
+      </w:rPr>
+    </w:lvl>
+    <w:lvl w:ilvl="4" w:tentative="1">
+      <w:start w:val="1"/>
+      <w:numFmt w:val="bullet"/>
+      <w:lvlText w:val=""/>
+      <w:lvlJc w:val="left"/>
+      <w:pPr>
+        <w:tabs>
+          <w:tab w:val="num" w:pos="3600"/>
+        </w:tabs>
+        <w:ind w:left="3600" w:hanging="360"/>
+      </w:pPr>
+      <w:rPr>
+        <w:rFonts w:ascii="Wingdings" w:hAnsi="Wingdings" w:hint="default"/>
+        <w:sz w:val="20"/>
+      </w:rPr>
+    </w:lvl>
+    <w:lvl w:ilvl="5" w:tentative="1">
+      <w:start w:val="1"/>
+      <w:numFmt w:val="bullet"/>
+      <w:lvlText w:val=""/>
+      <w:lvlJc w:val="left"/>
+      <w:pPr>
+        <w:tabs>
+          <w:tab w:val="num" w:pos="4320"/>
+        </w:tabs>
+        <w:ind w:left="4320" w:hanging="360"/>
+      </w:pPr>
+      <w:rPr>
+        <w:rFonts w:ascii="Wingdings" w:hAnsi="Wingdings" w:hint="default"/>
+        <w:sz w:val="20"/>
+      </w:rPr>
+    </w:lvl>
+    <w:lvl w:ilvl="6" w:tentative="1">
+      <w:start w:val="1"/>
+      <w:numFmt w:val="bullet"/>
+      <w:lvlText w:val=""/>
+      <w:lvlJc w:val="left"/>
+      <w:pPr>
+        <w:tabs>
+          <w:tab w:val="num" w:pos="5040"/>
+        </w:tabs>
+        <w:ind w:left="5040" w:hanging="360"/>
+      </w:pPr>
+      <w:rPr>
+        <w:rFonts w:ascii="Wingdings" w:hAnsi="Wingdings" w:hint="default"/>
+        <w:sz w:val="20"/>
+      </w:rPr>
+    </w:lvl>
+    <w:lvl w:ilvl="7" w:tentative="1">
+      <w:start w:val="1"/>
+      <w:numFmt w:val="bullet"/>
+      <w:lvlText w:val=""/>
+      <w:lvlJc w:val="left"/>
+      <w:pPr>
+        <w:tabs>
+          <w:tab w:val="num" w:pos="5760"/>
+        </w:tabs>
+        <w:ind w:left="5760" w:hanging="360"/>
+      </w:pPr>
+      <w:rPr>
+        <w:rFonts w:ascii="Wingdings" w:hAnsi="Wingdings" w:hint="default"/>
+        <w:sz w:val="20"/>
+      </w:rPr>
+    </w:lvl>
+    <w:lvl w:ilvl="8" w:tentative="1">
+      <w:start w:val="1"/>
+      <w:numFmt w:val="bullet"/>
+      <w:lvlText w:val=""/>
+      <w:lvlJc w:val="left"/>
+      <w:pPr>
+        <w:tabs>
+          <w:tab w:val="num" w:pos="6480"/>
+        </w:tabs>
+        <w:ind w:left="6480" w:hanging="360"/>
+      </w:pPr>
+      <w:rPr>
+        <w:rFonts w:ascii="Wingdings" w:hAnsi="Wingdings" w:hint="default"/>
+        <w:sz w:val="20"/>
+      </w:rPr>
+    </w:lvl>
+  </w:abstractNum>
+  <w:abstractNum w:abstractNumId="5">
     <w:nsid w:val="27732A9B"/>
     <w:multiLevelType w:val="multilevel"/>
     <w:tmpl w:val="0409001F"/>
@@ -10035,7 +10388,7 @@
       </w:pPr>
     </w:lvl>
   </w:abstractNum>
-  <w:abstractNum w:abstractNumId="5">
+  <w:abstractNum w:abstractNumId="6">
     <w:nsid w:val="2CF56644"/>
     <w:multiLevelType w:val="hybridMultilevel"/>
     <w:tmpl w:val="43EAE156"/>
@@ -10149,7 +10502,7 @@
       </w:rPr>
     </w:lvl>
   </w:abstractNum>
-  <w:abstractNum w:abstractNumId="6">
+  <w:abstractNum w:abstractNumId="7">
     <w:nsid w:val="2EC155CA"/>
     <w:multiLevelType w:val="hybridMultilevel"/>
     <w:tmpl w:val="D062D96E"/>
@@ -10239,7 +10592,7 @@
       </w:pPr>
     </w:lvl>
   </w:abstractNum>
-  <w:abstractNum w:abstractNumId="7">
+  <w:abstractNum w:abstractNumId="8">
     <w:nsid w:val="39B934AE"/>
     <w:multiLevelType w:val="hybridMultilevel"/>
     <w:tmpl w:val="C8306BBE"/>
@@ -10329,7 +10682,7 @@
       </w:pPr>
     </w:lvl>
   </w:abstractNum>
-  <w:abstractNum w:abstractNumId="8">
+  <w:abstractNum w:abstractNumId="9">
     <w:nsid w:val="415819F6"/>
     <w:multiLevelType w:val="hybridMultilevel"/>
     <w:tmpl w:val="725E2314"/>
@@ -10442,7 +10795,156 @@
       </w:rPr>
     </w:lvl>
   </w:abstractNum>
-  <w:abstractNum w:abstractNumId="9">
+  <w:abstractNum w:abstractNumId="10">
+    <w:nsid w:val="41825100"/>
+    <w:multiLevelType w:val="multilevel"/>
+    <w:tmpl w:val="80C0DA3C"/>
+    <w:lvl w:ilvl="0">
+      <w:start w:val="1"/>
+      <w:numFmt w:val="bullet"/>
+      <w:lvlText w:val=""/>
+      <w:lvlJc w:val="left"/>
+      <w:pPr>
+        <w:tabs>
+          <w:tab w:val="num" w:pos="720"/>
+        </w:tabs>
+        <w:ind w:left="720" w:hanging="360"/>
+      </w:pPr>
+      <w:rPr>
+        <w:rFonts w:ascii="Symbol" w:hAnsi="Symbol" w:hint="default"/>
+        <w:sz w:val="20"/>
+      </w:rPr>
+    </w:lvl>
+    <w:lvl w:ilvl="1">
+      <w:start w:val="1"/>
+      <w:numFmt w:val="bullet"/>
+      <w:lvlText w:val="o"/>
+      <w:lvlJc w:val="left"/>
+      <w:pPr>
+        <w:tabs>
+          <w:tab w:val="num" w:pos="1440"/>
+        </w:tabs>
+        <w:ind w:left="1440" w:hanging="360"/>
+      </w:pPr>
+      <w:rPr>
+        <w:rFonts w:ascii="Courier New" w:hAnsi="Courier New" w:hint="default"/>
+        <w:sz w:val="20"/>
+      </w:rPr>
+    </w:lvl>
+    <w:lvl w:ilvl="2" w:tentative="1">
+      <w:start w:val="1"/>
+      <w:numFmt w:val="bullet"/>
+      <w:lvlText w:val=""/>
+      <w:lvlJc w:val="left"/>
+      <w:pPr>
+        <w:tabs>
+          <w:tab w:val="num" w:pos="2160"/>
+        </w:tabs>
+        <w:ind w:left="2160" w:hanging="360"/>
+      </w:pPr>
+      <w:rPr>
+        <w:rFonts w:ascii="Wingdings" w:hAnsi="Wingdings" w:hint="default"/>
+        <w:sz w:val="20"/>
+      </w:rPr>
+    </w:lvl>
+    <w:lvl w:ilvl="3" w:tentative="1">
+      <w:start w:val="1"/>
+      <w:numFmt w:val="bullet"/>
+      <w:lvlText w:val=""/>
+      <w:lvlJc w:val="left"/>
+      <w:pPr>
+        <w:tabs>
+          <w:tab w:val="num" w:pos="2880"/>
+        </w:tabs>
+        <w:ind w:left="2880" w:hanging="360"/>
+      </w:pPr>
+      <w:rPr>
+        <w:rFonts w:ascii="Wingdings" w:hAnsi="Wingdings" w:hint="default"/>
+        <w:sz w:val="20"/>
+      </w:rPr>
+    </w:lvl>
+    <w:lvl w:ilvl="4" w:tentative="1">
+      <w:start w:val="1"/>
+      <w:numFmt w:val="bullet"/>
+      <w:lvlText w:val=""/>
+      <w:lvlJc w:val="left"/>
+      <w:pPr>
+        <w:tabs>
+          <w:tab w:val="num" w:pos="3600"/>
+        </w:tabs>
+        <w:ind w:left="3600" w:hanging="360"/>
+      </w:pPr>
+      <w:rPr>
+        <w:rFonts w:ascii="Wingdings" w:hAnsi="Wingdings" w:hint="default"/>
+        <w:sz w:val="20"/>
+      </w:rPr>
+    </w:lvl>
+    <w:lvl w:ilvl="5" w:tentative="1">
+      <w:start w:val="1"/>
+      <w:numFmt w:val="bullet"/>
+      <w:lvlText w:val=""/>
+      <w:lvlJc w:val="left"/>
+      <w:pPr>
+        <w:tabs>
+          <w:tab w:val="num" w:pos="4320"/>
+        </w:tabs>
+        <w:ind w:left="4320" w:hanging="360"/>
+      </w:pPr>
+      <w:rPr>
+        <w:rFonts w:ascii="Wingdings" w:hAnsi="Wingdings" w:hint="default"/>
+        <w:sz w:val="20"/>
+      </w:rPr>
+    </w:lvl>
+    <w:lvl w:ilvl="6" w:tentative="1">
+      <w:start w:val="1"/>
+      <w:numFmt w:val="bullet"/>
+      <w:lvlText w:val=""/>
+      <w:lvlJc w:val="left"/>
+      <w:pPr>
+        <w:tabs>
+          <w:tab w:val="num" w:pos="5040"/>
+        </w:tabs>
+        <w:ind w:left="5040" w:hanging="360"/>
+      </w:pPr>
+      <w:rPr>
+        <w:rFonts w:ascii="Wingdings" w:hAnsi="Wingdings" w:hint="default"/>
+        <w:sz w:val="20"/>
+      </w:rPr>
+    </w:lvl>
+    <w:lvl w:ilvl="7" w:tentative="1">
+      <w:start w:val="1"/>
+      <w:numFmt w:val="bullet"/>
+      <w:lvlText w:val=""/>
+      <w:lvlJc w:val="left"/>
+      <w:pPr>
+        <w:tabs>
+          <w:tab w:val="num" w:pos="5760"/>
+        </w:tabs>
+        <w:ind w:left="5760" w:hanging="360"/>
+      </w:pPr>
+      <w:rPr>
+        <w:rFonts w:ascii="Wingdings" w:hAnsi="Wingdings" w:hint="default"/>
+        <w:sz w:val="20"/>
+      </w:rPr>
+    </w:lvl>
+    <w:lvl w:ilvl="8" w:tentative="1">
+      <w:start w:val="1"/>
+      <w:numFmt w:val="bullet"/>
+      <w:lvlText w:val=""/>
+      <w:lvlJc w:val="left"/>
+      <w:pPr>
+        <w:tabs>
+          <w:tab w:val="num" w:pos="6480"/>
+        </w:tabs>
+        <w:ind w:left="6480" w:hanging="360"/>
+      </w:pPr>
+      <w:rPr>
+        <w:rFonts w:ascii="Wingdings" w:hAnsi="Wingdings" w:hint="default"/>
+        <w:sz w:val="20"/>
+      </w:rPr>
+    </w:lvl>
+  </w:abstractNum>
+  <w:abstractNum w:abstractNumId="11">
     <w:nsid w:val="4B2939DD"/>
     <w:multiLevelType w:val="hybridMultilevel"/>
     <w:tmpl w:val="354628E0"/>
@@ -10528,7 +11030,7 @@
       </w:pPr>
     </w:lvl>
   </w:abstractNum>
-  <w:abstractNum w:abstractNumId="10">
+  <w:abstractNum w:abstractNumId="12">
     <w:nsid w:val="4BEF580D"/>
     <w:multiLevelType w:val="hybridMultilevel"/>
     <w:tmpl w:val="8578F48E"/>
@@ -10641,7 +11143,7 @@
       </w:rPr>
     </w:lvl>
   </w:abstractNum>
-  <w:abstractNum w:abstractNumId="11">
+  <w:abstractNum w:abstractNumId="13">
     <w:nsid w:val="4D6F6379"/>
     <w:multiLevelType w:val="hybridMultilevel"/>
     <w:tmpl w:val="C5F00BB4"/>
@@ -10754,7 +11256,7 @@
       </w:rPr>
     </w:lvl>
   </w:abstractNum>
-  <w:abstractNum w:abstractNumId="12">
+  <w:abstractNum w:abstractNumId="14">
     <w:nsid w:val="621D3478"/>
     <w:multiLevelType w:val="hybridMultilevel"/>
     <w:tmpl w:val="287CA07C"/>
@@ -10867,7 +11369,156 @@
       </w:rPr>
     </w:lvl>
   </w:abstractNum>
-  <w:abstractNum w:abstractNumId="13">
+  <w:abstractNum w:abstractNumId="15">
+    <w:nsid w:val="62703FF9"/>
+    <w:multiLevelType w:val="multilevel"/>
+    <w:tmpl w:val="034E3D82"/>
+    <w:lvl w:ilvl="0">
+      <w:start w:val="1"/>
+      <w:numFmt w:val="bullet"/>
+      <w:lvlText w:val=""/>
+      <w:lvlJc w:val="left"/>
+      <w:pPr>
+        <w:tabs>
+          <w:tab w:val="num" w:pos="720"/>
+        </w:tabs>
+        <w:ind w:left="720" w:hanging="360"/>
+      </w:pPr>
+      <w:rPr>
+        <w:rFonts w:ascii="Symbol" w:hAnsi="Symbol" w:hint="default"/>
+        <w:sz w:val="20"/>
+      </w:rPr>
+    </w:lvl>
+    <w:lvl w:ilvl="1" w:tentative="1">
+      <w:start w:val="1"/>
+      <w:numFmt w:val="bullet"/>
+      <w:lvlText w:val="o"/>
+      <w:lvlJc w:val="left"/>
+      <w:pPr>
+        <w:tabs>
+          <w:tab w:val="num" w:pos="1440"/>
+        </w:tabs>
+        <w:ind w:left="1440" w:hanging="360"/>
+      </w:pPr>
+      <w:rPr>
+        <w:rFonts w:ascii="Courier New" w:hAnsi="Courier New" w:hint="default"/>
+        <w:sz w:val="20"/>
+      </w:rPr>
+    </w:lvl>
+    <w:lvl w:ilvl="2" w:tentative="1">
+      <w:start w:val="1"/>
+      <w:numFmt w:val="bullet"/>
+      <w:lvlText w:val=""/>
+      <w:lvlJc w:val="left"/>
+      <w:pPr>
+        <w:tabs>
+          <w:tab w:val="num" w:pos="2160"/>
+        </w:tabs>
+        <w:ind w:left="2160" w:hanging="360"/>
+      </w:pPr>
+      <w:rPr>
+        <w:rFonts w:ascii="Wingdings" w:hAnsi="Wingdings" w:hint="default"/>
+        <w:sz w:val="20"/>
+      </w:rPr>
+    </w:lvl>
+    <w:lvl w:ilvl="3" w:tentative="1">
+      <w:start w:val="1"/>
+      <w:numFmt w:val="bullet"/>
+      <w:lvlText w:val=""/>
+      <w:lvlJc w:val="left"/>
+      <w:pPr>
+        <w:tabs>
+          <w:tab w:val="num" w:pos="2880"/>
+        </w:tabs>
+        <w:ind w:left="2880" w:hanging="360"/>
+      </w:pPr>
+      <w:rPr>
+        <w:rFonts w:ascii="Wingdings" w:hAnsi="Wingdings" w:hint="default"/>
+        <w:sz w:val="20"/>
+      </w:rPr>
+    </w:lvl>
+    <w:lvl w:ilvl="4" w:tentative="1">
+      <w:start w:val="1"/>
+      <w:numFmt w:val="bullet"/>
+      <w:lvlText w:val=""/>
+      <w:lvlJc w:val="left"/>
+      <w:pPr>
+        <w:tabs>
+          <w:tab w:val="num" w:pos="3600"/>
+        </w:tabs>
+        <w:ind w:left="3600" w:hanging="360"/>
+      </w:pPr>
+      <w:rPr>
+        <w:rFonts w:ascii="Wingdings" w:hAnsi="Wingdings" w:hint="default"/>
+        <w:sz w:val="20"/>
+      </w:rPr>
+    </w:lvl>
+    <w:lvl w:ilvl="5" w:tentative="1">
+      <w:start w:val="1"/>
+      <w:numFmt w:val="bullet"/>
+      <w:lvlText w:val=""/>
+      <w:lvlJc w:val="left"/>
+      <w:pPr>
+        <w:tabs>
+          <w:tab w:val="num" w:pos="4320"/>
+        </w:tabs>
+        <w:ind w:left="4320" w:hanging="360"/>
+      </w:pPr>
+      <w:rPr>
+        <w:rFonts w:ascii="Wingdings" w:hAnsi="Wingdings" w:hint="default"/>
+        <w:sz w:val="20"/>
+      </w:rPr>
+    </w:lvl>
+    <w:lvl w:ilvl="6" w:tentative="1">
+      <w:start w:val="1"/>
+      <w:numFmt w:val="bullet"/>
+      <w:lvlText w:val=""/>
+      <w:lvlJc w:val="left"/>
+      <w:pPr>
+        <w:tabs>
+          <w:tab w:val="num" w:pos="5040"/>
+        </w:tabs>
+        <w:ind w:left="5040" w:hanging="360"/>
+      </w:pPr>
+      <w:rPr>
+        <w:rFonts w:ascii="Wingdings" w:hAnsi="Wingdings" w:hint="default"/>
+        <w:sz w:val="20"/>
+      </w:rPr>
+    </w:lvl>
+    <w:lvl w:ilvl="7" w:tentative="1">
+      <w:start w:val="1"/>
+      <w:numFmt w:val="bullet"/>
+      <w:lvlText w:val=""/>
+      <w:lvlJc w:val="left"/>
+      <w:pPr>
+        <w:tabs>
+          <w:tab w:val="num" w:pos="5760"/>
+        </w:tabs>
+        <w:ind w:left="5760" w:hanging="360"/>
+      </w:pPr>
+      <w:rPr>
+        <w:rFonts w:ascii="Wingdings" w:hAnsi="Wingdings" w:hint="default"/>
+        <w:sz w:val="20"/>
+      </w:rPr>
+    </w:lvl>
+    <w:lvl w:ilvl="8" w:tentative="1">
+      <w:start w:val="1"/>
+      <w:numFmt w:val="bullet"/>
+      <w:lvlText w:val=""/>
+      <w:lvlJc w:val="left"/>
+      <w:pPr>
+        <w:tabs>
+          <w:tab w:val="num" w:pos="6480"/>
+        </w:tabs>
+        <w:ind w:left="6480" w:hanging="360"/>
+      </w:pPr>
+      <w:rPr>
+        <w:rFonts w:ascii="Wingdings" w:hAnsi="Wingdings" w:hint="default"/>
+        <w:sz w:val="20"/>
+      </w:rPr>
+    </w:lvl>
+  </w:abstractNum>
+  <w:abstractNum w:abstractNumId="16">
     <w:nsid w:val="704846B8"/>
     <w:multiLevelType w:val="hybridMultilevel"/>
     <w:tmpl w:val="DB26C1EE"/>
@@ -10957,7 +11608,7 @@
       </w:pPr>
     </w:lvl>
   </w:abstractNum>
-  <w:abstractNum w:abstractNumId="14">
+  <w:abstractNum w:abstractNumId="17">
     <w:nsid w:val="70803446"/>
     <w:multiLevelType w:val="hybridMultilevel"/>
     <w:tmpl w:val="29F2B534"/>
@@ -11043,7 +11694,7 @@
       </w:pPr>
     </w:lvl>
   </w:abstractNum>
-  <w:abstractNum w:abstractNumId="15">
+  <w:abstractNum w:abstractNumId="18">
     <w:nsid w:val="79230737"/>
     <w:multiLevelType w:val="hybridMultilevel"/>
     <w:tmpl w:val="3AB475A0"/>
@@ -11157,19 +11808,19 @@
     </w:lvl>
   </w:abstractNum>
   <w:num w:numId="1">
-    <w:abstractNumId w:val="11"/>
+    <w:abstractNumId w:val="13"/>
   </w:num>
   <w:num w:numId="2">
-    <w:abstractNumId w:val="5"/>
+    <w:abstractNumId w:val="6"/>
   </w:num>
   <w:num w:numId="3">
-    <w:abstractNumId w:val="12"/>
+    <w:abstractNumId w:val="14"/>
   </w:num>
   <w:num w:numId="4">
     <w:abstractNumId w:val="2"/>
   </w:num>
   <w:num w:numId="5">
-    <w:abstractNumId w:val="4"/>
+    <w:abstractNumId w:val="5"/>
   </w:num>
   <w:num w:numId="6">
     <w:abstractNumId w:val="3"/>
@@ -11178,31 +11829,40 @@
     <w:abstractNumId w:val="0"/>
   </w:num>
   <w:num w:numId="8">
-    <w:abstractNumId w:val="6"/>
+    <w:abstractNumId w:val="7"/>
   </w:num>
   <w:num w:numId="9">
-    <w:abstractNumId w:val="13"/>
+    <w:abstractNumId w:val="16"/>
   </w:num>
   <w:num w:numId="10">
-    <w:abstractNumId w:val="7"/>
+    <w:abstractNumId w:val="8"/>
   </w:num>
   <w:num w:numId="11">
-    <w:abstractNumId w:val="15"/>
+    <w:abstractNumId w:val="18"/>
   </w:num>
   <w:num w:numId="12">
-    <w:abstractNumId w:val="10"/>
+    <w:abstractNumId w:val="12"/>
   </w:num>
   <w:num w:numId="13">
-    <w:abstractNumId w:val="8"/>
+    <w:abstractNumId w:val="9"/>
   </w:num>
   <w:num w:numId="14">
-    <w:abstractNumId w:val="9"/>
+    <w:abstractNumId w:val="11"/>
   </w:num>
   <w:num w:numId="15">
     <w:abstractNumId w:val="1"/>
   </w:num>
   <w:num w:numId="16">
-    <w:abstractNumId w:val="14"/>
+    <w:abstractNumId w:val="17"/>
+  </w:num>
+  <w:num w:numId="17">
+    <w:abstractNumId w:val="4"/>
+  </w:num>
+  <w:num w:numId="18">
+    <w:abstractNumId w:val="10"/>
+  </w:num>
+  <w:num w:numId="19">
+    <w:abstractNumId w:val="15"/>
   </w:num>
 </w:numbering>
 </file>
@@ -11440,6 +12100,31 @@
       <w:color w:val="4F81BD" w:themeColor="accent1"/>
     </w:rPr>
   </w:style>
+  <w:style w:type="paragraph" w:styleId="Heading4">
+    <w:name w:val="heading 4"/>
+    <w:basedOn w:val="Normal"/>
+    <w:next w:val="Normal"/>
+    <w:link w:val="Heading4Char"/>
+    <w:uiPriority w:val="9"/>
+    <w:semiHidden/>
+    <w:unhideWhenUsed/>
+    <w:qFormat/>
+    <w:rsid w:val="00CA41A6"/>
+    <w:pPr>
+      <w:keepNext/>
+      <w:keepLines/>
+      <w:spacing w:before="200" w:after="0"/>
+      <w:outlineLvl w:val="3"/>
+    </w:pPr>
+    <w:rPr>
+      <w:rFonts w:asciiTheme="majorHAnsi" w:eastAsiaTheme="majorEastAsia" w:hAnsiTheme="majorHAnsi" w:cstheme="majorBidi"/>
+      <w:b/>
+      <w:bCs/>
+      <w:i/>
+      <w:iCs/>
+      <w:color w:val="4F81BD" w:themeColor="accent1"/>
+    </w:rPr>
+  </w:style>
   <w:style w:type="character" w:default="1" w:styleId="DefaultParagraphFont">
     <w:name w:val="Default Paragraph Font"/>
     <w:uiPriority w:val="1"/>
@@ -11590,6 +12275,63 @@
     <w:rPr>
       <w:color w:val="800080" w:themeColor="followedHyperlink"/>
       <w:u w:val="single"/>
+    </w:rPr>
+  </w:style>
+  <w:style w:type="character" w:customStyle="1" w:styleId="Heading4Char">
+    <w:name w:val="Heading 4 Char"/>
+    <w:basedOn w:val="DefaultParagraphFont"/>
+    <w:link w:val="Heading4"/>
+    <w:uiPriority w:val="9"/>
+    <w:semiHidden/>
+    <w:rsid w:val="00CA41A6"/>
+    <w:rPr>
+      <w:rFonts w:asciiTheme="majorHAnsi" w:eastAsiaTheme="majorEastAsia" w:hAnsiTheme="majorHAnsi" w:cstheme="majorBidi"/>
+      <w:b/>
+      <w:bCs/>
+      <w:i/>
+      <w:iCs/>
+      <w:color w:val="4F81BD" w:themeColor="accent1"/>
+    </w:rPr>
+  </w:style>
+  <w:style w:type="paragraph" w:styleId="NormalWeb">
+    <w:name w:val="Normal (Web)"/>
+    <w:basedOn w:val="Normal"/>
+    <w:uiPriority w:val="99"/>
+    <w:semiHidden/>
+    <w:unhideWhenUsed/>
+    <w:rsid w:val="00B52118"/>
+    <w:pPr>
+      <w:spacing w:before="100" w:beforeAutospacing="1" w:after="100" w:afterAutospacing="1" w:line="240" w:lineRule="auto"/>
+    </w:pPr>
+    <w:rPr>
+      <w:rFonts w:ascii="Times New Roman" w:hAnsi="Times New Roman"/>
+      <w:sz w:val="24"/>
+      <w:szCs w:val="24"/>
+      <w:lang w:val="en-US"/>
+    </w:rPr>
+  </w:style>
+  <w:style w:type="character" w:styleId="Strong">
+    <w:name w:val="Strong"/>
+    <w:basedOn w:val="DefaultParagraphFont"/>
+    <w:uiPriority w:val="22"/>
+    <w:qFormat/>
+    <w:rsid w:val="00B52118"/>
+    <w:rPr>
+      <w:b/>
+      <w:bCs/>
+    </w:rPr>
+  </w:style>
+  <w:style w:type="character" w:styleId="HTMLCode">
+    <w:name w:val="HTML Code"/>
+    <w:basedOn w:val="DefaultParagraphFont"/>
+    <w:uiPriority w:val="99"/>
+    <w:semiHidden/>
+    <w:unhideWhenUsed/>
+    <w:rsid w:val="00B52118"/>
+    <w:rPr>
+      <w:rFonts w:ascii="Courier New" w:eastAsia="Times New Roman" w:hAnsi="Courier New" w:cs="Courier New"/>
+      <w:sz w:val="20"/>
+      <w:szCs w:val="20"/>
     </w:rPr>
   </w:style>
 </w:styles>
@@ -11828,6 +12570,31 @@
       <w:color w:val="4F81BD" w:themeColor="accent1"/>
     </w:rPr>
   </w:style>
+  <w:style w:type="paragraph" w:styleId="Heading4">
+    <w:name w:val="heading 4"/>
+    <w:basedOn w:val="Normal"/>
+    <w:next w:val="Normal"/>
+    <w:link w:val="Heading4Char"/>
+    <w:uiPriority w:val="9"/>
+    <w:semiHidden/>
+    <w:unhideWhenUsed/>
+    <w:qFormat/>
+    <w:rsid w:val="00CA41A6"/>
+    <w:pPr>
+      <w:keepNext/>
+      <w:keepLines/>
+      <w:spacing w:before="200" w:after="0"/>
+      <w:outlineLvl w:val="3"/>
+    </w:pPr>
+    <w:rPr>
+      <w:rFonts w:asciiTheme="majorHAnsi" w:eastAsiaTheme="majorEastAsia" w:hAnsiTheme="majorHAnsi" w:cstheme="majorBidi"/>
+      <w:b/>
+      <w:bCs/>
+      <w:i/>
+      <w:iCs/>
+      <w:color w:val="4F81BD" w:themeColor="accent1"/>
+    </w:rPr>
+  </w:style>
   <w:style w:type="character" w:default="1" w:styleId="DefaultParagraphFont">
     <w:name w:val="Default Paragraph Font"/>
     <w:uiPriority w:val="1"/>
@@ -11978,6 +12745,63 @@
     <w:rPr>
       <w:color w:val="800080" w:themeColor="followedHyperlink"/>
       <w:u w:val="single"/>
+    </w:rPr>
+  </w:style>
+  <w:style w:type="character" w:customStyle="1" w:styleId="Heading4Char">
+    <w:name w:val="Heading 4 Char"/>
+    <w:basedOn w:val="DefaultParagraphFont"/>
+    <w:link w:val="Heading4"/>
+    <w:uiPriority w:val="9"/>
+    <w:semiHidden/>
+    <w:rsid w:val="00CA41A6"/>
+    <w:rPr>
+      <w:rFonts w:asciiTheme="majorHAnsi" w:eastAsiaTheme="majorEastAsia" w:hAnsiTheme="majorHAnsi" w:cstheme="majorBidi"/>
+      <w:b/>
+      <w:bCs/>
+      <w:i/>
+      <w:iCs/>
+      <w:color w:val="4F81BD" w:themeColor="accent1"/>
+    </w:rPr>
+  </w:style>
+  <w:style w:type="paragraph" w:styleId="NormalWeb">
+    <w:name w:val="Normal (Web)"/>
+    <w:basedOn w:val="Normal"/>
+    <w:uiPriority w:val="99"/>
+    <w:semiHidden/>
+    <w:unhideWhenUsed/>
+    <w:rsid w:val="00B52118"/>
+    <w:pPr>
+      <w:spacing w:before="100" w:beforeAutospacing="1" w:after="100" w:afterAutospacing="1" w:line="240" w:lineRule="auto"/>
+    </w:pPr>
+    <w:rPr>
+      <w:rFonts w:ascii="Times New Roman" w:hAnsi="Times New Roman"/>
+      <w:sz w:val="24"/>
+      <w:szCs w:val="24"/>
+      <w:lang w:val="en-US"/>
+    </w:rPr>
+  </w:style>
+  <w:style w:type="character" w:styleId="Strong">
+    <w:name w:val="Strong"/>
+    <w:basedOn w:val="DefaultParagraphFont"/>
+    <w:uiPriority w:val="22"/>
+    <w:qFormat/>
+    <w:rsid w:val="00B52118"/>
+    <w:rPr>
+      <w:b/>
+      <w:bCs/>
+    </w:rPr>
+  </w:style>
+  <w:style w:type="character" w:styleId="HTMLCode">
+    <w:name w:val="HTML Code"/>
+    <w:basedOn w:val="DefaultParagraphFont"/>
+    <w:uiPriority w:val="99"/>
+    <w:semiHidden/>
+    <w:unhideWhenUsed/>
+    <w:rsid w:val="00B52118"/>
+    <w:rPr>
+      <w:rFonts w:ascii="Courier New" w:eastAsia="Times New Roman" w:hAnsi="Courier New" w:cs="Courier New"/>
+      <w:sz w:val="20"/>
+      <w:szCs w:val="20"/>
     </w:rPr>
   </w:style>
 </w:styles>
@@ -12271,7 +13095,7 @@
 </file>
 
 <file path=customXml/itemProps1.xml><?xml version="1.0" encoding="utf-8"?>
-<ds:datastoreItem xmlns:ds="http://schemas.openxmlformats.org/officeDocument/2006/customXml" ds:itemID="{B2E6F766-1686-478E-80E5-E64656F3DFF0}">
+<ds:datastoreItem xmlns:ds="http://schemas.openxmlformats.org/officeDocument/2006/customXml" ds:itemID="{EBBB5944-E382-4069-9AA9-9326ED60BCA8}">
   <ds:schemaRefs>
     <ds:schemaRef ds:uri="http://schemas.openxmlformats.org/officeDocument/2006/bibliography"/>
   </ds:schemaRefs>

--- a/doctemplate_and_requirements/documentation_template.docx
+++ b/doctemplate_and_requirements/documentation_template.docx
@@ -1,6 +1,6 @@
 
 <file path=word/document.xml><?xml version="1.0" encoding="utf-8"?>
-<w:document xmlns:wpc="http://schemas.microsoft.com/office/word/2010/wordprocessingCanvas" xmlns:mc="http://schemas.openxmlformats.org/markup-compatibility/2006" xmlns:o="urn:schemas-microsoft-com:office:office" xmlns:r="http://schemas.openxmlformats.org/officeDocument/2006/relationships" xmlns:m="http://schemas.openxmlformats.org/officeDocument/2006/math" xmlns:v="urn:schemas-microsoft-com:vml" xmlns:wp14="http://schemas.microsoft.com/office/word/2010/wordprocessingDrawing" xmlns:wp="http://schemas.openxmlformats.org/drawingml/2006/wordprocessingDrawing" xmlns:w10="urn:schemas-microsoft-com:office:word" xmlns:w="http://schemas.openxmlformats.org/wordprocessingml/2006/main" xmlns:w14="http://schemas.microsoft.com/office/word/2010/wordml" xmlns:wpg="http://schemas.microsoft.com/office/word/2010/wordprocessingGroup" xmlns:wpi="http://schemas.microsoft.com/office/word/2010/wordprocessingInk" xmlns:wne="http://schemas.microsoft.com/office/word/2006/wordml" xmlns:wps="http://schemas.microsoft.com/office/word/2010/wordprocessingShape" mc:Ignorable="w14 wp14">
+<w:document xmlns:wpc="http://schemas.microsoft.com/office/word/2010/wordprocessingCanvas" xmlns:cx="http://schemas.microsoft.com/office/drawing/2014/chartex" xmlns:mc="http://schemas.openxmlformats.org/markup-compatibility/2006" xmlns:o="urn:schemas-microsoft-com:office:office" xmlns:r="http://schemas.openxmlformats.org/officeDocument/2006/relationships" xmlns:m="http://schemas.openxmlformats.org/officeDocument/2006/math" xmlns:v="urn:schemas-microsoft-com:vml" xmlns:wp14="http://schemas.microsoft.com/office/word/2010/wordprocessingDrawing" xmlns:wp="http://schemas.openxmlformats.org/drawingml/2006/wordprocessingDrawing" xmlns:w10="urn:schemas-microsoft-com:office:word" xmlns:w="http://schemas.openxmlformats.org/wordprocessingml/2006/main" xmlns:w14="http://schemas.microsoft.com/office/word/2010/wordml" xmlns:w15="http://schemas.microsoft.com/office/word/2012/wordml" xmlns:w16se="http://schemas.microsoft.com/office/word/2015/wordml/symex" xmlns:wpg="http://schemas.microsoft.com/office/word/2010/wordprocessingGroup" xmlns:wpi="http://schemas.microsoft.com/office/word/2010/wordprocessingInk" xmlns:wne="http://schemas.microsoft.com/office/word/2006/wordml" xmlns:wps="http://schemas.microsoft.com/office/word/2010/wordprocessingShape" mc:Ignorable="w14 w15 w16se wp14">
   <w:body>
     <w:p>
       <w:pPr>
@@ -980,7 +980,6 @@
         <w:t xml:space="preserve"> </w:t>
       </w:r>
       <w:proofErr w:type="spellStart"/>
-      <w:proofErr w:type="gramStart"/>
       <w:r>
         <w:rPr>
           <w:rFonts w:eastAsia="Calibri" w:cstheme="minorHAnsi"/>
@@ -1089,7 +1088,6 @@
         </w:rPr>
         <w:t>с текущи и предстоящи турнири.</w:t>
       </w:r>
-      <w:proofErr w:type="gramEnd"/>
     </w:p>
     <w:p>
       <w:pPr>
@@ -2174,6 +2172,869 @@
         </w:rPr>
         <w:t>Описание на останалите изисквания</w:t>
       </w:r>
+    </w:p>
+    <w:p>
+      <w:pPr>
+        <w:pStyle w:val="Heading2"/>
+        <w:rPr>
+          <w:sz w:val="22"/>
+          <w:szCs w:val="22"/>
+        </w:rPr>
+      </w:pPr>
+      <w:r>
+        <w:rPr>
+          <w:sz w:val="22"/>
+          <w:szCs w:val="22"/>
+        </w:rPr>
+        <w:t xml:space="preserve">3. </w:t>
+      </w:r>
+      <w:r>
+        <w:rPr>
+          <w:sz w:val="22"/>
+          <w:szCs w:val="22"/>
+        </w:rPr>
+        <w:t xml:space="preserve">Теория </w:t>
+      </w:r>
+      <w:r>
+        <w:rPr>
+          <w:sz w:val="22"/>
+          <w:szCs w:val="22"/>
+        </w:rPr>
+        <w:t xml:space="preserve">– анализ и проектиране на решението </w:t>
+      </w:r>
+      <w:r>
+        <w:rPr>
+          <w:sz w:val="22"/>
+          <w:szCs w:val="22"/>
+          <w:highlight w:val="yellow"/>
+        </w:rPr>
+        <w:t>(декомпозиция на приложението, модули, компоненти, части на приложението)</w:t>
+      </w:r>
+    </w:p>
+    <w:p>
+      <w:pPr>
+        <w:rPr>
+          <w:sz w:val="18"/>
+          <w:szCs w:val="18"/>
+        </w:rPr>
+      </w:pPr>
+      <w:r>
+        <w:rPr>
+          <w:sz w:val="18"/>
+          <w:szCs w:val="18"/>
+          <w:highlight w:val="yellow"/>
+        </w:rPr>
+        <w:t>...</w:t>
+      </w:r>
+    </w:p>
+    <w:p>
+      <w:r>
+        <w:t>Проектът представлява уеб базирано приложение за управление на турнири, реализирано като server-side rendered (SSR) PHP система. Всички основни операции – автентикация, управление на турнири, записване и отписване на участници – се обработват на сървъра, който генерира готов HTML за клиента.</w:t>
+      </w:r>
+    </w:p>
+    <w:p>
+      <w:r>
+        <w:t>3.1 Архитектура и структура</w:t>
+      </w:r>
+    </w:p>
+    <w:p>
+      <w:r>
+        <w:t>Приложението използва клиент–сървър архитектура, комбинирана с Front Controller модел. Уеб интерфейсът и API функционалността са централизирани чрез index.php, който служи като единна входна точка за обработка на заявки.</w:t>
+      </w:r>
+    </w:p>
+    <w:p>
+      <w:r>
+        <w:t>Чрез конфигурация в .htaccess:</w:t>
+      </w:r>
+    </w:p>
+    <w:p>
+      <w:r>
+        <w:t>•</w:t>
+      </w:r>
+      <w:r>
+        <w:tab/>
+        <w:t>се ограничава директният достъп до вътрешни директории със сензитивна информация (config, database)</w:t>
+      </w:r>
+    </w:p>
+    <w:p>
+      <w:r>
+        <w:t>•</w:t>
+      </w:r>
+      <w:r>
+        <w:tab/>
+        <w:t>определени заявки се пренасочват към index.php</w:t>
+      </w:r>
+    </w:p>
+    <w:p>
+      <w:r>
+        <w:t>3.2 Модулна декомпозиция</w:t>
+      </w:r>
+    </w:p>
+    <w:p>
+      <w:r>
+        <w:t>Системата е разделена на логически модули:</w:t>
+      </w:r>
+    </w:p>
+    <w:p>
+      <w:r>
+        <w:t>•</w:t>
+      </w:r>
+      <w:r>
+        <w:tab/>
+        <w:t>Модул за автентикация и достъп</w:t>
+      </w:r>
+    </w:p>
+    <w:p>
+      <w:r>
+        <w:t>o</w:t>
+      </w:r>
+      <w:r>
+        <w:tab/>
+        <w:t>управление на сесии и контрол на правата</w:t>
+      </w:r>
+    </w:p>
+    <w:p>
+      <w:r>
+        <w:lastRenderedPageBreak/>
+        <w:t>•</w:t>
+      </w:r>
+      <w:r>
+        <w:tab/>
+        <w:t>Модул за потребители</w:t>
+      </w:r>
+    </w:p>
+    <w:p>
+      <w:r>
+        <w:t>o</w:t>
+      </w:r>
+      <w:r>
+        <w:tab/>
+        <w:t>потребителски профил, статистики и отличия</w:t>
+      </w:r>
+    </w:p>
+    <w:p>
+      <w:r>
+        <w:t>•</w:t>
+      </w:r>
+      <w:r>
+        <w:tab/>
+        <w:t>Модул за управление на турнири</w:t>
+      </w:r>
+    </w:p>
+    <w:p>
+      <w:r>
+        <w:t>o</w:t>
+      </w:r>
+      <w:r>
+        <w:tab/>
+        <w:t>създаване, визуализация, записване и отписване от турнири</w:t>
+      </w:r>
+    </w:p>
+    <w:p>
+      <w:r>
+        <w:t>•</w:t>
+      </w:r>
+      <w:r>
+        <w:tab/>
+        <w:t>Модул за бизнес логика</w:t>
+      </w:r>
+    </w:p>
+    <w:p>
+      <w:r>
+        <w:t>o</w:t>
+      </w:r>
+      <w:r>
+        <w:tab/>
+        <w:t>автоматично обновяване на статуси на турнири според времето</w:t>
+      </w:r>
+    </w:p>
+    <w:p>
+      <w:r>
+        <w:t>•</w:t>
+      </w:r>
+      <w:r>
+        <w:tab/>
+        <w:t>Модул за данни</w:t>
+      </w:r>
+    </w:p>
+    <w:p>
+      <w:r>
+        <w:t>o</w:t>
+      </w:r>
+      <w:r>
+        <w:tab/>
+        <w:t>централизирана връзка с базата данни и SQL операции</w:t>
+      </w:r>
+    </w:p>
+    <w:p>
+      <w:r>
+        <w:t>•</w:t>
+      </w:r>
+      <w:r>
+        <w:tab/>
+        <w:t>API модул</w:t>
+      </w:r>
+    </w:p>
+    <w:p>
+      <w:r>
+        <w:t>o</w:t>
+      </w:r>
+      <w:r>
+        <w:tab/>
+        <w:t>дефинирани команди за външни скриптове и интеграции</w:t>
+      </w:r>
+    </w:p>
+    <w:p>
+      <w:r>
+        <w:t>Всеки модул има ясно дефинирана отговорност и взаимодейства с останалите чрез контролирани точки на достъп.</w:t>
+      </w:r>
+    </w:p>
+    <w:p>
+      <w:r>
+        <w:t>3.3 Презентационен и клиентски слой</w:t>
+      </w:r>
+    </w:p>
+    <w:p>
+      <w:r>
+        <w:t>Презентационният слой се реализира чрез динамично генериран HTML (SSR). Клиентската логика използва ограничен JavaScript само за визуални подобрения като филтриране и сортиране, без да засяга бизнес логиката.</w:t>
+      </w:r>
+    </w:p>
+    <w:p>
+      <w:r>
+        <w:t>3.4 Архитектурен модел</w:t>
+      </w:r>
+    </w:p>
+    <w:p>
+      <w:r>
+        <w:t>Проектът следва опростен MVC-подобен модел, при който:</w:t>
+      </w:r>
+    </w:p>
+    <w:p>
+      <w:r>
+        <w:t>•</w:t>
+      </w:r>
+      <w:r>
+        <w:tab/>
+        <w:t>PHP скриптовете изпълняват ролята на контролери</w:t>
+      </w:r>
+    </w:p>
+    <w:p>
+      <w:r>
+        <w:t>•</w:t>
+      </w:r>
+      <w:r>
+        <w:tab/>
+        <w:t>базата данни представлява моделния слой</w:t>
+      </w:r>
+    </w:p>
+    <w:p>
+      <w:r>
+        <w:t>•</w:t>
+      </w:r>
+      <w:r>
+        <w:tab/>
+        <w:t>HTML шаблоните – изгледа</w:t>
+      </w:r>
+    </w:p>
+    <w:p>
+      <w:r>
+        <w:t>Комбинацията от SSR, API слой и Front Controller модел осигурява добра разширяемост, сигурност и поддържане на приложението.</w:t>
+      </w:r>
+    </w:p>
+    <w:p>
+      <w:pPr>
+        <w:pStyle w:val="Heading2"/>
+        <w:rPr>
+          <w:sz w:val="22"/>
+          <w:szCs w:val="22"/>
+        </w:rPr>
+      </w:pPr>
+      <w:r>
+        <w:rPr>
+          <w:sz w:val="22"/>
+          <w:szCs w:val="22"/>
+        </w:rPr>
+        <w:t xml:space="preserve">4. </w:t>
+      </w:r>
+      <w:r>
+        <w:rPr>
+          <w:sz w:val="22"/>
+          <w:szCs w:val="22"/>
+        </w:rPr>
+        <w:t>Използвани технологии</w:t>
+      </w:r>
+      <w:r>
+        <w:rPr>
+          <w:sz w:val="22"/>
+          <w:szCs w:val="22"/>
+        </w:rPr>
+        <w:t xml:space="preserve"> </w:t>
+      </w:r>
+      <w:r>
+        <w:rPr>
+          <w:sz w:val="22"/>
+          <w:szCs w:val="22"/>
+          <w:highlight w:val="yellow"/>
+        </w:rPr>
+        <w:t>(включително версии, среди, ОС, модули, нужни за работа на приложението)</w:t>
+      </w:r>
+    </w:p>
+    <w:p>
+      <w:pPr>
+        <w:rPr>
+          <w:sz w:val="18"/>
+          <w:szCs w:val="18"/>
+        </w:rPr>
+      </w:pPr>
+      <w:r>
+        <w:rPr>
+          <w:sz w:val="18"/>
+          <w:szCs w:val="18"/>
+          <w:highlight w:val="yellow"/>
+        </w:rPr>
+        <w:t>...</w:t>
+      </w:r>
+    </w:p>
+    <w:p>
+      <w:pPr>
+        <w:spacing w:before="100" w:beforeAutospacing="1" w:after="100" w:afterAutospacing="1" w:line="240" w:lineRule="auto"/>
+        <w:rPr>
+          <w:rFonts w:cstheme="minorHAnsi"/>
+          <w:lang w:eastAsia="bg-BG"/>
+        </w:rPr>
+      </w:pPr>
+      <w:r>
+        <w:rPr>
+          <w:rFonts w:cstheme="minorHAnsi"/>
+          <w:lang w:eastAsia="bg-BG"/>
+        </w:rPr>
+        <w:t>Приложението е разработено с използване на следните технологии:</w:t>
+      </w:r>
+    </w:p>
+    <w:p>
+      <w:pPr>
+        <w:spacing w:before="100" w:beforeAutospacing="1" w:after="100" w:afterAutospacing="1" w:line="240" w:lineRule="auto"/>
+        <w:rPr>
+          <w:rFonts w:cstheme="minorHAnsi"/>
+          <w:lang w:eastAsia="bg-BG"/>
+        </w:rPr>
+      </w:pPr>
+      <w:r>
+        <w:rPr>
+          <w:rFonts w:cstheme="minorHAnsi"/>
+          <w:bCs/>
+          <w:lang w:val="en-US" w:eastAsia="bg-BG"/>
+        </w:rPr>
+        <w:t xml:space="preserve">4.1 </w:t>
+      </w:r>
+      <w:proofErr w:type="spellStart"/>
+      <w:r>
+        <w:rPr>
+          <w:rFonts w:cstheme="minorHAnsi"/>
+          <w:bCs/>
+          <w:lang w:eastAsia="bg-BG"/>
+        </w:rPr>
+        <w:t>Backend</w:t>
+      </w:r>
+      <w:proofErr w:type="spellEnd"/>
+    </w:p>
+    <w:p>
+      <w:pPr>
+        <w:numPr>
+          <w:ilvl w:val="0"/>
+          <w:numId w:val="20"/>
+        </w:numPr>
+        <w:spacing w:before="100" w:beforeAutospacing="1" w:after="100" w:afterAutospacing="1" w:line="240" w:lineRule="auto"/>
+        <w:rPr>
+          <w:rFonts w:cstheme="minorHAnsi"/>
+          <w:lang w:eastAsia="bg-BG"/>
+        </w:rPr>
+      </w:pPr>
+      <w:r>
+        <w:rPr>
+          <w:rFonts w:cstheme="minorHAnsi"/>
+          <w:lang w:eastAsia="bg-BG"/>
+        </w:rPr>
+        <w:t>PHP 8.</w:t>
+      </w:r>
+      <w:r>
+        <w:rPr>
+          <w:rFonts w:cstheme="minorHAnsi"/>
+          <w:lang w:val="en-US" w:eastAsia="bg-BG"/>
+        </w:rPr>
+        <w:t>2</w:t>
+      </w:r>
+      <w:r>
+        <w:rPr>
+          <w:rFonts w:cstheme="minorHAnsi"/>
+          <w:lang w:val="en-US" w:eastAsia="bg-BG"/>
+        </w:rPr>
+        <w:t xml:space="preserve"> - </w:t>
+      </w:r>
+      <w:proofErr w:type="spellStart"/>
+      <w:r>
+        <w:rPr>
+          <w:rFonts w:cstheme="minorHAnsi"/>
+          <w:lang w:val="en-US" w:eastAsia="bg-BG"/>
+        </w:rPr>
+        <w:t>сървърна</w:t>
+      </w:r>
+      <w:proofErr w:type="spellEnd"/>
+      <w:r>
+        <w:rPr>
+          <w:rFonts w:cstheme="minorHAnsi"/>
+          <w:lang w:val="en-US" w:eastAsia="bg-BG"/>
+        </w:rPr>
+        <w:t xml:space="preserve"> </w:t>
+      </w:r>
+      <w:proofErr w:type="spellStart"/>
+      <w:r>
+        <w:rPr>
+          <w:rFonts w:cstheme="minorHAnsi"/>
+          <w:lang w:val="en-US" w:eastAsia="bg-BG"/>
+        </w:rPr>
+        <w:t>логика</w:t>
+      </w:r>
+      <w:proofErr w:type="spellEnd"/>
+      <w:r>
+        <w:rPr>
+          <w:rFonts w:cstheme="minorHAnsi"/>
+          <w:lang w:val="en-US" w:eastAsia="bg-BG"/>
+        </w:rPr>
+        <w:t xml:space="preserve"> и </w:t>
+      </w:r>
+      <w:proofErr w:type="spellStart"/>
+      <w:r>
+        <w:rPr>
+          <w:rFonts w:cstheme="minorHAnsi"/>
+          <w:lang w:val="en-US" w:eastAsia="bg-BG"/>
+        </w:rPr>
+        <w:t>обработка</w:t>
+      </w:r>
+      <w:proofErr w:type="spellEnd"/>
+      <w:r>
+        <w:rPr>
+          <w:rFonts w:cstheme="minorHAnsi"/>
+          <w:lang w:val="en-US" w:eastAsia="bg-BG"/>
+        </w:rPr>
+        <w:t xml:space="preserve"> </w:t>
+      </w:r>
+      <w:proofErr w:type="spellStart"/>
+      <w:r>
+        <w:rPr>
+          <w:rFonts w:cstheme="minorHAnsi"/>
+          <w:lang w:val="en-US" w:eastAsia="bg-BG"/>
+        </w:rPr>
+        <w:t>на</w:t>
+      </w:r>
+      <w:proofErr w:type="spellEnd"/>
+      <w:r>
+        <w:rPr>
+          <w:rFonts w:cstheme="minorHAnsi"/>
+          <w:lang w:val="en-US" w:eastAsia="bg-BG"/>
+        </w:rPr>
+        <w:t xml:space="preserve"> </w:t>
+      </w:r>
+      <w:proofErr w:type="spellStart"/>
+      <w:r>
+        <w:rPr>
+          <w:rFonts w:cstheme="minorHAnsi"/>
+          <w:lang w:val="en-US" w:eastAsia="bg-BG"/>
+        </w:rPr>
+        <w:t>заявки</w:t>
+      </w:r>
+      <w:proofErr w:type="spellEnd"/>
+    </w:p>
+    <w:p>
+      <w:pPr>
+        <w:numPr>
+          <w:ilvl w:val="0"/>
+          <w:numId w:val="20"/>
+        </w:numPr>
+        <w:spacing w:before="100" w:beforeAutospacing="1" w:after="100" w:afterAutospacing="1" w:line="240" w:lineRule="auto"/>
+        <w:rPr>
+          <w:rFonts w:cstheme="minorHAnsi"/>
+          <w:b/>
+          <w:lang w:eastAsia="bg-BG"/>
+        </w:rPr>
+      </w:pPr>
+      <w:r>
+        <w:rPr>
+          <w:rStyle w:val="Strong"/>
+          <w:rFonts w:eastAsiaTheme="majorEastAsia"/>
+          <w:b w:val="0"/>
+        </w:rPr>
+        <w:t>База данни</w:t>
+      </w:r>
+      <w:r>
+        <w:rPr>
+          <w:rStyle w:val="Strong"/>
+          <w:rFonts w:eastAsiaTheme="majorEastAsia"/>
+          <w:b w:val="0"/>
+          <w:lang w:val="en-US"/>
+        </w:rPr>
+        <w:t xml:space="preserve"> -</w:t>
+      </w:r>
+      <w:r>
+        <w:rPr>
+          <w:b/>
+        </w:rPr>
+        <w:t xml:space="preserve"> </w:t>
+      </w:r>
+      <w:proofErr w:type="spellStart"/>
+      <w:r>
+        <w:t>MariaDB</w:t>
+      </w:r>
+      <w:proofErr w:type="spellEnd"/>
+      <w:r>
+        <w:t xml:space="preserve"> 10.4</w:t>
+      </w:r>
+      <w:r>
+        <w:rPr>
+          <w:rFonts w:cstheme="minorHAnsi"/>
+          <w:lang w:val="en-US" w:eastAsia="bg-BG"/>
+        </w:rPr>
+        <w:t xml:space="preserve"> </w:t>
+      </w:r>
+      <w:r>
+        <w:t>(</w:t>
+      </w:r>
+      <w:proofErr w:type="spellStart"/>
+      <w:r>
+        <w:t>MySQL</w:t>
+      </w:r>
+      <w:proofErr w:type="spellEnd"/>
+      <w:r>
+        <w:t>-съвместима)</w:t>
+      </w:r>
+      <w:r>
+        <w:rPr>
+          <w:lang w:val="en-US"/>
+        </w:rPr>
+        <w:t>,</w:t>
+      </w:r>
+      <w:r>
+        <w:rPr>
+          <w:lang w:val="en-US"/>
+        </w:rPr>
+        <w:t xml:space="preserve"> </w:t>
+      </w:r>
+      <w:r>
+        <w:t>и</w:t>
+      </w:r>
+      <w:r>
+        <w:t xml:space="preserve">зползвана чрез </w:t>
+      </w:r>
+      <w:proofErr w:type="spellStart"/>
+      <w:r>
+        <w:t>phpMyAdmin</w:t>
+      </w:r>
+      <w:proofErr w:type="spellEnd"/>
+      <w:r>
+        <w:t xml:space="preserve"> (XAMPP</w:t>
+      </w:r>
+      <w:r>
+        <w:rPr>
+          <w:lang w:val="en-US"/>
+        </w:rPr>
+        <w:t>)</w:t>
+      </w:r>
+    </w:p>
+    <w:p>
+      <w:pPr>
+        <w:numPr>
+          <w:ilvl w:val="0"/>
+          <w:numId w:val="20"/>
+        </w:numPr>
+        <w:spacing w:before="100" w:beforeAutospacing="1" w:after="100" w:afterAutospacing="1" w:line="240" w:lineRule="auto"/>
+        <w:rPr>
+          <w:rFonts w:cstheme="minorHAnsi"/>
+          <w:b/>
+          <w:lang w:eastAsia="bg-BG"/>
+        </w:rPr>
+      </w:pPr>
+      <w:r>
+        <w:rPr>
+          <w:lang w:val="en-US"/>
+        </w:rPr>
+        <w:t xml:space="preserve">Apache 2.4 – </w:t>
+      </w:r>
+      <w:r>
+        <w:t>уеб сървър</w:t>
+      </w:r>
+    </w:p>
+    <w:p>
+      <w:pPr>
+        <w:spacing w:before="100" w:beforeAutospacing="1" w:after="100" w:afterAutospacing="1" w:line="240" w:lineRule="auto"/>
+        <w:rPr>
+          <w:rFonts w:cstheme="minorHAnsi"/>
+          <w:lang w:eastAsia="bg-BG"/>
+        </w:rPr>
+      </w:pPr>
+      <w:r>
+        <w:rPr>
+          <w:rFonts w:cstheme="minorHAnsi"/>
+          <w:bCs/>
+          <w:lang w:val="en-US" w:eastAsia="bg-BG"/>
+        </w:rPr>
+        <w:lastRenderedPageBreak/>
+        <w:t xml:space="preserve">4.2 </w:t>
+      </w:r>
+      <w:proofErr w:type="spellStart"/>
+      <w:r>
+        <w:rPr>
+          <w:rFonts w:cstheme="minorHAnsi"/>
+          <w:bCs/>
+          <w:lang w:eastAsia="bg-BG"/>
+        </w:rPr>
+        <w:t>Frontend</w:t>
+      </w:r>
+      <w:proofErr w:type="spellEnd"/>
+    </w:p>
+    <w:p>
+      <w:pPr>
+        <w:numPr>
+          <w:ilvl w:val="0"/>
+          <w:numId w:val="21"/>
+        </w:numPr>
+        <w:spacing w:before="100" w:beforeAutospacing="1" w:after="100" w:afterAutospacing="1" w:line="240" w:lineRule="auto"/>
+        <w:rPr>
+          <w:rFonts w:cstheme="minorHAnsi"/>
+          <w:lang w:eastAsia="bg-BG"/>
+        </w:rPr>
+      </w:pPr>
+      <w:r>
+        <w:rPr>
+          <w:rFonts w:cstheme="minorHAnsi"/>
+          <w:lang w:eastAsia="bg-BG"/>
+        </w:rPr>
+        <w:t>HTML5</w:t>
+      </w:r>
+      <w:r>
+        <w:rPr>
+          <w:rFonts w:cstheme="minorHAnsi"/>
+          <w:lang w:val="en-US" w:eastAsia="bg-BG"/>
+        </w:rPr>
+        <w:t xml:space="preserve"> – </w:t>
+      </w:r>
+      <w:r>
+        <w:rPr>
+          <w:rFonts w:cstheme="minorHAnsi"/>
+          <w:lang w:eastAsia="bg-BG"/>
+        </w:rPr>
+        <w:t>структура на страниците</w:t>
+      </w:r>
+    </w:p>
+    <w:p>
+      <w:pPr>
+        <w:numPr>
+          <w:ilvl w:val="0"/>
+          <w:numId w:val="21"/>
+        </w:numPr>
+        <w:spacing w:before="100" w:beforeAutospacing="1" w:after="100" w:afterAutospacing="1" w:line="240" w:lineRule="auto"/>
+        <w:rPr>
+          <w:rFonts w:cstheme="minorHAnsi"/>
+          <w:lang w:eastAsia="bg-BG"/>
+        </w:rPr>
+      </w:pPr>
+      <w:r>
+        <w:rPr>
+          <w:rFonts w:cstheme="minorHAnsi"/>
+          <w:lang w:eastAsia="bg-BG"/>
+        </w:rPr>
+        <w:t>CSS3</w:t>
+      </w:r>
+      <w:r>
+        <w:rPr>
+          <w:rFonts w:cstheme="minorHAnsi"/>
+          <w:lang w:eastAsia="bg-BG"/>
+        </w:rPr>
+        <w:t xml:space="preserve"> – оформление на стиловете</w:t>
+      </w:r>
+    </w:p>
+    <w:p>
+      <w:pPr>
+        <w:numPr>
+          <w:ilvl w:val="0"/>
+          <w:numId w:val="21"/>
+        </w:numPr>
+        <w:spacing w:before="100" w:beforeAutospacing="1" w:after="100" w:afterAutospacing="1" w:line="240" w:lineRule="auto"/>
+        <w:rPr>
+          <w:rFonts w:cstheme="minorHAnsi"/>
+          <w:lang w:eastAsia="bg-BG"/>
+        </w:rPr>
+      </w:pPr>
+      <w:proofErr w:type="spellStart"/>
+      <w:r>
+        <w:rPr>
+          <w:rFonts w:cstheme="minorHAnsi"/>
+          <w:lang w:eastAsia="bg-BG"/>
+        </w:rPr>
+        <w:t>JavaScript</w:t>
+      </w:r>
+      <w:proofErr w:type="spellEnd"/>
+      <w:r>
+        <w:rPr>
+          <w:rFonts w:cstheme="minorHAnsi"/>
+          <w:lang w:eastAsia="bg-BG"/>
+        </w:rPr>
+        <w:t xml:space="preserve"> (ES6)</w:t>
+      </w:r>
+      <w:r>
+        <w:rPr>
+          <w:rFonts w:cstheme="minorHAnsi"/>
+          <w:lang w:eastAsia="bg-BG"/>
+        </w:rPr>
+        <w:t xml:space="preserve"> – клиентска логика</w:t>
+      </w:r>
+    </w:p>
+    <w:p>
+      <w:pPr>
+        <w:spacing w:before="100" w:beforeAutospacing="1" w:after="100" w:afterAutospacing="1" w:line="240" w:lineRule="auto"/>
+        <w:rPr>
+          <w:rFonts w:cstheme="minorHAnsi"/>
+          <w:lang w:eastAsia="bg-BG"/>
+        </w:rPr>
+      </w:pPr>
+      <w:r>
+        <w:rPr>
+          <w:rFonts w:cstheme="minorHAnsi"/>
+          <w:bCs/>
+          <w:lang w:eastAsia="bg-BG"/>
+        </w:rPr>
+        <w:t>4</w:t>
+      </w:r>
+      <w:r>
+        <w:rPr>
+          <w:rFonts w:cstheme="minorHAnsi"/>
+          <w:bCs/>
+          <w:lang w:val="en-US" w:eastAsia="bg-BG"/>
+        </w:rPr>
+        <w:t xml:space="preserve">.3 </w:t>
+      </w:r>
+      <w:r>
+        <w:rPr>
+          <w:rFonts w:cstheme="minorHAnsi"/>
+          <w:bCs/>
+          <w:lang w:eastAsia="bg-BG"/>
+        </w:rPr>
+        <w:t>Среда за разработка</w:t>
+      </w:r>
+      <w:r>
+        <w:rPr>
+          <w:rFonts w:cstheme="minorHAnsi"/>
+          <w:bCs/>
+          <w:lang w:val="en-US" w:eastAsia="bg-BG"/>
+        </w:rPr>
+        <w:t xml:space="preserve"> </w:t>
+      </w:r>
+      <w:r>
+        <w:rPr>
+          <w:rFonts w:cstheme="minorHAnsi"/>
+          <w:bCs/>
+          <w:lang w:eastAsia="bg-BG"/>
+        </w:rPr>
+        <w:t>и тестване</w:t>
+      </w:r>
+    </w:p>
+    <w:p>
+      <w:pPr>
+        <w:numPr>
+          <w:ilvl w:val="0"/>
+          <w:numId w:val="22"/>
+        </w:numPr>
+        <w:spacing w:before="100" w:beforeAutospacing="1" w:after="100" w:afterAutospacing="1" w:line="240" w:lineRule="auto"/>
+        <w:rPr>
+          <w:rFonts w:cstheme="minorHAnsi"/>
+          <w:lang w:eastAsia="bg-BG"/>
+        </w:rPr>
+      </w:pPr>
+      <w:r>
+        <w:rPr>
+          <w:rStyle w:val="Strong"/>
+          <w:rFonts w:eastAsiaTheme="majorEastAsia"/>
+          <w:b w:val="0"/>
+        </w:rPr>
+        <w:t>XAMPP</w:t>
+      </w:r>
+      <w:r>
+        <w:t xml:space="preserve"> (</w:t>
+      </w:r>
+      <w:proofErr w:type="spellStart"/>
+      <w:r>
+        <w:t>Apache</w:t>
+      </w:r>
+      <w:proofErr w:type="spellEnd"/>
+      <w:r>
+        <w:t xml:space="preserve"> + PHP + </w:t>
+      </w:r>
+      <w:proofErr w:type="spellStart"/>
+      <w:r>
+        <w:t>MySQL</w:t>
+      </w:r>
+      <w:proofErr w:type="spellEnd"/>
+      <w:r>
+        <w:t>)</w:t>
+      </w:r>
+    </w:p>
+    <w:p>
+      <w:pPr>
+        <w:numPr>
+          <w:ilvl w:val="0"/>
+          <w:numId w:val="22"/>
+        </w:numPr>
+        <w:spacing w:before="100" w:beforeAutospacing="1" w:after="100" w:afterAutospacing="1" w:line="240" w:lineRule="auto"/>
+        <w:rPr>
+          <w:rFonts w:cstheme="minorHAnsi"/>
+          <w:lang w:eastAsia="bg-BG"/>
+        </w:rPr>
+      </w:pPr>
+      <w:r>
+        <w:rPr>
+          <w:rFonts w:cstheme="minorHAnsi"/>
+          <w:lang w:eastAsia="bg-BG"/>
+        </w:rPr>
+        <w:t>Операционна система: Windows 1</w:t>
+      </w:r>
+      <w:r>
+        <w:rPr>
+          <w:rFonts w:cstheme="minorHAnsi"/>
+          <w:lang w:val="en-US" w:eastAsia="bg-BG"/>
+        </w:rPr>
+        <w:t>1</w:t>
+      </w:r>
+    </w:p>
+    <w:p>
+      <w:pPr>
+        <w:spacing w:before="100" w:beforeAutospacing="1" w:after="100" w:afterAutospacing="1" w:line="240" w:lineRule="auto"/>
+        <w:rPr>
+          <w:rFonts w:cstheme="minorHAnsi"/>
+          <w:lang w:eastAsia="bg-BG"/>
+        </w:rPr>
+      </w:pPr>
+      <w:r>
+        <w:rPr>
+          <w:rFonts w:cstheme="minorHAnsi"/>
+          <w:lang w:eastAsia="bg-BG"/>
+        </w:rPr>
+        <w:t xml:space="preserve">Не са използвани външни </w:t>
+      </w:r>
+      <w:proofErr w:type="spellStart"/>
+      <w:r>
+        <w:rPr>
+          <w:rFonts w:cstheme="minorHAnsi"/>
+          <w:lang w:eastAsia="bg-BG"/>
+        </w:rPr>
+        <w:t>framework</w:t>
+      </w:r>
+      <w:proofErr w:type="spellEnd"/>
+      <w:r>
+        <w:rPr>
+          <w:rFonts w:cstheme="minorHAnsi"/>
+          <w:lang w:eastAsia="bg-BG"/>
+        </w:rPr>
+        <w:t>-и или библиотеки. Приложението е реализирано изцяло с чист PHP.</w:t>
+      </w:r>
       <w:bookmarkStart w:id="2" w:name="_GoBack"/>
       <w:bookmarkEnd w:id="2"/>
     </w:p>
@@ -2190,29 +3051,51 @@
           <w:sz w:val="22"/>
           <w:szCs w:val="22"/>
         </w:rPr>
-        <w:t xml:space="preserve">3. </w:t>
+        <w:t xml:space="preserve">5. </w:t>
       </w:r>
       <w:r>
         <w:rPr>
           <w:sz w:val="22"/>
           <w:szCs w:val="22"/>
         </w:rPr>
-        <w:t xml:space="preserve">Теория </w:t>
+        <w:t>Инсталация</w:t>
       </w:r>
       <w:r>
         <w:rPr>
           <w:sz w:val="22"/>
           <w:szCs w:val="22"/>
         </w:rPr>
-        <w:t xml:space="preserve">– анализ и проектиране на решението </w:t>
+        <w:t>,</w:t>
       </w:r>
       <w:r>
         <w:rPr>
           <w:sz w:val="22"/>
           <w:szCs w:val="22"/>
-          <w:highlight w:val="yellow"/>
-        </w:rPr>
-        <w:t>(декомпозиция на приложението, модули, компоненти, части на приложението)</w:t>
+        </w:rPr>
+        <w:t xml:space="preserve"> настройки </w:t>
+      </w:r>
+      <w:r>
+        <w:rPr>
+          <w:sz w:val="22"/>
+          <w:szCs w:val="22"/>
+        </w:rPr>
+        <w:t xml:space="preserve">и </w:t>
+      </w:r>
+      <w:r>
+        <w:rPr>
+          <w:sz w:val="22"/>
+          <w:szCs w:val="22"/>
+          <w:lang w:val="en-US"/>
+        </w:rPr>
+        <w:t xml:space="preserve">DevOps </w:t>
+      </w:r>
+      <w:r>
+        <w:rPr>
+          <w:sz w:val="22"/>
+          <w:szCs w:val="22"/>
+          <w:highlight w:val="yellow"/>
+        </w:rPr>
+        <w:t>(ръководство за инсталиране с екранни снимки, примерни настройки – пътища, адреси, адрес, име/парола на бд и т.н.; адрес/адреси за стартиране на приложението и примерни данни за вход – поне по 1 акаунт за всяка роля)</w:t>
       </w:r>
     </w:p>
     <w:p>
@@ -2220,6 +3103,7 @@
         <w:rPr>
           <w:sz w:val="18"/>
           <w:szCs w:val="18"/>
+          <w:lang w:val="en-US"/>
         </w:rPr>
       </w:pPr>
       <w:r>
@@ -2232,358 +3116,12 @@
       </w:r>
     </w:p>
     <w:p>
-      <w:r>
-        <w:t>Проектът представлява уеб базирано приложение за управление на турнири, реализирано като server-side rendered (SSR) PHP система. Всички основни операции – автентикация, управление на турнири, записване и отписване на участници – се обработват на сървъра, който генерира готов HTML за клиента.</w:t>
-      </w:r>
-    </w:p>
-    <w:p>
-      <w:r>
-        <w:t>3.1 Архитектура и структура</w:t>
-      </w:r>
-    </w:p>
-    <w:p>
-      <w:r>
-        <w:t>Приложението използва клиент–сървър архитектура, комбинирана с Front Controller модел. Уеб интерфейсът и API функционалността са централизирани чрез index.php, който служи като единна входна точка за обработка на заявки.</w:t>
-      </w:r>
-    </w:p>
-    <w:p>
-      <w:r>
-        <w:t>Чрез конфигурация в .htaccess:</w:t>
-      </w:r>
-    </w:p>
-    <w:p>
-      <w:r>
-        <w:t>•</w:t>
-      </w:r>
-      <w:r>
-        <w:tab/>
-        <w:t>се ограничава директният достъп до вътрешни директории със сензитивна информация (config, database)</w:t>
-      </w:r>
-    </w:p>
-    <w:p>
-      <w:r>
-        <w:t>•</w:t>
-      </w:r>
-      <w:r>
-        <w:tab/>
-        <w:t>определени заявки се пренасочват към index.php</w:t>
-      </w:r>
-    </w:p>
-    <w:p>
-      <w:r>
-        <w:t>3.2 Модулна декомпозиция</w:t>
-      </w:r>
-    </w:p>
-    <w:p>
-      <w:r>
-        <w:t>Системата е разделена на логически модули:</w:t>
-      </w:r>
-    </w:p>
-    <w:p>
-      <w:r>
-        <w:t>•</w:t>
-      </w:r>
-      <w:r>
-        <w:tab/>
-        <w:t>Модул за автентикация и достъп</w:t>
-      </w:r>
-    </w:p>
-    <w:p>
-      <w:r>
-        <w:t>o</w:t>
-      </w:r>
-      <w:r>
-        <w:tab/>
-        <w:t>управление на сесии и контрол на правата</w:t>
-      </w:r>
-    </w:p>
-    <w:p>
-      <w:r>
-        <w:lastRenderedPageBreak/>
-        <w:t>•</w:t>
-      </w:r>
-      <w:r>
-        <w:tab/>
-        <w:t>Модул за потребители</w:t>
-      </w:r>
-    </w:p>
-    <w:p>
-      <w:r>
-        <w:t>o</w:t>
-      </w:r>
-      <w:r>
-        <w:tab/>
-        <w:t>потребителски профил, статистики и отличия</w:t>
-      </w:r>
-    </w:p>
-    <w:p>
-      <w:r>
-        <w:t>•</w:t>
-      </w:r>
-      <w:r>
-        <w:tab/>
-        <w:t>Модул за управление на турнири</w:t>
-      </w:r>
-    </w:p>
-    <w:p>
-      <w:r>
-        <w:t>o</w:t>
-      </w:r>
-      <w:r>
-        <w:tab/>
-        <w:t>създаване, визуализация, записване и отписване от турнири</w:t>
-      </w:r>
-    </w:p>
-    <w:p>
-      <w:r>
-        <w:t>•</w:t>
-      </w:r>
-      <w:r>
-        <w:tab/>
-        <w:t>Модул за бизнес логика</w:t>
-      </w:r>
-    </w:p>
-    <w:p>
-      <w:r>
-        <w:t>o</w:t>
-      </w:r>
-      <w:r>
-        <w:tab/>
-        <w:t>автоматично обновяване на статуси на турнири според времето</w:t>
-      </w:r>
-    </w:p>
-    <w:p>
-      <w:r>
-        <w:t>•</w:t>
-      </w:r>
-      <w:r>
-        <w:tab/>
-        <w:t>Модул за данни</w:t>
-      </w:r>
-    </w:p>
-    <w:p>
-      <w:r>
-        <w:t>o</w:t>
-      </w:r>
-      <w:r>
-        <w:tab/>
-        <w:t>централизирана връзка с базата данни и SQL операции</w:t>
-      </w:r>
-    </w:p>
-    <w:p>
-      <w:r>
-        <w:t>•</w:t>
-      </w:r>
-      <w:r>
-        <w:tab/>
-        <w:t>API модул</w:t>
-      </w:r>
-    </w:p>
-    <w:p>
-      <w:r>
-        <w:t>o</w:t>
-      </w:r>
-      <w:r>
-        <w:tab/>
-        <w:t>дефинирани команди за външни скриптове и интеграции</w:t>
-      </w:r>
-    </w:p>
-    <w:p>
-      <w:r>
-        <w:t>Всеки модул има ясно дефинирана отговорност и взаимодейства с останалите чрез контролирани точки на достъп.</w:t>
-      </w:r>
-    </w:p>
-    <w:p>
-      <w:r>
-        <w:t>3.3 Презентационен и клиентски слой</w:t>
-      </w:r>
-    </w:p>
-    <w:p>
-      <w:r>
-        <w:t>Презентационният слой се реализира чрез динамично генериран HTML (SSR). Клиентската логика използва ограничен JavaScript само за визуални подобрения като филтриране и сортиране, без да засяга бизнес логиката.</w:t>
-      </w:r>
-    </w:p>
-    <w:p>
-      <w:r>
-        <w:t>3.4 Архитектурен модел</w:t>
-      </w:r>
-    </w:p>
-    <w:p>
-      <w:r>
-        <w:t>Проектът следва опростен MVC-подобен модел, при който:</w:t>
-      </w:r>
-    </w:p>
-    <w:p>
-      <w:r>
-        <w:t>•</w:t>
-      </w:r>
-      <w:r>
-        <w:tab/>
-        <w:t>PHP скриптовете изпълняват ролята на контролери</w:t>
-      </w:r>
-    </w:p>
-    <w:p>
-      <w:r>
-        <w:t>•</w:t>
-      </w:r>
-      <w:r>
-        <w:tab/>
-        <w:t>базата данни представлява моделния слой</w:t>
-      </w:r>
-    </w:p>
-    <w:p>
-      <w:r>
-        <w:t>•</w:t>
-      </w:r>
-      <w:r>
-        <w:tab/>
-        <w:t>HTML шаблоните – изгледа</w:t>
-      </w:r>
-    </w:p>
-    <w:p>
-      <w:r>
-        <w:t>Комбинацията от SSR, API слой и Front Controller модел осигурява добра разширяемост, сигурност и поддържане на приложението.</w:t>
-      </w:r>
-    </w:p>
-    <w:p>
-      <w:pPr>
-        <w:pStyle w:val="Heading2"/>
-        <w:rPr>
-          <w:sz w:val="22"/>
-          <w:szCs w:val="22"/>
-        </w:rPr>
-      </w:pPr>
-      <w:r>
-        <w:rPr>
-          <w:sz w:val="22"/>
-          <w:szCs w:val="22"/>
-        </w:rPr>
-        <w:t xml:space="preserve">4. </w:t>
-      </w:r>
-      <w:r>
-        <w:rPr>
-          <w:sz w:val="22"/>
-          <w:szCs w:val="22"/>
-        </w:rPr>
-        <w:t>Използвани технологии</w:t>
-      </w:r>
-      <w:r>
-        <w:rPr>
-          <w:sz w:val="22"/>
-          <w:szCs w:val="22"/>
-        </w:rPr>
-        <w:t xml:space="preserve"> </w:t>
-      </w:r>
-      <w:r>
-        <w:rPr>
-          <w:sz w:val="22"/>
-          <w:szCs w:val="22"/>
-          <w:highlight w:val="yellow"/>
-        </w:rPr>
-        <w:t>(включително версии, среди, ОС, модули, нужни за работа на приложението)</w:t>
-      </w:r>
-    </w:p>
-    <w:p>
-      <w:pPr>
-        <w:rPr>
-          <w:sz w:val="18"/>
-          <w:szCs w:val="18"/>
-        </w:rPr>
-      </w:pPr>
-      <w:r>
-        <w:rPr>
-          <w:sz w:val="18"/>
-          <w:szCs w:val="18"/>
-          <w:highlight w:val="yellow"/>
-        </w:rPr>
-        <w:t>...</w:t>
-      </w:r>
-    </w:p>
-    <w:p>
-      <w:pPr>
-        <w:pStyle w:val="Heading2"/>
-        <w:rPr>
-          <w:sz w:val="22"/>
-          <w:szCs w:val="22"/>
-        </w:rPr>
-      </w:pPr>
-      <w:r>
-        <w:rPr>
-          <w:sz w:val="22"/>
-          <w:szCs w:val="22"/>
-        </w:rPr>
-        <w:t xml:space="preserve">5. </w:t>
-      </w:r>
-      <w:r>
-        <w:rPr>
-          <w:sz w:val="22"/>
-          <w:szCs w:val="22"/>
-        </w:rPr>
-        <w:t>Инсталация</w:t>
-      </w:r>
-      <w:r>
-        <w:rPr>
-          <w:sz w:val="22"/>
-          <w:szCs w:val="22"/>
-        </w:rPr>
-        <w:t>,</w:t>
-      </w:r>
-      <w:r>
-        <w:rPr>
-          <w:sz w:val="22"/>
-          <w:szCs w:val="22"/>
-        </w:rPr>
-        <w:t xml:space="preserve"> настройки </w:t>
-      </w:r>
-      <w:r>
-        <w:rPr>
-          <w:sz w:val="22"/>
-          <w:szCs w:val="22"/>
-        </w:rPr>
-        <w:t xml:space="preserve">и </w:t>
-      </w:r>
-      <w:r>
-        <w:rPr>
-          <w:sz w:val="22"/>
-          <w:szCs w:val="22"/>
-          <w:lang w:val="en-US"/>
-        </w:rPr>
-        <w:t xml:space="preserve">DevOps </w:t>
-      </w:r>
-      <w:r>
-        <w:rPr>
-          <w:sz w:val="22"/>
-          <w:szCs w:val="22"/>
-          <w:highlight w:val="yellow"/>
-        </w:rPr>
-        <w:t>(ръководство за инсталиране с екранни снимки, примерни настройки – пътища, адреси, адрес, име/парола на бд и т.н.; адрес/адреси за стартиране на приложението и примерни данни за вход – поне по 1 акаунт за всяка роля)</w:t>
-      </w:r>
-    </w:p>
-    <w:p>
-      <w:pPr>
-        <w:rPr>
-          <w:sz w:val="18"/>
-          <w:szCs w:val="18"/>
-          <w:lang w:val="en-US"/>
-        </w:rPr>
-      </w:pPr>
-      <w:r>
-        <w:rPr>
-          <w:sz w:val="18"/>
-          <w:szCs w:val="18"/>
-          <w:highlight w:val="yellow"/>
-        </w:rPr>
-        <w:t>...</w:t>
-      </w:r>
-    </w:p>
-    <w:p>
-      <w:pPr>
-        <w:rPr>
-          <w:lang w:val="en-US"/>
-        </w:rPr>
-      </w:pPr>
-      <w:r>
-        <w:lastRenderedPageBreak/>
+      <w:pPr>
+        <w:rPr>
+          <w:lang w:val="en-US"/>
+        </w:rPr>
+      </w:pPr>
+      <w:r>
         <w:t>З</w:t>
       </w:r>
       <w:r>
@@ -3024,7 +3562,7 @@
           <w:noProof/>
           <w:sz w:val="18"/>
           <w:szCs w:val="18"/>
-          <w:lang w:val="en-US"/>
+          <w:lang w:eastAsia="bg-BG"/>
         </w:rPr>
         <w:drawing>
           <wp:anchor distT="0" distB="0" distL="114300" distR="114300" simplePos="0" relativeHeight="251658240" behindDoc="0" locked="0" layoutInCell="1" allowOverlap="1" wp14:anchorId="3A912440" wp14:editId="000EE97E">
@@ -3050,7 +3588,7 @@
                     <pic:cNvPicPr/>
                   </pic:nvPicPr>
                   <pic:blipFill>
-                    <a:blip r:embed="rId7">
+                    <a:blip r:embed="rId6">
                       <a:extLst>
                         <a:ext uri="{28A0092B-C50C-407E-A947-70E740481C1C}">
                           <a14:useLocalDpi xmlns:a14="http://schemas.microsoft.com/office/drawing/2010/main" val="0"/>
@@ -3100,6 +3638,7 @@
         </w:rPr>
       </w:pPr>
       <w:r>
+        <w:lastRenderedPageBreak/>
         <w:t>На страницата се показва списък с всички активни и предстоящи турнири. Потребителят може да филтрира турнирите по категория или по статус (дали са започнали).</w:t>
       </w:r>
       <w:r>
@@ -3147,7 +3686,7 @@
           <w:noProof/>
           <w:sz w:val="18"/>
           <w:szCs w:val="18"/>
-          <w:lang w:val="en-US"/>
+          <w:lang w:eastAsia="bg-BG"/>
         </w:rPr>
         <w:drawing>
           <wp:inline distT="0" distB="0" distL="0" distR="0" wp14:anchorId="412376D6" wp14:editId="190D28AE">
@@ -3165,7 +3704,7 @@
                     <pic:cNvPicPr/>
                   </pic:nvPicPr>
                   <pic:blipFill>
-                    <a:blip r:embed="rId8">
+                    <a:blip r:embed="rId7">
                       <a:extLst>
                         <a:ext uri="{28A0092B-C50C-407E-A947-70E740481C1C}">
                           <a14:useLocalDpi xmlns:a14="http://schemas.microsoft.com/office/drawing/2010/main" val="0"/>
@@ -3206,7 +3745,6 @@
         </w:rPr>
       </w:pPr>
       <w:r>
-        <w:lastRenderedPageBreak/>
         <w:t>На страницата на предстоящ турнир потребителят може да се включи в отборен турнир</w:t>
       </w:r>
       <w:r>
@@ -3351,7 +3889,7 @@
       <w:r>
         <w:rPr>
           <w:noProof/>
-          <w:lang w:val="en-US"/>
+          <w:lang w:eastAsia="bg-BG"/>
         </w:rPr>
         <w:drawing>
           <wp:inline distT="0" distB="0" distL="0" distR="0" wp14:anchorId="5F996687" wp14:editId="24F2A35D">
@@ -3369,7 +3907,7 @@
                     <pic:cNvPicPr/>
                   </pic:nvPicPr>
                   <pic:blipFill>
-                    <a:blip r:embed="rId9">
+                    <a:blip r:embed="rId8">
                       <a:extLst>
                         <a:ext uri="{28A0092B-C50C-407E-A947-70E740481C1C}">
                           <a14:useLocalDpi xmlns:a14="http://schemas.microsoft.com/office/drawing/2010/main" val="0"/>
@@ -3432,7 +3970,11 @@
         <w:t>”</w:t>
       </w:r>
       <w:r>
-        <w:t>. Създателят на турнира може да въведе резултат за незавършен мач</w:t>
+        <w:t xml:space="preserve">. Създателят на турнира може да въведе </w:t>
+      </w:r>
+      <w:r>
+        <w:lastRenderedPageBreak/>
+        <w:t>резултат за незавършен мач</w:t>
       </w:r>
       <w:r>
         <w:rPr>
@@ -3577,10 +4119,26 @@
         <w:t>id-</w:t>
       </w:r>
       <w:r>
-        <w:t>тата на всички турнири,чието име съвпада или съдържа даден подстринг на името (</w:t>
+        <w:t xml:space="preserve">тата на всички </w:t>
       </w:r>
       <w:proofErr w:type="spellStart"/>
       <w:r>
+        <w:t>турнири,чието</w:t>
+      </w:r>
+      <w:proofErr w:type="spellEnd"/>
+      <w:r>
+        <w:t xml:space="preserve"> име съвпада или съдържа даден </w:t>
+      </w:r>
+      <w:proofErr w:type="spellStart"/>
+      <w:r>
+        <w:t>подстринг</w:t>
+      </w:r>
+      <w:proofErr w:type="spellEnd"/>
+      <w:r>
+        <w:t xml:space="preserve"> на името (</w:t>
+      </w:r>
+      <w:proofErr w:type="spellStart"/>
+      <w:r>
         <w:rPr>
           <w:lang w:val="en-US"/>
         </w:rPr>
@@ -3720,160 +4278,197 @@
           <w:lang w:val="en-US"/>
         </w:rPr>
       </w:pPr>
+      <w:r>
+        <w:rPr>
+          <w:lang w:val="en-US"/>
+        </w:rPr>
+        <w:t>curl -H "Authorization: {token}</w:t>
+      </w:r>
       <w:proofErr w:type="gramStart"/>
       <w:r>
         <w:rPr>
           <w:lang w:val="en-US"/>
         </w:rPr>
+        <w:t>"  "</w:t>
+      </w:r>
+      <w:proofErr w:type="gramEnd"/>
+      <w:r>
+        <w:rPr>
+          <w:lang w:val="en-US"/>
+        </w:rPr>
+        <w:t>{</w:t>
+      </w:r>
+      <w:proofErr w:type="spellStart"/>
+      <w:r>
+        <w:rPr>
+          <w:lang w:val="en-US"/>
+        </w:rPr>
+        <w:t>project_root</w:t>
+      </w:r>
+      <w:proofErr w:type="spellEnd"/>
+      <w:r>
+        <w:rPr>
+          <w:lang w:val="en-US"/>
+        </w:rPr>
+        <w:t>}</w:t>
+      </w:r>
+      <w:r>
+        <w:rPr>
+          <w:lang w:val="en-US"/>
+        </w:rPr>
+        <w:t>/</w:t>
+      </w:r>
+      <w:proofErr w:type="spellStart"/>
+      <w:r>
+        <w:rPr>
+          <w:lang w:val="en-US"/>
+        </w:rPr>
+        <w:t>tournament-results?tournament_id</w:t>
+      </w:r>
+      <w:proofErr w:type="spellEnd"/>
+      <w:r>
+        <w:rPr>
+          <w:lang w:val="en-US"/>
+        </w:rPr>
+        <w:t>={id}"</w:t>
+      </w:r>
+    </w:p>
+    <w:p>
+      <w:r>
+        <w:rPr>
+          <w:lang w:val="en-US"/>
+        </w:rPr>
+        <w:t>curl -H "Authorization: {token}</w:t>
+      </w:r>
+      <w:proofErr w:type="gramStart"/>
+      <w:r>
+        <w:rPr>
+          <w:lang w:val="en-US"/>
+        </w:rPr>
+        <w:t>"  "</w:t>
+      </w:r>
+      <w:proofErr w:type="gramEnd"/>
+      <w:r>
+        <w:rPr>
+          <w:lang w:val="en-US"/>
+        </w:rPr>
+        <w:t>{</w:t>
+      </w:r>
+      <w:proofErr w:type="spellStart"/>
+      <w:r>
+        <w:rPr>
+          <w:lang w:val="en-US"/>
+        </w:rPr>
+        <w:t>project_root</w:t>
+      </w:r>
+      <w:proofErr w:type="spellEnd"/>
+      <w:r>
+        <w:rPr>
+          <w:lang w:val="en-US"/>
+        </w:rPr>
+        <w:t>}</w:t>
+      </w:r>
+      <w:r>
+        <w:rPr>
+          <w:lang w:val="en-US"/>
+        </w:rPr>
+        <w:t>/</w:t>
+      </w:r>
+      <w:proofErr w:type="spellStart"/>
+      <w:r>
+        <w:rPr>
+          <w:lang w:val="en-US"/>
+        </w:rPr>
+        <w:t>show-tournaments?str</w:t>
+      </w:r>
+      <w:proofErr w:type="spellEnd"/>
+      <w:r>
+        <w:rPr>
+          <w:lang w:val="en-US"/>
+        </w:rPr>
+        <w:t>={</w:t>
+      </w:r>
+      <w:proofErr w:type="spellStart"/>
+      <w:r>
+        <w:rPr>
+          <w:lang w:val="en-US"/>
+        </w:rPr>
+        <w:t>substr</w:t>
+      </w:r>
+      <w:proofErr w:type="spellEnd"/>
+      <w:r>
+        <w:rPr>
+          <w:lang w:val="en-US"/>
+        </w:rPr>
+        <w:t>}"</w:t>
+      </w:r>
+    </w:p>
+    <w:p>
+      <w:r>
+        <w:t>Примери:</w:t>
+      </w:r>
+    </w:p>
+    <w:p>
+      <w:proofErr w:type="spellStart"/>
+      <w:r>
         <w:t>curl</w:t>
       </w:r>
-      <w:proofErr w:type="gramEnd"/>
-      <w:r>
-        <w:rPr>
-          <w:lang w:val="en-US"/>
-        </w:rPr>
-        <w:t xml:space="preserve"> -H "Authorization: {token}"  "{</w:t>
+      <w:proofErr w:type="spellEnd"/>
+      <w:r>
+        <w:t xml:space="preserve"> -H "</w:t>
       </w:r>
       <w:proofErr w:type="spellStart"/>
       <w:r>
-        <w:rPr>
-          <w:lang w:val="en-US"/>
-        </w:rPr>
-        <w:t>project_root</w:t>
+        <w:t>Authorization</w:t>
       </w:r>
       <w:proofErr w:type="spellEnd"/>
       <w:r>
-        <w:rPr>
-          <w:lang w:val="en-US"/>
-        </w:rPr>
-        <w:t>}</w:t>
-      </w:r>
-      <w:r>
-        <w:rPr>
-          <w:lang w:val="en-US"/>
-        </w:rPr>
-        <w:t>/</w:t>
+        <w:t xml:space="preserve">: </w:t>
       </w:r>
       <w:proofErr w:type="spellStart"/>
       <w:r>
         <w:rPr>
           <w:lang w:val="en-US"/>
         </w:rPr>
-        <w:t>tournament-results?tournament_id</w:t>
+        <w:t>someToken</w:t>
       </w:r>
       <w:proofErr w:type="spellEnd"/>
       <w:r>
-        <w:rPr>
-          <w:lang w:val="en-US"/>
-        </w:rPr>
-        <w:t>={id}"</w:t>
-      </w:r>
-    </w:p>
-    <w:p>
-      <w:proofErr w:type="gramStart"/>
-      <w:r>
-        <w:rPr>
-          <w:lang w:val="en-US"/>
-        </w:rPr>
+        <w:t>" "http://loc</w:t>
+      </w:r>
+      <w:r>
+        <w:t>alhost/tournament-manager</w:t>
+      </w:r>
+      <w:r>
+        <w:t>/show-tournaments?str=c"</w:t>
+      </w:r>
+    </w:p>
+    <w:p>
+      <w:r>
+        <w:t>﻿ID,Име</w:t>
+      </w:r>
+    </w:p>
+    <w:p>
+      <w:r>
+        <w:t>3,"CS 2 турнир"</w:t>
+      </w:r>
+    </w:p>
+    <w:p>
+      <w:proofErr w:type="spellStart"/>
+      <w:r>
         <w:t>curl</w:t>
       </w:r>
-      <w:proofErr w:type="gramEnd"/>
-      <w:r>
-        <w:rPr>
-          <w:lang w:val="en-US"/>
-        </w:rPr>
-        <w:t xml:space="preserve"> -H "Authorization: {token}"  "{</w:t>
+      <w:proofErr w:type="spellEnd"/>
+      <w:r>
+        <w:t xml:space="preserve"> -H "</w:t>
       </w:r>
       <w:proofErr w:type="spellStart"/>
       <w:r>
-        <w:rPr>
-          <w:lang w:val="en-US"/>
-        </w:rPr>
-        <w:t>project_root</w:t>
+        <w:t>Authorization</w:t>
       </w:r>
       <w:proofErr w:type="spellEnd"/>
       <w:r>
-        <w:rPr>
-          <w:lang w:val="en-US"/>
-        </w:rPr>
-        <w:t>}</w:t>
-      </w:r>
-      <w:r>
-        <w:rPr>
-          <w:lang w:val="en-US"/>
-        </w:rPr>
-        <w:t>/</w:t>
-      </w:r>
-      <w:proofErr w:type="spellStart"/>
-      <w:r>
-        <w:rPr>
-          <w:lang w:val="en-US"/>
-        </w:rPr>
-        <w:t>show-tournaments?str</w:t>
-      </w:r>
-      <w:proofErr w:type="spellEnd"/>
-      <w:r>
-        <w:rPr>
-          <w:lang w:val="en-US"/>
-        </w:rPr>
-        <w:t>={</w:t>
-      </w:r>
-      <w:proofErr w:type="spellStart"/>
-      <w:r>
-        <w:rPr>
-          <w:lang w:val="en-US"/>
-        </w:rPr>
-        <w:t>substr</w:t>
-      </w:r>
-      <w:proofErr w:type="spellEnd"/>
-      <w:r>
-        <w:rPr>
-          <w:lang w:val="en-US"/>
-        </w:rPr>
-        <w:t>}"</w:t>
-      </w:r>
-    </w:p>
-    <w:p>
-      <w:r>
-        <w:t>Примери:</w:t>
-      </w:r>
-    </w:p>
-    <w:p>
-      <w:r>
-        <w:t xml:space="preserve">curl -H "Authorization: </w:t>
-      </w:r>
-      <w:proofErr w:type="spellStart"/>
-      <w:r>
-        <w:rPr>
-          <w:lang w:val="en-US"/>
-        </w:rPr>
-        <w:t>someToken</w:t>
-      </w:r>
-      <w:proofErr w:type="spellEnd"/>
-      <w:r>
-        <w:t>" "http://loc</w:t>
-      </w:r>
-      <w:r>
-        <w:t>alhost/tournament-manager</w:t>
-      </w:r>
-      <w:r>
-        <w:t>/show-tournaments?str=c"</w:t>
-      </w:r>
-    </w:p>
-    <w:p>
-      <w:r>
-        <w:lastRenderedPageBreak/>
-        <w:t>﻿ID,Име</w:t>
-      </w:r>
-    </w:p>
-    <w:p>
-      <w:r>
-        <w:t>3,"CS 2 турнир"</w:t>
-      </w:r>
-    </w:p>
-    <w:p>
-      <w:r>
-        <w:t xml:space="preserve">curl -H "Authorization: </w:t>
+        <w:t xml:space="preserve">: </w:t>
       </w:r>
       <w:proofErr w:type="spellStart"/>
       <w:r>
@@ -4123,7 +4718,7 @@
       <w:r>
         <w:t xml:space="preserve">Всички имейл адреси са от вида </w:t>
       </w:r>
-      <w:hyperlink r:id="rId10" w:history="1">
+      <w:hyperlink r:id="rId9" w:history="1">
         <w:r>
           <w:rPr>
             <w:rStyle w:val="Hyperlink"/>
@@ -4138,7 +4733,7 @@
         </w:rPr>
         <w:t xml:space="preserve">, </w:t>
       </w:r>
-      <w:hyperlink r:id="rId11" w:history="1">
+      <w:hyperlink r:id="rId10" w:history="1">
         <w:r>
           <w:rPr>
             <w:rStyle w:val="Hyperlink"/>
@@ -4212,6 +4807,7 @@
         </w:rPr>
       </w:pPr>
       <w:r>
+        <w:lastRenderedPageBreak/>
         <w:t xml:space="preserve">Шах </w:t>
       </w:r>
       <w:r>
@@ -4648,7 +5244,6 @@
           <w:sz w:val="22"/>
           <w:szCs w:val="22"/>
         </w:rPr>
-        <w:lastRenderedPageBreak/>
         <w:t xml:space="preserve">9. </w:t>
       </w:r>
       <w:r>
@@ -4863,28 +5458,18 @@
         </w:rPr>
         <w:t xml:space="preserve">. </w:t>
       </w:r>
-      <w:proofErr w:type="gramStart"/>
       <w:r>
         <w:rPr>
           <w:sz w:val="22"/>
           <w:szCs w:val="22"/>
           <w:lang w:val="en-US"/>
         </w:rPr>
-        <w:t>Dev(</w:t>
-      </w:r>
-      <w:proofErr w:type="gramEnd"/>
+        <w:t xml:space="preserve">Dev(sec)Ops – </w:t>
+      </w:r>
       <w:r>
         <w:rPr>
           <w:sz w:val="22"/>
           <w:szCs w:val="22"/>
-          <w:lang w:val="en-US"/>
-        </w:rPr>
-        <w:t xml:space="preserve">sec)Ops – </w:t>
-      </w:r>
-      <w:r>
-        <w:rPr>
-          <w:sz w:val="22"/>
-          <w:szCs w:val="22"/>
         </w:rPr>
         <w:t>подкарване на проекта - особенности</w:t>
       </w:r>
@@ -4903,7 +5488,7 @@
         </w:rPr>
         <w:t>12.1 – Линк към проекта в гитлаб на фми (</w:t>
       </w:r>
-      <w:hyperlink r:id="rId12" w:history="1">
+      <w:hyperlink r:id="rId11" w:history="1">
         <w:r>
           <w:rPr>
             <w:rStyle w:val="Hyperlink"/>
@@ -4935,7 +5520,7 @@
         </w:rPr>
         <w:t xml:space="preserve">12.2. Линк към разгърнатият проект във ФМИ – нещо от вида </w:t>
       </w:r>
-      <w:hyperlink r:id="rId13" w:history="1">
+      <w:hyperlink r:id="rId12" w:history="1">
         <w:r>
           <w:rPr>
             <w:rStyle w:val="Hyperlink"/>
@@ -5106,6 +5691,7 @@
         <w:rPr>
           <w:lang w:bidi="he-IL"/>
         </w:rPr>
+        <w:lastRenderedPageBreak/>
         <w:t>Предал</w:t>
       </w:r>
       <w:r>
@@ -5479,7 +6065,6 @@
         <w:rPr>
           <w:lang w:bidi="he-IL"/>
         </w:rPr>
-        <w:lastRenderedPageBreak/>
         <w:t>Финален проект</w:t>
       </w:r>
       <w:r>
@@ -5711,6 +6296,7 @@
         <w:rPr>
           <w:lang w:val="en-US" w:bidi="he-IL"/>
         </w:rPr>
+        <w:lastRenderedPageBreak/>
         <w:t xml:space="preserve">(w21) </w:t>
       </w:r>
       <w:r>
@@ -5944,7 +6530,6 @@
         <w:rPr>
           <w:lang w:bidi="he-IL"/>
         </w:rPr>
-        <w:lastRenderedPageBreak/>
         <w:t>II. ФУНКЦИОНАЛНИ ХАРАКТЕРИСТИКИ: Съгласуват се с преподавателя - избира се темата, а каква да е функционалността - питате на лекции или се явявате на предварителна защита, където съгласувате обхвата на изискванията;</w:t>
       </w:r>
       <w:r>
@@ -6485,8 +7070,8 @@
           <w:szCs w:val="20"/>
           <w:highlight w:val="yellow"/>
         </w:rPr>
+        <w:lastRenderedPageBreak/>
         <w:tab/>
-        <w:t>DocumentRoot   "C:/</w:t>
       </w:r>
       <w:proofErr w:type="spellStart"/>
       <w:r>
@@ -6496,6 +7081,28 @@
           <w:sz w:val="20"/>
           <w:szCs w:val="20"/>
           <w:highlight w:val="yellow"/>
+        </w:rPr>
+        <w:t>DocumentRoot</w:t>
+      </w:r>
+      <w:proofErr w:type="spellEnd"/>
+      <w:r>
+        <w:rPr>
+          <w:rFonts w:ascii="Courier New" w:hAnsi="Courier New" w:cs="Courier New"/>
+          <w:color w:val="808080"/>
+          <w:sz w:val="20"/>
+          <w:szCs w:val="20"/>
+          <w:highlight w:val="yellow"/>
+        </w:rPr>
+        <w:t xml:space="preserve">   "C:/</w:t>
+      </w:r>
+      <w:proofErr w:type="spellStart"/>
+      <w:r>
+        <w:rPr>
+          <w:rFonts w:ascii="Courier New" w:hAnsi="Courier New" w:cs="Courier New"/>
+          <w:color w:val="808080"/>
+          <w:sz w:val="20"/>
+          <w:szCs w:val="20"/>
+          <w:highlight w:val="yellow"/>
           <w:lang w:val="en-US"/>
         </w:rPr>
         <w:t>xampp</w:t>
@@ -6509,7 +7116,29 @@
           <w:szCs w:val="20"/>
           <w:highlight w:val="yellow"/>
         </w:rPr>
-        <w:t>/htdocs/w11ref.w3c.fmi.uni-sofia.bg/_PUB"</w:t>
+        <w:t>/</w:t>
+      </w:r>
+      <w:proofErr w:type="spellStart"/>
+      <w:r>
+        <w:rPr>
+          <w:rFonts w:ascii="Courier New" w:hAnsi="Courier New" w:cs="Courier New"/>
+          <w:color w:val="808080"/>
+          <w:sz w:val="20"/>
+          <w:szCs w:val="20"/>
+          <w:highlight w:val="yellow"/>
+        </w:rPr>
+        <w:t>htdocs</w:t>
+      </w:r>
+      <w:proofErr w:type="spellEnd"/>
+      <w:r>
+        <w:rPr>
+          <w:rFonts w:ascii="Courier New" w:hAnsi="Courier New" w:cs="Courier New"/>
+          <w:color w:val="808080"/>
+          <w:sz w:val="20"/>
+          <w:szCs w:val="20"/>
+          <w:highlight w:val="yellow"/>
+        </w:rPr>
+        <w:t>/w11ref.w3c.fmi.uni-sofia.bg/_PUB"</w:t>
       </w:r>
     </w:p>
     <w:p>
@@ -7237,7 +7866,6 @@
           <w:szCs w:val="20"/>
           <w:highlight w:val="yellow"/>
         </w:rPr>
-        <w:lastRenderedPageBreak/>
         <w:tab/>
       </w:r>
       <w:r>
@@ -8592,7 +9220,29 @@
           <w:szCs w:val="20"/>
           <w:highlight w:val="yellow"/>
         </w:rPr>
-        <w:t>'vhosts_DocumentRoot'</w:t>
+        <w:t>'</w:t>
+      </w:r>
+      <w:proofErr w:type="spellStart"/>
+      <w:r>
+        <w:rPr>
+          <w:rFonts w:ascii="Courier New" w:hAnsi="Courier New" w:cs="Courier New"/>
+          <w:color w:val="808080"/>
+          <w:sz w:val="20"/>
+          <w:szCs w:val="20"/>
+          <w:highlight w:val="yellow"/>
+        </w:rPr>
+        <w:t>vhosts_DocumentRoot</w:t>
+      </w:r>
+      <w:proofErr w:type="spellEnd"/>
+      <w:r>
+        <w:rPr>
+          <w:rFonts w:ascii="Courier New" w:hAnsi="Courier New" w:cs="Courier New"/>
+          <w:color w:val="808080"/>
+          <w:sz w:val="20"/>
+          <w:szCs w:val="20"/>
+          <w:highlight w:val="yellow"/>
+        </w:rPr>
+        <w:t>'</w:t>
       </w:r>
       <w:r>
         <w:rPr>
@@ -8655,7 +9305,29 @@
           <w:szCs w:val="20"/>
           <w:highlight w:val="yellow"/>
         </w:rPr>
-        <w:t>/htdocs/w11ref.w3c.fmi.uni-sofia.bg/_PUB'</w:t>
+        <w:t>/</w:t>
+      </w:r>
+      <w:proofErr w:type="spellStart"/>
+      <w:r>
+        <w:rPr>
+          <w:rFonts w:ascii="Courier New" w:hAnsi="Courier New" w:cs="Courier New"/>
+          <w:color w:val="808080"/>
+          <w:sz w:val="20"/>
+          <w:szCs w:val="20"/>
+          <w:highlight w:val="yellow"/>
+        </w:rPr>
+        <w:t>htdocs</w:t>
+      </w:r>
+      <w:proofErr w:type="spellEnd"/>
+      <w:r>
+        <w:rPr>
+          <w:rFonts w:ascii="Courier New" w:hAnsi="Courier New" w:cs="Courier New"/>
+          <w:color w:val="808080"/>
+          <w:sz w:val="20"/>
+          <w:szCs w:val="20"/>
+          <w:highlight w:val="yellow"/>
+        </w:rPr>
+        <w:t>/w11ref.w3c.fmi.uni-sofia.bg/_PUB'</w:t>
       </w:r>
       <w:r>
         <w:rPr>
@@ -9125,6 +9797,7 @@
           <w:color w:val="00B050"/>
           <w:lang w:bidi="he-IL"/>
         </w:rPr>
+        <w:lastRenderedPageBreak/>
         <w:t>//</w:t>
       </w:r>
       <w:r>
@@ -9426,13 +10099,12 @@
         </w:rPr>
       </w:pPr>
       <w:r>
-        <w:lastRenderedPageBreak/>
         <w:t xml:space="preserve">  $SITE_URL=</w:t>
       </w:r>
       <w:r>
         <w:t>“</w:t>
       </w:r>
-      <w:hyperlink r:id="rId14" w:history="1">
+      <w:hyperlink r:id="rId13" w:history="1">
         <w:r>
           <w:rPr>
             <w:lang w:bidi="he-IL"/>
@@ -9778,8 +10450,8 @@
 </file>
 
 <file path=word/numbering.xml><?xml version="1.0" encoding="utf-8"?>
-<w:numbering xmlns:wpc="http://schemas.microsoft.com/office/word/2010/wordprocessingCanvas" xmlns:mc="http://schemas.openxmlformats.org/markup-compatibility/2006" xmlns:o="urn:schemas-microsoft-com:office:office" xmlns:r="http://schemas.openxmlformats.org/officeDocument/2006/relationships" xmlns:m="http://schemas.openxmlformats.org/officeDocument/2006/math" xmlns:v="urn:schemas-microsoft-com:vml" xmlns:wp14="http://schemas.microsoft.com/office/word/2010/wordprocessingDrawing" xmlns:wp="http://schemas.openxmlformats.org/drawingml/2006/wordprocessingDrawing" xmlns:w10="urn:schemas-microsoft-com:office:word" xmlns:w="http://schemas.openxmlformats.org/wordprocessingml/2006/main" xmlns:w14="http://schemas.microsoft.com/office/word/2010/wordml" xmlns:wpg="http://schemas.microsoft.com/office/word/2010/wordprocessingGroup" xmlns:wpi="http://schemas.microsoft.com/office/word/2010/wordprocessingInk" xmlns:wne="http://schemas.microsoft.com/office/word/2006/wordml" xmlns:wps="http://schemas.microsoft.com/office/word/2010/wordprocessingShape" mc:Ignorable="w14 wp14">
-  <w:abstractNum w:abstractNumId="0">
+<w:numbering xmlns:wpc="http://schemas.microsoft.com/office/word/2010/wordprocessingCanvas" xmlns:cx="http://schemas.microsoft.com/office/drawing/2014/chartex" xmlns:mc="http://schemas.openxmlformats.org/markup-compatibility/2006" xmlns:o="urn:schemas-microsoft-com:office:office" xmlns:r="http://schemas.openxmlformats.org/officeDocument/2006/relationships" xmlns:m="http://schemas.openxmlformats.org/officeDocument/2006/math" xmlns:v="urn:schemas-microsoft-com:vml" xmlns:wp14="http://schemas.microsoft.com/office/word/2010/wordprocessingDrawing" xmlns:wp="http://schemas.openxmlformats.org/drawingml/2006/wordprocessingDrawing" xmlns:w10="urn:schemas-microsoft-com:office:word" xmlns:w="http://schemas.openxmlformats.org/wordprocessingml/2006/main" xmlns:w14="http://schemas.microsoft.com/office/word/2010/wordml" xmlns:w15="http://schemas.microsoft.com/office/word/2012/wordml" xmlns:w16se="http://schemas.microsoft.com/office/word/2015/wordml/symex" xmlns:wpg="http://schemas.microsoft.com/office/word/2010/wordprocessingGroup" xmlns:wpi="http://schemas.microsoft.com/office/word/2010/wordprocessingInk" xmlns:wne="http://schemas.microsoft.com/office/word/2006/wordml" xmlns:wps="http://schemas.microsoft.com/office/word/2010/wordprocessingShape" mc:Ignorable="w14 w15 w16se wp14">
+  <w:abstractNum w:abstractNumId="0" w15:restartNumberingAfterBreak="0">
     <w:nsid w:val="04B12A69"/>
     <w:multiLevelType w:val="hybridMultilevel"/>
     <w:tmpl w:val="656415A4"/>
@@ -9868,7 +10540,7 @@
       </w:pPr>
     </w:lvl>
   </w:abstractNum>
-  <w:abstractNum w:abstractNumId="1">
+  <w:abstractNum w:abstractNumId="1" w15:restartNumberingAfterBreak="0">
     <w:nsid w:val="062E5372"/>
     <w:multiLevelType w:val="hybridMultilevel"/>
     <w:tmpl w:val="F6B29C8E"/>
@@ -9954,7 +10626,7 @@
       </w:pPr>
     </w:lvl>
   </w:abstractNum>
-  <w:abstractNum w:abstractNumId="2">
+  <w:abstractNum w:abstractNumId="2" w15:restartNumberingAfterBreak="0">
     <w:nsid w:val="0F9F74F6"/>
     <w:multiLevelType w:val="hybridMultilevel"/>
     <w:tmpl w:val="83B2BAF4"/>
@@ -10067,7 +10739,7 @@
       </w:rPr>
     </w:lvl>
   </w:abstractNum>
-  <w:abstractNum w:abstractNumId="3">
+  <w:abstractNum w:abstractNumId="3" w15:restartNumberingAfterBreak="0">
     <w:nsid w:val="11D4196B"/>
     <w:multiLevelType w:val="hybridMultilevel"/>
     <w:tmpl w:val="B366BD8C"/>
@@ -10153,7 +10825,7 @@
       </w:pPr>
     </w:lvl>
   </w:abstractNum>
-  <w:abstractNum w:abstractNumId="4">
+  <w:abstractNum w:abstractNumId="4" w15:restartNumberingAfterBreak="0">
     <w:nsid w:val="17B07CFD"/>
     <w:multiLevelType w:val="multilevel"/>
     <w:tmpl w:val="7C58BE20"/>
@@ -10302,7 +10974,7 @@
       </w:rPr>
     </w:lvl>
   </w:abstractNum>
-  <w:abstractNum w:abstractNumId="5">
+  <w:abstractNum w:abstractNumId="5" w15:restartNumberingAfterBreak="0">
     <w:nsid w:val="27732A9B"/>
     <w:multiLevelType w:val="multilevel"/>
     <w:tmpl w:val="0409001F"/>
@@ -10388,7 +11060,7 @@
       </w:pPr>
     </w:lvl>
   </w:abstractNum>
-  <w:abstractNum w:abstractNumId="6">
+  <w:abstractNum w:abstractNumId="6" w15:restartNumberingAfterBreak="0">
     <w:nsid w:val="2CF56644"/>
     <w:multiLevelType w:val="hybridMultilevel"/>
     <w:tmpl w:val="43EAE156"/>
@@ -10502,7 +11174,7 @@
       </w:rPr>
     </w:lvl>
   </w:abstractNum>
-  <w:abstractNum w:abstractNumId="7">
+  <w:abstractNum w:abstractNumId="7" w15:restartNumberingAfterBreak="0">
     <w:nsid w:val="2EC155CA"/>
     <w:multiLevelType w:val="hybridMultilevel"/>
     <w:tmpl w:val="D062D96E"/>
@@ -10592,7 +11264,156 @@
       </w:pPr>
     </w:lvl>
   </w:abstractNum>
-  <w:abstractNum w:abstractNumId="8">
+  <w:abstractNum w:abstractNumId="8" w15:restartNumberingAfterBreak="0">
+    <w:nsid w:val="37CA704B"/>
+    <w:multiLevelType w:val="multilevel"/>
+    <w:tmpl w:val="93769710"/>
+    <w:lvl w:ilvl="0">
+      <w:start w:val="1"/>
+      <w:numFmt w:val="bullet"/>
+      <w:lvlText w:val=""/>
+      <w:lvlJc w:val="left"/>
+      <w:pPr>
+        <w:tabs>
+          <w:tab w:val="num" w:pos="720"/>
+        </w:tabs>
+        <w:ind w:left="720" w:hanging="360"/>
+      </w:pPr>
+      <w:rPr>
+        <w:rFonts w:ascii="Symbol" w:hAnsi="Symbol" w:hint="default"/>
+        <w:sz w:val="20"/>
+      </w:rPr>
+    </w:lvl>
+    <w:lvl w:ilvl="1" w:tentative="1">
+      <w:start w:val="1"/>
+      <w:numFmt w:val="bullet"/>
+      <w:lvlText w:val="o"/>
+      <w:lvlJc w:val="left"/>
+      <w:pPr>
+        <w:tabs>
+          <w:tab w:val="num" w:pos="1440"/>
+        </w:tabs>
+        <w:ind w:left="1440" w:hanging="360"/>
+      </w:pPr>
+      <w:rPr>
+        <w:rFonts w:ascii="Courier New" w:hAnsi="Courier New" w:hint="default"/>
+        <w:sz w:val="20"/>
+      </w:rPr>
+    </w:lvl>
+    <w:lvl w:ilvl="2" w:tentative="1">
+      <w:start w:val="1"/>
+      <w:numFmt w:val="bullet"/>
+      <w:lvlText w:val=""/>
+      <w:lvlJc w:val="left"/>
+      <w:pPr>
+        <w:tabs>
+          <w:tab w:val="num" w:pos="2160"/>
+        </w:tabs>
+        <w:ind w:left="2160" w:hanging="360"/>
+      </w:pPr>
+      <w:rPr>
+        <w:rFonts w:ascii="Wingdings" w:hAnsi="Wingdings" w:hint="default"/>
+        <w:sz w:val="20"/>
+      </w:rPr>
+    </w:lvl>
+    <w:lvl w:ilvl="3" w:tentative="1">
+      <w:start w:val="1"/>
+      <w:numFmt w:val="bullet"/>
+      <w:lvlText w:val=""/>
+      <w:lvlJc w:val="left"/>
+      <w:pPr>
+        <w:tabs>
+          <w:tab w:val="num" w:pos="2880"/>
+        </w:tabs>
+        <w:ind w:left="2880" w:hanging="360"/>
+      </w:pPr>
+      <w:rPr>
+        <w:rFonts w:ascii="Wingdings" w:hAnsi="Wingdings" w:hint="default"/>
+        <w:sz w:val="20"/>
+      </w:rPr>
+    </w:lvl>
+    <w:lvl w:ilvl="4" w:tentative="1">
+      <w:start w:val="1"/>
+      <w:numFmt w:val="bullet"/>
+      <w:lvlText w:val=""/>
+      <w:lvlJc w:val="left"/>
+      <w:pPr>
+        <w:tabs>
+          <w:tab w:val="num" w:pos="3600"/>
+        </w:tabs>
+        <w:ind w:left="3600" w:hanging="360"/>
+      </w:pPr>
+      <w:rPr>
+        <w:rFonts w:ascii="Wingdings" w:hAnsi="Wingdings" w:hint="default"/>
+        <w:sz w:val="20"/>
+      </w:rPr>
+    </w:lvl>
+    <w:lvl w:ilvl="5" w:tentative="1">
+      <w:start w:val="1"/>
+      <w:numFmt w:val="bullet"/>
+      <w:lvlText w:val=""/>
+      <w:lvlJc w:val="left"/>
+      <w:pPr>
+        <w:tabs>
+          <w:tab w:val="num" w:pos="4320"/>
+        </w:tabs>
+        <w:ind w:left="4320" w:hanging="360"/>
+      </w:pPr>
+      <w:rPr>
+        <w:rFonts w:ascii="Wingdings" w:hAnsi="Wingdings" w:hint="default"/>
+        <w:sz w:val="20"/>
+      </w:rPr>
+    </w:lvl>
+    <w:lvl w:ilvl="6" w:tentative="1">
+      <w:start w:val="1"/>
+      <w:numFmt w:val="bullet"/>
+      <w:lvlText w:val=""/>
+      <w:lvlJc w:val="left"/>
+      <w:pPr>
+        <w:tabs>
+          <w:tab w:val="num" w:pos="5040"/>
+        </w:tabs>
+        <w:ind w:left="5040" w:hanging="360"/>
+      </w:pPr>
+      <w:rPr>
+        <w:rFonts w:ascii="Wingdings" w:hAnsi="Wingdings" w:hint="default"/>
+        <w:sz w:val="20"/>
+      </w:rPr>
+    </w:lvl>
+    <w:lvl w:ilvl="7" w:tentative="1">
+      <w:start w:val="1"/>
+      <w:numFmt w:val="bullet"/>
+      <w:lvlText w:val=""/>
+      <w:lvlJc w:val="left"/>
+      <w:pPr>
+        <w:tabs>
+          <w:tab w:val="num" w:pos="5760"/>
+        </w:tabs>
+        <w:ind w:left="5760" w:hanging="360"/>
+      </w:pPr>
+      <w:rPr>
+        <w:rFonts w:ascii="Wingdings" w:hAnsi="Wingdings" w:hint="default"/>
+        <w:sz w:val="20"/>
+      </w:rPr>
+    </w:lvl>
+    <w:lvl w:ilvl="8" w:tentative="1">
+      <w:start w:val="1"/>
+      <w:numFmt w:val="bullet"/>
+      <w:lvlText w:val=""/>
+      <w:lvlJc w:val="left"/>
+      <w:pPr>
+        <w:tabs>
+          <w:tab w:val="num" w:pos="6480"/>
+        </w:tabs>
+        <w:ind w:left="6480" w:hanging="360"/>
+      </w:pPr>
+      <w:rPr>
+        <w:rFonts w:ascii="Wingdings" w:hAnsi="Wingdings" w:hint="default"/>
+        <w:sz w:val="20"/>
+      </w:rPr>
+    </w:lvl>
+  </w:abstractNum>
+  <w:abstractNum w:abstractNumId="9" w15:restartNumberingAfterBreak="0">
     <w:nsid w:val="39B934AE"/>
     <w:multiLevelType w:val="hybridMultilevel"/>
     <w:tmpl w:val="C8306BBE"/>
@@ -10682,7 +11503,7 @@
       </w:pPr>
     </w:lvl>
   </w:abstractNum>
-  <w:abstractNum w:abstractNumId="9">
+  <w:abstractNum w:abstractNumId="10" w15:restartNumberingAfterBreak="0">
     <w:nsid w:val="415819F6"/>
     <w:multiLevelType w:val="hybridMultilevel"/>
     <w:tmpl w:val="725E2314"/>
@@ -10795,7 +11616,7 @@
       </w:rPr>
     </w:lvl>
   </w:abstractNum>
-  <w:abstractNum w:abstractNumId="10">
+  <w:abstractNum w:abstractNumId="11" w15:restartNumberingAfterBreak="0">
     <w:nsid w:val="41825100"/>
     <w:multiLevelType w:val="multilevel"/>
     <w:tmpl w:val="80C0DA3C"/>
@@ -10944,7 +11765,7 @@
       </w:rPr>
     </w:lvl>
   </w:abstractNum>
-  <w:abstractNum w:abstractNumId="11">
+  <w:abstractNum w:abstractNumId="12" w15:restartNumberingAfterBreak="0">
     <w:nsid w:val="4B2939DD"/>
     <w:multiLevelType w:val="hybridMultilevel"/>
     <w:tmpl w:val="354628E0"/>
@@ -11030,7 +11851,7 @@
       </w:pPr>
     </w:lvl>
   </w:abstractNum>
-  <w:abstractNum w:abstractNumId="12">
+  <w:abstractNum w:abstractNumId="13" w15:restartNumberingAfterBreak="0">
     <w:nsid w:val="4BEF580D"/>
     <w:multiLevelType w:val="hybridMultilevel"/>
     <w:tmpl w:val="8578F48E"/>
@@ -11143,7 +11964,7 @@
       </w:rPr>
     </w:lvl>
   </w:abstractNum>
-  <w:abstractNum w:abstractNumId="13">
+  <w:abstractNum w:abstractNumId="14" w15:restartNumberingAfterBreak="0">
     <w:nsid w:val="4D6F6379"/>
     <w:multiLevelType w:val="hybridMultilevel"/>
     <w:tmpl w:val="C5F00BB4"/>
@@ -11256,7 +12077,156 @@
       </w:rPr>
     </w:lvl>
   </w:abstractNum>
-  <w:abstractNum w:abstractNumId="14">
+  <w:abstractNum w:abstractNumId="15" w15:restartNumberingAfterBreak="0">
+    <w:nsid w:val="4DAD3D50"/>
+    <w:multiLevelType w:val="multilevel"/>
+    <w:tmpl w:val="D5583A1A"/>
+    <w:lvl w:ilvl="0">
+      <w:start w:val="1"/>
+      <w:numFmt w:val="bullet"/>
+      <w:lvlText w:val=""/>
+      <w:lvlJc w:val="left"/>
+      <w:pPr>
+        <w:tabs>
+          <w:tab w:val="num" w:pos="720"/>
+        </w:tabs>
+        <w:ind w:left="720" w:hanging="360"/>
+      </w:pPr>
+      <w:rPr>
+        <w:rFonts w:ascii="Symbol" w:hAnsi="Symbol" w:hint="default"/>
+        <w:sz w:val="20"/>
+      </w:rPr>
+    </w:lvl>
+    <w:lvl w:ilvl="1" w:tentative="1">
+      <w:start w:val="1"/>
+      <w:numFmt w:val="bullet"/>
+      <w:lvlText w:val="o"/>
+      <w:lvlJc w:val="left"/>
+      <w:pPr>
+        <w:tabs>
+          <w:tab w:val="num" w:pos="1440"/>
+        </w:tabs>
+        <w:ind w:left="1440" w:hanging="360"/>
+      </w:pPr>
+      <w:rPr>
+        <w:rFonts w:ascii="Courier New" w:hAnsi="Courier New" w:hint="default"/>
+        <w:sz w:val="20"/>
+      </w:rPr>
+    </w:lvl>
+    <w:lvl w:ilvl="2" w:tentative="1">
+      <w:start w:val="1"/>
+      <w:numFmt w:val="bullet"/>
+      <w:lvlText w:val=""/>
+      <w:lvlJc w:val="left"/>
+      <w:pPr>
+        <w:tabs>
+          <w:tab w:val="num" w:pos="2160"/>
+        </w:tabs>
+        <w:ind w:left="2160" w:hanging="360"/>
+      </w:pPr>
+      <w:rPr>
+        <w:rFonts w:ascii="Wingdings" w:hAnsi="Wingdings" w:hint="default"/>
+        <w:sz w:val="20"/>
+      </w:rPr>
+    </w:lvl>
+    <w:lvl w:ilvl="3" w:tentative="1">
+      <w:start w:val="1"/>
+      <w:numFmt w:val="bullet"/>
+      <w:lvlText w:val=""/>
+      <w:lvlJc w:val="left"/>
+      <w:pPr>
+        <w:tabs>
+          <w:tab w:val="num" w:pos="2880"/>
+        </w:tabs>
+        <w:ind w:left="2880" w:hanging="360"/>
+      </w:pPr>
+      <w:rPr>
+        <w:rFonts w:ascii="Wingdings" w:hAnsi="Wingdings" w:hint="default"/>
+        <w:sz w:val="20"/>
+      </w:rPr>
+    </w:lvl>
+    <w:lvl w:ilvl="4" w:tentative="1">
+      <w:start w:val="1"/>
+      <w:numFmt w:val="bullet"/>
+      <w:lvlText w:val=""/>
+      <w:lvlJc w:val="left"/>
+      <w:pPr>
+        <w:tabs>
+          <w:tab w:val="num" w:pos="3600"/>
+        </w:tabs>
+        <w:ind w:left="3600" w:hanging="360"/>
+      </w:pPr>
+      <w:rPr>
+        <w:rFonts w:ascii="Wingdings" w:hAnsi="Wingdings" w:hint="default"/>
+        <w:sz w:val="20"/>
+      </w:rPr>
+    </w:lvl>
+    <w:lvl w:ilvl="5" w:tentative="1">
+      <w:start w:val="1"/>
+      <w:numFmt w:val="bullet"/>
+      <w:lvlText w:val=""/>
+      <w:lvlJc w:val="left"/>
+      <w:pPr>
+        <w:tabs>
+          <w:tab w:val="num" w:pos="4320"/>
+        </w:tabs>
+        <w:ind w:left="4320" w:hanging="360"/>
+      </w:pPr>
+      <w:rPr>
+        <w:rFonts w:ascii="Wingdings" w:hAnsi="Wingdings" w:hint="default"/>
+        <w:sz w:val="20"/>
+      </w:rPr>
+    </w:lvl>
+    <w:lvl w:ilvl="6" w:tentative="1">
+      <w:start w:val="1"/>
+      <w:numFmt w:val="bullet"/>
+      <w:lvlText w:val=""/>
+      <w:lvlJc w:val="left"/>
+      <w:pPr>
+        <w:tabs>
+          <w:tab w:val="num" w:pos="5040"/>
+        </w:tabs>
+        <w:ind w:left="5040" w:hanging="360"/>
+      </w:pPr>
+      <w:rPr>
+        <w:rFonts w:ascii="Wingdings" w:hAnsi="Wingdings" w:hint="default"/>
+        <w:sz w:val="20"/>
+      </w:rPr>
+    </w:lvl>
+    <w:lvl w:ilvl="7" w:tentative="1">
+      <w:start w:val="1"/>
+      <w:numFmt w:val="bullet"/>
+      <w:lvlText w:val=""/>
+      <w:lvlJc w:val="left"/>
+      <w:pPr>
+        <w:tabs>
+          <w:tab w:val="num" w:pos="5760"/>
+        </w:tabs>
+        <w:ind w:left="5760" w:hanging="360"/>
+      </w:pPr>
+      <w:rPr>
+        <w:rFonts w:ascii="Wingdings" w:hAnsi="Wingdings" w:hint="default"/>
+        <w:sz w:val="20"/>
+      </w:rPr>
+    </w:lvl>
+    <w:lvl w:ilvl="8" w:tentative="1">
+      <w:start w:val="1"/>
+      <w:numFmt w:val="bullet"/>
+      <w:lvlText w:val=""/>
+      <w:lvlJc w:val="left"/>
+      <w:pPr>
+        <w:tabs>
+          <w:tab w:val="num" w:pos="6480"/>
+        </w:tabs>
+        <w:ind w:left="6480" w:hanging="360"/>
+      </w:pPr>
+      <w:rPr>
+        <w:rFonts w:ascii="Wingdings" w:hAnsi="Wingdings" w:hint="default"/>
+        <w:sz w:val="20"/>
+      </w:rPr>
+    </w:lvl>
+  </w:abstractNum>
+  <w:abstractNum w:abstractNumId="16" w15:restartNumberingAfterBreak="0">
     <w:nsid w:val="621D3478"/>
     <w:multiLevelType w:val="hybridMultilevel"/>
     <w:tmpl w:val="287CA07C"/>
@@ -11369,7 +12339,7 @@
       </w:rPr>
     </w:lvl>
   </w:abstractNum>
-  <w:abstractNum w:abstractNumId="15">
+  <w:abstractNum w:abstractNumId="17" w15:restartNumberingAfterBreak="0">
     <w:nsid w:val="62703FF9"/>
     <w:multiLevelType w:val="multilevel"/>
     <w:tmpl w:val="034E3D82"/>
@@ -11518,7 +12488,156 @@
       </w:rPr>
     </w:lvl>
   </w:abstractNum>
-  <w:abstractNum w:abstractNumId="16">
+  <w:abstractNum w:abstractNumId="18" w15:restartNumberingAfterBreak="0">
+    <w:nsid w:val="62D26028"/>
+    <w:multiLevelType w:val="multilevel"/>
+    <w:tmpl w:val="341EF368"/>
+    <w:lvl w:ilvl="0">
+      <w:start w:val="1"/>
+      <w:numFmt w:val="bullet"/>
+      <w:lvlText w:val=""/>
+      <w:lvlJc w:val="left"/>
+      <w:pPr>
+        <w:tabs>
+          <w:tab w:val="num" w:pos="720"/>
+        </w:tabs>
+        <w:ind w:left="720" w:hanging="360"/>
+      </w:pPr>
+      <w:rPr>
+        <w:rFonts w:ascii="Symbol" w:hAnsi="Symbol" w:hint="default"/>
+        <w:sz w:val="20"/>
+      </w:rPr>
+    </w:lvl>
+    <w:lvl w:ilvl="1" w:tentative="1">
+      <w:start w:val="1"/>
+      <w:numFmt w:val="bullet"/>
+      <w:lvlText w:val="o"/>
+      <w:lvlJc w:val="left"/>
+      <w:pPr>
+        <w:tabs>
+          <w:tab w:val="num" w:pos="1440"/>
+        </w:tabs>
+        <w:ind w:left="1440" w:hanging="360"/>
+      </w:pPr>
+      <w:rPr>
+        <w:rFonts w:ascii="Courier New" w:hAnsi="Courier New" w:hint="default"/>
+        <w:sz w:val="20"/>
+      </w:rPr>
+    </w:lvl>
+    <w:lvl w:ilvl="2" w:tentative="1">
+      <w:start w:val="1"/>
+      <w:numFmt w:val="bullet"/>
+      <w:lvlText w:val=""/>
+      <w:lvlJc w:val="left"/>
+      <w:pPr>
+        <w:tabs>
+          <w:tab w:val="num" w:pos="2160"/>
+        </w:tabs>
+        <w:ind w:left="2160" w:hanging="360"/>
+      </w:pPr>
+      <w:rPr>
+        <w:rFonts w:ascii="Wingdings" w:hAnsi="Wingdings" w:hint="default"/>
+        <w:sz w:val="20"/>
+      </w:rPr>
+    </w:lvl>
+    <w:lvl w:ilvl="3" w:tentative="1">
+      <w:start w:val="1"/>
+      <w:numFmt w:val="bullet"/>
+      <w:lvlText w:val=""/>
+      <w:lvlJc w:val="left"/>
+      <w:pPr>
+        <w:tabs>
+          <w:tab w:val="num" w:pos="2880"/>
+        </w:tabs>
+        <w:ind w:left="2880" w:hanging="360"/>
+      </w:pPr>
+      <w:rPr>
+        <w:rFonts w:ascii="Wingdings" w:hAnsi="Wingdings" w:hint="default"/>
+        <w:sz w:val="20"/>
+      </w:rPr>
+    </w:lvl>
+    <w:lvl w:ilvl="4" w:tentative="1">
+      <w:start w:val="1"/>
+      <w:numFmt w:val="bullet"/>
+      <w:lvlText w:val=""/>
+      <w:lvlJc w:val="left"/>
+      <w:pPr>
+        <w:tabs>
+          <w:tab w:val="num" w:pos="3600"/>
+        </w:tabs>
+        <w:ind w:left="3600" w:hanging="360"/>
+      </w:pPr>
+      <w:rPr>
+        <w:rFonts w:ascii="Wingdings" w:hAnsi="Wingdings" w:hint="default"/>
+        <w:sz w:val="20"/>
+      </w:rPr>
+    </w:lvl>
+    <w:lvl w:ilvl="5" w:tentative="1">
+      <w:start w:val="1"/>
+      <w:numFmt w:val="bullet"/>
+      <w:lvlText w:val=""/>
+      <w:lvlJc w:val="left"/>
+      <w:pPr>
+        <w:tabs>
+          <w:tab w:val="num" w:pos="4320"/>
+        </w:tabs>
+        <w:ind w:left="4320" w:hanging="360"/>
+      </w:pPr>
+      <w:rPr>
+        <w:rFonts w:ascii="Wingdings" w:hAnsi="Wingdings" w:hint="default"/>
+        <w:sz w:val="20"/>
+      </w:rPr>
+    </w:lvl>
+    <w:lvl w:ilvl="6" w:tentative="1">
+      <w:start w:val="1"/>
+      <w:numFmt w:val="bullet"/>
+      <w:lvlText w:val=""/>
+      <w:lvlJc w:val="left"/>
+      <w:pPr>
+        <w:tabs>
+          <w:tab w:val="num" w:pos="5040"/>
+        </w:tabs>
+        <w:ind w:left="5040" w:hanging="360"/>
+      </w:pPr>
+      <w:rPr>
+        <w:rFonts w:ascii="Wingdings" w:hAnsi="Wingdings" w:hint="default"/>
+        <w:sz w:val="20"/>
+      </w:rPr>
+    </w:lvl>
+    <w:lvl w:ilvl="7" w:tentative="1">
+      <w:start w:val="1"/>
+      <w:numFmt w:val="bullet"/>
+      <w:lvlText w:val=""/>
+      <w:lvlJc w:val="left"/>
+      <w:pPr>
+        <w:tabs>
+          <w:tab w:val="num" w:pos="5760"/>
+        </w:tabs>
+        <w:ind w:left="5760" w:hanging="360"/>
+      </w:pPr>
+      <w:rPr>
+        <w:rFonts w:ascii="Wingdings" w:hAnsi="Wingdings" w:hint="default"/>
+        <w:sz w:val="20"/>
+      </w:rPr>
+    </w:lvl>
+    <w:lvl w:ilvl="8" w:tentative="1">
+      <w:start w:val="1"/>
+      <w:numFmt w:val="bullet"/>
+      <w:lvlText w:val=""/>
+      <w:lvlJc w:val="left"/>
+      <w:pPr>
+        <w:tabs>
+          <w:tab w:val="num" w:pos="6480"/>
+        </w:tabs>
+        <w:ind w:left="6480" w:hanging="360"/>
+      </w:pPr>
+      <w:rPr>
+        <w:rFonts w:ascii="Wingdings" w:hAnsi="Wingdings" w:hint="default"/>
+        <w:sz w:val="20"/>
+      </w:rPr>
+    </w:lvl>
+  </w:abstractNum>
+  <w:abstractNum w:abstractNumId="19" w15:restartNumberingAfterBreak="0">
     <w:nsid w:val="704846B8"/>
     <w:multiLevelType w:val="hybridMultilevel"/>
     <w:tmpl w:val="DB26C1EE"/>
@@ -11608,7 +12727,7 @@
       </w:pPr>
     </w:lvl>
   </w:abstractNum>
-  <w:abstractNum w:abstractNumId="17">
+  <w:abstractNum w:abstractNumId="20" w15:restartNumberingAfterBreak="0">
     <w:nsid w:val="70803446"/>
     <w:multiLevelType w:val="hybridMultilevel"/>
     <w:tmpl w:val="29F2B534"/>
@@ -11694,7 +12813,7 @@
       </w:pPr>
     </w:lvl>
   </w:abstractNum>
-  <w:abstractNum w:abstractNumId="18">
+  <w:abstractNum w:abstractNumId="21" w15:restartNumberingAfterBreak="0">
     <w:nsid w:val="79230737"/>
     <w:multiLevelType w:val="hybridMultilevel"/>
     <w:tmpl w:val="3AB475A0"/>
@@ -11808,13 +12927,13 @@
     </w:lvl>
   </w:abstractNum>
   <w:num w:numId="1">
-    <w:abstractNumId w:val="13"/>
+    <w:abstractNumId w:val="14"/>
   </w:num>
   <w:num w:numId="2">
     <w:abstractNumId w:val="6"/>
   </w:num>
   <w:num w:numId="3">
-    <w:abstractNumId w:val="14"/>
+    <w:abstractNumId w:val="16"/>
   </w:num>
   <w:num w:numId="4">
     <w:abstractNumId w:val="2"/>
@@ -11832,43 +12951,52 @@
     <w:abstractNumId w:val="7"/>
   </w:num>
   <w:num w:numId="9">
-    <w:abstractNumId w:val="16"/>
+    <w:abstractNumId w:val="19"/>
   </w:num>
   <w:num w:numId="10">
-    <w:abstractNumId w:val="8"/>
+    <w:abstractNumId w:val="9"/>
   </w:num>
   <w:num w:numId="11">
-    <w:abstractNumId w:val="18"/>
+    <w:abstractNumId w:val="21"/>
   </w:num>
   <w:num w:numId="12">
-    <w:abstractNumId w:val="12"/>
+    <w:abstractNumId w:val="13"/>
   </w:num>
   <w:num w:numId="13">
-    <w:abstractNumId w:val="9"/>
+    <w:abstractNumId w:val="10"/>
   </w:num>
   <w:num w:numId="14">
-    <w:abstractNumId w:val="11"/>
+    <w:abstractNumId w:val="12"/>
   </w:num>
   <w:num w:numId="15">
     <w:abstractNumId w:val="1"/>
   </w:num>
   <w:num w:numId="16">
-    <w:abstractNumId w:val="17"/>
+    <w:abstractNumId w:val="20"/>
   </w:num>
   <w:num w:numId="17">
     <w:abstractNumId w:val="4"/>
   </w:num>
   <w:num w:numId="18">
-    <w:abstractNumId w:val="10"/>
+    <w:abstractNumId w:val="11"/>
   </w:num>
   <w:num w:numId="19">
+    <w:abstractNumId w:val="17"/>
+  </w:num>
+  <w:num w:numId="20">
+    <w:abstractNumId w:val="8"/>
+  </w:num>
+  <w:num w:numId="21">
+    <w:abstractNumId w:val="18"/>
+  </w:num>
+  <w:num w:numId="22">
     <w:abstractNumId w:val="15"/>
   </w:num>
 </w:numbering>
 </file>
 
 <file path=word/styles.xml><?xml version="1.0" encoding="utf-8"?>
-<w:styles xmlns:mc="http://schemas.openxmlformats.org/markup-compatibility/2006" xmlns:r="http://schemas.openxmlformats.org/officeDocument/2006/relationships" xmlns:w="http://schemas.openxmlformats.org/wordprocessingml/2006/main" xmlns:w14="http://schemas.microsoft.com/office/word/2010/wordml" mc:Ignorable="w14">
+<w:styles xmlns:mc="http://schemas.openxmlformats.org/markup-compatibility/2006" xmlns:r="http://schemas.openxmlformats.org/officeDocument/2006/relationships" xmlns:w="http://schemas.openxmlformats.org/wordprocessingml/2006/main" xmlns:w14="http://schemas.microsoft.com/office/word/2010/wordml" xmlns:w15="http://schemas.microsoft.com/office/word/2012/wordml" xmlns:w16se="http://schemas.microsoft.com/office/word/2015/wordml/symex" mc:Ignorable="w14 w15 w16se">
   <w:docDefaults>
     <w:rPrDefault>
       <w:rPr>
@@ -11884,614 +13012,378 @@
       </w:pPr>
     </w:pPrDefault>
   </w:docDefaults>
-  <w:latentStyles w:defLockedState="0" w:defUIPriority="99" w:defSemiHidden="1" w:defUnhideWhenUsed="1" w:defQFormat="0" w:count="267">
-    <w:lsdException w:name="Normal" w:semiHidden="0" w:uiPriority="0" w:unhideWhenUsed="0" w:qFormat="1"/>
-    <w:lsdException w:name="heading 1" w:semiHidden="0" w:uiPriority="9" w:unhideWhenUsed="0" w:qFormat="1"/>
-    <w:lsdException w:name="heading 2" w:uiPriority="9" w:qFormat="1"/>
-    <w:lsdException w:name="heading 3" w:uiPriority="9" w:qFormat="1"/>
-    <w:lsdException w:name="heading 4" w:uiPriority="9" w:qFormat="1"/>
-    <w:lsdException w:name="heading 5" w:uiPriority="9" w:qFormat="1"/>
-    <w:lsdException w:name="heading 6" w:uiPriority="9" w:qFormat="1"/>
-    <w:lsdException w:name="heading 7" w:uiPriority="9" w:qFormat="1"/>
-    <w:lsdException w:name="heading 8" w:uiPriority="9" w:qFormat="1"/>
-    <w:lsdException w:name="heading 9" w:uiPriority="9" w:qFormat="1"/>
-    <w:lsdException w:name="toc 1" w:uiPriority="39"/>
-    <w:lsdException w:name="toc 2" w:uiPriority="39"/>
-    <w:lsdException w:name="toc 3" w:uiPriority="39"/>
-    <w:lsdException w:name="toc 4" w:uiPriority="39"/>
-    <w:lsdException w:name="toc 5" w:uiPriority="39"/>
-    <w:lsdException w:name="toc 6" w:uiPriority="39"/>
-    <w:lsdException w:name="toc 7" w:uiPriority="39"/>
-    <w:lsdException w:name="toc 8" w:uiPriority="39"/>
-    <w:lsdException w:name="toc 9" w:uiPriority="39"/>
-    <w:lsdException w:name="caption" w:uiPriority="35" w:qFormat="1"/>
-    <w:lsdException w:name="Title" w:semiHidden="0" w:uiPriority="10" w:unhideWhenUsed="0" w:qFormat="1"/>
-    <w:lsdException w:name="Default Paragraph Font" w:uiPriority="1"/>
-    <w:lsdException w:name="Subtitle" w:semiHidden="0" w:uiPriority="11" w:unhideWhenUsed="0" w:qFormat="1"/>
-    <w:lsdException w:name="Strong" w:semiHidden="0" w:uiPriority="22" w:unhideWhenUsed="0" w:qFormat="1"/>
-    <w:lsdException w:name="Emphasis" w:semiHidden="0" w:uiPriority="20" w:unhideWhenUsed="0" w:qFormat="1"/>
-    <w:lsdException w:name="Table Grid" w:semiHidden="0" w:uiPriority="59" w:unhideWhenUsed="0"/>
-    <w:lsdException w:name="Placeholder Text" w:unhideWhenUsed="0"/>
-    <w:lsdException w:name="No Spacing" w:semiHidden="0" w:uiPriority="1" w:unhideWhenUsed="0" w:qFormat="1"/>
-    <w:lsdException w:name="Light Shading" w:semiHidden="0" w:uiPriority="60" w:unhideWhenUsed="0"/>
-    <w:lsdException w:name="Light List" w:semiHidden="0" w:uiPriority="61" w:unhideWhenUsed="0"/>
-    <w:lsdException w:name="Light Grid" w:semiHidden="0" w:uiPriority="62" w:unhideWhenUsed="0"/>
-    <w:lsdException w:name="Medium Shading 1" w:semiHidden="0" w:uiPriority="63" w:unhideWhenUsed="0"/>
-    <w:lsdException w:name="Medium Shading 2" w:semiHidden="0" w:uiPriority="64" w:unhideWhenUsed="0"/>
-    <w:lsdException w:name="Medium List 1" w:semiHidden="0" w:uiPriority="65" w:unhideWhenUsed="0"/>
-    <w:lsdException w:name="Medium List 2" w:semiHidden="0" w:uiPriority="66" w:unhideWhenUsed="0"/>
-    <w:lsdException w:name="Medium Grid 1" w:semiHidden="0" w:uiPriority="67" w:unhideWhenUsed="0"/>
-    <w:lsdException w:name="Medium Grid 2" w:semiHidden="0" w:uiPriority="68" w:unhideWhenUsed="0"/>
-    <w:lsdException w:name="Medium Grid 3" w:semiHidden="0" w:uiPriority="69" w:unhideWhenUsed="0"/>
-    <w:lsdException w:name="Dark List" w:semiHidden="0" w:uiPriority="70" w:unhideWhenUsed="0"/>
-    <w:lsdException w:name="Colorful Shading" w:semiHidden="0" w:uiPriority="71" w:unhideWhenUsed="0"/>
-    <w:lsdException w:name="Colorful List" w:semiHidden="0" w:uiPriority="72" w:unhideWhenUsed="0"/>
-    <w:lsdException w:name="Colorful Grid" w:semiHidden="0" w:uiPriority="73" w:unhideWhenUsed="0"/>
-    <w:lsdException w:name="Light Shading Accent 1" w:semiHidden="0" w:uiPriority="60" w:unhideWhenUsed="0"/>
-    <w:lsdException w:name="Light List Accent 1" w:semiHidden="0" w:uiPriority="61" w:unhideWhenUsed="0"/>
-    <w:lsdException w:name="Light Grid Accent 1" w:semiHidden="0" w:uiPriority="62" w:unhideWhenUsed="0"/>
-    <w:lsdException w:name="Medium Shading 1 Accent 1" w:semiHidden="0" w:uiPriority="63" w:unhideWhenUsed="0"/>
-    <w:lsdException w:name="Medium Shading 2 Accent 1" w:semiHidden="0" w:uiPriority="64" w:unhideWhenUsed="0"/>
-    <w:lsdException w:name="Medium List 1 Accent 1" w:semiHidden="0" w:uiPriority="65" w:unhideWhenUsed="0"/>
-    <w:lsdException w:name="Revision" w:unhideWhenUsed="0"/>
-    <w:lsdException w:name="List Paragraph" w:semiHidden="0" w:uiPriority="34" w:unhideWhenUsed="0" w:qFormat="1"/>
-    <w:lsdException w:name="Quote" w:semiHidden="0" w:uiPriority="29" w:unhideWhenUsed="0" w:qFormat="1"/>
-    <w:lsdException w:name="Intense Quote" w:semiHidden="0" w:uiPriority="30" w:unhideWhenUsed="0" w:qFormat="1"/>
-    <w:lsdException w:name="Medium List 2 Accent 1" w:semiHidden="0" w:uiPriority="66" w:unhideWhenUsed="0"/>
-    <w:lsdException w:name="Medium Grid 1 Accent 1" w:semiHidden="0" w:uiPriority="67" w:unhideWhenUsed="0"/>
-    <w:lsdException w:name="Medium Grid 2 Accent 1" w:semiHidden="0" w:uiPriority="68" w:unhideWhenUsed="0"/>
-    <w:lsdException w:name="Medium Grid 3 Accent 1" w:semiHidden="0" w:uiPriority="69" w:unhideWhenUsed="0"/>
-    <w:lsdException w:name="Dark List Accent 1" w:semiHidden="0" w:uiPriority="70" w:unhideWhenUsed="0"/>
-    <w:lsdException w:name="Colorful Shading Accent 1" w:semiHidden="0" w:uiPriority="71" w:unhideWhenUsed="0"/>
-    <w:lsdException w:name="Colorful List Accent 1" w:semiHidden="0" w:uiPriority="72" w:unhideWhenUsed="0"/>
-    <w:lsdException w:name="Colorful Grid Accent 1" w:semiHidden="0" w:uiPriority="73" w:unhideWhenUsed="0"/>
-    <w:lsdException w:name="Light Shading Accent 2" w:semiHidden="0" w:uiPriority="60" w:unhideWhenUsed="0"/>
-    <w:lsdException w:name="Light List Accent 2" w:semiHidden="0" w:uiPriority="61" w:unhideWhenUsed="0"/>
-    <w:lsdException w:name="Light Grid Accent 2" w:semiHidden="0" w:uiPriority="62" w:unhideWhenUsed="0"/>
-    <w:lsdException w:name="Medium Shading 1 Accent 2" w:semiHidden="0" w:uiPriority="63" w:unhideWhenUsed="0"/>
-    <w:lsdException w:name="Medium Shading 2 Accent 2" w:semiHidden="0" w:uiPriority="64" w:unhideWhenUsed="0"/>
-    <w:lsdException w:name="Medium List 1 Accent 2" w:semiHidden="0" w:uiPriority="65" w:unhideWhenUsed="0"/>
-    <w:lsdException w:name="Medium List 2 Accent 2" w:semiHidden="0" w:uiPriority="66" w:unhideWhenUsed="0"/>
-    <w:lsdException w:name="Medium Grid 1 Accent 2" w:semiHidden="0" w:uiPriority="67" w:unhideWhenUsed="0"/>
-    <w:lsdException w:name="Medium Grid 2 Accent 2" w:semiHidden="0" w:uiPriority="68" w:unhideWhenUsed="0"/>
-    <w:lsdException w:name="Medium Grid 3 Accent 2" w:semiHidden="0" w:uiPriority="69" w:unhideWhenUsed="0"/>
-    <w:lsdException w:name="Dark List Accent 2" w:semiHidden="0" w:uiPriority="70" w:unhideWhenUsed="0"/>
-    <w:lsdException w:name="Colorful Shading Accent 2" w:semiHidden="0" w:uiPriority="71" w:unhideWhenUsed="0"/>
-    <w:lsdException w:name="Colorful List Accent 2" w:semiHidden="0" w:uiPriority="72" w:unhideWhenUsed="0"/>
-    <w:lsdException w:name="Colorful Grid Accent 2" w:semiHidden="0" w:uiPriority="73" w:unhideWhenUsed="0"/>
-    <w:lsdException w:name="Light Shading Accent 3" w:semiHidden="0" w:uiPriority="60" w:unhideWhenUsed="0"/>
-    <w:lsdException w:name="Light List Accent 3" w:semiHidden="0" w:uiPriority="61" w:unhideWhenUsed="0"/>
-    <w:lsdException w:name="Light Grid Accent 3" w:semiHidden="0" w:uiPriority="62" w:unhideWhenUsed="0"/>
-    <w:lsdException w:name="Medium Shading 1 Accent 3" w:semiHidden="0" w:uiPriority="63" w:unhideWhenUsed="0"/>
-    <w:lsdException w:name="Medium Shading 2 Accent 3" w:semiHidden="0" w:uiPriority="64" w:unhideWhenUsed="0"/>
-    <w:lsdException w:name="Medium List 1 Accent 3" w:semiHidden="0" w:uiPriority="65" w:unhideWhenUsed="0"/>
-    <w:lsdException w:name="Medium List 2 Accent 3" w:semiHidden="0" w:uiPriority="66" w:unhideWhenUsed="0"/>
-    <w:lsdException w:name="Medium Grid 1 Accent 3" w:semiHidden="0" w:uiPriority="67" w:unhideWhenUsed="0"/>
-    <w:lsdException w:name="Medium Grid 2 Accent 3" w:semiHidden="0" w:uiPriority="68" w:unhideWhenUsed="0"/>
-    <w:lsdException w:name="Medium Grid 3 Accent 3" w:semiHidden="0" w:uiPriority="69" w:unhideWhenUsed="0"/>
-    <w:lsdException w:name="Dark List Accent 3" w:semiHidden="0" w:uiPriority="70" w:unhideWhenUsed="0"/>
-    <w:lsdException w:name="Colorful Shading Accent 3" w:semiHidden="0" w:uiPriority="71" w:unhideWhenUsed="0"/>
-    <w:lsdException w:name="Colorful List Accent 3" w:semiHidden="0" w:uiPriority="72" w:unhideWhenUsed="0"/>
-    <w:lsdException w:name="Colorful Grid Accent 3" w:semiHidden="0" w:uiPriority="73" w:unhideWhenUsed="0"/>
-    <w:lsdException w:name="Light Shading Accent 4" w:semiHidden="0" w:uiPriority="60" w:unhideWhenUsed="0"/>
-    <w:lsdException w:name="Light List Accent 4" w:semiHidden="0" w:uiPriority="61" w:unhideWhenUsed="0"/>
-    <w:lsdException w:name="Light Grid Accent 4" w:semiHidden="0" w:uiPriority="62" w:unhideWhenUsed="0"/>
-    <w:lsdException w:name="Medium Shading 1 Accent 4" w:semiHidden="0" w:uiPriority="63" w:unhideWhenUsed="0"/>
-    <w:lsdException w:name="Medium Shading 2 Accent 4" w:semiHidden="0" w:uiPriority="64" w:unhideWhenUsed="0"/>
-    <w:lsdException w:name="Medium List 1 Accent 4" w:semiHidden="0" w:uiPriority="65" w:unhideWhenUsed="0"/>
-    <w:lsdException w:name="Medium List 2 Accent 4" w:semiHidden="0" w:uiPriority="66" w:unhideWhenUsed="0"/>
-    <w:lsdException w:name="Medium Grid 1 Accent 4" w:semiHidden="0" w:uiPriority="67" w:unhideWhenUsed="0"/>
-    <w:lsdException w:name="Medium Grid 2 Accent 4" w:semiHidden="0" w:uiPriority="68" w:unhideWhenUsed="0"/>
-    <w:lsdException w:name="Medium Grid 3 Accent 4" w:semiHidden="0" w:uiPriority="69" w:unhideWhenUsed="0"/>
-    <w:lsdException w:name="Dark List Accent 4" w:semiHidden="0" w:uiPriority="70" w:unhideWhenUsed="0"/>
-    <w:lsdException w:name="Colorful Shading Accent 4" w:semiHidden="0" w:uiPriority="71" w:unhideWhenUsed="0"/>
-    <w:lsdException w:name="Colorful List Accent 4" w:semiHidden="0" w:uiPriority="72" w:unhideWhenUsed="0"/>
-    <w:lsdException w:name="Colorful Grid Accent 4" w:semiHidden="0" w:uiPriority="73" w:unhideWhenUsed="0"/>
-    <w:lsdException w:name="Light Shading Accent 5" w:semiHidden="0" w:uiPriority="60" w:unhideWhenUsed="0"/>
-    <w:lsdException w:name="Light List Accent 5" w:semiHidden="0" w:uiPriority="61" w:unhideWhenUsed="0"/>
-    <w:lsdException w:name="Light Grid Accent 5" w:semiHidden="0" w:uiPriority="62" w:unhideWhenUsed="0"/>
-    <w:lsdException w:name="Medium Shading 1 Accent 5" w:semiHidden="0" w:uiPriority="63" w:unhideWhenUsed="0"/>
-    <w:lsdException w:name="Medium Shading 2 Accent 5" w:semiHidden="0" w:uiPriority="64" w:unhideWhenUsed="0"/>
-    <w:lsdException w:name="Medium List 1 Accent 5" w:semiHidden="0" w:uiPriority="65" w:unhideWhenUsed="0"/>
-    <w:lsdException w:name="Medium List 2 Accent 5" w:semiHidden="0" w:uiPriority="66" w:unhideWhenUsed="0"/>
-    <w:lsdException w:name="Medium Grid 1 Accent 5" w:semiHidden="0" w:uiPriority="67" w:unhideWhenUsed="0"/>
-    <w:lsdException w:name="Medium Grid 2 Accent 5" w:semiHidden="0" w:uiPriority="68" w:unhideWhenUsed="0"/>
-    <w:lsdException w:name="Medium Grid 3 Accent 5" w:semiHidden="0" w:uiPriority="69" w:unhideWhenUsed="0"/>
-    <w:lsdException w:name="Dark List Accent 5" w:semiHidden="0" w:uiPriority="70" w:unhideWhenUsed="0"/>
-    <w:lsdException w:name="Colorful Shading Accent 5" w:semiHidden="0" w:uiPriority="71" w:unhideWhenUsed="0"/>
-    <w:lsdException w:name="Colorful List Accent 5" w:semiHidden="0" w:uiPriority="72" w:unhideWhenUsed="0"/>
-    <w:lsdException w:name="Colorful Grid Accent 5" w:semiHidden="0" w:uiPriority="73" w:unhideWhenUsed="0"/>
-    <w:lsdException w:name="Light Shading Accent 6" w:semiHidden="0" w:uiPriority="60" w:unhideWhenUsed="0"/>
-    <w:lsdException w:name="Light List Accent 6" w:semiHidden="0" w:uiPriority="61" w:unhideWhenUsed="0"/>
-    <w:lsdException w:name="Light Grid Accent 6" w:semiHidden="0" w:uiPriority="62" w:unhideWhenUsed="0"/>
-    <w:lsdException w:name="Medium Shading 1 Accent 6" w:semiHidden="0" w:uiPriority="63" w:unhideWhenUsed="0"/>
-    <w:lsdException w:name="Medium Shading 2 Accent 6" w:semiHidden="0" w:uiPriority="64" w:unhideWhenUsed="0"/>
-    <w:lsdException w:name="Medium List 1 Accent 6" w:semiHidden="0" w:uiPriority="65" w:unhideWhenUsed="0"/>
-    <w:lsdException w:name="Medium List 2 Accent 6" w:semiHidden="0" w:uiPriority="66" w:unhideWhenUsed="0"/>
-    <w:lsdException w:name="Medium Grid 1 Accent 6" w:semiHidden="0" w:uiPriority="67" w:unhideWhenUsed="0"/>
-    <w:lsdException w:name="Medium Grid 2 Accent 6" w:semiHidden="0" w:uiPriority="68" w:unhideWhenUsed="0"/>
-    <w:lsdException w:name="Medium Grid 3 Accent 6" w:semiHidden="0" w:uiPriority="69" w:unhideWhenUsed="0"/>
-    <w:lsdException w:name="Dark List Accent 6" w:semiHidden="0" w:uiPriority="70" w:unhideWhenUsed="0"/>
-    <w:lsdException w:name="Colorful Shading Accent 6" w:semiHidden="0" w:uiPriority="71" w:unhideWhenUsed="0"/>
-    <w:lsdException w:name="Colorful List Accent 6" w:semiHidden="0" w:uiPriority="72" w:unhideWhenUsed="0"/>
-    <w:lsdException w:name="Colorful Grid Accent 6" w:semiHidden="0" w:uiPriority="73" w:unhideWhenUsed="0"/>
-    <w:lsdException w:name="Subtle Emphasis" w:semiHidden="0" w:uiPriority="19" w:unhideWhenUsed="0" w:qFormat="1"/>
-    <w:lsdException w:name="Intense Emphasis" w:semiHidden="0" w:uiPriority="21" w:unhideWhenUsed="0" w:qFormat="1"/>
-    <w:lsdException w:name="Subtle Reference" w:semiHidden="0" w:uiPriority="31" w:unhideWhenUsed="0" w:qFormat="1"/>
-    <w:lsdException w:name="Intense Reference" w:semiHidden="0" w:uiPriority="32" w:unhideWhenUsed="0" w:qFormat="1"/>
-    <w:lsdException w:name="Book Title" w:semiHidden="0" w:uiPriority="33" w:unhideWhenUsed="0" w:qFormat="1"/>
-    <w:lsdException w:name="Bibliography" w:uiPriority="37"/>
-    <w:lsdException w:name="TOC Heading" w:uiPriority="39" w:qFormat="1"/>
-  </w:latentStyles>
-  <w:style w:type="paragraph" w:default="1" w:styleId="Normal">
-    <w:name w:val="Normal"/>
-    <w:qFormat/>
-    <w:rsid w:val="002B3D5C"/>
-    <w:rPr>
-      <w:rFonts w:cs="Times New Roman"/>
-    </w:rPr>
-  </w:style>
-  <w:style w:type="paragraph" w:styleId="Heading1">
-    <w:name w:val="heading 1"/>
-    <w:basedOn w:val="Normal"/>
-    <w:next w:val="Normal"/>
-    <w:link w:val="Heading1Char"/>
-    <w:uiPriority w:val="9"/>
-    <w:qFormat/>
-    <w:rsid w:val="00A45680"/>
-    <w:pPr>
-      <w:keepNext/>
-      <w:keepLines/>
-      <w:spacing w:before="480" w:after="0"/>
-      <w:outlineLvl w:val="0"/>
-    </w:pPr>
-    <w:rPr>
-      <w:rFonts w:asciiTheme="majorHAnsi" w:eastAsiaTheme="majorEastAsia" w:hAnsiTheme="majorHAnsi"/>
-      <w:b/>
-      <w:bCs/>
-      <w:color w:val="365F91" w:themeColor="accent1" w:themeShade="BF"/>
-      <w:sz w:val="28"/>
-      <w:szCs w:val="28"/>
-    </w:rPr>
-  </w:style>
-  <w:style w:type="paragraph" w:styleId="Heading2">
-    <w:name w:val="heading 2"/>
-    <w:basedOn w:val="Normal"/>
-    <w:next w:val="Normal"/>
-    <w:link w:val="Heading2Char"/>
-    <w:uiPriority w:val="9"/>
-    <w:unhideWhenUsed/>
-    <w:qFormat/>
-    <w:rsid w:val="00A45680"/>
-    <w:pPr>
-      <w:keepNext/>
-      <w:keepLines/>
-      <w:spacing w:before="200" w:after="0"/>
-      <w:outlineLvl w:val="1"/>
-    </w:pPr>
-    <w:rPr>
-      <w:rFonts w:asciiTheme="majorHAnsi" w:eastAsiaTheme="majorEastAsia" w:hAnsiTheme="majorHAnsi"/>
-      <w:b/>
-      <w:bCs/>
-      <w:color w:val="4F81BD" w:themeColor="accent1"/>
-      <w:sz w:val="26"/>
-      <w:szCs w:val="26"/>
-    </w:rPr>
-  </w:style>
-  <w:style w:type="paragraph" w:styleId="Heading3">
-    <w:name w:val="heading 3"/>
-    <w:basedOn w:val="Normal"/>
-    <w:next w:val="Normal"/>
-    <w:link w:val="Heading3Char"/>
-    <w:uiPriority w:val="9"/>
-    <w:unhideWhenUsed/>
-    <w:qFormat/>
-    <w:rsid w:val="00663D82"/>
-    <w:pPr>
-      <w:keepNext/>
-      <w:keepLines/>
-      <w:spacing w:before="200" w:after="0"/>
-      <w:outlineLvl w:val="2"/>
-    </w:pPr>
-    <w:rPr>
-      <w:rFonts w:asciiTheme="majorHAnsi" w:eastAsiaTheme="majorEastAsia" w:hAnsiTheme="majorHAnsi"/>
-      <w:b/>
-      <w:bCs/>
-      <w:color w:val="4F81BD" w:themeColor="accent1"/>
-    </w:rPr>
-  </w:style>
-  <w:style w:type="paragraph" w:styleId="Heading4">
-    <w:name w:val="heading 4"/>
-    <w:basedOn w:val="Normal"/>
-    <w:next w:val="Normal"/>
-    <w:link w:val="Heading4Char"/>
-    <w:uiPriority w:val="9"/>
-    <w:semiHidden/>
-    <w:unhideWhenUsed/>
-    <w:qFormat/>
-    <w:rsid w:val="00CA41A6"/>
-    <w:pPr>
-      <w:keepNext/>
-      <w:keepLines/>
-      <w:spacing w:before="200" w:after="0"/>
-      <w:outlineLvl w:val="3"/>
-    </w:pPr>
-    <w:rPr>
-      <w:rFonts w:asciiTheme="majorHAnsi" w:eastAsiaTheme="majorEastAsia" w:hAnsiTheme="majorHAnsi" w:cstheme="majorBidi"/>
-      <w:b/>
-      <w:bCs/>
-      <w:i/>
-      <w:iCs/>
-      <w:color w:val="4F81BD" w:themeColor="accent1"/>
-    </w:rPr>
-  </w:style>
-  <w:style w:type="character" w:default="1" w:styleId="DefaultParagraphFont">
-    <w:name w:val="Default Paragraph Font"/>
-    <w:uiPriority w:val="1"/>
-    <w:semiHidden/>
-    <w:unhideWhenUsed/>
-  </w:style>
-  <w:style w:type="table" w:default="1" w:styleId="TableNormal">
-    <w:name w:val="Normal Table"/>
-    <w:uiPriority w:val="99"/>
-    <w:semiHidden/>
-    <w:unhideWhenUsed/>
-    <w:tblPr>
-      <w:tblInd w:w="0" w:type="dxa"/>
-      <w:tblCellMar>
-        <w:top w:w="0" w:type="dxa"/>
-        <w:left w:w="108" w:type="dxa"/>
-        <w:bottom w:w="0" w:type="dxa"/>
-        <w:right w:w="108" w:type="dxa"/>
-      </w:tblCellMar>
-    </w:tblPr>
-  </w:style>
-  <w:style w:type="numbering" w:default="1" w:styleId="NoList">
-    <w:name w:val="No List"/>
-    <w:uiPriority w:val="99"/>
-    <w:semiHidden/>
-    <w:unhideWhenUsed/>
-  </w:style>
-  <w:style w:type="character" w:customStyle="1" w:styleId="Heading1Char">
-    <w:name w:val="Heading 1 Char"/>
-    <w:basedOn w:val="DefaultParagraphFont"/>
-    <w:link w:val="Heading1"/>
-    <w:uiPriority w:val="9"/>
-    <w:locked/>
-    <w:rsid w:val="00A45680"/>
-    <w:rPr>
-      <w:rFonts w:asciiTheme="majorHAnsi" w:eastAsiaTheme="majorEastAsia" w:hAnsiTheme="majorHAnsi" w:cs="Times New Roman"/>
-      <w:b/>
-      <w:bCs/>
-      <w:color w:val="365F91" w:themeColor="accent1" w:themeShade="BF"/>
-      <w:sz w:val="28"/>
-      <w:szCs w:val="28"/>
-    </w:rPr>
-  </w:style>
-  <w:style w:type="character" w:customStyle="1" w:styleId="Heading2Char">
-    <w:name w:val="Heading 2 Char"/>
-    <w:basedOn w:val="DefaultParagraphFont"/>
-    <w:link w:val="Heading2"/>
-    <w:uiPriority w:val="9"/>
-    <w:locked/>
-    <w:rsid w:val="00A45680"/>
-    <w:rPr>
-      <w:rFonts w:asciiTheme="majorHAnsi" w:eastAsiaTheme="majorEastAsia" w:hAnsiTheme="majorHAnsi" w:cs="Times New Roman"/>
-      <w:b/>
-      <w:bCs/>
-      <w:color w:val="4F81BD" w:themeColor="accent1"/>
-      <w:sz w:val="26"/>
-      <w:szCs w:val="26"/>
-    </w:rPr>
-  </w:style>
-  <w:style w:type="character" w:customStyle="1" w:styleId="Heading3Char">
-    <w:name w:val="Heading 3 Char"/>
-    <w:basedOn w:val="DefaultParagraphFont"/>
-    <w:link w:val="Heading3"/>
-    <w:uiPriority w:val="9"/>
-    <w:locked/>
-    <w:rsid w:val="00663D82"/>
-    <w:rPr>
-      <w:rFonts w:asciiTheme="majorHAnsi" w:eastAsiaTheme="majorEastAsia" w:hAnsiTheme="majorHAnsi" w:cs="Times New Roman"/>
-      <w:b/>
-      <w:bCs/>
-      <w:color w:val="4F81BD" w:themeColor="accent1"/>
-    </w:rPr>
-  </w:style>
-  <w:style w:type="paragraph" w:styleId="ListParagraph">
-    <w:name w:val="List Paragraph"/>
-    <w:basedOn w:val="Normal"/>
-    <w:uiPriority w:val="34"/>
-    <w:qFormat/>
-    <w:rsid w:val="00663D82"/>
-    <w:pPr>
-      <w:numPr>
-        <w:numId w:val="2"/>
-      </w:numPr>
-      <w:contextualSpacing/>
-    </w:pPr>
-  </w:style>
-  <w:style w:type="character" w:styleId="Hyperlink">
-    <w:name w:val="Hyperlink"/>
-    <w:basedOn w:val="DefaultParagraphFont"/>
-    <w:uiPriority w:val="99"/>
-    <w:unhideWhenUsed/>
-    <w:rsid w:val="00DB14CF"/>
-    <w:rPr>
-      <w:rFonts w:cs="Times New Roman"/>
-      <w:color w:val="0000FF" w:themeColor="hyperlink"/>
-      <w:u w:val="single"/>
-    </w:rPr>
-  </w:style>
-  <w:style w:type="character" w:customStyle="1" w:styleId="1">
-    <w:name w:val="Неразрешено споменаване1"/>
-    <w:basedOn w:val="DefaultParagraphFont"/>
-    <w:uiPriority w:val="99"/>
-    <w:semiHidden/>
-    <w:unhideWhenUsed/>
-    <w:rsid w:val="00180442"/>
-    <w:rPr>
-      <w:color w:val="605E5C"/>
-      <w:shd w:val="clear" w:color="auto" w:fill="E1DFDD"/>
-    </w:rPr>
-  </w:style>
-  <w:style w:type="paragraph" w:styleId="BalloonText">
-    <w:name w:val="Balloon Text"/>
-    <w:basedOn w:val="Normal"/>
-    <w:link w:val="BalloonTextChar"/>
-    <w:uiPriority w:val="99"/>
-    <w:semiHidden/>
-    <w:unhideWhenUsed/>
-    <w:rsid w:val="000F014E"/>
-    <w:pPr>
-      <w:spacing w:after="0" w:line="240" w:lineRule="auto"/>
-    </w:pPr>
-    <w:rPr>
-      <w:rFonts w:ascii="Tahoma" w:hAnsi="Tahoma" w:cs="Tahoma"/>
-      <w:sz w:val="16"/>
-      <w:szCs w:val="16"/>
-    </w:rPr>
-  </w:style>
-  <w:style w:type="character" w:customStyle="1" w:styleId="BalloonTextChar">
-    <w:name w:val="Balloon Text Char"/>
-    <w:basedOn w:val="DefaultParagraphFont"/>
-    <w:link w:val="BalloonText"/>
-    <w:uiPriority w:val="99"/>
-    <w:semiHidden/>
-    <w:rsid w:val="000F014E"/>
-    <w:rPr>
-      <w:rFonts w:ascii="Tahoma" w:hAnsi="Tahoma" w:cs="Tahoma"/>
-      <w:sz w:val="16"/>
-      <w:szCs w:val="16"/>
-    </w:rPr>
-  </w:style>
-  <w:style w:type="character" w:styleId="FollowedHyperlink">
-    <w:name w:val="FollowedHyperlink"/>
-    <w:basedOn w:val="DefaultParagraphFont"/>
-    <w:uiPriority w:val="99"/>
-    <w:semiHidden/>
-    <w:unhideWhenUsed/>
-    <w:rsid w:val="000F014E"/>
-    <w:rPr>
-      <w:color w:val="800080" w:themeColor="followedHyperlink"/>
-      <w:u w:val="single"/>
-    </w:rPr>
-  </w:style>
-  <w:style w:type="character" w:customStyle="1" w:styleId="Heading4Char">
-    <w:name w:val="Heading 4 Char"/>
-    <w:basedOn w:val="DefaultParagraphFont"/>
-    <w:link w:val="Heading4"/>
-    <w:uiPriority w:val="9"/>
-    <w:semiHidden/>
-    <w:rsid w:val="00CA41A6"/>
-    <w:rPr>
-      <w:rFonts w:asciiTheme="majorHAnsi" w:eastAsiaTheme="majorEastAsia" w:hAnsiTheme="majorHAnsi" w:cstheme="majorBidi"/>
-      <w:b/>
-      <w:bCs/>
-      <w:i/>
-      <w:iCs/>
-      <w:color w:val="4F81BD" w:themeColor="accent1"/>
-    </w:rPr>
-  </w:style>
-  <w:style w:type="paragraph" w:styleId="NormalWeb">
-    <w:name w:val="Normal (Web)"/>
-    <w:basedOn w:val="Normal"/>
-    <w:uiPriority w:val="99"/>
-    <w:semiHidden/>
-    <w:unhideWhenUsed/>
-    <w:rsid w:val="00B52118"/>
-    <w:pPr>
-      <w:spacing w:before="100" w:beforeAutospacing="1" w:after="100" w:afterAutospacing="1" w:line="240" w:lineRule="auto"/>
-    </w:pPr>
-    <w:rPr>
-      <w:rFonts w:ascii="Times New Roman" w:hAnsi="Times New Roman"/>
-      <w:sz w:val="24"/>
-      <w:szCs w:val="24"/>
-      <w:lang w:val="en-US"/>
-    </w:rPr>
-  </w:style>
-  <w:style w:type="character" w:styleId="Strong">
-    <w:name w:val="Strong"/>
-    <w:basedOn w:val="DefaultParagraphFont"/>
-    <w:uiPriority w:val="22"/>
-    <w:qFormat/>
-    <w:rsid w:val="00B52118"/>
-    <w:rPr>
-      <w:b/>
-      <w:bCs/>
-    </w:rPr>
-  </w:style>
-  <w:style w:type="character" w:styleId="HTMLCode">
-    <w:name w:val="HTML Code"/>
-    <w:basedOn w:val="DefaultParagraphFont"/>
-    <w:uiPriority w:val="99"/>
-    <w:semiHidden/>
-    <w:unhideWhenUsed/>
-    <w:rsid w:val="00B52118"/>
-    <w:rPr>
-      <w:rFonts w:ascii="Courier New" w:eastAsia="Times New Roman" w:hAnsi="Courier New" w:cs="Courier New"/>
-      <w:sz w:val="20"/>
-      <w:szCs w:val="20"/>
-    </w:rPr>
-  </w:style>
-</w:styles>
-</file>
-
-<file path=word/stylesWithEffects.xml><?xml version="1.0" encoding="utf-8"?>
-<w:styles xmlns:wpc="http://schemas.microsoft.com/office/word/2010/wordprocessingCanvas" xmlns:mc="http://schemas.openxmlformats.org/markup-compatibility/2006" xmlns:o="urn:schemas-microsoft-com:office:office" xmlns:r="http://schemas.openxmlformats.org/officeDocument/2006/relationships" xmlns:m="http://schemas.openxmlformats.org/officeDocument/2006/math" xmlns:v="urn:schemas-microsoft-com:vml" xmlns:wp14="http://schemas.microsoft.com/office/word/2010/wordprocessingDrawing" xmlns:wp="http://schemas.openxmlformats.org/drawingml/2006/wordprocessingDrawing" xmlns:w10="urn:schemas-microsoft-com:office:word" xmlns:w="http://schemas.openxmlformats.org/wordprocessingml/2006/main" xmlns:w14="http://schemas.microsoft.com/office/word/2010/wordml" xmlns:wpg="http://schemas.microsoft.com/office/word/2010/wordprocessingGroup" xmlns:wpi="http://schemas.microsoft.com/office/word/2010/wordprocessingInk" xmlns:wne="http://schemas.microsoft.com/office/word/2006/wordml" xmlns:wps="http://schemas.microsoft.com/office/word/2010/wordprocessingShape" mc:Ignorable="w14 wp14">
-  <w:docDefaults>
-    <w:rPrDefault>
-      <w:rPr>
-        <w:rFonts w:asciiTheme="minorHAnsi" w:eastAsia="Times New Roman" w:hAnsiTheme="minorHAnsi" w:cstheme="minorHAnsi"/>
-        <w:sz w:val="22"/>
-        <w:szCs w:val="22"/>
-        <w:lang w:val="bg-BG" w:eastAsia="en-US" w:bidi="ar-SA"/>
-      </w:rPr>
-    </w:rPrDefault>
-    <w:pPrDefault>
-      <w:pPr>
-        <w:spacing w:after="200" w:line="276" w:lineRule="auto"/>
-      </w:pPr>
-    </w:pPrDefault>
-  </w:docDefaults>
-  <w:latentStyles w:defLockedState="0" w:defUIPriority="99" w:defSemiHidden="1" w:defUnhideWhenUsed="1" w:defQFormat="0" w:count="267">
-    <w:lsdException w:name="Normal" w:semiHidden="0" w:uiPriority="0" w:unhideWhenUsed="0" w:qFormat="1"/>
-    <w:lsdException w:name="heading 1" w:semiHidden="0" w:uiPriority="9" w:unhideWhenUsed="0" w:qFormat="1"/>
-    <w:lsdException w:name="heading 2" w:uiPriority="9" w:qFormat="1"/>
-    <w:lsdException w:name="heading 3" w:uiPriority="9" w:qFormat="1"/>
-    <w:lsdException w:name="heading 4" w:uiPriority="9" w:qFormat="1"/>
-    <w:lsdException w:name="heading 5" w:uiPriority="9" w:qFormat="1"/>
-    <w:lsdException w:name="heading 6" w:uiPriority="9" w:qFormat="1"/>
-    <w:lsdException w:name="heading 7" w:uiPriority="9" w:qFormat="1"/>
-    <w:lsdException w:name="heading 8" w:uiPriority="9" w:qFormat="1"/>
-    <w:lsdException w:name="heading 9" w:uiPriority="9" w:qFormat="1"/>
-    <w:lsdException w:name="toc 1" w:uiPriority="39"/>
-    <w:lsdException w:name="toc 2" w:uiPriority="39"/>
-    <w:lsdException w:name="toc 3" w:uiPriority="39"/>
-    <w:lsdException w:name="toc 4" w:uiPriority="39"/>
-    <w:lsdException w:name="toc 5" w:uiPriority="39"/>
-    <w:lsdException w:name="toc 6" w:uiPriority="39"/>
-    <w:lsdException w:name="toc 7" w:uiPriority="39"/>
-    <w:lsdException w:name="toc 8" w:uiPriority="39"/>
-    <w:lsdException w:name="toc 9" w:uiPriority="39"/>
-    <w:lsdException w:name="caption" w:uiPriority="35" w:qFormat="1"/>
-    <w:lsdException w:name="Title" w:semiHidden="0" w:uiPriority="10" w:unhideWhenUsed="0" w:qFormat="1"/>
-    <w:lsdException w:name="Default Paragraph Font" w:uiPriority="1"/>
-    <w:lsdException w:name="Subtitle" w:semiHidden="0" w:uiPriority="11" w:unhideWhenUsed="0" w:qFormat="1"/>
-    <w:lsdException w:name="Strong" w:semiHidden="0" w:uiPriority="22" w:unhideWhenUsed="0" w:qFormat="1"/>
-    <w:lsdException w:name="Emphasis" w:semiHidden="0" w:uiPriority="20" w:unhideWhenUsed="0" w:qFormat="1"/>
-    <w:lsdException w:name="Table Grid" w:semiHidden="0" w:uiPriority="59" w:unhideWhenUsed="0"/>
-    <w:lsdException w:name="Placeholder Text" w:unhideWhenUsed="0"/>
-    <w:lsdException w:name="No Spacing" w:semiHidden="0" w:uiPriority="1" w:unhideWhenUsed="0" w:qFormat="1"/>
-    <w:lsdException w:name="Light Shading" w:semiHidden="0" w:uiPriority="60" w:unhideWhenUsed="0"/>
-    <w:lsdException w:name="Light List" w:semiHidden="0" w:uiPriority="61" w:unhideWhenUsed="0"/>
-    <w:lsdException w:name="Light Grid" w:semiHidden="0" w:uiPriority="62" w:unhideWhenUsed="0"/>
-    <w:lsdException w:name="Medium Shading 1" w:semiHidden="0" w:uiPriority="63" w:unhideWhenUsed="0"/>
-    <w:lsdException w:name="Medium Shading 2" w:semiHidden="0" w:uiPriority="64" w:unhideWhenUsed="0"/>
-    <w:lsdException w:name="Medium List 1" w:semiHidden="0" w:uiPriority="65" w:unhideWhenUsed="0"/>
-    <w:lsdException w:name="Medium List 2" w:semiHidden="0" w:uiPriority="66" w:unhideWhenUsed="0"/>
-    <w:lsdException w:name="Medium Grid 1" w:semiHidden="0" w:uiPriority="67" w:unhideWhenUsed="0"/>
-    <w:lsdException w:name="Medium Grid 2" w:semiHidden="0" w:uiPriority="68" w:unhideWhenUsed="0"/>
-    <w:lsdException w:name="Medium Grid 3" w:semiHidden="0" w:uiPriority="69" w:unhideWhenUsed="0"/>
-    <w:lsdException w:name="Dark List" w:semiHidden="0" w:uiPriority="70" w:unhideWhenUsed="0"/>
-    <w:lsdException w:name="Colorful Shading" w:semiHidden="0" w:uiPriority="71" w:unhideWhenUsed="0"/>
-    <w:lsdException w:name="Colorful List" w:semiHidden="0" w:uiPriority="72" w:unhideWhenUsed="0"/>
-    <w:lsdException w:name="Colorful Grid" w:semiHidden="0" w:uiPriority="73" w:unhideWhenUsed="0"/>
-    <w:lsdException w:name="Light Shading Accent 1" w:semiHidden="0" w:uiPriority="60" w:unhideWhenUsed="0"/>
-    <w:lsdException w:name="Light List Accent 1" w:semiHidden="0" w:uiPriority="61" w:unhideWhenUsed="0"/>
-    <w:lsdException w:name="Light Grid Accent 1" w:semiHidden="0" w:uiPriority="62" w:unhideWhenUsed="0"/>
-    <w:lsdException w:name="Medium Shading 1 Accent 1" w:semiHidden="0" w:uiPriority="63" w:unhideWhenUsed="0"/>
-    <w:lsdException w:name="Medium Shading 2 Accent 1" w:semiHidden="0" w:uiPriority="64" w:unhideWhenUsed="0"/>
-    <w:lsdException w:name="Medium List 1 Accent 1" w:semiHidden="0" w:uiPriority="65" w:unhideWhenUsed="0"/>
-    <w:lsdException w:name="Revision" w:unhideWhenUsed="0"/>
-    <w:lsdException w:name="List Paragraph" w:semiHidden="0" w:uiPriority="34" w:unhideWhenUsed="0" w:qFormat="1"/>
-    <w:lsdException w:name="Quote" w:semiHidden="0" w:uiPriority="29" w:unhideWhenUsed="0" w:qFormat="1"/>
-    <w:lsdException w:name="Intense Quote" w:semiHidden="0" w:uiPriority="30" w:unhideWhenUsed="0" w:qFormat="1"/>
-    <w:lsdException w:name="Medium List 2 Accent 1" w:semiHidden="0" w:uiPriority="66" w:unhideWhenUsed="0"/>
-    <w:lsdException w:name="Medium Grid 1 Accent 1" w:semiHidden="0" w:uiPriority="67" w:unhideWhenUsed="0"/>
-    <w:lsdException w:name="Medium Grid 2 Accent 1" w:semiHidden="0" w:uiPriority="68" w:unhideWhenUsed="0"/>
-    <w:lsdException w:name="Medium Grid 3 Accent 1" w:semiHidden="0" w:uiPriority="69" w:unhideWhenUsed="0"/>
-    <w:lsdException w:name="Dark List Accent 1" w:semiHidden="0" w:uiPriority="70" w:unhideWhenUsed="0"/>
-    <w:lsdException w:name="Colorful Shading Accent 1" w:semiHidden="0" w:uiPriority="71" w:unhideWhenUsed="0"/>
-    <w:lsdException w:name="Colorful List Accent 1" w:semiHidden="0" w:uiPriority="72" w:unhideWhenUsed="0"/>
-    <w:lsdException w:name="Colorful Grid Accent 1" w:semiHidden="0" w:uiPriority="73" w:unhideWhenUsed="0"/>
-    <w:lsdException w:name="Light Shading Accent 2" w:semiHidden="0" w:uiPriority="60" w:unhideWhenUsed="0"/>
-    <w:lsdException w:name="Light List Accent 2" w:semiHidden="0" w:uiPriority="61" w:unhideWhenUsed="0"/>
-    <w:lsdException w:name="Light Grid Accent 2" w:semiHidden="0" w:uiPriority="62" w:unhideWhenUsed="0"/>
-    <w:lsdException w:name="Medium Shading 1 Accent 2" w:semiHidden="0" w:uiPriority="63" w:unhideWhenUsed="0"/>
-    <w:lsdException w:name="Medium Shading 2 Accent 2" w:semiHidden="0" w:uiPriority="64" w:unhideWhenUsed="0"/>
-    <w:lsdException w:name="Medium List 1 Accent 2" w:semiHidden="0" w:uiPriority="65" w:unhideWhenUsed="0"/>
-    <w:lsdException w:name="Medium List 2 Accent 2" w:semiHidden="0" w:uiPriority="66" w:unhideWhenUsed="0"/>
-    <w:lsdException w:name="Medium Grid 1 Accent 2" w:semiHidden="0" w:uiPriority="67" w:unhideWhenUsed="0"/>
-    <w:lsdException w:name="Medium Grid 2 Accent 2" w:semiHidden="0" w:uiPriority="68" w:unhideWhenUsed="0"/>
-    <w:lsdException w:name="Medium Grid 3 Accent 2" w:semiHidden="0" w:uiPriority="69" w:unhideWhenUsed="0"/>
-    <w:lsdException w:name="Dark List Accent 2" w:semiHidden="0" w:uiPriority="70" w:unhideWhenUsed="0"/>
-    <w:lsdException w:name="Colorful Shading Accent 2" w:semiHidden="0" w:uiPriority="71" w:unhideWhenUsed="0"/>
-    <w:lsdException w:name="Colorful List Accent 2" w:semiHidden="0" w:uiPriority="72" w:unhideWhenUsed="0"/>
-    <w:lsdException w:name="Colorful Grid Accent 2" w:semiHidden="0" w:uiPriority="73" w:unhideWhenUsed="0"/>
-    <w:lsdException w:name="Light Shading Accent 3" w:semiHidden="0" w:uiPriority="60" w:unhideWhenUsed="0"/>
-    <w:lsdException w:name="Light List Accent 3" w:semiHidden="0" w:uiPriority="61" w:unhideWhenUsed="0"/>
-    <w:lsdException w:name="Light Grid Accent 3" w:semiHidden="0" w:uiPriority="62" w:unhideWhenUsed="0"/>
-    <w:lsdException w:name="Medium Shading 1 Accent 3" w:semiHidden="0" w:uiPriority="63" w:unhideWhenUsed="0"/>
-    <w:lsdException w:name="Medium Shading 2 Accent 3" w:semiHidden="0" w:uiPriority="64" w:unhideWhenUsed="0"/>
-    <w:lsdException w:name="Medium List 1 Accent 3" w:semiHidden="0" w:uiPriority="65" w:unhideWhenUsed="0"/>
-    <w:lsdException w:name="Medium List 2 Accent 3" w:semiHidden="0" w:uiPriority="66" w:unhideWhenUsed="0"/>
-    <w:lsdException w:name="Medium Grid 1 Accent 3" w:semiHidden="0" w:uiPriority="67" w:unhideWhenUsed="0"/>
-    <w:lsdException w:name="Medium Grid 2 Accent 3" w:semiHidden="0" w:uiPriority="68" w:unhideWhenUsed="0"/>
-    <w:lsdException w:name="Medium Grid 3 Accent 3" w:semiHidden="0" w:uiPriority="69" w:unhideWhenUsed="0"/>
-    <w:lsdException w:name="Dark List Accent 3" w:semiHidden="0" w:uiPriority="70" w:unhideWhenUsed="0"/>
-    <w:lsdException w:name="Colorful Shading Accent 3" w:semiHidden="0" w:uiPriority="71" w:unhideWhenUsed="0"/>
-    <w:lsdException w:name="Colorful List Accent 3" w:semiHidden="0" w:uiPriority="72" w:unhideWhenUsed="0"/>
-    <w:lsdException w:name="Colorful Grid Accent 3" w:semiHidden="0" w:uiPriority="73" w:unhideWhenUsed="0"/>
-    <w:lsdException w:name="Light Shading Accent 4" w:semiHidden="0" w:uiPriority="60" w:unhideWhenUsed="0"/>
-    <w:lsdException w:name="Light List Accent 4" w:semiHidden="0" w:uiPriority="61" w:unhideWhenUsed="0"/>
-    <w:lsdException w:name="Light Grid Accent 4" w:semiHidden="0" w:uiPriority="62" w:unhideWhenUsed="0"/>
-    <w:lsdException w:name="Medium Shading 1 Accent 4" w:semiHidden="0" w:uiPriority="63" w:unhideWhenUsed="0"/>
-    <w:lsdException w:name="Medium Shading 2 Accent 4" w:semiHidden="0" w:uiPriority="64" w:unhideWhenUsed="0"/>
-    <w:lsdException w:name="Medium List 1 Accent 4" w:semiHidden="0" w:uiPriority="65" w:unhideWhenUsed="0"/>
-    <w:lsdException w:name="Medium List 2 Accent 4" w:semiHidden="0" w:uiPriority="66" w:unhideWhenUsed="0"/>
-    <w:lsdException w:name="Medium Grid 1 Accent 4" w:semiHidden="0" w:uiPriority="67" w:unhideWhenUsed="0"/>
-    <w:lsdException w:name="Medium Grid 2 Accent 4" w:semiHidden="0" w:uiPriority="68" w:unhideWhenUsed="0"/>
-    <w:lsdException w:name="Medium Grid 3 Accent 4" w:semiHidden="0" w:uiPriority="69" w:unhideWhenUsed="0"/>
-    <w:lsdException w:name="Dark List Accent 4" w:semiHidden="0" w:uiPriority="70" w:unhideWhenUsed="0"/>
-    <w:lsdException w:name="Colorful Shading Accent 4" w:semiHidden="0" w:uiPriority="71" w:unhideWhenUsed="0"/>
-    <w:lsdException w:name="Colorful List Accent 4" w:semiHidden="0" w:uiPriority="72" w:unhideWhenUsed="0"/>
-    <w:lsdException w:name="Colorful Grid Accent 4" w:semiHidden="0" w:uiPriority="73" w:unhideWhenUsed="0"/>
-    <w:lsdException w:name="Light Shading Accent 5" w:semiHidden="0" w:uiPriority="60" w:unhideWhenUsed="0"/>
-    <w:lsdException w:name="Light List Accent 5" w:semiHidden="0" w:uiPriority="61" w:unhideWhenUsed="0"/>
-    <w:lsdException w:name="Light Grid Accent 5" w:semiHidden="0" w:uiPriority="62" w:unhideWhenUsed="0"/>
-    <w:lsdException w:name="Medium Shading 1 Accent 5" w:semiHidden="0" w:uiPriority="63" w:unhideWhenUsed="0"/>
-    <w:lsdException w:name="Medium Shading 2 Accent 5" w:semiHidden="0" w:uiPriority="64" w:unhideWhenUsed="0"/>
-    <w:lsdException w:name="Medium List 1 Accent 5" w:semiHidden="0" w:uiPriority="65" w:unhideWhenUsed="0"/>
-    <w:lsdException w:name="Medium List 2 Accent 5" w:semiHidden="0" w:uiPriority="66" w:unhideWhenUsed="0"/>
-    <w:lsdException w:name="Medium Grid 1 Accent 5" w:semiHidden="0" w:uiPriority="67" w:unhideWhenUsed="0"/>
-    <w:lsdException w:name="Medium Grid 2 Accent 5" w:semiHidden="0" w:uiPriority="68" w:unhideWhenUsed="0"/>
-    <w:lsdException w:name="Medium Grid 3 Accent 5" w:semiHidden="0" w:uiPriority="69" w:unhideWhenUsed="0"/>
-    <w:lsdException w:name="Dark List Accent 5" w:semiHidden="0" w:uiPriority="70" w:unhideWhenUsed="0"/>
-    <w:lsdException w:name="Colorful Shading Accent 5" w:semiHidden="0" w:uiPriority="71" w:unhideWhenUsed="0"/>
-    <w:lsdException w:name="Colorful List Accent 5" w:semiHidden="0" w:uiPriority="72" w:unhideWhenUsed="0"/>
-    <w:lsdException w:name="Colorful Grid Accent 5" w:semiHidden="0" w:uiPriority="73" w:unhideWhenUsed="0"/>
-    <w:lsdException w:name="Light Shading Accent 6" w:semiHidden="0" w:uiPriority="60" w:unhideWhenUsed="0"/>
-    <w:lsdException w:name="Light List Accent 6" w:semiHidden="0" w:uiPriority="61" w:unhideWhenUsed="0"/>
-    <w:lsdException w:name="Light Grid Accent 6" w:semiHidden="0" w:uiPriority="62" w:unhideWhenUsed="0"/>
-    <w:lsdException w:name="Medium Shading 1 Accent 6" w:semiHidden="0" w:uiPriority="63" w:unhideWhenUsed="0"/>
-    <w:lsdException w:name="Medium Shading 2 Accent 6" w:semiHidden="0" w:uiPriority="64" w:unhideWhenUsed="0"/>
-    <w:lsdException w:name="Medium List 1 Accent 6" w:semiHidden="0" w:uiPriority="65" w:unhideWhenUsed="0"/>
-    <w:lsdException w:name="Medium List 2 Accent 6" w:semiHidden="0" w:uiPriority="66" w:unhideWhenUsed="0"/>
-    <w:lsdException w:name="Medium Grid 1 Accent 6" w:semiHidden="0" w:uiPriority="67" w:unhideWhenUsed="0"/>
-    <w:lsdException w:name="Medium Grid 2 Accent 6" w:semiHidden="0" w:uiPriority="68" w:unhideWhenUsed="0"/>
-    <w:lsdException w:name="Medium Grid 3 Accent 6" w:semiHidden="0" w:uiPriority="69" w:unhideWhenUsed="0"/>
-    <w:lsdException w:name="Dark List Accent 6" w:semiHidden="0" w:uiPriority="70" w:unhideWhenUsed="0"/>
-    <w:lsdException w:name="Colorful Shading Accent 6" w:semiHidden="0" w:uiPriority="71" w:unhideWhenUsed="0"/>
-    <w:lsdException w:name="Colorful List Accent 6" w:semiHidden="0" w:uiPriority="72" w:unhideWhenUsed="0"/>
-    <w:lsdException w:name="Colorful Grid Accent 6" w:semiHidden="0" w:uiPriority="73" w:unhideWhenUsed="0"/>
-    <w:lsdException w:name="Subtle Emphasis" w:semiHidden="0" w:uiPriority="19" w:unhideWhenUsed="0" w:qFormat="1"/>
-    <w:lsdException w:name="Intense Emphasis" w:semiHidden="0" w:uiPriority="21" w:unhideWhenUsed="0" w:qFormat="1"/>
-    <w:lsdException w:name="Subtle Reference" w:semiHidden="0" w:uiPriority="31" w:unhideWhenUsed="0" w:qFormat="1"/>
-    <w:lsdException w:name="Intense Reference" w:semiHidden="0" w:uiPriority="32" w:unhideWhenUsed="0" w:qFormat="1"/>
-    <w:lsdException w:name="Book Title" w:semiHidden="0" w:uiPriority="33" w:unhideWhenUsed="0" w:qFormat="1"/>
-    <w:lsdException w:name="Bibliography" w:uiPriority="37"/>
-    <w:lsdException w:name="TOC Heading" w:uiPriority="39" w:qFormat="1"/>
+  <w:latentStyles w:defLockedState="0" w:defUIPriority="99" w:defSemiHidden="0" w:defUnhideWhenUsed="0" w:defQFormat="0" w:count="371">
+    <w:lsdException w:name="Normal" w:uiPriority="0" w:qFormat="1"/>
+    <w:lsdException w:name="heading 1" w:uiPriority="9" w:qFormat="1"/>
+    <w:lsdException w:name="heading 2" w:semiHidden="1" w:uiPriority="9" w:unhideWhenUsed="1" w:qFormat="1"/>
+    <w:lsdException w:name="heading 3" w:semiHidden="1" w:uiPriority="9" w:unhideWhenUsed="1" w:qFormat="1"/>
+    <w:lsdException w:name="heading 4" w:semiHidden="1" w:uiPriority="9" w:unhideWhenUsed="1" w:qFormat="1"/>
+    <w:lsdException w:name="heading 5" w:semiHidden="1" w:uiPriority="9" w:unhideWhenUsed="1" w:qFormat="1"/>
+    <w:lsdException w:name="heading 6" w:semiHidden="1" w:uiPriority="9" w:unhideWhenUsed="1" w:qFormat="1"/>
+    <w:lsdException w:name="heading 7" w:semiHidden="1" w:uiPriority="9" w:unhideWhenUsed="1" w:qFormat="1"/>
+    <w:lsdException w:name="heading 8" w:semiHidden="1" w:uiPriority="9" w:unhideWhenUsed="1" w:qFormat="1"/>
+    <w:lsdException w:name="heading 9" w:semiHidden="1" w:uiPriority="9" w:unhideWhenUsed="1" w:qFormat="1"/>
+    <w:lsdException w:name="index 1" w:semiHidden="1" w:unhideWhenUsed="1"/>
+    <w:lsdException w:name="index 2" w:semiHidden="1" w:unhideWhenUsed="1"/>
+    <w:lsdException w:name="index 3" w:semiHidden="1" w:unhideWhenUsed="1"/>
+    <w:lsdException w:name="index 4" w:semiHidden="1" w:unhideWhenUsed="1"/>
+    <w:lsdException w:name="index 5" w:semiHidden="1" w:unhideWhenUsed="1"/>
+    <w:lsdException w:name="index 6" w:semiHidden="1" w:unhideWhenUsed="1"/>
+    <w:lsdException w:name="index 7" w:semiHidden="1" w:unhideWhenUsed="1"/>
+    <w:lsdException w:name="index 8" w:semiHidden="1" w:unhideWhenUsed="1"/>
+    <w:lsdException w:name="index 9" w:semiHidden="1" w:unhideWhenUsed="1"/>
+    <w:lsdException w:name="toc 1" w:semiHidden="1" w:uiPriority="39" w:unhideWhenUsed="1"/>
+    <w:lsdException w:name="toc 2" w:semiHidden="1" w:uiPriority="39" w:unhideWhenUsed="1"/>
+    <w:lsdException w:name="toc 3" w:semiHidden="1" w:uiPriority="39" w:unhideWhenUsed="1"/>
+    <w:lsdException w:name="toc 4" w:semiHidden="1" w:uiPriority="39" w:unhideWhenUsed="1"/>
+    <w:lsdException w:name="toc 5" w:semiHidden="1" w:uiPriority="39" w:unhideWhenUsed="1"/>
+    <w:lsdException w:name="toc 6" w:semiHidden="1" w:uiPriority="39" w:unhideWhenUsed="1"/>
+    <w:lsdException w:name="toc 7" w:semiHidden="1" w:uiPriority="39" w:unhideWhenUsed="1"/>
+    <w:lsdException w:name="toc 8" w:semiHidden="1" w:uiPriority="39" w:unhideWhenUsed="1"/>
+    <w:lsdException w:name="toc 9" w:semiHidden="1" w:uiPriority="39" w:unhideWhenUsed="1"/>
+    <w:lsdException w:name="Normal Indent" w:semiHidden="1" w:unhideWhenUsed="1"/>
+    <w:lsdException w:name="footnote text" w:semiHidden="1" w:unhideWhenUsed="1"/>
+    <w:lsdException w:name="annotation text" w:semiHidden="1" w:unhideWhenUsed="1"/>
+    <w:lsdException w:name="header" w:semiHidden="1" w:unhideWhenUsed="1"/>
+    <w:lsdException w:name="footer" w:semiHidden="1" w:unhideWhenUsed="1"/>
+    <w:lsdException w:name="index heading" w:semiHidden="1" w:unhideWhenUsed="1"/>
+    <w:lsdException w:name="caption" w:semiHidden="1" w:uiPriority="35" w:unhideWhenUsed="1" w:qFormat="1"/>
+    <w:lsdException w:name="table of figures" w:semiHidden="1" w:unhideWhenUsed="1"/>
+    <w:lsdException w:name="envelope address" w:semiHidden="1" w:unhideWhenUsed="1"/>
+    <w:lsdException w:name="envelope return" w:semiHidden="1" w:unhideWhenUsed="1"/>
+    <w:lsdException w:name="footnote reference" w:semiHidden="1" w:unhideWhenUsed="1"/>
+    <w:lsdException w:name="annotation reference" w:semiHidden="1" w:unhideWhenUsed="1"/>
+    <w:lsdException w:name="line number" w:semiHidden="1" w:unhideWhenUsed="1"/>
+    <w:lsdException w:name="page number" w:semiHidden="1" w:unhideWhenUsed="1"/>
+    <w:lsdException w:name="endnote reference" w:semiHidden="1" w:unhideWhenUsed="1"/>
+    <w:lsdException w:name="endnote text" w:semiHidden="1" w:unhideWhenUsed="1"/>
+    <w:lsdException w:name="table of authorities" w:semiHidden="1" w:unhideWhenUsed="1"/>
+    <w:lsdException w:name="macro" w:semiHidden="1" w:unhideWhenUsed="1"/>
+    <w:lsdException w:name="toa heading" w:semiHidden="1" w:unhideWhenUsed="1"/>
+    <w:lsdException w:name="List" w:semiHidden="1" w:unhideWhenUsed="1"/>
+    <w:lsdException w:name="List Bullet" w:semiHidden="1" w:unhideWhenUsed="1"/>
+    <w:lsdException w:name="List Number" w:semiHidden="1" w:unhideWhenUsed="1"/>
+    <w:lsdException w:name="List 2" w:semiHidden="1" w:unhideWhenUsed="1"/>
+    <w:lsdException w:name="List 3" w:semiHidden="1" w:unhideWhenUsed="1"/>
+    <w:lsdException w:name="List 4" w:semiHidden="1" w:unhideWhenUsed="1"/>
+    <w:lsdException w:name="List 5" w:semiHidden="1" w:unhideWhenUsed="1"/>
+    <w:lsdException w:name="List Bullet 2" w:semiHidden="1" w:unhideWhenUsed="1"/>
+    <w:lsdException w:name="List Bullet 3" w:semiHidden="1" w:unhideWhenUsed="1"/>
+    <w:lsdException w:name="List Bullet 4" w:semiHidden="1" w:unhideWhenUsed="1"/>
+    <w:lsdException w:name="List Bullet 5" w:semiHidden="1" w:unhideWhenUsed="1"/>
+    <w:lsdException w:name="List Number 2" w:semiHidden="1" w:unhideWhenUsed="1"/>
+    <w:lsdException w:name="List Number 3" w:semiHidden="1" w:unhideWhenUsed="1"/>
+    <w:lsdException w:name="List Number 4" w:semiHidden="1" w:unhideWhenUsed="1"/>
+    <w:lsdException w:name="List Number 5" w:semiHidden="1" w:unhideWhenUsed="1"/>
+    <w:lsdException w:name="Title" w:uiPriority="10" w:qFormat="1"/>
+    <w:lsdException w:name="Closing" w:semiHidden="1" w:unhideWhenUsed="1"/>
+    <w:lsdException w:name="Signature" w:semiHidden="1" w:unhideWhenUsed="1"/>
+    <w:lsdException w:name="Default Paragraph Font" w:semiHidden="1" w:uiPriority="1" w:unhideWhenUsed="1"/>
+    <w:lsdException w:name="Body Text" w:semiHidden="1" w:unhideWhenUsed="1"/>
+    <w:lsdException w:name="Body Text Indent" w:semiHidden="1" w:unhideWhenUsed="1"/>
+    <w:lsdException w:name="List Continue" w:semiHidden="1" w:unhideWhenUsed="1"/>
+    <w:lsdException w:name="List Continue 2" w:semiHidden="1" w:unhideWhenUsed="1"/>
+    <w:lsdException w:name="List Continue 3" w:semiHidden="1" w:unhideWhenUsed="1"/>
+    <w:lsdException w:name="List Continue 4" w:semiHidden="1" w:unhideWhenUsed="1"/>
+    <w:lsdException w:name="List Continue 5" w:semiHidden="1" w:unhideWhenUsed="1"/>
+    <w:lsdException w:name="Message Header" w:semiHidden="1" w:unhideWhenUsed="1"/>
+    <w:lsdException w:name="Subtitle" w:uiPriority="11" w:qFormat="1"/>
+    <w:lsdException w:name="Salutation" w:semiHidden="1" w:unhideWhenUsed="1"/>
+    <w:lsdException w:name="Date" w:semiHidden="1" w:unhideWhenUsed="1"/>
+    <w:lsdException w:name="Body Text First Indent" w:semiHidden="1" w:unhideWhenUsed="1"/>
+    <w:lsdException w:name="Body Text First Indent 2" w:semiHidden="1" w:unhideWhenUsed="1"/>
+    <w:lsdException w:name="Note Heading" w:semiHidden="1" w:unhideWhenUsed="1"/>
+    <w:lsdException w:name="Body Text 2" w:semiHidden="1" w:unhideWhenUsed="1"/>
+    <w:lsdException w:name="Body Text 3" w:semiHidden="1" w:unhideWhenUsed="1"/>
+    <w:lsdException w:name="Body Text Indent 2" w:semiHidden="1" w:unhideWhenUsed="1"/>
+    <w:lsdException w:name="Body Text Indent 3" w:semiHidden="1" w:unhideWhenUsed="1"/>
+    <w:lsdException w:name="Block Text" w:semiHidden="1" w:unhideWhenUsed="1"/>
+    <w:lsdException w:name="Hyperlink" w:semiHidden="1" w:unhideWhenUsed="1"/>
+    <w:lsdException w:name="FollowedHyperlink" w:semiHidden="1" w:unhideWhenUsed="1"/>
+    <w:lsdException w:name="Strong" w:uiPriority="22" w:qFormat="1"/>
+    <w:lsdException w:name="Emphasis" w:uiPriority="20" w:qFormat="1"/>
+    <w:lsdException w:name="Document Map" w:semiHidden="1" w:unhideWhenUsed="1"/>
+    <w:lsdException w:name="Plain Text" w:semiHidden="1" w:unhideWhenUsed="1"/>
+    <w:lsdException w:name="E-mail Signature" w:semiHidden="1" w:unhideWhenUsed="1"/>
+    <w:lsdException w:name="HTML Top of Form" w:semiHidden="1" w:unhideWhenUsed="1"/>
+    <w:lsdException w:name="HTML Bottom of Form" w:semiHidden="1" w:unhideWhenUsed="1"/>
+    <w:lsdException w:name="Normal (Web)" w:semiHidden="1" w:unhideWhenUsed="1"/>
+    <w:lsdException w:name="HTML Acronym" w:semiHidden="1" w:unhideWhenUsed="1"/>
+    <w:lsdException w:name="HTML Address" w:semiHidden="1" w:unhideWhenUsed="1"/>
+    <w:lsdException w:name="HTML Cite" w:semiHidden="1" w:unhideWhenUsed="1"/>
+    <w:lsdException w:name="HTML Code" w:semiHidden="1" w:unhideWhenUsed="1"/>
+    <w:lsdException w:name="HTML Definition" w:semiHidden="1" w:unhideWhenUsed="1"/>
+    <w:lsdException w:name="HTML Keyboard" w:semiHidden="1" w:unhideWhenUsed="1"/>
+    <w:lsdException w:name="HTML Preformatted" w:semiHidden="1" w:unhideWhenUsed="1"/>
+    <w:lsdException w:name="HTML Sample" w:semiHidden="1" w:unhideWhenUsed="1"/>
+    <w:lsdException w:name="HTML Typewriter" w:semiHidden="1" w:unhideWhenUsed="1"/>
+    <w:lsdException w:name="HTML Variable" w:semiHidden="1" w:unhideWhenUsed="1"/>
+    <w:lsdException w:name="Normal Table" w:semiHidden="1" w:unhideWhenUsed="1"/>
+    <w:lsdException w:name="annotation subject" w:semiHidden="1" w:unhideWhenUsed="1"/>
+    <w:lsdException w:name="No List" w:semiHidden="1" w:unhideWhenUsed="1"/>
+    <w:lsdException w:name="Outline List 1" w:semiHidden="1" w:unhideWhenUsed="1"/>
+    <w:lsdException w:name="Outline List 2" w:semiHidden="1" w:unhideWhenUsed="1"/>
+    <w:lsdException w:name="Outline List 3" w:semiHidden="1" w:unhideWhenUsed="1"/>
+    <w:lsdException w:name="Table Simple 1" w:semiHidden="1" w:unhideWhenUsed="1"/>
+    <w:lsdException w:name="Table Simple 2" w:semiHidden="1" w:unhideWhenUsed="1"/>
+    <w:lsdException w:name="Table Simple 3" w:semiHidden="1" w:unhideWhenUsed="1"/>
+    <w:lsdException w:name="Table Classic 1" w:semiHidden="1" w:unhideWhenUsed="1"/>
+    <w:lsdException w:name="Table Classic 2" w:semiHidden="1" w:unhideWhenUsed="1"/>
+    <w:lsdException w:name="Table Classic 3" w:semiHidden="1" w:unhideWhenUsed="1"/>
+    <w:lsdException w:name="Table Classic 4" w:semiHidden="1" w:unhideWhenUsed="1"/>
+    <w:lsdException w:name="Table Colorful 1" w:semiHidden="1" w:unhideWhenUsed="1"/>
+    <w:lsdException w:name="Table Colorful 2" w:semiHidden="1" w:unhideWhenUsed="1"/>
+    <w:lsdException w:name="Table Colorful 3" w:semiHidden="1" w:unhideWhenUsed="1"/>
+    <w:lsdException w:name="Table Columns 1" w:semiHidden="1" w:unhideWhenUsed="1"/>
+    <w:lsdException w:name="Table Columns 2" w:semiHidden="1" w:unhideWhenUsed="1"/>
+    <w:lsdException w:name="Table Columns 3" w:semiHidden="1" w:unhideWhenUsed="1"/>
+    <w:lsdException w:name="Table Columns 4" w:semiHidden="1" w:unhideWhenUsed="1"/>
+    <w:lsdException w:name="Table Columns 5" w:semiHidden="1" w:unhideWhenUsed="1"/>
+    <w:lsdException w:name="Table Grid 1" w:semiHidden="1" w:unhideWhenUsed="1"/>
+    <w:lsdException w:name="Table Grid 2" w:semiHidden="1" w:unhideWhenUsed="1"/>
+    <w:lsdException w:name="Table Grid 3" w:semiHidden="1" w:unhideWhenUsed="1"/>
+    <w:lsdException w:name="Table Grid 4" w:semiHidden="1" w:unhideWhenUsed="1"/>
+    <w:lsdException w:name="Table Grid 5" w:semiHidden="1" w:unhideWhenUsed="1"/>
+    <w:lsdException w:name="Table Grid 6" w:semiHidden="1" w:unhideWhenUsed="1"/>
+    <w:lsdException w:name="Table Grid 7" w:semiHidden="1" w:unhideWhenUsed="1"/>
+    <w:lsdException w:name="Table Grid 8" w:semiHidden="1" w:unhideWhenUsed="1"/>
+    <w:lsdException w:name="Table List 1" w:semiHidden="1" w:unhideWhenUsed="1"/>
+    <w:lsdException w:name="Table List 2" w:semiHidden="1" w:unhideWhenUsed="1"/>
+    <w:lsdException w:name="Table List 3" w:semiHidden="1" w:unhideWhenUsed="1"/>
+    <w:lsdException w:name="Table List 4" w:semiHidden="1" w:unhideWhenUsed="1"/>
+    <w:lsdException w:name="Table List 5" w:semiHidden="1" w:unhideWhenUsed="1"/>
+    <w:lsdException w:name="Table List 6" w:semiHidden="1" w:unhideWhenUsed="1"/>
+    <w:lsdException w:name="Table List 7" w:semiHidden="1" w:unhideWhenUsed="1"/>
+    <w:lsdException w:name="Table List 8" w:semiHidden="1" w:unhideWhenUsed="1"/>
+    <w:lsdException w:name="Table 3D effects 1" w:semiHidden="1" w:unhideWhenUsed="1"/>
+    <w:lsdException w:name="Table 3D effects 2" w:semiHidden="1" w:unhideWhenUsed="1"/>
+    <w:lsdException w:name="Table 3D effects 3" w:semiHidden="1" w:unhideWhenUsed="1"/>
+    <w:lsdException w:name="Table Contemporary" w:semiHidden="1" w:unhideWhenUsed="1"/>
+    <w:lsdException w:name="Table Elegant" w:semiHidden="1" w:unhideWhenUsed="1"/>
+    <w:lsdException w:name="Table Professional" w:semiHidden="1" w:unhideWhenUsed="1"/>
+    <w:lsdException w:name="Table Subtle 1" w:semiHidden="1" w:unhideWhenUsed="1"/>
+    <w:lsdException w:name="Table Subtle 2" w:semiHidden="1" w:unhideWhenUsed="1"/>
+    <w:lsdException w:name="Table Web 1" w:semiHidden="1" w:unhideWhenUsed="1"/>
+    <w:lsdException w:name="Table Web 2" w:semiHidden="1" w:unhideWhenUsed="1"/>
+    <w:lsdException w:name="Table Web 3" w:semiHidden="1" w:unhideWhenUsed="1"/>
+    <w:lsdException w:name="Balloon Text" w:semiHidden="1" w:unhideWhenUsed="1"/>
+    <w:lsdException w:name="Table Grid" w:uiPriority="59"/>
+    <w:lsdException w:name="Table Theme" w:semiHidden="1" w:unhideWhenUsed="1"/>
+    <w:lsdException w:name="Placeholder Text" w:semiHidden="1"/>
+    <w:lsdException w:name="No Spacing" w:uiPriority="1" w:qFormat="1"/>
+    <w:lsdException w:name="Light Shading" w:uiPriority="60"/>
+    <w:lsdException w:name="Light List" w:uiPriority="61"/>
+    <w:lsdException w:name="Light Grid" w:uiPriority="62"/>
+    <w:lsdException w:name="Medium Shading 1" w:uiPriority="63"/>
+    <w:lsdException w:name="Medium Shading 2" w:uiPriority="64"/>
+    <w:lsdException w:name="Medium List 1" w:uiPriority="65"/>
+    <w:lsdException w:name="Medium List 2" w:uiPriority="66"/>
+    <w:lsdException w:name="Medium Grid 1" w:uiPriority="67"/>
+    <w:lsdException w:name="Medium Grid 2" w:uiPriority="68"/>
+    <w:lsdException w:name="Medium Grid 3" w:uiPriority="69"/>
+    <w:lsdException w:name="Dark List" w:uiPriority="70"/>
+    <w:lsdException w:name="Colorful Shading" w:uiPriority="71"/>
+    <w:lsdException w:name="Colorful List" w:uiPriority="72"/>
+    <w:lsdException w:name="Colorful Grid" w:uiPriority="73"/>
+    <w:lsdException w:name="Light Shading Accent 1" w:uiPriority="60"/>
+    <w:lsdException w:name="Light List Accent 1" w:uiPriority="61"/>
+    <w:lsdException w:name="Light Grid Accent 1" w:uiPriority="62"/>
+    <w:lsdException w:name="Medium Shading 1 Accent 1" w:uiPriority="63"/>
+    <w:lsdException w:name="Medium Shading 2 Accent 1" w:uiPriority="64"/>
+    <w:lsdException w:name="Medium List 1 Accent 1" w:uiPriority="65"/>
+    <w:lsdException w:name="Revision" w:semiHidden="1"/>
+    <w:lsdException w:name="List Paragraph" w:uiPriority="34" w:qFormat="1"/>
+    <w:lsdException w:name="Quote" w:uiPriority="29" w:qFormat="1"/>
+    <w:lsdException w:name="Intense Quote" w:uiPriority="30" w:qFormat="1"/>
+    <w:lsdException w:name="Medium List 2 Accent 1" w:uiPriority="66"/>
+    <w:lsdException w:name="Medium Grid 1 Accent 1" w:uiPriority="67"/>
+    <w:lsdException w:name="Medium Grid 2 Accent 1" w:uiPriority="68"/>
+    <w:lsdException w:name="Medium Grid 3 Accent 1" w:uiPriority="69"/>
+    <w:lsdException w:name="Dark List Accent 1" w:uiPriority="70"/>
+    <w:lsdException w:name="Colorful Shading Accent 1" w:uiPriority="71"/>
+    <w:lsdException w:name="Colorful List Accent 1" w:uiPriority="72"/>
+    <w:lsdException w:name="Colorful Grid Accent 1" w:uiPriority="73"/>
+    <w:lsdException w:name="Light Shading Accent 2" w:uiPriority="60"/>
+    <w:lsdException w:name="Light List Accent 2" w:uiPriority="61"/>
+    <w:lsdException w:name="Light Grid Accent 2" w:uiPriority="62"/>
+    <w:lsdException w:name="Medium Shading 1 Accent 2" w:uiPriority="63"/>
+    <w:lsdException w:name="Medium Shading 2 Accent 2" w:uiPriority="64"/>
+    <w:lsdException w:name="Medium List 1 Accent 2" w:uiPriority="65"/>
+    <w:lsdException w:name="Medium List 2 Accent 2" w:uiPriority="66"/>
+    <w:lsdException w:name="Medium Grid 1 Accent 2" w:uiPriority="67"/>
+    <w:lsdException w:name="Medium Grid 2 Accent 2" w:uiPriority="68"/>
+    <w:lsdException w:name="Medium Grid 3 Accent 2" w:uiPriority="69"/>
+    <w:lsdException w:name="Dark List Accent 2" w:uiPriority="70"/>
+    <w:lsdException w:name="Colorful Shading Accent 2" w:uiPriority="71"/>
+    <w:lsdException w:name="Colorful List Accent 2" w:uiPriority="72"/>
+    <w:lsdException w:name="Colorful Grid Accent 2" w:uiPriority="73"/>
+    <w:lsdException w:name="Light Shading Accent 3" w:uiPriority="60"/>
+    <w:lsdException w:name="Light List Accent 3" w:uiPriority="61"/>
+    <w:lsdException w:name="Light Grid Accent 3" w:uiPriority="62"/>
+    <w:lsdException w:name="Medium Shading 1 Accent 3" w:uiPriority="63"/>
+    <w:lsdException w:name="Medium Shading 2 Accent 3" w:uiPriority="64"/>
+    <w:lsdException w:name="Medium List 1 Accent 3" w:uiPriority="65"/>
+    <w:lsdException w:name="Medium List 2 Accent 3" w:uiPriority="66"/>
+    <w:lsdException w:name="Medium Grid 1 Accent 3" w:uiPriority="67"/>
+    <w:lsdException w:name="Medium Grid 2 Accent 3" w:uiPriority="68"/>
+    <w:lsdException w:name="Medium Grid 3 Accent 3" w:uiPriority="69"/>
+    <w:lsdException w:name="Dark List Accent 3" w:uiPriority="70"/>
+    <w:lsdException w:name="Colorful Shading Accent 3" w:uiPriority="71"/>
+    <w:lsdException w:name="Colorful List Accent 3" w:uiPriority="72"/>
+    <w:lsdException w:name="Colorful Grid Accent 3" w:uiPriority="73"/>
+    <w:lsdException w:name="Light Shading Accent 4" w:uiPriority="60"/>
+    <w:lsdException w:name="Light List Accent 4" w:uiPriority="61"/>
+    <w:lsdException w:name="Light Grid Accent 4" w:uiPriority="62"/>
+    <w:lsdException w:name="Medium Shading 1 Accent 4" w:uiPriority="63"/>
+    <w:lsdException w:name="Medium Shading 2 Accent 4" w:uiPriority="64"/>
+    <w:lsdException w:name="Medium List 1 Accent 4" w:uiPriority="65"/>
+    <w:lsdException w:name="Medium List 2 Accent 4" w:uiPriority="66"/>
+    <w:lsdException w:name="Medium Grid 1 Accent 4" w:uiPriority="67"/>
+    <w:lsdException w:name="Medium Grid 2 Accent 4" w:uiPriority="68"/>
+    <w:lsdException w:name="Medium Grid 3 Accent 4" w:uiPriority="69"/>
+    <w:lsdException w:name="Dark List Accent 4" w:uiPriority="70"/>
+    <w:lsdException w:name="Colorful Shading Accent 4" w:uiPriority="71"/>
+    <w:lsdException w:name="Colorful List Accent 4" w:uiPriority="72"/>
+    <w:lsdException w:name="Colorful Grid Accent 4" w:uiPriority="73"/>
+    <w:lsdException w:name="Light Shading Accent 5" w:uiPriority="60"/>
+    <w:lsdException w:name="Light List Accent 5" w:uiPriority="61"/>
+    <w:lsdException w:name="Light Grid Accent 5" w:uiPriority="62"/>
+    <w:lsdException w:name="Medium Shading 1 Accent 5" w:uiPriority="63"/>
+    <w:lsdException w:name="Medium Shading 2 Accent 5" w:uiPriority="64"/>
+    <w:lsdException w:name="Medium List 1 Accent 5" w:uiPriority="65"/>
+    <w:lsdException w:name="Medium List 2 Accent 5" w:uiPriority="66"/>
+    <w:lsdException w:name="Medium Grid 1 Accent 5" w:uiPriority="67"/>
+    <w:lsdException w:name="Medium Grid 2 Accent 5" w:uiPriority="68"/>
+    <w:lsdException w:name="Medium Grid 3 Accent 5" w:uiPriority="69"/>
+    <w:lsdException w:name="Dark List Accent 5" w:uiPriority="70"/>
+    <w:lsdException w:name="Colorful Shading Accent 5" w:uiPriority="71"/>
+    <w:lsdException w:name="Colorful List Accent 5" w:uiPriority="72"/>
+    <w:lsdException w:name="Colorful Grid Accent 5" w:uiPriority="73"/>
+    <w:lsdException w:name="Light Shading Accent 6" w:uiPriority="60"/>
+    <w:lsdException w:name="Light List Accent 6" w:uiPriority="61"/>
+    <w:lsdException w:name="Light Grid Accent 6" w:uiPriority="62"/>
+    <w:lsdException w:name="Medium Shading 1 Accent 6" w:uiPriority="63"/>
+    <w:lsdException w:name="Medium Shading 2 Accent 6" w:uiPriority="64"/>
+    <w:lsdException w:name="Medium List 1 Accent 6" w:uiPriority="65"/>
+    <w:lsdException w:name="Medium List 2 Accent 6" w:uiPriority="66"/>
+    <w:lsdException w:name="Medium Grid 1 Accent 6" w:uiPriority="67"/>
+    <w:lsdException w:name="Medium Grid 2 Accent 6" w:uiPriority="68"/>
+    <w:lsdException w:name="Medium Grid 3 Accent 6" w:uiPriority="69"/>
+    <w:lsdException w:name="Dark List Accent 6" w:uiPriority="70"/>
+    <w:lsdException w:name="Colorful Shading Accent 6" w:uiPriority="71"/>
+    <w:lsdException w:name="Colorful List Accent 6" w:uiPriority="72"/>
+    <w:lsdException w:name="Colorful Grid Accent 6" w:uiPriority="73"/>
+    <w:lsdException w:name="Subtle Emphasis" w:uiPriority="19" w:qFormat="1"/>
+    <w:lsdException w:name="Intense Emphasis" w:uiPriority="21" w:qFormat="1"/>
+    <w:lsdException w:name="Subtle Reference" w:uiPriority="31" w:qFormat="1"/>
+    <w:lsdException w:name="Intense Reference" w:uiPriority="32" w:qFormat="1"/>
+    <w:lsdException w:name="Book Title" w:uiPriority="33" w:qFormat="1"/>
+    <w:lsdException w:name="Bibliography" w:semiHidden="1" w:uiPriority="37" w:unhideWhenUsed="1"/>
+    <w:lsdException w:name="TOC Heading" w:semiHidden="1" w:uiPriority="39" w:unhideWhenUsed="1" w:qFormat="1"/>
+    <w:lsdException w:name="Plain Table 1" w:uiPriority="41"/>
+    <w:lsdException w:name="Plain Table 2" w:uiPriority="42"/>
+    <w:lsdException w:name="Plain Table 3" w:uiPriority="43"/>
+    <w:lsdException w:name="Plain Table 4" w:uiPriority="44"/>
+    <w:lsdException w:name="Plain Table 5" w:uiPriority="45"/>
+    <w:lsdException w:name="Grid Table Light" w:uiPriority="40"/>
+    <w:lsdException w:name="Grid Table 1 Light" w:uiPriority="46"/>
+    <w:lsdException w:name="Grid Table 2" w:uiPriority="47"/>
+    <w:lsdException w:name="Grid Table 3" w:uiPriority="48"/>
+    <w:lsdException w:name="Grid Table 4" w:uiPriority="49"/>
+    <w:lsdException w:name="Grid Table 5 Dark" w:uiPriority="50"/>
+    <w:lsdException w:name="Grid Table 6 Colorful" w:uiPriority="51"/>
+    <w:lsdException w:name="Grid Table 7 Colorful" w:uiPriority="52"/>
+    <w:lsdException w:name="Grid Table 1 Light Accent 1" w:uiPriority="46"/>
+    <w:lsdException w:name="Grid Table 2 Accent 1" w:uiPriority="47"/>
+    <w:lsdException w:name="Grid Table 3 Accent 1" w:uiPriority="48"/>
+    <w:lsdException w:name="Grid Table 4 Accent 1" w:uiPriority="49"/>
+    <w:lsdException w:name="Grid Table 5 Dark Accent 1" w:uiPriority="50"/>
+    <w:lsdException w:name="Grid Table 6 Colorful Accent 1" w:uiPriority="51"/>
+    <w:lsdException w:name="Grid Table 7 Colorful Accent 1" w:uiPriority="52"/>
+    <w:lsdException w:name="Grid Table 1 Light Accent 2" w:uiPriority="46"/>
+    <w:lsdException w:name="Grid Table 2 Accent 2" w:uiPriority="47"/>
+    <w:lsdException w:name="Grid Table 3 Accent 2" w:uiPriority="48"/>
+    <w:lsdException w:name="Grid Table 4 Accent 2" w:uiPriority="49"/>
+    <w:lsdException w:name="Grid Table 5 Dark Accent 2" w:uiPriority="50"/>
+    <w:lsdException w:name="Grid Table 6 Colorful Accent 2" w:uiPriority="51"/>
+    <w:lsdException w:name="Grid Table 7 Colorful Accent 2" w:uiPriority="52"/>
+    <w:lsdException w:name="Grid Table 1 Light Accent 3" w:uiPriority="46"/>
+    <w:lsdException w:name="Grid Table 2 Accent 3" w:uiPriority="47"/>
+    <w:lsdException w:name="Grid Table 3 Accent 3" w:uiPriority="48"/>
+    <w:lsdException w:name="Grid Table 4 Accent 3" w:uiPriority="49"/>
+    <w:lsdException w:name="Grid Table 5 Dark Accent 3" w:uiPriority="50"/>
+    <w:lsdException w:name="Grid Table 6 Colorful Accent 3" w:uiPriority="51"/>
+    <w:lsdException w:name="Grid Table 7 Colorful Accent 3" w:uiPriority="52"/>
+    <w:lsdException w:name="Grid Table 1 Light Accent 4" w:uiPriority="46"/>
+    <w:lsdException w:name="Grid Table 2 Accent 4" w:uiPriority="47"/>
+    <w:lsdException w:name="Grid Table 3 Accent 4" w:uiPriority="48"/>
+    <w:lsdException w:name="Grid Table 4 Accent 4" w:uiPriority="49"/>
+    <w:lsdException w:name="Grid Table 5 Dark Accent 4" w:uiPriority="50"/>
+    <w:lsdException w:name="Grid Table 6 Colorful Accent 4" w:uiPriority="51"/>
+    <w:lsdException w:name="Grid Table 7 Colorful Accent 4" w:uiPriority="52"/>
+    <w:lsdException w:name="Grid Table 1 Light Accent 5" w:uiPriority="46"/>
+    <w:lsdException w:name="Grid Table 2 Accent 5" w:uiPriority="47"/>
+    <w:lsdException w:name="Grid Table 3 Accent 5" w:uiPriority="48"/>
+    <w:lsdException w:name="Grid Table 4 Accent 5" w:uiPriority="49"/>
+    <w:lsdException w:name="Grid Table 5 Dark Accent 5" w:uiPriority="50"/>
+    <w:lsdException w:name="Grid Table 6 Colorful Accent 5" w:uiPriority="51"/>
+    <w:lsdException w:name="Grid Table 7 Colorful Accent 5" w:uiPriority="52"/>
+    <w:lsdException w:name="Grid Table 1 Light Accent 6" w:uiPriority="46"/>
+    <w:lsdException w:name="Grid Table 2 Accent 6" w:uiPriority="47"/>
+    <w:lsdException w:name="Grid Table 3 Accent 6" w:uiPriority="48"/>
+    <w:lsdException w:name="Grid Table 4 Accent 6" w:uiPriority="49"/>
+    <w:lsdException w:name="Grid Table 5 Dark Accent 6" w:uiPriority="50"/>
+    <w:lsdException w:name="Grid Table 6 Colorful Accent 6" w:uiPriority="51"/>
+    <w:lsdException w:name="Grid Table 7 Colorful Accent 6" w:uiPriority="52"/>
+    <w:lsdException w:name="List Table 1 Light" w:uiPriority="46"/>
+    <w:lsdException w:name="List Table 2" w:uiPriority="47"/>
+    <w:lsdException w:name="List Table 3" w:uiPriority="48"/>
+    <w:lsdException w:name="List Table 4" w:uiPriority="49"/>
+    <w:lsdException w:name="List Table 5 Dark" w:uiPriority="50"/>
+    <w:lsdException w:name="List Table 6 Colorful" w:uiPriority="51"/>
+    <w:lsdException w:name="List Table 7 Colorful" w:uiPriority="52"/>
+    <w:lsdException w:name="List Table 1 Light Accent 1" w:uiPriority="46"/>
+    <w:lsdException w:name="List Table 2 Accent 1" w:uiPriority="47"/>
+    <w:lsdException w:name="List Table 3 Accent 1" w:uiPriority="48"/>
+    <w:lsdException w:name="List Table 4 Accent 1" w:uiPriority="49"/>
+    <w:lsdException w:name="List Table 5 Dark Accent 1" w:uiPriority="50"/>
+    <w:lsdException w:name="List Table 6 Colorful Accent 1" w:uiPriority="51"/>
+    <w:lsdException w:name="List Table 7 Colorful Accent 1" w:uiPriority="52"/>
+    <w:lsdException w:name="List Table 1 Light Accent 2" w:uiPriority="46"/>
+    <w:lsdException w:name="List Table 2 Accent 2" w:uiPriority="47"/>
+    <w:lsdException w:name="List Table 3 Accent 2" w:uiPriority="48"/>
+    <w:lsdException w:name="List Table 4 Accent 2" w:uiPriority="49"/>
+    <w:lsdException w:name="List Table 5 Dark Accent 2" w:uiPriority="50"/>
+    <w:lsdException w:name="List Table 6 Colorful Accent 2" w:uiPriority="51"/>
+    <w:lsdException w:name="List Table 7 Colorful Accent 2" w:uiPriority="52"/>
+    <w:lsdException w:name="List Table 1 Light Accent 3" w:uiPriority="46"/>
+    <w:lsdException w:name="List Table 2 Accent 3" w:uiPriority="47"/>
+    <w:lsdException w:name="List Table 3 Accent 3" w:uiPriority="48"/>
+    <w:lsdException w:name="List Table 4 Accent 3" w:uiPriority="49"/>
+    <w:lsdException w:name="List Table 5 Dark Accent 3" w:uiPriority="50"/>
+    <w:lsdException w:name="List Table 6 Colorful Accent 3" w:uiPriority="51"/>
+    <w:lsdException w:name="List Table 7 Colorful Accent 3" w:uiPriority="52"/>
+    <w:lsdException w:name="List Table 1 Light Accent 4" w:uiPriority="46"/>
+    <w:lsdException w:name="List Table 2 Accent 4" w:uiPriority="47"/>
+    <w:lsdException w:name="List Table 3 Accent 4" w:uiPriority="48"/>
+    <w:lsdException w:name="List Table 4 Accent 4" w:uiPriority="49"/>
+    <w:lsdException w:name="List Table 5 Dark Accent 4" w:uiPriority="50"/>
+    <w:lsdException w:name="List Table 6 Colorful Accent 4" w:uiPriority="51"/>
+    <w:lsdException w:name="List Table 7 Colorful Accent 4" w:uiPriority="52"/>
+    <w:lsdException w:name="List Table 1 Light Accent 5" w:uiPriority="46"/>
+    <w:lsdException w:name="List Table 2 Accent 5" w:uiPriority="47"/>
+    <w:lsdException w:name="List Table 3 Accent 5" w:uiPriority="48"/>
+    <w:lsdException w:name="List Table 4 Accent 5" w:uiPriority="49"/>
+    <w:lsdException w:name="List Table 5 Dark Accent 5" w:uiPriority="50"/>
+    <w:lsdException w:name="List Table 6 Colorful Accent 5" w:uiPriority="51"/>
+    <w:lsdException w:name="List Table 7 Colorful Accent 5" w:uiPriority="52"/>
+    <w:lsdException w:name="List Table 1 Light Accent 6" w:uiPriority="46"/>
+    <w:lsdException w:name="List Table 2 Accent 6" w:uiPriority="47"/>
+    <w:lsdException w:name="List Table 3 Accent 6" w:uiPriority="48"/>
+    <w:lsdException w:name="List Table 4 Accent 6" w:uiPriority="49"/>
+    <w:lsdException w:name="List Table 5 Dark Accent 6" w:uiPriority="50"/>
+    <w:lsdException w:name="List Table 6 Colorful Accent 6" w:uiPriority="51"/>
+    <w:lsdException w:name="List Table 7 Colorful Accent 6" w:uiPriority="52"/>
   </w:latentStyles>
   <w:style w:type="paragraph" w:default="1" w:styleId="Normal">
     <w:name w:val="Normal"/>
@@ -13095,7 +13987,7 @@
 </file>
 
 <file path=customXml/itemProps1.xml><?xml version="1.0" encoding="utf-8"?>
-<ds:datastoreItem xmlns:ds="http://schemas.openxmlformats.org/officeDocument/2006/customXml" ds:itemID="{EBBB5944-E382-4069-9AA9-9326ED60BCA8}">
+<ds:datastoreItem xmlns:ds="http://schemas.openxmlformats.org/officeDocument/2006/customXml" ds:itemID="{F711F3A3-20DE-4169-8130-EDE5EB03F73A}">
   <ds:schemaRefs>
     <ds:schemaRef ds:uri="http://schemas.openxmlformats.org/officeDocument/2006/bibliography"/>
   </ds:schemaRefs>

--- a/doctemplate_and_requirements/documentation_template.docx
+++ b/doctemplate_and_requirements/documentation_template.docx
@@ -2720,10 +2720,7 @@
         <w:t xml:space="preserve"> </w:t>
       </w:r>
       <w:r>
-        <w:t>и</w:t>
-      </w:r>
-      <w:r>
-        <w:t xml:space="preserve">зползвана чрез </w:t>
+        <w:t xml:space="preserve">използвана чрез </w:t>
       </w:r>
       <w:proofErr w:type="spellStart"/>
       <w:r>
@@ -3035,8 +3032,6 @@
         </w:rPr>
         <w:t>-и или библиотеки. Приложението е реализирано изцяло с чист PHP.</w:t>
       </w:r>
-      <w:bookmarkStart w:id="2" w:name="_GoBack"/>
-      <w:bookmarkEnd w:id="2"/>
     </w:p>
     <w:p>
       <w:pPr>
@@ -4085,8 +4080,8 @@
         </w:rPr>
         <w:t>API:</w:t>
       </w:r>
-      <w:bookmarkStart w:id="3" w:name="api"/>
-      <w:bookmarkEnd w:id="3"/>
+      <w:bookmarkStart w:id="2" w:name="api"/>
+      <w:bookmarkEnd w:id="2"/>
     </w:p>
     <w:p>
       <w:r>
@@ -5351,6 +5346,1028 @@
         </w:rPr>
         <w:t>Тук може да се изброят по-важните промптове или изводи, а в отделно приложение да сложите всичко, за което сте използвали.</w:t>
       </w:r>
+    </w:p>
+    <w:p>
+      <w:pPr>
+        <w:pStyle w:val="NormalWeb"/>
+        <w:rPr>
+          <w:rFonts w:asciiTheme="minorHAnsi" w:hAnsiTheme="minorHAnsi" w:cstheme="minorHAnsi"/>
+          <w:sz w:val="22"/>
+          <w:szCs w:val="22"/>
+        </w:rPr>
+      </w:pPr>
+      <w:r>
+        <w:rPr>
+          <w:rFonts w:asciiTheme="minorHAnsi" w:hAnsiTheme="minorHAnsi" w:cstheme="minorHAnsi"/>
+          <w:sz w:val="22"/>
+          <w:szCs w:val="22"/>
+        </w:rPr>
+        <w:t xml:space="preserve">В </w:t>
+      </w:r>
+      <w:proofErr w:type="spellStart"/>
+      <w:r>
+        <w:rPr>
+          <w:rFonts w:asciiTheme="minorHAnsi" w:hAnsiTheme="minorHAnsi" w:cstheme="minorHAnsi"/>
+          <w:sz w:val="22"/>
+          <w:szCs w:val="22"/>
+        </w:rPr>
+        <w:t>процеса</w:t>
+      </w:r>
+      <w:proofErr w:type="spellEnd"/>
+      <w:r>
+        <w:rPr>
+          <w:rFonts w:asciiTheme="minorHAnsi" w:hAnsiTheme="minorHAnsi" w:cstheme="minorHAnsi"/>
+          <w:sz w:val="22"/>
+          <w:szCs w:val="22"/>
+        </w:rPr>
+        <w:t xml:space="preserve"> </w:t>
+      </w:r>
+      <w:proofErr w:type="spellStart"/>
+      <w:r>
+        <w:rPr>
+          <w:rFonts w:asciiTheme="minorHAnsi" w:hAnsiTheme="minorHAnsi" w:cstheme="minorHAnsi"/>
+          <w:sz w:val="22"/>
+          <w:szCs w:val="22"/>
+        </w:rPr>
+        <w:t>на</w:t>
+      </w:r>
+      <w:proofErr w:type="spellEnd"/>
+      <w:r>
+        <w:rPr>
+          <w:rFonts w:asciiTheme="minorHAnsi" w:hAnsiTheme="minorHAnsi" w:cstheme="minorHAnsi"/>
+          <w:sz w:val="22"/>
+          <w:szCs w:val="22"/>
+        </w:rPr>
+        <w:t xml:space="preserve"> </w:t>
+      </w:r>
+      <w:proofErr w:type="spellStart"/>
+      <w:r>
+        <w:rPr>
+          <w:rFonts w:asciiTheme="minorHAnsi" w:hAnsiTheme="minorHAnsi" w:cstheme="minorHAnsi"/>
+          <w:sz w:val="22"/>
+          <w:szCs w:val="22"/>
+        </w:rPr>
+        <w:t>разработка</w:t>
+      </w:r>
+      <w:proofErr w:type="spellEnd"/>
+      <w:r>
+        <w:rPr>
+          <w:rFonts w:asciiTheme="minorHAnsi" w:hAnsiTheme="minorHAnsi" w:cstheme="minorHAnsi"/>
+          <w:sz w:val="22"/>
+          <w:szCs w:val="22"/>
+        </w:rPr>
+        <w:t xml:space="preserve"> е </w:t>
+      </w:r>
+      <w:proofErr w:type="spellStart"/>
+      <w:r>
+        <w:rPr>
+          <w:rFonts w:asciiTheme="minorHAnsi" w:hAnsiTheme="minorHAnsi" w:cstheme="minorHAnsi"/>
+          <w:sz w:val="22"/>
+          <w:szCs w:val="22"/>
+        </w:rPr>
+        <w:t>използван</w:t>
+      </w:r>
+      <w:proofErr w:type="spellEnd"/>
+      <w:r>
+        <w:rPr>
+          <w:rFonts w:asciiTheme="minorHAnsi" w:hAnsiTheme="minorHAnsi" w:cstheme="minorHAnsi"/>
+          <w:sz w:val="22"/>
+          <w:szCs w:val="22"/>
+        </w:rPr>
+        <w:t xml:space="preserve"> AI </w:t>
+      </w:r>
+      <w:proofErr w:type="spellStart"/>
+      <w:r>
+        <w:rPr>
+          <w:rFonts w:asciiTheme="minorHAnsi" w:hAnsiTheme="minorHAnsi" w:cstheme="minorHAnsi"/>
+          <w:sz w:val="22"/>
+          <w:szCs w:val="22"/>
+        </w:rPr>
+        <w:t>инструмент</w:t>
+      </w:r>
+      <w:proofErr w:type="spellEnd"/>
+      <w:r>
+        <w:rPr>
+          <w:rFonts w:asciiTheme="minorHAnsi" w:hAnsiTheme="minorHAnsi" w:cstheme="minorHAnsi"/>
+          <w:sz w:val="22"/>
+          <w:szCs w:val="22"/>
+        </w:rPr>
+        <w:t xml:space="preserve"> (</w:t>
+      </w:r>
+      <w:proofErr w:type="spellStart"/>
+      <w:r>
+        <w:rPr>
+          <w:rFonts w:asciiTheme="minorHAnsi" w:hAnsiTheme="minorHAnsi" w:cstheme="minorHAnsi"/>
+          <w:sz w:val="22"/>
+          <w:szCs w:val="22"/>
+        </w:rPr>
+        <w:t>ChatGPT</w:t>
+      </w:r>
+      <w:proofErr w:type="spellEnd"/>
+      <w:r>
+        <w:rPr>
+          <w:rFonts w:asciiTheme="minorHAnsi" w:hAnsiTheme="minorHAnsi" w:cstheme="minorHAnsi"/>
+          <w:sz w:val="22"/>
+          <w:szCs w:val="22"/>
+        </w:rPr>
+        <w:t xml:space="preserve">) </w:t>
+      </w:r>
+      <w:proofErr w:type="spellStart"/>
+      <w:r>
+        <w:rPr>
+          <w:rFonts w:asciiTheme="minorHAnsi" w:hAnsiTheme="minorHAnsi" w:cstheme="minorHAnsi"/>
+          <w:sz w:val="22"/>
+          <w:szCs w:val="22"/>
+        </w:rPr>
+        <w:t>като</w:t>
+      </w:r>
+      <w:proofErr w:type="spellEnd"/>
+      <w:r>
+        <w:rPr>
+          <w:rFonts w:asciiTheme="minorHAnsi" w:hAnsiTheme="minorHAnsi" w:cstheme="minorHAnsi"/>
+          <w:sz w:val="22"/>
+          <w:szCs w:val="22"/>
+        </w:rPr>
+        <w:t xml:space="preserve"> </w:t>
+      </w:r>
+      <w:proofErr w:type="spellStart"/>
+      <w:r>
+        <w:rPr>
+          <w:rFonts w:asciiTheme="minorHAnsi" w:hAnsiTheme="minorHAnsi" w:cstheme="minorHAnsi"/>
+          <w:sz w:val="22"/>
+          <w:szCs w:val="22"/>
+        </w:rPr>
+        <w:t>помощно</w:t>
+      </w:r>
+      <w:proofErr w:type="spellEnd"/>
+      <w:r>
+        <w:rPr>
+          <w:rFonts w:asciiTheme="minorHAnsi" w:hAnsiTheme="minorHAnsi" w:cstheme="minorHAnsi"/>
+          <w:sz w:val="22"/>
+          <w:szCs w:val="22"/>
+        </w:rPr>
+        <w:t xml:space="preserve"> </w:t>
+      </w:r>
+      <w:proofErr w:type="spellStart"/>
+      <w:r>
+        <w:rPr>
+          <w:rFonts w:asciiTheme="minorHAnsi" w:hAnsiTheme="minorHAnsi" w:cstheme="minorHAnsi"/>
+          <w:sz w:val="22"/>
+          <w:szCs w:val="22"/>
+        </w:rPr>
+        <w:t>средство</w:t>
+      </w:r>
+      <w:proofErr w:type="spellEnd"/>
+      <w:r>
+        <w:rPr>
+          <w:rFonts w:asciiTheme="minorHAnsi" w:hAnsiTheme="minorHAnsi" w:cstheme="minorHAnsi"/>
+          <w:sz w:val="22"/>
+          <w:szCs w:val="22"/>
+        </w:rPr>
+        <w:t xml:space="preserve"> </w:t>
+      </w:r>
+      <w:proofErr w:type="spellStart"/>
+      <w:r>
+        <w:rPr>
+          <w:rFonts w:asciiTheme="minorHAnsi" w:hAnsiTheme="minorHAnsi" w:cstheme="minorHAnsi"/>
+          <w:sz w:val="22"/>
+          <w:szCs w:val="22"/>
+        </w:rPr>
+        <w:t>при</w:t>
+      </w:r>
+      <w:proofErr w:type="spellEnd"/>
+      <w:r>
+        <w:rPr>
+          <w:rFonts w:asciiTheme="minorHAnsi" w:hAnsiTheme="minorHAnsi" w:cstheme="minorHAnsi"/>
+          <w:sz w:val="22"/>
+          <w:szCs w:val="22"/>
+        </w:rPr>
+        <w:t>:</w:t>
+      </w:r>
+    </w:p>
+    <w:p>
+      <w:pPr>
+        <w:pStyle w:val="NormalWeb"/>
+        <w:numPr>
+          <w:ilvl w:val="0"/>
+          <w:numId w:val="23"/>
+        </w:numPr>
+        <w:rPr>
+          <w:rFonts w:asciiTheme="minorHAnsi" w:hAnsiTheme="minorHAnsi" w:cstheme="minorHAnsi"/>
+          <w:sz w:val="22"/>
+          <w:szCs w:val="22"/>
+        </w:rPr>
+      </w:pPr>
+      <w:proofErr w:type="spellStart"/>
+      <w:r>
+        <w:rPr>
+          <w:rFonts w:asciiTheme="minorHAnsi" w:hAnsiTheme="minorHAnsi" w:cstheme="minorHAnsi"/>
+          <w:sz w:val="22"/>
+          <w:szCs w:val="22"/>
+        </w:rPr>
+        <w:t>анализ</w:t>
+      </w:r>
+      <w:proofErr w:type="spellEnd"/>
+      <w:r>
+        <w:rPr>
+          <w:rFonts w:asciiTheme="minorHAnsi" w:hAnsiTheme="minorHAnsi" w:cstheme="minorHAnsi"/>
+          <w:sz w:val="22"/>
+          <w:szCs w:val="22"/>
+        </w:rPr>
+        <w:t xml:space="preserve"> и </w:t>
+      </w:r>
+      <w:proofErr w:type="spellStart"/>
+      <w:r>
+        <w:rPr>
+          <w:rFonts w:asciiTheme="minorHAnsi" w:hAnsiTheme="minorHAnsi" w:cstheme="minorHAnsi"/>
+          <w:sz w:val="22"/>
+          <w:szCs w:val="22"/>
+        </w:rPr>
+        <w:t>отстраняване</w:t>
+      </w:r>
+      <w:proofErr w:type="spellEnd"/>
+      <w:r>
+        <w:rPr>
+          <w:rFonts w:asciiTheme="minorHAnsi" w:hAnsiTheme="minorHAnsi" w:cstheme="minorHAnsi"/>
+          <w:sz w:val="22"/>
+          <w:szCs w:val="22"/>
+        </w:rPr>
+        <w:t xml:space="preserve"> </w:t>
+      </w:r>
+      <w:proofErr w:type="spellStart"/>
+      <w:r>
+        <w:rPr>
+          <w:rFonts w:asciiTheme="minorHAnsi" w:hAnsiTheme="minorHAnsi" w:cstheme="minorHAnsi"/>
+          <w:sz w:val="22"/>
+          <w:szCs w:val="22"/>
+        </w:rPr>
+        <w:t>на</w:t>
+      </w:r>
+      <w:proofErr w:type="spellEnd"/>
+      <w:r>
+        <w:rPr>
+          <w:rFonts w:asciiTheme="minorHAnsi" w:hAnsiTheme="minorHAnsi" w:cstheme="minorHAnsi"/>
+          <w:sz w:val="22"/>
+          <w:szCs w:val="22"/>
+        </w:rPr>
+        <w:t xml:space="preserve"> </w:t>
+      </w:r>
+      <w:proofErr w:type="spellStart"/>
+      <w:r>
+        <w:rPr>
+          <w:rFonts w:asciiTheme="minorHAnsi" w:hAnsiTheme="minorHAnsi" w:cstheme="minorHAnsi"/>
+          <w:sz w:val="22"/>
+          <w:szCs w:val="22"/>
+        </w:rPr>
+        <w:t>програмни</w:t>
+      </w:r>
+      <w:proofErr w:type="spellEnd"/>
+      <w:r>
+        <w:rPr>
+          <w:rFonts w:asciiTheme="minorHAnsi" w:hAnsiTheme="minorHAnsi" w:cstheme="minorHAnsi"/>
+          <w:sz w:val="22"/>
+          <w:szCs w:val="22"/>
+        </w:rPr>
+        <w:t xml:space="preserve"> </w:t>
+      </w:r>
+      <w:proofErr w:type="spellStart"/>
+      <w:r>
+        <w:rPr>
+          <w:rFonts w:asciiTheme="minorHAnsi" w:hAnsiTheme="minorHAnsi" w:cstheme="minorHAnsi"/>
+          <w:sz w:val="22"/>
+          <w:szCs w:val="22"/>
+        </w:rPr>
+        <w:t>грешки</w:t>
+      </w:r>
+      <w:proofErr w:type="spellEnd"/>
+      <w:r>
+        <w:rPr>
+          <w:rFonts w:asciiTheme="minorHAnsi" w:hAnsiTheme="minorHAnsi" w:cstheme="minorHAnsi"/>
+          <w:sz w:val="22"/>
+          <w:szCs w:val="22"/>
+        </w:rPr>
+        <w:t xml:space="preserve"> (debugging) в PHP, SQL и CSS;</w:t>
+      </w:r>
+    </w:p>
+    <w:p>
+      <w:pPr>
+        <w:pStyle w:val="NormalWeb"/>
+        <w:numPr>
+          <w:ilvl w:val="0"/>
+          <w:numId w:val="23"/>
+        </w:numPr>
+        <w:rPr>
+          <w:rFonts w:asciiTheme="minorHAnsi" w:hAnsiTheme="minorHAnsi" w:cstheme="minorHAnsi"/>
+          <w:sz w:val="22"/>
+          <w:szCs w:val="22"/>
+        </w:rPr>
+      </w:pPr>
+      <w:proofErr w:type="spellStart"/>
+      <w:r>
+        <w:rPr>
+          <w:rFonts w:asciiTheme="minorHAnsi" w:hAnsiTheme="minorHAnsi" w:cstheme="minorHAnsi"/>
+          <w:sz w:val="22"/>
+          <w:szCs w:val="22"/>
+        </w:rPr>
+        <w:t>обяснение</w:t>
+      </w:r>
+      <w:proofErr w:type="spellEnd"/>
+      <w:r>
+        <w:rPr>
+          <w:rFonts w:asciiTheme="minorHAnsi" w:hAnsiTheme="minorHAnsi" w:cstheme="minorHAnsi"/>
+          <w:sz w:val="22"/>
+          <w:szCs w:val="22"/>
+        </w:rPr>
+        <w:t xml:space="preserve"> </w:t>
+      </w:r>
+      <w:proofErr w:type="spellStart"/>
+      <w:r>
+        <w:rPr>
+          <w:rFonts w:asciiTheme="minorHAnsi" w:hAnsiTheme="minorHAnsi" w:cstheme="minorHAnsi"/>
+          <w:sz w:val="22"/>
+          <w:szCs w:val="22"/>
+        </w:rPr>
+        <w:t>на</w:t>
+      </w:r>
+      <w:proofErr w:type="spellEnd"/>
+      <w:r>
+        <w:rPr>
+          <w:rFonts w:asciiTheme="minorHAnsi" w:hAnsiTheme="minorHAnsi" w:cstheme="minorHAnsi"/>
+          <w:sz w:val="22"/>
+          <w:szCs w:val="22"/>
+        </w:rPr>
+        <w:t xml:space="preserve"> </w:t>
+      </w:r>
+      <w:proofErr w:type="spellStart"/>
+      <w:r>
+        <w:rPr>
+          <w:rFonts w:asciiTheme="minorHAnsi" w:hAnsiTheme="minorHAnsi" w:cstheme="minorHAnsi"/>
+          <w:sz w:val="22"/>
+          <w:szCs w:val="22"/>
+        </w:rPr>
+        <w:t>отделни</w:t>
+      </w:r>
+      <w:proofErr w:type="spellEnd"/>
+      <w:r>
+        <w:rPr>
+          <w:rFonts w:asciiTheme="minorHAnsi" w:hAnsiTheme="minorHAnsi" w:cstheme="minorHAnsi"/>
+          <w:sz w:val="22"/>
+          <w:szCs w:val="22"/>
+        </w:rPr>
+        <w:t xml:space="preserve"> </w:t>
+      </w:r>
+      <w:proofErr w:type="spellStart"/>
+      <w:r>
+        <w:rPr>
+          <w:rFonts w:asciiTheme="minorHAnsi" w:hAnsiTheme="minorHAnsi" w:cstheme="minorHAnsi"/>
+          <w:sz w:val="22"/>
+          <w:szCs w:val="22"/>
+        </w:rPr>
+        <w:t>концепции</w:t>
+      </w:r>
+      <w:proofErr w:type="spellEnd"/>
+      <w:r>
+        <w:rPr>
+          <w:rFonts w:asciiTheme="minorHAnsi" w:hAnsiTheme="minorHAnsi" w:cstheme="minorHAnsi"/>
+          <w:sz w:val="22"/>
+          <w:szCs w:val="22"/>
+        </w:rPr>
+        <w:t xml:space="preserve"> и </w:t>
+      </w:r>
+      <w:proofErr w:type="spellStart"/>
+      <w:r>
+        <w:rPr>
+          <w:rFonts w:asciiTheme="minorHAnsi" w:hAnsiTheme="minorHAnsi" w:cstheme="minorHAnsi"/>
+          <w:sz w:val="22"/>
+          <w:szCs w:val="22"/>
+        </w:rPr>
+        <w:t>добри</w:t>
+      </w:r>
+      <w:proofErr w:type="spellEnd"/>
+      <w:r>
+        <w:rPr>
+          <w:rFonts w:asciiTheme="minorHAnsi" w:hAnsiTheme="minorHAnsi" w:cstheme="minorHAnsi"/>
+          <w:sz w:val="22"/>
+          <w:szCs w:val="22"/>
+        </w:rPr>
+        <w:t xml:space="preserve"> </w:t>
+      </w:r>
+      <w:proofErr w:type="spellStart"/>
+      <w:r>
+        <w:rPr>
+          <w:rFonts w:asciiTheme="minorHAnsi" w:hAnsiTheme="minorHAnsi" w:cstheme="minorHAnsi"/>
+          <w:sz w:val="22"/>
+          <w:szCs w:val="22"/>
+        </w:rPr>
+        <w:t>практики</w:t>
+      </w:r>
+      <w:proofErr w:type="spellEnd"/>
+      <w:r>
+        <w:rPr>
+          <w:rFonts w:asciiTheme="minorHAnsi" w:hAnsiTheme="minorHAnsi" w:cstheme="minorHAnsi"/>
+          <w:sz w:val="22"/>
+          <w:szCs w:val="22"/>
+        </w:rPr>
+        <w:t xml:space="preserve">, </w:t>
+      </w:r>
+      <w:proofErr w:type="spellStart"/>
+      <w:r>
+        <w:rPr>
+          <w:rFonts w:asciiTheme="minorHAnsi" w:hAnsiTheme="minorHAnsi" w:cstheme="minorHAnsi"/>
+          <w:sz w:val="22"/>
+          <w:szCs w:val="22"/>
+        </w:rPr>
+        <w:t>свързани</w:t>
+      </w:r>
+      <w:proofErr w:type="spellEnd"/>
+      <w:r>
+        <w:rPr>
+          <w:rFonts w:asciiTheme="minorHAnsi" w:hAnsiTheme="minorHAnsi" w:cstheme="minorHAnsi"/>
+          <w:sz w:val="22"/>
+          <w:szCs w:val="22"/>
+        </w:rPr>
+        <w:t xml:space="preserve"> </w:t>
+      </w:r>
+      <w:proofErr w:type="spellStart"/>
+      <w:r>
+        <w:rPr>
+          <w:rFonts w:asciiTheme="minorHAnsi" w:hAnsiTheme="minorHAnsi" w:cstheme="minorHAnsi"/>
+          <w:sz w:val="22"/>
+          <w:szCs w:val="22"/>
+        </w:rPr>
+        <w:t>със</w:t>
+      </w:r>
+      <w:proofErr w:type="spellEnd"/>
+      <w:r>
+        <w:rPr>
+          <w:rFonts w:asciiTheme="minorHAnsi" w:hAnsiTheme="minorHAnsi" w:cstheme="minorHAnsi"/>
+          <w:sz w:val="22"/>
+          <w:szCs w:val="22"/>
+        </w:rPr>
+        <w:t xml:space="preserve"> </w:t>
+      </w:r>
+      <w:proofErr w:type="spellStart"/>
+      <w:r>
+        <w:rPr>
+          <w:rFonts w:asciiTheme="minorHAnsi" w:hAnsiTheme="minorHAnsi" w:cstheme="minorHAnsi"/>
+          <w:sz w:val="22"/>
+          <w:szCs w:val="22"/>
+        </w:rPr>
+        <w:t>сесиите</w:t>
+      </w:r>
+      <w:proofErr w:type="spellEnd"/>
+      <w:r>
+        <w:rPr>
+          <w:rFonts w:asciiTheme="minorHAnsi" w:hAnsiTheme="minorHAnsi" w:cstheme="minorHAnsi"/>
+          <w:sz w:val="22"/>
+          <w:szCs w:val="22"/>
+        </w:rPr>
+        <w:t xml:space="preserve">, </w:t>
+      </w:r>
+      <w:proofErr w:type="spellStart"/>
+      <w:r>
+        <w:rPr>
+          <w:rFonts w:asciiTheme="minorHAnsi" w:hAnsiTheme="minorHAnsi" w:cstheme="minorHAnsi"/>
+          <w:sz w:val="22"/>
+          <w:szCs w:val="22"/>
+        </w:rPr>
+        <w:t>базите</w:t>
+      </w:r>
+      <w:proofErr w:type="spellEnd"/>
+      <w:r>
+        <w:rPr>
+          <w:rFonts w:asciiTheme="minorHAnsi" w:hAnsiTheme="minorHAnsi" w:cstheme="minorHAnsi"/>
+          <w:sz w:val="22"/>
+          <w:szCs w:val="22"/>
+        </w:rPr>
+        <w:t xml:space="preserve"> </w:t>
+      </w:r>
+      <w:proofErr w:type="spellStart"/>
+      <w:r>
+        <w:rPr>
+          <w:rFonts w:asciiTheme="minorHAnsi" w:hAnsiTheme="minorHAnsi" w:cstheme="minorHAnsi"/>
+          <w:sz w:val="22"/>
+          <w:szCs w:val="22"/>
+        </w:rPr>
+        <w:t>данни</w:t>
+      </w:r>
+      <w:proofErr w:type="spellEnd"/>
+      <w:r>
+        <w:rPr>
+          <w:rFonts w:asciiTheme="minorHAnsi" w:hAnsiTheme="minorHAnsi" w:cstheme="minorHAnsi"/>
+          <w:sz w:val="22"/>
+          <w:szCs w:val="22"/>
+        </w:rPr>
+        <w:t xml:space="preserve"> и </w:t>
+      </w:r>
+      <w:proofErr w:type="spellStart"/>
+      <w:r>
+        <w:rPr>
+          <w:rFonts w:asciiTheme="minorHAnsi" w:hAnsiTheme="minorHAnsi" w:cstheme="minorHAnsi"/>
+          <w:sz w:val="22"/>
+          <w:szCs w:val="22"/>
+        </w:rPr>
+        <w:t>структурата</w:t>
+      </w:r>
+      <w:proofErr w:type="spellEnd"/>
+      <w:r>
+        <w:rPr>
+          <w:rFonts w:asciiTheme="minorHAnsi" w:hAnsiTheme="minorHAnsi" w:cstheme="minorHAnsi"/>
+          <w:sz w:val="22"/>
+          <w:szCs w:val="22"/>
+        </w:rPr>
+        <w:t xml:space="preserve"> </w:t>
+      </w:r>
+      <w:proofErr w:type="spellStart"/>
+      <w:r>
+        <w:rPr>
+          <w:rFonts w:asciiTheme="minorHAnsi" w:hAnsiTheme="minorHAnsi" w:cstheme="minorHAnsi"/>
+          <w:sz w:val="22"/>
+          <w:szCs w:val="22"/>
+        </w:rPr>
+        <w:t>на</w:t>
+      </w:r>
+      <w:proofErr w:type="spellEnd"/>
+      <w:r>
+        <w:rPr>
+          <w:rFonts w:asciiTheme="minorHAnsi" w:hAnsiTheme="minorHAnsi" w:cstheme="minorHAnsi"/>
+          <w:sz w:val="22"/>
+          <w:szCs w:val="22"/>
+        </w:rPr>
+        <w:t xml:space="preserve"> </w:t>
+      </w:r>
+      <w:proofErr w:type="spellStart"/>
+      <w:r>
+        <w:rPr>
+          <w:rFonts w:asciiTheme="minorHAnsi" w:hAnsiTheme="minorHAnsi" w:cstheme="minorHAnsi"/>
+          <w:sz w:val="22"/>
+          <w:szCs w:val="22"/>
+        </w:rPr>
+        <w:t>проекта</w:t>
+      </w:r>
+      <w:proofErr w:type="spellEnd"/>
+      <w:r>
+        <w:rPr>
+          <w:rFonts w:asciiTheme="minorHAnsi" w:hAnsiTheme="minorHAnsi" w:cstheme="minorHAnsi"/>
+          <w:sz w:val="22"/>
+          <w:szCs w:val="22"/>
+        </w:rPr>
+        <w:t>;</w:t>
+      </w:r>
+    </w:p>
+    <w:p>
+      <w:pPr>
+        <w:pStyle w:val="NormalWeb"/>
+        <w:numPr>
+          <w:ilvl w:val="0"/>
+          <w:numId w:val="23"/>
+        </w:numPr>
+        <w:rPr>
+          <w:rFonts w:asciiTheme="minorHAnsi" w:hAnsiTheme="minorHAnsi" w:cstheme="minorHAnsi"/>
+          <w:sz w:val="22"/>
+          <w:szCs w:val="22"/>
+        </w:rPr>
+      </w:pPr>
+      <w:proofErr w:type="spellStart"/>
+      <w:r>
+        <w:rPr>
+          <w:rFonts w:asciiTheme="minorHAnsi" w:hAnsiTheme="minorHAnsi" w:cstheme="minorHAnsi"/>
+          <w:sz w:val="22"/>
+          <w:szCs w:val="22"/>
+        </w:rPr>
+        <w:t>подобряване</w:t>
+      </w:r>
+      <w:proofErr w:type="spellEnd"/>
+      <w:r>
+        <w:rPr>
+          <w:rFonts w:asciiTheme="minorHAnsi" w:hAnsiTheme="minorHAnsi" w:cstheme="minorHAnsi"/>
+          <w:sz w:val="22"/>
+          <w:szCs w:val="22"/>
+        </w:rPr>
+        <w:t xml:space="preserve"> </w:t>
+      </w:r>
+      <w:bookmarkStart w:id="3" w:name="_GoBack"/>
+      <w:bookmarkEnd w:id="3"/>
+      <w:proofErr w:type="spellStart"/>
+      <w:r>
+        <w:rPr>
+          <w:rFonts w:asciiTheme="minorHAnsi" w:hAnsiTheme="minorHAnsi" w:cstheme="minorHAnsi"/>
+          <w:sz w:val="22"/>
+          <w:szCs w:val="22"/>
+        </w:rPr>
+        <w:t>на</w:t>
+      </w:r>
+      <w:proofErr w:type="spellEnd"/>
+      <w:r>
+        <w:rPr>
+          <w:rFonts w:asciiTheme="minorHAnsi" w:hAnsiTheme="minorHAnsi" w:cstheme="minorHAnsi"/>
+          <w:sz w:val="22"/>
+          <w:szCs w:val="22"/>
+        </w:rPr>
+        <w:t xml:space="preserve"> </w:t>
+      </w:r>
+      <w:proofErr w:type="spellStart"/>
+      <w:r>
+        <w:rPr>
+          <w:rFonts w:asciiTheme="minorHAnsi" w:hAnsiTheme="minorHAnsi" w:cstheme="minorHAnsi"/>
+          <w:sz w:val="22"/>
+          <w:szCs w:val="22"/>
+        </w:rPr>
+        <w:t>текстовете</w:t>
+      </w:r>
+      <w:proofErr w:type="spellEnd"/>
+      <w:r>
+        <w:rPr>
+          <w:rFonts w:asciiTheme="minorHAnsi" w:hAnsiTheme="minorHAnsi" w:cstheme="minorHAnsi"/>
+          <w:sz w:val="22"/>
+          <w:szCs w:val="22"/>
+        </w:rPr>
+        <w:t xml:space="preserve"> в </w:t>
+      </w:r>
+      <w:proofErr w:type="spellStart"/>
+      <w:r>
+        <w:rPr>
+          <w:rFonts w:asciiTheme="minorHAnsi" w:hAnsiTheme="minorHAnsi" w:cstheme="minorHAnsi"/>
+          <w:sz w:val="22"/>
+          <w:szCs w:val="22"/>
+        </w:rPr>
+        <w:t>документацията</w:t>
+      </w:r>
+      <w:proofErr w:type="spellEnd"/>
+      <w:r>
+        <w:rPr>
+          <w:rFonts w:asciiTheme="minorHAnsi" w:hAnsiTheme="minorHAnsi" w:cstheme="minorHAnsi"/>
+          <w:sz w:val="22"/>
+          <w:szCs w:val="22"/>
+        </w:rPr>
+        <w:t>.</w:t>
+      </w:r>
+    </w:p>
+    <w:p>
+      <w:pPr>
+        <w:pStyle w:val="NormalWeb"/>
+        <w:rPr>
+          <w:rFonts w:asciiTheme="minorHAnsi" w:hAnsiTheme="minorHAnsi" w:cstheme="minorHAnsi"/>
+          <w:sz w:val="22"/>
+          <w:szCs w:val="22"/>
+        </w:rPr>
+      </w:pPr>
+      <w:r>
+        <w:rPr>
+          <w:rFonts w:asciiTheme="minorHAnsi" w:hAnsiTheme="minorHAnsi" w:cstheme="minorHAnsi"/>
+          <w:sz w:val="22"/>
+          <w:szCs w:val="22"/>
+        </w:rPr>
+        <w:t xml:space="preserve">AI </w:t>
+      </w:r>
+      <w:proofErr w:type="spellStart"/>
+      <w:r>
+        <w:rPr>
+          <w:rFonts w:asciiTheme="minorHAnsi" w:hAnsiTheme="minorHAnsi" w:cstheme="minorHAnsi"/>
+          <w:sz w:val="22"/>
+          <w:szCs w:val="22"/>
+        </w:rPr>
+        <w:t>инструментът</w:t>
+      </w:r>
+      <w:proofErr w:type="spellEnd"/>
+      <w:r>
+        <w:rPr>
+          <w:rFonts w:asciiTheme="minorHAnsi" w:hAnsiTheme="minorHAnsi" w:cstheme="minorHAnsi"/>
+          <w:sz w:val="22"/>
+          <w:szCs w:val="22"/>
+        </w:rPr>
+        <w:t xml:space="preserve"> е </w:t>
+      </w:r>
+      <w:proofErr w:type="spellStart"/>
+      <w:r>
+        <w:rPr>
+          <w:rFonts w:asciiTheme="minorHAnsi" w:hAnsiTheme="minorHAnsi" w:cstheme="minorHAnsi"/>
+          <w:sz w:val="22"/>
+          <w:szCs w:val="22"/>
+        </w:rPr>
+        <w:t>използван</w:t>
+      </w:r>
+      <w:proofErr w:type="spellEnd"/>
+      <w:r>
+        <w:rPr>
+          <w:rFonts w:asciiTheme="minorHAnsi" w:hAnsiTheme="minorHAnsi" w:cstheme="minorHAnsi"/>
+          <w:sz w:val="22"/>
+          <w:szCs w:val="22"/>
+        </w:rPr>
+        <w:t xml:space="preserve"> с </w:t>
+      </w:r>
+      <w:proofErr w:type="spellStart"/>
+      <w:r>
+        <w:rPr>
+          <w:rFonts w:asciiTheme="minorHAnsi" w:hAnsiTheme="minorHAnsi" w:cstheme="minorHAnsi"/>
+          <w:sz w:val="22"/>
+          <w:szCs w:val="22"/>
+        </w:rPr>
+        <w:t>ц</w:t>
+      </w:r>
+      <w:r>
+        <w:rPr>
+          <w:rFonts w:asciiTheme="minorHAnsi" w:hAnsiTheme="minorHAnsi" w:cstheme="minorHAnsi"/>
+          <w:sz w:val="22"/>
+          <w:szCs w:val="22"/>
+        </w:rPr>
+        <w:t>ел</w:t>
+      </w:r>
+      <w:proofErr w:type="spellEnd"/>
+      <w:r>
+        <w:rPr>
+          <w:rFonts w:asciiTheme="minorHAnsi" w:hAnsiTheme="minorHAnsi" w:cstheme="minorHAnsi"/>
+          <w:sz w:val="22"/>
+          <w:szCs w:val="22"/>
+        </w:rPr>
+        <w:t xml:space="preserve"> </w:t>
+      </w:r>
+      <w:proofErr w:type="spellStart"/>
+      <w:r>
+        <w:rPr>
+          <w:rFonts w:asciiTheme="minorHAnsi" w:hAnsiTheme="minorHAnsi" w:cstheme="minorHAnsi"/>
+          <w:sz w:val="22"/>
+          <w:szCs w:val="22"/>
+        </w:rPr>
+        <w:t>подпомагане</w:t>
+      </w:r>
+      <w:proofErr w:type="spellEnd"/>
+      <w:r>
+        <w:rPr>
+          <w:rFonts w:asciiTheme="minorHAnsi" w:hAnsiTheme="minorHAnsi" w:cstheme="minorHAnsi"/>
+          <w:sz w:val="22"/>
+          <w:szCs w:val="22"/>
+        </w:rPr>
+        <w:t xml:space="preserve"> </w:t>
+      </w:r>
+      <w:proofErr w:type="spellStart"/>
+      <w:r>
+        <w:rPr>
+          <w:rFonts w:asciiTheme="minorHAnsi" w:hAnsiTheme="minorHAnsi" w:cstheme="minorHAnsi"/>
+          <w:sz w:val="22"/>
+          <w:szCs w:val="22"/>
+        </w:rPr>
+        <w:t>на</w:t>
+      </w:r>
+      <w:proofErr w:type="spellEnd"/>
+      <w:r>
+        <w:rPr>
+          <w:rFonts w:asciiTheme="minorHAnsi" w:hAnsiTheme="minorHAnsi" w:cstheme="minorHAnsi"/>
+          <w:sz w:val="22"/>
+          <w:szCs w:val="22"/>
+        </w:rPr>
+        <w:t xml:space="preserve"> </w:t>
+      </w:r>
+      <w:proofErr w:type="spellStart"/>
+      <w:r>
+        <w:rPr>
+          <w:rFonts w:asciiTheme="minorHAnsi" w:hAnsiTheme="minorHAnsi" w:cstheme="minorHAnsi"/>
+          <w:sz w:val="22"/>
+          <w:szCs w:val="22"/>
+        </w:rPr>
+        <w:t>процес</w:t>
+      </w:r>
+      <w:proofErr w:type="spellEnd"/>
+      <w:r>
+        <w:rPr>
+          <w:rFonts w:asciiTheme="minorHAnsi" w:hAnsiTheme="minorHAnsi" w:cstheme="minorHAnsi"/>
+          <w:sz w:val="22"/>
+          <w:szCs w:val="22"/>
+          <w:lang w:val="bg-BG"/>
+        </w:rPr>
+        <w:t>а</w:t>
+      </w:r>
+      <w:r>
+        <w:rPr>
+          <w:rFonts w:asciiTheme="minorHAnsi" w:hAnsiTheme="minorHAnsi" w:cstheme="minorHAnsi"/>
+          <w:sz w:val="22"/>
+          <w:szCs w:val="22"/>
+        </w:rPr>
+        <w:t xml:space="preserve">, </w:t>
+      </w:r>
+      <w:proofErr w:type="spellStart"/>
+      <w:r>
+        <w:rPr>
+          <w:rFonts w:asciiTheme="minorHAnsi" w:hAnsiTheme="minorHAnsi" w:cstheme="minorHAnsi"/>
+          <w:sz w:val="22"/>
+          <w:szCs w:val="22"/>
+        </w:rPr>
+        <w:t>като</w:t>
+      </w:r>
+      <w:proofErr w:type="spellEnd"/>
+      <w:r>
+        <w:rPr>
+          <w:rFonts w:asciiTheme="minorHAnsi" w:hAnsiTheme="minorHAnsi" w:cstheme="minorHAnsi"/>
+          <w:sz w:val="22"/>
+          <w:szCs w:val="22"/>
+        </w:rPr>
+        <w:t xml:space="preserve"> </w:t>
+      </w:r>
+      <w:proofErr w:type="spellStart"/>
+      <w:r>
+        <w:rPr>
+          <w:rFonts w:asciiTheme="minorHAnsi" w:hAnsiTheme="minorHAnsi" w:cstheme="minorHAnsi"/>
+          <w:sz w:val="22"/>
+          <w:szCs w:val="22"/>
+        </w:rPr>
+        <w:t>всички</w:t>
+      </w:r>
+      <w:proofErr w:type="spellEnd"/>
+      <w:r>
+        <w:rPr>
+          <w:rFonts w:asciiTheme="minorHAnsi" w:hAnsiTheme="minorHAnsi" w:cstheme="minorHAnsi"/>
+          <w:sz w:val="22"/>
+          <w:szCs w:val="22"/>
+        </w:rPr>
+        <w:t xml:space="preserve"> </w:t>
+      </w:r>
+      <w:proofErr w:type="spellStart"/>
+      <w:r>
+        <w:rPr>
+          <w:rFonts w:asciiTheme="minorHAnsi" w:hAnsiTheme="minorHAnsi" w:cstheme="minorHAnsi"/>
+          <w:sz w:val="22"/>
+          <w:szCs w:val="22"/>
+        </w:rPr>
+        <w:t>архитектурни</w:t>
+      </w:r>
+      <w:proofErr w:type="spellEnd"/>
+      <w:r>
+        <w:rPr>
+          <w:rFonts w:asciiTheme="minorHAnsi" w:hAnsiTheme="minorHAnsi" w:cstheme="minorHAnsi"/>
+          <w:sz w:val="22"/>
+          <w:szCs w:val="22"/>
+        </w:rPr>
+        <w:t xml:space="preserve"> </w:t>
+      </w:r>
+      <w:proofErr w:type="spellStart"/>
+      <w:r>
+        <w:rPr>
+          <w:rFonts w:asciiTheme="minorHAnsi" w:hAnsiTheme="minorHAnsi" w:cstheme="minorHAnsi"/>
+          <w:sz w:val="22"/>
+          <w:szCs w:val="22"/>
+        </w:rPr>
+        <w:t>решения</w:t>
+      </w:r>
+      <w:proofErr w:type="spellEnd"/>
+      <w:r>
+        <w:rPr>
+          <w:rFonts w:asciiTheme="minorHAnsi" w:hAnsiTheme="minorHAnsi" w:cstheme="minorHAnsi"/>
+          <w:sz w:val="22"/>
+          <w:szCs w:val="22"/>
+        </w:rPr>
+        <w:t xml:space="preserve">, </w:t>
+      </w:r>
+      <w:proofErr w:type="spellStart"/>
+      <w:r>
+        <w:rPr>
+          <w:rFonts w:asciiTheme="minorHAnsi" w:hAnsiTheme="minorHAnsi" w:cstheme="minorHAnsi"/>
+          <w:sz w:val="22"/>
+          <w:szCs w:val="22"/>
+        </w:rPr>
+        <w:t>логика</w:t>
+      </w:r>
+      <w:proofErr w:type="spellEnd"/>
+      <w:r>
+        <w:rPr>
+          <w:rFonts w:asciiTheme="minorHAnsi" w:hAnsiTheme="minorHAnsi" w:cstheme="minorHAnsi"/>
+          <w:sz w:val="22"/>
+          <w:szCs w:val="22"/>
+        </w:rPr>
+        <w:t xml:space="preserve"> и </w:t>
+      </w:r>
+      <w:proofErr w:type="spellStart"/>
+      <w:r>
+        <w:rPr>
+          <w:rFonts w:asciiTheme="minorHAnsi" w:hAnsiTheme="minorHAnsi" w:cstheme="minorHAnsi"/>
+          <w:sz w:val="22"/>
+          <w:szCs w:val="22"/>
+        </w:rPr>
+        <w:t>финална</w:t>
+      </w:r>
+      <w:proofErr w:type="spellEnd"/>
+      <w:r>
+        <w:rPr>
+          <w:rFonts w:asciiTheme="minorHAnsi" w:hAnsiTheme="minorHAnsi" w:cstheme="minorHAnsi"/>
+          <w:sz w:val="22"/>
+          <w:szCs w:val="22"/>
+        </w:rPr>
+        <w:t xml:space="preserve"> </w:t>
+      </w:r>
+      <w:proofErr w:type="spellStart"/>
+      <w:r>
+        <w:rPr>
+          <w:rFonts w:asciiTheme="minorHAnsi" w:hAnsiTheme="minorHAnsi" w:cstheme="minorHAnsi"/>
+          <w:sz w:val="22"/>
+          <w:szCs w:val="22"/>
+        </w:rPr>
+        <w:t>реализация</w:t>
+      </w:r>
+      <w:proofErr w:type="spellEnd"/>
+      <w:r>
+        <w:rPr>
+          <w:rFonts w:asciiTheme="minorHAnsi" w:hAnsiTheme="minorHAnsi" w:cstheme="minorHAnsi"/>
+          <w:sz w:val="22"/>
+          <w:szCs w:val="22"/>
+        </w:rPr>
+        <w:t xml:space="preserve"> </w:t>
+      </w:r>
+      <w:proofErr w:type="spellStart"/>
+      <w:r>
+        <w:rPr>
+          <w:rFonts w:asciiTheme="minorHAnsi" w:hAnsiTheme="minorHAnsi" w:cstheme="minorHAnsi"/>
+          <w:sz w:val="22"/>
+          <w:szCs w:val="22"/>
+        </w:rPr>
+        <w:t>са</w:t>
+      </w:r>
+      <w:proofErr w:type="spellEnd"/>
+      <w:r>
+        <w:rPr>
+          <w:rFonts w:asciiTheme="minorHAnsi" w:hAnsiTheme="minorHAnsi" w:cstheme="minorHAnsi"/>
+          <w:sz w:val="22"/>
+          <w:szCs w:val="22"/>
+        </w:rPr>
+        <w:t xml:space="preserve"> </w:t>
+      </w:r>
+      <w:proofErr w:type="spellStart"/>
+      <w:r>
+        <w:rPr>
+          <w:rFonts w:asciiTheme="minorHAnsi" w:hAnsiTheme="minorHAnsi" w:cstheme="minorHAnsi"/>
+          <w:sz w:val="22"/>
+          <w:szCs w:val="22"/>
+        </w:rPr>
+        <w:t>взети</w:t>
+      </w:r>
+      <w:proofErr w:type="spellEnd"/>
+      <w:r>
+        <w:rPr>
+          <w:rFonts w:asciiTheme="minorHAnsi" w:hAnsiTheme="minorHAnsi" w:cstheme="minorHAnsi"/>
+          <w:sz w:val="22"/>
+          <w:szCs w:val="22"/>
+        </w:rPr>
+        <w:t xml:space="preserve"> и </w:t>
+      </w:r>
+      <w:proofErr w:type="spellStart"/>
+      <w:r>
+        <w:rPr>
+          <w:rFonts w:asciiTheme="minorHAnsi" w:hAnsiTheme="minorHAnsi" w:cstheme="minorHAnsi"/>
+          <w:sz w:val="22"/>
+          <w:szCs w:val="22"/>
+        </w:rPr>
+        <w:t>реализирани</w:t>
+      </w:r>
+      <w:proofErr w:type="spellEnd"/>
+      <w:r>
+        <w:rPr>
+          <w:rFonts w:asciiTheme="minorHAnsi" w:hAnsiTheme="minorHAnsi" w:cstheme="minorHAnsi"/>
+          <w:sz w:val="22"/>
+          <w:szCs w:val="22"/>
+        </w:rPr>
+        <w:t xml:space="preserve"> </w:t>
+      </w:r>
+      <w:proofErr w:type="spellStart"/>
+      <w:r>
+        <w:rPr>
+          <w:rFonts w:asciiTheme="minorHAnsi" w:hAnsiTheme="minorHAnsi" w:cstheme="minorHAnsi"/>
+          <w:sz w:val="22"/>
+          <w:szCs w:val="22"/>
+        </w:rPr>
+        <w:t>от</w:t>
+      </w:r>
+      <w:proofErr w:type="spellEnd"/>
+      <w:r>
+        <w:rPr>
+          <w:rFonts w:asciiTheme="minorHAnsi" w:hAnsiTheme="minorHAnsi" w:cstheme="minorHAnsi"/>
+          <w:sz w:val="22"/>
+          <w:szCs w:val="22"/>
+        </w:rPr>
+        <w:t xml:space="preserve"> </w:t>
+      </w:r>
+      <w:proofErr w:type="spellStart"/>
+      <w:r>
+        <w:rPr>
+          <w:rFonts w:asciiTheme="minorHAnsi" w:hAnsiTheme="minorHAnsi" w:cstheme="minorHAnsi"/>
+          <w:sz w:val="22"/>
+          <w:szCs w:val="22"/>
+        </w:rPr>
+        <w:t>екипа</w:t>
+      </w:r>
+      <w:proofErr w:type="spellEnd"/>
+      <w:r>
+        <w:rPr>
+          <w:rFonts w:asciiTheme="minorHAnsi" w:hAnsiTheme="minorHAnsi" w:cstheme="minorHAnsi"/>
+          <w:sz w:val="22"/>
+          <w:szCs w:val="22"/>
+        </w:rPr>
+        <w:t>.</w:t>
+      </w:r>
+    </w:p>
+    <w:p>
+      <w:pPr>
+        <w:rPr>
+          <w:iCs/>
+        </w:rPr>
+      </w:pPr>
     </w:p>
     <w:p>
       <w:pPr>
@@ -5518,6 +6535,7 @@
           <w:i/>
           <w:iCs/>
         </w:rPr>
+        <w:lastRenderedPageBreak/>
         <w:t xml:space="preserve">12.2. Линк към разгърнатият проект във ФМИ – нещо от вида </w:t>
       </w:r>
       <w:hyperlink r:id="rId12" w:history="1">
@@ -5691,7 +6709,6 @@
         <w:rPr>
           <w:lang w:bidi="he-IL"/>
         </w:rPr>
-        <w:lastRenderedPageBreak/>
         <w:t>Предал</w:t>
       </w:r>
       <w:r>
@@ -6191,7 +7208,14 @@
         <w:rPr>
           <w:lang w:bidi="he-IL"/>
         </w:rPr>
-        <w:t>2.2. За документация на проекта ползвайте шаблона (ще гледам да го кача скоро); Задължително потребителска документация (а.к.а. userguide) - няколко скрийншота с кратко разяснение; условие на проекта (т.е. какво сте разтълкували сме се разбрали да правите - то може и да се различава от описанието дадено в гугъл докс-а към момента); както и инструкции за инсталиране; за защитата - ще дам няколко дати през сесията/преди сесията + официалните дати, за който не успее да мине преди това; за защитата - кода, документацията/необходими библиотеки/среди, инсталации - за инсталирането се предават на DVD (ако има още такова нещо като CD-може и на CD). Може по изключение да сложа И форма за качване само на документацията и програмен код и в мудъл, НО идеята е, че ако няма интернет (да речем е паднал мудъла, спрял е тока и т.н. - само по съдържанието на диска, който сте предали да може да се инсталира</w:t>
+        <w:t xml:space="preserve">2.2. За документация на проекта ползвайте шаблона (ще гледам да го кача скоро); Задължително потребителска документация (а.к.а. userguide) - няколко скрийншота с кратко разяснение; условие на проекта (т.е. какво сте разтълкували сме се разбрали да правите - то може и да се различава от описанието дадено в гугъл докс-а към момента); както и инструкции за инсталиране; за защитата - ще дам няколко дати през сесията/преди сесията + официалните дати, за който не успее да мине преди това; за защитата - кода, документацията/необходими библиотеки/среди, инсталации - за инсталирането се предават на DVD (ако има още такова нещо като CD-може и на CD). Може по изключение да сложа И форма за качване само на документацията и програмен код и в мудъл, НО идеята е, че ако няма интернет (да речем е паднал мудъла, спрял е тока и т.н. - само по съдържанието на диска, който сте предали да </w:t>
+      </w:r>
+      <w:r>
+        <w:rPr>
+          <w:lang w:bidi="he-IL"/>
+        </w:rPr>
+        <w:lastRenderedPageBreak/>
+        <w:t>може да се инсталира</w:t>
       </w:r>
       <w:r>
         <w:rPr>
@@ -6296,7 +7320,6 @@
         <w:rPr>
           <w:lang w:val="en-US" w:bidi="he-IL"/>
         </w:rPr>
-        <w:lastRenderedPageBreak/>
         <w:t xml:space="preserve">(w21) </w:t>
       </w:r>
       <w:r>
@@ -6730,6 +7753,7 @@
           <w:bCs/>
           <w:lang w:bidi="he-IL"/>
         </w:rPr>
+        <w:lastRenderedPageBreak/>
         <w:t>Заб.</w:t>
       </w:r>
       <w:r>
@@ -7070,7 +8094,6 @@
           <w:szCs w:val="20"/>
           <w:highlight w:val="yellow"/>
         </w:rPr>
-        <w:lastRenderedPageBreak/>
         <w:tab/>
       </w:r>
       <w:proofErr w:type="spellStart"/>
@@ -9624,6 +10647,7 @@
           <w:szCs w:val="20"/>
           <w:highlight w:val="yellow"/>
         </w:rPr>
+        <w:lastRenderedPageBreak/>
         <w:t>?&gt;</w:t>
       </w:r>
     </w:p>
@@ -9797,7 +10821,6 @@
           <w:color w:val="00B050"/>
           <w:lang w:bidi="he-IL"/>
         </w:rPr>
-        <w:lastRenderedPageBreak/>
         <w:t>//</w:t>
       </w:r>
       <w:r>
@@ -10365,6 +11388,7 @@
         <w:rPr>
           <w:lang w:bidi="he-IL"/>
         </w:rPr>
+        <w:lastRenderedPageBreak/>
         <w:t>Последна модификация 0.</w:t>
       </w:r>
       <w:r>
@@ -11061,6 +12085,155 @@
     </w:lvl>
   </w:abstractNum>
   <w:abstractNum w:abstractNumId="6" w15:restartNumberingAfterBreak="0">
+    <w:nsid w:val="2C8536D1"/>
+    <w:multiLevelType w:val="multilevel"/>
+    <w:tmpl w:val="4F70CA54"/>
+    <w:lvl w:ilvl="0">
+      <w:start w:val="1"/>
+      <w:numFmt w:val="bullet"/>
+      <w:lvlText w:val=""/>
+      <w:lvlJc w:val="left"/>
+      <w:pPr>
+        <w:tabs>
+          <w:tab w:val="num" w:pos="720"/>
+        </w:tabs>
+        <w:ind w:left="720" w:hanging="360"/>
+      </w:pPr>
+      <w:rPr>
+        <w:rFonts w:ascii="Symbol" w:hAnsi="Symbol" w:hint="default"/>
+        <w:sz w:val="20"/>
+      </w:rPr>
+    </w:lvl>
+    <w:lvl w:ilvl="1" w:tentative="1">
+      <w:start w:val="1"/>
+      <w:numFmt w:val="bullet"/>
+      <w:lvlText w:val="o"/>
+      <w:lvlJc w:val="left"/>
+      <w:pPr>
+        <w:tabs>
+          <w:tab w:val="num" w:pos="1440"/>
+        </w:tabs>
+        <w:ind w:left="1440" w:hanging="360"/>
+      </w:pPr>
+      <w:rPr>
+        <w:rFonts w:ascii="Courier New" w:hAnsi="Courier New" w:hint="default"/>
+        <w:sz w:val="20"/>
+      </w:rPr>
+    </w:lvl>
+    <w:lvl w:ilvl="2" w:tentative="1">
+      <w:start w:val="1"/>
+      <w:numFmt w:val="bullet"/>
+      <w:lvlText w:val=""/>
+      <w:lvlJc w:val="left"/>
+      <w:pPr>
+        <w:tabs>
+          <w:tab w:val="num" w:pos="2160"/>
+        </w:tabs>
+        <w:ind w:left="2160" w:hanging="360"/>
+      </w:pPr>
+      <w:rPr>
+        <w:rFonts w:ascii="Wingdings" w:hAnsi="Wingdings" w:hint="default"/>
+        <w:sz w:val="20"/>
+      </w:rPr>
+    </w:lvl>
+    <w:lvl w:ilvl="3" w:tentative="1">
+      <w:start w:val="1"/>
+      <w:numFmt w:val="bullet"/>
+      <w:lvlText w:val=""/>
+      <w:lvlJc w:val="left"/>
+      <w:pPr>
+        <w:tabs>
+          <w:tab w:val="num" w:pos="2880"/>
+        </w:tabs>
+        <w:ind w:left="2880" w:hanging="360"/>
+      </w:pPr>
+      <w:rPr>
+        <w:rFonts w:ascii="Wingdings" w:hAnsi="Wingdings" w:hint="default"/>
+        <w:sz w:val="20"/>
+      </w:rPr>
+    </w:lvl>
+    <w:lvl w:ilvl="4" w:tentative="1">
+      <w:start w:val="1"/>
+      <w:numFmt w:val="bullet"/>
+      <w:lvlText w:val=""/>
+      <w:lvlJc w:val="left"/>
+      <w:pPr>
+        <w:tabs>
+          <w:tab w:val="num" w:pos="3600"/>
+        </w:tabs>
+        <w:ind w:left="3600" w:hanging="360"/>
+      </w:pPr>
+      <w:rPr>
+        <w:rFonts w:ascii="Wingdings" w:hAnsi="Wingdings" w:hint="default"/>
+        <w:sz w:val="20"/>
+      </w:rPr>
+    </w:lvl>
+    <w:lvl w:ilvl="5" w:tentative="1">
+      <w:start w:val="1"/>
+      <w:numFmt w:val="bullet"/>
+      <w:lvlText w:val=""/>
+      <w:lvlJc w:val="left"/>
+      <w:pPr>
+        <w:tabs>
+          <w:tab w:val="num" w:pos="4320"/>
+        </w:tabs>
+        <w:ind w:left="4320" w:hanging="360"/>
+      </w:pPr>
+      <w:rPr>
+        <w:rFonts w:ascii="Wingdings" w:hAnsi="Wingdings" w:hint="default"/>
+        <w:sz w:val="20"/>
+      </w:rPr>
+    </w:lvl>
+    <w:lvl w:ilvl="6" w:tentative="1">
+      <w:start w:val="1"/>
+      <w:numFmt w:val="bullet"/>
+      <w:lvlText w:val=""/>
+      <w:lvlJc w:val="left"/>
+      <w:pPr>
+        <w:tabs>
+          <w:tab w:val="num" w:pos="5040"/>
+        </w:tabs>
+        <w:ind w:left="5040" w:hanging="360"/>
+      </w:pPr>
+      <w:rPr>
+        <w:rFonts w:ascii="Wingdings" w:hAnsi="Wingdings" w:hint="default"/>
+        <w:sz w:val="20"/>
+      </w:rPr>
+    </w:lvl>
+    <w:lvl w:ilvl="7" w:tentative="1">
+      <w:start w:val="1"/>
+      <w:numFmt w:val="bullet"/>
+      <w:lvlText w:val=""/>
+      <w:lvlJc w:val="left"/>
+      <w:pPr>
+        <w:tabs>
+          <w:tab w:val="num" w:pos="5760"/>
+        </w:tabs>
+        <w:ind w:left="5760" w:hanging="360"/>
+      </w:pPr>
+      <w:rPr>
+        <w:rFonts w:ascii="Wingdings" w:hAnsi="Wingdings" w:hint="default"/>
+        <w:sz w:val="20"/>
+      </w:rPr>
+    </w:lvl>
+    <w:lvl w:ilvl="8" w:tentative="1">
+      <w:start w:val="1"/>
+      <w:numFmt w:val="bullet"/>
+      <w:lvlText w:val=""/>
+      <w:lvlJc w:val="left"/>
+      <w:pPr>
+        <w:tabs>
+          <w:tab w:val="num" w:pos="6480"/>
+        </w:tabs>
+        <w:ind w:left="6480" w:hanging="360"/>
+      </w:pPr>
+      <w:rPr>
+        <w:rFonts w:ascii="Wingdings" w:hAnsi="Wingdings" w:hint="default"/>
+        <w:sz w:val="20"/>
+      </w:rPr>
+    </w:lvl>
+  </w:abstractNum>
+  <w:abstractNum w:abstractNumId="7" w15:restartNumberingAfterBreak="0">
     <w:nsid w:val="2CF56644"/>
     <w:multiLevelType w:val="hybridMultilevel"/>
     <w:tmpl w:val="43EAE156"/>
@@ -11174,7 +12347,7 @@
       </w:rPr>
     </w:lvl>
   </w:abstractNum>
-  <w:abstractNum w:abstractNumId="7" w15:restartNumberingAfterBreak="0">
+  <w:abstractNum w:abstractNumId="8" w15:restartNumberingAfterBreak="0">
     <w:nsid w:val="2EC155CA"/>
     <w:multiLevelType w:val="hybridMultilevel"/>
     <w:tmpl w:val="D062D96E"/>
@@ -11264,7 +12437,7 @@
       </w:pPr>
     </w:lvl>
   </w:abstractNum>
-  <w:abstractNum w:abstractNumId="8" w15:restartNumberingAfterBreak="0">
+  <w:abstractNum w:abstractNumId="9" w15:restartNumberingAfterBreak="0">
     <w:nsid w:val="37CA704B"/>
     <w:multiLevelType w:val="multilevel"/>
     <w:tmpl w:val="93769710"/>
@@ -11413,7 +12586,7 @@
       </w:rPr>
     </w:lvl>
   </w:abstractNum>
-  <w:abstractNum w:abstractNumId="9" w15:restartNumberingAfterBreak="0">
+  <w:abstractNum w:abstractNumId="10" w15:restartNumberingAfterBreak="0">
     <w:nsid w:val="39B934AE"/>
     <w:multiLevelType w:val="hybridMultilevel"/>
     <w:tmpl w:val="C8306BBE"/>
@@ -11503,7 +12676,7 @@
       </w:pPr>
     </w:lvl>
   </w:abstractNum>
-  <w:abstractNum w:abstractNumId="10" w15:restartNumberingAfterBreak="0">
+  <w:abstractNum w:abstractNumId="11" w15:restartNumberingAfterBreak="0">
     <w:nsid w:val="415819F6"/>
     <w:multiLevelType w:val="hybridMultilevel"/>
     <w:tmpl w:val="725E2314"/>
@@ -11616,7 +12789,7 @@
       </w:rPr>
     </w:lvl>
   </w:abstractNum>
-  <w:abstractNum w:abstractNumId="11" w15:restartNumberingAfterBreak="0">
+  <w:abstractNum w:abstractNumId="12" w15:restartNumberingAfterBreak="0">
     <w:nsid w:val="41825100"/>
     <w:multiLevelType w:val="multilevel"/>
     <w:tmpl w:val="80C0DA3C"/>
@@ -11765,7 +12938,7 @@
       </w:rPr>
     </w:lvl>
   </w:abstractNum>
-  <w:abstractNum w:abstractNumId="12" w15:restartNumberingAfterBreak="0">
+  <w:abstractNum w:abstractNumId="13" w15:restartNumberingAfterBreak="0">
     <w:nsid w:val="4B2939DD"/>
     <w:multiLevelType w:val="hybridMultilevel"/>
     <w:tmpl w:val="354628E0"/>
@@ -11851,7 +13024,7 @@
       </w:pPr>
     </w:lvl>
   </w:abstractNum>
-  <w:abstractNum w:abstractNumId="13" w15:restartNumberingAfterBreak="0">
+  <w:abstractNum w:abstractNumId="14" w15:restartNumberingAfterBreak="0">
     <w:nsid w:val="4BEF580D"/>
     <w:multiLevelType w:val="hybridMultilevel"/>
     <w:tmpl w:val="8578F48E"/>
@@ -11964,7 +13137,7 @@
       </w:rPr>
     </w:lvl>
   </w:abstractNum>
-  <w:abstractNum w:abstractNumId="14" w15:restartNumberingAfterBreak="0">
+  <w:abstractNum w:abstractNumId="15" w15:restartNumberingAfterBreak="0">
     <w:nsid w:val="4D6F6379"/>
     <w:multiLevelType w:val="hybridMultilevel"/>
     <w:tmpl w:val="C5F00BB4"/>
@@ -12077,7 +13250,7 @@
       </w:rPr>
     </w:lvl>
   </w:abstractNum>
-  <w:abstractNum w:abstractNumId="15" w15:restartNumberingAfterBreak="0">
+  <w:abstractNum w:abstractNumId="16" w15:restartNumberingAfterBreak="0">
     <w:nsid w:val="4DAD3D50"/>
     <w:multiLevelType w:val="multilevel"/>
     <w:tmpl w:val="D5583A1A"/>
@@ -12226,7 +13399,7 @@
       </w:rPr>
     </w:lvl>
   </w:abstractNum>
-  <w:abstractNum w:abstractNumId="16" w15:restartNumberingAfterBreak="0">
+  <w:abstractNum w:abstractNumId="17" w15:restartNumberingAfterBreak="0">
     <w:nsid w:val="621D3478"/>
     <w:multiLevelType w:val="hybridMultilevel"/>
     <w:tmpl w:val="287CA07C"/>
@@ -12339,7 +13512,7 @@
       </w:rPr>
     </w:lvl>
   </w:abstractNum>
-  <w:abstractNum w:abstractNumId="17" w15:restartNumberingAfterBreak="0">
+  <w:abstractNum w:abstractNumId="18" w15:restartNumberingAfterBreak="0">
     <w:nsid w:val="62703FF9"/>
     <w:multiLevelType w:val="multilevel"/>
     <w:tmpl w:val="034E3D82"/>
@@ -12488,7 +13661,7 @@
       </w:rPr>
     </w:lvl>
   </w:abstractNum>
-  <w:abstractNum w:abstractNumId="18" w15:restartNumberingAfterBreak="0">
+  <w:abstractNum w:abstractNumId="19" w15:restartNumberingAfterBreak="0">
     <w:nsid w:val="62D26028"/>
     <w:multiLevelType w:val="multilevel"/>
     <w:tmpl w:val="341EF368"/>
@@ -12637,7 +13810,7 @@
       </w:rPr>
     </w:lvl>
   </w:abstractNum>
-  <w:abstractNum w:abstractNumId="19" w15:restartNumberingAfterBreak="0">
+  <w:abstractNum w:abstractNumId="20" w15:restartNumberingAfterBreak="0">
     <w:nsid w:val="704846B8"/>
     <w:multiLevelType w:val="hybridMultilevel"/>
     <w:tmpl w:val="DB26C1EE"/>
@@ -12727,7 +13900,7 @@
       </w:pPr>
     </w:lvl>
   </w:abstractNum>
-  <w:abstractNum w:abstractNumId="20" w15:restartNumberingAfterBreak="0">
+  <w:abstractNum w:abstractNumId="21" w15:restartNumberingAfterBreak="0">
     <w:nsid w:val="70803446"/>
     <w:multiLevelType w:val="hybridMultilevel"/>
     <w:tmpl w:val="29F2B534"/>
@@ -12813,7 +13986,7 @@
       </w:pPr>
     </w:lvl>
   </w:abstractNum>
-  <w:abstractNum w:abstractNumId="21" w15:restartNumberingAfterBreak="0">
+  <w:abstractNum w:abstractNumId="22" w15:restartNumberingAfterBreak="0">
     <w:nsid w:val="79230737"/>
     <w:multiLevelType w:val="hybridMultilevel"/>
     <w:tmpl w:val="3AB475A0"/>
@@ -12927,13 +14100,13 @@
     </w:lvl>
   </w:abstractNum>
   <w:num w:numId="1">
-    <w:abstractNumId w:val="14"/>
+    <w:abstractNumId w:val="15"/>
   </w:num>
   <w:num w:numId="2">
-    <w:abstractNumId w:val="6"/>
+    <w:abstractNumId w:val="7"/>
   </w:num>
   <w:num w:numId="3">
-    <w:abstractNumId w:val="16"/>
+    <w:abstractNumId w:val="17"/>
   </w:num>
   <w:num w:numId="4">
     <w:abstractNumId w:val="2"/>
@@ -12948,49 +14121,52 @@
     <w:abstractNumId w:val="0"/>
   </w:num>
   <w:num w:numId="8">
-    <w:abstractNumId w:val="7"/>
+    <w:abstractNumId w:val="8"/>
   </w:num>
   <w:num w:numId="9">
-    <w:abstractNumId w:val="19"/>
+    <w:abstractNumId w:val="20"/>
   </w:num>
   <w:num w:numId="10">
-    <w:abstractNumId w:val="9"/>
+    <w:abstractNumId w:val="10"/>
   </w:num>
   <w:num w:numId="11">
-    <w:abstractNumId w:val="21"/>
+    <w:abstractNumId w:val="22"/>
   </w:num>
   <w:num w:numId="12">
-    <w:abstractNumId w:val="13"/>
+    <w:abstractNumId w:val="14"/>
   </w:num>
   <w:num w:numId="13">
-    <w:abstractNumId w:val="10"/>
+    <w:abstractNumId w:val="11"/>
   </w:num>
   <w:num w:numId="14">
-    <w:abstractNumId w:val="12"/>
+    <w:abstractNumId w:val="13"/>
   </w:num>
   <w:num w:numId="15">
     <w:abstractNumId w:val="1"/>
   </w:num>
   <w:num w:numId="16">
-    <w:abstractNumId w:val="20"/>
+    <w:abstractNumId w:val="21"/>
   </w:num>
   <w:num w:numId="17">
     <w:abstractNumId w:val="4"/>
   </w:num>
   <w:num w:numId="18">
-    <w:abstractNumId w:val="11"/>
+    <w:abstractNumId w:val="12"/>
   </w:num>
   <w:num w:numId="19">
-    <w:abstractNumId w:val="17"/>
+    <w:abstractNumId w:val="18"/>
   </w:num>
   <w:num w:numId="20">
-    <w:abstractNumId w:val="8"/>
+    <w:abstractNumId w:val="9"/>
   </w:num>
   <w:num w:numId="21">
-    <w:abstractNumId w:val="18"/>
+    <w:abstractNumId w:val="19"/>
   </w:num>
   <w:num w:numId="22">
-    <w:abstractNumId w:val="15"/>
+    <w:abstractNumId w:val="16"/>
+  </w:num>
+  <w:num w:numId="23">
+    <w:abstractNumId w:val="6"/>
   </w:num>
 </w:numbering>
 </file>
@@ -13987,7 +15163,7 @@
 </file>
 
 <file path=customXml/itemProps1.xml><?xml version="1.0" encoding="utf-8"?>
-<ds:datastoreItem xmlns:ds="http://schemas.openxmlformats.org/officeDocument/2006/customXml" ds:itemID="{F711F3A3-20DE-4169-8130-EDE5EB03F73A}">
+<ds:datastoreItem xmlns:ds="http://schemas.openxmlformats.org/officeDocument/2006/customXml" ds:itemID="{964583FF-65E5-4992-A378-1F8B2927BBEC}">
   <ds:schemaRefs>
     <ds:schemaRef ds:uri="http://schemas.openxmlformats.org/officeDocument/2006/bibliography"/>
   </ds:schemaRefs>

--- a/doctemplate_and_requirements/documentation_template.docx
+++ b/doctemplate_and_requirements/documentation_template.docx
@@ -1,6 +1,6 @@
 
 <file path=word/document.xml><?xml version="1.0" encoding="utf-8"?>
-<w:document xmlns:wpc="http://schemas.microsoft.com/office/word/2010/wordprocessingCanvas" xmlns:cx="http://schemas.microsoft.com/office/drawing/2014/chartex" xmlns:mc="http://schemas.openxmlformats.org/markup-compatibility/2006" xmlns:o="urn:schemas-microsoft-com:office:office" xmlns:r="http://schemas.openxmlformats.org/officeDocument/2006/relationships" xmlns:m="http://schemas.openxmlformats.org/officeDocument/2006/math" xmlns:v="urn:schemas-microsoft-com:vml" xmlns:wp14="http://schemas.microsoft.com/office/word/2010/wordprocessingDrawing" xmlns:wp="http://schemas.openxmlformats.org/drawingml/2006/wordprocessingDrawing" xmlns:w10="urn:schemas-microsoft-com:office:word" xmlns:w="http://schemas.openxmlformats.org/wordprocessingml/2006/main" xmlns:w14="http://schemas.microsoft.com/office/word/2010/wordml" xmlns:w15="http://schemas.microsoft.com/office/word/2012/wordml" xmlns:w16se="http://schemas.microsoft.com/office/word/2015/wordml/symex" xmlns:wpg="http://schemas.microsoft.com/office/word/2010/wordprocessingGroup" xmlns:wpi="http://schemas.microsoft.com/office/word/2010/wordprocessingInk" xmlns:wne="http://schemas.microsoft.com/office/word/2006/wordml" xmlns:wps="http://schemas.microsoft.com/office/word/2010/wordprocessingShape" mc:Ignorable="w14 w15 w16se wp14">
+<w:document xmlns:wpc="http://schemas.microsoft.com/office/word/2010/wordprocessingCanvas" xmlns:mc="http://schemas.openxmlformats.org/markup-compatibility/2006" xmlns:o="urn:schemas-microsoft-com:office:office" xmlns:r="http://schemas.openxmlformats.org/officeDocument/2006/relationships" xmlns:m="http://schemas.openxmlformats.org/officeDocument/2006/math" xmlns:v="urn:schemas-microsoft-com:vml" xmlns:wp14="http://schemas.microsoft.com/office/word/2010/wordprocessingDrawing" xmlns:wp="http://schemas.openxmlformats.org/drawingml/2006/wordprocessingDrawing" xmlns:w10="urn:schemas-microsoft-com:office:word" xmlns:w="http://schemas.openxmlformats.org/wordprocessingml/2006/main" xmlns:w14="http://schemas.microsoft.com/office/word/2010/wordml" xmlns:wpg="http://schemas.microsoft.com/office/word/2010/wordprocessingGroup" xmlns:wpi="http://schemas.microsoft.com/office/word/2010/wordprocessingInk" xmlns:wne="http://schemas.microsoft.com/office/word/2006/wordml" xmlns:wps="http://schemas.microsoft.com/office/word/2010/wordprocessingShape" mc:Ignorable="w14 wp14">
   <w:body>
     <w:p>
       <w:pPr>
@@ -2527,7 +2527,6 @@
         </w:rPr>
         <w:t xml:space="preserve">4.1 </w:t>
       </w:r>
-      <w:proofErr w:type="spellStart"/>
       <w:r>
         <w:rPr>
           <w:rFonts w:cstheme="minorHAnsi"/>
@@ -2536,7 +2535,6 @@
         </w:rPr>
         <w:t>Backend</w:t>
       </w:r>
-      <w:proofErr w:type="spellEnd"/>
     </w:p>
     <w:p>
       <w:pPr>
@@ -2617,33 +2615,8 @@
           <w:rFonts w:cstheme="minorHAnsi"/>
           <w:lang w:val="en-US" w:eastAsia="bg-BG"/>
         </w:rPr>
-        <w:t xml:space="preserve"> </w:t>
-      </w:r>
-      <w:proofErr w:type="spellStart"/>
-      <w:r>
-        <w:rPr>
-          <w:rFonts w:cstheme="minorHAnsi"/>
-          <w:lang w:val="en-US" w:eastAsia="bg-BG"/>
-        </w:rPr>
-        <w:t>на</w:t>
-      </w:r>
-      <w:proofErr w:type="spellEnd"/>
-      <w:r>
-        <w:rPr>
-          <w:rFonts w:cstheme="minorHAnsi"/>
-          <w:lang w:val="en-US" w:eastAsia="bg-BG"/>
-        </w:rPr>
-        <w:t xml:space="preserve"> </w:t>
-      </w:r>
-      <w:proofErr w:type="spellStart"/>
-      <w:r>
-        <w:rPr>
-          <w:rFonts w:cstheme="minorHAnsi"/>
-          <w:lang w:val="en-US" w:eastAsia="bg-BG"/>
-        </w:rPr>
-        <w:t>заявки</w:t>
-      </w:r>
-      <w:proofErr w:type="spellEnd"/>
+        <w:t xml:space="preserve"> на заявки</w:t>
+      </w:r>
     </w:p>
     <w:p>
       <w:pPr>
@@ -2681,13 +2654,8 @@
         </w:rPr>
         <w:t xml:space="preserve"> </w:t>
       </w:r>
-      <w:proofErr w:type="spellStart"/>
-      <w:r>
-        <w:t>MariaDB</w:t>
-      </w:r>
-      <w:proofErr w:type="spellEnd"/>
-      <w:r>
-        <w:t xml:space="preserve"> 10.4</w:t>
+      <w:r>
+        <w:t>MariaDB 10.4</w:t>
       </w:r>
       <w:r>
         <w:rPr>
@@ -2697,15 +2665,7 @@
         <w:t xml:space="preserve"> </w:t>
       </w:r>
       <w:r>
-        <w:t>(</w:t>
-      </w:r>
-      <w:proofErr w:type="spellStart"/>
-      <w:r>
-        <w:t>MySQL</w:t>
-      </w:r>
-      <w:proofErr w:type="spellEnd"/>
-      <w:r>
-        <w:t>-съвместима)</w:t>
+        <w:t>(MySQL-съвместима)</w:t>
       </w:r>
       <w:r>
         <w:rPr>
@@ -2720,15 +2680,7 @@
         <w:t xml:space="preserve"> </w:t>
       </w:r>
       <w:r>
-        <w:t xml:space="preserve">използвана чрез </w:t>
-      </w:r>
-      <w:proofErr w:type="spellStart"/>
-      <w:r>
-        <w:t>phpMyAdmin</w:t>
-      </w:r>
-      <w:proofErr w:type="spellEnd"/>
-      <w:r>
-        <w:t xml:space="preserve"> (XAMPP</w:t>
+        <w:t>използвана чрез phpMyAdmin (XAMPP</w:t>
       </w:r>
       <w:r>
         <w:rPr>
@@ -2777,7 +2729,6 @@
         <w:lastRenderedPageBreak/>
         <w:t xml:space="preserve">4.2 </w:t>
       </w:r>
-      <w:proofErr w:type="spellStart"/>
       <w:r>
         <w:rPr>
           <w:rFonts w:cstheme="minorHAnsi"/>
@@ -2786,7 +2737,6 @@
         </w:rPr>
         <w:t>Frontend</w:t>
       </w:r>
-      <w:proofErr w:type="spellEnd"/>
     </w:p>
     <w:p>
       <w:pPr>
@@ -2861,21 +2811,12 @@
           <w:lang w:eastAsia="bg-BG"/>
         </w:rPr>
       </w:pPr>
-      <w:proofErr w:type="spellStart"/>
       <w:r>
         <w:rPr>
           <w:rFonts w:cstheme="minorHAnsi"/>
           <w:lang w:eastAsia="bg-BG"/>
         </w:rPr>
-        <w:t>JavaScript</w:t>
-      </w:r>
-      <w:proofErr w:type="spellEnd"/>
-      <w:r>
-        <w:rPr>
-          <w:rFonts w:cstheme="minorHAnsi"/>
-          <w:lang w:eastAsia="bg-BG"/>
-        </w:rPr>
-        <w:t xml:space="preserve"> (ES6)</w:t>
+        <w:t>JavaScript (ES6)</w:t>
       </w:r>
       <w:r>
         <w:rPr>
@@ -2955,23 +2896,7 @@
         <w:t>XAMPP</w:t>
       </w:r>
       <w:r>
-        <w:t xml:space="preserve"> (</w:t>
-      </w:r>
-      <w:proofErr w:type="spellStart"/>
-      <w:r>
-        <w:t>Apache</w:t>
-      </w:r>
-      <w:proofErr w:type="spellEnd"/>
-      <w:r>
-        <w:t xml:space="preserve"> + PHP + </w:t>
-      </w:r>
-      <w:proofErr w:type="spellStart"/>
-      <w:r>
-        <w:t>MySQL</w:t>
-      </w:r>
-      <w:proofErr w:type="spellEnd"/>
-      <w:r>
-        <w:t>)</w:t>
+        <w:t xml:space="preserve"> (Apache + PHP + MySQL)</w:t>
       </w:r>
     </w:p>
     <w:p>
@@ -3014,23 +2939,7 @@
           <w:rFonts w:cstheme="minorHAnsi"/>
           <w:lang w:eastAsia="bg-BG"/>
         </w:rPr>
-        <w:t xml:space="preserve">Не са използвани външни </w:t>
-      </w:r>
-      <w:proofErr w:type="spellStart"/>
-      <w:r>
-        <w:rPr>
-          <w:rFonts w:cstheme="minorHAnsi"/>
-          <w:lang w:eastAsia="bg-BG"/>
-        </w:rPr>
-        <w:t>framework</w:t>
-      </w:r>
-      <w:proofErr w:type="spellEnd"/>
-      <w:r>
-        <w:rPr>
-          <w:rFonts w:cstheme="minorHAnsi"/>
-          <w:lang w:eastAsia="bg-BG"/>
-        </w:rPr>
-        <w:t>-и или библиотеки. Приложението е реализирано изцяло с чист PHP.</w:t>
+        <w:t>Не са използвани външни framework-и или библиотеки. Приложението е реализирано изцяло с чист PHP.</w:t>
       </w:r>
     </w:p>
     <w:p>
@@ -3179,86 +3088,42 @@
         <w:rPr>
           <w:lang w:val="en-US"/>
         </w:rPr>
+        <w:t xml:space="preserve"> за </w:t>
+      </w:r>
+      <w:proofErr w:type="spellStart"/>
+      <w:r>
+        <w:rPr>
+          <w:lang w:val="en-US"/>
+        </w:rPr>
+        <w:t>пренасочване</w:t>
+      </w:r>
+      <w:proofErr w:type="spellEnd"/>
+      <w:r>
+        <w:rPr>
+          <w:lang w:val="en-US"/>
+        </w:rPr>
+        <w:t xml:space="preserve"> на заявки </w:t>
+      </w:r>
+      <w:proofErr w:type="spellStart"/>
+      <w:r>
+        <w:rPr>
+          <w:lang w:val="en-US"/>
+        </w:rPr>
+        <w:t>към</w:t>
+      </w:r>
+      <w:proofErr w:type="spellEnd"/>
+      <w:r>
+        <w:rPr>
+          <w:lang w:val="en-US"/>
+        </w:rPr>
         <w:t xml:space="preserve"> </w:t>
       </w:r>
-      <w:proofErr w:type="spellStart"/>
-      <w:r>
-        <w:rPr>
-          <w:lang w:val="en-US"/>
-        </w:rPr>
-        <w:t>за</w:t>
-      </w:r>
-      <w:proofErr w:type="spellEnd"/>
-      <w:r>
-        <w:rPr>
-          <w:lang w:val="en-US"/>
-        </w:rPr>
-        <w:t xml:space="preserve"> </w:t>
-      </w:r>
-      <w:proofErr w:type="spellStart"/>
-      <w:r>
-        <w:rPr>
-          <w:lang w:val="en-US"/>
-        </w:rPr>
-        <w:t>пренасочване</w:t>
-      </w:r>
-      <w:proofErr w:type="spellEnd"/>
-      <w:r>
-        <w:rPr>
-          <w:lang w:val="en-US"/>
-        </w:rPr>
-        <w:t xml:space="preserve"> </w:t>
-      </w:r>
-      <w:proofErr w:type="spellStart"/>
-      <w:r>
-        <w:rPr>
-          <w:lang w:val="en-US"/>
-        </w:rPr>
-        <w:t>на</w:t>
-      </w:r>
-      <w:proofErr w:type="spellEnd"/>
-      <w:r>
-        <w:rPr>
-          <w:lang w:val="en-US"/>
-        </w:rPr>
-        <w:t xml:space="preserve"> </w:t>
-      </w:r>
-      <w:proofErr w:type="spellStart"/>
-      <w:r>
-        <w:rPr>
-          <w:lang w:val="en-US"/>
-        </w:rPr>
-        <w:t>заявки</w:t>
-      </w:r>
-      <w:proofErr w:type="spellEnd"/>
-      <w:r>
-        <w:rPr>
-          <w:lang w:val="en-US"/>
-        </w:rPr>
-        <w:t xml:space="preserve"> </w:t>
-      </w:r>
-      <w:proofErr w:type="spellStart"/>
-      <w:r>
-        <w:rPr>
-          <w:lang w:val="en-US"/>
-        </w:rPr>
-        <w:t>към</w:t>
-      </w:r>
-      <w:proofErr w:type="spellEnd"/>
-      <w:r>
-        <w:rPr>
-          <w:lang w:val="en-US"/>
-        </w:rPr>
-        <w:t xml:space="preserve"> </w:t>
-      </w:r>
-      <w:proofErr w:type="spellStart"/>
       <w:r>
         <w:rPr>
           <w:lang w:val="en-US"/>
         </w:rPr>
         <w:t>index.php</w:t>
       </w:r>
-      <w:proofErr w:type="spellEnd"/>
       <w:r>
         <w:t xml:space="preserve"> и блокиране на такива към файлове със сензитивна информация,</w:t>
       </w:r>
@@ -3557,7 +3422,7 @@
           <w:noProof/>
           <w:sz w:val="18"/>
           <w:szCs w:val="18"/>
-          <w:lang w:eastAsia="bg-BG"/>
+          <w:lang w:val="en-US"/>
         </w:rPr>
         <w:drawing>
           <wp:anchor distT="0" distB="0" distL="114300" distR="114300" simplePos="0" relativeHeight="251658240" behindDoc="0" locked="0" layoutInCell="1" allowOverlap="1" wp14:anchorId="3A912440" wp14:editId="000EE97E">
@@ -3583,7 +3448,7 @@
                     <pic:cNvPicPr/>
                   </pic:nvPicPr>
                   <pic:blipFill>
-                    <a:blip r:embed="rId6">
+                    <a:blip r:embed="rId7">
                       <a:extLst>
                         <a:ext uri="{28A0092B-C50C-407E-A947-70E740481C1C}">
                           <a14:useLocalDpi xmlns:a14="http://schemas.microsoft.com/office/drawing/2010/main" val="0"/>
@@ -3681,7 +3546,7 @@
           <w:noProof/>
           <w:sz w:val="18"/>
           <w:szCs w:val="18"/>
-          <w:lang w:eastAsia="bg-BG"/>
+          <w:lang w:val="en-US"/>
         </w:rPr>
         <w:drawing>
           <wp:inline distT="0" distB="0" distL="0" distR="0" wp14:anchorId="412376D6" wp14:editId="190D28AE">
@@ -3699,7 +3564,7 @@
                     <pic:cNvPicPr/>
                   </pic:nvPicPr>
                   <pic:blipFill>
-                    <a:blip r:embed="rId7">
+                    <a:blip r:embed="rId8">
                       <a:extLst>
                         <a:ext uri="{28A0092B-C50C-407E-A947-70E740481C1C}">
                           <a14:useLocalDpi xmlns:a14="http://schemas.microsoft.com/office/drawing/2010/main" val="0"/>
@@ -3884,7 +3749,7 @@
       <w:r>
         <w:rPr>
           <w:noProof/>
-          <w:lang w:eastAsia="bg-BG"/>
+          <w:lang w:val="en-US"/>
         </w:rPr>
         <w:drawing>
           <wp:inline distT="0" distB="0" distL="0" distR="0" wp14:anchorId="5F996687" wp14:editId="24F2A35D">
@@ -3902,7 +3767,7 @@
                     <pic:cNvPicPr/>
                   </pic:nvPicPr>
                   <pic:blipFill>
-                    <a:blip r:embed="rId8">
+                    <a:blip r:embed="rId9">
                       <a:extLst>
                         <a:ext uri="{28A0092B-C50C-407E-A947-70E740481C1C}">
                           <a14:useLocalDpi xmlns:a14="http://schemas.microsoft.com/office/drawing/2010/main" val="0"/>
@@ -4114,23 +3979,7 @@
         <w:t>id-</w:t>
       </w:r>
       <w:r>
-        <w:t xml:space="preserve">тата на всички </w:t>
-      </w:r>
-      <w:proofErr w:type="spellStart"/>
-      <w:r>
-        <w:t>турнири,чието</w:t>
-      </w:r>
-      <w:proofErr w:type="spellEnd"/>
-      <w:r>
-        <w:t xml:space="preserve"> име съвпада или съдържа даден </w:t>
-      </w:r>
-      <w:proofErr w:type="spellStart"/>
-      <w:r>
-        <w:t>подстринг</w:t>
-      </w:r>
-      <w:proofErr w:type="spellEnd"/>
-      <w:r>
-        <w:t xml:space="preserve"> на името (</w:t>
+        <w:t>тата на всички турнири,чието име съвпада или съдържа даден подстринг на името (</w:t>
       </w:r>
       <w:proofErr w:type="spellStart"/>
       <w:r>
@@ -4208,31 +4057,34 @@
         <w:rPr>
           <w:lang w:val="en-US"/>
         </w:rPr>
+        <w:t xml:space="preserve"> на CSV_API_TOKEN </w:t>
+      </w:r>
+      <w:r>
+        <w:t>във файла .</w:t>
+      </w:r>
+      <w:proofErr w:type="spellStart"/>
+      <w:r>
+        <w:rPr>
+          <w:lang w:val="en-US"/>
+        </w:rPr>
+        <w:t>env</w:t>
+      </w:r>
+      <w:proofErr w:type="spellEnd"/>
+      <w:r>
+        <w:rPr>
+          <w:lang w:val="en-US"/>
+        </w:rPr>
         <w:t xml:space="preserve"> </w:t>
       </w:r>
-      <w:proofErr w:type="spellStart"/>
-      <w:r>
-        <w:rPr>
-          <w:lang w:val="en-US"/>
-        </w:rPr>
-        <w:t>на</w:t>
-      </w:r>
-      <w:proofErr w:type="spellEnd"/>
-      <w:r>
-        <w:rPr>
-          <w:lang w:val="en-US"/>
-        </w:rPr>
-        <w:t xml:space="preserve"> CSV_API_TOKEN </w:t>
-      </w:r>
-      <w:r>
-        <w:t>във файла .</w:t>
-      </w:r>
-      <w:proofErr w:type="spellStart"/>
-      <w:r>
-        <w:rPr>
-          <w:lang w:val="en-US"/>
-        </w:rPr>
-        <w:t>env</w:t>
+      <w:r>
+        <w:t xml:space="preserve"> в </w:t>
+      </w:r>
+      <w:proofErr w:type="spellStart"/>
+      <w:r>
+        <w:rPr>
+          <w:lang w:val="en-US"/>
+        </w:rPr>
+        <w:t>config</w:t>
       </w:r>
       <w:proofErr w:type="spellEnd"/>
       <w:r>
@@ -4242,23 +4094,6 @@
         <w:t xml:space="preserve"> </w:t>
       </w:r>
       <w:r>
-        <w:t xml:space="preserve"> в </w:t>
-      </w:r>
-      <w:proofErr w:type="spellStart"/>
-      <w:r>
-        <w:rPr>
-          <w:lang w:val="en-US"/>
-        </w:rPr>
-        <w:t>config</w:t>
-      </w:r>
-      <w:proofErr w:type="spellEnd"/>
-      <w:r>
-        <w:rPr>
-          <w:lang w:val="en-US"/>
-        </w:rPr>
-        <w:t xml:space="preserve"> </w:t>
-      </w:r>
-      <w:r>
         <w:t>директорията.</w:t>
       </w:r>
     </w:p>
@@ -4273,25 +4108,19 @@
           <w:lang w:val="en-US"/>
         </w:rPr>
       </w:pPr>
-      <w:r>
-        <w:rPr>
-          <w:lang w:val="en-US"/>
-        </w:rPr>
-        <w:t>curl -H "Authorization: {token}</w:t>
-      </w:r>
       <w:proofErr w:type="gramStart"/>
       <w:r>
         <w:rPr>
           <w:lang w:val="en-US"/>
         </w:rPr>
-        <w:t>"  "</w:t>
+        <w:t>curl</w:t>
       </w:r>
       <w:proofErr w:type="gramEnd"/>
       <w:r>
         <w:rPr>
           <w:lang w:val="en-US"/>
         </w:rPr>
-        <w:t>{</w:t>
+        <w:t xml:space="preserve"> -H "Authorization: {token}"  "{</w:t>
       </w:r>
       <w:proofErr w:type="spellStart"/>
       <w:r>
@@ -4329,25 +4158,19 @@
       </w:r>
     </w:p>
     <w:p>
-      <w:r>
-        <w:rPr>
-          <w:lang w:val="en-US"/>
-        </w:rPr>
-        <w:t>curl -H "Authorization: {token}</w:t>
-      </w:r>
       <w:proofErr w:type="gramStart"/>
       <w:r>
         <w:rPr>
           <w:lang w:val="en-US"/>
         </w:rPr>
-        <w:t>"  "</w:t>
+        <w:t>curl</w:t>
       </w:r>
       <w:proofErr w:type="gramEnd"/>
       <w:r>
         <w:rPr>
           <w:lang w:val="en-US"/>
         </w:rPr>
-        <w:t>{</w:t>
+        <w:t xml:space="preserve"> -H "Authorization: {token}"  "{</w:t>
       </w:r>
       <w:proofErr w:type="spellStart"/>
       <w:r>
@@ -4404,21 +4227,8 @@
       </w:r>
     </w:p>
     <w:p>
-      <w:proofErr w:type="spellStart"/>
-      <w:r>
-        <w:t>curl</w:t>
-      </w:r>
-      <w:proofErr w:type="spellEnd"/>
-      <w:r>
-        <w:t xml:space="preserve"> -H "</w:t>
-      </w:r>
-      <w:proofErr w:type="spellStart"/>
-      <w:r>
-        <w:t>Authorization</w:t>
-      </w:r>
-      <w:proofErr w:type="spellEnd"/>
-      <w:r>
-        <w:t xml:space="preserve">: </w:t>
+      <w:r>
+        <w:t xml:space="preserve">curl -H "Authorization: </w:t>
       </w:r>
       <w:proofErr w:type="spellStart"/>
       <w:r>
@@ -4449,21 +4259,8 @@
       </w:r>
     </w:p>
     <w:p>
-      <w:proofErr w:type="spellStart"/>
-      <w:r>
-        <w:t>curl</w:t>
-      </w:r>
-      <w:proofErr w:type="spellEnd"/>
-      <w:r>
-        <w:t xml:space="preserve"> -H "</w:t>
-      </w:r>
-      <w:proofErr w:type="spellStart"/>
-      <w:r>
-        <w:t>Authorization</w:t>
-      </w:r>
-      <w:proofErr w:type="spellEnd"/>
-      <w:r>
-        <w:t xml:space="preserve">: </w:t>
+      <w:r>
+        <w:t xml:space="preserve">curl -H "Authorization: </w:t>
       </w:r>
       <w:proofErr w:type="spellStart"/>
       <w:r>
@@ -4713,7 +4510,7 @@
       <w:r>
         <w:t xml:space="preserve">Всички имейл адреси са от вида </w:t>
       </w:r>
-      <w:hyperlink r:id="rId9" w:history="1">
+      <w:hyperlink r:id="rId10" w:history="1">
         <w:r>
           <w:rPr>
             <w:rStyle w:val="Hyperlink"/>
@@ -4728,7 +4525,7 @@
         </w:rPr>
         <w:t xml:space="preserve">, </w:t>
       </w:r>
-      <w:hyperlink r:id="rId10" w:history="1">
+      <w:hyperlink r:id="rId11" w:history="1">
         <w:r>
           <w:rPr>
             <w:rStyle w:val="Hyperlink"/>
@@ -5215,6 +5012,7 @@
         <w:rPr>
           <w:sz w:val="18"/>
           <w:szCs w:val="18"/>
+          <w:lang w:val="en-US"/>
         </w:rPr>
       </w:pPr>
       <w:r>
@@ -5228,6 +5026,2103 @@
     </w:p>
     <w:p>
       <w:pPr>
+        <w:rPr>
+          <w:lang w:val="en-US"/>
+        </w:rPr>
+      </w:pPr>
+      <w:r>
+        <w:rPr>
+          <w:lang w:val="en-US"/>
+        </w:rPr>
+        <w:t>Програмният код е организиран в следните основни директории и файлове:</w:t>
+      </w:r>
+    </w:p>
+    <w:p>
+      <w:pPr>
+        <w:rPr>
+          <w:b/>
+          <w:bCs/>
+          <w:lang w:val="en-US"/>
+        </w:rPr>
+      </w:pPr>
+      <w:r>
+        <w:rPr>
+          <w:b/>
+          <w:bCs/>
+          <w:lang w:val="en-US"/>
+        </w:rPr>
+        <w:t>Основни PHP файлове</w:t>
+      </w:r>
+    </w:p>
+    <w:p>
+      <w:pPr>
+        <w:numPr>
+          <w:ilvl w:val="0"/>
+          <w:numId w:val="24"/>
+        </w:numPr>
+        <w:rPr>
+          <w:lang w:val="en-US"/>
+        </w:rPr>
+      </w:pPr>
+      <w:r>
+        <w:rPr>
+          <w:b/>
+          <w:bCs/>
+          <w:lang w:val="en-US"/>
+        </w:rPr>
+        <w:t>public/index.php</w:t>
+      </w:r>
+      <w:r>
+        <w:rPr>
+          <w:lang w:val="en-US"/>
+        </w:rPr>
+        <w:t xml:space="preserve"> – Front controller и входна точка за API заявки</w:t>
+      </w:r>
+    </w:p>
+    <w:p>
+      <w:pPr>
+        <w:numPr>
+          <w:ilvl w:val="0"/>
+          <w:numId w:val="24"/>
+        </w:numPr>
+        <w:rPr>
+          <w:lang w:val="en-US"/>
+        </w:rPr>
+      </w:pPr>
+      <w:r>
+        <w:rPr>
+          <w:b/>
+          <w:bCs/>
+          <w:lang w:val="en-US"/>
+        </w:rPr>
+        <w:t>home.php</w:t>
+      </w:r>
+      <w:r>
+        <w:rPr>
+          <w:lang w:val="en-US"/>
+        </w:rPr>
+        <w:t xml:space="preserve"> – Начална страница със списък на турнири</w:t>
+      </w:r>
+    </w:p>
+    <w:p>
+      <w:pPr>
+        <w:numPr>
+          <w:ilvl w:val="0"/>
+          <w:numId w:val="24"/>
+        </w:numPr>
+        <w:rPr>
+          <w:lang w:val="en-US"/>
+        </w:rPr>
+      </w:pPr>
+      <w:r>
+        <w:rPr>
+          <w:b/>
+          <w:bCs/>
+          <w:lang w:val="en-US"/>
+        </w:rPr>
+        <w:t>user.php</w:t>
+      </w:r>
+      <w:r>
+        <w:rPr>
+          <w:lang w:val="en-US"/>
+        </w:rPr>
+        <w:t xml:space="preserve"> – Потребителски профил, статистики и отличия</w:t>
+      </w:r>
+    </w:p>
+    <w:p>
+      <w:pPr>
+        <w:numPr>
+          <w:ilvl w:val="0"/>
+          <w:numId w:val="24"/>
+        </w:numPr>
+        <w:rPr>
+          <w:lang w:val="en-US"/>
+        </w:rPr>
+      </w:pPr>
+      <w:r>
+        <w:rPr>
+          <w:b/>
+          <w:bCs/>
+          <w:lang w:val="en-US"/>
+        </w:rPr>
+        <w:t>tournament.php</w:t>
+      </w:r>
+      <w:r>
+        <w:rPr>
+          <w:lang w:val="en-US"/>
+        </w:rPr>
+        <w:t xml:space="preserve"> – Детайлна информация за турнир и управление на участие</w:t>
+      </w:r>
+    </w:p>
+    <w:p>
+      <w:pPr>
+        <w:numPr>
+          <w:ilvl w:val="0"/>
+          <w:numId w:val="24"/>
+        </w:numPr>
+        <w:rPr>
+          <w:lang w:val="en-US"/>
+        </w:rPr>
+      </w:pPr>
+      <w:r>
+        <w:rPr>
+          <w:b/>
+          <w:bCs/>
+          <w:lang w:val="en-US"/>
+        </w:rPr>
+        <w:t>create_tournament.php</w:t>
+      </w:r>
+      <w:r>
+        <w:rPr>
+          <w:lang w:val="en-US"/>
+        </w:rPr>
+        <w:t xml:space="preserve"> – Създаване на нов турнир</w:t>
+      </w:r>
+    </w:p>
+    <w:p>
+      <w:pPr>
+        <w:numPr>
+          <w:ilvl w:val="0"/>
+          <w:numId w:val="24"/>
+        </w:numPr>
+        <w:rPr>
+          <w:lang w:val="en-US"/>
+        </w:rPr>
+      </w:pPr>
+      <w:r>
+        <w:rPr>
+          <w:b/>
+          <w:bCs/>
+          <w:lang w:val="en-US"/>
+        </w:rPr>
+        <w:t>register.php</w:t>
+      </w:r>
+      <w:r>
+        <w:rPr>
+          <w:lang w:val="en-US"/>
+        </w:rPr>
+        <w:t xml:space="preserve"> – </w:t>
+      </w:r>
+      <w:proofErr w:type="spellStart"/>
+      <w:r>
+        <w:rPr>
+          <w:lang w:val="en-US"/>
+        </w:rPr>
+        <w:t>Регистрационна</w:t>
+      </w:r>
+      <w:proofErr w:type="spellEnd"/>
+      <w:r>
+        <w:rPr>
+          <w:lang w:val="en-US"/>
+        </w:rPr>
+        <w:t xml:space="preserve"> </w:t>
+      </w:r>
+      <w:proofErr w:type="spellStart"/>
+      <w:r>
+        <w:rPr>
+          <w:lang w:val="en-US"/>
+        </w:rPr>
+        <w:t>форма</w:t>
+      </w:r>
+      <w:proofErr w:type="spellEnd"/>
+    </w:p>
+    <w:p>
+      <w:pPr>
+        <w:numPr>
+          <w:ilvl w:val="0"/>
+          <w:numId w:val="24"/>
+        </w:numPr>
+        <w:rPr>
+          <w:lang w:val="en-US"/>
+        </w:rPr>
+      </w:pPr>
+      <w:proofErr w:type="spellStart"/>
+      <w:r>
+        <w:rPr>
+          <w:b/>
+          <w:bCs/>
+          <w:lang w:val="en-US"/>
+        </w:rPr>
+        <w:t>login.php</w:t>
+      </w:r>
+      <w:proofErr w:type="spellEnd"/>
+      <w:r>
+        <w:rPr>
+          <w:lang w:val="en-US"/>
+        </w:rPr>
+        <w:t xml:space="preserve"> – </w:t>
+      </w:r>
+      <w:proofErr w:type="spellStart"/>
+      <w:r>
+        <w:rPr>
+          <w:lang w:val="en-US"/>
+        </w:rPr>
+        <w:t>Форма</w:t>
+      </w:r>
+      <w:proofErr w:type="spellEnd"/>
+      <w:r>
+        <w:rPr>
+          <w:lang w:val="en-US"/>
+        </w:rPr>
+        <w:t xml:space="preserve"> за </w:t>
+      </w:r>
+      <w:proofErr w:type="spellStart"/>
+      <w:r>
+        <w:rPr>
+          <w:lang w:val="en-US"/>
+        </w:rPr>
+        <w:t>вход</w:t>
+      </w:r>
+      <w:proofErr w:type="spellEnd"/>
+    </w:p>
+    <w:p>
+      <w:pPr>
+        <w:rPr>
+          <w:b/>
+          <w:bCs/>
+          <w:lang w:val="en-US"/>
+        </w:rPr>
+      </w:pPr>
+      <w:proofErr w:type="spellStart"/>
+      <w:r>
+        <w:rPr>
+          <w:b/>
+          <w:bCs/>
+          <w:lang w:val="en-US"/>
+        </w:rPr>
+        <w:t>База</w:t>
+      </w:r>
+      <w:proofErr w:type="spellEnd"/>
+      <w:r>
+        <w:rPr>
+          <w:b/>
+          <w:bCs/>
+          <w:lang w:val="en-US"/>
+        </w:rPr>
+        <w:t xml:space="preserve"> </w:t>
+      </w:r>
+      <w:proofErr w:type="spellStart"/>
+      <w:r>
+        <w:rPr>
+          <w:b/>
+          <w:bCs/>
+          <w:lang w:val="en-US"/>
+        </w:rPr>
+        <w:t>данни</w:t>
+      </w:r>
+      <w:proofErr w:type="spellEnd"/>
+      <w:r>
+        <w:rPr>
+          <w:b/>
+          <w:bCs/>
+          <w:lang w:val="en-US"/>
+        </w:rPr>
+        <w:t xml:space="preserve"> и </w:t>
+      </w:r>
+      <w:proofErr w:type="spellStart"/>
+      <w:r>
+        <w:rPr>
+          <w:b/>
+          <w:bCs/>
+          <w:lang w:val="en-US"/>
+        </w:rPr>
+        <w:t>примерни</w:t>
+      </w:r>
+      <w:proofErr w:type="spellEnd"/>
+      <w:r>
+        <w:rPr>
+          <w:b/>
+          <w:bCs/>
+          <w:lang w:val="en-US"/>
+        </w:rPr>
+        <w:t xml:space="preserve"> </w:t>
+      </w:r>
+      <w:proofErr w:type="spellStart"/>
+      <w:r>
+        <w:rPr>
+          <w:b/>
+          <w:bCs/>
+          <w:lang w:val="en-US"/>
+        </w:rPr>
+        <w:t>данни</w:t>
+      </w:r>
+      <w:proofErr w:type="spellEnd"/>
+    </w:p>
+    <w:p>
+      <w:pPr>
+        <w:numPr>
+          <w:ilvl w:val="0"/>
+          <w:numId w:val="25"/>
+        </w:numPr>
+        <w:rPr>
+          <w:lang w:val="en-US"/>
+        </w:rPr>
+      </w:pPr>
+      <w:r>
+        <w:rPr>
+          <w:b/>
+          <w:bCs/>
+          <w:lang w:val="en-US"/>
+        </w:rPr>
+        <w:t>database/</w:t>
+      </w:r>
+      <w:proofErr w:type="spellStart"/>
+      <w:r>
+        <w:rPr>
+          <w:b/>
+          <w:bCs/>
+          <w:lang w:val="en-US"/>
+        </w:rPr>
+        <w:t>create_db.sql</w:t>
+      </w:r>
+      <w:proofErr w:type="spellEnd"/>
+      <w:r>
+        <w:rPr>
+          <w:lang w:val="en-US"/>
+        </w:rPr>
+        <w:t xml:space="preserve"> – </w:t>
+      </w:r>
+      <w:proofErr w:type="spellStart"/>
+      <w:r>
+        <w:rPr>
+          <w:lang w:val="en-US"/>
+        </w:rPr>
+        <w:t>Създава</w:t>
+      </w:r>
+      <w:proofErr w:type="spellEnd"/>
+      <w:r>
+        <w:rPr>
+          <w:lang w:val="en-US"/>
+        </w:rPr>
+        <w:t xml:space="preserve"> </w:t>
+      </w:r>
+      <w:proofErr w:type="spellStart"/>
+      <w:r>
+        <w:rPr>
+          <w:lang w:val="en-US"/>
+        </w:rPr>
+        <w:t>базата</w:t>
+      </w:r>
+      <w:proofErr w:type="spellEnd"/>
+      <w:r>
+        <w:rPr>
+          <w:lang w:val="en-US"/>
+        </w:rPr>
+        <w:t xml:space="preserve"> </w:t>
+      </w:r>
+      <w:proofErr w:type="spellStart"/>
+      <w:r>
+        <w:rPr>
+          <w:lang w:val="en-US"/>
+        </w:rPr>
+        <w:t>данни</w:t>
+      </w:r>
+      <w:proofErr w:type="spellEnd"/>
+      <w:r>
+        <w:rPr>
+          <w:lang w:val="en-US"/>
+        </w:rPr>
+        <w:t xml:space="preserve"> и </w:t>
+      </w:r>
+      <w:proofErr w:type="spellStart"/>
+      <w:r>
+        <w:rPr>
+          <w:lang w:val="en-US"/>
+        </w:rPr>
+        <w:t>примерни</w:t>
+      </w:r>
+      <w:proofErr w:type="spellEnd"/>
+      <w:r>
+        <w:rPr>
+          <w:lang w:val="en-US"/>
+        </w:rPr>
+        <w:t xml:space="preserve"> </w:t>
+      </w:r>
+      <w:proofErr w:type="spellStart"/>
+      <w:r>
+        <w:rPr>
+          <w:lang w:val="en-US"/>
+        </w:rPr>
+        <w:t>данни</w:t>
+      </w:r>
+      <w:proofErr w:type="spellEnd"/>
+    </w:p>
+    <w:p>
+      <w:pPr>
+        <w:numPr>
+          <w:ilvl w:val="0"/>
+          <w:numId w:val="25"/>
+        </w:numPr>
+        <w:rPr>
+          <w:lang w:val="en-US"/>
+        </w:rPr>
+      </w:pPr>
+      <w:proofErr w:type="spellStart"/>
+      <w:r>
+        <w:rPr>
+          <w:b/>
+          <w:bCs/>
+          <w:lang w:val="en-US"/>
+        </w:rPr>
+        <w:t>example_data</w:t>
+      </w:r>
+      <w:proofErr w:type="spellEnd"/>
+      <w:r>
+        <w:rPr>
+          <w:b/>
+          <w:bCs/>
+          <w:lang w:val="en-US"/>
+        </w:rPr>
+        <w:t>/individuals.csv</w:t>
+      </w:r>
+      <w:r>
+        <w:rPr>
+          <w:lang w:val="en-US"/>
+        </w:rPr>
+        <w:t xml:space="preserve"> и </w:t>
+      </w:r>
+      <w:proofErr w:type="spellStart"/>
+      <w:r>
+        <w:rPr>
+          <w:b/>
+          <w:bCs/>
+          <w:lang w:val="en-US"/>
+        </w:rPr>
+        <w:t>example_data</w:t>
+      </w:r>
+      <w:proofErr w:type="spellEnd"/>
+      <w:r>
+        <w:rPr>
+          <w:b/>
+          <w:bCs/>
+          <w:lang w:val="en-US"/>
+        </w:rPr>
+        <w:t>/teams.csv</w:t>
+      </w:r>
+      <w:r>
+        <w:rPr>
+          <w:lang w:val="en-US"/>
+        </w:rPr>
+        <w:t xml:space="preserve"> – </w:t>
+      </w:r>
+      <w:proofErr w:type="spellStart"/>
+      <w:r>
+        <w:rPr>
+          <w:lang w:val="en-US"/>
+        </w:rPr>
+        <w:t>Примерна</w:t>
+      </w:r>
+      <w:proofErr w:type="spellEnd"/>
+      <w:r>
+        <w:rPr>
+          <w:lang w:val="en-US"/>
+        </w:rPr>
+        <w:t xml:space="preserve"> информация за </w:t>
+      </w:r>
+      <w:proofErr w:type="spellStart"/>
+      <w:r>
+        <w:rPr>
+          <w:lang w:val="en-US"/>
+        </w:rPr>
+        <w:t>създаване</w:t>
+      </w:r>
+      <w:proofErr w:type="spellEnd"/>
+      <w:r>
+        <w:rPr>
+          <w:lang w:val="en-US"/>
+        </w:rPr>
+        <w:t xml:space="preserve"> на турнири</w:t>
+      </w:r>
+    </w:p>
+    <w:p>
+      <w:pPr>
+        <w:rPr>
+          <w:b/>
+          <w:bCs/>
+          <w:lang w:val="en-US"/>
+        </w:rPr>
+      </w:pPr>
+      <w:r>
+        <w:rPr>
+          <w:b/>
+          <w:bCs/>
+          <w:lang w:val="en-US"/>
+        </w:rPr>
+        <w:t>API</w:t>
+      </w:r>
+    </w:p>
+    <w:p>
+      <w:pPr>
+        <w:numPr>
+          <w:ilvl w:val="0"/>
+          <w:numId w:val="26"/>
+        </w:numPr>
+        <w:rPr>
+          <w:lang w:val="en-US"/>
+        </w:rPr>
+      </w:pPr>
+      <w:proofErr w:type="spellStart"/>
+      <w:r>
+        <w:rPr>
+          <w:b/>
+          <w:bCs/>
+          <w:lang w:val="en-US"/>
+        </w:rPr>
+        <w:t>api</w:t>
+      </w:r>
+      <w:proofErr w:type="spellEnd"/>
+      <w:r>
+        <w:rPr>
+          <w:b/>
+          <w:bCs/>
+          <w:lang w:val="en-US"/>
+        </w:rPr>
+        <w:t>/</w:t>
+      </w:r>
+      <w:proofErr w:type="spellStart"/>
+      <w:r>
+        <w:rPr>
+          <w:b/>
+          <w:bCs/>
+          <w:lang w:val="en-US"/>
+        </w:rPr>
+        <w:t>search_tournaments.php</w:t>
+      </w:r>
+      <w:proofErr w:type="spellEnd"/>
+      <w:r>
+        <w:rPr>
+          <w:lang w:val="en-US"/>
+        </w:rPr>
+        <w:t xml:space="preserve"> – </w:t>
+      </w:r>
+      <w:proofErr w:type="spellStart"/>
+      <w:r>
+        <w:rPr>
+          <w:lang w:val="en-US"/>
+        </w:rPr>
+        <w:t>Търсене</w:t>
+      </w:r>
+      <w:proofErr w:type="spellEnd"/>
+      <w:r>
+        <w:rPr>
+          <w:lang w:val="en-US"/>
+        </w:rPr>
+        <w:t xml:space="preserve"> на турнири </w:t>
+      </w:r>
+      <w:proofErr w:type="spellStart"/>
+      <w:r>
+        <w:rPr>
+          <w:lang w:val="en-US"/>
+        </w:rPr>
+        <w:t>по</w:t>
+      </w:r>
+      <w:proofErr w:type="spellEnd"/>
+      <w:r>
+        <w:rPr>
+          <w:lang w:val="en-US"/>
+        </w:rPr>
+        <w:t xml:space="preserve"> </w:t>
+      </w:r>
+      <w:proofErr w:type="spellStart"/>
+      <w:r>
+        <w:rPr>
+          <w:lang w:val="en-US"/>
+        </w:rPr>
+        <w:t>подстринг</w:t>
+      </w:r>
+      <w:proofErr w:type="spellEnd"/>
+      <w:r>
+        <w:rPr>
+          <w:lang w:val="en-US"/>
+        </w:rPr>
+        <w:t xml:space="preserve"> на </w:t>
+      </w:r>
+      <w:proofErr w:type="spellStart"/>
+      <w:r>
+        <w:rPr>
+          <w:lang w:val="en-US"/>
+        </w:rPr>
+        <w:t>името</w:t>
+      </w:r>
+      <w:proofErr w:type="spellEnd"/>
+    </w:p>
+    <w:p>
+      <w:pPr>
+        <w:rPr>
+          <w:b/>
+          <w:bCs/>
+          <w:lang w:val="en-US"/>
+        </w:rPr>
+      </w:pPr>
+      <w:proofErr w:type="spellStart"/>
+      <w:r>
+        <w:rPr>
+          <w:b/>
+          <w:bCs/>
+          <w:lang w:val="en-US"/>
+        </w:rPr>
+        <w:t>Конфигурация</w:t>
+      </w:r>
+      <w:proofErr w:type="spellEnd"/>
+    </w:p>
+    <w:p>
+      <w:pPr>
+        <w:numPr>
+          <w:ilvl w:val="0"/>
+          <w:numId w:val="27"/>
+        </w:numPr>
+        <w:rPr>
+          <w:lang w:val="en-US"/>
+        </w:rPr>
+      </w:pPr>
+      <w:proofErr w:type="spellStart"/>
+      <w:r>
+        <w:rPr>
+          <w:b/>
+          <w:bCs/>
+          <w:lang w:val="en-US"/>
+        </w:rPr>
+        <w:t>config</w:t>
+      </w:r>
+      <w:proofErr w:type="spellEnd"/>
+      <w:r>
+        <w:rPr>
+          <w:b/>
+          <w:bCs/>
+          <w:lang w:val="en-US"/>
+        </w:rPr>
+        <w:t>/</w:t>
+      </w:r>
+      <w:proofErr w:type="spellStart"/>
+      <w:r>
+        <w:rPr>
+          <w:b/>
+          <w:bCs/>
+          <w:lang w:val="en-US"/>
+        </w:rPr>
+        <w:t>db.php</w:t>
+      </w:r>
+      <w:proofErr w:type="spellEnd"/>
+      <w:r>
+        <w:rPr>
+          <w:lang w:val="en-US"/>
+        </w:rPr>
+        <w:t xml:space="preserve"> – </w:t>
+      </w:r>
+      <w:proofErr w:type="spellStart"/>
+      <w:r>
+        <w:rPr>
+          <w:lang w:val="en-US"/>
+        </w:rPr>
+        <w:t>Конфигурация</w:t>
+      </w:r>
+      <w:proofErr w:type="spellEnd"/>
+      <w:r>
+        <w:rPr>
+          <w:lang w:val="en-US"/>
+        </w:rPr>
+        <w:t xml:space="preserve"> и </w:t>
+      </w:r>
+      <w:proofErr w:type="spellStart"/>
+      <w:r>
+        <w:rPr>
+          <w:lang w:val="en-US"/>
+        </w:rPr>
+        <w:t>връзка</w:t>
+      </w:r>
+      <w:proofErr w:type="spellEnd"/>
+      <w:r>
+        <w:rPr>
+          <w:lang w:val="en-US"/>
+        </w:rPr>
+        <w:t xml:space="preserve"> с </w:t>
+      </w:r>
+      <w:proofErr w:type="spellStart"/>
+      <w:r>
+        <w:rPr>
+          <w:lang w:val="en-US"/>
+        </w:rPr>
+        <w:t>базата</w:t>
+      </w:r>
+      <w:proofErr w:type="spellEnd"/>
+      <w:r>
+        <w:rPr>
+          <w:lang w:val="en-US"/>
+        </w:rPr>
+        <w:t xml:space="preserve"> </w:t>
+      </w:r>
+      <w:proofErr w:type="spellStart"/>
+      <w:r>
+        <w:rPr>
+          <w:lang w:val="en-US"/>
+        </w:rPr>
+        <w:t>данни</w:t>
+      </w:r>
+      <w:proofErr w:type="spellEnd"/>
+    </w:p>
+    <w:p>
+      <w:pPr>
+        <w:numPr>
+          <w:ilvl w:val="0"/>
+          <w:numId w:val="27"/>
+        </w:numPr>
+        <w:rPr>
+          <w:lang w:val="en-US"/>
+        </w:rPr>
+      </w:pPr>
+      <w:proofErr w:type="spellStart"/>
+      <w:r>
+        <w:rPr>
+          <w:b/>
+          <w:bCs/>
+          <w:lang w:val="en-US"/>
+        </w:rPr>
+        <w:lastRenderedPageBreak/>
+        <w:t>config</w:t>
+      </w:r>
+      <w:proofErr w:type="spellEnd"/>
+      <w:r>
+        <w:rPr>
+          <w:b/>
+          <w:bCs/>
+          <w:lang w:val="en-US"/>
+        </w:rPr>
+        <w:t>/.</w:t>
+      </w:r>
+      <w:proofErr w:type="spellStart"/>
+      <w:r>
+        <w:rPr>
+          <w:b/>
+          <w:bCs/>
+          <w:lang w:val="en-US"/>
+        </w:rPr>
+        <w:t>env</w:t>
+      </w:r>
+      <w:proofErr w:type="spellEnd"/>
+      <w:r>
+        <w:rPr>
+          <w:lang w:val="en-US"/>
+        </w:rPr>
+        <w:t xml:space="preserve"> – </w:t>
+      </w:r>
+      <w:proofErr w:type="spellStart"/>
+      <w:r>
+        <w:rPr>
+          <w:lang w:val="en-US"/>
+        </w:rPr>
+        <w:t>Съдържа</w:t>
+      </w:r>
+      <w:proofErr w:type="spellEnd"/>
+      <w:r>
+        <w:rPr>
+          <w:lang w:val="en-US"/>
+        </w:rPr>
+        <w:t xml:space="preserve"> API </w:t>
+      </w:r>
+      <w:proofErr w:type="spellStart"/>
+      <w:r>
+        <w:rPr>
+          <w:lang w:val="en-US"/>
+        </w:rPr>
+        <w:t>токен</w:t>
+      </w:r>
+      <w:proofErr w:type="spellEnd"/>
+      <w:r>
+        <w:rPr>
+          <w:lang w:val="en-US"/>
+        </w:rPr>
+        <w:t xml:space="preserve">, </w:t>
+      </w:r>
+      <w:proofErr w:type="spellStart"/>
+      <w:r>
+        <w:rPr>
+          <w:lang w:val="en-US"/>
+        </w:rPr>
+        <w:t>използван</w:t>
+      </w:r>
+      <w:proofErr w:type="spellEnd"/>
+      <w:r>
+        <w:rPr>
+          <w:lang w:val="en-US"/>
+        </w:rPr>
+        <w:t xml:space="preserve"> </w:t>
+      </w:r>
+      <w:proofErr w:type="spellStart"/>
+      <w:r>
+        <w:rPr>
+          <w:lang w:val="en-US"/>
+        </w:rPr>
+        <w:t>от</w:t>
+      </w:r>
+      <w:proofErr w:type="spellEnd"/>
+      <w:r>
+        <w:rPr>
+          <w:lang w:val="en-US"/>
+        </w:rPr>
+        <w:t xml:space="preserve"> </w:t>
+      </w:r>
+      <w:proofErr w:type="spellStart"/>
+      <w:r>
+        <w:rPr>
+          <w:lang w:val="en-US"/>
+        </w:rPr>
+        <w:t>api</w:t>
+      </w:r>
+      <w:proofErr w:type="spellEnd"/>
+      <w:r>
+        <w:rPr>
+          <w:lang w:val="en-US"/>
+        </w:rPr>
+        <w:t>/</w:t>
+      </w:r>
+      <w:proofErr w:type="spellStart"/>
+      <w:r>
+        <w:rPr>
+          <w:lang w:val="en-US"/>
+        </w:rPr>
+        <w:t>search_tournaments.php</w:t>
+      </w:r>
+      <w:proofErr w:type="spellEnd"/>
+      <w:r>
+        <w:rPr>
+          <w:lang w:val="en-US"/>
+        </w:rPr>
+        <w:t xml:space="preserve"> и handlers/export/</w:t>
+      </w:r>
+      <w:proofErr w:type="spellStart"/>
+      <w:r>
+        <w:rPr>
+          <w:lang w:val="en-US"/>
+        </w:rPr>
+        <w:t>export_csv_handler.php</w:t>
+      </w:r>
+      <w:proofErr w:type="spellEnd"/>
+      <w:r>
+        <w:rPr>
+          <w:lang w:val="en-US"/>
+        </w:rPr>
+        <w:t xml:space="preserve"> за </w:t>
+      </w:r>
+      <w:proofErr w:type="spellStart"/>
+      <w:r>
+        <w:rPr>
+          <w:lang w:val="en-US"/>
+        </w:rPr>
+        <w:t>достъп</w:t>
+      </w:r>
+      <w:proofErr w:type="spellEnd"/>
+      <w:r>
+        <w:rPr>
+          <w:lang w:val="en-US"/>
+        </w:rPr>
+        <w:t xml:space="preserve"> </w:t>
+      </w:r>
+      <w:proofErr w:type="spellStart"/>
+      <w:r>
+        <w:rPr>
+          <w:lang w:val="en-US"/>
+        </w:rPr>
+        <w:t>от</w:t>
+      </w:r>
+      <w:proofErr w:type="spellEnd"/>
+      <w:r>
+        <w:rPr>
+          <w:lang w:val="en-US"/>
+        </w:rPr>
+        <w:t xml:space="preserve"> </w:t>
+      </w:r>
+      <w:proofErr w:type="spellStart"/>
+      <w:r>
+        <w:rPr>
+          <w:lang w:val="en-US"/>
+        </w:rPr>
+        <w:t>външни</w:t>
+      </w:r>
+      <w:proofErr w:type="spellEnd"/>
+      <w:r>
+        <w:rPr>
+          <w:lang w:val="en-US"/>
+        </w:rPr>
+        <w:t xml:space="preserve"> </w:t>
+      </w:r>
+      <w:proofErr w:type="spellStart"/>
+      <w:r>
+        <w:rPr>
+          <w:lang w:val="en-US"/>
+        </w:rPr>
+        <w:t>скриптове</w:t>
+      </w:r>
+      <w:proofErr w:type="spellEnd"/>
+    </w:p>
+    <w:p>
+      <w:pPr>
+        <w:numPr>
+          <w:ilvl w:val="0"/>
+          <w:numId w:val="27"/>
+        </w:numPr>
+        <w:rPr>
+          <w:lang w:val="en-US"/>
+        </w:rPr>
+      </w:pPr>
+      <w:proofErr w:type="spellStart"/>
+      <w:r>
+        <w:rPr>
+          <w:b/>
+          <w:bCs/>
+          <w:lang w:val="en-US"/>
+        </w:rPr>
+        <w:t>config</w:t>
+      </w:r>
+      <w:proofErr w:type="spellEnd"/>
+      <w:r>
+        <w:rPr>
+          <w:b/>
+          <w:bCs/>
+          <w:lang w:val="en-US"/>
+        </w:rPr>
+        <w:t>/</w:t>
+      </w:r>
+      <w:proofErr w:type="spellStart"/>
+      <w:r>
+        <w:rPr>
+          <w:b/>
+          <w:bCs/>
+          <w:lang w:val="en-US"/>
+        </w:rPr>
+        <w:t>config.php</w:t>
+      </w:r>
+      <w:proofErr w:type="spellEnd"/>
+      <w:r>
+        <w:rPr>
+          <w:lang w:val="en-US"/>
+        </w:rPr>
+        <w:t xml:space="preserve"> – </w:t>
+      </w:r>
+      <w:proofErr w:type="spellStart"/>
+      <w:r>
+        <w:rPr>
+          <w:lang w:val="en-US"/>
+        </w:rPr>
+        <w:t>Съдържа</w:t>
+      </w:r>
+      <w:proofErr w:type="spellEnd"/>
+      <w:r>
+        <w:rPr>
+          <w:lang w:val="en-US"/>
+        </w:rPr>
+        <w:t xml:space="preserve"> </w:t>
+      </w:r>
+      <w:proofErr w:type="spellStart"/>
+      <w:r>
+        <w:rPr>
+          <w:lang w:val="en-US"/>
+        </w:rPr>
+        <w:t>пътя</w:t>
+      </w:r>
+      <w:proofErr w:type="spellEnd"/>
+      <w:r>
+        <w:rPr>
+          <w:lang w:val="en-US"/>
+        </w:rPr>
+        <w:t xml:space="preserve"> </w:t>
+      </w:r>
+      <w:proofErr w:type="spellStart"/>
+      <w:r>
+        <w:rPr>
+          <w:lang w:val="en-US"/>
+        </w:rPr>
+        <w:t>към</w:t>
+      </w:r>
+      <w:proofErr w:type="spellEnd"/>
+      <w:r>
+        <w:rPr>
+          <w:lang w:val="en-US"/>
+        </w:rPr>
+        <w:t xml:space="preserve"> root </w:t>
+      </w:r>
+      <w:proofErr w:type="spellStart"/>
+      <w:r>
+        <w:rPr>
+          <w:lang w:val="en-US"/>
+        </w:rPr>
+        <w:t>директорията</w:t>
+      </w:r>
+      <w:proofErr w:type="spellEnd"/>
+      <w:r>
+        <w:rPr>
+          <w:lang w:val="en-US"/>
+        </w:rPr>
+        <w:t xml:space="preserve"> на </w:t>
+      </w:r>
+      <w:proofErr w:type="spellStart"/>
+      <w:r>
+        <w:rPr>
+          <w:lang w:val="en-US"/>
+        </w:rPr>
+        <w:t>проекта</w:t>
+      </w:r>
+      <w:proofErr w:type="spellEnd"/>
+    </w:p>
+    <w:p>
+      <w:pPr>
+        <w:rPr>
+          <w:b/>
+          <w:bCs/>
+          <w:lang w:val="en-US"/>
+        </w:rPr>
+      </w:pPr>
+      <w:proofErr w:type="spellStart"/>
+      <w:r>
+        <w:rPr>
+          <w:b/>
+          <w:bCs/>
+          <w:lang w:val="en-US"/>
+        </w:rPr>
+        <w:t>Помощни</w:t>
+      </w:r>
+      <w:proofErr w:type="spellEnd"/>
+      <w:r>
+        <w:rPr>
+          <w:b/>
+          <w:bCs/>
+          <w:lang w:val="en-US"/>
+        </w:rPr>
+        <w:t xml:space="preserve"> файлове (helpers)</w:t>
+      </w:r>
+    </w:p>
+    <w:p>
+      <w:pPr>
+        <w:numPr>
+          <w:ilvl w:val="0"/>
+          <w:numId w:val="28"/>
+        </w:numPr>
+        <w:rPr>
+          <w:lang w:val="en-US"/>
+        </w:rPr>
+      </w:pPr>
+      <w:r>
+        <w:rPr>
+          <w:b/>
+          <w:bCs/>
+          <w:lang w:val="en-US"/>
+        </w:rPr>
+        <w:t>helpers/</w:t>
+      </w:r>
+      <w:proofErr w:type="spellStart"/>
+      <w:r>
+        <w:rPr>
+          <w:b/>
+          <w:bCs/>
+          <w:lang w:val="en-US"/>
+        </w:rPr>
+        <w:t>ensure_due_tournaments_started.php</w:t>
+      </w:r>
+      <w:proofErr w:type="spellEnd"/>
+      <w:r>
+        <w:rPr>
+          <w:lang w:val="en-US"/>
+        </w:rPr>
+        <w:t xml:space="preserve"> – </w:t>
+      </w:r>
+      <w:proofErr w:type="spellStart"/>
+      <w:r>
+        <w:rPr>
+          <w:lang w:val="en-US"/>
+        </w:rPr>
+        <w:t>Бизнес</w:t>
+      </w:r>
+      <w:proofErr w:type="spellEnd"/>
+      <w:r>
+        <w:rPr>
+          <w:lang w:val="en-US"/>
+        </w:rPr>
+        <w:t xml:space="preserve"> </w:t>
+      </w:r>
+      <w:proofErr w:type="spellStart"/>
+      <w:r>
+        <w:rPr>
+          <w:lang w:val="en-US"/>
+        </w:rPr>
+        <w:t>логика</w:t>
+      </w:r>
+      <w:proofErr w:type="spellEnd"/>
+      <w:r>
+        <w:rPr>
+          <w:lang w:val="en-US"/>
+        </w:rPr>
+        <w:t xml:space="preserve"> за </w:t>
+      </w:r>
+      <w:proofErr w:type="spellStart"/>
+      <w:r>
+        <w:rPr>
+          <w:lang w:val="en-US"/>
+        </w:rPr>
+        <w:t>актуализиране</w:t>
+      </w:r>
+      <w:proofErr w:type="spellEnd"/>
+      <w:r>
+        <w:rPr>
+          <w:lang w:val="en-US"/>
+        </w:rPr>
+        <w:t xml:space="preserve"> на </w:t>
+      </w:r>
+      <w:proofErr w:type="spellStart"/>
+      <w:r>
+        <w:rPr>
+          <w:lang w:val="en-US"/>
+        </w:rPr>
+        <w:t>статусите</w:t>
+      </w:r>
+      <w:proofErr w:type="spellEnd"/>
+      <w:r>
+        <w:rPr>
+          <w:lang w:val="en-US"/>
+        </w:rPr>
+        <w:t xml:space="preserve"> на </w:t>
+      </w:r>
+      <w:proofErr w:type="spellStart"/>
+      <w:r>
+        <w:rPr>
+          <w:lang w:val="en-US"/>
+        </w:rPr>
+        <w:t>турнирите</w:t>
+      </w:r>
+      <w:proofErr w:type="spellEnd"/>
+    </w:p>
+    <w:p>
+      <w:pPr>
+        <w:numPr>
+          <w:ilvl w:val="0"/>
+          <w:numId w:val="28"/>
+        </w:numPr>
+        <w:rPr>
+          <w:lang w:val="en-US"/>
+        </w:rPr>
+      </w:pPr>
+      <w:r>
+        <w:rPr>
+          <w:b/>
+          <w:bCs/>
+          <w:lang w:val="en-US"/>
+        </w:rPr>
+        <w:t>helpers/</w:t>
+      </w:r>
+      <w:proofErr w:type="spellStart"/>
+      <w:r>
+        <w:rPr>
+          <w:b/>
+          <w:bCs/>
+          <w:lang w:val="en-US"/>
+        </w:rPr>
+        <w:t>require_login.php</w:t>
+      </w:r>
+      <w:proofErr w:type="spellEnd"/>
+      <w:r>
+        <w:rPr>
+          <w:lang w:val="en-US"/>
+        </w:rPr>
+        <w:t xml:space="preserve"> – </w:t>
+      </w:r>
+      <w:proofErr w:type="spellStart"/>
+      <w:r>
+        <w:rPr>
+          <w:lang w:val="en-US"/>
+        </w:rPr>
+        <w:t>Контрол</w:t>
+      </w:r>
+      <w:proofErr w:type="spellEnd"/>
+      <w:r>
+        <w:rPr>
+          <w:lang w:val="en-US"/>
+        </w:rPr>
+        <w:t xml:space="preserve"> на </w:t>
+      </w:r>
+      <w:proofErr w:type="spellStart"/>
+      <w:r>
+        <w:rPr>
+          <w:lang w:val="en-US"/>
+        </w:rPr>
+        <w:t>достъпа</w:t>
+      </w:r>
+      <w:proofErr w:type="spellEnd"/>
+      <w:r>
+        <w:rPr>
+          <w:lang w:val="en-US"/>
+        </w:rPr>
+        <w:t xml:space="preserve"> </w:t>
+      </w:r>
+      <w:proofErr w:type="spellStart"/>
+      <w:r>
+        <w:rPr>
+          <w:lang w:val="en-US"/>
+        </w:rPr>
+        <w:t>до</w:t>
+      </w:r>
+      <w:proofErr w:type="spellEnd"/>
+      <w:r>
+        <w:rPr>
+          <w:lang w:val="en-US"/>
+        </w:rPr>
+        <w:t xml:space="preserve"> </w:t>
+      </w:r>
+      <w:proofErr w:type="spellStart"/>
+      <w:r>
+        <w:rPr>
+          <w:lang w:val="en-US"/>
+        </w:rPr>
+        <w:t>защитени</w:t>
+      </w:r>
+      <w:proofErr w:type="spellEnd"/>
+      <w:r>
+        <w:rPr>
+          <w:lang w:val="en-US"/>
+        </w:rPr>
+        <w:t xml:space="preserve"> </w:t>
+      </w:r>
+      <w:proofErr w:type="spellStart"/>
+      <w:r>
+        <w:rPr>
+          <w:lang w:val="en-US"/>
+        </w:rPr>
+        <w:t>страници</w:t>
+      </w:r>
+      <w:proofErr w:type="spellEnd"/>
+    </w:p>
+    <w:p>
+      <w:pPr>
+        <w:numPr>
+          <w:ilvl w:val="0"/>
+          <w:numId w:val="28"/>
+        </w:numPr>
+        <w:rPr>
+          <w:lang w:val="en-US"/>
+        </w:rPr>
+      </w:pPr>
+      <w:r>
+        <w:rPr>
+          <w:b/>
+          <w:bCs/>
+          <w:lang w:val="en-US"/>
+        </w:rPr>
+        <w:t>helpers/</w:t>
+      </w:r>
+      <w:proofErr w:type="spellStart"/>
+      <w:r>
+        <w:rPr>
+          <w:b/>
+          <w:bCs/>
+          <w:lang w:val="en-US"/>
+        </w:rPr>
+        <w:t>generate_matches_function</w:t>
+      </w:r>
+      <w:r>
+        <w:rPr>
+          <w:lang w:val="en-US"/>
+        </w:rPr>
+        <w:t>.</w:t>
+      </w:r>
+      <w:r>
+        <w:rPr>
+          <w:lang w:val="en-US"/>
+        </w:rPr>
+        <w:t>php</w:t>
+      </w:r>
+      <w:proofErr w:type="spellEnd"/>
+      <w:r>
+        <w:rPr>
+          <w:lang w:val="en-US"/>
+        </w:rPr>
+        <w:t xml:space="preserve"> – </w:t>
+      </w:r>
+      <w:r>
+        <w:t>генерира мачове за даден турнир и ги слага в базата данни</w:t>
+      </w:r>
+    </w:p>
+    <w:p>
+      <w:pPr>
+        <w:numPr>
+          <w:ilvl w:val="0"/>
+          <w:numId w:val="28"/>
+        </w:numPr>
+        <w:rPr>
+          <w:lang w:val="en-US"/>
+        </w:rPr>
+      </w:pPr>
+      <w:r>
+        <w:rPr>
+          <w:b/>
+          <w:bCs/>
+          <w:lang w:val="en-US"/>
+        </w:rPr>
+        <w:t>helpers/</w:t>
+      </w:r>
+      <w:proofErr w:type="spellStart"/>
+      <w:r>
+        <w:rPr>
+          <w:b/>
+          <w:bCs/>
+          <w:lang w:val="en-US"/>
+        </w:rPr>
+        <w:t>join_function</w:t>
+      </w:r>
+      <w:r>
+        <w:rPr>
+          <w:lang w:val="en-US"/>
+        </w:rPr>
+        <w:t>.</w:t>
+      </w:r>
+      <w:r>
+        <w:rPr>
+          <w:lang w:val="en-US"/>
+        </w:rPr>
+        <w:t>php</w:t>
+      </w:r>
+      <w:proofErr w:type="spellEnd"/>
+      <w:r>
+        <w:rPr>
+          <w:lang w:val="en-US"/>
+        </w:rPr>
+        <w:t xml:space="preserve"> – </w:t>
+      </w:r>
+      <w:r>
+        <w:t>подсигурява, че е възможно присъединявяне към турнира (капацитетът не е превишен, потребителят не се е записвал преди в него (няма дублиране)), обновява бази данни</w:t>
+      </w:r>
+    </w:p>
+    <w:p>
+      <w:pPr>
+        <w:numPr>
+          <w:ilvl w:val="0"/>
+          <w:numId w:val="28"/>
+        </w:numPr>
+        <w:rPr>
+          <w:lang w:val="en-US"/>
+        </w:rPr>
+      </w:pPr>
+      <w:r>
+        <w:rPr>
+          <w:b/>
+          <w:bCs/>
+          <w:lang w:val="en-US"/>
+        </w:rPr>
+        <w:t>helpers/</w:t>
+      </w:r>
+      <w:proofErr w:type="spellStart"/>
+      <w:r>
+        <w:rPr>
+          <w:b/>
+          <w:bCs/>
+          <w:lang w:val="en-US"/>
+        </w:rPr>
+        <w:t>leave_function</w:t>
+      </w:r>
+      <w:r>
+        <w:rPr>
+          <w:lang w:val="en-US"/>
+        </w:rPr>
+        <w:t>.</w:t>
+      </w:r>
+      <w:r>
+        <w:rPr>
+          <w:lang w:val="en-US"/>
+        </w:rPr>
+        <w:t>php</w:t>
+      </w:r>
+      <w:proofErr w:type="spellEnd"/>
+      <w:r>
+        <w:rPr>
+          <w:lang w:val="en-US"/>
+        </w:rPr>
+        <w:t xml:space="preserve"> – </w:t>
+      </w:r>
+      <w:r>
+        <w:t>логика за напускане на турнир – подсигурява, че потребителят участва в него, премахва го и пресмята брой свободни места (различна логика при групови/индивидуални турнири)</w:t>
+      </w:r>
+    </w:p>
+    <w:p>
+      <w:pPr>
+        <w:rPr>
+          <w:b/>
+          <w:bCs/>
+          <w:lang w:val="en-US"/>
+        </w:rPr>
+      </w:pPr>
+      <w:proofErr w:type="spellStart"/>
+      <w:r>
+        <w:rPr>
+          <w:b/>
+          <w:bCs/>
+          <w:lang w:val="en-US"/>
+        </w:rPr>
+        <w:t>Обработващи</w:t>
+      </w:r>
+      <w:proofErr w:type="spellEnd"/>
+      <w:r>
+        <w:rPr>
+          <w:b/>
+          <w:bCs/>
+          <w:lang w:val="en-US"/>
+        </w:rPr>
+        <w:t xml:space="preserve"> файлове (handlers)</w:t>
+      </w:r>
+    </w:p>
+    <w:p>
+      <w:pPr>
+        <w:numPr>
+          <w:ilvl w:val="0"/>
+          <w:numId w:val="29"/>
+        </w:numPr>
+        <w:rPr>
+          <w:lang w:val="en-US"/>
+        </w:rPr>
+      </w:pPr>
+      <w:r>
+        <w:rPr>
+          <w:lang w:val="en-US"/>
+        </w:rPr>
+        <w:t xml:space="preserve">Управление на </w:t>
+      </w:r>
+      <w:proofErr w:type="spellStart"/>
+      <w:r>
+        <w:rPr>
+          <w:lang w:val="en-US"/>
+        </w:rPr>
+        <w:t>действия</w:t>
+      </w:r>
+      <w:proofErr w:type="spellEnd"/>
+      <w:r>
+        <w:rPr>
+          <w:lang w:val="en-US"/>
+        </w:rPr>
+        <w:t xml:space="preserve">, </w:t>
+      </w:r>
+      <w:proofErr w:type="spellStart"/>
+      <w:r>
+        <w:rPr>
+          <w:lang w:val="en-US"/>
+        </w:rPr>
+        <w:t>включително</w:t>
+      </w:r>
+      <w:proofErr w:type="spellEnd"/>
+      <w:r>
+        <w:rPr>
+          <w:lang w:val="en-US"/>
+        </w:rPr>
+        <w:t>:</w:t>
+      </w:r>
+    </w:p>
+    <w:p>
+      <w:pPr>
+        <w:numPr>
+          <w:ilvl w:val="1"/>
+          <w:numId w:val="29"/>
+        </w:numPr>
+        <w:rPr>
+          <w:lang w:val="en-US"/>
+        </w:rPr>
+      </w:pPr>
+      <w:proofErr w:type="spellStart"/>
+      <w:r>
+        <w:rPr>
+          <w:lang w:val="en-US"/>
+        </w:rPr>
+        <w:t>Автентикация</w:t>
+      </w:r>
+      <w:proofErr w:type="spellEnd"/>
+      <w:r>
+        <w:rPr>
+          <w:lang w:val="en-US"/>
+        </w:rPr>
+        <w:t xml:space="preserve"> (</w:t>
+      </w:r>
+      <w:proofErr w:type="spellStart"/>
+      <w:r>
+        <w:rPr>
+          <w:lang w:val="en-US"/>
+        </w:rPr>
+        <w:t>логин</w:t>
+      </w:r>
+      <w:proofErr w:type="spellEnd"/>
+      <w:r>
+        <w:rPr>
+          <w:lang w:val="en-US"/>
+        </w:rPr>
+        <w:t xml:space="preserve">, </w:t>
+      </w:r>
+      <w:proofErr w:type="spellStart"/>
+      <w:r>
+        <w:rPr>
+          <w:lang w:val="en-US"/>
+        </w:rPr>
+        <w:t>регистрация</w:t>
+      </w:r>
+      <w:proofErr w:type="spellEnd"/>
+      <w:r>
+        <w:rPr>
+          <w:lang w:val="en-US"/>
+        </w:rPr>
+        <w:t xml:space="preserve">, </w:t>
+      </w:r>
+      <w:proofErr w:type="spellStart"/>
+      <w:r>
+        <w:rPr>
+          <w:lang w:val="en-US"/>
+        </w:rPr>
+        <w:t>изход</w:t>
+      </w:r>
+      <w:proofErr w:type="spellEnd"/>
+      <w:r>
+        <w:rPr>
+          <w:lang w:val="en-US"/>
+        </w:rPr>
+        <w:t>)</w:t>
+      </w:r>
+    </w:p>
+    <w:p>
+      <w:pPr>
+        <w:numPr>
+          <w:ilvl w:val="1"/>
+          <w:numId w:val="29"/>
+        </w:numPr>
+        <w:rPr>
+          <w:lang w:val="en-US"/>
+        </w:rPr>
+      </w:pPr>
+      <w:r>
+        <w:rPr>
+          <w:lang w:val="en-US"/>
+        </w:rPr>
+        <w:t>Участие в турнири (</w:t>
+      </w:r>
+      <w:proofErr w:type="spellStart"/>
+      <w:r>
+        <w:rPr>
+          <w:lang w:val="en-US"/>
+        </w:rPr>
+        <w:t>записване</w:t>
+      </w:r>
+      <w:proofErr w:type="spellEnd"/>
+      <w:r>
+        <w:rPr>
+          <w:lang w:val="en-US"/>
+        </w:rPr>
+        <w:t xml:space="preserve"> и </w:t>
+      </w:r>
+      <w:proofErr w:type="spellStart"/>
+      <w:r>
+        <w:rPr>
+          <w:lang w:val="en-US"/>
+        </w:rPr>
+        <w:t>отписване</w:t>
+      </w:r>
+      <w:proofErr w:type="spellEnd"/>
+      <w:r>
+        <w:rPr>
+          <w:lang w:val="en-US"/>
+        </w:rPr>
+        <w:t>)</w:t>
+      </w:r>
+    </w:p>
+    <w:p>
+      <w:pPr>
+        <w:numPr>
+          <w:ilvl w:val="1"/>
+          <w:numId w:val="29"/>
+        </w:numPr>
+        <w:rPr>
+          <w:lang w:val="en-US"/>
+        </w:rPr>
+      </w:pPr>
+      <w:r>
+        <w:rPr>
+          <w:lang w:val="en-US"/>
+        </w:rPr>
+        <w:t>Турнири (</w:t>
+      </w:r>
+      <w:proofErr w:type="spellStart"/>
+      <w:r>
+        <w:rPr>
+          <w:lang w:val="en-US"/>
+        </w:rPr>
+        <w:t>създаване</w:t>
+      </w:r>
+      <w:proofErr w:type="spellEnd"/>
+      <w:r>
+        <w:rPr>
+          <w:lang w:val="en-US"/>
+        </w:rPr>
+        <w:t xml:space="preserve">, </w:t>
+      </w:r>
+      <w:proofErr w:type="spellStart"/>
+      <w:r>
+        <w:rPr>
+          <w:lang w:val="en-US"/>
+        </w:rPr>
+        <w:t>стартиране</w:t>
+      </w:r>
+      <w:proofErr w:type="spellEnd"/>
+      <w:r>
+        <w:rPr>
+          <w:lang w:val="en-US"/>
+        </w:rPr>
+        <w:t xml:space="preserve">, </w:t>
+      </w:r>
+      <w:proofErr w:type="spellStart"/>
+      <w:r>
+        <w:rPr>
+          <w:lang w:val="en-US"/>
+        </w:rPr>
+        <w:t>обновяване</w:t>
+      </w:r>
+      <w:proofErr w:type="spellEnd"/>
+      <w:r>
+        <w:rPr>
+          <w:lang w:val="en-US"/>
+        </w:rPr>
+        <w:t xml:space="preserve"> на </w:t>
+      </w:r>
+      <w:proofErr w:type="spellStart"/>
+      <w:r>
+        <w:rPr>
+          <w:lang w:val="en-US"/>
+        </w:rPr>
+        <w:t>резултатите</w:t>
+      </w:r>
+      <w:proofErr w:type="spellEnd"/>
+      <w:r>
+        <w:rPr>
+          <w:lang w:val="en-US"/>
+        </w:rPr>
+        <w:t>)</w:t>
+      </w:r>
+    </w:p>
+    <w:p>
+      <w:pPr>
+        <w:numPr>
+          <w:ilvl w:val="1"/>
+          <w:numId w:val="29"/>
+        </w:numPr>
+        <w:rPr>
+          <w:lang w:val="en-US"/>
+        </w:rPr>
+      </w:pPr>
+      <w:proofErr w:type="spellStart"/>
+      <w:r>
+        <w:rPr>
+          <w:lang w:val="en-US"/>
+        </w:rPr>
+        <w:t>Експорт</w:t>
+      </w:r>
+      <w:proofErr w:type="spellEnd"/>
+      <w:r>
+        <w:rPr>
+          <w:lang w:val="en-US"/>
+        </w:rPr>
+        <w:t xml:space="preserve"> на </w:t>
+      </w:r>
+      <w:proofErr w:type="spellStart"/>
+      <w:r>
+        <w:rPr>
+          <w:lang w:val="en-US"/>
+        </w:rPr>
+        <w:t>резултати</w:t>
+      </w:r>
+      <w:proofErr w:type="spellEnd"/>
+      <w:r>
+        <w:rPr>
+          <w:lang w:val="en-US"/>
+        </w:rPr>
+        <w:t xml:space="preserve"> </w:t>
+      </w:r>
+      <w:proofErr w:type="spellStart"/>
+      <w:r>
+        <w:rPr>
+          <w:lang w:val="en-US"/>
+        </w:rPr>
+        <w:t>към</w:t>
+      </w:r>
+      <w:proofErr w:type="spellEnd"/>
+      <w:r>
+        <w:rPr>
+          <w:lang w:val="en-US"/>
+        </w:rPr>
+        <w:t xml:space="preserve"> CSV</w:t>
+      </w:r>
+    </w:p>
+    <w:p>
+      <w:pPr>
+        <w:rPr>
+          <w:b/>
+          <w:bCs/>
+          <w:lang w:val="en-US"/>
+        </w:rPr>
+      </w:pPr>
+      <w:proofErr w:type="spellStart"/>
+      <w:r>
+        <w:rPr>
+          <w:b/>
+          <w:bCs/>
+          <w:lang w:val="en-US"/>
+        </w:rPr>
+        <w:t>Статични</w:t>
+      </w:r>
+      <w:proofErr w:type="spellEnd"/>
+      <w:r>
+        <w:rPr>
+          <w:b/>
+          <w:bCs/>
+          <w:lang w:val="en-US"/>
+        </w:rPr>
+        <w:t xml:space="preserve"> </w:t>
+      </w:r>
+      <w:proofErr w:type="spellStart"/>
+      <w:r>
+        <w:rPr>
+          <w:b/>
+          <w:bCs/>
+          <w:lang w:val="en-US"/>
+        </w:rPr>
+        <w:t>ресурси</w:t>
+      </w:r>
+      <w:proofErr w:type="spellEnd"/>
+    </w:p>
+    <w:p>
+      <w:pPr>
+        <w:numPr>
+          <w:ilvl w:val="0"/>
+          <w:numId w:val="30"/>
+        </w:numPr>
+        <w:rPr>
+          <w:lang w:val="en-US"/>
+        </w:rPr>
+      </w:pPr>
+      <w:r>
+        <w:rPr>
+          <w:b/>
+          <w:bCs/>
+          <w:lang w:val="en-US"/>
+        </w:rPr>
+        <w:t>styles/</w:t>
+      </w:r>
+      <w:r>
+        <w:rPr>
+          <w:lang w:val="en-US"/>
+        </w:rPr>
+        <w:t xml:space="preserve"> – CSS файлове за </w:t>
+      </w:r>
+      <w:proofErr w:type="spellStart"/>
+      <w:r>
+        <w:rPr>
+          <w:lang w:val="en-US"/>
+        </w:rPr>
+        <w:t>оформяне</w:t>
+      </w:r>
+      <w:proofErr w:type="spellEnd"/>
+      <w:r>
+        <w:rPr>
+          <w:lang w:val="en-US"/>
+        </w:rPr>
+        <w:t xml:space="preserve"> на </w:t>
+      </w:r>
+      <w:proofErr w:type="spellStart"/>
+      <w:r>
+        <w:rPr>
+          <w:lang w:val="en-US"/>
+        </w:rPr>
+        <w:t>страниците</w:t>
+      </w:r>
+      <w:proofErr w:type="spellEnd"/>
+    </w:p>
+    <w:p>
+      <w:pPr>
+        <w:numPr>
+          <w:ilvl w:val="0"/>
+          <w:numId w:val="30"/>
+        </w:numPr>
+        <w:rPr>
+          <w:lang w:val="en-US"/>
+        </w:rPr>
+      </w:pPr>
+      <w:r>
+        <w:rPr>
+          <w:b/>
+          <w:bCs/>
+          <w:lang w:val="en-US"/>
+        </w:rPr>
+        <w:t>scripts/</w:t>
+      </w:r>
+      <w:r>
+        <w:rPr>
+          <w:lang w:val="en-US"/>
+        </w:rPr>
+        <w:t xml:space="preserve"> – JavaScript файлове за </w:t>
+      </w:r>
+      <w:proofErr w:type="spellStart"/>
+      <w:r>
+        <w:rPr>
+          <w:lang w:val="en-US"/>
+        </w:rPr>
+        <w:t>интерактивност</w:t>
+      </w:r>
+      <w:proofErr w:type="spellEnd"/>
+      <w:r>
+        <w:rPr>
+          <w:lang w:val="en-US"/>
+        </w:rPr>
+        <w:t>:</w:t>
+      </w:r>
+    </w:p>
+    <w:p>
+      <w:pPr>
+        <w:numPr>
+          <w:ilvl w:val="1"/>
+          <w:numId w:val="30"/>
+        </w:numPr>
+        <w:rPr>
+          <w:lang w:val="en-US"/>
+        </w:rPr>
+      </w:pPr>
+      <w:r>
+        <w:rPr>
+          <w:lang w:val="en-US"/>
+        </w:rPr>
+        <w:t xml:space="preserve">home.js – </w:t>
+      </w:r>
+      <w:proofErr w:type="spellStart"/>
+      <w:r>
+        <w:rPr>
+          <w:lang w:val="en-US"/>
+        </w:rPr>
+        <w:t>Филтриране</w:t>
+      </w:r>
+      <w:proofErr w:type="spellEnd"/>
+      <w:r>
+        <w:rPr>
+          <w:lang w:val="en-US"/>
+        </w:rPr>
+        <w:t xml:space="preserve"> и </w:t>
+      </w:r>
+      <w:proofErr w:type="spellStart"/>
+      <w:r>
+        <w:rPr>
+          <w:lang w:val="en-US"/>
+        </w:rPr>
+        <w:t>сортиране</w:t>
+      </w:r>
+      <w:proofErr w:type="spellEnd"/>
+      <w:r>
+        <w:rPr>
+          <w:lang w:val="en-US"/>
+        </w:rPr>
+        <w:t xml:space="preserve"> на турнири в </w:t>
+      </w:r>
+      <w:proofErr w:type="spellStart"/>
+      <w:r>
+        <w:rPr>
+          <w:lang w:val="en-US"/>
+        </w:rPr>
+        <w:t>началната</w:t>
+      </w:r>
+      <w:proofErr w:type="spellEnd"/>
+      <w:r>
+        <w:rPr>
+          <w:lang w:val="en-US"/>
+        </w:rPr>
+        <w:t xml:space="preserve"> страница</w:t>
+      </w:r>
+    </w:p>
+    <w:p>
+      <w:pPr>
+        <w:numPr>
+          <w:ilvl w:val="1"/>
+          <w:numId w:val="30"/>
+        </w:numPr>
+        <w:rPr>
+          <w:lang w:val="en-US"/>
+        </w:rPr>
+      </w:pPr>
+      <w:r>
+        <w:rPr>
+          <w:lang w:val="en-US"/>
+        </w:rPr>
+        <w:t xml:space="preserve">tournament.js – </w:t>
+      </w:r>
+      <w:proofErr w:type="spellStart"/>
+      <w:r>
+        <w:rPr>
+          <w:lang w:val="en-US"/>
+        </w:rPr>
+        <w:t>Присъединяване</w:t>
+      </w:r>
+      <w:proofErr w:type="spellEnd"/>
+      <w:r>
+        <w:rPr>
+          <w:lang w:val="en-US"/>
+        </w:rPr>
+        <w:t xml:space="preserve"> </w:t>
+      </w:r>
+      <w:proofErr w:type="spellStart"/>
+      <w:r>
+        <w:rPr>
+          <w:lang w:val="en-US"/>
+        </w:rPr>
+        <w:t>към</w:t>
+      </w:r>
+      <w:proofErr w:type="spellEnd"/>
+      <w:r>
+        <w:rPr>
+          <w:lang w:val="en-US"/>
+        </w:rPr>
+        <w:t xml:space="preserve"> </w:t>
+      </w:r>
+      <w:proofErr w:type="spellStart"/>
+      <w:r>
+        <w:rPr>
+          <w:lang w:val="en-US"/>
+        </w:rPr>
+        <w:t>или</w:t>
+      </w:r>
+      <w:proofErr w:type="spellEnd"/>
+      <w:r>
+        <w:rPr>
+          <w:lang w:val="en-US"/>
+        </w:rPr>
+        <w:t xml:space="preserve"> </w:t>
+      </w:r>
+      <w:proofErr w:type="spellStart"/>
+      <w:r>
+        <w:rPr>
+          <w:lang w:val="en-US"/>
+        </w:rPr>
+        <w:t>създаване</w:t>
+      </w:r>
+      <w:proofErr w:type="spellEnd"/>
+      <w:r>
+        <w:rPr>
+          <w:lang w:val="en-US"/>
+        </w:rPr>
+        <w:t xml:space="preserve"> на </w:t>
+      </w:r>
+      <w:proofErr w:type="spellStart"/>
+      <w:r>
+        <w:rPr>
+          <w:lang w:val="en-US"/>
+        </w:rPr>
+        <w:t>отбор</w:t>
+      </w:r>
+      <w:proofErr w:type="spellEnd"/>
+    </w:p>
+    <w:p>
+      <w:pPr>
+        <w:numPr>
+          <w:ilvl w:val="1"/>
+          <w:numId w:val="30"/>
+        </w:numPr>
+        <w:rPr>
+          <w:lang w:val="en-US"/>
+        </w:rPr>
+      </w:pPr>
+      <w:r>
+        <w:rPr>
+          <w:lang w:val="en-US"/>
+        </w:rPr>
+        <w:t xml:space="preserve">display_rounds.js – </w:t>
+      </w:r>
+      <w:proofErr w:type="spellStart"/>
+      <w:r>
+        <w:rPr>
+          <w:lang w:val="en-US"/>
+        </w:rPr>
+        <w:t>Филтриране</w:t>
+      </w:r>
+      <w:proofErr w:type="spellEnd"/>
+      <w:r>
+        <w:rPr>
+          <w:lang w:val="en-US"/>
+        </w:rPr>
+        <w:t xml:space="preserve"> на </w:t>
+      </w:r>
+      <w:proofErr w:type="spellStart"/>
+      <w:r>
+        <w:rPr>
+          <w:lang w:val="en-US"/>
+        </w:rPr>
+        <w:t>мачове</w:t>
+      </w:r>
+      <w:proofErr w:type="spellEnd"/>
+      <w:r>
+        <w:rPr>
+          <w:lang w:val="en-US"/>
+        </w:rPr>
+        <w:t xml:space="preserve"> </w:t>
+      </w:r>
+      <w:proofErr w:type="spellStart"/>
+      <w:r>
+        <w:rPr>
+          <w:lang w:val="en-US"/>
+        </w:rPr>
+        <w:t>според</w:t>
+      </w:r>
+      <w:proofErr w:type="spellEnd"/>
+      <w:r>
+        <w:rPr>
+          <w:lang w:val="en-US"/>
+        </w:rPr>
+        <w:t xml:space="preserve"> </w:t>
+      </w:r>
+      <w:proofErr w:type="spellStart"/>
+      <w:r>
+        <w:rPr>
+          <w:lang w:val="en-US"/>
+        </w:rPr>
+        <w:t>кръга</w:t>
+      </w:r>
+      <w:proofErr w:type="spellEnd"/>
+      <w:r>
+        <w:rPr>
+          <w:lang w:val="en-US"/>
+        </w:rPr>
+        <w:t xml:space="preserve"> на </w:t>
+      </w:r>
+      <w:proofErr w:type="spellStart"/>
+      <w:r>
+        <w:rPr>
+          <w:lang w:val="en-US"/>
+        </w:rPr>
+        <w:t>страницата</w:t>
+      </w:r>
+      <w:proofErr w:type="spellEnd"/>
+      <w:r>
+        <w:rPr>
+          <w:lang w:val="en-US"/>
+        </w:rPr>
+        <w:t xml:space="preserve"> на </w:t>
+      </w:r>
+      <w:proofErr w:type="spellStart"/>
+      <w:r>
+        <w:rPr>
+          <w:lang w:val="en-US"/>
+        </w:rPr>
+        <w:t>даден</w:t>
+      </w:r>
+      <w:proofErr w:type="spellEnd"/>
+      <w:r>
+        <w:rPr>
+          <w:lang w:val="en-US"/>
+        </w:rPr>
+        <w:t xml:space="preserve"> турнир</w:t>
+      </w:r>
+    </w:p>
+    <w:p>
+      <w:pPr>
+        <w:rPr>
+          <w:sz w:val="18"/>
+          <w:szCs w:val="18"/>
+          <w:lang w:val="en-US"/>
+        </w:rPr>
+      </w:pPr>
+    </w:p>
+    <w:p>
+      <w:pPr>
         <w:pStyle w:val="Heading2"/>
         <w:rPr>
           <w:sz w:val="22"/>
@@ -5239,6 +7134,7 @@
           <w:sz w:val="22"/>
           <w:szCs w:val="22"/>
         </w:rPr>
+        <w:lastRenderedPageBreak/>
         <w:t xml:space="preserve">9. </w:t>
       </w:r>
       <w:r>
@@ -5380,25 +7276,7 @@
           <w:sz w:val="22"/>
           <w:szCs w:val="22"/>
         </w:rPr>
-        <w:t xml:space="preserve"> </w:t>
-      </w:r>
-      <w:proofErr w:type="spellStart"/>
-      <w:r>
-        <w:rPr>
-          <w:rFonts w:asciiTheme="minorHAnsi" w:hAnsiTheme="minorHAnsi" w:cstheme="minorHAnsi"/>
-          <w:sz w:val="22"/>
-          <w:szCs w:val="22"/>
-        </w:rPr>
-        <w:t>на</w:t>
-      </w:r>
-      <w:proofErr w:type="spellEnd"/>
-      <w:r>
-        <w:rPr>
-          <w:rFonts w:asciiTheme="minorHAnsi" w:hAnsiTheme="minorHAnsi" w:cstheme="minorHAnsi"/>
-          <w:sz w:val="22"/>
-          <w:szCs w:val="22"/>
-        </w:rPr>
-        <w:t xml:space="preserve"> </w:t>
+        <w:t xml:space="preserve"> на </w:t>
       </w:r>
       <w:proofErr w:type="spellStart"/>
       <w:r>
@@ -5592,25 +7470,7 @@
           <w:sz w:val="22"/>
           <w:szCs w:val="22"/>
         </w:rPr>
-        <w:t xml:space="preserve"> </w:t>
-      </w:r>
-      <w:proofErr w:type="spellStart"/>
-      <w:r>
-        <w:rPr>
-          <w:rFonts w:asciiTheme="minorHAnsi" w:hAnsiTheme="minorHAnsi" w:cstheme="minorHAnsi"/>
-          <w:sz w:val="22"/>
-          <w:szCs w:val="22"/>
-        </w:rPr>
-        <w:t>на</w:t>
-      </w:r>
-      <w:proofErr w:type="spellEnd"/>
-      <w:r>
-        <w:rPr>
-          <w:rFonts w:asciiTheme="minorHAnsi" w:hAnsiTheme="minorHAnsi" w:cstheme="minorHAnsi"/>
-          <w:sz w:val="22"/>
-          <w:szCs w:val="22"/>
-        </w:rPr>
-        <w:t xml:space="preserve"> </w:t>
+        <w:t xml:space="preserve"> на </w:t>
       </w:r>
       <w:proofErr w:type="spellStart"/>
       <w:r>
@@ -5678,7 +7538,7 @@
           <w:sz w:val="22"/>
           <w:szCs w:val="22"/>
         </w:rPr>
-        <w:t xml:space="preserve"> </w:t>
+        <w:t xml:space="preserve"> на </w:t>
       </w:r>
       <w:proofErr w:type="spellStart"/>
       <w:r>
@@ -5687,7 +7547,7 @@
           <w:sz w:val="22"/>
           <w:szCs w:val="22"/>
         </w:rPr>
-        <w:t>на</w:t>
+        <w:t>отделни</w:t>
       </w:r>
       <w:proofErr w:type="spellEnd"/>
       <w:r>
@@ -5705,7 +7565,7 @@
           <w:sz w:val="22"/>
           <w:szCs w:val="22"/>
         </w:rPr>
-        <w:t>отделни</w:t>
+        <w:t>концепции</w:t>
       </w:r>
       <w:proofErr w:type="spellEnd"/>
       <w:r>
@@ -5714,7 +7574,7 @@
           <w:sz w:val="22"/>
           <w:szCs w:val="22"/>
         </w:rPr>
-        <w:t xml:space="preserve"> </w:t>
+        <w:t xml:space="preserve"> и </w:t>
       </w:r>
       <w:proofErr w:type="spellStart"/>
       <w:r>
@@ -5723,7 +7583,7 @@
           <w:sz w:val="22"/>
           <w:szCs w:val="22"/>
         </w:rPr>
-        <w:t>концепции</w:t>
+        <w:t>добри</w:t>
       </w:r>
       <w:proofErr w:type="spellEnd"/>
       <w:r>
@@ -5732,7 +7592,7 @@
           <w:sz w:val="22"/>
           <w:szCs w:val="22"/>
         </w:rPr>
-        <w:t xml:space="preserve"> и </w:t>
+        <w:t xml:space="preserve"> </w:t>
       </w:r>
       <w:proofErr w:type="spellStart"/>
       <w:r>
@@ -5741,7 +7601,7 @@
           <w:sz w:val="22"/>
           <w:szCs w:val="22"/>
         </w:rPr>
-        <w:t>добри</w:t>
+        <w:t>практики</w:t>
       </w:r>
       <w:proofErr w:type="spellEnd"/>
       <w:r>
@@ -5750,7 +7610,7 @@
           <w:sz w:val="22"/>
           <w:szCs w:val="22"/>
         </w:rPr>
-        <w:t xml:space="preserve"> </w:t>
+        <w:t xml:space="preserve">, </w:t>
       </w:r>
       <w:proofErr w:type="spellStart"/>
       <w:r>
@@ -5759,7 +7619,7 @@
           <w:sz w:val="22"/>
           <w:szCs w:val="22"/>
         </w:rPr>
-        <w:t>практики</w:t>
+        <w:t>свързани</w:t>
       </w:r>
       <w:proofErr w:type="spellEnd"/>
       <w:r>
@@ -5768,7 +7628,7 @@
           <w:sz w:val="22"/>
           <w:szCs w:val="22"/>
         </w:rPr>
-        <w:t xml:space="preserve">, </w:t>
+        <w:t xml:space="preserve"> със </w:t>
       </w:r>
       <w:proofErr w:type="spellStart"/>
       <w:r>
@@ -5777,7 +7637,7 @@
           <w:sz w:val="22"/>
           <w:szCs w:val="22"/>
         </w:rPr>
-        <w:t>свързани</w:t>
+        <w:t>сесиите</w:t>
       </w:r>
       <w:proofErr w:type="spellEnd"/>
       <w:r>
@@ -5786,7 +7646,7 @@
           <w:sz w:val="22"/>
           <w:szCs w:val="22"/>
         </w:rPr>
-        <w:t xml:space="preserve"> </w:t>
+        <w:t xml:space="preserve">, </w:t>
       </w:r>
       <w:proofErr w:type="spellStart"/>
       <w:r>
@@ -5795,7 +7655,7 @@
           <w:sz w:val="22"/>
           <w:szCs w:val="22"/>
         </w:rPr>
-        <w:t>със</w:t>
+        <w:t>базите</w:t>
       </w:r>
       <w:proofErr w:type="spellEnd"/>
       <w:r>
@@ -5813,7 +7673,7 @@
           <w:sz w:val="22"/>
           <w:szCs w:val="22"/>
         </w:rPr>
-        <w:t>сесиите</w:t>
+        <w:t>данни</w:t>
       </w:r>
       <w:proofErr w:type="spellEnd"/>
       <w:r>
@@ -5822,7 +7682,7 @@
           <w:sz w:val="22"/>
           <w:szCs w:val="22"/>
         </w:rPr>
-        <w:t xml:space="preserve">, </w:t>
+        <w:t xml:space="preserve"> и </w:t>
       </w:r>
       <w:proofErr w:type="spellStart"/>
       <w:r>
@@ -5831,7 +7691,7 @@
           <w:sz w:val="22"/>
           <w:szCs w:val="22"/>
         </w:rPr>
-        <w:t>базите</w:t>
+        <w:t>структурата</w:t>
       </w:r>
       <w:proofErr w:type="spellEnd"/>
       <w:r>
@@ -5840,61 +7700,7 @@
           <w:sz w:val="22"/>
           <w:szCs w:val="22"/>
         </w:rPr>
-        <w:t xml:space="preserve"> </w:t>
-      </w:r>
-      <w:proofErr w:type="spellStart"/>
-      <w:r>
-        <w:rPr>
-          <w:rFonts w:asciiTheme="minorHAnsi" w:hAnsiTheme="minorHAnsi" w:cstheme="minorHAnsi"/>
-          <w:sz w:val="22"/>
-          <w:szCs w:val="22"/>
-        </w:rPr>
-        <w:t>данни</w:t>
-      </w:r>
-      <w:proofErr w:type="spellEnd"/>
-      <w:r>
-        <w:rPr>
-          <w:rFonts w:asciiTheme="minorHAnsi" w:hAnsiTheme="minorHAnsi" w:cstheme="minorHAnsi"/>
-          <w:sz w:val="22"/>
-          <w:szCs w:val="22"/>
-        </w:rPr>
-        <w:t xml:space="preserve"> и </w:t>
-      </w:r>
-      <w:proofErr w:type="spellStart"/>
-      <w:r>
-        <w:rPr>
-          <w:rFonts w:asciiTheme="minorHAnsi" w:hAnsiTheme="minorHAnsi" w:cstheme="minorHAnsi"/>
-          <w:sz w:val="22"/>
-          <w:szCs w:val="22"/>
-        </w:rPr>
-        <w:t>структурата</w:t>
-      </w:r>
-      <w:proofErr w:type="spellEnd"/>
-      <w:r>
-        <w:rPr>
-          <w:rFonts w:asciiTheme="minorHAnsi" w:hAnsiTheme="minorHAnsi" w:cstheme="minorHAnsi"/>
-          <w:sz w:val="22"/>
-          <w:szCs w:val="22"/>
-        </w:rPr>
-        <w:t xml:space="preserve"> </w:t>
-      </w:r>
-      <w:proofErr w:type="spellStart"/>
-      <w:r>
-        <w:rPr>
-          <w:rFonts w:asciiTheme="minorHAnsi" w:hAnsiTheme="minorHAnsi" w:cstheme="minorHAnsi"/>
-          <w:sz w:val="22"/>
-          <w:szCs w:val="22"/>
-        </w:rPr>
-        <w:t>на</w:t>
-      </w:r>
-      <w:proofErr w:type="spellEnd"/>
-      <w:r>
-        <w:rPr>
-          <w:rFonts w:asciiTheme="minorHAnsi" w:hAnsiTheme="minorHAnsi" w:cstheme="minorHAnsi"/>
-          <w:sz w:val="22"/>
-          <w:szCs w:val="22"/>
-        </w:rPr>
-        <w:t xml:space="preserve"> </w:t>
+        <w:t xml:space="preserve"> на </w:t>
       </w:r>
       <w:proofErr w:type="spellStart"/>
       <w:r>
@@ -5944,10 +7750,8 @@
           <w:sz w:val="22"/>
           <w:szCs w:val="22"/>
         </w:rPr>
-        <w:t xml:space="preserve"> </w:t>
-      </w:r>
-      <w:bookmarkStart w:id="3" w:name="_GoBack"/>
-      <w:bookmarkEnd w:id="3"/>
+        <w:t xml:space="preserve"> на </w:t>
+      </w:r>
       <w:proofErr w:type="spellStart"/>
       <w:r>
         <w:rPr>
@@ -5955,7 +7759,7 @@
           <w:sz w:val="22"/>
           <w:szCs w:val="22"/>
         </w:rPr>
-        <w:t>на</w:t>
+        <w:t>текстовете</w:t>
       </w:r>
       <w:proofErr w:type="spellEnd"/>
       <w:r>
@@ -5964,7 +7768,7 @@
           <w:sz w:val="22"/>
           <w:szCs w:val="22"/>
         </w:rPr>
-        <w:t xml:space="preserve"> </w:t>
+        <w:t xml:space="preserve"> в </w:t>
       </w:r>
       <w:proofErr w:type="spellStart"/>
       <w:r>
@@ -5973,7 +7777,7 @@
           <w:sz w:val="22"/>
           <w:szCs w:val="22"/>
         </w:rPr>
-        <w:t>текстовете</w:t>
+        <w:t>документацията</w:t>
       </w:r>
       <w:proofErr w:type="spellEnd"/>
       <w:r>
@@ -5982,43 +7786,43 @@
           <w:sz w:val="22"/>
           <w:szCs w:val="22"/>
         </w:rPr>
-        <w:t xml:space="preserve"> в </w:t>
-      </w:r>
-      <w:proofErr w:type="spellStart"/>
-      <w:r>
+        <w:t>.</w:t>
+      </w:r>
+    </w:p>
+    <w:p>
+      <w:pPr>
+        <w:pStyle w:val="NormalWeb"/>
         <w:rPr>
           <w:rFonts w:asciiTheme="minorHAnsi" w:hAnsiTheme="minorHAnsi" w:cstheme="minorHAnsi"/>
           <w:sz w:val="22"/>
           <w:szCs w:val="22"/>
         </w:rPr>
-        <w:t>документацията</w:t>
-      </w:r>
-      <w:proofErr w:type="spellEnd"/>
+      </w:pPr>
       <w:r>
         <w:rPr>
           <w:rFonts w:asciiTheme="minorHAnsi" w:hAnsiTheme="minorHAnsi" w:cstheme="minorHAnsi"/>
           <w:sz w:val="22"/>
           <w:szCs w:val="22"/>
         </w:rPr>
-        <w:t>.</w:t>
-      </w:r>
-    </w:p>
-    <w:p>
-      <w:pPr>
-        <w:pStyle w:val="NormalWeb"/>
+        <w:t xml:space="preserve">AI </w:t>
+      </w:r>
+      <w:proofErr w:type="spellStart"/>
+      <w:r>
         <w:rPr>
           <w:rFonts w:asciiTheme="minorHAnsi" w:hAnsiTheme="minorHAnsi" w:cstheme="minorHAnsi"/>
           <w:sz w:val="22"/>
           <w:szCs w:val="22"/>
         </w:rPr>
-      </w:pPr>
+        <w:t>инструментът</w:t>
+      </w:r>
+      <w:proofErr w:type="spellEnd"/>
       <w:r>
         <w:rPr>
           <w:rFonts w:asciiTheme="minorHAnsi" w:hAnsiTheme="minorHAnsi" w:cstheme="minorHAnsi"/>
           <w:sz w:val="22"/>
           <w:szCs w:val="22"/>
         </w:rPr>
-        <w:t xml:space="preserve">AI </w:t>
+        <w:t xml:space="preserve"> е </w:t>
       </w:r>
       <w:proofErr w:type="spellStart"/>
       <w:r>
@@ -6027,7 +7831,7 @@
           <w:sz w:val="22"/>
           <w:szCs w:val="22"/>
         </w:rPr>
-        <w:t>инструментът</w:t>
+        <w:t>използван</w:t>
       </w:r>
       <w:proofErr w:type="spellEnd"/>
       <w:r>
@@ -6036,7 +7840,7 @@
           <w:sz w:val="22"/>
           <w:szCs w:val="22"/>
         </w:rPr>
-        <w:t xml:space="preserve"> е </w:t>
+        <w:t xml:space="preserve"> с </w:t>
       </w:r>
       <w:proofErr w:type="spellStart"/>
       <w:r>
@@ -6045,33 +7849,33 @@
           <w:sz w:val="22"/>
           <w:szCs w:val="22"/>
         </w:rPr>
-        <w:t>използван</w:t>
-      </w:r>
-      <w:proofErr w:type="spellEnd"/>
+        <w:t>ц</w:t>
+      </w:r>
       <w:r>
         <w:rPr>
           <w:rFonts w:asciiTheme="minorHAnsi" w:hAnsiTheme="minorHAnsi" w:cstheme="minorHAnsi"/>
           <w:sz w:val="22"/>
           <w:szCs w:val="22"/>
         </w:rPr>
-        <w:t xml:space="preserve"> с </w:t>
-      </w:r>
-      <w:proofErr w:type="spellStart"/>
+        <w:t>ел</w:t>
+      </w:r>
+      <w:proofErr w:type="spellEnd"/>
       <w:r>
         <w:rPr>
           <w:rFonts w:asciiTheme="minorHAnsi" w:hAnsiTheme="minorHAnsi" w:cstheme="minorHAnsi"/>
           <w:sz w:val="22"/>
           <w:szCs w:val="22"/>
         </w:rPr>
-        <w:t>ц</w:t>
-      </w:r>
+        <w:t xml:space="preserve"> </w:t>
+      </w:r>
+      <w:proofErr w:type="spellStart"/>
       <w:r>
         <w:rPr>
           <w:rFonts w:asciiTheme="minorHAnsi" w:hAnsiTheme="minorHAnsi" w:cstheme="minorHAnsi"/>
           <w:sz w:val="22"/>
           <w:szCs w:val="22"/>
         </w:rPr>
-        <w:t>ел</w:t>
+        <w:t>подпомагане</w:t>
       </w:r>
       <w:proofErr w:type="spellEnd"/>
       <w:r>
@@ -6080,43 +7884,7 @@
           <w:sz w:val="22"/>
           <w:szCs w:val="22"/>
         </w:rPr>
-        <w:t xml:space="preserve"> </w:t>
-      </w:r>
-      <w:proofErr w:type="spellStart"/>
-      <w:r>
-        <w:rPr>
-          <w:rFonts w:asciiTheme="minorHAnsi" w:hAnsiTheme="minorHAnsi" w:cstheme="minorHAnsi"/>
-          <w:sz w:val="22"/>
-          <w:szCs w:val="22"/>
-        </w:rPr>
-        <w:t>подпомагане</w:t>
-      </w:r>
-      <w:proofErr w:type="spellEnd"/>
-      <w:r>
-        <w:rPr>
-          <w:rFonts w:asciiTheme="minorHAnsi" w:hAnsiTheme="minorHAnsi" w:cstheme="minorHAnsi"/>
-          <w:sz w:val="22"/>
-          <w:szCs w:val="22"/>
-        </w:rPr>
-        <w:t xml:space="preserve"> </w:t>
-      </w:r>
-      <w:proofErr w:type="spellStart"/>
-      <w:r>
-        <w:rPr>
-          <w:rFonts w:asciiTheme="minorHAnsi" w:hAnsiTheme="minorHAnsi" w:cstheme="minorHAnsi"/>
-          <w:sz w:val="22"/>
-          <w:szCs w:val="22"/>
-        </w:rPr>
-        <w:t>на</w:t>
-      </w:r>
-      <w:proofErr w:type="spellEnd"/>
-      <w:r>
-        <w:rPr>
-          <w:rFonts w:asciiTheme="minorHAnsi" w:hAnsiTheme="minorHAnsi" w:cstheme="minorHAnsi"/>
-          <w:sz w:val="22"/>
-          <w:szCs w:val="22"/>
-        </w:rPr>
-        <w:t xml:space="preserve"> </w:t>
+        <w:t xml:space="preserve"> на </w:t>
       </w:r>
       <w:proofErr w:type="spellStart"/>
       <w:r>
@@ -6366,6 +8134,7 @@
       <w:pPr>
         <w:rPr>
           <w:iCs/>
+          <w:noProof/>
         </w:rPr>
       </w:pPr>
     </w:p>
@@ -6505,7 +8274,7 @@
         </w:rPr>
         <w:t>12.1 – Линк към проекта в гитлаб на фми (</w:t>
       </w:r>
-      <w:hyperlink r:id="rId11" w:history="1">
+      <w:hyperlink r:id="rId12" w:history="1">
         <w:r>
           <w:rPr>
             <w:rStyle w:val="Hyperlink"/>
@@ -6535,10 +8304,9 @@
           <w:i/>
           <w:iCs/>
         </w:rPr>
-        <w:lastRenderedPageBreak/>
         <w:t xml:space="preserve">12.2. Линк към разгърнатият проект във ФМИ – нещо от вида </w:t>
       </w:r>
-      <w:hyperlink r:id="rId12" w:history="1">
+      <w:hyperlink r:id="rId13" w:history="1">
         <w:r>
           <w:rPr>
             <w:rStyle w:val="Hyperlink"/>
@@ -6696,6 +8464,8 @@
         </w:rPr>
         <w:t>...</w:t>
       </w:r>
+      <w:bookmarkStart w:id="3" w:name="_GoBack"/>
+      <w:bookmarkEnd w:id="3"/>
     </w:p>
     <w:p>
       <w:pPr>
@@ -7208,14 +8978,7 @@
         <w:rPr>
           <w:lang w:bidi="he-IL"/>
         </w:rPr>
-        <w:t xml:space="preserve">2.2. За документация на проекта ползвайте шаблона (ще гледам да го кача скоро); Задължително потребителска документация (а.к.а. userguide) - няколко скрийншота с кратко разяснение; условие на проекта (т.е. какво сте разтълкували сме се разбрали да правите - то може и да се различава от описанието дадено в гугъл докс-а към момента); както и инструкции за инсталиране; за защитата - ще дам няколко дати през сесията/преди сесията + официалните дати, за който не успее да мине преди това; за защитата - кода, документацията/необходими библиотеки/среди, инсталации - за инсталирането се предават на DVD (ако има още такова нещо като CD-може и на CD). Може по изключение да сложа И форма за качване само на документацията и програмен код и в мудъл, НО идеята е, че ако няма интернет (да речем е паднал мудъла, спрял е тока и т.н. - само по съдържанието на диска, който сте предали да </w:t>
-      </w:r>
-      <w:r>
-        <w:rPr>
-          <w:lang w:bidi="he-IL"/>
-        </w:rPr>
-        <w:lastRenderedPageBreak/>
-        <w:t>може да се инсталира</w:t>
+        <w:t>2.2. За документация на проекта ползвайте шаблона (ще гледам да го кача скоро); Задължително потребителска документация (а.к.а. userguide) - няколко скрийншота с кратко разяснение; условие на проекта (т.е. какво сте разтълкували сме се разбрали да правите - то може и да се различава от описанието дадено в гугъл докс-а към момента); както и инструкции за инсталиране; за защитата - ще дам няколко дати през сесията/преди сесията + официалните дати, за който не успее да мине преди това; за защитата - кода, документацията/необходими библиотеки/среди, инсталации - за инсталирането се предават на DVD (ако има още такова нещо като CD-може и на CD). Може по изключение да сложа И форма за качване само на документацията и програмен код и в мудъл, НО идеята е, че ако няма интернет (да речем е паднал мудъла, спрял е тока и т.н. - само по съдържанието на диска, който сте предали да може да се инсталира</w:t>
       </w:r>
       <w:r>
         <w:rPr>
@@ -7374,6 +9137,7 @@
         <w:rPr>
           <w:lang w:bidi="he-IL"/>
         </w:rPr>
+        <w:lastRenderedPageBreak/>
         <w:t>Финален проект</w:t>
       </w:r>
       <w:r>
@@ -7753,7 +9517,6 @@
           <w:bCs/>
           <w:lang w:bidi="he-IL"/>
         </w:rPr>
-        <w:lastRenderedPageBreak/>
         <w:t>Заб.</w:t>
       </w:r>
       <w:r>
@@ -8095,6 +9858,7 @@
           <w:highlight w:val="yellow"/>
         </w:rPr>
         <w:tab/>
+        <w:t>DocumentRoot   "C:/</w:t>
       </w:r>
       <w:proofErr w:type="spellStart"/>
       <w:r>
@@ -8104,8 +9868,9 @@
           <w:sz w:val="20"/>
           <w:szCs w:val="20"/>
           <w:highlight w:val="yellow"/>
-        </w:rPr>
-        <w:t>DocumentRoot</w:t>
+          <w:lang w:val="en-US"/>
+        </w:rPr>
+        <w:t>xampp</w:t>
       </w:r>
       <w:proofErr w:type="spellEnd"/>
       <w:r>
@@ -8116,52 +9881,7 @@
           <w:szCs w:val="20"/>
           <w:highlight w:val="yellow"/>
         </w:rPr>
-        <w:t xml:space="preserve">   "C:/</w:t>
-      </w:r>
-      <w:proofErr w:type="spellStart"/>
-      <w:r>
-        <w:rPr>
-          <w:rFonts w:ascii="Courier New" w:hAnsi="Courier New" w:cs="Courier New"/>
-          <w:color w:val="808080"/>
-          <w:sz w:val="20"/>
-          <w:szCs w:val="20"/>
-          <w:highlight w:val="yellow"/>
-          <w:lang w:val="en-US"/>
-        </w:rPr>
-        <w:t>xampp</w:t>
-      </w:r>
-      <w:proofErr w:type="spellEnd"/>
-      <w:r>
-        <w:rPr>
-          <w:rFonts w:ascii="Courier New" w:hAnsi="Courier New" w:cs="Courier New"/>
-          <w:color w:val="808080"/>
-          <w:sz w:val="20"/>
-          <w:szCs w:val="20"/>
-          <w:highlight w:val="yellow"/>
-        </w:rPr>
-        <w:t>/</w:t>
-      </w:r>
-      <w:proofErr w:type="spellStart"/>
-      <w:r>
-        <w:rPr>
-          <w:rFonts w:ascii="Courier New" w:hAnsi="Courier New" w:cs="Courier New"/>
-          <w:color w:val="808080"/>
-          <w:sz w:val="20"/>
-          <w:szCs w:val="20"/>
-          <w:highlight w:val="yellow"/>
-        </w:rPr>
-        <w:t>htdocs</w:t>
-      </w:r>
-      <w:proofErr w:type="spellEnd"/>
-      <w:r>
-        <w:rPr>
-          <w:rFonts w:ascii="Courier New" w:hAnsi="Courier New" w:cs="Courier New"/>
-          <w:color w:val="808080"/>
-          <w:sz w:val="20"/>
-          <w:szCs w:val="20"/>
-          <w:highlight w:val="yellow"/>
-        </w:rPr>
-        <w:t>/w11ref.w3c.fmi.uni-sofia.bg/_PUB"</w:t>
+        <w:t>/htdocs/w11ref.w3c.fmi.uni-sofia.bg/_PUB"</w:t>
       </w:r>
     </w:p>
     <w:p>
@@ -8376,6 +10096,7 @@
           <w:szCs w:val="20"/>
           <w:highlight w:val="yellow"/>
         </w:rPr>
+        <w:lastRenderedPageBreak/>
         <w:tab/>
       </w:r>
       <w:r>
@@ -10243,9 +11964,38 @@
           <w:szCs w:val="20"/>
           <w:highlight w:val="yellow"/>
         </w:rPr>
-        <w:t>'</w:t>
-      </w:r>
-      <w:proofErr w:type="spellStart"/>
+        <w:t>'vhosts_DocumentRoot'</w:t>
+      </w:r>
+      <w:r>
+        <w:rPr>
+          <w:rFonts w:ascii="Courier New" w:hAnsi="Courier New" w:cs="Courier New"/>
+          <w:color w:val="000000"/>
+          <w:sz w:val="20"/>
+          <w:szCs w:val="20"/>
+          <w:highlight w:val="yellow"/>
+        </w:rPr>
+        <w:t xml:space="preserve"> </w:t>
+      </w:r>
+      <w:r>
+        <w:rPr>
+          <w:rFonts w:ascii="Courier New" w:hAnsi="Courier New" w:cs="Courier New"/>
+          <w:color w:val="8000FF"/>
+          <w:sz w:val="20"/>
+          <w:szCs w:val="20"/>
+          <w:highlight w:val="yellow"/>
+        </w:rPr>
+        <w:t>=&gt;</w:t>
+      </w:r>
+      <w:r>
+        <w:rPr>
+          <w:rFonts w:ascii="Courier New" w:hAnsi="Courier New" w:cs="Courier New"/>
+          <w:color w:val="000000"/>
+          <w:sz w:val="20"/>
+          <w:szCs w:val="20"/>
+          <w:highlight w:val="yellow"/>
+        </w:rPr>
+        <w:t xml:space="preserve"> </w:t>
+      </w:r>
       <w:r>
         <w:rPr>
           <w:rFonts w:ascii="Courier New" w:hAnsi="Courier New" w:cs="Courier New"/>
@@ -10254,9 +12004,9 @@
           <w:szCs w:val="20"/>
           <w:highlight w:val="yellow"/>
         </w:rPr>
-        <w:t>vhosts_DocumentRoot</w:t>
-      </w:r>
-      <w:proofErr w:type="spellEnd"/>
+        <w:t>'C:/</w:t>
+      </w:r>
+      <w:proofErr w:type="spellStart"/>
       <w:r>
         <w:rPr>
           <w:rFonts w:ascii="Courier New" w:hAnsi="Courier New" w:cs="Courier New"/>
@@ -10264,39 +12014,11 @@
           <w:sz w:val="20"/>
           <w:szCs w:val="20"/>
           <w:highlight w:val="yellow"/>
-        </w:rPr>
-        <w:t>'</w:t>
-      </w:r>
-      <w:r>
-        <w:rPr>
-          <w:rFonts w:ascii="Courier New" w:hAnsi="Courier New" w:cs="Courier New"/>
-          <w:color w:val="000000"/>
-          <w:sz w:val="20"/>
-          <w:szCs w:val="20"/>
-          <w:highlight w:val="yellow"/>
-        </w:rPr>
-        <w:t xml:space="preserve"> </w:t>
-      </w:r>
-      <w:r>
-        <w:rPr>
-          <w:rFonts w:ascii="Courier New" w:hAnsi="Courier New" w:cs="Courier New"/>
-          <w:color w:val="8000FF"/>
-          <w:sz w:val="20"/>
-          <w:szCs w:val="20"/>
-          <w:highlight w:val="yellow"/>
-        </w:rPr>
-        <w:t>=&gt;</w:t>
-      </w:r>
-      <w:r>
-        <w:rPr>
-          <w:rFonts w:ascii="Courier New" w:hAnsi="Courier New" w:cs="Courier New"/>
-          <w:color w:val="000000"/>
-          <w:sz w:val="20"/>
-          <w:szCs w:val="20"/>
-          <w:highlight w:val="yellow"/>
-        </w:rPr>
-        <w:t xml:space="preserve"> </w:t>
-      </w:r>
+          <w:lang w:val="en-US"/>
+        </w:rPr>
+        <w:t>xampp</w:t>
+      </w:r>
+      <w:proofErr w:type="spellEnd"/>
       <w:r>
         <w:rPr>
           <w:rFonts w:ascii="Courier New" w:hAnsi="Courier New" w:cs="Courier New"/>
@@ -10305,52 +12027,7 @@
           <w:szCs w:val="20"/>
           <w:highlight w:val="yellow"/>
         </w:rPr>
-        <w:t>'C:/</w:t>
-      </w:r>
-      <w:proofErr w:type="spellStart"/>
-      <w:r>
-        <w:rPr>
-          <w:rFonts w:ascii="Courier New" w:hAnsi="Courier New" w:cs="Courier New"/>
-          <w:color w:val="808080"/>
-          <w:sz w:val="20"/>
-          <w:szCs w:val="20"/>
-          <w:highlight w:val="yellow"/>
-          <w:lang w:val="en-US"/>
-        </w:rPr>
-        <w:t>xampp</w:t>
-      </w:r>
-      <w:proofErr w:type="spellEnd"/>
-      <w:r>
-        <w:rPr>
-          <w:rFonts w:ascii="Courier New" w:hAnsi="Courier New" w:cs="Courier New"/>
-          <w:color w:val="808080"/>
-          <w:sz w:val="20"/>
-          <w:szCs w:val="20"/>
-          <w:highlight w:val="yellow"/>
-        </w:rPr>
-        <w:t>/</w:t>
-      </w:r>
-      <w:proofErr w:type="spellStart"/>
-      <w:r>
-        <w:rPr>
-          <w:rFonts w:ascii="Courier New" w:hAnsi="Courier New" w:cs="Courier New"/>
-          <w:color w:val="808080"/>
-          <w:sz w:val="20"/>
-          <w:szCs w:val="20"/>
-          <w:highlight w:val="yellow"/>
-        </w:rPr>
-        <w:t>htdocs</w:t>
-      </w:r>
-      <w:proofErr w:type="spellEnd"/>
-      <w:r>
-        <w:rPr>
-          <w:rFonts w:ascii="Courier New" w:hAnsi="Courier New" w:cs="Courier New"/>
-          <w:color w:val="808080"/>
-          <w:sz w:val="20"/>
-          <w:szCs w:val="20"/>
-          <w:highlight w:val="yellow"/>
-        </w:rPr>
-        <w:t>/w11ref.w3c.fmi.uni-sofia.bg/_PUB'</w:t>
+        <w:t>/htdocs/w11ref.w3c.fmi.uni-sofia.bg/_PUB'</w:t>
       </w:r>
       <w:r>
         <w:rPr>
@@ -10647,7 +12324,6 @@
           <w:szCs w:val="20"/>
           <w:highlight w:val="yellow"/>
         </w:rPr>
-        <w:lastRenderedPageBreak/>
         <w:t>?&gt;</w:t>
       </w:r>
     </w:p>
@@ -10961,6 +12637,7 @@
           <w:color w:val="00B050"/>
           <w:lang w:bidi="he-IL"/>
         </w:rPr>
+        <w:lastRenderedPageBreak/>
         <w:t>//or config.ini -&gt; със същите настройки;</w:t>
       </w:r>
     </w:p>
@@ -11127,7 +12804,7 @@
       <w:r>
         <w:t>“</w:t>
       </w:r>
-      <w:hyperlink r:id="rId13" w:history="1">
+      <w:hyperlink r:id="rId14" w:history="1">
         <w:r>
           <w:rPr>
             <w:lang w:bidi="he-IL"/>
@@ -11388,7 +13065,6 @@
         <w:rPr>
           <w:lang w:bidi="he-IL"/>
         </w:rPr>
-        <w:lastRenderedPageBreak/>
         <w:t>Последна модификация 0.</w:t>
       </w:r>
       <w:r>
@@ -11474,8 +13150,8 @@
 </file>
 
 <file path=word/numbering.xml><?xml version="1.0" encoding="utf-8"?>
-<w:numbering xmlns:wpc="http://schemas.microsoft.com/office/word/2010/wordprocessingCanvas" xmlns:cx="http://schemas.microsoft.com/office/drawing/2014/chartex" xmlns:mc="http://schemas.openxmlformats.org/markup-compatibility/2006" xmlns:o="urn:schemas-microsoft-com:office:office" xmlns:r="http://schemas.openxmlformats.org/officeDocument/2006/relationships" xmlns:m="http://schemas.openxmlformats.org/officeDocument/2006/math" xmlns:v="urn:schemas-microsoft-com:vml" xmlns:wp14="http://schemas.microsoft.com/office/word/2010/wordprocessingDrawing" xmlns:wp="http://schemas.openxmlformats.org/drawingml/2006/wordprocessingDrawing" xmlns:w10="urn:schemas-microsoft-com:office:word" xmlns:w="http://schemas.openxmlformats.org/wordprocessingml/2006/main" xmlns:w14="http://schemas.microsoft.com/office/word/2010/wordml" xmlns:w15="http://schemas.microsoft.com/office/word/2012/wordml" xmlns:w16se="http://schemas.microsoft.com/office/word/2015/wordml/symex" xmlns:wpg="http://schemas.microsoft.com/office/word/2010/wordprocessingGroup" xmlns:wpi="http://schemas.microsoft.com/office/word/2010/wordprocessingInk" xmlns:wne="http://schemas.microsoft.com/office/word/2006/wordml" xmlns:wps="http://schemas.microsoft.com/office/word/2010/wordprocessingShape" mc:Ignorable="w14 w15 w16se wp14">
-  <w:abstractNum w:abstractNumId="0" w15:restartNumberingAfterBreak="0">
+<w:numbering xmlns:wpc="http://schemas.microsoft.com/office/word/2010/wordprocessingCanvas" xmlns:mc="http://schemas.openxmlformats.org/markup-compatibility/2006" xmlns:o="urn:schemas-microsoft-com:office:office" xmlns:r="http://schemas.openxmlformats.org/officeDocument/2006/relationships" xmlns:m="http://schemas.openxmlformats.org/officeDocument/2006/math" xmlns:v="urn:schemas-microsoft-com:vml" xmlns:wp14="http://schemas.microsoft.com/office/word/2010/wordprocessingDrawing" xmlns:wp="http://schemas.openxmlformats.org/drawingml/2006/wordprocessingDrawing" xmlns:w10="urn:schemas-microsoft-com:office:word" xmlns:w="http://schemas.openxmlformats.org/wordprocessingml/2006/main" xmlns:w14="http://schemas.microsoft.com/office/word/2010/wordml" xmlns:wpg="http://schemas.microsoft.com/office/word/2010/wordprocessingGroup" xmlns:wpi="http://schemas.microsoft.com/office/word/2010/wordprocessingInk" xmlns:wne="http://schemas.microsoft.com/office/word/2006/wordml" xmlns:wps="http://schemas.microsoft.com/office/word/2010/wordprocessingShape" mc:Ignorable="w14 wp14">
+  <w:abstractNum w:abstractNumId="0">
     <w:nsid w:val="04B12A69"/>
     <w:multiLevelType w:val="hybridMultilevel"/>
     <w:tmpl w:val="656415A4"/>
@@ -11564,7 +13240,7 @@
       </w:pPr>
     </w:lvl>
   </w:abstractNum>
-  <w:abstractNum w:abstractNumId="1" w15:restartNumberingAfterBreak="0">
+  <w:abstractNum w:abstractNumId="1">
     <w:nsid w:val="062E5372"/>
     <w:multiLevelType w:val="hybridMultilevel"/>
     <w:tmpl w:val="F6B29C8E"/>
@@ -11650,7 +13326,305 @@
       </w:pPr>
     </w:lvl>
   </w:abstractNum>
-  <w:abstractNum w:abstractNumId="2" w15:restartNumberingAfterBreak="0">
+  <w:abstractNum w:abstractNumId="2">
+    <w:nsid w:val="08AC5F85"/>
+    <w:multiLevelType w:val="multilevel"/>
+    <w:tmpl w:val="8A8A382E"/>
+    <w:lvl w:ilvl="0">
+      <w:start w:val="1"/>
+      <w:numFmt w:val="bullet"/>
+      <w:lvlText w:val=""/>
+      <w:lvlJc w:val="left"/>
+      <w:pPr>
+        <w:tabs>
+          <w:tab w:val="num" w:pos="720"/>
+        </w:tabs>
+        <w:ind w:left="720" w:hanging="360"/>
+      </w:pPr>
+      <w:rPr>
+        <w:rFonts w:ascii="Symbol" w:hAnsi="Symbol" w:hint="default"/>
+        <w:sz w:val="20"/>
+      </w:rPr>
+    </w:lvl>
+    <w:lvl w:ilvl="1" w:tentative="1">
+      <w:start w:val="1"/>
+      <w:numFmt w:val="bullet"/>
+      <w:lvlText w:val="o"/>
+      <w:lvlJc w:val="left"/>
+      <w:pPr>
+        <w:tabs>
+          <w:tab w:val="num" w:pos="1440"/>
+        </w:tabs>
+        <w:ind w:left="1440" w:hanging="360"/>
+      </w:pPr>
+      <w:rPr>
+        <w:rFonts w:ascii="Courier New" w:hAnsi="Courier New" w:hint="default"/>
+        <w:sz w:val="20"/>
+      </w:rPr>
+    </w:lvl>
+    <w:lvl w:ilvl="2" w:tentative="1">
+      <w:start w:val="1"/>
+      <w:numFmt w:val="bullet"/>
+      <w:lvlText w:val=""/>
+      <w:lvlJc w:val="left"/>
+      <w:pPr>
+        <w:tabs>
+          <w:tab w:val="num" w:pos="2160"/>
+        </w:tabs>
+        <w:ind w:left="2160" w:hanging="360"/>
+      </w:pPr>
+      <w:rPr>
+        <w:rFonts w:ascii="Wingdings" w:hAnsi="Wingdings" w:hint="default"/>
+        <w:sz w:val="20"/>
+      </w:rPr>
+    </w:lvl>
+    <w:lvl w:ilvl="3" w:tentative="1">
+      <w:start w:val="1"/>
+      <w:numFmt w:val="bullet"/>
+      <w:lvlText w:val=""/>
+      <w:lvlJc w:val="left"/>
+      <w:pPr>
+        <w:tabs>
+          <w:tab w:val="num" w:pos="2880"/>
+        </w:tabs>
+        <w:ind w:left="2880" w:hanging="360"/>
+      </w:pPr>
+      <w:rPr>
+        <w:rFonts w:ascii="Wingdings" w:hAnsi="Wingdings" w:hint="default"/>
+        <w:sz w:val="20"/>
+      </w:rPr>
+    </w:lvl>
+    <w:lvl w:ilvl="4" w:tentative="1">
+      <w:start w:val="1"/>
+      <w:numFmt w:val="bullet"/>
+      <w:lvlText w:val=""/>
+      <w:lvlJc w:val="left"/>
+      <w:pPr>
+        <w:tabs>
+          <w:tab w:val="num" w:pos="3600"/>
+        </w:tabs>
+        <w:ind w:left="3600" w:hanging="360"/>
+      </w:pPr>
+      <w:rPr>
+        <w:rFonts w:ascii="Wingdings" w:hAnsi="Wingdings" w:hint="default"/>
+        <w:sz w:val="20"/>
+      </w:rPr>
+    </w:lvl>
+    <w:lvl w:ilvl="5" w:tentative="1">
+      <w:start w:val="1"/>
+      <w:numFmt w:val="bullet"/>
+      <w:lvlText w:val=""/>
+      <w:lvlJc w:val="left"/>
+      <w:pPr>
+        <w:tabs>
+          <w:tab w:val="num" w:pos="4320"/>
+        </w:tabs>
+        <w:ind w:left="4320" w:hanging="360"/>
+      </w:pPr>
+      <w:rPr>
+        <w:rFonts w:ascii="Wingdings" w:hAnsi="Wingdings" w:hint="default"/>
+        <w:sz w:val="20"/>
+      </w:rPr>
+    </w:lvl>
+    <w:lvl w:ilvl="6" w:tentative="1">
+      <w:start w:val="1"/>
+      <w:numFmt w:val="bullet"/>
+      <w:lvlText w:val=""/>
+      <w:lvlJc w:val="left"/>
+      <w:pPr>
+        <w:tabs>
+          <w:tab w:val="num" w:pos="5040"/>
+        </w:tabs>
+        <w:ind w:left="5040" w:hanging="360"/>
+      </w:pPr>
+      <w:rPr>
+        <w:rFonts w:ascii="Wingdings" w:hAnsi="Wingdings" w:hint="default"/>
+        <w:sz w:val="20"/>
+      </w:rPr>
+    </w:lvl>
+    <w:lvl w:ilvl="7" w:tentative="1">
+      <w:start w:val="1"/>
+      <w:numFmt w:val="bullet"/>
+      <w:lvlText w:val=""/>
+      <w:lvlJc w:val="left"/>
+      <w:pPr>
+        <w:tabs>
+          <w:tab w:val="num" w:pos="5760"/>
+        </w:tabs>
+        <w:ind w:left="5760" w:hanging="360"/>
+      </w:pPr>
+      <w:rPr>
+        <w:rFonts w:ascii="Wingdings" w:hAnsi="Wingdings" w:hint="default"/>
+        <w:sz w:val="20"/>
+      </w:rPr>
+    </w:lvl>
+    <w:lvl w:ilvl="8" w:tentative="1">
+      <w:start w:val="1"/>
+      <w:numFmt w:val="bullet"/>
+      <w:lvlText w:val=""/>
+      <w:lvlJc w:val="left"/>
+      <w:pPr>
+        <w:tabs>
+          <w:tab w:val="num" w:pos="6480"/>
+        </w:tabs>
+        <w:ind w:left="6480" w:hanging="360"/>
+      </w:pPr>
+      <w:rPr>
+        <w:rFonts w:ascii="Wingdings" w:hAnsi="Wingdings" w:hint="default"/>
+        <w:sz w:val="20"/>
+      </w:rPr>
+    </w:lvl>
+  </w:abstractNum>
+  <w:abstractNum w:abstractNumId="3">
+    <w:nsid w:val="0F153E80"/>
+    <w:multiLevelType w:val="multilevel"/>
+    <w:tmpl w:val="D0DABCFC"/>
+    <w:lvl w:ilvl="0">
+      <w:start w:val="1"/>
+      <w:numFmt w:val="bullet"/>
+      <w:lvlText w:val=""/>
+      <w:lvlJc w:val="left"/>
+      <w:pPr>
+        <w:tabs>
+          <w:tab w:val="num" w:pos="720"/>
+        </w:tabs>
+        <w:ind w:left="720" w:hanging="360"/>
+      </w:pPr>
+      <w:rPr>
+        <w:rFonts w:ascii="Symbol" w:hAnsi="Symbol" w:hint="default"/>
+        <w:sz w:val="20"/>
+      </w:rPr>
+    </w:lvl>
+    <w:lvl w:ilvl="1" w:tentative="1">
+      <w:start w:val="1"/>
+      <w:numFmt w:val="bullet"/>
+      <w:lvlText w:val="o"/>
+      <w:lvlJc w:val="left"/>
+      <w:pPr>
+        <w:tabs>
+          <w:tab w:val="num" w:pos="1440"/>
+        </w:tabs>
+        <w:ind w:left="1440" w:hanging="360"/>
+      </w:pPr>
+      <w:rPr>
+        <w:rFonts w:ascii="Courier New" w:hAnsi="Courier New" w:hint="default"/>
+        <w:sz w:val="20"/>
+      </w:rPr>
+    </w:lvl>
+    <w:lvl w:ilvl="2" w:tentative="1">
+      <w:start w:val="1"/>
+      <w:numFmt w:val="bullet"/>
+      <w:lvlText w:val=""/>
+      <w:lvlJc w:val="left"/>
+      <w:pPr>
+        <w:tabs>
+          <w:tab w:val="num" w:pos="2160"/>
+        </w:tabs>
+        <w:ind w:left="2160" w:hanging="360"/>
+      </w:pPr>
+      <w:rPr>
+        <w:rFonts w:ascii="Wingdings" w:hAnsi="Wingdings" w:hint="default"/>
+        <w:sz w:val="20"/>
+      </w:rPr>
+    </w:lvl>
+    <w:lvl w:ilvl="3" w:tentative="1">
+      <w:start w:val="1"/>
+      <w:numFmt w:val="bullet"/>
+      <w:lvlText w:val=""/>
+      <w:lvlJc w:val="left"/>
+      <w:pPr>
+        <w:tabs>
+          <w:tab w:val="num" w:pos="2880"/>
+        </w:tabs>
+        <w:ind w:left="2880" w:hanging="360"/>
+      </w:pPr>
+      <w:rPr>
+        <w:rFonts w:ascii="Wingdings" w:hAnsi="Wingdings" w:hint="default"/>
+        <w:sz w:val="20"/>
+      </w:rPr>
+    </w:lvl>
+    <w:lvl w:ilvl="4" w:tentative="1">
+      <w:start w:val="1"/>
+      <w:numFmt w:val="bullet"/>
+      <w:lvlText w:val=""/>
+      <w:lvlJc w:val="left"/>
+      <w:pPr>
+        <w:tabs>
+          <w:tab w:val="num" w:pos="3600"/>
+        </w:tabs>
+        <w:ind w:left="3600" w:hanging="360"/>
+      </w:pPr>
+      <w:rPr>
+        <w:rFonts w:ascii="Wingdings" w:hAnsi="Wingdings" w:hint="default"/>
+        <w:sz w:val="20"/>
+      </w:rPr>
+    </w:lvl>
+    <w:lvl w:ilvl="5" w:tentative="1">
+      <w:start w:val="1"/>
+      <w:numFmt w:val="bullet"/>
+      <w:lvlText w:val=""/>
+      <w:lvlJc w:val="left"/>
+      <w:pPr>
+        <w:tabs>
+          <w:tab w:val="num" w:pos="4320"/>
+        </w:tabs>
+        <w:ind w:left="4320" w:hanging="360"/>
+      </w:pPr>
+      <w:rPr>
+        <w:rFonts w:ascii="Wingdings" w:hAnsi="Wingdings" w:hint="default"/>
+        <w:sz w:val="20"/>
+      </w:rPr>
+    </w:lvl>
+    <w:lvl w:ilvl="6" w:tentative="1">
+      <w:start w:val="1"/>
+      <w:numFmt w:val="bullet"/>
+      <w:lvlText w:val=""/>
+      <w:lvlJc w:val="left"/>
+      <w:pPr>
+        <w:tabs>
+          <w:tab w:val="num" w:pos="5040"/>
+        </w:tabs>
+        <w:ind w:left="5040" w:hanging="360"/>
+      </w:pPr>
+      <w:rPr>
+        <w:rFonts w:ascii="Wingdings" w:hAnsi="Wingdings" w:hint="default"/>
+        <w:sz w:val="20"/>
+      </w:rPr>
+    </w:lvl>
+    <w:lvl w:ilvl="7" w:tentative="1">
+      <w:start w:val="1"/>
+      <w:numFmt w:val="bullet"/>
+      <w:lvlText w:val=""/>
+      <w:lvlJc w:val="left"/>
+      <w:pPr>
+        <w:tabs>
+          <w:tab w:val="num" w:pos="5760"/>
+        </w:tabs>
+        <w:ind w:left="5760" w:hanging="360"/>
+      </w:pPr>
+      <w:rPr>
+        <w:rFonts w:ascii="Wingdings" w:hAnsi="Wingdings" w:hint="default"/>
+        <w:sz w:val="20"/>
+      </w:rPr>
+    </w:lvl>
+    <w:lvl w:ilvl="8" w:tentative="1">
+      <w:start w:val="1"/>
+      <w:numFmt w:val="bullet"/>
+      <w:lvlText w:val=""/>
+      <w:lvlJc w:val="left"/>
+      <w:pPr>
+        <w:tabs>
+          <w:tab w:val="num" w:pos="6480"/>
+        </w:tabs>
+        <w:ind w:left="6480" w:hanging="360"/>
+      </w:pPr>
+      <w:rPr>
+        <w:rFonts w:ascii="Wingdings" w:hAnsi="Wingdings" w:hint="default"/>
+        <w:sz w:val="20"/>
+      </w:rPr>
+    </w:lvl>
+  </w:abstractNum>
+  <w:abstractNum w:abstractNumId="4">
     <w:nsid w:val="0F9F74F6"/>
     <w:multiLevelType w:val="hybridMultilevel"/>
     <w:tmpl w:val="83B2BAF4"/>
@@ -11763,7 +13737,7 @@
       </w:rPr>
     </w:lvl>
   </w:abstractNum>
-  <w:abstractNum w:abstractNumId="3" w15:restartNumberingAfterBreak="0">
+  <w:abstractNum w:abstractNumId="5">
     <w:nsid w:val="11D4196B"/>
     <w:multiLevelType w:val="hybridMultilevel"/>
     <w:tmpl w:val="B366BD8C"/>
@@ -11849,7 +13823,7 @@
       </w:pPr>
     </w:lvl>
   </w:abstractNum>
-  <w:abstractNum w:abstractNumId="4" w15:restartNumberingAfterBreak="0">
+  <w:abstractNum w:abstractNumId="6">
     <w:nsid w:val="17B07CFD"/>
     <w:multiLevelType w:val="multilevel"/>
     <w:tmpl w:val="7C58BE20"/>
@@ -11998,7 +13972,7 @@
       </w:rPr>
     </w:lvl>
   </w:abstractNum>
-  <w:abstractNum w:abstractNumId="5" w15:restartNumberingAfterBreak="0">
+  <w:abstractNum w:abstractNumId="7">
     <w:nsid w:val="27732A9B"/>
     <w:multiLevelType w:val="multilevel"/>
     <w:tmpl w:val="0409001F"/>
@@ -12084,7 +14058,7 @@
       </w:pPr>
     </w:lvl>
   </w:abstractNum>
-  <w:abstractNum w:abstractNumId="6" w15:restartNumberingAfterBreak="0">
+  <w:abstractNum w:abstractNumId="8">
     <w:nsid w:val="2C8536D1"/>
     <w:multiLevelType w:val="multilevel"/>
     <w:tmpl w:val="4F70CA54"/>
@@ -12233,7 +14207,7 @@
       </w:rPr>
     </w:lvl>
   </w:abstractNum>
-  <w:abstractNum w:abstractNumId="7" w15:restartNumberingAfterBreak="0">
+  <w:abstractNum w:abstractNumId="9">
     <w:nsid w:val="2CF56644"/>
     <w:multiLevelType w:val="hybridMultilevel"/>
     <w:tmpl w:val="43EAE156"/>
@@ -12347,7 +14321,7 @@
       </w:rPr>
     </w:lvl>
   </w:abstractNum>
-  <w:abstractNum w:abstractNumId="8" w15:restartNumberingAfterBreak="0">
+  <w:abstractNum w:abstractNumId="10">
     <w:nsid w:val="2EC155CA"/>
     <w:multiLevelType w:val="hybridMultilevel"/>
     <w:tmpl w:val="D062D96E"/>
@@ -12437,7 +14411,7 @@
       </w:pPr>
     </w:lvl>
   </w:abstractNum>
-  <w:abstractNum w:abstractNumId="9" w15:restartNumberingAfterBreak="0">
+  <w:abstractNum w:abstractNumId="11">
     <w:nsid w:val="37CA704B"/>
     <w:multiLevelType w:val="multilevel"/>
     <w:tmpl w:val="93769710"/>
@@ -12586,7 +14560,156 @@
       </w:rPr>
     </w:lvl>
   </w:abstractNum>
-  <w:abstractNum w:abstractNumId="10" w15:restartNumberingAfterBreak="0">
+  <w:abstractNum w:abstractNumId="12">
+    <w:nsid w:val="37FE4EFE"/>
+    <w:multiLevelType w:val="multilevel"/>
+    <w:tmpl w:val="35AC941A"/>
+    <w:lvl w:ilvl="0">
+      <w:start w:val="1"/>
+      <w:numFmt w:val="bullet"/>
+      <w:lvlText w:val=""/>
+      <w:lvlJc w:val="left"/>
+      <w:pPr>
+        <w:tabs>
+          <w:tab w:val="num" w:pos="720"/>
+        </w:tabs>
+        <w:ind w:left="720" w:hanging="360"/>
+      </w:pPr>
+      <w:rPr>
+        <w:rFonts w:ascii="Symbol" w:hAnsi="Symbol" w:hint="default"/>
+        <w:sz w:val="20"/>
+      </w:rPr>
+    </w:lvl>
+    <w:lvl w:ilvl="1" w:tentative="1">
+      <w:start w:val="1"/>
+      <w:numFmt w:val="bullet"/>
+      <w:lvlText w:val="o"/>
+      <w:lvlJc w:val="left"/>
+      <w:pPr>
+        <w:tabs>
+          <w:tab w:val="num" w:pos="1440"/>
+        </w:tabs>
+        <w:ind w:left="1440" w:hanging="360"/>
+      </w:pPr>
+      <w:rPr>
+        <w:rFonts w:ascii="Courier New" w:hAnsi="Courier New" w:hint="default"/>
+        <w:sz w:val="20"/>
+      </w:rPr>
+    </w:lvl>
+    <w:lvl w:ilvl="2" w:tentative="1">
+      <w:start w:val="1"/>
+      <w:numFmt w:val="bullet"/>
+      <w:lvlText w:val=""/>
+      <w:lvlJc w:val="left"/>
+      <w:pPr>
+        <w:tabs>
+          <w:tab w:val="num" w:pos="2160"/>
+        </w:tabs>
+        <w:ind w:left="2160" w:hanging="360"/>
+      </w:pPr>
+      <w:rPr>
+        <w:rFonts w:ascii="Wingdings" w:hAnsi="Wingdings" w:hint="default"/>
+        <w:sz w:val="20"/>
+      </w:rPr>
+    </w:lvl>
+    <w:lvl w:ilvl="3" w:tentative="1">
+      <w:start w:val="1"/>
+      <w:numFmt w:val="bullet"/>
+      <w:lvlText w:val=""/>
+      <w:lvlJc w:val="left"/>
+      <w:pPr>
+        <w:tabs>
+          <w:tab w:val="num" w:pos="2880"/>
+        </w:tabs>
+        <w:ind w:left="2880" w:hanging="360"/>
+      </w:pPr>
+      <w:rPr>
+        <w:rFonts w:ascii="Wingdings" w:hAnsi="Wingdings" w:hint="default"/>
+        <w:sz w:val="20"/>
+      </w:rPr>
+    </w:lvl>
+    <w:lvl w:ilvl="4" w:tentative="1">
+      <w:start w:val="1"/>
+      <w:numFmt w:val="bullet"/>
+      <w:lvlText w:val=""/>
+      <w:lvlJc w:val="left"/>
+      <w:pPr>
+        <w:tabs>
+          <w:tab w:val="num" w:pos="3600"/>
+        </w:tabs>
+        <w:ind w:left="3600" w:hanging="360"/>
+      </w:pPr>
+      <w:rPr>
+        <w:rFonts w:ascii="Wingdings" w:hAnsi="Wingdings" w:hint="default"/>
+        <w:sz w:val="20"/>
+      </w:rPr>
+    </w:lvl>
+    <w:lvl w:ilvl="5" w:tentative="1">
+      <w:start w:val="1"/>
+      <w:numFmt w:val="bullet"/>
+      <w:lvlText w:val=""/>
+      <w:lvlJc w:val="left"/>
+      <w:pPr>
+        <w:tabs>
+          <w:tab w:val="num" w:pos="4320"/>
+        </w:tabs>
+        <w:ind w:left="4320" w:hanging="360"/>
+      </w:pPr>
+      <w:rPr>
+        <w:rFonts w:ascii="Wingdings" w:hAnsi="Wingdings" w:hint="default"/>
+        <w:sz w:val="20"/>
+      </w:rPr>
+    </w:lvl>
+    <w:lvl w:ilvl="6" w:tentative="1">
+      <w:start w:val="1"/>
+      <w:numFmt w:val="bullet"/>
+      <w:lvlText w:val=""/>
+      <w:lvlJc w:val="left"/>
+      <w:pPr>
+        <w:tabs>
+          <w:tab w:val="num" w:pos="5040"/>
+        </w:tabs>
+        <w:ind w:left="5040" w:hanging="360"/>
+      </w:pPr>
+      <w:rPr>
+        <w:rFonts w:ascii="Wingdings" w:hAnsi="Wingdings" w:hint="default"/>
+        <w:sz w:val="20"/>
+      </w:rPr>
+    </w:lvl>
+    <w:lvl w:ilvl="7" w:tentative="1">
+      <w:start w:val="1"/>
+      <w:numFmt w:val="bullet"/>
+      <w:lvlText w:val=""/>
+      <w:lvlJc w:val="left"/>
+      <w:pPr>
+        <w:tabs>
+          <w:tab w:val="num" w:pos="5760"/>
+        </w:tabs>
+        <w:ind w:left="5760" w:hanging="360"/>
+      </w:pPr>
+      <w:rPr>
+        <w:rFonts w:ascii="Wingdings" w:hAnsi="Wingdings" w:hint="default"/>
+        <w:sz w:val="20"/>
+      </w:rPr>
+    </w:lvl>
+    <w:lvl w:ilvl="8" w:tentative="1">
+      <w:start w:val="1"/>
+      <w:numFmt w:val="bullet"/>
+      <w:lvlText w:val=""/>
+      <w:lvlJc w:val="left"/>
+      <w:pPr>
+        <w:tabs>
+          <w:tab w:val="num" w:pos="6480"/>
+        </w:tabs>
+        <w:ind w:left="6480" w:hanging="360"/>
+      </w:pPr>
+      <w:rPr>
+        <w:rFonts w:ascii="Wingdings" w:hAnsi="Wingdings" w:hint="default"/>
+        <w:sz w:val="20"/>
+      </w:rPr>
+    </w:lvl>
+  </w:abstractNum>
+  <w:abstractNum w:abstractNumId="13">
     <w:nsid w:val="39B934AE"/>
     <w:multiLevelType w:val="hybridMultilevel"/>
     <w:tmpl w:val="C8306BBE"/>
@@ -12676,7 +14799,7 @@
       </w:pPr>
     </w:lvl>
   </w:abstractNum>
-  <w:abstractNum w:abstractNumId="11" w15:restartNumberingAfterBreak="0">
+  <w:abstractNum w:abstractNumId="14">
     <w:nsid w:val="415819F6"/>
     <w:multiLevelType w:val="hybridMultilevel"/>
     <w:tmpl w:val="725E2314"/>
@@ -12789,7 +14912,7 @@
       </w:rPr>
     </w:lvl>
   </w:abstractNum>
-  <w:abstractNum w:abstractNumId="12" w15:restartNumberingAfterBreak="0">
+  <w:abstractNum w:abstractNumId="15">
     <w:nsid w:val="41825100"/>
     <w:multiLevelType w:val="multilevel"/>
     <w:tmpl w:val="80C0DA3C"/>
@@ -12938,7 +15061,305 @@
       </w:rPr>
     </w:lvl>
   </w:abstractNum>
-  <w:abstractNum w:abstractNumId="13" w15:restartNumberingAfterBreak="0">
+  <w:abstractNum w:abstractNumId="16">
+    <w:nsid w:val="453B24F1"/>
+    <w:multiLevelType w:val="multilevel"/>
+    <w:tmpl w:val="B91A89BA"/>
+    <w:lvl w:ilvl="0">
+      <w:start w:val="1"/>
+      <w:numFmt w:val="bullet"/>
+      <w:lvlText w:val=""/>
+      <w:lvlJc w:val="left"/>
+      <w:pPr>
+        <w:tabs>
+          <w:tab w:val="num" w:pos="720"/>
+        </w:tabs>
+        <w:ind w:left="720" w:hanging="360"/>
+      </w:pPr>
+      <w:rPr>
+        <w:rFonts w:ascii="Symbol" w:hAnsi="Symbol" w:hint="default"/>
+        <w:sz w:val="20"/>
+      </w:rPr>
+    </w:lvl>
+    <w:lvl w:ilvl="1" w:tentative="1">
+      <w:start w:val="1"/>
+      <w:numFmt w:val="bullet"/>
+      <w:lvlText w:val="o"/>
+      <w:lvlJc w:val="left"/>
+      <w:pPr>
+        <w:tabs>
+          <w:tab w:val="num" w:pos="1440"/>
+        </w:tabs>
+        <w:ind w:left="1440" w:hanging="360"/>
+      </w:pPr>
+      <w:rPr>
+        <w:rFonts w:ascii="Courier New" w:hAnsi="Courier New" w:hint="default"/>
+        <w:sz w:val="20"/>
+      </w:rPr>
+    </w:lvl>
+    <w:lvl w:ilvl="2" w:tentative="1">
+      <w:start w:val="1"/>
+      <w:numFmt w:val="bullet"/>
+      <w:lvlText w:val=""/>
+      <w:lvlJc w:val="left"/>
+      <w:pPr>
+        <w:tabs>
+          <w:tab w:val="num" w:pos="2160"/>
+        </w:tabs>
+        <w:ind w:left="2160" w:hanging="360"/>
+      </w:pPr>
+      <w:rPr>
+        <w:rFonts w:ascii="Wingdings" w:hAnsi="Wingdings" w:hint="default"/>
+        <w:sz w:val="20"/>
+      </w:rPr>
+    </w:lvl>
+    <w:lvl w:ilvl="3" w:tentative="1">
+      <w:start w:val="1"/>
+      <w:numFmt w:val="bullet"/>
+      <w:lvlText w:val=""/>
+      <w:lvlJc w:val="left"/>
+      <w:pPr>
+        <w:tabs>
+          <w:tab w:val="num" w:pos="2880"/>
+        </w:tabs>
+        <w:ind w:left="2880" w:hanging="360"/>
+      </w:pPr>
+      <w:rPr>
+        <w:rFonts w:ascii="Wingdings" w:hAnsi="Wingdings" w:hint="default"/>
+        <w:sz w:val="20"/>
+      </w:rPr>
+    </w:lvl>
+    <w:lvl w:ilvl="4" w:tentative="1">
+      <w:start w:val="1"/>
+      <w:numFmt w:val="bullet"/>
+      <w:lvlText w:val=""/>
+      <w:lvlJc w:val="left"/>
+      <w:pPr>
+        <w:tabs>
+          <w:tab w:val="num" w:pos="3600"/>
+        </w:tabs>
+        <w:ind w:left="3600" w:hanging="360"/>
+      </w:pPr>
+      <w:rPr>
+        <w:rFonts w:ascii="Wingdings" w:hAnsi="Wingdings" w:hint="default"/>
+        <w:sz w:val="20"/>
+      </w:rPr>
+    </w:lvl>
+    <w:lvl w:ilvl="5" w:tentative="1">
+      <w:start w:val="1"/>
+      <w:numFmt w:val="bullet"/>
+      <w:lvlText w:val=""/>
+      <w:lvlJc w:val="left"/>
+      <w:pPr>
+        <w:tabs>
+          <w:tab w:val="num" w:pos="4320"/>
+        </w:tabs>
+        <w:ind w:left="4320" w:hanging="360"/>
+      </w:pPr>
+      <w:rPr>
+        <w:rFonts w:ascii="Wingdings" w:hAnsi="Wingdings" w:hint="default"/>
+        <w:sz w:val="20"/>
+      </w:rPr>
+    </w:lvl>
+    <w:lvl w:ilvl="6" w:tentative="1">
+      <w:start w:val="1"/>
+      <w:numFmt w:val="bullet"/>
+      <w:lvlText w:val=""/>
+      <w:lvlJc w:val="left"/>
+      <w:pPr>
+        <w:tabs>
+          <w:tab w:val="num" w:pos="5040"/>
+        </w:tabs>
+        <w:ind w:left="5040" w:hanging="360"/>
+      </w:pPr>
+      <w:rPr>
+        <w:rFonts w:ascii="Wingdings" w:hAnsi="Wingdings" w:hint="default"/>
+        <w:sz w:val="20"/>
+      </w:rPr>
+    </w:lvl>
+    <w:lvl w:ilvl="7" w:tentative="1">
+      <w:start w:val="1"/>
+      <w:numFmt w:val="bullet"/>
+      <w:lvlText w:val=""/>
+      <w:lvlJc w:val="left"/>
+      <w:pPr>
+        <w:tabs>
+          <w:tab w:val="num" w:pos="5760"/>
+        </w:tabs>
+        <w:ind w:left="5760" w:hanging="360"/>
+      </w:pPr>
+      <w:rPr>
+        <w:rFonts w:ascii="Wingdings" w:hAnsi="Wingdings" w:hint="default"/>
+        <w:sz w:val="20"/>
+      </w:rPr>
+    </w:lvl>
+    <w:lvl w:ilvl="8" w:tentative="1">
+      <w:start w:val="1"/>
+      <w:numFmt w:val="bullet"/>
+      <w:lvlText w:val=""/>
+      <w:lvlJc w:val="left"/>
+      <w:pPr>
+        <w:tabs>
+          <w:tab w:val="num" w:pos="6480"/>
+        </w:tabs>
+        <w:ind w:left="6480" w:hanging="360"/>
+      </w:pPr>
+      <w:rPr>
+        <w:rFonts w:ascii="Wingdings" w:hAnsi="Wingdings" w:hint="default"/>
+        <w:sz w:val="20"/>
+      </w:rPr>
+    </w:lvl>
+  </w:abstractNum>
+  <w:abstractNum w:abstractNumId="17">
+    <w:nsid w:val="4757213C"/>
+    <w:multiLevelType w:val="multilevel"/>
+    <w:tmpl w:val="4FB0937E"/>
+    <w:lvl w:ilvl="0">
+      <w:start w:val="1"/>
+      <w:numFmt w:val="bullet"/>
+      <w:lvlText w:val=""/>
+      <w:lvlJc w:val="left"/>
+      <w:pPr>
+        <w:tabs>
+          <w:tab w:val="num" w:pos="720"/>
+        </w:tabs>
+        <w:ind w:left="720" w:hanging="360"/>
+      </w:pPr>
+      <w:rPr>
+        <w:rFonts w:ascii="Symbol" w:hAnsi="Symbol" w:hint="default"/>
+        <w:sz w:val="20"/>
+      </w:rPr>
+    </w:lvl>
+    <w:lvl w:ilvl="1">
+      <w:start w:val="1"/>
+      <w:numFmt w:val="bullet"/>
+      <w:lvlText w:val="o"/>
+      <w:lvlJc w:val="left"/>
+      <w:pPr>
+        <w:tabs>
+          <w:tab w:val="num" w:pos="1440"/>
+        </w:tabs>
+        <w:ind w:left="1440" w:hanging="360"/>
+      </w:pPr>
+      <w:rPr>
+        <w:rFonts w:ascii="Courier New" w:hAnsi="Courier New" w:hint="default"/>
+        <w:sz w:val="20"/>
+      </w:rPr>
+    </w:lvl>
+    <w:lvl w:ilvl="2" w:tentative="1">
+      <w:start w:val="1"/>
+      <w:numFmt w:val="bullet"/>
+      <w:lvlText w:val=""/>
+      <w:lvlJc w:val="left"/>
+      <w:pPr>
+        <w:tabs>
+          <w:tab w:val="num" w:pos="2160"/>
+        </w:tabs>
+        <w:ind w:left="2160" w:hanging="360"/>
+      </w:pPr>
+      <w:rPr>
+        <w:rFonts w:ascii="Wingdings" w:hAnsi="Wingdings" w:hint="default"/>
+        <w:sz w:val="20"/>
+      </w:rPr>
+    </w:lvl>
+    <w:lvl w:ilvl="3" w:tentative="1">
+      <w:start w:val="1"/>
+      <w:numFmt w:val="bullet"/>
+      <w:lvlText w:val=""/>
+      <w:lvlJc w:val="left"/>
+      <w:pPr>
+        <w:tabs>
+          <w:tab w:val="num" w:pos="2880"/>
+        </w:tabs>
+        <w:ind w:left="2880" w:hanging="360"/>
+      </w:pPr>
+      <w:rPr>
+        <w:rFonts w:ascii="Wingdings" w:hAnsi="Wingdings" w:hint="default"/>
+        <w:sz w:val="20"/>
+      </w:rPr>
+    </w:lvl>
+    <w:lvl w:ilvl="4" w:tentative="1">
+      <w:start w:val="1"/>
+      <w:numFmt w:val="bullet"/>
+      <w:lvlText w:val=""/>
+      <w:lvlJc w:val="left"/>
+      <w:pPr>
+        <w:tabs>
+          <w:tab w:val="num" w:pos="3600"/>
+        </w:tabs>
+        <w:ind w:left="3600" w:hanging="360"/>
+      </w:pPr>
+      <w:rPr>
+        <w:rFonts w:ascii="Wingdings" w:hAnsi="Wingdings" w:hint="default"/>
+        <w:sz w:val="20"/>
+      </w:rPr>
+    </w:lvl>
+    <w:lvl w:ilvl="5" w:tentative="1">
+      <w:start w:val="1"/>
+      <w:numFmt w:val="bullet"/>
+      <w:lvlText w:val=""/>
+      <w:lvlJc w:val="left"/>
+      <w:pPr>
+        <w:tabs>
+          <w:tab w:val="num" w:pos="4320"/>
+        </w:tabs>
+        <w:ind w:left="4320" w:hanging="360"/>
+      </w:pPr>
+      <w:rPr>
+        <w:rFonts w:ascii="Wingdings" w:hAnsi="Wingdings" w:hint="default"/>
+        <w:sz w:val="20"/>
+      </w:rPr>
+    </w:lvl>
+    <w:lvl w:ilvl="6" w:tentative="1">
+      <w:start w:val="1"/>
+      <w:numFmt w:val="bullet"/>
+      <w:lvlText w:val=""/>
+      <w:lvlJc w:val="left"/>
+      <w:pPr>
+        <w:tabs>
+          <w:tab w:val="num" w:pos="5040"/>
+        </w:tabs>
+        <w:ind w:left="5040" w:hanging="360"/>
+      </w:pPr>
+      <w:rPr>
+        <w:rFonts w:ascii="Wingdings" w:hAnsi="Wingdings" w:hint="default"/>
+        <w:sz w:val="20"/>
+      </w:rPr>
+    </w:lvl>
+    <w:lvl w:ilvl="7" w:tentative="1">
+      <w:start w:val="1"/>
+      <w:numFmt w:val="bullet"/>
+      <w:lvlText w:val=""/>
+      <w:lvlJc w:val="left"/>
+      <w:pPr>
+        <w:tabs>
+          <w:tab w:val="num" w:pos="5760"/>
+        </w:tabs>
+        <w:ind w:left="5760" w:hanging="360"/>
+      </w:pPr>
+      <w:rPr>
+        <w:rFonts w:ascii="Wingdings" w:hAnsi="Wingdings" w:hint="default"/>
+        <w:sz w:val="20"/>
+      </w:rPr>
+    </w:lvl>
+    <w:lvl w:ilvl="8" w:tentative="1">
+      <w:start w:val="1"/>
+      <w:numFmt w:val="bullet"/>
+      <w:lvlText w:val=""/>
+      <w:lvlJc w:val="left"/>
+      <w:pPr>
+        <w:tabs>
+          <w:tab w:val="num" w:pos="6480"/>
+        </w:tabs>
+        <w:ind w:left="6480" w:hanging="360"/>
+      </w:pPr>
+      <w:rPr>
+        <w:rFonts w:ascii="Wingdings" w:hAnsi="Wingdings" w:hint="default"/>
+        <w:sz w:val="20"/>
+      </w:rPr>
+    </w:lvl>
+  </w:abstractNum>
+  <w:abstractNum w:abstractNumId="18">
     <w:nsid w:val="4B2939DD"/>
     <w:multiLevelType w:val="hybridMultilevel"/>
     <w:tmpl w:val="354628E0"/>
@@ -13024,7 +15445,7 @@
       </w:pPr>
     </w:lvl>
   </w:abstractNum>
-  <w:abstractNum w:abstractNumId="14" w15:restartNumberingAfterBreak="0">
+  <w:abstractNum w:abstractNumId="19">
     <w:nsid w:val="4BEF580D"/>
     <w:multiLevelType w:val="hybridMultilevel"/>
     <w:tmpl w:val="8578F48E"/>
@@ -13137,7 +15558,7 @@
       </w:rPr>
     </w:lvl>
   </w:abstractNum>
-  <w:abstractNum w:abstractNumId="15" w15:restartNumberingAfterBreak="0">
+  <w:abstractNum w:abstractNumId="20">
     <w:nsid w:val="4D6F6379"/>
     <w:multiLevelType w:val="hybridMultilevel"/>
     <w:tmpl w:val="C5F00BB4"/>
@@ -13250,7 +15671,7 @@
       </w:rPr>
     </w:lvl>
   </w:abstractNum>
-  <w:abstractNum w:abstractNumId="16" w15:restartNumberingAfterBreak="0">
+  <w:abstractNum w:abstractNumId="21">
     <w:nsid w:val="4DAD3D50"/>
     <w:multiLevelType w:val="multilevel"/>
     <w:tmpl w:val="D5583A1A"/>
@@ -13399,7 +15820,156 @@
       </w:rPr>
     </w:lvl>
   </w:abstractNum>
-  <w:abstractNum w:abstractNumId="17" w15:restartNumberingAfterBreak="0">
+  <w:abstractNum w:abstractNumId="22">
+    <w:nsid w:val="6151195D"/>
+    <w:multiLevelType w:val="multilevel"/>
+    <w:tmpl w:val="71763736"/>
+    <w:lvl w:ilvl="0">
+      <w:start w:val="1"/>
+      <w:numFmt w:val="bullet"/>
+      <w:lvlText w:val=""/>
+      <w:lvlJc w:val="left"/>
+      <w:pPr>
+        <w:tabs>
+          <w:tab w:val="num" w:pos="720"/>
+        </w:tabs>
+        <w:ind w:left="720" w:hanging="360"/>
+      </w:pPr>
+      <w:rPr>
+        <w:rFonts w:ascii="Symbol" w:hAnsi="Symbol" w:hint="default"/>
+        <w:sz w:val="20"/>
+      </w:rPr>
+    </w:lvl>
+    <w:lvl w:ilvl="1" w:tentative="1">
+      <w:start w:val="1"/>
+      <w:numFmt w:val="bullet"/>
+      <w:lvlText w:val="o"/>
+      <w:lvlJc w:val="left"/>
+      <w:pPr>
+        <w:tabs>
+          <w:tab w:val="num" w:pos="1440"/>
+        </w:tabs>
+        <w:ind w:left="1440" w:hanging="360"/>
+      </w:pPr>
+      <w:rPr>
+        <w:rFonts w:ascii="Courier New" w:hAnsi="Courier New" w:hint="default"/>
+        <w:sz w:val="20"/>
+      </w:rPr>
+    </w:lvl>
+    <w:lvl w:ilvl="2" w:tentative="1">
+      <w:start w:val="1"/>
+      <w:numFmt w:val="bullet"/>
+      <w:lvlText w:val=""/>
+      <w:lvlJc w:val="left"/>
+      <w:pPr>
+        <w:tabs>
+          <w:tab w:val="num" w:pos="2160"/>
+        </w:tabs>
+        <w:ind w:left="2160" w:hanging="360"/>
+      </w:pPr>
+      <w:rPr>
+        <w:rFonts w:ascii="Wingdings" w:hAnsi="Wingdings" w:hint="default"/>
+        <w:sz w:val="20"/>
+      </w:rPr>
+    </w:lvl>
+    <w:lvl w:ilvl="3" w:tentative="1">
+      <w:start w:val="1"/>
+      <w:numFmt w:val="bullet"/>
+      <w:lvlText w:val=""/>
+      <w:lvlJc w:val="left"/>
+      <w:pPr>
+        <w:tabs>
+          <w:tab w:val="num" w:pos="2880"/>
+        </w:tabs>
+        <w:ind w:left="2880" w:hanging="360"/>
+      </w:pPr>
+      <w:rPr>
+        <w:rFonts w:ascii="Wingdings" w:hAnsi="Wingdings" w:hint="default"/>
+        <w:sz w:val="20"/>
+      </w:rPr>
+    </w:lvl>
+    <w:lvl w:ilvl="4" w:tentative="1">
+      <w:start w:val="1"/>
+      <w:numFmt w:val="bullet"/>
+      <w:lvlText w:val=""/>
+      <w:lvlJc w:val="left"/>
+      <w:pPr>
+        <w:tabs>
+          <w:tab w:val="num" w:pos="3600"/>
+        </w:tabs>
+        <w:ind w:left="3600" w:hanging="360"/>
+      </w:pPr>
+      <w:rPr>
+        <w:rFonts w:ascii="Wingdings" w:hAnsi="Wingdings" w:hint="default"/>
+        <w:sz w:val="20"/>
+      </w:rPr>
+    </w:lvl>
+    <w:lvl w:ilvl="5" w:tentative="1">
+      <w:start w:val="1"/>
+      <w:numFmt w:val="bullet"/>
+      <w:lvlText w:val=""/>
+      <w:lvlJc w:val="left"/>
+      <w:pPr>
+        <w:tabs>
+          <w:tab w:val="num" w:pos="4320"/>
+        </w:tabs>
+        <w:ind w:left="4320" w:hanging="360"/>
+      </w:pPr>
+      <w:rPr>
+        <w:rFonts w:ascii="Wingdings" w:hAnsi="Wingdings" w:hint="default"/>
+        <w:sz w:val="20"/>
+      </w:rPr>
+    </w:lvl>
+    <w:lvl w:ilvl="6" w:tentative="1">
+      <w:start w:val="1"/>
+      <w:numFmt w:val="bullet"/>
+      <w:lvlText w:val=""/>
+      <w:lvlJc w:val="left"/>
+      <w:pPr>
+        <w:tabs>
+          <w:tab w:val="num" w:pos="5040"/>
+        </w:tabs>
+        <w:ind w:left="5040" w:hanging="360"/>
+      </w:pPr>
+      <w:rPr>
+        <w:rFonts w:ascii="Wingdings" w:hAnsi="Wingdings" w:hint="default"/>
+        <w:sz w:val="20"/>
+      </w:rPr>
+    </w:lvl>
+    <w:lvl w:ilvl="7" w:tentative="1">
+      <w:start w:val="1"/>
+      <w:numFmt w:val="bullet"/>
+      <w:lvlText w:val=""/>
+      <w:lvlJc w:val="left"/>
+      <w:pPr>
+        <w:tabs>
+          <w:tab w:val="num" w:pos="5760"/>
+        </w:tabs>
+        <w:ind w:left="5760" w:hanging="360"/>
+      </w:pPr>
+      <w:rPr>
+        <w:rFonts w:ascii="Wingdings" w:hAnsi="Wingdings" w:hint="default"/>
+        <w:sz w:val="20"/>
+      </w:rPr>
+    </w:lvl>
+    <w:lvl w:ilvl="8" w:tentative="1">
+      <w:start w:val="1"/>
+      <w:numFmt w:val="bullet"/>
+      <w:lvlText w:val=""/>
+      <w:lvlJc w:val="left"/>
+      <w:pPr>
+        <w:tabs>
+          <w:tab w:val="num" w:pos="6480"/>
+        </w:tabs>
+        <w:ind w:left="6480" w:hanging="360"/>
+      </w:pPr>
+      <w:rPr>
+        <w:rFonts w:ascii="Wingdings" w:hAnsi="Wingdings" w:hint="default"/>
+        <w:sz w:val="20"/>
+      </w:rPr>
+    </w:lvl>
+  </w:abstractNum>
+  <w:abstractNum w:abstractNumId="23">
     <w:nsid w:val="621D3478"/>
     <w:multiLevelType w:val="hybridMultilevel"/>
     <w:tmpl w:val="287CA07C"/>
@@ -13512,7 +16082,7 @@
       </w:rPr>
     </w:lvl>
   </w:abstractNum>
-  <w:abstractNum w:abstractNumId="18" w15:restartNumberingAfterBreak="0">
+  <w:abstractNum w:abstractNumId="24">
     <w:nsid w:val="62703FF9"/>
     <w:multiLevelType w:val="multilevel"/>
     <w:tmpl w:val="034E3D82"/>
@@ -13661,7 +16231,7 @@
       </w:rPr>
     </w:lvl>
   </w:abstractNum>
-  <w:abstractNum w:abstractNumId="19" w15:restartNumberingAfterBreak="0">
+  <w:abstractNum w:abstractNumId="25">
     <w:nsid w:val="62D26028"/>
     <w:multiLevelType w:val="multilevel"/>
     <w:tmpl w:val="341EF368"/>
@@ -13810,7 +16380,7 @@
       </w:rPr>
     </w:lvl>
   </w:abstractNum>
-  <w:abstractNum w:abstractNumId="20" w15:restartNumberingAfterBreak="0">
+  <w:abstractNum w:abstractNumId="26">
     <w:nsid w:val="704846B8"/>
     <w:multiLevelType w:val="hybridMultilevel"/>
     <w:tmpl w:val="DB26C1EE"/>
@@ -13900,7 +16470,7 @@
       </w:pPr>
     </w:lvl>
   </w:abstractNum>
-  <w:abstractNum w:abstractNumId="21" w15:restartNumberingAfterBreak="0">
+  <w:abstractNum w:abstractNumId="27">
     <w:nsid w:val="70803446"/>
     <w:multiLevelType w:val="hybridMultilevel"/>
     <w:tmpl w:val="29F2B534"/>
@@ -13986,7 +16556,156 @@
       </w:pPr>
     </w:lvl>
   </w:abstractNum>
-  <w:abstractNum w:abstractNumId="22" w15:restartNumberingAfterBreak="0">
+  <w:abstractNum w:abstractNumId="28">
+    <w:nsid w:val="753B34F8"/>
+    <w:multiLevelType w:val="multilevel"/>
+    <w:tmpl w:val="9444A134"/>
+    <w:lvl w:ilvl="0">
+      <w:start w:val="1"/>
+      <w:numFmt w:val="bullet"/>
+      <w:lvlText w:val=""/>
+      <w:lvlJc w:val="left"/>
+      <w:pPr>
+        <w:tabs>
+          <w:tab w:val="num" w:pos="720"/>
+        </w:tabs>
+        <w:ind w:left="720" w:hanging="360"/>
+      </w:pPr>
+      <w:rPr>
+        <w:rFonts w:ascii="Symbol" w:hAnsi="Symbol" w:hint="default"/>
+        <w:sz w:val="20"/>
+      </w:rPr>
+    </w:lvl>
+    <w:lvl w:ilvl="1">
+      <w:start w:val="1"/>
+      <w:numFmt w:val="bullet"/>
+      <w:lvlText w:val="o"/>
+      <w:lvlJc w:val="left"/>
+      <w:pPr>
+        <w:tabs>
+          <w:tab w:val="num" w:pos="1440"/>
+        </w:tabs>
+        <w:ind w:left="1440" w:hanging="360"/>
+      </w:pPr>
+      <w:rPr>
+        <w:rFonts w:ascii="Courier New" w:hAnsi="Courier New" w:hint="default"/>
+        <w:sz w:val="20"/>
+      </w:rPr>
+    </w:lvl>
+    <w:lvl w:ilvl="2" w:tentative="1">
+      <w:start w:val="1"/>
+      <w:numFmt w:val="bullet"/>
+      <w:lvlText w:val=""/>
+      <w:lvlJc w:val="left"/>
+      <w:pPr>
+        <w:tabs>
+          <w:tab w:val="num" w:pos="2160"/>
+        </w:tabs>
+        <w:ind w:left="2160" w:hanging="360"/>
+      </w:pPr>
+      <w:rPr>
+        <w:rFonts w:ascii="Wingdings" w:hAnsi="Wingdings" w:hint="default"/>
+        <w:sz w:val="20"/>
+      </w:rPr>
+    </w:lvl>
+    <w:lvl w:ilvl="3" w:tentative="1">
+      <w:start w:val="1"/>
+      <w:numFmt w:val="bullet"/>
+      <w:lvlText w:val=""/>
+      <w:lvlJc w:val="left"/>
+      <w:pPr>
+        <w:tabs>
+          <w:tab w:val="num" w:pos="2880"/>
+        </w:tabs>
+        <w:ind w:left="2880" w:hanging="360"/>
+      </w:pPr>
+      <w:rPr>
+        <w:rFonts w:ascii="Wingdings" w:hAnsi="Wingdings" w:hint="default"/>
+        <w:sz w:val="20"/>
+      </w:rPr>
+    </w:lvl>
+    <w:lvl w:ilvl="4" w:tentative="1">
+      <w:start w:val="1"/>
+      <w:numFmt w:val="bullet"/>
+      <w:lvlText w:val=""/>
+      <w:lvlJc w:val="left"/>
+      <w:pPr>
+        <w:tabs>
+          <w:tab w:val="num" w:pos="3600"/>
+        </w:tabs>
+        <w:ind w:left="3600" w:hanging="360"/>
+      </w:pPr>
+      <w:rPr>
+        <w:rFonts w:ascii="Wingdings" w:hAnsi="Wingdings" w:hint="default"/>
+        <w:sz w:val="20"/>
+      </w:rPr>
+    </w:lvl>
+    <w:lvl w:ilvl="5" w:tentative="1">
+      <w:start w:val="1"/>
+      <w:numFmt w:val="bullet"/>
+      <w:lvlText w:val=""/>
+      <w:lvlJc w:val="left"/>
+      <w:pPr>
+        <w:tabs>
+          <w:tab w:val="num" w:pos="4320"/>
+        </w:tabs>
+        <w:ind w:left="4320" w:hanging="360"/>
+      </w:pPr>
+      <w:rPr>
+        <w:rFonts w:ascii="Wingdings" w:hAnsi="Wingdings" w:hint="default"/>
+        <w:sz w:val="20"/>
+      </w:rPr>
+    </w:lvl>
+    <w:lvl w:ilvl="6" w:tentative="1">
+      <w:start w:val="1"/>
+      <w:numFmt w:val="bullet"/>
+      <w:lvlText w:val=""/>
+      <w:lvlJc w:val="left"/>
+      <w:pPr>
+        <w:tabs>
+          <w:tab w:val="num" w:pos="5040"/>
+        </w:tabs>
+        <w:ind w:left="5040" w:hanging="360"/>
+      </w:pPr>
+      <w:rPr>
+        <w:rFonts w:ascii="Wingdings" w:hAnsi="Wingdings" w:hint="default"/>
+        <w:sz w:val="20"/>
+      </w:rPr>
+    </w:lvl>
+    <w:lvl w:ilvl="7" w:tentative="1">
+      <w:start w:val="1"/>
+      <w:numFmt w:val="bullet"/>
+      <w:lvlText w:val=""/>
+      <w:lvlJc w:val="left"/>
+      <w:pPr>
+        <w:tabs>
+          <w:tab w:val="num" w:pos="5760"/>
+        </w:tabs>
+        <w:ind w:left="5760" w:hanging="360"/>
+      </w:pPr>
+      <w:rPr>
+        <w:rFonts w:ascii="Wingdings" w:hAnsi="Wingdings" w:hint="default"/>
+        <w:sz w:val="20"/>
+      </w:rPr>
+    </w:lvl>
+    <w:lvl w:ilvl="8" w:tentative="1">
+      <w:start w:val="1"/>
+      <w:numFmt w:val="bullet"/>
+      <w:lvlText w:val=""/>
+      <w:lvlJc w:val="left"/>
+      <w:pPr>
+        <w:tabs>
+          <w:tab w:val="num" w:pos="6480"/>
+        </w:tabs>
+        <w:ind w:left="6480" w:hanging="360"/>
+      </w:pPr>
+      <w:rPr>
+        <w:rFonts w:ascii="Wingdings" w:hAnsi="Wingdings" w:hint="default"/>
+        <w:sz w:val="20"/>
+      </w:rPr>
+    </w:lvl>
+  </w:abstractNum>
+  <w:abstractNum w:abstractNumId="29">
     <w:nsid w:val="79230737"/>
     <w:multiLevelType w:val="hybridMultilevel"/>
     <w:tmpl w:val="3AB475A0"/>
@@ -14100,79 +16819,100 @@
     </w:lvl>
   </w:abstractNum>
   <w:num w:numId="1">
-    <w:abstractNumId w:val="15"/>
+    <w:abstractNumId w:val="20"/>
   </w:num>
   <w:num w:numId="2">
+    <w:abstractNumId w:val="9"/>
+  </w:num>
+  <w:num w:numId="3">
+    <w:abstractNumId w:val="23"/>
+  </w:num>
+  <w:num w:numId="4">
+    <w:abstractNumId w:val="4"/>
+  </w:num>
+  <w:num w:numId="5">
     <w:abstractNumId w:val="7"/>
   </w:num>
-  <w:num w:numId="3">
-    <w:abstractNumId w:val="17"/>
-  </w:num>
-  <w:num w:numId="4">
-    <w:abstractNumId w:val="2"/>
-  </w:num>
-  <w:num w:numId="5">
+  <w:num w:numId="6">
     <w:abstractNumId w:val="5"/>
-  </w:num>
-  <w:num w:numId="6">
-    <w:abstractNumId w:val="3"/>
   </w:num>
   <w:num w:numId="7">
     <w:abstractNumId w:val="0"/>
   </w:num>
   <w:num w:numId="8">
-    <w:abstractNumId w:val="8"/>
+    <w:abstractNumId w:val="10"/>
   </w:num>
   <w:num w:numId="9">
-    <w:abstractNumId w:val="20"/>
+    <w:abstractNumId w:val="26"/>
   </w:num>
   <w:num w:numId="10">
-    <w:abstractNumId w:val="10"/>
+    <w:abstractNumId w:val="13"/>
   </w:num>
   <w:num w:numId="11">
-    <w:abstractNumId w:val="22"/>
+    <w:abstractNumId w:val="29"/>
   </w:num>
   <w:num w:numId="12">
+    <w:abstractNumId w:val="19"/>
+  </w:num>
+  <w:num w:numId="13">
     <w:abstractNumId w:val="14"/>
   </w:num>
-  <w:num w:numId="13">
-    <w:abstractNumId w:val="11"/>
-  </w:num>
   <w:num w:numId="14">
-    <w:abstractNumId w:val="13"/>
+    <w:abstractNumId w:val="18"/>
   </w:num>
   <w:num w:numId="15">
     <w:abstractNumId w:val="1"/>
   </w:num>
   <w:num w:numId="16">
+    <w:abstractNumId w:val="27"/>
+  </w:num>
+  <w:num w:numId="17">
+    <w:abstractNumId w:val="6"/>
+  </w:num>
+  <w:num w:numId="18">
+    <w:abstractNumId w:val="15"/>
+  </w:num>
+  <w:num w:numId="19">
+    <w:abstractNumId w:val="24"/>
+  </w:num>
+  <w:num w:numId="20">
+    <w:abstractNumId w:val="11"/>
+  </w:num>
+  <w:num w:numId="21">
+    <w:abstractNumId w:val="25"/>
+  </w:num>
+  <w:num w:numId="22">
     <w:abstractNumId w:val="21"/>
   </w:num>
-  <w:num w:numId="17">
-    <w:abstractNumId w:val="4"/>
+  <w:num w:numId="23">
+    <w:abstractNumId w:val="8"/>
   </w:num>
-  <w:num w:numId="18">
+  <w:num w:numId="24">
     <w:abstractNumId w:val="12"/>
   </w:num>
-  <w:num w:numId="19">
-    <w:abstractNumId w:val="18"/>
+  <w:num w:numId="25">
+    <w:abstractNumId w:val="3"/>
   </w:num>
-  <w:num w:numId="20">
-    <w:abstractNumId w:val="9"/>
-  </w:num>
-  <w:num w:numId="21">
-    <w:abstractNumId w:val="19"/>
-  </w:num>
-  <w:num w:numId="22">
+  <w:num w:numId="26">
     <w:abstractNumId w:val="16"/>
   </w:num>
-  <w:num w:numId="23">
-    <w:abstractNumId w:val="6"/>
+  <w:num w:numId="27">
+    <w:abstractNumId w:val="2"/>
+  </w:num>
+  <w:num w:numId="28">
+    <w:abstractNumId w:val="22"/>
+  </w:num>
+  <w:num w:numId="29">
+    <w:abstractNumId w:val="17"/>
+  </w:num>
+  <w:num w:numId="30">
+    <w:abstractNumId w:val="28"/>
   </w:num>
 </w:numbering>
 </file>
 
 <file path=word/styles.xml><?xml version="1.0" encoding="utf-8"?>
-<w:styles xmlns:mc="http://schemas.openxmlformats.org/markup-compatibility/2006" xmlns:r="http://schemas.openxmlformats.org/officeDocument/2006/relationships" xmlns:w="http://schemas.openxmlformats.org/wordprocessingml/2006/main" xmlns:w14="http://schemas.microsoft.com/office/word/2010/wordml" xmlns:w15="http://schemas.microsoft.com/office/word/2012/wordml" xmlns:w16se="http://schemas.microsoft.com/office/word/2015/wordml/symex" mc:Ignorable="w14 w15 w16se">
+<w:styles xmlns:mc="http://schemas.openxmlformats.org/markup-compatibility/2006" xmlns:r="http://schemas.openxmlformats.org/officeDocument/2006/relationships" xmlns:w="http://schemas.openxmlformats.org/wordprocessingml/2006/main" xmlns:w14="http://schemas.microsoft.com/office/word/2010/wordml" mc:Ignorable="w14">
   <w:docDefaults>
     <w:rPrDefault>
       <w:rPr>
@@ -14188,378 +16928,144 @@
       </w:pPr>
     </w:pPrDefault>
   </w:docDefaults>
-  <w:latentStyles w:defLockedState="0" w:defUIPriority="99" w:defSemiHidden="0" w:defUnhideWhenUsed="0" w:defQFormat="0" w:count="371">
-    <w:lsdException w:name="Normal" w:uiPriority="0" w:qFormat="1"/>
-    <w:lsdException w:name="heading 1" w:uiPriority="9" w:qFormat="1"/>
-    <w:lsdException w:name="heading 2" w:semiHidden="1" w:uiPriority="9" w:unhideWhenUsed="1" w:qFormat="1"/>
-    <w:lsdException w:name="heading 3" w:semiHidden="1" w:uiPriority="9" w:unhideWhenUsed="1" w:qFormat="1"/>
-    <w:lsdException w:name="heading 4" w:semiHidden="1" w:uiPriority="9" w:unhideWhenUsed="1" w:qFormat="1"/>
-    <w:lsdException w:name="heading 5" w:semiHidden="1" w:uiPriority="9" w:unhideWhenUsed="1" w:qFormat="1"/>
-    <w:lsdException w:name="heading 6" w:semiHidden="1" w:uiPriority="9" w:unhideWhenUsed="1" w:qFormat="1"/>
-    <w:lsdException w:name="heading 7" w:semiHidden="1" w:uiPriority="9" w:unhideWhenUsed="1" w:qFormat="1"/>
-    <w:lsdException w:name="heading 8" w:semiHidden="1" w:uiPriority="9" w:unhideWhenUsed="1" w:qFormat="1"/>
-    <w:lsdException w:name="heading 9" w:semiHidden="1" w:uiPriority="9" w:unhideWhenUsed="1" w:qFormat="1"/>
-    <w:lsdException w:name="index 1" w:semiHidden="1" w:unhideWhenUsed="1"/>
-    <w:lsdException w:name="index 2" w:semiHidden="1" w:unhideWhenUsed="1"/>
-    <w:lsdException w:name="index 3" w:semiHidden="1" w:unhideWhenUsed="1"/>
-    <w:lsdException w:name="index 4" w:semiHidden="1" w:unhideWhenUsed="1"/>
-    <w:lsdException w:name="index 5" w:semiHidden="1" w:unhideWhenUsed="1"/>
-    <w:lsdException w:name="index 6" w:semiHidden="1" w:unhideWhenUsed="1"/>
-    <w:lsdException w:name="index 7" w:semiHidden="1" w:unhideWhenUsed="1"/>
-    <w:lsdException w:name="index 8" w:semiHidden="1" w:unhideWhenUsed="1"/>
-    <w:lsdException w:name="index 9" w:semiHidden="1" w:unhideWhenUsed="1"/>
-    <w:lsdException w:name="toc 1" w:semiHidden="1" w:uiPriority="39" w:unhideWhenUsed="1"/>
-    <w:lsdException w:name="toc 2" w:semiHidden="1" w:uiPriority="39" w:unhideWhenUsed="1"/>
-    <w:lsdException w:name="toc 3" w:semiHidden="1" w:uiPriority="39" w:unhideWhenUsed="1"/>
-    <w:lsdException w:name="toc 4" w:semiHidden="1" w:uiPriority="39" w:unhideWhenUsed="1"/>
-    <w:lsdException w:name="toc 5" w:semiHidden="1" w:uiPriority="39" w:unhideWhenUsed="1"/>
-    <w:lsdException w:name="toc 6" w:semiHidden="1" w:uiPriority="39" w:unhideWhenUsed="1"/>
-    <w:lsdException w:name="toc 7" w:semiHidden="1" w:uiPriority="39" w:unhideWhenUsed="1"/>
-    <w:lsdException w:name="toc 8" w:semiHidden="1" w:uiPriority="39" w:unhideWhenUsed="1"/>
-    <w:lsdException w:name="toc 9" w:semiHidden="1" w:uiPriority="39" w:unhideWhenUsed="1"/>
-    <w:lsdException w:name="Normal Indent" w:semiHidden="1" w:unhideWhenUsed="1"/>
-    <w:lsdException w:name="footnote text" w:semiHidden="1" w:unhideWhenUsed="1"/>
-    <w:lsdException w:name="annotation text" w:semiHidden="1" w:unhideWhenUsed="1"/>
-    <w:lsdException w:name="header" w:semiHidden="1" w:unhideWhenUsed="1"/>
-    <w:lsdException w:name="footer" w:semiHidden="1" w:unhideWhenUsed="1"/>
-    <w:lsdException w:name="index heading" w:semiHidden="1" w:unhideWhenUsed="1"/>
-    <w:lsdException w:name="caption" w:semiHidden="1" w:uiPriority="35" w:unhideWhenUsed="1" w:qFormat="1"/>
-    <w:lsdException w:name="table of figures" w:semiHidden="1" w:unhideWhenUsed="1"/>
-    <w:lsdException w:name="envelope address" w:semiHidden="1" w:unhideWhenUsed="1"/>
-    <w:lsdException w:name="envelope return" w:semiHidden="1" w:unhideWhenUsed="1"/>
-    <w:lsdException w:name="footnote reference" w:semiHidden="1" w:unhideWhenUsed="1"/>
-    <w:lsdException w:name="annotation reference" w:semiHidden="1" w:unhideWhenUsed="1"/>
-    <w:lsdException w:name="line number" w:semiHidden="1" w:unhideWhenUsed="1"/>
-    <w:lsdException w:name="page number" w:semiHidden="1" w:unhideWhenUsed="1"/>
-    <w:lsdException w:name="endnote reference" w:semiHidden="1" w:unhideWhenUsed="1"/>
-    <w:lsdException w:name="endnote text" w:semiHidden="1" w:unhideWhenUsed="1"/>
-    <w:lsdException w:name="table of authorities" w:semiHidden="1" w:unhideWhenUsed="1"/>
-    <w:lsdException w:name="macro" w:semiHidden="1" w:unhideWhenUsed="1"/>
-    <w:lsdException w:name="toa heading" w:semiHidden="1" w:unhideWhenUsed="1"/>
-    <w:lsdException w:name="List" w:semiHidden="1" w:unhideWhenUsed="1"/>
-    <w:lsdException w:name="List Bullet" w:semiHidden="1" w:unhideWhenUsed="1"/>
-    <w:lsdException w:name="List Number" w:semiHidden="1" w:unhideWhenUsed="1"/>
-    <w:lsdException w:name="List 2" w:semiHidden="1" w:unhideWhenUsed="1"/>
-    <w:lsdException w:name="List 3" w:semiHidden="1" w:unhideWhenUsed="1"/>
-    <w:lsdException w:name="List 4" w:semiHidden="1" w:unhideWhenUsed="1"/>
-    <w:lsdException w:name="List 5" w:semiHidden="1" w:unhideWhenUsed="1"/>
-    <w:lsdException w:name="List Bullet 2" w:semiHidden="1" w:unhideWhenUsed="1"/>
-    <w:lsdException w:name="List Bullet 3" w:semiHidden="1" w:unhideWhenUsed="1"/>
-    <w:lsdException w:name="List Bullet 4" w:semiHidden="1" w:unhideWhenUsed="1"/>
-    <w:lsdException w:name="List Bullet 5" w:semiHidden="1" w:unhideWhenUsed="1"/>
-    <w:lsdException w:name="List Number 2" w:semiHidden="1" w:unhideWhenUsed="1"/>
-    <w:lsdException w:name="List Number 3" w:semiHidden="1" w:unhideWhenUsed="1"/>
-    <w:lsdException w:name="List Number 4" w:semiHidden="1" w:unhideWhenUsed="1"/>
-    <w:lsdException w:name="List Number 5" w:semiHidden="1" w:unhideWhenUsed="1"/>
-    <w:lsdException w:name="Title" w:uiPriority="10" w:qFormat="1"/>
-    <w:lsdException w:name="Closing" w:semiHidden="1" w:unhideWhenUsed="1"/>
-    <w:lsdException w:name="Signature" w:semiHidden="1" w:unhideWhenUsed="1"/>
-    <w:lsdException w:name="Default Paragraph Font" w:semiHidden="1" w:uiPriority="1" w:unhideWhenUsed="1"/>
-    <w:lsdException w:name="Body Text" w:semiHidden="1" w:unhideWhenUsed="1"/>
-    <w:lsdException w:name="Body Text Indent" w:semiHidden="1" w:unhideWhenUsed="1"/>
-    <w:lsdException w:name="List Continue" w:semiHidden="1" w:unhideWhenUsed="1"/>
-    <w:lsdException w:name="List Continue 2" w:semiHidden="1" w:unhideWhenUsed="1"/>
-    <w:lsdException w:name="List Continue 3" w:semiHidden="1" w:unhideWhenUsed="1"/>
-    <w:lsdException w:name="List Continue 4" w:semiHidden="1" w:unhideWhenUsed="1"/>
-    <w:lsdException w:name="List Continue 5" w:semiHidden="1" w:unhideWhenUsed="1"/>
-    <w:lsdException w:name="Message Header" w:semiHidden="1" w:unhideWhenUsed="1"/>
-    <w:lsdException w:name="Subtitle" w:uiPriority="11" w:qFormat="1"/>
-    <w:lsdException w:name="Salutation" w:semiHidden="1" w:unhideWhenUsed="1"/>
-    <w:lsdException w:name="Date" w:semiHidden="1" w:unhideWhenUsed="1"/>
-    <w:lsdException w:name="Body Text First Indent" w:semiHidden="1" w:unhideWhenUsed="1"/>
-    <w:lsdException w:name="Body Text First Indent 2" w:semiHidden="1" w:unhideWhenUsed="1"/>
-    <w:lsdException w:name="Note Heading" w:semiHidden="1" w:unhideWhenUsed="1"/>
-    <w:lsdException w:name="Body Text 2" w:semiHidden="1" w:unhideWhenUsed="1"/>
-    <w:lsdException w:name="Body Text 3" w:semiHidden="1" w:unhideWhenUsed="1"/>
-    <w:lsdException w:name="Body Text Indent 2" w:semiHidden="1" w:unhideWhenUsed="1"/>
-    <w:lsdException w:name="Body Text Indent 3" w:semiHidden="1" w:unhideWhenUsed="1"/>
-    <w:lsdException w:name="Block Text" w:semiHidden="1" w:unhideWhenUsed="1"/>
-    <w:lsdException w:name="Hyperlink" w:semiHidden="1" w:unhideWhenUsed="1"/>
-    <w:lsdException w:name="FollowedHyperlink" w:semiHidden="1" w:unhideWhenUsed="1"/>
-    <w:lsdException w:name="Strong" w:uiPriority="22" w:qFormat="1"/>
-    <w:lsdException w:name="Emphasis" w:uiPriority="20" w:qFormat="1"/>
-    <w:lsdException w:name="Document Map" w:semiHidden="1" w:unhideWhenUsed="1"/>
-    <w:lsdException w:name="Plain Text" w:semiHidden="1" w:unhideWhenUsed="1"/>
-    <w:lsdException w:name="E-mail Signature" w:semiHidden="1" w:unhideWhenUsed="1"/>
-    <w:lsdException w:name="HTML Top of Form" w:semiHidden="1" w:unhideWhenUsed="1"/>
-    <w:lsdException w:name="HTML Bottom of Form" w:semiHidden="1" w:unhideWhenUsed="1"/>
-    <w:lsdException w:name="Normal (Web)" w:semiHidden="1" w:unhideWhenUsed="1"/>
-    <w:lsdException w:name="HTML Acronym" w:semiHidden="1" w:unhideWhenUsed="1"/>
-    <w:lsdException w:name="HTML Address" w:semiHidden="1" w:unhideWhenUsed="1"/>
-    <w:lsdException w:name="HTML Cite" w:semiHidden="1" w:unhideWhenUsed="1"/>
-    <w:lsdException w:name="HTML Code" w:semiHidden="1" w:unhideWhenUsed="1"/>
-    <w:lsdException w:name="HTML Definition" w:semiHidden="1" w:unhideWhenUsed="1"/>
-    <w:lsdException w:name="HTML Keyboard" w:semiHidden="1" w:unhideWhenUsed="1"/>
-    <w:lsdException w:name="HTML Preformatted" w:semiHidden="1" w:unhideWhenUsed="1"/>
-    <w:lsdException w:name="HTML Sample" w:semiHidden="1" w:unhideWhenUsed="1"/>
-    <w:lsdException w:name="HTML Typewriter" w:semiHidden="1" w:unhideWhenUsed="1"/>
-    <w:lsdException w:name="HTML Variable" w:semiHidden="1" w:unhideWhenUsed="1"/>
-    <w:lsdException w:name="Normal Table" w:semiHidden="1" w:unhideWhenUsed="1"/>
-    <w:lsdException w:name="annotation subject" w:semiHidden="1" w:unhideWhenUsed="1"/>
-    <w:lsdException w:name="No List" w:semiHidden="1" w:unhideWhenUsed="1"/>
-    <w:lsdException w:name="Outline List 1" w:semiHidden="1" w:unhideWhenUsed="1"/>
-    <w:lsdException w:name="Outline List 2" w:semiHidden="1" w:unhideWhenUsed="1"/>
-    <w:lsdException w:name="Outline List 3" w:semiHidden="1" w:unhideWhenUsed="1"/>
-    <w:lsdException w:name="Table Simple 1" w:semiHidden="1" w:unhideWhenUsed="1"/>
-    <w:lsdException w:name="Table Simple 2" w:semiHidden="1" w:unhideWhenUsed="1"/>
-    <w:lsdException w:name="Table Simple 3" w:semiHidden="1" w:unhideWhenUsed="1"/>
-    <w:lsdException w:name="Table Classic 1" w:semiHidden="1" w:unhideWhenUsed="1"/>
-    <w:lsdException w:name="Table Classic 2" w:semiHidden="1" w:unhideWhenUsed="1"/>
-    <w:lsdException w:name="Table Classic 3" w:semiHidden="1" w:unhideWhenUsed="1"/>
-    <w:lsdException w:name="Table Classic 4" w:semiHidden="1" w:unhideWhenUsed="1"/>
-    <w:lsdException w:name="Table Colorful 1" w:semiHidden="1" w:unhideWhenUsed="1"/>
-    <w:lsdException w:name="Table Colorful 2" w:semiHidden="1" w:unhideWhenUsed="1"/>
-    <w:lsdException w:name="Table Colorful 3" w:semiHidden="1" w:unhideWhenUsed="1"/>
-    <w:lsdException w:name="Table Columns 1" w:semiHidden="1" w:unhideWhenUsed="1"/>
-    <w:lsdException w:name="Table Columns 2" w:semiHidden="1" w:unhideWhenUsed="1"/>
-    <w:lsdException w:name="Table Columns 3" w:semiHidden="1" w:unhideWhenUsed="1"/>
-    <w:lsdException w:name="Table Columns 4" w:semiHidden="1" w:unhideWhenUsed="1"/>
-    <w:lsdException w:name="Table Columns 5" w:semiHidden="1" w:unhideWhenUsed="1"/>
-    <w:lsdException w:name="Table Grid 1" w:semiHidden="1" w:unhideWhenUsed="1"/>
-    <w:lsdException w:name="Table Grid 2" w:semiHidden="1" w:unhideWhenUsed="1"/>
-    <w:lsdException w:name="Table Grid 3" w:semiHidden="1" w:unhideWhenUsed="1"/>
-    <w:lsdException w:name="Table Grid 4" w:semiHidden="1" w:unhideWhenUsed="1"/>
-    <w:lsdException w:name="Table Grid 5" w:semiHidden="1" w:unhideWhenUsed="1"/>
-    <w:lsdException w:name="Table Grid 6" w:semiHidden="1" w:unhideWhenUsed="1"/>
-    <w:lsdException w:name="Table Grid 7" w:semiHidden="1" w:unhideWhenUsed="1"/>
-    <w:lsdException w:name="Table Grid 8" w:semiHidden="1" w:unhideWhenUsed="1"/>
-    <w:lsdException w:name="Table List 1" w:semiHidden="1" w:unhideWhenUsed="1"/>
-    <w:lsdException w:name="Table List 2" w:semiHidden="1" w:unhideWhenUsed="1"/>
-    <w:lsdException w:name="Table List 3" w:semiHidden="1" w:unhideWhenUsed="1"/>
-    <w:lsdException w:name="Table List 4" w:semiHidden="1" w:unhideWhenUsed="1"/>
-    <w:lsdException w:name="Table List 5" w:semiHidden="1" w:unhideWhenUsed="1"/>
-    <w:lsdException w:name="Table List 6" w:semiHidden="1" w:unhideWhenUsed="1"/>
-    <w:lsdException w:name="Table List 7" w:semiHidden="1" w:unhideWhenUsed="1"/>
-    <w:lsdException w:name="Table List 8" w:semiHidden="1" w:unhideWhenUsed="1"/>
-    <w:lsdException w:name="Table 3D effects 1" w:semiHidden="1" w:unhideWhenUsed="1"/>
-    <w:lsdException w:name="Table 3D effects 2" w:semiHidden="1" w:unhideWhenUsed="1"/>
-    <w:lsdException w:name="Table 3D effects 3" w:semiHidden="1" w:unhideWhenUsed="1"/>
-    <w:lsdException w:name="Table Contemporary" w:semiHidden="1" w:unhideWhenUsed="1"/>
-    <w:lsdException w:name="Table Elegant" w:semiHidden="1" w:unhideWhenUsed="1"/>
-    <w:lsdException w:name="Table Professional" w:semiHidden="1" w:unhideWhenUsed="1"/>
-    <w:lsdException w:name="Table Subtle 1" w:semiHidden="1" w:unhideWhenUsed="1"/>
-    <w:lsdException w:name="Table Subtle 2" w:semiHidden="1" w:unhideWhenUsed="1"/>
-    <w:lsdException w:name="Table Web 1" w:semiHidden="1" w:unhideWhenUsed="1"/>
-    <w:lsdException w:name="Table Web 2" w:semiHidden="1" w:unhideWhenUsed="1"/>
-    <w:lsdException w:name="Table Web 3" w:semiHidden="1" w:unhideWhenUsed="1"/>
-    <w:lsdException w:name="Balloon Text" w:semiHidden="1" w:unhideWhenUsed="1"/>
-    <w:lsdException w:name="Table Grid" w:uiPriority="59"/>
-    <w:lsdException w:name="Table Theme" w:semiHidden="1" w:unhideWhenUsed="1"/>
-    <w:lsdException w:name="Placeholder Text" w:semiHidden="1"/>
-    <w:lsdException w:name="No Spacing" w:uiPriority="1" w:qFormat="1"/>
-    <w:lsdException w:name="Light Shading" w:uiPriority="60"/>
-    <w:lsdException w:name="Light List" w:uiPriority="61"/>
-    <w:lsdException w:name="Light Grid" w:uiPriority="62"/>
-    <w:lsdException w:name="Medium Shading 1" w:uiPriority="63"/>
-    <w:lsdException w:name="Medium Shading 2" w:uiPriority="64"/>
-    <w:lsdException w:name="Medium List 1" w:uiPriority="65"/>
-    <w:lsdException w:name="Medium List 2" w:uiPriority="66"/>
-    <w:lsdException w:name="Medium Grid 1" w:uiPriority="67"/>
-    <w:lsdException w:name="Medium Grid 2" w:uiPriority="68"/>
-    <w:lsdException w:name="Medium Grid 3" w:uiPriority="69"/>
-    <w:lsdException w:name="Dark List" w:uiPriority="70"/>
-    <w:lsdException w:name="Colorful Shading" w:uiPriority="71"/>
-    <w:lsdException w:name="Colorful List" w:uiPriority="72"/>
-    <w:lsdException w:name="Colorful Grid" w:uiPriority="73"/>
-    <w:lsdException w:name="Light Shading Accent 1" w:uiPriority="60"/>
-    <w:lsdException w:name="Light List Accent 1" w:uiPriority="61"/>
-    <w:lsdException w:name="Light Grid Accent 1" w:uiPriority="62"/>
-    <w:lsdException w:name="Medium Shading 1 Accent 1" w:uiPriority="63"/>
-    <w:lsdException w:name="Medium Shading 2 Accent 1" w:uiPriority="64"/>
-    <w:lsdException w:name="Medium List 1 Accent 1" w:uiPriority="65"/>
-    <w:lsdException w:name="Revision" w:semiHidden="1"/>
-    <w:lsdException w:name="List Paragraph" w:uiPriority="34" w:qFormat="1"/>
-    <w:lsdException w:name="Quote" w:uiPriority="29" w:qFormat="1"/>
-    <w:lsdException w:name="Intense Quote" w:uiPriority="30" w:qFormat="1"/>
-    <w:lsdException w:name="Medium List 2 Accent 1" w:uiPriority="66"/>
-    <w:lsdException w:name="Medium Grid 1 Accent 1" w:uiPriority="67"/>
-    <w:lsdException w:name="Medium Grid 2 Accent 1" w:uiPriority="68"/>
-    <w:lsdException w:name="Medium Grid 3 Accent 1" w:uiPriority="69"/>
-    <w:lsdException w:name="Dark List Accent 1" w:uiPriority="70"/>
-    <w:lsdException w:name="Colorful Shading Accent 1" w:uiPriority="71"/>
-    <w:lsdException w:name="Colorful List Accent 1" w:uiPriority="72"/>
-    <w:lsdException w:name="Colorful Grid Accent 1" w:uiPriority="73"/>
-    <w:lsdException w:name="Light Shading Accent 2" w:uiPriority="60"/>
-    <w:lsdException w:name="Light List Accent 2" w:uiPriority="61"/>
-    <w:lsdException w:name="Light Grid Accent 2" w:uiPriority="62"/>
-    <w:lsdException w:name="Medium Shading 1 Accent 2" w:uiPriority="63"/>
-    <w:lsdException w:name="Medium Shading 2 Accent 2" w:uiPriority="64"/>
-    <w:lsdException w:name="Medium List 1 Accent 2" w:uiPriority="65"/>
-    <w:lsdException w:name="Medium List 2 Accent 2" w:uiPriority="66"/>
-    <w:lsdException w:name="Medium Grid 1 Accent 2" w:uiPriority="67"/>
-    <w:lsdException w:name="Medium Grid 2 Accent 2" w:uiPriority="68"/>
-    <w:lsdException w:name="Medium Grid 3 Accent 2" w:uiPriority="69"/>
-    <w:lsdException w:name="Dark List Accent 2" w:uiPriority="70"/>
-    <w:lsdException w:name="Colorful Shading Accent 2" w:uiPriority="71"/>
-    <w:lsdException w:name="Colorful List Accent 2" w:uiPriority="72"/>
-    <w:lsdException w:name="Colorful Grid Accent 2" w:uiPriority="73"/>
-    <w:lsdException w:name="Light Shading Accent 3" w:uiPriority="60"/>
-    <w:lsdException w:name="Light List Accent 3" w:uiPriority="61"/>
-    <w:lsdException w:name="Light Grid Accent 3" w:uiPriority="62"/>
-    <w:lsdException w:name="Medium Shading 1 Accent 3" w:uiPriority="63"/>
-    <w:lsdException w:name="Medium Shading 2 Accent 3" w:uiPriority="64"/>
-    <w:lsdException w:name="Medium List 1 Accent 3" w:uiPriority="65"/>
-    <w:lsdException w:name="Medium List 2 Accent 3" w:uiPriority="66"/>
-    <w:lsdException w:name="Medium Grid 1 Accent 3" w:uiPriority="67"/>
-    <w:lsdException w:name="Medium Grid 2 Accent 3" w:uiPriority="68"/>
-    <w:lsdException w:name="Medium Grid 3 Accent 3" w:uiPriority="69"/>
-    <w:lsdException w:name="Dark List Accent 3" w:uiPriority="70"/>
-    <w:lsdException w:name="Colorful Shading Accent 3" w:uiPriority="71"/>
-    <w:lsdException w:name="Colorful List Accent 3" w:uiPriority="72"/>
-    <w:lsdException w:name="Colorful Grid Accent 3" w:uiPriority="73"/>
-    <w:lsdException w:name="Light Shading Accent 4" w:uiPriority="60"/>
-    <w:lsdException w:name="Light List Accent 4" w:uiPriority="61"/>
-    <w:lsdException w:name="Light Grid Accent 4" w:uiPriority="62"/>
-    <w:lsdException w:name="Medium Shading 1 Accent 4" w:uiPriority="63"/>
-    <w:lsdException w:name="Medium Shading 2 Accent 4" w:uiPriority="64"/>
-    <w:lsdException w:name="Medium List 1 Accent 4" w:uiPriority="65"/>
-    <w:lsdException w:name="Medium List 2 Accent 4" w:uiPriority="66"/>
-    <w:lsdException w:name="Medium Grid 1 Accent 4" w:uiPriority="67"/>
-    <w:lsdException w:name="Medium Grid 2 Accent 4" w:uiPriority="68"/>
-    <w:lsdException w:name="Medium Grid 3 Accent 4" w:uiPriority="69"/>
-    <w:lsdException w:name="Dark List Accent 4" w:uiPriority="70"/>
-    <w:lsdException w:name="Colorful Shading Accent 4" w:uiPriority="71"/>
-    <w:lsdException w:name="Colorful List Accent 4" w:uiPriority="72"/>
-    <w:lsdException w:name="Colorful Grid Accent 4" w:uiPriority="73"/>
-    <w:lsdException w:name="Light Shading Accent 5" w:uiPriority="60"/>
-    <w:lsdException w:name="Light List Accent 5" w:uiPriority="61"/>
-    <w:lsdException w:name="Light Grid Accent 5" w:uiPriority="62"/>
-    <w:lsdException w:name="Medium Shading 1 Accent 5" w:uiPriority="63"/>
-    <w:lsdException w:name="Medium Shading 2 Accent 5" w:uiPriority="64"/>
-    <w:lsdException w:name="Medium List 1 Accent 5" w:uiPriority="65"/>
-    <w:lsdException w:name="Medium List 2 Accent 5" w:uiPriority="66"/>
-    <w:lsdException w:name="Medium Grid 1 Accent 5" w:uiPriority="67"/>
-    <w:lsdException w:name="Medium Grid 2 Accent 5" w:uiPriority="68"/>
-    <w:lsdException w:name="Medium Grid 3 Accent 5" w:uiPriority="69"/>
-    <w:lsdException w:name="Dark List Accent 5" w:uiPriority="70"/>
-    <w:lsdException w:name="Colorful Shading Accent 5" w:uiPriority="71"/>
-    <w:lsdException w:name="Colorful List Accent 5" w:uiPriority="72"/>
-    <w:lsdException w:name="Colorful Grid Accent 5" w:uiPriority="73"/>
-    <w:lsdException w:name="Light Shading Accent 6" w:uiPriority="60"/>
-    <w:lsdException w:name="Light List Accent 6" w:uiPriority="61"/>
-    <w:lsdException w:name="Light Grid Accent 6" w:uiPriority="62"/>
-    <w:lsdException w:name="Medium Shading 1 Accent 6" w:uiPriority="63"/>
-    <w:lsdException w:name="Medium Shading 2 Accent 6" w:uiPriority="64"/>
-    <w:lsdException w:name="Medium List 1 Accent 6" w:uiPriority="65"/>
-    <w:lsdException w:name="Medium List 2 Accent 6" w:uiPriority="66"/>
-    <w:lsdException w:name="Medium Grid 1 Accent 6" w:uiPriority="67"/>
-    <w:lsdException w:name="Medium Grid 2 Accent 6" w:uiPriority="68"/>
-    <w:lsdException w:name="Medium Grid 3 Accent 6" w:uiPriority="69"/>
-    <w:lsdException w:name="Dark List Accent 6" w:uiPriority="70"/>
-    <w:lsdException w:name="Colorful Shading Accent 6" w:uiPriority="71"/>
-    <w:lsdException w:name="Colorful List Accent 6" w:uiPriority="72"/>
-    <w:lsdException w:name="Colorful Grid Accent 6" w:uiPriority="73"/>
-    <w:lsdException w:name="Subtle Emphasis" w:uiPriority="19" w:qFormat="1"/>
-    <w:lsdException w:name="Intense Emphasis" w:uiPriority="21" w:qFormat="1"/>
-    <w:lsdException w:name="Subtle Reference" w:uiPriority="31" w:qFormat="1"/>
-    <w:lsdException w:name="Intense Reference" w:uiPriority="32" w:qFormat="1"/>
-    <w:lsdException w:name="Book Title" w:uiPriority="33" w:qFormat="1"/>
-    <w:lsdException w:name="Bibliography" w:semiHidden="1" w:uiPriority="37" w:unhideWhenUsed="1"/>
-    <w:lsdException w:name="TOC Heading" w:semiHidden="1" w:uiPriority="39" w:unhideWhenUsed="1" w:qFormat="1"/>
-    <w:lsdException w:name="Plain Table 1" w:uiPriority="41"/>
-    <w:lsdException w:name="Plain Table 2" w:uiPriority="42"/>
-    <w:lsdException w:name="Plain Table 3" w:uiPriority="43"/>
-    <w:lsdException w:name="Plain Table 4" w:uiPriority="44"/>
-    <w:lsdException w:name="Plain Table 5" w:uiPriority="45"/>
-    <w:lsdException w:name="Grid Table Light" w:uiPriority="40"/>
-    <w:lsdException w:name="Grid Table 1 Light" w:uiPriority="46"/>
-    <w:lsdException w:name="Grid Table 2" w:uiPriority="47"/>
-    <w:lsdException w:name="Grid Table 3" w:uiPriority="48"/>
-    <w:lsdException w:name="Grid Table 4" w:uiPriority="49"/>
-    <w:lsdException w:name="Grid Table 5 Dark" w:uiPriority="50"/>
-    <w:lsdException w:name="Grid Table 6 Colorful" w:uiPriority="51"/>
-    <w:lsdException w:name="Grid Table 7 Colorful" w:uiPriority="52"/>
-    <w:lsdException w:name="Grid Table 1 Light Accent 1" w:uiPriority="46"/>
-    <w:lsdException w:name="Grid Table 2 Accent 1" w:uiPriority="47"/>
-    <w:lsdException w:name="Grid Table 3 Accent 1" w:uiPriority="48"/>
-    <w:lsdException w:name="Grid Table 4 Accent 1" w:uiPriority="49"/>
-    <w:lsdException w:name="Grid Table 5 Dark Accent 1" w:uiPriority="50"/>
-    <w:lsdException w:name="Grid Table 6 Colorful Accent 1" w:uiPriority="51"/>
-    <w:lsdException w:name="Grid Table 7 Colorful Accent 1" w:uiPriority="52"/>
-    <w:lsdException w:name="Grid Table 1 Light Accent 2" w:uiPriority="46"/>
-    <w:lsdException w:name="Grid Table 2 Accent 2" w:uiPriority="47"/>
-    <w:lsdException w:name="Grid Table 3 Accent 2" w:uiPriority="48"/>
-    <w:lsdException w:name="Grid Table 4 Accent 2" w:uiPriority="49"/>
-    <w:lsdException w:name="Grid Table 5 Dark Accent 2" w:uiPriority="50"/>
-    <w:lsdException w:name="Grid Table 6 Colorful Accent 2" w:uiPriority="51"/>
-    <w:lsdException w:name="Grid Table 7 Colorful Accent 2" w:uiPriority="52"/>
-    <w:lsdException w:name="Grid Table 1 Light Accent 3" w:uiPriority="46"/>
-    <w:lsdException w:name="Grid Table 2 Accent 3" w:uiPriority="47"/>
-    <w:lsdException w:name="Grid Table 3 Accent 3" w:uiPriority="48"/>
-    <w:lsdException w:name="Grid Table 4 Accent 3" w:uiPriority="49"/>
-    <w:lsdException w:name="Grid Table 5 Dark Accent 3" w:uiPriority="50"/>
-    <w:lsdException w:name="Grid Table 6 Colorful Accent 3" w:uiPriority="51"/>
-    <w:lsdException w:name="Grid Table 7 Colorful Accent 3" w:uiPriority="52"/>
-    <w:lsdException w:name="Grid Table 1 Light Accent 4" w:uiPriority="46"/>
-    <w:lsdException w:name="Grid Table 2 Accent 4" w:uiPriority="47"/>
-    <w:lsdException w:name="Grid Table 3 Accent 4" w:uiPriority="48"/>
-    <w:lsdException w:name="Grid Table 4 Accent 4" w:uiPriority="49"/>
-    <w:lsdException w:name="Grid Table 5 Dark Accent 4" w:uiPriority="50"/>
-    <w:lsdException w:name="Grid Table 6 Colorful Accent 4" w:uiPriority="51"/>
-    <w:lsdException w:name="Grid Table 7 Colorful Accent 4" w:uiPriority="52"/>
-    <w:lsdException w:name="Grid Table 1 Light Accent 5" w:uiPriority="46"/>
-    <w:lsdException w:name="Grid Table 2 Accent 5" w:uiPriority="47"/>
-    <w:lsdException w:name="Grid Table 3 Accent 5" w:uiPriority="48"/>
-    <w:lsdException w:name="Grid Table 4 Accent 5" w:uiPriority="49"/>
-    <w:lsdException w:name="Grid Table 5 Dark Accent 5" w:uiPriority="50"/>
-    <w:lsdException w:name="Grid Table 6 Colorful Accent 5" w:uiPriority="51"/>
-    <w:lsdException w:name="Grid Table 7 Colorful Accent 5" w:uiPriority="52"/>
-    <w:lsdException w:name="Grid Table 1 Light Accent 6" w:uiPriority="46"/>
-    <w:lsdException w:name="Grid Table 2 Accent 6" w:uiPriority="47"/>
-    <w:lsdException w:name="Grid Table 3 Accent 6" w:uiPriority="48"/>
-    <w:lsdException w:name="Grid Table 4 Accent 6" w:uiPriority="49"/>
-    <w:lsdException w:name="Grid Table 5 Dark Accent 6" w:uiPriority="50"/>
-    <w:lsdException w:name="Grid Table 6 Colorful Accent 6" w:uiPriority="51"/>
-    <w:lsdException w:name="Grid Table 7 Colorful Accent 6" w:uiPriority="52"/>
-    <w:lsdException w:name="List Table 1 Light" w:uiPriority="46"/>
-    <w:lsdException w:name="List Table 2" w:uiPriority="47"/>
-    <w:lsdException w:name="List Table 3" w:uiPriority="48"/>
-    <w:lsdException w:name="List Table 4" w:uiPriority="49"/>
-    <w:lsdException w:name="List Table 5 Dark" w:uiPriority="50"/>
-    <w:lsdException w:name="List Table 6 Colorful" w:uiPriority="51"/>
-    <w:lsdException w:name="List Table 7 Colorful" w:uiPriority="52"/>
-    <w:lsdException w:name="List Table 1 Light Accent 1" w:uiPriority="46"/>
-    <w:lsdException w:name="List Table 2 Accent 1" w:uiPriority="47"/>
-    <w:lsdException w:name="List Table 3 Accent 1" w:uiPriority="48"/>
-    <w:lsdException w:name="List Table 4 Accent 1" w:uiPriority="49"/>
-    <w:lsdException w:name="List Table 5 Dark Accent 1" w:uiPriority="50"/>
-    <w:lsdException w:name="List Table 6 Colorful Accent 1" w:uiPriority="51"/>
-    <w:lsdException w:name="List Table 7 Colorful Accent 1" w:uiPriority="52"/>
-    <w:lsdException w:name="List Table 1 Light Accent 2" w:uiPriority="46"/>
-    <w:lsdException w:name="List Table 2 Accent 2" w:uiPriority="47"/>
-    <w:lsdException w:name="List Table 3 Accent 2" w:uiPriority="48"/>
-    <w:lsdException w:name="List Table 4 Accent 2" w:uiPriority="49"/>
-    <w:lsdException w:name="List Table 5 Dark Accent 2" w:uiPriority="50"/>
-    <w:lsdException w:name="List Table 6 Colorful Accent 2" w:uiPriority="51"/>
-    <w:lsdException w:name="List Table 7 Colorful Accent 2" w:uiPriority="52"/>
-    <w:lsdException w:name="List Table 1 Light Accent 3" w:uiPriority="46"/>
-    <w:lsdException w:name="List Table 2 Accent 3" w:uiPriority="47"/>
-    <w:lsdException w:name="List Table 3 Accent 3" w:uiPriority="48"/>
-    <w:lsdException w:name="List Table 4 Accent 3" w:uiPriority="49"/>
-    <w:lsdException w:name="List Table 5 Dark Accent 3" w:uiPriority="50"/>
-    <w:lsdException w:name="List Table 6 Colorful Accent 3" w:uiPriority="51"/>
-    <w:lsdException w:name="List Table 7 Colorful Accent 3" w:uiPriority="52"/>
-    <w:lsdException w:name="List Table 1 Light Accent 4" w:uiPriority="46"/>
-    <w:lsdException w:name="List Table 2 Accent 4" w:uiPriority="47"/>
-    <w:lsdException w:name="List Table 3 Accent 4" w:uiPriority="48"/>
-    <w:lsdException w:name="List Table 4 Accent 4" w:uiPriority="49"/>
-    <w:lsdException w:name="List Table 5 Dark Accent 4" w:uiPriority="50"/>
-    <w:lsdException w:name="List Table 6 Colorful Accent 4" w:uiPriority="51"/>
-    <w:lsdException w:name="List Table 7 Colorful Accent 4" w:uiPriority="52"/>
-    <w:lsdException w:name="List Table 1 Light Accent 5" w:uiPriority="46"/>
-    <w:lsdException w:name="List Table 2 Accent 5" w:uiPriority="47"/>
-    <w:lsdException w:name="List Table 3 Accent 5" w:uiPriority="48"/>
-    <w:lsdException w:name="List Table 4 Accent 5" w:uiPriority="49"/>
-    <w:lsdException w:name="List Table 5 Dark Accent 5" w:uiPriority="50"/>
-    <w:lsdException w:name="List Table 6 Colorful Accent 5" w:uiPriority="51"/>
-    <w:lsdException w:name="List Table 7 Colorful Accent 5" w:uiPriority="52"/>
-    <w:lsdException w:name="List Table 1 Light Accent 6" w:uiPriority="46"/>
-    <w:lsdException w:name="List Table 2 Accent 6" w:uiPriority="47"/>
-    <w:lsdException w:name="List Table 3 Accent 6" w:uiPriority="48"/>
-    <w:lsdException w:name="List Table 4 Accent 6" w:uiPriority="49"/>
-    <w:lsdException w:name="List Table 5 Dark Accent 6" w:uiPriority="50"/>
-    <w:lsdException w:name="List Table 6 Colorful Accent 6" w:uiPriority="51"/>
-    <w:lsdException w:name="List Table 7 Colorful Accent 6" w:uiPriority="52"/>
+  <w:latentStyles w:defLockedState="0" w:defUIPriority="99" w:defSemiHidden="1" w:defUnhideWhenUsed="1" w:defQFormat="0" w:count="267">
+    <w:lsdException w:name="Normal" w:semiHidden="0" w:uiPriority="0" w:unhideWhenUsed="0" w:qFormat="1"/>
+    <w:lsdException w:name="heading 1" w:semiHidden="0" w:uiPriority="9" w:unhideWhenUsed="0" w:qFormat="1"/>
+    <w:lsdException w:name="heading 2" w:uiPriority="9" w:qFormat="1"/>
+    <w:lsdException w:name="heading 3" w:uiPriority="9" w:qFormat="1"/>
+    <w:lsdException w:name="heading 4" w:uiPriority="9" w:qFormat="1"/>
+    <w:lsdException w:name="heading 5" w:uiPriority="9" w:qFormat="1"/>
+    <w:lsdException w:name="heading 6" w:uiPriority="9" w:qFormat="1"/>
+    <w:lsdException w:name="heading 7" w:uiPriority="9" w:qFormat="1"/>
+    <w:lsdException w:name="heading 8" w:uiPriority="9" w:qFormat="1"/>
+    <w:lsdException w:name="heading 9" w:uiPriority="9" w:qFormat="1"/>
+    <w:lsdException w:name="toc 1" w:uiPriority="39"/>
+    <w:lsdException w:name="toc 2" w:uiPriority="39"/>
+    <w:lsdException w:name="toc 3" w:uiPriority="39"/>
+    <w:lsdException w:name="toc 4" w:uiPriority="39"/>
+    <w:lsdException w:name="toc 5" w:uiPriority="39"/>
+    <w:lsdException w:name="toc 6" w:uiPriority="39"/>
+    <w:lsdException w:name="toc 7" w:uiPriority="39"/>
+    <w:lsdException w:name="toc 8" w:uiPriority="39"/>
+    <w:lsdException w:name="toc 9" w:uiPriority="39"/>
+    <w:lsdException w:name="caption" w:uiPriority="35" w:qFormat="1"/>
+    <w:lsdException w:name="Title" w:semiHidden="0" w:uiPriority="10" w:unhideWhenUsed="0" w:qFormat="1"/>
+    <w:lsdException w:name="Default Paragraph Font" w:uiPriority="1"/>
+    <w:lsdException w:name="Subtitle" w:semiHidden="0" w:uiPriority="11" w:unhideWhenUsed="0" w:qFormat="1"/>
+    <w:lsdException w:name="Strong" w:semiHidden="0" w:uiPriority="22" w:unhideWhenUsed="0" w:qFormat="1"/>
+    <w:lsdException w:name="Emphasis" w:semiHidden="0" w:uiPriority="20" w:unhideWhenUsed="0" w:qFormat="1"/>
+    <w:lsdException w:name="Table Grid" w:semiHidden="0" w:uiPriority="59" w:unhideWhenUsed="0"/>
+    <w:lsdException w:name="Placeholder Text" w:unhideWhenUsed="0"/>
+    <w:lsdException w:name="No Spacing" w:semiHidden="0" w:uiPriority="1" w:unhideWhenUsed="0" w:qFormat="1"/>
+    <w:lsdException w:name="Light Shading" w:semiHidden="0" w:uiPriority="60" w:unhideWhenUsed="0"/>
+    <w:lsdException w:name="Light List" w:semiHidden="0" w:uiPriority="61" w:unhideWhenUsed="0"/>
+    <w:lsdException w:name="Light Grid" w:semiHidden="0" w:uiPriority="62" w:unhideWhenUsed="0"/>
+    <w:lsdException w:name="Medium Shading 1" w:semiHidden="0" w:uiPriority="63" w:unhideWhenUsed="0"/>
+    <w:lsdException w:name="Medium Shading 2" w:semiHidden="0" w:uiPriority="64" w:unhideWhenUsed="0"/>
+    <w:lsdException w:name="Medium List 1" w:semiHidden="0" w:uiPriority="65" w:unhideWhenUsed="0"/>
+    <w:lsdException w:name="Medium List 2" w:semiHidden="0" w:uiPriority="66" w:unhideWhenUsed="0"/>
+    <w:lsdException w:name="Medium Grid 1" w:semiHidden="0" w:uiPriority="67" w:unhideWhenUsed="0"/>
+    <w:lsdException w:name="Medium Grid 2" w:semiHidden="0" w:uiPriority="68" w:unhideWhenUsed="0"/>
+    <w:lsdException w:name="Medium Grid 3" w:semiHidden="0" w:uiPriority="69" w:unhideWhenUsed="0"/>
+    <w:lsdException w:name="Dark List" w:semiHidden="0" w:uiPriority="70" w:unhideWhenUsed="0"/>
+    <w:lsdException w:name="Colorful Shading" w:semiHidden="0" w:uiPriority="71" w:unhideWhenUsed="0"/>
+    <w:lsdException w:name="Colorful List" w:semiHidden="0" w:uiPriority="72" w:unhideWhenUsed="0"/>
+    <w:lsdException w:name="Colorful Grid" w:semiHidden="0" w:uiPriority="73" w:unhideWhenUsed="0"/>
+    <w:lsdException w:name="Light Shading Accent 1" w:semiHidden="0" w:uiPriority="60" w:unhideWhenUsed="0"/>
+    <w:lsdException w:name="Light List Accent 1" w:semiHidden="0" w:uiPriority="61" w:unhideWhenUsed="0"/>
+    <w:lsdException w:name="Light Grid Accent 1" w:semiHidden="0" w:uiPriority="62" w:unhideWhenUsed="0"/>
+    <w:lsdException w:name="Medium Shading 1 Accent 1" w:semiHidden="0" w:uiPriority="63" w:unhideWhenUsed="0"/>
+    <w:lsdException w:name="Medium Shading 2 Accent 1" w:semiHidden="0" w:uiPriority="64" w:unhideWhenUsed="0"/>
+    <w:lsdException w:name="Medium List 1 Accent 1" w:semiHidden="0" w:uiPriority="65" w:unhideWhenUsed="0"/>
+    <w:lsdException w:name="Revision" w:unhideWhenUsed="0"/>
+    <w:lsdException w:name="List Paragraph" w:semiHidden="0" w:uiPriority="34" w:unhideWhenUsed="0" w:qFormat="1"/>
+    <w:lsdException w:name="Quote" w:semiHidden="0" w:uiPriority="29" w:unhideWhenUsed="0" w:qFormat="1"/>
+    <w:lsdException w:name="Intense Quote" w:semiHidden="0" w:uiPriority="30" w:unhideWhenUsed="0" w:qFormat="1"/>
+    <w:lsdException w:name="Medium List 2 Accent 1" w:semiHidden="0" w:uiPriority="66" w:unhideWhenUsed="0"/>
+    <w:lsdException w:name="Medium Grid 1 Accent 1" w:semiHidden="0" w:uiPriority="67" w:unhideWhenUsed="0"/>
+    <w:lsdException w:name="Medium Grid 2 Accent 1" w:semiHidden="0" w:uiPriority="68" w:unhideWhenUsed="0"/>
+    <w:lsdException w:name="Medium Grid 3 Accent 1" w:semiHidden="0" w:uiPriority="69" w:unhideWhenUsed="0"/>
+    <w:lsdException w:name="Dark List Accent 1" w:semiHidden="0" w:uiPriority="70" w:unhideWhenUsed="0"/>
+    <w:lsdException w:name="Colorful Shading Accent 1" w:semiHidden="0" w:uiPriority="71" w:unhideWhenUsed="0"/>
+    <w:lsdException w:name="Colorful List Accent 1" w:semiHidden="0" w:uiPriority="72" w:unhideWhenUsed="0"/>
+    <w:lsdException w:name="Colorful Grid Accent 1" w:semiHidden="0" w:uiPriority="73" w:unhideWhenUsed="0"/>
+    <w:lsdException w:name="Light Shading Accent 2" w:semiHidden="0" w:uiPriority="60" w:unhideWhenUsed="0"/>
+    <w:lsdException w:name="Light List Accent 2" w:semiHidden="0" w:uiPriority="61" w:unhideWhenUsed="0"/>
+    <w:lsdException w:name="Light Grid Accent 2" w:semiHidden="0" w:uiPriority="62" w:unhideWhenUsed="0"/>
+    <w:lsdException w:name="Medium Shading 1 Accent 2" w:semiHidden="0" w:uiPriority="63" w:unhideWhenUsed="0"/>
+    <w:lsdException w:name="Medium Shading 2 Accent 2" w:semiHidden="0" w:uiPriority="64" w:unhideWhenUsed="0"/>
+    <w:lsdException w:name="Medium List 1 Accent 2" w:semiHidden="0" w:uiPriority="65" w:unhideWhenUsed="0"/>
+    <w:lsdException w:name="Medium List 2 Accent 2" w:semiHidden="0" w:uiPriority="66" w:unhideWhenUsed="0"/>
+    <w:lsdException w:name="Medium Grid 1 Accent 2" w:semiHidden="0" w:uiPriority="67" w:unhideWhenUsed="0"/>
+    <w:lsdException w:name="Medium Grid 2 Accent 2" w:semiHidden="0" w:uiPriority="68" w:unhideWhenUsed="0"/>
+    <w:lsdException w:name="Medium Grid 3 Accent 2" w:semiHidden="0" w:uiPriority="69" w:unhideWhenUsed="0"/>
+    <w:lsdException w:name="Dark List Accent 2" w:semiHidden="0" w:uiPriority="70" w:unhideWhenUsed="0"/>
+    <w:lsdException w:name="Colorful Shading Accent 2" w:semiHidden="0" w:uiPriority="71" w:unhideWhenUsed="0"/>
+    <w:lsdException w:name="Colorful List Accent 2" w:semiHidden="0" w:uiPriority="72" w:unhideWhenUsed="0"/>
+    <w:lsdException w:name="Colorful Grid Accent 2" w:semiHidden="0" w:uiPriority="73" w:unhideWhenUsed="0"/>
+    <w:lsdException w:name="Light Shading Accent 3" w:semiHidden="0" w:uiPriority="60" w:unhideWhenUsed="0"/>
+    <w:lsdException w:name="Light List Accent 3" w:semiHidden="0" w:uiPriority="61" w:unhideWhenUsed="0"/>
+    <w:lsdException w:name="Light Grid Accent 3" w:semiHidden="0" w:uiPriority="62" w:unhideWhenUsed="0"/>
+    <w:lsdException w:name="Medium Shading 1 Accent 3" w:semiHidden="0" w:uiPriority="63" w:unhideWhenUsed="0"/>
+    <w:lsdException w:name="Medium Shading 2 Accent 3" w:semiHidden="0" w:uiPriority="64" w:unhideWhenUsed="0"/>
+    <w:lsdException w:name="Medium List 1 Accent 3" w:semiHidden="0" w:uiPriority="65" w:unhideWhenUsed="0"/>
+    <w:lsdException w:name="Medium List 2 Accent 3" w:semiHidden="0" w:uiPriority="66" w:unhideWhenUsed="0"/>
+    <w:lsdException w:name="Medium Grid 1 Accent 3" w:semiHidden="0" w:uiPriority="67" w:unhideWhenUsed="0"/>
+    <w:lsdException w:name="Medium Grid 2 Accent 3" w:semiHidden="0" w:uiPriority="68" w:unhideWhenUsed="0"/>
+    <w:lsdException w:name="Medium Grid 3 Accent 3" w:semiHidden="0" w:uiPriority="69" w:unhideWhenUsed="0"/>
+    <w:lsdException w:name="Dark List Accent 3" w:semiHidden="0" w:uiPriority="70" w:unhideWhenUsed="0"/>
+    <w:lsdException w:name="Colorful Shading Accent 3" w:semiHidden="0" w:uiPriority="71" w:unhideWhenUsed="0"/>
+    <w:lsdException w:name="Colorful List Accent 3" w:semiHidden="0" w:uiPriority="72" w:unhideWhenUsed="0"/>
+    <w:lsdException w:name="Colorful Grid Accent 3" w:semiHidden="0" w:uiPriority="73" w:unhideWhenUsed="0"/>
+    <w:lsdException w:name="Light Shading Accent 4" w:semiHidden="0" w:uiPriority="60" w:unhideWhenUsed="0"/>
+    <w:lsdException w:name="Light List Accent 4" w:semiHidden="0" w:uiPriority="61" w:unhideWhenUsed="0"/>
+    <w:lsdException w:name="Light Grid Accent 4" w:semiHidden="0" w:uiPriority="62" w:unhideWhenUsed="0"/>
+    <w:lsdException w:name="Medium Shading 1 Accent 4" w:semiHidden="0" w:uiPriority="63" w:unhideWhenUsed="0"/>
+    <w:lsdException w:name="Medium Shading 2 Accent 4" w:semiHidden="0" w:uiPriority="64" w:unhideWhenUsed="0"/>
+    <w:lsdException w:name="Medium List 1 Accent 4" w:semiHidden="0" w:uiPriority="65" w:unhideWhenUsed="0"/>
+    <w:lsdException w:name="Medium List 2 Accent 4" w:semiHidden="0" w:uiPriority="66" w:unhideWhenUsed="0"/>
+    <w:lsdException w:name="Medium Grid 1 Accent 4" w:semiHidden="0" w:uiPriority="67" w:unhideWhenUsed="0"/>
+    <w:lsdException w:name="Medium Grid 2 Accent 4" w:semiHidden="0" w:uiPriority="68" w:unhideWhenUsed="0"/>
+    <w:lsdException w:name="Medium Grid 3 Accent 4" w:semiHidden="0" w:uiPriority="69" w:unhideWhenUsed="0"/>
+    <w:lsdException w:name="Dark List Accent 4" w:semiHidden="0" w:uiPriority="70" w:unhideWhenUsed="0"/>
+    <w:lsdException w:name="Colorful Shading Accent 4" w:semiHidden="0" w:uiPriority="71" w:unhideWhenUsed="0"/>
+    <w:lsdException w:name="Colorful List Accent 4" w:semiHidden="0" w:uiPriority="72" w:unhideWhenUsed="0"/>
+    <w:lsdException w:name="Colorful Grid Accent 4" w:semiHidden="0" w:uiPriority="73" w:unhideWhenUsed="0"/>
+    <w:lsdException w:name="Light Shading Accent 5" w:semiHidden="0" w:uiPriority="60" w:unhideWhenUsed="0"/>
+    <w:lsdException w:name="Light List Accent 5" w:semiHidden="0" w:uiPriority="61" w:unhideWhenUsed="0"/>
+    <w:lsdException w:name="Light Grid Accent 5" w:semiHidden="0" w:uiPriority="62" w:unhideWhenUsed="0"/>
+    <w:lsdException w:name="Medium Shading 1 Accent 5" w:semiHidden="0" w:uiPriority="63" w:unhideWhenUsed="0"/>
+    <w:lsdException w:name="Medium Shading 2 Accent 5" w:semiHidden="0" w:uiPriority="64" w:unhideWhenUsed="0"/>
+    <w:lsdException w:name="Medium List 1 Accent 5" w:semiHidden="0" w:uiPriority="65" w:unhideWhenUsed="0"/>
+    <w:lsdException w:name="Medium List 2 Accent 5" w:semiHidden="0" w:uiPriority="66" w:unhideWhenUsed="0"/>
+    <w:lsdException w:name="Medium Grid 1 Accent 5" w:semiHidden="0" w:uiPriority="67" w:unhideWhenUsed="0"/>
+    <w:lsdException w:name="Medium Grid 2 Accent 5" w:semiHidden="0" w:uiPriority="68" w:unhideWhenUsed="0"/>
+    <w:lsdException w:name="Medium Grid 3 Accent 5" w:semiHidden="0" w:uiPriority="69" w:unhideWhenUsed="0"/>
+    <w:lsdException w:name="Dark List Accent 5" w:semiHidden="0" w:uiPriority="70" w:unhideWhenUsed="0"/>
+    <w:lsdException w:name="Colorful Shading Accent 5" w:semiHidden="0" w:uiPriority="71" w:unhideWhenUsed="0"/>
+    <w:lsdException w:name="Colorful List Accent 5" w:semiHidden="0" w:uiPriority="72" w:unhideWhenUsed="0"/>
+    <w:lsdException w:name="Colorful Grid Accent 5" w:semiHidden="0" w:uiPriority="73" w:unhideWhenUsed="0"/>
+    <w:lsdException w:name="Light Shading Accent 6" w:semiHidden="0" w:uiPriority="60" w:unhideWhenUsed="0"/>
+    <w:lsdException w:name="Light List Accent 6" w:semiHidden="0" w:uiPriority="61" w:unhideWhenUsed="0"/>
+    <w:lsdException w:name="Light Grid Accent 6" w:semiHidden="0" w:uiPriority="62" w:unhideWhenUsed="0"/>
+    <w:lsdException w:name="Medium Shading 1 Accent 6" w:semiHidden="0" w:uiPriority="63" w:unhideWhenUsed="0"/>
+    <w:lsdException w:name="Medium Shading 2 Accent 6" w:semiHidden="0" w:uiPriority="64" w:unhideWhenUsed="0"/>
+    <w:lsdException w:name="Medium List 1 Accent 6" w:semiHidden="0" w:uiPriority="65" w:unhideWhenUsed="0"/>
+    <w:lsdException w:name="Medium List 2 Accent 6" w:semiHidden="0" w:uiPriority="66" w:unhideWhenUsed="0"/>
+    <w:lsdException w:name="Medium Grid 1 Accent 6" w:semiHidden="0" w:uiPriority="67" w:unhideWhenUsed="0"/>
+    <w:lsdException w:name="Medium Grid 2 Accent 6" w:semiHidden="0" w:uiPriority="68" w:unhideWhenUsed="0"/>
+    <w:lsdException w:name="Medium Grid 3 Accent 6" w:semiHidden="0" w:uiPriority="69" w:unhideWhenUsed="0"/>
+    <w:lsdException w:name="Dark List Accent 6" w:semiHidden="0" w:uiPriority="70" w:unhideWhenUsed="0"/>
+    <w:lsdException w:name="Colorful Shading Accent 6" w:semiHidden="0" w:uiPriority="71" w:unhideWhenUsed="0"/>
+    <w:lsdException w:name="Colorful List Accent 6" w:semiHidden="0" w:uiPriority="72" w:unhideWhenUsed="0"/>
+    <w:lsdException w:name="Colorful Grid Accent 6" w:semiHidden="0" w:uiPriority="73" w:unhideWhenUsed="0"/>
+    <w:lsdException w:name="Subtle Emphasis" w:semiHidden="0" w:uiPriority="19" w:unhideWhenUsed="0" w:qFormat="1"/>
+    <w:lsdException w:name="Intense Emphasis" w:semiHidden="0" w:uiPriority="21" w:unhideWhenUsed="0" w:qFormat="1"/>
+    <w:lsdException w:name="Subtle Reference" w:semiHidden="0" w:uiPriority="31" w:unhideWhenUsed="0" w:qFormat="1"/>
+    <w:lsdException w:name="Intense Reference" w:semiHidden="0" w:uiPriority="32" w:unhideWhenUsed="0" w:qFormat="1"/>
+    <w:lsdException w:name="Book Title" w:semiHidden="0" w:uiPriority="33" w:unhideWhenUsed="0" w:qFormat="1"/>
+    <w:lsdException w:name="Bibliography" w:uiPriority="37"/>
+    <w:lsdException w:name="TOC Heading" w:uiPriority="39" w:qFormat="1"/>
   </w:latentStyles>
   <w:style w:type="paragraph" w:default="1" w:styleId="Normal">
     <w:name w:val="Normal"/>
@@ -14666,7 +17172,475 @@
   <w:style w:type="character" w:default="1" w:styleId="DefaultParagraphFont">
     <w:name w:val="Default Paragraph Font"/>
     <w:uiPriority w:val="1"/>
+    <w:unhideWhenUsed/>
+  </w:style>
+  <w:style w:type="table" w:default="1" w:styleId="TableNormal">
+    <w:name w:val="Normal Table"/>
+    <w:uiPriority w:val="99"/>
     <w:semiHidden/>
+    <w:unhideWhenUsed/>
+    <w:tblPr>
+      <w:tblInd w:w="0" w:type="dxa"/>
+      <w:tblCellMar>
+        <w:top w:w="0" w:type="dxa"/>
+        <w:left w:w="108" w:type="dxa"/>
+        <w:bottom w:w="0" w:type="dxa"/>
+        <w:right w:w="108" w:type="dxa"/>
+      </w:tblCellMar>
+    </w:tblPr>
+  </w:style>
+  <w:style w:type="numbering" w:default="1" w:styleId="NoList">
+    <w:name w:val="No List"/>
+    <w:uiPriority w:val="99"/>
+    <w:semiHidden/>
+    <w:unhideWhenUsed/>
+  </w:style>
+  <w:style w:type="character" w:customStyle="1" w:styleId="Heading1Char">
+    <w:name w:val="Heading 1 Char"/>
+    <w:basedOn w:val="DefaultParagraphFont"/>
+    <w:link w:val="Heading1"/>
+    <w:uiPriority w:val="9"/>
+    <w:locked/>
+    <w:rsid w:val="00A45680"/>
+    <w:rPr>
+      <w:rFonts w:asciiTheme="majorHAnsi" w:eastAsiaTheme="majorEastAsia" w:hAnsiTheme="majorHAnsi" w:cs="Times New Roman"/>
+      <w:b/>
+      <w:bCs/>
+      <w:color w:val="365F91" w:themeColor="accent1" w:themeShade="BF"/>
+      <w:sz w:val="28"/>
+      <w:szCs w:val="28"/>
+    </w:rPr>
+  </w:style>
+  <w:style w:type="character" w:customStyle="1" w:styleId="Heading2Char">
+    <w:name w:val="Heading 2 Char"/>
+    <w:basedOn w:val="DefaultParagraphFont"/>
+    <w:link w:val="Heading2"/>
+    <w:uiPriority w:val="9"/>
+    <w:locked/>
+    <w:rsid w:val="00A45680"/>
+    <w:rPr>
+      <w:rFonts w:asciiTheme="majorHAnsi" w:eastAsiaTheme="majorEastAsia" w:hAnsiTheme="majorHAnsi" w:cs="Times New Roman"/>
+      <w:b/>
+      <w:bCs/>
+      <w:color w:val="4F81BD" w:themeColor="accent1"/>
+      <w:sz w:val="26"/>
+      <w:szCs w:val="26"/>
+    </w:rPr>
+  </w:style>
+  <w:style w:type="character" w:customStyle="1" w:styleId="Heading3Char">
+    <w:name w:val="Heading 3 Char"/>
+    <w:basedOn w:val="DefaultParagraphFont"/>
+    <w:link w:val="Heading3"/>
+    <w:uiPriority w:val="9"/>
+    <w:locked/>
+    <w:rsid w:val="00663D82"/>
+    <w:rPr>
+      <w:rFonts w:asciiTheme="majorHAnsi" w:eastAsiaTheme="majorEastAsia" w:hAnsiTheme="majorHAnsi" w:cs="Times New Roman"/>
+      <w:b/>
+      <w:bCs/>
+      <w:color w:val="4F81BD" w:themeColor="accent1"/>
+    </w:rPr>
+  </w:style>
+  <w:style w:type="paragraph" w:styleId="ListParagraph">
+    <w:name w:val="List Paragraph"/>
+    <w:basedOn w:val="Normal"/>
+    <w:uiPriority w:val="34"/>
+    <w:qFormat/>
+    <w:rsid w:val="00663D82"/>
+    <w:pPr>
+      <w:numPr>
+        <w:numId w:val="2"/>
+      </w:numPr>
+      <w:contextualSpacing/>
+    </w:pPr>
+  </w:style>
+  <w:style w:type="character" w:styleId="Hyperlink">
+    <w:name w:val="Hyperlink"/>
+    <w:basedOn w:val="DefaultParagraphFont"/>
+    <w:uiPriority w:val="99"/>
+    <w:unhideWhenUsed/>
+    <w:rsid w:val="00DB14CF"/>
+    <w:rPr>
+      <w:rFonts w:cs="Times New Roman"/>
+      <w:color w:val="0000FF" w:themeColor="hyperlink"/>
+      <w:u w:val="single"/>
+    </w:rPr>
+  </w:style>
+  <w:style w:type="character" w:customStyle="1" w:styleId="1">
+    <w:name w:val="Неразрешено споменаване1"/>
+    <w:basedOn w:val="DefaultParagraphFont"/>
+    <w:uiPriority w:val="99"/>
+    <w:semiHidden/>
+    <w:unhideWhenUsed/>
+    <w:rsid w:val="00180442"/>
+    <w:rPr>
+      <w:color w:val="605E5C"/>
+      <w:shd w:val="clear" w:color="auto" w:fill="E1DFDD"/>
+    </w:rPr>
+  </w:style>
+  <w:style w:type="paragraph" w:styleId="BalloonText">
+    <w:name w:val="Balloon Text"/>
+    <w:basedOn w:val="Normal"/>
+    <w:link w:val="BalloonTextChar"/>
+    <w:uiPriority w:val="99"/>
+    <w:semiHidden/>
+    <w:unhideWhenUsed/>
+    <w:rsid w:val="000F014E"/>
+    <w:pPr>
+      <w:spacing w:after="0" w:line="240" w:lineRule="auto"/>
+    </w:pPr>
+    <w:rPr>
+      <w:rFonts w:ascii="Tahoma" w:hAnsi="Tahoma" w:cs="Tahoma"/>
+      <w:sz w:val="16"/>
+      <w:szCs w:val="16"/>
+    </w:rPr>
+  </w:style>
+  <w:style w:type="character" w:customStyle="1" w:styleId="BalloonTextChar">
+    <w:name w:val="Balloon Text Char"/>
+    <w:basedOn w:val="DefaultParagraphFont"/>
+    <w:link w:val="BalloonText"/>
+    <w:uiPriority w:val="99"/>
+    <w:semiHidden/>
+    <w:rsid w:val="000F014E"/>
+    <w:rPr>
+      <w:rFonts w:ascii="Tahoma" w:hAnsi="Tahoma" w:cs="Tahoma"/>
+      <w:sz w:val="16"/>
+      <w:szCs w:val="16"/>
+    </w:rPr>
+  </w:style>
+  <w:style w:type="character" w:styleId="FollowedHyperlink">
+    <w:name w:val="FollowedHyperlink"/>
+    <w:basedOn w:val="DefaultParagraphFont"/>
+    <w:uiPriority w:val="99"/>
+    <w:semiHidden/>
+    <w:unhideWhenUsed/>
+    <w:rsid w:val="000F014E"/>
+    <w:rPr>
+      <w:color w:val="800080" w:themeColor="followedHyperlink"/>
+      <w:u w:val="single"/>
+    </w:rPr>
+  </w:style>
+  <w:style w:type="character" w:customStyle="1" w:styleId="Heading4Char">
+    <w:name w:val="Heading 4 Char"/>
+    <w:basedOn w:val="DefaultParagraphFont"/>
+    <w:link w:val="Heading4"/>
+    <w:uiPriority w:val="9"/>
+    <w:semiHidden/>
+    <w:rsid w:val="00CA41A6"/>
+    <w:rPr>
+      <w:rFonts w:asciiTheme="majorHAnsi" w:eastAsiaTheme="majorEastAsia" w:hAnsiTheme="majorHAnsi" w:cstheme="majorBidi"/>
+      <w:b/>
+      <w:bCs/>
+      <w:i/>
+      <w:iCs/>
+      <w:color w:val="4F81BD" w:themeColor="accent1"/>
+    </w:rPr>
+  </w:style>
+  <w:style w:type="paragraph" w:styleId="NormalWeb">
+    <w:name w:val="Normal (Web)"/>
+    <w:basedOn w:val="Normal"/>
+    <w:uiPriority w:val="99"/>
+    <w:semiHidden/>
+    <w:unhideWhenUsed/>
+    <w:rsid w:val="00B52118"/>
+    <w:pPr>
+      <w:spacing w:before="100" w:beforeAutospacing="1" w:after="100" w:afterAutospacing="1" w:line="240" w:lineRule="auto"/>
+    </w:pPr>
+    <w:rPr>
+      <w:rFonts w:ascii="Times New Roman" w:hAnsi="Times New Roman"/>
+      <w:sz w:val="24"/>
+      <w:szCs w:val="24"/>
+      <w:lang w:val="en-US"/>
+    </w:rPr>
+  </w:style>
+  <w:style w:type="character" w:styleId="Strong">
+    <w:name w:val="Strong"/>
+    <w:basedOn w:val="DefaultParagraphFont"/>
+    <w:uiPriority w:val="22"/>
+    <w:qFormat/>
+    <w:rsid w:val="00B52118"/>
+    <w:rPr>
+      <w:b/>
+      <w:bCs/>
+    </w:rPr>
+  </w:style>
+  <w:style w:type="character" w:styleId="HTMLCode">
+    <w:name w:val="HTML Code"/>
+    <w:basedOn w:val="DefaultParagraphFont"/>
+    <w:uiPriority w:val="99"/>
+    <w:semiHidden/>
+    <w:unhideWhenUsed/>
+    <w:rsid w:val="00B52118"/>
+    <w:rPr>
+      <w:rFonts w:ascii="Courier New" w:eastAsia="Times New Roman" w:hAnsi="Courier New" w:cs="Courier New"/>
+      <w:sz w:val="20"/>
+      <w:szCs w:val="20"/>
+    </w:rPr>
+  </w:style>
+</w:styles>
+</file>
+
+<file path=word/stylesWithEffects.xml><?xml version="1.0" encoding="utf-8"?>
+<w:styles xmlns:wpc="http://schemas.microsoft.com/office/word/2010/wordprocessingCanvas" xmlns:mc="http://schemas.openxmlformats.org/markup-compatibility/2006" xmlns:o="urn:schemas-microsoft-com:office:office" xmlns:r="http://schemas.openxmlformats.org/officeDocument/2006/relationships" xmlns:m="http://schemas.openxmlformats.org/officeDocument/2006/math" xmlns:v="urn:schemas-microsoft-com:vml" xmlns:wp14="http://schemas.microsoft.com/office/word/2010/wordprocessingDrawing" xmlns:wp="http://schemas.openxmlformats.org/drawingml/2006/wordprocessingDrawing" xmlns:w10="urn:schemas-microsoft-com:office:word" xmlns:w="http://schemas.openxmlformats.org/wordprocessingml/2006/main" xmlns:w14="http://schemas.microsoft.com/office/word/2010/wordml" xmlns:wpg="http://schemas.microsoft.com/office/word/2010/wordprocessingGroup" xmlns:wpi="http://schemas.microsoft.com/office/word/2010/wordprocessingInk" xmlns:wne="http://schemas.microsoft.com/office/word/2006/wordml" xmlns:wps="http://schemas.microsoft.com/office/word/2010/wordprocessingShape" mc:Ignorable="w14 wp14">
+  <w:docDefaults>
+    <w:rPrDefault>
+      <w:rPr>
+        <w:rFonts w:asciiTheme="minorHAnsi" w:eastAsia="Times New Roman" w:hAnsiTheme="minorHAnsi" w:cstheme="minorHAnsi"/>
+        <w:sz w:val="22"/>
+        <w:szCs w:val="22"/>
+        <w:lang w:val="bg-BG" w:eastAsia="en-US" w:bidi="ar-SA"/>
+      </w:rPr>
+    </w:rPrDefault>
+    <w:pPrDefault>
+      <w:pPr>
+        <w:spacing w:after="200" w:line="276" w:lineRule="auto"/>
+      </w:pPr>
+    </w:pPrDefault>
+  </w:docDefaults>
+  <w:latentStyles w:defLockedState="0" w:defUIPriority="99" w:defSemiHidden="1" w:defUnhideWhenUsed="1" w:defQFormat="0" w:count="267">
+    <w:lsdException w:name="Normal" w:semiHidden="0" w:uiPriority="0" w:unhideWhenUsed="0" w:qFormat="1"/>
+    <w:lsdException w:name="heading 1" w:semiHidden="0" w:uiPriority="9" w:unhideWhenUsed="0" w:qFormat="1"/>
+    <w:lsdException w:name="heading 2" w:uiPriority="9" w:qFormat="1"/>
+    <w:lsdException w:name="heading 3" w:uiPriority="9" w:qFormat="1"/>
+    <w:lsdException w:name="heading 4" w:uiPriority="9" w:qFormat="1"/>
+    <w:lsdException w:name="heading 5" w:uiPriority="9" w:qFormat="1"/>
+    <w:lsdException w:name="heading 6" w:uiPriority="9" w:qFormat="1"/>
+    <w:lsdException w:name="heading 7" w:uiPriority="9" w:qFormat="1"/>
+    <w:lsdException w:name="heading 8" w:uiPriority="9" w:qFormat="1"/>
+    <w:lsdException w:name="heading 9" w:uiPriority="9" w:qFormat="1"/>
+    <w:lsdException w:name="toc 1" w:uiPriority="39"/>
+    <w:lsdException w:name="toc 2" w:uiPriority="39"/>
+    <w:lsdException w:name="toc 3" w:uiPriority="39"/>
+    <w:lsdException w:name="toc 4" w:uiPriority="39"/>
+    <w:lsdException w:name="toc 5" w:uiPriority="39"/>
+    <w:lsdException w:name="toc 6" w:uiPriority="39"/>
+    <w:lsdException w:name="toc 7" w:uiPriority="39"/>
+    <w:lsdException w:name="toc 8" w:uiPriority="39"/>
+    <w:lsdException w:name="toc 9" w:uiPriority="39"/>
+    <w:lsdException w:name="caption" w:uiPriority="35" w:qFormat="1"/>
+    <w:lsdException w:name="Title" w:semiHidden="0" w:uiPriority="10" w:unhideWhenUsed="0" w:qFormat="1"/>
+    <w:lsdException w:name="Default Paragraph Font" w:uiPriority="1"/>
+    <w:lsdException w:name="Subtitle" w:semiHidden="0" w:uiPriority="11" w:unhideWhenUsed="0" w:qFormat="1"/>
+    <w:lsdException w:name="Strong" w:semiHidden="0" w:uiPriority="22" w:unhideWhenUsed="0" w:qFormat="1"/>
+    <w:lsdException w:name="Emphasis" w:semiHidden="0" w:uiPriority="20" w:unhideWhenUsed="0" w:qFormat="1"/>
+    <w:lsdException w:name="Table Grid" w:semiHidden="0" w:uiPriority="59" w:unhideWhenUsed="0"/>
+    <w:lsdException w:name="Placeholder Text" w:unhideWhenUsed="0"/>
+    <w:lsdException w:name="No Spacing" w:semiHidden="0" w:uiPriority="1" w:unhideWhenUsed="0" w:qFormat="1"/>
+    <w:lsdException w:name="Light Shading" w:semiHidden="0" w:uiPriority="60" w:unhideWhenUsed="0"/>
+    <w:lsdException w:name="Light List" w:semiHidden="0" w:uiPriority="61" w:unhideWhenUsed="0"/>
+    <w:lsdException w:name="Light Grid" w:semiHidden="0" w:uiPriority="62" w:unhideWhenUsed="0"/>
+    <w:lsdException w:name="Medium Shading 1" w:semiHidden="0" w:uiPriority="63" w:unhideWhenUsed="0"/>
+    <w:lsdException w:name="Medium Shading 2" w:semiHidden="0" w:uiPriority="64" w:unhideWhenUsed="0"/>
+    <w:lsdException w:name="Medium List 1" w:semiHidden="0" w:uiPriority="65" w:unhideWhenUsed="0"/>
+    <w:lsdException w:name="Medium List 2" w:semiHidden="0" w:uiPriority="66" w:unhideWhenUsed="0"/>
+    <w:lsdException w:name="Medium Grid 1" w:semiHidden="0" w:uiPriority="67" w:unhideWhenUsed="0"/>
+    <w:lsdException w:name="Medium Grid 2" w:semiHidden="0" w:uiPriority="68" w:unhideWhenUsed="0"/>
+    <w:lsdException w:name="Medium Grid 3" w:semiHidden="0" w:uiPriority="69" w:unhideWhenUsed="0"/>
+    <w:lsdException w:name="Dark List" w:semiHidden="0" w:uiPriority="70" w:unhideWhenUsed="0"/>
+    <w:lsdException w:name="Colorful Shading" w:semiHidden="0" w:uiPriority="71" w:unhideWhenUsed="0"/>
+    <w:lsdException w:name="Colorful List" w:semiHidden="0" w:uiPriority="72" w:unhideWhenUsed="0"/>
+    <w:lsdException w:name="Colorful Grid" w:semiHidden="0" w:uiPriority="73" w:unhideWhenUsed="0"/>
+    <w:lsdException w:name="Light Shading Accent 1" w:semiHidden="0" w:uiPriority="60" w:unhideWhenUsed="0"/>
+    <w:lsdException w:name="Light List Accent 1" w:semiHidden="0" w:uiPriority="61" w:unhideWhenUsed="0"/>
+    <w:lsdException w:name="Light Grid Accent 1" w:semiHidden="0" w:uiPriority="62" w:unhideWhenUsed="0"/>
+    <w:lsdException w:name="Medium Shading 1 Accent 1" w:semiHidden="0" w:uiPriority="63" w:unhideWhenUsed="0"/>
+    <w:lsdException w:name="Medium Shading 2 Accent 1" w:semiHidden="0" w:uiPriority="64" w:unhideWhenUsed="0"/>
+    <w:lsdException w:name="Medium List 1 Accent 1" w:semiHidden="0" w:uiPriority="65" w:unhideWhenUsed="0"/>
+    <w:lsdException w:name="Revision" w:unhideWhenUsed="0"/>
+    <w:lsdException w:name="List Paragraph" w:semiHidden="0" w:uiPriority="34" w:unhideWhenUsed="0" w:qFormat="1"/>
+    <w:lsdException w:name="Quote" w:semiHidden="0" w:uiPriority="29" w:unhideWhenUsed="0" w:qFormat="1"/>
+    <w:lsdException w:name="Intense Quote" w:semiHidden="0" w:uiPriority="30" w:unhideWhenUsed="0" w:qFormat="1"/>
+    <w:lsdException w:name="Medium List 2 Accent 1" w:semiHidden="0" w:uiPriority="66" w:unhideWhenUsed="0"/>
+    <w:lsdException w:name="Medium Grid 1 Accent 1" w:semiHidden="0" w:uiPriority="67" w:unhideWhenUsed="0"/>
+    <w:lsdException w:name="Medium Grid 2 Accent 1" w:semiHidden="0" w:uiPriority="68" w:unhideWhenUsed="0"/>
+    <w:lsdException w:name="Medium Grid 3 Accent 1" w:semiHidden="0" w:uiPriority="69" w:unhideWhenUsed="0"/>
+    <w:lsdException w:name="Dark List Accent 1" w:semiHidden="0" w:uiPriority="70" w:unhideWhenUsed="0"/>
+    <w:lsdException w:name="Colorful Shading Accent 1" w:semiHidden="0" w:uiPriority="71" w:unhideWhenUsed="0"/>
+    <w:lsdException w:name="Colorful List Accent 1" w:semiHidden="0" w:uiPriority="72" w:unhideWhenUsed="0"/>
+    <w:lsdException w:name="Colorful Grid Accent 1" w:semiHidden="0" w:uiPriority="73" w:unhideWhenUsed="0"/>
+    <w:lsdException w:name="Light Shading Accent 2" w:semiHidden="0" w:uiPriority="60" w:unhideWhenUsed="0"/>
+    <w:lsdException w:name="Light List Accent 2" w:semiHidden="0" w:uiPriority="61" w:unhideWhenUsed="0"/>
+    <w:lsdException w:name="Light Grid Accent 2" w:semiHidden="0" w:uiPriority="62" w:unhideWhenUsed="0"/>
+    <w:lsdException w:name="Medium Shading 1 Accent 2" w:semiHidden="0" w:uiPriority="63" w:unhideWhenUsed="0"/>
+    <w:lsdException w:name="Medium Shading 2 Accent 2" w:semiHidden="0" w:uiPriority="64" w:unhideWhenUsed="0"/>
+    <w:lsdException w:name="Medium List 1 Accent 2" w:semiHidden="0" w:uiPriority="65" w:unhideWhenUsed="0"/>
+    <w:lsdException w:name="Medium List 2 Accent 2" w:semiHidden="0" w:uiPriority="66" w:unhideWhenUsed="0"/>
+    <w:lsdException w:name="Medium Grid 1 Accent 2" w:semiHidden="0" w:uiPriority="67" w:unhideWhenUsed="0"/>
+    <w:lsdException w:name="Medium Grid 2 Accent 2" w:semiHidden="0" w:uiPriority="68" w:unhideWhenUsed="0"/>
+    <w:lsdException w:name="Medium Grid 3 Accent 2" w:semiHidden="0" w:uiPriority="69" w:unhideWhenUsed="0"/>
+    <w:lsdException w:name="Dark List Accent 2" w:semiHidden="0" w:uiPriority="70" w:unhideWhenUsed="0"/>
+    <w:lsdException w:name="Colorful Shading Accent 2" w:semiHidden="0" w:uiPriority="71" w:unhideWhenUsed="0"/>
+    <w:lsdException w:name="Colorful List Accent 2" w:semiHidden="0" w:uiPriority="72" w:unhideWhenUsed="0"/>
+    <w:lsdException w:name="Colorful Grid Accent 2" w:semiHidden="0" w:uiPriority="73" w:unhideWhenUsed="0"/>
+    <w:lsdException w:name="Light Shading Accent 3" w:semiHidden="0" w:uiPriority="60" w:unhideWhenUsed="0"/>
+    <w:lsdException w:name="Light List Accent 3" w:semiHidden="0" w:uiPriority="61" w:unhideWhenUsed="0"/>
+    <w:lsdException w:name="Light Grid Accent 3" w:semiHidden="0" w:uiPriority="62" w:unhideWhenUsed="0"/>
+    <w:lsdException w:name="Medium Shading 1 Accent 3" w:semiHidden="0" w:uiPriority="63" w:unhideWhenUsed="0"/>
+    <w:lsdException w:name="Medium Shading 2 Accent 3" w:semiHidden="0" w:uiPriority="64" w:unhideWhenUsed="0"/>
+    <w:lsdException w:name="Medium List 1 Accent 3" w:semiHidden="0" w:uiPriority="65" w:unhideWhenUsed="0"/>
+    <w:lsdException w:name="Medium List 2 Accent 3" w:semiHidden="0" w:uiPriority="66" w:unhideWhenUsed="0"/>
+    <w:lsdException w:name="Medium Grid 1 Accent 3" w:semiHidden="0" w:uiPriority="67" w:unhideWhenUsed="0"/>
+    <w:lsdException w:name="Medium Grid 2 Accent 3" w:semiHidden="0" w:uiPriority="68" w:unhideWhenUsed="0"/>
+    <w:lsdException w:name="Medium Grid 3 Accent 3" w:semiHidden="0" w:uiPriority="69" w:unhideWhenUsed="0"/>
+    <w:lsdException w:name="Dark List Accent 3" w:semiHidden="0" w:uiPriority="70" w:unhideWhenUsed="0"/>
+    <w:lsdException w:name="Colorful Shading Accent 3" w:semiHidden="0" w:uiPriority="71" w:unhideWhenUsed="0"/>
+    <w:lsdException w:name="Colorful List Accent 3" w:semiHidden="0" w:uiPriority="72" w:unhideWhenUsed="0"/>
+    <w:lsdException w:name="Colorful Grid Accent 3" w:semiHidden="0" w:uiPriority="73" w:unhideWhenUsed="0"/>
+    <w:lsdException w:name="Light Shading Accent 4" w:semiHidden="0" w:uiPriority="60" w:unhideWhenUsed="0"/>
+    <w:lsdException w:name="Light List Accent 4" w:semiHidden="0" w:uiPriority="61" w:unhideWhenUsed="0"/>
+    <w:lsdException w:name="Light Grid Accent 4" w:semiHidden="0" w:uiPriority="62" w:unhideWhenUsed="0"/>
+    <w:lsdException w:name="Medium Shading 1 Accent 4" w:semiHidden="0" w:uiPriority="63" w:unhideWhenUsed="0"/>
+    <w:lsdException w:name="Medium Shading 2 Accent 4" w:semiHidden="0" w:uiPriority="64" w:unhideWhenUsed="0"/>
+    <w:lsdException w:name="Medium List 1 Accent 4" w:semiHidden="0" w:uiPriority="65" w:unhideWhenUsed="0"/>
+    <w:lsdException w:name="Medium List 2 Accent 4" w:semiHidden="0" w:uiPriority="66" w:unhideWhenUsed="0"/>
+    <w:lsdException w:name="Medium Grid 1 Accent 4" w:semiHidden="0" w:uiPriority="67" w:unhideWhenUsed="0"/>
+    <w:lsdException w:name="Medium Grid 2 Accent 4" w:semiHidden="0" w:uiPriority="68" w:unhideWhenUsed="0"/>
+    <w:lsdException w:name="Medium Grid 3 Accent 4" w:semiHidden="0" w:uiPriority="69" w:unhideWhenUsed="0"/>
+    <w:lsdException w:name="Dark List Accent 4" w:semiHidden="0" w:uiPriority="70" w:unhideWhenUsed="0"/>
+    <w:lsdException w:name="Colorful Shading Accent 4" w:semiHidden="0" w:uiPriority="71" w:unhideWhenUsed="0"/>
+    <w:lsdException w:name="Colorful List Accent 4" w:semiHidden="0" w:uiPriority="72" w:unhideWhenUsed="0"/>
+    <w:lsdException w:name="Colorful Grid Accent 4" w:semiHidden="0" w:uiPriority="73" w:unhideWhenUsed="0"/>
+    <w:lsdException w:name="Light Shading Accent 5" w:semiHidden="0" w:uiPriority="60" w:unhideWhenUsed="0"/>
+    <w:lsdException w:name="Light List Accent 5" w:semiHidden="0" w:uiPriority="61" w:unhideWhenUsed="0"/>
+    <w:lsdException w:name="Light Grid Accent 5" w:semiHidden="0" w:uiPriority="62" w:unhideWhenUsed="0"/>
+    <w:lsdException w:name="Medium Shading 1 Accent 5" w:semiHidden="0" w:uiPriority="63" w:unhideWhenUsed="0"/>
+    <w:lsdException w:name="Medium Shading 2 Accent 5" w:semiHidden="0" w:uiPriority="64" w:unhideWhenUsed="0"/>
+    <w:lsdException w:name="Medium List 1 Accent 5" w:semiHidden="0" w:uiPriority="65" w:unhideWhenUsed="0"/>
+    <w:lsdException w:name="Medium List 2 Accent 5" w:semiHidden="0" w:uiPriority="66" w:unhideWhenUsed="0"/>
+    <w:lsdException w:name="Medium Grid 1 Accent 5" w:semiHidden="0" w:uiPriority="67" w:unhideWhenUsed="0"/>
+    <w:lsdException w:name="Medium Grid 2 Accent 5" w:semiHidden="0" w:uiPriority="68" w:unhideWhenUsed="0"/>
+    <w:lsdException w:name="Medium Grid 3 Accent 5" w:semiHidden="0" w:uiPriority="69" w:unhideWhenUsed="0"/>
+    <w:lsdException w:name="Dark List Accent 5" w:semiHidden="0" w:uiPriority="70" w:unhideWhenUsed="0"/>
+    <w:lsdException w:name="Colorful Shading Accent 5" w:semiHidden="0" w:uiPriority="71" w:unhideWhenUsed="0"/>
+    <w:lsdException w:name="Colorful List Accent 5" w:semiHidden="0" w:uiPriority="72" w:unhideWhenUsed="0"/>
+    <w:lsdException w:name="Colorful Grid Accent 5" w:semiHidden="0" w:uiPriority="73" w:unhideWhenUsed="0"/>
+    <w:lsdException w:name="Light Shading Accent 6" w:semiHidden="0" w:uiPriority="60" w:unhideWhenUsed="0"/>
+    <w:lsdException w:name="Light List Accent 6" w:semiHidden="0" w:uiPriority="61" w:unhideWhenUsed="0"/>
+    <w:lsdException w:name="Light Grid Accent 6" w:semiHidden="0" w:uiPriority="62" w:unhideWhenUsed="0"/>
+    <w:lsdException w:name="Medium Shading 1 Accent 6" w:semiHidden="0" w:uiPriority="63" w:unhideWhenUsed="0"/>
+    <w:lsdException w:name="Medium Shading 2 Accent 6" w:semiHidden="0" w:uiPriority="64" w:unhideWhenUsed="0"/>
+    <w:lsdException w:name="Medium List 1 Accent 6" w:semiHidden="0" w:uiPriority="65" w:unhideWhenUsed="0"/>
+    <w:lsdException w:name="Medium List 2 Accent 6" w:semiHidden="0" w:uiPriority="66" w:unhideWhenUsed="0"/>
+    <w:lsdException w:name="Medium Grid 1 Accent 6" w:semiHidden="0" w:uiPriority="67" w:unhideWhenUsed="0"/>
+    <w:lsdException w:name="Medium Grid 2 Accent 6" w:semiHidden="0" w:uiPriority="68" w:unhideWhenUsed="0"/>
+    <w:lsdException w:name="Medium Grid 3 Accent 6" w:semiHidden="0" w:uiPriority="69" w:unhideWhenUsed="0"/>
+    <w:lsdException w:name="Dark List Accent 6" w:semiHidden="0" w:uiPriority="70" w:unhideWhenUsed="0"/>
+    <w:lsdException w:name="Colorful Shading Accent 6" w:semiHidden="0" w:uiPriority="71" w:unhideWhenUsed="0"/>
+    <w:lsdException w:name="Colorful List Accent 6" w:semiHidden="0" w:uiPriority="72" w:unhideWhenUsed="0"/>
+    <w:lsdException w:name="Colorful Grid Accent 6" w:semiHidden="0" w:uiPriority="73" w:unhideWhenUsed="0"/>
+    <w:lsdException w:name="Subtle Emphasis" w:semiHidden="0" w:uiPriority="19" w:unhideWhenUsed="0" w:qFormat="1"/>
+    <w:lsdException w:name="Intense Emphasis" w:semiHidden="0" w:uiPriority="21" w:unhideWhenUsed="0" w:qFormat="1"/>
+    <w:lsdException w:name="Subtle Reference" w:semiHidden="0" w:uiPriority="31" w:unhideWhenUsed="0" w:qFormat="1"/>
+    <w:lsdException w:name="Intense Reference" w:semiHidden="0" w:uiPriority="32" w:unhideWhenUsed="0" w:qFormat="1"/>
+    <w:lsdException w:name="Book Title" w:semiHidden="0" w:uiPriority="33" w:unhideWhenUsed="0" w:qFormat="1"/>
+    <w:lsdException w:name="Bibliography" w:uiPriority="37"/>
+    <w:lsdException w:name="TOC Heading" w:uiPriority="39" w:qFormat="1"/>
+  </w:latentStyles>
+  <w:style w:type="paragraph" w:default="1" w:styleId="Normal">
+    <w:name w:val="Normal"/>
+    <w:qFormat/>
+    <w:rsid w:val="002B3D5C"/>
+    <w:rPr>
+      <w:rFonts w:cs="Times New Roman"/>
+    </w:rPr>
+  </w:style>
+  <w:style w:type="paragraph" w:styleId="Heading1">
+    <w:name w:val="heading 1"/>
+    <w:basedOn w:val="Normal"/>
+    <w:next w:val="Normal"/>
+    <w:link w:val="Heading1Char"/>
+    <w:uiPriority w:val="9"/>
+    <w:qFormat/>
+    <w:rsid w:val="00A45680"/>
+    <w:pPr>
+      <w:keepNext/>
+      <w:keepLines/>
+      <w:spacing w:before="480" w:after="0"/>
+      <w:outlineLvl w:val="0"/>
+    </w:pPr>
+    <w:rPr>
+      <w:rFonts w:asciiTheme="majorHAnsi" w:eastAsiaTheme="majorEastAsia" w:hAnsiTheme="majorHAnsi"/>
+      <w:b/>
+      <w:bCs/>
+      <w:color w:val="365F91" w:themeColor="accent1" w:themeShade="BF"/>
+      <w:sz w:val="28"/>
+      <w:szCs w:val="28"/>
+    </w:rPr>
+  </w:style>
+  <w:style w:type="paragraph" w:styleId="Heading2">
+    <w:name w:val="heading 2"/>
+    <w:basedOn w:val="Normal"/>
+    <w:next w:val="Normal"/>
+    <w:link w:val="Heading2Char"/>
+    <w:uiPriority w:val="9"/>
+    <w:unhideWhenUsed/>
+    <w:qFormat/>
+    <w:rsid w:val="00A45680"/>
+    <w:pPr>
+      <w:keepNext/>
+      <w:keepLines/>
+      <w:spacing w:before="200" w:after="0"/>
+      <w:outlineLvl w:val="1"/>
+    </w:pPr>
+    <w:rPr>
+      <w:rFonts w:asciiTheme="majorHAnsi" w:eastAsiaTheme="majorEastAsia" w:hAnsiTheme="majorHAnsi"/>
+      <w:b/>
+      <w:bCs/>
+      <w:color w:val="4F81BD" w:themeColor="accent1"/>
+      <w:sz w:val="26"/>
+      <w:szCs w:val="26"/>
+    </w:rPr>
+  </w:style>
+  <w:style w:type="paragraph" w:styleId="Heading3">
+    <w:name w:val="heading 3"/>
+    <w:basedOn w:val="Normal"/>
+    <w:next w:val="Normal"/>
+    <w:link w:val="Heading3Char"/>
+    <w:uiPriority w:val="9"/>
+    <w:unhideWhenUsed/>
+    <w:qFormat/>
+    <w:rsid w:val="00663D82"/>
+    <w:pPr>
+      <w:keepNext/>
+      <w:keepLines/>
+      <w:spacing w:before="200" w:after="0"/>
+      <w:outlineLvl w:val="2"/>
+    </w:pPr>
+    <w:rPr>
+      <w:rFonts w:asciiTheme="majorHAnsi" w:eastAsiaTheme="majorEastAsia" w:hAnsiTheme="majorHAnsi"/>
+      <w:b/>
+      <w:bCs/>
+      <w:color w:val="4F81BD" w:themeColor="accent1"/>
+    </w:rPr>
+  </w:style>
+  <w:style w:type="paragraph" w:styleId="Heading4">
+    <w:name w:val="heading 4"/>
+    <w:basedOn w:val="Normal"/>
+    <w:next w:val="Normal"/>
+    <w:link w:val="Heading4Char"/>
+    <w:uiPriority w:val="9"/>
+    <w:semiHidden/>
+    <w:unhideWhenUsed/>
+    <w:qFormat/>
+    <w:rsid w:val="00CA41A6"/>
+    <w:pPr>
+      <w:keepNext/>
+      <w:keepLines/>
+      <w:spacing w:before="200" w:after="0"/>
+      <w:outlineLvl w:val="3"/>
+    </w:pPr>
+    <w:rPr>
+      <w:rFonts w:asciiTheme="majorHAnsi" w:eastAsiaTheme="majorEastAsia" w:hAnsiTheme="majorHAnsi" w:cstheme="majorBidi"/>
+      <w:b/>
+      <w:bCs/>
+      <w:i/>
+      <w:iCs/>
+      <w:color w:val="4F81BD" w:themeColor="accent1"/>
+    </w:rPr>
+  </w:style>
+  <w:style w:type="character" w:default="1" w:styleId="DefaultParagraphFont">
+    <w:name w:val="Default Paragraph Font"/>
+    <w:uiPriority w:val="1"/>
     <w:unhideWhenUsed/>
   </w:style>
   <w:style w:type="table" w:default="1" w:styleId="TableNormal">
@@ -15163,7 +18137,7 @@
 </file>
 
 <file path=customXml/itemProps1.xml><?xml version="1.0" encoding="utf-8"?>
-<ds:datastoreItem xmlns:ds="http://schemas.openxmlformats.org/officeDocument/2006/customXml" ds:itemID="{964583FF-65E5-4992-A378-1F8B2927BBEC}">
+<ds:datastoreItem xmlns:ds="http://schemas.openxmlformats.org/officeDocument/2006/customXml" ds:itemID="{71B6E3EB-6051-4F6A-93F5-EA789228A075}">
   <ds:schemaRefs>
     <ds:schemaRef ds:uri="http://schemas.openxmlformats.org/officeDocument/2006/bibliography"/>
   </ds:schemaRefs>

--- a/doctemplate_and_requirements/documentation_template.docx
+++ b/doctemplate_and_requirements/documentation_template.docx
@@ -1,6 +1,6 @@
 
 <file path=word/document.xml><?xml version="1.0" encoding="utf-8"?>
-<w:document xmlns:wpc="http://schemas.microsoft.com/office/word/2010/wordprocessingCanvas" xmlns:mc="http://schemas.openxmlformats.org/markup-compatibility/2006" xmlns:o="urn:schemas-microsoft-com:office:office" xmlns:r="http://schemas.openxmlformats.org/officeDocument/2006/relationships" xmlns:m="http://schemas.openxmlformats.org/officeDocument/2006/math" xmlns:v="urn:schemas-microsoft-com:vml" xmlns:wp14="http://schemas.microsoft.com/office/word/2010/wordprocessingDrawing" xmlns:wp="http://schemas.openxmlformats.org/drawingml/2006/wordprocessingDrawing" xmlns:w10="urn:schemas-microsoft-com:office:word" xmlns:w="http://schemas.openxmlformats.org/wordprocessingml/2006/main" xmlns:w14="http://schemas.microsoft.com/office/word/2010/wordml" xmlns:wpg="http://schemas.microsoft.com/office/word/2010/wordprocessingGroup" xmlns:wpi="http://schemas.microsoft.com/office/word/2010/wordprocessingInk" xmlns:wne="http://schemas.microsoft.com/office/word/2006/wordml" xmlns:wps="http://schemas.microsoft.com/office/word/2010/wordprocessingShape" mc:Ignorable="w14 wp14">
+<w:document xmlns:wpc="http://schemas.microsoft.com/office/word/2010/wordprocessingCanvas" xmlns:cx="http://schemas.microsoft.com/office/drawing/2014/chartex" xmlns:cx1="http://schemas.microsoft.com/office/drawing/2015/9/8/chartex" xmlns:cx2="http://schemas.microsoft.com/office/drawing/2015/10/21/chartex" xmlns:cx3="http://schemas.microsoft.com/office/drawing/2016/5/9/chartex" xmlns:cx4="http://schemas.microsoft.com/office/drawing/2016/5/10/chartex" xmlns:cx5="http://schemas.microsoft.com/office/drawing/2016/5/11/chartex" xmlns:cx6="http://schemas.microsoft.com/office/drawing/2016/5/12/chartex" xmlns:cx7="http://schemas.microsoft.com/office/drawing/2016/5/13/chartex" xmlns:cx8="http://schemas.microsoft.com/office/drawing/2016/5/14/chartex" xmlns:mc="http://schemas.openxmlformats.org/markup-compatibility/2006" xmlns:aink="http://schemas.microsoft.com/office/drawing/2016/ink" xmlns:am3d="http://schemas.microsoft.com/office/drawing/2017/model3d" xmlns:o="urn:schemas-microsoft-com:office:office" xmlns:oel="http://schemas.microsoft.com/office/2019/extlst" xmlns:r="http://schemas.openxmlformats.org/officeDocument/2006/relationships" xmlns:m="http://schemas.openxmlformats.org/officeDocument/2006/math" xmlns:v="urn:schemas-microsoft-com:vml" xmlns:wp14="http://schemas.microsoft.com/office/word/2010/wordprocessingDrawing" xmlns:wp="http://schemas.openxmlformats.org/drawingml/2006/wordprocessingDrawing" xmlns:w10="urn:schemas-microsoft-com:office:word" xmlns:w="http://schemas.openxmlformats.org/wordprocessingml/2006/main" xmlns:w14="http://schemas.microsoft.com/office/word/2010/wordml" xmlns:w15="http://schemas.microsoft.com/office/word/2012/wordml" xmlns:w16cex="http://schemas.microsoft.com/office/word/2018/wordml/cex" xmlns:w16cid="http://schemas.microsoft.com/office/word/2016/wordml/cid" xmlns:w16="http://schemas.microsoft.com/office/word/2018/wordml" xmlns:w16du="http://schemas.microsoft.com/office/word/2023/wordml/word16du" xmlns:w16sdtdh="http://schemas.microsoft.com/office/word/2020/wordml/sdtdatahash" xmlns:w16sdtfl="http://schemas.microsoft.com/office/word/2024/wordml/sdtformatlock" xmlns:w16se="http://schemas.microsoft.com/office/word/2015/wordml/symex" xmlns:wpg="http://schemas.microsoft.com/office/word/2010/wordprocessingGroup" xmlns:wpi="http://schemas.microsoft.com/office/word/2010/wordprocessingInk" xmlns:wne="http://schemas.microsoft.com/office/word/2006/wordml" xmlns:wps="http://schemas.microsoft.com/office/word/2010/wordprocessingShape" mc:Ignorable="w14 w15 w16se w16cid w16 w16cex w16sdtdh w16sdtfl w16du wp14">
   <w:body>
     <w:p>
       <w:pPr>
@@ -679,7 +679,7 @@
     </w:p>
     <w:p>
       <w:pPr>
-        <w:pStyle w:val="Heading1"/>
+        <w:pStyle w:val="1"/>
       </w:pPr>
       <w:r>
         <w:t>ТЕМА:</w:t>
@@ -761,7 +761,7 @@
     </w:p>
     <w:p>
       <w:pPr>
-        <w:pStyle w:val="Heading2"/>
+        <w:pStyle w:val="2"/>
         <w:rPr>
           <w:sz w:val="22"/>
           <w:szCs w:val="22"/>
@@ -803,7 +803,7 @@
     </w:p>
     <w:p>
       <w:pPr>
-        <w:pStyle w:val="Heading2"/>
+        <w:pStyle w:val="2"/>
         <w:rPr>
           <w:sz w:val="22"/>
           <w:szCs w:val="22"/>
@@ -1826,7 +1826,7 @@
     </w:p>
     <w:p>
       <w:pPr>
-        <w:pStyle w:val="ListParagraph"/>
+        <w:pStyle w:val="a"/>
         <w:numPr>
           <w:ilvl w:val="0"/>
           <w:numId w:val="5"/>
@@ -1847,7 +1847,7 @@
     </w:p>
     <w:p>
       <w:pPr>
-        <w:pStyle w:val="ListParagraph"/>
+        <w:pStyle w:val="a"/>
         <w:numPr>
           <w:ilvl w:val="0"/>
           <w:numId w:val="0"/>
@@ -1877,7 +1877,7 @@
     </w:p>
     <w:p>
       <w:pPr>
-        <w:pStyle w:val="ListParagraph"/>
+        <w:pStyle w:val="a"/>
         <w:numPr>
           <w:ilvl w:val="0"/>
           <w:numId w:val="0"/>
@@ -1892,7 +1892,7 @@
     </w:p>
     <w:p>
       <w:pPr>
-        <w:pStyle w:val="ListParagraph"/>
+        <w:pStyle w:val="a"/>
         <w:numPr>
           <w:ilvl w:val="1"/>
           <w:numId w:val="5"/>
@@ -1913,7 +1913,7 @@
     </w:p>
     <w:p>
       <w:pPr>
-        <w:pStyle w:val="ListParagraph"/>
+        <w:pStyle w:val="a"/>
         <w:numPr>
           <w:ilvl w:val="0"/>
           <w:numId w:val="0"/>
@@ -1928,7 +1928,7 @@
     </w:p>
     <w:p>
       <w:pPr>
-        <w:pStyle w:val="ListParagraph"/>
+        <w:pStyle w:val="a"/>
         <w:numPr>
           <w:ilvl w:val="1"/>
           <w:numId w:val="5"/>
@@ -1992,7 +1992,7 @@
     </w:p>
     <w:p>
       <w:pPr>
-        <w:pStyle w:val="ListParagraph"/>
+        <w:pStyle w:val="a"/>
         <w:numPr>
           <w:ilvl w:val="0"/>
           <w:numId w:val="7"/>
@@ -2012,7 +2012,7 @@
     </w:p>
     <w:p>
       <w:pPr>
-        <w:pStyle w:val="ListParagraph"/>
+        <w:pStyle w:val="a"/>
         <w:numPr>
           <w:ilvl w:val="0"/>
           <w:numId w:val="0"/>
@@ -2032,7 +2032,7 @@
     </w:p>
     <w:p>
       <w:pPr>
-        <w:pStyle w:val="ListParagraph"/>
+        <w:pStyle w:val="a"/>
         <w:numPr>
           <w:ilvl w:val="0"/>
           <w:numId w:val="0"/>
@@ -2046,7 +2046,7 @@
     </w:p>
     <w:p>
       <w:pPr>
-        <w:pStyle w:val="ListParagraph"/>
+        <w:pStyle w:val="a"/>
         <w:numPr>
           <w:ilvl w:val="0"/>
           <w:numId w:val="7"/>
@@ -2066,7 +2066,7 @@
     </w:p>
     <w:p>
       <w:pPr>
-        <w:pStyle w:val="ListParagraph"/>
+        <w:pStyle w:val="a"/>
         <w:numPr>
           <w:ilvl w:val="0"/>
           <w:numId w:val="0"/>
@@ -2086,7 +2086,7 @@
     </w:p>
     <w:p>
       <w:pPr>
-        <w:pStyle w:val="ListParagraph"/>
+        <w:pStyle w:val="a"/>
         <w:numPr>
           <w:ilvl w:val="0"/>
           <w:numId w:val="0"/>
@@ -2100,7 +2100,7 @@
     </w:p>
     <w:p>
       <w:pPr>
-        <w:pStyle w:val="ListParagraph"/>
+        <w:pStyle w:val="a"/>
         <w:numPr>
           <w:ilvl w:val="0"/>
           <w:numId w:val="7"/>
@@ -2120,7 +2120,7 @@
     </w:p>
     <w:p>
       <w:pPr>
-        <w:pStyle w:val="ListParagraph"/>
+        <w:pStyle w:val="a"/>
         <w:numPr>
           <w:ilvl w:val="0"/>
           <w:numId w:val="0"/>
@@ -2140,7 +2140,7 @@
     </w:p>
     <w:p>
       <w:pPr>
-        <w:pStyle w:val="ListParagraph"/>
+        <w:pStyle w:val="a"/>
         <w:numPr>
           <w:ilvl w:val="0"/>
           <w:numId w:val="0"/>
@@ -2175,7 +2175,7 @@
     </w:p>
     <w:p>
       <w:pPr>
-        <w:pStyle w:val="Heading2"/>
+        <w:pStyle w:val="2"/>
         <w:rPr>
           <w:sz w:val="22"/>
           <w:szCs w:val="22"/>
@@ -2443,7 +2443,7 @@
     </w:p>
     <w:p>
       <w:pPr>
-        <w:pStyle w:val="Heading2"/>
+        <w:pStyle w:val="2"/>
         <w:rPr>
           <w:sz w:val="22"/>
           <w:szCs w:val="22"/>
@@ -2633,7 +2633,7 @@
       </w:pPr>
       <w:r>
         <w:rPr>
-          <w:rStyle w:val="Strong"/>
+          <w:rStyle w:val="a9"/>
           <w:rFonts w:eastAsiaTheme="majorEastAsia"/>
           <w:b w:val="0"/>
         </w:rPr>
@@ -2641,7 +2641,7 @@
       </w:r>
       <w:r>
         <w:rPr>
-          <w:rStyle w:val="Strong"/>
+          <w:rStyle w:val="a9"/>
           <w:rFonts w:eastAsiaTheme="majorEastAsia"/>
           <w:b w:val="0"/>
           <w:lang w:val="en-US"/>
@@ -2889,7 +2889,7 @@
       </w:pPr>
       <w:r>
         <w:rPr>
-          <w:rStyle w:val="Strong"/>
+          <w:rStyle w:val="a9"/>
           <w:rFonts w:eastAsiaTheme="majorEastAsia"/>
           <w:b w:val="0"/>
         </w:rPr>
@@ -2944,7 +2944,7 @@
     </w:p>
     <w:p>
       <w:pPr>
-        <w:pStyle w:val="Heading2"/>
+        <w:pStyle w:val="2"/>
         <w:rPr>
           <w:sz w:val="22"/>
           <w:szCs w:val="22"/>
@@ -3088,7 +3088,21 @@
         <w:rPr>
           <w:lang w:val="en-US"/>
         </w:rPr>
-        <w:t xml:space="preserve"> за </w:t>
+        <w:t xml:space="preserve"> </w:t>
+      </w:r>
+      <w:proofErr w:type="spellStart"/>
+      <w:r>
+        <w:rPr>
+          <w:lang w:val="en-US"/>
+        </w:rPr>
+        <w:t>за</w:t>
+      </w:r>
+      <w:proofErr w:type="spellEnd"/>
+      <w:r>
+        <w:rPr>
+          <w:lang w:val="en-US"/>
+        </w:rPr>
+        <w:t xml:space="preserve"> </w:t>
       </w:r>
       <w:proofErr w:type="spellStart"/>
       <w:r>
@@ -3102,7 +3116,35 @@
         <w:rPr>
           <w:lang w:val="en-US"/>
         </w:rPr>
-        <w:t xml:space="preserve"> на заявки </w:t>
+        <w:t xml:space="preserve"> </w:t>
+      </w:r>
+      <w:proofErr w:type="spellStart"/>
+      <w:r>
+        <w:rPr>
+          <w:lang w:val="en-US"/>
+        </w:rPr>
+        <w:t>на</w:t>
+      </w:r>
+      <w:proofErr w:type="spellEnd"/>
+      <w:r>
+        <w:rPr>
+          <w:lang w:val="en-US"/>
+        </w:rPr>
+        <w:t xml:space="preserve"> </w:t>
+      </w:r>
+      <w:proofErr w:type="spellStart"/>
+      <w:r>
+        <w:rPr>
+          <w:lang w:val="en-US"/>
+        </w:rPr>
+        <w:t>заявки</w:t>
+      </w:r>
+      <w:proofErr w:type="spellEnd"/>
+      <w:r>
+        <w:rPr>
+          <w:lang w:val="en-US"/>
+        </w:rPr>
+        <w:t xml:space="preserve"> </w:t>
       </w:r>
       <w:proofErr w:type="spellStart"/>
       <w:r>
@@ -3118,12 +3160,14 @@
         </w:rPr>
         <w:t xml:space="preserve"> </w:t>
       </w:r>
+      <w:proofErr w:type="spellStart"/>
       <w:r>
         <w:rPr>
           <w:lang w:val="en-US"/>
         </w:rPr>
         <w:t>index.php</w:t>
       </w:r>
+      <w:proofErr w:type="spellEnd"/>
       <w:r>
         <w:t xml:space="preserve"> и блокиране на такива към файлове със сензитивна информация,</w:t>
       </w:r>
@@ -3307,36 +3351,20 @@
       <w:r>
         <w:t xml:space="preserve">В </w:t>
       </w:r>
-      <w:proofErr w:type="spellStart"/>
-      <w:r>
-        <w:rPr>
-          <w:lang w:val="en-US"/>
-        </w:rPr>
-        <w:t>config</w:t>
-      </w:r>
-      <w:proofErr w:type="spellEnd"/>
-      <w:r>
-        <w:rPr>
-          <w:lang w:val="en-US"/>
-        </w:rPr>
-        <w:t>/</w:t>
+      <w:r>
+        <w:rPr>
+          <w:lang w:val="en-US"/>
+        </w:rPr>
+        <w:t>config/</w:t>
       </w:r>
       <w:r>
         <w:t>.</w:t>
       </w:r>
-      <w:proofErr w:type="spellStart"/>
-      <w:r>
-        <w:rPr>
-          <w:lang w:val="en-US"/>
-        </w:rPr>
-        <w:t>env</w:t>
-      </w:r>
-      <w:proofErr w:type="spellEnd"/>
-      <w:r>
-        <w:rPr>
-          <w:lang w:val="en-US"/>
-        </w:rPr>
-        <w:t xml:space="preserve"> </w:t>
+      <w:r>
+        <w:rPr>
+          <w:lang w:val="en-US"/>
+        </w:rPr>
+        <w:t xml:space="preserve">env </w:t>
       </w:r>
       <w:r>
         <w:t xml:space="preserve">като стойност на </w:t>
@@ -3350,19 +3378,11 @@
       <w:r>
         <w:t xml:space="preserve">се слага </w:t>
       </w:r>
-      <w:proofErr w:type="spellStart"/>
-      <w:r>
-        <w:rPr>
-          <w:lang w:val="en-US"/>
-        </w:rPr>
-        <w:t>auth</w:t>
-      </w:r>
-      <w:proofErr w:type="spellEnd"/>
-      <w:r>
-        <w:rPr>
-          <w:lang w:val="en-US"/>
-        </w:rPr>
-        <w:t xml:space="preserve"> token</w:t>
+      <w:r>
+        <w:rPr>
+          <w:lang w:val="en-US"/>
+        </w:rPr>
+        <w:t>auth token</w:t>
       </w:r>
       <w:r>
         <w:t>, който скриптове и други системи могат да ползват за достъп до някои функционалности на системата</w:t>
@@ -3373,13 +3393,13 @@
       <w:hyperlink w:anchor="api" w:history="1">
         <w:r>
           <w:rPr>
-            <w:rStyle w:val="Hyperlink"/>
+            <w:rStyle w:val="a4"/>
           </w:rPr>
           <w:t>(повече информация)</w:t>
         </w:r>
         <w:r>
           <w:rPr>
-            <w:rStyle w:val="Hyperlink"/>
+            <w:rStyle w:val="a4"/>
             <w:sz w:val="18"/>
             <w:szCs w:val="18"/>
           </w:rPr>
@@ -3389,7 +3409,7 @@
     </w:p>
     <w:p>
       <w:pPr>
-        <w:pStyle w:val="Heading2"/>
+        <w:pStyle w:val="2"/>
         <w:rPr>
           <w:sz w:val="22"/>
           <w:szCs w:val="22"/>
@@ -3448,7 +3468,7 @@
                     <pic:cNvPicPr/>
                   </pic:nvPicPr>
                   <pic:blipFill>
-                    <a:blip r:embed="rId7">
+                    <a:blip r:embed="rId6">
                       <a:extLst>
                         <a:ext uri="{28A0092B-C50C-407E-A947-70E740481C1C}">
                           <a14:useLocalDpi xmlns:a14="http://schemas.microsoft.com/office/drawing/2010/main" val="0"/>
@@ -3564,7 +3584,7 @@
                     <pic:cNvPicPr/>
                   </pic:nvPicPr>
                   <pic:blipFill>
-                    <a:blip r:embed="rId8">
+                    <a:blip r:embed="rId7">
                       <a:extLst>
                         <a:ext uri="{28A0092B-C50C-407E-A947-70E740481C1C}">
                           <a14:useLocalDpi xmlns:a14="http://schemas.microsoft.com/office/drawing/2010/main" val="0"/>
@@ -3767,7 +3787,7 @@
                     <pic:cNvPicPr/>
                   </pic:nvPicPr>
                   <pic:blipFill>
-                    <a:blip r:embed="rId9">
+                    <a:blip r:embed="rId8">
                       <a:extLst>
                         <a:ext uri="{28A0092B-C50C-407E-A947-70E740481C1C}">
                           <a14:useLocalDpi xmlns:a14="http://schemas.microsoft.com/office/drawing/2010/main" val="0"/>
@@ -3979,21 +3999,29 @@
         <w:t>id-</w:t>
       </w:r>
       <w:r>
-        <w:t>тата на всички турнири,чието име съвпада или съдържа даден подстринг на името (</w:t>
-      </w:r>
-      <w:proofErr w:type="spellStart"/>
-      <w:r>
-        <w:rPr>
-          <w:lang w:val="en-US"/>
-        </w:rPr>
-        <w:t>str</w:t>
-      </w:r>
-      <w:proofErr w:type="spellEnd"/>
-      <w:r>
-        <w:rPr>
-          <w:lang w:val="en-US"/>
-        </w:rPr>
-        <w:t>)</w:t>
+        <w:t xml:space="preserve">тата на всички </w:t>
+      </w:r>
+      <w:proofErr w:type="spellStart"/>
+      <w:r>
+        <w:t>турнири,чието</w:t>
+      </w:r>
+      <w:proofErr w:type="spellEnd"/>
+      <w:r>
+        <w:t xml:space="preserve"> име съвпада или съдържа даден </w:t>
+      </w:r>
+      <w:proofErr w:type="spellStart"/>
+      <w:r>
+        <w:t>подстринг</w:t>
+      </w:r>
+      <w:proofErr w:type="spellEnd"/>
+      <w:r>
+        <w:t xml:space="preserve"> на името (</w:t>
+      </w:r>
+      <w:r>
+        <w:rPr>
+          <w:lang w:val="en-US"/>
+        </w:rPr>
+        <w:t>str)</w:t>
       </w:r>
       <w:r>
         <w:t>.</w:t>
@@ -4057,41 +4085,39 @@
         <w:rPr>
           <w:lang w:val="en-US"/>
         </w:rPr>
-        <w:t xml:space="preserve"> на CSV_API_TOKEN </w:t>
+        <w:t xml:space="preserve"> </w:t>
+      </w:r>
+      <w:proofErr w:type="spellStart"/>
+      <w:r>
+        <w:rPr>
+          <w:lang w:val="en-US"/>
+        </w:rPr>
+        <w:t>на</w:t>
+      </w:r>
+      <w:proofErr w:type="spellEnd"/>
+      <w:r>
+        <w:rPr>
+          <w:lang w:val="en-US"/>
+        </w:rPr>
+        <w:t xml:space="preserve"> CSV_API_TOKEN </w:t>
       </w:r>
       <w:r>
         <w:t>във файла .</w:t>
       </w:r>
-      <w:proofErr w:type="spellStart"/>
-      <w:r>
-        <w:rPr>
-          <w:lang w:val="en-US"/>
-        </w:rPr>
-        <w:t>env</w:t>
-      </w:r>
-      <w:proofErr w:type="spellEnd"/>
-      <w:r>
-        <w:rPr>
-          <w:lang w:val="en-US"/>
-        </w:rPr>
-        <w:t xml:space="preserve"> </w:t>
+      <w:r>
+        <w:rPr>
+          <w:lang w:val="en-US"/>
+        </w:rPr>
+        <w:t xml:space="preserve">env </w:t>
       </w:r>
       <w:r>
         <w:t xml:space="preserve"> в </w:t>
       </w:r>
-      <w:proofErr w:type="spellStart"/>
-      <w:r>
-        <w:rPr>
-          <w:lang w:val="en-US"/>
-        </w:rPr>
-        <w:t>config</w:t>
-      </w:r>
-      <w:proofErr w:type="spellEnd"/>
-      <w:r>
-        <w:rPr>
-          <w:lang w:val="en-US"/>
-        </w:rPr>
-        <w:t xml:space="preserve"> </w:t>
+      <w:r>
+        <w:rPr>
+          <w:lang w:val="en-US"/>
+        </w:rPr>
+        <w:t xml:space="preserve">config </w:t>
       </w:r>
       <w:r>
         <w:t>директорията.</w:t>
@@ -4108,159 +4134,197 @@
           <w:lang w:val="en-US"/>
         </w:rPr>
       </w:pPr>
+      <w:r>
+        <w:rPr>
+          <w:lang w:val="en-US"/>
+        </w:rPr>
+        <w:t>curl -H "Authorization: {token}</w:t>
+      </w:r>
       <w:proofErr w:type="gramStart"/>
       <w:r>
         <w:rPr>
           <w:lang w:val="en-US"/>
         </w:rPr>
+        <w:t>"  "</w:t>
+      </w:r>
+      <w:proofErr w:type="gramEnd"/>
+      <w:r>
+        <w:rPr>
+          <w:lang w:val="en-US"/>
+        </w:rPr>
+        <w:t>{</w:t>
+      </w:r>
+      <w:proofErr w:type="spellStart"/>
+      <w:r>
+        <w:rPr>
+          <w:lang w:val="en-US"/>
+        </w:rPr>
+        <w:t>project_root</w:t>
+      </w:r>
+      <w:proofErr w:type="spellEnd"/>
+      <w:r>
+        <w:rPr>
+          <w:lang w:val="en-US"/>
+        </w:rPr>
+        <w:t>}</w:t>
+      </w:r>
+      <w:r>
+        <w:rPr>
+          <w:lang w:val="en-US"/>
+        </w:rPr>
+        <w:t>/</w:t>
+      </w:r>
+      <w:proofErr w:type="spellStart"/>
+      <w:r>
+        <w:rPr>
+          <w:lang w:val="en-US"/>
+        </w:rPr>
+        <w:t>tournament-results?tournament_id</w:t>
+      </w:r>
+      <w:proofErr w:type="spellEnd"/>
+      <w:r>
+        <w:rPr>
+          <w:lang w:val="en-US"/>
+        </w:rPr>
+        <w:t>={id}"</w:t>
+      </w:r>
+    </w:p>
+    <w:p>
+      <w:r>
+        <w:rPr>
+          <w:lang w:val="en-US"/>
+        </w:rPr>
+        <w:t>curl -H "Authorization: {token}</w:t>
+      </w:r>
+      <w:proofErr w:type="gramStart"/>
+      <w:r>
+        <w:rPr>
+          <w:lang w:val="en-US"/>
+        </w:rPr>
+        <w:t>"  "</w:t>
+      </w:r>
+      <w:proofErr w:type="gramEnd"/>
+      <w:r>
+        <w:rPr>
+          <w:lang w:val="en-US"/>
+        </w:rPr>
+        <w:t>{</w:t>
+      </w:r>
+      <w:proofErr w:type="spellStart"/>
+      <w:r>
+        <w:rPr>
+          <w:lang w:val="en-US"/>
+        </w:rPr>
+        <w:t>project_root</w:t>
+      </w:r>
+      <w:proofErr w:type="spellEnd"/>
+      <w:r>
+        <w:rPr>
+          <w:lang w:val="en-US"/>
+        </w:rPr>
+        <w:t>}</w:t>
+      </w:r>
+      <w:r>
+        <w:rPr>
+          <w:lang w:val="en-US"/>
+        </w:rPr>
+        <w:t>/</w:t>
+      </w:r>
+      <w:proofErr w:type="spellStart"/>
+      <w:r>
+        <w:rPr>
+          <w:lang w:val="en-US"/>
+        </w:rPr>
+        <w:t>show-tournaments?str</w:t>
+      </w:r>
+      <w:proofErr w:type="spellEnd"/>
+      <w:r>
+        <w:rPr>
+          <w:lang w:val="en-US"/>
+        </w:rPr>
+        <w:t>={</w:t>
+      </w:r>
+      <w:proofErr w:type="spellStart"/>
+      <w:r>
+        <w:rPr>
+          <w:lang w:val="en-US"/>
+        </w:rPr>
+        <w:t>substr</w:t>
+      </w:r>
+      <w:proofErr w:type="spellEnd"/>
+      <w:r>
+        <w:rPr>
+          <w:lang w:val="en-US"/>
+        </w:rPr>
+        <w:t>}"</w:t>
+      </w:r>
+    </w:p>
+    <w:p>
+      <w:r>
+        <w:t>Примери:</w:t>
+      </w:r>
+    </w:p>
+    <w:p>
+      <w:proofErr w:type="spellStart"/>
+      <w:r>
         <w:t>curl</w:t>
       </w:r>
-      <w:proofErr w:type="gramEnd"/>
-      <w:r>
-        <w:rPr>
-          <w:lang w:val="en-US"/>
-        </w:rPr>
-        <w:t xml:space="preserve"> -H "Authorization: {token}"  "{</w:t>
-      </w:r>
-      <w:proofErr w:type="spellStart"/>
-      <w:r>
-        <w:rPr>
-          <w:lang w:val="en-US"/>
-        </w:rPr>
-        <w:t>project_root</w:t>
-      </w:r>
-      <w:proofErr w:type="spellEnd"/>
-      <w:r>
-        <w:rPr>
-          <w:lang w:val="en-US"/>
-        </w:rPr>
-        <w:t>}</w:t>
-      </w:r>
-      <w:r>
-        <w:rPr>
-          <w:lang w:val="en-US"/>
-        </w:rPr>
-        <w:t>/</w:t>
-      </w:r>
-      <w:proofErr w:type="spellStart"/>
-      <w:r>
-        <w:rPr>
-          <w:lang w:val="en-US"/>
-        </w:rPr>
-        <w:t>tournament-results?tournament_id</w:t>
-      </w:r>
-      <w:proofErr w:type="spellEnd"/>
-      <w:r>
-        <w:rPr>
-          <w:lang w:val="en-US"/>
-        </w:rPr>
-        <w:t>={id}"</w:t>
-      </w:r>
-    </w:p>
-    <w:p>
-      <w:proofErr w:type="gramStart"/>
-      <w:r>
-        <w:rPr>
-          <w:lang w:val="en-US"/>
-        </w:rPr>
+      <w:proofErr w:type="spellEnd"/>
+      <w:r>
+        <w:t xml:space="preserve"> -H "</w:t>
+      </w:r>
+      <w:proofErr w:type="spellStart"/>
+      <w:r>
+        <w:t>Authorization</w:t>
+      </w:r>
+      <w:proofErr w:type="spellEnd"/>
+      <w:r>
+        <w:t xml:space="preserve">: </w:t>
+      </w:r>
+      <w:proofErr w:type="spellStart"/>
+      <w:r>
+        <w:rPr>
+          <w:lang w:val="en-US"/>
+        </w:rPr>
+        <w:t>someToken</w:t>
+      </w:r>
+      <w:proofErr w:type="spellEnd"/>
+      <w:r>
+        <w:t>" "http://loc</w:t>
+      </w:r>
+      <w:r>
+        <w:t>alhost/tournament-manager</w:t>
+      </w:r>
+      <w:r>
+        <w:t>/show-tournaments?str=c"</w:t>
+      </w:r>
+    </w:p>
+    <w:p>
+      <w:r>
+        <w:t>﻿ID,Име</w:t>
+      </w:r>
+    </w:p>
+    <w:p>
+      <w:r>
+        <w:t>3,"CS 2 турнир"</w:t>
+      </w:r>
+    </w:p>
+    <w:p>
+      <w:proofErr w:type="spellStart"/>
+      <w:r>
         <w:t>curl</w:t>
       </w:r>
-      <w:proofErr w:type="gramEnd"/>
-      <w:r>
-        <w:rPr>
-          <w:lang w:val="en-US"/>
-        </w:rPr>
-        <w:t xml:space="preserve"> -H "Authorization: {token}"  "{</w:t>
-      </w:r>
-      <w:proofErr w:type="spellStart"/>
-      <w:r>
-        <w:rPr>
-          <w:lang w:val="en-US"/>
-        </w:rPr>
-        <w:t>project_root</w:t>
-      </w:r>
-      <w:proofErr w:type="spellEnd"/>
-      <w:r>
-        <w:rPr>
-          <w:lang w:val="en-US"/>
-        </w:rPr>
-        <w:t>}</w:t>
-      </w:r>
-      <w:r>
-        <w:rPr>
-          <w:lang w:val="en-US"/>
-        </w:rPr>
-        <w:t>/</w:t>
-      </w:r>
-      <w:proofErr w:type="spellStart"/>
-      <w:r>
-        <w:rPr>
-          <w:lang w:val="en-US"/>
-        </w:rPr>
-        <w:t>show-tournaments?str</w:t>
-      </w:r>
-      <w:proofErr w:type="spellEnd"/>
-      <w:r>
-        <w:rPr>
-          <w:lang w:val="en-US"/>
-        </w:rPr>
-        <w:t>={</w:t>
-      </w:r>
-      <w:proofErr w:type="spellStart"/>
-      <w:r>
-        <w:rPr>
-          <w:lang w:val="en-US"/>
-        </w:rPr>
-        <w:t>substr</w:t>
-      </w:r>
-      <w:proofErr w:type="spellEnd"/>
-      <w:r>
-        <w:rPr>
-          <w:lang w:val="en-US"/>
-        </w:rPr>
-        <w:t>}"</w:t>
-      </w:r>
-    </w:p>
-    <w:p>
-      <w:r>
-        <w:t>Примери:</w:t>
-      </w:r>
-    </w:p>
-    <w:p>
-      <w:r>
-        <w:t xml:space="preserve">curl -H "Authorization: </w:t>
-      </w:r>
-      <w:proofErr w:type="spellStart"/>
-      <w:r>
-        <w:rPr>
-          <w:lang w:val="en-US"/>
-        </w:rPr>
-        <w:t>someToken</w:t>
-      </w:r>
-      <w:proofErr w:type="spellEnd"/>
-      <w:r>
-        <w:t>" "http://loc</w:t>
-      </w:r>
-      <w:r>
-        <w:t>alhost/tournament-manager</w:t>
-      </w:r>
-      <w:r>
-        <w:t>/show-tournaments?str=c"</w:t>
-      </w:r>
-    </w:p>
-    <w:p>
-      <w:r>
-        <w:t>﻿ID,Име</w:t>
-      </w:r>
-    </w:p>
-    <w:p>
-      <w:r>
-        <w:t>3,"CS 2 турнир"</w:t>
-      </w:r>
-    </w:p>
-    <w:p>
-      <w:r>
-        <w:t xml:space="preserve">curl -H "Authorization: </w:t>
+      <w:proofErr w:type="spellEnd"/>
+      <w:r>
+        <w:t xml:space="preserve"> -H "</w:t>
+      </w:r>
+      <w:proofErr w:type="spellStart"/>
+      <w:r>
+        <w:t>Authorization</w:t>
+      </w:r>
+      <w:proofErr w:type="spellEnd"/>
+      <w:r>
+        <w:t xml:space="preserve">: </w:t>
       </w:r>
       <w:proofErr w:type="spellStart"/>
       <w:r>
@@ -4301,7 +4365,7 @@
     </w:p>
     <w:p>
       <w:pPr>
-        <w:pStyle w:val="Heading2"/>
+        <w:pStyle w:val="2"/>
         <w:rPr>
           <w:sz w:val="22"/>
           <w:szCs w:val="22"/>
@@ -4310,7 +4374,7 @@
     </w:p>
     <w:p>
       <w:pPr>
-        <w:pStyle w:val="Heading2"/>
+        <w:pStyle w:val="2"/>
         <w:rPr>
           <w:sz w:val="18"/>
           <w:szCs w:val="18"/>
@@ -4375,7 +4439,7 @@
     </w:p>
     <w:p>
       <w:pPr>
-        <w:pStyle w:val="ListParagraph"/>
+        <w:pStyle w:val="a"/>
         <w:numPr>
           <w:ilvl w:val="0"/>
           <w:numId w:val="11"/>
@@ -4387,7 +4451,7 @@
     </w:p>
     <w:p>
       <w:pPr>
-        <w:pStyle w:val="ListParagraph"/>
+        <w:pStyle w:val="a"/>
         <w:numPr>
           <w:ilvl w:val="0"/>
           <w:numId w:val="11"/>
@@ -4461,21 +4525,7 @@
         <w:rPr>
           <w:lang w:val="en-US"/>
         </w:rPr>
-        <w:t>”, “</w:t>
-      </w:r>
-      <w:proofErr w:type="spellStart"/>
-      <w:r>
-        <w:rPr>
-          <w:lang w:val="en-US"/>
-        </w:rPr>
-        <w:t>kris</w:t>
-      </w:r>
-      <w:proofErr w:type="spellEnd"/>
-      <w:r>
-        <w:rPr>
-          <w:lang w:val="en-US"/>
-        </w:rPr>
-        <w:t xml:space="preserve">”, </w:t>
+        <w:t xml:space="preserve">”, “kris”, </w:t>
       </w:r>
       <w:r>
         <w:t>като влизане</w:t>
@@ -4510,10 +4560,10 @@
       <w:r>
         <w:t xml:space="preserve">Всички имейл адреси са от вида </w:t>
       </w:r>
-      <w:hyperlink r:id="rId10" w:history="1">
+      <w:hyperlink r:id="rId9" w:history="1">
         <w:r>
           <w:rPr>
-            <w:rStyle w:val="Hyperlink"/>
+            <w:rStyle w:val="a4"/>
             <w:lang w:val="en-US"/>
           </w:rPr>
           <w:t>gosho@gmail.com</w:t>
@@ -4525,10 +4575,10 @@
         </w:rPr>
         <w:t xml:space="preserve">, </w:t>
       </w:r>
-      <w:hyperlink r:id="rId11" w:history="1">
+      <w:hyperlink r:id="rId10" w:history="1">
         <w:r>
           <w:rPr>
-            <w:rStyle w:val="Hyperlink"/>
+            <w:rStyle w:val="a4"/>
             <w:lang w:val="en-US"/>
           </w:rPr>
           <w:t>pesho@gmail.com</w:t>
@@ -4589,7 +4639,7 @@
     </w:p>
     <w:p>
       <w:pPr>
-        <w:pStyle w:val="ListParagraph"/>
+        <w:pStyle w:val="a"/>
         <w:numPr>
           <w:ilvl w:val="0"/>
           <w:numId w:val="12"/>
@@ -4707,7 +4757,7 @@
     </w:p>
     <w:p>
       <w:pPr>
-        <w:pStyle w:val="ListParagraph"/>
+        <w:pStyle w:val="a"/>
         <w:numPr>
           <w:ilvl w:val="0"/>
           <w:numId w:val="12"/>
@@ -4764,7 +4814,7 @@
     </w:p>
     <w:p>
       <w:pPr>
-        <w:pStyle w:val="ListParagraph"/>
+        <w:pStyle w:val="a"/>
         <w:numPr>
           <w:ilvl w:val="0"/>
           <w:numId w:val="12"/>
@@ -4886,7 +4936,7 @@
     </w:p>
     <w:p>
       <w:pPr>
-        <w:pStyle w:val="ListParagraph"/>
+        <w:pStyle w:val="a"/>
         <w:numPr>
           <w:ilvl w:val="0"/>
           <w:numId w:val="13"/>
@@ -4913,7 +4963,7 @@
     </w:p>
     <w:p>
       <w:pPr>
-        <w:pStyle w:val="ListParagraph"/>
+        <w:pStyle w:val="a"/>
         <w:numPr>
           <w:ilvl w:val="0"/>
           <w:numId w:val="13"/>
@@ -4947,7 +4997,7 @@
     </w:p>
     <w:p>
       <w:pPr>
-        <w:pStyle w:val="Heading2"/>
+        <w:pStyle w:val="2"/>
         <w:rPr>
           <w:sz w:val="22"/>
           <w:szCs w:val="22"/>
@@ -5189,6 +5239,7 @@
           <w:lang w:val="en-US"/>
         </w:rPr>
       </w:pPr>
+      <w:proofErr w:type="spellStart"/>
       <w:r>
         <w:rPr>
           <w:b/>
@@ -5197,6 +5248,7 @@
         </w:rPr>
         <w:t>register.php</w:t>
       </w:r>
+      <w:proofErr w:type="spellEnd"/>
       <w:r>
         <w:rPr>
           <w:lang w:val="en-US"/>
@@ -5264,7 +5316,21 @@
         <w:rPr>
           <w:lang w:val="en-US"/>
         </w:rPr>
-        <w:t xml:space="preserve"> за </w:t>
+        <w:t xml:space="preserve"> </w:t>
+      </w:r>
+      <w:proofErr w:type="spellStart"/>
+      <w:r>
+        <w:rPr>
+          <w:lang w:val="en-US"/>
+        </w:rPr>
+        <w:t>за</w:t>
+      </w:r>
+      <w:proofErr w:type="spellEnd"/>
+      <w:r>
+        <w:rPr>
+          <w:lang w:val="en-US"/>
+        </w:rPr>
+        <w:t xml:space="preserve"> </w:t>
       </w:r>
       <w:proofErr w:type="spellStart"/>
       <w:r>
@@ -5503,21 +5569,35 @@
         <w:rPr>
           <w:lang w:val="en-US"/>
         </w:rPr>
-        <w:t xml:space="preserve"> – </w:t>
-      </w:r>
-      <w:proofErr w:type="spellStart"/>
-      <w:r>
-        <w:rPr>
-          <w:lang w:val="en-US"/>
-        </w:rPr>
-        <w:t>Примерна</w:t>
-      </w:r>
-      <w:proofErr w:type="spellEnd"/>
-      <w:r>
-        <w:rPr>
-          <w:lang w:val="en-US"/>
-        </w:rPr>
-        <w:t xml:space="preserve"> информация за </w:t>
+        <w:t xml:space="preserve"> – Примерна </w:t>
+      </w:r>
+      <w:proofErr w:type="spellStart"/>
+      <w:r>
+        <w:rPr>
+          <w:lang w:val="en-US"/>
+        </w:rPr>
+        <w:t>информация</w:t>
+      </w:r>
+      <w:proofErr w:type="spellEnd"/>
+      <w:r>
+        <w:rPr>
+          <w:lang w:val="en-US"/>
+        </w:rPr>
+        <w:t xml:space="preserve"> </w:t>
+      </w:r>
+      <w:proofErr w:type="spellStart"/>
+      <w:r>
+        <w:rPr>
+          <w:lang w:val="en-US"/>
+        </w:rPr>
+        <w:t>за</w:t>
+      </w:r>
+      <w:proofErr w:type="spellEnd"/>
+      <w:r>
+        <w:rPr>
+          <w:lang w:val="en-US"/>
+        </w:rPr>
+        <w:t xml:space="preserve"> </w:t>
       </w:r>
       <w:proofErr w:type="spellStart"/>
       <w:r>
@@ -5607,7 +5687,35 @@
         <w:rPr>
           <w:lang w:val="en-US"/>
         </w:rPr>
-        <w:t xml:space="preserve"> на турнири </w:t>
+        <w:t xml:space="preserve"> </w:t>
+      </w:r>
+      <w:proofErr w:type="spellStart"/>
+      <w:r>
+        <w:rPr>
+          <w:lang w:val="en-US"/>
+        </w:rPr>
+        <w:t>на</w:t>
+      </w:r>
+      <w:proofErr w:type="spellEnd"/>
+      <w:r>
+        <w:rPr>
+          <w:lang w:val="en-US"/>
+        </w:rPr>
+        <w:t xml:space="preserve"> </w:t>
+      </w:r>
+      <w:proofErr w:type="spellStart"/>
+      <w:r>
+        <w:rPr>
+          <w:lang w:val="en-US"/>
+        </w:rPr>
+        <w:t>турнири</w:t>
+      </w:r>
+      <w:proofErr w:type="spellEnd"/>
+      <w:r>
+        <w:rPr>
+          <w:lang w:val="en-US"/>
+        </w:rPr>
+        <w:t xml:space="preserve"> </w:t>
       </w:r>
       <w:proofErr w:type="spellStart"/>
       <w:r>
@@ -5635,7 +5743,21 @@
         <w:rPr>
           <w:lang w:val="en-US"/>
         </w:rPr>
-        <w:t xml:space="preserve"> на </w:t>
+        <w:t xml:space="preserve"> </w:t>
+      </w:r>
+      <w:proofErr w:type="spellStart"/>
+      <w:r>
+        <w:rPr>
+          <w:lang w:val="en-US"/>
+        </w:rPr>
+        <w:t>на</w:t>
+      </w:r>
+      <w:proofErr w:type="spellEnd"/>
+      <w:r>
+        <w:rPr>
+          <w:lang w:val="en-US"/>
+        </w:rPr>
+        <w:t xml:space="preserve"> </w:t>
       </w:r>
       <w:proofErr w:type="spellStart"/>
       <w:r>
@@ -5675,23 +5797,13 @@
           <w:lang w:val="en-US"/>
         </w:rPr>
       </w:pPr>
-      <w:proofErr w:type="spellStart"/>
       <w:r>
         <w:rPr>
           <w:b/>
           <w:bCs/>
           <w:lang w:val="en-US"/>
         </w:rPr>
-        <w:t>config</w:t>
-      </w:r>
-      <w:proofErr w:type="spellEnd"/>
-      <w:r>
-        <w:rPr>
-          <w:b/>
-          <w:bCs/>
-          <w:lang w:val="en-US"/>
-        </w:rPr>
-        <w:t>/</w:t>
+        <w:t>config/</w:t>
       </w:r>
       <w:proofErr w:type="spellStart"/>
       <w:r>
@@ -5770,7 +5882,6 @@
           <w:lang w:val="en-US"/>
         </w:rPr>
       </w:pPr>
-      <w:proofErr w:type="spellStart"/>
       <w:r>
         <w:rPr>
           <w:b/>
@@ -5778,27 +5889,8 @@
           <w:lang w:val="en-US"/>
         </w:rPr>
         <w:lastRenderedPageBreak/>
-        <w:t>config</w:t>
-      </w:r>
-      <w:proofErr w:type="spellEnd"/>
-      <w:r>
-        <w:rPr>
-          <w:b/>
-          <w:bCs/>
-          <w:lang w:val="en-US"/>
-        </w:rPr>
-        <w:t>/.</w:t>
-      </w:r>
-      <w:proofErr w:type="spellStart"/>
-      <w:r>
-        <w:rPr>
-          <w:b/>
-          <w:bCs/>
-          <w:lang w:val="en-US"/>
-        </w:rPr>
-        <w:t>env</w:t>
-      </w:r>
-      <w:proofErr w:type="spellEnd"/>
+        <w:t>config/.env</w:t>
+      </w:r>
       <w:r>
         <w:rPr>
           <w:lang w:val="en-US"/>
@@ -5901,7 +5993,21 @@
         <w:rPr>
           <w:lang w:val="en-US"/>
         </w:rPr>
-        <w:t xml:space="preserve"> за </w:t>
+        <w:t xml:space="preserve"> </w:t>
+      </w:r>
+      <w:proofErr w:type="spellStart"/>
+      <w:r>
+        <w:rPr>
+          <w:lang w:val="en-US"/>
+        </w:rPr>
+        <w:t>за</w:t>
+      </w:r>
+      <w:proofErr w:type="spellEnd"/>
+      <w:r>
+        <w:rPr>
+          <w:lang w:val="en-US"/>
+        </w:rPr>
+        <w:t xml:space="preserve"> </w:t>
       </w:r>
       <w:proofErr w:type="spellStart"/>
       <w:r>
@@ -5964,130 +6070,152 @@
           <w:lang w:val="en-US"/>
         </w:rPr>
       </w:pPr>
-      <w:proofErr w:type="spellStart"/>
       <w:r>
         <w:rPr>
           <w:b/>
           <w:bCs/>
           <w:lang w:val="en-US"/>
         </w:rPr>
-        <w:t>config</w:t>
-      </w:r>
-      <w:proofErr w:type="spellEnd"/>
+        <w:t>config/</w:t>
+      </w:r>
+      <w:proofErr w:type="spellStart"/>
       <w:r>
         <w:rPr>
           <w:b/>
           <w:bCs/>
           <w:lang w:val="en-US"/>
         </w:rPr>
-        <w:t>/</w:t>
-      </w:r>
-      <w:proofErr w:type="spellStart"/>
-      <w:r>
+        <w:t>config.php</w:t>
+      </w:r>
+      <w:proofErr w:type="spellEnd"/>
+      <w:r>
+        <w:rPr>
+          <w:lang w:val="en-US"/>
+        </w:rPr>
+        <w:t xml:space="preserve"> – </w:t>
+      </w:r>
+      <w:proofErr w:type="spellStart"/>
+      <w:r>
+        <w:rPr>
+          <w:lang w:val="en-US"/>
+        </w:rPr>
+        <w:t>Съдържа</w:t>
+      </w:r>
+      <w:proofErr w:type="spellEnd"/>
+      <w:r>
+        <w:rPr>
+          <w:lang w:val="en-US"/>
+        </w:rPr>
+        <w:t xml:space="preserve"> </w:t>
+      </w:r>
+      <w:proofErr w:type="spellStart"/>
+      <w:r>
+        <w:rPr>
+          <w:lang w:val="en-US"/>
+        </w:rPr>
+        <w:t>пътя</w:t>
+      </w:r>
+      <w:proofErr w:type="spellEnd"/>
+      <w:r>
+        <w:rPr>
+          <w:lang w:val="en-US"/>
+        </w:rPr>
+        <w:t xml:space="preserve"> </w:t>
+      </w:r>
+      <w:proofErr w:type="spellStart"/>
+      <w:r>
+        <w:rPr>
+          <w:lang w:val="en-US"/>
+        </w:rPr>
+        <w:t>към</w:t>
+      </w:r>
+      <w:proofErr w:type="spellEnd"/>
+      <w:r>
+        <w:rPr>
+          <w:lang w:val="en-US"/>
+        </w:rPr>
+        <w:t xml:space="preserve"> root </w:t>
+      </w:r>
+      <w:proofErr w:type="spellStart"/>
+      <w:r>
+        <w:rPr>
+          <w:lang w:val="en-US"/>
+        </w:rPr>
+        <w:t>директорията</w:t>
+      </w:r>
+      <w:proofErr w:type="spellEnd"/>
+      <w:r>
+        <w:rPr>
+          <w:lang w:val="en-US"/>
+        </w:rPr>
+        <w:t xml:space="preserve"> </w:t>
+      </w:r>
+      <w:proofErr w:type="spellStart"/>
+      <w:r>
+        <w:rPr>
+          <w:lang w:val="en-US"/>
+        </w:rPr>
+        <w:t>на</w:t>
+      </w:r>
+      <w:proofErr w:type="spellEnd"/>
+      <w:r>
+        <w:rPr>
+          <w:lang w:val="en-US"/>
+        </w:rPr>
+        <w:t xml:space="preserve"> </w:t>
+      </w:r>
+      <w:proofErr w:type="spellStart"/>
+      <w:r>
+        <w:rPr>
+          <w:lang w:val="en-US"/>
+        </w:rPr>
+        <w:t>проекта</w:t>
+      </w:r>
+      <w:proofErr w:type="spellEnd"/>
+    </w:p>
+    <w:p>
+      <w:pPr>
         <w:rPr>
           <w:b/>
           <w:bCs/>
           <w:lang w:val="en-US"/>
         </w:rPr>
-        <w:t>config.php</w:t>
-      </w:r>
-      <w:proofErr w:type="spellEnd"/>
-      <w:r>
-        <w:rPr>
-          <w:lang w:val="en-US"/>
-        </w:rPr>
-        <w:t xml:space="preserve"> – </w:t>
-      </w:r>
-      <w:proofErr w:type="spellStart"/>
-      <w:r>
-        <w:rPr>
-          <w:lang w:val="en-US"/>
-        </w:rPr>
-        <w:t>Съдържа</w:t>
-      </w:r>
-      <w:proofErr w:type="spellEnd"/>
-      <w:r>
-        <w:rPr>
-          <w:lang w:val="en-US"/>
-        </w:rPr>
-        <w:t xml:space="preserve"> </w:t>
-      </w:r>
-      <w:proofErr w:type="spellStart"/>
-      <w:r>
-        <w:rPr>
-          <w:lang w:val="en-US"/>
-        </w:rPr>
-        <w:t>пътя</w:t>
-      </w:r>
-      <w:proofErr w:type="spellEnd"/>
-      <w:r>
-        <w:rPr>
-          <w:lang w:val="en-US"/>
-        </w:rPr>
-        <w:t xml:space="preserve"> </w:t>
-      </w:r>
-      <w:proofErr w:type="spellStart"/>
-      <w:r>
-        <w:rPr>
-          <w:lang w:val="en-US"/>
-        </w:rPr>
-        <w:t>към</w:t>
-      </w:r>
-      <w:proofErr w:type="spellEnd"/>
-      <w:r>
-        <w:rPr>
-          <w:lang w:val="en-US"/>
-        </w:rPr>
-        <w:t xml:space="preserve"> root </w:t>
-      </w:r>
-      <w:proofErr w:type="spellStart"/>
-      <w:r>
-        <w:rPr>
-          <w:lang w:val="en-US"/>
-        </w:rPr>
-        <w:t>директорията</w:t>
-      </w:r>
-      <w:proofErr w:type="spellEnd"/>
-      <w:r>
-        <w:rPr>
-          <w:lang w:val="en-US"/>
-        </w:rPr>
-        <w:t xml:space="preserve"> на </w:t>
-      </w:r>
-      <w:proofErr w:type="spellStart"/>
-      <w:r>
-        <w:rPr>
-          <w:lang w:val="en-US"/>
-        </w:rPr>
-        <w:t>проекта</w:t>
-      </w:r>
-      <w:proofErr w:type="spellEnd"/>
-    </w:p>
-    <w:p>
-      <w:pPr>
+      </w:pPr>
+      <w:proofErr w:type="spellStart"/>
+      <w:r>
         <w:rPr>
           <w:b/>
           <w:bCs/>
           <w:lang w:val="en-US"/>
         </w:rPr>
-      </w:pPr>
-      <w:proofErr w:type="spellStart"/>
+        <w:t>Помощни</w:t>
+      </w:r>
+      <w:proofErr w:type="spellEnd"/>
       <w:r>
         <w:rPr>
           <w:b/>
           <w:bCs/>
           <w:lang w:val="en-US"/>
         </w:rPr>
-        <w:t>Помощни</w:t>
-      </w:r>
-      <w:proofErr w:type="spellEnd"/>
+        <w:t xml:space="preserve"> </w:t>
+      </w:r>
+      <w:proofErr w:type="spellStart"/>
       <w:r>
         <w:rPr>
           <w:b/>
           <w:bCs/>
           <w:lang w:val="en-US"/>
         </w:rPr>
-        <w:t xml:space="preserve"> файлове (helpers)</w:t>
+        <w:t>файлове</w:t>
+      </w:r>
+      <w:proofErr w:type="spellEnd"/>
+      <w:r>
+        <w:rPr>
+          <w:b/>
+          <w:bCs/>
+          <w:lang w:val="en-US"/>
+        </w:rPr>
+        <w:t xml:space="preserve"> (helpers)</w:t>
       </w:r>
     </w:p>
     <w:p>
@@ -6150,7 +6278,21 @@
         <w:rPr>
           <w:lang w:val="en-US"/>
         </w:rPr>
-        <w:t xml:space="preserve"> за </w:t>
+        <w:t xml:space="preserve"> </w:t>
+      </w:r>
+      <w:proofErr w:type="spellStart"/>
+      <w:r>
+        <w:rPr>
+          <w:lang w:val="en-US"/>
+        </w:rPr>
+        <w:t>за</w:t>
+      </w:r>
+      <w:proofErr w:type="spellEnd"/>
+      <w:r>
+        <w:rPr>
+          <w:lang w:val="en-US"/>
+        </w:rPr>
+        <w:t xml:space="preserve"> </w:t>
       </w:r>
       <w:proofErr w:type="spellStart"/>
       <w:r>
@@ -6164,7 +6306,21 @@
         <w:rPr>
           <w:lang w:val="en-US"/>
         </w:rPr>
-        <w:t xml:space="preserve"> на </w:t>
+        <w:t xml:space="preserve"> </w:t>
+      </w:r>
+      <w:proofErr w:type="spellStart"/>
+      <w:r>
+        <w:rPr>
+          <w:lang w:val="en-US"/>
+        </w:rPr>
+        <w:t>на</w:t>
+      </w:r>
+      <w:proofErr w:type="spellEnd"/>
+      <w:r>
+        <w:rPr>
+          <w:lang w:val="en-US"/>
+        </w:rPr>
+        <w:t xml:space="preserve"> </w:t>
       </w:r>
       <w:proofErr w:type="spellStart"/>
       <w:r>
@@ -6178,7 +6334,21 @@
         <w:rPr>
           <w:lang w:val="en-US"/>
         </w:rPr>
-        <w:t xml:space="preserve"> на </w:t>
+        <w:t xml:space="preserve"> </w:t>
+      </w:r>
+      <w:proofErr w:type="spellStart"/>
+      <w:r>
+        <w:rPr>
+          <w:lang w:val="en-US"/>
+        </w:rPr>
+        <w:t>на</w:t>
+      </w:r>
+      <w:proofErr w:type="spellEnd"/>
+      <w:r>
+        <w:rPr>
+          <w:lang w:val="en-US"/>
+        </w:rPr>
+        <w:t xml:space="preserve"> </w:t>
       </w:r>
       <w:proofErr w:type="spellStart"/>
       <w:r>
@@ -6235,7 +6405,21 @@
         <w:rPr>
           <w:lang w:val="en-US"/>
         </w:rPr>
-        <w:t xml:space="preserve"> на </w:t>
+        <w:t xml:space="preserve"> </w:t>
+      </w:r>
+      <w:proofErr w:type="spellStart"/>
+      <w:r>
+        <w:rPr>
+          <w:lang w:val="en-US"/>
+        </w:rPr>
+        <w:t>на</w:t>
+      </w:r>
+      <w:proofErr w:type="spellEnd"/>
+      <w:r>
+        <w:rPr>
+          <w:lang w:val="en-US"/>
+        </w:rPr>
+        <w:t xml:space="preserve"> </w:t>
       </w:r>
       <w:proofErr w:type="spellStart"/>
       <w:r>
@@ -6462,7 +6646,25 @@
           <w:bCs/>
           <w:lang w:val="en-US"/>
         </w:rPr>
-        <w:t xml:space="preserve"> файлове (handlers)</w:t>
+        <w:t xml:space="preserve"> </w:t>
+      </w:r>
+      <w:proofErr w:type="spellStart"/>
+      <w:r>
+        <w:rPr>
+          <w:b/>
+          <w:bCs/>
+          <w:lang w:val="en-US"/>
+        </w:rPr>
+        <w:t>файлове</w:t>
+      </w:r>
+      <w:proofErr w:type="spellEnd"/>
+      <w:r>
+        <w:rPr>
+          <w:b/>
+          <w:bCs/>
+          <w:lang w:val="en-US"/>
+        </w:rPr>
+        <w:t xml:space="preserve"> (handlers)</w:t>
       </w:r>
     </w:p>
     <w:p>
@@ -6475,11 +6677,33 @@
           <w:lang w:val="en-US"/>
         </w:rPr>
       </w:pPr>
-      <w:r>
-        <w:rPr>
-          <w:lang w:val="en-US"/>
-        </w:rPr>
-        <w:t xml:space="preserve">Управление на </w:t>
+      <w:proofErr w:type="spellStart"/>
+      <w:r>
+        <w:rPr>
+          <w:lang w:val="en-US"/>
+        </w:rPr>
+        <w:t>Управление</w:t>
+      </w:r>
+      <w:proofErr w:type="spellEnd"/>
+      <w:r>
+        <w:rPr>
+          <w:lang w:val="en-US"/>
+        </w:rPr>
+        <w:t xml:space="preserve"> </w:t>
+      </w:r>
+      <w:proofErr w:type="spellStart"/>
+      <w:r>
+        <w:rPr>
+          <w:lang w:val="en-US"/>
+        </w:rPr>
+        <w:t>на</w:t>
+      </w:r>
+      <w:proofErr w:type="spellEnd"/>
+      <w:r>
+        <w:rPr>
+          <w:lang w:val="en-US"/>
+        </w:rPr>
+        <w:t xml:space="preserve"> </w:t>
       </w:r>
       <w:proofErr w:type="spellStart"/>
       <w:r>
@@ -6591,7 +6815,21 @@
         <w:rPr>
           <w:lang w:val="en-US"/>
         </w:rPr>
-        <w:t>Участие в турнири (</w:t>
+        <w:t xml:space="preserve">Участие в </w:t>
+      </w:r>
+      <w:proofErr w:type="spellStart"/>
+      <w:r>
+        <w:rPr>
+          <w:lang w:val="en-US"/>
+        </w:rPr>
+        <w:t>турнири</w:t>
+      </w:r>
+      <w:proofErr w:type="spellEnd"/>
+      <w:r>
+        <w:rPr>
+          <w:lang w:val="en-US"/>
+        </w:rPr>
+        <w:t xml:space="preserve"> (</w:t>
       </w:r>
       <w:proofErr w:type="spellStart"/>
       <w:r>
@@ -6632,11 +6870,19 @@
           <w:lang w:val="en-US"/>
         </w:rPr>
       </w:pPr>
-      <w:r>
-        <w:rPr>
-          <w:lang w:val="en-US"/>
-        </w:rPr>
-        <w:t>Турнири (</w:t>
+      <w:proofErr w:type="spellStart"/>
+      <w:r>
+        <w:rPr>
+          <w:lang w:val="en-US"/>
+        </w:rPr>
+        <w:t>Турнири</w:t>
+      </w:r>
+      <w:proofErr w:type="spellEnd"/>
+      <w:r>
+        <w:rPr>
+          <w:lang w:val="en-US"/>
+        </w:rPr>
+        <w:t xml:space="preserve"> (</w:t>
       </w:r>
       <w:proofErr w:type="spellStart"/>
       <w:r>
@@ -6678,7 +6924,21 @@
         <w:rPr>
           <w:lang w:val="en-US"/>
         </w:rPr>
-        <w:t xml:space="preserve"> на </w:t>
+        <w:t xml:space="preserve"> </w:t>
+      </w:r>
+      <w:proofErr w:type="spellStart"/>
+      <w:r>
+        <w:rPr>
+          <w:lang w:val="en-US"/>
+        </w:rPr>
+        <w:t>на</w:t>
+      </w:r>
+      <w:proofErr w:type="spellEnd"/>
+      <w:r>
+        <w:rPr>
+          <w:lang w:val="en-US"/>
+        </w:rPr>
+        <w:t xml:space="preserve"> </w:t>
       </w:r>
       <w:proofErr w:type="spellStart"/>
       <w:r>
@@ -6717,7 +6977,21 @@
         <w:rPr>
           <w:lang w:val="en-US"/>
         </w:rPr>
-        <w:t xml:space="preserve"> на </w:t>
+        <w:t xml:space="preserve"> </w:t>
+      </w:r>
+      <w:proofErr w:type="spellStart"/>
+      <w:r>
+        <w:rPr>
+          <w:lang w:val="en-US"/>
+        </w:rPr>
+        <w:t>на</w:t>
+      </w:r>
+      <w:proofErr w:type="spellEnd"/>
+      <w:r>
+        <w:rPr>
+          <w:lang w:val="en-US"/>
+        </w:rPr>
+        <w:t xml:space="preserve"> </w:t>
       </w:r>
       <w:proofErr w:type="spellStart"/>
       <w:r>
@@ -6807,7 +7081,35 @@
         <w:rPr>
           <w:lang w:val="en-US"/>
         </w:rPr>
-        <w:t xml:space="preserve"> – CSS файлове за </w:t>
+        <w:t xml:space="preserve"> – CSS </w:t>
+      </w:r>
+      <w:proofErr w:type="spellStart"/>
+      <w:r>
+        <w:rPr>
+          <w:lang w:val="en-US"/>
+        </w:rPr>
+        <w:t>файлове</w:t>
+      </w:r>
+      <w:proofErr w:type="spellEnd"/>
+      <w:r>
+        <w:rPr>
+          <w:lang w:val="en-US"/>
+        </w:rPr>
+        <w:t xml:space="preserve"> </w:t>
+      </w:r>
+      <w:proofErr w:type="spellStart"/>
+      <w:r>
+        <w:rPr>
+          <w:lang w:val="en-US"/>
+        </w:rPr>
+        <w:t>за</w:t>
+      </w:r>
+      <w:proofErr w:type="spellEnd"/>
+      <w:r>
+        <w:rPr>
+          <w:lang w:val="en-US"/>
+        </w:rPr>
+        <w:t xml:space="preserve"> </w:t>
       </w:r>
       <w:proofErr w:type="spellStart"/>
       <w:r>
@@ -6821,7 +7123,21 @@
         <w:rPr>
           <w:lang w:val="en-US"/>
         </w:rPr>
-        <w:t xml:space="preserve"> на </w:t>
+        <w:t xml:space="preserve"> </w:t>
+      </w:r>
+      <w:proofErr w:type="spellStart"/>
+      <w:r>
+        <w:rPr>
+          <w:lang w:val="en-US"/>
+        </w:rPr>
+        <w:t>на</w:t>
+      </w:r>
+      <w:proofErr w:type="spellEnd"/>
+      <w:r>
+        <w:rPr>
+          <w:lang w:val="en-US"/>
+        </w:rPr>
+        <w:t xml:space="preserve"> </w:t>
       </w:r>
       <w:proofErr w:type="spellStart"/>
       <w:r>
@@ -6854,7 +7170,35 @@
         <w:rPr>
           <w:lang w:val="en-US"/>
         </w:rPr>
-        <w:t xml:space="preserve"> – JavaScript файлове за </w:t>
+        <w:t xml:space="preserve"> – JavaScript </w:t>
+      </w:r>
+      <w:proofErr w:type="spellStart"/>
+      <w:r>
+        <w:rPr>
+          <w:lang w:val="en-US"/>
+        </w:rPr>
+        <w:t>файлове</w:t>
+      </w:r>
+      <w:proofErr w:type="spellEnd"/>
+      <w:r>
+        <w:rPr>
+          <w:lang w:val="en-US"/>
+        </w:rPr>
+        <w:t xml:space="preserve"> </w:t>
+      </w:r>
+      <w:proofErr w:type="spellStart"/>
+      <w:r>
+        <w:rPr>
+          <w:lang w:val="en-US"/>
+        </w:rPr>
+        <w:t>за</w:t>
+      </w:r>
+      <w:proofErr w:type="spellEnd"/>
+      <w:r>
+        <w:rPr>
+          <w:lang w:val="en-US"/>
+        </w:rPr>
+        <w:t xml:space="preserve"> </w:t>
       </w:r>
       <w:proofErr w:type="spellStart"/>
       <w:r>
@@ -6913,7 +7257,35 @@
         <w:rPr>
           <w:lang w:val="en-US"/>
         </w:rPr>
-        <w:t xml:space="preserve"> на турнири в </w:t>
+        <w:t xml:space="preserve"> </w:t>
+      </w:r>
+      <w:proofErr w:type="spellStart"/>
+      <w:r>
+        <w:rPr>
+          <w:lang w:val="en-US"/>
+        </w:rPr>
+        <w:t>на</w:t>
+      </w:r>
+      <w:proofErr w:type="spellEnd"/>
+      <w:r>
+        <w:rPr>
+          <w:lang w:val="en-US"/>
+        </w:rPr>
+        <w:t xml:space="preserve"> </w:t>
+      </w:r>
+      <w:proofErr w:type="spellStart"/>
+      <w:r>
+        <w:rPr>
+          <w:lang w:val="en-US"/>
+        </w:rPr>
+        <w:t>турнири</w:t>
+      </w:r>
+      <w:proofErr w:type="spellEnd"/>
+      <w:r>
+        <w:rPr>
+          <w:lang w:val="en-US"/>
+        </w:rPr>
+        <w:t xml:space="preserve"> в </w:t>
       </w:r>
       <w:proofErr w:type="spellStart"/>
       <w:r>
@@ -6927,8 +7299,16 @@
         <w:rPr>
           <w:lang w:val="en-US"/>
         </w:rPr>
-        <w:t xml:space="preserve"> страница</w:t>
-      </w:r>
+        <w:t xml:space="preserve"> </w:t>
+      </w:r>
+      <w:proofErr w:type="spellStart"/>
+      <w:r>
+        <w:rPr>
+          <w:lang w:val="en-US"/>
+        </w:rPr>
+        <w:t>страница</w:t>
+      </w:r>
+      <w:proofErr w:type="spellEnd"/>
     </w:p>
     <w:p>
       <w:pPr>
@@ -7000,7 +7380,21 @@
         <w:rPr>
           <w:lang w:val="en-US"/>
         </w:rPr>
-        <w:t xml:space="preserve"> на </w:t>
+        <w:t xml:space="preserve"> </w:t>
+      </w:r>
+      <w:proofErr w:type="spellStart"/>
+      <w:r>
+        <w:rPr>
+          <w:lang w:val="en-US"/>
+        </w:rPr>
+        <w:t>на</w:t>
+      </w:r>
+      <w:proofErr w:type="spellEnd"/>
+      <w:r>
+        <w:rPr>
+          <w:lang w:val="en-US"/>
+        </w:rPr>
+        <w:t xml:space="preserve"> </w:t>
       </w:r>
       <w:proofErr w:type="spellStart"/>
       <w:r>
@@ -7039,7 +7433,21 @@
         <w:rPr>
           <w:lang w:val="en-US"/>
         </w:rPr>
-        <w:t xml:space="preserve"> на </w:t>
+        <w:t xml:space="preserve"> </w:t>
+      </w:r>
+      <w:proofErr w:type="spellStart"/>
+      <w:r>
+        <w:rPr>
+          <w:lang w:val="en-US"/>
+        </w:rPr>
+        <w:t>на</w:t>
+      </w:r>
+      <w:proofErr w:type="spellEnd"/>
+      <w:r>
+        <w:rPr>
+          <w:lang w:val="en-US"/>
+        </w:rPr>
+        <w:t xml:space="preserve"> </w:t>
       </w:r>
       <w:proofErr w:type="spellStart"/>
       <w:r>
@@ -7081,7 +7489,21 @@
         <w:rPr>
           <w:lang w:val="en-US"/>
         </w:rPr>
-        <w:t xml:space="preserve"> на </w:t>
+        <w:t xml:space="preserve"> </w:t>
+      </w:r>
+      <w:proofErr w:type="spellStart"/>
+      <w:r>
+        <w:rPr>
+          <w:lang w:val="en-US"/>
+        </w:rPr>
+        <w:t>на</w:t>
+      </w:r>
+      <w:proofErr w:type="spellEnd"/>
+      <w:r>
+        <w:rPr>
+          <w:lang w:val="en-US"/>
+        </w:rPr>
+        <w:t xml:space="preserve"> </w:t>
       </w:r>
       <w:proofErr w:type="spellStart"/>
       <w:r>
@@ -7095,7 +7517,21 @@
         <w:rPr>
           <w:lang w:val="en-US"/>
         </w:rPr>
-        <w:t xml:space="preserve"> на </w:t>
+        <w:t xml:space="preserve"> </w:t>
+      </w:r>
+      <w:proofErr w:type="spellStart"/>
+      <w:r>
+        <w:rPr>
+          <w:lang w:val="en-US"/>
+        </w:rPr>
+        <w:t>на</w:t>
+      </w:r>
+      <w:proofErr w:type="spellEnd"/>
+      <w:r>
+        <w:rPr>
+          <w:lang w:val="en-US"/>
+        </w:rPr>
+        <w:t xml:space="preserve"> </w:t>
       </w:r>
       <w:proofErr w:type="spellStart"/>
       <w:r>
@@ -7109,8 +7545,16 @@
         <w:rPr>
           <w:lang w:val="en-US"/>
         </w:rPr>
-        <w:t xml:space="preserve"> турнир</w:t>
-      </w:r>
+        <w:t xml:space="preserve"> </w:t>
+      </w:r>
+      <w:proofErr w:type="spellStart"/>
+      <w:r>
+        <w:rPr>
+          <w:lang w:val="en-US"/>
+        </w:rPr>
+        <w:t>турнир</w:t>
+      </w:r>
+      <w:proofErr w:type="spellEnd"/>
     </w:p>
     <w:p>
       <w:pPr>
@@ -7123,7 +7567,7 @@
     </w:p>
     <w:p>
       <w:pPr>
-        <w:pStyle w:val="Heading2"/>
+        <w:pStyle w:val="2"/>
         <w:rPr>
           <w:sz w:val="22"/>
           <w:szCs w:val="22"/>
@@ -7185,14 +7629,137 @@
         <w:rPr>
           <w:sz w:val="18"/>
           <w:szCs w:val="18"/>
-          <w:highlight w:val="yellow"/>
-        </w:rPr>
-        <w:t>...</w:t>
-      </w:r>
-    </w:p>
-    <w:p>
-      <w:pPr>
-        <w:pStyle w:val="Heading2"/>
+        </w:rPr>
+        <w:t>Приноси:</w:t>
+      </w:r>
+    </w:p>
+    <w:p>
+      <w:pPr>
+        <w:pStyle w:val="a"/>
+        <w:numPr>
+          <w:ilvl w:val="0"/>
+          <w:numId w:val="31"/>
+        </w:numPr>
+        <w:rPr>
+          <w:sz w:val="18"/>
+          <w:szCs w:val="18"/>
+        </w:rPr>
+      </w:pPr>
+      <w:r>
+        <w:rPr>
+          <w:sz w:val="18"/>
+          <w:szCs w:val="18"/>
+        </w:rPr>
+        <w:t xml:space="preserve">Милан Стойчев – повечето </w:t>
+      </w:r>
+      <w:r>
+        <w:rPr>
+          <w:sz w:val="18"/>
+          <w:szCs w:val="18"/>
+          <w:lang w:val="en-US"/>
+        </w:rPr>
+        <w:t xml:space="preserve">CSS, </w:t>
+      </w:r>
+      <w:r>
+        <w:rPr>
+          <w:sz w:val="18"/>
+          <w:szCs w:val="18"/>
+        </w:rPr>
+        <w:t xml:space="preserve">базов </w:t>
+      </w:r>
+      <w:r>
+        <w:rPr>
+          <w:sz w:val="18"/>
+          <w:szCs w:val="18"/>
+          <w:lang w:val="en-US"/>
+        </w:rPr>
+        <w:t xml:space="preserve">html </w:t>
+      </w:r>
+      <w:r>
+        <w:rPr>
+          <w:sz w:val="18"/>
+          <w:szCs w:val="18"/>
+        </w:rPr>
+        <w:t xml:space="preserve">код за </w:t>
+      </w:r>
+      <w:r>
+        <w:rPr>
+          <w:sz w:val="18"/>
+          <w:szCs w:val="18"/>
+          <w:lang w:val="en-US"/>
+        </w:rPr>
+        <w:t xml:space="preserve">login, register, home </w:t>
+      </w:r>
+      <w:r>
+        <w:rPr>
+          <w:sz w:val="18"/>
+          <w:szCs w:val="18"/>
+        </w:rPr>
+        <w:t xml:space="preserve">и </w:t>
+      </w:r>
+      <w:r>
+        <w:rPr>
+          <w:sz w:val="18"/>
+          <w:szCs w:val="18"/>
+          <w:lang w:val="en-US"/>
+        </w:rPr>
+        <w:t>user page (</w:t>
+      </w:r>
+      <w:r>
+        <w:rPr>
+          <w:sz w:val="18"/>
+          <w:szCs w:val="18"/>
+        </w:rPr>
+        <w:t xml:space="preserve">без </w:t>
+      </w:r>
+      <w:r>
+        <w:rPr>
+          <w:sz w:val="18"/>
+          <w:szCs w:val="18"/>
+          <w:lang w:val="en-US"/>
+        </w:rPr>
+        <w:t xml:space="preserve">backend </w:t>
+      </w:r>
+      <w:r>
+        <w:rPr>
+          <w:sz w:val="18"/>
+          <w:szCs w:val="18"/>
+        </w:rPr>
+        <w:t xml:space="preserve">логиката),  </w:t>
+      </w:r>
+      <w:r>
+        <w:rPr>
+          <w:sz w:val="18"/>
+          <w:szCs w:val="18"/>
+          <w:lang w:val="en-US"/>
+        </w:rPr>
+        <w:t xml:space="preserve">backend </w:t>
+      </w:r>
+      <w:r>
+        <w:rPr>
+          <w:sz w:val="18"/>
+          <w:szCs w:val="18"/>
+        </w:rPr>
+        <w:t>логика за генериране на мачове, автоматично/ръчно пускане на мачове.</w:t>
+      </w:r>
+    </w:p>
+    <w:p>
+      <w:pPr>
+        <w:pStyle w:val="a"/>
+        <w:numPr>
+          <w:ilvl w:val="0"/>
+          <w:numId w:val="0"/>
+        </w:numPr>
+        <w:ind w:left="720"/>
+        <w:rPr>
+          <w:sz w:val="18"/>
+          <w:szCs w:val="18"/>
+        </w:rPr>
+      </w:pPr>
+    </w:p>
+    <w:p>
+      <w:pPr>
+        <w:pStyle w:val="2"/>
         <w:rPr>
           <w:sz w:val="22"/>
           <w:szCs w:val="22"/>
@@ -7245,7 +7812,7 @@
     </w:p>
     <w:p>
       <w:pPr>
-        <w:pStyle w:val="NormalWeb"/>
+        <w:pStyle w:val="a8"/>
         <w:rPr>
           <w:rFonts w:asciiTheme="minorHAnsi" w:hAnsiTheme="minorHAnsi" w:cstheme="minorHAnsi"/>
           <w:sz w:val="22"/>
@@ -7276,7 +7843,7 @@
           <w:sz w:val="22"/>
           <w:szCs w:val="22"/>
         </w:rPr>
-        <w:t xml:space="preserve"> на </w:t>
+        <w:t xml:space="preserve"> </w:t>
       </w:r>
       <w:proofErr w:type="spellStart"/>
       <w:r>
@@ -7285,7 +7852,7 @@
           <w:sz w:val="22"/>
           <w:szCs w:val="22"/>
         </w:rPr>
-        <w:t>разработка</w:t>
+        <w:t>на</w:t>
       </w:r>
       <w:proofErr w:type="spellEnd"/>
       <w:r>
@@ -7294,7 +7861,7 @@
           <w:sz w:val="22"/>
           <w:szCs w:val="22"/>
         </w:rPr>
-        <w:t xml:space="preserve"> е </w:t>
+        <w:t xml:space="preserve"> </w:t>
       </w:r>
       <w:proofErr w:type="spellStart"/>
       <w:r>
@@ -7303,7 +7870,7 @@
           <w:sz w:val="22"/>
           <w:szCs w:val="22"/>
         </w:rPr>
-        <w:t>използван</w:t>
+        <w:t>разработка</w:t>
       </w:r>
       <w:proofErr w:type="spellEnd"/>
       <w:r>
@@ -7312,7 +7879,7 @@
           <w:sz w:val="22"/>
           <w:szCs w:val="22"/>
         </w:rPr>
-        <w:t xml:space="preserve"> AI </w:t>
+        <w:t xml:space="preserve"> е </w:t>
       </w:r>
       <w:proofErr w:type="spellStart"/>
       <w:r>
@@ -7321,7 +7888,7 @@
           <w:sz w:val="22"/>
           <w:szCs w:val="22"/>
         </w:rPr>
-        <w:t>инструмент</w:t>
+        <w:t>използван</w:t>
       </w:r>
       <w:proofErr w:type="spellEnd"/>
       <w:r>
@@ -7330,7 +7897,7 @@
           <w:sz w:val="22"/>
           <w:szCs w:val="22"/>
         </w:rPr>
-        <w:t xml:space="preserve"> (</w:t>
+        <w:t xml:space="preserve"> AI </w:t>
       </w:r>
       <w:proofErr w:type="spellStart"/>
       <w:r>
@@ -7339,7 +7906,7 @@
           <w:sz w:val="22"/>
           <w:szCs w:val="22"/>
         </w:rPr>
-        <w:t>ChatGPT</w:t>
+        <w:t>инструмент</w:t>
       </w:r>
       <w:proofErr w:type="spellEnd"/>
       <w:r>
@@ -7348,7 +7915,7 @@
           <w:sz w:val="22"/>
           <w:szCs w:val="22"/>
         </w:rPr>
-        <w:t xml:space="preserve">) </w:t>
+        <w:t xml:space="preserve"> (ChatGPT) </w:t>
       </w:r>
       <w:proofErr w:type="spellStart"/>
       <w:r>
@@ -7425,7 +7992,7 @@
     </w:p>
     <w:p>
       <w:pPr>
-        <w:pStyle w:val="NormalWeb"/>
+        <w:pStyle w:val="a8"/>
         <w:numPr>
           <w:ilvl w:val="0"/>
           <w:numId w:val="23"/>
@@ -7470,7 +8037,7 @@
           <w:sz w:val="22"/>
           <w:szCs w:val="22"/>
         </w:rPr>
-        <w:t xml:space="preserve"> на </w:t>
+        <w:t xml:space="preserve"> </w:t>
       </w:r>
       <w:proofErr w:type="spellStart"/>
       <w:r>
@@ -7479,7 +8046,7 @@
           <w:sz w:val="22"/>
           <w:szCs w:val="22"/>
         </w:rPr>
-        <w:t>програмни</w:t>
+        <w:t>на</w:t>
       </w:r>
       <w:proofErr w:type="spellEnd"/>
       <w:r>
@@ -7497,7 +8064,7 @@
           <w:sz w:val="22"/>
           <w:szCs w:val="22"/>
         </w:rPr>
-        <w:t>грешки</w:t>
+        <w:t>програмни</w:t>
       </w:r>
       <w:proofErr w:type="spellEnd"/>
       <w:r>
@@ -7506,12 +8073,30 @@
           <w:sz w:val="22"/>
           <w:szCs w:val="22"/>
         </w:rPr>
+        <w:t xml:space="preserve"> </w:t>
+      </w:r>
+      <w:proofErr w:type="spellStart"/>
+      <w:r>
+        <w:rPr>
+          <w:rFonts w:asciiTheme="minorHAnsi" w:hAnsiTheme="minorHAnsi" w:cstheme="minorHAnsi"/>
+          <w:sz w:val="22"/>
+          <w:szCs w:val="22"/>
+        </w:rPr>
+        <w:t>грешки</w:t>
+      </w:r>
+      <w:proofErr w:type="spellEnd"/>
+      <w:r>
+        <w:rPr>
+          <w:rFonts w:asciiTheme="minorHAnsi" w:hAnsiTheme="minorHAnsi" w:cstheme="minorHAnsi"/>
+          <w:sz w:val="22"/>
+          <w:szCs w:val="22"/>
+        </w:rPr>
         <w:t xml:space="preserve"> (debugging) в PHP, SQL и CSS;</w:t>
       </w:r>
     </w:p>
     <w:p>
       <w:pPr>
-        <w:pStyle w:val="NormalWeb"/>
+        <w:pStyle w:val="a8"/>
         <w:numPr>
           <w:ilvl w:val="0"/>
           <w:numId w:val="23"/>
@@ -7538,7 +8123,7 @@
           <w:sz w:val="22"/>
           <w:szCs w:val="22"/>
         </w:rPr>
-        <w:t xml:space="preserve"> на </w:t>
+        <w:t xml:space="preserve"> </w:t>
       </w:r>
       <w:proofErr w:type="spellStart"/>
       <w:r>
@@ -7547,7 +8132,7 @@
           <w:sz w:val="22"/>
           <w:szCs w:val="22"/>
         </w:rPr>
-        <w:t>отделни</w:t>
+        <w:t>на</w:t>
       </w:r>
       <w:proofErr w:type="spellEnd"/>
       <w:r>
@@ -7565,7 +8150,7 @@
           <w:sz w:val="22"/>
           <w:szCs w:val="22"/>
         </w:rPr>
-        <w:t>концепции</w:t>
+        <w:t>отделни</w:t>
       </w:r>
       <w:proofErr w:type="spellEnd"/>
       <w:r>
@@ -7574,7 +8159,7 @@
           <w:sz w:val="22"/>
           <w:szCs w:val="22"/>
         </w:rPr>
-        <w:t xml:space="preserve"> и </w:t>
+        <w:t xml:space="preserve"> </w:t>
       </w:r>
       <w:proofErr w:type="spellStart"/>
       <w:r>
@@ -7583,7 +8168,7 @@
           <w:sz w:val="22"/>
           <w:szCs w:val="22"/>
         </w:rPr>
-        <w:t>добри</w:t>
+        <w:t>концепции</w:t>
       </w:r>
       <w:proofErr w:type="spellEnd"/>
       <w:r>
@@ -7592,7 +8177,7 @@
           <w:sz w:val="22"/>
           <w:szCs w:val="22"/>
         </w:rPr>
-        <w:t xml:space="preserve"> </w:t>
+        <w:t xml:space="preserve"> и </w:t>
       </w:r>
       <w:proofErr w:type="spellStart"/>
       <w:r>
@@ -7601,7 +8186,7 @@
           <w:sz w:val="22"/>
           <w:szCs w:val="22"/>
         </w:rPr>
-        <w:t>практики</w:t>
+        <w:t>добри</w:t>
       </w:r>
       <w:proofErr w:type="spellEnd"/>
       <w:r>
@@ -7610,7 +8195,7 @@
           <w:sz w:val="22"/>
           <w:szCs w:val="22"/>
         </w:rPr>
-        <w:t xml:space="preserve">, </w:t>
+        <w:t xml:space="preserve"> </w:t>
       </w:r>
       <w:proofErr w:type="spellStart"/>
       <w:r>
@@ -7619,7 +8204,7 @@
           <w:sz w:val="22"/>
           <w:szCs w:val="22"/>
         </w:rPr>
-        <w:t>свързани</w:t>
+        <w:t>практики</w:t>
       </w:r>
       <w:proofErr w:type="spellEnd"/>
       <w:r>
@@ -7628,7 +8213,7 @@
           <w:sz w:val="22"/>
           <w:szCs w:val="22"/>
         </w:rPr>
-        <w:t xml:space="preserve"> със </w:t>
+        <w:t xml:space="preserve">, </w:t>
       </w:r>
       <w:proofErr w:type="spellStart"/>
       <w:r>
@@ -7637,7 +8222,7 @@
           <w:sz w:val="22"/>
           <w:szCs w:val="22"/>
         </w:rPr>
-        <w:t>сесиите</w:t>
+        <w:t>свързани</w:t>
       </w:r>
       <w:proofErr w:type="spellEnd"/>
       <w:r>
@@ -7646,7 +8231,7 @@
           <w:sz w:val="22"/>
           <w:szCs w:val="22"/>
         </w:rPr>
-        <w:t xml:space="preserve">, </w:t>
+        <w:t xml:space="preserve"> </w:t>
       </w:r>
       <w:proofErr w:type="spellStart"/>
       <w:r>
@@ -7655,7 +8240,7 @@
           <w:sz w:val="22"/>
           <w:szCs w:val="22"/>
         </w:rPr>
-        <w:t>базите</w:t>
+        <w:t>със</w:t>
       </w:r>
       <w:proofErr w:type="spellEnd"/>
       <w:r>
@@ -7673,7 +8258,7 @@
           <w:sz w:val="22"/>
           <w:szCs w:val="22"/>
         </w:rPr>
-        <w:t>данни</w:t>
+        <w:t>сесиите</w:t>
       </w:r>
       <w:proofErr w:type="spellEnd"/>
       <w:r>
@@ -7682,7 +8267,7 @@
           <w:sz w:val="22"/>
           <w:szCs w:val="22"/>
         </w:rPr>
-        <w:t xml:space="preserve"> и </w:t>
+        <w:t xml:space="preserve">, </w:t>
       </w:r>
       <w:proofErr w:type="spellStart"/>
       <w:r>
@@ -7691,7 +8276,7 @@
           <w:sz w:val="22"/>
           <w:szCs w:val="22"/>
         </w:rPr>
-        <w:t>структурата</w:t>
+        <w:t>базите</w:t>
       </w:r>
       <w:proofErr w:type="spellEnd"/>
       <w:r>
@@ -7700,7 +8285,7 @@
           <w:sz w:val="22"/>
           <w:szCs w:val="22"/>
         </w:rPr>
-        <w:t xml:space="preserve"> на </w:t>
+        <w:t xml:space="preserve"> </w:t>
       </w:r>
       <w:proofErr w:type="spellStart"/>
       <w:r>
@@ -7709,7 +8294,7 @@
           <w:sz w:val="22"/>
           <w:szCs w:val="22"/>
         </w:rPr>
-        <w:t>проекта</w:t>
+        <w:t>данни</w:t>
       </w:r>
       <w:proofErr w:type="spellEnd"/>
       <w:r>
@@ -7718,12 +8303,66 @@
           <w:sz w:val="22"/>
           <w:szCs w:val="22"/>
         </w:rPr>
+        <w:t xml:space="preserve"> и </w:t>
+      </w:r>
+      <w:proofErr w:type="spellStart"/>
+      <w:r>
+        <w:rPr>
+          <w:rFonts w:asciiTheme="minorHAnsi" w:hAnsiTheme="minorHAnsi" w:cstheme="minorHAnsi"/>
+          <w:sz w:val="22"/>
+          <w:szCs w:val="22"/>
+        </w:rPr>
+        <w:t>структурата</w:t>
+      </w:r>
+      <w:proofErr w:type="spellEnd"/>
+      <w:r>
+        <w:rPr>
+          <w:rFonts w:asciiTheme="minorHAnsi" w:hAnsiTheme="minorHAnsi" w:cstheme="minorHAnsi"/>
+          <w:sz w:val="22"/>
+          <w:szCs w:val="22"/>
+        </w:rPr>
+        <w:t xml:space="preserve"> </w:t>
+      </w:r>
+      <w:proofErr w:type="spellStart"/>
+      <w:r>
+        <w:rPr>
+          <w:rFonts w:asciiTheme="minorHAnsi" w:hAnsiTheme="minorHAnsi" w:cstheme="minorHAnsi"/>
+          <w:sz w:val="22"/>
+          <w:szCs w:val="22"/>
+        </w:rPr>
+        <w:t>на</w:t>
+      </w:r>
+      <w:proofErr w:type="spellEnd"/>
+      <w:r>
+        <w:rPr>
+          <w:rFonts w:asciiTheme="minorHAnsi" w:hAnsiTheme="minorHAnsi" w:cstheme="minorHAnsi"/>
+          <w:sz w:val="22"/>
+          <w:szCs w:val="22"/>
+        </w:rPr>
+        <w:t xml:space="preserve"> </w:t>
+      </w:r>
+      <w:proofErr w:type="spellStart"/>
+      <w:r>
+        <w:rPr>
+          <w:rFonts w:asciiTheme="minorHAnsi" w:hAnsiTheme="minorHAnsi" w:cstheme="minorHAnsi"/>
+          <w:sz w:val="22"/>
+          <w:szCs w:val="22"/>
+        </w:rPr>
+        <w:t>проекта</w:t>
+      </w:r>
+      <w:proofErr w:type="spellEnd"/>
+      <w:r>
+        <w:rPr>
+          <w:rFonts w:asciiTheme="minorHAnsi" w:hAnsiTheme="minorHAnsi" w:cstheme="minorHAnsi"/>
+          <w:sz w:val="22"/>
+          <w:szCs w:val="22"/>
+        </w:rPr>
         <w:t>;</w:t>
       </w:r>
     </w:p>
     <w:p>
       <w:pPr>
-        <w:pStyle w:val="NormalWeb"/>
+        <w:pStyle w:val="a8"/>
         <w:numPr>
           <w:ilvl w:val="0"/>
           <w:numId w:val="23"/>
@@ -7750,7 +8389,7 @@
           <w:sz w:val="22"/>
           <w:szCs w:val="22"/>
         </w:rPr>
-        <w:t xml:space="preserve"> на </w:t>
+        <w:t xml:space="preserve"> </w:t>
       </w:r>
       <w:proofErr w:type="spellStart"/>
       <w:r>
@@ -7759,7 +8398,7 @@
           <w:sz w:val="22"/>
           <w:szCs w:val="22"/>
         </w:rPr>
-        <w:t>текстовете</w:t>
+        <w:t>на</w:t>
       </w:r>
       <w:proofErr w:type="spellEnd"/>
       <w:r>
@@ -7768,7 +8407,7 @@
           <w:sz w:val="22"/>
           <w:szCs w:val="22"/>
         </w:rPr>
-        <w:t xml:space="preserve"> в </w:t>
+        <w:t xml:space="preserve"> </w:t>
       </w:r>
       <w:proofErr w:type="spellStart"/>
       <w:r>
@@ -7777,7 +8416,7 @@
           <w:sz w:val="22"/>
           <w:szCs w:val="22"/>
         </w:rPr>
-        <w:t>документацията</w:t>
+        <w:t>текстовете</w:t>
       </w:r>
       <w:proofErr w:type="spellEnd"/>
       <w:r>
@@ -7786,43 +8425,43 @@
           <w:sz w:val="22"/>
           <w:szCs w:val="22"/>
         </w:rPr>
-        <w:t>.</w:t>
-      </w:r>
-    </w:p>
-    <w:p>
-      <w:pPr>
-        <w:pStyle w:val="NormalWeb"/>
+        <w:t xml:space="preserve"> в </w:t>
+      </w:r>
+      <w:proofErr w:type="spellStart"/>
+      <w:r>
         <w:rPr>
           <w:rFonts w:asciiTheme="minorHAnsi" w:hAnsiTheme="minorHAnsi" w:cstheme="minorHAnsi"/>
           <w:sz w:val="22"/>
           <w:szCs w:val="22"/>
         </w:rPr>
-      </w:pPr>
+        <w:t>документацията</w:t>
+      </w:r>
+      <w:proofErr w:type="spellEnd"/>
       <w:r>
         <w:rPr>
           <w:rFonts w:asciiTheme="minorHAnsi" w:hAnsiTheme="minorHAnsi" w:cstheme="minorHAnsi"/>
           <w:sz w:val="22"/>
           <w:szCs w:val="22"/>
         </w:rPr>
-        <w:t xml:space="preserve">AI </w:t>
-      </w:r>
-      <w:proofErr w:type="spellStart"/>
-      <w:r>
+        <w:t>.</w:t>
+      </w:r>
+    </w:p>
+    <w:p>
+      <w:pPr>
+        <w:pStyle w:val="a8"/>
         <w:rPr>
           <w:rFonts w:asciiTheme="minorHAnsi" w:hAnsiTheme="minorHAnsi" w:cstheme="minorHAnsi"/>
           <w:sz w:val="22"/>
           <w:szCs w:val="22"/>
         </w:rPr>
-        <w:t>инструментът</w:t>
-      </w:r>
-      <w:proofErr w:type="spellEnd"/>
+      </w:pPr>
       <w:r>
         <w:rPr>
           <w:rFonts w:asciiTheme="minorHAnsi" w:hAnsiTheme="minorHAnsi" w:cstheme="minorHAnsi"/>
           <w:sz w:val="22"/>
           <w:szCs w:val="22"/>
         </w:rPr>
-        <w:t xml:space="preserve"> е </w:t>
+        <w:t xml:space="preserve">AI </w:t>
       </w:r>
       <w:proofErr w:type="spellStart"/>
       <w:r>
@@ -7831,7 +8470,7 @@
           <w:sz w:val="22"/>
           <w:szCs w:val="22"/>
         </w:rPr>
-        <w:t>използван</w:t>
+        <w:t>инструментът</w:t>
       </w:r>
       <w:proofErr w:type="spellEnd"/>
       <w:r>
@@ -7840,7 +8479,7 @@
           <w:sz w:val="22"/>
           <w:szCs w:val="22"/>
         </w:rPr>
-        <w:t xml:space="preserve"> с </w:t>
+        <w:t xml:space="preserve"> е </w:t>
       </w:r>
       <w:proofErr w:type="spellStart"/>
       <w:r>
@@ -7849,33 +8488,33 @@
           <w:sz w:val="22"/>
           <w:szCs w:val="22"/>
         </w:rPr>
-        <w:t>ц</w:t>
-      </w:r>
+        <w:t>използван</w:t>
+      </w:r>
+      <w:proofErr w:type="spellEnd"/>
       <w:r>
         <w:rPr>
           <w:rFonts w:asciiTheme="minorHAnsi" w:hAnsiTheme="minorHAnsi" w:cstheme="minorHAnsi"/>
           <w:sz w:val="22"/>
           <w:szCs w:val="22"/>
         </w:rPr>
-        <w:t>ел</w:t>
-      </w:r>
-      <w:proofErr w:type="spellEnd"/>
+        <w:t xml:space="preserve"> с </w:t>
+      </w:r>
+      <w:proofErr w:type="spellStart"/>
       <w:r>
         <w:rPr>
           <w:rFonts w:asciiTheme="minorHAnsi" w:hAnsiTheme="minorHAnsi" w:cstheme="minorHAnsi"/>
           <w:sz w:val="22"/>
           <w:szCs w:val="22"/>
         </w:rPr>
-        <w:t xml:space="preserve"> </w:t>
-      </w:r>
-      <w:proofErr w:type="spellStart"/>
+        <w:t>ц</w:t>
+      </w:r>
       <w:r>
         <w:rPr>
           <w:rFonts w:asciiTheme="minorHAnsi" w:hAnsiTheme="minorHAnsi" w:cstheme="minorHAnsi"/>
           <w:sz w:val="22"/>
           <w:szCs w:val="22"/>
         </w:rPr>
-        <w:t>подпомагане</w:t>
+        <w:t>ел</w:t>
       </w:r>
       <w:proofErr w:type="spellEnd"/>
       <w:r>
@@ -7884,7 +8523,43 @@
           <w:sz w:val="22"/>
           <w:szCs w:val="22"/>
         </w:rPr>
-        <w:t xml:space="preserve"> на </w:t>
+        <w:t xml:space="preserve"> </w:t>
+      </w:r>
+      <w:proofErr w:type="spellStart"/>
+      <w:r>
+        <w:rPr>
+          <w:rFonts w:asciiTheme="minorHAnsi" w:hAnsiTheme="minorHAnsi" w:cstheme="minorHAnsi"/>
+          <w:sz w:val="22"/>
+          <w:szCs w:val="22"/>
+        </w:rPr>
+        <w:t>подпомагане</w:t>
+      </w:r>
+      <w:proofErr w:type="spellEnd"/>
+      <w:r>
+        <w:rPr>
+          <w:rFonts w:asciiTheme="minorHAnsi" w:hAnsiTheme="minorHAnsi" w:cstheme="minorHAnsi"/>
+          <w:sz w:val="22"/>
+          <w:szCs w:val="22"/>
+        </w:rPr>
+        <w:t xml:space="preserve"> </w:t>
+      </w:r>
+      <w:proofErr w:type="spellStart"/>
+      <w:r>
+        <w:rPr>
+          <w:rFonts w:asciiTheme="minorHAnsi" w:hAnsiTheme="minorHAnsi" w:cstheme="minorHAnsi"/>
+          <w:sz w:val="22"/>
+          <w:szCs w:val="22"/>
+        </w:rPr>
+        <w:t>на</w:t>
+      </w:r>
+      <w:proofErr w:type="spellEnd"/>
+      <w:r>
+        <w:rPr>
+          <w:rFonts w:asciiTheme="minorHAnsi" w:hAnsiTheme="minorHAnsi" w:cstheme="minorHAnsi"/>
+          <w:sz w:val="22"/>
+          <w:szCs w:val="22"/>
+        </w:rPr>
+        <w:t xml:space="preserve"> </w:t>
       </w:r>
       <w:proofErr w:type="spellStart"/>
       <w:r>
@@ -8140,7 +8815,7 @@
     </w:p>
     <w:p>
       <w:pPr>
-        <w:pStyle w:val="Heading2"/>
+        <w:pStyle w:val="2"/>
         <w:rPr>
           <w:sz w:val="22"/>
           <w:szCs w:val="22"/>
@@ -8210,14 +8885,119 @@
         <w:rPr>
           <w:sz w:val="18"/>
           <w:szCs w:val="18"/>
-          <w:highlight w:val="yellow"/>
-        </w:rPr>
-        <w:t>...</w:t>
-      </w:r>
-    </w:p>
-    <w:p>
-      <w:pPr>
-        <w:pStyle w:val="Heading2"/>
+        </w:rPr>
+        <w:t>Милан Стойчев – п</w:t>
+      </w:r>
+      <w:r>
+        <w:rPr>
+          <w:sz w:val="18"/>
+          <w:szCs w:val="18"/>
+        </w:rPr>
+        <w:t xml:space="preserve">о време на курса научих основите на </w:t>
+      </w:r>
+      <w:r>
+        <w:rPr>
+          <w:sz w:val="18"/>
+          <w:szCs w:val="18"/>
+        </w:rPr>
+        <w:t xml:space="preserve">HTML, CSS, </w:t>
+      </w:r>
+      <w:proofErr w:type="spellStart"/>
+      <w:r>
+        <w:rPr>
+          <w:sz w:val="18"/>
+          <w:szCs w:val="18"/>
+        </w:rPr>
+        <w:t>JavaScript</w:t>
+      </w:r>
+      <w:proofErr w:type="spellEnd"/>
+      <w:r>
+        <w:rPr>
+          <w:sz w:val="18"/>
+          <w:szCs w:val="18"/>
+        </w:rPr>
+        <w:t xml:space="preserve"> и</w:t>
+      </w:r>
+      <w:r>
+        <w:rPr>
+          <w:sz w:val="18"/>
+          <w:szCs w:val="18"/>
+        </w:rPr>
+        <w:t xml:space="preserve"> </w:t>
+      </w:r>
+      <w:r>
+        <w:rPr>
+          <w:sz w:val="18"/>
+          <w:szCs w:val="18"/>
+        </w:rPr>
+        <w:t>PHP</w:t>
+      </w:r>
+      <w:r>
+        <w:rPr>
+          <w:sz w:val="18"/>
+          <w:szCs w:val="18"/>
+        </w:rPr>
+        <w:t xml:space="preserve">, както и работа с </w:t>
+      </w:r>
+      <w:proofErr w:type="spellStart"/>
+      <w:r>
+        <w:rPr>
+          <w:sz w:val="18"/>
+          <w:szCs w:val="18"/>
+        </w:rPr>
+        <w:t>MySQL</w:t>
+      </w:r>
+      <w:proofErr w:type="spellEnd"/>
+      <w:r>
+        <w:rPr>
+          <w:b/>
+          <w:bCs/>
+          <w:sz w:val="18"/>
+          <w:szCs w:val="18"/>
+        </w:rPr>
+        <w:t xml:space="preserve"> </w:t>
+      </w:r>
+      <w:r>
+        <w:rPr>
+          <w:sz w:val="18"/>
+          <w:szCs w:val="18"/>
+        </w:rPr>
+        <w:t xml:space="preserve">база данни. При разработването на проекта придобих опит в </w:t>
+      </w:r>
+      <w:r>
+        <w:rPr>
+          <w:sz w:val="18"/>
+          <w:szCs w:val="18"/>
+        </w:rPr>
+        <w:t xml:space="preserve">изграждане на уеб приложение, обработка на форми, логика на сървъра и </w:t>
+      </w:r>
+      <w:proofErr w:type="spellStart"/>
+      <w:r>
+        <w:rPr>
+          <w:sz w:val="18"/>
+          <w:szCs w:val="18"/>
+        </w:rPr>
+        <w:t>дебъгване</w:t>
+      </w:r>
+      <w:proofErr w:type="spellEnd"/>
+      <w:r>
+        <w:rPr>
+          <w:sz w:val="18"/>
+          <w:szCs w:val="18"/>
+        </w:rPr>
+        <w:t xml:space="preserve"> на грешки</w:t>
+      </w:r>
+      <w:r>
+        <w:rPr>
+          <w:sz w:val="18"/>
+          <w:szCs w:val="18"/>
+        </w:rPr>
+        <w:t>.</w:t>
+      </w:r>
+    </w:p>
+    <w:p>
+      <w:pPr>
+        <w:pStyle w:val="2"/>
         <w:rPr>
           <w:sz w:val="22"/>
           <w:szCs w:val="22"/>
@@ -8274,10 +9054,10 @@
         </w:rPr>
         <w:t>12.1 – Линк към проекта в гитлаб на фми (</w:t>
       </w:r>
-      <w:hyperlink r:id="rId12" w:history="1">
+      <w:hyperlink r:id="rId11" w:history="1">
         <w:r>
           <w:rPr>
-            <w:rStyle w:val="Hyperlink"/>
+            <w:rStyle w:val="a4"/>
             <w:i/>
             <w:iCs/>
           </w:rPr>
@@ -8306,10 +9086,10 @@
         </w:rPr>
         <w:t xml:space="preserve">12.2. Линк към разгърнатият проект във ФМИ – нещо от вида </w:t>
       </w:r>
-      <w:hyperlink r:id="rId13" w:history="1">
+      <w:hyperlink r:id="rId12" w:history="1">
         <w:r>
           <w:rPr>
-            <w:rStyle w:val="Hyperlink"/>
+            <w:rStyle w:val="a4"/>
             <w:i/>
             <w:iCs/>
           </w:rPr>
@@ -8317,7 +9097,7 @@
         </w:r>
         <w:r>
           <w:rPr>
-            <w:rStyle w:val="Hyperlink"/>
+            <w:rStyle w:val="a4"/>
             <w:i/>
             <w:iCs/>
             <w:highlight w:val="yellow"/>
@@ -8326,7 +9106,7 @@
         </w:r>
         <w:r>
           <w:rPr>
-            <w:rStyle w:val="Hyperlink"/>
+            <w:rStyle w:val="a4"/>
             <w:i/>
             <w:iCs/>
           </w:rPr>
@@ -8365,7 +9145,7 @@
     </w:p>
     <w:p>
       <w:pPr>
-        <w:pStyle w:val="Heading2"/>
+        <w:pStyle w:val="2"/>
         <w:rPr>
           <w:sz w:val="22"/>
           <w:szCs w:val="22"/>
@@ -8464,8 +9244,6 @@
         </w:rPr>
         <w:t>...</w:t>
       </w:r>
-      <w:bookmarkStart w:id="3" w:name="_GoBack"/>
-      <w:bookmarkEnd w:id="3"/>
     </w:p>
     <w:p>
       <w:pPr>
@@ -8518,6 +9296,7 @@
         <w:rPr>
           <w:lang w:bidi="he-IL"/>
         </w:rPr>
+        <w:lastRenderedPageBreak/>
         <w:t>/</w:t>
       </w:r>
       <w:r>
@@ -8639,7 +9418,7 @@
     </w:p>
     <w:p>
       <w:pPr>
-        <w:pStyle w:val="Heading2"/>
+        <w:pStyle w:val="2"/>
         <w:rPr>
           <w:lang w:bidi="he-IL"/>
         </w:rPr>
@@ -8843,7 +9622,7 @@
     </w:p>
     <w:p>
       <w:pPr>
-        <w:pStyle w:val="Heading2"/>
+        <w:pStyle w:val="2"/>
         <w:rPr>
           <w:lang w:bidi="he-IL"/>
         </w:rPr>
@@ -9109,7 +9888,14 @@
         <w:rPr>
           <w:lang w:bidi="he-IL"/>
         </w:rPr>
-        <w:t>ЗАДЪЛЖИТЕЛНО по указаният начин от преподавателя (най-вероятно мудъл). Това важи и за хората, независимо явяващи се извънредно, на редовна или поправителна сесия, финализиране и последни промени може да качвате и преди да влезнете за защита.</w:t>
+        <w:t xml:space="preserve">ЗАДЪЛЖИТЕЛНО по указаният начин от преподавателя (най-вероятно мудъл). Това важи и за хората, независимо явяващи се </w:t>
+      </w:r>
+      <w:r>
+        <w:rPr>
+          <w:lang w:bidi="he-IL"/>
+        </w:rPr>
+        <w:lastRenderedPageBreak/>
+        <w:t>извънредно, на редовна или поправителна сесия, финализиране и последни промени може да качвате и преди да влезнете за защита.</w:t>
       </w:r>
     </w:p>
     <w:p>
@@ -9128,16 +9914,15 @@
     </w:p>
     <w:p>
       <w:pPr>
-        <w:pStyle w:val="Heading2"/>
-        <w:rPr>
-          <w:lang w:bidi="he-IL"/>
-        </w:rPr>
-      </w:pPr>
-      <w:r>
-        <w:rPr>
-          <w:lang w:bidi="he-IL"/>
-        </w:rPr>
-        <w:lastRenderedPageBreak/>
+        <w:pStyle w:val="2"/>
+        <w:rPr>
+          <w:lang w:bidi="he-IL"/>
+        </w:rPr>
+      </w:pPr>
+      <w:r>
+        <w:rPr>
+          <w:lang w:bidi="he-IL"/>
+        </w:rPr>
         <w:t>Финален проект</w:t>
       </w:r>
       <w:r>
@@ -9254,7 +10039,7 @@
     </w:p>
     <w:p>
       <w:pPr>
-        <w:pStyle w:val="Heading2"/>
+        <w:pStyle w:val="2"/>
         <w:rPr>
           <w:lang w:bidi="he-IL"/>
         </w:rPr>
@@ -9858,7 +10643,6 @@
           <w:highlight w:val="yellow"/>
         </w:rPr>
         <w:tab/>
-        <w:t>DocumentRoot   "C:/</w:t>
       </w:r>
       <w:proofErr w:type="spellStart"/>
       <w:r>
@@ -9868,6 +10652,28 @@
           <w:sz w:val="20"/>
           <w:szCs w:val="20"/>
           <w:highlight w:val="yellow"/>
+        </w:rPr>
+        <w:t>DocumentRoot</w:t>
+      </w:r>
+      <w:proofErr w:type="spellEnd"/>
+      <w:r>
+        <w:rPr>
+          <w:rFonts w:ascii="Courier New" w:hAnsi="Courier New" w:cs="Courier New"/>
+          <w:color w:val="808080"/>
+          <w:sz w:val="20"/>
+          <w:szCs w:val="20"/>
+          <w:highlight w:val="yellow"/>
+        </w:rPr>
+        <w:t xml:space="preserve">   "C:/</w:t>
+      </w:r>
+      <w:proofErr w:type="spellStart"/>
+      <w:r>
+        <w:rPr>
+          <w:rFonts w:ascii="Courier New" w:hAnsi="Courier New" w:cs="Courier New"/>
+          <w:color w:val="808080"/>
+          <w:sz w:val="20"/>
+          <w:szCs w:val="20"/>
+          <w:highlight w:val="yellow"/>
           <w:lang w:val="en-US"/>
         </w:rPr>
         <w:t>xampp</w:t>
@@ -9881,7 +10687,29 @@
           <w:szCs w:val="20"/>
           <w:highlight w:val="yellow"/>
         </w:rPr>
-        <w:t>/htdocs/w11ref.w3c.fmi.uni-sofia.bg/_PUB"</w:t>
+        <w:t>/</w:t>
+      </w:r>
+      <w:proofErr w:type="spellStart"/>
+      <w:r>
+        <w:rPr>
+          <w:rFonts w:ascii="Courier New" w:hAnsi="Courier New" w:cs="Courier New"/>
+          <w:color w:val="808080"/>
+          <w:sz w:val="20"/>
+          <w:szCs w:val="20"/>
+          <w:highlight w:val="yellow"/>
+        </w:rPr>
+        <w:t>htdocs</w:t>
+      </w:r>
+      <w:proofErr w:type="spellEnd"/>
+      <w:r>
+        <w:rPr>
+          <w:rFonts w:ascii="Courier New" w:hAnsi="Courier New" w:cs="Courier New"/>
+          <w:color w:val="808080"/>
+          <w:sz w:val="20"/>
+          <w:szCs w:val="20"/>
+          <w:highlight w:val="yellow"/>
+        </w:rPr>
+        <w:t>/w11ref.w3c.fmi.uni-sofia.bg/_PUB"</w:t>
       </w:r>
     </w:p>
     <w:p>
@@ -9932,6 +10760,7 @@
           <w:szCs w:val="20"/>
           <w:highlight w:val="yellow"/>
         </w:rPr>
+        <w:lastRenderedPageBreak/>
         <w:tab/>
         <w:t>ServerName     w11ref.w3c.fmi.uni-sofia.bg</w:t>
       </w:r>
@@ -10096,7 +10925,6 @@
           <w:szCs w:val="20"/>
           <w:highlight w:val="yellow"/>
         </w:rPr>
-        <w:lastRenderedPageBreak/>
         <w:tab/>
       </w:r>
       <w:r>
@@ -11964,7 +12792,29 @@
           <w:szCs w:val="20"/>
           <w:highlight w:val="yellow"/>
         </w:rPr>
-        <w:t>'vhosts_DocumentRoot'</w:t>
+        <w:t>'</w:t>
+      </w:r>
+      <w:proofErr w:type="spellStart"/>
+      <w:r>
+        <w:rPr>
+          <w:rFonts w:ascii="Courier New" w:hAnsi="Courier New" w:cs="Courier New"/>
+          <w:color w:val="808080"/>
+          <w:sz w:val="20"/>
+          <w:szCs w:val="20"/>
+          <w:highlight w:val="yellow"/>
+        </w:rPr>
+        <w:t>vhosts_DocumentRoot</w:t>
+      </w:r>
+      <w:proofErr w:type="spellEnd"/>
+      <w:r>
+        <w:rPr>
+          <w:rFonts w:ascii="Courier New" w:hAnsi="Courier New" w:cs="Courier New"/>
+          <w:color w:val="808080"/>
+          <w:sz w:val="20"/>
+          <w:szCs w:val="20"/>
+          <w:highlight w:val="yellow"/>
+        </w:rPr>
+        <w:t>'</w:t>
       </w:r>
       <w:r>
         <w:rPr>
@@ -12027,7 +12877,29 @@
           <w:szCs w:val="20"/>
           <w:highlight w:val="yellow"/>
         </w:rPr>
-        <w:t>/htdocs/w11ref.w3c.fmi.uni-sofia.bg/_PUB'</w:t>
+        <w:t>/</w:t>
+      </w:r>
+      <w:proofErr w:type="spellStart"/>
+      <w:r>
+        <w:rPr>
+          <w:rFonts w:ascii="Courier New" w:hAnsi="Courier New" w:cs="Courier New"/>
+          <w:color w:val="808080"/>
+          <w:sz w:val="20"/>
+          <w:szCs w:val="20"/>
+          <w:highlight w:val="yellow"/>
+        </w:rPr>
+        <w:t>htdocs</w:t>
+      </w:r>
+      <w:proofErr w:type="spellEnd"/>
+      <w:r>
+        <w:rPr>
+          <w:rFonts w:ascii="Courier New" w:hAnsi="Courier New" w:cs="Courier New"/>
+          <w:color w:val="808080"/>
+          <w:sz w:val="20"/>
+          <w:szCs w:val="20"/>
+          <w:highlight w:val="yellow"/>
+        </w:rPr>
+        <w:t>/w11ref.w3c.fmi.uni-sofia.bg/_PUB'</w:t>
       </w:r>
       <w:r>
         <w:rPr>
@@ -12535,6 +13407,7 @@
           <w:color w:val="00B050"/>
           <w:lang w:bidi="he-IL"/>
         </w:rPr>
+        <w:lastRenderedPageBreak/>
         <w:t xml:space="preserve">//Optional:: </w:t>
       </w:r>
       <w:r>
@@ -12637,7 +13510,6 @@
           <w:color w:val="00B050"/>
           <w:lang w:bidi="he-IL"/>
         </w:rPr>
-        <w:lastRenderedPageBreak/>
         <w:t>//or config.ini -&gt; със същите настройки;</w:t>
       </w:r>
     </w:p>
@@ -12804,7 +13676,7 @@
       <w:r>
         <w:t>“</w:t>
       </w:r>
-      <w:hyperlink r:id="rId14" w:history="1">
+      <w:hyperlink r:id="rId13" w:history="1">
         <w:r>
           <w:rPr>
             <w:lang w:bidi="he-IL"/>
@@ -13032,7 +13904,7 @@
     </w:p>
     <w:p>
       <w:pPr>
-        <w:pStyle w:val="ListParagraph"/>
+        <w:pStyle w:val="a"/>
         <w:numPr>
           <w:ilvl w:val="0"/>
           <w:numId w:val="4"/>
@@ -13051,7 +13923,7 @@
     </w:p>
     <w:p>
       <w:pPr>
-        <w:pStyle w:val="ListParagraph"/>
+        <w:pStyle w:val="a"/>
         <w:numPr>
           <w:ilvl w:val="0"/>
           <w:numId w:val="4"/>
@@ -13112,7 +13984,7 @@
     </w:p>
     <w:p>
       <w:pPr>
-        <w:pStyle w:val="ListParagraph"/>
+        <w:pStyle w:val="a"/>
         <w:numPr>
           <w:ilvl w:val="0"/>
           <w:numId w:val="0"/>
@@ -13150,8 +14022,8 @@
 </file>
 
 <file path=word/numbering.xml><?xml version="1.0" encoding="utf-8"?>
-<w:numbering xmlns:wpc="http://schemas.microsoft.com/office/word/2010/wordprocessingCanvas" xmlns:mc="http://schemas.openxmlformats.org/markup-compatibility/2006" xmlns:o="urn:schemas-microsoft-com:office:office" xmlns:r="http://schemas.openxmlformats.org/officeDocument/2006/relationships" xmlns:m="http://schemas.openxmlformats.org/officeDocument/2006/math" xmlns:v="urn:schemas-microsoft-com:vml" xmlns:wp14="http://schemas.microsoft.com/office/word/2010/wordprocessingDrawing" xmlns:wp="http://schemas.openxmlformats.org/drawingml/2006/wordprocessingDrawing" xmlns:w10="urn:schemas-microsoft-com:office:word" xmlns:w="http://schemas.openxmlformats.org/wordprocessingml/2006/main" xmlns:w14="http://schemas.microsoft.com/office/word/2010/wordml" xmlns:wpg="http://schemas.microsoft.com/office/word/2010/wordprocessingGroup" xmlns:wpi="http://schemas.microsoft.com/office/word/2010/wordprocessingInk" xmlns:wne="http://schemas.microsoft.com/office/word/2006/wordml" xmlns:wps="http://schemas.microsoft.com/office/word/2010/wordprocessingShape" mc:Ignorable="w14 wp14">
-  <w:abstractNum w:abstractNumId="0">
+<w:numbering xmlns:wpc="http://schemas.microsoft.com/office/word/2010/wordprocessingCanvas" xmlns:cx="http://schemas.microsoft.com/office/drawing/2014/chartex" xmlns:cx1="http://schemas.microsoft.com/office/drawing/2015/9/8/chartex" xmlns:cx2="http://schemas.microsoft.com/office/drawing/2015/10/21/chartex" xmlns:cx3="http://schemas.microsoft.com/office/drawing/2016/5/9/chartex" xmlns:cx4="http://schemas.microsoft.com/office/drawing/2016/5/10/chartex" xmlns:cx5="http://schemas.microsoft.com/office/drawing/2016/5/11/chartex" xmlns:cx6="http://schemas.microsoft.com/office/drawing/2016/5/12/chartex" xmlns:cx7="http://schemas.microsoft.com/office/drawing/2016/5/13/chartex" xmlns:cx8="http://schemas.microsoft.com/office/drawing/2016/5/14/chartex" xmlns:mc="http://schemas.openxmlformats.org/markup-compatibility/2006" xmlns:aink="http://schemas.microsoft.com/office/drawing/2016/ink" xmlns:am3d="http://schemas.microsoft.com/office/drawing/2017/model3d" xmlns:o="urn:schemas-microsoft-com:office:office" xmlns:oel="http://schemas.microsoft.com/office/2019/extlst" xmlns:r="http://schemas.openxmlformats.org/officeDocument/2006/relationships" xmlns:m="http://schemas.openxmlformats.org/officeDocument/2006/math" xmlns:v="urn:schemas-microsoft-com:vml" xmlns:wp14="http://schemas.microsoft.com/office/word/2010/wordprocessingDrawing" xmlns:wp="http://schemas.openxmlformats.org/drawingml/2006/wordprocessingDrawing" xmlns:w10="urn:schemas-microsoft-com:office:word" xmlns:w="http://schemas.openxmlformats.org/wordprocessingml/2006/main" xmlns:w14="http://schemas.microsoft.com/office/word/2010/wordml" xmlns:w15="http://schemas.microsoft.com/office/word/2012/wordml" xmlns:w16cex="http://schemas.microsoft.com/office/word/2018/wordml/cex" xmlns:w16cid="http://schemas.microsoft.com/office/word/2016/wordml/cid" xmlns:w16="http://schemas.microsoft.com/office/word/2018/wordml" xmlns:w16du="http://schemas.microsoft.com/office/word/2023/wordml/word16du" xmlns:w16sdtdh="http://schemas.microsoft.com/office/word/2020/wordml/sdtdatahash" xmlns:w16sdtfl="http://schemas.microsoft.com/office/word/2024/wordml/sdtformatlock" xmlns:w16se="http://schemas.microsoft.com/office/word/2015/wordml/symex" xmlns:wpg="http://schemas.microsoft.com/office/word/2010/wordprocessingGroup" xmlns:wpi="http://schemas.microsoft.com/office/word/2010/wordprocessingInk" xmlns:wne="http://schemas.microsoft.com/office/word/2006/wordml" xmlns:wps="http://schemas.microsoft.com/office/word/2010/wordprocessingShape" mc:Ignorable="w14 w15 w16se w16cid w16 w16cex w16sdtdh w16sdtfl w16du wp14">
+  <w:abstractNum w:abstractNumId="0" w15:restartNumberingAfterBreak="0">
     <w:nsid w:val="04B12A69"/>
     <w:multiLevelType w:val="hybridMultilevel"/>
     <w:tmpl w:val="656415A4"/>
@@ -13240,7 +14112,7 @@
       </w:pPr>
     </w:lvl>
   </w:abstractNum>
-  <w:abstractNum w:abstractNumId="1">
+  <w:abstractNum w:abstractNumId="1" w15:restartNumberingAfterBreak="0">
     <w:nsid w:val="062E5372"/>
     <w:multiLevelType w:val="hybridMultilevel"/>
     <w:tmpl w:val="F6B29C8E"/>
@@ -13326,7 +14198,7 @@
       </w:pPr>
     </w:lvl>
   </w:abstractNum>
-  <w:abstractNum w:abstractNumId="2">
+  <w:abstractNum w:abstractNumId="2" w15:restartNumberingAfterBreak="0">
     <w:nsid w:val="08AC5F85"/>
     <w:multiLevelType w:val="multilevel"/>
     <w:tmpl w:val="8A8A382E"/>
@@ -13475,7 +14347,7 @@
       </w:rPr>
     </w:lvl>
   </w:abstractNum>
-  <w:abstractNum w:abstractNumId="3">
+  <w:abstractNum w:abstractNumId="3" w15:restartNumberingAfterBreak="0">
     <w:nsid w:val="0F153E80"/>
     <w:multiLevelType w:val="multilevel"/>
     <w:tmpl w:val="D0DABCFC"/>
@@ -13624,7 +14496,7 @@
       </w:rPr>
     </w:lvl>
   </w:abstractNum>
-  <w:abstractNum w:abstractNumId="4">
+  <w:abstractNum w:abstractNumId="4" w15:restartNumberingAfterBreak="0">
     <w:nsid w:val="0F9F74F6"/>
     <w:multiLevelType w:val="hybridMultilevel"/>
     <w:tmpl w:val="83B2BAF4"/>
@@ -13737,7 +14609,7 @@
       </w:rPr>
     </w:lvl>
   </w:abstractNum>
-  <w:abstractNum w:abstractNumId="5">
+  <w:abstractNum w:abstractNumId="5" w15:restartNumberingAfterBreak="0">
     <w:nsid w:val="11D4196B"/>
     <w:multiLevelType w:val="hybridMultilevel"/>
     <w:tmpl w:val="B366BD8C"/>
@@ -13823,7 +14695,7 @@
       </w:pPr>
     </w:lvl>
   </w:abstractNum>
-  <w:abstractNum w:abstractNumId="6">
+  <w:abstractNum w:abstractNumId="6" w15:restartNumberingAfterBreak="0">
     <w:nsid w:val="17B07CFD"/>
     <w:multiLevelType w:val="multilevel"/>
     <w:tmpl w:val="7C58BE20"/>
@@ -13972,7 +14844,7 @@
       </w:rPr>
     </w:lvl>
   </w:abstractNum>
-  <w:abstractNum w:abstractNumId="7">
+  <w:abstractNum w:abstractNumId="7" w15:restartNumberingAfterBreak="0">
     <w:nsid w:val="27732A9B"/>
     <w:multiLevelType w:val="multilevel"/>
     <w:tmpl w:val="0409001F"/>
@@ -14058,7 +14930,7 @@
       </w:pPr>
     </w:lvl>
   </w:abstractNum>
-  <w:abstractNum w:abstractNumId="8">
+  <w:abstractNum w:abstractNumId="8" w15:restartNumberingAfterBreak="0">
     <w:nsid w:val="2C8536D1"/>
     <w:multiLevelType w:val="multilevel"/>
     <w:tmpl w:val="4F70CA54"/>
@@ -14207,14 +15079,14 @@
       </w:rPr>
     </w:lvl>
   </w:abstractNum>
-  <w:abstractNum w:abstractNumId="9">
+  <w:abstractNum w:abstractNumId="9" w15:restartNumberingAfterBreak="0">
     <w:nsid w:val="2CF56644"/>
     <w:multiLevelType w:val="hybridMultilevel"/>
     <w:tmpl w:val="43EAE156"/>
     <w:lvl w:ilvl="0" w:tplc="2070AEB6">
       <w:start w:val="1"/>
       <w:numFmt w:val="decimal"/>
-      <w:pStyle w:val="ListParagraph"/>
+      <w:pStyle w:val="a"/>
       <w:lvlText w:val="%1."/>
       <w:lvlJc w:val="left"/>
       <w:pPr>
@@ -14321,7 +15193,7 @@
       </w:rPr>
     </w:lvl>
   </w:abstractNum>
-  <w:abstractNum w:abstractNumId="10">
+  <w:abstractNum w:abstractNumId="10" w15:restartNumberingAfterBreak="0">
     <w:nsid w:val="2EC155CA"/>
     <w:multiLevelType w:val="hybridMultilevel"/>
     <w:tmpl w:val="D062D96E"/>
@@ -14411,7 +15283,7 @@
       </w:pPr>
     </w:lvl>
   </w:abstractNum>
-  <w:abstractNum w:abstractNumId="11">
+  <w:abstractNum w:abstractNumId="11" w15:restartNumberingAfterBreak="0">
     <w:nsid w:val="37CA704B"/>
     <w:multiLevelType w:val="multilevel"/>
     <w:tmpl w:val="93769710"/>
@@ -14560,7 +15432,7 @@
       </w:rPr>
     </w:lvl>
   </w:abstractNum>
-  <w:abstractNum w:abstractNumId="12">
+  <w:abstractNum w:abstractNumId="12" w15:restartNumberingAfterBreak="0">
     <w:nsid w:val="37FE4EFE"/>
     <w:multiLevelType w:val="multilevel"/>
     <w:tmpl w:val="35AC941A"/>
@@ -14709,7 +15581,7 @@
       </w:rPr>
     </w:lvl>
   </w:abstractNum>
-  <w:abstractNum w:abstractNumId="13">
+  <w:abstractNum w:abstractNumId="13" w15:restartNumberingAfterBreak="0">
     <w:nsid w:val="39B934AE"/>
     <w:multiLevelType w:val="hybridMultilevel"/>
     <w:tmpl w:val="C8306BBE"/>
@@ -14799,7 +15671,7 @@
       </w:pPr>
     </w:lvl>
   </w:abstractNum>
-  <w:abstractNum w:abstractNumId="14">
+  <w:abstractNum w:abstractNumId="14" w15:restartNumberingAfterBreak="0">
     <w:nsid w:val="415819F6"/>
     <w:multiLevelType w:val="hybridMultilevel"/>
     <w:tmpl w:val="725E2314"/>
@@ -14912,7 +15784,7 @@
       </w:rPr>
     </w:lvl>
   </w:abstractNum>
-  <w:abstractNum w:abstractNumId="15">
+  <w:abstractNum w:abstractNumId="15" w15:restartNumberingAfterBreak="0">
     <w:nsid w:val="41825100"/>
     <w:multiLevelType w:val="multilevel"/>
     <w:tmpl w:val="80C0DA3C"/>
@@ -15061,7 +15933,7 @@
       </w:rPr>
     </w:lvl>
   </w:abstractNum>
-  <w:abstractNum w:abstractNumId="16">
+  <w:abstractNum w:abstractNumId="16" w15:restartNumberingAfterBreak="0">
     <w:nsid w:val="453B24F1"/>
     <w:multiLevelType w:val="multilevel"/>
     <w:tmpl w:val="B91A89BA"/>
@@ -15210,7 +16082,7 @@
       </w:rPr>
     </w:lvl>
   </w:abstractNum>
-  <w:abstractNum w:abstractNumId="17">
+  <w:abstractNum w:abstractNumId="17" w15:restartNumberingAfterBreak="0">
     <w:nsid w:val="4757213C"/>
     <w:multiLevelType w:val="multilevel"/>
     <w:tmpl w:val="4FB0937E"/>
@@ -15359,7 +16231,7 @@
       </w:rPr>
     </w:lvl>
   </w:abstractNum>
-  <w:abstractNum w:abstractNumId="18">
+  <w:abstractNum w:abstractNumId="18" w15:restartNumberingAfterBreak="0">
     <w:nsid w:val="4B2939DD"/>
     <w:multiLevelType w:val="hybridMultilevel"/>
     <w:tmpl w:val="354628E0"/>
@@ -15445,7 +16317,7 @@
       </w:pPr>
     </w:lvl>
   </w:abstractNum>
-  <w:abstractNum w:abstractNumId="19">
+  <w:abstractNum w:abstractNumId="19" w15:restartNumberingAfterBreak="0">
     <w:nsid w:val="4BEF580D"/>
     <w:multiLevelType w:val="hybridMultilevel"/>
     <w:tmpl w:val="8578F48E"/>
@@ -15558,7 +16430,7 @@
       </w:rPr>
     </w:lvl>
   </w:abstractNum>
-  <w:abstractNum w:abstractNumId="20">
+  <w:abstractNum w:abstractNumId="20" w15:restartNumberingAfterBreak="0">
     <w:nsid w:val="4D6F6379"/>
     <w:multiLevelType w:val="hybridMultilevel"/>
     <w:tmpl w:val="C5F00BB4"/>
@@ -15671,7 +16543,7 @@
       </w:rPr>
     </w:lvl>
   </w:abstractNum>
-  <w:abstractNum w:abstractNumId="21">
+  <w:abstractNum w:abstractNumId="21" w15:restartNumberingAfterBreak="0">
     <w:nsid w:val="4DAD3D50"/>
     <w:multiLevelType w:val="multilevel"/>
     <w:tmpl w:val="D5583A1A"/>
@@ -15820,7 +16692,7 @@
       </w:rPr>
     </w:lvl>
   </w:abstractNum>
-  <w:abstractNum w:abstractNumId="22">
+  <w:abstractNum w:abstractNumId="22" w15:restartNumberingAfterBreak="0">
     <w:nsid w:val="6151195D"/>
     <w:multiLevelType w:val="multilevel"/>
     <w:tmpl w:val="71763736"/>
@@ -15969,7 +16841,7 @@
       </w:rPr>
     </w:lvl>
   </w:abstractNum>
-  <w:abstractNum w:abstractNumId="23">
+  <w:abstractNum w:abstractNumId="23" w15:restartNumberingAfterBreak="0">
     <w:nsid w:val="621D3478"/>
     <w:multiLevelType w:val="hybridMultilevel"/>
     <w:tmpl w:val="287CA07C"/>
@@ -16082,7 +16954,7 @@
       </w:rPr>
     </w:lvl>
   </w:abstractNum>
-  <w:abstractNum w:abstractNumId="24">
+  <w:abstractNum w:abstractNumId="24" w15:restartNumberingAfterBreak="0">
     <w:nsid w:val="62703FF9"/>
     <w:multiLevelType w:val="multilevel"/>
     <w:tmpl w:val="034E3D82"/>
@@ -16231,7 +17103,7 @@
       </w:rPr>
     </w:lvl>
   </w:abstractNum>
-  <w:abstractNum w:abstractNumId="25">
+  <w:abstractNum w:abstractNumId="25" w15:restartNumberingAfterBreak="0">
     <w:nsid w:val="62D26028"/>
     <w:multiLevelType w:val="multilevel"/>
     <w:tmpl w:val="341EF368"/>
@@ -16380,7 +17252,7 @@
       </w:rPr>
     </w:lvl>
   </w:abstractNum>
-  <w:abstractNum w:abstractNumId="26">
+  <w:abstractNum w:abstractNumId="26" w15:restartNumberingAfterBreak="0">
     <w:nsid w:val="704846B8"/>
     <w:multiLevelType w:val="hybridMultilevel"/>
     <w:tmpl w:val="DB26C1EE"/>
@@ -16470,7 +17342,7 @@
       </w:pPr>
     </w:lvl>
   </w:abstractNum>
-  <w:abstractNum w:abstractNumId="27">
+  <w:abstractNum w:abstractNumId="27" w15:restartNumberingAfterBreak="0">
     <w:nsid w:val="70803446"/>
     <w:multiLevelType w:val="hybridMultilevel"/>
     <w:tmpl w:val="29F2B534"/>
@@ -16556,7 +17428,7 @@
       </w:pPr>
     </w:lvl>
   </w:abstractNum>
-  <w:abstractNum w:abstractNumId="28">
+  <w:abstractNum w:abstractNumId="28" w15:restartNumberingAfterBreak="0">
     <w:nsid w:val="753B34F8"/>
     <w:multiLevelType w:val="multilevel"/>
     <w:tmpl w:val="9444A134"/>
@@ -16705,7 +17577,120 @@
       </w:rPr>
     </w:lvl>
   </w:abstractNum>
-  <w:abstractNum w:abstractNumId="29">
+  <w:abstractNum w:abstractNumId="29" w15:restartNumberingAfterBreak="0">
+    <w:nsid w:val="75AE5BDB"/>
+    <w:multiLevelType w:val="hybridMultilevel"/>
+    <w:tmpl w:val="6D968232"/>
+    <w:lvl w:ilvl="0" w:tplc="04020001">
+      <w:start w:val="1"/>
+      <w:numFmt w:val="bullet"/>
+      <w:lvlText w:val=""/>
+      <w:lvlJc w:val="left"/>
+      <w:pPr>
+        <w:ind w:left="720" w:hanging="360"/>
+      </w:pPr>
+      <w:rPr>
+        <w:rFonts w:ascii="Symbol" w:hAnsi="Symbol" w:hint="default"/>
+      </w:rPr>
+    </w:lvl>
+    <w:lvl w:ilvl="1" w:tplc="04020003" w:tentative="1">
+      <w:start w:val="1"/>
+      <w:numFmt w:val="bullet"/>
+      <w:lvlText w:val="o"/>
+      <w:lvlJc w:val="left"/>
+      <w:pPr>
+        <w:ind w:left="1440" w:hanging="360"/>
+      </w:pPr>
+      <w:rPr>
+        <w:rFonts w:ascii="Courier New" w:hAnsi="Courier New" w:cs="Courier New" w:hint="default"/>
+      </w:rPr>
+    </w:lvl>
+    <w:lvl w:ilvl="2" w:tplc="04020005" w:tentative="1">
+      <w:start w:val="1"/>
+      <w:numFmt w:val="bullet"/>
+      <w:lvlText w:val=""/>
+      <w:lvlJc w:val="left"/>
+      <w:pPr>
+        <w:ind w:left="2160" w:hanging="360"/>
+      </w:pPr>
+      <w:rPr>
+        <w:rFonts w:ascii="Wingdings" w:hAnsi="Wingdings" w:hint="default"/>
+      </w:rPr>
+    </w:lvl>
+    <w:lvl w:ilvl="3" w:tplc="04020001" w:tentative="1">
+      <w:start w:val="1"/>
+      <w:numFmt w:val="bullet"/>
+      <w:lvlText w:val=""/>
+      <w:lvlJc w:val="left"/>
+      <w:pPr>
+        <w:ind w:left="2880" w:hanging="360"/>
+      </w:pPr>
+      <w:rPr>
+        <w:rFonts w:ascii="Symbol" w:hAnsi="Symbol" w:hint="default"/>
+      </w:rPr>
+    </w:lvl>
+    <w:lvl w:ilvl="4" w:tplc="04020003" w:tentative="1">
+      <w:start w:val="1"/>
+      <w:numFmt w:val="bullet"/>
+      <w:lvlText w:val="o"/>
+      <w:lvlJc w:val="left"/>
+      <w:pPr>
+        <w:ind w:left="3600" w:hanging="360"/>
+      </w:pPr>
+      <w:rPr>
+        <w:rFonts w:ascii="Courier New" w:hAnsi="Courier New" w:cs="Courier New" w:hint="default"/>
+      </w:rPr>
+    </w:lvl>
+    <w:lvl w:ilvl="5" w:tplc="04020005" w:tentative="1">
+      <w:start w:val="1"/>
+      <w:numFmt w:val="bullet"/>
+      <w:lvlText w:val=""/>
+      <w:lvlJc w:val="left"/>
+      <w:pPr>
+        <w:ind w:left="4320" w:hanging="360"/>
+      </w:pPr>
+      <w:rPr>
+        <w:rFonts w:ascii="Wingdings" w:hAnsi="Wingdings" w:hint="default"/>
+      </w:rPr>
+    </w:lvl>
+    <w:lvl w:ilvl="6" w:tplc="04020001" w:tentative="1">
+      <w:start w:val="1"/>
+      <w:numFmt w:val="bullet"/>
+      <w:lvlText w:val=""/>
+      <w:lvlJc w:val="left"/>
+      <w:pPr>
+        <w:ind w:left="5040" w:hanging="360"/>
+      </w:pPr>
+      <w:rPr>
+        <w:rFonts w:ascii="Symbol" w:hAnsi="Symbol" w:hint="default"/>
+      </w:rPr>
+    </w:lvl>
+    <w:lvl w:ilvl="7" w:tplc="04020003" w:tentative="1">
+      <w:start w:val="1"/>
+      <w:numFmt w:val="bullet"/>
+      <w:lvlText w:val="o"/>
+      <w:lvlJc w:val="left"/>
+      <w:pPr>
+        <w:ind w:left="5760" w:hanging="360"/>
+      </w:pPr>
+      <w:rPr>
+        <w:rFonts w:ascii="Courier New" w:hAnsi="Courier New" w:cs="Courier New" w:hint="default"/>
+      </w:rPr>
+    </w:lvl>
+    <w:lvl w:ilvl="8" w:tplc="04020005" w:tentative="1">
+      <w:start w:val="1"/>
+      <w:numFmt w:val="bullet"/>
+      <w:lvlText w:val=""/>
+      <w:lvlJc w:val="left"/>
+      <w:pPr>
+        <w:ind w:left="6480" w:hanging="360"/>
+      </w:pPr>
+      <w:rPr>
+        <w:rFonts w:ascii="Wingdings" w:hAnsi="Wingdings" w:hint="default"/>
+      </w:rPr>
+    </w:lvl>
+  </w:abstractNum>
+  <w:abstractNum w:abstractNumId="30" w15:restartNumberingAfterBreak="0">
     <w:nsid w:val="79230737"/>
     <w:multiLevelType w:val="hybridMultilevel"/>
     <w:tmpl w:val="3AB475A0"/>
@@ -16818,101 +17803,104 @@
       </w:rPr>
     </w:lvl>
   </w:abstractNum>
-  <w:num w:numId="1">
+  <w:num w:numId="1" w16cid:durableId="1389381117">
     <w:abstractNumId w:val="20"/>
   </w:num>
-  <w:num w:numId="2">
+  <w:num w:numId="2" w16cid:durableId="1039669199">
     <w:abstractNumId w:val="9"/>
   </w:num>
-  <w:num w:numId="3">
+  <w:num w:numId="3" w16cid:durableId="1860927395">
     <w:abstractNumId w:val="23"/>
   </w:num>
-  <w:num w:numId="4">
+  <w:num w:numId="4" w16cid:durableId="1933320938">
     <w:abstractNumId w:val="4"/>
   </w:num>
-  <w:num w:numId="5">
+  <w:num w:numId="5" w16cid:durableId="60757688">
     <w:abstractNumId w:val="7"/>
   </w:num>
-  <w:num w:numId="6">
+  <w:num w:numId="6" w16cid:durableId="1009412450">
     <w:abstractNumId w:val="5"/>
   </w:num>
-  <w:num w:numId="7">
+  <w:num w:numId="7" w16cid:durableId="1901480824">
     <w:abstractNumId w:val="0"/>
   </w:num>
-  <w:num w:numId="8">
+  <w:num w:numId="8" w16cid:durableId="85856702">
     <w:abstractNumId w:val="10"/>
   </w:num>
-  <w:num w:numId="9">
+  <w:num w:numId="9" w16cid:durableId="1006859030">
     <w:abstractNumId w:val="26"/>
   </w:num>
-  <w:num w:numId="10">
+  <w:num w:numId="10" w16cid:durableId="1079449708">
     <w:abstractNumId w:val="13"/>
   </w:num>
-  <w:num w:numId="11">
-    <w:abstractNumId w:val="29"/>
+  <w:num w:numId="11" w16cid:durableId="1507747797">
+    <w:abstractNumId w:val="30"/>
   </w:num>
-  <w:num w:numId="12">
+  <w:num w:numId="12" w16cid:durableId="845824362">
     <w:abstractNumId w:val="19"/>
   </w:num>
-  <w:num w:numId="13">
+  <w:num w:numId="13" w16cid:durableId="107744229">
     <w:abstractNumId w:val="14"/>
   </w:num>
-  <w:num w:numId="14">
+  <w:num w:numId="14" w16cid:durableId="932783595">
     <w:abstractNumId w:val="18"/>
   </w:num>
-  <w:num w:numId="15">
+  <w:num w:numId="15" w16cid:durableId="856892422">
     <w:abstractNumId w:val="1"/>
   </w:num>
-  <w:num w:numId="16">
+  <w:num w:numId="16" w16cid:durableId="904069942">
     <w:abstractNumId w:val="27"/>
   </w:num>
-  <w:num w:numId="17">
+  <w:num w:numId="17" w16cid:durableId="492912765">
     <w:abstractNumId w:val="6"/>
   </w:num>
-  <w:num w:numId="18">
+  <w:num w:numId="18" w16cid:durableId="1730305916">
     <w:abstractNumId w:val="15"/>
   </w:num>
-  <w:num w:numId="19">
+  <w:num w:numId="19" w16cid:durableId="294263500">
     <w:abstractNumId w:val="24"/>
   </w:num>
-  <w:num w:numId="20">
+  <w:num w:numId="20" w16cid:durableId="1301886166">
     <w:abstractNumId w:val="11"/>
   </w:num>
-  <w:num w:numId="21">
+  <w:num w:numId="21" w16cid:durableId="826752577">
     <w:abstractNumId w:val="25"/>
   </w:num>
-  <w:num w:numId="22">
+  <w:num w:numId="22" w16cid:durableId="1361778719">
     <w:abstractNumId w:val="21"/>
   </w:num>
-  <w:num w:numId="23">
+  <w:num w:numId="23" w16cid:durableId="310911626">
     <w:abstractNumId w:val="8"/>
   </w:num>
-  <w:num w:numId="24">
+  <w:num w:numId="24" w16cid:durableId="2093815120">
     <w:abstractNumId w:val="12"/>
   </w:num>
-  <w:num w:numId="25">
+  <w:num w:numId="25" w16cid:durableId="1014958491">
     <w:abstractNumId w:val="3"/>
   </w:num>
-  <w:num w:numId="26">
+  <w:num w:numId="26" w16cid:durableId="821972055">
     <w:abstractNumId w:val="16"/>
   </w:num>
-  <w:num w:numId="27">
+  <w:num w:numId="27" w16cid:durableId="496651268">
     <w:abstractNumId w:val="2"/>
   </w:num>
-  <w:num w:numId="28">
+  <w:num w:numId="28" w16cid:durableId="738551038">
     <w:abstractNumId w:val="22"/>
   </w:num>
-  <w:num w:numId="29">
+  <w:num w:numId="29" w16cid:durableId="741410297">
     <w:abstractNumId w:val="17"/>
   </w:num>
-  <w:num w:numId="30">
+  <w:num w:numId="30" w16cid:durableId="45764866">
     <w:abstractNumId w:val="28"/>
+  </w:num>
+  <w:num w:numId="31" w16cid:durableId="131483939">
+    <w:abstractNumId w:val="29"/>
   </w:num>
 </w:numbering>
 </file>
 
 <file path=word/styles.xml><?xml version="1.0" encoding="utf-8"?>
-<w:styles xmlns:mc="http://schemas.openxmlformats.org/markup-compatibility/2006" xmlns:r="http://schemas.openxmlformats.org/officeDocument/2006/relationships" xmlns:w="http://schemas.openxmlformats.org/wordprocessingml/2006/main" xmlns:w14="http://schemas.microsoft.com/office/word/2010/wordml" mc:Ignorable="w14">
+<w:styles xmlns:mc="http://schemas.openxmlformats.org/markup-compatibility/2006" xmlns:r="http://schemas.openxmlformats.org/officeDocument/2006/relationships" xmlns:w="http://schemas.openxmlformats.org/wordprocessingml/2006/main" xmlns:w14="http://schemas.microsoft.com/office/word/2010/wordml" xmlns:w15="http://schemas.microsoft.com/office/word/2012/wordml" xmlns:w16cex="http://schemas.microsoft.com/office/word/2018/wordml/cex" xmlns:w16cid="http://schemas.microsoft.com/office/word/2016/wordml/cid" xmlns:w16="http://schemas.microsoft.com/office/word/2018/wordml" xmlns:w16du="http://schemas.microsoft.com/office/word/2023/wordml/word16du" xmlns:w16sdtdh="http://schemas.microsoft.com/office/word/2020/wordml/sdtdatahash" xmlns:w16sdtfl="http://schemas.microsoft.com/office/word/2024/wordml/sdtformatlock" xmlns:w16se="http://schemas.microsoft.com/office/word/2015/wordml/symex" mc:Ignorable="w14 w15 w16se w16cid w16 w16cex w16sdtdh w16sdtfl w16du">
   <w:docDefaults>
     <w:rPrDefault>
       <w:rPr>
@@ -16928,146 +17916,385 @@
       </w:pPr>
     </w:pPrDefault>
   </w:docDefaults>
-  <w:latentStyles w:defLockedState="0" w:defUIPriority="99" w:defSemiHidden="1" w:defUnhideWhenUsed="1" w:defQFormat="0" w:count="267">
-    <w:lsdException w:name="Normal" w:semiHidden="0" w:uiPriority="0" w:unhideWhenUsed="0" w:qFormat="1"/>
-    <w:lsdException w:name="heading 1" w:semiHidden="0" w:uiPriority="9" w:unhideWhenUsed="0" w:qFormat="1"/>
-    <w:lsdException w:name="heading 2" w:uiPriority="9" w:qFormat="1"/>
-    <w:lsdException w:name="heading 3" w:uiPriority="9" w:qFormat="1"/>
-    <w:lsdException w:name="heading 4" w:uiPriority="9" w:qFormat="1"/>
-    <w:lsdException w:name="heading 5" w:uiPriority="9" w:qFormat="1"/>
-    <w:lsdException w:name="heading 6" w:uiPriority="9" w:qFormat="1"/>
-    <w:lsdException w:name="heading 7" w:uiPriority="9" w:qFormat="1"/>
-    <w:lsdException w:name="heading 8" w:uiPriority="9" w:qFormat="1"/>
-    <w:lsdException w:name="heading 9" w:uiPriority="9" w:qFormat="1"/>
-    <w:lsdException w:name="toc 1" w:uiPriority="39"/>
-    <w:lsdException w:name="toc 2" w:uiPriority="39"/>
-    <w:lsdException w:name="toc 3" w:uiPriority="39"/>
-    <w:lsdException w:name="toc 4" w:uiPriority="39"/>
-    <w:lsdException w:name="toc 5" w:uiPriority="39"/>
-    <w:lsdException w:name="toc 6" w:uiPriority="39"/>
-    <w:lsdException w:name="toc 7" w:uiPriority="39"/>
-    <w:lsdException w:name="toc 8" w:uiPriority="39"/>
-    <w:lsdException w:name="toc 9" w:uiPriority="39"/>
-    <w:lsdException w:name="caption" w:uiPriority="35" w:qFormat="1"/>
-    <w:lsdException w:name="Title" w:semiHidden="0" w:uiPriority="10" w:unhideWhenUsed="0" w:qFormat="1"/>
-    <w:lsdException w:name="Default Paragraph Font" w:uiPriority="1"/>
-    <w:lsdException w:name="Subtitle" w:semiHidden="0" w:uiPriority="11" w:unhideWhenUsed="0" w:qFormat="1"/>
-    <w:lsdException w:name="Strong" w:semiHidden="0" w:uiPriority="22" w:unhideWhenUsed="0" w:qFormat="1"/>
-    <w:lsdException w:name="Emphasis" w:semiHidden="0" w:uiPriority="20" w:unhideWhenUsed="0" w:qFormat="1"/>
-    <w:lsdException w:name="Table Grid" w:semiHidden="0" w:uiPriority="59" w:unhideWhenUsed="0"/>
-    <w:lsdException w:name="Placeholder Text" w:unhideWhenUsed="0"/>
-    <w:lsdException w:name="No Spacing" w:semiHidden="0" w:uiPriority="1" w:unhideWhenUsed="0" w:qFormat="1"/>
-    <w:lsdException w:name="Light Shading" w:semiHidden="0" w:uiPriority="60" w:unhideWhenUsed="0"/>
-    <w:lsdException w:name="Light List" w:semiHidden="0" w:uiPriority="61" w:unhideWhenUsed="0"/>
-    <w:lsdException w:name="Light Grid" w:semiHidden="0" w:uiPriority="62" w:unhideWhenUsed="0"/>
-    <w:lsdException w:name="Medium Shading 1" w:semiHidden="0" w:uiPriority="63" w:unhideWhenUsed="0"/>
-    <w:lsdException w:name="Medium Shading 2" w:semiHidden="0" w:uiPriority="64" w:unhideWhenUsed="0"/>
-    <w:lsdException w:name="Medium List 1" w:semiHidden="0" w:uiPriority="65" w:unhideWhenUsed="0"/>
-    <w:lsdException w:name="Medium List 2" w:semiHidden="0" w:uiPriority="66" w:unhideWhenUsed="0"/>
-    <w:lsdException w:name="Medium Grid 1" w:semiHidden="0" w:uiPriority="67" w:unhideWhenUsed="0"/>
-    <w:lsdException w:name="Medium Grid 2" w:semiHidden="0" w:uiPriority="68" w:unhideWhenUsed="0"/>
-    <w:lsdException w:name="Medium Grid 3" w:semiHidden="0" w:uiPriority="69" w:unhideWhenUsed="0"/>
-    <w:lsdException w:name="Dark List" w:semiHidden="0" w:uiPriority="70" w:unhideWhenUsed="0"/>
-    <w:lsdException w:name="Colorful Shading" w:semiHidden="0" w:uiPriority="71" w:unhideWhenUsed="0"/>
-    <w:lsdException w:name="Colorful List" w:semiHidden="0" w:uiPriority="72" w:unhideWhenUsed="0"/>
-    <w:lsdException w:name="Colorful Grid" w:semiHidden="0" w:uiPriority="73" w:unhideWhenUsed="0"/>
-    <w:lsdException w:name="Light Shading Accent 1" w:semiHidden="0" w:uiPriority="60" w:unhideWhenUsed="0"/>
-    <w:lsdException w:name="Light List Accent 1" w:semiHidden="0" w:uiPriority="61" w:unhideWhenUsed="0"/>
-    <w:lsdException w:name="Light Grid Accent 1" w:semiHidden="0" w:uiPriority="62" w:unhideWhenUsed="0"/>
-    <w:lsdException w:name="Medium Shading 1 Accent 1" w:semiHidden="0" w:uiPriority="63" w:unhideWhenUsed="0"/>
-    <w:lsdException w:name="Medium Shading 2 Accent 1" w:semiHidden="0" w:uiPriority="64" w:unhideWhenUsed="0"/>
-    <w:lsdException w:name="Medium List 1 Accent 1" w:semiHidden="0" w:uiPriority="65" w:unhideWhenUsed="0"/>
-    <w:lsdException w:name="Revision" w:unhideWhenUsed="0"/>
-    <w:lsdException w:name="List Paragraph" w:semiHidden="0" w:uiPriority="34" w:unhideWhenUsed="0" w:qFormat="1"/>
-    <w:lsdException w:name="Quote" w:semiHidden="0" w:uiPriority="29" w:unhideWhenUsed="0" w:qFormat="1"/>
-    <w:lsdException w:name="Intense Quote" w:semiHidden="0" w:uiPriority="30" w:unhideWhenUsed="0" w:qFormat="1"/>
-    <w:lsdException w:name="Medium List 2 Accent 1" w:semiHidden="0" w:uiPriority="66" w:unhideWhenUsed="0"/>
-    <w:lsdException w:name="Medium Grid 1 Accent 1" w:semiHidden="0" w:uiPriority="67" w:unhideWhenUsed="0"/>
-    <w:lsdException w:name="Medium Grid 2 Accent 1" w:semiHidden="0" w:uiPriority="68" w:unhideWhenUsed="0"/>
-    <w:lsdException w:name="Medium Grid 3 Accent 1" w:semiHidden="0" w:uiPriority="69" w:unhideWhenUsed="0"/>
-    <w:lsdException w:name="Dark List Accent 1" w:semiHidden="0" w:uiPriority="70" w:unhideWhenUsed="0"/>
-    <w:lsdException w:name="Colorful Shading Accent 1" w:semiHidden="0" w:uiPriority="71" w:unhideWhenUsed="0"/>
-    <w:lsdException w:name="Colorful List Accent 1" w:semiHidden="0" w:uiPriority="72" w:unhideWhenUsed="0"/>
-    <w:lsdException w:name="Colorful Grid Accent 1" w:semiHidden="0" w:uiPriority="73" w:unhideWhenUsed="0"/>
-    <w:lsdException w:name="Light Shading Accent 2" w:semiHidden="0" w:uiPriority="60" w:unhideWhenUsed="0"/>
-    <w:lsdException w:name="Light List Accent 2" w:semiHidden="0" w:uiPriority="61" w:unhideWhenUsed="0"/>
-    <w:lsdException w:name="Light Grid Accent 2" w:semiHidden="0" w:uiPriority="62" w:unhideWhenUsed="0"/>
-    <w:lsdException w:name="Medium Shading 1 Accent 2" w:semiHidden="0" w:uiPriority="63" w:unhideWhenUsed="0"/>
-    <w:lsdException w:name="Medium Shading 2 Accent 2" w:semiHidden="0" w:uiPriority="64" w:unhideWhenUsed="0"/>
-    <w:lsdException w:name="Medium List 1 Accent 2" w:semiHidden="0" w:uiPriority="65" w:unhideWhenUsed="0"/>
-    <w:lsdException w:name="Medium List 2 Accent 2" w:semiHidden="0" w:uiPriority="66" w:unhideWhenUsed="0"/>
-    <w:lsdException w:name="Medium Grid 1 Accent 2" w:semiHidden="0" w:uiPriority="67" w:unhideWhenUsed="0"/>
-    <w:lsdException w:name="Medium Grid 2 Accent 2" w:semiHidden="0" w:uiPriority="68" w:unhideWhenUsed="0"/>
-    <w:lsdException w:name="Medium Grid 3 Accent 2" w:semiHidden="0" w:uiPriority="69" w:unhideWhenUsed="0"/>
-    <w:lsdException w:name="Dark List Accent 2" w:semiHidden="0" w:uiPriority="70" w:unhideWhenUsed="0"/>
-    <w:lsdException w:name="Colorful Shading Accent 2" w:semiHidden="0" w:uiPriority="71" w:unhideWhenUsed="0"/>
-    <w:lsdException w:name="Colorful List Accent 2" w:semiHidden="0" w:uiPriority="72" w:unhideWhenUsed="0"/>
-    <w:lsdException w:name="Colorful Grid Accent 2" w:semiHidden="0" w:uiPriority="73" w:unhideWhenUsed="0"/>
-    <w:lsdException w:name="Light Shading Accent 3" w:semiHidden="0" w:uiPriority="60" w:unhideWhenUsed="0"/>
-    <w:lsdException w:name="Light List Accent 3" w:semiHidden="0" w:uiPriority="61" w:unhideWhenUsed="0"/>
-    <w:lsdException w:name="Light Grid Accent 3" w:semiHidden="0" w:uiPriority="62" w:unhideWhenUsed="0"/>
-    <w:lsdException w:name="Medium Shading 1 Accent 3" w:semiHidden="0" w:uiPriority="63" w:unhideWhenUsed="0"/>
-    <w:lsdException w:name="Medium Shading 2 Accent 3" w:semiHidden="0" w:uiPriority="64" w:unhideWhenUsed="0"/>
-    <w:lsdException w:name="Medium List 1 Accent 3" w:semiHidden="0" w:uiPriority="65" w:unhideWhenUsed="0"/>
-    <w:lsdException w:name="Medium List 2 Accent 3" w:semiHidden="0" w:uiPriority="66" w:unhideWhenUsed="0"/>
-    <w:lsdException w:name="Medium Grid 1 Accent 3" w:semiHidden="0" w:uiPriority="67" w:unhideWhenUsed="0"/>
-    <w:lsdException w:name="Medium Grid 2 Accent 3" w:semiHidden="0" w:uiPriority="68" w:unhideWhenUsed="0"/>
-    <w:lsdException w:name="Medium Grid 3 Accent 3" w:semiHidden="0" w:uiPriority="69" w:unhideWhenUsed="0"/>
-    <w:lsdException w:name="Dark List Accent 3" w:semiHidden="0" w:uiPriority="70" w:unhideWhenUsed="0"/>
-    <w:lsdException w:name="Colorful Shading Accent 3" w:semiHidden="0" w:uiPriority="71" w:unhideWhenUsed="0"/>
-    <w:lsdException w:name="Colorful List Accent 3" w:semiHidden="0" w:uiPriority="72" w:unhideWhenUsed="0"/>
-    <w:lsdException w:name="Colorful Grid Accent 3" w:semiHidden="0" w:uiPriority="73" w:unhideWhenUsed="0"/>
-    <w:lsdException w:name="Light Shading Accent 4" w:semiHidden="0" w:uiPriority="60" w:unhideWhenUsed="0"/>
-    <w:lsdException w:name="Light List Accent 4" w:semiHidden="0" w:uiPriority="61" w:unhideWhenUsed="0"/>
-    <w:lsdException w:name="Light Grid Accent 4" w:semiHidden="0" w:uiPriority="62" w:unhideWhenUsed="0"/>
-    <w:lsdException w:name="Medium Shading 1 Accent 4" w:semiHidden="0" w:uiPriority="63" w:unhideWhenUsed="0"/>
-    <w:lsdException w:name="Medium Shading 2 Accent 4" w:semiHidden="0" w:uiPriority="64" w:unhideWhenUsed="0"/>
-    <w:lsdException w:name="Medium List 1 Accent 4" w:semiHidden="0" w:uiPriority="65" w:unhideWhenUsed="0"/>
-    <w:lsdException w:name="Medium List 2 Accent 4" w:semiHidden="0" w:uiPriority="66" w:unhideWhenUsed="0"/>
-    <w:lsdException w:name="Medium Grid 1 Accent 4" w:semiHidden="0" w:uiPriority="67" w:unhideWhenUsed="0"/>
-    <w:lsdException w:name="Medium Grid 2 Accent 4" w:semiHidden="0" w:uiPriority="68" w:unhideWhenUsed="0"/>
-    <w:lsdException w:name="Medium Grid 3 Accent 4" w:semiHidden="0" w:uiPriority="69" w:unhideWhenUsed="0"/>
-    <w:lsdException w:name="Dark List Accent 4" w:semiHidden="0" w:uiPriority="70" w:unhideWhenUsed="0"/>
-    <w:lsdException w:name="Colorful Shading Accent 4" w:semiHidden="0" w:uiPriority="71" w:unhideWhenUsed="0"/>
-    <w:lsdException w:name="Colorful List Accent 4" w:semiHidden="0" w:uiPriority="72" w:unhideWhenUsed="0"/>
-    <w:lsdException w:name="Colorful Grid Accent 4" w:semiHidden="0" w:uiPriority="73" w:unhideWhenUsed="0"/>
-    <w:lsdException w:name="Light Shading Accent 5" w:semiHidden="0" w:uiPriority="60" w:unhideWhenUsed="0"/>
-    <w:lsdException w:name="Light List Accent 5" w:semiHidden="0" w:uiPriority="61" w:unhideWhenUsed="0"/>
-    <w:lsdException w:name="Light Grid Accent 5" w:semiHidden="0" w:uiPriority="62" w:unhideWhenUsed="0"/>
-    <w:lsdException w:name="Medium Shading 1 Accent 5" w:semiHidden="0" w:uiPriority="63" w:unhideWhenUsed="0"/>
-    <w:lsdException w:name="Medium Shading 2 Accent 5" w:semiHidden="0" w:uiPriority="64" w:unhideWhenUsed="0"/>
-    <w:lsdException w:name="Medium List 1 Accent 5" w:semiHidden="0" w:uiPriority="65" w:unhideWhenUsed="0"/>
-    <w:lsdException w:name="Medium List 2 Accent 5" w:semiHidden="0" w:uiPriority="66" w:unhideWhenUsed="0"/>
-    <w:lsdException w:name="Medium Grid 1 Accent 5" w:semiHidden="0" w:uiPriority="67" w:unhideWhenUsed="0"/>
-    <w:lsdException w:name="Medium Grid 2 Accent 5" w:semiHidden="0" w:uiPriority="68" w:unhideWhenUsed="0"/>
-    <w:lsdException w:name="Medium Grid 3 Accent 5" w:semiHidden="0" w:uiPriority="69" w:unhideWhenUsed="0"/>
-    <w:lsdException w:name="Dark List Accent 5" w:semiHidden="0" w:uiPriority="70" w:unhideWhenUsed="0"/>
-    <w:lsdException w:name="Colorful Shading Accent 5" w:semiHidden="0" w:uiPriority="71" w:unhideWhenUsed="0"/>
-    <w:lsdException w:name="Colorful List Accent 5" w:semiHidden="0" w:uiPriority="72" w:unhideWhenUsed="0"/>
-    <w:lsdException w:name="Colorful Grid Accent 5" w:semiHidden="0" w:uiPriority="73" w:unhideWhenUsed="0"/>
-    <w:lsdException w:name="Light Shading Accent 6" w:semiHidden="0" w:uiPriority="60" w:unhideWhenUsed="0"/>
-    <w:lsdException w:name="Light List Accent 6" w:semiHidden="0" w:uiPriority="61" w:unhideWhenUsed="0"/>
-    <w:lsdException w:name="Light Grid Accent 6" w:semiHidden="0" w:uiPriority="62" w:unhideWhenUsed="0"/>
-    <w:lsdException w:name="Medium Shading 1 Accent 6" w:semiHidden="0" w:uiPriority="63" w:unhideWhenUsed="0"/>
-    <w:lsdException w:name="Medium Shading 2 Accent 6" w:semiHidden="0" w:uiPriority="64" w:unhideWhenUsed="0"/>
-    <w:lsdException w:name="Medium List 1 Accent 6" w:semiHidden="0" w:uiPriority="65" w:unhideWhenUsed="0"/>
-    <w:lsdException w:name="Medium List 2 Accent 6" w:semiHidden="0" w:uiPriority="66" w:unhideWhenUsed="0"/>
-    <w:lsdException w:name="Medium Grid 1 Accent 6" w:semiHidden="0" w:uiPriority="67" w:unhideWhenUsed="0"/>
-    <w:lsdException w:name="Medium Grid 2 Accent 6" w:semiHidden="0" w:uiPriority="68" w:unhideWhenUsed="0"/>
-    <w:lsdException w:name="Medium Grid 3 Accent 6" w:semiHidden="0" w:uiPriority="69" w:unhideWhenUsed="0"/>
-    <w:lsdException w:name="Dark List Accent 6" w:semiHidden="0" w:uiPriority="70" w:unhideWhenUsed="0"/>
-    <w:lsdException w:name="Colorful Shading Accent 6" w:semiHidden="0" w:uiPriority="71" w:unhideWhenUsed="0"/>
-    <w:lsdException w:name="Colorful List Accent 6" w:semiHidden="0" w:uiPriority="72" w:unhideWhenUsed="0"/>
-    <w:lsdException w:name="Colorful Grid Accent 6" w:semiHidden="0" w:uiPriority="73" w:unhideWhenUsed="0"/>
-    <w:lsdException w:name="Subtle Emphasis" w:semiHidden="0" w:uiPriority="19" w:unhideWhenUsed="0" w:qFormat="1"/>
-    <w:lsdException w:name="Intense Emphasis" w:semiHidden="0" w:uiPriority="21" w:unhideWhenUsed="0" w:qFormat="1"/>
-    <w:lsdException w:name="Subtle Reference" w:semiHidden="0" w:uiPriority="31" w:unhideWhenUsed="0" w:qFormat="1"/>
-    <w:lsdException w:name="Intense Reference" w:semiHidden="0" w:uiPriority="32" w:unhideWhenUsed="0" w:qFormat="1"/>
-    <w:lsdException w:name="Book Title" w:semiHidden="0" w:uiPriority="33" w:unhideWhenUsed="0" w:qFormat="1"/>
-    <w:lsdException w:name="Bibliography" w:uiPriority="37"/>
-    <w:lsdException w:name="TOC Heading" w:uiPriority="39" w:qFormat="1"/>
+  <w:latentStyles w:defLockedState="0" w:defUIPriority="99" w:defSemiHidden="0" w:defUnhideWhenUsed="0" w:defQFormat="0" w:count="376">
+    <w:lsdException w:name="Normal" w:uiPriority="0" w:qFormat="1"/>
+    <w:lsdException w:name="heading 1" w:uiPriority="9" w:qFormat="1"/>
+    <w:lsdException w:name="heading 2" w:semiHidden="1" w:uiPriority="9" w:unhideWhenUsed="1" w:qFormat="1"/>
+    <w:lsdException w:name="heading 3" w:semiHidden="1" w:uiPriority="9" w:unhideWhenUsed="1" w:qFormat="1"/>
+    <w:lsdException w:name="heading 4" w:semiHidden="1" w:uiPriority="9" w:unhideWhenUsed="1" w:qFormat="1"/>
+    <w:lsdException w:name="heading 5" w:semiHidden="1" w:uiPriority="9" w:unhideWhenUsed="1" w:qFormat="1"/>
+    <w:lsdException w:name="heading 6" w:semiHidden="1" w:uiPriority="9" w:unhideWhenUsed="1" w:qFormat="1"/>
+    <w:lsdException w:name="heading 7" w:semiHidden="1" w:uiPriority="9" w:unhideWhenUsed="1" w:qFormat="1"/>
+    <w:lsdException w:name="heading 8" w:semiHidden="1" w:uiPriority="9" w:unhideWhenUsed="1" w:qFormat="1"/>
+    <w:lsdException w:name="heading 9" w:semiHidden="1" w:uiPriority="9" w:unhideWhenUsed="1" w:qFormat="1"/>
+    <w:lsdException w:name="index 1" w:semiHidden="1" w:unhideWhenUsed="1"/>
+    <w:lsdException w:name="index 2" w:semiHidden="1" w:unhideWhenUsed="1"/>
+    <w:lsdException w:name="index 3" w:semiHidden="1" w:unhideWhenUsed="1"/>
+    <w:lsdException w:name="index 4" w:semiHidden="1" w:unhideWhenUsed="1"/>
+    <w:lsdException w:name="index 5" w:semiHidden="1" w:unhideWhenUsed="1"/>
+    <w:lsdException w:name="index 6" w:semiHidden="1" w:unhideWhenUsed="1"/>
+    <w:lsdException w:name="index 7" w:semiHidden="1" w:unhideWhenUsed="1"/>
+    <w:lsdException w:name="index 8" w:semiHidden="1" w:unhideWhenUsed="1"/>
+    <w:lsdException w:name="index 9" w:semiHidden="1" w:unhideWhenUsed="1"/>
+    <w:lsdException w:name="toc 1" w:semiHidden="1" w:uiPriority="39" w:unhideWhenUsed="1"/>
+    <w:lsdException w:name="toc 2" w:semiHidden="1" w:uiPriority="39" w:unhideWhenUsed="1"/>
+    <w:lsdException w:name="toc 3" w:semiHidden="1" w:uiPriority="39" w:unhideWhenUsed="1"/>
+    <w:lsdException w:name="toc 4" w:semiHidden="1" w:uiPriority="39" w:unhideWhenUsed="1"/>
+    <w:lsdException w:name="toc 5" w:semiHidden="1" w:uiPriority="39" w:unhideWhenUsed="1"/>
+    <w:lsdException w:name="toc 6" w:semiHidden="1" w:uiPriority="39" w:unhideWhenUsed="1"/>
+    <w:lsdException w:name="toc 7" w:semiHidden="1" w:uiPriority="39" w:unhideWhenUsed="1"/>
+    <w:lsdException w:name="toc 8" w:semiHidden="1" w:uiPriority="39" w:unhideWhenUsed="1"/>
+    <w:lsdException w:name="toc 9" w:semiHidden="1" w:uiPriority="39" w:unhideWhenUsed="1"/>
+    <w:lsdException w:name="Normal Indent" w:semiHidden="1" w:unhideWhenUsed="1"/>
+    <w:lsdException w:name="footnote text" w:semiHidden="1" w:unhideWhenUsed="1"/>
+    <w:lsdException w:name="annotation text" w:semiHidden="1" w:unhideWhenUsed="1"/>
+    <w:lsdException w:name="header" w:semiHidden="1" w:unhideWhenUsed="1"/>
+    <w:lsdException w:name="footer" w:semiHidden="1" w:unhideWhenUsed="1"/>
+    <w:lsdException w:name="index heading" w:semiHidden="1" w:unhideWhenUsed="1"/>
+    <w:lsdException w:name="caption" w:semiHidden="1" w:uiPriority="35" w:unhideWhenUsed="1" w:qFormat="1"/>
+    <w:lsdException w:name="table of figures" w:semiHidden="1" w:unhideWhenUsed="1"/>
+    <w:lsdException w:name="envelope address" w:semiHidden="1" w:unhideWhenUsed="1"/>
+    <w:lsdException w:name="envelope return" w:semiHidden="1" w:unhideWhenUsed="1"/>
+    <w:lsdException w:name="footnote reference" w:semiHidden="1" w:unhideWhenUsed="1"/>
+    <w:lsdException w:name="annotation reference" w:semiHidden="1" w:unhideWhenUsed="1"/>
+    <w:lsdException w:name="line number" w:semiHidden="1" w:unhideWhenUsed="1"/>
+    <w:lsdException w:name="page number" w:semiHidden="1" w:unhideWhenUsed="1"/>
+    <w:lsdException w:name="endnote reference" w:semiHidden="1" w:unhideWhenUsed="1"/>
+    <w:lsdException w:name="endnote text" w:semiHidden="1" w:unhideWhenUsed="1"/>
+    <w:lsdException w:name="table of authorities" w:semiHidden="1" w:unhideWhenUsed="1"/>
+    <w:lsdException w:name="macro" w:semiHidden="1" w:unhideWhenUsed="1"/>
+    <w:lsdException w:name="toa heading" w:semiHidden="1" w:unhideWhenUsed="1"/>
+    <w:lsdException w:name="List" w:semiHidden="1" w:unhideWhenUsed="1"/>
+    <w:lsdException w:name="List Bullet" w:semiHidden="1" w:unhideWhenUsed="1"/>
+    <w:lsdException w:name="List Number" w:semiHidden="1" w:unhideWhenUsed="1"/>
+    <w:lsdException w:name="List 2" w:semiHidden="1" w:unhideWhenUsed="1"/>
+    <w:lsdException w:name="List 3" w:semiHidden="1" w:unhideWhenUsed="1"/>
+    <w:lsdException w:name="List 4" w:semiHidden="1" w:unhideWhenUsed="1"/>
+    <w:lsdException w:name="List 5" w:semiHidden="1" w:unhideWhenUsed="1"/>
+    <w:lsdException w:name="List Bullet 2" w:semiHidden="1" w:unhideWhenUsed="1"/>
+    <w:lsdException w:name="List Bullet 3" w:semiHidden="1" w:unhideWhenUsed="1"/>
+    <w:lsdException w:name="List Bullet 4" w:semiHidden="1" w:unhideWhenUsed="1"/>
+    <w:lsdException w:name="List Bullet 5" w:semiHidden="1" w:unhideWhenUsed="1"/>
+    <w:lsdException w:name="List Number 2" w:semiHidden="1" w:unhideWhenUsed="1"/>
+    <w:lsdException w:name="List Number 3" w:semiHidden="1" w:unhideWhenUsed="1"/>
+    <w:lsdException w:name="List Number 4" w:semiHidden="1" w:unhideWhenUsed="1"/>
+    <w:lsdException w:name="List Number 5" w:semiHidden="1" w:unhideWhenUsed="1"/>
+    <w:lsdException w:name="Title" w:uiPriority="10" w:qFormat="1"/>
+    <w:lsdException w:name="Closing" w:semiHidden="1" w:unhideWhenUsed="1"/>
+    <w:lsdException w:name="Signature" w:semiHidden="1" w:unhideWhenUsed="1"/>
+    <w:lsdException w:name="Default Paragraph Font" w:semiHidden="1" w:uiPriority="1" w:unhideWhenUsed="1"/>
+    <w:lsdException w:name="Body Text" w:semiHidden="1" w:unhideWhenUsed="1"/>
+    <w:lsdException w:name="Body Text Indent" w:semiHidden="1" w:unhideWhenUsed="1"/>
+    <w:lsdException w:name="List Continue" w:semiHidden="1" w:unhideWhenUsed="1"/>
+    <w:lsdException w:name="List Continue 2" w:semiHidden="1" w:unhideWhenUsed="1"/>
+    <w:lsdException w:name="List Continue 3" w:semiHidden="1" w:unhideWhenUsed="1"/>
+    <w:lsdException w:name="List Continue 4" w:semiHidden="1" w:unhideWhenUsed="1"/>
+    <w:lsdException w:name="List Continue 5" w:semiHidden="1" w:unhideWhenUsed="1"/>
+    <w:lsdException w:name="Message Header" w:semiHidden="1" w:unhideWhenUsed="1"/>
+    <w:lsdException w:name="Subtitle" w:uiPriority="11" w:qFormat="1"/>
+    <w:lsdException w:name="Salutation" w:semiHidden="1" w:unhideWhenUsed="1"/>
+    <w:lsdException w:name="Date" w:semiHidden="1" w:unhideWhenUsed="1"/>
+    <w:lsdException w:name="Body Text First Indent" w:semiHidden="1" w:unhideWhenUsed="1"/>
+    <w:lsdException w:name="Body Text First Indent 2" w:semiHidden="1" w:unhideWhenUsed="1"/>
+    <w:lsdException w:name="Note Heading" w:semiHidden="1" w:unhideWhenUsed="1"/>
+    <w:lsdException w:name="Body Text 2" w:semiHidden="1" w:unhideWhenUsed="1"/>
+    <w:lsdException w:name="Body Text 3" w:semiHidden="1" w:unhideWhenUsed="1"/>
+    <w:lsdException w:name="Body Text Indent 2" w:semiHidden="1" w:unhideWhenUsed="1"/>
+    <w:lsdException w:name="Body Text Indent 3" w:semiHidden="1" w:unhideWhenUsed="1"/>
+    <w:lsdException w:name="Block Text" w:semiHidden="1" w:unhideWhenUsed="1"/>
+    <w:lsdException w:name="Hyperlink" w:semiHidden="1" w:unhideWhenUsed="1"/>
+    <w:lsdException w:name="FollowedHyperlink" w:semiHidden="1" w:unhideWhenUsed="1"/>
+    <w:lsdException w:name="Strong" w:uiPriority="22" w:qFormat="1"/>
+    <w:lsdException w:name="Emphasis" w:uiPriority="20" w:qFormat="1"/>
+    <w:lsdException w:name="Document Map" w:semiHidden="1" w:unhideWhenUsed="1"/>
+    <w:lsdException w:name="Plain Text" w:semiHidden="1" w:unhideWhenUsed="1"/>
+    <w:lsdException w:name="E-mail Signature" w:semiHidden="1" w:unhideWhenUsed="1"/>
+    <w:lsdException w:name="HTML Top of Form" w:semiHidden="1" w:unhideWhenUsed="1"/>
+    <w:lsdException w:name="HTML Bottom of Form" w:semiHidden="1" w:unhideWhenUsed="1"/>
+    <w:lsdException w:name="Normal (Web)" w:semiHidden="1" w:unhideWhenUsed="1"/>
+    <w:lsdException w:name="HTML Acronym" w:semiHidden="1" w:unhideWhenUsed="1"/>
+    <w:lsdException w:name="HTML Address" w:semiHidden="1" w:unhideWhenUsed="1"/>
+    <w:lsdException w:name="HTML Cite" w:semiHidden="1" w:unhideWhenUsed="1"/>
+    <w:lsdException w:name="HTML Code" w:semiHidden="1" w:unhideWhenUsed="1"/>
+    <w:lsdException w:name="HTML Definition" w:semiHidden="1" w:unhideWhenUsed="1"/>
+    <w:lsdException w:name="HTML Keyboard" w:semiHidden="1" w:unhideWhenUsed="1"/>
+    <w:lsdException w:name="HTML Preformatted" w:semiHidden="1" w:unhideWhenUsed="1"/>
+    <w:lsdException w:name="HTML Sample" w:semiHidden="1" w:unhideWhenUsed="1"/>
+    <w:lsdException w:name="HTML Typewriter" w:semiHidden="1" w:unhideWhenUsed="1"/>
+    <w:lsdException w:name="HTML Variable" w:semiHidden="1" w:unhideWhenUsed="1"/>
+    <w:lsdException w:name="Normal Table" w:semiHidden="1" w:unhideWhenUsed="1"/>
+    <w:lsdException w:name="annotation subject" w:semiHidden="1" w:unhideWhenUsed="1"/>
+    <w:lsdException w:name="No List" w:semiHidden="1" w:unhideWhenUsed="1"/>
+    <w:lsdException w:name="Outline List 1" w:semiHidden="1" w:unhideWhenUsed="1"/>
+    <w:lsdException w:name="Outline List 2" w:semiHidden="1" w:unhideWhenUsed="1"/>
+    <w:lsdException w:name="Outline List 3" w:semiHidden="1" w:unhideWhenUsed="1"/>
+    <w:lsdException w:name="Table Simple 1" w:semiHidden="1" w:unhideWhenUsed="1"/>
+    <w:lsdException w:name="Table Simple 2" w:semiHidden="1" w:unhideWhenUsed="1"/>
+    <w:lsdException w:name="Table Simple 3" w:semiHidden="1" w:unhideWhenUsed="1"/>
+    <w:lsdException w:name="Table Classic 1" w:semiHidden="1" w:unhideWhenUsed="1"/>
+    <w:lsdException w:name="Table Classic 2" w:semiHidden="1" w:unhideWhenUsed="1"/>
+    <w:lsdException w:name="Table Classic 3" w:semiHidden="1" w:unhideWhenUsed="1"/>
+    <w:lsdException w:name="Table Classic 4" w:semiHidden="1" w:unhideWhenUsed="1"/>
+    <w:lsdException w:name="Table Colorful 1" w:semiHidden="1" w:unhideWhenUsed="1"/>
+    <w:lsdException w:name="Table Colorful 2" w:semiHidden="1" w:unhideWhenUsed="1"/>
+    <w:lsdException w:name="Table Colorful 3" w:semiHidden="1" w:unhideWhenUsed="1"/>
+    <w:lsdException w:name="Table Columns 1" w:semiHidden="1" w:unhideWhenUsed="1"/>
+    <w:lsdException w:name="Table Columns 2" w:semiHidden="1" w:unhideWhenUsed="1"/>
+    <w:lsdException w:name="Table Columns 3" w:semiHidden="1" w:unhideWhenUsed="1"/>
+    <w:lsdException w:name="Table Columns 4" w:semiHidden="1" w:unhideWhenUsed="1"/>
+    <w:lsdException w:name="Table Columns 5" w:semiHidden="1" w:unhideWhenUsed="1"/>
+    <w:lsdException w:name="Table Grid 1" w:semiHidden="1" w:unhideWhenUsed="1"/>
+    <w:lsdException w:name="Table Grid 2" w:semiHidden="1" w:unhideWhenUsed="1"/>
+    <w:lsdException w:name="Table Grid 3" w:semiHidden="1" w:unhideWhenUsed="1"/>
+    <w:lsdException w:name="Table Grid 4" w:semiHidden="1" w:unhideWhenUsed="1"/>
+    <w:lsdException w:name="Table Grid 5" w:semiHidden="1" w:unhideWhenUsed="1"/>
+    <w:lsdException w:name="Table Grid 6" w:semiHidden="1" w:unhideWhenUsed="1"/>
+    <w:lsdException w:name="Table Grid 7" w:semiHidden="1" w:unhideWhenUsed="1"/>
+    <w:lsdException w:name="Table Grid 8" w:semiHidden="1" w:unhideWhenUsed="1"/>
+    <w:lsdException w:name="Table List 1" w:semiHidden="1" w:unhideWhenUsed="1"/>
+    <w:lsdException w:name="Table List 2" w:semiHidden="1" w:unhideWhenUsed="1"/>
+    <w:lsdException w:name="Table List 3" w:semiHidden="1" w:unhideWhenUsed="1"/>
+    <w:lsdException w:name="Table List 4" w:semiHidden="1" w:unhideWhenUsed="1"/>
+    <w:lsdException w:name="Table List 5" w:semiHidden="1" w:unhideWhenUsed="1"/>
+    <w:lsdException w:name="Table List 6" w:semiHidden="1" w:unhideWhenUsed="1"/>
+    <w:lsdException w:name="Table List 7" w:semiHidden="1" w:unhideWhenUsed="1"/>
+    <w:lsdException w:name="Table List 8" w:semiHidden="1" w:unhideWhenUsed="1"/>
+    <w:lsdException w:name="Table 3D effects 1" w:semiHidden="1" w:unhideWhenUsed="1"/>
+    <w:lsdException w:name="Table 3D effects 2" w:semiHidden="1" w:unhideWhenUsed="1"/>
+    <w:lsdException w:name="Table 3D effects 3" w:semiHidden="1" w:unhideWhenUsed="1"/>
+    <w:lsdException w:name="Table Contemporary" w:semiHidden="1" w:unhideWhenUsed="1"/>
+    <w:lsdException w:name="Table Elegant" w:semiHidden="1" w:unhideWhenUsed="1"/>
+    <w:lsdException w:name="Table Professional" w:semiHidden="1" w:unhideWhenUsed="1"/>
+    <w:lsdException w:name="Table Subtle 1" w:semiHidden="1" w:unhideWhenUsed="1"/>
+    <w:lsdException w:name="Table Subtle 2" w:semiHidden="1" w:unhideWhenUsed="1"/>
+    <w:lsdException w:name="Table Web 1" w:semiHidden="1" w:unhideWhenUsed="1"/>
+    <w:lsdException w:name="Table Web 2" w:semiHidden="1" w:unhideWhenUsed="1"/>
+    <w:lsdException w:name="Table Web 3" w:semiHidden="1" w:unhideWhenUsed="1"/>
+    <w:lsdException w:name="Balloon Text" w:semiHidden="1" w:unhideWhenUsed="1"/>
+    <w:lsdException w:name="Table Grid" w:uiPriority="59"/>
+    <w:lsdException w:name="Table Theme" w:semiHidden="1" w:unhideWhenUsed="1"/>
+    <w:lsdException w:name="Placeholder Text" w:semiHidden="1"/>
+    <w:lsdException w:name="No Spacing" w:uiPriority="1" w:qFormat="1"/>
+    <w:lsdException w:name="Light Shading" w:uiPriority="60"/>
+    <w:lsdException w:name="Light List" w:uiPriority="61"/>
+    <w:lsdException w:name="Light Grid" w:uiPriority="62"/>
+    <w:lsdException w:name="Medium Shading 1" w:uiPriority="63"/>
+    <w:lsdException w:name="Medium Shading 2" w:uiPriority="64"/>
+    <w:lsdException w:name="Medium List 1" w:uiPriority="65"/>
+    <w:lsdException w:name="Medium List 2" w:uiPriority="66"/>
+    <w:lsdException w:name="Medium Grid 1" w:uiPriority="67"/>
+    <w:lsdException w:name="Medium Grid 2" w:uiPriority="68"/>
+    <w:lsdException w:name="Medium Grid 3" w:uiPriority="69"/>
+    <w:lsdException w:name="Dark List" w:uiPriority="70"/>
+    <w:lsdException w:name="Colorful Shading" w:uiPriority="71"/>
+    <w:lsdException w:name="Colorful List" w:uiPriority="72"/>
+    <w:lsdException w:name="Colorful Grid" w:uiPriority="73"/>
+    <w:lsdException w:name="Light Shading Accent 1" w:uiPriority="60"/>
+    <w:lsdException w:name="Light List Accent 1" w:uiPriority="61"/>
+    <w:lsdException w:name="Light Grid Accent 1" w:uiPriority="62"/>
+    <w:lsdException w:name="Medium Shading 1 Accent 1" w:uiPriority="63"/>
+    <w:lsdException w:name="Medium Shading 2 Accent 1" w:uiPriority="64"/>
+    <w:lsdException w:name="Medium List 1 Accent 1" w:uiPriority="65"/>
+    <w:lsdException w:name="Revision" w:semiHidden="1"/>
+    <w:lsdException w:name="List Paragraph" w:uiPriority="34" w:qFormat="1"/>
+    <w:lsdException w:name="Quote" w:uiPriority="29" w:qFormat="1"/>
+    <w:lsdException w:name="Intense Quote" w:uiPriority="30" w:qFormat="1"/>
+    <w:lsdException w:name="Medium List 2 Accent 1" w:uiPriority="66"/>
+    <w:lsdException w:name="Medium Grid 1 Accent 1" w:uiPriority="67"/>
+    <w:lsdException w:name="Medium Grid 2 Accent 1" w:uiPriority="68"/>
+    <w:lsdException w:name="Medium Grid 3 Accent 1" w:uiPriority="69"/>
+    <w:lsdException w:name="Dark List Accent 1" w:uiPriority="70"/>
+    <w:lsdException w:name="Colorful Shading Accent 1" w:uiPriority="71"/>
+    <w:lsdException w:name="Colorful List Accent 1" w:uiPriority="72"/>
+    <w:lsdException w:name="Colorful Grid Accent 1" w:uiPriority="73"/>
+    <w:lsdException w:name="Light Shading Accent 2" w:uiPriority="60"/>
+    <w:lsdException w:name="Light List Accent 2" w:uiPriority="61"/>
+    <w:lsdException w:name="Light Grid Accent 2" w:uiPriority="62"/>
+    <w:lsdException w:name="Medium Shading 1 Accent 2" w:uiPriority="63"/>
+    <w:lsdException w:name="Medium Shading 2 Accent 2" w:uiPriority="64"/>
+    <w:lsdException w:name="Medium List 1 Accent 2" w:uiPriority="65"/>
+    <w:lsdException w:name="Medium List 2 Accent 2" w:uiPriority="66"/>
+    <w:lsdException w:name="Medium Grid 1 Accent 2" w:uiPriority="67"/>
+    <w:lsdException w:name="Medium Grid 2 Accent 2" w:uiPriority="68"/>
+    <w:lsdException w:name="Medium Grid 3 Accent 2" w:uiPriority="69"/>
+    <w:lsdException w:name="Dark List Accent 2" w:uiPriority="70"/>
+    <w:lsdException w:name="Colorful Shading Accent 2" w:uiPriority="71"/>
+    <w:lsdException w:name="Colorful List Accent 2" w:uiPriority="72"/>
+    <w:lsdException w:name="Colorful Grid Accent 2" w:uiPriority="73"/>
+    <w:lsdException w:name="Light Shading Accent 3" w:uiPriority="60"/>
+    <w:lsdException w:name="Light List Accent 3" w:uiPriority="61"/>
+    <w:lsdException w:name="Light Grid Accent 3" w:uiPriority="62"/>
+    <w:lsdException w:name="Medium Shading 1 Accent 3" w:uiPriority="63"/>
+    <w:lsdException w:name="Medium Shading 2 Accent 3" w:uiPriority="64"/>
+    <w:lsdException w:name="Medium List 1 Accent 3" w:uiPriority="65"/>
+    <w:lsdException w:name="Medium List 2 Accent 3" w:uiPriority="66"/>
+    <w:lsdException w:name="Medium Grid 1 Accent 3" w:uiPriority="67"/>
+    <w:lsdException w:name="Medium Grid 2 Accent 3" w:uiPriority="68"/>
+    <w:lsdException w:name="Medium Grid 3 Accent 3" w:uiPriority="69"/>
+    <w:lsdException w:name="Dark List Accent 3" w:uiPriority="70"/>
+    <w:lsdException w:name="Colorful Shading Accent 3" w:uiPriority="71"/>
+    <w:lsdException w:name="Colorful List Accent 3" w:uiPriority="72"/>
+    <w:lsdException w:name="Colorful Grid Accent 3" w:uiPriority="73"/>
+    <w:lsdException w:name="Light Shading Accent 4" w:uiPriority="60"/>
+    <w:lsdException w:name="Light List Accent 4" w:uiPriority="61"/>
+    <w:lsdException w:name="Light Grid Accent 4" w:uiPriority="62"/>
+    <w:lsdException w:name="Medium Shading 1 Accent 4" w:uiPriority="63"/>
+    <w:lsdException w:name="Medium Shading 2 Accent 4" w:uiPriority="64"/>
+    <w:lsdException w:name="Medium List 1 Accent 4" w:uiPriority="65"/>
+    <w:lsdException w:name="Medium List 2 Accent 4" w:uiPriority="66"/>
+    <w:lsdException w:name="Medium Grid 1 Accent 4" w:uiPriority="67"/>
+    <w:lsdException w:name="Medium Grid 2 Accent 4" w:uiPriority="68"/>
+    <w:lsdException w:name="Medium Grid 3 Accent 4" w:uiPriority="69"/>
+    <w:lsdException w:name="Dark List Accent 4" w:uiPriority="70"/>
+    <w:lsdException w:name="Colorful Shading Accent 4" w:uiPriority="71"/>
+    <w:lsdException w:name="Colorful List Accent 4" w:uiPriority="72"/>
+    <w:lsdException w:name="Colorful Grid Accent 4" w:uiPriority="73"/>
+    <w:lsdException w:name="Light Shading Accent 5" w:uiPriority="60"/>
+    <w:lsdException w:name="Light List Accent 5" w:uiPriority="61"/>
+    <w:lsdException w:name="Light Grid Accent 5" w:uiPriority="62"/>
+    <w:lsdException w:name="Medium Shading 1 Accent 5" w:uiPriority="63"/>
+    <w:lsdException w:name="Medium Shading 2 Accent 5" w:uiPriority="64"/>
+    <w:lsdException w:name="Medium List 1 Accent 5" w:uiPriority="65"/>
+    <w:lsdException w:name="Medium List 2 Accent 5" w:uiPriority="66"/>
+    <w:lsdException w:name="Medium Grid 1 Accent 5" w:uiPriority="67"/>
+    <w:lsdException w:name="Medium Grid 2 Accent 5" w:uiPriority="68"/>
+    <w:lsdException w:name="Medium Grid 3 Accent 5" w:uiPriority="69"/>
+    <w:lsdException w:name="Dark List Accent 5" w:uiPriority="70"/>
+    <w:lsdException w:name="Colorful Shading Accent 5" w:uiPriority="71"/>
+    <w:lsdException w:name="Colorful List Accent 5" w:uiPriority="72"/>
+    <w:lsdException w:name="Colorful Grid Accent 5" w:uiPriority="73"/>
+    <w:lsdException w:name="Light Shading Accent 6" w:uiPriority="60"/>
+    <w:lsdException w:name="Light List Accent 6" w:uiPriority="61"/>
+    <w:lsdException w:name="Light Grid Accent 6" w:uiPriority="62"/>
+    <w:lsdException w:name="Medium Shading 1 Accent 6" w:uiPriority="63"/>
+    <w:lsdException w:name="Medium Shading 2 Accent 6" w:uiPriority="64"/>
+    <w:lsdException w:name="Medium List 1 Accent 6" w:uiPriority="65"/>
+    <w:lsdException w:name="Medium List 2 Accent 6" w:uiPriority="66"/>
+    <w:lsdException w:name="Medium Grid 1 Accent 6" w:uiPriority="67"/>
+    <w:lsdException w:name="Medium Grid 2 Accent 6" w:uiPriority="68"/>
+    <w:lsdException w:name="Medium Grid 3 Accent 6" w:uiPriority="69"/>
+    <w:lsdException w:name="Dark List Accent 6" w:uiPriority="70"/>
+    <w:lsdException w:name="Colorful Shading Accent 6" w:uiPriority="71"/>
+    <w:lsdException w:name="Colorful List Accent 6" w:uiPriority="72"/>
+    <w:lsdException w:name="Colorful Grid Accent 6" w:uiPriority="73"/>
+    <w:lsdException w:name="Subtle Emphasis" w:uiPriority="19" w:qFormat="1"/>
+    <w:lsdException w:name="Intense Emphasis" w:uiPriority="21" w:qFormat="1"/>
+    <w:lsdException w:name="Subtle Reference" w:uiPriority="31" w:qFormat="1"/>
+    <w:lsdException w:name="Intense Reference" w:uiPriority="32" w:qFormat="1"/>
+    <w:lsdException w:name="Book Title" w:uiPriority="33" w:qFormat="1"/>
+    <w:lsdException w:name="Bibliography" w:semiHidden="1" w:uiPriority="37" w:unhideWhenUsed="1"/>
+    <w:lsdException w:name="TOC Heading" w:semiHidden="1" w:uiPriority="39" w:unhideWhenUsed="1" w:qFormat="1"/>
+    <w:lsdException w:name="Plain Table 1" w:uiPriority="41"/>
+    <w:lsdException w:name="Plain Table 2" w:uiPriority="42"/>
+    <w:lsdException w:name="Plain Table 3" w:uiPriority="43"/>
+    <w:lsdException w:name="Plain Table 4" w:uiPriority="44"/>
+    <w:lsdException w:name="Plain Table 5" w:uiPriority="45"/>
+    <w:lsdException w:name="Grid Table Light" w:uiPriority="40"/>
+    <w:lsdException w:name="Grid Table 1 Light" w:uiPriority="46"/>
+    <w:lsdException w:name="Grid Table 2" w:uiPriority="47"/>
+    <w:lsdException w:name="Grid Table 3" w:uiPriority="48"/>
+    <w:lsdException w:name="Grid Table 4" w:uiPriority="49"/>
+    <w:lsdException w:name="Grid Table 5 Dark" w:uiPriority="50"/>
+    <w:lsdException w:name="Grid Table 6 Colorful" w:uiPriority="51"/>
+    <w:lsdException w:name="Grid Table 7 Colorful" w:uiPriority="52"/>
+    <w:lsdException w:name="Grid Table 1 Light Accent 1" w:uiPriority="46"/>
+    <w:lsdException w:name="Grid Table 2 Accent 1" w:uiPriority="47"/>
+    <w:lsdException w:name="Grid Table 3 Accent 1" w:uiPriority="48"/>
+    <w:lsdException w:name="Grid Table 4 Accent 1" w:uiPriority="49"/>
+    <w:lsdException w:name="Grid Table 5 Dark Accent 1" w:uiPriority="50"/>
+    <w:lsdException w:name="Grid Table 6 Colorful Accent 1" w:uiPriority="51"/>
+    <w:lsdException w:name="Grid Table 7 Colorful Accent 1" w:uiPriority="52"/>
+    <w:lsdException w:name="Grid Table 1 Light Accent 2" w:uiPriority="46"/>
+    <w:lsdException w:name="Grid Table 2 Accent 2" w:uiPriority="47"/>
+    <w:lsdException w:name="Grid Table 3 Accent 2" w:uiPriority="48"/>
+    <w:lsdException w:name="Grid Table 4 Accent 2" w:uiPriority="49"/>
+    <w:lsdException w:name="Grid Table 5 Dark Accent 2" w:uiPriority="50"/>
+    <w:lsdException w:name="Grid Table 6 Colorful Accent 2" w:uiPriority="51"/>
+    <w:lsdException w:name="Grid Table 7 Colorful Accent 2" w:uiPriority="52"/>
+    <w:lsdException w:name="Grid Table 1 Light Accent 3" w:uiPriority="46"/>
+    <w:lsdException w:name="Grid Table 2 Accent 3" w:uiPriority="47"/>
+    <w:lsdException w:name="Grid Table 3 Accent 3" w:uiPriority="48"/>
+    <w:lsdException w:name="Grid Table 4 Accent 3" w:uiPriority="49"/>
+    <w:lsdException w:name="Grid Table 5 Dark Accent 3" w:uiPriority="50"/>
+    <w:lsdException w:name="Grid Table 6 Colorful Accent 3" w:uiPriority="51"/>
+    <w:lsdException w:name="Grid Table 7 Colorful Accent 3" w:uiPriority="52"/>
+    <w:lsdException w:name="Grid Table 1 Light Accent 4" w:uiPriority="46"/>
+    <w:lsdException w:name="Grid Table 2 Accent 4" w:uiPriority="47"/>
+    <w:lsdException w:name="Grid Table 3 Accent 4" w:uiPriority="48"/>
+    <w:lsdException w:name="Grid Table 4 Accent 4" w:uiPriority="49"/>
+    <w:lsdException w:name="Grid Table 5 Dark Accent 4" w:uiPriority="50"/>
+    <w:lsdException w:name="Grid Table 6 Colorful Accent 4" w:uiPriority="51"/>
+    <w:lsdException w:name="Grid Table 7 Colorful Accent 4" w:uiPriority="52"/>
+    <w:lsdException w:name="Grid Table 1 Light Accent 5" w:uiPriority="46"/>
+    <w:lsdException w:name="Grid Table 2 Accent 5" w:uiPriority="47"/>
+    <w:lsdException w:name="Grid Table 3 Accent 5" w:uiPriority="48"/>
+    <w:lsdException w:name="Grid Table 4 Accent 5" w:uiPriority="49"/>
+    <w:lsdException w:name="Grid Table 5 Dark Accent 5" w:uiPriority="50"/>
+    <w:lsdException w:name="Grid Table 6 Colorful Accent 5" w:uiPriority="51"/>
+    <w:lsdException w:name="Grid Table 7 Colorful Accent 5" w:uiPriority="52"/>
+    <w:lsdException w:name="Grid Table 1 Light Accent 6" w:uiPriority="46"/>
+    <w:lsdException w:name="Grid Table 2 Accent 6" w:uiPriority="47"/>
+    <w:lsdException w:name="Grid Table 3 Accent 6" w:uiPriority="48"/>
+    <w:lsdException w:name="Grid Table 4 Accent 6" w:uiPriority="49"/>
+    <w:lsdException w:name="Grid Table 5 Dark Accent 6" w:uiPriority="50"/>
+    <w:lsdException w:name="Grid Table 6 Colorful Accent 6" w:uiPriority="51"/>
+    <w:lsdException w:name="Grid Table 7 Colorful Accent 6" w:uiPriority="52"/>
+    <w:lsdException w:name="List Table 1 Light" w:uiPriority="46"/>
+    <w:lsdException w:name="List Table 2" w:uiPriority="47"/>
+    <w:lsdException w:name="List Table 3" w:uiPriority="48"/>
+    <w:lsdException w:name="List Table 4" w:uiPriority="49"/>
+    <w:lsdException w:name="List Table 5 Dark" w:uiPriority="50"/>
+    <w:lsdException w:name="List Table 6 Colorful" w:uiPriority="51"/>
+    <w:lsdException w:name="List Table 7 Colorful" w:uiPriority="52"/>
+    <w:lsdException w:name="List Table 1 Light Accent 1" w:uiPriority="46"/>
+    <w:lsdException w:name="List Table 2 Accent 1" w:uiPriority="47"/>
+    <w:lsdException w:name="List Table 3 Accent 1" w:uiPriority="48"/>
+    <w:lsdException w:name="List Table 4 Accent 1" w:uiPriority="49"/>
+    <w:lsdException w:name="List Table 5 Dark Accent 1" w:uiPriority="50"/>
+    <w:lsdException w:name="List Table 6 Colorful Accent 1" w:uiPriority="51"/>
+    <w:lsdException w:name="List Table 7 Colorful Accent 1" w:uiPriority="52"/>
+    <w:lsdException w:name="List Table 1 Light Accent 2" w:uiPriority="46"/>
+    <w:lsdException w:name="List Table 2 Accent 2" w:uiPriority="47"/>
+    <w:lsdException w:name="List Table 3 Accent 2" w:uiPriority="48"/>
+    <w:lsdException w:name="List Table 4 Accent 2" w:uiPriority="49"/>
+    <w:lsdException w:name="List Table 5 Dark Accent 2" w:uiPriority="50"/>
+    <w:lsdException w:name="List Table 6 Colorful Accent 2" w:uiPriority="51"/>
+    <w:lsdException w:name="List Table 7 Colorful Accent 2" w:uiPriority="52"/>
+    <w:lsdException w:name="List Table 1 Light Accent 3" w:uiPriority="46"/>
+    <w:lsdException w:name="List Table 2 Accent 3" w:uiPriority="47"/>
+    <w:lsdException w:name="List Table 3 Accent 3" w:uiPriority="48"/>
+    <w:lsdException w:name="List Table 4 Accent 3" w:uiPriority="49"/>
+    <w:lsdException w:name="List Table 5 Dark Accent 3" w:uiPriority="50"/>
+    <w:lsdException w:name="List Table 6 Colorful Accent 3" w:uiPriority="51"/>
+    <w:lsdException w:name="List Table 7 Colorful Accent 3" w:uiPriority="52"/>
+    <w:lsdException w:name="List Table 1 Light Accent 4" w:uiPriority="46"/>
+    <w:lsdException w:name="List Table 2 Accent 4" w:uiPriority="47"/>
+    <w:lsdException w:name="List Table 3 Accent 4" w:uiPriority="48"/>
+    <w:lsdException w:name="List Table 4 Accent 4" w:uiPriority="49"/>
+    <w:lsdException w:name="List Table 5 Dark Accent 4" w:uiPriority="50"/>
+    <w:lsdException w:name="List Table 6 Colorful Accent 4" w:uiPriority="51"/>
+    <w:lsdException w:name="List Table 7 Colorful Accent 4" w:uiPriority="52"/>
+    <w:lsdException w:name="List Table 1 Light Accent 5" w:uiPriority="46"/>
+    <w:lsdException w:name="List Table 2 Accent 5" w:uiPriority="47"/>
+    <w:lsdException w:name="List Table 3 Accent 5" w:uiPriority="48"/>
+    <w:lsdException w:name="List Table 4 Accent 5" w:uiPriority="49"/>
+    <w:lsdException w:name="List Table 5 Dark Accent 5" w:uiPriority="50"/>
+    <w:lsdException w:name="List Table 6 Colorful Accent 5" w:uiPriority="51"/>
+    <w:lsdException w:name="List Table 7 Colorful Accent 5" w:uiPriority="52"/>
+    <w:lsdException w:name="List Table 1 Light Accent 6" w:uiPriority="46"/>
+    <w:lsdException w:name="List Table 2 Accent 6" w:uiPriority="47"/>
+    <w:lsdException w:name="List Table 3 Accent 6" w:uiPriority="48"/>
+    <w:lsdException w:name="List Table 4 Accent 6" w:uiPriority="49"/>
+    <w:lsdException w:name="List Table 5 Dark Accent 6" w:uiPriority="50"/>
+    <w:lsdException w:name="List Table 6 Colorful Accent 6" w:uiPriority="51"/>
+    <w:lsdException w:name="List Table 7 Colorful Accent 6" w:uiPriority="52"/>
+    <w:lsdException w:name="Mention" w:semiHidden="1" w:unhideWhenUsed="1"/>
+    <w:lsdException w:name="Smart Hyperlink" w:semiHidden="1" w:unhideWhenUsed="1"/>
+    <w:lsdException w:name="Hashtag" w:semiHidden="1" w:unhideWhenUsed="1"/>
+    <w:lsdException w:name="Unresolved Mention" w:semiHidden="1" w:unhideWhenUsed="1"/>
+    <w:lsdException w:name="Smart Link" w:semiHidden="1" w:unhideWhenUsed="1"/>
   </w:latentStyles>
-  <w:style w:type="paragraph" w:default="1" w:styleId="Normal">
+  <w:style w:type="paragraph" w:default="1" w:styleId="a0">
     <w:name w:val="Normal"/>
     <w:qFormat/>
     <w:rsid w:val="002B3D5C"/>
@@ -17075,11 +18302,11 @@
       <w:rFonts w:cs="Times New Roman"/>
     </w:rPr>
   </w:style>
-  <w:style w:type="paragraph" w:styleId="Heading1">
+  <w:style w:type="paragraph" w:styleId="1">
     <w:name w:val="heading 1"/>
-    <w:basedOn w:val="Normal"/>
-    <w:next w:val="Normal"/>
-    <w:link w:val="Heading1Char"/>
+    <w:basedOn w:val="a0"/>
+    <w:next w:val="a0"/>
+    <w:link w:val="10"/>
     <w:uiPriority w:val="9"/>
     <w:qFormat/>
     <w:rsid w:val="00A45680"/>
@@ -17098,11 +18325,11 @@
       <w:szCs w:val="28"/>
     </w:rPr>
   </w:style>
-  <w:style w:type="paragraph" w:styleId="Heading2">
+  <w:style w:type="paragraph" w:styleId="2">
     <w:name w:val="heading 2"/>
-    <w:basedOn w:val="Normal"/>
-    <w:next w:val="Normal"/>
-    <w:link w:val="Heading2Char"/>
+    <w:basedOn w:val="a0"/>
+    <w:next w:val="a0"/>
+    <w:link w:val="20"/>
     <w:uiPriority w:val="9"/>
     <w:unhideWhenUsed/>
     <w:qFormat/>
@@ -17122,11 +18349,11 @@
       <w:szCs w:val="26"/>
     </w:rPr>
   </w:style>
-  <w:style w:type="paragraph" w:styleId="Heading3">
+  <w:style w:type="paragraph" w:styleId="3">
     <w:name w:val="heading 3"/>
-    <w:basedOn w:val="Normal"/>
-    <w:next w:val="Normal"/>
-    <w:link w:val="Heading3Char"/>
+    <w:basedOn w:val="a0"/>
+    <w:next w:val="a0"/>
+    <w:link w:val="30"/>
     <w:uiPriority w:val="9"/>
     <w:unhideWhenUsed/>
     <w:qFormat/>
@@ -17144,11 +18371,11 @@
       <w:color w:val="4F81BD" w:themeColor="accent1"/>
     </w:rPr>
   </w:style>
-  <w:style w:type="paragraph" w:styleId="Heading4">
+  <w:style w:type="paragraph" w:styleId="4">
     <w:name w:val="heading 4"/>
-    <w:basedOn w:val="Normal"/>
-    <w:next w:val="Normal"/>
-    <w:link w:val="Heading4Char"/>
+    <w:basedOn w:val="a0"/>
+    <w:next w:val="a0"/>
+    <w:link w:val="40"/>
     <w:uiPriority w:val="9"/>
     <w:semiHidden/>
     <w:unhideWhenUsed/>
@@ -17169,12 +18396,12 @@
       <w:color w:val="4F81BD" w:themeColor="accent1"/>
     </w:rPr>
   </w:style>
-  <w:style w:type="character" w:default="1" w:styleId="DefaultParagraphFont">
+  <w:style w:type="character" w:default="1" w:styleId="a1">
     <w:name w:val="Default Paragraph Font"/>
     <w:uiPriority w:val="1"/>
     <w:unhideWhenUsed/>
   </w:style>
-  <w:style w:type="table" w:default="1" w:styleId="TableNormal">
+  <w:style w:type="table" w:default="1" w:styleId="a2">
     <w:name w:val="Normal Table"/>
     <w:uiPriority w:val="99"/>
     <w:semiHidden/>
@@ -17189,16 +18416,16 @@
       </w:tblCellMar>
     </w:tblPr>
   </w:style>
-  <w:style w:type="numbering" w:default="1" w:styleId="NoList">
+  <w:style w:type="numbering" w:default="1" w:styleId="a3">
     <w:name w:val="No List"/>
     <w:uiPriority w:val="99"/>
     <w:semiHidden/>
     <w:unhideWhenUsed/>
   </w:style>
-  <w:style w:type="character" w:customStyle="1" w:styleId="Heading1Char">
-    <w:name w:val="Heading 1 Char"/>
-    <w:basedOn w:val="DefaultParagraphFont"/>
-    <w:link w:val="Heading1"/>
+  <w:style w:type="character" w:customStyle="1" w:styleId="10">
+    <w:name w:val="Заглавие 1 Знак"/>
+    <w:basedOn w:val="a1"/>
+    <w:link w:val="1"/>
     <w:uiPriority w:val="9"/>
     <w:locked/>
     <w:rsid w:val="00A45680"/>
@@ -17211,10 +18438,10 @@
       <w:szCs w:val="28"/>
     </w:rPr>
   </w:style>
-  <w:style w:type="character" w:customStyle="1" w:styleId="Heading2Char">
-    <w:name w:val="Heading 2 Char"/>
-    <w:basedOn w:val="DefaultParagraphFont"/>
-    <w:link w:val="Heading2"/>
+  <w:style w:type="character" w:customStyle="1" w:styleId="20">
+    <w:name w:val="Заглавие 2 Знак"/>
+    <w:basedOn w:val="a1"/>
+    <w:link w:val="2"/>
     <w:uiPriority w:val="9"/>
     <w:locked/>
     <w:rsid w:val="00A45680"/>
@@ -17227,10 +18454,10 @@
       <w:szCs w:val="26"/>
     </w:rPr>
   </w:style>
-  <w:style w:type="character" w:customStyle="1" w:styleId="Heading3Char">
-    <w:name w:val="Heading 3 Char"/>
-    <w:basedOn w:val="DefaultParagraphFont"/>
-    <w:link w:val="Heading3"/>
+  <w:style w:type="character" w:customStyle="1" w:styleId="30">
+    <w:name w:val="Заглавие 3 Знак"/>
+    <w:basedOn w:val="a1"/>
+    <w:link w:val="3"/>
     <w:uiPriority w:val="9"/>
     <w:locked/>
     <w:rsid w:val="00663D82"/>
@@ -17241,9 +18468,9 @@
       <w:color w:val="4F81BD" w:themeColor="accent1"/>
     </w:rPr>
   </w:style>
-  <w:style w:type="paragraph" w:styleId="ListParagraph">
+  <w:style w:type="paragraph" w:styleId="a">
     <w:name w:val="List Paragraph"/>
-    <w:basedOn w:val="Normal"/>
+    <w:basedOn w:val="a0"/>
     <w:uiPriority w:val="34"/>
     <w:qFormat/>
     <w:rsid w:val="00663D82"/>
@@ -17254,9 +18481,9 @@
       <w:contextualSpacing/>
     </w:pPr>
   </w:style>
-  <w:style w:type="character" w:styleId="Hyperlink">
+  <w:style w:type="character" w:styleId="a4">
     <w:name w:val="Hyperlink"/>
-    <w:basedOn w:val="DefaultParagraphFont"/>
+    <w:basedOn w:val="a1"/>
     <w:uiPriority w:val="99"/>
     <w:unhideWhenUsed/>
     <w:rsid w:val="00DB14CF"/>
@@ -17266,9 +18493,9 @@
       <w:u w:val="single"/>
     </w:rPr>
   </w:style>
-  <w:style w:type="character" w:customStyle="1" w:styleId="1">
+  <w:style w:type="character" w:customStyle="1" w:styleId="11">
     <w:name w:val="Неразрешено споменаване1"/>
-    <w:basedOn w:val="DefaultParagraphFont"/>
+    <w:basedOn w:val="a1"/>
     <w:uiPriority w:val="99"/>
     <w:semiHidden/>
     <w:unhideWhenUsed/>
@@ -17278,10 +18505,10 @@
       <w:shd w:val="clear" w:color="auto" w:fill="E1DFDD"/>
     </w:rPr>
   </w:style>
-  <w:style w:type="paragraph" w:styleId="BalloonText">
+  <w:style w:type="paragraph" w:styleId="a5">
     <w:name w:val="Balloon Text"/>
-    <w:basedOn w:val="Normal"/>
-    <w:link w:val="BalloonTextChar"/>
+    <w:basedOn w:val="a0"/>
+    <w:link w:val="a6"/>
     <w:uiPriority w:val="99"/>
     <w:semiHidden/>
     <w:unhideWhenUsed/>
@@ -17295,10 +18522,10 @@
       <w:szCs w:val="16"/>
     </w:rPr>
   </w:style>
-  <w:style w:type="character" w:customStyle="1" w:styleId="BalloonTextChar">
-    <w:name w:val="Balloon Text Char"/>
-    <w:basedOn w:val="DefaultParagraphFont"/>
-    <w:link w:val="BalloonText"/>
+  <w:style w:type="character" w:customStyle="1" w:styleId="a6">
+    <w:name w:val="Изнесен текст Знак"/>
+    <w:basedOn w:val="a1"/>
+    <w:link w:val="a5"/>
     <w:uiPriority w:val="99"/>
     <w:semiHidden/>
     <w:rsid w:val="000F014E"/>
@@ -17308,9 +18535,9 @@
       <w:szCs w:val="16"/>
     </w:rPr>
   </w:style>
-  <w:style w:type="character" w:styleId="FollowedHyperlink">
+  <w:style w:type="character" w:styleId="a7">
     <w:name w:val="FollowedHyperlink"/>
-    <w:basedOn w:val="DefaultParagraphFont"/>
+    <w:basedOn w:val="a1"/>
     <w:uiPriority w:val="99"/>
     <w:semiHidden/>
     <w:unhideWhenUsed/>
@@ -17320,10 +18547,10 @@
       <w:u w:val="single"/>
     </w:rPr>
   </w:style>
-  <w:style w:type="character" w:customStyle="1" w:styleId="Heading4Char">
-    <w:name w:val="Heading 4 Char"/>
-    <w:basedOn w:val="DefaultParagraphFont"/>
-    <w:link w:val="Heading4"/>
+  <w:style w:type="character" w:customStyle="1" w:styleId="40">
+    <w:name w:val="Заглавие 4 Знак"/>
+    <w:basedOn w:val="a1"/>
+    <w:link w:val="4"/>
     <w:uiPriority w:val="9"/>
     <w:semiHidden/>
     <w:rsid w:val="00CA41A6"/>
@@ -17336,9 +18563,9 @@
       <w:color w:val="4F81BD" w:themeColor="accent1"/>
     </w:rPr>
   </w:style>
-  <w:style w:type="paragraph" w:styleId="NormalWeb">
+  <w:style w:type="paragraph" w:styleId="a8">
     <w:name w:val="Normal (Web)"/>
-    <w:basedOn w:val="Normal"/>
+    <w:basedOn w:val="a0"/>
     <w:uiPriority w:val="99"/>
     <w:semiHidden/>
     <w:unhideWhenUsed/>
@@ -17353,9 +18580,9 @@
       <w:lang w:val="en-US"/>
     </w:rPr>
   </w:style>
-  <w:style w:type="character" w:styleId="Strong">
+  <w:style w:type="character" w:styleId="a9">
     <w:name w:val="Strong"/>
-    <w:basedOn w:val="DefaultParagraphFont"/>
+    <w:basedOn w:val="a1"/>
     <w:uiPriority w:val="22"/>
     <w:qFormat/>
     <w:rsid w:val="00B52118"/>
@@ -17364,478 +18591,9 @@
       <w:bCs/>
     </w:rPr>
   </w:style>
-  <w:style w:type="character" w:styleId="HTMLCode">
+  <w:style w:type="character" w:styleId="HTML">
     <w:name w:val="HTML Code"/>
-    <w:basedOn w:val="DefaultParagraphFont"/>
-    <w:uiPriority w:val="99"/>
-    <w:semiHidden/>
-    <w:unhideWhenUsed/>
-    <w:rsid w:val="00B52118"/>
-    <w:rPr>
-      <w:rFonts w:ascii="Courier New" w:eastAsia="Times New Roman" w:hAnsi="Courier New" w:cs="Courier New"/>
-      <w:sz w:val="20"/>
-      <w:szCs w:val="20"/>
-    </w:rPr>
-  </w:style>
-</w:styles>
-</file>
-
-<file path=word/stylesWithEffects.xml><?xml version="1.0" encoding="utf-8"?>
-<w:styles xmlns:wpc="http://schemas.microsoft.com/office/word/2010/wordprocessingCanvas" xmlns:mc="http://schemas.openxmlformats.org/markup-compatibility/2006" xmlns:o="urn:schemas-microsoft-com:office:office" xmlns:r="http://schemas.openxmlformats.org/officeDocument/2006/relationships" xmlns:m="http://schemas.openxmlformats.org/officeDocument/2006/math" xmlns:v="urn:schemas-microsoft-com:vml" xmlns:wp14="http://schemas.microsoft.com/office/word/2010/wordprocessingDrawing" xmlns:wp="http://schemas.openxmlformats.org/drawingml/2006/wordprocessingDrawing" xmlns:w10="urn:schemas-microsoft-com:office:word" xmlns:w="http://schemas.openxmlformats.org/wordprocessingml/2006/main" xmlns:w14="http://schemas.microsoft.com/office/word/2010/wordml" xmlns:wpg="http://schemas.microsoft.com/office/word/2010/wordprocessingGroup" xmlns:wpi="http://schemas.microsoft.com/office/word/2010/wordprocessingInk" xmlns:wne="http://schemas.microsoft.com/office/word/2006/wordml" xmlns:wps="http://schemas.microsoft.com/office/word/2010/wordprocessingShape" mc:Ignorable="w14 wp14">
-  <w:docDefaults>
-    <w:rPrDefault>
-      <w:rPr>
-        <w:rFonts w:asciiTheme="minorHAnsi" w:eastAsia="Times New Roman" w:hAnsiTheme="minorHAnsi" w:cstheme="minorHAnsi"/>
-        <w:sz w:val="22"/>
-        <w:szCs w:val="22"/>
-        <w:lang w:val="bg-BG" w:eastAsia="en-US" w:bidi="ar-SA"/>
-      </w:rPr>
-    </w:rPrDefault>
-    <w:pPrDefault>
-      <w:pPr>
-        <w:spacing w:after="200" w:line="276" w:lineRule="auto"/>
-      </w:pPr>
-    </w:pPrDefault>
-  </w:docDefaults>
-  <w:latentStyles w:defLockedState="0" w:defUIPriority="99" w:defSemiHidden="1" w:defUnhideWhenUsed="1" w:defQFormat="0" w:count="267">
-    <w:lsdException w:name="Normal" w:semiHidden="0" w:uiPriority="0" w:unhideWhenUsed="0" w:qFormat="1"/>
-    <w:lsdException w:name="heading 1" w:semiHidden="0" w:uiPriority="9" w:unhideWhenUsed="0" w:qFormat="1"/>
-    <w:lsdException w:name="heading 2" w:uiPriority="9" w:qFormat="1"/>
-    <w:lsdException w:name="heading 3" w:uiPriority="9" w:qFormat="1"/>
-    <w:lsdException w:name="heading 4" w:uiPriority="9" w:qFormat="1"/>
-    <w:lsdException w:name="heading 5" w:uiPriority="9" w:qFormat="1"/>
-    <w:lsdException w:name="heading 6" w:uiPriority="9" w:qFormat="1"/>
-    <w:lsdException w:name="heading 7" w:uiPriority="9" w:qFormat="1"/>
-    <w:lsdException w:name="heading 8" w:uiPriority="9" w:qFormat="1"/>
-    <w:lsdException w:name="heading 9" w:uiPriority="9" w:qFormat="1"/>
-    <w:lsdException w:name="toc 1" w:uiPriority="39"/>
-    <w:lsdException w:name="toc 2" w:uiPriority="39"/>
-    <w:lsdException w:name="toc 3" w:uiPriority="39"/>
-    <w:lsdException w:name="toc 4" w:uiPriority="39"/>
-    <w:lsdException w:name="toc 5" w:uiPriority="39"/>
-    <w:lsdException w:name="toc 6" w:uiPriority="39"/>
-    <w:lsdException w:name="toc 7" w:uiPriority="39"/>
-    <w:lsdException w:name="toc 8" w:uiPriority="39"/>
-    <w:lsdException w:name="toc 9" w:uiPriority="39"/>
-    <w:lsdException w:name="caption" w:uiPriority="35" w:qFormat="1"/>
-    <w:lsdException w:name="Title" w:semiHidden="0" w:uiPriority="10" w:unhideWhenUsed="0" w:qFormat="1"/>
-    <w:lsdException w:name="Default Paragraph Font" w:uiPriority="1"/>
-    <w:lsdException w:name="Subtitle" w:semiHidden="0" w:uiPriority="11" w:unhideWhenUsed="0" w:qFormat="1"/>
-    <w:lsdException w:name="Strong" w:semiHidden="0" w:uiPriority="22" w:unhideWhenUsed="0" w:qFormat="1"/>
-    <w:lsdException w:name="Emphasis" w:semiHidden="0" w:uiPriority="20" w:unhideWhenUsed="0" w:qFormat="1"/>
-    <w:lsdException w:name="Table Grid" w:semiHidden="0" w:uiPriority="59" w:unhideWhenUsed="0"/>
-    <w:lsdException w:name="Placeholder Text" w:unhideWhenUsed="0"/>
-    <w:lsdException w:name="No Spacing" w:semiHidden="0" w:uiPriority="1" w:unhideWhenUsed="0" w:qFormat="1"/>
-    <w:lsdException w:name="Light Shading" w:semiHidden="0" w:uiPriority="60" w:unhideWhenUsed="0"/>
-    <w:lsdException w:name="Light List" w:semiHidden="0" w:uiPriority="61" w:unhideWhenUsed="0"/>
-    <w:lsdException w:name="Light Grid" w:semiHidden="0" w:uiPriority="62" w:unhideWhenUsed="0"/>
-    <w:lsdException w:name="Medium Shading 1" w:semiHidden="0" w:uiPriority="63" w:unhideWhenUsed="0"/>
-    <w:lsdException w:name="Medium Shading 2" w:semiHidden="0" w:uiPriority="64" w:unhideWhenUsed="0"/>
-    <w:lsdException w:name="Medium List 1" w:semiHidden="0" w:uiPriority="65" w:unhideWhenUsed="0"/>
-    <w:lsdException w:name="Medium List 2" w:semiHidden="0" w:uiPriority="66" w:unhideWhenUsed="0"/>
-    <w:lsdException w:name="Medium Grid 1" w:semiHidden="0" w:uiPriority="67" w:unhideWhenUsed="0"/>
-    <w:lsdException w:name="Medium Grid 2" w:semiHidden="0" w:uiPriority="68" w:unhideWhenUsed="0"/>
-    <w:lsdException w:name="Medium Grid 3" w:semiHidden="0" w:uiPriority="69" w:unhideWhenUsed="0"/>
-    <w:lsdException w:name="Dark List" w:semiHidden="0" w:uiPriority="70" w:unhideWhenUsed="0"/>
-    <w:lsdException w:name="Colorful Shading" w:semiHidden="0" w:uiPriority="71" w:unhideWhenUsed="0"/>
-    <w:lsdException w:name="Colorful List" w:semiHidden="0" w:uiPriority="72" w:unhideWhenUsed="0"/>
-    <w:lsdException w:name="Colorful Grid" w:semiHidden="0" w:uiPriority="73" w:unhideWhenUsed="0"/>
-    <w:lsdException w:name="Light Shading Accent 1" w:semiHidden="0" w:uiPriority="60" w:unhideWhenUsed="0"/>
-    <w:lsdException w:name="Light List Accent 1" w:semiHidden="0" w:uiPriority="61" w:unhideWhenUsed="0"/>
-    <w:lsdException w:name="Light Grid Accent 1" w:semiHidden="0" w:uiPriority="62" w:unhideWhenUsed="0"/>
-    <w:lsdException w:name="Medium Shading 1 Accent 1" w:semiHidden="0" w:uiPriority="63" w:unhideWhenUsed="0"/>
-    <w:lsdException w:name="Medium Shading 2 Accent 1" w:semiHidden="0" w:uiPriority="64" w:unhideWhenUsed="0"/>
-    <w:lsdException w:name="Medium List 1 Accent 1" w:semiHidden="0" w:uiPriority="65" w:unhideWhenUsed="0"/>
-    <w:lsdException w:name="Revision" w:unhideWhenUsed="0"/>
-    <w:lsdException w:name="List Paragraph" w:semiHidden="0" w:uiPriority="34" w:unhideWhenUsed="0" w:qFormat="1"/>
-    <w:lsdException w:name="Quote" w:semiHidden="0" w:uiPriority="29" w:unhideWhenUsed="0" w:qFormat="1"/>
-    <w:lsdException w:name="Intense Quote" w:semiHidden="0" w:uiPriority="30" w:unhideWhenUsed="0" w:qFormat="1"/>
-    <w:lsdException w:name="Medium List 2 Accent 1" w:semiHidden="0" w:uiPriority="66" w:unhideWhenUsed="0"/>
-    <w:lsdException w:name="Medium Grid 1 Accent 1" w:semiHidden="0" w:uiPriority="67" w:unhideWhenUsed="0"/>
-    <w:lsdException w:name="Medium Grid 2 Accent 1" w:semiHidden="0" w:uiPriority="68" w:unhideWhenUsed="0"/>
-    <w:lsdException w:name="Medium Grid 3 Accent 1" w:semiHidden="0" w:uiPriority="69" w:unhideWhenUsed="0"/>
-    <w:lsdException w:name="Dark List Accent 1" w:semiHidden="0" w:uiPriority="70" w:unhideWhenUsed="0"/>
-    <w:lsdException w:name="Colorful Shading Accent 1" w:semiHidden="0" w:uiPriority="71" w:unhideWhenUsed="0"/>
-    <w:lsdException w:name="Colorful List Accent 1" w:semiHidden="0" w:uiPriority="72" w:unhideWhenUsed="0"/>
-    <w:lsdException w:name="Colorful Grid Accent 1" w:semiHidden="0" w:uiPriority="73" w:unhideWhenUsed="0"/>
-    <w:lsdException w:name="Light Shading Accent 2" w:semiHidden="0" w:uiPriority="60" w:unhideWhenUsed="0"/>
-    <w:lsdException w:name="Light List Accent 2" w:semiHidden="0" w:uiPriority="61" w:unhideWhenUsed="0"/>
-    <w:lsdException w:name="Light Grid Accent 2" w:semiHidden="0" w:uiPriority="62" w:unhideWhenUsed="0"/>
-    <w:lsdException w:name="Medium Shading 1 Accent 2" w:semiHidden="0" w:uiPriority="63" w:unhideWhenUsed="0"/>
-    <w:lsdException w:name="Medium Shading 2 Accent 2" w:semiHidden="0" w:uiPriority="64" w:unhideWhenUsed="0"/>
-    <w:lsdException w:name="Medium List 1 Accent 2" w:semiHidden="0" w:uiPriority="65" w:unhideWhenUsed="0"/>
-    <w:lsdException w:name="Medium List 2 Accent 2" w:semiHidden="0" w:uiPriority="66" w:unhideWhenUsed="0"/>
-    <w:lsdException w:name="Medium Grid 1 Accent 2" w:semiHidden="0" w:uiPriority="67" w:unhideWhenUsed="0"/>
-    <w:lsdException w:name="Medium Grid 2 Accent 2" w:semiHidden="0" w:uiPriority="68" w:unhideWhenUsed="0"/>
-    <w:lsdException w:name="Medium Grid 3 Accent 2" w:semiHidden="0" w:uiPriority="69" w:unhideWhenUsed="0"/>
-    <w:lsdException w:name="Dark List Accent 2" w:semiHidden="0" w:uiPriority="70" w:unhideWhenUsed="0"/>
-    <w:lsdException w:name="Colorful Shading Accent 2" w:semiHidden="0" w:uiPriority="71" w:unhideWhenUsed="0"/>
-    <w:lsdException w:name="Colorful List Accent 2" w:semiHidden="0" w:uiPriority="72" w:unhideWhenUsed="0"/>
-    <w:lsdException w:name="Colorful Grid Accent 2" w:semiHidden="0" w:uiPriority="73" w:unhideWhenUsed="0"/>
-    <w:lsdException w:name="Light Shading Accent 3" w:semiHidden="0" w:uiPriority="60" w:unhideWhenUsed="0"/>
-    <w:lsdException w:name="Light List Accent 3" w:semiHidden="0" w:uiPriority="61" w:unhideWhenUsed="0"/>
-    <w:lsdException w:name="Light Grid Accent 3" w:semiHidden="0" w:uiPriority="62" w:unhideWhenUsed="0"/>
-    <w:lsdException w:name="Medium Shading 1 Accent 3" w:semiHidden="0" w:uiPriority="63" w:unhideWhenUsed="0"/>
-    <w:lsdException w:name="Medium Shading 2 Accent 3" w:semiHidden="0" w:uiPriority="64" w:unhideWhenUsed="0"/>
-    <w:lsdException w:name="Medium List 1 Accent 3" w:semiHidden="0" w:uiPriority="65" w:unhideWhenUsed="0"/>
-    <w:lsdException w:name="Medium List 2 Accent 3" w:semiHidden="0" w:uiPriority="66" w:unhideWhenUsed="0"/>
-    <w:lsdException w:name="Medium Grid 1 Accent 3" w:semiHidden="0" w:uiPriority="67" w:unhideWhenUsed="0"/>
-    <w:lsdException w:name="Medium Grid 2 Accent 3" w:semiHidden="0" w:uiPriority="68" w:unhideWhenUsed="0"/>
-    <w:lsdException w:name="Medium Grid 3 Accent 3" w:semiHidden="0" w:uiPriority="69" w:unhideWhenUsed="0"/>
-    <w:lsdException w:name="Dark List Accent 3" w:semiHidden="0" w:uiPriority="70" w:unhideWhenUsed="0"/>
-    <w:lsdException w:name="Colorful Shading Accent 3" w:semiHidden="0" w:uiPriority="71" w:unhideWhenUsed="0"/>
-    <w:lsdException w:name="Colorful List Accent 3" w:semiHidden="0" w:uiPriority="72" w:unhideWhenUsed="0"/>
-    <w:lsdException w:name="Colorful Grid Accent 3" w:semiHidden="0" w:uiPriority="73" w:unhideWhenUsed="0"/>
-    <w:lsdException w:name="Light Shading Accent 4" w:semiHidden="0" w:uiPriority="60" w:unhideWhenUsed="0"/>
-    <w:lsdException w:name="Light List Accent 4" w:semiHidden="0" w:uiPriority="61" w:unhideWhenUsed="0"/>
-    <w:lsdException w:name="Light Grid Accent 4" w:semiHidden="0" w:uiPriority="62" w:unhideWhenUsed="0"/>
-    <w:lsdException w:name="Medium Shading 1 Accent 4" w:semiHidden="0" w:uiPriority="63" w:unhideWhenUsed="0"/>
-    <w:lsdException w:name="Medium Shading 2 Accent 4" w:semiHidden="0" w:uiPriority="64" w:unhideWhenUsed="0"/>
-    <w:lsdException w:name="Medium List 1 Accent 4" w:semiHidden="0" w:uiPriority="65" w:unhideWhenUsed="0"/>
-    <w:lsdException w:name="Medium List 2 Accent 4" w:semiHidden="0" w:uiPriority="66" w:unhideWhenUsed="0"/>
-    <w:lsdException w:name="Medium Grid 1 Accent 4" w:semiHidden="0" w:uiPriority="67" w:unhideWhenUsed="0"/>
-    <w:lsdException w:name="Medium Grid 2 Accent 4" w:semiHidden="0" w:uiPriority="68" w:unhideWhenUsed="0"/>
-    <w:lsdException w:name="Medium Grid 3 Accent 4" w:semiHidden="0" w:uiPriority="69" w:unhideWhenUsed="0"/>
-    <w:lsdException w:name="Dark List Accent 4" w:semiHidden="0" w:uiPriority="70" w:unhideWhenUsed="0"/>
-    <w:lsdException w:name="Colorful Shading Accent 4" w:semiHidden="0" w:uiPriority="71" w:unhideWhenUsed="0"/>
-    <w:lsdException w:name="Colorful List Accent 4" w:semiHidden="0" w:uiPriority="72" w:unhideWhenUsed="0"/>
-    <w:lsdException w:name="Colorful Grid Accent 4" w:semiHidden="0" w:uiPriority="73" w:unhideWhenUsed="0"/>
-    <w:lsdException w:name="Light Shading Accent 5" w:semiHidden="0" w:uiPriority="60" w:unhideWhenUsed="0"/>
-    <w:lsdException w:name="Light List Accent 5" w:semiHidden="0" w:uiPriority="61" w:unhideWhenUsed="0"/>
-    <w:lsdException w:name="Light Grid Accent 5" w:semiHidden="0" w:uiPriority="62" w:unhideWhenUsed="0"/>
-    <w:lsdException w:name="Medium Shading 1 Accent 5" w:semiHidden="0" w:uiPriority="63" w:unhideWhenUsed="0"/>
-    <w:lsdException w:name="Medium Shading 2 Accent 5" w:semiHidden="0" w:uiPriority="64" w:unhideWhenUsed="0"/>
-    <w:lsdException w:name="Medium List 1 Accent 5" w:semiHidden="0" w:uiPriority="65" w:unhideWhenUsed="0"/>
-    <w:lsdException w:name="Medium List 2 Accent 5" w:semiHidden="0" w:uiPriority="66" w:unhideWhenUsed="0"/>
-    <w:lsdException w:name="Medium Grid 1 Accent 5" w:semiHidden="0" w:uiPriority="67" w:unhideWhenUsed="0"/>
-    <w:lsdException w:name="Medium Grid 2 Accent 5" w:semiHidden="0" w:uiPriority="68" w:unhideWhenUsed="0"/>
-    <w:lsdException w:name="Medium Grid 3 Accent 5" w:semiHidden="0" w:uiPriority="69" w:unhideWhenUsed="0"/>
-    <w:lsdException w:name="Dark List Accent 5" w:semiHidden="0" w:uiPriority="70" w:unhideWhenUsed="0"/>
-    <w:lsdException w:name="Colorful Shading Accent 5" w:semiHidden="0" w:uiPriority="71" w:unhideWhenUsed="0"/>
-    <w:lsdException w:name="Colorful List Accent 5" w:semiHidden="0" w:uiPriority="72" w:unhideWhenUsed="0"/>
-    <w:lsdException w:name="Colorful Grid Accent 5" w:semiHidden="0" w:uiPriority="73" w:unhideWhenUsed="0"/>
-    <w:lsdException w:name="Light Shading Accent 6" w:semiHidden="0" w:uiPriority="60" w:unhideWhenUsed="0"/>
-    <w:lsdException w:name="Light List Accent 6" w:semiHidden="0" w:uiPriority="61" w:unhideWhenUsed="0"/>
-    <w:lsdException w:name="Light Grid Accent 6" w:semiHidden="0" w:uiPriority="62" w:unhideWhenUsed="0"/>
-    <w:lsdException w:name="Medium Shading 1 Accent 6" w:semiHidden="0" w:uiPriority="63" w:unhideWhenUsed="0"/>
-    <w:lsdException w:name="Medium Shading 2 Accent 6" w:semiHidden="0" w:uiPriority="64" w:unhideWhenUsed="0"/>
-    <w:lsdException w:name="Medium List 1 Accent 6" w:semiHidden="0" w:uiPriority="65" w:unhideWhenUsed="0"/>
-    <w:lsdException w:name="Medium List 2 Accent 6" w:semiHidden="0" w:uiPriority="66" w:unhideWhenUsed="0"/>
-    <w:lsdException w:name="Medium Grid 1 Accent 6" w:semiHidden="0" w:uiPriority="67" w:unhideWhenUsed="0"/>
-    <w:lsdException w:name="Medium Grid 2 Accent 6" w:semiHidden="0" w:uiPriority="68" w:unhideWhenUsed="0"/>
-    <w:lsdException w:name="Medium Grid 3 Accent 6" w:semiHidden="0" w:uiPriority="69" w:unhideWhenUsed="0"/>
-    <w:lsdException w:name="Dark List Accent 6" w:semiHidden="0" w:uiPriority="70" w:unhideWhenUsed="0"/>
-    <w:lsdException w:name="Colorful Shading Accent 6" w:semiHidden="0" w:uiPriority="71" w:unhideWhenUsed="0"/>
-    <w:lsdException w:name="Colorful List Accent 6" w:semiHidden="0" w:uiPriority="72" w:unhideWhenUsed="0"/>
-    <w:lsdException w:name="Colorful Grid Accent 6" w:semiHidden="0" w:uiPriority="73" w:unhideWhenUsed="0"/>
-    <w:lsdException w:name="Subtle Emphasis" w:semiHidden="0" w:uiPriority="19" w:unhideWhenUsed="0" w:qFormat="1"/>
-    <w:lsdException w:name="Intense Emphasis" w:semiHidden="0" w:uiPriority="21" w:unhideWhenUsed="0" w:qFormat="1"/>
-    <w:lsdException w:name="Subtle Reference" w:semiHidden="0" w:uiPriority="31" w:unhideWhenUsed="0" w:qFormat="1"/>
-    <w:lsdException w:name="Intense Reference" w:semiHidden="0" w:uiPriority="32" w:unhideWhenUsed="0" w:qFormat="1"/>
-    <w:lsdException w:name="Book Title" w:semiHidden="0" w:uiPriority="33" w:unhideWhenUsed="0" w:qFormat="1"/>
-    <w:lsdException w:name="Bibliography" w:uiPriority="37"/>
-    <w:lsdException w:name="TOC Heading" w:uiPriority="39" w:qFormat="1"/>
-  </w:latentStyles>
-  <w:style w:type="paragraph" w:default="1" w:styleId="Normal">
-    <w:name w:val="Normal"/>
-    <w:qFormat/>
-    <w:rsid w:val="002B3D5C"/>
-    <w:rPr>
-      <w:rFonts w:cs="Times New Roman"/>
-    </w:rPr>
-  </w:style>
-  <w:style w:type="paragraph" w:styleId="Heading1">
-    <w:name w:val="heading 1"/>
-    <w:basedOn w:val="Normal"/>
-    <w:next w:val="Normal"/>
-    <w:link w:val="Heading1Char"/>
-    <w:uiPriority w:val="9"/>
-    <w:qFormat/>
-    <w:rsid w:val="00A45680"/>
-    <w:pPr>
-      <w:keepNext/>
-      <w:keepLines/>
-      <w:spacing w:before="480" w:after="0"/>
-      <w:outlineLvl w:val="0"/>
-    </w:pPr>
-    <w:rPr>
-      <w:rFonts w:asciiTheme="majorHAnsi" w:eastAsiaTheme="majorEastAsia" w:hAnsiTheme="majorHAnsi"/>
-      <w:b/>
-      <w:bCs/>
-      <w:color w:val="365F91" w:themeColor="accent1" w:themeShade="BF"/>
-      <w:sz w:val="28"/>
-      <w:szCs w:val="28"/>
-    </w:rPr>
-  </w:style>
-  <w:style w:type="paragraph" w:styleId="Heading2">
-    <w:name w:val="heading 2"/>
-    <w:basedOn w:val="Normal"/>
-    <w:next w:val="Normal"/>
-    <w:link w:val="Heading2Char"/>
-    <w:uiPriority w:val="9"/>
-    <w:unhideWhenUsed/>
-    <w:qFormat/>
-    <w:rsid w:val="00A45680"/>
-    <w:pPr>
-      <w:keepNext/>
-      <w:keepLines/>
-      <w:spacing w:before="200" w:after="0"/>
-      <w:outlineLvl w:val="1"/>
-    </w:pPr>
-    <w:rPr>
-      <w:rFonts w:asciiTheme="majorHAnsi" w:eastAsiaTheme="majorEastAsia" w:hAnsiTheme="majorHAnsi"/>
-      <w:b/>
-      <w:bCs/>
-      <w:color w:val="4F81BD" w:themeColor="accent1"/>
-      <w:sz w:val="26"/>
-      <w:szCs w:val="26"/>
-    </w:rPr>
-  </w:style>
-  <w:style w:type="paragraph" w:styleId="Heading3">
-    <w:name w:val="heading 3"/>
-    <w:basedOn w:val="Normal"/>
-    <w:next w:val="Normal"/>
-    <w:link w:val="Heading3Char"/>
-    <w:uiPriority w:val="9"/>
-    <w:unhideWhenUsed/>
-    <w:qFormat/>
-    <w:rsid w:val="00663D82"/>
-    <w:pPr>
-      <w:keepNext/>
-      <w:keepLines/>
-      <w:spacing w:before="200" w:after="0"/>
-      <w:outlineLvl w:val="2"/>
-    </w:pPr>
-    <w:rPr>
-      <w:rFonts w:asciiTheme="majorHAnsi" w:eastAsiaTheme="majorEastAsia" w:hAnsiTheme="majorHAnsi"/>
-      <w:b/>
-      <w:bCs/>
-      <w:color w:val="4F81BD" w:themeColor="accent1"/>
-    </w:rPr>
-  </w:style>
-  <w:style w:type="paragraph" w:styleId="Heading4">
-    <w:name w:val="heading 4"/>
-    <w:basedOn w:val="Normal"/>
-    <w:next w:val="Normal"/>
-    <w:link w:val="Heading4Char"/>
-    <w:uiPriority w:val="9"/>
-    <w:semiHidden/>
-    <w:unhideWhenUsed/>
-    <w:qFormat/>
-    <w:rsid w:val="00CA41A6"/>
-    <w:pPr>
-      <w:keepNext/>
-      <w:keepLines/>
-      <w:spacing w:before="200" w:after="0"/>
-      <w:outlineLvl w:val="3"/>
-    </w:pPr>
-    <w:rPr>
-      <w:rFonts w:asciiTheme="majorHAnsi" w:eastAsiaTheme="majorEastAsia" w:hAnsiTheme="majorHAnsi" w:cstheme="majorBidi"/>
-      <w:b/>
-      <w:bCs/>
-      <w:i/>
-      <w:iCs/>
-      <w:color w:val="4F81BD" w:themeColor="accent1"/>
-    </w:rPr>
-  </w:style>
-  <w:style w:type="character" w:default="1" w:styleId="DefaultParagraphFont">
-    <w:name w:val="Default Paragraph Font"/>
-    <w:uiPriority w:val="1"/>
-    <w:unhideWhenUsed/>
-  </w:style>
-  <w:style w:type="table" w:default="1" w:styleId="TableNormal">
-    <w:name w:val="Normal Table"/>
-    <w:uiPriority w:val="99"/>
-    <w:semiHidden/>
-    <w:unhideWhenUsed/>
-    <w:tblPr>
-      <w:tblInd w:w="0" w:type="dxa"/>
-      <w:tblCellMar>
-        <w:top w:w="0" w:type="dxa"/>
-        <w:left w:w="108" w:type="dxa"/>
-        <w:bottom w:w="0" w:type="dxa"/>
-        <w:right w:w="108" w:type="dxa"/>
-      </w:tblCellMar>
-    </w:tblPr>
-  </w:style>
-  <w:style w:type="numbering" w:default="1" w:styleId="NoList">
-    <w:name w:val="No List"/>
-    <w:uiPriority w:val="99"/>
-    <w:semiHidden/>
-    <w:unhideWhenUsed/>
-  </w:style>
-  <w:style w:type="character" w:customStyle="1" w:styleId="Heading1Char">
-    <w:name w:val="Heading 1 Char"/>
-    <w:basedOn w:val="DefaultParagraphFont"/>
-    <w:link w:val="Heading1"/>
-    <w:uiPriority w:val="9"/>
-    <w:locked/>
-    <w:rsid w:val="00A45680"/>
-    <w:rPr>
-      <w:rFonts w:asciiTheme="majorHAnsi" w:eastAsiaTheme="majorEastAsia" w:hAnsiTheme="majorHAnsi" w:cs="Times New Roman"/>
-      <w:b/>
-      <w:bCs/>
-      <w:color w:val="365F91" w:themeColor="accent1" w:themeShade="BF"/>
-      <w:sz w:val="28"/>
-      <w:szCs w:val="28"/>
-    </w:rPr>
-  </w:style>
-  <w:style w:type="character" w:customStyle="1" w:styleId="Heading2Char">
-    <w:name w:val="Heading 2 Char"/>
-    <w:basedOn w:val="DefaultParagraphFont"/>
-    <w:link w:val="Heading2"/>
-    <w:uiPriority w:val="9"/>
-    <w:locked/>
-    <w:rsid w:val="00A45680"/>
-    <w:rPr>
-      <w:rFonts w:asciiTheme="majorHAnsi" w:eastAsiaTheme="majorEastAsia" w:hAnsiTheme="majorHAnsi" w:cs="Times New Roman"/>
-      <w:b/>
-      <w:bCs/>
-      <w:color w:val="4F81BD" w:themeColor="accent1"/>
-      <w:sz w:val="26"/>
-      <w:szCs w:val="26"/>
-    </w:rPr>
-  </w:style>
-  <w:style w:type="character" w:customStyle="1" w:styleId="Heading3Char">
-    <w:name w:val="Heading 3 Char"/>
-    <w:basedOn w:val="DefaultParagraphFont"/>
-    <w:link w:val="Heading3"/>
-    <w:uiPriority w:val="9"/>
-    <w:locked/>
-    <w:rsid w:val="00663D82"/>
-    <w:rPr>
-      <w:rFonts w:asciiTheme="majorHAnsi" w:eastAsiaTheme="majorEastAsia" w:hAnsiTheme="majorHAnsi" w:cs="Times New Roman"/>
-      <w:b/>
-      <w:bCs/>
-      <w:color w:val="4F81BD" w:themeColor="accent1"/>
-    </w:rPr>
-  </w:style>
-  <w:style w:type="paragraph" w:styleId="ListParagraph">
-    <w:name w:val="List Paragraph"/>
-    <w:basedOn w:val="Normal"/>
-    <w:uiPriority w:val="34"/>
-    <w:qFormat/>
-    <w:rsid w:val="00663D82"/>
-    <w:pPr>
-      <w:numPr>
-        <w:numId w:val="2"/>
-      </w:numPr>
-      <w:contextualSpacing/>
-    </w:pPr>
-  </w:style>
-  <w:style w:type="character" w:styleId="Hyperlink">
-    <w:name w:val="Hyperlink"/>
-    <w:basedOn w:val="DefaultParagraphFont"/>
-    <w:uiPriority w:val="99"/>
-    <w:unhideWhenUsed/>
-    <w:rsid w:val="00DB14CF"/>
-    <w:rPr>
-      <w:rFonts w:cs="Times New Roman"/>
-      <w:color w:val="0000FF" w:themeColor="hyperlink"/>
-      <w:u w:val="single"/>
-    </w:rPr>
-  </w:style>
-  <w:style w:type="character" w:customStyle="1" w:styleId="1">
-    <w:name w:val="Неразрешено споменаване1"/>
-    <w:basedOn w:val="DefaultParagraphFont"/>
-    <w:uiPriority w:val="99"/>
-    <w:semiHidden/>
-    <w:unhideWhenUsed/>
-    <w:rsid w:val="00180442"/>
-    <w:rPr>
-      <w:color w:val="605E5C"/>
-      <w:shd w:val="clear" w:color="auto" w:fill="E1DFDD"/>
-    </w:rPr>
-  </w:style>
-  <w:style w:type="paragraph" w:styleId="BalloonText">
-    <w:name w:val="Balloon Text"/>
-    <w:basedOn w:val="Normal"/>
-    <w:link w:val="BalloonTextChar"/>
-    <w:uiPriority w:val="99"/>
-    <w:semiHidden/>
-    <w:unhideWhenUsed/>
-    <w:rsid w:val="000F014E"/>
-    <w:pPr>
-      <w:spacing w:after="0" w:line="240" w:lineRule="auto"/>
-    </w:pPr>
-    <w:rPr>
-      <w:rFonts w:ascii="Tahoma" w:hAnsi="Tahoma" w:cs="Tahoma"/>
-      <w:sz w:val="16"/>
-      <w:szCs w:val="16"/>
-    </w:rPr>
-  </w:style>
-  <w:style w:type="character" w:customStyle="1" w:styleId="BalloonTextChar">
-    <w:name w:val="Balloon Text Char"/>
-    <w:basedOn w:val="DefaultParagraphFont"/>
-    <w:link w:val="BalloonText"/>
-    <w:uiPriority w:val="99"/>
-    <w:semiHidden/>
-    <w:rsid w:val="000F014E"/>
-    <w:rPr>
-      <w:rFonts w:ascii="Tahoma" w:hAnsi="Tahoma" w:cs="Tahoma"/>
-      <w:sz w:val="16"/>
-      <w:szCs w:val="16"/>
-    </w:rPr>
-  </w:style>
-  <w:style w:type="character" w:styleId="FollowedHyperlink">
-    <w:name w:val="FollowedHyperlink"/>
-    <w:basedOn w:val="DefaultParagraphFont"/>
-    <w:uiPriority w:val="99"/>
-    <w:semiHidden/>
-    <w:unhideWhenUsed/>
-    <w:rsid w:val="000F014E"/>
-    <w:rPr>
-      <w:color w:val="800080" w:themeColor="followedHyperlink"/>
-      <w:u w:val="single"/>
-    </w:rPr>
-  </w:style>
-  <w:style w:type="character" w:customStyle="1" w:styleId="Heading4Char">
-    <w:name w:val="Heading 4 Char"/>
-    <w:basedOn w:val="DefaultParagraphFont"/>
-    <w:link w:val="Heading4"/>
-    <w:uiPriority w:val="9"/>
-    <w:semiHidden/>
-    <w:rsid w:val="00CA41A6"/>
-    <w:rPr>
-      <w:rFonts w:asciiTheme="majorHAnsi" w:eastAsiaTheme="majorEastAsia" w:hAnsiTheme="majorHAnsi" w:cstheme="majorBidi"/>
-      <w:b/>
-      <w:bCs/>
-      <w:i/>
-      <w:iCs/>
-      <w:color w:val="4F81BD" w:themeColor="accent1"/>
-    </w:rPr>
-  </w:style>
-  <w:style w:type="paragraph" w:styleId="NormalWeb">
-    <w:name w:val="Normal (Web)"/>
-    <w:basedOn w:val="Normal"/>
-    <w:uiPriority w:val="99"/>
-    <w:semiHidden/>
-    <w:unhideWhenUsed/>
-    <w:rsid w:val="00B52118"/>
-    <w:pPr>
-      <w:spacing w:before="100" w:beforeAutospacing="1" w:after="100" w:afterAutospacing="1" w:line="240" w:lineRule="auto"/>
-    </w:pPr>
-    <w:rPr>
-      <w:rFonts w:ascii="Times New Roman" w:hAnsi="Times New Roman"/>
-      <w:sz w:val="24"/>
-      <w:szCs w:val="24"/>
-      <w:lang w:val="en-US"/>
-    </w:rPr>
-  </w:style>
-  <w:style w:type="character" w:styleId="Strong">
-    <w:name w:val="Strong"/>
-    <w:basedOn w:val="DefaultParagraphFont"/>
-    <w:uiPriority w:val="22"/>
-    <w:qFormat/>
-    <w:rsid w:val="00B52118"/>
-    <w:rPr>
-      <w:b/>
-      <w:bCs/>
-    </w:rPr>
-  </w:style>
-  <w:style w:type="character" w:styleId="HTMLCode">
-    <w:name w:val="HTML Code"/>
-    <w:basedOn w:val="DefaultParagraphFont"/>
+    <w:basedOn w:val="a1"/>
     <w:uiPriority w:val="99"/>
     <w:semiHidden/>
     <w:unhideWhenUsed/>

--- a/doctemplate_and_requirements/documentation_template.docx
+++ b/doctemplate_and_requirements/documentation_template.docx
@@ -1,6 +1,6 @@
 
 <file path=word/document.xml><?xml version="1.0" encoding="utf-8"?>
-<w:document xmlns:wpc="http://schemas.microsoft.com/office/word/2010/wordprocessingCanvas" xmlns:cx="http://schemas.microsoft.com/office/drawing/2014/chartex" xmlns:cx1="http://schemas.microsoft.com/office/drawing/2015/9/8/chartex" xmlns:cx2="http://schemas.microsoft.com/office/drawing/2015/10/21/chartex" xmlns:cx3="http://schemas.microsoft.com/office/drawing/2016/5/9/chartex" xmlns:cx4="http://schemas.microsoft.com/office/drawing/2016/5/10/chartex" xmlns:cx5="http://schemas.microsoft.com/office/drawing/2016/5/11/chartex" xmlns:cx6="http://schemas.microsoft.com/office/drawing/2016/5/12/chartex" xmlns:cx7="http://schemas.microsoft.com/office/drawing/2016/5/13/chartex" xmlns:cx8="http://schemas.microsoft.com/office/drawing/2016/5/14/chartex" xmlns:mc="http://schemas.openxmlformats.org/markup-compatibility/2006" xmlns:aink="http://schemas.microsoft.com/office/drawing/2016/ink" xmlns:am3d="http://schemas.microsoft.com/office/drawing/2017/model3d" xmlns:o="urn:schemas-microsoft-com:office:office" xmlns:oel="http://schemas.microsoft.com/office/2019/extlst" xmlns:r="http://schemas.openxmlformats.org/officeDocument/2006/relationships" xmlns:m="http://schemas.openxmlformats.org/officeDocument/2006/math" xmlns:v="urn:schemas-microsoft-com:vml" xmlns:wp14="http://schemas.microsoft.com/office/word/2010/wordprocessingDrawing" xmlns:wp="http://schemas.openxmlformats.org/drawingml/2006/wordprocessingDrawing" xmlns:w10="urn:schemas-microsoft-com:office:word" xmlns:w="http://schemas.openxmlformats.org/wordprocessingml/2006/main" xmlns:w14="http://schemas.microsoft.com/office/word/2010/wordml" xmlns:w15="http://schemas.microsoft.com/office/word/2012/wordml" xmlns:w16cex="http://schemas.microsoft.com/office/word/2018/wordml/cex" xmlns:w16cid="http://schemas.microsoft.com/office/word/2016/wordml/cid" xmlns:w16="http://schemas.microsoft.com/office/word/2018/wordml" xmlns:w16du="http://schemas.microsoft.com/office/word/2023/wordml/word16du" xmlns:w16sdtdh="http://schemas.microsoft.com/office/word/2020/wordml/sdtdatahash" xmlns:w16sdtfl="http://schemas.microsoft.com/office/word/2024/wordml/sdtformatlock" xmlns:w16se="http://schemas.microsoft.com/office/word/2015/wordml/symex" xmlns:wpg="http://schemas.microsoft.com/office/word/2010/wordprocessingGroup" xmlns:wpi="http://schemas.microsoft.com/office/word/2010/wordprocessingInk" xmlns:wne="http://schemas.microsoft.com/office/word/2006/wordml" xmlns:wps="http://schemas.microsoft.com/office/word/2010/wordprocessingShape" mc:Ignorable="w14 w15 w16se w16cid w16 w16cex w16sdtdh w16sdtfl w16du wp14">
+<w:document xmlns:wpc="http://schemas.microsoft.com/office/word/2010/wordprocessingCanvas" xmlns:mc="http://schemas.openxmlformats.org/markup-compatibility/2006" xmlns:o="urn:schemas-microsoft-com:office:office" xmlns:r="http://schemas.openxmlformats.org/officeDocument/2006/relationships" xmlns:m="http://schemas.openxmlformats.org/officeDocument/2006/math" xmlns:v="urn:schemas-microsoft-com:vml" xmlns:wp14="http://schemas.microsoft.com/office/word/2010/wordprocessingDrawing" xmlns:wp="http://schemas.openxmlformats.org/drawingml/2006/wordprocessingDrawing" xmlns:w10="urn:schemas-microsoft-com:office:word" xmlns:w="http://schemas.openxmlformats.org/wordprocessingml/2006/main" xmlns:w14="http://schemas.microsoft.com/office/word/2010/wordml" xmlns:wpg="http://schemas.microsoft.com/office/word/2010/wordprocessingGroup" xmlns:wpi="http://schemas.microsoft.com/office/word/2010/wordprocessingInk" xmlns:wne="http://schemas.microsoft.com/office/word/2006/wordml" xmlns:wps="http://schemas.microsoft.com/office/word/2010/wordprocessingShape" mc:Ignorable="w14 wp14">
   <w:body>
     <w:p>
       <w:pPr>
@@ -679,7 +679,7 @@
     </w:p>
     <w:p>
       <w:pPr>
-        <w:pStyle w:val="1"/>
+        <w:pStyle w:val="Heading1"/>
       </w:pPr>
       <w:r>
         <w:t>ТЕМА:</w:t>
@@ -761,7 +761,7 @@
     </w:p>
     <w:p>
       <w:pPr>
-        <w:pStyle w:val="2"/>
+        <w:pStyle w:val="Heading2"/>
         <w:rPr>
           <w:sz w:val="22"/>
           <w:szCs w:val="22"/>
@@ -803,7 +803,7 @@
     </w:p>
     <w:p>
       <w:pPr>
-        <w:pStyle w:val="2"/>
+        <w:pStyle w:val="Heading2"/>
         <w:rPr>
           <w:sz w:val="22"/>
           <w:szCs w:val="22"/>
@@ -1826,7 +1826,7 @@
     </w:p>
     <w:p>
       <w:pPr>
-        <w:pStyle w:val="a"/>
+        <w:pStyle w:val="ListParagraph"/>
         <w:numPr>
           <w:ilvl w:val="0"/>
           <w:numId w:val="5"/>
@@ -1847,7 +1847,7 @@
     </w:p>
     <w:p>
       <w:pPr>
-        <w:pStyle w:val="a"/>
+        <w:pStyle w:val="ListParagraph"/>
         <w:numPr>
           <w:ilvl w:val="0"/>
           <w:numId w:val="0"/>
@@ -1877,7 +1877,7 @@
     </w:p>
     <w:p>
       <w:pPr>
-        <w:pStyle w:val="a"/>
+        <w:pStyle w:val="ListParagraph"/>
         <w:numPr>
           <w:ilvl w:val="0"/>
           <w:numId w:val="0"/>
@@ -1892,7 +1892,7 @@
     </w:p>
     <w:p>
       <w:pPr>
-        <w:pStyle w:val="a"/>
+        <w:pStyle w:val="ListParagraph"/>
         <w:numPr>
           <w:ilvl w:val="1"/>
           <w:numId w:val="5"/>
@@ -1913,7 +1913,7 @@
     </w:p>
     <w:p>
       <w:pPr>
-        <w:pStyle w:val="a"/>
+        <w:pStyle w:val="ListParagraph"/>
         <w:numPr>
           <w:ilvl w:val="0"/>
           <w:numId w:val="0"/>
@@ -1928,7 +1928,7 @@
     </w:p>
     <w:p>
       <w:pPr>
-        <w:pStyle w:val="a"/>
+        <w:pStyle w:val="ListParagraph"/>
         <w:numPr>
           <w:ilvl w:val="1"/>
           <w:numId w:val="5"/>
@@ -1992,7 +1992,7 @@
     </w:p>
     <w:p>
       <w:pPr>
-        <w:pStyle w:val="a"/>
+        <w:pStyle w:val="ListParagraph"/>
         <w:numPr>
           <w:ilvl w:val="0"/>
           <w:numId w:val="7"/>
@@ -2012,7 +2012,7 @@
     </w:p>
     <w:p>
       <w:pPr>
-        <w:pStyle w:val="a"/>
+        <w:pStyle w:val="ListParagraph"/>
         <w:numPr>
           <w:ilvl w:val="0"/>
           <w:numId w:val="0"/>
@@ -2032,7 +2032,7 @@
     </w:p>
     <w:p>
       <w:pPr>
-        <w:pStyle w:val="a"/>
+        <w:pStyle w:val="ListParagraph"/>
         <w:numPr>
           <w:ilvl w:val="0"/>
           <w:numId w:val="0"/>
@@ -2046,7 +2046,7 @@
     </w:p>
     <w:p>
       <w:pPr>
-        <w:pStyle w:val="a"/>
+        <w:pStyle w:val="ListParagraph"/>
         <w:numPr>
           <w:ilvl w:val="0"/>
           <w:numId w:val="7"/>
@@ -2066,7 +2066,7 @@
     </w:p>
     <w:p>
       <w:pPr>
-        <w:pStyle w:val="a"/>
+        <w:pStyle w:val="ListParagraph"/>
         <w:numPr>
           <w:ilvl w:val="0"/>
           <w:numId w:val="0"/>
@@ -2086,7 +2086,7 @@
     </w:p>
     <w:p>
       <w:pPr>
-        <w:pStyle w:val="a"/>
+        <w:pStyle w:val="ListParagraph"/>
         <w:numPr>
           <w:ilvl w:val="0"/>
           <w:numId w:val="0"/>
@@ -2100,7 +2100,7 @@
     </w:p>
     <w:p>
       <w:pPr>
-        <w:pStyle w:val="a"/>
+        <w:pStyle w:val="ListParagraph"/>
         <w:numPr>
           <w:ilvl w:val="0"/>
           <w:numId w:val="7"/>
@@ -2120,7 +2120,7 @@
     </w:p>
     <w:p>
       <w:pPr>
-        <w:pStyle w:val="a"/>
+        <w:pStyle w:val="ListParagraph"/>
         <w:numPr>
           <w:ilvl w:val="0"/>
           <w:numId w:val="0"/>
@@ -2140,7 +2140,7 @@
     </w:p>
     <w:p>
       <w:pPr>
-        <w:pStyle w:val="a"/>
+        <w:pStyle w:val="ListParagraph"/>
         <w:numPr>
           <w:ilvl w:val="0"/>
           <w:numId w:val="0"/>
@@ -2175,7 +2175,7 @@
     </w:p>
     <w:p>
       <w:pPr>
-        <w:pStyle w:val="2"/>
+        <w:pStyle w:val="Heading2"/>
         <w:rPr>
           <w:sz w:val="22"/>
           <w:szCs w:val="22"/>
@@ -2443,7 +2443,7 @@
     </w:p>
     <w:p>
       <w:pPr>
-        <w:pStyle w:val="2"/>
+        <w:pStyle w:val="Heading2"/>
         <w:rPr>
           <w:sz w:val="22"/>
           <w:szCs w:val="22"/>
@@ -2633,7 +2633,7 @@
       </w:pPr>
       <w:r>
         <w:rPr>
-          <w:rStyle w:val="a9"/>
+          <w:rStyle w:val="Strong"/>
           <w:rFonts w:eastAsiaTheme="majorEastAsia"/>
           <w:b w:val="0"/>
         </w:rPr>
@@ -2641,7 +2641,7 @@
       </w:r>
       <w:r>
         <w:rPr>
-          <w:rStyle w:val="a9"/>
+          <w:rStyle w:val="Strong"/>
           <w:rFonts w:eastAsiaTheme="majorEastAsia"/>
           <w:b w:val="0"/>
           <w:lang w:val="en-US"/>
@@ -2889,7 +2889,7 @@
       </w:pPr>
       <w:r>
         <w:rPr>
-          <w:rStyle w:val="a9"/>
+          <w:rStyle w:val="Strong"/>
           <w:rFonts w:eastAsiaTheme="majorEastAsia"/>
           <w:b w:val="0"/>
         </w:rPr>
@@ -2944,7 +2944,7 @@
     </w:p>
     <w:p>
       <w:pPr>
-        <w:pStyle w:val="2"/>
+        <w:pStyle w:val="Heading2"/>
         <w:rPr>
           <w:sz w:val="22"/>
           <w:szCs w:val="22"/>
@@ -3393,13 +3393,13 @@
       <w:hyperlink w:anchor="api" w:history="1">
         <w:r>
           <w:rPr>
-            <w:rStyle w:val="a4"/>
+            <w:rStyle w:val="Hyperlink"/>
           </w:rPr>
           <w:t>(повече информация)</w:t>
         </w:r>
         <w:r>
           <w:rPr>
-            <w:rStyle w:val="a4"/>
+            <w:rStyle w:val="Hyperlink"/>
             <w:sz w:val="18"/>
             <w:szCs w:val="18"/>
           </w:rPr>
@@ -3409,7 +3409,7 @@
     </w:p>
     <w:p>
       <w:pPr>
-        <w:pStyle w:val="2"/>
+        <w:pStyle w:val="Heading2"/>
         <w:rPr>
           <w:sz w:val="22"/>
           <w:szCs w:val="22"/>
@@ -3468,7 +3468,7 @@
                     <pic:cNvPicPr/>
                   </pic:nvPicPr>
                   <pic:blipFill>
-                    <a:blip r:embed="rId6">
+                    <a:blip r:embed="rId7">
                       <a:extLst>
                         <a:ext uri="{28A0092B-C50C-407E-A947-70E740481C1C}">
                           <a14:useLocalDpi xmlns:a14="http://schemas.microsoft.com/office/drawing/2010/main" val="0"/>
@@ -3584,7 +3584,7 @@
                     <pic:cNvPicPr/>
                   </pic:nvPicPr>
                   <pic:blipFill>
-                    <a:blip r:embed="rId7">
+                    <a:blip r:embed="rId8">
                       <a:extLst>
                         <a:ext uri="{28A0092B-C50C-407E-A947-70E740481C1C}">
                           <a14:useLocalDpi xmlns:a14="http://schemas.microsoft.com/office/drawing/2010/main" val="0"/>
@@ -3787,7 +3787,7 @@
                     <pic:cNvPicPr/>
                   </pic:nvPicPr>
                   <pic:blipFill>
-                    <a:blip r:embed="rId8">
+                    <a:blip r:embed="rId9">
                       <a:extLst>
                         <a:ext uri="{28A0092B-C50C-407E-A947-70E740481C1C}">
                           <a14:useLocalDpi xmlns:a14="http://schemas.microsoft.com/office/drawing/2010/main" val="0"/>
@@ -3999,29 +3999,21 @@
         <w:t>id-</w:t>
       </w:r>
       <w:r>
-        <w:t xml:space="preserve">тата на всички </w:t>
-      </w:r>
-      <w:proofErr w:type="spellStart"/>
-      <w:r>
-        <w:t>турнири,чието</w:t>
-      </w:r>
-      <w:proofErr w:type="spellEnd"/>
-      <w:r>
-        <w:t xml:space="preserve"> име съвпада или съдържа даден </w:t>
-      </w:r>
-      <w:proofErr w:type="spellStart"/>
-      <w:r>
-        <w:t>подстринг</w:t>
-      </w:r>
-      <w:proofErr w:type="spellEnd"/>
-      <w:r>
-        <w:t xml:space="preserve"> на името (</w:t>
-      </w:r>
-      <w:r>
-        <w:rPr>
-          <w:lang w:val="en-US"/>
-        </w:rPr>
-        <w:t>str)</w:t>
+        <w:t>тата на всички турнири,чието име съвпада или съдържа даден подстринг на името (</w:t>
+      </w:r>
+      <w:proofErr w:type="spellStart"/>
+      <w:r>
+        <w:rPr>
+          <w:lang w:val="en-US"/>
+        </w:rPr>
+        <w:t>str</w:t>
+      </w:r>
+      <w:proofErr w:type="spellEnd"/>
+      <w:r>
+        <w:rPr>
+          <w:lang w:val="en-US"/>
+        </w:rPr>
+        <w:t>)</w:t>
       </w:r>
       <w:r>
         <w:t>.</w:t>
@@ -4104,20 +4096,36 @@
       <w:r>
         <w:t>във файла .</w:t>
       </w:r>
-      <w:r>
-        <w:rPr>
-          <w:lang w:val="en-US"/>
-        </w:rPr>
-        <w:t xml:space="preserve">env </w:t>
+      <w:proofErr w:type="spellStart"/>
+      <w:r>
+        <w:rPr>
+          <w:lang w:val="en-US"/>
+        </w:rPr>
+        <w:t>env</w:t>
+      </w:r>
+      <w:proofErr w:type="spellEnd"/>
+      <w:r>
+        <w:rPr>
+          <w:lang w:val="en-US"/>
+        </w:rPr>
+        <w:t xml:space="preserve"> </w:t>
       </w:r>
       <w:r>
         <w:t xml:space="preserve"> в </w:t>
       </w:r>
-      <w:r>
-        <w:rPr>
-          <w:lang w:val="en-US"/>
-        </w:rPr>
-        <w:t xml:space="preserve">config </w:t>
+      <w:proofErr w:type="spellStart"/>
+      <w:r>
+        <w:rPr>
+          <w:lang w:val="en-US"/>
+        </w:rPr>
+        <w:t>config</w:t>
+      </w:r>
+      <w:proofErr w:type="spellEnd"/>
+      <w:r>
+        <w:rPr>
+          <w:lang w:val="en-US"/>
+        </w:rPr>
+        <w:t xml:space="preserve"> </w:t>
       </w:r>
       <w:r>
         <w:t>директорията.</w:t>
@@ -4134,25 +4142,19 @@
           <w:lang w:val="en-US"/>
         </w:rPr>
       </w:pPr>
-      <w:r>
-        <w:rPr>
-          <w:lang w:val="en-US"/>
-        </w:rPr>
-        <w:t>curl -H "Authorization: {token}</w:t>
-      </w:r>
       <w:proofErr w:type="gramStart"/>
       <w:r>
         <w:rPr>
           <w:lang w:val="en-US"/>
         </w:rPr>
-        <w:t>"  "</w:t>
+        <w:t>curl</w:t>
       </w:r>
       <w:proofErr w:type="gramEnd"/>
       <w:r>
         <w:rPr>
           <w:lang w:val="en-US"/>
         </w:rPr>
-        <w:t>{</w:t>
+        <w:t xml:space="preserve"> -H "Authorization: {token}"  "{</w:t>
       </w:r>
       <w:proofErr w:type="spellStart"/>
       <w:r>
@@ -4190,25 +4192,19 @@
       </w:r>
     </w:p>
     <w:p>
-      <w:r>
-        <w:rPr>
-          <w:lang w:val="en-US"/>
-        </w:rPr>
-        <w:t>curl -H "Authorization: {token}</w:t>
-      </w:r>
       <w:proofErr w:type="gramStart"/>
       <w:r>
         <w:rPr>
           <w:lang w:val="en-US"/>
         </w:rPr>
-        <w:t>"  "</w:t>
+        <w:t>curl</w:t>
       </w:r>
       <w:proofErr w:type="gramEnd"/>
       <w:r>
         <w:rPr>
           <w:lang w:val="en-US"/>
         </w:rPr>
-        <w:t>{</w:t>
+        <w:t xml:space="preserve"> -H "Authorization: {token}"  "{</w:t>
       </w:r>
       <w:proofErr w:type="spellStart"/>
       <w:r>
@@ -4265,21 +4261,8 @@
       </w:r>
     </w:p>
     <w:p>
-      <w:proofErr w:type="spellStart"/>
-      <w:r>
-        <w:t>curl</w:t>
-      </w:r>
-      <w:proofErr w:type="spellEnd"/>
-      <w:r>
-        <w:t xml:space="preserve"> -H "</w:t>
-      </w:r>
-      <w:proofErr w:type="spellStart"/>
-      <w:r>
-        <w:t>Authorization</w:t>
-      </w:r>
-      <w:proofErr w:type="spellEnd"/>
-      <w:r>
-        <w:t xml:space="preserve">: </w:t>
+      <w:r>
+        <w:t xml:space="preserve">curl -H "Authorization: </w:t>
       </w:r>
       <w:proofErr w:type="spellStart"/>
       <w:r>
@@ -4310,21 +4293,8 @@
       </w:r>
     </w:p>
     <w:p>
-      <w:proofErr w:type="spellStart"/>
-      <w:r>
-        <w:t>curl</w:t>
-      </w:r>
-      <w:proofErr w:type="spellEnd"/>
-      <w:r>
-        <w:t xml:space="preserve"> -H "</w:t>
-      </w:r>
-      <w:proofErr w:type="spellStart"/>
-      <w:r>
-        <w:t>Authorization</w:t>
-      </w:r>
-      <w:proofErr w:type="spellEnd"/>
-      <w:r>
-        <w:t xml:space="preserve">: </w:t>
+      <w:r>
+        <w:t xml:space="preserve">curl -H "Authorization: </w:t>
       </w:r>
       <w:proofErr w:type="spellStart"/>
       <w:r>
@@ -4365,7 +4335,7 @@
     </w:p>
     <w:p>
       <w:pPr>
-        <w:pStyle w:val="2"/>
+        <w:pStyle w:val="Heading2"/>
         <w:rPr>
           <w:sz w:val="22"/>
           <w:szCs w:val="22"/>
@@ -4374,7 +4344,7 @@
     </w:p>
     <w:p>
       <w:pPr>
-        <w:pStyle w:val="2"/>
+        <w:pStyle w:val="Heading2"/>
         <w:rPr>
           <w:sz w:val="18"/>
           <w:szCs w:val="18"/>
@@ -4439,7 +4409,7 @@
     </w:p>
     <w:p>
       <w:pPr>
-        <w:pStyle w:val="a"/>
+        <w:pStyle w:val="ListParagraph"/>
         <w:numPr>
           <w:ilvl w:val="0"/>
           <w:numId w:val="11"/>
@@ -4451,7 +4421,7 @@
     </w:p>
     <w:p>
       <w:pPr>
-        <w:pStyle w:val="a"/>
+        <w:pStyle w:val="ListParagraph"/>
         <w:numPr>
           <w:ilvl w:val="0"/>
           <w:numId w:val="11"/>
@@ -4525,7 +4495,21 @@
         <w:rPr>
           <w:lang w:val="en-US"/>
         </w:rPr>
-        <w:t xml:space="preserve">”, “kris”, </w:t>
+        <w:t>”, “</w:t>
+      </w:r>
+      <w:proofErr w:type="spellStart"/>
+      <w:r>
+        <w:rPr>
+          <w:lang w:val="en-US"/>
+        </w:rPr>
+        <w:t>kris</w:t>
+      </w:r>
+      <w:proofErr w:type="spellEnd"/>
+      <w:r>
+        <w:rPr>
+          <w:lang w:val="en-US"/>
+        </w:rPr>
+        <w:t xml:space="preserve">”, </w:t>
       </w:r>
       <w:r>
         <w:t>като влизане</w:t>
@@ -4560,10 +4544,10 @@
       <w:r>
         <w:t xml:space="preserve">Всички имейл адреси са от вида </w:t>
       </w:r>
-      <w:hyperlink r:id="rId9" w:history="1">
+      <w:hyperlink r:id="rId10" w:history="1">
         <w:r>
           <w:rPr>
-            <w:rStyle w:val="a4"/>
+            <w:rStyle w:val="Hyperlink"/>
             <w:lang w:val="en-US"/>
           </w:rPr>
           <w:t>gosho@gmail.com</w:t>
@@ -4575,10 +4559,10 @@
         </w:rPr>
         <w:t xml:space="preserve">, </w:t>
       </w:r>
-      <w:hyperlink r:id="rId10" w:history="1">
+      <w:hyperlink r:id="rId11" w:history="1">
         <w:r>
           <w:rPr>
-            <w:rStyle w:val="a4"/>
+            <w:rStyle w:val="Hyperlink"/>
             <w:lang w:val="en-US"/>
           </w:rPr>
           <w:t>pesho@gmail.com</w:t>
@@ -4639,7 +4623,7 @@
     </w:p>
     <w:p>
       <w:pPr>
-        <w:pStyle w:val="a"/>
+        <w:pStyle w:val="ListParagraph"/>
         <w:numPr>
           <w:ilvl w:val="0"/>
           <w:numId w:val="12"/>
@@ -4757,7 +4741,7 @@
     </w:p>
     <w:p>
       <w:pPr>
-        <w:pStyle w:val="a"/>
+        <w:pStyle w:val="ListParagraph"/>
         <w:numPr>
           <w:ilvl w:val="0"/>
           <w:numId w:val="12"/>
@@ -4814,7 +4798,7 @@
     </w:p>
     <w:p>
       <w:pPr>
-        <w:pStyle w:val="a"/>
+        <w:pStyle w:val="ListParagraph"/>
         <w:numPr>
           <w:ilvl w:val="0"/>
           <w:numId w:val="12"/>
@@ -4936,7 +4920,7 @@
     </w:p>
     <w:p>
       <w:pPr>
-        <w:pStyle w:val="a"/>
+        <w:pStyle w:val="ListParagraph"/>
         <w:numPr>
           <w:ilvl w:val="0"/>
           <w:numId w:val="13"/>
@@ -4963,7 +4947,7 @@
     </w:p>
     <w:p>
       <w:pPr>
-        <w:pStyle w:val="a"/>
+        <w:pStyle w:val="ListParagraph"/>
         <w:numPr>
           <w:ilvl w:val="0"/>
           <w:numId w:val="13"/>
@@ -4997,7 +4981,7 @@
     </w:p>
     <w:p>
       <w:pPr>
-        <w:pStyle w:val="2"/>
+        <w:pStyle w:val="Heading2"/>
         <w:rPr>
           <w:sz w:val="22"/>
           <w:szCs w:val="22"/>
@@ -5569,7 +5553,21 @@
         <w:rPr>
           <w:lang w:val="en-US"/>
         </w:rPr>
-        <w:t xml:space="preserve"> – Примерна </w:t>
+        <w:t xml:space="preserve"> – </w:t>
+      </w:r>
+      <w:proofErr w:type="spellStart"/>
+      <w:r>
+        <w:rPr>
+          <w:lang w:val="en-US"/>
+        </w:rPr>
+        <w:t>Примерна</w:t>
+      </w:r>
+      <w:proofErr w:type="spellEnd"/>
+      <w:r>
+        <w:rPr>
+          <w:lang w:val="en-US"/>
+        </w:rPr>
+        <w:t xml:space="preserve"> </w:t>
       </w:r>
       <w:proofErr w:type="spellStart"/>
       <w:r>
@@ -5611,7 +5609,21 @@
         <w:rPr>
           <w:lang w:val="en-US"/>
         </w:rPr>
-        <w:t xml:space="preserve"> на турнири</w:t>
+        <w:t xml:space="preserve"> </w:t>
+      </w:r>
+      <w:proofErr w:type="spellStart"/>
+      <w:r>
+        <w:rPr>
+          <w:lang w:val="en-US"/>
+        </w:rPr>
+        <w:t>на</w:t>
+      </w:r>
+      <w:proofErr w:type="spellEnd"/>
+      <w:r>
+        <w:rPr>
+          <w:lang w:val="en-US"/>
+        </w:rPr>
+        <w:t xml:space="preserve"> турнири</w:t>
       </w:r>
     </w:p>
     <w:p>
@@ -5797,13 +5809,23 @@
           <w:lang w:val="en-US"/>
         </w:rPr>
       </w:pPr>
+      <w:proofErr w:type="spellStart"/>
       <w:r>
         <w:rPr>
           <w:b/>
           <w:bCs/>
           <w:lang w:val="en-US"/>
         </w:rPr>
-        <w:t>config/</w:t>
+        <w:t>config</w:t>
+      </w:r>
+      <w:proofErr w:type="spellEnd"/>
+      <w:r>
+        <w:rPr>
+          <w:b/>
+          <w:bCs/>
+          <w:lang w:val="en-US"/>
+        </w:rPr>
+        <w:t>/</w:t>
       </w:r>
       <w:proofErr w:type="spellStart"/>
       <w:r>
@@ -5882,6 +5904,7 @@
           <w:lang w:val="en-US"/>
         </w:rPr>
       </w:pPr>
+      <w:proofErr w:type="spellStart"/>
       <w:r>
         <w:rPr>
           <w:b/>
@@ -5889,8 +5912,27 @@
           <w:lang w:val="en-US"/>
         </w:rPr>
         <w:lastRenderedPageBreak/>
-        <w:t>config/.env</w:t>
-      </w:r>
+        <w:t>config</w:t>
+      </w:r>
+      <w:proofErr w:type="spellEnd"/>
+      <w:r>
+        <w:rPr>
+          <w:b/>
+          <w:bCs/>
+          <w:lang w:val="en-US"/>
+        </w:rPr>
+        <w:t>/.</w:t>
+      </w:r>
+      <w:proofErr w:type="spellStart"/>
+      <w:r>
+        <w:rPr>
+          <w:b/>
+          <w:bCs/>
+          <w:lang w:val="en-US"/>
+        </w:rPr>
+        <w:t>env</w:t>
+      </w:r>
+      <w:proofErr w:type="spellEnd"/>
       <w:r>
         <w:rPr>
           <w:lang w:val="en-US"/>
@@ -6070,13 +6112,23 @@
           <w:lang w:val="en-US"/>
         </w:rPr>
       </w:pPr>
+      <w:proofErr w:type="spellStart"/>
       <w:r>
         <w:rPr>
           <w:b/>
           <w:bCs/>
           <w:lang w:val="en-US"/>
         </w:rPr>
-        <w:t>config/</w:t>
+        <w:t>config</w:t>
+      </w:r>
+      <w:proofErr w:type="spellEnd"/>
+      <w:r>
+        <w:rPr>
+          <w:b/>
+          <w:bCs/>
+          <w:lang w:val="en-US"/>
+        </w:rPr>
+        <w:t>/</w:t>
       </w:r>
       <w:proofErr w:type="spellStart"/>
       <w:r>
@@ -6811,11 +6863,19 @@
           <w:lang w:val="en-US"/>
         </w:rPr>
       </w:pPr>
-      <w:r>
-        <w:rPr>
-          <w:lang w:val="en-US"/>
-        </w:rPr>
-        <w:t xml:space="preserve">Участие в </w:t>
+      <w:proofErr w:type="spellStart"/>
+      <w:r>
+        <w:rPr>
+          <w:lang w:val="en-US"/>
+        </w:rPr>
+        <w:t>Участие</w:t>
+      </w:r>
+      <w:proofErr w:type="spellEnd"/>
+      <w:r>
+        <w:rPr>
+          <w:lang w:val="en-US"/>
+        </w:rPr>
+        <w:t xml:space="preserve"> в </w:t>
       </w:r>
       <w:proofErr w:type="spellStart"/>
       <w:r>
@@ -7567,7 +7627,7 @@
     </w:p>
     <w:p>
       <w:pPr>
-        <w:pStyle w:val="2"/>
+        <w:pStyle w:val="Heading2"/>
         <w:rPr>
           <w:sz w:val="22"/>
           <w:szCs w:val="22"/>
@@ -7635,7 +7695,7 @@
     </w:p>
     <w:p>
       <w:pPr>
-        <w:pStyle w:val="a"/>
+        <w:pStyle w:val="ListParagraph"/>
         <w:numPr>
           <w:ilvl w:val="0"/>
           <w:numId w:val="31"/>
@@ -7745,21 +7805,55 @@
     </w:p>
     <w:p>
       <w:pPr>
-        <w:pStyle w:val="a"/>
+        <w:pStyle w:val="ListParagraph"/>
         <w:numPr>
           <w:ilvl w:val="0"/>
-          <w:numId w:val="0"/>
+          <w:numId w:val="31"/>
         </w:numPr>
-        <w:ind w:left="720"/>
         <w:rPr>
           <w:sz w:val="18"/>
           <w:szCs w:val="18"/>
         </w:rPr>
       </w:pPr>
-    </w:p>
-    <w:p>
-      <w:pPr>
-        <w:pStyle w:val="2"/>
+      <w:r>
+        <w:rPr>
+          <w:sz w:val="18"/>
+          <w:szCs w:val="18"/>
+        </w:rPr>
+        <w:t>Калоян - частичен принос по потребителска</w:t>
+      </w:r>
+      <w:r>
+        <w:rPr>
+          <w:sz w:val="18"/>
+          <w:szCs w:val="18"/>
+        </w:rPr>
+        <w:t>та</w:t>
+      </w:r>
+      <w:r>
+        <w:rPr>
+          <w:sz w:val="18"/>
+          <w:szCs w:val="18"/>
+        </w:rPr>
+        <w:t xml:space="preserve"> и главна</w:t>
+      </w:r>
+      <w:r>
+        <w:rPr>
+          <w:sz w:val="18"/>
+          <w:szCs w:val="18"/>
+        </w:rPr>
+        <w:t>та</w:t>
+      </w:r>
+      <w:r>
+        <w:rPr>
+          <w:sz w:val="18"/>
+          <w:szCs w:val="18"/>
+        </w:rPr>
+        <w:t xml:space="preserve"> страница, js за сортиране и филтриране на турнири, csv експорт, дб таблици (частичен принос в проектирането и изготвяне на дб (create_db.sql)), малък принос в css, АPI функционалности, конфигурационен файл и front controller (index.php). Принос по документацията - точки 1,2,3,8 и също частичен принос по точки 5,6,9,11.</w:t>
+      </w:r>
+    </w:p>
+    <w:p>
+      <w:pPr>
+        <w:pStyle w:val="Heading2"/>
         <w:rPr>
           <w:sz w:val="22"/>
           <w:szCs w:val="22"/>
@@ -7812,7 +7906,7 @@
     </w:p>
     <w:p>
       <w:pPr>
-        <w:pStyle w:val="a8"/>
+        <w:pStyle w:val="NormalWeb"/>
         <w:rPr>
           <w:rFonts w:asciiTheme="minorHAnsi" w:hAnsiTheme="minorHAnsi" w:cstheme="minorHAnsi"/>
           <w:sz w:val="22"/>
@@ -7915,7 +8009,7 @@
           <w:sz w:val="22"/>
           <w:szCs w:val="22"/>
         </w:rPr>
-        <w:t xml:space="preserve"> (ChatGPT) </w:t>
+        <w:t xml:space="preserve"> (</w:t>
       </w:r>
       <w:proofErr w:type="spellStart"/>
       <w:r>
@@ -7924,7 +8018,7 @@
           <w:sz w:val="22"/>
           <w:szCs w:val="22"/>
         </w:rPr>
-        <w:t>като</w:t>
+        <w:t>ChatGPT</w:t>
       </w:r>
       <w:proofErr w:type="spellEnd"/>
       <w:r>
@@ -7933,7 +8027,7 @@
           <w:sz w:val="22"/>
           <w:szCs w:val="22"/>
         </w:rPr>
-        <w:t xml:space="preserve"> </w:t>
+        <w:t xml:space="preserve">) </w:t>
       </w:r>
       <w:proofErr w:type="spellStart"/>
       <w:r>
@@ -7942,7 +8036,7 @@
           <w:sz w:val="22"/>
           <w:szCs w:val="22"/>
         </w:rPr>
-        <w:t>помощно</w:t>
+        <w:t>като</w:t>
       </w:r>
       <w:proofErr w:type="spellEnd"/>
       <w:r>
@@ -7960,7 +8054,7 @@
           <w:sz w:val="22"/>
           <w:szCs w:val="22"/>
         </w:rPr>
-        <w:t>средство</w:t>
+        <w:t>помощно</w:t>
       </w:r>
       <w:proofErr w:type="spellEnd"/>
       <w:r>
@@ -7978,7 +8072,7 @@
           <w:sz w:val="22"/>
           <w:szCs w:val="22"/>
         </w:rPr>
-        <w:t>при</w:t>
+        <w:t>средство</w:t>
       </w:r>
       <w:proofErr w:type="spellEnd"/>
       <w:r>
@@ -7987,12 +8081,30 @@
           <w:sz w:val="22"/>
           <w:szCs w:val="22"/>
         </w:rPr>
+        <w:t xml:space="preserve"> </w:t>
+      </w:r>
+      <w:proofErr w:type="spellStart"/>
+      <w:r>
+        <w:rPr>
+          <w:rFonts w:asciiTheme="minorHAnsi" w:hAnsiTheme="minorHAnsi" w:cstheme="minorHAnsi"/>
+          <w:sz w:val="22"/>
+          <w:szCs w:val="22"/>
+        </w:rPr>
+        <w:t>при</w:t>
+      </w:r>
+      <w:proofErr w:type="spellEnd"/>
+      <w:r>
+        <w:rPr>
+          <w:rFonts w:asciiTheme="minorHAnsi" w:hAnsiTheme="minorHAnsi" w:cstheme="minorHAnsi"/>
+          <w:sz w:val="22"/>
+          <w:szCs w:val="22"/>
+        </w:rPr>
         <w:t>:</w:t>
       </w:r>
     </w:p>
     <w:p>
       <w:pPr>
-        <w:pStyle w:val="a8"/>
+        <w:pStyle w:val="NormalWeb"/>
         <w:numPr>
           <w:ilvl w:val="0"/>
           <w:numId w:val="23"/>
@@ -8096,7 +8208,7 @@
     </w:p>
     <w:p>
       <w:pPr>
-        <w:pStyle w:val="a8"/>
+        <w:pStyle w:val="NormalWeb"/>
         <w:numPr>
           <w:ilvl w:val="0"/>
           <w:numId w:val="23"/>
@@ -8362,7 +8474,7 @@
     </w:p>
     <w:p>
       <w:pPr>
-        <w:pStyle w:val="a8"/>
+        <w:pStyle w:val="NormalWeb"/>
         <w:numPr>
           <w:ilvl w:val="0"/>
           <w:numId w:val="23"/>
@@ -8448,7 +8560,7 @@
     </w:p>
     <w:p>
       <w:pPr>
-        <w:pStyle w:val="a8"/>
+        <w:pStyle w:val="NormalWeb"/>
         <w:rPr>
           <w:rFonts w:asciiTheme="minorHAnsi" w:hAnsiTheme="minorHAnsi" w:cstheme="minorHAnsi"/>
           <w:sz w:val="22"/>
@@ -8815,7 +8927,7 @@
     </w:p>
     <w:p>
       <w:pPr>
-        <w:pStyle w:val="2"/>
+        <w:pStyle w:val="Heading2"/>
         <w:rPr>
           <w:sz w:val="22"/>
           <w:szCs w:val="22"/>
@@ -8900,54 +9012,29 @@
           <w:sz w:val="18"/>
           <w:szCs w:val="18"/>
         </w:rPr>
-        <w:t xml:space="preserve">HTML, CSS, </w:t>
-      </w:r>
-      <w:proofErr w:type="spellStart"/>
+        <w:t>HTML, CSS, JavaScript и</w:t>
+      </w:r>
       <w:r>
         <w:rPr>
           <w:sz w:val="18"/>
           <w:szCs w:val="18"/>
         </w:rPr>
-        <w:t>JavaScript</w:t>
-      </w:r>
-      <w:proofErr w:type="spellEnd"/>
+        <w:t xml:space="preserve"> </w:t>
+      </w:r>
       <w:r>
         <w:rPr>
           <w:sz w:val="18"/>
           <w:szCs w:val="18"/>
         </w:rPr>
-        <w:t xml:space="preserve"> и</w:t>
+        <w:t>PHP</w:t>
       </w:r>
       <w:r>
         <w:rPr>
           <w:sz w:val="18"/>
           <w:szCs w:val="18"/>
         </w:rPr>
-        <w:t xml:space="preserve"> </w:t>
-      </w:r>
-      <w:r>
-        <w:rPr>
-          <w:sz w:val="18"/>
-          <w:szCs w:val="18"/>
-        </w:rPr>
-        <w:t>PHP</w:t>
-      </w:r>
-      <w:r>
-        <w:rPr>
-          <w:sz w:val="18"/>
-          <w:szCs w:val="18"/>
-        </w:rPr>
-        <w:t xml:space="preserve">, както и работа с </w:t>
-      </w:r>
-      <w:proofErr w:type="spellStart"/>
-      <w:r>
-        <w:rPr>
-          <w:sz w:val="18"/>
-          <w:szCs w:val="18"/>
-        </w:rPr>
-        <w:t>MySQL</w:t>
-      </w:r>
-      <w:proofErr w:type="spellEnd"/>
+        <w:t>, както и работа с MySQL</w:t>
+      </w:r>
       <w:r>
         <w:rPr>
           <w:b/>
@@ -8969,35 +9056,36 @@
           <w:sz w:val="18"/>
           <w:szCs w:val="18"/>
         </w:rPr>
-        <w:t xml:space="preserve">изграждане на уеб приложение, обработка на форми, логика на сървъра и </w:t>
-      </w:r>
-      <w:proofErr w:type="spellStart"/>
+        <w:t>изграждане на уеб приложение, обработка на форми, логика на сървъра и дебъгване на грешки</w:t>
+      </w:r>
       <w:r>
         <w:rPr>
           <w:sz w:val="18"/>
           <w:szCs w:val="18"/>
         </w:rPr>
-        <w:t>дебъгване</w:t>
-      </w:r>
-      <w:proofErr w:type="spellEnd"/>
-      <w:r>
+        <w:t>.</w:t>
+      </w:r>
+    </w:p>
+    <w:p>
+      <w:pPr>
         <w:rPr>
           <w:sz w:val="18"/>
           <w:szCs w:val="18"/>
         </w:rPr>
-        <w:t xml:space="preserve"> на грешки</w:t>
-      </w:r>
+      </w:pPr>
       <w:r>
         <w:rPr>
           <w:sz w:val="18"/>
           <w:szCs w:val="18"/>
         </w:rPr>
-        <w:t>.</w:t>
-      </w:r>
-    </w:p>
-    <w:p>
-      <w:pPr>
-        <w:pStyle w:val="2"/>
+        <w:t>Калоян - това беше първият по-мащабен групов проект, който съм правил, и затова много неща бяха нови за мен като планирането и обмислянето на системата (база данни, изисквания ...), по-задълбочена работа с git и github (с които съм имал много малко опит преди да се захвана с проекта) и xampp (с който се сблъсквам за пръв път). Научих също и основни неща за API.</w:t>
+      </w:r>
+      <w:bookmarkStart w:id="3" w:name="_GoBack"/>
+      <w:bookmarkEnd w:id="3"/>
+    </w:p>
+    <w:p>
+      <w:pPr>
+        <w:pStyle w:val="Heading2"/>
         <w:rPr>
           <w:sz w:val="22"/>
           <w:szCs w:val="22"/>
@@ -9054,10 +9142,10 @@
         </w:rPr>
         <w:t>12.1 – Линк към проекта в гитлаб на фми (</w:t>
       </w:r>
-      <w:hyperlink r:id="rId11" w:history="1">
+      <w:hyperlink r:id="rId12" w:history="1">
         <w:r>
           <w:rPr>
-            <w:rStyle w:val="a4"/>
+            <w:rStyle w:val="Hyperlink"/>
             <w:i/>
             <w:iCs/>
           </w:rPr>
@@ -9086,10 +9174,10 @@
         </w:rPr>
         <w:t xml:space="preserve">12.2. Линк към разгърнатият проект във ФМИ – нещо от вида </w:t>
       </w:r>
-      <w:hyperlink r:id="rId12" w:history="1">
+      <w:hyperlink r:id="rId13" w:history="1">
         <w:r>
           <w:rPr>
-            <w:rStyle w:val="a4"/>
+            <w:rStyle w:val="Hyperlink"/>
             <w:i/>
             <w:iCs/>
           </w:rPr>
@@ -9097,7 +9185,7 @@
         </w:r>
         <w:r>
           <w:rPr>
-            <w:rStyle w:val="a4"/>
+            <w:rStyle w:val="Hyperlink"/>
             <w:i/>
             <w:iCs/>
             <w:highlight w:val="yellow"/>
@@ -9106,7 +9194,7 @@
         </w:r>
         <w:r>
           <w:rPr>
-            <w:rStyle w:val="a4"/>
+            <w:rStyle w:val="Hyperlink"/>
             <w:i/>
             <w:iCs/>
           </w:rPr>
@@ -9145,7 +9233,7 @@
     </w:p>
     <w:p>
       <w:pPr>
-        <w:pStyle w:val="2"/>
+        <w:pStyle w:val="Heading2"/>
         <w:rPr>
           <w:sz w:val="22"/>
           <w:szCs w:val="22"/>
@@ -9156,6 +9244,7 @@
           <w:sz w:val="22"/>
           <w:szCs w:val="22"/>
         </w:rPr>
+        <w:lastRenderedPageBreak/>
         <w:t>1</w:t>
       </w:r>
       <w:r>
@@ -9296,7 +9385,6 @@
         <w:rPr>
           <w:lang w:bidi="he-IL"/>
         </w:rPr>
-        <w:lastRenderedPageBreak/>
         <w:t>/</w:t>
       </w:r>
       <w:r>
@@ -9418,7 +9506,7 @@
     </w:p>
     <w:p>
       <w:pPr>
-        <w:pStyle w:val="2"/>
+        <w:pStyle w:val="Heading2"/>
         <w:rPr>
           <w:lang w:bidi="he-IL"/>
         </w:rPr>
@@ -9622,7 +9710,7 @@
     </w:p>
     <w:p>
       <w:pPr>
-        <w:pStyle w:val="2"/>
+        <w:pStyle w:val="Heading2"/>
         <w:rPr>
           <w:lang w:bidi="he-IL"/>
         </w:rPr>
@@ -9781,7 +9869,14 @@
         <w:rPr>
           <w:lang w:bidi="he-IL"/>
         </w:rPr>
-        <w:t>проекта); Също така разпечатвате първа страница от проекта (с името ви и заданието), 1 страница от userguide-а и последната страница, където пише предал/приел (там пише вашите и моите имена), т.е. не е необходимо да печатите цялата документация - така или иначе ще я има в електронен формат; За хората, които не ползват MS Office - ще помоля освен изходният документ в docx/rtf, да качат нещата и е pdf формат, т.к. често такъв тип документация се размества и не се чете. В кода сложете и MySql sql скрипт със създаване на таблицата и скриптове, задаващи примерни данни (т.е. може да тестваме приложението дали работи без данни, и ако за да се види пълната прелест на проекта е нужно да се вкарат предварително данни - sql и/или снимки/звуци и т.н. м</w:t>
+        <w:t xml:space="preserve">проекта); Също така разпечатвате първа страница от проекта (с името ви и заданието), 1 страница от userguide-а и последната страница, където пише предал/приел (там пише вашите и моите имена), т.е. не е необходимо да печатите цялата документация - така или иначе ще я има в електронен формат; За хората, които не ползват MS Office - ще помоля освен изходният документ в docx/rtf, да качат нещата и е pdf формат, т.к. често такъв тип документация се размества и не се чете. В кода сложете и MySql sql скрипт със създаване на таблицата и скриптове, задаващи примерни данни (т.е. може да тестваме приложението дали работи без данни, и ако за да се види пълната прелест на проекта е нужно </w:t>
+      </w:r>
+      <w:r>
+        <w:rPr>
+          <w:lang w:bidi="he-IL"/>
+        </w:rPr>
+        <w:lastRenderedPageBreak/>
+        <w:t>да се вкарат предварително данни - sql и/или снимки/звуци и т.н. м</w:t>
       </w:r>
       <w:r>
         <w:rPr>
@@ -9888,14 +9983,7 @@
         <w:rPr>
           <w:lang w:bidi="he-IL"/>
         </w:rPr>
-        <w:t xml:space="preserve">ЗАДЪЛЖИТЕЛНО по указаният начин от преподавателя (най-вероятно мудъл). Това важи и за хората, независимо явяващи се </w:t>
-      </w:r>
-      <w:r>
-        <w:rPr>
-          <w:lang w:bidi="he-IL"/>
-        </w:rPr>
-        <w:lastRenderedPageBreak/>
-        <w:t>извънредно, на редовна или поправителна сесия, финализиране и последни промени може да качвате и преди да влезнете за защита.</w:t>
+        <w:t>ЗАДЪЛЖИТЕЛНО по указаният начин от преподавателя (най-вероятно мудъл). Това важи и за хората, независимо явяващи се извънредно, на редовна или поправителна сесия, финализиране и последни промени може да качвате и преди да влезнете за защита.</w:t>
       </w:r>
     </w:p>
     <w:p>
@@ -9914,7 +10002,7 @@
     </w:p>
     <w:p>
       <w:pPr>
-        <w:pStyle w:val="2"/>
+        <w:pStyle w:val="Heading2"/>
         <w:rPr>
           <w:lang w:bidi="he-IL"/>
         </w:rPr>
@@ -10039,7 +10127,7 @@
     </w:p>
     <w:p>
       <w:pPr>
-        <w:pStyle w:val="2"/>
+        <w:pStyle w:val="Heading2"/>
         <w:rPr>
           <w:lang w:bidi="he-IL"/>
         </w:rPr>
@@ -10643,6 +10731,7 @@
           <w:highlight w:val="yellow"/>
         </w:rPr>
         <w:tab/>
+        <w:t>DocumentRoot   "C:/</w:t>
       </w:r>
       <w:proofErr w:type="spellStart"/>
       <w:r>
@@ -10652,8 +10741,9 @@
           <w:sz w:val="20"/>
           <w:szCs w:val="20"/>
           <w:highlight w:val="yellow"/>
-        </w:rPr>
-        <w:t>DocumentRoot</w:t>
+          <w:lang w:val="en-US"/>
+        </w:rPr>
+        <w:t>xampp</w:t>
       </w:r>
       <w:proofErr w:type="spellEnd"/>
       <w:r>
@@ -10664,52 +10754,7 @@
           <w:szCs w:val="20"/>
           <w:highlight w:val="yellow"/>
         </w:rPr>
-        <w:t xml:space="preserve">   "C:/</w:t>
-      </w:r>
-      <w:proofErr w:type="spellStart"/>
-      <w:r>
-        <w:rPr>
-          <w:rFonts w:ascii="Courier New" w:hAnsi="Courier New" w:cs="Courier New"/>
-          <w:color w:val="808080"/>
-          <w:sz w:val="20"/>
-          <w:szCs w:val="20"/>
-          <w:highlight w:val="yellow"/>
-          <w:lang w:val="en-US"/>
-        </w:rPr>
-        <w:t>xampp</w:t>
-      </w:r>
-      <w:proofErr w:type="spellEnd"/>
-      <w:r>
-        <w:rPr>
-          <w:rFonts w:ascii="Courier New" w:hAnsi="Courier New" w:cs="Courier New"/>
-          <w:color w:val="808080"/>
-          <w:sz w:val="20"/>
-          <w:szCs w:val="20"/>
-          <w:highlight w:val="yellow"/>
-        </w:rPr>
-        <w:t>/</w:t>
-      </w:r>
-      <w:proofErr w:type="spellStart"/>
-      <w:r>
-        <w:rPr>
-          <w:rFonts w:ascii="Courier New" w:hAnsi="Courier New" w:cs="Courier New"/>
-          <w:color w:val="808080"/>
-          <w:sz w:val="20"/>
-          <w:szCs w:val="20"/>
-          <w:highlight w:val="yellow"/>
-        </w:rPr>
-        <w:t>htdocs</w:t>
-      </w:r>
-      <w:proofErr w:type="spellEnd"/>
-      <w:r>
-        <w:rPr>
-          <w:rFonts w:ascii="Courier New" w:hAnsi="Courier New" w:cs="Courier New"/>
-          <w:color w:val="808080"/>
-          <w:sz w:val="20"/>
-          <w:szCs w:val="20"/>
-          <w:highlight w:val="yellow"/>
-        </w:rPr>
-        <w:t>/w11ref.w3c.fmi.uni-sofia.bg/_PUB"</w:t>
+        <w:t>/htdocs/w11ref.w3c.fmi.uni-sofia.bg/_PUB"</w:t>
       </w:r>
     </w:p>
     <w:p>
@@ -10760,7 +10805,6 @@
           <w:szCs w:val="20"/>
           <w:highlight w:val="yellow"/>
         </w:rPr>
-        <w:lastRenderedPageBreak/>
         <w:tab/>
         <w:t>ServerName     w11ref.w3c.fmi.uni-sofia.bg</w:t>
       </w:r>
@@ -12792,9 +12836,38 @@
           <w:szCs w:val="20"/>
           <w:highlight w:val="yellow"/>
         </w:rPr>
-        <w:t>'</w:t>
-      </w:r>
-      <w:proofErr w:type="spellStart"/>
+        <w:t>'vhosts_DocumentRoot'</w:t>
+      </w:r>
+      <w:r>
+        <w:rPr>
+          <w:rFonts w:ascii="Courier New" w:hAnsi="Courier New" w:cs="Courier New"/>
+          <w:color w:val="000000"/>
+          <w:sz w:val="20"/>
+          <w:szCs w:val="20"/>
+          <w:highlight w:val="yellow"/>
+        </w:rPr>
+        <w:t xml:space="preserve"> </w:t>
+      </w:r>
+      <w:r>
+        <w:rPr>
+          <w:rFonts w:ascii="Courier New" w:hAnsi="Courier New" w:cs="Courier New"/>
+          <w:color w:val="8000FF"/>
+          <w:sz w:val="20"/>
+          <w:szCs w:val="20"/>
+          <w:highlight w:val="yellow"/>
+        </w:rPr>
+        <w:t>=&gt;</w:t>
+      </w:r>
+      <w:r>
+        <w:rPr>
+          <w:rFonts w:ascii="Courier New" w:hAnsi="Courier New" w:cs="Courier New"/>
+          <w:color w:val="000000"/>
+          <w:sz w:val="20"/>
+          <w:szCs w:val="20"/>
+          <w:highlight w:val="yellow"/>
+        </w:rPr>
+        <w:t xml:space="preserve"> </w:t>
+      </w:r>
       <w:r>
         <w:rPr>
           <w:rFonts w:ascii="Courier New" w:hAnsi="Courier New" w:cs="Courier New"/>
@@ -12803,9 +12876,9 @@
           <w:szCs w:val="20"/>
           <w:highlight w:val="yellow"/>
         </w:rPr>
-        <w:t>vhosts_DocumentRoot</w:t>
-      </w:r>
-      <w:proofErr w:type="spellEnd"/>
+        <w:t>'C:/</w:t>
+      </w:r>
+      <w:proofErr w:type="spellStart"/>
       <w:r>
         <w:rPr>
           <w:rFonts w:ascii="Courier New" w:hAnsi="Courier New" w:cs="Courier New"/>
@@ -12813,39 +12886,11 @@
           <w:sz w:val="20"/>
           <w:szCs w:val="20"/>
           <w:highlight w:val="yellow"/>
-        </w:rPr>
-        <w:t>'</w:t>
-      </w:r>
-      <w:r>
-        <w:rPr>
-          <w:rFonts w:ascii="Courier New" w:hAnsi="Courier New" w:cs="Courier New"/>
-          <w:color w:val="000000"/>
-          <w:sz w:val="20"/>
-          <w:szCs w:val="20"/>
-          <w:highlight w:val="yellow"/>
-        </w:rPr>
-        <w:t xml:space="preserve"> </w:t>
-      </w:r>
-      <w:r>
-        <w:rPr>
-          <w:rFonts w:ascii="Courier New" w:hAnsi="Courier New" w:cs="Courier New"/>
-          <w:color w:val="8000FF"/>
-          <w:sz w:val="20"/>
-          <w:szCs w:val="20"/>
-          <w:highlight w:val="yellow"/>
-        </w:rPr>
-        <w:t>=&gt;</w:t>
-      </w:r>
-      <w:r>
-        <w:rPr>
-          <w:rFonts w:ascii="Courier New" w:hAnsi="Courier New" w:cs="Courier New"/>
-          <w:color w:val="000000"/>
-          <w:sz w:val="20"/>
-          <w:szCs w:val="20"/>
-          <w:highlight w:val="yellow"/>
-        </w:rPr>
-        <w:t xml:space="preserve"> </w:t>
-      </w:r>
+          <w:lang w:val="en-US"/>
+        </w:rPr>
+        <w:t>xampp</w:t>
+      </w:r>
+      <w:proofErr w:type="spellEnd"/>
       <w:r>
         <w:rPr>
           <w:rFonts w:ascii="Courier New" w:hAnsi="Courier New" w:cs="Courier New"/>
@@ -12854,52 +12899,7 @@
           <w:szCs w:val="20"/>
           <w:highlight w:val="yellow"/>
         </w:rPr>
-        <w:t>'C:/</w:t>
-      </w:r>
-      <w:proofErr w:type="spellStart"/>
-      <w:r>
-        <w:rPr>
-          <w:rFonts w:ascii="Courier New" w:hAnsi="Courier New" w:cs="Courier New"/>
-          <w:color w:val="808080"/>
-          <w:sz w:val="20"/>
-          <w:szCs w:val="20"/>
-          <w:highlight w:val="yellow"/>
-          <w:lang w:val="en-US"/>
-        </w:rPr>
-        <w:t>xampp</w:t>
-      </w:r>
-      <w:proofErr w:type="spellEnd"/>
-      <w:r>
-        <w:rPr>
-          <w:rFonts w:ascii="Courier New" w:hAnsi="Courier New" w:cs="Courier New"/>
-          <w:color w:val="808080"/>
-          <w:sz w:val="20"/>
-          <w:szCs w:val="20"/>
-          <w:highlight w:val="yellow"/>
-        </w:rPr>
-        <w:t>/</w:t>
-      </w:r>
-      <w:proofErr w:type="spellStart"/>
-      <w:r>
-        <w:rPr>
-          <w:rFonts w:ascii="Courier New" w:hAnsi="Courier New" w:cs="Courier New"/>
-          <w:color w:val="808080"/>
-          <w:sz w:val="20"/>
-          <w:szCs w:val="20"/>
-          <w:highlight w:val="yellow"/>
-        </w:rPr>
-        <w:t>htdocs</w:t>
-      </w:r>
-      <w:proofErr w:type="spellEnd"/>
-      <w:r>
-        <w:rPr>
-          <w:rFonts w:ascii="Courier New" w:hAnsi="Courier New" w:cs="Courier New"/>
-          <w:color w:val="808080"/>
-          <w:sz w:val="20"/>
-          <w:szCs w:val="20"/>
-          <w:highlight w:val="yellow"/>
-        </w:rPr>
-        <w:t>/w11ref.w3c.fmi.uni-sofia.bg/_PUB'</w:t>
+        <w:t>/htdocs/w11ref.w3c.fmi.uni-sofia.bg/_PUB'</w:t>
       </w:r>
       <w:r>
         <w:rPr>
@@ -13407,7 +13407,6 @@
           <w:color w:val="00B050"/>
           <w:lang w:bidi="he-IL"/>
         </w:rPr>
-        <w:lastRenderedPageBreak/>
         <w:t xml:space="preserve">//Optional:: </w:t>
       </w:r>
       <w:r>
@@ -13676,7 +13675,7 @@
       <w:r>
         <w:t>“</w:t>
       </w:r>
-      <w:hyperlink r:id="rId13" w:history="1">
+      <w:hyperlink r:id="rId14" w:history="1">
         <w:r>
           <w:rPr>
             <w:lang w:bidi="he-IL"/>
@@ -13904,7 +13903,7 @@
     </w:p>
     <w:p>
       <w:pPr>
-        <w:pStyle w:val="a"/>
+        <w:pStyle w:val="ListParagraph"/>
         <w:numPr>
           <w:ilvl w:val="0"/>
           <w:numId w:val="4"/>
@@ -13923,7 +13922,7 @@
     </w:p>
     <w:p>
       <w:pPr>
-        <w:pStyle w:val="a"/>
+        <w:pStyle w:val="ListParagraph"/>
         <w:numPr>
           <w:ilvl w:val="0"/>
           <w:numId w:val="4"/>
@@ -13984,7 +13983,7 @@
     </w:p>
     <w:p>
       <w:pPr>
-        <w:pStyle w:val="a"/>
+        <w:pStyle w:val="ListParagraph"/>
         <w:numPr>
           <w:ilvl w:val="0"/>
           <w:numId w:val="0"/>
@@ -14022,8 +14021,8 @@
 </file>
 
 <file path=word/numbering.xml><?xml version="1.0" encoding="utf-8"?>
-<w:numbering xmlns:wpc="http://schemas.microsoft.com/office/word/2010/wordprocessingCanvas" xmlns:cx="http://schemas.microsoft.com/office/drawing/2014/chartex" xmlns:cx1="http://schemas.microsoft.com/office/drawing/2015/9/8/chartex" xmlns:cx2="http://schemas.microsoft.com/office/drawing/2015/10/21/chartex" xmlns:cx3="http://schemas.microsoft.com/office/drawing/2016/5/9/chartex" xmlns:cx4="http://schemas.microsoft.com/office/drawing/2016/5/10/chartex" xmlns:cx5="http://schemas.microsoft.com/office/drawing/2016/5/11/chartex" xmlns:cx6="http://schemas.microsoft.com/office/drawing/2016/5/12/chartex" xmlns:cx7="http://schemas.microsoft.com/office/drawing/2016/5/13/chartex" xmlns:cx8="http://schemas.microsoft.com/office/drawing/2016/5/14/chartex" xmlns:mc="http://schemas.openxmlformats.org/markup-compatibility/2006" xmlns:aink="http://schemas.microsoft.com/office/drawing/2016/ink" xmlns:am3d="http://schemas.microsoft.com/office/drawing/2017/model3d" xmlns:o="urn:schemas-microsoft-com:office:office" xmlns:oel="http://schemas.microsoft.com/office/2019/extlst" xmlns:r="http://schemas.openxmlformats.org/officeDocument/2006/relationships" xmlns:m="http://schemas.openxmlformats.org/officeDocument/2006/math" xmlns:v="urn:schemas-microsoft-com:vml" xmlns:wp14="http://schemas.microsoft.com/office/word/2010/wordprocessingDrawing" xmlns:wp="http://schemas.openxmlformats.org/drawingml/2006/wordprocessingDrawing" xmlns:w10="urn:schemas-microsoft-com:office:word" xmlns:w="http://schemas.openxmlformats.org/wordprocessingml/2006/main" xmlns:w14="http://schemas.microsoft.com/office/word/2010/wordml" xmlns:w15="http://schemas.microsoft.com/office/word/2012/wordml" xmlns:w16cex="http://schemas.microsoft.com/office/word/2018/wordml/cex" xmlns:w16cid="http://schemas.microsoft.com/office/word/2016/wordml/cid" xmlns:w16="http://schemas.microsoft.com/office/word/2018/wordml" xmlns:w16du="http://schemas.microsoft.com/office/word/2023/wordml/word16du" xmlns:w16sdtdh="http://schemas.microsoft.com/office/word/2020/wordml/sdtdatahash" xmlns:w16sdtfl="http://schemas.microsoft.com/office/word/2024/wordml/sdtformatlock" xmlns:w16se="http://schemas.microsoft.com/office/word/2015/wordml/symex" xmlns:wpg="http://schemas.microsoft.com/office/word/2010/wordprocessingGroup" xmlns:wpi="http://schemas.microsoft.com/office/word/2010/wordprocessingInk" xmlns:wne="http://schemas.microsoft.com/office/word/2006/wordml" xmlns:wps="http://schemas.microsoft.com/office/word/2010/wordprocessingShape" mc:Ignorable="w14 w15 w16se w16cid w16 w16cex w16sdtdh w16sdtfl w16du wp14">
-  <w:abstractNum w:abstractNumId="0" w15:restartNumberingAfterBreak="0">
+<w:numbering xmlns:wpc="http://schemas.microsoft.com/office/word/2010/wordprocessingCanvas" xmlns:mc="http://schemas.openxmlformats.org/markup-compatibility/2006" xmlns:o="urn:schemas-microsoft-com:office:office" xmlns:r="http://schemas.openxmlformats.org/officeDocument/2006/relationships" xmlns:m="http://schemas.openxmlformats.org/officeDocument/2006/math" xmlns:v="urn:schemas-microsoft-com:vml" xmlns:wp14="http://schemas.microsoft.com/office/word/2010/wordprocessingDrawing" xmlns:wp="http://schemas.openxmlformats.org/drawingml/2006/wordprocessingDrawing" xmlns:w10="urn:schemas-microsoft-com:office:word" xmlns:w="http://schemas.openxmlformats.org/wordprocessingml/2006/main" xmlns:w14="http://schemas.microsoft.com/office/word/2010/wordml" xmlns:wpg="http://schemas.microsoft.com/office/word/2010/wordprocessingGroup" xmlns:wpi="http://schemas.microsoft.com/office/word/2010/wordprocessingInk" xmlns:wne="http://schemas.microsoft.com/office/word/2006/wordml" xmlns:wps="http://schemas.microsoft.com/office/word/2010/wordprocessingShape" mc:Ignorable="w14 wp14">
+  <w:abstractNum w:abstractNumId="0">
     <w:nsid w:val="04B12A69"/>
     <w:multiLevelType w:val="hybridMultilevel"/>
     <w:tmpl w:val="656415A4"/>
@@ -14112,7 +14111,7 @@
       </w:pPr>
     </w:lvl>
   </w:abstractNum>
-  <w:abstractNum w:abstractNumId="1" w15:restartNumberingAfterBreak="0">
+  <w:abstractNum w:abstractNumId="1">
     <w:nsid w:val="062E5372"/>
     <w:multiLevelType w:val="hybridMultilevel"/>
     <w:tmpl w:val="F6B29C8E"/>
@@ -14198,7 +14197,7 @@
       </w:pPr>
     </w:lvl>
   </w:abstractNum>
-  <w:abstractNum w:abstractNumId="2" w15:restartNumberingAfterBreak="0">
+  <w:abstractNum w:abstractNumId="2">
     <w:nsid w:val="08AC5F85"/>
     <w:multiLevelType w:val="multilevel"/>
     <w:tmpl w:val="8A8A382E"/>
@@ -14347,7 +14346,7 @@
       </w:rPr>
     </w:lvl>
   </w:abstractNum>
-  <w:abstractNum w:abstractNumId="3" w15:restartNumberingAfterBreak="0">
+  <w:abstractNum w:abstractNumId="3">
     <w:nsid w:val="0F153E80"/>
     <w:multiLevelType w:val="multilevel"/>
     <w:tmpl w:val="D0DABCFC"/>
@@ -14496,7 +14495,7 @@
       </w:rPr>
     </w:lvl>
   </w:abstractNum>
-  <w:abstractNum w:abstractNumId="4" w15:restartNumberingAfterBreak="0">
+  <w:abstractNum w:abstractNumId="4">
     <w:nsid w:val="0F9F74F6"/>
     <w:multiLevelType w:val="hybridMultilevel"/>
     <w:tmpl w:val="83B2BAF4"/>
@@ -14609,7 +14608,7 @@
       </w:rPr>
     </w:lvl>
   </w:abstractNum>
-  <w:abstractNum w:abstractNumId="5" w15:restartNumberingAfterBreak="0">
+  <w:abstractNum w:abstractNumId="5">
     <w:nsid w:val="11D4196B"/>
     <w:multiLevelType w:val="hybridMultilevel"/>
     <w:tmpl w:val="B366BD8C"/>
@@ -14695,7 +14694,7 @@
       </w:pPr>
     </w:lvl>
   </w:abstractNum>
-  <w:abstractNum w:abstractNumId="6" w15:restartNumberingAfterBreak="0">
+  <w:abstractNum w:abstractNumId="6">
     <w:nsid w:val="17B07CFD"/>
     <w:multiLevelType w:val="multilevel"/>
     <w:tmpl w:val="7C58BE20"/>
@@ -14844,7 +14843,7 @@
       </w:rPr>
     </w:lvl>
   </w:abstractNum>
-  <w:abstractNum w:abstractNumId="7" w15:restartNumberingAfterBreak="0">
+  <w:abstractNum w:abstractNumId="7">
     <w:nsid w:val="27732A9B"/>
     <w:multiLevelType w:val="multilevel"/>
     <w:tmpl w:val="0409001F"/>
@@ -14930,7 +14929,7 @@
       </w:pPr>
     </w:lvl>
   </w:abstractNum>
-  <w:abstractNum w:abstractNumId="8" w15:restartNumberingAfterBreak="0">
+  <w:abstractNum w:abstractNumId="8">
     <w:nsid w:val="2C8536D1"/>
     <w:multiLevelType w:val="multilevel"/>
     <w:tmpl w:val="4F70CA54"/>
@@ -15079,14 +15078,14 @@
       </w:rPr>
     </w:lvl>
   </w:abstractNum>
-  <w:abstractNum w:abstractNumId="9" w15:restartNumberingAfterBreak="0">
+  <w:abstractNum w:abstractNumId="9">
     <w:nsid w:val="2CF56644"/>
     <w:multiLevelType w:val="hybridMultilevel"/>
     <w:tmpl w:val="43EAE156"/>
     <w:lvl w:ilvl="0" w:tplc="2070AEB6">
       <w:start w:val="1"/>
       <w:numFmt w:val="decimal"/>
-      <w:pStyle w:val="a"/>
+      <w:pStyle w:val="ListParagraph"/>
       <w:lvlText w:val="%1."/>
       <w:lvlJc w:val="left"/>
       <w:pPr>
@@ -15193,7 +15192,7 @@
       </w:rPr>
     </w:lvl>
   </w:abstractNum>
-  <w:abstractNum w:abstractNumId="10" w15:restartNumberingAfterBreak="0">
+  <w:abstractNum w:abstractNumId="10">
     <w:nsid w:val="2EC155CA"/>
     <w:multiLevelType w:val="hybridMultilevel"/>
     <w:tmpl w:val="D062D96E"/>
@@ -15283,7 +15282,7 @@
       </w:pPr>
     </w:lvl>
   </w:abstractNum>
-  <w:abstractNum w:abstractNumId="11" w15:restartNumberingAfterBreak="0">
+  <w:abstractNum w:abstractNumId="11">
     <w:nsid w:val="37CA704B"/>
     <w:multiLevelType w:val="multilevel"/>
     <w:tmpl w:val="93769710"/>
@@ -15432,7 +15431,7 @@
       </w:rPr>
     </w:lvl>
   </w:abstractNum>
-  <w:abstractNum w:abstractNumId="12" w15:restartNumberingAfterBreak="0">
+  <w:abstractNum w:abstractNumId="12">
     <w:nsid w:val="37FE4EFE"/>
     <w:multiLevelType w:val="multilevel"/>
     <w:tmpl w:val="35AC941A"/>
@@ -15581,7 +15580,7 @@
       </w:rPr>
     </w:lvl>
   </w:abstractNum>
-  <w:abstractNum w:abstractNumId="13" w15:restartNumberingAfterBreak="0">
+  <w:abstractNum w:abstractNumId="13">
     <w:nsid w:val="39B934AE"/>
     <w:multiLevelType w:val="hybridMultilevel"/>
     <w:tmpl w:val="C8306BBE"/>
@@ -15671,7 +15670,7 @@
       </w:pPr>
     </w:lvl>
   </w:abstractNum>
-  <w:abstractNum w:abstractNumId="14" w15:restartNumberingAfterBreak="0">
+  <w:abstractNum w:abstractNumId="14">
     <w:nsid w:val="415819F6"/>
     <w:multiLevelType w:val="hybridMultilevel"/>
     <w:tmpl w:val="725E2314"/>
@@ -15784,7 +15783,7 @@
       </w:rPr>
     </w:lvl>
   </w:abstractNum>
-  <w:abstractNum w:abstractNumId="15" w15:restartNumberingAfterBreak="0">
+  <w:abstractNum w:abstractNumId="15">
     <w:nsid w:val="41825100"/>
     <w:multiLevelType w:val="multilevel"/>
     <w:tmpl w:val="80C0DA3C"/>
@@ -15933,7 +15932,7 @@
       </w:rPr>
     </w:lvl>
   </w:abstractNum>
-  <w:abstractNum w:abstractNumId="16" w15:restartNumberingAfterBreak="0">
+  <w:abstractNum w:abstractNumId="16">
     <w:nsid w:val="453B24F1"/>
     <w:multiLevelType w:val="multilevel"/>
     <w:tmpl w:val="B91A89BA"/>
@@ -16082,7 +16081,7 @@
       </w:rPr>
     </w:lvl>
   </w:abstractNum>
-  <w:abstractNum w:abstractNumId="17" w15:restartNumberingAfterBreak="0">
+  <w:abstractNum w:abstractNumId="17">
     <w:nsid w:val="4757213C"/>
     <w:multiLevelType w:val="multilevel"/>
     <w:tmpl w:val="4FB0937E"/>
@@ -16231,7 +16230,7 @@
       </w:rPr>
     </w:lvl>
   </w:abstractNum>
-  <w:abstractNum w:abstractNumId="18" w15:restartNumberingAfterBreak="0">
+  <w:abstractNum w:abstractNumId="18">
     <w:nsid w:val="4B2939DD"/>
     <w:multiLevelType w:val="hybridMultilevel"/>
     <w:tmpl w:val="354628E0"/>
@@ -16317,7 +16316,7 @@
       </w:pPr>
     </w:lvl>
   </w:abstractNum>
-  <w:abstractNum w:abstractNumId="19" w15:restartNumberingAfterBreak="0">
+  <w:abstractNum w:abstractNumId="19">
     <w:nsid w:val="4BEF580D"/>
     <w:multiLevelType w:val="hybridMultilevel"/>
     <w:tmpl w:val="8578F48E"/>
@@ -16430,7 +16429,7 @@
       </w:rPr>
     </w:lvl>
   </w:abstractNum>
-  <w:abstractNum w:abstractNumId="20" w15:restartNumberingAfterBreak="0">
+  <w:abstractNum w:abstractNumId="20">
     <w:nsid w:val="4D6F6379"/>
     <w:multiLevelType w:val="hybridMultilevel"/>
     <w:tmpl w:val="C5F00BB4"/>
@@ -16543,7 +16542,7 @@
       </w:rPr>
     </w:lvl>
   </w:abstractNum>
-  <w:abstractNum w:abstractNumId="21" w15:restartNumberingAfterBreak="0">
+  <w:abstractNum w:abstractNumId="21">
     <w:nsid w:val="4DAD3D50"/>
     <w:multiLevelType w:val="multilevel"/>
     <w:tmpl w:val="D5583A1A"/>
@@ -16692,7 +16691,7 @@
       </w:rPr>
     </w:lvl>
   </w:abstractNum>
-  <w:abstractNum w:abstractNumId="22" w15:restartNumberingAfterBreak="0">
+  <w:abstractNum w:abstractNumId="22">
     <w:nsid w:val="6151195D"/>
     <w:multiLevelType w:val="multilevel"/>
     <w:tmpl w:val="71763736"/>
@@ -16841,7 +16840,7 @@
       </w:rPr>
     </w:lvl>
   </w:abstractNum>
-  <w:abstractNum w:abstractNumId="23" w15:restartNumberingAfterBreak="0">
+  <w:abstractNum w:abstractNumId="23">
     <w:nsid w:val="621D3478"/>
     <w:multiLevelType w:val="hybridMultilevel"/>
     <w:tmpl w:val="287CA07C"/>
@@ -16954,7 +16953,7 @@
       </w:rPr>
     </w:lvl>
   </w:abstractNum>
-  <w:abstractNum w:abstractNumId="24" w15:restartNumberingAfterBreak="0">
+  <w:abstractNum w:abstractNumId="24">
     <w:nsid w:val="62703FF9"/>
     <w:multiLevelType w:val="multilevel"/>
     <w:tmpl w:val="034E3D82"/>
@@ -17103,7 +17102,7 @@
       </w:rPr>
     </w:lvl>
   </w:abstractNum>
-  <w:abstractNum w:abstractNumId="25" w15:restartNumberingAfterBreak="0">
+  <w:abstractNum w:abstractNumId="25">
     <w:nsid w:val="62D26028"/>
     <w:multiLevelType w:val="multilevel"/>
     <w:tmpl w:val="341EF368"/>
@@ -17252,7 +17251,7 @@
       </w:rPr>
     </w:lvl>
   </w:abstractNum>
-  <w:abstractNum w:abstractNumId="26" w15:restartNumberingAfterBreak="0">
+  <w:abstractNum w:abstractNumId="26">
     <w:nsid w:val="704846B8"/>
     <w:multiLevelType w:val="hybridMultilevel"/>
     <w:tmpl w:val="DB26C1EE"/>
@@ -17342,7 +17341,7 @@
       </w:pPr>
     </w:lvl>
   </w:abstractNum>
-  <w:abstractNum w:abstractNumId="27" w15:restartNumberingAfterBreak="0">
+  <w:abstractNum w:abstractNumId="27">
     <w:nsid w:val="70803446"/>
     <w:multiLevelType w:val="hybridMultilevel"/>
     <w:tmpl w:val="29F2B534"/>
@@ -17428,7 +17427,7 @@
       </w:pPr>
     </w:lvl>
   </w:abstractNum>
-  <w:abstractNum w:abstractNumId="28" w15:restartNumberingAfterBreak="0">
+  <w:abstractNum w:abstractNumId="28">
     <w:nsid w:val="753B34F8"/>
     <w:multiLevelType w:val="multilevel"/>
     <w:tmpl w:val="9444A134"/>
@@ -17577,7 +17576,7 @@
       </w:rPr>
     </w:lvl>
   </w:abstractNum>
-  <w:abstractNum w:abstractNumId="29" w15:restartNumberingAfterBreak="0">
+  <w:abstractNum w:abstractNumId="29">
     <w:nsid w:val="75AE5BDB"/>
     <w:multiLevelType w:val="hybridMultilevel"/>
     <w:tmpl w:val="6D968232"/>
@@ -17690,7 +17689,7 @@
       </w:rPr>
     </w:lvl>
   </w:abstractNum>
-  <w:abstractNum w:abstractNumId="30" w15:restartNumberingAfterBreak="0">
+  <w:abstractNum w:abstractNumId="30">
     <w:nsid w:val="79230737"/>
     <w:multiLevelType w:val="hybridMultilevel"/>
     <w:tmpl w:val="3AB475A0"/>
@@ -17803,104 +17802,104 @@
       </w:rPr>
     </w:lvl>
   </w:abstractNum>
-  <w:num w:numId="1" w16cid:durableId="1389381117">
+  <w:num w:numId="1">
     <w:abstractNumId w:val="20"/>
   </w:num>
-  <w:num w:numId="2" w16cid:durableId="1039669199">
+  <w:num w:numId="2">
     <w:abstractNumId w:val="9"/>
   </w:num>
-  <w:num w:numId="3" w16cid:durableId="1860927395">
+  <w:num w:numId="3">
     <w:abstractNumId w:val="23"/>
   </w:num>
-  <w:num w:numId="4" w16cid:durableId="1933320938">
+  <w:num w:numId="4">
     <w:abstractNumId w:val="4"/>
   </w:num>
-  <w:num w:numId="5" w16cid:durableId="60757688">
+  <w:num w:numId="5">
     <w:abstractNumId w:val="7"/>
   </w:num>
-  <w:num w:numId="6" w16cid:durableId="1009412450">
+  <w:num w:numId="6">
     <w:abstractNumId w:val="5"/>
   </w:num>
-  <w:num w:numId="7" w16cid:durableId="1901480824">
+  <w:num w:numId="7">
     <w:abstractNumId w:val="0"/>
   </w:num>
-  <w:num w:numId="8" w16cid:durableId="85856702">
+  <w:num w:numId="8">
     <w:abstractNumId w:val="10"/>
   </w:num>
-  <w:num w:numId="9" w16cid:durableId="1006859030">
+  <w:num w:numId="9">
     <w:abstractNumId w:val="26"/>
   </w:num>
-  <w:num w:numId="10" w16cid:durableId="1079449708">
+  <w:num w:numId="10">
     <w:abstractNumId w:val="13"/>
   </w:num>
-  <w:num w:numId="11" w16cid:durableId="1507747797">
+  <w:num w:numId="11">
     <w:abstractNumId w:val="30"/>
   </w:num>
-  <w:num w:numId="12" w16cid:durableId="845824362">
+  <w:num w:numId="12">
     <w:abstractNumId w:val="19"/>
   </w:num>
-  <w:num w:numId="13" w16cid:durableId="107744229">
+  <w:num w:numId="13">
     <w:abstractNumId w:val="14"/>
   </w:num>
-  <w:num w:numId="14" w16cid:durableId="932783595">
+  <w:num w:numId="14">
     <w:abstractNumId w:val="18"/>
   </w:num>
-  <w:num w:numId="15" w16cid:durableId="856892422">
+  <w:num w:numId="15">
     <w:abstractNumId w:val="1"/>
   </w:num>
-  <w:num w:numId="16" w16cid:durableId="904069942">
+  <w:num w:numId="16">
     <w:abstractNumId w:val="27"/>
   </w:num>
-  <w:num w:numId="17" w16cid:durableId="492912765">
+  <w:num w:numId="17">
     <w:abstractNumId w:val="6"/>
   </w:num>
-  <w:num w:numId="18" w16cid:durableId="1730305916">
+  <w:num w:numId="18">
     <w:abstractNumId w:val="15"/>
   </w:num>
-  <w:num w:numId="19" w16cid:durableId="294263500">
+  <w:num w:numId="19">
     <w:abstractNumId w:val="24"/>
   </w:num>
-  <w:num w:numId="20" w16cid:durableId="1301886166">
+  <w:num w:numId="20">
     <w:abstractNumId w:val="11"/>
   </w:num>
-  <w:num w:numId="21" w16cid:durableId="826752577">
+  <w:num w:numId="21">
     <w:abstractNumId w:val="25"/>
   </w:num>
-  <w:num w:numId="22" w16cid:durableId="1361778719">
+  <w:num w:numId="22">
     <w:abstractNumId w:val="21"/>
   </w:num>
-  <w:num w:numId="23" w16cid:durableId="310911626">
+  <w:num w:numId="23">
     <w:abstractNumId w:val="8"/>
   </w:num>
-  <w:num w:numId="24" w16cid:durableId="2093815120">
+  <w:num w:numId="24">
     <w:abstractNumId w:val="12"/>
   </w:num>
-  <w:num w:numId="25" w16cid:durableId="1014958491">
+  <w:num w:numId="25">
     <w:abstractNumId w:val="3"/>
   </w:num>
-  <w:num w:numId="26" w16cid:durableId="821972055">
+  <w:num w:numId="26">
     <w:abstractNumId w:val="16"/>
   </w:num>
-  <w:num w:numId="27" w16cid:durableId="496651268">
+  <w:num w:numId="27">
     <w:abstractNumId w:val="2"/>
   </w:num>
-  <w:num w:numId="28" w16cid:durableId="738551038">
+  <w:num w:numId="28">
     <w:abstractNumId w:val="22"/>
   </w:num>
-  <w:num w:numId="29" w16cid:durableId="741410297">
+  <w:num w:numId="29">
     <w:abstractNumId w:val="17"/>
   </w:num>
-  <w:num w:numId="30" w16cid:durableId="45764866">
+  <w:num w:numId="30">
     <w:abstractNumId w:val="28"/>
   </w:num>
-  <w:num w:numId="31" w16cid:durableId="131483939">
+  <w:num w:numId="31">
     <w:abstractNumId w:val="29"/>
   </w:num>
 </w:numbering>
 </file>
 
 <file path=word/styles.xml><?xml version="1.0" encoding="utf-8"?>
-<w:styles xmlns:mc="http://schemas.openxmlformats.org/markup-compatibility/2006" xmlns:r="http://schemas.openxmlformats.org/officeDocument/2006/relationships" xmlns:w="http://schemas.openxmlformats.org/wordprocessingml/2006/main" xmlns:w14="http://schemas.microsoft.com/office/word/2010/wordml" xmlns:w15="http://schemas.microsoft.com/office/word/2012/wordml" xmlns:w16cex="http://schemas.microsoft.com/office/word/2018/wordml/cex" xmlns:w16cid="http://schemas.microsoft.com/office/word/2016/wordml/cid" xmlns:w16="http://schemas.microsoft.com/office/word/2018/wordml" xmlns:w16du="http://schemas.microsoft.com/office/word/2023/wordml/word16du" xmlns:w16sdtdh="http://schemas.microsoft.com/office/word/2020/wordml/sdtdatahash" xmlns:w16sdtfl="http://schemas.microsoft.com/office/word/2024/wordml/sdtformatlock" xmlns:w16se="http://schemas.microsoft.com/office/word/2015/wordml/symex" mc:Ignorable="w14 w15 w16se w16cid w16 w16cex w16sdtdh w16sdtfl w16du">
+<w:styles xmlns:mc="http://schemas.openxmlformats.org/markup-compatibility/2006" xmlns:r="http://schemas.openxmlformats.org/officeDocument/2006/relationships" xmlns:w="http://schemas.openxmlformats.org/wordprocessingml/2006/main" xmlns:w14="http://schemas.microsoft.com/office/word/2010/wordml" mc:Ignorable="w14">
   <w:docDefaults>
     <w:rPrDefault>
       <w:rPr>
@@ -17916,385 +17915,146 @@
       </w:pPr>
     </w:pPrDefault>
   </w:docDefaults>
-  <w:latentStyles w:defLockedState="0" w:defUIPriority="99" w:defSemiHidden="0" w:defUnhideWhenUsed="0" w:defQFormat="0" w:count="376">
-    <w:lsdException w:name="Normal" w:uiPriority="0" w:qFormat="1"/>
-    <w:lsdException w:name="heading 1" w:uiPriority="9" w:qFormat="1"/>
-    <w:lsdException w:name="heading 2" w:semiHidden="1" w:uiPriority="9" w:unhideWhenUsed="1" w:qFormat="1"/>
-    <w:lsdException w:name="heading 3" w:semiHidden="1" w:uiPriority="9" w:unhideWhenUsed="1" w:qFormat="1"/>
-    <w:lsdException w:name="heading 4" w:semiHidden="1" w:uiPriority="9" w:unhideWhenUsed="1" w:qFormat="1"/>
-    <w:lsdException w:name="heading 5" w:semiHidden="1" w:uiPriority="9" w:unhideWhenUsed="1" w:qFormat="1"/>
-    <w:lsdException w:name="heading 6" w:semiHidden="1" w:uiPriority="9" w:unhideWhenUsed="1" w:qFormat="1"/>
-    <w:lsdException w:name="heading 7" w:semiHidden="1" w:uiPriority="9" w:unhideWhenUsed="1" w:qFormat="1"/>
-    <w:lsdException w:name="heading 8" w:semiHidden="1" w:uiPriority="9" w:unhideWhenUsed="1" w:qFormat="1"/>
-    <w:lsdException w:name="heading 9" w:semiHidden="1" w:uiPriority="9" w:unhideWhenUsed="1" w:qFormat="1"/>
-    <w:lsdException w:name="index 1" w:semiHidden="1" w:unhideWhenUsed="1"/>
-    <w:lsdException w:name="index 2" w:semiHidden="1" w:unhideWhenUsed="1"/>
-    <w:lsdException w:name="index 3" w:semiHidden="1" w:unhideWhenUsed="1"/>
-    <w:lsdException w:name="index 4" w:semiHidden="1" w:unhideWhenUsed="1"/>
-    <w:lsdException w:name="index 5" w:semiHidden="1" w:unhideWhenUsed="1"/>
-    <w:lsdException w:name="index 6" w:semiHidden="1" w:unhideWhenUsed="1"/>
-    <w:lsdException w:name="index 7" w:semiHidden="1" w:unhideWhenUsed="1"/>
-    <w:lsdException w:name="index 8" w:semiHidden="1" w:unhideWhenUsed="1"/>
-    <w:lsdException w:name="index 9" w:semiHidden="1" w:unhideWhenUsed="1"/>
-    <w:lsdException w:name="toc 1" w:semiHidden="1" w:uiPriority="39" w:unhideWhenUsed="1"/>
-    <w:lsdException w:name="toc 2" w:semiHidden="1" w:uiPriority="39" w:unhideWhenUsed="1"/>
-    <w:lsdException w:name="toc 3" w:semiHidden="1" w:uiPriority="39" w:unhideWhenUsed="1"/>
-    <w:lsdException w:name="toc 4" w:semiHidden="1" w:uiPriority="39" w:unhideWhenUsed="1"/>
-    <w:lsdException w:name="toc 5" w:semiHidden="1" w:uiPriority="39" w:unhideWhenUsed="1"/>
-    <w:lsdException w:name="toc 6" w:semiHidden="1" w:uiPriority="39" w:unhideWhenUsed="1"/>
-    <w:lsdException w:name="toc 7" w:semiHidden="1" w:uiPriority="39" w:unhideWhenUsed="1"/>
-    <w:lsdException w:name="toc 8" w:semiHidden="1" w:uiPriority="39" w:unhideWhenUsed="1"/>
-    <w:lsdException w:name="toc 9" w:semiHidden="1" w:uiPriority="39" w:unhideWhenUsed="1"/>
-    <w:lsdException w:name="Normal Indent" w:semiHidden="1" w:unhideWhenUsed="1"/>
-    <w:lsdException w:name="footnote text" w:semiHidden="1" w:unhideWhenUsed="1"/>
-    <w:lsdException w:name="annotation text" w:semiHidden="1" w:unhideWhenUsed="1"/>
-    <w:lsdException w:name="header" w:semiHidden="1" w:unhideWhenUsed="1"/>
-    <w:lsdException w:name="footer" w:semiHidden="1" w:unhideWhenUsed="1"/>
-    <w:lsdException w:name="index heading" w:semiHidden="1" w:unhideWhenUsed="1"/>
-    <w:lsdException w:name="caption" w:semiHidden="1" w:uiPriority="35" w:unhideWhenUsed="1" w:qFormat="1"/>
-    <w:lsdException w:name="table of figures" w:semiHidden="1" w:unhideWhenUsed="1"/>
-    <w:lsdException w:name="envelope address" w:semiHidden="1" w:unhideWhenUsed="1"/>
-    <w:lsdException w:name="envelope return" w:semiHidden="1" w:unhideWhenUsed="1"/>
-    <w:lsdException w:name="footnote reference" w:semiHidden="1" w:unhideWhenUsed="1"/>
-    <w:lsdException w:name="annotation reference" w:semiHidden="1" w:unhideWhenUsed="1"/>
-    <w:lsdException w:name="line number" w:semiHidden="1" w:unhideWhenUsed="1"/>
-    <w:lsdException w:name="page number" w:semiHidden="1" w:unhideWhenUsed="1"/>
-    <w:lsdException w:name="endnote reference" w:semiHidden="1" w:unhideWhenUsed="1"/>
-    <w:lsdException w:name="endnote text" w:semiHidden="1" w:unhideWhenUsed="1"/>
-    <w:lsdException w:name="table of authorities" w:semiHidden="1" w:unhideWhenUsed="1"/>
-    <w:lsdException w:name="macro" w:semiHidden="1" w:unhideWhenUsed="1"/>
-    <w:lsdException w:name="toa heading" w:semiHidden="1" w:unhideWhenUsed="1"/>
-    <w:lsdException w:name="List" w:semiHidden="1" w:unhideWhenUsed="1"/>
-    <w:lsdException w:name="List Bullet" w:semiHidden="1" w:unhideWhenUsed="1"/>
-    <w:lsdException w:name="List Number" w:semiHidden="1" w:unhideWhenUsed="1"/>
-    <w:lsdException w:name="List 2" w:semiHidden="1" w:unhideWhenUsed="1"/>
-    <w:lsdException w:name="List 3" w:semiHidden="1" w:unhideWhenUsed="1"/>
-    <w:lsdException w:name="List 4" w:semiHidden="1" w:unhideWhenUsed="1"/>
-    <w:lsdException w:name="List 5" w:semiHidden="1" w:unhideWhenUsed="1"/>
-    <w:lsdException w:name="List Bullet 2" w:semiHidden="1" w:unhideWhenUsed="1"/>
-    <w:lsdException w:name="List Bullet 3" w:semiHidden="1" w:unhideWhenUsed="1"/>
-    <w:lsdException w:name="List Bullet 4" w:semiHidden="1" w:unhideWhenUsed="1"/>
-    <w:lsdException w:name="List Bullet 5" w:semiHidden="1" w:unhideWhenUsed="1"/>
-    <w:lsdException w:name="List Number 2" w:semiHidden="1" w:unhideWhenUsed="1"/>
-    <w:lsdException w:name="List Number 3" w:semiHidden="1" w:unhideWhenUsed="1"/>
-    <w:lsdException w:name="List Number 4" w:semiHidden="1" w:unhideWhenUsed="1"/>
-    <w:lsdException w:name="List Number 5" w:semiHidden="1" w:unhideWhenUsed="1"/>
-    <w:lsdException w:name="Title" w:uiPriority="10" w:qFormat="1"/>
-    <w:lsdException w:name="Closing" w:semiHidden="1" w:unhideWhenUsed="1"/>
-    <w:lsdException w:name="Signature" w:semiHidden="1" w:unhideWhenUsed="1"/>
-    <w:lsdException w:name="Default Paragraph Font" w:semiHidden="1" w:uiPriority="1" w:unhideWhenUsed="1"/>
-    <w:lsdException w:name="Body Text" w:semiHidden="1" w:unhideWhenUsed="1"/>
-    <w:lsdException w:name="Body Text Indent" w:semiHidden="1" w:unhideWhenUsed="1"/>
-    <w:lsdException w:name="List Continue" w:semiHidden="1" w:unhideWhenUsed="1"/>
-    <w:lsdException w:name="List Continue 2" w:semiHidden="1" w:unhideWhenUsed="1"/>
-    <w:lsdException w:name="List Continue 3" w:semiHidden="1" w:unhideWhenUsed="1"/>
-    <w:lsdException w:name="List Continue 4" w:semiHidden="1" w:unhideWhenUsed="1"/>
-    <w:lsdException w:name="List Continue 5" w:semiHidden="1" w:unhideWhenUsed="1"/>
-    <w:lsdException w:name="Message Header" w:semiHidden="1" w:unhideWhenUsed="1"/>
-    <w:lsdException w:name="Subtitle" w:uiPriority="11" w:qFormat="1"/>
-    <w:lsdException w:name="Salutation" w:semiHidden="1" w:unhideWhenUsed="1"/>
-    <w:lsdException w:name="Date" w:semiHidden="1" w:unhideWhenUsed="1"/>
-    <w:lsdException w:name="Body Text First Indent" w:semiHidden="1" w:unhideWhenUsed="1"/>
-    <w:lsdException w:name="Body Text First Indent 2" w:semiHidden="1" w:unhideWhenUsed="1"/>
-    <w:lsdException w:name="Note Heading" w:semiHidden="1" w:unhideWhenUsed="1"/>
-    <w:lsdException w:name="Body Text 2" w:semiHidden="1" w:unhideWhenUsed="1"/>
-    <w:lsdException w:name="Body Text 3" w:semiHidden="1" w:unhideWhenUsed="1"/>
-    <w:lsdException w:name="Body Text Indent 2" w:semiHidden="1" w:unhideWhenUsed="1"/>
-    <w:lsdException w:name="Body Text Indent 3" w:semiHidden="1" w:unhideWhenUsed="1"/>
-    <w:lsdException w:name="Block Text" w:semiHidden="1" w:unhideWhenUsed="1"/>
-    <w:lsdException w:name="Hyperlink" w:semiHidden="1" w:unhideWhenUsed="1"/>
-    <w:lsdException w:name="FollowedHyperlink" w:semiHidden="1" w:unhideWhenUsed="1"/>
-    <w:lsdException w:name="Strong" w:uiPriority="22" w:qFormat="1"/>
-    <w:lsdException w:name="Emphasis" w:uiPriority="20" w:qFormat="1"/>
-    <w:lsdException w:name="Document Map" w:semiHidden="1" w:unhideWhenUsed="1"/>
-    <w:lsdException w:name="Plain Text" w:semiHidden="1" w:unhideWhenUsed="1"/>
-    <w:lsdException w:name="E-mail Signature" w:semiHidden="1" w:unhideWhenUsed="1"/>
-    <w:lsdException w:name="HTML Top of Form" w:semiHidden="1" w:unhideWhenUsed="1"/>
-    <w:lsdException w:name="HTML Bottom of Form" w:semiHidden="1" w:unhideWhenUsed="1"/>
-    <w:lsdException w:name="Normal (Web)" w:semiHidden="1" w:unhideWhenUsed="1"/>
-    <w:lsdException w:name="HTML Acronym" w:semiHidden="1" w:unhideWhenUsed="1"/>
-    <w:lsdException w:name="HTML Address" w:semiHidden="1" w:unhideWhenUsed="1"/>
-    <w:lsdException w:name="HTML Cite" w:semiHidden="1" w:unhideWhenUsed="1"/>
-    <w:lsdException w:name="HTML Code" w:semiHidden="1" w:unhideWhenUsed="1"/>
-    <w:lsdException w:name="HTML Definition" w:semiHidden="1" w:unhideWhenUsed="1"/>
-    <w:lsdException w:name="HTML Keyboard" w:semiHidden="1" w:unhideWhenUsed="1"/>
-    <w:lsdException w:name="HTML Preformatted" w:semiHidden="1" w:unhideWhenUsed="1"/>
-    <w:lsdException w:name="HTML Sample" w:semiHidden="1" w:unhideWhenUsed="1"/>
-    <w:lsdException w:name="HTML Typewriter" w:semiHidden="1" w:unhideWhenUsed="1"/>
-    <w:lsdException w:name="HTML Variable" w:semiHidden="1" w:unhideWhenUsed="1"/>
-    <w:lsdException w:name="Normal Table" w:semiHidden="1" w:unhideWhenUsed="1"/>
-    <w:lsdException w:name="annotation subject" w:semiHidden="1" w:unhideWhenUsed="1"/>
-    <w:lsdException w:name="No List" w:semiHidden="1" w:unhideWhenUsed="1"/>
-    <w:lsdException w:name="Outline List 1" w:semiHidden="1" w:unhideWhenUsed="1"/>
-    <w:lsdException w:name="Outline List 2" w:semiHidden="1" w:unhideWhenUsed="1"/>
-    <w:lsdException w:name="Outline List 3" w:semiHidden="1" w:unhideWhenUsed="1"/>
-    <w:lsdException w:name="Table Simple 1" w:semiHidden="1" w:unhideWhenUsed="1"/>
-    <w:lsdException w:name="Table Simple 2" w:semiHidden="1" w:unhideWhenUsed="1"/>
-    <w:lsdException w:name="Table Simple 3" w:semiHidden="1" w:unhideWhenUsed="1"/>
-    <w:lsdException w:name="Table Classic 1" w:semiHidden="1" w:unhideWhenUsed="1"/>
-    <w:lsdException w:name="Table Classic 2" w:semiHidden="1" w:unhideWhenUsed="1"/>
-    <w:lsdException w:name="Table Classic 3" w:semiHidden="1" w:unhideWhenUsed="1"/>
-    <w:lsdException w:name="Table Classic 4" w:semiHidden="1" w:unhideWhenUsed="1"/>
-    <w:lsdException w:name="Table Colorful 1" w:semiHidden="1" w:unhideWhenUsed="1"/>
-    <w:lsdException w:name="Table Colorful 2" w:semiHidden="1" w:unhideWhenUsed="1"/>
-    <w:lsdException w:name="Table Colorful 3" w:semiHidden="1" w:unhideWhenUsed="1"/>
-    <w:lsdException w:name="Table Columns 1" w:semiHidden="1" w:unhideWhenUsed="1"/>
-    <w:lsdException w:name="Table Columns 2" w:semiHidden="1" w:unhideWhenUsed="1"/>
-    <w:lsdException w:name="Table Columns 3" w:semiHidden="1" w:unhideWhenUsed="1"/>
-    <w:lsdException w:name="Table Columns 4" w:semiHidden="1" w:unhideWhenUsed="1"/>
-    <w:lsdException w:name="Table Columns 5" w:semiHidden="1" w:unhideWhenUsed="1"/>
-    <w:lsdException w:name="Table Grid 1" w:semiHidden="1" w:unhideWhenUsed="1"/>
-    <w:lsdException w:name="Table Grid 2" w:semiHidden="1" w:unhideWhenUsed="1"/>
-    <w:lsdException w:name="Table Grid 3" w:semiHidden="1" w:unhideWhenUsed="1"/>
-    <w:lsdException w:name="Table Grid 4" w:semiHidden="1" w:unhideWhenUsed="1"/>
-    <w:lsdException w:name="Table Grid 5" w:semiHidden="1" w:unhideWhenUsed="1"/>
-    <w:lsdException w:name="Table Grid 6" w:semiHidden="1" w:unhideWhenUsed="1"/>
-    <w:lsdException w:name="Table Grid 7" w:semiHidden="1" w:unhideWhenUsed="1"/>
-    <w:lsdException w:name="Table Grid 8" w:semiHidden="1" w:unhideWhenUsed="1"/>
-    <w:lsdException w:name="Table List 1" w:semiHidden="1" w:unhideWhenUsed="1"/>
-    <w:lsdException w:name="Table List 2" w:semiHidden="1" w:unhideWhenUsed="1"/>
-    <w:lsdException w:name="Table List 3" w:semiHidden="1" w:unhideWhenUsed="1"/>
-    <w:lsdException w:name="Table List 4" w:semiHidden="1" w:unhideWhenUsed="1"/>
-    <w:lsdException w:name="Table List 5" w:semiHidden="1" w:unhideWhenUsed="1"/>
-    <w:lsdException w:name="Table List 6" w:semiHidden="1" w:unhideWhenUsed="1"/>
-    <w:lsdException w:name="Table List 7" w:semiHidden="1" w:unhideWhenUsed="1"/>
-    <w:lsdException w:name="Table List 8" w:semiHidden="1" w:unhideWhenUsed="1"/>
-    <w:lsdException w:name="Table 3D effects 1" w:semiHidden="1" w:unhideWhenUsed="1"/>
-    <w:lsdException w:name="Table 3D effects 2" w:semiHidden="1" w:unhideWhenUsed="1"/>
-    <w:lsdException w:name="Table 3D effects 3" w:semiHidden="1" w:unhideWhenUsed="1"/>
-    <w:lsdException w:name="Table Contemporary" w:semiHidden="1" w:unhideWhenUsed="1"/>
-    <w:lsdException w:name="Table Elegant" w:semiHidden="1" w:unhideWhenUsed="1"/>
-    <w:lsdException w:name="Table Professional" w:semiHidden="1" w:unhideWhenUsed="1"/>
-    <w:lsdException w:name="Table Subtle 1" w:semiHidden="1" w:unhideWhenUsed="1"/>
-    <w:lsdException w:name="Table Subtle 2" w:semiHidden="1" w:unhideWhenUsed="1"/>
-    <w:lsdException w:name="Table Web 1" w:semiHidden="1" w:unhideWhenUsed="1"/>
-    <w:lsdException w:name="Table Web 2" w:semiHidden="1" w:unhideWhenUsed="1"/>
-    <w:lsdException w:name="Table Web 3" w:semiHidden="1" w:unhideWhenUsed="1"/>
-    <w:lsdException w:name="Balloon Text" w:semiHidden="1" w:unhideWhenUsed="1"/>
-    <w:lsdException w:name="Table Grid" w:uiPriority="59"/>
-    <w:lsdException w:name="Table Theme" w:semiHidden="1" w:unhideWhenUsed="1"/>
-    <w:lsdException w:name="Placeholder Text" w:semiHidden="1"/>
-    <w:lsdException w:name="No Spacing" w:uiPriority="1" w:qFormat="1"/>
-    <w:lsdException w:name="Light Shading" w:uiPriority="60"/>
-    <w:lsdException w:name="Light List" w:uiPriority="61"/>
-    <w:lsdException w:name="Light Grid" w:uiPriority="62"/>
-    <w:lsdException w:name="Medium Shading 1" w:uiPriority="63"/>
-    <w:lsdException w:name="Medium Shading 2" w:uiPriority="64"/>
-    <w:lsdException w:name="Medium List 1" w:uiPriority="65"/>
-    <w:lsdException w:name="Medium List 2" w:uiPriority="66"/>
-    <w:lsdException w:name="Medium Grid 1" w:uiPriority="67"/>
-    <w:lsdException w:name="Medium Grid 2" w:uiPriority="68"/>
-    <w:lsdException w:name="Medium Grid 3" w:uiPriority="69"/>
-    <w:lsdException w:name="Dark List" w:uiPriority="70"/>
-    <w:lsdException w:name="Colorful Shading" w:uiPriority="71"/>
-    <w:lsdException w:name="Colorful List" w:uiPriority="72"/>
-    <w:lsdException w:name="Colorful Grid" w:uiPriority="73"/>
-    <w:lsdException w:name="Light Shading Accent 1" w:uiPriority="60"/>
-    <w:lsdException w:name="Light List Accent 1" w:uiPriority="61"/>
-    <w:lsdException w:name="Light Grid Accent 1" w:uiPriority="62"/>
-    <w:lsdException w:name="Medium Shading 1 Accent 1" w:uiPriority="63"/>
-    <w:lsdException w:name="Medium Shading 2 Accent 1" w:uiPriority="64"/>
-    <w:lsdException w:name="Medium List 1 Accent 1" w:uiPriority="65"/>
-    <w:lsdException w:name="Revision" w:semiHidden="1"/>
-    <w:lsdException w:name="List Paragraph" w:uiPriority="34" w:qFormat="1"/>
-    <w:lsdException w:name="Quote" w:uiPriority="29" w:qFormat="1"/>
-    <w:lsdException w:name="Intense Quote" w:uiPriority="30" w:qFormat="1"/>
-    <w:lsdException w:name="Medium List 2 Accent 1" w:uiPriority="66"/>
-    <w:lsdException w:name="Medium Grid 1 Accent 1" w:uiPriority="67"/>
-    <w:lsdException w:name="Medium Grid 2 Accent 1" w:uiPriority="68"/>
-    <w:lsdException w:name="Medium Grid 3 Accent 1" w:uiPriority="69"/>
-    <w:lsdException w:name="Dark List Accent 1" w:uiPriority="70"/>
-    <w:lsdException w:name="Colorful Shading Accent 1" w:uiPriority="71"/>
-    <w:lsdException w:name="Colorful List Accent 1" w:uiPriority="72"/>
-    <w:lsdException w:name="Colorful Grid Accent 1" w:uiPriority="73"/>
-    <w:lsdException w:name="Light Shading Accent 2" w:uiPriority="60"/>
-    <w:lsdException w:name="Light List Accent 2" w:uiPriority="61"/>
-    <w:lsdException w:name="Light Grid Accent 2" w:uiPriority="62"/>
-    <w:lsdException w:name="Medium Shading 1 Accent 2" w:uiPriority="63"/>
-    <w:lsdException w:name="Medium Shading 2 Accent 2" w:uiPriority="64"/>
-    <w:lsdException w:name="Medium List 1 Accent 2" w:uiPriority="65"/>
-    <w:lsdException w:name="Medium List 2 Accent 2" w:uiPriority="66"/>
-    <w:lsdException w:name="Medium Grid 1 Accent 2" w:uiPriority="67"/>
-    <w:lsdException w:name="Medium Grid 2 Accent 2" w:uiPriority="68"/>
-    <w:lsdException w:name="Medium Grid 3 Accent 2" w:uiPriority="69"/>
-    <w:lsdException w:name="Dark List Accent 2" w:uiPriority="70"/>
-    <w:lsdException w:name="Colorful Shading Accent 2" w:uiPriority="71"/>
-    <w:lsdException w:name="Colorful List Accent 2" w:uiPriority="72"/>
-    <w:lsdException w:name="Colorful Grid Accent 2" w:uiPriority="73"/>
-    <w:lsdException w:name="Light Shading Accent 3" w:uiPriority="60"/>
-    <w:lsdException w:name="Light List Accent 3" w:uiPriority="61"/>
-    <w:lsdException w:name="Light Grid Accent 3" w:uiPriority="62"/>
-    <w:lsdException w:name="Medium Shading 1 Accent 3" w:uiPriority="63"/>
-    <w:lsdException w:name="Medium Shading 2 Accent 3" w:uiPriority="64"/>
-    <w:lsdException w:name="Medium List 1 Accent 3" w:uiPriority="65"/>
-    <w:lsdException w:name="Medium List 2 Accent 3" w:uiPriority="66"/>
-    <w:lsdException w:name="Medium Grid 1 Accent 3" w:uiPriority="67"/>
-    <w:lsdException w:name="Medium Grid 2 Accent 3" w:uiPriority="68"/>
-    <w:lsdException w:name="Medium Grid 3 Accent 3" w:uiPriority="69"/>
-    <w:lsdException w:name="Dark List Accent 3" w:uiPriority="70"/>
-    <w:lsdException w:name="Colorful Shading Accent 3" w:uiPriority="71"/>
-    <w:lsdException w:name="Colorful List Accent 3" w:uiPriority="72"/>
-    <w:lsdException w:name="Colorful Grid Accent 3" w:uiPriority="73"/>
-    <w:lsdException w:name="Light Shading Accent 4" w:uiPriority="60"/>
-    <w:lsdException w:name="Light List Accent 4" w:uiPriority="61"/>
-    <w:lsdException w:name="Light Grid Accent 4" w:uiPriority="62"/>
-    <w:lsdException w:name="Medium Shading 1 Accent 4" w:uiPriority="63"/>
-    <w:lsdException w:name="Medium Shading 2 Accent 4" w:uiPriority="64"/>
-    <w:lsdException w:name="Medium List 1 Accent 4" w:uiPriority="65"/>
-    <w:lsdException w:name="Medium List 2 Accent 4" w:uiPriority="66"/>
-    <w:lsdException w:name="Medium Grid 1 Accent 4" w:uiPriority="67"/>
-    <w:lsdException w:name="Medium Grid 2 Accent 4" w:uiPriority="68"/>
-    <w:lsdException w:name="Medium Grid 3 Accent 4" w:uiPriority="69"/>
-    <w:lsdException w:name="Dark List Accent 4" w:uiPriority="70"/>
-    <w:lsdException w:name="Colorful Shading Accent 4" w:uiPriority="71"/>
-    <w:lsdException w:name="Colorful List Accent 4" w:uiPriority="72"/>
-    <w:lsdException w:name="Colorful Grid Accent 4" w:uiPriority="73"/>
-    <w:lsdException w:name="Light Shading Accent 5" w:uiPriority="60"/>
-    <w:lsdException w:name="Light List Accent 5" w:uiPriority="61"/>
-    <w:lsdException w:name="Light Grid Accent 5" w:uiPriority="62"/>
-    <w:lsdException w:name="Medium Shading 1 Accent 5" w:uiPriority="63"/>
-    <w:lsdException w:name="Medium Shading 2 Accent 5" w:uiPriority="64"/>
-    <w:lsdException w:name="Medium List 1 Accent 5" w:uiPriority="65"/>
-    <w:lsdException w:name="Medium List 2 Accent 5" w:uiPriority="66"/>
-    <w:lsdException w:name="Medium Grid 1 Accent 5" w:uiPriority="67"/>
-    <w:lsdException w:name="Medium Grid 2 Accent 5" w:uiPriority="68"/>
-    <w:lsdException w:name="Medium Grid 3 Accent 5" w:uiPriority="69"/>
-    <w:lsdException w:name="Dark List Accent 5" w:uiPriority="70"/>
-    <w:lsdException w:name="Colorful Shading Accent 5" w:uiPriority="71"/>
-    <w:lsdException w:name="Colorful List Accent 5" w:uiPriority="72"/>
-    <w:lsdException w:name="Colorful Grid Accent 5" w:uiPriority="73"/>
-    <w:lsdException w:name="Light Shading Accent 6" w:uiPriority="60"/>
-    <w:lsdException w:name="Light List Accent 6" w:uiPriority="61"/>
-    <w:lsdException w:name="Light Grid Accent 6" w:uiPriority="62"/>
-    <w:lsdException w:name="Medium Shading 1 Accent 6" w:uiPriority="63"/>
-    <w:lsdException w:name="Medium Shading 2 Accent 6" w:uiPriority="64"/>
-    <w:lsdException w:name="Medium List 1 Accent 6" w:uiPriority="65"/>
-    <w:lsdException w:name="Medium List 2 Accent 6" w:uiPriority="66"/>
-    <w:lsdException w:name="Medium Grid 1 Accent 6" w:uiPriority="67"/>
-    <w:lsdException w:name="Medium Grid 2 Accent 6" w:uiPriority="68"/>
-    <w:lsdException w:name="Medium Grid 3 Accent 6" w:uiPriority="69"/>
-    <w:lsdException w:name="Dark List Accent 6" w:uiPriority="70"/>
-    <w:lsdException w:name="Colorful Shading Accent 6" w:uiPriority="71"/>
-    <w:lsdException w:name="Colorful List Accent 6" w:uiPriority="72"/>
-    <w:lsdException w:name="Colorful Grid Accent 6" w:uiPriority="73"/>
-    <w:lsdException w:name="Subtle Emphasis" w:uiPriority="19" w:qFormat="1"/>
-    <w:lsdException w:name="Intense Emphasis" w:uiPriority="21" w:qFormat="1"/>
-    <w:lsdException w:name="Subtle Reference" w:uiPriority="31" w:qFormat="1"/>
-    <w:lsdException w:name="Intense Reference" w:uiPriority="32" w:qFormat="1"/>
-    <w:lsdException w:name="Book Title" w:uiPriority="33" w:qFormat="1"/>
-    <w:lsdException w:name="Bibliography" w:semiHidden="1" w:uiPriority="37" w:unhideWhenUsed="1"/>
-    <w:lsdException w:name="TOC Heading" w:semiHidden="1" w:uiPriority="39" w:unhideWhenUsed="1" w:qFormat="1"/>
-    <w:lsdException w:name="Plain Table 1" w:uiPriority="41"/>
-    <w:lsdException w:name="Plain Table 2" w:uiPriority="42"/>
-    <w:lsdException w:name="Plain Table 3" w:uiPriority="43"/>
-    <w:lsdException w:name="Plain Table 4" w:uiPriority="44"/>
-    <w:lsdException w:name="Plain Table 5" w:uiPriority="45"/>
-    <w:lsdException w:name="Grid Table Light" w:uiPriority="40"/>
-    <w:lsdException w:name="Grid Table 1 Light" w:uiPriority="46"/>
-    <w:lsdException w:name="Grid Table 2" w:uiPriority="47"/>
-    <w:lsdException w:name="Grid Table 3" w:uiPriority="48"/>
-    <w:lsdException w:name="Grid Table 4" w:uiPriority="49"/>
-    <w:lsdException w:name="Grid Table 5 Dark" w:uiPriority="50"/>
-    <w:lsdException w:name="Grid Table 6 Colorful" w:uiPriority="51"/>
-    <w:lsdException w:name="Grid Table 7 Colorful" w:uiPriority="52"/>
-    <w:lsdException w:name="Grid Table 1 Light Accent 1" w:uiPriority="46"/>
-    <w:lsdException w:name="Grid Table 2 Accent 1" w:uiPriority="47"/>
-    <w:lsdException w:name="Grid Table 3 Accent 1" w:uiPriority="48"/>
-    <w:lsdException w:name="Grid Table 4 Accent 1" w:uiPriority="49"/>
-    <w:lsdException w:name="Grid Table 5 Dark Accent 1" w:uiPriority="50"/>
-    <w:lsdException w:name="Grid Table 6 Colorful Accent 1" w:uiPriority="51"/>
-    <w:lsdException w:name="Grid Table 7 Colorful Accent 1" w:uiPriority="52"/>
-    <w:lsdException w:name="Grid Table 1 Light Accent 2" w:uiPriority="46"/>
-    <w:lsdException w:name="Grid Table 2 Accent 2" w:uiPriority="47"/>
-    <w:lsdException w:name="Grid Table 3 Accent 2" w:uiPriority="48"/>
-    <w:lsdException w:name="Grid Table 4 Accent 2" w:uiPriority="49"/>
-    <w:lsdException w:name="Grid Table 5 Dark Accent 2" w:uiPriority="50"/>
-    <w:lsdException w:name="Grid Table 6 Colorful Accent 2" w:uiPriority="51"/>
-    <w:lsdException w:name="Grid Table 7 Colorful Accent 2" w:uiPriority="52"/>
-    <w:lsdException w:name="Grid Table 1 Light Accent 3" w:uiPriority="46"/>
-    <w:lsdException w:name="Grid Table 2 Accent 3" w:uiPriority="47"/>
-    <w:lsdException w:name="Grid Table 3 Accent 3" w:uiPriority="48"/>
-    <w:lsdException w:name="Grid Table 4 Accent 3" w:uiPriority="49"/>
-    <w:lsdException w:name="Grid Table 5 Dark Accent 3" w:uiPriority="50"/>
-    <w:lsdException w:name="Grid Table 6 Colorful Accent 3" w:uiPriority="51"/>
-    <w:lsdException w:name="Grid Table 7 Colorful Accent 3" w:uiPriority="52"/>
-    <w:lsdException w:name="Grid Table 1 Light Accent 4" w:uiPriority="46"/>
-    <w:lsdException w:name="Grid Table 2 Accent 4" w:uiPriority="47"/>
-    <w:lsdException w:name="Grid Table 3 Accent 4" w:uiPriority="48"/>
-    <w:lsdException w:name="Grid Table 4 Accent 4" w:uiPriority="49"/>
-    <w:lsdException w:name="Grid Table 5 Dark Accent 4" w:uiPriority="50"/>
-    <w:lsdException w:name="Grid Table 6 Colorful Accent 4" w:uiPriority="51"/>
-    <w:lsdException w:name="Grid Table 7 Colorful Accent 4" w:uiPriority="52"/>
-    <w:lsdException w:name="Grid Table 1 Light Accent 5" w:uiPriority="46"/>
-    <w:lsdException w:name="Grid Table 2 Accent 5" w:uiPriority="47"/>
-    <w:lsdException w:name="Grid Table 3 Accent 5" w:uiPriority="48"/>
-    <w:lsdException w:name="Grid Table 4 Accent 5" w:uiPriority="49"/>
-    <w:lsdException w:name="Grid Table 5 Dark Accent 5" w:uiPriority="50"/>
-    <w:lsdException w:name="Grid Table 6 Colorful Accent 5" w:uiPriority="51"/>
-    <w:lsdException w:name="Grid Table 7 Colorful Accent 5" w:uiPriority="52"/>
-    <w:lsdException w:name="Grid Table 1 Light Accent 6" w:uiPriority="46"/>
-    <w:lsdException w:name="Grid Table 2 Accent 6" w:uiPriority="47"/>
-    <w:lsdException w:name="Grid Table 3 Accent 6" w:uiPriority="48"/>
-    <w:lsdException w:name="Grid Table 4 Accent 6" w:uiPriority="49"/>
-    <w:lsdException w:name="Grid Table 5 Dark Accent 6" w:uiPriority="50"/>
-    <w:lsdException w:name="Grid Table 6 Colorful Accent 6" w:uiPriority="51"/>
-    <w:lsdException w:name="Grid Table 7 Colorful Accent 6" w:uiPriority="52"/>
-    <w:lsdException w:name="List Table 1 Light" w:uiPriority="46"/>
-    <w:lsdException w:name="List Table 2" w:uiPriority="47"/>
-    <w:lsdException w:name="List Table 3" w:uiPriority="48"/>
-    <w:lsdException w:name="List Table 4" w:uiPriority="49"/>
-    <w:lsdException w:name="List Table 5 Dark" w:uiPriority="50"/>
-    <w:lsdException w:name="List Table 6 Colorful" w:uiPriority="51"/>
-    <w:lsdException w:name="List Table 7 Colorful" w:uiPriority="52"/>
-    <w:lsdException w:name="List Table 1 Light Accent 1" w:uiPriority="46"/>
-    <w:lsdException w:name="List Table 2 Accent 1" w:uiPriority="47"/>
-    <w:lsdException w:name="List Table 3 Accent 1" w:uiPriority="48"/>
-    <w:lsdException w:name="List Table 4 Accent 1" w:uiPriority="49"/>
-    <w:lsdException w:name="List Table 5 Dark Accent 1" w:uiPriority="50"/>
-    <w:lsdException w:name="List Table 6 Colorful Accent 1" w:uiPriority="51"/>
-    <w:lsdException w:name="List Table 7 Colorful Accent 1" w:uiPriority="52"/>
-    <w:lsdException w:name="List Table 1 Light Accent 2" w:uiPriority="46"/>
-    <w:lsdException w:name="List Table 2 Accent 2" w:uiPriority="47"/>
-    <w:lsdException w:name="List Table 3 Accent 2" w:uiPriority="48"/>
-    <w:lsdException w:name="List Table 4 Accent 2" w:uiPriority="49"/>
-    <w:lsdException w:name="List Table 5 Dark Accent 2" w:uiPriority="50"/>
-    <w:lsdException w:name="List Table 6 Colorful Accent 2" w:uiPriority="51"/>
-    <w:lsdException w:name="List Table 7 Colorful Accent 2" w:uiPriority="52"/>
-    <w:lsdException w:name="List Table 1 Light Accent 3" w:uiPriority="46"/>
-    <w:lsdException w:name="List Table 2 Accent 3" w:uiPriority="47"/>
-    <w:lsdException w:name="List Table 3 Accent 3" w:uiPriority="48"/>
-    <w:lsdException w:name="List Table 4 Accent 3" w:uiPriority="49"/>
-    <w:lsdException w:name="List Table 5 Dark Accent 3" w:uiPriority="50"/>
-    <w:lsdException w:name="List Table 6 Colorful Accent 3" w:uiPriority="51"/>
-    <w:lsdException w:name="List Table 7 Colorful Accent 3" w:uiPriority="52"/>
-    <w:lsdException w:name="List Table 1 Light Accent 4" w:uiPriority="46"/>
-    <w:lsdException w:name="List Table 2 Accent 4" w:uiPriority="47"/>
-    <w:lsdException w:name="List Table 3 Accent 4" w:uiPriority="48"/>
-    <w:lsdException w:name="List Table 4 Accent 4" w:uiPriority="49"/>
-    <w:lsdException w:name="List Table 5 Dark Accent 4" w:uiPriority="50"/>
-    <w:lsdException w:name="List Table 6 Colorful Accent 4" w:uiPriority="51"/>
-    <w:lsdException w:name="List Table 7 Colorful Accent 4" w:uiPriority="52"/>
-    <w:lsdException w:name="List Table 1 Light Accent 5" w:uiPriority="46"/>
-    <w:lsdException w:name="List Table 2 Accent 5" w:uiPriority="47"/>
-    <w:lsdException w:name="List Table 3 Accent 5" w:uiPriority="48"/>
-    <w:lsdException w:name="List Table 4 Accent 5" w:uiPriority="49"/>
-    <w:lsdException w:name="List Table 5 Dark Accent 5" w:uiPriority="50"/>
-    <w:lsdException w:name="List Table 6 Colorful Accent 5" w:uiPriority="51"/>
-    <w:lsdException w:name="List Table 7 Colorful Accent 5" w:uiPriority="52"/>
-    <w:lsdException w:name="List Table 1 Light Accent 6" w:uiPriority="46"/>
-    <w:lsdException w:name="List Table 2 Accent 6" w:uiPriority="47"/>
-    <w:lsdException w:name="List Table 3 Accent 6" w:uiPriority="48"/>
-    <w:lsdException w:name="List Table 4 Accent 6" w:uiPriority="49"/>
-    <w:lsdException w:name="List Table 5 Dark Accent 6" w:uiPriority="50"/>
-    <w:lsdException w:name="List Table 6 Colorful Accent 6" w:uiPriority="51"/>
-    <w:lsdException w:name="List Table 7 Colorful Accent 6" w:uiPriority="52"/>
-    <w:lsdException w:name="Mention" w:semiHidden="1" w:unhideWhenUsed="1"/>
-    <w:lsdException w:name="Smart Hyperlink" w:semiHidden="1" w:unhideWhenUsed="1"/>
-    <w:lsdException w:name="Hashtag" w:semiHidden="1" w:unhideWhenUsed="1"/>
-    <w:lsdException w:name="Unresolved Mention" w:semiHidden="1" w:unhideWhenUsed="1"/>
-    <w:lsdException w:name="Smart Link" w:semiHidden="1" w:unhideWhenUsed="1"/>
+  <w:latentStyles w:defLockedState="0" w:defUIPriority="99" w:defSemiHidden="1" w:defUnhideWhenUsed="1" w:defQFormat="0" w:count="267">
+    <w:lsdException w:name="Normal" w:semiHidden="0" w:uiPriority="0" w:unhideWhenUsed="0" w:qFormat="1"/>
+    <w:lsdException w:name="heading 1" w:semiHidden="0" w:uiPriority="9" w:unhideWhenUsed="0" w:qFormat="1"/>
+    <w:lsdException w:name="heading 2" w:uiPriority="9" w:qFormat="1"/>
+    <w:lsdException w:name="heading 3" w:uiPriority="9" w:qFormat="1"/>
+    <w:lsdException w:name="heading 4" w:uiPriority="9" w:qFormat="1"/>
+    <w:lsdException w:name="heading 5" w:uiPriority="9" w:qFormat="1"/>
+    <w:lsdException w:name="heading 6" w:uiPriority="9" w:qFormat="1"/>
+    <w:lsdException w:name="heading 7" w:uiPriority="9" w:qFormat="1"/>
+    <w:lsdException w:name="heading 8" w:uiPriority="9" w:qFormat="1"/>
+    <w:lsdException w:name="heading 9" w:uiPriority="9" w:qFormat="1"/>
+    <w:lsdException w:name="toc 1" w:uiPriority="39"/>
+    <w:lsdException w:name="toc 2" w:uiPriority="39"/>
+    <w:lsdException w:name="toc 3" w:uiPriority="39"/>
+    <w:lsdException w:name="toc 4" w:uiPriority="39"/>
+    <w:lsdException w:name="toc 5" w:uiPriority="39"/>
+    <w:lsdException w:name="toc 6" w:uiPriority="39"/>
+    <w:lsdException w:name="toc 7" w:uiPriority="39"/>
+    <w:lsdException w:name="toc 8" w:uiPriority="39"/>
+    <w:lsdException w:name="toc 9" w:uiPriority="39"/>
+    <w:lsdException w:name="caption" w:uiPriority="35" w:qFormat="1"/>
+    <w:lsdException w:name="Title" w:semiHidden="0" w:uiPriority="10" w:unhideWhenUsed="0" w:qFormat="1"/>
+    <w:lsdException w:name="Default Paragraph Font" w:uiPriority="1"/>
+    <w:lsdException w:name="Subtitle" w:semiHidden="0" w:uiPriority="11" w:unhideWhenUsed="0" w:qFormat="1"/>
+    <w:lsdException w:name="Strong" w:semiHidden="0" w:uiPriority="22" w:unhideWhenUsed="0" w:qFormat="1"/>
+    <w:lsdException w:name="Emphasis" w:semiHidden="0" w:uiPriority="20" w:unhideWhenUsed="0" w:qFormat="1"/>
+    <w:lsdException w:name="Table Grid" w:semiHidden="0" w:uiPriority="59" w:unhideWhenUsed="0"/>
+    <w:lsdException w:name="Placeholder Text" w:unhideWhenUsed="0"/>
+    <w:lsdException w:name="No Spacing" w:semiHidden="0" w:uiPriority="1" w:unhideWhenUsed="0" w:qFormat="1"/>
+    <w:lsdException w:name="Light Shading" w:semiHidden="0" w:uiPriority="60" w:unhideWhenUsed="0"/>
+    <w:lsdException w:name="Light List" w:semiHidden="0" w:uiPriority="61" w:unhideWhenUsed="0"/>
+    <w:lsdException w:name="Light Grid" w:semiHidden="0" w:uiPriority="62" w:unhideWhenUsed="0"/>
+    <w:lsdException w:name="Medium Shading 1" w:semiHidden="0" w:uiPriority="63" w:unhideWhenUsed="0"/>
+    <w:lsdException w:name="Medium Shading 2" w:semiHidden="0" w:uiPriority="64" w:unhideWhenUsed="0"/>
+    <w:lsdException w:name="Medium List 1" w:semiHidden="0" w:uiPriority="65" w:unhideWhenUsed="0"/>
+    <w:lsdException w:name="Medium List 2" w:semiHidden="0" w:uiPriority="66" w:unhideWhenUsed="0"/>
+    <w:lsdException w:name="Medium Grid 1" w:semiHidden="0" w:uiPriority="67" w:unhideWhenUsed="0"/>
+    <w:lsdException w:name="Medium Grid 2" w:semiHidden="0" w:uiPriority="68" w:unhideWhenUsed="0"/>
+    <w:lsdException w:name="Medium Grid 3" w:semiHidden="0" w:uiPriority="69" w:unhideWhenUsed="0"/>
+    <w:lsdException w:name="Dark List" w:semiHidden="0" w:uiPriority="70" w:unhideWhenUsed="0"/>
+    <w:lsdException w:name="Colorful Shading" w:semiHidden="0" w:uiPriority="71" w:unhideWhenUsed="0"/>
+    <w:lsdException w:name="Colorful List" w:semiHidden="0" w:uiPriority="72" w:unhideWhenUsed="0"/>
+    <w:lsdException w:name="Colorful Grid" w:semiHidden="0" w:uiPriority="73" w:unhideWhenUsed="0"/>
+    <w:lsdException w:name="Light Shading Accent 1" w:semiHidden="0" w:uiPriority="60" w:unhideWhenUsed="0"/>
+    <w:lsdException w:name="Light List Accent 1" w:semiHidden="0" w:uiPriority="61" w:unhideWhenUsed="0"/>
+    <w:lsdException w:name="Light Grid Accent 1" w:semiHidden="0" w:uiPriority="62" w:unhideWhenUsed="0"/>
+    <w:lsdException w:name="Medium Shading 1 Accent 1" w:semiHidden="0" w:uiPriority="63" w:unhideWhenUsed="0"/>
+    <w:lsdException w:name="Medium Shading 2 Accent 1" w:semiHidden="0" w:uiPriority="64" w:unhideWhenUsed="0"/>
+    <w:lsdException w:name="Medium List 1 Accent 1" w:semiHidden="0" w:uiPriority="65" w:unhideWhenUsed="0"/>
+    <w:lsdException w:name="Revision" w:unhideWhenUsed="0"/>
+    <w:lsdException w:name="List Paragraph" w:semiHidden="0" w:uiPriority="34" w:unhideWhenUsed="0" w:qFormat="1"/>
+    <w:lsdException w:name="Quote" w:semiHidden="0" w:uiPriority="29" w:unhideWhenUsed="0" w:qFormat="1"/>
+    <w:lsdException w:name="Intense Quote" w:semiHidden="0" w:uiPriority="30" w:unhideWhenUsed="0" w:qFormat="1"/>
+    <w:lsdException w:name="Medium List 2 Accent 1" w:semiHidden="0" w:uiPriority="66" w:unhideWhenUsed="0"/>
+    <w:lsdException w:name="Medium Grid 1 Accent 1" w:semiHidden="0" w:uiPriority="67" w:unhideWhenUsed="0"/>
+    <w:lsdException w:name="Medium Grid 2 Accent 1" w:semiHidden="0" w:uiPriority="68" w:unhideWhenUsed="0"/>
+    <w:lsdException w:name="Medium Grid 3 Accent 1" w:semiHidden="0" w:uiPriority="69" w:unhideWhenUsed="0"/>
+    <w:lsdException w:name="Dark List Accent 1" w:semiHidden="0" w:uiPriority="70" w:unhideWhenUsed="0"/>
+    <w:lsdException w:name="Colorful Shading Accent 1" w:semiHidden="0" w:uiPriority="71" w:unhideWhenUsed="0"/>
+    <w:lsdException w:name="Colorful List Accent 1" w:semiHidden="0" w:uiPriority="72" w:unhideWhenUsed="0"/>
+    <w:lsdException w:name="Colorful Grid Accent 1" w:semiHidden="0" w:uiPriority="73" w:unhideWhenUsed="0"/>
+    <w:lsdException w:name="Light Shading Accent 2" w:semiHidden="0" w:uiPriority="60" w:unhideWhenUsed="0"/>
+    <w:lsdException w:name="Light List Accent 2" w:semiHidden="0" w:uiPriority="61" w:unhideWhenUsed="0"/>
+    <w:lsdException w:name="Light Grid Accent 2" w:semiHidden="0" w:uiPriority="62" w:unhideWhenUsed="0"/>
+    <w:lsdException w:name="Medium Shading 1 Accent 2" w:semiHidden="0" w:uiPriority="63" w:unhideWhenUsed="0"/>
+    <w:lsdException w:name="Medium Shading 2 Accent 2" w:semiHidden="0" w:uiPriority="64" w:unhideWhenUsed="0"/>
+    <w:lsdException w:name="Medium List 1 Accent 2" w:semiHidden="0" w:uiPriority="65" w:unhideWhenUsed="0"/>
+    <w:lsdException w:name="Medium List 2 Accent 2" w:semiHidden="0" w:uiPriority="66" w:unhideWhenUsed="0"/>
+    <w:lsdException w:name="Medium Grid 1 Accent 2" w:semiHidden="0" w:uiPriority="67" w:unhideWhenUsed="0"/>
+    <w:lsdException w:name="Medium Grid 2 Accent 2" w:semiHidden="0" w:uiPriority="68" w:unhideWhenUsed="0"/>
+    <w:lsdException w:name="Medium Grid 3 Accent 2" w:semiHidden="0" w:uiPriority="69" w:unhideWhenUsed="0"/>
+    <w:lsdException w:name="Dark List Accent 2" w:semiHidden="0" w:uiPriority="70" w:unhideWhenUsed="0"/>
+    <w:lsdException w:name="Colorful Shading Accent 2" w:semiHidden="0" w:uiPriority="71" w:unhideWhenUsed="0"/>
+    <w:lsdException w:name="Colorful List Accent 2" w:semiHidden="0" w:uiPriority="72" w:unhideWhenUsed="0"/>
+    <w:lsdException w:name="Colorful Grid Accent 2" w:semiHidden="0" w:uiPriority="73" w:unhideWhenUsed="0"/>
+    <w:lsdException w:name="Light Shading Accent 3" w:semiHidden="0" w:uiPriority="60" w:unhideWhenUsed="0"/>
+    <w:lsdException w:name="Light List Accent 3" w:semiHidden="0" w:uiPriority="61" w:unhideWhenUsed="0"/>
+    <w:lsdException w:name="Light Grid Accent 3" w:semiHidden="0" w:uiPriority="62" w:unhideWhenUsed="0"/>
+    <w:lsdException w:name="Medium Shading 1 Accent 3" w:semiHidden="0" w:uiPriority="63" w:unhideWhenUsed="0"/>
+    <w:lsdException w:name="Medium Shading 2 Accent 3" w:semiHidden="0" w:uiPriority="64" w:unhideWhenUsed="0"/>
+    <w:lsdException w:name="Medium List 1 Accent 3" w:semiHidden="0" w:uiPriority="65" w:unhideWhenUsed="0"/>
+    <w:lsdException w:name="Medium List 2 Accent 3" w:semiHidden="0" w:uiPriority="66" w:unhideWhenUsed="0"/>
+    <w:lsdException w:name="Medium Grid 1 Accent 3" w:semiHidden="0" w:uiPriority="67" w:unhideWhenUsed="0"/>
+    <w:lsdException w:name="Medium Grid 2 Accent 3" w:semiHidden="0" w:uiPriority="68" w:unhideWhenUsed="0"/>
+    <w:lsdException w:name="Medium Grid 3 Accent 3" w:semiHidden="0" w:uiPriority="69" w:unhideWhenUsed="0"/>
+    <w:lsdException w:name="Dark List Accent 3" w:semiHidden="0" w:uiPriority="70" w:unhideWhenUsed="0"/>
+    <w:lsdException w:name="Colorful Shading Accent 3" w:semiHidden="0" w:uiPriority="71" w:unhideWhenUsed="0"/>
+    <w:lsdException w:name="Colorful List Accent 3" w:semiHidden="0" w:uiPriority="72" w:unhideWhenUsed="0"/>
+    <w:lsdException w:name="Colorful Grid Accent 3" w:semiHidden="0" w:uiPriority="73" w:unhideWhenUsed="0"/>
+    <w:lsdException w:name="Light Shading Accent 4" w:semiHidden="0" w:uiPriority="60" w:unhideWhenUsed="0"/>
+    <w:lsdException w:name="Light List Accent 4" w:semiHidden="0" w:uiPriority="61" w:unhideWhenUsed="0"/>
+    <w:lsdException w:name="Light Grid Accent 4" w:semiHidden="0" w:uiPriority="62" w:unhideWhenUsed="0"/>
+    <w:lsdException w:name="Medium Shading 1 Accent 4" w:semiHidden="0" w:uiPriority="63" w:unhideWhenUsed="0"/>
+    <w:lsdException w:name="Medium Shading 2 Accent 4" w:semiHidden="0" w:uiPriority="64" w:unhideWhenUsed="0"/>
+    <w:lsdException w:name="Medium List 1 Accent 4" w:semiHidden="0" w:uiPriority="65" w:unhideWhenUsed="0"/>
+    <w:lsdException w:name="Medium List 2 Accent 4" w:semiHidden="0" w:uiPriority="66" w:unhideWhenUsed="0"/>
+    <w:lsdException w:name="Medium Grid 1 Accent 4" w:semiHidden="0" w:uiPriority="67" w:unhideWhenUsed="0"/>
+    <w:lsdException w:name="Medium Grid 2 Accent 4" w:semiHidden="0" w:uiPriority="68" w:unhideWhenUsed="0"/>
+    <w:lsdException w:name="Medium Grid 3 Accent 4" w:semiHidden="0" w:uiPriority="69" w:unhideWhenUsed="0"/>
+    <w:lsdException w:name="Dark List Accent 4" w:semiHidden="0" w:uiPriority="70" w:unhideWhenUsed="0"/>
+    <w:lsdException w:name="Colorful Shading Accent 4" w:semiHidden="0" w:uiPriority="71" w:unhideWhenUsed="0"/>
+    <w:lsdException w:name="Colorful List Accent 4" w:semiHidden="0" w:uiPriority="72" w:unhideWhenUsed="0"/>
+    <w:lsdException w:name="Colorful Grid Accent 4" w:semiHidden="0" w:uiPriority="73" w:unhideWhenUsed="0"/>
+    <w:lsdException w:name="Light Shading Accent 5" w:semiHidden="0" w:uiPriority="60" w:unhideWhenUsed="0"/>
+    <w:lsdException w:name="Light List Accent 5" w:semiHidden="0" w:uiPriority="61" w:unhideWhenUsed="0"/>
+    <w:lsdException w:name="Light Grid Accent 5" w:semiHidden="0" w:uiPriority="62" w:unhideWhenUsed="0"/>
+    <w:lsdException w:name="Medium Shading 1 Accent 5" w:semiHidden="0" w:uiPriority="63" w:unhideWhenUsed="0"/>
+    <w:lsdException w:name="Medium Shading 2 Accent 5" w:semiHidden="0" w:uiPriority="64" w:unhideWhenUsed="0"/>
+    <w:lsdException w:name="Medium List 1 Accent 5" w:semiHidden="0" w:uiPriority="65" w:unhideWhenUsed="0"/>
+    <w:lsdException w:name="Medium List 2 Accent 5" w:semiHidden="0" w:uiPriority="66" w:unhideWhenUsed="0"/>
+    <w:lsdException w:name="Medium Grid 1 Accent 5" w:semiHidden="0" w:uiPriority="67" w:unhideWhenUsed="0"/>
+    <w:lsdException w:name="Medium Grid 2 Accent 5" w:semiHidden="0" w:uiPriority="68" w:unhideWhenUsed="0"/>
+    <w:lsdException w:name="Medium Grid 3 Accent 5" w:semiHidden="0" w:uiPriority="69" w:unhideWhenUsed="0"/>
+    <w:lsdException w:name="Dark List Accent 5" w:semiHidden="0" w:uiPriority="70" w:unhideWhenUsed="0"/>
+    <w:lsdException w:name="Colorful Shading Accent 5" w:semiHidden="0" w:uiPriority="71" w:unhideWhenUsed="0"/>
+    <w:lsdException w:name="Colorful List Accent 5" w:semiHidden="0" w:uiPriority="72" w:unhideWhenUsed="0"/>
+    <w:lsdException w:name="Colorful Grid Accent 5" w:semiHidden="0" w:uiPriority="73" w:unhideWhenUsed="0"/>
+    <w:lsdException w:name="Light Shading Accent 6" w:semiHidden="0" w:uiPriority="60" w:unhideWhenUsed="0"/>
+    <w:lsdException w:name="Light List Accent 6" w:semiHidden="0" w:uiPriority="61" w:unhideWhenUsed="0"/>
+    <w:lsdException w:name="Light Grid Accent 6" w:semiHidden="0" w:uiPriority="62" w:unhideWhenUsed="0"/>
+    <w:lsdException w:name="Medium Shading 1 Accent 6" w:semiHidden="0" w:uiPriority="63" w:unhideWhenUsed="0"/>
+    <w:lsdException w:name="Medium Shading 2 Accent 6" w:semiHidden="0" w:uiPriority="64" w:unhideWhenUsed="0"/>
+    <w:lsdException w:name="Medium List 1 Accent 6" w:semiHidden="0" w:uiPriority="65" w:unhideWhenUsed="0"/>
+    <w:lsdException w:name="Medium List 2 Accent 6" w:semiHidden="0" w:uiPriority="66" w:unhideWhenUsed="0"/>
+    <w:lsdException w:name="Medium Grid 1 Accent 6" w:semiHidden="0" w:uiPriority="67" w:unhideWhenUsed="0"/>
+    <w:lsdException w:name="Medium Grid 2 Accent 6" w:semiHidden="0" w:uiPriority="68" w:unhideWhenUsed="0"/>
+    <w:lsdException w:name="Medium Grid 3 Accent 6" w:semiHidden="0" w:uiPriority="69" w:unhideWhenUsed="0"/>
+    <w:lsdException w:name="Dark List Accent 6" w:semiHidden="0" w:uiPriority="70" w:unhideWhenUsed="0"/>
+    <w:lsdException w:name="Colorful Shading Accent 6" w:semiHidden="0" w:uiPriority="71" w:unhideWhenUsed="0"/>
+    <w:lsdException w:name="Colorful List Accent 6" w:semiHidden="0" w:uiPriority="72" w:unhideWhenUsed="0"/>
+    <w:lsdException w:name="Colorful Grid Accent 6" w:semiHidden="0" w:uiPriority="73" w:unhideWhenUsed="0"/>
+    <w:lsdException w:name="Subtle Emphasis" w:semiHidden="0" w:uiPriority="19" w:unhideWhenUsed="0" w:qFormat="1"/>
+    <w:lsdException w:name="Intense Emphasis" w:semiHidden="0" w:uiPriority="21" w:unhideWhenUsed="0" w:qFormat="1"/>
+    <w:lsdException w:name="Subtle Reference" w:semiHidden="0" w:uiPriority="31" w:unhideWhenUsed="0" w:qFormat="1"/>
+    <w:lsdException w:name="Intense Reference" w:semiHidden="0" w:uiPriority="32" w:unhideWhenUsed="0" w:qFormat="1"/>
+    <w:lsdException w:name="Book Title" w:semiHidden="0" w:uiPriority="33" w:unhideWhenUsed="0" w:qFormat="1"/>
+    <w:lsdException w:name="Bibliography" w:uiPriority="37"/>
+    <w:lsdException w:name="TOC Heading" w:uiPriority="39" w:qFormat="1"/>
   </w:latentStyles>
-  <w:style w:type="paragraph" w:default="1" w:styleId="a0">
+  <w:style w:type="paragraph" w:default="1" w:styleId="Normal">
     <w:name w:val="Normal"/>
     <w:qFormat/>
     <w:rsid w:val="002B3D5C"/>
@@ -18302,11 +18062,11 @@
       <w:rFonts w:cs="Times New Roman"/>
     </w:rPr>
   </w:style>
-  <w:style w:type="paragraph" w:styleId="1">
+  <w:style w:type="paragraph" w:styleId="Heading1">
     <w:name w:val="heading 1"/>
-    <w:basedOn w:val="a0"/>
-    <w:next w:val="a0"/>
-    <w:link w:val="10"/>
+    <w:basedOn w:val="Normal"/>
+    <w:next w:val="Normal"/>
+    <w:link w:val="Heading1Char"/>
     <w:uiPriority w:val="9"/>
     <w:qFormat/>
     <w:rsid w:val="00A45680"/>
@@ -18325,11 +18085,11 @@
       <w:szCs w:val="28"/>
     </w:rPr>
   </w:style>
-  <w:style w:type="paragraph" w:styleId="2">
+  <w:style w:type="paragraph" w:styleId="Heading2">
     <w:name w:val="heading 2"/>
-    <w:basedOn w:val="a0"/>
-    <w:next w:val="a0"/>
-    <w:link w:val="20"/>
+    <w:basedOn w:val="Normal"/>
+    <w:next w:val="Normal"/>
+    <w:link w:val="Heading2Char"/>
     <w:uiPriority w:val="9"/>
     <w:unhideWhenUsed/>
     <w:qFormat/>
@@ -18349,11 +18109,11 @@
       <w:szCs w:val="26"/>
     </w:rPr>
   </w:style>
-  <w:style w:type="paragraph" w:styleId="3">
+  <w:style w:type="paragraph" w:styleId="Heading3">
     <w:name w:val="heading 3"/>
-    <w:basedOn w:val="a0"/>
-    <w:next w:val="a0"/>
-    <w:link w:val="30"/>
+    <w:basedOn w:val="Normal"/>
+    <w:next w:val="Normal"/>
+    <w:link w:val="Heading3Char"/>
     <w:uiPriority w:val="9"/>
     <w:unhideWhenUsed/>
     <w:qFormat/>
@@ -18371,11 +18131,11 @@
       <w:color w:val="4F81BD" w:themeColor="accent1"/>
     </w:rPr>
   </w:style>
-  <w:style w:type="paragraph" w:styleId="4">
+  <w:style w:type="paragraph" w:styleId="Heading4">
     <w:name w:val="heading 4"/>
-    <w:basedOn w:val="a0"/>
-    <w:next w:val="a0"/>
-    <w:link w:val="40"/>
+    <w:basedOn w:val="Normal"/>
+    <w:next w:val="Normal"/>
+    <w:link w:val="Heading4Char"/>
     <w:uiPriority w:val="9"/>
     <w:semiHidden/>
     <w:unhideWhenUsed/>
@@ -18396,12 +18156,13 @@
       <w:color w:val="4F81BD" w:themeColor="accent1"/>
     </w:rPr>
   </w:style>
-  <w:style w:type="character" w:default="1" w:styleId="a1">
+  <w:style w:type="character" w:default="1" w:styleId="DefaultParagraphFont">
     <w:name w:val="Default Paragraph Font"/>
     <w:uiPriority w:val="1"/>
+    <w:semiHidden/>
     <w:unhideWhenUsed/>
   </w:style>
-  <w:style w:type="table" w:default="1" w:styleId="a2">
+  <w:style w:type="table" w:default="1" w:styleId="TableNormal">
     <w:name w:val="Normal Table"/>
     <w:uiPriority w:val="99"/>
     <w:semiHidden/>
@@ -18416,16 +18177,16 @@
       </w:tblCellMar>
     </w:tblPr>
   </w:style>
-  <w:style w:type="numbering" w:default="1" w:styleId="a3">
+  <w:style w:type="numbering" w:default="1" w:styleId="NoList">
     <w:name w:val="No List"/>
     <w:uiPriority w:val="99"/>
     <w:semiHidden/>
     <w:unhideWhenUsed/>
   </w:style>
-  <w:style w:type="character" w:customStyle="1" w:styleId="10">
-    <w:name w:val="Заглавие 1 Знак"/>
-    <w:basedOn w:val="a1"/>
-    <w:link w:val="1"/>
+  <w:style w:type="character" w:customStyle="1" w:styleId="Heading1Char">
+    <w:name w:val="Heading 1 Char"/>
+    <w:basedOn w:val="DefaultParagraphFont"/>
+    <w:link w:val="Heading1"/>
     <w:uiPriority w:val="9"/>
     <w:locked/>
     <w:rsid w:val="00A45680"/>
@@ -18438,10 +18199,10 @@
       <w:szCs w:val="28"/>
     </w:rPr>
   </w:style>
-  <w:style w:type="character" w:customStyle="1" w:styleId="20">
-    <w:name w:val="Заглавие 2 Знак"/>
-    <w:basedOn w:val="a1"/>
-    <w:link w:val="2"/>
+  <w:style w:type="character" w:customStyle="1" w:styleId="Heading2Char">
+    <w:name w:val="Heading 2 Char"/>
+    <w:basedOn w:val="DefaultParagraphFont"/>
+    <w:link w:val="Heading2"/>
     <w:uiPriority w:val="9"/>
     <w:locked/>
     <w:rsid w:val="00A45680"/>
@@ -18454,10 +18215,10 @@
       <w:szCs w:val="26"/>
     </w:rPr>
   </w:style>
-  <w:style w:type="character" w:customStyle="1" w:styleId="30">
-    <w:name w:val="Заглавие 3 Знак"/>
-    <w:basedOn w:val="a1"/>
-    <w:link w:val="3"/>
+  <w:style w:type="character" w:customStyle="1" w:styleId="Heading3Char">
+    <w:name w:val="Heading 3 Char"/>
+    <w:basedOn w:val="DefaultParagraphFont"/>
+    <w:link w:val="Heading3"/>
     <w:uiPriority w:val="9"/>
     <w:locked/>
     <w:rsid w:val="00663D82"/>
@@ -18468,9 +18229,9 @@
       <w:color w:val="4F81BD" w:themeColor="accent1"/>
     </w:rPr>
   </w:style>
-  <w:style w:type="paragraph" w:styleId="a">
+  <w:style w:type="paragraph" w:styleId="ListParagraph">
     <w:name w:val="List Paragraph"/>
-    <w:basedOn w:val="a0"/>
+    <w:basedOn w:val="Normal"/>
     <w:uiPriority w:val="34"/>
     <w:qFormat/>
     <w:rsid w:val="00663D82"/>
@@ -18481,9 +18242,9 @@
       <w:contextualSpacing/>
     </w:pPr>
   </w:style>
-  <w:style w:type="character" w:styleId="a4">
+  <w:style w:type="character" w:styleId="Hyperlink">
     <w:name w:val="Hyperlink"/>
-    <w:basedOn w:val="a1"/>
+    <w:basedOn w:val="DefaultParagraphFont"/>
     <w:uiPriority w:val="99"/>
     <w:unhideWhenUsed/>
     <w:rsid w:val="00DB14CF"/>
@@ -18493,9 +18254,9 @@
       <w:u w:val="single"/>
     </w:rPr>
   </w:style>
-  <w:style w:type="character" w:customStyle="1" w:styleId="11">
+  <w:style w:type="character" w:customStyle="1" w:styleId="1">
     <w:name w:val="Неразрешено споменаване1"/>
-    <w:basedOn w:val="a1"/>
+    <w:basedOn w:val="DefaultParagraphFont"/>
     <w:uiPriority w:val="99"/>
     <w:semiHidden/>
     <w:unhideWhenUsed/>
@@ -18505,10 +18266,10 @@
       <w:shd w:val="clear" w:color="auto" w:fill="E1DFDD"/>
     </w:rPr>
   </w:style>
-  <w:style w:type="paragraph" w:styleId="a5">
+  <w:style w:type="paragraph" w:styleId="BalloonText">
     <w:name w:val="Balloon Text"/>
-    <w:basedOn w:val="a0"/>
-    <w:link w:val="a6"/>
+    <w:basedOn w:val="Normal"/>
+    <w:link w:val="BalloonTextChar"/>
     <w:uiPriority w:val="99"/>
     <w:semiHidden/>
     <w:unhideWhenUsed/>
@@ -18522,10 +18283,10 @@
       <w:szCs w:val="16"/>
     </w:rPr>
   </w:style>
-  <w:style w:type="character" w:customStyle="1" w:styleId="a6">
-    <w:name w:val="Изнесен текст Знак"/>
-    <w:basedOn w:val="a1"/>
-    <w:link w:val="a5"/>
+  <w:style w:type="character" w:customStyle="1" w:styleId="BalloonTextChar">
+    <w:name w:val="Balloon Text Char"/>
+    <w:basedOn w:val="DefaultParagraphFont"/>
+    <w:link w:val="BalloonText"/>
     <w:uiPriority w:val="99"/>
     <w:semiHidden/>
     <w:rsid w:val="000F014E"/>
@@ -18535,9 +18296,9 @@
       <w:szCs w:val="16"/>
     </w:rPr>
   </w:style>
-  <w:style w:type="character" w:styleId="a7">
+  <w:style w:type="character" w:styleId="FollowedHyperlink">
     <w:name w:val="FollowedHyperlink"/>
-    <w:basedOn w:val="a1"/>
+    <w:basedOn w:val="DefaultParagraphFont"/>
     <w:uiPriority w:val="99"/>
     <w:semiHidden/>
     <w:unhideWhenUsed/>
@@ -18547,10 +18308,10 @@
       <w:u w:val="single"/>
     </w:rPr>
   </w:style>
-  <w:style w:type="character" w:customStyle="1" w:styleId="40">
-    <w:name w:val="Заглавие 4 Знак"/>
-    <w:basedOn w:val="a1"/>
-    <w:link w:val="4"/>
+  <w:style w:type="character" w:customStyle="1" w:styleId="Heading4Char">
+    <w:name w:val="Heading 4 Char"/>
+    <w:basedOn w:val="DefaultParagraphFont"/>
+    <w:link w:val="Heading4"/>
     <w:uiPriority w:val="9"/>
     <w:semiHidden/>
     <w:rsid w:val="00CA41A6"/>
@@ -18563,9 +18324,9 @@
       <w:color w:val="4F81BD" w:themeColor="accent1"/>
     </w:rPr>
   </w:style>
-  <w:style w:type="paragraph" w:styleId="a8">
+  <w:style w:type="paragraph" w:styleId="NormalWeb">
     <w:name w:val="Normal (Web)"/>
-    <w:basedOn w:val="a0"/>
+    <w:basedOn w:val="Normal"/>
     <w:uiPriority w:val="99"/>
     <w:semiHidden/>
     <w:unhideWhenUsed/>
@@ -18580,9 +18341,9 @@
       <w:lang w:val="en-US"/>
     </w:rPr>
   </w:style>
-  <w:style w:type="character" w:styleId="a9">
+  <w:style w:type="character" w:styleId="Strong">
     <w:name w:val="Strong"/>
-    <w:basedOn w:val="a1"/>
+    <w:basedOn w:val="DefaultParagraphFont"/>
     <w:uiPriority w:val="22"/>
     <w:qFormat/>
     <w:rsid w:val="00B52118"/>
@@ -18591,9 +18352,479 @@
       <w:bCs/>
     </w:rPr>
   </w:style>
-  <w:style w:type="character" w:styleId="HTML">
+  <w:style w:type="character" w:styleId="HTMLCode">
     <w:name w:val="HTML Code"/>
-    <w:basedOn w:val="a1"/>
+    <w:basedOn w:val="DefaultParagraphFont"/>
+    <w:uiPriority w:val="99"/>
+    <w:semiHidden/>
+    <w:unhideWhenUsed/>
+    <w:rsid w:val="00B52118"/>
+    <w:rPr>
+      <w:rFonts w:ascii="Courier New" w:eastAsia="Times New Roman" w:hAnsi="Courier New" w:cs="Courier New"/>
+      <w:sz w:val="20"/>
+      <w:szCs w:val="20"/>
+    </w:rPr>
+  </w:style>
+</w:styles>
+</file>
+
+<file path=word/stylesWithEffects.xml><?xml version="1.0" encoding="utf-8"?>
+<w:styles xmlns:wpc="http://schemas.microsoft.com/office/word/2010/wordprocessingCanvas" xmlns:mc="http://schemas.openxmlformats.org/markup-compatibility/2006" xmlns:o="urn:schemas-microsoft-com:office:office" xmlns:r="http://schemas.openxmlformats.org/officeDocument/2006/relationships" xmlns:m="http://schemas.openxmlformats.org/officeDocument/2006/math" xmlns:v="urn:schemas-microsoft-com:vml" xmlns:wp14="http://schemas.microsoft.com/office/word/2010/wordprocessingDrawing" xmlns:wp="http://schemas.openxmlformats.org/drawingml/2006/wordprocessingDrawing" xmlns:w10="urn:schemas-microsoft-com:office:word" xmlns:w="http://schemas.openxmlformats.org/wordprocessingml/2006/main" xmlns:w14="http://schemas.microsoft.com/office/word/2010/wordml" xmlns:wpg="http://schemas.microsoft.com/office/word/2010/wordprocessingGroup" xmlns:wpi="http://schemas.microsoft.com/office/word/2010/wordprocessingInk" xmlns:wne="http://schemas.microsoft.com/office/word/2006/wordml" xmlns:wps="http://schemas.microsoft.com/office/word/2010/wordprocessingShape" mc:Ignorable="w14 wp14">
+  <w:docDefaults>
+    <w:rPrDefault>
+      <w:rPr>
+        <w:rFonts w:asciiTheme="minorHAnsi" w:eastAsia="Times New Roman" w:hAnsiTheme="minorHAnsi" w:cstheme="minorHAnsi"/>
+        <w:sz w:val="22"/>
+        <w:szCs w:val="22"/>
+        <w:lang w:val="bg-BG" w:eastAsia="en-US" w:bidi="ar-SA"/>
+      </w:rPr>
+    </w:rPrDefault>
+    <w:pPrDefault>
+      <w:pPr>
+        <w:spacing w:after="200" w:line="276" w:lineRule="auto"/>
+      </w:pPr>
+    </w:pPrDefault>
+  </w:docDefaults>
+  <w:latentStyles w:defLockedState="0" w:defUIPriority="99" w:defSemiHidden="1" w:defUnhideWhenUsed="1" w:defQFormat="0" w:count="267">
+    <w:lsdException w:name="Normal" w:semiHidden="0" w:uiPriority="0" w:unhideWhenUsed="0" w:qFormat="1"/>
+    <w:lsdException w:name="heading 1" w:semiHidden="0" w:uiPriority="9" w:unhideWhenUsed="0" w:qFormat="1"/>
+    <w:lsdException w:name="heading 2" w:uiPriority="9" w:qFormat="1"/>
+    <w:lsdException w:name="heading 3" w:uiPriority="9" w:qFormat="1"/>
+    <w:lsdException w:name="heading 4" w:uiPriority="9" w:qFormat="1"/>
+    <w:lsdException w:name="heading 5" w:uiPriority="9" w:qFormat="1"/>
+    <w:lsdException w:name="heading 6" w:uiPriority="9" w:qFormat="1"/>
+    <w:lsdException w:name="heading 7" w:uiPriority="9" w:qFormat="1"/>
+    <w:lsdException w:name="heading 8" w:uiPriority="9" w:qFormat="1"/>
+    <w:lsdException w:name="heading 9" w:uiPriority="9" w:qFormat="1"/>
+    <w:lsdException w:name="toc 1" w:uiPriority="39"/>
+    <w:lsdException w:name="toc 2" w:uiPriority="39"/>
+    <w:lsdException w:name="toc 3" w:uiPriority="39"/>
+    <w:lsdException w:name="toc 4" w:uiPriority="39"/>
+    <w:lsdException w:name="toc 5" w:uiPriority="39"/>
+    <w:lsdException w:name="toc 6" w:uiPriority="39"/>
+    <w:lsdException w:name="toc 7" w:uiPriority="39"/>
+    <w:lsdException w:name="toc 8" w:uiPriority="39"/>
+    <w:lsdException w:name="toc 9" w:uiPriority="39"/>
+    <w:lsdException w:name="caption" w:uiPriority="35" w:qFormat="1"/>
+    <w:lsdException w:name="Title" w:semiHidden="0" w:uiPriority="10" w:unhideWhenUsed="0" w:qFormat="1"/>
+    <w:lsdException w:name="Default Paragraph Font" w:uiPriority="1"/>
+    <w:lsdException w:name="Subtitle" w:semiHidden="0" w:uiPriority="11" w:unhideWhenUsed="0" w:qFormat="1"/>
+    <w:lsdException w:name="Strong" w:semiHidden="0" w:uiPriority="22" w:unhideWhenUsed="0" w:qFormat="1"/>
+    <w:lsdException w:name="Emphasis" w:semiHidden="0" w:uiPriority="20" w:unhideWhenUsed="0" w:qFormat="1"/>
+    <w:lsdException w:name="Table Grid" w:semiHidden="0" w:uiPriority="59" w:unhideWhenUsed="0"/>
+    <w:lsdException w:name="Placeholder Text" w:unhideWhenUsed="0"/>
+    <w:lsdException w:name="No Spacing" w:semiHidden="0" w:uiPriority="1" w:unhideWhenUsed="0" w:qFormat="1"/>
+    <w:lsdException w:name="Light Shading" w:semiHidden="0" w:uiPriority="60" w:unhideWhenUsed="0"/>
+    <w:lsdException w:name="Light List" w:semiHidden="0" w:uiPriority="61" w:unhideWhenUsed="0"/>
+    <w:lsdException w:name="Light Grid" w:semiHidden="0" w:uiPriority="62" w:unhideWhenUsed="0"/>
+    <w:lsdException w:name="Medium Shading 1" w:semiHidden="0" w:uiPriority="63" w:unhideWhenUsed="0"/>
+    <w:lsdException w:name="Medium Shading 2" w:semiHidden="0" w:uiPriority="64" w:unhideWhenUsed="0"/>
+    <w:lsdException w:name="Medium List 1" w:semiHidden="0" w:uiPriority="65" w:unhideWhenUsed="0"/>
+    <w:lsdException w:name="Medium List 2" w:semiHidden="0" w:uiPriority="66" w:unhideWhenUsed="0"/>
+    <w:lsdException w:name="Medium Grid 1" w:semiHidden="0" w:uiPriority="67" w:unhideWhenUsed="0"/>
+    <w:lsdException w:name="Medium Grid 2" w:semiHidden="0" w:uiPriority="68" w:unhideWhenUsed="0"/>
+    <w:lsdException w:name="Medium Grid 3" w:semiHidden="0" w:uiPriority="69" w:unhideWhenUsed="0"/>
+    <w:lsdException w:name="Dark List" w:semiHidden="0" w:uiPriority="70" w:unhideWhenUsed="0"/>
+    <w:lsdException w:name="Colorful Shading" w:semiHidden="0" w:uiPriority="71" w:unhideWhenUsed="0"/>
+    <w:lsdException w:name="Colorful List" w:semiHidden="0" w:uiPriority="72" w:unhideWhenUsed="0"/>
+    <w:lsdException w:name="Colorful Grid" w:semiHidden="0" w:uiPriority="73" w:unhideWhenUsed="0"/>
+    <w:lsdException w:name="Light Shading Accent 1" w:semiHidden="0" w:uiPriority="60" w:unhideWhenUsed="0"/>
+    <w:lsdException w:name="Light List Accent 1" w:semiHidden="0" w:uiPriority="61" w:unhideWhenUsed="0"/>
+    <w:lsdException w:name="Light Grid Accent 1" w:semiHidden="0" w:uiPriority="62" w:unhideWhenUsed="0"/>
+    <w:lsdException w:name="Medium Shading 1 Accent 1" w:semiHidden="0" w:uiPriority="63" w:unhideWhenUsed="0"/>
+    <w:lsdException w:name="Medium Shading 2 Accent 1" w:semiHidden="0" w:uiPriority="64" w:unhideWhenUsed="0"/>
+    <w:lsdException w:name="Medium List 1 Accent 1" w:semiHidden="0" w:uiPriority="65" w:unhideWhenUsed="0"/>
+    <w:lsdException w:name="Revision" w:unhideWhenUsed="0"/>
+    <w:lsdException w:name="List Paragraph" w:semiHidden="0" w:uiPriority="34" w:unhideWhenUsed="0" w:qFormat="1"/>
+    <w:lsdException w:name="Quote" w:semiHidden="0" w:uiPriority="29" w:unhideWhenUsed="0" w:qFormat="1"/>
+    <w:lsdException w:name="Intense Quote" w:semiHidden="0" w:uiPriority="30" w:unhideWhenUsed="0" w:qFormat="1"/>
+    <w:lsdException w:name="Medium List 2 Accent 1" w:semiHidden="0" w:uiPriority="66" w:unhideWhenUsed="0"/>
+    <w:lsdException w:name="Medium Grid 1 Accent 1" w:semiHidden="0" w:uiPriority="67" w:unhideWhenUsed="0"/>
+    <w:lsdException w:name="Medium Grid 2 Accent 1" w:semiHidden="0" w:uiPriority="68" w:unhideWhenUsed="0"/>
+    <w:lsdException w:name="Medium Grid 3 Accent 1" w:semiHidden="0" w:uiPriority="69" w:unhideWhenUsed="0"/>
+    <w:lsdException w:name="Dark List Accent 1" w:semiHidden="0" w:uiPriority="70" w:unhideWhenUsed="0"/>
+    <w:lsdException w:name="Colorful Shading Accent 1" w:semiHidden="0" w:uiPriority="71" w:unhideWhenUsed="0"/>
+    <w:lsdException w:name="Colorful List Accent 1" w:semiHidden="0" w:uiPriority="72" w:unhideWhenUsed="0"/>
+    <w:lsdException w:name="Colorful Grid Accent 1" w:semiHidden="0" w:uiPriority="73" w:unhideWhenUsed="0"/>
+    <w:lsdException w:name="Light Shading Accent 2" w:semiHidden="0" w:uiPriority="60" w:unhideWhenUsed="0"/>
+    <w:lsdException w:name="Light List Accent 2" w:semiHidden="0" w:uiPriority="61" w:unhideWhenUsed="0"/>
+    <w:lsdException w:name="Light Grid Accent 2" w:semiHidden="0" w:uiPriority="62" w:unhideWhenUsed="0"/>
+    <w:lsdException w:name="Medium Shading 1 Accent 2" w:semiHidden="0" w:uiPriority="63" w:unhideWhenUsed="0"/>
+    <w:lsdException w:name="Medium Shading 2 Accent 2" w:semiHidden="0" w:uiPriority="64" w:unhideWhenUsed="0"/>
+    <w:lsdException w:name="Medium List 1 Accent 2" w:semiHidden="0" w:uiPriority="65" w:unhideWhenUsed="0"/>
+    <w:lsdException w:name="Medium List 2 Accent 2" w:semiHidden="0" w:uiPriority="66" w:unhideWhenUsed="0"/>
+    <w:lsdException w:name="Medium Grid 1 Accent 2" w:semiHidden="0" w:uiPriority="67" w:unhideWhenUsed="0"/>
+    <w:lsdException w:name="Medium Grid 2 Accent 2" w:semiHidden="0" w:uiPriority="68" w:unhideWhenUsed="0"/>
+    <w:lsdException w:name="Medium Grid 3 Accent 2" w:semiHidden="0" w:uiPriority="69" w:unhideWhenUsed="0"/>
+    <w:lsdException w:name="Dark List Accent 2" w:semiHidden="0" w:uiPriority="70" w:unhideWhenUsed="0"/>
+    <w:lsdException w:name="Colorful Shading Accent 2" w:semiHidden="0" w:uiPriority="71" w:unhideWhenUsed="0"/>
+    <w:lsdException w:name="Colorful List Accent 2" w:semiHidden="0" w:uiPriority="72" w:unhideWhenUsed="0"/>
+    <w:lsdException w:name="Colorful Grid Accent 2" w:semiHidden="0" w:uiPriority="73" w:unhideWhenUsed="0"/>
+    <w:lsdException w:name="Light Shading Accent 3" w:semiHidden="0" w:uiPriority="60" w:unhideWhenUsed="0"/>
+    <w:lsdException w:name="Light List Accent 3" w:semiHidden="0" w:uiPriority="61" w:unhideWhenUsed="0"/>
+    <w:lsdException w:name="Light Grid Accent 3" w:semiHidden="0" w:uiPriority="62" w:unhideWhenUsed="0"/>
+    <w:lsdException w:name="Medium Shading 1 Accent 3" w:semiHidden="0" w:uiPriority="63" w:unhideWhenUsed="0"/>
+    <w:lsdException w:name="Medium Shading 2 Accent 3" w:semiHidden="0" w:uiPriority="64" w:unhideWhenUsed="0"/>
+    <w:lsdException w:name="Medium List 1 Accent 3" w:semiHidden="0" w:uiPriority="65" w:unhideWhenUsed="0"/>
+    <w:lsdException w:name="Medium List 2 Accent 3" w:semiHidden="0" w:uiPriority="66" w:unhideWhenUsed="0"/>
+    <w:lsdException w:name="Medium Grid 1 Accent 3" w:semiHidden="0" w:uiPriority="67" w:unhideWhenUsed="0"/>
+    <w:lsdException w:name="Medium Grid 2 Accent 3" w:semiHidden="0" w:uiPriority="68" w:unhideWhenUsed="0"/>
+    <w:lsdException w:name="Medium Grid 3 Accent 3" w:semiHidden="0" w:uiPriority="69" w:unhideWhenUsed="0"/>
+    <w:lsdException w:name="Dark List Accent 3" w:semiHidden="0" w:uiPriority="70" w:unhideWhenUsed="0"/>
+    <w:lsdException w:name="Colorful Shading Accent 3" w:semiHidden="0" w:uiPriority="71" w:unhideWhenUsed="0"/>
+    <w:lsdException w:name="Colorful List Accent 3" w:semiHidden="0" w:uiPriority="72" w:unhideWhenUsed="0"/>
+    <w:lsdException w:name="Colorful Grid Accent 3" w:semiHidden="0" w:uiPriority="73" w:unhideWhenUsed="0"/>
+    <w:lsdException w:name="Light Shading Accent 4" w:semiHidden="0" w:uiPriority="60" w:unhideWhenUsed="0"/>
+    <w:lsdException w:name="Light List Accent 4" w:semiHidden="0" w:uiPriority="61" w:unhideWhenUsed="0"/>
+    <w:lsdException w:name="Light Grid Accent 4" w:semiHidden="0" w:uiPriority="62" w:unhideWhenUsed="0"/>
+    <w:lsdException w:name="Medium Shading 1 Accent 4" w:semiHidden="0" w:uiPriority="63" w:unhideWhenUsed="0"/>
+    <w:lsdException w:name="Medium Shading 2 Accent 4" w:semiHidden="0" w:uiPriority="64" w:unhideWhenUsed="0"/>
+    <w:lsdException w:name="Medium List 1 Accent 4" w:semiHidden="0" w:uiPriority="65" w:unhideWhenUsed="0"/>
+    <w:lsdException w:name="Medium List 2 Accent 4" w:semiHidden="0" w:uiPriority="66" w:unhideWhenUsed="0"/>
+    <w:lsdException w:name="Medium Grid 1 Accent 4" w:semiHidden="0" w:uiPriority="67" w:unhideWhenUsed="0"/>
+    <w:lsdException w:name="Medium Grid 2 Accent 4" w:semiHidden="0" w:uiPriority="68" w:unhideWhenUsed="0"/>
+    <w:lsdException w:name="Medium Grid 3 Accent 4" w:semiHidden="0" w:uiPriority="69" w:unhideWhenUsed="0"/>
+    <w:lsdException w:name="Dark List Accent 4" w:semiHidden="0" w:uiPriority="70" w:unhideWhenUsed="0"/>
+    <w:lsdException w:name="Colorful Shading Accent 4" w:semiHidden="0" w:uiPriority="71" w:unhideWhenUsed="0"/>
+    <w:lsdException w:name="Colorful List Accent 4" w:semiHidden="0" w:uiPriority="72" w:unhideWhenUsed="0"/>
+    <w:lsdException w:name="Colorful Grid Accent 4" w:semiHidden="0" w:uiPriority="73" w:unhideWhenUsed="0"/>
+    <w:lsdException w:name="Light Shading Accent 5" w:semiHidden="0" w:uiPriority="60" w:unhideWhenUsed="0"/>
+    <w:lsdException w:name="Light List Accent 5" w:semiHidden="0" w:uiPriority="61" w:unhideWhenUsed="0"/>
+    <w:lsdException w:name="Light Grid Accent 5" w:semiHidden="0" w:uiPriority="62" w:unhideWhenUsed="0"/>
+    <w:lsdException w:name="Medium Shading 1 Accent 5" w:semiHidden="0" w:uiPriority="63" w:unhideWhenUsed="0"/>
+    <w:lsdException w:name="Medium Shading 2 Accent 5" w:semiHidden="0" w:uiPriority="64" w:unhideWhenUsed="0"/>
+    <w:lsdException w:name="Medium List 1 Accent 5" w:semiHidden="0" w:uiPriority="65" w:unhideWhenUsed="0"/>
+    <w:lsdException w:name="Medium List 2 Accent 5" w:semiHidden="0" w:uiPriority="66" w:unhideWhenUsed="0"/>
+    <w:lsdException w:name="Medium Grid 1 Accent 5" w:semiHidden="0" w:uiPriority="67" w:unhideWhenUsed="0"/>
+    <w:lsdException w:name="Medium Grid 2 Accent 5" w:semiHidden="0" w:uiPriority="68" w:unhideWhenUsed="0"/>
+    <w:lsdException w:name="Medium Grid 3 Accent 5" w:semiHidden="0" w:uiPriority="69" w:unhideWhenUsed="0"/>
+    <w:lsdException w:name="Dark List Accent 5" w:semiHidden="0" w:uiPriority="70" w:unhideWhenUsed="0"/>
+    <w:lsdException w:name="Colorful Shading Accent 5" w:semiHidden="0" w:uiPriority="71" w:unhideWhenUsed="0"/>
+    <w:lsdException w:name="Colorful List Accent 5" w:semiHidden="0" w:uiPriority="72" w:unhideWhenUsed="0"/>
+    <w:lsdException w:name="Colorful Grid Accent 5" w:semiHidden="0" w:uiPriority="73" w:unhideWhenUsed="0"/>
+    <w:lsdException w:name="Light Shading Accent 6" w:semiHidden="0" w:uiPriority="60" w:unhideWhenUsed="0"/>
+    <w:lsdException w:name="Light List Accent 6" w:semiHidden="0" w:uiPriority="61" w:unhideWhenUsed="0"/>
+    <w:lsdException w:name="Light Grid Accent 6" w:semiHidden="0" w:uiPriority="62" w:unhideWhenUsed="0"/>
+    <w:lsdException w:name="Medium Shading 1 Accent 6" w:semiHidden="0" w:uiPriority="63" w:unhideWhenUsed="0"/>
+    <w:lsdException w:name="Medium Shading 2 Accent 6" w:semiHidden="0" w:uiPriority="64" w:unhideWhenUsed="0"/>
+    <w:lsdException w:name="Medium List 1 Accent 6" w:semiHidden="0" w:uiPriority="65" w:unhideWhenUsed="0"/>
+    <w:lsdException w:name="Medium List 2 Accent 6" w:semiHidden="0" w:uiPriority="66" w:unhideWhenUsed="0"/>
+    <w:lsdException w:name="Medium Grid 1 Accent 6" w:semiHidden="0" w:uiPriority="67" w:unhideWhenUsed="0"/>
+    <w:lsdException w:name="Medium Grid 2 Accent 6" w:semiHidden="0" w:uiPriority="68" w:unhideWhenUsed="0"/>
+    <w:lsdException w:name="Medium Grid 3 Accent 6" w:semiHidden="0" w:uiPriority="69" w:unhideWhenUsed="0"/>
+    <w:lsdException w:name="Dark List Accent 6" w:semiHidden="0" w:uiPriority="70" w:unhideWhenUsed="0"/>
+    <w:lsdException w:name="Colorful Shading Accent 6" w:semiHidden="0" w:uiPriority="71" w:unhideWhenUsed="0"/>
+    <w:lsdException w:name="Colorful List Accent 6" w:semiHidden="0" w:uiPriority="72" w:unhideWhenUsed="0"/>
+    <w:lsdException w:name="Colorful Grid Accent 6" w:semiHidden="0" w:uiPriority="73" w:unhideWhenUsed="0"/>
+    <w:lsdException w:name="Subtle Emphasis" w:semiHidden="0" w:uiPriority="19" w:unhideWhenUsed="0" w:qFormat="1"/>
+    <w:lsdException w:name="Intense Emphasis" w:semiHidden="0" w:uiPriority="21" w:unhideWhenUsed="0" w:qFormat="1"/>
+    <w:lsdException w:name="Subtle Reference" w:semiHidden="0" w:uiPriority="31" w:unhideWhenUsed="0" w:qFormat="1"/>
+    <w:lsdException w:name="Intense Reference" w:semiHidden="0" w:uiPriority="32" w:unhideWhenUsed="0" w:qFormat="1"/>
+    <w:lsdException w:name="Book Title" w:semiHidden="0" w:uiPriority="33" w:unhideWhenUsed="0" w:qFormat="1"/>
+    <w:lsdException w:name="Bibliography" w:uiPriority="37"/>
+    <w:lsdException w:name="TOC Heading" w:uiPriority="39" w:qFormat="1"/>
+  </w:latentStyles>
+  <w:style w:type="paragraph" w:default="1" w:styleId="Normal">
+    <w:name w:val="Normal"/>
+    <w:qFormat/>
+    <w:rsid w:val="002B3D5C"/>
+    <w:rPr>
+      <w:rFonts w:cs="Times New Roman"/>
+    </w:rPr>
+  </w:style>
+  <w:style w:type="paragraph" w:styleId="Heading1">
+    <w:name w:val="heading 1"/>
+    <w:basedOn w:val="Normal"/>
+    <w:next w:val="Normal"/>
+    <w:link w:val="Heading1Char"/>
+    <w:uiPriority w:val="9"/>
+    <w:qFormat/>
+    <w:rsid w:val="00A45680"/>
+    <w:pPr>
+      <w:keepNext/>
+      <w:keepLines/>
+      <w:spacing w:before="480" w:after="0"/>
+      <w:outlineLvl w:val="0"/>
+    </w:pPr>
+    <w:rPr>
+      <w:rFonts w:asciiTheme="majorHAnsi" w:eastAsiaTheme="majorEastAsia" w:hAnsiTheme="majorHAnsi"/>
+      <w:b/>
+      <w:bCs/>
+      <w:color w:val="365F91" w:themeColor="accent1" w:themeShade="BF"/>
+      <w:sz w:val="28"/>
+      <w:szCs w:val="28"/>
+    </w:rPr>
+  </w:style>
+  <w:style w:type="paragraph" w:styleId="Heading2">
+    <w:name w:val="heading 2"/>
+    <w:basedOn w:val="Normal"/>
+    <w:next w:val="Normal"/>
+    <w:link w:val="Heading2Char"/>
+    <w:uiPriority w:val="9"/>
+    <w:unhideWhenUsed/>
+    <w:qFormat/>
+    <w:rsid w:val="00A45680"/>
+    <w:pPr>
+      <w:keepNext/>
+      <w:keepLines/>
+      <w:spacing w:before="200" w:after="0"/>
+      <w:outlineLvl w:val="1"/>
+    </w:pPr>
+    <w:rPr>
+      <w:rFonts w:asciiTheme="majorHAnsi" w:eastAsiaTheme="majorEastAsia" w:hAnsiTheme="majorHAnsi"/>
+      <w:b/>
+      <w:bCs/>
+      <w:color w:val="4F81BD" w:themeColor="accent1"/>
+      <w:sz w:val="26"/>
+      <w:szCs w:val="26"/>
+    </w:rPr>
+  </w:style>
+  <w:style w:type="paragraph" w:styleId="Heading3">
+    <w:name w:val="heading 3"/>
+    <w:basedOn w:val="Normal"/>
+    <w:next w:val="Normal"/>
+    <w:link w:val="Heading3Char"/>
+    <w:uiPriority w:val="9"/>
+    <w:unhideWhenUsed/>
+    <w:qFormat/>
+    <w:rsid w:val="00663D82"/>
+    <w:pPr>
+      <w:keepNext/>
+      <w:keepLines/>
+      <w:spacing w:before="200" w:after="0"/>
+      <w:outlineLvl w:val="2"/>
+    </w:pPr>
+    <w:rPr>
+      <w:rFonts w:asciiTheme="majorHAnsi" w:eastAsiaTheme="majorEastAsia" w:hAnsiTheme="majorHAnsi"/>
+      <w:b/>
+      <w:bCs/>
+      <w:color w:val="4F81BD" w:themeColor="accent1"/>
+    </w:rPr>
+  </w:style>
+  <w:style w:type="paragraph" w:styleId="Heading4">
+    <w:name w:val="heading 4"/>
+    <w:basedOn w:val="Normal"/>
+    <w:next w:val="Normal"/>
+    <w:link w:val="Heading4Char"/>
+    <w:uiPriority w:val="9"/>
+    <w:semiHidden/>
+    <w:unhideWhenUsed/>
+    <w:qFormat/>
+    <w:rsid w:val="00CA41A6"/>
+    <w:pPr>
+      <w:keepNext/>
+      <w:keepLines/>
+      <w:spacing w:before="200" w:after="0"/>
+      <w:outlineLvl w:val="3"/>
+    </w:pPr>
+    <w:rPr>
+      <w:rFonts w:asciiTheme="majorHAnsi" w:eastAsiaTheme="majorEastAsia" w:hAnsiTheme="majorHAnsi" w:cstheme="majorBidi"/>
+      <w:b/>
+      <w:bCs/>
+      <w:i/>
+      <w:iCs/>
+      <w:color w:val="4F81BD" w:themeColor="accent1"/>
+    </w:rPr>
+  </w:style>
+  <w:style w:type="character" w:default="1" w:styleId="DefaultParagraphFont">
+    <w:name w:val="Default Paragraph Font"/>
+    <w:uiPriority w:val="1"/>
+    <w:semiHidden/>
+    <w:unhideWhenUsed/>
+  </w:style>
+  <w:style w:type="table" w:default="1" w:styleId="TableNormal">
+    <w:name w:val="Normal Table"/>
+    <w:uiPriority w:val="99"/>
+    <w:semiHidden/>
+    <w:unhideWhenUsed/>
+    <w:tblPr>
+      <w:tblInd w:w="0" w:type="dxa"/>
+      <w:tblCellMar>
+        <w:top w:w="0" w:type="dxa"/>
+        <w:left w:w="108" w:type="dxa"/>
+        <w:bottom w:w="0" w:type="dxa"/>
+        <w:right w:w="108" w:type="dxa"/>
+      </w:tblCellMar>
+    </w:tblPr>
+  </w:style>
+  <w:style w:type="numbering" w:default="1" w:styleId="NoList">
+    <w:name w:val="No List"/>
+    <w:uiPriority w:val="99"/>
+    <w:semiHidden/>
+    <w:unhideWhenUsed/>
+  </w:style>
+  <w:style w:type="character" w:customStyle="1" w:styleId="Heading1Char">
+    <w:name w:val="Heading 1 Char"/>
+    <w:basedOn w:val="DefaultParagraphFont"/>
+    <w:link w:val="Heading1"/>
+    <w:uiPriority w:val="9"/>
+    <w:locked/>
+    <w:rsid w:val="00A45680"/>
+    <w:rPr>
+      <w:rFonts w:asciiTheme="majorHAnsi" w:eastAsiaTheme="majorEastAsia" w:hAnsiTheme="majorHAnsi" w:cs="Times New Roman"/>
+      <w:b/>
+      <w:bCs/>
+      <w:color w:val="365F91" w:themeColor="accent1" w:themeShade="BF"/>
+      <w:sz w:val="28"/>
+      <w:szCs w:val="28"/>
+    </w:rPr>
+  </w:style>
+  <w:style w:type="character" w:customStyle="1" w:styleId="Heading2Char">
+    <w:name w:val="Heading 2 Char"/>
+    <w:basedOn w:val="DefaultParagraphFont"/>
+    <w:link w:val="Heading2"/>
+    <w:uiPriority w:val="9"/>
+    <w:locked/>
+    <w:rsid w:val="00A45680"/>
+    <w:rPr>
+      <w:rFonts w:asciiTheme="majorHAnsi" w:eastAsiaTheme="majorEastAsia" w:hAnsiTheme="majorHAnsi" w:cs="Times New Roman"/>
+      <w:b/>
+      <w:bCs/>
+      <w:color w:val="4F81BD" w:themeColor="accent1"/>
+      <w:sz w:val="26"/>
+      <w:szCs w:val="26"/>
+    </w:rPr>
+  </w:style>
+  <w:style w:type="character" w:customStyle="1" w:styleId="Heading3Char">
+    <w:name w:val="Heading 3 Char"/>
+    <w:basedOn w:val="DefaultParagraphFont"/>
+    <w:link w:val="Heading3"/>
+    <w:uiPriority w:val="9"/>
+    <w:locked/>
+    <w:rsid w:val="00663D82"/>
+    <w:rPr>
+      <w:rFonts w:asciiTheme="majorHAnsi" w:eastAsiaTheme="majorEastAsia" w:hAnsiTheme="majorHAnsi" w:cs="Times New Roman"/>
+      <w:b/>
+      <w:bCs/>
+      <w:color w:val="4F81BD" w:themeColor="accent1"/>
+    </w:rPr>
+  </w:style>
+  <w:style w:type="paragraph" w:styleId="ListParagraph">
+    <w:name w:val="List Paragraph"/>
+    <w:basedOn w:val="Normal"/>
+    <w:uiPriority w:val="34"/>
+    <w:qFormat/>
+    <w:rsid w:val="00663D82"/>
+    <w:pPr>
+      <w:numPr>
+        <w:numId w:val="2"/>
+      </w:numPr>
+      <w:contextualSpacing/>
+    </w:pPr>
+  </w:style>
+  <w:style w:type="character" w:styleId="Hyperlink">
+    <w:name w:val="Hyperlink"/>
+    <w:basedOn w:val="DefaultParagraphFont"/>
+    <w:uiPriority w:val="99"/>
+    <w:unhideWhenUsed/>
+    <w:rsid w:val="00DB14CF"/>
+    <w:rPr>
+      <w:rFonts w:cs="Times New Roman"/>
+      <w:color w:val="0000FF" w:themeColor="hyperlink"/>
+      <w:u w:val="single"/>
+    </w:rPr>
+  </w:style>
+  <w:style w:type="character" w:customStyle="1" w:styleId="1">
+    <w:name w:val="Неразрешено споменаване1"/>
+    <w:basedOn w:val="DefaultParagraphFont"/>
+    <w:uiPriority w:val="99"/>
+    <w:semiHidden/>
+    <w:unhideWhenUsed/>
+    <w:rsid w:val="00180442"/>
+    <w:rPr>
+      <w:color w:val="605E5C"/>
+      <w:shd w:val="clear" w:color="auto" w:fill="E1DFDD"/>
+    </w:rPr>
+  </w:style>
+  <w:style w:type="paragraph" w:styleId="BalloonText">
+    <w:name w:val="Balloon Text"/>
+    <w:basedOn w:val="Normal"/>
+    <w:link w:val="BalloonTextChar"/>
+    <w:uiPriority w:val="99"/>
+    <w:semiHidden/>
+    <w:unhideWhenUsed/>
+    <w:rsid w:val="000F014E"/>
+    <w:pPr>
+      <w:spacing w:after="0" w:line="240" w:lineRule="auto"/>
+    </w:pPr>
+    <w:rPr>
+      <w:rFonts w:ascii="Tahoma" w:hAnsi="Tahoma" w:cs="Tahoma"/>
+      <w:sz w:val="16"/>
+      <w:szCs w:val="16"/>
+    </w:rPr>
+  </w:style>
+  <w:style w:type="character" w:customStyle="1" w:styleId="BalloonTextChar">
+    <w:name w:val="Balloon Text Char"/>
+    <w:basedOn w:val="DefaultParagraphFont"/>
+    <w:link w:val="BalloonText"/>
+    <w:uiPriority w:val="99"/>
+    <w:semiHidden/>
+    <w:rsid w:val="000F014E"/>
+    <w:rPr>
+      <w:rFonts w:ascii="Tahoma" w:hAnsi="Tahoma" w:cs="Tahoma"/>
+      <w:sz w:val="16"/>
+      <w:szCs w:val="16"/>
+    </w:rPr>
+  </w:style>
+  <w:style w:type="character" w:styleId="FollowedHyperlink">
+    <w:name w:val="FollowedHyperlink"/>
+    <w:basedOn w:val="DefaultParagraphFont"/>
+    <w:uiPriority w:val="99"/>
+    <w:semiHidden/>
+    <w:unhideWhenUsed/>
+    <w:rsid w:val="000F014E"/>
+    <w:rPr>
+      <w:color w:val="800080" w:themeColor="followedHyperlink"/>
+      <w:u w:val="single"/>
+    </w:rPr>
+  </w:style>
+  <w:style w:type="character" w:customStyle="1" w:styleId="Heading4Char">
+    <w:name w:val="Heading 4 Char"/>
+    <w:basedOn w:val="DefaultParagraphFont"/>
+    <w:link w:val="Heading4"/>
+    <w:uiPriority w:val="9"/>
+    <w:semiHidden/>
+    <w:rsid w:val="00CA41A6"/>
+    <w:rPr>
+      <w:rFonts w:asciiTheme="majorHAnsi" w:eastAsiaTheme="majorEastAsia" w:hAnsiTheme="majorHAnsi" w:cstheme="majorBidi"/>
+      <w:b/>
+      <w:bCs/>
+      <w:i/>
+      <w:iCs/>
+      <w:color w:val="4F81BD" w:themeColor="accent1"/>
+    </w:rPr>
+  </w:style>
+  <w:style w:type="paragraph" w:styleId="NormalWeb">
+    <w:name w:val="Normal (Web)"/>
+    <w:basedOn w:val="Normal"/>
+    <w:uiPriority w:val="99"/>
+    <w:semiHidden/>
+    <w:unhideWhenUsed/>
+    <w:rsid w:val="00B52118"/>
+    <w:pPr>
+      <w:spacing w:before="100" w:beforeAutospacing="1" w:after="100" w:afterAutospacing="1" w:line="240" w:lineRule="auto"/>
+    </w:pPr>
+    <w:rPr>
+      <w:rFonts w:ascii="Times New Roman" w:hAnsi="Times New Roman"/>
+      <w:sz w:val="24"/>
+      <w:szCs w:val="24"/>
+      <w:lang w:val="en-US"/>
+    </w:rPr>
+  </w:style>
+  <w:style w:type="character" w:styleId="Strong">
+    <w:name w:val="Strong"/>
+    <w:basedOn w:val="DefaultParagraphFont"/>
+    <w:uiPriority w:val="22"/>
+    <w:qFormat/>
+    <w:rsid w:val="00B52118"/>
+    <w:rPr>
+      <w:b/>
+      <w:bCs/>
+    </w:rPr>
+  </w:style>
+  <w:style w:type="character" w:styleId="HTMLCode">
+    <w:name w:val="HTML Code"/>
+    <w:basedOn w:val="DefaultParagraphFont"/>
     <w:uiPriority w:val="99"/>
     <w:semiHidden/>
     <w:unhideWhenUsed/>
@@ -18895,7 +19126,7 @@
 </file>
 
 <file path=customXml/itemProps1.xml><?xml version="1.0" encoding="utf-8"?>
-<ds:datastoreItem xmlns:ds="http://schemas.openxmlformats.org/officeDocument/2006/customXml" ds:itemID="{71B6E3EB-6051-4F6A-93F5-EA789228A075}">
+<ds:datastoreItem xmlns:ds="http://schemas.openxmlformats.org/officeDocument/2006/customXml" ds:itemID="{6BB36738-F820-4E60-B51E-C7E910B47EBB}">
   <ds:schemaRefs>
     <ds:schemaRef ds:uri="http://schemas.openxmlformats.org/officeDocument/2006/bibliography"/>
   </ds:schemaRefs>

--- a/doctemplate_and_requirements/documentation_template.docx
+++ b/doctemplate_and_requirements/documentation_template.docx
@@ -1,6 +1,6 @@
 
 <file path=word/document.xml><?xml version="1.0" encoding="utf-8"?>
-<w:document xmlns:wpc="http://schemas.microsoft.com/office/word/2010/wordprocessingCanvas" xmlns:mc="http://schemas.openxmlformats.org/markup-compatibility/2006" xmlns:o="urn:schemas-microsoft-com:office:office" xmlns:r="http://schemas.openxmlformats.org/officeDocument/2006/relationships" xmlns:m="http://schemas.openxmlformats.org/officeDocument/2006/math" xmlns:v="urn:schemas-microsoft-com:vml" xmlns:wp14="http://schemas.microsoft.com/office/word/2010/wordprocessingDrawing" xmlns:wp="http://schemas.openxmlformats.org/drawingml/2006/wordprocessingDrawing" xmlns:w10="urn:schemas-microsoft-com:office:word" xmlns:w="http://schemas.openxmlformats.org/wordprocessingml/2006/main" xmlns:w14="http://schemas.microsoft.com/office/word/2010/wordml" xmlns:wpg="http://schemas.microsoft.com/office/word/2010/wordprocessingGroup" xmlns:wpi="http://schemas.microsoft.com/office/word/2010/wordprocessingInk" xmlns:wne="http://schemas.microsoft.com/office/word/2006/wordml" xmlns:wps="http://schemas.microsoft.com/office/word/2010/wordprocessingShape" mc:Ignorable="w14 wp14">
+<w:document xmlns:wpc="http://schemas.microsoft.com/office/word/2010/wordprocessingCanvas" xmlns:cx="http://schemas.microsoft.com/office/drawing/2014/chartex" xmlns:mc="http://schemas.openxmlformats.org/markup-compatibility/2006" xmlns:o="urn:schemas-microsoft-com:office:office" xmlns:r="http://schemas.openxmlformats.org/officeDocument/2006/relationships" xmlns:m="http://schemas.openxmlformats.org/officeDocument/2006/math" xmlns:v="urn:schemas-microsoft-com:vml" xmlns:wp14="http://schemas.microsoft.com/office/word/2010/wordprocessingDrawing" xmlns:wp="http://schemas.openxmlformats.org/drawingml/2006/wordprocessingDrawing" xmlns:w10="urn:schemas-microsoft-com:office:word" xmlns:w="http://schemas.openxmlformats.org/wordprocessingml/2006/main" xmlns:w14="http://schemas.microsoft.com/office/word/2010/wordml" xmlns:w15="http://schemas.microsoft.com/office/word/2012/wordml" xmlns:w16se="http://schemas.microsoft.com/office/word/2015/wordml/symex" xmlns:wpg="http://schemas.microsoft.com/office/word/2010/wordprocessingGroup" xmlns:wpi="http://schemas.microsoft.com/office/word/2010/wordprocessingInk" xmlns:wne="http://schemas.microsoft.com/office/word/2006/wordml" xmlns:wps="http://schemas.microsoft.com/office/word/2010/wordprocessingShape" mc:Ignorable="w14 w15 w16se wp14">
   <w:body>
     <w:p>
       <w:pPr>
@@ -3442,7 +3442,7 @@
           <w:noProof/>
           <w:sz w:val="18"/>
           <w:szCs w:val="18"/>
-          <w:lang w:val="en-US"/>
+          <w:lang w:eastAsia="bg-BG"/>
         </w:rPr>
         <w:drawing>
           <wp:anchor distT="0" distB="0" distL="114300" distR="114300" simplePos="0" relativeHeight="251658240" behindDoc="0" locked="0" layoutInCell="1" allowOverlap="1" wp14:anchorId="3A912440" wp14:editId="000EE97E">
@@ -3468,7 +3468,7 @@
                     <pic:cNvPicPr/>
                   </pic:nvPicPr>
                   <pic:blipFill>
-                    <a:blip r:embed="rId7">
+                    <a:blip r:embed="rId6">
                       <a:extLst>
                         <a:ext uri="{28A0092B-C50C-407E-A947-70E740481C1C}">
                           <a14:useLocalDpi xmlns:a14="http://schemas.microsoft.com/office/drawing/2010/main" val="0"/>
@@ -3566,7 +3566,7 @@
           <w:noProof/>
           <w:sz w:val="18"/>
           <w:szCs w:val="18"/>
-          <w:lang w:val="en-US"/>
+          <w:lang w:eastAsia="bg-BG"/>
         </w:rPr>
         <w:drawing>
           <wp:inline distT="0" distB="0" distL="0" distR="0" wp14:anchorId="412376D6" wp14:editId="190D28AE">
@@ -3584,7 +3584,7 @@
                     <pic:cNvPicPr/>
                   </pic:nvPicPr>
                   <pic:blipFill>
-                    <a:blip r:embed="rId8">
+                    <a:blip r:embed="rId7">
                       <a:extLst>
                         <a:ext uri="{28A0092B-C50C-407E-A947-70E740481C1C}">
                           <a14:useLocalDpi xmlns:a14="http://schemas.microsoft.com/office/drawing/2010/main" val="0"/>
@@ -3769,7 +3769,7 @@
       <w:r>
         <w:rPr>
           <w:noProof/>
-          <w:lang w:val="en-US"/>
+          <w:lang w:eastAsia="bg-BG"/>
         </w:rPr>
         <w:drawing>
           <wp:inline distT="0" distB="0" distL="0" distR="0" wp14:anchorId="5F996687" wp14:editId="24F2A35D">
@@ -3787,7 +3787,7 @@
                     <pic:cNvPicPr/>
                   </pic:nvPicPr>
                   <pic:blipFill>
-                    <a:blip r:embed="rId9">
+                    <a:blip r:embed="rId8">
                       <a:extLst>
                         <a:ext uri="{28A0092B-C50C-407E-A947-70E740481C1C}">
                           <a14:useLocalDpi xmlns:a14="http://schemas.microsoft.com/office/drawing/2010/main" val="0"/>
@@ -3999,7 +3999,23 @@
         <w:t>id-</w:t>
       </w:r>
       <w:r>
-        <w:t>тата на всички турнири,чието име съвпада или съдържа даден подстринг на името (</w:t>
+        <w:t xml:space="preserve">тата на всички </w:t>
+      </w:r>
+      <w:proofErr w:type="spellStart"/>
+      <w:r>
+        <w:t>турнири,чието</w:t>
+      </w:r>
+      <w:proofErr w:type="spellEnd"/>
+      <w:r>
+        <w:t xml:space="preserve"> име съвпада или съдържа даден </w:t>
+      </w:r>
+      <w:proofErr w:type="spellStart"/>
+      <w:r>
+        <w:t>подстринг</w:t>
+      </w:r>
+      <w:proofErr w:type="spellEnd"/>
+      <w:r>
+        <w:t xml:space="preserve"> на името (</w:t>
       </w:r>
       <w:proofErr w:type="spellStart"/>
       <w:r>
@@ -4142,159 +4158,197 @@
           <w:lang w:val="en-US"/>
         </w:rPr>
       </w:pPr>
+      <w:r>
+        <w:rPr>
+          <w:lang w:val="en-US"/>
+        </w:rPr>
+        <w:t>curl -H "Authorization: {token}</w:t>
+      </w:r>
       <w:proofErr w:type="gramStart"/>
       <w:r>
         <w:rPr>
           <w:lang w:val="en-US"/>
         </w:rPr>
+        <w:t>"  "</w:t>
+      </w:r>
+      <w:proofErr w:type="gramEnd"/>
+      <w:r>
+        <w:rPr>
+          <w:lang w:val="en-US"/>
+        </w:rPr>
+        <w:t>{</w:t>
+      </w:r>
+      <w:proofErr w:type="spellStart"/>
+      <w:r>
+        <w:rPr>
+          <w:lang w:val="en-US"/>
+        </w:rPr>
+        <w:t>project_root</w:t>
+      </w:r>
+      <w:proofErr w:type="spellEnd"/>
+      <w:r>
+        <w:rPr>
+          <w:lang w:val="en-US"/>
+        </w:rPr>
+        <w:t>}</w:t>
+      </w:r>
+      <w:r>
+        <w:rPr>
+          <w:lang w:val="en-US"/>
+        </w:rPr>
+        <w:t>/</w:t>
+      </w:r>
+      <w:proofErr w:type="spellStart"/>
+      <w:r>
+        <w:rPr>
+          <w:lang w:val="en-US"/>
+        </w:rPr>
+        <w:t>tournament-results?tournament_id</w:t>
+      </w:r>
+      <w:proofErr w:type="spellEnd"/>
+      <w:r>
+        <w:rPr>
+          <w:lang w:val="en-US"/>
+        </w:rPr>
+        <w:t>={id}"</w:t>
+      </w:r>
+    </w:p>
+    <w:p>
+      <w:r>
+        <w:rPr>
+          <w:lang w:val="en-US"/>
+        </w:rPr>
+        <w:t>curl -H "Authorization: {token}</w:t>
+      </w:r>
+      <w:proofErr w:type="gramStart"/>
+      <w:r>
+        <w:rPr>
+          <w:lang w:val="en-US"/>
+        </w:rPr>
+        <w:t>"  "</w:t>
+      </w:r>
+      <w:proofErr w:type="gramEnd"/>
+      <w:r>
+        <w:rPr>
+          <w:lang w:val="en-US"/>
+        </w:rPr>
+        <w:t>{</w:t>
+      </w:r>
+      <w:proofErr w:type="spellStart"/>
+      <w:r>
+        <w:rPr>
+          <w:lang w:val="en-US"/>
+        </w:rPr>
+        <w:t>project_root</w:t>
+      </w:r>
+      <w:proofErr w:type="spellEnd"/>
+      <w:r>
+        <w:rPr>
+          <w:lang w:val="en-US"/>
+        </w:rPr>
+        <w:t>}</w:t>
+      </w:r>
+      <w:r>
+        <w:rPr>
+          <w:lang w:val="en-US"/>
+        </w:rPr>
+        <w:t>/</w:t>
+      </w:r>
+      <w:proofErr w:type="spellStart"/>
+      <w:r>
+        <w:rPr>
+          <w:lang w:val="en-US"/>
+        </w:rPr>
+        <w:t>show-tournaments?str</w:t>
+      </w:r>
+      <w:proofErr w:type="spellEnd"/>
+      <w:r>
+        <w:rPr>
+          <w:lang w:val="en-US"/>
+        </w:rPr>
+        <w:t>={</w:t>
+      </w:r>
+      <w:proofErr w:type="spellStart"/>
+      <w:r>
+        <w:rPr>
+          <w:lang w:val="en-US"/>
+        </w:rPr>
+        <w:t>substr</w:t>
+      </w:r>
+      <w:proofErr w:type="spellEnd"/>
+      <w:r>
+        <w:rPr>
+          <w:lang w:val="en-US"/>
+        </w:rPr>
+        <w:t>}"</w:t>
+      </w:r>
+    </w:p>
+    <w:p>
+      <w:r>
+        <w:t>Примери:</w:t>
+      </w:r>
+    </w:p>
+    <w:p>
+      <w:proofErr w:type="spellStart"/>
+      <w:r>
         <w:t>curl</w:t>
       </w:r>
-      <w:proofErr w:type="gramEnd"/>
-      <w:r>
-        <w:rPr>
-          <w:lang w:val="en-US"/>
-        </w:rPr>
-        <w:t xml:space="preserve"> -H "Authorization: {token}"  "{</w:t>
-      </w:r>
-      <w:proofErr w:type="spellStart"/>
-      <w:r>
-        <w:rPr>
-          <w:lang w:val="en-US"/>
-        </w:rPr>
-        <w:t>project_root</w:t>
-      </w:r>
-      <w:proofErr w:type="spellEnd"/>
-      <w:r>
-        <w:rPr>
-          <w:lang w:val="en-US"/>
-        </w:rPr>
-        <w:t>}</w:t>
-      </w:r>
-      <w:r>
-        <w:rPr>
-          <w:lang w:val="en-US"/>
-        </w:rPr>
-        <w:t>/</w:t>
-      </w:r>
-      <w:proofErr w:type="spellStart"/>
-      <w:r>
-        <w:rPr>
-          <w:lang w:val="en-US"/>
-        </w:rPr>
-        <w:t>tournament-results?tournament_id</w:t>
-      </w:r>
-      <w:proofErr w:type="spellEnd"/>
-      <w:r>
-        <w:rPr>
-          <w:lang w:val="en-US"/>
-        </w:rPr>
-        <w:t>={id}"</w:t>
-      </w:r>
-    </w:p>
-    <w:p>
-      <w:proofErr w:type="gramStart"/>
-      <w:r>
-        <w:rPr>
-          <w:lang w:val="en-US"/>
-        </w:rPr>
+      <w:proofErr w:type="spellEnd"/>
+      <w:r>
+        <w:t xml:space="preserve"> -H "</w:t>
+      </w:r>
+      <w:proofErr w:type="spellStart"/>
+      <w:r>
+        <w:t>Authorization</w:t>
+      </w:r>
+      <w:proofErr w:type="spellEnd"/>
+      <w:r>
+        <w:t xml:space="preserve">: </w:t>
+      </w:r>
+      <w:proofErr w:type="spellStart"/>
+      <w:r>
+        <w:rPr>
+          <w:lang w:val="en-US"/>
+        </w:rPr>
+        <w:t>someToken</w:t>
+      </w:r>
+      <w:proofErr w:type="spellEnd"/>
+      <w:r>
+        <w:t>" "http://loc</w:t>
+      </w:r>
+      <w:r>
+        <w:t>alhost/tournament-manager</w:t>
+      </w:r>
+      <w:r>
+        <w:t>/show-tournaments?str=c"</w:t>
+      </w:r>
+    </w:p>
+    <w:p>
+      <w:r>
+        <w:t>﻿ID,Име</w:t>
+      </w:r>
+    </w:p>
+    <w:p>
+      <w:r>
+        <w:t>3,"CS 2 турнир"</w:t>
+      </w:r>
+    </w:p>
+    <w:p>
+      <w:proofErr w:type="spellStart"/>
+      <w:r>
         <w:t>curl</w:t>
       </w:r>
-      <w:proofErr w:type="gramEnd"/>
-      <w:r>
-        <w:rPr>
-          <w:lang w:val="en-US"/>
-        </w:rPr>
-        <w:t xml:space="preserve"> -H "Authorization: {token}"  "{</w:t>
-      </w:r>
-      <w:proofErr w:type="spellStart"/>
-      <w:r>
-        <w:rPr>
-          <w:lang w:val="en-US"/>
-        </w:rPr>
-        <w:t>project_root</w:t>
-      </w:r>
-      <w:proofErr w:type="spellEnd"/>
-      <w:r>
-        <w:rPr>
-          <w:lang w:val="en-US"/>
-        </w:rPr>
-        <w:t>}</w:t>
-      </w:r>
-      <w:r>
-        <w:rPr>
-          <w:lang w:val="en-US"/>
-        </w:rPr>
-        <w:t>/</w:t>
-      </w:r>
-      <w:proofErr w:type="spellStart"/>
-      <w:r>
-        <w:rPr>
-          <w:lang w:val="en-US"/>
-        </w:rPr>
-        <w:t>show-tournaments?str</w:t>
-      </w:r>
-      <w:proofErr w:type="spellEnd"/>
-      <w:r>
-        <w:rPr>
-          <w:lang w:val="en-US"/>
-        </w:rPr>
-        <w:t>={</w:t>
-      </w:r>
-      <w:proofErr w:type="spellStart"/>
-      <w:r>
-        <w:rPr>
-          <w:lang w:val="en-US"/>
-        </w:rPr>
-        <w:t>substr</w:t>
-      </w:r>
-      <w:proofErr w:type="spellEnd"/>
-      <w:r>
-        <w:rPr>
-          <w:lang w:val="en-US"/>
-        </w:rPr>
-        <w:t>}"</w:t>
-      </w:r>
-    </w:p>
-    <w:p>
-      <w:r>
-        <w:t>Примери:</w:t>
-      </w:r>
-    </w:p>
-    <w:p>
-      <w:r>
-        <w:t xml:space="preserve">curl -H "Authorization: </w:t>
-      </w:r>
-      <w:proofErr w:type="spellStart"/>
-      <w:r>
-        <w:rPr>
-          <w:lang w:val="en-US"/>
-        </w:rPr>
-        <w:t>someToken</w:t>
-      </w:r>
-      <w:proofErr w:type="spellEnd"/>
-      <w:r>
-        <w:t>" "http://loc</w:t>
-      </w:r>
-      <w:r>
-        <w:t>alhost/tournament-manager</w:t>
-      </w:r>
-      <w:r>
-        <w:t>/show-tournaments?str=c"</w:t>
-      </w:r>
-    </w:p>
-    <w:p>
-      <w:r>
-        <w:t>﻿ID,Име</w:t>
-      </w:r>
-    </w:p>
-    <w:p>
-      <w:r>
-        <w:t>3,"CS 2 турнир"</w:t>
-      </w:r>
-    </w:p>
-    <w:p>
-      <w:r>
-        <w:t xml:space="preserve">curl -H "Authorization: </w:t>
+      <w:proofErr w:type="spellEnd"/>
+      <w:r>
+        <w:t xml:space="preserve"> -H "</w:t>
+      </w:r>
+      <w:proofErr w:type="spellStart"/>
+      <w:r>
+        <w:t>Authorization</w:t>
+      </w:r>
+      <w:proofErr w:type="spellEnd"/>
+      <w:r>
+        <w:t xml:space="preserve">: </w:t>
       </w:r>
       <w:proofErr w:type="spellStart"/>
       <w:r>
@@ -4544,7 +4598,7 @@
       <w:r>
         <w:t xml:space="preserve">Всички имейл адреси са от вида </w:t>
       </w:r>
-      <w:hyperlink r:id="rId10" w:history="1">
+      <w:hyperlink r:id="rId9" w:history="1">
         <w:r>
           <w:rPr>
             <w:rStyle w:val="Hyperlink"/>
@@ -4559,7 +4613,7 @@
         </w:rPr>
         <w:t xml:space="preserve">, </w:t>
       </w:r>
-      <w:hyperlink r:id="rId11" w:history="1">
+      <w:hyperlink r:id="rId10" w:history="1">
         <w:r>
           <w:rPr>
             <w:rStyle w:val="Hyperlink"/>
@@ -5623,8 +5677,16 @@
         <w:rPr>
           <w:lang w:val="en-US"/>
         </w:rPr>
-        <w:t xml:space="preserve"> турнири</w:t>
-      </w:r>
+        <w:t xml:space="preserve"> </w:t>
+      </w:r>
+      <w:proofErr w:type="spellStart"/>
+      <w:r>
+        <w:rPr>
+          <w:lang w:val="en-US"/>
+        </w:rPr>
+        <w:t>турнири</w:t>
+      </w:r>
+      <w:proofErr w:type="spellEnd"/>
     </w:p>
     <w:p>
       <w:pPr>
@@ -7853,6 +7915,282 @@
     </w:p>
     <w:p>
       <w:pPr>
+        <w:pStyle w:val="ListParagraph"/>
+        <w:numPr>
+          <w:ilvl w:val="0"/>
+          <w:numId w:val="31"/>
+        </w:numPr>
+        <w:rPr>
+          <w:sz w:val="18"/>
+          <w:szCs w:val="18"/>
+        </w:rPr>
+      </w:pPr>
+      <w:r>
+        <w:rPr>
+          <w:sz w:val="18"/>
+          <w:szCs w:val="18"/>
+        </w:rPr>
+        <w:t>Илиян</w:t>
+      </w:r>
+      <w:r>
+        <w:rPr>
+          <w:sz w:val="18"/>
+          <w:szCs w:val="18"/>
+        </w:rPr>
+        <w:t xml:space="preserve"> </w:t>
+      </w:r>
+      <w:r>
+        <w:rPr>
+          <w:sz w:val="18"/>
+          <w:szCs w:val="18"/>
+        </w:rPr>
+        <w:t xml:space="preserve">– повечето </w:t>
+      </w:r>
+      <w:r>
+        <w:rPr>
+          <w:sz w:val="18"/>
+          <w:szCs w:val="18"/>
+          <w:lang w:val="en-US"/>
+        </w:rPr>
+        <w:t xml:space="preserve">handlers </w:t>
+      </w:r>
+      <w:r>
+        <w:rPr>
+          <w:sz w:val="18"/>
+          <w:szCs w:val="18"/>
+        </w:rPr>
+        <w:t xml:space="preserve">и </w:t>
+      </w:r>
+      <w:r>
+        <w:rPr>
+          <w:sz w:val="18"/>
+          <w:szCs w:val="18"/>
+          <w:lang w:val="en-US"/>
+        </w:rPr>
+        <w:t>helpers</w:t>
+      </w:r>
+      <w:r>
+        <w:rPr>
+          <w:sz w:val="18"/>
+          <w:szCs w:val="18"/>
+        </w:rPr>
+        <w:t xml:space="preserve"> от </w:t>
+      </w:r>
+      <w:r>
+        <w:rPr>
+          <w:sz w:val="18"/>
+          <w:szCs w:val="18"/>
+          <w:lang w:val="en-US"/>
+        </w:rPr>
+        <w:t>backend</w:t>
+      </w:r>
+      <w:r>
+        <w:rPr>
+          <w:sz w:val="18"/>
+          <w:szCs w:val="18"/>
+        </w:rPr>
+        <w:t xml:space="preserve"> логиката - за вход и регистрация</w:t>
+      </w:r>
+      <w:r>
+        <w:rPr>
+          <w:sz w:val="18"/>
+          <w:szCs w:val="18"/>
+          <w:lang w:val="en-US"/>
+        </w:rPr>
+        <w:t xml:space="preserve">, </w:t>
+      </w:r>
+      <w:r>
+        <w:rPr>
+          <w:sz w:val="18"/>
+          <w:szCs w:val="18"/>
+        </w:rPr>
+        <w:t>записване</w:t>
+      </w:r>
+      <w:r>
+        <w:rPr>
+          <w:sz w:val="18"/>
+          <w:szCs w:val="18"/>
+          <w:lang w:val="en-US"/>
+        </w:rPr>
+        <w:t>/</w:t>
+      </w:r>
+      <w:r>
+        <w:rPr>
+          <w:sz w:val="18"/>
+          <w:szCs w:val="18"/>
+        </w:rPr>
+        <w:t>отписване от турнири</w:t>
+      </w:r>
+      <w:r>
+        <w:rPr>
+          <w:sz w:val="18"/>
+          <w:szCs w:val="18"/>
+          <w:lang w:val="en-US"/>
+        </w:rPr>
+        <w:t xml:space="preserve">, </w:t>
+      </w:r>
+      <w:r>
+        <w:rPr>
+          <w:sz w:val="18"/>
+          <w:szCs w:val="18"/>
+        </w:rPr>
+        <w:t>обновяване на резултати в турнир</w:t>
+      </w:r>
+      <w:r>
+        <w:rPr>
+          <w:sz w:val="18"/>
+          <w:szCs w:val="18"/>
+          <w:lang w:val="en-US"/>
+        </w:rPr>
+        <w:t xml:space="preserve">; </w:t>
+      </w:r>
+      <w:r>
+        <w:rPr>
+          <w:sz w:val="18"/>
+          <w:szCs w:val="18"/>
+        </w:rPr>
+        <w:t xml:space="preserve">писани </w:t>
+      </w:r>
+      <w:r>
+        <w:rPr>
+          <w:sz w:val="18"/>
+          <w:szCs w:val="18"/>
+          <w:lang w:val="en-US"/>
+        </w:rPr>
+        <w:t xml:space="preserve">html tournament page </w:t>
+      </w:r>
+      <w:r>
+        <w:rPr>
+          <w:sz w:val="18"/>
+          <w:szCs w:val="18"/>
+        </w:rPr>
+        <w:t xml:space="preserve">и </w:t>
+      </w:r>
+      <w:proofErr w:type="spellStart"/>
+      <w:r>
+        <w:rPr>
+          <w:sz w:val="18"/>
+          <w:szCs w:val="18"/>
+          <w:lang w:val="en-US"/>
+        </w:rPr>
+        <w:t>js</w:t>
+      </w:r>
+      <w:proofErr w:type="spellEnd"/>
+      <w:r>
+        <w:rPr>
+          <w:sz w:val="18"/>
+          <w:szCs w:val="18"/>
+          <w:lang w:val="en-US"/>
+        </w:rPr>
+        <w:t xml:space="preserve"> </w:t>
+      </w:r>
+      <w:r>
+        <w:rPr>
+          <w:sz w:val="18"/>
+          <w:szCs w:val="18"/>
+        </w:rPr>
+        <w:t>за логи</w:t>
+      </w:r>
+      <w:r>
+        <w:rPr>
+          <w:sz w:val="18"/>
+          <w:szCs w:val="18"/>
+        </w:rPr>
+        <w:t>ката за визуализиране на турнири</w:t>
+      </w:r>
+      <w:r>
+        <w:rPr>
+          <w:sz w:val="18"/>
+          <w:szCs w:val="18"/>
+          <w:lang w:val="en-US"/>
+        </w:rPr>
+        <w:t xml:space="preserve">; </w:t>
+      </w:r>
+      <w:r>
+        <w:rPr>
+          <w:sz w:val="18"/>
+          <w:szCs w:val="18"/>
+        </w:rPr>
+        <w:t>подреждане на файловете в отделни директории</w:t>
+      </w:r>
+      <w:r>
+        <w:rPr>
+          <w:sz w:val="18"/>
+          <w:szCs w:val="18"/>
+          <w:lang w:val="en-US"/>
+        </w:rPr>
+        <w:t xml:space="preserve">: </w:t>
+      </w:r>
+      <w:r>
+        <w:rPr>
+          <w:sz w:val="18"/>
+          <w:szCs w:val="18"/>
+        </w:rPr>
+        <w:t>п</w:t>
+      </w:r>
+      <w:r>
+        <w:rPr>
+          <w:sz w:val="18"/>
+          <w:szCs w:val="18"/>
+        </w:rPr>
+        <w:t>ринос по</w:t>
+      </w:r>
+      <w:r>
+        <w:rPr>
+          <w:sz w:val="18"/>
+          <w:szCs w:val="18"/>
+        </w:rPr>
+        <w:t xml:space="preserve"> документацията - </w:t>
+      </w:r>
+      <w:r>
+        <w:rPr>
+          <w:sz w:val="18"/>
+          <w:szCs w:val="18"/>
+        </w:rPr>
+        <w:t>точки 4</w:t>
+      </w:r>
+      <w:r>
+        <w:rPr>
+          <w:sz w:val="18"/>
+          <w:szCs w:val="18"/>
+          <w:lang w:val="en-US"/>
+        </w:rPr>
+        <w:t>,7,</w:t>
+      </w:r>
+      <w:r>
+        <w:rPr>
+          <w:sz w:val="18"/>
+          <w:szCs w:val="18"/>
+          <w:lang w:val="en-US"/>
+        </w:rPr>
+        <w:t>10</w:t>
+      </w:r>
+      <w:r>
+        <w:rPr>
+          <w:sz w:val="18"/>
+          <w:szCs w:val="18"/>
+          <w:lang w:val="en-US"/>
+        </w:rPr>
+        <w:t xml:space="preserve"> </w:t>
+      </w:r>
+      <w:r>
+        <w:rPr>
+          <w:sz w:val="18"/>
+          <w:szCs w:val="18"/>
+        </w:rPr>
+        <w:t>и частичен принос по точки 9</w:t>
+      </w:r>
+      <w:r>
+        <w:rPr>
+          <w:sz w:val="18"/>
+          <w:szCs w:val="18"/>
+          <w:lang w:val="en-US"/>
+        </w:rPr>
+        <w:t>,11.</w:t>
+      </w:r>
+    </w:p>
+    <w:p>
+      <w:pPr>
         <w:pStyle w:val="Heading2"/>
         <w:rPr>
           <w:sz w:val="22"/>
@@ -7888,21 +8226,8 @@
         </w:rPr>
         <w:t>как и защо</w:t>
       </w:r>
-    </w:p>
-    <w:p>
-      <w:pPr>
-        <w:rPr>
-          <w:i/>
-          <w:iCs/>
-        </w:rPr>
-      </w:pPr>
-      <w:r>
-        <w:rPr>
-          <w:i/>
-          <w:iCs/>
-        </w:rPr>
-        <w:t>Тук може да се изброят по-важните промптове или изводи, а в отделно приложение да сложите всичко, за което сте използвали.</w:t>
-      </w:r>
+      <w:bookmarkStart w:id="3" w:name="_GoBack"/>
+      <w:bookmarkEnd w:id="3"/>
     </w:p>
     <w:p>
       <w:pPr>
@@ -9080,8 +9405,217 @@
         </w:rPr>
         <w:t>Калоян - това беше първият по-мащабен групов проект, който съм правил, и затова много неща бяха нови за мен като планирането и обмислянето на системата (база данни, изисквания ...), по-задълбочена работа с git и github (с които съм имал много малко опит преди да се захвана с проекта) и xampp (с който се сблъсквам за пръв път). Научих също и основни неща за API.</w:t>
       </w:r>
-      <w:bookmarkStart w:id="3" w:name="_GoBack"/>
-      <w:bookmarkEnd w:id="3"/>
+    </w:p>
+    <w:p>
+      <w:pPr>
+        <w:rPr>
+          <w:sz w:val="18"/>
+          <w:szCs w:val="18"/>
+        </w:rPr>
+      </w:pPr>
+      <w:r>
+        <w:rPr>
+          <w:sz w:val="18"/>
+          <w:szCs w:val="18"/>
+        </w:rPr>
+        <w:t xml:space="preserve">Илиян – научих се как изглежда обстановката в групов проект </w:t>
+      </w:r>
+      <w:r>
+        <w:rPr>
+          <w:sz w:val="18"/>
+          <w:szCs w:val="18"/>
+          <w:lang w:val="en-US"/>
+        </w:rPr>
+        <w:t>(</w:t>
+      </w:r>
+      <w:r>
+        <w:rPr>
+          <w:sz w:val="18"/>
+          <w:szCs w:val="18"/>
+        </w:rPr>
+        <w:t>разпределянето на задължения</w:t>
+      </w:r>
+      <w:r>
+        <w:rPr>
+          <w:sz w:val="18"/>
+          <w:szCs w:val="18"/>
+          <w:lang w:val="en-US"/>
+        </w:rPr>
+        <w:t xml:space="preserve">, </w:t>
+      </w:r>
+      <w:r>
+        <w:rPr>
+          <w:sz w:val="18"/>
+          <w:szCs w:val="18"/>
+        </w:rPr>
+        <w:t xml:space="preserve">работа с </w:t>
+      </w:r>
+      <w:proofErr w:type="spellStart"/>
+      <w:r>
+        <w:rPr>
+          <w:sz w:val="18"/>
+          <w:szCs w:val="18"/>
+          <w:lang w:val="en-US"/>
+        </w:rPr>
+        <w:t>git</w:t>
+      </w:r>
+      <w:proofErr w:type="spellEnd"/>
+      <w:r>
+        <w:rPr>
+          <w:sz w:val="18"/>
+          <w:szCs w:val="18"/>
+          <w:lang w:val="en-US"/>
+        </w:rPr>
+        <w:t xml:space="preserve"> </w:t>
+      </w:r>
+      <w:r>
+        <w:rPr>
+          <w:sz w:val="18"/>
+          <w:szCs w:val="18"/>
+        </w:rPr>
+        <w:t>и т.н.</w:t>
+      </w:r>
+      <w:r>
+        <w:rPr>
+          <w:sz w:val="18"/>
+          <w:szCs w:val="18"/>
+          <w:lang w:val="en-US"/>
+        </w:rPr>
+        <w:t xml:space="preserve">). </w:t>
+      </w:r>
+      <w:r>
+        <w:rPr>
+          <w:sz w:val="18"/>
+          <w:szCs w:val="18"/>
+        </w:rPr>
+        <w:t xml:space="preserve">Нямах никакъв опит с </w:t>
+      </w:r>
+      <w:proofErr w:type="spellStart"/>
+      <w:r>
+        <w:rPr>
+          <w:sz w:val="18"/>
+          <w:szCs w:val="18"/>
+          <w:lang w:val="en-US"/>
+        </w:rPr>
+        <w:t>php</w:t>
+      </w:r>
+      <w:proofErr w:type="spellEnd"/>
+      <w:r>
+        <w:rPr>
+          <w:sz w:val="18"/>
+          <w:szCs w:val="18"/>
+          <w:lang w:val="en-US"/>
+        </w:rPr>
+        <w:t xml:space="preserve"> </w:t>
+      </w:r>
+      <w:r>
+        <w:rPr>
+          <w:sz w:val="18"/>
+          <w:szCs w:val="18"/>
+        </w:rPr>
+        <w:t>и по време на работа се запознах както с основите на езика</w:t>
+      </w:r>
+      <w:r>
+        <w:rPr>
+          <w:sz w:val="18"/>
+          <w:szCs w:val="18"/>
+          <w:lang w:val="en-US"/>
+        </w:rPr>
+        <w:t xml:space="preserve">, </w:t>
+      </w:r>
+      <w:r>
+        <w:rPr>
+          <w:sz w:val="18"/>
+          <w:szCs w:val="18"/>
+        </w:rPr>
+        <w:t>така и някои подробности свързани с уеб разработката</w:t>
+      </w:r>
+      <w:r>
+        <w:rPr>
+          <w:sz w:val="18"/>
+          <w:szCs w:val="18"/>
+          <w:lang w:val="en-US"/>
+        </w:rPr>
+        <w:t xml:space="preserve">, </w:t>
+      </w:r>
+      <w:r>
+        <w:rPr>
+          <w:sz w:val="18"/>
+          <w:szCs w:val="18"/>
+        </w:rPr>
+        <w:t>като например някои аспекти при писане на логика</w:t>
+      </w:r>
+      <w:r>
+        <w:rPr>
+          <w:sz w:val="18"/>
+          <w:szCs w:val="18"/>
+          <w:lang w:val="en-US"/>
+        </w:rPr>
+        <w:t>/</w:t>
+      </w:r>
+      <w:r>
+        <w:rPr>
+          <w:sz w:val="18"/>
+          <w:szCs w:val="18"/>
+        </w:rPr>
+        <w:t xml:space="preserve">валидация за регистрационни и </w:t>
+      </w:r>
+      <w:proofErr w:type="spellStart"/>
+      <w:r>
+        <w:rPr>
+          <w:sz w:val="18"/>
+          <w:szCs w:val="18"/>
+        </w:rPr>
+        <w:t>логин</w:t>
+      </w:r>
+      <w:proofErr w:type="spellEnd"/>
+      <w:r>
+        <w:rPr>
+          <w:sz w:val="18"/>
+          <w:szCs w:val="18"/>
+        </w:rPr>
+        <w:t xml:space="preserve"> форми</w:t>
+      </w:r>
+      <w:r>
+        <w:rPr>
+          <w:sz w:val="18"/>
+          <w:szCs w:val="18"/>
+          <w:lang w:val="en-US"/>
+        </w:rPr>
+        <w:t xml:space="preserve">, </w:t>
+      </w:r>
+      <w:r>
+        <w:rPr>
+          <w:sz w:val="18"/>
+          <w:szCs w:val="18"/>
+        </w:rPr>
+        <w:t xml:space="preserve">както и работа със самата база данни. Запознах се и със </w:t>
+      </w:r>
+      <w:proofErr w:type="spellStart"/>
+      <w:r>
+        <w:rPr>
+          <w:sz w:val="18"/>
+          <w:szCs w:val="18"/>
+          <w:lang w:val="en-US"/>
+        </w:rPr>
+        <w:t>xamp</w:t>
+      </w:r>
+      <w:proofErr w:type="spellEnd"/>
+      <w:r>
+        <w:rPr>
+          <w:sz w:val="18"/>
+          <w:szCs w:val="18"/>
+          <w:lang w:val="en-US"/>
+        </w:rPr>
+        <w:t xml:space="preserve"> </w:t>
+      </w:r>
+      <w:r>
+        <w:rPr>
+          <w:sz w:val="18"/>
+          <w:szCs w:val="18"/>
+        </w:rPr>
+        <w:t xml:space="preserve">и като цяло придобих опит в разработка на уеб приложение.  </w:t>
+      </w:r>
     </w:p>
     <w:p>
       <w:pPr>
@@ -9142,7 +9676,7 @@
         </w:rPr>
         <w:t>12.1 – Линк към проекта в гитлаб на фми (</w:t>
       </w:r>
-      <w:hyperlink r:id="rId12" w:history="1">
+      <w:hyperlink r:id="rId11" w:history="1">
         <w:r>
           <w:rPr>
             <w:rStyle w:val="Hyperlink"/>
@@ -9172,9 +9706,10 @@
           <w:i/>
           <w:iCs/>
         </w:rPr>
+        <w:lastRenderedPageBreak/>
         <w:t xml:space="preserve">12.2. Линк към разгърнатият проект във ФМИ – нещо от вида </w:t>
       </w:r>
-      <w:hyperlink r:id="rId13" w:history="1">
+      <w:hyperlink r:id="rId12" w:history="1">
         <w:r>
           <w:rPr>
             <w:rStyle w:val="Hyperlink"/>
@@ -9244,7 +9779,6 @@
           <w:sz w:val="22"/>
           <w:szCs w:val="22"/>
         </w:rPr>
-        <w:lastRenderedPageBreak/>
         <w:t>1</w:t>
       </w:r>
       <w:r>
@@ -9845,7 +10379,14 @@
         <w:rPr>
           <w:lang w:bidi="he-IL"/>
         </w:rPr>
-        <w:t>2.2. За документация на проекта ползвайте шаблона (ще гледам да го кача скоро); Задължително потребителска документация (а.к.а. userguide) - няколко скрийншота с кратко разяснение; условие на проекта (т.е. какво сте разтълкували сме се разбрали да правите - то може и да се различава от описанието дадено в гугъл докс-а към момента); както и инструкции за инсталиране; за защитата - ще дам няколко дати през сесията/преди сесията + официалните дати, за който не успее да мине преди това; за защитата - кода, документацията/необходими библиотеки/среди, инсталации - за инсталирането се предават на DVD (ако има още такова нещо като CD-може и на CD). Може по изключение да сложа И форма за качване само на документацията и програмен код и в мудъл, НО идеята е, че ако няма интернет (да речем е паднал мудъла, спрял е тока и т.н. - само по съдържанието на диска, който сте предали да може да се инсталира</w:t>
+        <w:t xml:space="preserve">2.2. За документация на проекта ползвайте шаблона (ще гледам да го кача скоро); Задължително потребителска документация (а.к.а. userguide) - няколко скрийншота с кратко разяснение; условие на проекта (т.е. какво сте разтълкували сме се разбрали да правите - то може и да се различава от описанието дадено в гугъл докс-а към момента); както и инструкции за инсталиране; за защитата - ще дам няколко дати през сесията/преди сесията + официалните дати, за който не успее да мине преди това; за защитата - кода, документацията/необходими библиотеки/среди, инсталации - за инсталирането се предават на DVD (ако има още такова нещо като CD-може и на CD). Може по изключение да сложа И форма за качване само на документацията и програмен код и в мудъл, НО идеята е, че ако няма интернет (да речем е паднал мудъла, спрял е тока и т.н. - само по съдържанието на диска, който сте предали да </w:t>
+      </w:r>
+      <w:r>
+        <w:rPr>
+          <w:lang w:bidi="he-IL"/>
+        </w:rPr>
+        <w:lastRenderedPageBreak/>
+        <w:t>може да се инсталира</w:t>
       </w:r>
       <w:r>
         <w:rPr>
@@ -9869,14 +10410,7 @@
         <w:rPr>
           <w:lang w:bidi="he-IL"/>
         </w:rPr>
-        <w:t xml:space="preserve">проекта); Също така разпечатвате първа страница от проекта (с името ви и заданието), 1 страница от userguide-а и последната страница, където пише предал/приел (там пише вашите и моите имена), т.е. не е необходимо да печатите цялата документация - така или иначе ще я има в електронен формат; За хората, които не ползват MS Office - ще помоля освен изходният документ в docx/rtf, да качат нещата и е pdf формат, т.к. често такъв тип документация се размества и не се чете. В кода сложете и MySql sql скрипт със създаване на таблицата и скриптове, задаващи примерни данни (т.е. може да тестваме приложението дали работи без данни, и ако за да се види пълната прелест на проекта е нужно </w:t>
-      </w:r>
-      <w:r>
-        <w:rPr>
-          <w:lang w:bidi="he-IL"/>
-        </w:rPr>
-        <w:lastRenderedPageBreak/>
-        <w:t>да се вкарат предварително данни - sql и/или снимки/звуци и т.н. м</w:t>
+        <w:t>проекта); Също така разпечатвате първа страница от проекта (с името ви и заданието), 1 страница от userguide-а и последната страница, където пише предал/приел (там пише вашите и моите имена), т.е. не е необходимо да печатите цялата документация - така или иначе ще я има в електронен формат; За хората, които не ползват MS Office - ще помоля освен изходният документ в docx/rtf, да качат нещата и е pdf формат, т.к. често такъв тип документация се размества и не се чете. В кода сложете и MySql sql скрипт със създаване на таблицата и скриптове, задаващи примерни данни (т.е. може да тестваме приложението дали работи без данни, и ако за да се види пълната прелест на проекта е нужно да се вкарат предварително данни - sql и/или снимки/звуци и т.н. м</w:t>
       </w:r>
       <w:r>
         <w:rPr>
@@ -10390,6 +10924,7 @@
           <w:bCs/>
           <w:lang w:bidi="he-IL"/>
         </w:rPr>
+        <w:lastRenderedPageBreak/>
         <w:t>Заб.</w:t>
       </w:r>
       <w:r>
@@ -10731,7 +11266,6 @@
           <w:highlight w:val="yellow"/>
         </w:rPr>
         <w:tab/>
-        <w:t>DocumentRoot   "C:/</w:t>
       </w:r>
       <w:proofErr w:type="spellStart"/>
       <w:r>
@@ -10741,6 +11275,28 @@
           <w:sz w:val="20"/>
           <w:szCs w:val="20"/>
           <w:highlight w:val="yellow"/>
+        </w:rPr>
+        <w:t>DocumentRoot</w:t>
+      </w:r>
+      <w:proofErr w:type="spellEnd"/>
+      <w:r>
+        <w:rPr>
+          <w:rFonts w:ascii="Courier New" w:hAnsi="Courier New" w:cs="Courier New"/>
+          <w:color w:val="808080"/>
+          <w:sz w:val="20"/>
+          <w:szCs w:val="20"/>
+          <w:highlight w:val="yellow"/>
+        </w:rPr>
+        <w:t xml:space="preserve">   "C:/</w:t>
+      </w:r>
+      <w:proofErr w:type="spellStart"/>
+      <w:r>
+        <w:rPr>
+          <w:rFonts w:ascii="Courier New" w:hAnsi="Courier New" w:cs="Courier New"/>
+          <w:color w:val="808080"/>
+          <w:sz w:val="20"/>
+          <w:szCs w:val="20"/>
+          <w:highlight w:val="yellow"/>
           <w:lang w:val="en-US"/>
         </w:rPr>
         <w:t>xampp</w:t>
@@ -10754,7 +11310,29 @@
           <w:szCs w:val="20"/>
           <w:highlight w:val="yellow"/>
         </w:rPr>
-        <w:t>/htdocs/w11ref.w3c.fmi.uni-sofia.bg/_PUB"</w:t>
+        <w:t>/</w:t>
+      </w:r>
+      <w:proofErr w:type="spellStart"/>
+      <w:r>
+        <w:rPr>
+          <w:rFonts w:ascii="Courier New" w:hAnsi="Courier New" w:cs="Courier New"/>
+          <w:color w:val="808080"/>
+          <w:sz w:val="20"/>
+          <w:szCs w:val="20"/>
+          <w:highlight w:val="yellow"/>
+        </w:rPr>
+        <w:t>htdocs</w:t>
+      </w:r>
+      <w:proofErr w:type="spellEnd"/>
+      <w:r>
+        <w:rPr>
+          <w:rFonts w:ascii="Courier New" w:hAnsi="Courier New" w:cs="Courier New"/>
+          <w:color w:val="808080"/>
+          <w:sz w:val="20"/>
+          <w:szCs w:val="20"/>
+          <w:highlight w:val="yellow"/>
+        </w:rPr>
+        <w:t>/w11ref.w3c.fmi.uni-sofia.bg/_PUB"</w:t>
       </w:r>
     </w:p>
     <w:p>
@@ -12836,7 +13414,29 @@
           <w:szCs w:val="20"/>
           <w:highlight w:val="yellow"/>
         </w:rPr>
-        <w:t>'vhosts_DocumentRoot'</w:t>
+        <w:t>'</w:t>
+      </w:r>
+      <w:proofErr w:type="spellStart"/>
+      <w:r>
+        <w:rPr>
+          <w:rFonts w:ascii="Courier New" w:hAnsi="Courier New" w:cs="Courier New"/>
+          <w:color w:val="808080"/>
+          <w:sz w:val="20"/>
+          <w:szCs w:val="20"/>
+          <w:highlight w:val="yellow"/>
+        </w:rPr>
+        <w:t>vhosts_DocumentRoot</w:t>
+      </w:r>
+      <w:proofErr w:type="spellEnd"/>
+      <w:r>
+        <w:rPr>
+          <w:rFonts w:ascii="Courier New" w:hAnsi="Courier New" w:cs="Courier New"/>
+          <w:color w:val="808080"/>
+          <w:sz w:val="20"/>
+          <w:szCs w:val="20"/>
+          <w:highlight w:val="yellow"/>
+        </w:rPr>
+        <w:t>'</w:t>
       </w:r>
       <w:r>
         <w:rPr>
@@ -12899,7 +13499,29 @@
           <w:szCs w:val="20"/>
           <w:highlight w:val="yellow"/>
         </w:rPr>
-        <w:t>/htdocs/w11ref.w3c.fmi.uni-sofia.bg/_PUB'</w:t>
+        <w:t>/</w:t>
+      </w:r>
+      <w:proofErr w:type="spellStart"/>
+      <w:r>
+        <w:rPr>
+          <w:rFonts w:ascii="Courier New" w:hAnsi="Courier New" w:cs="Courier New"/>
+          <w:color w:val="808080"/>
+          <w:sz w:val="20"/>
+          <w:szCs w:val="20"/>
+          <w:highlight w:val="yellow"/>
+        </w:rPr>
+        <w:t>htdocs</w:t>
+      </w:r>
+      <w:proofErr w:type="spellEnd"/>
+      <w:r>
+        <w:rPr>
+          <w:rFonts w:ascii="Courier New" w:hAnsi="Courier New" w:cs="Courier New"/>
+          <w:color w:val="808080"/>
+          <w:sz w:val="20"/>
+          <w:szCs w:val="20"/>
+          <w:highlight w:val="yellow"/>
+        </w:rPr>
+        <w:t>/w11ref.w3c.fmi.uni-sofia.bg/_PUB'</w:t>
       </w:r>
       <w:r>
         <w:rPr>
@@ -13196,6 +13818,7 @@
           <w:szCs w:val="20"/>
           <w:highlight w:val="yellow"/>
         </w:rPr>
+        <w:lastRenderedPageBreak/>
         <w:t>?&gt;</w:t>
       </w:r>
     </w:p>
@@ -13675,7 +14298,7 @@
       <w:r>
         <w:t>“</w:t>
       </w:r>
-      <w:hyperlink r:id="rId14" w:history="1">
+      <w:hyperlink r:id="rId13" w:history="1">
         <w:r>
           <w:rPr>
             <w:lang w:bidi="he-IL"/>
@@ -13936,6 +14559,7 @@
         <w:rPr>
           <w:lang w:bidi="he-IL"/>
         </w:rPr>
+        <w:lastRenderedPageBreak/>
         <w:t>Последна модификация 0.</w:t>
       </w:r>
       <w:r>
@@ -14021,8 +14645,8 @@
 </file>
 
 <file path=word/numbering.xml><?xml version="1.0" encoding="utf-8"?>
-<w:numbering xmlns:wpc="http://schemas.microsoft.com/office/word/2010/wordprocessingCanvas" xmlns:mc="http://schemas.openxmlformats.org/markup-compatibility/2006" xmlns:o="urn:schemas-microsoft-com:office:office" xmlns:r="http://schemas.openxmlformats.org/officeDocument/2006/relationships" xmlns:m="http://schemas.openxmlformats.org/officeDocument/2006/math" xmlns:v="urn:schemas-microsoft-com:vml" xmlns:wp14="http://schemas.microsoft.com/office/word/2010/wordprocessingDrawing" xmlns:wp="http://schemas.openxmlformats.org/drawingml/2006/wordprocessingDrawing" xmlns:w10="urn:schemas-microsoft-com:office:word" xmlns:w="http://schemas.openxmlformats.org/wordprocessingml/2006/main" xmlns:w14="http://schemas.microsoft.com/office/word/2010/wordml" xmlns:wpg="http://schemas.microsoft.com/office/word/2010/wordprocessingGroup" xmlns:wpi="http://schemas.microsoft.com/office/word/2010/wordprocessingInk" xmlns:wne="http://schemas.microsoft.com/office/word/2006/wordml" xmlns:wps="http://schemas.microsoft.com/office/word/2010/wordprocessingShape" mc:Ignorable="w14 wp14">
-  <w:abstractNum w:abstractNumId="0">
+<w:numbering xmlns:wpc="http://schemas.microsoft.com/office/word/2010/wordprocessingCanvas" xmlns:cx="http://schemas.microsoft.com/office/drawing/2014/chartex" xmlns:mc="http://schemas.openxmlformats.org/markup-compatibility/2006" xmlns:o="urn:schemas-microsoft-com:office:office" xmlns:r="http://schemas.openxmlformats.org/officeDocument/2006/relationships" xmlns:m="http://schemas.openxmlformats.org/officeDocument/2006/math" xmlns:v="urn:schemas-microsoft-com:vml" xmlns:wp14="http://schemas.microsoft.com/office/word/2010/wordprocessingDrawing" xmlns:wp="http://schemas.openxmlformats.org/drawingml/2006/wordprocessingDrawing" xmlns:w10="urn:schemas-microsoft-com:office:word" xmlns:w="http://schemas.openxmlformats.org/wordprocessingml/2006/main" xmlns:w14="http://schemas.microsoft.com/office/word/2010/wordml" xmlns:w15="http://schemas.microsoft.com/office/word/2012/wordml" xmlns:w16se="http://schemas.microsoft.com/office/word/2015/wordml/symex" xmlns:wpg="http://schemas.microsoft.com/office/word/2010/wordprocessingGroup" xmlns:wpi="http://schemas.microsoft.com/office/word/2010/wordprocessingInk" xmlns:wne="http://schemas.microsoft.com/office/word/2006/wordml" xmlns:wps="http://schemas.microsoft.com/office/word/2010/wordprocessingShape" mc:Ignorable="w14 w15 w16se wp14">
+  <w:abstractNum w:abstractNumId="0" w15:restartNumberingAfterBreak="0">
     <w:nsid w:val="04B12A69"/>
     <w:multiLevelType w:val="hybridMultilevel"/>
     <w:tmpl w:val="656415A4"/>
@@ -14111,7 +14735,7 @@
       </w:pPr>
     </w:lvl>
   </w:abstractNum>
-  <w:abstractNum w:abstractNumId="1">
+  <w:abstractNum w:abstractNumId="1" w15:restartNumberingAfterBreak="0">
     <w:nsid w:val="062E5372"/>
     <w:multiLevelType w:val="hybridMultilevel"/>
     <w:tmpl w:val="F6B29C8E"/>
@@ -14197,7 +14821,7 @@
       </w:pPr>
     </w:lvl>
   </w:abstractNum>
-  <w:abstractNum w:abstractNumId="2">
+  <w:abstractNum w:abstractNumId="2" w15:restartNumberingAfterBreak="0">
     <w:nsid w:val="08AC5F85"/>
     <w:multiLevelType w:val="multilevel"/>
     <w:tmpl w:val="8A8A382E"/>
@@ -14346,7 +14970,7 @@
       </w:rPr>
     </w:lvl>
   </w:abstractNum>
-  <w:abstractNum w:abstractNumId="3">
+  <w:abstractNum w:abstractNumId="3" w15:restartNumberingAfterBreak="0">
     <w:nsid w:val="0F153E80"/>
     <w:multiLevelType w:val="multilevel"/>
     <w:tmpl w:val="D0DABCFC"/>
@@ -14495,7 +15119,7 @@
       </w:rPr>
     </w:lvl>
   </w:abstractNum>
-  <w:abstractNum w:abstractNumId="4">
+  <w:abstractNum w:abstractNumId="4" w15:restartNumberingAfterBreak="0">
     <w:nsid w:val="0F9F74F6"/>
     <w:multiLevelType w:val="hybridMultilevel"/>
     <w:tmpl w:val="83B2BAF4"/>
@@ -14608,7 +15232,7 @@
       </w:rPr>
     </w:lvl>
   </w:abstractNum>
-  <w:abstractNum w:abstractNumId="5">
+  <w:abstractNum w:abstractNumId="5" w15:restartNumberingAfterBreak="0">
     <w:nsid w:val="11D4196B"/>
     <w:multiLevelType w:val="hybridMultilevel"/>
     <w:tmpl w:val="B366BD8C"/>
@@ -14694,7 +15318,7 @@
       </w:pPr>
     </w:lvl>
   </w:abstractNum>
-  <w:abstractNum w:abstractNumId="6">
+  <w:abstractNum w:abstractNumId="6" w15:restartNumberingAfterBreak="0">
     <w:nsid w:val="17B07CFD"/>
     <w:multiLevelType w:val="multilevel"/>
     <w:tmpl w:val="7C58BE20"/>
@@ -14843,7 +15467,7 @@
       </w:rPr>
     </w:lvl>
   </w:abstractNum>
-  <w:abstractNum w:abstractNumId="7">
+  <w:abstractNum w:abstractNumId="7" w15:restartNumberingAfterBreak="0">
     <w:nsid w:val="27732A9B"/>
     <w:multiLevelType w:val="multilevel"/>
     <w:tmpl w:val="0409001F"/>
@@ -14929,7 +15553,7 @@
       </w:pPr>
     </w:lvl>
   </w:abstractNum>
-  <w:abstractNum w:abstractNumId="8">
+  <w:abstractNum w:abstractNumId="8" w15:restartNumberingAfterBreak="0">
     <w:nsid w:val="2C8536D1"/>
     <w:multiLevelType w:val="multilevel"/>
     <w:tmpl w:val="4F70CA54"/>
@@ -15078,7 +15702,7 @@
       </w:rPr>
     </w:lvl>
   </w:abstractNum>
-  <w:abstractNum w:abstractNumId="9">
+  <w:abstractNum w:abstractNumId="9" w15:restartNumberingAfterBreak="0">
     <w:nsid w:val="2CF56644"/>
     <w:multiLevelType w:val="hybridMultilevel"/>
     <w:tmpl w:val="43EAE156"/>
@@ -15192,7 +15816,7 @@
       </w:rPr>
     </w:lvl>
   </w:abstractNum>
-  <w:abstractNum w:abstractNumId="10">
+  <w:abstractNum w:abstractNumId="10" w15:restartNumberingAfterBreak="0">
     <w:nsid w:val="2EC155CA"/>
     <w:multiLevelType w:val="hybridMultilevel"/>
     <w:tmpl w:val="D062D96E"/>
@@ -15282,7 +15906,7 @@
       </w:pPr>
     </w:lvl>
   </w:abstractNum>
-  <w:abstractNum w:abstractNumId="11">
+  <w:abstractNum w:abstractNumId="11" w15:restartNumberingAfterBreak="0">
     <w:nsid w:val="37CA704B"/>
     <w:multiLevelType w:val="multilevel"/>
     <w:tmpl w:val="93769710"/>
@@ -15431,7 +16055,7 @@
       </w:rPr>
     </w:lvl>
   </w:abstractNum>
-  <w:abstractNum w:abstractNumId="12">
+  <w:abstractNum w:abstractNumId="12" w15:restartNumberingAfterBreak="0">
     <w:nsid w:val="37FE4EFE"/>
     <w:multiLevelType w:val="multilevel"/>
     <w:tmpl w:val="35AC941A"/>
@@ -15580,7 +16204,7 @@
       </w:rPr>
     </w:lvl>
   </w:abstractNum>
-  <w:abstractNum w:abstractNumId="13">
+  <w:abstractNum w:abstractNumId="13" w15:restartNumberingAfterBreak="0">
     <w:nsid w:val="39B934AE"/>
     <w:multiLevelType w:val="hybridMultilevel"/>
     <w:tmpl w:val="C8306BBE"/>
@@ -15670,7 +16294,7 @@
       </w:pPr>
     </w:lvl>
   </w:abstractNum>
-  <w:abstractNum w:abstractNumId="14">
+  <w:abstractNum w:abstractNumId="14" w15:restartNumberingAfterBreak="0">
     <w:nsid w:val="415819F6"/>
     <w:multiLevelType w:val="hybridMultilevel"/>
     <w:tmpl w:val="725E2314"/>
@@ -15783,7 +16407,7 @@
       </w:rPr>
     </w:lvl>
   </w:abstractNum>
-  <w:abstractNum w:abstractNumId="15">
+  <w:abstractNum w:abstractNumId="15" w15:restartNumberingAfterBreak="0">
     <w:nsid w:val="41825100"/>
     <w:multiLevelType w:val="multilevel"/>
     <w:tmpl w:val="80C0DA3C"/>
@@ -15932,7 +16556,7 @@
       </w:rPr>
     </w:lvl>
   </w:abstractNum>
-  <w:abstractNum w:abstractNumId="16">
+  <w:abstractNum w:abstractNumId="16" w15:restartNumberingAfterBreak="0">
     <w:nsid w:val="453B24F1"/>
     <w:multiLevelType w:val="multilevel"/>
     <w:tmpl w:val="B91A89BA"/>
@@ -16081,7 +16705,7 @@
       </w:rPr>
     </w:lvl>
   </w:abstractNum>
-  <w:abstractNum w:abstractNumId="17">
+  <w:abstractNum w:abstractNumId="17" w15:restartNumberingAfterBreak="0">
     <w:nsid w:val="4757213C"/>
     <w:multiLevelType w:val="multilevel"/>
     <w:tmpl w:val="4FB0937E"/>
@@ -16230,7 +16854,7 @@
       </w:rPr>
     </w:lvl>
   </w:abstractNum>
-  <w:abstractNum w:abstractNumId="18">
+  <w:abstractNum w:abstractNumId="18" w15:restartNumberingAfterBreak="0">
     <w:nsid w:val="4B2939DD"/>
     <w:multiLevelType w:val="hybridMultilevel"/>
     <w:tmpl w:val="354628E0"/>
@@ -16316,7 +16940,7 @@
       </w:pPr>
     </w:lvl>
   </w:abstractNum>
-  <w:abstractNum w:abstractNumId="19">
+  <w:abstractNum w:abstractNumId="19" w15:restartNumberingAfterBreak="0">
     <w:nsid w:val="4BEF580D"/>
     <w:multiLevelType w:val="hybridMultilevel"/>
     <w:tmpl w:val="8578F48E"/>
@@ -16429,7 +17053,7 @@
       </w:rPr>
     </w:lvl>
   </w:abstractNum>
-  <w:abstractNum w:abstractNumId="20">
+  <w:abstractNum w:abstractNumId="20" w15:restartNumberingAfterBreak="0">
     <w:nsid w:val="4D6F6379"/>
     <w:multiLevelType w:val="hybridMultilevel"/>
     <w:tmpl w:val="C5F00BB4"/>
@@ -16542,7 +17166,7 @@
       </w:rPr>
     </w:lvl>
   </w:abstractNum>
-  <w:abstractNum w:abstractNumId="21">
+  <w:abstractNum w:abstractNumId="21" w15:restartNumberingAfterBreak="0">
     <w:nsid w:val="4DAD3D50"/>
     <w:multiLevelType w:val="multilevel"/>
     <w:tmpl w:val="D5583A1A"/>
@@ -16691,7 +17315,7 @@
       </w:rPr>
     </w:lvl>
   </w:abstractNum>
-  <w:abstractNum w:abstractNumId="22">
+  <w:abstractNum w:abstractNumId="22" w15:restartNumberingAfterBreak="0">
     <w:nsid w:val="6151195D"/>
     <w:multiLevelType w:val="multilevel"/>
     <w:tmpl w:val="71763736"/>
@@ -16840,7 +17464,7 @@
       </w:rPr>
     </w:lvl>
   </w:abstractNum>
-  <w:abstractNum w:abstractNumId="23">
+  <w:abstractNum w:abstractNumId="23" w15:restartNumberingAfterBreak="0">
     <w:nsid w:val="621D3478"/>
     <w:multiLevelType w:val="hybridMultilevel"/>
     <w:tmpl w:val="287CA07C"/>
@@ -16953,7 +17577,7 @@
       </w:rPr>
     </w:lvl>
   </w:abstractNum>
-  <w:abstractNum w:abstractNumId="24">
+  <w:abstractNum w:abstractNumId="24" w15:restartNumberingAfterBreak="0">
     <w:nsid w:val="62703FF9"/>
     <w:multiLevelType w:val="multilevel"/>
     <w:tmpl w:val="034E3D82"/>
@@ -17102,7 +17726,7 @@
       </w:rPr>
     </w:lvl>
   </w:abstractNum>
-  <w:abstractNum w:abstractNumId="25">
+  <w:abstractNum w:abstractNumId="25" w15:restartNumberingAfterBreak="0">
     <w:nsid w:val="62D26028"/>
     <w:multiLevelType w:val="multilevel"/>
     <w:tmpl w:val="341EF368"/>
@@ -17251,7 +17875,7 @@
       </w:rPr>
     </w:lvl>
   </w:abstractNum>
-  <w:abstractNum w:abstractNumId="26">
+  <w:abstractNum w:abstractNumId="26" w15:restartNumberingAfterBreak="0">
     <w:nsid w:val="704846B8"/>
     <w:multiLevelType w:val="hybridMultilevel"/>
     <w:tmpl w:val="DB26C1EE"/>
@@ -17341,7 +17965,7 @@
       </w:pPr>
     </w:lvl>
   </w:abstractNum>
-  <w:abstractNum w:abstractNumId="27">
+  <w:abstractNum w:abstractNumId="27" w15:restartNumberingAfterBreak="0">
     <w:nsid w:val="70803446"/>
     <w:multiLevelType w:val="hybridMultilevel"/>
     <w:tmpl w:val="29F2B534"/>
@@ -17427,7 +18051,7 @@
       </w:pPr>
     </w:lvl>
   </w:abstractNum>
-  <w:abstractNum w:abstractNumId="28">
+  <w:abstractNum w:abstractNumId="28" w15:restartNumberingAfterBreak="0">
     <w:nsid w:val="753B34F8"/>
     <w:multiLevelType w:val="multilevel"/>
     <w:tmpl w:val="9444A134"/>
@@ -17576,7 +18200,7 @@
       </w:rPr>
     </w:lvl>
   </w:abstractNum>
-  <w:abstractNum w:abstractNumId="29">
+  <w:abstractNum w:abstractNumId="29" w15:restartNumberingAfterBreak="0">
     <w:nsid w:val="75AE5BDB"/>
     <w:multiLevelType w:val="hybridMultilevel"/>
     <w:tmpl w:val="6D968232"/>
@@ -17689,7 +18313,7 @@
       </w:rPr>
     </w:lvl>
   </w:abstractNum>
-  <w:abstractNum w:abstractNumId="30">
+  <w:abstractNum w:abstractNumId="30" w15:restartNumberingAfterBreak="0">
     <w:nsid w:val="79230737"/>
     <w:multiLevelType w:val="hybridMultilevel"/>
     <w:tmpl w:val="3AB475A0"/>
@@ -17899,7 +18523,7 @@
 </file>
 
 <file path=word/styles.xml><?xml version="1.0" encoding="utf-8"?>
-<w:styles xmlns:mc="http://schemas.openxmlformats.org/markup-compatibility/2006" xmlns:r="http://schemas.openxmlformats.org/officeDocument/2006/relationships" xmlns:w="http://schemas.openxmlformats.org/wordprocessingml/2006/main" xmlns:w14="http://schemas.microsoft.com/office/word/2010/wordml" mc:Ignorable="w14">
+<w:styles xmlns:mc="http://schemas.openxmlformats.org/markup-compatibility/2006" xmlns:r="http://schemas.openxmlformats.org/officeDocument/2006/relationships" xmlns:w="http://schemas.openxmlformats.org/wordprocessingml/2006/main" xmlns:w14="http://schemas.microsoft.com/office/word/2010/wordml" xmlns:w15="http://schemas.microsoft.com/office/word/2012/wordml" xmlns:w16se="http://schemas.microsoft.com/office/word/2015/wordml/symex" mc:Ignorable="w14 w15 w16se">
   <w:docDefaults>
     <w:rPrDefault>
       <w:rPr>
@@ -17915,614 +18539,378 @@
       </w:pPr>
     </w:pPrDefault>
   </w:docDefaults>
-  <w:latentStyles w:defLockedState="0" w:defUIPriority="99" w:defSemiHidden="1" w:defUnhideWhenUsed="1" w:defQFormat="0" w:count="267">
-    <w:lsdException w:name="Normal" w:semiHidden="0" w:uiPriority="0" w:unhideWhenUsed="0" w:qFormat="1"/>
-    <w:lsdException w:name="heading 1" w:semiHidden="0" w:uiPriority="9" w:unhideWhenUsed="0" w:qFormat="1"/>
-    <w:lsdException w:name="heading 2" w:uiPriority="9" w:qFormat="1"/>
-    <w:lsdException w:name="heading 3" w:uiPriority="9" w:qFormat="1"/>
-    <w:lsdException w:name="heading 4" w:uiPriority="9" w:qFormat="1"/>
-    <w:lsdException w:name="heading 5" w:uiPriority="9" w:qFormat="1"/>
-    <w:lsdException w:name="heading 6" w:uiPriority="9" w:qFormat="1"/>
-    <w:lsdException w:name="heading 7" w:uiPriority="9" w:qFormat="1"/>
-    <w:lsdException w:name="heading 8" w:uiPriority="9" w:qFormat="1"/>
-    <w:lsdException w:name="heading 9" w:uiPriority="9" w:qFormat="1"/>
-    <w:lsdException w:name="toc 1" w:uiPriority="39"/>
-    <w:lsdException w:name="toc 2" w:uiPriority="39"/>
-    <w:lsdException w:name="toc 3" w:uiPriority="39"/>
-    <w:lsdException w:name="toc 4" w:uiPriority="39"/>
-    <w:lsdException w:name="toc 5" w:uiPriority="39"/>
-    <w:lsdException w:name="toc 6" w:uiPriority="39"/>
-    <w:lsdException w:name="toc 7" w:uiPriority="39"/>
-    <w:lsdException w:name="toc 8" w:uiPriority="39"/>
-    <w:lsdException w:name="toc 9" w:uiPriority="39"/>
-    <w:lsdException w:name="caption" w:uiPriority="35" w:qFormat="1"/>
-    <w:lsdException w:name="Title" w:semiHidden="0" w:uiPriority="10" w:unhideWhenUsed="0" w:qFormat="1"/>
-    <w:lsdException w:name="Default Paragraph Font" w:uiPriority="1"/>
-    <w:lsdException w:name="Subtitle" w:semiHidden="0" w:uiPriority="11" w:unhideWhenUsed="0" w:qFormat="1"/>
-    <w:lsdException w:name="Strong" w:semiHidden="0" w:uiPriority="22" w:unhideWhenUsed="0" w:qFormat="1"/>
-    <w:lsdException w:name="Emphasis" w:semiHidden="0" w:uiPriority="20" w:unhideWhenUsed="0" w:qFormat="1"/>
-    <w:lsdException w:name="Table Grid" w:semiHidden="0" w:uiPriority="59" w:unhideWhenUsed="0"/>
-    <w:lsdException w:name="Placeholder Text" w:unhideWhenUsed="0"/>
-    <w:lsdException w:name="No Spacing" w:semiHidden="0" w:uiPriority="1" w:unhideWhenUsed="0" w:qFormat="1"/>
-    <w:lsdException w:name="Light Shading" w:semiHidden="0" w:uiPriority="60" w:unhideWhenUsed="0"/>
-    <w:lsdException w:name="Light List" w:semiHidden="0" w:uiPriority="61" w:unhideWhenUsed="0"/>
-    <w:lsdException w:name="Light Grid" w:semiHidden="0" w:uiPriority="62" w:unhideWhenUsed="0"/>
-    <w:lsdException w:name="Medium Shading 1" w:semiHidden="0" w:uiPriority="63" w:unhideWhenUsed="0"/>
-    <w:lsdException w:name="Medium Shading 2" w:semiHidden="0" w:uiPriority="64" w:unhideWhenUsed="0"/>
-    <w:lsdException w:name="Medium List 1" w:semiHidden="0" w:uiPriority="65" w:unhideWhenUsed="0"/>
-    <w:lsdException w:name="Medium List 2" w:semiHidden="0" w:uiPriority="66" w:unhideWhenUsed="0"/>
-    <w:lsdException w:name="Medium Grid 1" w:semiHidden="0" w:uiPriority="67" w:unhideWhenUsed="0"/>
-    <w:lsdException w:name="Medium Grid 2" w:semiHidden="0" w:uiPriority="68" w:unhideWhenUsed="0"/>
-    <w:lsdException w:name="Medium Grid 3" w:semiHidden="0" w:uiPriority="69" w:unhideWhenUsed="0"/>
-    <w:lsdException w:name="Dark List" w:semiHidden="0" w:uiPriority="70" w:unhideWhenUsed="0"/>
-    <w:lsdException w:name="Colorful Shading" w:semiHidden="0" w:uiPriority="71" w:unhideWhenUsed="0"/>
-    <w:lsdException w:name="Colorful List" w:semiHidden="0" w:uiPriority="72" w:unhideWhenUsed="0"/>
-    <w:lsdException w:name="Colorful Grid" w:semiHidden="0" w:uiPriority="73" w:unhideWhenUsed="0"/>
-    <w:lsdException w:name="Light Shading Accent 1" w:semiHidden="0" w:uiPriority="60" w:unhideWhenUsed="0"/>
-    <w:lsdException w:name="Light List Accent 1" w:semiHidden="0" w:uiPriority="61" w:unhideWhenUsed="0"/>
-    <w:lsdException w:name="Light Grid Accent 1" w:semiHidden="0" w:uiPriority="62" w:unhideWhenUsed="0"/>
-    <w:lsdException w:name="Medium Shading 1 Accent 1" w:semiHidden="0" w:uiPriority="63" w:unhideWhenUsed="0"/>
-    <w:lsdException w:name="Medium Shading 2 Accent 1" w:semiHidden="0" w:uiPriority="64" w:unhideWhenUsed="0"/>
-    <w:lsdException w:name="Medium List 1 Accent 1" w:semiHidden="0" w:uiPriority="65" w:unhideWhenUsed="0"/>
-    <w:lsdException w:name="Revision" w:unhideWhenUsed="0"/>
-    <w:lsdException w:name="List Paragraph" w:semiHidden="0" w:uiPriority="34" w:unhideWhenUsed="0" w:qFormat="1"/>
-    <w:lsdException w:name="Quote" w:semiHidden="0" w:uiPriority="29" w:unhideWhenUsed="0" w:qFormat="1"/>
-    <w:lsdException w:name="Intense Quote" w:semiHidden="0" w:uiPriority="30" w:unhideWhenUsed="0" w:qFormat="1"/>
-    <w:lsdException w:name="Medium List 2 Accent 1" w:semiHidden="0" w:uiPriority="66" w:unhideWhenUsed="0"/>
-    <w:lsdException w:name="Medium Grid 1 Accent 1" w:semiHidden="0" w:uiPriority="67" w:unhideWhenUsed="0"/>
-    <w:lsdException w:name="Medium Grid 2 Accent 1" w:semiHidden="0" w:uiPriority="68" w:unhideWhenUsed="0"/>
-    <w:lsdException w:name="Medium Grid 3 Accent 1" w:semiHidden="0" w:uiPriority="69" w:unhideWhenUsed="0"/>
-    <w:lsdException w:name="Dark List Accent 1" w:semiHidden="0" w:uiPriority="70" w:unhideWhenUsed="0"/>
-    <w:lsdException w:name="Colorful Shading Accent 1" w:semiHidden="0" w:uiPriority="71" w:unhideWhenUsed="0"/>
-    <w:lsdException w:name="Colorful List Accent 1" w:semiHidden="0" w:uiPriority="72" w:unhideWhenUsed="0"/>
-    <w:lsdException w:name="Colorful Grid Accent 1" w:semiHidden="0" w:uiPriority="73" w:unhideWhenUsed="0"/>
-    <w:lsdException w:name="Light Shading Accent 2" w:semiHidden="0" w:uiPriority="60" w:unhideWhenUsed="0"/>
-    <w:lsdException w:name="Light List Accent 2" w:semiHidden="0" w:uiPriority="61" w:unhideWhenUsed="0"/>
-    <w:lsdException w:name="Light Grid Accent 2" w:semiHidden="0" w:uiPriority="62" w:unhideWhenUsed="0"/>
-    <w:lsdException w:name="Medium Shading 1 Accent 2" w:semiHidden="0" w:uiPriority="63" w:unhideWhenUsed="0"/>
-    <w:lsdException w:name="Medium Shading 2 Accent 2" w:semiHidden="0" w:uiPriority="64" w:unhideWhenUsed="0"/>
-    <w:lsdException w:name="Medium List 1 Accent 2" w:semiHidden="0" w:uiPriority="65" w:unhideWhenUsed="0"/>
-    <w:lsdException w:name="Medium List 2 Accent 2" w:semiHidden="0" w:uiPriority="66" w:unhideWhenUsed="0"/>
-    <w:lsdException w:name="Medium Grid 1 Accent 2" w:semiHidden="0" w:uiPriority="67" w:unhideWhenUsed="0"/>
-    <w:lsdException w:name="Medium Grid 2 Accent 2" w:semiHidden="0" w:uiPriority="68" w:unhideWhenUsed="0"/>
-    <w:lsdException w:name="Medium Grid 3 Accent 2" w:semiHidden="0" w:uiPriority="69" w:unhideWhenUsed="0"/>
-    <w:lsdException w:name="Dark List Accent 2" w:semiHidden="0" w:uiPriority="70" w:unhideWhenUsed="0"/>
-    <w:lsdException w:name="Colorful Shading Accent 2" w:semiHidden="0" w:uiPriority="71" w:unhideWhenUsed="0"/>
-    <w:lsdException w:name="Colorful List Accent 2" w:semiHidden="0" w:uiPriority="72" w:unhideWhenUsed="0"/>
-    <w:lsdException w:name="Colorful Grid Accent 2" w:semiHidden="0" w:uiPriority="73" w:unhideWhenUsed="0"/>
-    <w:lsdException w:name="Light Shading Accent 3" w:semiHidden="0" w:uiPriority="60" w:unhideWhenUsed="0"/>
-    <w:lsdException w:name="Light List Accent 3" w:semiHidden="0" w:uiPriority="61" w:unhideWhenUsed="0"/>
-    <w:lsdException w:name="Light Grid Accent 3" w:semiHidden="0" w:uiPriority="62" w:unhideWhenUsed="0"/>
-    <w:lsdException w:name="Medium Shading 1 Accent 3" w:semiHidden="0" w:uiPriority="63" w:unhideWhenUsed="0"/>
-    <w:lsdException w:name="Medium Shading 2 Accent 3" w:semiHidden="0" w:uiPriority="64" w:unhideWhenUsed="0"/>
-    <w:lsdException w:name="Medium List 1 Accent 3" w:semiHidden="0" w:uiPriority="65" w:unhideWhenUsed="0"/>
-    <w:lsdException w:name="Medium List 2 Accent 3" w:semiHidden="0" w:uiPriority="66" w:unhideWhenUsed="0"/>
-    <w:lsdException w:name="Medium Grid 1 Accent 3" w:semiHidden="0" w:uiPriority="67" w:unhideWhenUsed="0"/>
-    <w:lsdException w:name="Medium Grid 2 Accent 3" w:semiHidden="0" w:uiPriority="68" w:unhideWhenUsed="0"/>
-    <w:lsdException w:name="Medium Grid 3 Accent 3" w:semiHidden="0" w:uiPriority="69" w:unhideWhenUsed="0"/>
-    <w:lsdException w:name="Dark List Accent 3" w:semiHidden="0" w:uiPriority="70" w:unhideWhenUsed="0"/>
-    <w:lsdException w:name="Colorful Shading Accent 3" w:semiHidden="0" w:uiPriority="71" w:unhideWhenUsed="0"/>
-    <w:lsdException w:name="Colorful List Accent 3" w:semiHidden="0" w:uiPriority="72" w:unhideWhenUsed="0"/>
-    <w:lsdException w:name="Colorful Grid Accent 3" w:semiHidden="0" w:uiPriority="73" w:unhideWhenUsed="0"/>
-    <w:lsdException w:name="Light Shading Accent 4" w:semiHidden="0" w:uiPriority="60" w:unhideWhenUsed="0"/>
-    <w:lsdException w:name="Light List Accent 4" w:semiHidden="0" w:uiPriority="61" w:unhideWhenUsed="0"/>
-    <w:lsdException w:name="Light Grid Accent 4" w:semiHidden="0" w:uiPriority="62" w:unhideWhenUsed="0"/>
-    <w:lsdException w:name="Medium Shading 1 Accent 4" w:semiHidden="0" w:uiPriority="63" w:unhideWhenUsed="0"/>
-    <w:lsdException w:name="Medium Shading 2 Accent 4" w:semiHidden="0" w:uiPriority="64" w:unhideWhenUsed="0"/>
-    <w:lsdException w:name="Medium List 1 Accent 4" w:semiHidden="0" w:uiPriority="65" w:unhideWhenUsed="0"/>
-    <w:lsdException w:name="Medium List 2 Accent 4" w:semiHidden="0" w:uiPriority="66" w:unhideWhenUsed="0"/>
-    <w:lsdException w:name="Medium Grid 1 Accent 4" w:semiHidden="0" w:uiPriority="67" w:unhideWhenUsed="0"/>
-    <w:lsdException w:name="Medium Grid 2 Accent 4" w:semiHidden="0" w:uiPriority="68" w:unhideWhenUsed="0"/>
-    <w:lsdException w:name="Medium Grid 3 Accent 4" w:semiHidden="0" w:uiPriority="69" w:unhideWhenUsed="0"/>
-    <w:lsdException w:name="Dark List Accent 4" w:semiHidden="0" w:uiPriority="70" w:unhideWhenUsed="0"/>
-    <w:lsdException w:name="Colorful Shading Accent 4" w:semiHidden="0" w:uiPriority="71" w:unhideWhenUsed="0"/>
-    <w:lsdException w:name="Colorful List Accent 4" w:semiHidden="0" w:uiPriority="72" w:unhideWhenUsed="0"/>
-    <w:lsdException w:name="Colorful Grid Accent 4" w:semiHidden="0" w:uiPriority="73" w:unhideWhenUsed="0"/>
-    <w:lsdException w:name="Light Shading Accent 5" w:semiHidden="0" w:uiPriority="60" w:unhideWhenUsed="0"/>
-    <w:lsdException w:name="Light List Accent 5" w:semiHidden="0" w:uiPriority="61" w:unhideWhenUsed="0"/>
-    <w:lsdException w:name="Light Grid Accent 5" w:semiHidden="0" w:uiPriority="62" w:unhideWhenUsed="0"/>
-    <w:lsdException w:name="Medium Shading 1 Accent 5" w:semiHidden="0" w:uiPriority="63" w:unhideWhenUsed="0"/>
-    <w:lsdException w:name="Medium Shading 2 Accent 5" w:semiHidden="0" w:uiPriority="64" w:unhideWhenUsed="0"/>
-    <w:lsdException w:name="Medium List 1 Accent 5" w:semiHidden="0" w:uiPriority="65" w:unhideWhenUsed="0"/>
-    <w:lsdException w:name="Medium List 2 Accent 5" w:semiHidden="0" w:uiPriority="66" w:unhideWhenUsed="0"/>
-    <w:lsdException w:name="Medium Grid 1 Accent 5" w:semiHidden="0" w:uiPriority="67" w:unhideWhenUsed="0"/>
-    <w:lsdException w:name="Medium Grid 2 Accent 5" w:semiHidden="0" w:uiPriority="68" w:unhideWhenUsed="0"/>
-    <w:lsdException w:name="Medium Grid 3 Accent 5" w:semiHidden="0" w:uiPriority="69" w:unhideWhenUsed="0"/>
-    <w:lsdException w:name="Dark List Accent 5" w:semiHidden="0" w:uiPriority="70" w:unhideWhenUsed="0"/>
-    <w:lsdException w:name="Colorful Shading Accent 5" w:semiHidden="0" w:uiPriority="71" w:unhideWhenUsed="0"/>
-    <w:lsdException w:name="Colorful List Accent 5" w:semiHidden="0" w:uiPriority="72" w:unhideWhenUsed="0"/>
-    <w:lsdException w:name="Colorful Grid Accent 5" w:semiHidden="0" w:uiPriority="73" w:unhideWhenUsed="0"/>
-    <w:lsdException w:name="Light Shading Accent 6" w:semiHidden="0" w:uiPriority="60" w:unhideWhenUsed="0"/>
-    <w:lsdException w:name="Light List Accent 6" w:semiHidden="0" w:uiPriority="61" w:unhideWhenUsed="0"/>
-    <w:lsdException w:name="Light Grid Accent 6" w:semiHidden="0" w:uiPriority="62" w:unhideWhenUsed="0"/>
-    <w:lsdException w:name="Medium Shading 1 Accent 6" w:semiHidden="0" w:uiPriority="63" w:unhideWhenUsed="0"/>
-    <w:lsdException w:name="Medium Shading 2 Accent 6" w:semiHidden="0" w:uiPriority="64" w:unhideWhenUsed="0"/>
-    <w:lsdException w:name="Medium List 1 Accent 6" w:semiHidden="0" w:uiPriority="65" w:unhideWhenUsed="0"/>
-    <w:lsdException w:name="Medium List 2 Accent 6" w:semiHidden="0" w:uiPriority="66" w:unhideWhenUsed="0"/>
-    <w:lsdException w:name="Medium Grid 1 Accent 6" w:semiHidden="0" w:uiPriority="67" w:unhideWhenUsed="0"/>
-    <w:lsdException w:name="Medium Grid 2 Accent 6" w:semiHidden="0" w:uiPriority="68" w:unhideWhenUsed="0"/>
-    <w:lsdException w:name="Medium Grid 3 Accent 6" w:semiHidden="0" w:uiPriority="69" w:unhideWhenUsed="0"/>
-    <w:lsdException w:name="Dark List Accent 6" w:semiHidden="0" w:uiPriority="70" w:unhideWhenUsed="0"/>
-    <w:lsdException w:name="Colorful Shading Accent 6" w:semiHidden="0" w:uiPriority="71" w:unhideWhenUsed="0"/>
-    <w:lsdException w:name="Colorful List Accent 6" w:semiHidden="0" w:uiPriority="72" w:unhideWhenUsed="0"/>
-    <w:lsdException w:name="Colorful Grid Accent 6" w:semiHidden="0" w:uiPriority="73" w:unhideWhenUsed="0"/>
-    <w:lsdException w:name="Subtle Emphasis" w:semiHidden="0" w:uiPriority="19" w:unhideWhenUsed="0" w:qFormat="1"/>
-    <w:lsdException w:name="Intense Emphasis" w:semiHidden="0" w:uiPriority="21" w:unhideWhenUsed="0" w:qFormat="1"/>
-    <w:lsdException w:name="Subtle Reference" w:semiHidden="0" w:uiPriority="31" w:unhideWhenUsed="0" w:qFormat="1"/>
-    <w:lsdException w:name="Intense Reference" w:semiHidden="0" w:uiPriority="32" w:unhideWhenUsed="0" w:qFormat="1"/>
-    <w:lsdException w:name="Book Title" w:semiHidden="0" w:uiPriority="33" w:unhideWhenUsed="0" w:qFormat="1"/>
-    <w:lsdException w:name="Bibliography" w:uiPriority="37"/>
-    <w:lsdException w:name="TOC Heading" w:uiPriority="39" w:qFormat="1"/>
-  </w:latentStyles>
-  <w:style w:type="paragraph" w:default="1" w:styleId="Normal">
-    <w:name w:val="Normal"/>
-    <w:qFormat/>
-    <w:rsid w:val="002B3D5C"/>
-    <w:rPr>
-      <w:rFonts w:cs="Times New Roman"/>
-    </w:rPr>
-  </w:style>
-  <w:style w:type="paragraph" w:styleId="Heading1">
-    <w:name w:val="heading 1"/>
-    <w:basedOn w:val="Normal"/>
-    <w:next w:val="Normal"/>
-    <w:link w:val="Heading1Char"/>
-    <w:uiPriority w:val="9"/>
-    <w:qFormat/>
-    <w:rsid w:val="00A45680"/>
-    <w:pPr>
-      <w:keepNext/>
-      <w:keepLines/>
-      <w:spacing w:before="480" w:after="0"/>
-      <w:outlineLvl w:val="0"/>
-    </w:pPr>
-    <w:rPr>
-      <w:rFonts w:asciiTheme="majorHAnsi" w:eastAsiaTheme="majorEastAsia" w:hAnsiTheme="majorHAnsi"/>
-      <w:b/>
-      <w:bCs/>
-      <w:color w:val="365F91" w:themeColor="accent1" w:themeShade="BF"/>
-      <w:sz w:val="28"/>
-      <w:szCs w:val="28"/>
-    </w:rPr>
-  </w:style>
-  <w:style w:type="paragraph" w:styleId="Heading2">
-    <w:name w:val="heading 2"/>
-    <w:basedOn w:val="Normal"/>
-    <w:next w:val="Normal"/>
-    <w:link w:val="Heading2Char"/>
-    <w:uiPriority w:val="9"/>
-    <w:unhideWhenUsed/>
-    <w:qFormat/>
-    <w:rsid w:val="00A45680"/>
-    <w:pPr>
-      <w:keepNext/>
-      <w:keepLines/>
-      <w:spacing w:before="200" w:after="0"/>
-      <w:outlineLvl w:val="1"/>
-    </w:pPr>
-    <w:rPr>
-      <w:rFonts w:asciiTheme="majorHAnsi" w:eastAsiaTheme="majorEastAsia" w:hAnsiTheme="majorHAnsi"/>
-      <w:b/>
-      <w:bCs/>
-      <w:color w:val="4F81BD" w:themeColor="accent1"/>
-      <w:sz w:val="26"/>
-      <w:szCs w:val="26"/>
-    </w:rPr>
-  </w:style>
-  <w:style w:type="paragraph" w:styleId="Heading3">
-    <w:name w:val="heading 3"/>
-    <w:basedOn w:val="Normal"/>
-    <w:next w:val="Normal"/>
-    <w:link w:val="Heading3Char"/>
-    <w:uiPriority w:val="9"/>
-    <w:unhideWhenUsed/>
-    <w:qFormat/>
-    <w:rsid w:val="00663D82"/>
-    <w:pPr>
-      <w:keepNext/>
-      <w:keepLines/>
-      <w:spacing w:before="200" w:after="0"/>
-      <w:outlineLvl w:val="2"/>
-    </w:pPr>
-    <w:rPr>
-      <w:rFonts w:asciiTheme="majorHAnsi" w:eastAsiaTheme="majorEastAsia" w:hAnsiTheme="majorHAnsi"/>
-      <w:b/>
-      <w:bCs/>
-      <w:color w:val="4F81BD" w:themeColor="accent1"/>
-    </w:rPr>
-  </w:style>
-  <w:style w:type="paragraph" w:styleId="Heading4">
-    <w:name w:val="heading 4"/>
-    <w:basedOn w:val="Normal"/>
-    <w:next w:val="Normal"/>
-    <w:link w:val="Heading4Char"/>
-    <w:uiPriority w:val="9"/>
-    <w:semiHidden/>
-    <w:unhideWhenUsed/>
-    <w:qFormat/>
-    <w:rsid w:val="00CA41A6"/>
-    <w:pPr>
-      <w:keepNext/>
-      <w:keepLines/>
-      <w:spacing w:before="200" w:after="0"/>
-      <w:outlineLvl w:val="3"/>
-    </w:pPr>
-    <w:rPr>
-      <w:rFonts w:asciiTheme="majorHAnsi" w:eastAsiaTheme="majorEastAsia" w:hAnsiTheme="majorHAnsi" w:cstheme="majorBidi"/>
-      <w:b/>
-      <w:bCs/>
-      <w:i/>
-      <w:iCs/>
-      <w:color w:val="4F81BD" w:themeColor="accent1"/>
-    </w:rPr>
-  </w:style>
-  <w:style w:type="character" w:default="1" w:styleId="DefaultParagraphFont">
-    <w:name w:val="Default Paragraph Font"/>
-    <w:uiPriority w:val="1"/>
-    <w:semiHidden/>
-    <w:unhideWhenUsed/>
-  </w:style>
-  <w:style w:type="table" w:default="1" w:styleId="TableNormal">
-    <w:name w:val="Normal Table"/>
-    <w:uiPriority w:val="99"/>
-    <w:semiHidden/>
-    <w:unhideWhenUsed/>
-    <w:tblPr>
-      <w:tblInd w:w="0" w:type="dxa"/>
-      <w:tblCellMar>
-        <w:top w:w="0" w:type="dxa"/>
-        <w:left w:w="108" w:type="dxa"/>
-        <w:bottom w:w="0" w:type="dxa"/>
-        <w:right w:w="108" w:type="dxa"/>
-      </w:tblCellMar>
-    </w:tblPr>
-  </w:style>
-  <w:style w:type="numbering" w:default="1" w:styleId="NoList">
-    <w:name w:val="No List"/>
-    <w:uiPriority w:val="99"/>
-    <w:semiHidden/>
-    <w:unhideWhenUsed/>
-  </w:style>
-  <w:style w:type="character" w:customStyle="1" w:styleId="Heading1Char">
-    <w:name w:val="Heading 1 Char"/>
-    <w:basedOn w:val="DefaultParagraphFont"/>
-    <w:link w:val="Heading1"/>
-    <w:uiPriority w:val="9"/>
-    <w:locked/>
-    <w:rsid w:val="00A45680"/>
-    <w:rPr>
-      <w:rFonts w:asciiTheme="majorHAnsi" w:eastAsiaTheme="majorEastAsia" w:hAnsiTheme="majorHAnsi" w:cs="Times New Roman"/>
-      <w:b/>
-      <w:bCs/>
-      <w:color w:val="365F91" w:themeColor="accent1" w:themeShade="BF"/>
-      <w:sz w:val="28"/>
-      <w:szCs w:val="28"/>
-    </w:rPr>
-  </w:style>
-  <w:style w:type="character" w:customStyle="1" w:styleId="Heading2Char">
-    <w:name w:val="Heading 2 Char"/>
-    <w:basedOn w:val="DefaultParagraphFont"/>
-    <w:link w:val="Heading2"/>
-    <w:uiPriority w:val="9"/>
-    <w:locked/>
-    <w:rsid w:val="00A45680"/>
-    <w:rPr>
-      <w:rFonts w:asciiTheme="majorHAnsi" w:eastAsiaTheme="majorEastAsia" w:hAnsiTheme="majorHAnsi" w:cs="Times New Roman"/>
-      <w:b/>
-      <w:bCs/>
-      <w:color w:val="4F81BD" w:themeColor="accent1"/>
-      <w:sz w:val="26"/>
-      <w:szCs w:val="26"/>
-    </w:rPr>
-  </w:style>
-  <w:style w:type="character" w:customStyle="1" w:styleId="Heading3Char">
-    <w:name w:val="Heading 3 Char"/>
-    <w:basedOn w:val="DefaultParagraphFont"/>
-    <w:link w:val="Heading3"/>
-    <w:uiPriority w:val="9"/>
-    <w:locked/>
-    <w:rsid w:val="00663D82"/>
-    <w:rPr>
-      <w:rFonts w:asciiTheme="majorHAnsi" w:eastAsiaTheme="majorEastAsia" w:hAnsiTheme="majorHAnsi" w:cs="Times New Roman"/>
-      <w:b/>
-      <w:bCs/>
-      <w:color w:val="4F81BD" w:themeColor="accent1"/>
-    </w:rPr>
-  </w:style>
-  <w:style w:type="paragraph" w:styleId="ListParagraph">
-    <w:name w:val="List Paragraph"/>
-    <w:basedOn w:val="Normal"/>
-    <w:uiPriority w:val="34"/>
-    <w:qFormat/>
-    <w:rsid w:val="00663D82"/>
-    <w:pPr>
-      <w:numPr>
-        <w:numId w:val="2"/>
-      </w:numPr>
-      <w:contextualSpacing/>
-    </w:pPr>
-  </w:style>
-  <w:style w:type="character" w:styleId="Hyperlink">
-    <w:name w:val="Hyperlink"/>
-    <w:basedOn w:val="DefaultParagraphFont"/>
-    <w:uiPriority w:val="99"/>
-    <w:unhideWhenUsed/>
-    <w:rsid w:val="00DB14CF"/>
-    <w:rPr>
-      <w:rFonts w:cs="Times New Roman"/>
-      <w:color w:val="0000FF" w:themeColor="hyperlink"/>
-      <w:u w:val="single"/>
-    </w:rPr>
-  </w:style>
-  <w:style w:type="character" w:customStyle="1" w:styleId="1">
-    <w:name w:val="Неразрешено споменаване1"/>
-    <w:basedOn w:val="DefaultParagraphFont"/>
-    <w:uiPriority w:val="99"/>
-    <w:semiHidden/>
-    <w:unhideWhenUsed/>
-    <w:rsid w:val="00180442"/>
-    <w:rPr>
-      <w:color w:val="605E5C"/>
-      <w:shd w:val="clear" w:color="auto" w:fill="E1DFDD"/>
-    </w:rPr>
-  </w:style>
-  <w:style w:type="paragraph" w:styleId="BalloonText">
-    <w:name w:val="Balloon Text"/>
-    <w:basedOn w:val="Normal"/>
-    <w:link w:val="BalloonTextChar"/>
-    <w:uiPriority w:val="99"/>
-    <w:semiHidden/>
-    <w:unhideWhenUsed/>
-    <w:rsid w:val="000F014E"/>
-    <w:pPr>
-      <w:spacing w:after="0" w:line="240" w:lineRule="auto"/>
-    </w:pPr>
-    <w:rPr>
-      <w:rFonts w:ascii="Tahoma" w:hAnsi="Tahoma" w:cs="Tahoma"/>
-      <w:sz w:val="16"/>
-      <w:szCs w:val="16"/>
-    </w:rPr>
-  </w:style>
-  <w:style w:type="character" w:customStyle="1" w:styleId="BalloonTextChar">
-    <w:name w:val="Balloon Text Char"/>
-    <w:basedOn w:val="DefaultParagraphFont"/>
-    <w:link w:val="BalloonText"/>
-    <w:uiPriority w:val="99"/>
-    <w:semiHidden/>
-    <w:rsid w:val="000F014E"/>
-    <w:rPr>
-      <w:rFonts w:ascii="Tahoma" w:hAnsi="Tahoma" w:cs="Tahoma"/>
-      <w:sz w:val="16"/>
-      <w:szCs w:val="16"/>
-    </w:rPr>
-  </w:style>
-  <w:style w:type="character" w:styleId="FollowedHyperlink">
-    <w:name w:val="FollowedHyperlink"/>
-    <w:basedOn w:val="DefaultParagraphFont"/>
-    <w:uiPriority w:val="99"/>
-    <w:semiHidden/>
-    <w:unhideWhenUsed/>
-    <w:rsid w:val="000F014E"/>
-    <w:rPr>
-      <w:color w:val="800080" w:themeColor="followedHyperlink"/>
-      <w:u w:val="single"/>
-    </w:rPr>
-  </w:style>
-  <w:style w:type="character" w:customStyle="1" w:styleId="Heading4Char">
-    <w:name w:val="Heading 4 Char"/>
-    <w:basedOn w:val="DefaultParagraphFont"/>
-    <w:link w:val="Heading4"/>
-    <w:uiPriority w:val="9"/>
-    <w:semiHidden/>
-    <w:rsid w:val="00CA41A6"/>
-    <w:rPr>
-      <w:rFonts w:asciiTheme="majorHAnsi" w:eastAsiaTheme="majorEastAsia" w:hAnsiTheme="majorHAnsi" w:cstheme="majorBidi"/>
-      <w:b/>
-      <w:bCs/>
-      <w:i/>
-      <w:iCs/>
-      <w:color w:val="4F81BD" w:themeColor="accent1"/>
-    </w:rPr>
-  </w:style>
-  <w:style w:type="paragraph" w:styleId="NormalWeb">
-    <w:name w:val="Normal (Web)"/>
-    <w:basedOn w:val="Normal"/>
-    <w:uiPriority w:val="99"/>
-    <w:semiHidden/>
-    <w:unhideWhenUsed/>
-    <w:rsid w:val="00B52118"/>
-    <w:pPr>
-      <w:spacing w:before="100" w:beforeAutospacing="1" w:after="100" w:afterAutospacing="1" w:line="240" w:lineRule="auto"/>
-    </w:pPr>
-    <w:rPr>
-      <w:rFonts w:ascii="Times New Roman" w:hAnsi="Times New Roman"/>
-      <w:sz w:val="24"/>
-      <w:szCs w:val="24"/>
-      <w:lang w:val="en-US"/>
-    </w:rPr>
-  </w:style>
-  <w:style w:type="character" w:styleId="Strong">
-    <w:name w:val="Strong"/>
-    <w:basedOn w:val="DefaultParagraphFont"/>
-    <w:uiPriority w:val="22"/>
-    <w:qFormat/>
-    <w:rsid w:val="00B52118"/>
-    <w:rPr>
-      <w:b/>
-      <w:bCs/>
-    </w:rPr>
-  </w:style>
-  <w:style w:type="character" w:styleId="HTMLCode">
-    <w:name w:val="HTML Code"/>
-    <w:basedOn w:val="DefaultParagraphFont"/>
-    <w:uiPriority w:val="99"/>
-    <w:semiHidden/>
-    <w:unhideWhenUsed/>
-    <w:rsid w:val="00B52118"/>
-    <w:rPr>
-      <w:rFonts w:ascii="Courier New" w:eastAsia="Times New Roman" w:hAnsi="Courier New" w:cs="Courier New"/>
-      <w:sz w:val="20"/>
-      <w:szCs w:val="20"/>
-    </w:rPr>
-  </w:style>
-</w:styles>
-</file>
-
-<file path=word/stylesWithEffects.xml><?xml version="1.0" encoding="utf-8"?>
-<w:styles xmlns:wpc="http://schemas.microsoft.com/office/word/2010/wordprocessingCanvas" xmlns:mc="http://schemas.openxmlformats.org/markup-compatibility/2006" xmlns:o="urn:schemas-microsoft-com:office:office" xmlns:r="http://schemas.openxmlformats.org/officeDocument/2006/relationships" xmlns:m="http://schemas.openxmlformats.org/officeDocument/2006/math" xmlns:v="urn:schemas-microsoft-com:vml" xmlns:wp14="http://schemas.microsoft.com/office/word/2010/wordprocessingDrawing" xmlns:wp="http://schemas.openxmlformats.org/drawingml/2006/wordprocessingDrawing" xmlns:w10="urn:schemas-microsoft-com:office:word" xmlns:w="http://schemas.openxmlformats.org/wordprocessingml/2006/main" xmlns:w14="http://schemas.microsoft.com/office/word/2010/wordml" xmlns:wpg="http://schemas.microsoft.com/office/word/2010/wordprocessingGroup" xmlns:wpi="http://schemas.microsoft.com/office/word/2010/wordprocessingInk" xmlns:wne="http://schemas.microsoft.com/office/word/2006/wordml" xmlns:wps="http://schemas.microsoft.com/office/word/2010/wordprocessingShape" mc:Ignorable="w14 wp14">
-  <w:docDefaults>
-    <w:rPrDefault>
-      <w:rPr>
-        <w:rFonts w:asciiTheme="minorHAnsi" w:eastAsia="Times New Roman" w:hAnsiTheme="minorHAnsi" w:cstheme="minorHAnsi"/>
-        <w:sz w:val="22"/>
-        <w:szCs w:val="22"/>
-        <w:lang w:val="bg-BG" w:eastAsia="en-US" w:bidi="ar-SA"/>
-      </w:rPr>
-    </w:rPrDefault>
-    <w:pPrDefault>
-      <w:pPr>
-        <w:spacing w:after="200" w:line="276" w:lineRule="auto"/>
-      </w:pPr>
-    </w:pPrDefault>
-  </w:docDefaults>
-  <w:latentStyles w:defLockedState="0" w:defUIPriority="99" w:defSemiHidden="1" w:defUnhideWhenUsed="1" w:defQFormat="0" w:count="267">
-    <w:lsdException w:name="Normal" w:semiHidden="0" w:uiPriority="0" w:unhideWhenUsed="0" w:qFormat="1"/>
-    <w:lsdException w:name="heading 1" w:semiHidden="0" w:uiPriority="9" w:unhideWhenUsed="0" w:qFormat="1"/>
-    <w:lsdException w:name="heading 2" w:uiPriority="9" w:qFormat="1"/>
-    <w:lsdException w:name="heading 3" w:uiPriority="9" w:qFormat="1"/>
-    <w:lsdException w:name="heading 4" w:uiPriority="9" w:qFormat="1"/>
-    <w:lsdException w:name="heading 5" w:uiPriority="9" w:qFormat="1"/>
-    <w:lsdException w:name="heading 6" w:uiPriority="9" w:qFormat="1"/>
-    <w:lsdException w:name="heading 7" w:uiPriority="9" w:qFormat="1"/>
-    <w:lsdException w:name="heading 8" w:uiPriority="9" w:qFormat="1"/>
-    <w:lsdException w:name="heading 9" w:uiPriority="9" w:qFormat="1"/>
-    <w:lsdException w:name="toc 1" w:uiPriority="39"/>
-    <w:lsdException w:name="toc 2" w:uiPriority="39"/>
-    <w:lsdException w:name="toc 3" w:uiPriority="39"/>
-    <w:lsdException w:name="toc 4" w:uiPriority="39"/>
-    <w:lsdException w:name="toc 5" w:uiPriority="39"/>
-    <w:lsdException w:name="toc 6" w:uiPriority="39"/>
-    <w:lsdException w:name="toc 7" w:uiPriority="39"/>
-    <w:lsdException w:name="toc 8" w:uiPriority="39"/>
-    <w:lsdException w:name="toc 9" w:uiPriority="39"/>
-    <w:lsdException w:name="caption" w:uiPriority="35" w:qFormat="1"/>
-    <w:lsdException w:name="Title" w:semiHidden="0" w:uiPriority="10" w:unhideWhenUsed="0" w:qFormat="1"/>
-    <w:lsdException w:name="Default Paragraph Font" w:uiPriority="1"/>
-    <w:lsdException w:name="Subtitle" w:semiHidden="0" w:uiPriority="11" w:unhideWhenUsed="0" w:qFormat="1"/>
-    <w:lsdException w:name="Strong" w:semiHidden="0" w:uiPriority="22" w:unhideWhenUsed="0" w:qFormat="1"/>
-    <w:lsdException w:name="Emphasis" w:semiHidden="0" w:uiPriority="20" w:unhideWhenUsed="0" w:qFormat="1"/>
-    <w:lsdException w:name="Table Grid" w:semiHidden="0" w:uiPriority="59" w:unhideWhenUsed="0"/>
-    <w:lsdException w:name="Placeholder Text" w:unhideWhenUsed="0"/>
-    <w:lsdException w:name="No Spacing" w:semiHidden="0" w:uiPriority="1" w:unhideWhenUsed="0" w:qFormat="1"/>
-    <w:lsdException w:name="Light Shading" w:semiHidden="0" w:uiPriority="60" w:unhideWhenUsed="0"/>
-    <w:lsdException w:name="Light List" w:semiHidden="0" w:uiPriority="61" w:unhideWhenUsed="0"/>
-    <w:lsdException w:name="Light Grid" w:semiHidden="0" w:uiPriority="62" w:unhideWhenUsed="0"/>
-    <w:lsdException w:name="Medium Shading 1" w:semiHidden="0" w:uiPriority="63" w:unhideWhenUsed="0"/>
-    <w:lsdException w:name="Medium Shading 2" w:semiHidden="0" w:uiPriority="64" w:unhideWhenUsed="0"/>
-    <w:lsdException w:name="Medium List 1" w:semiHidden="0" w:uiPriority="65" w:unhideWhenUsed="0"/>
-    <w:lsdException w:name="Medium List 2" w:semiHidden="0" w:uiPriority="66" w:unhideWhenUsed="0"/>
-    <w:lsdException w:name="Medium Grid 1" w:semiHidden="0" w:uiPriority="67" w:unhideWhenUsed="0"/>
-    <w:lsdException w:name="Medium Grid 2" w:semiHidden="0" w:uiPriority="68" w:unhideWhenUsed="0"/>
-    <w:lsdException w:name="Medium Grid 3" w:semiHidden="0" w:uiPriority="69" w:unhideWhenUsed="0"/>
-    <w:lsdException w:name="Dark List" w:semiHidden="0" w:uiPriority="70" w:unhideWhenUsed="0"/>
-    <w:lsdException w:name="Colorful Shading" w:semiHidden="0" w:uiPriority="71" w:unhideWhenUsed="0"/>
-    <w:lsdException w:name="Colorful List" w:semiHidden="0" w:uiPriority="72" w:unhideWhenUsed="0"/>
-    <w:lsdException w:name="Colorful Grid" w:semiHidden="0" w:uiPriority="73" w:unhideWhenUsed="0"/>
-    <w:lsdException w:name="Light Shading Accent 1" w:semiHidden="0" w:uiPriority="60" w:unhideWhenUsed="0"/>
-    <w:lsdException w:name="Light List Accent 1" w:semiHidden="0" w:uiPriority="61" w:unhideWhenUsed="0"/>
-    <w:lsdException w:name="Light Grid Accent 1" w:semiHidden="0" w:uiPriority="62" w:unhideWhenUsed="0"/>
-    <w:lsdException w:name="Medium Shading 1 Accent 1" w:semiHidden="0" w:uiPriority="63" w:unhideWhenUsed="0"/>
-    <w:lsdException w:name="Medium Shading 2 Accent 1" w:semiHidden="0" w:uiPriority="64" w:unhideWhenUsed="0"/>
-    <w:lsdException w:name="Medium List 1 Accent 1" w:semiHidden="0" w:uiPriority="65" w:unhideWhenUsed="0"/>
-    <w:lsdException w:name="Revision" w:unhideWhenUsed="0"/>
-    <w:lsdException w:name="List Paragraph" w:semiHidden="0" w:uiPriority="34" w:unhideWhenUsed="0" w:qFormat="1"/>
-    <w:lsdException w:name="Quote" w:semiHidden="0" w:uiPriority="29" w:unhideWhenUsed="0" w:qFormat="1"/>
-    <w:lsdException w:name="Intense Quote" w:semiHidden="0" w:uiPriority="30" w:unhideWhenUsed="0" w:qFormat="1"/>
-    <w:lsdException w:name="Medium List 2 Accent 1" w:semiHidden="0" w:uiPriority="66" w:unhideWhenUsed="0"/>
-    <w:lsdException w:name="Medium Grid 1 Accent 1" w:semiHidden="0" w:uiPriority="67" w:unhideWhenUsed="0"/>
-    <w:lsdException w:name="Medium Grid 2 Accent 1" w:semiHidden="0" w:uiPriority="68" w:unhideWhenUsed="0"/>
-    <w:lsdException w:name="Medium Grid 3 Accent 1" w:semiHidden="0" w:uiPriority="69" w:unhideWhenUsed="0"/>
-    <w:lsdException w:name="Dark List Accent 1" w:semiHidden="0" w:uiPriority="70" w:unhideWhenUsed="0"/>
-    <w:lsdException w:name="Colorful Shading Accent 1" w:semiHidden="0" w:uiPriority="71" w:unhideWhenUsed="0"/>
-    <w:lsdException w:name="Colorful List Accent 1" w:semiHidden="0" w:uiPriority="72" w:unhideWhenUsed="0"/>
-    <w:lsdException w:name="Colorful Grid Accent 1" w:semiHidden="0" w:uiPriority="73" w:unhideWhenUsed="0"/>
-    <w:lsdException w:name="Light Shading Accent 2" w:semiHidden="0" w:uiPriority="60" w:unhideWhenUsed="0"/>
-    <w:lsdException w:name="Light List Accent 2" w:semiHidden="0" w:uiPriority="61" w:unhideWhenUsed="0"/>
-    <w:lsdException w:name="Light Grid Accent 2" w:semiHidden="0" w:uiPriority="62" w:unhideWhenUsed="0"/>
-    <w:lsdException w:name="Medium Shading 1 Accent 2" w:semiHidden="0" w:uiPriority="63" w:unhideWhenUsed="0"/>
-    <w:lsdException w:name="Medium Shading 2 Accent 2" w:semiHidden="0" w:uiPriority="64" w:unhideWhenUsed="0"/>
-    <w:lsdException w:name="Medium List 1 Accent 2" w:semiHidden="0" w:uiPriority="65" w:unhideWhenUsed="0"/>
-    <w:lsdException w:name="Medium List 2 Accent 2" w:semiHidden="0" w:uiPriority="66" w:unhideWhenUsed="0"/>
-    <w:lsdException w:name="Medium Grid 1 Accent 2" w:semiHidden="0" w:uiPriority="67" w:unhideWhenUsed="0"/>
-    <w:lsdException w:name="Medium Grid 2 Accent 2" w:semiHidden="0" w:uiPriority="68" w:unhideWhenUsed="0"/>
-    <w:lsdException w:name="Medium Grid 3 Accent 2" w:semiHidden="0" w:uiPriority="69" w:unhideWhenUsed="0"/>
-    <w:lsdException w:name="Dark List Accent 2" w:semiHidden="0" w:uiPriority="70" w:unhideWhenUsed="0"/>
-    <w:lsdException w:name="Colorful Shading Accent 2" w:semiHidden="0" w:uiPriority="71" w:unhideWhenUsed="0"/>
-    <w:lsdException w:name="Colorful List Accent 2" w:semiHidden="0" w:uiPriority="72" w:unhideWhenUsed="0"/>
-    <w:lsdException w:name="Colorful Grid Accent 2" w:semiHidden="0" w:uiPriority="73" w:unhideWhenUsed="0"/>
-    <w:lsdException w:name="Light Shading Accent 3" w:semiHidden="0" w:uiPriority="60" w:unhideWhenUsed="0"/>
-    <w:lsdException w:name="Light List Accent 3" w:semiHidden="0" w:uiPriority="61" w:unhideWhenUsed="0"/>
-    <w:lsdException w:name="Light Grid Accent 3" w:semiHidden="0" w:uiPriority="62" w:unhideWhenUsed="0"/>
-    <w:lsdException w:name="Medium Shading 1 Accent 3" w:semiHidden="0" w:uiPriority="63" w:unhideWhenUsed="0"/>
-    <w:lsdException w:name="Medium Shading 2 Accent 3" w:semiHidden="0" w:uiPriority="64" w:unhideWhenUsed="0"/>
-    <w:lsdException w:name="Medium List 1 Accent 3" w:semiHidden="0" w:uiPriority="65" w:unhideWhenUsed="0"/>
-    <w:lsdException w:name="Medium List 2 Accent 3" w:semiHidden="0" w:uiPriority="66" w:unhideWhenUsed="0"/>
-    <w:lsdException w:name="Medium Grid 1 Accent 3" w:semiHidden="0" w:uiPriority="67" w:unhideWhenUsed="0"/>
-    <w:lsdException w:name="Medium Grid 2 Accent 3" w:semiHidden="0" w:uiPriority="68" w:unhideWhenUsed="0"/>
-    <w:lsdException w:name="Medium Grid 3 Accent 3" w:semiHidden="0" w:uiPriority="69" w:unhideWhenUsed="0"/>
-    <w:lsdException w:name="Dark List Accent 3" w:semiHidden="0" w:uiPriority="70" w:unhideWhenUsed="0"/>
-    <w:lsdException w:name="Colorful Shading Accent 3" w:semiHidden="0" w:uiPriority="71" w:unhideWhenUsed="0"/>
-    <w:lsdException w:name="Colorful List Accent 3" w:semiHidden="0" w:uiPriority="72" w:unhideWhenUsed="0"/>
-    <w:lsdException w:name="Colorful Grid Accent 3" w:semiHidden="0" w:uiPriority="73" w:unhideWhenUsed="0"/>
-    <w:lsdException w:name="Light Shading Accent 4" w:semiHidden="0" w:uiPriority="60" w:unhideWhenUsed="0"/>
-    <w:lsdException w:name="Light List Accent 4" w:semiHidden="0" w:uiPriority="61" w:unhideWhenUsed="0"/>
-    <w:lsdException w:name="Light Grid Accent 4" w:semiHidden="0" w:uiPriority="62" w:unhideWhenUsed="0"/>
-    <w:lsdException w:name="Medium Shading 1 Accent 4" w:semiHidden="0" w:uiPriority="63" w:unhideWhenUsed="0"/>
-    <w:lsdException w:name="Medium Shading 2 Accent 4" w:semiHidden="0" w:uiPriority="64" w:unhideWhenUsed="0"/>
-    <w:lsdException w:name="Medium List 1 Accent 4" w:semiHidden="0" w:uiPriority="65" w:unhideWhenUsed="0"/>
-    <w:lsdException w:name="Medium List 2 Accent 4" w:semiHidden="0" w:uiPriority="66" w:unhideWhenUsed="0"/>
-    <w:lsdException w:name="Medium Grid 1 Accent 4" w:semiHidden="0" w:uiPriority="67" w:unhideWhenUsed="0"/>
-    <w:lsdException w:name="Medium Grid 2 Accent 4" w:semiHidden="0" w:uiPriority="68" w:unhideWhenUsed="0"/>
-    <w:lsdException w:name="Medium Grid 3 Accent 4" w:semiHidden="0" w:uiPriority="69" w:unhideWhenUsed="0"/>
-    <w:lsdException w:name="Dark List Accent 4" w:semiHidden="0" w:uiPriority="70" w:unhideWhenUsed="0"/>
-    <w:lsdException w:name="Colorful Shading Accent 4" w:semiHidden="0" w:uiPriority="71" w:unhideWhenUsed="0"/>
-    <w:lsdException w:name="Colorful List Accent 4" w:semiHidden="0" w:uiPriority="72" w:unhideWhenUsed="0"/>
-    <w:lsdException w:name="Colorful Grid Accent 4" w:semiHidden="0" w:uiPriority="73" w:unhideWhenUsed="0"/>
-    <w:lsdException w:name="Light Shading Accent 5" w:semiHidden="0" w:uiPriority="60" w:unhideWhenUsed="0"/>
-    <w:lsdException w:name="Light List Accent 5" w:semiHidden="0" w:uiPriority="61" w:unhideWhenUsed="0"/>
-    <w:lsdException w:name="Light Grid Accent 5" w:semiHidden="0" w:uiPriority="62" w:unhideWhenUsed="0"/>
-    <w:lsdException w:name="Medium Shading 1 Accent 5" w:semiHidden="0" w:uiPriority="63" w:unhideWhenUsed="0"/>
-    <w:lsdException w:name="Medium Shading 2 Accent 5" w:semiHidden="0" w:uiPriority="64" w:unhideWhenUsed="0"/>
-    <w:lsdException w:name="Medium List 1 Accent 5" w:semiHidden="0" w:uiPriority="65" w:unhideWhenUsed="0"/>
-    <w:lsdException w:name="Medium List 2 Accent 5" w:semiHidden="0" w:uiPriority="66" w:unhideWhenUsed="0"/>
-    <w:lsdException w:name="Medium Grid 1 Accent 5" w:semiHidden="0" w:uiPriority="67" w:unhideWhenUsed="0"/>
-    <w:lsdException w:name="Medium Grid 2 Accent 5" w:semiHidden="0" w:uiPriority="68" w:unhideWhenUsed="0"/>
-    <w:lsdException w:name="Medium Grid 3 Accent 5" w:semiHidden="0" w:uiPriority="69" w:unhideWhenUsed="0"/>
-    <w:lsdException w:name="Dark List Accent 5" w:semiHidden="0" w:uiPriority="70" w:unhideWhenUsed="0"/>
-    <w:lsdException w:name="Colorful Shading Accent 5" w:semiHidden="0" w:uiPriority="71" w:unhideWhenUsed="0"/>
-    <w:lsdException w:name="Colorful List Accent 5" w:semiHidden="0" w:uiPriority="72" w:unhideWhenUsed="0"/>
-    <w:lsdException w:name="Colorful Grid Accent 5" w:semiHidden="0" w:uiPriority="73" w:unhideWhenUsed="0"/>
-    <w:lsdException w:name="Light Shading Accent 6" w:semiHidden="0" w:uiPriority="60" w:unhideWhenUsed="0"/>
-    <w:lsdException w:name="Light List Accent 6" w:semiHidden="0" w:uiPriority="61" w:unhideWhenUsed="0"/>
-    <w:lsdException w:name="Light Grid Accent 6" w:semiHidden="0" w:uiPriority="62" w:unhideWhenUsed="0"/>
-    <w:lsdException w:name="Medium Shading 1 Accent 6" w:semiHidden="0" w:uiPriority="63" w:unhideWhenUsed="0"/>
-    <w:lsdException w:name="Medium Shading 2 Accent 6" w:semiHidden="0" w:uiPriority="64" w:unhideWhenUsed="0"/>
-    <w:lsdException w:name="Medium List 1 Accent 6" w:semiHidden="0" w:uiPriority="65" w:unhideWhenUsed="0"/>
-    <w:lsdException w:name="Medium List 2 Accent 6" w:semiHidden="0" w:uiPriority="66" w:unhideWhenUsed="0"/>
-    <w:lsdException w:name="Medium Grid 1 Accent 6" w:semiHidden="0" w:uiPriority="67" w:unhideWhenUsed="0"/>
-    <w:lsdException w:name="Medium Grid 2 Accent 6" w:semiHidden="0" w:uiPriority="68" w:unhideWhenUsed="0"/>
-    <w:lsdException w:name="Medium Grid 3 Accent 6" w:semiHidden="0" w:uiPriority="69" w:unhideWhenUsed="0"/>
-    <w:lsdException w:name="Dark List Accent 6" w:semiHidden="0" w:uiPriority="70" w:unhideWhenUsed="0"/>
-    <w:lsdException w:name="Colorful Shading Accent 6" w:semiHidden="0" w:uiPriority="71" w:unhideWhenUsed="0"/>
-    <w:lsdException w:name="Colorful List Accent 6" w:semiHidden="0" w:uiPriority="72" w:unhideWhenUsed="0"/>
-    <w:lsdException w:name="Colorful Grid Accent 6" w:semiHidden="0" w:uiPriority="73" w:unhideWhenUsed="0"/>
-    <w:lsdException w:name="Subtle Emphasis" w:semiHidden="0" w:uiPriority="19" w:unhideWhenUsed="0" w:qFormat="1"/>
-    <w:lsdException w:name="Intense Emphasis" w:semiHidden="0" w:uiPriority="21" w:unhideWhenUsed="0" w:qFormat="1"/>
-    <w:lsdException w:name="Subtle Reference" w:semiHidden="0" w:uiPriority="31" w:unhideWhenUsed="0" w:qFormat="1"/>
-    <w:lsdException w:name="Intense Reference" w:semiHidden="0" w:uiPriority="32" w:unhideWhenUsed="0" w:qFormat="1"/>
-    <w:lsdException w:name="Book Title" w:semiHidden="0" w:uiPriority="33" w:unhideWhenUsed="0" w:qFormat="1"/>
-    <w:lsdException w:name="Bibliography" w:uiPriority="37"/>
-    <w:lsdException w:name="TOC Heading" w:uiPriority="39" w:qFormat="1"/>
+  <w:latentStyles w:defLockedState="0" w:defUIPriority="99" w:defSemiHidden="0" w:defUnhideWhenUsed="0" w:defQFormat="0" w:count="371">
+    <w:lsdException w:name="Normal" w:uiPriority="0" w:qFormat="1"/>
+    <w:lsdException w:name="heading 1" w:uiPriority="9" w:qFormat="1"/>
+    <w:lsdException w:name="heading 2" w:semiHidden="1" w:uiPriority="9" w:unhideWhenUsed="1" w:qFormat="1"/>
+    <w:lsdException w:name="heading 3" w:semiHidden="1" w:uiPriority="9" w:unhideWhenUsed="1" w:qFormat="1"/>
+    <w:lsdException w:name="heading 4" w:semiHidden="1" w:uiPriority="9" w:unhideWhenUsed="1" w:qFormat="1"/>
+    <w:lsdException w:name="heading 5" w:semiHidden="1" w:uiPriority="9" w:unhideWhenUsed="1" w:qFormat="1"/>
+    <w:lsdException w:name="heading 6" w:semiHidden="1" w:uiPriority="9" w:unhideWhenUsed="1" w:qFormat="1"/>
+    <w:lsdException w:name="heading 7" w:semiHidden="1" w:uiPriority="9" w:unhideWhenUsed="1" w:qFormat="1"/>
+    <w:lsdException w:name="heading 8" w:semiHidden="1" w:uiPriority="9" w:unhideWhenUsed="1" w:qFormat="1"/>
+    <w:lsdException w:name="heading 9" w:semiHidden="1" w:uiPriority="9" w:unhideWhenUsed="1" w:qFormat="1"/>
+    <w:lsdException w:name="index 1" w:semiHidden="1" w:unhideWhenUsed="1"/>
+    <w:lsdException w:name="index 2" w:semiHidden="1" w:unhideWhenUsed="1"/>
+    <w:lsdException w:name="index 3" w:semiHidden="1" w:unhideWhenUsed="1"/>
+    <w:lsdException w:name="index 4" w:semiHidden="1" w:unhideWhenUsed="1"/>
+    <w:lsdException w:name="index 5" w:semiHidden="1" w:unhideWhenUsed="1"/>
+    <w:lsdException w:name="index 6" w:semiHidden="1" w:unhideWhenUsed="1"/>
+    <w:lsdException w:name="index 7" w:semiHidden="1" w:unhideWhenUsed="1"/>
+    <w:lsdException w:name="index 8" w:semiHidden="1" w:unhideWhenUsed="1"/>
+    <w:lsdException w:name="index 9" w:semiHidden="1" w:unhideWhenUsed="1"/>
+    <w:lsdException w:name="toc 1" w:semiHidden="1" w:uiPriority="39" w:unhideWhenUsed="1"/>
+    <w:lsdException w:name="toc 2" w:semiHidden="1" w:uiPriority="39" w:unhideWhenUsed="1"/>
+    <w:lsdException w:name="toc 3" w:semiHidden="1" w:uiPriority="39" w:unhideWhenUsed="1"/>
+    <w:lsdException w:name="toc 4" w:semiHidden="1" w:uiPriority="39" w:unhideWhenUsed="1"/>
+    <w:lsdException w:name="toc 5" w:semiHidden="1" w:uiPriority="39" w:unhideWhenUsed="1"/>
+    <w:lsdException w:name="toc 6" w:semiHidden="1" w:uiPriority="39" w:unhideWhenUsed="1"/>
+    <w:lsdException w:name="toc 7" w:semiHidden="1" w:uiPriority="39" w:unhideWhenUsed="1"/>
+    <w:lsdException w:name="toc 8" w:semiHidden="1" w:uiPriority="39" w:unhideWhenUsed="1"/>
+    <w:lsdException w:name="toc 9" w:semiHidden="1" w:uiPriority="39" w:unhideWhenUsed="1"/>
+    <w:lsdException w:name="Normal Indent" w:semiHidden="1" w:unhideWhenUsed="1"/>
+    <w:lsdException w:name="footnote text" w:semiHidden="1" w:unhideWhenUsed="1"/>
+    <w:lsdException w:name="annotation text" w:semiHidden="1" w:unhideWhenUsed="1"/>
+    <w:lsdException w:name="header" w:semiHidden="1" w:unhideWhenUsed="1"/>
+    <w:lsdException w:name="footer" w:semiHidden="1" w:unhideWhenUsed="1"/>
+    <w:lsdException w:name="index heading" w:semiHidden="1" w:unhideWhenUsed="1"/>
+    <w:lsdException w:name="caption" w:semiHidden="1" w:uiPriority="35" w:unhideWhenUsed="1" w:qFormat="1"/>
+    <w:lsdException w:name="table of figures" w:semiHidden="1" w:unhideWhenUsed="1"/>
+    <w:lsdException w:name="envelope address" w:semiHidden="1" w:unhideWhenUsed="1"/>
+    <w:lsdException w:name="envelope return" w:semiHidden="1" w:unhideWhenUsed="1"/>
+    <w:lsdException w:name="footnote reference" w:semiHidden="1" w:unhideWhenUsed="1"/>
+    <w:lsdException w:name="annotation reference" w:semiHidden="1" w:unhideWhenUsed="1"/>
+    <w:lsdException w:name="line number" w:semiHidden="1" w:unhideWhenUsed="1"/>
+    <w:lsdException w:name="page number" w:semiHidden="1" w:unhideWhenUsed="1"/>
+    <w:lsdException w:name="endnote reference" w:semiHidden="1" w:unhideWhenUsed="1"/>
+    <w:lsdException w:name="endnote text" w:semiHidden="1" w:unhideWhenUsed="1"/>
+    <w:lsdException w:name="table of authorities" w:semiHidden="1" w:unhideWhenUsed="1"/>
+    <w:lsdException w:name="macro" w:semiHidden="1" w:unhideWhenUsed="1"/>
+    <w:lsdException w:name="toa heading" w:semiHidden="1" w:unhideWhenUsed="1"/>
+    <w:lsdException w:name="List" w:semiHidden="1" w:unhideWhenUsed="1"/>
+    <w:lsdException w:name="List Bullet" w:semiHidden="1" w:unhideWhenUsed="1"/>
+    <w:lsdException w:name="List Number" w:semiHidden="1" w:unhideWhenUsed="1"/>
+    <w:lsdException w:name="List 2" w:semiHidden="1" w:unhideWhenUsed="1"/>
+    <w:lsdException w:name="List 3" w:semiHidden="1" w:unhideWhenUsed="1"/>
+    <w:lsdException w:name="List 4" w:semiHidden="1" w:unhideWhenUsed="1"/>
+    <w:lsdException w:name="List 5" w:semiHidden="1" w:unhideWhenUsed="1"/>
+    <w:lsdException w:name="List Bullet 2" w:semiHidden="1" w:unhideWhenUsed="1"/>
+    <w:lsdException w:name="List Bullet 3" w:semiHidden="1" w:unhideWhenUsed="1"/>
+    <w:lsdException w:name="List Bullet 4" w:semiHidden="1" w:unhideWhenUsed="1"/>
+    <w:lsdException w:name="List Bullet 5" w:semiHidden="1" w:unhideWhenUsed="1"/>
+    <w:lsdException w:name="List Number 2" w:semiHidden="1" w:unhideWhenUsed="1"/>
+    <w:lsdException w:name="List Number 3" w:semiHidden="1" w:unhideWhenUsed="1"/>
+    <w:lsdException w:name="List Number 4" w:semiHidden="1" w:unhideWhenUsed="1"/>
+    <w:lsdException w:name="List Number 5" w:semiHidden="1" w:unhideWhenUsed="1"/>
+    <w:lsdException w:name="Title" w:uiPriority="10" w:qFormat="1"/>
+    <w:lsdException w:name="Closing" w:semiHidden="1" w:unhideWhenUsed="1"/>
+    <w:lsdException w:name="Signature" w:semiHidden="1" w:unhideWhenUsed="1"/>
+    <w:lsdException w:name="Default Paragraph Font" w:semiHidden="1" w:uiPriority="1" w:unhideWhenUsed="1"/>
+    <w:lsdException w:name="Body Text" w:semiHidden="1" w:unhideWhenUsed="1"/>
+    <w:lsdException w:name="Body Text Indent" w:semiHidden="1" w:unhideWhenUsed="1"/>
+    <w:lsdException w:name="List Continue" w:semiHidden="1" w:unhideWhenUsed="1"/>
+    <w:lsdException w:name="List Continue 2" w:semiHidden="1" w:unhideWhenUsed="1"/>
+    <w:lsdException w:name="List Continue 3" w:semiHidden="1" w:unhideWhenUsed="1"/>
+    <w:lsdException w:name="List Continue 4" w:semiHidden="1" w:unhideWhenUsed="1"/>
+    <w:lsdException w:name="List Continue 5" w:semiHidden="1" w:unhideWhenUsed="1"/>
+    <w:lsdException w:name="Message Header" w:semiHidden="1" w:unhideWhenUsed="1"/>
+    <w:lsdException w:name="Subtitle" w:uiPriority="11" w:qFormat="1"/>
+    <w:lsdException w:name="Salutation" w:semiHidden="1" w:unhideWhenUsed="1"/>
+    <w:lsdException w:name="Date" w:semiHidden="1" w:unhideWhenUsed="1"/>
+    <w:lsdException w:name="Body Text First Indent" w:semiHidden="1" w:unhideWhenUsed="1"/>
+    <w:lsdException w:name="Body Text First Indent 2" w:semiHidden="1" w:unhideWhenUsed="1"/>
+    <w:lsdException w:name="Note Heading" w:semiHidden="1" w:unhideWhenUsed="1"/>
+    <w:lsdException w:name="Body Text 2" w:semiHidden="1" w:unhideWhenUsed="1"/>
+    <w:lsdException w:name="Body Text 3" w:semiHidden="1" w:unhideWhenUsed="1"/>
+    <w:lsdException w:name="Body Text Indent 2" w:semiHidden="1" w:unhideWhenUsed="1"/>
+    <w:lsdException w:name="Body Text Indent 3" w:semiHidden="1" w:unhideWhenUsed="1"/>
+    <w:lsdException w:name="Block Text" w:semiHidden="1" w:unhideWhenUsed="1"/>
+    <w:lsdException w:name="Hyperlink" w:semiHidden="1" w:unhideWhenUsed="1"/>
+    <w:lsdException w:name="FollowedHyperlink" w:semiHidden="1" w:unhideWhenUsed="1"/>
+    <w:lsdException w:name="Strong" w:uiPriority="22" w:qFormat="1"/>
+    <w:lsdException w:name="Emphasis" w:uiPriority="20" w:qFormat="1"/>
+    <w:lsdException w:name="Document Map" w:semiHidden="1" w:unhideWhenUsed="1"/>
+    <w:lsdException w:name="Plain Text" w:semiHidden="1" w:unhideWhenUsed="1"/>
+    <w:lsdException w:name="E-mail Signature" w:semiHidden="1" w:unhideWhenUsed="1"/>
+    <w:lsdException w:name="HTML Top of Form" w:semiHidden="1" w:unhideWhenUsed="1"/>
+    <w:lsdException w:name="HTML Bottom of Form" w:semiHidden="1" w:unhideWhenUsed="1"/>
+    <w:lsdException w:name="Normal (Web)" w:semiHidden="1" w:unhideWhenUsed="1"/>
+    <w:lsdException w:name="HTML Acronym" w:semiHidden="1" w:unhideWhenUsed="1"/>
+    <w:lsdException w:name="HTML Address" w:semiHidden="1" w:unhideWhenUsed="1"/>
+    <w:lsdException w:name="HTML Cite" w:semiHidden="1" w:unhideWhenUsed="1"/>
+    <w:lsdException w:name="HTML Code" w:semiHidden="1" w:unhideWhenUsed="1"/>
+    <w:lsdException w:name="HTML Definition" w:semiHidden="1" w:unhideWhenUsed="1"/>
+    <w:lsdException w:name="HTML Keyboard" w:semiHidden="1" w:unhideWhenUsed="1"/>
+    <w:lsdException w:name="HTML Preformatted" w:semiHidden="1" w:unhideWhenUsed="1"/>
+    <w:lsdException w:name="HTML Sample" w:semiHidden="1" w:unhideWhenUsed="1"/>
+    <w:lsdException w:name="HTML Typewriter" w:semiHidden="1" w:unhideWhenUsed="1"/>
+    <w:lsdException w:name="HTML Variable" w:semiHidden="1" w:unhideWhenUsed="1"/>
+    <w:lsdException w:name="Normal Table" w:semiHidden="1" w:unhideWhenUsed="1"/>
+    <w:lsdException w:name="annotation subject" w:semiHidden="1" w:unhideWhenUsed="1"/>
+    <w:lsdException w:name="No List" w:semiHidden="1" w:unhideWhenUsed="1"/>
+    <w:lsdException w:name="Outline List 1" w:semiHidden="1" w:unhideWhenUsed="1"/>
+    <w:lsdException w:name="Outline List 2" w:semiHidden="1" w:unhideWhenUsed="1"/>
+    <w:lsdException w:name="Outline List 3" w:semiHidden="1" w:unhideWhenUsed="1"/>
+    <w:lsdException w:name="Table Simple 1" w:semiHidden="1" w:unhideWhenUsed="1"/>
+    <w:lsdException w:name="Table Simple 2" w:semiHidden="1" w:unhideWhenUsed="1"/>
+    <w:lsdException w:name="Table Simple 3" w:semiHidden="1" w:unhideWhenUsed="1"/>
+    <w:lsdException w:name="Table Classic 1" w:semiHidden="1" w:unhideWhenUsed="1"/>
+    <w:lsdException w:name="Table Classic 2" w:semiHidden="1" w:unhideWhenUsed="1"/>
+    <w:lsdException w:name="Table Classic 3" w:semiHidden="1" w:unhideWhenUsed="1"/>
+    <w:lsdException w:name="Table Classic 4" w:semiHidden="1" w:unhideWhenUsed="1"/>
+    <w:lsdException w:name="Table Colorful 1" w:semiHidden="1" w:unhideWhenUsed="1"/>
+    <w:lsdException w:name="Table Colorful 2" w:semiHidden="1" w:unhideWhenUsed="1"/>
+    <w:lsdException w:name="Table Colorful 3" w:semiHidden="1" w:unhideWhenUsed="1"/>
+    <w:lsdException w:name="Table Columns 1" w:semiHidden="1" w:unhideWhenUsed="1"/>
+    <w:lsdException w:name="Table Columns 2" w:semiHidden="1" w:unhideWhenUsed="1"/>
+    <w:lsdException w:name="Table Columns 3" w:semiHidden="1" w:unhideWhenUsed="1"/>
+    <w:lsdException w:name="Table Columns 4" w:semiHidden="1" w:unhideWhenUsed="1"/>
+    <w:lsdException w:name="Table Columns 5" w:semiHidden="1" w:unhideWhenUsed="1"/>
+    <w:lsdException w:name="Table Grid 1" w:semiHidden="1" w:unhideWhenUsed="1"/>
+    <w:lsdException w:name="Table Grid 2" w:semiHidden="1" w:unhideWhenUsed="1"/>
+    <w:lsdException w:name="Table Grid 3" w:semiHidden="1" w:unhideWhenUsed="1"/>
+    <w:lsdException w:name="Table Grid 4" w:semiHidden="1" w:unhideWhenUsed="1"/>
+    <w:lsdException w:name="Table Grid 5" w:semiHidden="1" w:unhideWhenUsed="1"/>
+    <w:lsdException w:name="Table Grid 6" w:semiHidden="1" w:unhideWhenUsed="1"/>
+    <w:lsdException w:name="Table Grid 7" w:semiHidden="1" w:unhideWhenUsed="1"/>
+    <w:lsdException w:name="Table Grid 8" w:semiHidden="1" w:unhideWhenUsed="1"/>
+    <w:lsdException w:name="Table List 1" w:semiHidden="1" w:unhideWhenUsed="1"/>
+    <w:lsdException w:name="Table List 2" w:semiHidden="1" w:unhideWhenUsed="1"/>
+    <w:lsdException w:name="Table List 3" w:semiHidden="1" w:unhideWhenUsed="1"/>
+    <w:lsdException w:name="Table List 4" w:semiHidden="1" w:unhideWhenUsed="1"/>
+    <w:lsdException w:name="Table List 5" w:semiHidden="1" w:unhideWhenUsed="1"/>
+    <w:lsdException w:name="Table List 6" w:semiHidden="1" w:unhideWhenUsed="1"/>
+    <w:lsdException w:name="Table List 7" w:semiHidden="1" w:unhideWhenUsed="1"/>
+    <w:lsdException w:name="Table List 8" w:semiHidden="1" w:unhideWhenUsed="1"/>
+    <w:lsdException w:name="Table 3D effects 1" w:semiHidden="1" w:unhideWhenUsed="1"/>
+    <w:lsdException w:name="Table 3D effects 2" w:semiHidden="1" w:unhideWhenUsed="1"/>
+    <w:lsdException w:name="Table 3D effects 3" w:semiHidden="1" w:unhideWhenUsed="1"/>
+    <w:lsdException w:name="Table Contemporary" w:semiHidden="1" w:unhideWhenUsed="1"/>
+    <w:lsdException w:name="Table Elegant" w:semiHidden="1" w:unhideWhenUsed="1"/>
+    <w:lsdException w:name="Table Professional" w:semiHidden="1" w:unhideWhenUsed="1"/>
+    <w:lsdException w:name="Table Subtle 1" w:semiHidden="1" w:unhideWhenUsed="1"/>
+    <w:lsdException w:name="Table Subtle 2" w:semiHidden="1" w:unhideWhenUsed="1"/>
+    <w:lsdException w:name="Table Web 1" w:semiHidden="1" w:unhideWhenUsed="1"/>
+    <w:lsdException w:name="Table Web 2" w:semiHidden="1" w:unhideWhenUsed="1"/>
+    <w:lsdException w:name="Table Web 3" w:semiHidden="1" w:unhideWhenUsed="1"/>
+    <w:lsdException w:name="Balloon Text" w:semiHidden="1" w:unhideWhenUsed="1"/>
+    <w:lsdException w:name="Table Grid" w:uiPriority="59"/>
+    <w:lsdException w:name="Table Theme" w:semiHidden="1" w:unhideWhenUsed="1"/>
+    <w:lsdException w:name="Placeholder Text" w:semiHidden="1"/>
+    <w:lsdException w:name="No Spacing" w:uiPriority="1" w:qFormat="1"/>
+    <w:lsdException w:name="Light Shading" w:uiPriority="60"/>
+    <w:lsdException w:name="Light List" w:uiPriority="61"/>
+    <w:lsdException w:name="Light Grid" w:uiPriority="62"/>
+    <w:lsdException w:name="Medium Shading 1" w:uiPriority="63"/>
+    <w:lsdException w:name="Medium Shading 2" w:uiPriority="64"/>
+    <w:lsdException w:name="Medium List 1" w:uiPriority="65"/>
+    <w:lsdException w:name="Medium List 2" w:uiPriority="66"/>
+    <w:lsdException w:name="Medium Grid 1" w:uiPriority="67"/>
+    <w:lsdException w:name="Medium Grid 2" w:uiPriority="68"/>
+    <w:lsdException w:name="Medium Grid 3" w:uiPriority="69"/>
+    <w:lsdException w:name="Dark List" w:uiPriority="70"/>
+    <w:lsdException w:name="Colorful Shading" w:uiPriority="71"/>
+    <w:lsdException w:name="Colorful List" w:uiPriority="72"/>
+    <w:lsdException w:name="Colorful Grid" w:uiPriority="73"/>
+    <w:lsdException w:name="Light Shading Accent 1" w:uiPriority="60"/>
+    <w:lsdException w:name="Light List Accent 1" w:uiPriority="61"/>
+    <w:lsdException w:name="Light Grid Accent 1" w:uiPriority="62"/>
+    <w:lsdException w:name="Medium Shading 1 Accent 1" w:uiPriority="63"/>
+    <w:lsdException w:name="Medium Shading 2 Accent 1" w:uiPriority="64"/>
+    <w:lsdException w:name="Medium List 1 Accent 1" w:uiPriority="65"/>
+    <w:lsdException w:name="Revision" w:semiHidden="1"/>
+    <w:lsdException w:name="List Paragraph" w:uiPriority="34" w:qFormat="1"/>
+    <w:lsdException w:name="Quote" w:uiPriority="29" w:qFormat="1"/>
+    <w:lsdException w:name="Intense Quote" w:uiPriority="30" w:qFormat="1"/>
+    <w:lsdException w:name="Medium List 2 Accent 1" w:uiPriority="66"/>
+    <w:lsdException w:name="Medium Grid 1 Accent 1" w:uiPriority="67"/>
+    <w:lsdException w:name="Medium Grid 2 Accent 1" w:uiPriority="68"/>
+    <w:lsdException w:name="Medium Grid 3 Accent 1" w:uiPriority="69"/>
+    <w:lsdException w:name="Dark List Accent 1" w:uiPriority="70"/>
+    <w:lsdException w:name="Colorful Shading Accent 1" w:uiPriority="71"/>
+    <w:lsdException w:name="Colorful List Accent 1" w:uiPriority="72"/>
+    <w:lsdException w:name="Colorful Grid Accent 1" w:uiPriority="73"/>
+    <w:lsdException w:name="Light Shading Accent 2" w:uiPriority="60"/>
+    <w:lsdException w:name="Light List Accent 2" w:uiPriority="61"/>
+    <w:lsdException w:name="Light Grid Accent 2" w:uiPriority="62"/>
+    <w:lsdException w:name="Medium Shading 1 Accent 2" w:uiPriority="63"/>
+    <w:lsdException w:name="Medium Shading 2 Accent 2" w:uiPriority="64"/>
+    <w:lsdException w:name="Medium List 1 Accent 2" w:uiPriority="65"/>
+    <w:lsdException w:name="Medium List 2 Accent 2" w:uiPriority="66"/>
+    <w:lsdException w:name="Medium Grid 1 Accent 2" w:uiPriority="67"/>
+    <w:lsdException w:name="Medium Grid 2 Accent 2" w:uiPriority="68"/>
+    <w:lsdException w:name="Medium Grid 3 Accent 2" w:uiPriority="69"/>
+    <w:lsdException w:name="Dark List Accent 2" w:uiPriority="70"/>
+    <w:lsdException w:name="Colorful Shading Accent 2" w:uiPriority="71"/>
+    <w:lsdException w:name="Colorful List Accent 2" w:uiPriority="72"/>
+    <w:lsdException w:name="Colorful Grid Accent 2" w:uiPriority="73"/>
+    <w:lsdException w:name="Light Shading Accent 3" w:uiPriority="60"/>
+    <w:lsdException w:name="Light List Accent 3" w:uiPriority="61"/>
+    <w:lsdException w:name="Light Grid Accent 3" w:uiPriority="62"/>
+    <w:lsdException w:name="Medium Shading 1 Accent 3" w:uiPriority="63"/>
+    <w:lsdException w:name="Medium Shading 2 Accent 3" w:uiPriority="64"/>
+    <w:lsdException w:name="Medium List 1 Accent 3" w:uiPriority="65"/>
+    <w:lsdException w:name="Medium List 2 Accent 3" w:uiPriority="66"/>
+    <w:lsdException w:name="Medium Grid 1 Accent 3" w:uiPriority="67"/>
+    <w:lsdException w:name="Medium Grid 2 Accent 3" w:uiPriority="68"/>
+    <w:lsdException w:name="Medium Grid 3 Accent 3" w:uiPriority="69"/>
+    <w:lsdException w:name="Dark List Accent 3" w:uiPriority="70"/>
+    <w:lsdException w:name="Colorful Shading Accent 3" w:uiPriority="71"/>
+    <w:lsdException w:name="Colorful List Accent 3" w:uiPriority="72"/>
+    <w:lsdException w:name="Colorful Grid Accent 3" w:uiPriority="73"/>
+    <w:lsdException w:name="Light Shading Accent 4" w:uiPriority="60"/>
+    <w:lsdException w:name="Light List Accent 4" w:uiPriority="61"/>
+    <w:lsdException w:name="Light Grid Accent 4" w:uiPriority="62"/>
+    <w:lsdException w:name="Medium Shading 1 Accent 4" w:uiPriority="63"/>
+    <w:lsdException w:name="Medium Shading 2 Accent 4" w:uiPriority="64"/>
+    <w:lsdException w:name="Medium List 1 Accent 4" w:uiPriority="65"/>
+    <w:lsdException w:name="Medium List 2 Accent 4" w:uiPriority="66"/>
+    <w:lsdException w:name="Medium Grid 1 Accent 4" w:uiPriority="67"/>
+    <w:lsdException w:name="Medium Grid 2 Accent 4" w:uiPriority="68"/>
+    <w:lsdException w:name="Medium Grid 3 Accent 4" w:uiPriority="69"/>
+    <w:lsdException w:name="Dark List Accent 4" w:uiPriority="70"/>
+    <w:lsdException w:name="Colorful Shading Accent 4" w:uiPriority="71"/>
+    <w:lsdException w:name="Colorful List Accent 4" w:uiPriority="72"/>
+    <w:lsdException w:name="Colorful Grid Accent 4" w:uiPriority="73"/>
+    <w:lsdException w:name="Light Shading Accent 5" w:uiPriority="60"/>
+    <w:lsdException w:name="Light List Accent 5" w:uiPriority="61"/>
+    <w:lsdException w:name="Light Grid Accent 5" w:uiPriority="62"/>
+    <w:lsdException w:name="Medium Shading 1 Accent 5" w:uiPriority="63"/>
+    <w:lsdException w:name="Medium Shading 2 Accent 5" w:uiPriority="64"/>
+    <w:lsdException w:name="Medium List 1 Accent 5" w:uiPriority="65"/>
+    <w:lsdException w:name="Medium List 2 Accent 5" w:uiPriority="66"/>
+    <w:lsdException w:name="Medium Grid 1 Accent 5" w:uiPriority="67"/>
+    <w:lsdException w:name="Medium Grid 2 Accent 5" w:uiPriority="68"/>
+    <w:lsdException w:name="Medium Grid 3 Accent 5" w:uiPriority="69"/>
+    <w:lsdException w:name="Dark List Accent 5" w:uiPriority="70"/>
+    <w:lsdException w:name="Colorful Shading Accent 5" w:uiPriority="71"/>
+    <w:lsdException w:name="Colorful List Accent 5" w:uiPriority="72"/>
+    <w:lsdException w:name="Colorful Grid Accent 5" w:uiPriority="73"/>
+    <w:lsdException w:name="Light Shading Accent 6" w:uiPriority="60"/>
+    <w:lsdException w:name="Light List Accent 6" w:uiPriority="61"/>
+    <w:lsdException w:name="Light Grid Accent 6" w:uiPriority="62"/>
+    <w:lsdException w:name="Medium Shading 1 Accent 6" w:uiPriority="63"/>
+    <w:lsdException w:name="Medium Shading 2 Accent 6" w:uiPriority="64"/>
+    <w:lsdException w:name="Medium List 1 Accent 6" w:uiPriority="65"/>
+    <w:lsdException w:name="Medium List 2 Accent 6" w:uiPriority="66"/>
+    <w:lsdException w:name="Medium Grid 1 Accent 6" w:uiPriority="67"/>
+    <w:lsdException w:name="Medium Grid 2 Accent 6" w:uiPriority="68"/>
+    <w:lsdException w:name="Medium Grid 3 Accent 6" w:uiPriority="69"/>
+    <w:lsdException w:name="Dark List Accent 6" w:uiPriority="70"/>
+    <w:lsdException w:name="Colorful Shading Accent 6" w:uiPriority="71"/>
+    <w:lsdException w:name="Colorful List Accent 6" w:uiPriority="72"/>
+    <w:lsdException w:name="Colorful Grid Accent 6" w:uiPriority="73"/>
+    <w:lsdException w:name="Subtle Emphasis" w:uiPriority="19" w:qFormat="1"/>
+    <w:lsdException w:name="Intense Emphasis" w:uiPriority="21" w:qFormat="1"/>
+    <w:lsdException w:name="Subtle Reference" w:uiPriority="31" w:qFormat="1"/>
+    <w:lsdException w:name="Intense Reference" w:uiPriority="32" w:qFormat="1"/>
+    <w:lsdException w:name="Book Title" w:uiPriority="33" w:qFormat="1"/>
+    <w:lsdException w:name="Bibliography" w:semiHidden="1" w:uiPriority="37" w:unhideWhenUsed="1"/>
+    <w:lsdException w:name="TOC Heading" w:semiHidden="1" w:uiPriority="39" w:unhideWhenUsed="1" w:qFormat="1"/>
+    <w:lsdException w:name="Plain Table 1" w:uiPriority="41"/>
+    <w:lsdException w:name="Plain Table 2" w:uiPriority="42"/>
+    <w:lsdException w:name="Plain Table 3" w:uiPriority="43"/>
+    <w:lsdException w:name="Plain Table 4" w:uiPriority="44"/>
+    <w:lsdException w:name="Plain Table 5" w:uiPriority="45"/>
+    <w:lsdException w:name="Grid Table Light" w:uiPriority="40"/>
+    <w:lsdException w:name="Grid Table 1 Light" w:uiPriority="46"/>
+    <w:lsdException w:name="Grid Table 2" w:uiPriority="47"/>
+    <w:lsdException w:name="Grid Table 3" w:uiPriority="48"/>
+    <w:lsdException w:name="Grid Table 4" w:uiPriority="49"/>
+    <w:lsdException w:name="Grid Table 5 Dark" w:uiPriority="50"/>
+    <w:lsdException w:name="Grid Table 6 Colorful" w:uiPriority="51"/>
+    <w:lsdException w:name="Grid Table 7 Colorful" w:uiPriority="52"/>
+    <w:lsdException w:name="Grid Table 1 Light Accent 1" w:uiPriority="46"/>
+    <w:lsdException w:name="Grid Table 2 Accent 1" w:uiPriority="47"/>
+    <w:lsdException w:name="Grid Table 3 Accent 1" w:uiPriority="48"/>
+    <w:lsdException w:name="Grid Table 4 Accent 1" w:uiPriority="49"/>
+    <w:lsdException w:name="Grid Table 5 Dark Accent 1" w:uiPriority="50"/>
+    <w:lsdException w:name="Grid Table 6 Colorful Accent 1" w:uiPriority="51"/>
+    <w:lsdException w:name="Grid Table 7 Colorful Accent 1" w:uiPriority="52"/>
+    <w:lsdException w:name="Grid Table 1 Light Accent 2" w:uiPriority="46"/>
+    <w:lsdException w:name="Grid Table 2 Accent 2" w:uiPriority="47"/>
+    <w:lsdException w:name="Grid Table 3 Accent 2" w:uiPriority="48"/>
+    <w:lsdException w:name="Grid Table 4 Accent 2" w:uiPriority="49"/>
+    <w:lsdException w:name="Grid Table 5 Dark Accent 2" w:uiPriority="50"/>
+    <w:lsdException w:name="Grid Table 6 Colorful Accent 2" w:uiPriority="51"/>
+    <w:lsdException w:name="Grid Table 7 Colorful Accent 2" w:uiPriority="52"/>
+    <w:lsdException w:name="Grid Table 1 Light Accent 3" w:uiPriority="46"/>
+    <w:lsdException w:name="Grid Table 2 Accent 3" w:uiPriority="47"/>
+    <w:lsdException w:name="Grid Table 3 Accent 3" w:uiPriority="48"/>
+    <w:lsdException w:name="Grid Table 4 Accent 3" w:uiPriority="49"/>
+    <w:lsdException w:name="Grid Table 5 Dark Accent 3" w:uiPriority="50"/>
+    <w:lsdException w:name="Grid Table 6 Colorful Accent 3" w:uiPriority="51"/>
+    <w:lsdException w:name="Grid Table 7 Colorful Accent 3" w:uiPriority="52"/>
+    <w:lsdException w:name="Grid Table 1 Light Accent 4" w:uiPriority="46"/>
+    <w:lsdException w:name="Grid Table 2 Accent 4" w:uiPriority="47"/>
+    <w:lsdException w:name="Grid Table 3 Accent 4" w:uiPriority="48"/>
+    <w:lsdException w:name="Grid Table 4 Accent 4" w:uiPriority="49"/>
+    <w:lsdException w:name="Grid Table 5 Dark Accent 4" w:uiPriority="50"/>
+    <w:lsdException w:name="Grid Table 6 Colorful Accent 4" w:uiPriority="51"/>
+    <w:lsdException w:name="Grid Table 7 Colorful Accent 4" w:uiPriority="52"/>
+    <w:lsdException w:name="Grid Table 1 Light Accent 5" w:uiPriority="46"/>
+    <w:lsdException w:name="Grid Table 2 Accent 5" w:uiPriority="47"/>
+    <w:lsdException w:name="Grid Table 3 Accent 5" w:uiPriority="48"/>
+    <w:lsdException w:name="Grid Table 4 Accent 5" w:uiPriority="49"/>
+    <w:lsdException w:name="Grid Table 5 Dark Accent 5" w:uiPriority="50"/>
+    <w:lsdException w:name="Grid Table 6 Colorful Accent 5" w:uiPriority="51"/>
+    <w:lsdException w:name="Grid Table 7 Colorful Accent 5" w:uiPriority="52"/>
+    <w:lsdException w:name="Grid Table 1 Light Accent 6" w:uiPriority="46"/>
+    <w:lsdException w:name="Grid Table 2 Accent 6" w:uiPriority="47"/>
+    <w:lsdException w:name="Grid Table 3 Accent 6" w:uiPriority="48"/>
+    <w:lsdException w:name="Grid Table 4 Accent 6" w:uiPriority="49"/>
+    <w:lsdException w:name="Grid Table 5 Dark Accent 6" w:uiPriority="50"/>
+    <w:lsdException w:name="Grid Table 6 Colorful Accent 6" w:uiPriority="51"/>
+    <w:lsdException w:name="Grid Table 7 Colorful Accent 6" w:uiPriority="52"/>
+    <w:lsdException w:name="List Table 1 Light" w:uiPriority="46"/>
+    <w:lsdException w:name="List Table 2" w:uiPriority="47"/>
+    <w:lsdException w:name="List Table 3" w:uiPriority="48"/>
+    <w:lsdException w:name="List Table 4" w:uiPriority="49"/>
+    <w:lsdException w:name="List Table 5 Dark" w:uiPriority="50"/>
+    <w:lsdException w:name="List Table 6 Colorful" w:uiPriority="51"/>
+    <w:lsdException w:name="List Table 7 Colorful" w:uiPriority="52"/>
+    <w:lsdException w:name="List Table 1 Light Accent 1" w:uiPriority="46"/>
+    <w:lsdException w:name="List Table 2 Accent 1" w:uiPriority="47"/>
+    <w:lsdException w:name="List Table 3 Accent 1" w:uiPriority="48"/>
+    <w:lsdException w:name="List Table 4 Accent 1" w:uiPriority="49"/>
+    <w:lsdException w:name="List Table 5 Dark Accent 1" w:uiPriority="50"/>
+    <w:lsdException w:name="List Table 6 Colorful Accent 1" w:uiPriority="51"/>
+    <w:lsdException w:name="List Table 7 Colorful Accent 1" w:uiPriority="52"/>
+    <w:lsdException w:name="List Table 1 Light Accent 2" w:uiPriority="46"/>
+    <w:lsdException w:name="List Table 2 Accent 2" w:uiPriority="47"/>
+    <w:lsdException w:name="List Table 3 Accent 2" w:uiPriority="48"/>
+    <w:lsdException w:name="List Table 4 Accent 2" w:uiPriority="49"/>
+    <w:lsdException w:name="List Table 5 Dark Accent 2" w:uiPriority="50"/>
+    <w:lsdException w:name="List Table 6 Colorful Accent 2" w:uiPriority="51"/>
+    <w:lsdException w:name="List Table 7 Colorful Accent 2" w:uiPriority="52"/>
+    <w:lsdException w:name="List Table 1 Light Accent 3" w:uiPriority="46"/>
+    <w:lsdException w:name="List Table 2 Accent 3" w:uiPriority="47"/>
+    <w:lsdException w:name="List Table 3 Accent 3" w:uiPriority="48"/>
+    <w:lsdException w:name="List Table 4 Accent 3" w:uiPriority="49"/>
+    <w:lsdException w:name="List Table 5 Dark Accent 3" w:uiPriority="50"/>
+    <w:lsdException w:name="List Table 6 Colorful Accent 3" w:uiPriority="51"/>
+    <w:lsdException w:name="List Table 7 Colorful Accent 3" w:uiPriority="52"/>
+    <w:lsdException w:name="List Table 1 Light Accent 4" w:uiPriority="46"/>
+    <w:lsdException w:name="List Table 2 Accent 4" w:uiPriority="47"/>
+    <w:lsdException w:name="List Table 3 Accent 4" w:uiPriority="48"/>
+    <w:lsdException w:name="List Table 4 Accent 4" w:uiPriority="49"/>
+    <w:lsdException w:name="List Table 5 Dark Accent 4" w:uiPriority="50"/>
+    <w:lsdException w:name="List Table 6 Colorful Accent 4" w:uiPriority="51"/>
+    <w:lsdException w:name="List Table 7 Colorful Accent 4" w:uiPriority="52"/>
+    <w:lsdException w:name="List Table 1 Light Accent 5" w:uiPriority="46"/>
+    <w:lsdException w:name="List Table 2 Accent 5" w:uiPriority="47"/>
+    <w:lsdException w:name="List Table 3 Accent 5" w:uiPriority="48"/>
+    <w:lsdException w:name="List Table 4 Accent 5" w:uiPriority="49"/>
+    <w:lsdException w:name="List Table 5 Dark Accent 5" w:uiPriority="50"/>
+    <w:lsdException w:name="List Table 6 Colorful Accent 5" w:uiPriority="51"/>
+    <w:lsdException w:name="List Table 7 Colorful Accent 5" w:uiPriority="52"/>
+    <w:lsdException w:name="List Table 1 Light Accent 6" w:uiPriority="46"/>
+    <w:lsdException w:name="List Table 2 Accent 6" w:uiPriority="47"/>
+    <w:lsdException w:name="List Table 3 Accent 6" w:uiPriority="48"/>
+    <w:lsdException w:name="List Table 4 Accent 6" w:uiPriority="49"/>
+    <w:lsdException w:name="List Table 5 Dark Accent 6" w:uiPriority="50"/>
+    <w:lsdException w:name="List Table 6 Colorful Accent 6" w:uiPriority="51"/>
+    <w:lsdException w:name="List Table 7 Colorful Accent 6" w:uiPriority="52"/>
   </w:latentStyles>
   <w:style w:type="paragraph" w:default="1" w:styleId="Normal">
     <w:name w:val="Normal"/>
@@ -19126,7 +19514,7 @@
 </file>
 
 <file path=customXml/itemProps1.xml><?xml version="1.0" encoding="utf-8"?>
-<ds:datastoreItem xmlns:ds="http://schemas.openxmlformats.org/officeDocument/2006/customXml" ds:itemID="{6BB36738-F820-4E60-B51E-C7E910B47EBB}">
+<ds:datastoreItem xmlns:ds="http://schemas.openxmlformats.org/officeDocument/2006/customXml" ds:itemID="{662A3848-704E-45F2-B20F-1834C314A78F}">
   <ds:schemaRefs>
     <ds:schemaRef ds:uri="http://schemas.openxmlformats.org/officeDocument/2006/bibliography"/>
   </ds:schemaRefs>

--- a/doctemplate_and_requirements/documentation_template.docx
+++ b/doctemplate_and_requirements/documentation_template.docx
@@ -3007,7 +3007,6 @@
         <w:rPr>
           <w:sz w:val="18"/>
           <w:szCs w:val="18"/>
-          <w:lang w:val="en-US"/>
         </w:rPr>
       </w:pPr>
       <w:r>
@@ -3020,12 +3019,382 @@
       </w:r>
     </w:p>
     <w:p>
-      <w:pPr>
-        <w:rPr>
-          <w:lang w:val="en-US"/>
-        </w:rPr>
-      </w:pPr>
-      <w:r>
+      <w:r>
+        <w:t>5.1 Изисквания</w:t>
+      </w:r>
+    </w:p>
+    <w:p>
+      <w:pPr>
+        <w:pStyle w:val="ListParagraph"/>
+        <w:numPr>
+          <w:ilvl w:val="0"/>
+          <w:numId w:val="32"/>
+        </w:numPr>
+      </w:pPr>
+      <w:proofErr w:type="spellStart"/>
+      <w:r>
+        <w:t>Web</w:t>
+      </w:r>
+      <w:proofErr w:type="spellEnd"/>
+      <w:r>
+        <w:t xml:space="preserve"> сървър: </w:t>
+      </w:r>
+      <w:proofErr w:type="spellStart"/>
+      <w:r>
+        <w:t>Apache</w:t>
+      </w:r>
+      <w:proofErr w:type="spellEnd"/>
+      <w:r>
+        <w:t xml:space="preserve"> (чрез XAMPP)</w:t>
+      </w:r>
+    </w:p>
+    <w:p>
+      <w:pPr>
+        <w:pStyle w:val="ListParagraph"/>
+        <w:numPr>
+          <w:ilvl w:val="0"/>
+          <w:numId w:val="32"/>
+        </w:numPr>
+      </w:pPr>
+      <w:r>
+        <w:t>PHP: версия 8.2</w:t>
+      </w:r>
+    </w:p>
+    <w:p>
+      <w:pPr>
+        <w:pStyle w:val="ListParagraph"/>
+        <w:numPr>
+          <w:ilvl w:val="0"/>
+          <w:numId w:val="32"/>
+        </w:numPr>
+      </w:pPr>
+      <w:r>
+        <w:t xml:space="preserve">СУБД: </w:t>
+      </w:r>
+      <w:proofErr w:type="spellStart"/>
+      <w:r>
+        <w:t>MariaDB</w:t>
+      </w:r>
+      <w:proofErr w:type="spellEnd"/>
+      <w:r>
+        <w:t xml:space="preserve"> 10.4</w:t>
+      </w:r>
+    </w:p>
+    <w:p>
+      <w:pPr>
+        <w:pStyle w:val="ListParagraph"/>
+        <w:numPr>
+          <w:ilvl w:val="0"/>
+          <w:numId w:val="32"/>
+        </w:numPr>
+      </w:pPr>
+      <w:r>
+        <w:t xml:space="preserve">Браузър: </w:t>
+      </w:r>
+      <w:proofErr w:type="spellStart"/>
+      <w:r>
+        <w:t>Chrome</w:t>
+      </w:r>
+      <w:proofErr w:type="spellEnd"/>
+      <w:r>
+        <w:t xml:space="preserve"> / </w:t>
+      </w:r>
+      <w:proofErr w:type="spellStart"/>
+      <w:r>
+        <w:t>Firefox</w:t>
+      </w:r>
+      <w:proofErr w:type="spellEnd"/>
+    </w:p>
+    <w:p>
+      <w:r>
+        <w:t>5.2 Инсталация</w:t>
+      </w:r>
+    </w:p>
+    <w:p>
+      <w:pPr>
+        <w:pStyle w:val="ListParagraph"/>
+        <w:numPr>
+          <w:ilvl w:val="0"/>
+          <w:numId w:val="33"/>
+        </w:numPr>
+      </w:pPr>
+      <w:r>
+        <w:t>Проектът се копира</w:t>
+      </w:r>
+      <w:r>
+        <w:t xml:space="preserve"> в директорията </w:t>
+      </w:r>
+      <w:proofErr w:type="spellStart"/>
+      <w:r>
+        <w:t>htdocs</w:t>
+      </w:r>
+      <w:proofErr w:type="spellEnd"/>
+      <w:r>
+        <w:t xml:space="preserve"> на XAMPP</w:t>
+      </w:r>
+    </w:p>
+    <w:p>
+      <w:pPr>
+        <w:pStyle w:val="ListParagraph"/>
+        <w:numPr>
+          <w:ilvl w:val="0"/>
+          <w:numId w:val="33"/>
+        </w:numPr>
+      </w:pPr>
+      <w:r>
+        <w:t xml:space="preserve">Стартират се </w:t>
+      </w:r>
+      <w:proofErr w:type="spellStart"/>
+      <w:r>
+        <w:t>Apache</w:t>
+      </w:r>
+      <w:proofErr w:type="spellEnd"/>
+      <w:r>
+        <w:t xml:space="preserve"> и </w:t>
+      </w:r>
+      <w:proofErr w:type="spellStart"/>
+      <w:r>
+        <w:t>MySQL</w:t>
+      </w:r>
+      <w:proofErr w:type="spellEnd"/>
+      <w:r>
+        <w:t xml:space="preserve"> от XAMPP </w:t>
+      </w:r>
+      <w:proofErr w:type="spellStart"/>
+      <w:r>
+        <w:t>Control</w:t>
+      </w:r>
+      <w:proofErr w:type="spellEnd"/>
+      <w:r>
+        <w:t xml:space="preserve"> </w:t>
+      </w:r>
+      <w:proofErr w:type="spellStart"/>
+      <w:r>
+        <w:t>Panel</w:t>
+      </w:r>
+      <w:proofErr w:type="spellEnd"/>
+    </w:p>
+    <w:p>
+      <w:pPr>
+        <w:pStyle w:val="ListParagraph"/>
+        <w:numPr>
+          <w:ilvl w:val="0"/>
+          <w:numId w:val="33"/>
+        </w:numPr>
+      </w:pPr>
+      <w:r>
+        <w:t xml:space="preserve">В </w:t>
+      </w:r>
+      <w:proofErr w:type="spellStart"/>
+      <w:r>
+        <w:t>phpMyAdmin</w:t>
+      </w:r>
+      <w:proofErr w:type="spellEnd"/>
+      <w:r>
+        <w:t xml:space="preserve"> </w:t>
+      </w:r>
+      <w:r>
+        <w:t xml:space="preserve">през </w:t>
+      </w:r>
+      <w:r>
+        <w:rPr>
+          <w:lang w:val="en-US"/>
+        </w:rPr>
+        <w:t>“</w:t>
+      </w:r>
+      <w:r>
+        <w:t>Импорт</w:t>
+      </w:r>
+      <w:r>
+        <w:rPr>
+          <w:lang w:val="en-US"/>
+        </w:rPr>
+        <w:t>”</w:t>
+      </w:r>
+      <w:r>
+        <w:t xml:space="preserve"> </w:t>
+      </w:r>
+      <w:r>
+        <w:t>се изпълнява SQL скриптъ</w:t>
+      </w:r>
+      <w:r>
+        <w:t xml:space="preserve">т </w:t>
+      </w:r>
+      <w:proofErr w:type="spellStart"/>
+      <w:r>
+        <w:t>database</w:t>
+      </w:r>
+      <w:proofErr w:type="spellEnd"/>
+      <w:r>
+        <w:t>/</w:t>
+      </w:r>
+      <w:proofErr w:type="spellStart"/>
+      <w:r>
+        <w:t>create_db.sql</w:t>
+      </w:r>
+      <w:proofErr w:type="spellEnd"/>
+      <w:r>
+        <w:t xml:space="preserve">, който създава базата данни и </w:t>
+      </w:r>
+      <w:r>
+        <w:t>добавя примерни данни.</w:t>
+      </w:r>
+    </w:p>
+    <w:p>
+      <w:pPr>
+        <w:pStyle w:val="ListParagraph"/>
+        <w:numPr>
+          <w:ilvl w:val="0"/>
+          <w:numId w:val="33"/>
+        </w:numPr>
+      </w:pPr>
+      <w:r>
+        <w:t xml:space="preserve">В директорията </w:t>
+      </w:r>
+      <w:proofErr w:type="spellStart"/>
+      <w:r>
+        <w:t>config</w:t>
+      </w:r>
+      <w:proofErr w:type="spellEnd"/>
+      <w:r>
+        <w:t xml:space="preserve"> се създава файл .</w:t>
+      </w:r>
+      <w:proofErr w:type="spellStart"/>
+      <w:r>
+        <w:t>env</w:t>
+      </w:r>
+      <w:proofErr w:type="spellEnd"/>
+      <w:r>
+        <w:t>, в който се задава стойност на CSV_API_TOKEN за достъп до API функционалностите.</w:t>
+      </w:r>
+    </w:p>
+    <w:p>
+      <w:pPr>
+        <w:pStyle w:val="ListParagraph"/>
+        <w:numPr>
+          <w:ilvl w:val="0"/>
+          <w:numId w:val="33"/>
+        </w:numPr>
+      </w:pPr>
+      <w:r>
+        <w:t>За да работи .</w:t>
+      </w:r>
+      <w:proofErr w:type="spellStart"/>
+      <w:r>
+        <w:t>htaccess</w:t>
+      </w:r>
+      <w:proofErr w:type="spellEnd"/>
+      <w:r>
+        <w:t xml:space="preserve"> правилно, в конфигурацията на </w:t>
+      </w:r>
+      <w:proofErr w:type="spellStart"/>
+      <w:r>
+        <w:t>Apache</w:t>
+      </w:r>
+      <w:proofErr w:type="spellEnd"/>
+      <w:r>
+        <w:t xml:space="preserve"> трябва </w:t>
+      </w:r>
+      <w:proofErr w:type="spellStart"/>
+      <w:r>
+        <w:t>AllowOverride</w:t>
+      </w:r>
+      <w:proofErr w:type="spellEnd"/>
+      <w:r>
+        <w:t xml:space="preserve"> да е със стойност </w:t>
+      </w:r>
+      <w:proofErr w:type="spellStart"/>
+      <w:r>
+        <w:t>All</w:t>
+      </w:r>
+      <w:proofErr w:type="spellEnd"/>
+      <w:r>
+        <w:t>.</w:t>
+      </w:r>
+    </w:p>
+    <w:p>
+      <w:r>
+        <w:t xml:space="preserve">5.3 Стартиране на </w:t>
+      </w:r>
+      <w:r>
+        <w:t>приложението</w:t>
+      </w:r>
+    </w:p>
+    <w:p>
+      <w:pPr>
+        <w:pStyle w:val="ListParagraph"/>
+        <w:numPr>
+          <w:ilvl w:val="0"/>
+          <w:numId w:val="34"/>
+        </w:numPr>
+      </w:pPr>
+      <w:r>
+        <w:t xml:space="preserve">Приложението се </w:t>
+      </w:r>
+      <w:r>
+        <w:t xml:space="preserve">стартира през браузър на адрес: </w:t>
+      </w:r>
+      <w:r>
+        <w:t>http:</w:t>
+      </w:r>
+      <w:r>
+        <w:t>//localhost/tournament-manager/</w:t>
+      </w:r>
+    </w:p>
+    <w:p>
+      <w:r>
+        <w:t>5.4 Примерни данни за вход</w:t>
+      </w:r>
+    </w:p>
+    <w:p>
+      <w:r>
+        <w:t>След изпълнение на SQL скрипта са налични тестови акаунти.</w:t>
+      </w:r>
+    </w:p>
+    <w:p>
+      <w:r>
+        <w:t>Пример:</w:t>
+      </w:r>
+      <w:r>
+        <w:rPr>
+          <w:lang w:val="en-US"/>
+        </w:rPr>
+        <w:t xml:space="preserve"> </w:t>
+      </w:r>
+      <w:r>
+        <w:t xml:space="preserve">Потребителско име: </w:t>
+      </w:r>
+      <w:proofErr w:type="spellStart"/>
+      <w:r>
+        <w:t>gosho</w:t>
+      </w:r>
+      <w:proofErr w:type="spellEnd"/>
+      <w:r>
+        <w:rPr>
+          <w:lang w:val="en-US"/>
+        </w:rPr>
+        <w:t xml:space="preserve">, </w:t>
+      </w:r>
+      <w:r>
+        <w:t>Парола</w:t>
+      </w:r>
+      <w:r>
+        <w:rPr>
+          <w:lang w:val="en-US"/>
+        </w:rPr>
+        <w:t>: password</w:t>
+      </w:r>
+      <w:bookmarkStart w:id="2" w:name="_GoBack"/>
+      <w:bookmarkEnd w:id="2"/>
+    </w:p>
+    <w:p>
+      <w:pPr>
+        <w:rPr>
+          <w:lang w:val="en-US"/>
+        </w:rPr>
+      </w:pPr>
+      <w:r>
+        <w:lastRenderedPageBreak/>
         <w:t>З</w:t>
       </w:r>
       <w:r>
@@ -3518,7 +3887,6 @@
         </w:rPr>
       </w:pPr>
       <w:r>
-        <w:lastRenderedPageBreak/>
         <w:t>На страницата се показва списък с всички активни и предстоящи турнири. Потребителят може да филтрира турнирите по категория или по статус (дали са започнали).</w:t>
       </w:r>
       <w:r>
@@ -3625,6 +3993,7 @@
         </w:rPr>
       </w:pPr>
       <w:r>
+        <w:lastRenderedPageBreak/>
         <w:t>На страницата на предстоящ турнир потребителят може да се включи в отборен турнир</w:t>
       </w:r>
       <w:r>
@@ -3850,441 +4219,653 @@
         <w:t>”</w:t>
       </w:r>
       <w:r>
-        <w:t xml:space="preserve">. Създателят на турнира може да въведе </w:t>
-      </w:r>
+        <w:t>. Създателят на турнира може да въведе резултат за незавършен мач</w:t>
+      </w:r>
+      <w:r>
+        <w:rPr>
+          <w:lang w:val="en-US"/>
+        </w:rPr>
+        <w:t xml:space="preserve">, </w:t>
+      </w:r>
+      <w:r>
+        <w:t>и да го запише чрез</w:t>
+      </w:r>
+      <w:r>
+        <w:t xml:space="preserve"> бутона </w:t>
+      </w:r>
+      <w:r>
+        <w:rPr>
+          <w:lang w:val="en-US"/>
+        </w:rPr>
+        <w:t>“</w:t>
+      </w:r>
+      <w:r>
+        <w:t>Обнови резултат</w:t>
+      </w:r>
+      <w:r>
+        <w:rPr>
+          <w:lang w:val="en-US"/>
+        </w:rPr>
+        <w:t xml:space="preserve">”, </w:t>
+      </w:r>
+      <w:r>
+        <w:t>к</w:t>
+      </w:r>
+      <w:r>
+        <w:t>ато по този начин</w:t>
+      </w:r>
+      <w:r>
+        <w:t xml:space="preserve"> </w:t>
+      </w:r>
+      <w:r>
+        <w:t xml:space="preserve">избрания победител </w:t>
+      </w:r>
+      <w:r>
+        <w:t xml:space="preserve">автоматично </w:t>
+      </w:r>
+      <w:r>
+        <w:t>бива изпратен</w:t>
+      </w:r>
+      <w:r>
+        <w:t xml:space="preserve"> в следващия рунд. За всички </w:t>
+      </w:r>
+      <w:r>
+        <w:t xml:space="preserve">активни </w:t>
+      </w:r>
+      <w:r>
+        <w:t xml:space="preserve">и завършили турнири има бутон </w:t>
+      </w:r>
+      <w:r>
+        <w:rPr>
+          <w:lang w:val="en-US"/>
+        </w:rPr>
+        <w:t>“</w:t>
+      </w:r>
+      <w:r>
+        <w:t xml:space="preserve">Изтегли </w:t>
+      </w:r>
+      <w:r>
+        <w:rPr>
+          <w:lang w:val="en-US"/>
+        </w:rPr>
+        <w:t xml:space="preserve">CSV </w:t>
+      </w:r>
+      <w:r>
+        <w:t>с класирането</w:t>
+      </w:r>
+      <w:r>
+        <w:rPr>
+          <w:lang w:val="en-US"/>
+        </w:rPr>
+        <w:t xml:space="preserve">”, </w:t>
+      </w:r>
+      <w:r>
+        <w:t>чрез</w:t>
+      </w:r>
+      <w:r>
+        <w:t xml:space="preserve"> който потребителят може да </w:t>
+      </w:r>
+      <w:r>
+        <w:t>получи</w:t>
+      </w:r>
+      <w:r>
+        <w:t xml:space="preserve"> списък с участниците в турнира и техните</w:t>
+      </w:r>
+      <w:r>
+        <w:t xml:space="preserve"> крайни позиции</w:t>
+      </w:r>
+      <w:r>
+        <w:t>.</w:t>
+      </w:r>
+    </w:p>
+    <w:p>
+      <w:pPr>
+        <w:rPr>
+          <w:lang w:val="en-US"/>
+        </w:rPr>
+      </w:pPr>
+      <w:r>
+        <w:rPr>
+          <w:lang w:val="en-US"/>
+        </w:rPr>
+        <w:t>API:</w:t>
+      </w:r>
+      <w:bookmarkStart w:id="3" w:name="api"/>
+      <w:bookmarkEnd w:id="3"/>
+    </w:p>
+    <w:p>
+      <w:r>
+        <w:t>Позволява</w:t>
+      </w:r>
+      <w:r>
+        <w:t xml:space="preserve"> да се взимат резултатите от турнир (спрямо подаден </w:t>
+      </w:r>
+      <w:proofErr w:type="spellStart"/>
+      <w:r>
+        <w:rPr>
+          <w:lang w:val="en-US"/>
+        </w:rPr>
+        <w:t>tournament_id</w:t>
+      </w:r>
+      <w:proofErr w:type="spellEnd"/>
+      <w:r>
+        <w:rPr>
+          <w:lang w:val="en-US"/>
+        </w:rPr>
+        <w:t xml:space="preserve">) </w:t>
+      </w:r>
+      <w:r>
+        <w:t xml:space="preserve">и да се взимат имената и </w:t>
+      </w:r>
+      <w:r>
+        <w:rPr>
+          <w:lang w:val="en-US"/>
+        </w:rPr>
+        <w:t>id-</w:t>
+      </w:r>
+      <w:r>
+        <w:t xml:space="preserve">тата на всички </w:t>
+      </w:r>
+      <w:proofErr w:type="spellStart"/>
+      <w:r>
+        <w:t>турнири,чието</w:t>
+      </w:r>
+      <w:proofErr w:type="spellEnd"/>
+      <w:r>
+        <w:t xml:space="preserve"> име съвпада или съдържа даден </w:t>
+      </w:r>
+      <w:proofErr w:type="spellStart"/>
+      <w:r>
+        <w:t>подстринг</w:t>
+      </w:r>
+      <w:proofErr w:type="spellEnd"/>
+      <w:r>
+        <w:t xml:space="preserve"> на името (</w:t>
+      </w:r>
+      <w:proofErr w:type="spellStart"/>
+      <w:r>
+        <w:rPr>
+          <w:lang w:val="en-US"/>
+        </w:rPr>
+        <w:t>str</w:t>
+      </w:r>
+      <w:proofErr w:type="spellEnd"/>
+      <w:r>
+        <w:rPr>
+          <w:lang w:val="en-US"/>
+        </w:rPr>
+        <w:t>)</w:t>
+      </w:r>
+      <w:r>
+        <w:t>.</w:t>
+      </w:r>
+      <w:r>
+        <w:rPr>
+          <w:lang w:val="en-US"/>
+        </w:rPr>
+        <w:t xml:space="preserve"> </w:t>
+      </w:r>
+      <w:r>
+        <w:t xml:space="preserve">Като </w:t>
+      </w:r>
+      <w:r>
+        <w:rPr>
+          <w:lang w:val="en-US"/>
+        </w:rPr>
+        <w:t xml:space="preserve">header </w:t>
+      </w:r>
+      <w:r>
+        <w:t xml:space="preserve">се взима стойност на </w:t>
+      </w:r>
+      <w:r>
+        <w:rPr>
+          <w:lang w:val="en-US"/>
+        </w:rPr>
+        <w:t xml:space="preserve">Authorization, </w:t>
+      </w:r>
+      <w:proofErr w:type="spellStart"/>
+      <w:r>
+        <w:rPr>
+          <w:lang w:val="en-US"/>
+        </w:rPr>
+        <w:t>което</w:t>
+      </w:r>
+      <w:proofErr w:type="spellEnd"/>
+      <w:r>
+        <w:rPr>
+          <w:lang w:val="en-US"/>
+        </w:rPr>
+        <w:t xml:space="preserve"> </w:t>
+      </w:r>
+      <w:r>
+        <w:t>се сравнява със</w:t>
+      </w:r>
+      <w:r>
+        <w:rPr>
+          <w:lang w:val="en-US"/>
+        </w:rPr>
+        <w:t xml:space="preserve"> </w:t>
+      </w:r>
+      <w:proofErr w:type="spellStart"/>
+      <w:r>
+        <w:rPr>
+          <w:lang w:val="en-US"/>
+        </w:rPr>
+        <w:t>стойността</w:t>
+      </w:r>
+      <w:proofErr w:type="spellEnd"/>
+      <w:r>
+        <w:rPr>
+          <w:lang w:val="en-US"/>
+        </w:rPr>
+        <w:t xml:space="preserve"> </w:t>
+      </w:r>
+      <w:proofErr w:type="spellStart"/>
+      <w:r>
+        <w:rPr>
+          <w:lang w:val="en-US"/>
+        </w:rPr>
+        <w:t>на</w:t>
+      </w:r>
+      <w:proofErr w:type="spellEnd"/>
+      <w:r>
+        <w:rPr>
+          <w:lang w:val="en-US"/>
+        </w:rPr>
+        <w:t xml:space="preserve"> CSV_API_TOKEN </w:t>
+      </w:r>
+      <w:r>
+        <w:t>във файла .</w:t>
+      </w:r>
+      <w:proofErr w:type="spellStart"/>
+      <w:r>
+        <w:rPr>
+          <w:lang w:val="en-US"/>
+        </w:rPr>
+        <w:t>env</w:t>
+      </w:r>
+      <w:proofErr w:type="spellEnd"/>
+      <w:r>
+        <w:rPr>
+          <w:lang w:val="en-US"/>
+        </w:rPr>
+        <w:t xml:space="preserve"> </w:t>
+      </w:r>
+      <w:r>
+        <w:t xml:space="preserve"> в </w:t>
+      </w:r>
+      <w:proofErr w:type="spellStart"/>
+      <w:r>
+        <w:rPr>
+          <w:lang w:val="en-US"/>
+        </w:rPr>
+        <w:t>config</w:t>
+      </w:r>
+      <w:proofErr w:type="spellEnd"/>
+      <w:r>
+        <w:rPr>
+          <w:lang w:val="en-US"/>
+        </w:rPr>
+        <w:t xml:space="preserve"> </w:t>
+      </w:r>
+      <w:r>
+        <w:t>директорията.</w:t>
+      </w:r>
+    </w:p>
+    <w:p>
+      <w:r>
+        <w:t>Шаблон:</w:t>
+      </w:r>
+    </w:p>
+    <w:p>
+      <w:pPr>
+        <w:rPr>
+          <w:lang w:val="en-US"/>
+        </w:rPr>
+      </w:pPr>
+      <w:r>
+        <w:rPr>
+          <w:lang w:val="en-US"/>
+        </w:rPr>
+        <w:t>curl -H "Authorization: {token}</w:t>
+      </w:r>
+      <w:proofErr w:type="gramStart"/>
+      <w:r>
+        <w:rPr>
+          <w:lang w:val="en-US"/>
+        </w:rPr>
+        <w:t>"  "</w:t>
+      </w:r>
+      <w:proofErr w:type="gramEnd"/>
+      <w:r>
+        <w:rPr>
+          <w:lang w:val="en-US"/>
+        </w:rPr>
+        <w:t>{</w:t>
+      </w:r>
+      <w:proofErr w:type="spellStart"/>
+      <w:r>
+        <w:rPr>
+          <w:lang w:val="en-US"/>
+        </w:rPr>
+        <w:t>project_root</w:t>
+      </w:r>
+      <w:proofErr w:type="spellEnd"/>
+      <w:r>
+        <w:rPr>
+          <w:lang w:val="en-US"/>
+        </w:rPr>
+        <w:t>}</w:t>
+      </w:r>
+      <w:r>
+        <w:rPr>
+          <w:lang w:val="en-US"/>
+        </w:rPr>
+        <w:t>/</w:t>
+      </w:r>
+      <w:proofErr w:type="spellStart"/>
+      <w:r>
+        <w:rPr>
+          <w:lang w:val="en-US"/>
+        </w:rPr>
+        <w:t>tournament-results?tournament_id</w:t>
+      </w:r>
+      <w:proofErr w:type="spellEnd"/>
+      <w:r>
+        <w:rPr>
+          <w:lang w:val="en-US"/>
+        </w:rPr>
+        <w:t>={id}"</w:t>
+      </w:r>
+    </w:p>
+    <w:p>
+      <w:r>
+        <w:rPr>
+          <w:lang w:val="en-US"/>
+        </w:rPr>
+        <w:t>(</w:t>
+      </w:r>
+      <w:r>
+        <w:t xml:space="preserve">за </w:t>
+      </w:r>
+      <w:proofErr w:type="spellStart"/>
+      <w:r>
+        <w:rPr>
+          <w:lang w:val="en-US"/>
+        </w:rPr>
+        <w:t>powershell</w:t>
+      </w:r>
+      <w:proofErr w:type="spellEnd"/>
+      <w:r>
+        <w:rPr>
+          <w:lang w:val="en-US"/>
+        </w:rPr>
+        <w:t>: curl `</w:t>
+      </w:r>
+      <w:r>
+        <w:rPr>
+          <w:lang w:val="en-US"/>
+        </w:rPr>
+        <w:t xml:space="preserve"> </w:t>
+      </w:r>
+      <w:r>
+        <w:rPr>
+          <w:lang w:val="en-US"/>
+        </w:rPr>
+        <w:t xml:space="preserve">-Headers </w:t>
+      </w:r>
+      <w:proofErr w:type="gramStart"/>
+      <w:r>
+        <w:rPr>
+          <w:lang w:val="en-US"/>
+        </w:rPr>
+        <w:t xml:space="preserve">@{ </w:t>
+      </w:r>
+      <w:r>
+        <w:rPr>
+          <w:lang w:val="en-US"/>
+        </w:rPr>
+        <w:t>Authorization</w:t>
+      </w:r>
+      <w:proofErr w:type="gramEnd"/>
+      <w:r>
+        <w:rPr>
+          <w:lang w:val="en-US"/>
+        </w:rPr>
+        <w:t xml:space="preserve"> = </w:t>
+      </w:r>
+      <w:r>
+        <w:rPr>
+          <w:lang w:val="en-US"/>
+        </w:rPr>
+        <w:t>“</w:t>
+      </w:r>
+      <w:r>
+        <w:rPr>
+          <w:lang w:val="en-US"/>
+        </w:rPr>
+        <w:t>{token}</w:t>
+      </w:r>
+      <w:r>
+        <w:rPr>
+          <w:lang w:val="en-US"/>
+        </w:rPr>
+        <w:t>”</w:t>
+      </w:r>
+      <w:r>
+        <w:rPr>
+          <w:lang w:val="en-US"/>
+        </w:rPr>
+        <w:t xml:space="preserve"> </w:t>
+      </w:r>
+      <w:r>
+        <w:rPr>
+          <w:lang w:val="en-US"/>
+        </w:rPr>
+        <w:t>} `</w:t>
+      </w:r>
+      <w:r>
+        <w:t xml:space="preserve"> </w:t>
+      </w:r>
+      <w:r>
+        <w:rPr>
+          <w:lang w:val="en-US"/>
+        </w:rPr>
+        <w:t>"http://localhost/tournament-manager/to</w:t>
+      </w:r>
+      <w:r>
+        <w:rPr>
+          <w:lang w:val="en-US"/>
+        </w:rPr>
+        <w:t>urnament-results?tournament_id={id}</w:t>
+      </w:r>
+      <w:r>
+        <w:rPr>
+          <w:lang w:val="en-US"/>
+        </w:rPr>
+        <w:t>”</w:t>
+      </w:r>
+      <w:r>
+        <w:rPr>
+          <w:lang w:val="en-US"/>
+        </w:rPr>
+        <w:t>)</w:t>
+      </w:r>
+    </w:p>
+    <w:p>
+      <w:pPr>
+        <w:rPr>
+          <w:lang w:val="en-US"/>
+        </w:rPr>
+      </w:pPr>
+      <w:r>
+        <w:rPr>
+          <w:lang w:val="en-US"/>
+        </w:rPr>
+        <w:t>curl -H "Authorization: {token}</w:t>
+      </w:r>
+      <w:proofErr w:type="gramStart"/>
+      <w:r>
+        <w:rPr>
+          <w:lang w:val="en-US"/>
+        </w:rPr>
+        <w:t>"  "</w:t>
+      </w:r>
+      <w:proofErr w:type="gramEnd"/>
+      <w:r>
+        <w:rPr>
+          <w:lang w:val="en-US"/>
+        </w:rPr>
+        <w:t>{</w:t>
+      </w:r>
+      <w:proofErr w:type="spellStart"/>
+      <w:r>
+        <w:rPr>
+          <w:lang w:val="en-US"/>
+        </w:rPr>
+        <w:t>project_root</w:t>
+      </w:r>
+      <w:proofErr w:type="spellEnd"/>
+      <w:r>
+        <w:rPr>
+          <w:lang w:val="en-US"/>
+        </w:rPr>
+        <w:t>}</w:t>
+      </w:r>
+      <w:r>
+        <w:rPr>
+          <w:lang w:val="en-US"/>
+        </w:rPr>
+        <w:t>/</w:t>
+      </w:r>
+      <w:proofErr w:type="spellStart"/>
+      <w:r>
+        <w:rPr>
+          <w:lang w:val="en-US"/>
+        </w:rPr>
+        <w:t>show-tournaments?str</w:t>
+      </w:r>
+      <w:proofErr w:type="spellEnd"/>
+      <w:r>
+        <w:rPr>
+          <w:lang w:val="en-US"/>
+        </w:rPr>
+        <w:t>={</w:t>
+      </w:r>
+      <w:proofErr w:type="spellStart"/>
+      <w:r>
+        <w:rPr>
+          <w:lang w:val="en-US"/>
+        </w:rPr>
+        <w:t>substr</w:t>
+      </w:r>
+      <w:proofErr w:type="spellEnd"/>
+      <w:r>
+        <w:rPr>
+          <w:lang w:val="en-US"/>
+        </w:rPr>
+        <w:t>}"</w:t>
+      </w:r>
+    </w:p>
+    <w:p>
+      <w:r>
+        <w:t xml:space="preserve">(за </w:t>
+      </w:r>
+      <w:proofErr w:type="spellStart"/>
+      <w:r>
+        <w:t>powershell</w:t>
+      </w:r>
+      <w:proofErr w:type="spellEnd"/>
+      <w:r>
+        <w:t xml:space="preserve">: </w:t>
+      </w:r>
+      <w:proofErr w:type="spellStart"/>
+      <w:r>
+        <w:t>curl</w:t>
+      </w:r>
+      <w:proofErr w:type="spellEnd"/>
+      <w:r>
+        <w:t xml:space="preserve"> `</w:t>
+      </w:r>
+      <w:r>
+        <w:rPr>
+          <w:lang w:val="en-US"/>
+        </w:rPr>
+        <w:t xml:space="preserve"> </w:t>
+      </w:r>
+      <w:r>
+        <w:t>-</w:t>
+      </w:r>
+      <w:proofErr w:type="spellStart"/>
+      <w:r>
+        <w:t>Headers</w:t>
+      </w:r>
+      <w:proofErr w:type="spellEnd"/>
+      <w:r>
+        <w:t xml:space="preserve"> @</w:t>
+      </w:r>
+      <w:r>
+        <w:t xml:space="preserve">{ </w:t>
+      </w:r>
+      <w:proofErr w:type="spellStart"/>
+      <w:r>
+        <w:t>Authorization</w:t>
+      </w:r>
+      <w:proofErr w:type="spellEnd"/>
+      <w:r>
+        <w:t xml:space="preserve"> = "</w:t>
+      </w:r>
+      <w:r>
+        <w:rPr>
+          <w:lang w:val="en-US"/>
+        </w:rPr>
+        <w:t>{token}</w:t>
+      </w:r>
+      <w:r>
+        <w:t xml:space="preserve">" } ` </w:t>
+      </w:r>
+      <w:r>
+        <w:rPr>
+          <w:lang w:val="en-US"/>
+        </w:rPr>
+        <w:t>“</w:t>
+      </w:r>
+      <w:r>
+        <w:t>http://localhost/tournament-manager</w:t>
+      </w:r>
+      <w:r>
+        <w:t>/show-tournaments?str=</w:t>
+      </w:r>
+      <w:r>
+        <w:rPr>
+          <w:lang w:val="en-US"/>
+        </w:rPr>
+        <w:t>{</w:t>
+      </w:r>
+      <w:proofErr w:type="spellStart"/>
+      <w:r>
+        <w:rPr>
+          <w:lang w:val="en-US"/>
+        </w:rPr>
+        <w:t>substr</w:t>
+      </w:r>
+      <w:proofErr w:type="spellEnd"/>
+      <w:r>
+        <w:rPr>
+          <w:lang w:val="en-US"/>
+        </w:rPr>
+        <w:t>}</w:t>
+      </w:r>
+      <w:r>
+        <w:rPr>
+          <w:lang w:val="en-US"/>
+        </w:rPr>
+        <w:t>”)</w:t>
+      </w:r>
+    </w:p>
+    <w:p>
       <w:r>
         <w:lastRenderedPageBreak/>
-        <w:t>резултат за незавършен мач</w:t>
-      </w:r>
-      <w:r>
-        <w:rPr>
-          <w:lang w:val="en-US"/>
-        </w:rPr>
-        <w:t xml:space="preserve">, </w:t>
-      </w:r>
-      <w:r>
-        <w:t>и да го запише чрез</w:t>
-      </w:r>
-      <w:r>
-        <w:t xml:space="preserve"> бутона </w:t>
-      </w:r>
-      <w:r>
-        <w:rPr>
-          <w:lang w:val="en-US"/>
-        </w:rPr>
-        <w:t>“</w:t>
-      </w:r>
-      <w:r>
-        <w:t>Обнови резултат</w:t>
-      </w:r>
-      <w:r>
-        <w:rPr>
-          <w:lang w:val="en-US"/>
-        </w:rPr>
-        <w:t xml:space="preserve">”, </w:t>
-      </w:r>
-      <w:r>
-        <w:t>к</w:t>
-      </w:r>
-      <w:r>
-        <w:t>ато по този начин</w:t>
-      </w:r>
-      <w:r>
-        <w:t xml:space="preserve"> </w:t>
-      </w:r>
-      <w:r>
-        <w:t xml:space="preserve">избрания победител </w:t>
-      </w:r>
-      <w:r>
-        <w:t xml:space="preserve">автоматично </w:t>
-      </w:r>
-      <w:r>
-        <w:t>бива изпратен</w:t>
-      </w:r>
-      <w:r>
-        <w:t xml:space="preserve"> в следващия рунд. За всички </w:t>
-      </w:r>
-      <w:r>
-        <w:t xml:space="preserve">активни </w:t>
-      </w:r>
-      <w:r>
-        <w:t xml:space="preserve">и завършили турнири има бутон </w:t>
-      </w:r>
-      <w:r>
-        <w:rPr>
-          <w:lang w:val="en-US"/>
-        </w:rPr>
-        <w:t>“</w:t>
-      </w:r>
-      <w:r>
-        <w:t xml:space="preserve">Изтегли </w:t>
-      </w:r>
-      <w:r>
-        <w:rPr>
-          <w:lang w:val="en-US"/>
-        </w:rPr>
-        <w:t xml:space="preserve">CSV </w:t>
-      </w:r>
-      <w:r>
-        <w:t>с класирането</w:t>
-      </w:r>
-      <w:r>
-        <w:rPr>
-          <w:lang w:val="en-US"/>
-        </w:rPr>
-        <w:t xml:space="preserve">”, </w:t>
-      </w:r>
-      <w:r>
-        <w:t>чрез</w:t>
-      </w:r>
-      <w:r>
-        <w:t xml:space="preserve"> който потребителят може да </w:t>
-      </w:r>
-      <w:r>
-        <w:t>получи</w:t>
-      </w:r>
-      <w:r>
-        <w:t xml:space="preserve"> списък с участниците в турнира и техните</w:t>
-      </w:r>
-      <w:r>
-        <w:t xml:space="preserve"> крайни позиции</w:t>
-      </w:r>
-      <w:r>
-        <w:t>.</w:t>
-      </w:r>
-    </w:p>
-    <w:p>
-      <w:pPr>
-        <w:rPr>
-          <w:lang w:val="en-US"/>
-        </w:rPr>
-      </w:pPr>
-      <w:r>
-        <w:rPr>
-          <w:lang w:val="en-US"/>
-        </w:rPr>
-        <w:t>API:</w:t>
-      </w:r>
-      <w:bookmarkStart w:id="2" w:name="api"/>
-      <w:bookmarkEnd w:id="2"/>
-    </w:p>
-    <w:p>
-      <w:r>
-        <w:t>Позволява</w:t>
-      </w:r>
-      <w:r>
-        <w:t xml:space="preserve"> да се взимат резултатите от турнир (спрямо подаден </w:t>
-      </w:r>
-      <w:proofErr w:type="spellStart"/>
-      <w:r>
-        <w:rPr>
-          <w:lang w:val="en-US"/>
-        </w:rPr>
-        <w:t>tournament_id</w:t>
-      </w:r>
-      <w:proofErr w:type="spellEnd"/>
-      <w:r>
-        <w:rPr>
-          <w:lang w:val="en-US"/>
-        </w:rPr>
-        <w:t xml:space="preserve">) </w:t>
-      </w:r>
-      <w:r>
-        <w:t xml:space="preserve">и да се взимат имената и </w:t>
-      </w:r>
-      <w:r>
-        <w:rPr>
-          <w:lang w:val="en-US"/>
-        </w:rPr>
-        <w:t>id-</w:t>
-      </w:r>
-      <w:r>
-        <w:t xml:space="preserve">тата на всички </w:t>
-      </w:r>
-      <w:proofErr w:type="spellStart"/>
-      <w:r>
-        <w:t>турнири,чието</w:t>
-      </w:r>
-      <w:proofErr w:type="spellEnd"/>
-      <w:r>
-        <w:t xml:space="preserve"> име съвпада или съдържа даден </w:t>
-      </w:r>
-      <w:proofErr w:type="spellStart"/>
-      <w:r>
-        <w:t>подстринг</w:t>
-      </w:r>
-      <w:proofErr w:type="spellEnd"/>
-      <w:r>
-        <w:t xml:space="preserve"> на името (</w:t>
-      </w:r>
-      <w:proofErr w:type="spellStart"/>
-      <w:r>
-        <w:rPr>
-          <w:lang w:val="en-US"/>
-        </w:rPr>
-        <w:t>str</w:t>
-      </w:r>
-      <w:proofErr w:type="spellEnd"/>
-      <w:r>
-        <w:rPr>
-          <w:lang w:val="en-US"/>
-        </w:rPr>
-        <w:t>)</w:t>
-      </w:r>
-      <w:r>
-        <w:t>.</w:t>
-      </w:r>
-      <w:r>
-        <w:rPr>
-          <w:lang w:val="en-US"/>
-        </w:rPr>
-        <w:t xml:space="preserve"> </w:t>
-      </w:r>
-      <w:r>
-        <w:t xml:space="preserve">Като </w:t>
-      </w:r>
-      <w:r>
-        <w:rPr>
-          <w:lang w:val="en-US"/>
-        </w:rPr>
-        <w:t xml:space="preserve">header </w:t>
-      </w:r>
-      <w:r>
-        <w:t xml:space="preserve">се взима стойност на </w:t>
-      </w:r>
-      <w:r>
-        <w:rPr>
-          <w:lang w:val="en-US"/>
-        </w:rPr>
-        <w:t xml:space="preserve">Authorization, </w:t>
-      </w:r>
-      <w:proofErr w:type="spellStart"/>
-      <w:r>
-        <w:rPr>
-          <w:lang w:val="en-US"/>
-        </w:rPr>
-        <w:t>което</w:t>
-      </w:r>
-      <w:proofErr w:type="spellEnd"/>
-      <w:r>
-        <w:rPr>
-          <w:lang w:val="en-US"/>
-        </w:rPr>
-        <w:t xml:space="preserve"> </w:t>
-      </w:r>
-      <w:r>
-        <w:t>се сравнява със</w:t>
-      </w:r>
-      <w:r>
-        <w:rPr>
-          <w:lang w:val="en-US"/>
-        </w:rPr>
-        <w:t xml:space="preserve"> </w:t>
-      </w:r>
-      <w:proofErr w:type="spellStart"/>
-      <w:r>
-        <w:rPr>
-          <w:lang w:val="en-US"/>
-        </w:rPr>
-        <w:t>стойността</w:t>
-      </w:r>
-      <w:proofErr w:type="spellEnd"/>
-      <w:r>
-        <w:rPr>
-          <w:lang w:val="en-US"/>
-        </w:rPr>
-        <w:t xml:space="preserve"> </w:t>
-      </w:r>
-      <w:proofErr w:type="spellStart"/>
-      <w:r>
-        <w:rPr>
-          <w:lang w:val="en-US"/>
-        </w:rPr>
-        <w:t>на</w:t>
-      </w:r>
-      <w:proofErr w:type="spellEnd"/>
-      <w:r>
-        <w:rPr>
-          <w:lang w:val="en-US"/>
-        </w:rPr>
-        <w:t xml:space="preserve"> CSV_API_TOKEN </w:t>
-      </w:r>
-      <w:r>
-        <w:t>във файла .</w:t>
-      </w:r>
-      <w:proofErr w:type="spellStart"/>
-      <w:r>
-        <w:rPr>
-          <w:lang w:val="en-US"/>
-        </w:rPr>
-        <w:t>env</w:t>
-      </w:r>
-      <w:proofErr w:type="spellEnd"/>
-      <w:r>
-        <w:rPr>
-          <w:lang w:val="en-US"/>
-        </w:rPr>
-        <w:t xml:space="preserve"> </w:t>
-      </w:r>
-      <w:r>
-        <w:t xml:space="preserve"> в </w:t>
-      </w:r>
-      <w:proofErr w:type="spellStart"/>
-      <w:r>
-        <w:rPr>
-          <w:lang w:val="en-US"/>
-        </w:rPr>
-        <w:t>config</w:t>
-      </w:r>
-      <w:proofErr w:type="spellEnd"/>
-      <w:r>
-        <w:rPr>
-          <w:lang w:val="en-US"/>
-        </w:rPr>
-        <w:t xml:space="preserve"> </w:t>
-      </w:r>
-      <w:r>
-        <w:t>директорията.</w:t>
-      </w:r>
-    </w:p>
-    <w:p>
-      <w:r>
-        <w:t>Шаблон:</w:t>
-      </w:r>
-    </w:p>
-    <w:p>
-      <w:pPr>
-        <w:rPr>
-          <w:lang w:val="en-US"/>
-        </w:rPr>
-      </w:pPr>
-      <w:r>
-        <w:rPr>
-          <w:lang w:val="en-US"/>
-        </w:rPr>
-        <w:t>curl -H "Authorization: {token}</w:t>
-      </w:r>
-      <w:proofErr w:type="gramStart"/>
-      <w:r>
-        <w:rPr>
-          <w:lang w:val="en-US"/>
-        </w:rPr>
-        <w:t>"  "</w:t>
-      </w:r>
-      <w:proofErr w:type="gramEnd"/>
-      <w:r>
-        <w:rPr>
-          <w:lang w:val="en-US"/>
-        </w:rPr>
-        <w:t>{</w:t>
-      </w:r>
-      <w:proofErr w:type="spellStart"/>
-      <w:r>
-        <w:rPr>
-          <w:lang w:val="en-US"/>
-        </w:rPr>
-        <w:t>project_root</w:t>
-      </w:r>
-      <w:proofErr w:type="spellEnd"/>
-      <w:r>
-        <w:rPr>
-          <w:lang w:val="en-US"/>
-        </w:rPr>
-        <w:t>}</w:t>
-      </w:r>
-      <w:r>
-        <w:rPr>
-          <w:lang w:val="en-US"/>
-        </w:rPr>
-        <w:t>/</w:t>
-      </w:r>
-      <w:proofErr w:type="spellStart"/>
-      <w:r>
-        <w:rPr>
-          <w:lang w:val="en-US"/>
-        </w:rPr>
-        <w:t>tournament-results?tournament_id</w:t>
-      </w:r>
-      <w:proofErr w:type="spellEnd"/>
-      <w:r>
-        <w:rPr>
-          <w:lang w:val="en-US"/>
-        </w:rPr>
-        <w:t>={id}"</w:t>
-      </w:r>
-    </w:p>
-    <w:p>
-      <w:r>
-        <w:rPr>
-          <w:lang w:val="en-US"/>
-        </w:rPr>
-        <w:t>curl -H "Authorization: {token}</w:t>
-      </w:r>
-      <w:proofErr w:type="gramStart"/>
-      <w:r>
-        <w:rPr>
-          <w:lang w:val="en-US"/>
-        </w:rPr>
-        <w:t>"  "</w:t>
-      </w:r>
-      <w:proofErr w:type="gramEnd"/>
-      <w:r>
-        <w:rPr>
-          <w:lang w:val="en-US"/>
-        </w:rPr>
-        <w:t>{</w:t>
-      </w:r>
-      <w:proofErr w:type="spellStart"/>
-      <w:r>
-        <w:rPr>
-          <w:lang w:val="en-US"/>
-        </w:rPr>
-        <w:t>project_root</w:t>
-      </w:r>
-      <w:proofErr w:type="spellEnd"/>
-      <w:r>
-        <w:rPr>
-          <w:lang w:val="en-US"/>
-        </w:rPr>
-        <w:t>}</w:t>
-      </w:r>
-      <w:r>
-        <w:rPr>
-          <w:lang w:val="en-US"/>
-        </w:rPr>
-        <w:t>/</w:t>
-      </w:r>
-      <w:proofErr w:type="spellStart"/>
-      <w:r>
-        <w:rPr>
-          <w:lang w:val="en-US"/>
-        </w:rPr>
-        <w:t>show-tournaments?str</w:t>
-      </w:r>
-      <w:proofErr w:type="spellEnd"/>
-      <w:r>
-        <w:rPr>
-          <w:lang w:val="en-US"/>
-        </w:rPr>
-        <w:t>={</w:t>
-      </w:r>
-      <w:proofErr w:type="spellStart"/>
-      <w:r>
-        <w:rPr>
-          <w:lang w:val="en-US"/>
-        </w:rPr>
-        <w:t>substr</w:t>
-      </w:r>
-      <w:proofErr w:type="spellEnd"/>
-      <w:r>
-        <w:rPr>
-          <w:lang w:val="en-US"/>
-        </w:rPr>
-        <w:t>}"</w:t>
-      </w:r>
-    </w:p>
-    <w:p>
-      <w:r>
         <w:t>Примери:</w:t>
       </w:r>
     </w:p>
@@ -4687,7 +5268,6 @@
         </w:rPr>
       </w:pPr>
       <w:r>
-        <w:lastRenderedPageBreak/>
         <w:t xml:space="preserve">Шах </w:t>
       </w:r>
       <w:r>
@@ -5046,6 +5626,7 @@
           <w:sz w:val="22"/>
           <w:szCs w:val="22"/>
         </w:rPr>
+        <w:lastRenderedPageBreak/>
         <w:t xml:space="preserve">8. </w:t>
       </w:r>
       <w:r>
@@ -5973,7 +6554,6 @@
           <w:bCs/>
           <w:lang w:val="en-US"/>
         </w:rPr>
-        <w:lastRenderedPageBreak/>
         <w:t>config</w:t>
       </w:r>
       <w:proofErr w:type="spellEnd"/>
@@ -6652,6 +7232,7 @@
           <w:bCs/>
           <w:lang w:val="en-US"/>
         </w:rPr>
+        <w:lastRenderedPageBreak/>
         <w:t>helpers/</w:t>
       </w:r>
       <w:proofErr w:type="spellStart"/>
@@ -7700,7 +8281,6 @@
           <w:sz w:val="22"/>
           <w:szCs w:val="22"/>
         </w:rPr>
-        <w:lastRenderedPageBreak/>
         <w:t xml:space="preserve">9. </w:t>
       </w:r>
       <w:r>
@@ -8202,6 +8782,7 @@
           <w:sz w:val="22"/>
           <w:szCs w:val="22"/>
         </w:rPr>
+        <w:lastRenderedPageBreak/>
         <w:t xml:space="preserve">10. </w:t>
       </w:r>
       <w:r>
@@ -8226,8 +8807,6 @@
         </w:rPr>
         <w:t>как и защо</w:t>
       </w:r>
-      <w:bookmarkStart w:id="3" w:name="_GoBack"/>
-      <w:bookmarkEnd w:id="3"/>
     </w:p>
     <w:p>
       <w:pPr>
@@ -9706,7 +10285,6 @@
           <w:i/>
           <w:iCs/>
         </w:rPr>
-        <w:lastRenderedPageBreak/>
         <w:t xml:space="preserve">12.2. Линк към разгърнатият проект във ФМИ – нещо от вида </w:t>
       </w:r>
       <w:hyperlink r:id="rId12" w:history="1">
@@ -9967,6 +10545,7 @@
         <w:rPr>
           <w:lang w:bidi="he-IL"/>
         </w:rPr>
+        <w:lastRenderedPageBreak/>
         <w:t>Приел</w:t>
       </w:r>
       <w:r>
@@ -10379,14 +10958,7 @@
         <w:rPr>
           <w:lang w:bidi="he-IL"/>
         </w:rPr>
-        <w:t xml:space="preserve">2.2. За документация на проекта ползвайте шаблона (ще гледам да го кача скоро); Задължително потребителска документация (а.к.а. userguide) - няколко скрийншота с кратко разяснение; условие на проекта (т.е. какво сте разтълкували сме се разбрали да правите - то може и да се различава от описанието дадено в гугъл докс-а към момента); както и инструкции за инсталиране; за защитата - ще дам няколко дати през сесията/преди сесията + официалните дати, за който не успее да мине преди това; за защитата - кода, документацията/необходими библиотеки/среди, инсталации - за инсталирането се предават на DVD (ако има още такова нещо като CD-може и на CD). Може по изключение да сложа И форма за качване само на документацията и програмен код и в мудъл, НО идеята е, че ако няма интернет (да речем е паднал мудъла, спрял е тока и т.н. - само по съдържанието на диска, който сте предали да </w:t>
-      </w:r>
-      <w:r>
-        <w:rPr>
-          <w:lang w:bidi="he-IL"/>
-        </w:rPr>
-        <w:lastRenderedPageBreak/>
-        <w:t>може да се инсталира</w:t>
+        <w:t>2.2. За документация на проекта ползвайте шаблона (ще гледам да го кача скоро); Задължително потребителска документация (а.к.а. userguide) - няколко скрийншота с кратко разяснение; условие на проекта (т.е. какво сте разтълкували сме се разбрали да правите - то може и да се различава от описанието дадено в гугъл докс-а към момента); както и инструкции за инсталиране; за защитата - ще дам няколко дати през сесията/преди сесията + официалните дати, за който не успее да мине преди това; за защитата - кода, документацията/необходими библиотеки/среди, инсталации - за инсталирането се предават на DVD (ако има още такова нещо като CD-може и на CD). Може по изключение да сложа И форма за качване само на документацията и програмен код и в мудъл, НО идеята е, че ако няма интернет (да речем е паднал мудъла, спрял е тока и т.н. - само по съдържанието на диска, който сте предали да може да се инсталира</w:t>
       </w:r>
       <w:r>
         <w:rPr>
@@ -10531,6 +11103,7 @@
         <w:rPr>
           <w:lang w:bidi="he-IL"/>
         </w:rPr>
+        <w:lastRenderedPageBreak/>
         <w:t>Вижте и инструкциите към 6 издание – които не противоречат с инструкциите за настоящото издание – са валидни и сега.</w:t>
       </w:r>
     </w:p>
@@ -10924,7 +11497,6 @@
           <w:bCs/>
           <w:lang w:bidi="he-IL"/>
         </w:rPr>
-        <w:lastRenderedPageBreak/>
         <w:t>Заб.</w:t>
       </w:r>
       <w:r>
@@ -11449,6 +12021,7 @@
           <w:szCs w:val="20"/>
           <w:highlight w:val="yellow"/>
         </w:rPr>
+        <w:lastRenderedPageBreak/>
         <w:tab/>
         <w:t>&lt;Directory "C:/BACKUP_SYSTEMS/htdocs/w11ref.w3c.fmi.uni-sofia.bg/_PUB"&gt;</w:t>
       </w:r>
@@ -13818,7 +14391,6 @@
           <w:szCs w:val="20"/>
           <w:highlight w:val="yellow"/>
         </w:rPr>
-        <w:lastRenderedPageBreak/>
         <w:t>?&gt;</w:t>
       </w:r>
     </w:p>
@@ -14068,6 +14640,7 @@
           <w:color w:val="00B050"/>
           <w:lang w:bidi="he-IL"/>
         </w:rPr>
+        <w:lastRenderedPageBreak/>
         <w:t xml:space="preserve">//Required: </w:t>
       </w:r>
       <w:r>
@@ -14559,7 +15132,6 @@
         <w:rPr>
           <w:lang w:bidi="he-IL"/>
         </w:rPr>
-        <w:lastRenderedPageBreak/>
         <w:t>Последна модификация 0.</w:t>
       </w:r>
       <w:r>
@@ -14971,6 +15543,119 @@
     </w:lvl>
   </w:abstractNum>
   <w:abstractNum w:abstractNumId="3" w15:restartNumberingAfterBreak="0">
+    <w:nsid w:val="08B0034D"/>
+    <w:multiLevelType w:val="hybridMultilevel"/>
+    <w:tmpl w:val="A76432EE"/>
+    <w:lvl w:ilvl="0" w:tplc="04020001">
+      <w:start w:val="1"/>
+      <w:numFmt w:val="bullet"/>
+      <w:lvlText w:val=""/>
+      <w:lvlJc w:val="left"/>
+      <w:pPr>
+        <w:ind w:left="720" w:hanging="360"/>
+      </w:pPr>
+      <w:rPr>
+        <w:rFonts w:ascii="Symbol" w:hAnsi="Symbol" w:hint="default"/>
+      </w:rPr>
+    </w:lvl>
+    <w:lvl w:ilvl="1" w:tplc="04020003" w:tentative="1">
+      <w:start w:val="1"/>
+      <w:numFmt w:val="bullet"/>
+      <w:lvlText w:val="o"/>
+      <w:lvlJc w:val="left"/>
+      <w:pPr>
+        <w:ind w:left="1440" w:hanging="360"/>
+      </w:pPr>
+      <w:rPr>
+        <w:rFonts w:ascii="Courier New" w:hAnsi="Courier New" w:cs="Courier New" w:hint="default"/>
+      </w:rPr>
+    </w:lvl>
+    <w:lvl w:ilvl="2" w:tplc="04020005" w:tentative="1">
+      <w:start w:val="1"/>
+      <w:numFmt w:val="bullet"/>
+      <w:lvlText w:val=""/>
+      <w:lvlJc w:val="left"/>
+      <w:pPr>
+        <w:ind w:left="2160" w:hanging="360"/>
+      </w:pPr>
+      <w:rPr>
+        <w:rFonts w:ascii="Wingdings" w:hAnsi="Wingdings" w:hint="default"/>
+      </w:rPr>
+    </w:lvl>
+    <w:lvl w:ilvl="3" w:tplc="04020001" w:tentative="1">
+      <w:start w:val="1"/>
+      <w:numFmt w:val="bullet"/>
+      <w:lvlText w:val=""/>
+      <w:lvlJc w:val="left"/>
+      <w:pPr>
+        <w:ind w:left="2880" w:hanging="360"/>
+      </w:pPr>
+      <w:rPr>
+        <w:rFonts w:ascii="Symbol" w:hAnsi="Symbol" w:hint="default"/>
+      </w:rPr>
+    </w:lvl>
+    <w:lvl w:ilvl="4" w:tplc="04020003" w:tentative="1">
+      <w:start w:val="1"/>
+      <w:numFmt w:val="bullet"/>
+      <w:lvlText w:val="o"/>
+      <w:lvlJc w:val="left"/>
+      <w:pPr>
+        <w:ind w:left="3600" w:hanging="360"/>
+      </w:pPr>
+      <w:rPr>
+        <w:rFonts w:ascii="Courier New" w:hAnsi="Courier New" w:cs="Courier New" w:hint="default"/>
+      </w:rPr>
+    </w:lvl>
+    <w:lvl w:ilvl="5" w:tplc="04020005" w:tentative="1">
+      <w:start w:val="1"/>
+      <w:numFmt w:val="bullet"/>
+      <w:lvlText w:val=""/>
+      <w:lvlJc w:val="left"/>
+      <w:pPr>
+        <w:ind w:left="4320" w:hanging="360"/>
+      </w:pPr>
+      <w:rPr>
+        <w:rFonts w:ascii="Wingdings" w:hAnsi="Wingdings" w:hint="default"/>
+      </w:rPr>
+    </w:lvl>
+    <w:lvl w:ilvl="6" w:tplc="04020001" w:tentative="1">
+      <w:start w:val="1"/>
+      <w:numFmt w:val="bullet"/>
+      <w:lvlText w:val=""/>
+      <w:lvlJc w:val="left"/>
+      <w:pPr>
+        <w:ind w:left="5040" w:hanging="360"/>
+      </w:pPr>
+      <w:rPr>
+        <w:rFonts w:ascii="Symbol" w:hAnsi="Symbol" w:hint="default"/>
+      </w:rPr>
+    </w:lvl>
+    <w:lvl w:ilvl="7" w:tplc="04020003" w:tentative="1">
+      <w:start w:val="1"/>
+      <w:numFmt w:val="bullet"/>
+      <w:lvlText w:val="o"/>
+      <w:lvlJc w:val="left"/>
+      <w:pPr>
+        <w:ind w:left="5760" w:hanging="360"/>
+      </w:pPr>
+      <w:rPr>
+        <w:rFonts w:ascii="Courier New" w:hAnsi="Courier New" w:cs="Courier New" w:hint="default"/>
+      </w:rPr>
+    </w:lvl>
+    <w:lvl w:ilvl="8" w:tplc="04020005" w:tentative="1">
+      <w:start w:val="1"/>
+      <w:numFmt w:val="bullet"/>
+      <w:lvlText w:val=""/>
+      <w:lvlJc w:val="left"/>
+      <w:pPr>
+        <w:ind w:left="6480" w:hanging="360"/>
+      </w:pPr>
+      <w:rPr>
+        <w:rFonts w:ascii="Wingdings" w:hAnsi="Wingdings" w:hint="default"/>
+      </w:rPr>
+    </w:lvl>
+  </w:abstractNum>
+  <w:abstractNum w:abstractNumId="4" w15:restartNumberingAfterBreak="0">
     <w:nsid w:val="0F153E80"/>
     <w:multiLevelType w:val="multilevel"/>
     <w:tmpl w:val="D0DABCFC"/>
@@ -15119,7 +15804,7 @@
       </w:rPr>
     </w:lvl>
   </w:abstractNum>
-  <w:abstractNum w:abstractNumId="4" w15:restartNumberingAfterBreak="0">
+  <w:abstractNum w:abstractNumId="5" w15:restartNumberingAfterBreak="0">
     <w:nsid w:val="0F9F74F6"/>
     <w:multiLevelType w:val="hybridMultilevel"/>
     <w:tmpl w:val="83B2BAF4"/>
@@ -15232,7 +15917,7 @@
       </w:rPr>
     </w:lvl>
   </w:abstractNum>
-  <w:abstractNum w:abstractNumId="5" w15:restartNumberingAfterBreak="0">
+  <w:abstractNum w:abstractNumId="6" w15:restartNumberingAfterBreak="0">
     <w:nsid w:val="11D4196B"/>
     <w:multiLevelType w:val="hybridMultilevel"/>
     <w:tmpl w:val="B366BD8C"/>
@@ -15318,7 +16003,7 @@
       </w:pPr>
     </w:lvl>
   </w:abstractNum>
-  <w:abstractNum w:abstractNumId="6" w15:restartNumberingAfterBreak="0">
+  <w:abstractNum w:abstractNumId="7" w15:restartNumberingAfterBreak="0">
     <w:nsid w:val="17B07CFD"/>
     <w:multiLevelType w:val="multilevel"/>
     <w:tmpl w:val="7C58BE20"/>
@@ -15467,7 +16152,7 @@
       </w:rPr>
     </w:lvl>
   </w:abstractNum>
-  <w:abstractNum w:abstractNumId="7" w15:restartNumberingAfterBreak="0">
+  <w:abstractNum w:abstractNumId="8" w15:restartNumberingAfterBreak="0">
     <w:nsid w:val="27732A9B"/>
     <w:multiLevelType w:val="multilevel"/>
     <w:tmpl w:val="0409001F"/>
@@ -15553,7 +16238,120 @@
       </w:pPr>
     </w:lvl>
   </w:abstractNum>
-  <w:abstractNum w:abstractNumId="8" w15:restartNumberingAfterBreak="0">
+  <w:abstractNum w:abstractNumId="9" w15:restartNumberingAfterBreak="0">
+    <w:nsid w:val="2C5273B9"/>
+    <w:multiLevelType w:val="hybridMultilevel"/>
+    <w:tmpl w:val="ACA4B84C"/>
+    <w:lvl w:ilvl="0" w:tplc="04020001">
+      <w:start w:val="1"/>
+      <w:numFmt w:val="bullet"/>
+      <w:lvlText w:val=""/>
+      <w:lvlJc w:val="left"/>
+      <w:pPr>
+        <w:ind w:left="720" w:hanging="360"/>
+      </w:pPr>
+      <w:rPr>
+        <w:rFonts w:ascii="Symbol" w:hAnsi="Symbol" w:hint="default"/>
+      </w:rPr>
+    </w:lvl>
+    <w:lvl w:ilvl="1" w:tplc="04020003" w:tentative="1">
+      <w:start w:val="1"/>
+      <w:numFmt w:val="bullet"/>
+      <w:lvlText w:val="o"/>
+      <w:lvlJc w:val="left"/>
+      <w:pPr>
+        <w:ind w:left="1440" w:hanging="360"/>
+      </w:pPr>
+      <w:rPr>
+        <w:rFonts w:ascii="Courier New" w:hAnsi="Courier New" w:cs="Courier New" w:hint="default"/>
+      </w:rPr>
+    </w:lvl>
+    <w:lvl w:ilvl="2" w:tplc="04020005" w:tentative="1">
+      <w:start w:val="1"/>
+      <w:numFmt w:val="bullet"/>
+      <w:lvlText w:val=""/>
+      <w:lvlJc w:val="left"/>
+      <w:pPr>
+        <w:ind w:left="2160" w:hanging="360"/>
+      </w:pPr>
+      <w:rPr>
+        <w:rFonts w:ascii="Wingdings" w:hAnsi="Wingdings" w:hint="default"/>
+      </w:rPr>
+    </w:lvl>
+    <w:lvl w:ilvl="3" w:tplc="04020001" w:tentative="1">
+      <w:start w:val="1"/>
+      <w:numFmt w:val="bullet"/>
+      <w:lvlText w:val=""/>
+      <w:lvlJc w:val="left"/>
+      <w:pPr>
+        <w:ind w:left="2880" w:hanging="360"/>
+      </w:pPr>
+      <w:rPr>
+        <w:rFonts w:ascii="Symbol" w:hAnsi="Symbol" w:hint="default"/>
+      </w:rPr>
+    </w:lvl>
+    <w:lvl w:ilvl="4" w:tplc="04020003" w:tentative="1">
+      <w:start w:val="1"/>
+      <w:numFmt w:val="bullet"/>
+      <w:lvlText w:val="o"/>
+      <w:lvlJc w:val="left"/>
+      <w:pPr>
+        <w:ind w:left="3600" w:hanging="360"/>
+      </w:pPr>
+      <w:rPr>
+        <w:rFonts w:ascii="Courier New" w:hAnsi="Courier New" w:cs="Courier New" w:hint="default"/>
+      </w:rPr>
+    </w:lvl>
+    <w:lvl w:ilvl="5" w:tplc="04020005" w:tentative="1">
+      <w:start w:val="1"/>
+      <w:numFmt w:val="bullet"/>
+      <w:lvlText w:val=""/>
+      <w:lvlJc w:val="left"/>
+      <w:pPr>
+        <w:ind w:left="4320" w:hanging="360"/>
+      </w:pPr>
+      <w:rPr>
+        <w:rFonts w:ascii="Wingdings" w:hAnsi="Wingdings" w:hint="default"/>
+      </w:rPr>
+    </w:lvl>
+    <w:lvl w:ilvl="6" w:tplc="04020001" w:tentative="1">
+      <w:start w:val="1"/>
+      <w:numFmt w:val="bullet"/>
+      <w:lvlText w:val=""/>
+      <w:lvlJc w:val="left"/>
+      <w:pPr>
+        <w:ind w:left="5040" w:hanging="360"/>
+      </w:pPr>
+      <w:rPr>
+        <w:rFonts w:ascii="Symbol" w:hAnsi="Symbol" w:hint="default"/>
+      </w:rPr>
+    </w:lvl>
+    <w:lvl w:ilvl="7" w:tplc="04020003" w:tentative="1">
+      <w:start w:val="1"/>
+      <w:numFmt w:val="bullet"/>
+      <w:lvlText w:val="o"/>
+      <w:lvlJc w:val="left"/>
+      <w:pPr>
+        <w:ind w:left="5760" w:hanging="360"/>
+      </w:pPr>
+      <w:rPr>
+        <w:rFonts w:ascii="Courier New" w:hAnsi="Courier New" w:cs="Courier New" w:hint="default"/>
+      </w:rPr>
+    </w:lvl>
+    <w:lvl w:ilvl="8" w:tplc="04020005" w:tentative="1">
+      <w:start w:val="1"/>
+      <w:numFmt w:val="bullet"/>
+      <w:lvlText w:val=""/>
+      <w:lvlJc w:val="left"/>
+      <w:pPr>
+        <w:ind w:left="6480" w:hanging="360"/>
+      </w:pPr>
+      <w:rPr>
+        <w:rFonts w:ascii="Wingdings" w:hAnsi="Wingdings" w:hint="default"/>
+      </w:rPr>
+    </w:lvl>
+  </w:abstractNum>
+  <w:abstractNum w:abstractNumId="10" w15:restartNumberingAfterBreak="0">
     <w:nsid w:val="2C8536D1"/>
     <w:multiLevelType w:val="multilevel"/>
     <w:tmpl w:val="4F70CA54"/>
@@ -15702,7 +16500,7 @@
       </w:rPr>
     </w:lvl>
   </w:abstractNum>
-  <w:abstractNum w:abstractNumId="9" w15:restartNumberingAfterBreak="0">
+  <w:abstractNum w:abstractNumId="11" w15:restartNumberingAfterBreak="0">
     <w:nsid w:val="2CF56644"/>
     <w:multiLevelType w:val="hybridMultilevel"/>
     <w:tmpl w:val="43EAE156"/>
@@ -15816,7 +16614,7 @@
       </w:rPr>
     </w:lvl>
   </w:abstractNum>
-  <w:abstractNum w:abstractNumId="10" w15:restartNumberingAfterBreak="0">
+  <w:abstractNum w:abstractNumId="12" w15:restartNumberingAfterBreak="0">
     <w:nsid w:val="2EC155CA"/>
     <w:multiLevelType w:val="hybridMultilevel"/>
     <w:tmpl w:val="D062D96E"/>
@@ -15906,7 +16704,7 @@
       </w:pPr>
     </w:lvl>
   </w:abstractNum>
-  <w:abstractNum w:abstractNumId="11" w15:restartNumberingAfterBreak="0">
+  <w:abstractNum w:abstractNumId="13" w15:restartNumberingAfterBreak="0">
     <w:nsid w:val="37CA704B"/>
     <w:multiLevelType w:val="multilevel"/>
     <w:tmpl w:val="93769710"/>
@@ -16055,7 +16853,7 @@
       </w:rPr>
     </w:lvl>
   </w:abstractNum>
-  <w:abstractNum w:abstractNumId="12" w15:restartNumberingAfterBreak="0">
+  <w:abstractNum w:abstractNumId="14" w15:restartNumberingAfterBreak="0">
     <w:nsid w:val="37FE4EFE"/>
     <w:multiLevelType w:val="multilevel"/>
     <w:tmpl w:val="35AC941A"/>
@@ -16204,7 +17002,7 @@
       </w:rPr>
     </w:lvl>
   </w:abstractNum>
-  <w:abstractNum w:abstractNumId="13" w15:restartNumberingAfterBreak="0">
+  <w:abstractNum w:abstractNumId="15" w15:restartNumberingAfterBreak="0">
     <w:nsid w:val="39B934AE"/>
     <w:multiLevelType w:val="hybridMultilevel"/>
     <w:tmpl w:val="C8306BBE"/>
@@ -16294,7 +17092,7 @@
       </w:pPr>
     </w:lvl>
   </w:abstractNum>
-  <w:abstractNum w:abstractNumId="14" w15:restartNumberingAfterBreak="0">
+  <w:abstractNum w:abstractNumId="16" w15:restartNumberingAfterBreak="0">
     <w:nsid w:val="415819F6"/>
     <w:multiLevelType w:val="hybridMultilevel"/>
     <w:tmpl w:val="725E2314"/>
@@ -16407,7 +17205,7 @@
       </w:rPr>
     </w:lvl>
   </w:abstractNum>
-  <w:abstractNum w:abstractNumId="15" w15:restartNumberingAfterBreak="0">
+  <w:abstractNum w:abstractNumId="17" w15:restartNumberingAfterBreak="0">
     <w:nsid w:val="41825100"/>
     <w:multiLevelType w:val="multilevel"/>
     <w:tmpl w:val="80C0DA3C"/>
@@ -16556,7 +17354,7 @@
       </w:rPr>
     </w:lvl>
   </w:abstractNum>
-  <w:abstractNum w:abstractNumId="16" w15:restartNumberingAfterBreak="0">
+  <w:abstractNum w:abstractNumId="18" w15:restartNumberingAfterBreak="0">
     <w:nsid w:val="453B24F1"/>
     <w:multiLevelType w:val="multilevel"/>
     <w:tmpl w:val="B91A89BA"/>
@@ -16705,7 +17503,7 @@
       </w:rPr>
     </w:lvl>
   </w:abstractNum>
-  <w:abstractNum w:abstractNumId="17" w15:restartNumberingAfterBreak="0">
+  <w:abstractNum w:abstractNumId="19" w15:restartNumberingAfterBreak="0">
     <w:nsid w:val="4757213C"/>
     <w:multiLevelType w:val="multilevel"/>
     <w:tmpl w:val="4FB0937E"/>
@@ -16854,7 +17652,7 @@
       </w:rPr>
     </w:lvl>
   </w:abstractNum>
-  <w:abstractNum w:abstractNumId="18" w15:restartNumberingAfterBreak="0">
+  <w:abstractNum w:abstractNumId="20" w15:restartNumberingAfterBreak="0">
     <w:nsid w:val="4B2939DD"/>
     <w:multiLevelType w:val="hybridMultilevel"/>
     <w:tmpl w:val="354628E0"/>
@@ -16940,7 +17738,7 @@
       </w:pPr>
     </w:lvl>
   </w:abstractNum>
-  <w:abstractNum w:abstractNumId="19" w15:restartNumberingAfterBreak="0">
+  <w:abstractNum w:abstractNumId="21" w15:restartNumberingAfterBreak="0">
     <w:nsid w:val="4BEF580D"/>
     <w:multiLevelType w:val="hybridMultilevel"/>
     <w:tmpl w:val="8578F48E"/>
@@ -17053,7 +17851,7 @@
       </w:rPr>
     </w:lvl>
   </w:abstractNum>
-  <w:abstractNum w:abstractNumId="20" w15:restartNumberingAfterBreak="0">
+  <w:abstractNum w:abstractNumId="22" w15:restartNumberingAfterBreak="0">
     <w:nsid w:val="4D6F6379"/>
     <w:multiLevelType w:val="hybridMultilevel"/>
     <w:tmpl w:val="C5F00BB4"/>
@@ -17166,7 +17964,7 @@
       </w:rPr>
     </w:lvl>
   </w:abstractNum>
-  <w:abstractNum w:abstractNumId="21" w15:restartNumberingAfterBreak="0">
+  <w:abstractNum w:abstractNumId="23" w15:restartNumberingAfterBreak="0">
     <w:nsid w:val="4DAD3D50"/>
     <w:multiLevelType w:val="multilevel"/>
     <w:tmpl w:val="D5583A1A"/>
@@ -17315,7 +18113,120 @@
       </w:rPr>
     </w:lvl>
   </w:abstractNum>
-  <w:abstractNum w:abstractNumId="22" w15:restartNumberingAfterBreak="0">
+  <w:abstractNum w:abstractNumId="24" w15:restartNumberingAfterBreak="0">
+    <w:nsid w:val="5126727C"/>
+    <w:multiLevelType w:val="hybridMultilevel"/>
+    <w:tmpl w:val="B7CC7E88"/>
+    <w:lvl w:ilvl="0" w:tplc="04020001">
+      <w:start w:val="1"/>
+      <w:numFmt w:val="bullet"/>
+      <w:lvlText w:val=""/>
+      <w:lvlJc w:val="left"/>
+      <w:pPr>
+        <w:ind w:left="720" w:hanging="360"/>
+      </w:pPr>
+      <w:rPr>
+        <w:rFonts w:ascii="Symbol" w:hAnsi="Symbol" w:hint="default"/>
+      </w:rPr>
+    </w:lvl>
+    <w:lvl w:ilvl="1" w:tplc="04020003" w:tentative="1">
+      <w:start w:val="1"/>
+      <w:numFmt w:val="bullet"/>
+      <w:lvlText w:val="o"/>
+      <w:lvlJc w:val="left"/>
+      <w:pPr>
+        <w:ind w:left="1440" w:hanging="360"/>
+      </w:pPr>
+      <w:rPr>
+        <w:rFonts w:ascii="Courier New" w:hAnsi="Courier New" w:cs="Courier New" w:hint="default"/>
+      </w:rPr>
+    </w:lvl>
+    <w:lvl w:ilvl="2" w:tplc="04020005" w:tentative="1">
+      <w:start w:val="1"/>
+      <w:numFmt w:val="bullet"/>
+      <w:lvlText w:val=""/>
+      <w:lvlJc w:val="left"/>
+      <w:pPr>
+        <w:ind w:left="2160" w:hanging="360"/>
+      </w:pPr>
+      <w:rPr>
+        <w:rFonts w:ascii="Wingdings" w:hAnsi="Wingdings" w:hint="default"/>
+      </w:rPr>
+    </w:lvl>
+    <w:lvl w:ilvl="3" w:tplc="04020001" w:tentative="1">
+      <w:start w:val="1"/>
+      <w:numFmt w:val="bullet"/>
+      <w:lvlText w:val=""/>
+      <w:lvlJc w:val="left"/>
+      <w:pPr>
+        <w:ind w:left="2880" w:hanging="360"/>
+      </w:pPr>
+      <w:rPr>
+        <w:rFonts w:ascii="Symbol" w:hAnsi="Symbol" w:hint="default"/>
+      </w:rPr>
+    </w:lvl>
+    <w:lvl w:ilvl="4" w:tplc="04020003" w:tentative="1">
+      <w:start w:val="1"/>
+      <w:numFmt w:val="bullet"/>
+      <w:lvlText w:val="o"/>
+      <w:lvlJc w:val="left"/>
+      <w:pPr>
+        <w:ind w:left="3600" w:hanging="360"/>
+      </w:pPr>
+      <w:rPr>
+        <w:rFonts w:ascii="Courier New" w:hAnsi="Courier New" w:cs="Courier New" w:hint="default"/>
+      </w:rPr>
+    </w:lvl>
+    <w:lvl w:ilvl="5" w:tplc="04020005" w:tentative="1">
+      <w:start w:val="1"/>
+      <w:numFmt w:val="bullet"/>
+      <w:lvlText w:val=""/>
+      <w:lvlJc w:val="left"/>
+      <w:pPr>
+        <w:ind w:left="4320" w:hanging="360"/>
+      </w:pPr>
+      <w:rPr>
+        <w:rFonts w:ascii="Wingdings" w:hAnsi="Wingdings" w:hint="default"/>
+      </w:rPr>
+    </w:lvl>
+    <w:lvl w:ilvl="6" w:tplc="04020001" w:tentative="1">
+      <w:start w:val="1"/>
+      <w:numFmt w:val="bullet"/>
+      <w:lvlText w:val=""/>
+      <w:lvlJc w:val="left"/>
+      <w:pPr>
+        <w:ind w:left="5040" w:hanging="360"/>
+      </w:pPr>
+      <w:rPr>
+        <w:rFonts w:ascii="Symbol" w:hAnsi="Symbol" w:hint="default"/>
+      </w:rPr>
+    </w:lvl>
+    <w:lvl w:ilvl="7" w:tplc="04020003" w:tentative="1">
+      <w:start w:val="1"/>
+      <w:numFmt w:val="bullet"/>
+      <w:lvlText w:val="o"/>
+      <w:lvlJc w:val="left"/>
+      <w:pPr>
+        <w:ind w:left="5760" w:hanging="360"/>
+      </w:pPr>
+      <w:rPr>
+        <w:rFonts w:ascii="Courier New" w:hAnsi="Courier New" w:cs="Courier New" w:hint="default"/>
+      </w:rPr>
+    </w:lvl>
+    <w:lvl w:ilvl="8" w:tplc="04020005" w:tentative="1">
+      <w:start w:val="1"/>
+      <w:numFmt w:val="bullet"/>
+      <w:lvlText w:val=""/>
+      <w:lvlJc w:val="left"/>
+      <w:pPr>
+        <w:ind w:left="6480" w:hanging="360"/>
+      </w:pPr>
+      <w:rPr>
+        <w:rFonts w:ascii="Wingdings" w:hAnsi="Wingdings" w:hint="default"/>
+      </w:rPr>
+    </w:lvl>
+  </w:abstractNum>
+  <w:abstractNum w:abstractNumId="25" w15:restartNumberingAfterBreak="0">
     <w:nsid w:val="6151195D"/>
     <w:multiLevelType w:val="multilevel"/>
     <w:tmpl w:val="71763736"/>
@@ -17464,7 +18375,7 @@
       </w:rPr>
     </w:lvl>
   </w:abstractNum>
-  <w:abstractNum w:abstractNumId="23" w15:restartNumberingAfterBreak="0">
+  <w:abstractNum w:abstractNumId="26" w15:restartNumberingAfterBreak="0">
     <w:nsid w:val="621D3478"/>
     <w:multiLevelType w:val="hybridMultilevel"/>
     <w:tmpl w:val="287CA07C"/>
@@ -17577,7 +18488,7 @@
       </w:rPr>
     </w:lvl>
   </w:abstractNum>
-  <w:abstractNum w:abstractNumId="24" w15:restartNumberingAfterBreak="0">
+  <w:abstractNum w:abstractNumId="27" w15:restartNumberingAfterBreak="0">
     <w:nsid w:val="62703FF9"/>
     <w:multiLevelType w:val="multilevel"/>
     <w:tmpl w:val="034E3D82"/>
@@ -17726,7 +18637,7 @@
       </w:rPr>
     </w:lvl>
   </w:abstractNum>
-  <w:abstractNum w:abstractNumId="25" w15:restartNumberingAfterBreak="0">
+  <w:abstractNum w:abstractNumId="28" w15:restartNumberingAfterBreak="0">
     <w:nsid w:val="62D26028"/>
     <w:multiLevelType w:val="multilevel"/>
     <w:tmpl w:val="341EF368"/>
@@ -17875,7 +18786,7 @@
       </w:rPr>
     </w:lvl>
   </w:abstractNum>
-  <w:abstractNum w:abstractNumId="26" w15:restartNumberingAfterBreak="0">
+  <w:abstractNum w:abstractNumId="29" w15:restartNumberingAfterBreak="0">
     <w:nsid w:val="704846B8"/>
     <w:multiLevelType w:val="hybridMultilevel"/>
     <w:tmpl w:val="DB26C1EE"/>
@@ -17965,7 +18876,7 @@
       </w:pPr>
     </w:lvl>
   </w:abstractNum>
-  <w:abstractNum w:abstractNumId="27" w15:restartNumberingAfterBreak="0">
+  <w:abstractNum w:abstractNumId="30" w15:restartNumberingAfterBreak="0">
     <w:nsid w:val="70803446"/>
     <w:multiLevelType w:val="hybridMultilevel"/>
     <w:tmpl w:val="29F2B534"/>
@@ -18051,7 +18962,7 @@
       </w:pPr>
     </w:lvl>
   </w:abstractNum>
-  <w:abstractNum w:abstractNumId="28" w15:restartNumberingAfterBreak="0">
+  <w:abstractNum w:abstractNumId="31" w15:restartNumberingAfterBreak="0">
     <w:nsid w:val="753B34F8"/>
     <w:multiLevelType w:val="multilevel"/>
     <w:tmpl w:val="9444A134"/>
@@ -18200,7 +19111,7 @@
       </w:rPr>
     </w:lvl>
   </w:abstractNum>
-  <w:abstractNum w:abstractNumId="29" w15:restartNumberingAfterBreak="0">
+  <w:abstractNum w:abstractNumId="32" w15:restartNumberingAfterBreak="0">
     <w:nsid w:val="75AE5BDB"/>
     <w:multiLevelType w:val="hybridMultilevel"/>
     <w:tmpl w:val="6D968232"/>
@@ -18313,7 +19224,7 @@
       </w:rPr>
     </w:lvl>
   </w:abstractNum>
-  <w:abstractNum w:abstractNumId="30" w15:restartNumberingAfterBreak="0">
+  <w:abstractNum w:abstractNumId="33" w15:restartNumberingAfterBreak="0">
     <w:nsid w:val="79230737"/>
     <w:multiLevelType w:val="hybridMultilevel"/>
     <w:tmpl w:val="3AB475A0"/>
@@ -18427,97 +19338,106 @@
     </w:lvl>
   </w:abstractNum>
   <w:num w:numId="1">
-    <w:abstractNumId w:val="20"/>
+    <w:abstractNumId w:val="22"/>
   </w:num>
   <w:num w:numId="2">
-    <w:abstractNumId w:val="9"/>
+    <w:abstractNumId w:val="11"/>
   </w:num>
   <w:num w:numId="3">
-    <w:abstractNumId w:val="23"/>
+    <w:abstractNumId w:val="26"/>
   </w:num>
   <w:num w:numId="4">
-    <w:abstractNumId w:val="4"/>
+    <w:abstractNumId w:val="5"/>
   </w:num>
   <w:num w:numId="5">
-    <w:abstractNumId w:val="7"/>
+    <w:abstractNumId w:val="8"/>
   </w:num>
   <w:num w:numId="6">
-    <w:abstractNumId w:val="5"/>
+    <w:abstractNumId w:val="6"/>
   </w:num>
   <w:num w:numId="7">
     <w:abstractNumId w:val="0"/>
   </w:num>
   <w:num w:numId="8">
-    <w:abstractNumId w:val="10"/>
+    <w:abstractNumId w:val="12"/>
   </w:num>
   <w:num w:numId="9">
-    <w:abstractNumId w:val="26"/>
+    <w:abstractNumId w:val="29"/>
   </w:num>
   <w:num w:numId="10">
-    <w:abstractNumId w:val="13"/>
+    <w:abstractNumId w:val="15"/>
   </w:num>
   <w:num w:numId="11">
-    <w:abstractNumId w:val="30"/>
+    <w:abstractNumId w:val="33"/>
   </w:num>
   <w:num w:numId="12">
-    <w:abstractNumId w:val="19"/>
+    <w:abstractNumId w:val="21"/>
   </w:num>
   <w:num w:numId="13">
-    <w:abstractNumId w:val="14"/>
+    <w:abstractNumId w:val="16"/>
   </w:num>
   <w:num w:numId="14">
-    <w:abstractNumId w:val="18"/>
+    <w:abstractNumId w:val="20"/>
   </w:num>
   <w:num w:numId="15">
     <w:abstractNumId w:val="1"/>
   </w:num>
   <w:num w:numId="16">
+    <w:abstractNumId w:val="30"/>
+  </w:num>
+  <w:num w:numId="17">
+    <w:abstractNumId w:val="7"/>
+  </w:num>
+  <w:num w:numId="18">
+    <w:abstractNumId w:val="17"/>
+  </w:num>
+  <w:num w:numId="19">
     <w:abstractNumId w:val="27"/>
   </w:num>
-  <w:num w:numId="17">
-    <w:abstractNumId w:val="6"/>
-  </w:num>
-  <w:num w:numId="18">
-    <w:abstractNumId w:val="15"/>
-  </w:num>
-  <w:num w:numId="19">
-    <w:abstractNumId w:val="24"/>
-  </w:num>
   <w:num w:numId="20">
-    <w:abstractNumId w:val="11"/>
+    <w:abstractNumId w:val="13"/>
   </w:num>
   <w:num w:numId="21">
-    <w:abstractNumId w:val="25"/>
+    <w:abstractNumId w:val="28"/>
   </w:num>
   <w:num w:numId="22">
-    <w:abstractNumId w:val="21"/>
+    <w:abstractNumId w:val="23"/>
   </w:num>
   <w:num w:numId="23">
-    <w:abstractNumId w:val="8"/>
+    <w:abstractNumId w:val="10"/>
   </w:num>
   <w:num w:numId="24">
-    <w:abstractNumId w:val="12"/>
+    <w:abstractNumId w:val="14"/>
   </w:num>
   <w:num w:numId="25">
-    <w:abstractNumId w:val="3"/>
+    <w:abstractNumId w:val="4"/>
   </w:num>
   <w:num w:numId="26">
-    <w:abstractNumId w:val="16"/>
+    <w:abstractNumId w:val="18"/>
   </w:num>
   <w:num w:numId="27">
     <w:abstractNumId w:val="2"/>
   </w:num>
   <w:num w:numId="28">
-    <w:abstractNumId w:val="22"/>
+    <w:abstractNumId w:val="25"/>
   </w:num>
   <w:num w:numId="29">
-    <w:abstractNumId w:val="17"/>
+    <w:abstractNumId w:val="19"/>
   </w:num>
   <w:num w:numId="30">
-    <w:abstractNumId w:val="28"/>
+    <w:abstractNumId w:val="31"/>
   </w:num>
   <w:num w:numId="31">
-    <w:abstractNumId w:val="29"/>
+    <w:abstractNumId w:val="32"/>
+  </w:num>
+  <w:num w:numId="32">
+    <w:abstractNumId w:val="24"/>
+  </w:num>
+  <w:num w:numId="33">
+    <w:abstractNumId w:val="3"/>
+  </w:num>
+  <w:num w:numId="34">
+    <w:abstractNumId w:val="9"/>
   </w:num>
 </w:numbering>
 </file>
@@ -19514,7 +20434,7 @@
 </file>
 
 <file path=customXml/itemProps1.xml><?xml version="1.0" encoding="utf-8"?>
-<ds:datastoreItem xmlns:ds="http://schemas.openxmlformats.org/officeDocument/2006/customXml" ds:itemID="{662A3848-704E-45F2-B20F-1834C314A78F}">
+<ds:datastoreItem xmlns:ds="http://schemas.openxmlformats.org/officeDocument/2006/customXml" ds:itemID="{88F767E2-DAB0-4A63-BB78-3CF8C4BF7CCA}">
   <ds:schemaRefs>
     <ds:schemaRef ds:uri="http://schemas.openxmlformats.org/officeDocument/2006/bibliography"/>
   </ds:schemaRefs>

--- a/doctemplate_and_requirements/documentation_template.docx
+++ b/doctemplate_and_requirements/documentation_template.docx
@@ -1,6 +1,6 @@
 
 <file path=word/document.xml><?xml version="1.0" encoding="utf-8"?>
-<w:document xmlns:wpc="http://schemas.microsoft.com/office/word/2010/wordprocessingCanvas" xmlns:cx="http://schemas.microsoft.com/office/drawing/2014/chartex" xmlns:mc="http://schemas.openxmlformats.org/markup-compatibility/2006" xmlns:o="urn:schemas-microsoft-com:office:office" xmlns:r="http://schemas.openxmlformats.org/officeDocument/2006/relationships" xmlns:m="http://schemas.openxmlformats.org/officeDocument/2006/math" xmlns:v="urn:schemas-microsoft-com:vml" xmlns:wp14="http://schemas.microsoft.com/office/word/2010/wordprocessingDrawing" xmlns:wp="http://schemas.openxmlformats.org/drawingml/2006/wordprocessingDrawing" xmlns:w10="urn:schemas-microsoft-com:office:word" xmlns:w="http://schemas.openxmlformats.org/wordprocessingml/2006/main" xmlns:w14="http://schemas.microsoft.com/office/word/2010/wordml" xmlns:w15="http://schemas.microsoft.com/office/word/2012/wordml" xmlns:w16se="http://schemas.microsoft.com/office/word/2015/wordml/symex" xmlns:wpg="http://schemas.microsoft.com/office/word/2010/wordprocessingGroup" xmlns:wpi="http://schemas.microsoft.com/office/word/2010/wordprocessingInk" xmlns:wne="http://schemas.microsoft.com/office/word/2006/wordml" xmlns:wps="http://schemas.microsoft.com/office/word/2010/wordprocessingShape" mc:Ignorable="w14 w15 w16se wp14">
+<w:document xmlns:wpc="http://schemas.microsoft.com/office/word/2010/wordprocessingCanvas" xmlns:mc="http://schemas.openxmlformats.org/markup-compatibility/2006" xmlns:o="urn:schemas-microsoft-com:office:office" xmlns:r="http://schemas.openxmlformats.org/officeDocument/2006/relationships" xmlns:m="http://schemas.openxmlformats.org/officeDocument/2006/math" xmlns:v="urn:schemas-microsoft-com:vml" xmlns:wp14="http://schemas.microsoft.com/office/word/2010/wordprocessingDrawing" xmlns:wp="http://schemas.openxmlformats.org/drawingml/2006/wordprocessingDrawing" xmlns:w10="urn:schemas-microsoft-com:office:word" xmlns:w="http://schemas.openxmlformats.org/wordprocessingml/2006/main" xmlns:w14="http://schemas.microsoft.com/office/word/2010/wordml" xmlns:wpg="http://schemas.microsoft.com/office/word/2010/wordprocessingGroup" xmlns:wpi="http://schemas.microsoft.com/office/word/2010/wordprocessingInk" xmlns:wne="http://schemas.microsoft.com/office/word/2006/wordml" xmlns:wps="http://schemas.microsoft.com/office/word/2010/wordprocessingShape" mc:Ignorable="w14 wp14">
   <w:body>
     <w:p>
       <w:pPr>
@@ -3031,21 +3031,8 @@
           <w:numId w:val="32"/>
         </w:numPr>
       </w:pPr>
-      <w:proofErr w:type="spellStart"/>
-      <w:r>
-        <w:t>Web</w:t>
-      </w:r>
-      <w:proofErr w:type="spellEnd"/>
-      <w:r>
-        <w:t xml:space="preserve"> сървър: </w:t>
-      </w:r>
-      <w:proofErr w:type="spellStart"/>
-      <w:r>
-        <w:t>Apache</w:t>
-      </w:r>
-      <w:proofErr w:type="spellEnd"/>
-      <w:r>
-        <w:t xml:space="preserve"> (чрез XAMPP)</w:t>
+      <w:r>
+        <w:t>Web сървър: Apache (чрез XAMPP)</w:t>
       </w:r>
     </w:p>
     <w:p>
@@ -3069,15 +3056,7 @@
         </w:numPr>
       </w:pPr>
       <w:r>
-        <w:t xml:space="preserve">СУБД: </w:t>
-      </w:r>
-      <w:proofErr w:type="spellStart"/>
-      <w:r>
-        <w:t>MariaDB</w:t>
-      </w:r>
-      <w:proofErr w:type="spellEnd"/>
-      <w:r>
-        <w:t xml:space="preserve"> 10.4</w:t>
+        <w:t>СУБД: MariaDB 10.4</w:t>
       </w:r>
     </w:p>
     <w:p>
@@ -3089,21 +3068,8 @@
         </w:numPr>
       </w:pPr>
       <w:r>
-        <w:t xml:space="preserve">Браузър: </w:t>
-      </w:r>
-      <w:proofErr w:type="spellStart"/>
-      <w:r>
-        <w:t>Chrome</w:t>
-      </w:r>
-      <w:proofErr w:type="spellEnd"/>
-      <w:r>
-        <w:t xml:space="preserve"> / </w:t>
-      </w:r>
-      <w:proofErr w:type="spellStart"/>
-      <w:r>
-        <w:t>Firefox</w:t>
-      </w:r>
-      <w:proofErr w:type="spellEnd"/>
+        <w:t>Браузър: Chrome / Firefox</w:t>
+      </w:r>
     </w:p>
     <w:p>
       <w:r>
@@ -3122,15 +3088,7 @@
         <w:t>Проектът се копира</w:t>
       </w:r>
       <w:r>
-        <w:t xml:space="preserve"> в директорията </w:t>
-      </w:r>
-      <w:proofErr w:type="spellStart"/>
-      <w:r>
-        <w:t>htdocs</w:t>
-      </w:r>
-      <w:proofErr w:type="spellEnd"/>
-      <w:r>
-        <w:t xml:space="preserve"> на XAMPP</w:t>
+        <w:t xml:space="preserve"> в директорията htdocs на XAMPP</w:t>
       </w:r>
     </w:p>
     <w:p>
@@ -3142,37 +3100,8 @@
         </w:numPr>
       </w:pPr>
       <w:r>
-        <w:t xml:space="preserve">Стартират се </w:t>
-      </w:r>
-      <w:proofErr w:type="spellStart"/>
-      <w:r>
-        <w:t>Apache</w:t>
-      </w:r>
-      <w:proofErr w:type="spellEnd"/>
-      <w:r>
-        <w:t xml:space="preserve"> и </w:t>
-      </w:r>
-      <w:proofErr w:type="spellStart"/>
-      <w:r>
-        <w:t>MySQL</w:t>
-      </w:r>
-      <w:proofErr w:type="spellEnd"/>
-      <w:r>
-        <w:t xml:space="preserve"> от XAMPP </w:t>
-      </w:r>
-      <w:proofErr w:type="spellStart"/>
-      <w:r>
-        <w:t>Control</w:t>
-      </w:r>
-      <w:proofErr w:type="spellEnd"/>
-      <w:r>
-        <w:t xml:space="preserve"> </w:t>
-      </w:r>
-      <w:proofErr w:type="spellStart"/>
-      <w:r>
-        <w:t>Panel</w:t>
-      </w:r>
-      <w:proofErr w:type="spellEnd"/>
+        <w:t>Стартират се Apache и MySQL от XAMPP Control Panel</w:t>
+      </w:r>
     </w:p>
     <w:p>
       <w:pPr>
@@ -3183,15 +3112,7 @@
         </w:numPr>
       </w:pPr>
       <w:r>
-        <w:t xml:space="preserve">В </w:t>
-      </w:r>
-      <w:proofErr w:type="spellStart"/>
-      <w:r>
-        <w:t>phpMyAdmin</w:t>
-      </w:r>
-      <w:proofErr w:type="spellEnd"/>
-      <w:r>
-        <w:t xml:space="preserve"> </w:t>
+        <w:t xml:space="preserve">В phpMyAdmin </w:t>
       </w:r>
       <w:r>
         <w:t xml:space="preserve">през </w:t>
@@ -3218,23 +3139,7 @@
         <w:t>се изпълнява SQL скриптъ</w:t>
       </w:r>
       <w:r>
-        <w:t xml:space="preserve">т </w:t>
-      </w:r>
-      <w:proofErr w:type="spellStart"/>
-      <w:r>
-        <w:t>database</w:t>
-      </w:r>
-      <w:proofErr w:type="spellEnd"/>
-      <w:r>
-        <w:t>/</w:t>
-      </w:r>
-      <w:proofErr w:type="spellStart"/>
-      <w:r>
-        <w:t>create_db.sql</w:t>
-      </w:r>
-      <w:proofErr w:type="spellEnd"/>
-      <w:r>
-        <w:t xml:space="preserve">, който създава базата данни и </w:t>
+        <w:t xml:space="preserve">т database/create_db.sql, който създава базата данни и </w:t>
       </w:r>
       <w:r>
         <w:t>добавя примерни данни.</w:t>
@@ -3249,514 +3154,12 @@
         </w:numPr>
       </w:pPr>
       <w:r>
-        <w:t xml:space="preserve">В директорията </w:t>
-      </w:r>
-      <w:proofErr w:type="spellStart"/>
-      <w:r>
-        <w:t>config</w:t>
-      </w:r>
-      <w:proofErr w:type="spellEnd"/>
-      <w:r>
-        <w:t xml:space="preserve"> се създава файл .</w:t>
-      </w:r>
-      <w:proofErr w:type="spellStart"/>
-      <w:r>
-        <w:t>env</w:t>
-      </w:r>
-      <w:proofErr w:type="spellEnd"/>
-      <w:r>
-        <w:t>, в който се задава стойност на CSV_API_TOKEN за достъп до API функционалностите.</w:t>
-      </w:r>
-    </w:p>
-    <w:p>
-      <w:pPr>
-        <w:pStyle w:val="ListParagraph"/>
-        <w:numPr>
-          <w:ilvl w:val="0"/>
-          <w:numId w:val="33"/>
-        </w:numPr>
-      </w:pPr>
-      <w:r>
-        <w:t>За да работи .</w:t>
-      </w:r>
-      <w:proofErr w:type="spellStart"/>
-      <w:r>
-        <w:t>htaccess</w:t>
-      </w:r>
-      <w:proofErr w:type="spellEnd"/>
-      <w:r>
-        <w:t xml:space="preserve"> правилно, в конфигурацията на </w:t>
-      </w:r>
-      <w:proofErr w:type="spellStart"/>
-      <w:r>
-        <w:t>Apache</w:t>
-      </w:r>
-      <w:proofErr w:type="spellEnd"/>
-      <w:r>
-        <w:t xml:space="preserve"> трябва </w:t>
-      </w:r>
-      <w:proofErr w:type="spellStart"/>
-      <w:r>
-        <w:t>AllowOverride</w:t>
-      </w:r>
-      <w:proofErr w:type="spellEnd"/>
-      <w:r>
-        <w:t xml:space="preserve"> да е със стойност </w:t>
-      </w:r>
-      <w:proofErr w:type="spellStart"/>
-      <w:r>
-        <w:t>All</w:t>
-      </w:r>
-      <w:proofErr w:type="spellEnd"/>
-      <w:r>
-        <w:t>.</w:t>
-      </w:r>
-    </w:p>
-    <w:p>
-      <w:r>
-        <w:t xml:space="preserve">5.3 Стартиране на </w:t>
-      </w:r>
-      <w:r>
-        <w:t>приложението</w:t>
-      </w:r>
-    </w:p>
-    <w:p>
-      <w:pPr>
-        <w:pStyle w:val="ListParagraph"/>
-        <w:numPr>
-          <w:ilvl w:val="0"/>
-          <w:numId w:val="34"/>
-        </w:numPr>
-      </w:pPr>
-      <w:r>
-        <w:t xml:space="preserve">Приложението се </w:t>
-      </w:r>
-      <w:r>
-        <w:t xml:space="preserve">стартира през браузър на адрес: </w:t>
-      </w:r>
-      <w:r>
-        <w:t>http:</w:t>
-      </w:r>
-      <w:r>
-        <w:t>//localhost/tournament-manager/</w:t>
-      </w:r>
-    </w:p>
-    <w:p>
-      <w:r>
-        <w:t>5.4 Примерни данни за вход</w:t>
-      </w:r>
-    </w:p>
-    <w:p>
-      <w:r>
-        <w:t>След изпълнение на SQL скрипта са налични тестови акаунти.</w:t>
-      </w:r>
-    </w:p>
-    <w:p>
-      <w:r>
-        <w:t>Пример:</w:t>
-      </w:r>
-      <w:r>
-        <w:rPr>
-          <w:lang w:val="en-US"/>
-        </w:rPr>
-        <w:t xml:space="preserve"> </w:t>
-      </w:r>
-      <w:r>
-        <w:t xml:space="preserve">Потребителско име: </w:t>
-      </w:r>
-      <w:proofErr w:type="spellStart"/>
-      <w:r>
-        <w:t>gosho</w:t>
-      </w:r>
-      <w:proofErr w:type="spellEnd"/>
-      <w:r>
-        <w:rPr>
-          <w:lang w:val="en-US"/>
-        </w:rPr>
-        <w:t xml:space="preserve">, </w:t>
-      </w:r>
-      <w:r>
-        <w:t>Парола</w:t>
-      </w:r>
-      <w:r>
-        <w:rPr>
-          <w:lang w:val="en-US"/>
-        </w:rPr>
-        <w:t>: password</w:t>
-      </w:r>
-      <w:bookmarkStart w:id="2" w:name="_GoBack"/>
-      <w:bookmarkEnd w:id="2"/>
-    </w:p>
-    <w:p>
-      <w:pPr>
-        <w:rPr>
-          <w:lang w:val="en-US"/>
-        </w:rPr>
-      </w:pPr>
-      <w:r>
-        <w:lastRenderedPageBreak/>
-        <w:t>З</w:t>
-      </w:r>
-      <w:r>
-        <w:rPr>
-          <w:lang w:val="en-US"/>
-        </w:rPr>
-        <w:t xml:space="preserve">а </w:t>
-      </w:r>
-      <w:proofErr w:type="spellStart"/>
-      <w:r>
-        <w:rPr>
-          <w:lang w:val="en-US"/>
-        </w:rPr>
-        <w:t>да</w:t>
-      </w:r>
-      <w:proofErr w:type="spellEnd"/>
-      <w:r>
-        <w:rPr>
-          <w:lang w:val="en-US"/>
-        </w:rPr>
-        <w:t xml:space="preserve"> </w:t>
-      </w:r>
-      <w:proofErr w:type="spellStart"/>
-      <w:r>
-        <w:rPr>
-          <w:lang w:val="en-US"/>
-        </w:rPr>
-        <w:t>работи</w:t>
-      </w:r>
-      <w:proofErr w:type="spellEnd"/>
-      <w:r>
-        <w:rPr>
-          <w:lang w:val="en-US"/>
-        </w:rPr>
-        <w:t xml:space="preserve"> .</w:t>
-      </w:r>
-      <w:proofErr w:type="spellStart"/>
-      <w:r>
-        <w:rPr>
-          <w:lang w:val="en-US"/>
-        </w:rPr>
-        <w:t>htaccess</w:t>
-      </w:r>
-      <w:proofErr w:type="spellEnd"/>
-      <w:r>
-        <w:rPr>
-          <w:lang w:val="en-US"/>
-        </w:rPr>
-        <w:t xml:space="preserve"> </w:t>
-      </w:r>
-      <w:proofErr w:type="spellStart"/>
-      <w:r>
-        <w:rPr>
-          <w:lang w:val="en-US"/>
-        </w:rPr>
-        <w:t>правилно</w:t>
-      </w:r>
-      <w:proofErr w:type="spellEnd"/>
-      <w:r>
-        <w:rPr>
-          <w:lang w:val="en-US"/>
-        </w:rPr>
-        <w:t xml:space="preserve"> </w:t>
-      </w:r>
-      <w:proofErr w:type="spellStart"/>
-      <w:r>
-        <w:rPr>
-          <w:lang w:val="en-US"/>
-        </w:rPr>
-        <w:t>за</w:t>
-      </w:r>
-      <w:proofErr w:type="spellEnd"/>
-      <w:r>
-        <w:rPr>
-          <w:lang w:val="en-US"/>
-        </w:rPr>
-        <w:t xml:space="preserve"> </w:t>
-      </w:r>
-      <w:proofErr w:type="spellStart"/>
-      <w:r>
-        <w:rPr>
-          <w:lang w:val="en-US"/>
-        </w:rPr>
-        <w:t>пренасочване</w:t>
-      </w:r>
-      <w:proofErr w:type="spellEnd"/>
-      <w:r>
-        <w:rPr>
-          <w:lang w:val="en-US"/>
-        </w:rPr>
-        <w:t xml:space="preserve"> </w:t>
-      </w:r>
-      <w:proofErr w:type="spellStart"/>
-      <w:r>
-        <w:rPr>
-          <w:lang w:val="en-US"/>
-        </w:rPr>
-        <w:t>на</w:t>
-      </w:r>
-      <w:proofErr w:type="spellEnd"/>
-      <w:r>
-        <w:rPr>
-          <w:lang w:val="en-US"/>
-        </w:rPr>
-        <w:t xml:space="preserve"> </w:t>
-      </w:r>
-      <w:proofErr w:type="spellStart"/>
-      <w:r>
-        <w:rPr>
-          <w:lang w:val="en-US"/>
-        </w:rPr>
-        <w:t>заявки</w:t>
-      </w:r>
-      <w:proofErr w:type="spellEnd"/>
-      <w:r>
-        <w:rPr>
-          <w:lang w:val="en-US"/>
-        </w:rPr>
-        <w:t xml:space="preserve"> </w:t>
-      </w:r>
-      <w:proofErr w:type="spellStart"/>
-      <w:r>
-        <w:rPr>
-          <w:lang w:val="en-US"/>
-        </w:rPr>
-        <w:t>към</w:t>
-      </w:r>
-      <w:proofErr w:type="spellEnd"/>
-      <w:r>
-        <w:rPr>
-          <w:lang w:val="en-US"/>
-        </w:rPr>
-        <w:t xml:space="preserve"> </w:t>
-      </w:r>
-      <w:proofErr w:type="spellStart"/>
-      <w:r>
-        <w:rPr>
-          <w:lang w:val="en-US"/>
-        </w:rPr>
-        <w:t>index.php</w:t>
-      </w:r>
-      <w:proofErr w:type="spellEnd"/>
-      <w:r>
-        <w:t xml:space="preserve"> и блокиране на такива към файлове със сензитивна информация,</w:t>
-      </w:r>
-      <w:r>
-        <w:rPr>
-          <w:lang w:val="en-US"/>
-        </w:rPr>
-        <w:t xml:space="preserve"> </w:t>
-      </w:r>
-      <w:r>
-        <w:t xml:space="preserve">трябва в </w:t>
-      </w:r>
-      <w:proofErr w:type="spellStart"/>
-      <w:r>
-        <w:rPr>
-          <w:lang w:val="en-US"/>
-        </w:rPr>
-        <w:t>httpd.conf</w:t>
-      </w:r>
-      <w:proofErr w:type="spellEnd"/>
-      <w:r>
-        <w:rPr>
-          <w:lang w:val="en-US"/>
-        </w:rPr>
-        <w:t xml:space="preserve"> (</w:t>
-      </w:r>
-      <w:proofErr w:type="spellStart"/>
-      <w:r>
-        <w:rPr>
-          <w:lang w:val="en-US"/>
-        </w:rPr>
-        <w:t>или</w:t>
-      </w:r>
-      <w:proofErr w:type="spellEnd"/>
-      <w:r>
-        <w:rPr>
-          <w:lang w:val="en-US"/>
-        </w:rPr>
-        <w:t xml:space="preserve"> </w:t>
-      </w:r>
-      <w:proofErr w:type="spellStart"/>
-      <w:r>
-        <w:rPr>
-          <w:lang w:val="en-US"/>
-        </w:rPr>
-        <w:t>съответния</w:t>
-      </w:r>
-      <w:proofErr w:type="spellEnd"/>
-      <w:r>
-        <w:rPr>
-          <w:lang w:val="en-US"/>
-        </w:rPr>
-        <w:t xml:space="preserve"> </w:t>
-      </w:r>
-      <w:proofErr w:type="spellStart"/>
-      <w:r>
-        <w:rPr>
-          <w:lang w:val="en-US"/>
-        </w:rPr>
-        <w:t>конфигурационен</w:t>
-      </w:r>
-      <w:proofErr w:type="spellEnd"/>
-      <w:r>
-        <w:rPr>
-          <w:lang w:val="en-US"/>
-        </w:rPr>
-        <w:t xml:space="preserve"> </w:t>
-      </w:r>
-      <w:proofErr w:type="spellStart"/>
-      <w:r>
-        <w:rPr>
-          <w:lang w:val="en-US"/>
-        </w:rPr>
-        <w:t>фа</w:t>
-      </w:r>
-      <w:r>
-        <w:rPr>
-          <w:lang w:val="en-US"/>
-        </w:rPr>
-        <w:t>йл</w:t>
-      </w:r>
-      <w:proofErr w:type="spellEnd"/>
-      <w:r>
-        <w:rPr>
-          <w:lang w:val="en-US"/>
-        </w:rPr>
-        <w:t xml:space="preserve">) </w:t>
-      </w:r>
-      <w:r>
-        <w:t xml:space="preserve">да </w:t>
-      </w:r>
-      <w:r>
-        <w:rPr>
-          <w:lang w:val="en-US"/>
-        </w:rPr>
-        <w:t xml:space="preserve"> </w:t>
-      </w:r>
-      <w:proofErr w:type="spellStart"/>
-      <w:r>
-        <w:rPr>
-          <w:lang w:val="en-US"/>
-        </w:rPr>
-        <w:t>се</w:t>
-      </w:r>
-      <w:proofErr w:type="spellEnd"/>
-      <w:r>
-        <w:rPr>
-          <w:lang w:val="en-US"/>
-        </w:rPr>
-        <w:t xml:space="preserve"> </w:t>
-      </w:r>
-      <w:proofErr w:type="spellStart"/>
-      <w:r>
-        <w:rPr>
-          <w:lang w:val="en-US"/>
-        </w:rPr>
-        <w:t>увер</w:t>
-      </w:r>
-      <w:proofErr w:type="spellEnd"/>
-      <w:r>
-        <w:t>им</w:t>
-      </w:r>
-      <w:r>
-        <w:rPr>
-          <w:lang w:val="en-US"/>
-        </w:rPr>
-        <w:t xml:space="preserve">, </w:t>
-      </w:r>
-      <w:proofErr w:type="spellStart"/>
-      <w:r>
-        <w:rPr>
-          <w:lang w:val="en-US"/>
-        </w:rPr>
-        <w:t>че</w:t>
-      </w:r>
-      <w:proofErr w:type="spellEnd"/>
-      <w:r>
-        <w:rPr>
-          <w:lang w:val="en-US"/>
-        </w:rPr>
-        <w:t xml:space="preserve"> </w:t>
-      </w:r>
-      <w:proofErr w:type="spellStart"/>
-      <w:r>
-        <w:rPr>
-          <w:lang w:val="en-US"/>
-        </w:rPr>
-        <w:t>AllowOverride</w:t>
-      </w:r>
-      <w:proofErr w:type="spellEnd"/>
-      <w:r>
-        <w:rPr>
-          <w:lang w:val="en-US"/>
-        </w:rPr>
-        <w:t xml:space="preserve"> </w:t>
-      </w:r>
-      <w:r>
-        <w:t xml:space="preserve">има стойност </w:t>
-      </w:r>
-      <w:r>
-        <w:rPr>
-          <w:lang w:val="en-US"/>
-        </w:rPr>
-        <w:t>All.</w:t>
-      </w:r>
-    </w:p>
-    <w:p>
-      <w:pPr>
-        <w:rPr>
-          <w:lang w:val="en-US"/>
-        </w:rPr>
-      </w:pPr>
-      <w:r>
-        <w:rPr>
-          <w:lang w:val="en-US"/>
-        </w:rPr>
-        <w:t>API:</w:t>
-      </w:r>
-    </w:p>
-    <w:p>
-      <w:r>
-        <w:t xml:space="preserve">В </w:t>
-      </w:r>
-      <w:r>
-        <w:rPr>
-          <w:lang w:val="en-US"/>
-        </w:rPr>
-        <w:t>config/</w:t>
-      </w:r>
-      <w:r>
-        <w:t>.</w:t>
-      </w:r>
-      <w:r>
-        <w:rPr>
-          <w:lang w:val="en-US"/>
-        </w:rPr>
-        <w:t xml:space="preserve">env </w:t>
-      </w:r>
-      <w:r>
-        <w:t xml:space="preserve">като стойност на </w:t>
-      </w:r>
-      <w:r>
-        <w:rPr>
-          <w:lang w:val="en-US"/>
-        </w:rPr>
-        <w:t xml:space="preserve">CSV_API_TOKEN </w:t>
-      </w:r>
-      <w:r>
-        <w:t xml:space="preserve">се слага </w:t>
-      </w:r>
-      <w:r>
-        <w:rPr>
-          <w:lang w:val="en-US"/>
-        </w:rPr>
-        <w:t>auth token</w:t>
-      </w:r>
-      <w:r>
-        <w:t>, който скриптове и други системи могат да ползват за достъп до някои функционалности на системата</w:t>
-      </w:r>
-      <w:r>
+        <w:t>В директорията config се създава файл .env, в който се задава стойност на CSV_API_TOKEN за достъп до API функционалностите</w:t>
+      </w:r>
+      <w:r>
+        <w:rPr>
+          <w:lang w:val="en-US"/>
+        </w:rPr>
         <w:t xml:space="preserve"> </w:t>
       </w:r>
       <w:hyperlink w:anchor="api" w:history="1">
@@ -3764,7 +3167,19 @@
           <w:rPr>
             <w:rStyle w:val="Hyperlink"/>
           </w:rPr>
-          <w:t>(повече информация)</w:t>
+          <w:t>(повеч</w:t>
+        </w:r>
+        <w:r>
+          <w:rPr>
+            <w:rStyle w:val="Hyperlink"/>
+          </w:rPr>
+          <w:t>е</w:t>
+        </w:r>
+        <w:r>
+          <w:rPr>
+            <w:rStyle w:val="Hyperlink"/>
+          </w:rPr>
+          <w:t xml:space="preserve"> информация)</w:t>
         </w:r>
         <w:r>
           <w:rPr>
@@ -3775,6 +3190,191 @@
           <w:t>.</w:t>
         </w:r>
       </w:hyperlink>
+      <w:r>
+        <w:t>.</w:t>
+      </w:r>
+    </w:p>
+    <w:p>
+      <w:pPr>
+        <w:pStyle w:val="ListParagraph"/>
+        <w:numPr>
+          <w:ilvl w:val="0"/>
+          <w:numId w:val="33"/>
+        </w:numPr>
+      </w:pPr>
+      <w:r>
+        <w:t>За да работи .htaccess правилно, в конфигурацията на Apache трябва AllowOverride да е със стойност All.</w:t>
+      </w:r>
+      <w:r>
+        <w:rPr>
+          <w:lang w:val="en-US"/>
+        </w:rPr>
+        <w:t xml:space="preserve"> (XAMPP Control Panel -&gt; </w:t>
+      </w:r>
+      <w:proofErr w:type="spellStart"/>
+      <w:r>
+        <w:rPr>
+          <w:lang w:val="en-US"/>
+        </w:rPr>
+        <w:t>Config</w:t>
+      </w:r>
+      <w:proofErr w:type="spellEnd"/>
+      <w:r>
+        <w:rPr>
+          <w:lang w:val="en-US"/>
+        </w:rPr>
+        <w:t xml:space="preserve"> (Apache) -&gt; Apache(</w:t>
+      </w:r>
+      <w:proofErr w:type="spellStart"/>
+      <w:r>
+        <w:rPr>
+          <w:lang w:val="en-US"/>
+        </w:rPr>
+        <w:t>httpd.conf</w:t>
+      </w:r>
+      <w:proofErr w:type="spellEnd"/>
+      <w:r>
+        <w:rPr>
+          <w:lang w:val="en-US"/>
+        </w:rPr>
+        <w:t>)  -&gt; ctrl + F (</w:t>
+      </w:r>
+      <w:r>
+        <w:t xml:space="preserve">търси </w:t>
+      </w:r>
+      <w:proofErr w:type="spellStart"/>
+      <w:r>
+        <w:rPr>
+          <w:lang w:val="en-US"/>
+        </w:rPr>
+        <w:t>htdocs</w:t>
+      </w:r>
+      <w:proofErr w:type="spellEnd"/>
+      <w:r>
+        <w:rPr>
+          <w:lang w:val="en-US"/>
+        </w:rPr>
+        <w:t xml:space="preserve">) -&gt; </w:t>
+      </w:r>
+      <w:r>
+        <w:t xml:space="preserve">В </w:t>
+      </w:r>
+      <w:r>
+        <w:rPr>
+          <w:lang w:val="en-US"/>
+        </w:rPr>
+        <w:t xml:space="preserve">&lt;Directory .. </w:t>
+      </w:r>
+      <w:proofErr w:type="spellStart"/>
+      <w:r>
+        <w:rPr>
+          <w:lang w:val="en-US"/>
+        </w:rPr>
+        <w:t>htdocs</w:t>
+      </w:r>
+      <w:proofErr w:type="spellEnd"/>
+      <w:r>
+        <w:rPr>
+          <w:lang w:val="en-US"/>
+        </w:rPr>
+        <w:t>”&gt;</w:t>
+      </w:r>
+      <w:r>
+        <w:t xml:space="preserve"> трябва да имаме</w:t>
+      </w:r>
+      <w:r>
+        <w:rPr>
+          <w:lang w:val="en-US"/>
+        </w:rPr>
+        <w:t xml:space="preserve"> </w:t>
+      </w:r>
+      <w:proofErr w:type="spellStart"/>
+      <w:r>
+        <w:rPr>
+          <w:lang w:val="en-US"/>
+        </w:rPr>
+        <w:t>AllowOverride</w:t>
+      </w:r>
+      <w:proofErr w:type="spellEnd"/>
+      <w:r>
+        <w:rPr>
+          <w:lang w:val="en-US"/>
+        </w:rPr>
+        <w:t xml:space="preserve">  All</w:t>
+      </w:r>
+      <w:r>
+        <w:t>)</w:t>
+      </w:r>
+    </w:p>
+    <w:p>
+      <w:r>
+        <w:t xml:space="preserve">5.3 Стартиране на </w:t>
+      </w:r>
+      <w:r>
+        <w:t>приложението</w:t>
+      </w:r>
+    </w:p>
+    <w:p>
+      <w:pPr>
+        <w:pStyle w:val="ListParagraph"/>
+        <w:numPr>
+          <w:ilvl w:val="0"/>
+          <w:numId w:val="34"/>
+        </w:numPr>
+      </w:pPr>
+      <w:r>
+        <w:t xml:space="preserve">Приложението се </w:t>
+      </w:r>
+      <w:r>
+        <w:t xml:space="preserve">стартира през браузър на адрес: </w:t>
+      </w:r>
+      <w:r>
+        <w:t>http:</w:t>
+      </w:r>
+      <w:r>
+        <w:t>//localhost/tournament-manager/</w:t>
+      </w:r>
+    </w:p>
+    <w:p>
+      <w:r>
+        <w:t>5.4 Примерни данни за вход</w:t>
+      </w:r>
+    </w:p>
+    <w:p>
+      <w:r>
+        <w:t>След изпълнение на SQL скрипта са налични тестови акаунти.</w:t>
+      </w:r>
+    </w:p>
+    <w:p>
+      <w:r>
+        <w:t>Пример:</w:t>
+      </w:r>
+      <w:r>
+        <w:rPr>
+          <w:lang w:val="en-US"/>
+        </w:rPr>
+        <w:t xml:space="preserve"> </w:t>
+      </w:r>
+      <w:r>
+        <w:t>Потребителско име: gosho</w:t>
+      </w:r>
+      <w:r>
+        <w:rPr>
+          <w:lang w:val="en-US"/>
+        </w:rPr>
+        <w:t xml:space="preserve">, </w:t>
+      </w:r>
+      <w:r>
+        <w:t>Парола</w:t>
+      </w:r>
+      <w:r>
+        <w:rPr>
+          <w:lang w:val="en-US"/>
+        </w:rPr>
+        <w:t>: password</w:t>
+      </w:r>
+      <w:bookmarkStart w:id="2" w:name="_GoBack"/>
+      <w:bookmarkEnd w:id="2"/>
     </w:p>
     <w:p>
       <w:pPr>
@@ -3789,6 +3389,7 @@
           <w:sz w:val="22"/>
           <w:szCs w:val="22"/>
         </w:rPr>
+        <w:lastRenderedPageBreak/>
         <w:t xml:space="preserve">6. Кратко ръководство на потребителя </w:t>
       </w:r>
       <w:r>
@@ -3811,7 +3412,7 @@
           <w:noProof/>
           <w:sz w:val="18"/>
           <w:szCs w:val="18"/>
-          <w:lang w:eastAsia="bg-BG"/>
+          <w:lang w:val="en-US"/>
         </w:rPr>
         <w:drawing>
           <wp:anchor distT="0" distB="0" distL="114300" distR="114300" simplePos="0" relativeHeight="251658240" behindDoc="0" locked="0" layoutInCell="1" allowOverlap="1" wp14:anchorId="3A912440" wp14:editId="000EE97E">
@@ -3837,7 +3438,7 @@
                     <pic:cNvPicPr/>
                   </pic:nvPicPr>
                   <pic:blipFill>
-                    <a:blip r:embed="rId6">
+                    <a:blip r:embed="rId7">
                       <a:extLst>
                         <a:ext uri="{28A0092B-C50C-407E-A947-70E740481C1C}">
                           <a14:useLocalDpi xmlns:a14="http://schemas.microsoft.com/office/drawing/2010/main" val="0"/>
@@ -3934,7 +3535,7 @@
           <w:noProof/>
           <w:sz w:val="18"/>
           <w:szCs w:val="18"/>
-          <w:lang w:eastAsia="bg-BG"/>
+          <w:lang w:val="en-US"/>
         </w:rPr>
         <w:drawing>
           <wp:inline distT="0" distB="0" distL="0" distR="0" wp14:anchorId="412376D6" wp14:editId="190D28AE">
@@ -3952,7 +3553,7 @@
                     <pic:cNvPicPr/>
                   </pic:nvPicPr>
                   <pic:blipFill>
-                    <a:blip r:embed="rId7">
+                    <a:blip r:embed="rId8">
                       <a:extLst>
                         <a:ext uri="{28A0092B-C50C-407E-A947-70E740481C1C}">
                           <a14:useLocalDpi xmlns:a14="http://schemas.microsoft.com/office/drawing/2010/main" val="0"/>
@@ -3993,7 +3594,6 @@
         </w:rPr>
       </w:pPr>
       <w:r>
-        <w:lastRenderedPageBreak/>
         <w:t>На страницата на предстоящ турнир потребителят може да се включи в отборен турнир</w:t>
       </w:r>
       <w:r>
@@ -4138,8 +3738,9 @@
       <w:r>
         <w:rPr>
           <w:noProof/>
-          <w:lang w:eastAsia="bg-BG"/>
-        </w:rPr>
+          <w:lang w:val="en-US"/>
+        </w:rPr>
+        <w:lastRenderedPageBreak/>
         <w:drawing>
           <wp:inline distT="0" distB="0" distL="0" distR="0" wp14:anchorId="5F996687" wp14:editId="24F2A35D">
             <wp:extent cx="5760720" cy="2572385"/>
@@ -4156,7 +3757,7 @@
                     <pic:cNvPicPr/>
                   </pic:nvPicPr>
                   <pic:blipFill>
-                    <a:blip r:embed="rId8">
+                    <a:blip r:embed="rId9">
                       <a:extLst>
                         <a:ext uri="{28A0092B-C50C-407E-A947-70E740481C1C}">
                           <a14:useLocalDpi xmlns:a14="http://schemas.microsoft.com/office/drawing/2010/main" val="0"/>
@@ -4364,23 +3965,7 @@
         <w:t>id-</w:t>
       </w:r>
       <w:r>
-        <w:t xml:space="preserve">тата на всички </w:t>
-      </w:r>
-      <w:proofErr w:type="spellStart"/>
-      <w:r>
-        <w:t>турнири,чието</w:t>
-      </w:r>
-      <w:proofErr w:type="spellEnd"/>
-      <w:r>
-        <w:t xml:space="preserve"> име съвпада или съдържа даден </w:t>
-      </w:r>
-      <w:proofErr w:type="spellStart"/>
-      <w:r>
-        <w:t>подстринг</w:t>
-      </w:r>
-      <w:proofErr w:type="spellEnd"/>
-      <w:r>
-        <w:t xml:space="preserve"> на името (</w:t>
+        <w:t>тата на всички турнири,чието име съвпада или съдържа даден подстринг на името (</w:t>
       </w:r>
       <w:proofErr w:type="spellStart"/>
       <w:r>
@@ -4523,24 +4108,273 @@
           <w:lang w:val="en-US"/>
         </w:rPr>
       </w:pPr>
-      <w:r>
-        <w:rPr>
-          <w:lang w:val="en-US"/>
-        </w:rPr>
-        <w:t>curl -H "Authorization: {token}</w:t>
-      </w:r>
       <w:proofErr w:type="gramStart"/>
       <w:r>
         <w:rPr>
           <w:lang w:val="en-US"/>
         </w:rPr>
-        <w:t>"  "</w:t>
+        <w:t>curl</w:t>
       </w:r>
       <w:proofErr w:type="gramEnd"/>
       <w:r>
         <w:rPr>
           <w:lang w:val="en-US"/>
         </w:rPr>
+        <w:t xml:space="preserve"> -H "Authorization: {token}"  "{</w:t>
+      </w:r>
+      <w:proofErr w:type="spellStart"/>
+      <w:r>
+        <w:rPr>
+          <w:lang w:val="en-US"/>
+        </w:rPr>
+        <w:t>project_root</w:t>
+      </w:r>
+      <w:proofErr w:type="spellEnd"/>
+      <w:r>
+        <w:rPr>
+          <w:lang w:val="en-US"/>
+        </w:rPr>
+        <w:t>}</w:t>
+      </w:r>
+      <w:r>
+        <w:rPr>
+          <w:lang w:val="en-US"/>
+        </w:rPr>
+        <w:t>/</w:t>
+      </w:r>
+      <w:proofErr w:type="spellStart"/>
+      <w:r>
+        <w:rPr>
+          <w:lang w:val="en-US"/>
+        </w:rPr>
+        <w:t>tournament-results?tournament_id</w:t>
+      </w:r>
+      <w:proofErr w:type="spellEnd"/>
+      <w:r>
+        <w:rPr>
+          <w:lang w:val="en-US"/>
+        </w:rPr>
+        <w:t>={id}"</w:t>
+      </w:r>
+    </w:p>
+    <w:p>
+      <w:r>
+        <w:rPr>
+          <w:lang w:val="en-US"/>
+        </w:rPr>
+        <w:t>(</w:t>
+      </w:r>
+      <w:proofErr w:type="gramStart"/>
+      <w:r>
+        <w:t>за</w:t>
+      </w:r>
+      <w:proofErr w:type="gramEnd"/>
+      <w:r>
+        <w:t xml:space="preserve"> </w:t>
+      </w:r>
+      <w:proofErr w:type="spellStart"/>
+      <w:r>
+        <w:rPr>
+          <w:lang w:val="en-US"/>
+        </w:rPr>
+        <w:t>powershell</w:t>
+      </w:r>
+      <w:proofErr w:type="spellEnd"/>
+      <w:r>
+        <w:rPr>
+          <w:lang w:val="en-US"/>
+        </w:rPr>
+        <w:t>: curl `</w:t>
+      </w:r>
+      <w:r>
+        <w:rPr>
+          <w:lang w:val="en-US"/>
+        </w:rPr>
+        <w:t xml:space="preserve"> </w:t>
+      </w:r>
+      <w:r>
+        <w:rPr>
+          <w:lang w:val="en-US"/>
+        </w:rPr>
+        <w:t xml:space="preserve">-Headers @{ </w:t>
+      </w:r>
+      <w:r>
+        <w:rPr>
+          <w:lang w:val="en-US"/>
+        </w:rPr>
+        <w:t xml:space="preserve">Authorization = </w:t>
+      </w:r>
+      <w:r>
+        <w:rPr>
+          <w:lang w:val="en-US"/>
+        </w:rPr>
+        <w:t>“</w:t>
+      </w:r>
+      <w:r>
+        <w:rPr>
+          <w:lang w:val="en-US"/>
+        </w:rPr>
+        <w:t>{token}</w:t>
+      </w:r>
+      <w:r>
+        <w:rPr>
+          <w:lang w:val="en-US"/>
+        </w:rPr>
+        <w:t>”</w:t>
+      </w:r>
+      <w:r>
+        <w:rPr>
+          <w:lang w:val="en-US"/>
+        </w:rPr>
+        <w:t xml:space="preserve"> </w:t>
+      </w:r>
+      <w:r>
+        <w:rPr>
+          <w:lang w:val="en-US"/>
+        </w:rPr>
+        <w:t>} `</w:t>
+      </w:r>
+      <w:r>
+        <w:t xml:space="preserve"> </w:t>
+      </w:r>
+      <w:r>
+        <w:rPr>
+          <w:lang w:val="en-US"/>
+        </w:rPr>
+        <w:t>"http://localhost/tournament-manager/to</w:t>
+      </w:r>
+      <w:r>
+        <w:rPr>
+          <w:lang w:val="en-US"/>
+        </w:rPr>
+        <w:t>urnament-results?tournament_id={id}</w:t>
+      </w:r>
+      <w:r>
+        <w:rPr>
+          <w:lang w:val="en-US"/>
+        </w:rPr>
+        <w:t>”</w:t>
+      </w:r>
+      <w:r>
+        <w:rPr>
+          <w:lang w:val="en-US"/>
+        </w:rPr>
+        <w:t>)</w:t>
+      </w:r>
+    </w:p>
+    <w:p>
+      <w:pPr>
+        <w:rPr>
+          <w:lang w:val="en-US"/>
+        </w:rPr>
+      </w:pPr>
+      <w:proofErr w:type="gramStart"/>
+      <w:r>
+        <w:rPr>
+          <w:lang w:val="en-US"/>
+        </w:rPr>
+        <w:t>curl</w:t>
+      </w:r>
+      <w:proofErr w:type="gramEnd"/>
+      <w:r>
+        <w:rPr>
+          <w:lang w:val="en-US"/>
+        </w:rPr>
+        <w:t xml:space="preserve"> -H "Authorization: {token}"  "{</w:t>
+      </w:r>
+      <w:proofErr w:type="spellStart"/>
+      <w:r>
+        <w:rPr>
+          <w:lang w:val="en-US"/>
+        </w:rPr>
+        <w:t>project_root</w:t>
+      </w:r>
+      <w:proofErr w:type="spellEnd"/>
+      <w:r>
+        <w:rPr>
+          <w:lang w:val="en-US"/>
+        </w:rPr>
+        <w:t>}</w:t>
+      </w:r>
+      <w:r>
+        <w:rPr>
+          <w:lang w:val="en-US"/>
+        </w:rPr>
+        <w:t>/</w:t>
+      </w:r>
+      <w:proofErr w:type="spellStart"/>
+      <w:r>
+        <w:rPr>
+          <w:lang w:val="en-US"/>
+        </w:rPr>
+        <w:t>show-tournaments?str</w:t>
+      </w:r>
+      <w:proofErr w:type="spellEnd"/>
+      <w:r>
+        <w:rPr>
+          <w:lang w:val="en-US"/>
+        </w:rPr>
+        <w:t>={</w:t>
+      </w:r>
+      <w:proofErr w:type="spellStart"/>
+      <w:r>
+        <w:rPr>
+          <w:lang w:val="en-US"/>
+        </w:rPr>
+        <w:t>substr</w:t>
+      </w:r>
+      <w:proofErr w:type="spellEnd"/>
+      <w:r>
+        <w:rPr>
+          <w:lang w:val="en-US"/>
+        </w:rPr>
+        <w:t>}"</w:t>
+      </w:r>
+    </w:p>
+    <w:p>
+      <w:r>
+        <w:t xml:space="preserve">(за powershell: </w:t>
+      </w:r>
+      <w:r>
+        <w:t>curl `</w:t>
+      </w:r>
+      <w:r>
+        <w:rPr>
+          <w:lang w:val="en-US"/>
+        </w:rPr>
+        <w:t xml:space="preserve"> </w:t>
+      </w:r>
+      <w:r>
+        <w:t>-Headers @</w:t>
+      </w:r>
+      <w:r>
+        <w:t>{ Authorization = "</w:t>
+      </w:r>
+      <w:r>
+        <w:rPr>
+          <w:lang w:val="en-US"/>
+        </w:rPr>
+        <w:t>{token}</w:t>
+      </w:r>
+      <w:r>
+        <w:t xml:space="preserve">" } ` </w:t>
+      </w:r>
+      <w:r>
+        <w:rPr>
+          <w:lang w:val="en-US"/>
+        </w:rPr>
+        <w:t>“</w:t>
+      </w:r>
+      <w:r>
+        <w:t>http://localhost/tournament-manager</w:t>
+      </w:r>
+      <w:r>
+        <w:t>/show-tournaments?str=</w:t>
+      </w:r>
+      <w:r>
+        <w:rPr>
+          <w:lang w:val="en-US"/>
+        </w:rPr>
         <w:t>{</w:t>
       </w:r>
       <w:proofErr w:type="spellStart"/>
@@ -4548,7 +4382,7 @@
         <w:rPr>
           <w:lang w:val="en-US"/>
         </w:rPr>
-        <w:t>project_root</w:t>
+        <w:t>substr</w:t>
       </w:r>
       <w:proofErr w:type="spellEnd"/>
       <w:r>
@@ -4561,375 +4395,50 @@
         <w:rPr>
           <w:lang w:val="en-US"/>
         </w:rPr>
-        <w:t>/</w:t>
-      </w:r>
-      <w:proofErr w:type="spellStart"/>
-      <w:r>
-        <w:rPr>
-          <w:lang w:val="en-US"/>
-        </w:rPr>
-        <w:t>tournament-results?tournament_id</w:t>
-      </w:r>
-      <w:proofErr w:type="spellEnd"/>
-      <w:r>
-        <w:rPr>
-          <w:lang w:val="en-US"/>
-        </w:rPr>
-        <w:t>={id}"</w:t>
-      </w:r>
-    </w:p>
-    <w:p>
-      <w:r>
-        <w:rPr>
-          <w:lang w:val="en-US"/>
-        </w:rPr>
-        <w:t>(</w:t>
-      </w:r>
-      <w:r>
-        <w:t xml:space="preserve">за </w:t>
-      </w:r>
-      <w:proofErr w:type="spellStart"/>
-      <w:r>
-        <w:rPr>
-          <w:lang w:val="en-US"/>
-        </w:rPr>
-        <w:t>powershell</w:t>
-      </w:r>
-      <w:proofErr w:type="spellEnd"/>
-      <w:r>
-        <w:rPr>
-          <w:lang w:val="en-US"/>
-        </w:rPr>
-        <w:t>: curl `</w:t>
-      </w:r>
-      <w:r>
-        <w:rPr>
-          <w:lang w:val="en-US"/>
-        </w:rPr>
-        <w:t xml:space="preserve"> </w:t>
-      </w:r>
-      <w:r>
-        <w:rPr>
-          <w:lang w:val="en-US"/>
-        </w:rPr>
-        <w:t xml:space="preserve">-Headers </w:t>
-      </w:r>
-      <w:proofErr w:type="gramStart"/>
-      <w:r>
-        <w:rPr>
-          <w:lang w:val="en-US"/>
-        </w:rPr>
-        <w:t xml:space="preserve">@{ </w:t>
-      </w:r>
-      <w:r>
-        <w:rPr>
-          <w:lang w:val="en-US"/>
-        </w:rPr>
-        <w:t>Authorization</w:t>
-      </w:r>
-      <w:proofErr w:type="gramEnd"/>
-      <w:r>
-        <w:rPr>
-          <w:lang w:val="en-US"/>
-        </w:rPr>
-        <w:t xml:space="preserve"> = </w:t>
-      </w:r>
-      <w:r>
-        <w:rPr>
-          <w:lang w:val="en-US"/>
-        </w:rPr>
-        <w:t>“</w:t>
-      </w:r>
-      <w:r>
-        <w:rPr>
-          <w:lang w:val="en-US"/>
-        </w:rPr>
-        <w:t>{token}</w:t>
-      </w:r>
-      <w:r>
-        <w:rPr>
-          <w:lang w:val="en-US"/>
-        </w:rPr>
-        <w:t>”</w:t>
-      </w:r>
-      <w:r>
-        <w:rPr>
-          <w:lang w:val="en-US"/>
-        </w:rPr>
-        <w:t xml:space="preserve"> </w:t>
-      </w:r>
-      <w:r>
-        <w:rPr>
-          <w:lang w:val="en-US"/>
-        </w:rPr>
-        <w:t>} `</w:t>
-      </w:r>
-      <w:r>
-        <w:t xml:space="preserve"> </w:t>
-      </w:r>
-      <w:r>
-        <w:rPr>
-          <w:lang w:val="en-US"/>
-        </w:rPr>
-        <w:t>"http://localhost/tournament-manager/to</w:t>
-      </w:r>
-      <w:r>
-        <w:rPr>
-          <w:lang w:val="en-US"/>
-        </w:rPr>
-        <w:t>urnament-results?tournament_id={id}</w:t>
-      </w:r>
-      <w:r>
-        <w:rPr>
-          <w:lang w:val="en-US"/>
-        </w:rPr>
-        <w:t>”</w:t>
-      </w:r>
-      <w:r>
-        <w:rPr>
-          <w:lang w:val="en-US"/>
-        </w:rPr>
-        <w:t>)</w:t>
-      </w:r>
-    </w:p>
-    <w:p>
-      <w:pPr>
-        <w:rPr>
-          <w:lang w:val="en-US"/>
-        </w:rPr>
-      </w:pPr>
-      <w:r>
-        <w:rPr>
-          <w:lang w:val="en-US"/>
-        </w:rPr>
-        <w:t>curl -H "Authorization: {token}</w:t>
-      </w:r>
-      <w:proofErr w:type="gramStart"/>
-      <w:r>
-        <w:rPr>
-          <w:lang w:val="en-US"/>
-        </w:rPr>
-        <w:t>"  "</w:t>
-      </w:r>
-      <w:proofErr w:type="gramEnd"/>
-      <w:r>
-        <w:rPr>
-          <w:lang w:val="en-US"/>
-        </w:rPr>
-        <w:t>{</w:t>
-      </w:r>
-      <w:proofErr w:type="spellStart"/>
-      <w:r>
-        <w:rPr>
-          <w:lang w:val="en-US"/>
-        </w:rPr>
-        <w:t>project_root</w:t>
-      </w:r>
-      <w:proofErr w:type="spellEnd"/>
-      <w:r>
-        <w:rPr>
-          <w:lang w:val="en-US"/>
-        </w:rPr>
-        <w:t>}</w:t>
-      </w:r>
-      <w:r>
-        <w:rPr>
-          <w:lang w:val="en-US"/>
-        </w:rPr>
-        <w:t>/</w:t>
-      </w:r>
-      <w:proofErr w:type="spellStart"/>
-      <w:r>
-        <w:rPr>
-          <w:lang w:val="en-US"/>
-        </w:rPr>
-        <w:t>show-tournaments?str</w:t>
-      </w:r>
-      <w:proofErr w:type="spellEnd"/>
-      <w:r>
-        <w:rPr>
-          <w:lang w:val="en-US"/>
-        </w:rPr>
-        <w:t>={</w:t>
-      </w:r>
-      <w:proofErr w:type="spellStart"/>
-      <w:r>
-        <w:rPr>
-          <w:lang w:val="en-US"/>
-        </w:rPr>
-        <w:t>substr</w:t>
-      </w:r>
-      <w:proofErr w:type="spellEnd"/>
-      <w:r>
-        <w:rPr>
-          <w:lang w:val="en-US"/>
-        </w:rPr>
-        <w:t>}"</w:t>
-      </w:r>
-    </w:p>
-    <w:p>
-      <w:r>
-        <w:t xml:space="preserve">(за </w:t>
-      </w:r>
-      <w:proofErr w:type="spellStart"/>
-      <w:r>
-        <w:t>powershell</w:t>
-      </w:r>
-      <w:proofErr w:type="spellEnd"/>
-      <w:r>
-        <w:t xml:space="preserve">: </w:t>
-      </w:r>
-      <w:proofErr w:type="spellStart"/>
-      <w:r>
-        <w:t>curl</w:t>
-      </w:r>
-      <w:proofErr w:type="spellEnd"/>
-      <w:r>
-        <w:t xml:space="preserve"> `</w:t>
-      </w:r>
-      <w:r>
-        <w:rPr>
-          <w:lang w:val="en-US"/>
-        </w:rPr>
-        <w:t xml:space="preserve"> </w:t>
-      </w:r>
-      <w:r>
-        <w:t>-</w:t>
-      </w:r>
-      <w:proofErr w:type="spellStart"/>
-      <w:r>
-        <w:t>Headers</w:t>
-      </w:r>
-      <w:proofErr w:type="spellEnd"/>
-      <w:r>
-        <w:t xml:space="preserve"> @</w:t>
-      </w:r>
-      <w:r>
-        <w:t xml:space="preserve">{ </w:t>
-      </w:r>
-      <w:proofErr w:type="spellStart"/>
-      <w:r>
-        <w:t>Authorization</w:t>
-      </w:r>
-      <w:proofErr w:type="spellEnd"/>
-      <w:r>
-        <w:t xml:space="preserve"> = "</w:t>
-      </w:r>
-      <w:r>
-        <w:rPr>
-          <w:lang w:val="en-US"/>
-        </w:rPr>
-        <w:t>{token}</w:t>
-      </w:r>
-      <w:r>
-        <w:t xml:space="preserve">" } ` </w:t>
-      </w:r>
-      <w:r>
-        <w:rPr>
-          <w:lang w:val="en-US"/>
-        </w:rPr>
-        <w:t>“</w:t>
-      </w:r>
-      <w:r>
-        <w:t>http://localhost/tournament-manager</w:t>
-      </w:r>
-      <w:r>
-        <w:t>/show-tournaments?str=</w:t>
-      </w:r>
-      <w:r>
-        <w:rPr>
-          <w:lang w:val="en-US"/>
-        </w:rPr>
-        <w:t>{</w:t>
-      </w:r>
-      <w:proofErr w:type="spellStart"/>
-      <w:r>
-        <w:rPr>
-          <w:lang w:val="en-US"/>
-        </w:rPr>
-        <w:t>substr</w:t>
-      </w:r>
-      <w:proofErr w:type="spellEnd"/>
-      <w:r>
-        <w:rPr>
-          <w:lang w:val="en-US"/>
-        </w:rPr>
-        <w:t>}</w:t>
-      </w:r>
-      <w:r>
-        <w:rPr>
-          <w:lang w:val="en-US"/>
-        </w:rPr>
         <w:t>”)</w:t>
       </w:r>
     </w:p>
     <w:p>
       <w:r>
+        <w:t>Примери:</w:t>
+      </w:r>
+    </w:p>
+    <w:p>
+      <w:r>
+        <w:t xml:space="preserve">curl -H "Authorization: </w:t>
+      </w:r>
+      <w:proofErr w:type="spellStart"/>
+      <w:r>
+        <w:rPr>
+          <w:lang w:val="en-US"/>
+        </w:rPr>
+        <w:t>someToken</w:t>
+      </w:r>
+      <w:proofErr w:type="spellEnd"/>
+      <w:r>
+        <w:t>" "http://loc</w:t>
+      </w:r>
+      <w:r>
+        <w:t>alhost/tournament-manager</w:t>
+      </w:r>
+      <w:r>
+        <w:t>/show-tournaments?str=c"</w:t>
+      </w:r>
+    </w:p>
+    <w:p>
+      <w:r>
+        <w:t>﻿ID,Име</w:t>
+      </w:r>
+    </w:p>
+    <w:p>
+      <w:r>
+        <w:t>3,"CS 2 турнир"</w:t>
+      </w:r>
+    </w:p>
+    <w:p>
+      <w:r>
         <w:lastRenderedPageBreak/>
-        <w:t>Примери:</w:t>
-      </w:r>
-    </w:p>
-    <w:p>
-      <w:proofErr w:type="spellStart"/>
-      <w:r>
-        <w:t>curl</w:t>
-      </w:r>
-      <w:proofErr w:type="spellEnd"/>
-      <w:r>
-        <w:t xml:space="preserve"> -H "</w:t>
-      </w:r>
-      <w:proofErr w:type="spellStart"/>
-      <w:r>
-        <w:t>Authorization</w:t>
-      </w:r>
-      <w:proofErr w:type="spellEnd"/>
-      <w:r>
-        <w:t xml:space="preserve">: </w:t>
-      </w:r>
-      <w:proofErr w:type="spellStart"/>
-      <w:r>
-        <w:rPr>
-          <w:lang w:val="en-US"/>
-        </w:rPr>
-        <w:t>someToken</w:t>
-      </w:r>
-      <w:proofErr w:type="spellEnd"/>
-      <w:r>
-        <w:t>" "http://loc</w:t>
-      </w:r>
-      <w:r>
-        <w:t>alhost/tournament-manager</w:t>
-      </w:r>
-      <w:r>
-        <w:t>/show-tournaments?str=c"</w:t>
-      </w:r>
-    </w:p>
-    <w:p>
-      <w:r>
-        <w:t>﻿ID,Име</w:t>
-      </w:r>
-    </w:p>
-    <w:p>
-      <w:r>
-        <w:t>3,"CS 2 турнир"</w:t>
-      </w:r>
-    </w:p>
-    <w:p>
-      <w:proofErr w:type="spellStart"/>
-      <w:r>
-        <w:t>curl</w:t>
-      </w:r>
-      <w:proofErr w:type="spellEnd"/>
-      <w:r>
-        <w:t xml:space="preserve"> -H "</w:t>
-      </w:r>
-      <w:proofErr w:type="spellStart"/>
-      <w:r>
-        <w:t>Authorization</w:t>
-      </w:r>
-      <w:proofErr w:type="spellEnd"/>
-      <w:r>
-        <w:t xml:space="preserve">: </w:t>
+        <w:t xml:space="preserve">curl -H "Authorization: </w:t>
       </w:r>
       <w:proofErr w:type="spellStart"/>
       <w:r>
@@ -5179,7 +4688,7 @@
       <w:r>
         <w:t xml:space="preserve">Всички имейл адреси са от вида </w:t>
       </w:r>
-      <w:hyperlink r:id="rId9" w:history="1">
+      <w:hyperlink r:id="rId10" w:history="1">
         <w:r>
           <w:rPr>
             <w:rStyle w:val="Hyperlink"/>
@@ -5194,7 +4703,7 @@
         </w:rPr>
         <w:t xml:space="preserve">, </w:t>
       </w:r>
-      <w:hyperlink r:id="rId10" w:history="1">
+      <w:hyperlink r:id="rId11" w:history="1">
         <w:r>
           <w:rPr>
             <w:rStyle w:val="Hyperlink"/>
@@ -5626,7 +5135,6 @@
           <w:sz w:val="22"/>
           <w:szCs w:val="22"/>
         </w:rPr>
-        <w:lastRenderedPageBreak/>
         <w:t xml:space="preserve">8. </w:t>
       </w:r>
       <w:r>
@@ -5764,6 +5272,7 @@
           <w:bCs/>
           <w:lang w:val="en-US"/>
         </w:rPr>
+        <w:lastRenderedPageBreak/>
         <w:t>home.php</w:t>
       </w:r>
       <w:r>
@@ -7232,7 +6741,6 @@
           <w:bCs/>
           <w:lang w:val="en-US"/>
         </w:rPr>
-        <w:lastRenderedPageBreak/>
         <w:t>helpers/</w:t>
       </w:r>
       <w:proofErr w:type="spellStart"/>
@@ -7444,6 +6952,7 @@
         <w:rPr>
           <w:lang w:val="en-US"/>
         </w:rPr>
+        <w:lastRenderedPageBreak/>
         <w:t>Автентикация</w:t>
       </w:r>
       <w:proofErr w:type="spellEnd"/>
@@ -8782,7 +8291,6 @@
           <w:sz w:val="22"/>
           <w:szCs w:val="22"/>
         </w:rPr>
-        <w:lastRenderedPageBreak/>
         <w:t xml:space="preserve">10. </w:t>
       </w:r>
       <w:r>
@@ -9843,6 +9351,7 @@
           <w:sz w:val="22"/>
           <w:szCs w:val="22"/>
         </w:rPr>
+        <w:lastRenderedPageBreak/>
         <w:t>1</w:t>
       </w:r>
       <w:r>
@@ -10137,61 +9646,45 @@
           <w:sz w:val="18"/>
           <w:szCs w:val="18"/>
         </w:rPr>
-        <w:t xml:space="preserve">валидация за регистрационни и </w:t>
-      </w:r>
-      <w:proofErr w:type="spellStart"/>
+        <w:t>валидация за регистрационни и логин форми</w:t>
+      </w:r>
       <w:r>
         <w:rPr>
           <w:sz w:val="18"/>
           <w:szCs w:val="18"/>
-        </w:rPr>
-        <w:t>логин</w:t>
-      </w:r>
-      <w:proofErr w:type="spellEnd"/>
+          <w:lang w:val="en-US"/>
+        </w:rPr>
+        <w:t xml:space="preserve">, </w:t>
+      </w:r>
       <w:r>
         <w:rPr>
           <w:sz w:val="18"/>
           <w:szCs w:val="18"/>
         </w:rPr>
-        <w:t xml:space="preserve"> форми</w:t>
-      </w:r>
+        <w:t xml:space="preserve">както и работа със самата база данни. Запознах се и със </w:t>
+      </w:r>
+      <w:proofErr w:type="spellStart"/>
       <w:r>
         <w:rPr>
           <w:sz w:val="18"/>
           <w:szCs w:val="18"/>
           <w:lang w:val="en-US"/>
         </w:rPr>
-        <w:t xml:space="preserve">, </w:t>
-      </w:r>
+        <w:t>xamp</w:t>
+      </w:r>
+      <w:proofErr w:type="spellEnd"/>
       <w:r>
         <w:rPr>
           <w:sz w:val="18"/>
           <w:szCs w:val="18"/>
-        </w:rPr>
-        <w:t xml:space="preserve">както и работа със самата база данни. Запознах се и със </w:t>
-      </w:r>
-      <w:proofErr w:type="spellStart"/>
+          <w:lang w:val="en-US"/>
+        </w:rPr>
+        <w:t xml:space="preserve"> </w:t>
+      </w:r>
       <w:r>
         <w:rPr>
           <w:sz w:val="18"/>
           <w:szCs w:val="18"/>
-          <w:lang w:val="en-US"/>
-        </w:rPr>
-        <w:t>xamp</w:t>
-      </w:r>
-      <w:proofErr w:type="spellEnd"/>
-      <w:r>
-        <w:rPr>
-          <w:sz w:val="18"/>
-          <w:szCs w:val="18"/>
-          <w:lang w:val="en-US"/>
-        </w:rPr>
-        <w:t xml:space="preserve"> </w:t>
-      </w:r>
-      <w:r>
-        <w:rPr>
-          <w:sz w:val="18"/>
-          <w:szCs w:val="18"/>
         </w:rPr>
         <w:t xml:space="preserve">и като цяло придобих опит в разработка на уеб приложение.  </w:t>
       </w:r>
@@ -10255,7 +9748,7 @@
         </w:rPr>
         <w:t>12.1 – Линк към проекта в гитлаб на фми (</w:t>
       </w:r>
-      <w:hyperlink r:id="rId11" w:history="1">
+      <w:hyperlink r:id="rId12" w:history="1">
         <w:r>
           <w:rPr>
             <w:rStyle w:val="Hyperlink"/>
@@ -10287,7 +9780,7 @@
         </w:rPr>
         <w:t xml:space="preserve">12.2. Линк към разгърнатият проект във ФМИ – нещо от вида </w:t>
       </w:r>
-      <w:hyperlink r:id="rId12" w:history="1">
+      <w:hyperlink r:id="rId13" w:history="1">
         <w:r>
           <w:rPr>
             <w:rStyle w:val="Hyperlink"/>
@@ -10545,7 +10038,6 @@
         <w:rPr>
           <w:lang w:bidi="he-IL"/>
         </w:rPr>
-        <w:lastRenderedPageBreak/>
         <w:t>Приел</w:t>
       </w:r>
       <w:r>
@@ -10832,6 +10324,7 @@
         <w:rPr>
           <w:lang w:bidi="he-IL"/>
         </w:rPr>
+        <w:lastRenderedPageBreak/>
         <w:t>Финален проект</w:t>
       </w:r>
       <w:r>
@@ -11103,7 +10596,6 @@
         <w:rPr>
           <w:lang w:bidi="he-IL"/>
         </w:rPr>
-        <w:lastRenderedPageBreak/>
         <w:t>Вижте и инструкциите към 6 издание – които не противоречат с инструкциите за настоящото издание – са валидни и сега.</w:t>
       </w:r>
     </w:p>
@@ -11297,6 +10789,7 @@
         <w:rPr>
           <w:lang w:bidi="he-IL"/>
         </w:rPr>
+        <w:lastRenderedPageBreak/>
         <w:t>II. ФУНКЦИОНАЛНИ ХАРАКТЕРИСТИКИ: Съгласуват се с преподавателя - избира се темата, а каква да е функционалността - питате на лекции или се явявате на предварителна защита, където съгласувате обхвата на изискванията;</w:t>
       </w:r>
       <w:r>
@@ -11838,6 +11331,7 @@
           <w:highlight w:val="yellow"/>
         </w:rPr>
         <w:tab/>
+        <w:t>DocumentRoot   "C:/</w:t>
       </w:r>
       <w:proofErr w:type="spellStart"/>
       <w:r>
@@ -11847,8 +11341,9 @@
           <w:sz w:val="20"/>
           <w:szCs w:val="20"/>
           <w:highlight w:val="yellow"/>
-        </w:rPr>
-        <w:t>DocumentRoot</w:t>
+          <w:lang w:val="en-US"/>
+        </w:rPr>
+        <w:t>xampp</w:t>
       </w:r>
       <w:proofErr w:type="spellEnd"/>
       <w:r>
@@ -11859,52 +11354,7 @@
           <w:szCs w:val="20"/>
           <w:highlight w:val="yellow"/>
         </w:rPr>
-        <w:t xml:space="preserve">   "C:/</w:t>
-      </w:r>
-      <w:proofErr w:type="spellStart"/>
-      <w:r>
-        <w:rPr>
-          <w:rFonts w:ascii="Courier New" w:hAnsi="Courier New" w:cs="Courier New"/>
-          <w:color w:val="808080"/>
-          <w:sz w:val="20"/>
-          <w:szCs w:val="20"/>
-          <w:highlight w:val="yellow"/>
-          <w:lang w:val="en-US"/>
-        </w:rPr>
-        <w:t>xampp</w:t>
-      </w:r>
-      <w:proofErr w:type="spellEnd"/>
-      <w:r>
-        <w:rPr>
-          <w:rFonts w:ascii="Courier New" w:hAnsi="Courier New" w:cs="Courier New"/>
-          <w:color w:val="808080"/>
-          <w:sz w:val="20"/>
-          <w:szCs w:val="20"/>
-          <w:highlight w:val="yellow"/>
-        </w:rPr>
-        <w:t>/</w:t>
-      </w:r>
-      <w:proofErr w:type="spellStart"/>
-      <w:r>
-        <w:rPr>
-          <w:rFonts w:ascii="Courier New" w:hAnsi="Courier New" w:cs="Courier New"/>
-          <w:color w:val="808080"/>
-          <w:sz w:val="20"/>
-          <w:szCs w:val="20"/>
-          <w:highlight w:val="yellow"/>
-        </w:rPr>
-        <w:t>htdocs</w:t>
-      </w:r>
-      <w:proofErr w:type="spellEnd"/>
-      <w:r>
-        <w:rPr>
-          <w:rFonts w:ascii="Courier New" w:hAnsi="Courier New" w:cs="Courier New"/>
-          <w:color w:val="808080"/>
-          <w:sz w:val="20"/>
-          <w:szCs w:val="20"/>
-          <w:highlight w:val="yellow"/>
-        </w:rPr>
-        <w:t>/w11ref.w3c.fmi.uni-sofia.bg/_PUB"</w:t>
+        <w:t>/htdocs/w11ref.w3c.fmi.uni-sofia.bg/_PUB"</w:t>
       </w:r>
     </w:p>
     <w:p>
@@ -12021,7 +11471,6 @@
           <w:szCs w:val="20"/>
           <w:highlight w:val="yellow"/>
         </w:rPr>
-        <w:lastRenderedPageBreak/>
         <w:tab/>
         <w:t>&lt;Directory "C:/BACKUP_SYSTEMS/htdocs/w11ref.w3c.fmi.uni-sofia.bg/_PUB"&gt;</w:t>
       </w:r>
@@ -12633,6 +12082,7 @@
           <w:szCs w:val="20"/>
           <w:highlight w:val="yellow"/>
         </w:rPr>
+        <w:lastRenderedPageBreak/>
         <w:tab/>
       </w:r>
       <w:r>
@@ -13987,9 +13437,38 @@
           <w:szCs w:val="20"/>
           <w:highlight w:val="yellow"/>
         </w:rPr>
-        <w:t>'</w:t>
-      </w:r>
-      <w:proofErr w:type="spellStart"/>
+        <w:t>'vhosts_DocumentRoot'</w:t>
+      </w:r>
+      <w:r>
+        <w:rPr>
+          <w:rFonts w:ascii="Courier New" w:hAnsi="Courier New" w:cs="Courier New"/>
+          <w:color w:val="000000"/>
+          <w:sz w:val="20"/>
+          <w:szCs w:val="20"/>
+          <w:highlight w:val="yellow"/>
+        </w:rPr>
+        <w:t xml:space="preserve"> </w:t>
+      </w:r>
+      <w:r>
+        <w:rPr>
+          <w:rFonts w:ascii="Courier New" w:hAnsi="Courier New" w:cs="Courier New"/>
+          <w:color w:val="8000FF"/>
+          <w:sz w:val="20"/>
+          <w:szCs w:val="20"/>
+          <w:highlight w:val="yellow"/>
+        </w:rPr>
+        <w:t>=&gt;</w:t>
+      </w:r>
+      <w:r>
+        <w:rPr>
+          <w:rFonts w:ascii="Courier New" w:hAnsi="Courier New" w:cs="Courier New"/>
+          <w:color w:val="000000"/>
+          <w:sz w:val="20"/>
+          <w:szCs w:val="20"/>
+          <w:highlight w:val="yellow"/>
+        </w:rPr>
+        <w:t xml:space="preserve"> </w:t>
+      </w:r>
       <w:r>
         <w:rPr>
           <w:rFonts w:ascii="Courier New" w:hAnsi="Courier New" w:cs="Courier New"/>
@@ -13998,9 +13477,9 @@
           <w:szCs w:val="20"/>
           <w:highlight w:val="yellow"/>
         </w:rPr>
-        <w:t>vhosts_DocumentRoot</w:t>
-      </w:r>
-      <w:proofErr w:type="spellEnd"/>
+        <w:t>'C:/</w:t>
+      </w:r>
+      <w:proofErr w:type="spellStart"/>
       <w:r>
         <w:rPr>
           <w:rFonts w:ascii="Courier New" w:hAnsi="Courier New" w:cs="Courier New"/>
@@ -14008,39 +13487,11 @@
           <w:sz w:val="20"/>
           <w:szCs w:val="20"/>
           <w:highlight w:val="yellow"/>
-        </w:rPr>
-        <w:t>'</w:t>
-      </w:r>
-      <w:r>
-        <w:rPr>
-          <w:rFonts w:ascii="Courier New" w:hAnsi="Courier New" w:cs="Courier New"/>
-          <w:color w:val="000000"/>
-          <w:sz w:val="20"/>
-          <w:szCs w:val="20"/>
-          <w:highlight w:val="yellow"/>
-        </w:rPr>
-        <w:t xml:space="preserve"> </w:t>
-      </w:r>
-      <w:r>
-        <w:rPr>
-          <w:rFonts w:ascii="Courier New" w:hAnsi="Courier New" w:cs="Courier New"/>
-          <w:color w:val="8000FF"/>
-          <w:sz w:val="20"/>
-          <w:szCs w:val="20"/>
-          <w:highlight w:val="yellow"/>
-        </w:rPr>
-        <w:t>=&gt;</w:t>
-      </w:r>
-      <w:r>
-        <w:rPr>
-          <w:rFonts w:ascii="Courier New" w:hAnsi="Courier New" w:cs="Courier New"/>
-          <w:color w:val="000000"/>
-          <w:sz w:val="20"/>
-          <w:szCs w:val="20"/>
-          <w:highlight w:val="yellow"/>
-        </w:rPr>
-        <w:t xml:space="preserve"> </w:t>
-      </w:r>
+          <w:lang w:val="en-US"/>
+        </w:rPr>
+        <w:t>xampp</w:t>
+      </w:r>
+      <w:proofErr w:type="spellEnd"/>
       <w:r>
         <w:rPr>
           <w:rFonts w:ascii="Courier New" w:hAnsi="Courier New" w:cs="Courier New"/>
@@ -14049,52 +13500,7 @@
           <w:szCs w:val="20"/>
           <w:highlight w:val="yellow"/>
         </w:rPr>
-        <w:t>'C:/</w:t>
-      </w:r>
-      <w:proofErr w:type="spellStart"/>
-      <w:r>
-        <w:rPr>
-          <w:rFonts w:ascii="Courier New" w:hAnsi="Courier New" w:cs="Courier New"/>
-          <w:color w:val="808080"/>
-          <w:sz w:val="20"/>
-          <w:szCs w:val="20"/>
-          <w:highlight w:val="yellow"/>
-          <w:lang w:val="en-US"/>
-        </w:rPr>
-        <w:t>xampp</w:t>
-      </w:r>
-      <w:proofErr w:type="spellEnd"/>
-      <w:r>
-        <w:rPr>
-          <w:rFonts w:ascii="Courier New" w:hAnsi="Courier New" w:cs="Courier New"/>
-          <w:color w:val="808080"/>
-          <w:sz w:val="20"/>
-          <w:szCs w:val="20"/>
-          <w:highlight w:val="yellow"/>
-        </w:rPr>
-        <w:t>/</w:t>
-      </w:r>
-      <w:proofErr w:type="spellStart"/>
-      <w:r>
-        <w:rPr>
-          <w:rFonts w:ascii="Courier New" w:hAnsi="Courier New" w:cs="Courier New"/>
-          <w:color w:val="808080"/>
-          <w:sz w:val="20"/>
-          <w:szCs w:val="20"/>
-          <w:highlight w:val="yellow"/>
-        </w:rPr>
-        <w:t>htdocs</w:t>
-      </w:r>
-      <w:proofErr w:type="spellEnd"/>
-      <w:r>
-        <w:rPr>
-          <w:rFonts w:ascii="Courier New" w:hAnsi="Courier New" w:cs="Courier New"/>
-          <w:color w:val="808080"/>
-          <w:sz w:val="20"/>
-          <w:szCs w:val="20"/>
-          <w:highlight w:val="yellow"/>
-        </w:rPr>
-        <w:t>/w11ref.w3c.fmi.uni-sofia.bg/_PUB'</w:t>
+        <w:t>/htdocs/w11ref.w3c.fmi.uni-sofia.bg/_PUB'</w:t>
       </w:r>
       <w:r>
         <w:rPr>
@@ -14640,7 +14046,6 @@
           <w:color w:val="00B050"/>
           <w:lang w:bidi="he-IL"/>
         </w:rPr>
-        <w:lastRenderedPageBreak/>
         <w:t xml:space="preserve">//Required: </w:t>
       </w:r>
       <w:r>
@@ -14849,6 +14254,7 @@
           <w:iCs/>
           <w:lang w:bidi="he-IL"/>
         </w:rPr>
+        <w:lastRenderedPageBreak/>
         <w:t>Name of Instructor, assistant: Name-Of-Assistant";</w:t>
       </w:r>
     </w:p>
@@ -14871,7 +14277,7 @@
       <w:r>
         <w:t>“</w:t>
       </w:r>
-      <w:hyperlink r:id="rId13" w:history="1">
+      <w:hyperlink r:id="rId14" w:history="1">
         <w:r>
           <w:rPr>
             <w:lang w:bidi="he-IL"/>
@@ -15217,8 +14623,8 @@
 </file>
 
 <file path=word/numbering.xml><?xml version="1.0" encoding="utf-8"?>
-<w:numbering xmlns:wpc="http://schemas.microsoft.com/office/word/2010/wordprocessingCanvas" xmlns:cx="http://schemas.microsoft.com/office/drawing/2014/chartex" xmlns:mc="http://schemas.openxmlformats.org/markup-compatibility/2006" xmlns:o="urn:schemas-microsoft-com:office:office" xmlns:r="http://schemas.openxmlformats.org/officeDocument/2006/relationships" xmlns:m="http://schemas.openxmlformats.org/officeDocument/2006/math" xmlns:v="urn:schemas-microsoft-com:vml" xmlns:wp14="http://schemas.microsoft.com/office/word/2010/wordprocessingDrawing" xmlns:wp="http://schemas.openxmlformats.org/drawingml/2006/wordprocessingDrawing" xmlns:w10="urn:schemas-microsoft-com:office:word" xmlns:w="http://schemas.openxmlformats.org/wordprocessingml/2006/main" xmlns:w14="http://schemas.microsoft.com/office/word/2010/wordml" xmlns:w15="http://schemas.microsoft.com/office/word/2012/wordml" xmlns:w16se="http://schemas.microsoft.com/office/word/2015/wordml/symex" xmlns:wpg="http://schemas.microsoft.com/office/word/2010/wordprocessingGroup" xmlns:wpi="http://schemas.microsoft.com/office/word/2010/wordprocessingInk" xmlns:wne="http://schemas.microsoft.com/office/word/2006/wordml" xmlns:wps="http://schemas.microsoft.com/office/word/2010/wordprocessingShape" mc:Ignorable="w14 w15 w16se wp14">
-  <w:abstractNum w:abstractNumId="0" w15:restartNumberingAfterBreak="0">
+<w:numbering xmlns:wpc="http://schemas.microsoft.com/office/word/2010/wordprocessingCanvas" xmlns:mc="http://schemas.openxmlformats.org/markup-compatibility/2006" xmlns:o="urn:schemas-microsoft-com:office:office" xmlns:r="http://schemas.openxmlformats.org/officeDocument/2006/relationships" xmlns:m="http://schemas.openxmlformats.org/officeDocument/2006/math" xmlns:v="urn:schemas-microsoft-com:vml" xmlns:wp14="http://schemas.microsoft.com/office/word/2010/wordprocessingDrawing" xmlns:wp="http://schemas.openxmlformats.org/drawingml/2006/wordprocessingDrawing" xmlns:w10="urn:schemas-microsoft-com:office:word" xmlns:w="http://schemas.openxmlformats.org/wordprocessingml/2006/main" xmlns:w14="http://schemas.microsoft.com/office/word/2010/wordml" xmlns:wpg="http://schemas.microsoft.com/office/word/2010/wordprocessingGroup" xmlns:wpi="http://schemas.microsoft.com/office/word/2010/wordprocessingInk" xmlns:wne="http://schemas.microsoft.com/office/word/2006/wordml" xmlns:wps="http://schemas.microsoft.com/office/word/2010/wordprocessingShape" mc:Ignorable="w14 wp14">
+  <w:abstractNum w:abstractNumId="0">
     <w:nsid w:val="04B12A69"/>
     <w:multiLevelType w:val="hybridMultilevel"/>
     <w:tmpl w:val="656415A4"/>
@@ -15307,7 +14713,7 @@
       </w:pPr>
     </w:lvl>
   </w:abstractNum>
-  <w:abstractNum w:abstractNumId="1" w15:restartNumberingAfterBreak="0">
+  <w:abstractNum w:abstractNumId="1">
     <w:nsid w:val="062E5372"/>
     <w:multiLevelType w:val="hybridMultilevel"/>
     <w:tmpl w:val="F6B29C8E"/>
@@ -15393,7 +14799,7 @@
       </w:pPr>
     </w:lvl>
   </w:abstractNum>
-  <w:abstractNum w:abstractNumId="2" w15:restartNumberingAfterBreak="0">
+  <w:abstractNum w:abstractNumId="2">
     <w:nsid w:val="08AC5F85"/>
     <w:multiLevelType w:val="multilevel"/>
     <w:tmpl w:val="8A8A382E"/>
@@ -15542,7 +14948,7 @@
       </w:rPr>
     </w:lvl>
   </w:abstractNum>
-  <w:abstractNum w:abstractNumId="3" w15:restartNumberingAfterBreak="0">
+  <w:abstractNum w:abstractNumId="3">
     <w:nsid w:val="08B0034D"/>
     <w:multiLevelType w:val="hybridMultilevel"/>
     <w:tmpl w:val="A76432EE"/>
@@ -15655,7 +15061,7 @@
       </w:rPr>
     </w:lvl>
   </w:abstractNum>
-  <w:abstractNum w:abstractNumId="4" w15:restartNumberingAfterBreak="0">
+  <w:abstractNum w:abstractNumId="4">
     <w:nsid w:val="0F153E80"/>
     <w:multiLevelType w:val="multilevel"/>
     <w:tmpl w:val="D0DABCFC"/>
@@ -15804,7 +15210,7 @@
       </w:rPr>
     </w:lvl>
   </w:abstractNum>
-  <w:abstractNum w:abstractNumId="5" w15:restartNumberingAfterBreak="0">
+  <w:abstractNum w:abstractNumId="5">
     <w:nsid w:val="0F9F74F6"/>
     <w:multiLevelType w:val="hybridMultilevel"/>
     <w:tmpl w:val="83B2BAF4"/>
@@ -15917,7 +15323,7 @@
       </w:rPr>
     </w:lvl>
   </w:abstractNum>
-  <w:abstractNum w:abstractNumId="6" w15:restartNumberingAfterBreak="0">
+  <w:abstractNum w:abstractNumId="6">
     <w:nsid w:val="11D4196B"/>
     <w:multiLevelType w:val="hybridMultilevel"/>
     <w:tmpl w:val="B366BD8C"/>
@@ -16003,7 +15409,7 @@
       </w:pPr>
     </w:lvl>
   </w:abstractNum>
-  <w:abstractNum w:abstractNumId="7" w15:restartNumberingAfterBreak="0">
+  <w:abstractNum w:abstractNumId="7">
     <w:nsid w:val="17B07CFD"/>
     <w:multiLevelType w:val="multilevel"/>
     <w:tmpl w:val="7C58BE20"/>
@@ -16152,7 +15558,7 @@
       </w:rPr>
     </w:lvl>
   </w:abstractNum>
-  <w:abstractNum w:abstractNumId="8" w15:restartNumberingAfterBreak="0">
+  <w:abstractNum w:abstractNumId="8">
     <w:nsid w:val="27732A9B"/>
     <w:multiLevelType w:val="multilevel"/>
     <w:tmpl w:val="0409001F"/>
@@ -16238,7 +15644,7 @@
       </w:pPr>
     </w:lvl>
   </w:abstractNum>
-  <w:abstractNum w:abstractNumId="9" w15:restartNumberingAfterBreak="0">
+  <w:abstractNum w:abstractNumId="9">
     <w:nsid w:val="2C5273B9"/>
     <w:multiLevelType w:val="hybridMultilevel"/>
     <w:tmpl w:val="ACA4B84C"/>
@@ -16351,7 +15757,7 @@
       </w:rPr>
     </w:lvl>
   </w:abstractNum>
-  <w:abstractNum w:abstractNumId="10" w15:restartNumberingAfterBreak="0">
+  <w:abstractNum w:abstractNumId="10">
     <w:nsid w:val="2C8536D1"/>
     <w:multiLevelType w:val="multilevel"/>
     <w:tmpl w:val="4F70CA54"/>
@@ -16500,7 +15906,7 @@
       </w:rPr>
     </w:lvl>
   </w:abstractNum>
-  <w:abstractNum w:abstractNumId="11" w15:restartNumberingAfterBreak="0">
+  <w:abstractNum w:abstractNumId="11">
     <w:nsid w:val="2CF56644"/>
     <w:multiLevelType w:val="hybridMultilevel"/>
     <w:tmpl w:val="43EAE156"/>
@@ -16614,7 +16020,7 @@
       </w:rPr>
     </w:lvl>
   </w:abstractNum>
-  <w:abstractNum w:abstractNumId="12" w15:restartNumberingAfterBreak="0">
+  <w:abstractNum w:abstractNumId="12">
     <w:nsid w:val="2EC155CA"/>
     <w:multiLevelType w:val="hybridMultilevel"/>
     <w:tmpl w:val="D062D96E"/>
@@ -16704,7 +16110,7 @@
       </w:pPr>
     </w:lvl>
   </w:abstractNum>
-  <w:abstractNum w:abstractNumId="13" w15:restartNumberingAfterBreak="0">
+  <w:abstractNum w:abstractNumId="13">
     <w:nsid w:val="37CA704B"/>
     <w:multiLevelType w:val="multilevel"/>
     <w:tmpl w:val="93769710"/>
@@ -16853,7 +16259,7 @@
       </w:rPr>
     </w:lvl>
   </w:abstractNum>
-  <w:abstractNum w:abstractNumId="14" w15:restartNumberingAfterBreak="0">
+  <w:abstractNum w:abstractNumId="14">
     <w:nsid w:val="37FE4EFE"/>
     <w:multiLevelType w:val="multilevel"/>
     <w:tmpl w:val="35AC941A"/>
@@ -17002,7 +16408,7 @@
       </w:rPr>
     </w:lvl>
   </w:abstractNum>
-  <w:abstractNum w:abstractNumId="15" w15:restartNumberingAfterBreak="0">
+  <w:abstractNum w:abstractNumId="15">
     <w:nsid w:val="39B934AE"/>
     <w:multiLevelType w:val="hybridMultilevel"/>
     <w:tmpl w:val="C8306BBE"/>
@@ -17092,7 +16498,7 @@
       </w:pPr>
     </w:lvl>
   </w:abstractNum>
-  <w:abstractNum w:abstractNumId="16" w15:restartNumberingAfterBreak="0">
+  <w:abstractNum w:abstractNumId="16">
     <w:nsid w:val="415819F6"/>
     <w:multiLevelType w:val="hybridMultilevel"/>
     <w:tmpl w:val="725E2314"/>
@@ -17205,7 +16611,7 @@
       </w:rPr>
     </w:lvl>
   </w:abstractNum>
-  <w:abstractNum w:abstractNumId="17" w15:restartNumberingAfterBreak="0">
+  <w:abstractNum w:abstractNumId="17">
     <w:nsid w:val="41825100"/>
     <w:multiLevelType w:val="multilevel"/>
     <w:tmpl w:val="80C0DA3C"/>
@@ -17354,7 +16760,7 @@
       </w:rPr>
     </w:lvl>
   </w:abstractNum>
-  <w:abstractNum w:abstractNumId="18" w15:restartNumberingAfterBreak="0">
+  <w:abstractNum w:abstractNumId="18">
     <w:nsid w:val="453B24F1"/>
     <w:multiLevelType w:val="multilevel"/>
     <w:tmpl w:val="B91A89BA"/>
@@ -17503,7 +16909,7 @@
       </w:rPr>
     </w:lvl>
   </w:abstractNum>
-  <w:abstractNum w:abstractNumId="19" w15:restartNumberingAfterBreak="0">
+  <w:abstractNum w:abstractNumId="19">
     <w:nsid w:val="4757213C"/>
     <w:multiLevelType w:val="multilevel"/>
     <w:tmpl w:val="4FB0937E"/>
@@ -17652,7 +17058,7 @@
       </w:rPr>
     </w:lvl>
   </w:abstractNum>
-  <w:abstractNum w:abstractNumId="20" w15:restartNumberingAfterBreak="0">
+  <w:abstractNum w:abstractNumId="20">
     <w:nsid w:val="4B2939DD"/>
     <w:multiLevelType w:val="hybridMultilevel"/>
     <w:tmpl w:val="354628E0"/>
@@ -17738,7 +17144,7 @@
       </w:pPr>
     </w:lvl>
   </w:abstractNum>
-  <w:abstractNum w:abstractNumId="21" w15:restartNumberingAfterBreak="0">
+  <w:abstractNum w:abstractNumId="21">
     <w:nsid w:val="4BEF580D"/>
     <w:multiLevelType w:val="hybridMultilevel"/>
     <w:tmpl w:val="8578F48E"/>
@@ -17851,7 +17257,7 @@
       </w:rPr>
     </w:lvl>
   </w:abstractNum>
-  <w:abstractNum w:abstractNumId="22" w15:restartNumberingAfterBreak="0">
+  <w:abstractNum w:abstractNumId="22">
     <w:nsid w:val="4D6F6379"/>
     <w:multiLevelType w:val="hybridMultilevel"/>
     <w:tmpl w:val="C5F00BB4"/>
@@ -17964,7 +17370,7 @@
       </w:rPr>
     </w:lvl>
   </w:abstractNum>
-  <w:abstractNum w:abstractNumId="23" w15:restartNumberingAfterBreak="0">
+  <w:abstractNum w:abstractNumId="23">
     <w:nsid w:val="4DAD3D50"/>
     <w:multiLevelType w:val="multilevel"/>
     <w:tmpl w:val="D5583A1A"/>
@@ -18113,7 +17519,7 @@
       </w:rPr>
     </w:lvl>
   </w:abstractNum>
-  <w:abstractNum w:abstractNumId="24" w15:restartNumberingAfterBreak="0">
+  <w:abstractNum w:abstractNumId="24">
     <w:nsid w:val="5126727C"/>
     <w:multiLevelType w:val="hybridMultilevel"/>
     <w:tmpl w:val="B7CC7E88"/>
@@ -18226,7 +17632,7 @@
       </w:rPr>
     </w:lvl>
   </w:abstractNum>
-  <w:abstractNum w:abstractNumId="25" w15:restartNumberingAfterBreak="0">
+  <w:abstractNum w:abstractNumId="25">
     <w:nsid w:val="6151195D"/>
     <w:multiLevelType w:val="multilevel"/>
     <w:tmpl w:val="71763736"/>
@@ -18375,7 +17781,7 @@
       </w:rPr>
     </w:lvl>
   </w:abstractNum>
-  <w:abstractNum w:abstractNumId="26" w15:restartNumberingAfterBreak="0">
+  <w:abstractNum w:abstractNumId="26">
     <w:nsid w:val="621D3478"/>
     <w:multiLevelType w:val="hybridMultilevel"/>
     <w:tmpl w:val="287CA07C"/>
@@ -18488,7 +17894,7 @@
       </w:rPr>
     </w:lvl>
   </w:abstractNum>
-  <w:abstractNum w:abstractNumId="27" w15:restartNumberingAfterBreak="0">
+  <w:abstractNum w:abstractNumId="27">
     <w:nsid w:val="62703FF9"/>
     <w:multiLevelType w:val="multilevel"/>
     <w:tmpl w:val="034E3D82"/>
@@ -18637,7 +18043,7 @@
       </w:rPr>
     </w:lvl>
   </w:abstractNum>
-  <w:abstractNum w:abstractNumId="28" w15:restartNumberingAfterBreak="0">
+  <w:abstractNum w:abstractNumId="28">
     <w:nsid w:val="62D26028"/>
     <w:multiLevelType w:val="multilevel"/>
     <w:tmpl w:val="341EF368"/>
@@ -18786,7 +18192,7 @@
       </w:rPr>
     </w:lvl>
   </w:abstractNum>
-  <w:abstractNum w:abstractNumId="29" w15:restartNumberingAfterBreak="0">
+  <w:abstractNum w:abstractNumId="29">
     <w:nsid w:val="704846B8"/>
     <w:multiLevelType w:val="hybridMultilevel"/>
     <w:tmpl w:val="DB26C1EE"/>
@@ -18876,7 +18282,7 @@
       </w:pPr>
     </w:lvl>
   </w:abstractNum>
-  <w:abstractNum w:abstractNumId="30" w15:restartNumberingAfterBreak="0">
+  <w:abstractNum w:abstractNumId="30">
     <w:nsid w:val="70803446"/>
     <w:multiLevelType w:val="hybridMultilevel"/>
     <w:tmpl w:val="29F2B534"/>
@@ -18962,7 +18368,7 @@
       </w:pPr>
     </w:lvl>
   </w:abstractNum>
-  <w:abstractNum w:abstractNumId="31" w15:restartNumberingAfterBreak="0">
+  <w:abstractNum w:abstractNumId="31">
     <w:nsid w:val="753B34F8"/>
     <w:multiLevelType w:val="multilevel"/>
     <w:tmpl w:val="9444A134"/>
@@ -19111,7 +18517,7 @@
       </w:rPr>
     </w:lvl>
   </w:abstractNum>
-  <w:abstractNum w:abstractNumId="32" w15:restartNumberingAfterBreak="0">
+  <w:abstractNum w:abstractNumId="32">
     <w:nsid w:val="75AE5BDB"/>
     <w:multiLevelType w:val="hybridMultilevel"/>
     <w:tmpl w:val="6D968232"/>
@@ -19224,7 +18630,7 @@
       </w:rPr>
     </w:lvl>
   </w:abstractNum>
-  <w:abstractNum w:abstractNumId="33" w15:restartNumberingAfterBreak="0">
+  <w:abstractNum w:abstractNumId="33">
     <w:nsid w:val="79230737"/>
     <w:multiLevelType w:val="hybridMultilevel"/>
     <w:tmpl w:val="3AB475A0"/>
@@ -19443,7 +18849,7 @@
 </file>
 
 <file path=word/styles.xml><?xml version="1.0" encoding="utf-8"?>
-<w:styles xmlns:mc="http://schemas.openxmlformats.org/markup-compatibility/2006" xmlns:r="http://schemas.openxmlformats.org/officeDocument/2006/relationships" xmlns:w="http://schemas.openxmlformats.org/wordprocessingml/2006/main" xmlns:w14="http://schemas.microsoft.com/office/word/2010/wordml" xmlns:w15="http://schemas.microsoft.com/office/word/2012/wordml" xmlns:w16se="http://schemas.microsoft.com/office/word/2015/wordml/symex" mc:Ignorable="w14 w15 w16se">
+<w:styles xmlns:mc="http://schemas.openxmlformats.org/markup-compatibility/2006" xmlns:r="http://schemas.openxmlformats.org/officeDocument/2006/relationships" xmlns:w="http://schemas.openxmlformats.org/wordprocessingml/2006/main" xmlns:w14="http://schemas.microsoft.com/office/word/2010/wordml" mc:Ignorable="w14">
   <w:docDefaults>
     <w:rPrDefault>
       <w:rPr>
@@ -19459,378 +18865,614 @@
       </w:pPr>
     </w:pPrDefault>
   </w:docDefaults>
-  <w:latentStyles w:defLockedState="0" w:defUIPriority="99" w:defSemiHidden="0" w:defUnhideWhenUsed="0" w:defQFormat="0" w:count="371">
-    <w:lsdException w:name="Normal" w:uiPriority="0" w:qFormat="1"/>
-    <w:lsdException w:name="heading 1" w:uiPriority="9" w:qFormat="1"/>
-    <w:lsdException w:name="heading 2" w:semiHidden="1" w:uiPriority="9" w:unhideWhenUsed="1" w:qFormat="1"/>
-    <w:lsdException w:name="heading 3" w:semiHidden="1" w:uiPriority="9" w:unhideWhenUsed="1" w:qFormat="1"/>
-    <w:lsdException w:name="heading 4" w:semiHidden="1" w:uiPriority="9" w:unhideWhenUsed="1" w:qFormat="1"/>
-    <w:lsdException w:name="heading 5" w:semiHidden="1" w:uiPriority="9" w:unhideWhenUsed="1" w:qFormat="1"/>
-    <w:lsdException w:name="heading 6" w:semiHidden="1" w:uiPriority="9" w:unhideWhenUsed="1" w:qFormat="1"/>
-    <w:lsdException w:name="heading 7" w:semiHidden="1" w:uiPriority="9" w:unhideWhenUsed="1" w:qFormat="1"/>
-    <w:lsdException w:name="heading 8" w:semiHidden="1" w:uiPriority="9" w:unhideWhenUsed="1" w:qFormat="1"/>
-    <w:lsdException w:name="heading 9" w:semiHidden="1" w:uiPriority="9" w:unhideWhenUsed="1" w:qFormat="1"/>
-    <w:lsdException w:name="index 1" w:semiHidden="1" w:unhideWhenUsed="1"/>
-    <w:lsdException w:name="index 2" w:semiHidden="1" w:unhideWhenUsed="1"/>
-    <w:lsdException w:name="index 3" w:semiHidden="1" w:unhideWhenUsed="1"/>
-    <w:lsdException w:name="index 4" w:semiHidden="1" w:unhideWhenUsed="1"/>
-    <w:lsdException w:name="index 5" w:semiHidden="1" w:unhideWhenUsed="1"/>
-    <w:lsdException w:name="index 6" w:semiHidden="1" w:unhideWhenUsed="1"/>
-    <w:lsdException w:name="index 7" w:semiHidden="1" w:unhideWhenUsed="1"/>
-    <w:lsdException w:name="index 8" w:semiHidden="1" w:unhideWhenUsed="1"/>
-    <w:lsdException w:name="index 9" w:semiHidden="1" w:unhideWhenUsed="1"/>
-    <w:lsdException w:name="toc 1" w:semiHidden="1" w:uiPriority="39" w:unhideWhenUsed="1"/>
-    <w:lsdException w:name="toc 2" w:semiHidden="1" w:uiPriority="39" w:unhideWhenUsed="1"/>
-    <w:lsdException w:name="toc 3" w:semiHidden="1" w:uiPriority="39" w:unhideWhenUsed="1"/>
-    <w:lsdException w:name="toc 4" w:semiHidden="1" w:uiPriority="39" w:unhideWhenUsed="1"/>
-    <w:lsdException w:name="toc 5" w:semiHidden="1" w:uiPriority="39" w:unhideWhenUsed="1"/>
-    <w:lsdException w:name="toc 6" w:semiHidden="1" w:uiPriority="39" w:unhideWhenUsed="1"/>
-    <w:lsdException w:name="toc 7" w:semiHidden="1" w:uiPriority="39" w:unhideWhenUsed="1"/>
-    <w:lsdException w:name="toc 8" w:semiHidden="1" w:uiPriority="39" w:unhideWhenUsed="1"/>
-    <w:lsdException w:name="toc 9" w:semiHidden="1" w:uiPriority="39" w:unhideWhenUsed="1"/>
-    <w:lsdException w:name="Normal Indent" w:semiHidden="1" w:unhideWhenUsed="1"/>
-    <w:lsdException w:name="footnote text" w:semiHidden="1" w:unhideWhenUsed="1"/>
-    <w:lsdException w:name="annotation text" w:semiHidden="1" w:unhideWhenUsed="1"/>
-    <w:lsdException w:name="header" w:semiHidden="1" w:unhideWhenUsed="1"/>
-    <w:lsdException w:name="footer" w:semiHidden="1" w:unhideWhenUsed="1"/>
-    <w:lsdException w:name="index heading" w:semiHidden="1" w:unhideWhenUsed="1"/>
-    <w:lsdException w:name="caption" w:semiHidden="1" w:uiPriority="35" w:unhideWhenUsed="1" w:qFormat="1"/>
-    <w:lsdException w:name="table of figures" w:semiHidden="1" w:unhideWhenUsed="1"/>
-    <w:lsdException w:name="envelope address" w:semiHidden="1" w:unhideWhenUsed="1"/>
-    <w:lsdException w:name="envelope return" w:semiHidden="1" w:unhideWhenUsed="1"/>
-    <w:lsdException w:name="footnote reference" w:semiHidden="1" w:unhideWhenUsed="1"/>
-    <w:lsdException w:name="annotation reference" w:semiHidden="1" w:unhideWhenUsed="1"/>
-    <w:lsdException w:name="line number" w:semiHidden="1" w:unhideWhenUsed="1"/>
-    <w:lsdException w:name="page number" w:semiHidden="1" w:unhideWhenUsed="1"/>
-    <w:lsdException w:name="endnote reference" w:semiHidden="1" w:unhideWhenUsed="1"/>
-    <w:lsdException w:name="endnote text" w:semiHidden="1" w:unhideWhenUsed="1"/>
-    <w:lsdException w:name="table of authorities" w:semiHidden="1" w:unhideWhenUsed="1"/>
-    <w:lsdException w:name="macro" w:semiHidden="1" w:unhideWhenUsed="1"/>
-    <w:lsdException w:name="toa heading" w:semiHidden="1" w:unhideWhenUsed="1"/>
-    <w:lsdException w:name="List" w:semiHidden="1" w:unhideWhenUsed="1"/>
-    <w:lsdException w:name="List Bullet" w:semiHidden="1" w:unhideWhenUsed="1"/>
-    <w:lsdException w:name="List Number" w:semiHidden="1" w:unhideWhenUsed="1"/>
-    <w:lsdException w:name="List 2" w:semiHidden="1" w:unhideWhenUsed="1"/>
-    <w:lsdException w:name="List 3" w:semiHidden="1" w:unhideWhenUsed="1"/>
-    <w:lsdException w:name="List 4" w:semiHidden="1" w:unhideWhenUsed="1"/>
-    <w:lsdException w:name="List 5" w:semiHidden="1" w:unhideWhenUsed="1"/>
-    <w:lsdException w:name="List Bullet 2" w:semiHidden="1" w:unhideWhenUsed="1"/>
-    <w:lsdException w:name="List Bullet 3" w:semiHidden="1" w:unhideWhenUsed="1"/>
-    <w:lsdException w:name="List Bullet 4" w:semiHidden="1" w:unhideWhenUsed="1"/>
-    <w:lsdException w:name="List Bullet 5" w:semiHidden="1" w:unhideWhenUsed="1"/>
-    <w:lsdException w:name="List Number 2" w:semiHidden="1" w:unhideWhenUsed="1"/>
-    <w:lsdException w:name="List Number 3" w:semiHidden="1" w:unhideWhenUsed="1"/>
-    <w:lsdException w:name="List Number 4" w:semiHidden="1" w:unhideWhenUsed="1"/>
-    <w:lsdException w:name="List Number 5" w:semiHidden="1" w:unhideWhenUsed="1"/>
-    <w:lsdException w:name="Title" w:uiPriority="10" w:qFormat="1"/>
-    <w:lsdException w:name="Closing" w:semiHidden="1" w:unhideWhenUsed="1"/>
-    <w:lsdException w:name="Signature" w:semiHidden="1" w:unhideWhenUsed="1"/>
-    <w:lsdException w:name="Default Paragraph Font" w:semiHidden="1" w:uiPriority="1" w:unhideWhenUsed="1"/>
-    <w:lsdException w:name="Body Text" w:semiHidden="1" w:unhideWhenUsed="1"/>
-    <w:lsdException w:name="Body Text Indent" w:semiHidden="1" w:unhideWhenUsed="1"/>
-    <w:lsdException w:name="List Continue" w:semiHidden="1" w:unhideWhenUsed="1"/>
-    <w:lsdException w:name="List Continue 2" w:semiHidden="1" w:unhideWhenUsed="1"/>
-    <w:lsdException w:name="List Continue 3" w:semiHidden="1" w:unhideWhenUsed="1"/>
-    <w:lsdException w:name="List Continue 4" w:semiHidden="1" w:unhideWhenUsed="1"/>
-    <w:lsdException w:name="List Continue 5" w:semiHidden="1" w:unhideWhenUsed="1"/>
-    <w:lsdException w:name="Message Header" w:semiHidden="1" w:unhideWhenUsed="1"/>
-    <w:lsdException w:name="Subtitle" w:uiPriority="11" w:qFormat="1"/>
-    <w:lsdException w:name="Salutation" w:semiHidden="1" w:unhideWhenUsed="1"/>
-    <w:lsdException w:name="Date" w:semiHidden="1" w:unhideWhenUsed="1"/>
-    <w:lsdException w:name="Body Text First Indent" w:semiHidden="1" w:unhideWhenUsed="1"/>
-    <w:lsdException w:name="Body Text First Indent 2" w:semiHidden="1" w:unhideWhenUsed="1"/>
-    <w:lsdException w:name="Note Heading" w:semiHidden="1" w:unhideWhenUsed="1"/>
-    <w:lsdException w:name="Body Text 2" w:semiHidden="1" w:unhideWhenUsed="1"/>
-    <w:lsdException w:name="Body Text 3" w:semiHidden="1" w:unhideWhenUsed="1"/>
-    <w:lsdException w:name="Body Text Indent 2" w:semiHidden="1" w:unhideWhenUsed="1"/>
-    <w:lsdException w:name="Body Text Indent 3" w:semiHidden="1" w:unhideWhenUsed="1"/>
-    <w:lsdException w:name="Block Text" w:semiHidden="1" w:unhideWhenUsed="1"/>
-    <w:lsdException w:name="Hyperlink" w:semiHidden="1" w:unhideWhenUsed="1"/>
-    <w:lsdException w:name="FollowedHyperlink" w:semiHidden="1" w:unhideWhenUsed="1"/>
-    <w:lsdException w:name="Strong" w:uiPriority="22" w:qFormat="1"/>
-    <w:lsdException w:name="Emphasis" w:uiPriority="20" w:qFormat="1"/>
-    <w:lsdException w:name="Document Map" w:semiHidden="1" w:unhideWhenUsed="1"/>
-    <w:lsdException w:name="Plain Text" w:semiHidden="1" w:unhideWhenUsed="1"/>
-    <w:lsdException w:name="E-mail Signature" w:semiHidden="1" w:unhideWhenUsed="1"/>
-    <w:lsdException w:name="HTML Top of Form" w:semiHidden="1" w:unhideWhenUsed="1"/>
-    <w:lsdException w:name="HTML Bottom of Form" w:semiHidden="1" w:unhideWhenUsed="1"/>
-    <w:lsdException w:name="Normal (Web)" w:semiHidden="1" w:unhideWhenUsed="1"/>
-    <w:lsdException w:name="HTML Acronym" w:semiHidden="1" w:unhideWhenUsed="1"/>
-    <w:lsdException w:name="HTML Address" w:semiHidden="1" w:unhideWhenUsed="1"/>
-    <w:lsdException w:name="HTML Cite" w:semiHidden="1" w:unhideWhenUsed="1"/>
-    <w:lsdException w:name="HTML Code" w:semiHidden="1" w:unhideWhenUsed="1"/>
-    <w:lsdException w:name="HTML Definition" w:semiHidden="1" w:unhideWhenUsed="1"/>
-    <w:lsdException w:name="HTML Keyboard" w:semiHidden="1" w:unhideWhenUsed="1"/>
-    <w:lsdException w:name="HTML Preformatted" w:semiHidden="1" w:unhideWhenUsed="1"/>
-    <w:lsdException w:name="HTML Sample" w:semiHidden="1" w:unhideWhenUsed="1"/>
-    <w:lsdException w:name="HTML Typewriter" w:semiHidden="1" w:unhideWhenUsed="1"/>
-    <w:lsdException w:name="HTML Variable" w:semiHidden="1" w:unhideWhenUsed="1"/>
-    <w:lsdException w:name="Normal Table" w:semiHidden="1" w:unhideWhenUsed="1"/>
-    <w:lsdException w:name="annotation subject" w:semiHidden="1" w:unhideWhenUsed="1"/>
-    <w:lsdException w:name="No List" w:semiHidden="1" w:unhideWhenUsed="1"/>
-    <w:lsdException w:name="Outline List 1" w:semiHidden="1" w:unhideWhenUsed="1"/>
-    <w:lsdException w:name="Outline List 2" w:semiHidden="1" w:unhideWhenUsed="1"/>
-    <w:lsdException w:name="Outline List 3" w:semiHidden="1" w:unhideWhenUsed="1"/>
-    <w:lsdException w:name="Table Simple 1" w:semiHidden="1" w:unhideWhenUsed="1"/>
-    <w:lsdException w:name="Table Simple 2" w:semiHidden="1" w:unhideWhenUsed="1"/>
-    <w:lsdException w:name="Table Simple 3" w:semiHidden="1" w:unhideWhenUsed="1"/>
-    <w:lsdException w:name="Table Classic 1" w:semiHidden="1" w:unhideWhenUsed="1"/>
-    <w:lsdException w:name="Table Classic 2" w:semiHidden="1" w:unhideWhenUsed="1"/>
-    <w:lsdException w:name="Table Classic 3" w:semiHidden="1" w:unhideWhenUsed="1"/>
-    <w:lsdException w:name="Table Classic 4" w:semiHidden="1" w:unhideWhenUsed="1"/>
-    <w:lsdException w:name="Table Colorful 1" w:semiHidden="1" w:unhideWhenUsed="1"/>
-    <w:lsdException w:name="Table Colorful 2" w:semiHidden="1" w:unhideWhenUsed="1"/>
-    <w:lsdException w:name="Table Colorful 3" w:semiHidden="1" w:unhideWhenUsed="1"/>
-    <w:lsdException w:name="Table Columns 1" w:semiHidden="1" w:unhideWhenUsed="1"/>
-    <w:lsdException w:name="Table Columns 2" w:semiHidden="1" w:unhideWhenUsed="1"/>
-    <w:lsdException w:name="Table Columns 3" w:semiHidden="1" w:unhideWhenUsed="1"/>
-    <w:lsdException w:name="Table Columns 4" w:semiHidden="1" w:unhideWhenUsed="1"/>
-    <w:lsdException w:name="Table Columns 5" w:semiHidden="1" w:unhideWhenUsed="1"/>
-    <w:lsdException w:name="Table Grid 1" w:semiHidden="1" w:unhideWhenUsed="1"/>
-    <w:lsdException w:name="Table Grid 2" w:semiHidden="1" w:unhideWhenUsed="1"/>
-    <w:lsdException w:name="Table Grid 3" w:semiHidden="1" w:unhideWhenUsed="1"/>
-    <w:lsdException w:name="Table Grid 4" w:semiHidden="1" w:unhideWhenUsed="1"/>
-    <w:lsdException w:name="Table Grid 5" w:semiHidden="1" w:unhideWhenUsed="1"/>
-    <w:lsdException w:name="Table Grid 6" w:semiHidden="1" w:unhideWhenUsed="1"/>
-    <w:lsdException w:name="Table Grid 7" w:semiHidden="1" w:unhideWhenUsed="1"/>
-    <w:lsdException w:name="Table Grid 8" w:semiHidden="1" w:unhideWhenUsed="1"/>
-    <w:lsdException w:name="Table List 1" w:semiHidden="1" w:unhideWhenUsed="1"/>
-    <w:lsdException w:name="Table List 2" w:semiHidden="1" w:unhideWhenUsed="1"/>
-    <w:lsdException w:name="Table List 3" w:semiHidden="1" w:unhideWhenUsed="1"/>
-    <w:lsdException w:name="Table List 4" w:semiHidden="1" w:unhideWhenUsed="1"/>
-    <w:lsdException w:name="Table List 5" w:semiHidden="1" w:unhideWhenUsed="1"/>
-    <w:lsdException w:name="Table List 6" w:semiHidden="1" w:unhideWhenUsed="1"/>
-    <w:lsdException w:name="Table List 7" w:semiHidden="1" w:unhideWhenUsed="1"/>
-    <w:lsdException w:name="Table List 8" w:semiHidden="1" w:unhideWhenUsed="1"/>
-    <w:lsdException w:name="Table 3D effects 1" w:semiHidden="1" w:unhideWhenUsed="1"/>
-    <w:lsdException w:name="Table 3D effects 2" w:semiHidden="1" w:unhideWhenUsed="1"/>
-    <w:lsdException w:name="Table 3D effects 3" w:semiHidden="1" w:unhideWhenUsed="1"/>
-    <w:lsdException w:name="Table Contemporary" w:semiHidden="1" w:unhideWhenUsed="1"/>
-    <w:lsdException w:name="Table Elegant" w:semiHidden="1" w:unhideWhenUsed="1"/>
-    <w:lsdException w:name="Table Professional" w:semiHidden="1" w:unhideWhenUsed="1"/>
-    <w:lsdException w:name="Table Subtle 1" w:semiHidden="1" w:unhideWhenUsed="1"/>
-    <w:lsdException w:name="Table Subtle 2" w:semiHidden="1" w:unhideWhenUsed="1"/>
-    <w:lsdException w:name="Table Web 1" w:semiHidden="1" w:unhideWhenUsed="1"/>
-    <w:lsdException w:name="Table Web 2" w:semiHidden="1" w:unhideWhenUsed="1"/>
-    <w:lsdException w:name="Table Web 3" w:semiHidden="1" w:unhideWhenUsed="1"/>
-    <w:lsdException w:name="Balloon Text" w:semiHidden="1" w:unhideWhenUsed="1"/>
-    <w:lsdException w:name="Table Grid" w:uiPriority="59"/>
-    <w:lsdException w:name="Table Theme" w:semiHidden="1" w:unhideWhenUsed="1"/>
-    <w:lsdException w:name="Placeholder Text" w:semiHidden="1"/>
-    <w:lsdException w:name="No Spacing" w:uiPriority="1" w:qFormat="1"/>
-    <w:lsdException w:name="Light Shading" w:uiPriority="60"/>
-    <w:lsdException w:name="Light List" w:uiPriority="61"/>
-    <w:lsdException w:name="Light Grid" w:uiPriority="62"/>
-    <w:lsdException w:name="Medium Shading 1" w:uiPriority="63"/>
-    <w:lsdException w:name="Medium Shading 2" w:uiPriority="64"/>
-    <w:lsdException w:name="Medium List 1" w:uiPriority="65"/>
-    <w:lsdException w:name="Medium List 2" w:uiPriority="66"/>
-    <w:lsdException w:name="Medium Grid 1" w:uiPriority="67"/>
-    <w:lsdException w:name="Medium Grid 2" w:uiPriority="68"/>
-    <w:lsdException w:name="Medium Grid 3" w:uiPriority="69"/>
-    <w:lsdException w:name="Dark List" w:uiPriority="70"/>
-    <w:lsdException w:name="Colorful Shading" w:uiPriority="71"/>
-    <w:lsdException w:name="Colorful List" w:uiPriority="72"/>
-    <w:lsdException w:name="Colorful Grid" w:uiPriority="73"/>
-    <w:lsdException w:name="Light Shading Accent 1" w:uiPriority="60"/>
-    <w:lsdException w:name="Light List Accent 1" w:uiPriority="61"/>
-    <w:lsdException w:name="Light Grid Accent 1" w:uiPriority="62"/>
-    <w:lsdException w:name="Medium Shading 1 Accent 1" w:uiPriority="63"/>
-    <w:lsdException w:name="Medium Shading 2 Accent 1" w:uiPriority="64"/>
-    <w:lsdException w:name="Medium List 1 Accent 1" w:uiPriority="65"/>
-    <w:lsdException w:name="Revision" w:semiHidden="1"/>
-    <w:lsdException w:name="List Paragraph" w:uiPriority="34" w:qFormat="1"/>
-    <w:lsdException w:name="Quote" w:uiPriority="29" w:qFormat="1"/>
-    <w:lsdException w:name="Intense Quote" w:uiPriority="30" w:qFormat="1"/>
-    <w:lsdException w:name="Medium List 2 Accent 1" w:uiPriority="66"/>
-    <w:lsdException w:name="Medium Grid 1 Accent 1" w:uiPriority="67"/>
-    <w:lsdException w:name="Medium Grid 2 Accent 1" w:uiPriority="68"/>
-    <w:lsdException w:name="Medium Grid 3 Accent 1" w:uiPriority="69"/>
-    <w:lsdException w:name="Dark List Accent 1" w:uiPriority="70"/>
-    <w:lsdException w:name="Colorful Shading Accent 1" w:uiPriority="71"/>
-    <w:lsdException w:name="Colorful List Accent 1" w:uiPriority="72"/>
-    <w:lsdException w:name="Colorful Grid Accent 1" w:uiPriority="73"/>
-    <w:lsdException w:name="Light Shading Accent 2" w:uiPriority="60"/>
-    <w:lsdException w:name="Light List Accent 2" w:uiPriority="61"/>
-    <w:lsdException w:name="Light Grid Accent 2" w:uiPriority="62"/>
-    <w:lsdException w:name="Medium Shading 1 Accent 2" w:uiPriority="63"/>
-    <w:lsdException w:name="Medium Shading 2 Accent 2" w:uiPriority="64"/>
-    <w:lsdException w:name="Medium List 1 Accent 2" w:uiPriority="65"/>
-    <w:lsdException w:name="Medium List 2 Accent 2" w:uiPriority="66"/>
-    <w:lsdException w:name="Medium Grid 1 Accent 2" w:uiPriority="67"/>
-    <w:lsdException w:name="Medium Grid 2 Accent 2" w:uiPriority="68"/>
-    <w:lsdException w:name="Medium Grid 3 Accent 2" w:uiPriority="69"/>
-    <w:lsdException w:name="Dark List Accent 2" w:uiPriority="70"/>
-    <w:lsdException w:name="Colorful Shading Accent 2" w:uiPriority="71"/>
-    <w:lsdException w:name="Colorful List Accent 2" w:uiPriority="72"/>
-    <w:lsdException w:name="Colorful Grid Accent 2" w:uiPriority="73"/>
-    <w:lsdException w:name="Light Shading Accent 3" w:uiPriority="60"/>
-    <w:lsdException w:name="Light List Accent 3" w:uiPriority="61"/>
-    <w:lsdException w:name="Light Grid Accent 3" w:uiPriority="62"/>
-    <w:lsdException w:name="Medium Shading 1 Accent 3" w:uiPriority="63"/>
-    <w:lsdException w:name="Medium Shading 2 Accent 3" w:uiPriority="64"/>
-    <w:lsdException w:name="Medium List 1 Accent 3" w:uiPriority="65"/>
-    <w:lsdException w:name="Medium List 2 Accent 3" w:uiPriority="66"/>
-    <w:lsdException w:name="Medium Grid 1 Accent 3" w:uiPriority="67"/>
-    <w:lsdException w:name="Medium Grid 2 Accent 3" w:uiPriority="68"/>
-    <w:lsdException w:name="Medium Grid 3 Accent 3" w:uiPriority="69"/>
-    <w:lsdException w:name="Dark List Accent 3" w:uiPriority="70"/>
-    <w:lsdException w:name="Colorful Shading Accent 3" w:uiPriority="71"/>
-    <w:lsdException w:name="Colorful List Accent 3" w:uiPriority="72"/>
-    <w:lsdException w:name="Colorful Grid Accent 3" w:uiPriority="73"/>
-    <w:lsdException w:name="Light Shading Accent 4" w:uiPriority="60"/>
-    <w:lsdException w:name="Light List Accent 4" w:uiPriority="61"/>
-    <w:lsdException w:name="Light Grid Accent 4" w:uiPriority="62"/>
-    <w:lsdException w:name="Medium Shading 1 Accent 4" w:uiPriority="63"/>
-    <w:lsdException w:name="Medium Shading 2 Accent 4" w:uiPriority="64"/>
-    <w:lsdException w:name="Medium List 1 Accent 4" w:uiPriority="65"/>
-    <w:lsdException w:name="Medium List 2 Accent 4" w:uiPriority="66"/>
-    <w:lsdException w:name="Medium Grid 1 Accent 4" w:uiPriority="67"/>
-    <w:lsdException w:name="Medium Grid 2 Accent 4" w:uiPriority="68"/>
-    <w:lsdException w:name="Medium Grid 3 Accent 4" w:uiPriority="69"/>
-    <w:lsdException w:name="Dark List Accent 4" w:uiPriority="70"/>
-    <w:lsdException w:name="Colorful Shading Accent 4" w:uiPriority="71"/>
-    <w:lsdException w:name="Colorful List Accent 4" w:uiPriority="72"/>
-    <w:lsdException w:name="Colorful Grid Accent 4" w:uiPriority="73"/>
-    <w:lsdException w:name="Light Shading Accent 5" w:uiPriority="60"/>
-    <w:lsdException w:name="Light List Accent 5" w:uiPriority="61"/>
-    <w:lsdException w:name="Light Grid Accent 5" w:uiPriority="62"/>
-    <w:lsdException w:name="Medium Shading 1 Accent 5" w:uiPriority="63"/>
-    <w:lsdException w:name="Medium Shading 2 Accent 5" w:uiPriority="64"/>
-    <w:lsdException w:name="Medium List 1 Accent 5" w:uiPriority="65"/>
-    <w:lsdException w:name="Medium List 2 Accent 5" w:uiPriority="66"/>
-    <w:lsdException w:name="Medium Grid 1 Accent 5" w:uiPriority="67"/>
-    <w:lsdException w:name="Medium Grid 2 Accent 5" w:uiPriority="68"/>
-    <w:lsdException w:name="Medium Grid 3 Accent 5" w:uiPriority="69"/>
-    <w:lsdException w:name="Dark List Accent 5" w:uiPriority="70"/>
-    <w:lsdException w:name="Colorful Shading Accent 5" w:uiPriority="71"/>
-    <w:lsdException w:name="Colorful List Accent 5" w:uiPriority="72"/>
-    <w:lsdException w:name="Colorful Grid Accent 5" w:uiPriority="73"/>
-    <w:lsdException w:name="Light Shading Accent 6" w:uiPriority="60"/>
-    <w:lsdException w:name="Light List Accent 6" w:uiPriority="61"/>
-    <w:lsdException w:name="Light Grid Accent 6" w:uiPriority="62"/>
-    <w:lsdException w:name="Medium Shading 1 Accent 6" w:uiPriority="63"/>
-    <w:lsdException w:name="Medium Shading 2 Accent 6" w:uiPriority="64"/>
-    <w:lsdException w:name="Medium List 1 Accent 6" w:uiPriority="65"/>
-    <w:lsdException w:name="Medium List 2 Accent 6" w:uiPriority="66"/>
-    <w:lsdException w:name="Medium Grid 1 Accent 6" w:uiPriority="67"/>
-    <w:lsdException w:name="Medium Grid 2 Accent 6" w:uiPriority="68"/>
-    <w:lsdException w:name="Medium Grid 3 Accent 6" w:uiPriority="69"/>
-    <w:lsdException w:name="Dark List Accent 6" w:uiPriority="70"/>
-    <w:lsdException w:name="Colorful Shading Accent 6" w:uiPriority="71"/>
-    <w:lsdException w:name="Colorful List Accent 6" w:uiPriority="72"/>
-    <w:lsdException w:name="Colorful Grid Accent 6" w:uiPriority="73"/>
-    <w:lsdException w:name="Subtle Emphasis" w:uiPriority="19" w:qFormat="1"/>
-    <w:lsdException w:name="Intense Emphasis" w:uiPriority="21" w:qFormat="1"/>
-    <w:lsdException w:name="Subtle Reference" w:uiPriority="31" w:qFormat="1"/>
-    <w:lsdException w:name="Intense Reference" w:uiPriority="32" w:qFormat="1"/>
-    <w:lsdException w:name="Book Title" w:uiPriority="33" w:qFormat="1"/>
-    <w:lsdException w:name="Bibliography" w:semiHidden="1" w:uiPriority="37" w:unhideWhenUsed="1"/>
-    <w:lsdException w:name="TOC Heading" w:semiHidden="1" w:uiPriority="39" w:unhideWhenUsed="1" w:qFormat="1"/>
-    <w:lsdException w:name="Plain Table 1" w:uiPriority="41"/>
-    <w:lsdException w:name="Plain Table 2" w:uiPriority="42"/>
-    <w:lsdException w:name="Plain Table 3" w:uiPriority="43"/>
-    <w:lsdException w:name="Plain Table 4" w:uiPriority="44"/>
-    <w:lsdException w:name="Plain Table 5" w:uiPriority="45"/>
-    <w:lsdException w:name="Grid Table Light" w:uiPriority="40"/>
-    <w:lsdException w:name="Grid Table 1 Light" w:uiPriority="46"/>
-    <w:lsdException w:name="Grid Table 2" w:uiPriority="47"/>
-    <w:lsdException w:name="Grid Table 3" w:uiPriority="48"/>
-    <w:lsdException w:name="Grid Table 4" w:uiPriority="49"/>
-    <w:lsdException w:name="Grid Table 5 Dark" w:uiPriority="50"/>
-    <w:lsdException w:name="Grid Table 6 Colorful" w:uiPriority="51"/>
-    <w:lsdException w:name="Grid Table 7 Colorful" w:uiPriority="52"/>
-    <w:lsdException w:name="Grid Table 1 Light Accent 1" w:uiPriority="46"/>
-    <w:lsdException w:name="Grid Table 2 Accent 1" w:uiPriority="47"/>
-    <w:lsdException w:name="Grid Table 3 Accent 1" w:uiPriority="48"/>
-    <w:lsdException w:name="Grid Table 4 Accent 1" w:uiPriority="49"/>
-    <w:lsdException w:name="Grid Table 5 Dark Accent 1" w:uiPriority="50"/>
-    <w:lsdException w:name="Grid Table 6 Colorful Accent 1" w:uiPriority="51"/>
-    <w:lsdException w:name="Grid Table 7 Colorful Accent 1" w:uiPriority="52"/>
-    <w:lsdException w:name="Grid Table 1 Light Accent 2" w:uiPriority="46"/>
-    <w:lsdException w:name="Grid Table 2 Accent 2" w:uiPriority="47"/>
-    <w:lsdException w:name="Grid Table 3 Accent 2" w:uiPriority="48"/>
-    <w:lsdException w:name="Grid Table 4 Accent 2" w:uiPriority="49"/>
-    <w:lsdException w:name="Grid Table 5 Dark Accent 2" w:uiPriority="50"/>
-    <w:lsdException w:name="Grid Table 6 Colorful Accent 2" w:uiPriority="51"/>
-    <w:lsdException w:name="Grid Table 7 Colorful Accent 2" w:uiPriority="52"/>
-    <w:lsdException w:name="Grid Table 1 Light Accent 3" w:uiPriority="46"/>
-    <w:lsdException w:name="Grid Table 2 Accent 3" w:uiPriority="47"/>
-    <w:lsdException w:name="Grid Table 3 Accent 3" w:uiPriority="48"/>
-    <w:lsdException w:name="Grid Table 4 Accent 3" w:uiPriority="49"/>
-    <w:lsdException w:name="Grid Table 5 Dark Accent 3" w:uiPriority="50"/>
-    <w:lsdException w:name="Grid Table 6 Colorful Accent 3" w:uiPriority="51"/>
-    <w:lsdException w:name="Grid Table 7 Colorful Accent 3" w:uiPriority="52"/>
-    <w:lsdException w:name="Grid Table 1 Light Accent 4" w:uiPriority="46"/>
-    <w:lsdException w:name="Grid Table 2 Accent 4" w:uiPriority="47"/>
-    <w:lsdException w:name="Grid Table 3 Accent 4" w:uiPriority="48"/>
-    <w:lsdException w:name="Grid Table 4 Accent 4" w:uiPriority="49"/>
-    <w:lsdException w:name="Grid Table 5 Dark Accent 4" w:uiPriority="50"/>
-    <w:lsdException w:name="Grid Table 6 Colorful Accent 4" w:uiPriority="51"/>
-    <w:lsdException w:name="Grid Table 7 Colorful Accent 4" w:uiPriority="52"/>
-    <w:lsdException w:name="Grid Table 1 Light Accent 5" w:uiPriority="46"/>
-    <w:lsdException w:name="Grid Table 2 Accent 5" w:uiPriority="47"/>
-    <w:lsdException w:name="Grid Table 3 Accent 5" w:uiPriority="48"/>
-    <w:lsdException w:name="Grid Table 4 Accent 5" w:uiPriority="49"/>
-    <w:lsdException w:name="Grid Table 5 Dark Accent 5" w:uiPriority="50"/>
-    <w:lsdException w:name="Grid Table 6 Colorful Accent 5" w:uiPriority="51"/>
-    <w:lsdException w:name="Grid Table 7 Colorful Accent 5" w:uiPriority="52"/>
-    <w:lsdException w:name="Grid Table 1 Light Accent 6" w:uiPriority="46"/>
-    <w:lsdException w:name="Grid Table 2 Accent 6" w:uiPriority="47"/>
-    <w:lsdException w:name="Grid Table 3 Accent 6" w:uiPriority="48"/>
-    <w:lsdException w:name="Grid Table 4 Accent 6" w:uiPriority="49"/>
-    <w:lsdException w:name="Grid Table 5 Dark Accent 6" w:uiPriority="50"/>
-    <w:lsdException w:name="Grid Table 6 Colorful Accent 6" w:uiPriority="51"/>
-    <w:lsdException w:name="Grid Table 7 Colorful Accent 6" w:uiPriority="52"/>
-    <w:lsdException w:name="List Table 1 Light" w:uiPriority="46"/>
-    <w:lsdException w:name="List Table 2" w:uiPriority="47"/>
-    <w:lsdException w:name="List Table 3" w:uiPriority="48"/>
-    <w:lsdException w:name="List Table 4" w:uiPriority="49"/>
-    <w:lsdException w:name="List Table 5 Dark" w:uiPriority="50"/>
-    <w:lsdException w:name="List Table 6 Colorful" w:uiPriority="51"/>
-    <w:lsdException w:name="List Table 7 Colorful" w:uiPriority="52"/>
-    <w:lsdException w:name="List Table 1 Light Accent 1" w:uiPriority="46"/>
-    <w:lsdException w:name="List Table 2 Accent 1" w:uiPriority="47"/>
-    <w:lsdException w:name="List Table 3 Accent 1" w:uiPriority="48"/>
-    <w:lsdException w:name="List Table 4 Accent 1" w:uiPriority="49"/>
-    <w:lsdException w:name="List Table 5 Dark Accent 1" w:uiPriority="50"/>
-    <w:lsdException w:name="List Table 6 Colorful Accent 1" w:uiPriority="51"/>
-    <w:lsdException w:name="List Table 7 Colorful Accent 1" w:uiPriority="52"/>
-    <w:lsdException w:name="List Table 1 Light Accent 2" w:uiPriority="46"/>
-    <w:lsdException w:name="List Table 2 Accent 2" w:uiPriority="47"/>
-    <w:lsdException w:name="List Table 3 Accent 2" w:uiPriority="48"/>
-    <w:lsdException w:name="List Table 4 Accent 2" w:uiPriority="49"/>
-    <w:lsdException w:name="List Table 5 Dark Accent 2" w:uiPriority="50"/>
-    <w:lsdException w:name="List Table 6 Colorful Accent 2" w:uiPriority="51"/>
-    <w:lsdException w:name="List Table 7 Colorful Accent 2" w:uiPriority="52"/>
-    <w:lsdException w:name="List Table 1 Light Accent 3" w:uiPriority="46"/>
-    <w:lsdException w:name="List Table 2 Accent 3" w:uiPriority="47"/>
-    <w:lsdException w:name="List Table 3 Accent 3" w:uiPriority="48"/>
-    <w:lsdException w:name="List Table 4 Accent 3" w:uiPriority="49"/>
-    <w:lsdException w:name="List Table 5 Dark Accent 3" w:uiPriority="50"/>
-    <w:lsdException w:name="List Table 6 Colorful Accent 3" w:uiPriority="51"/>
-    <w:lsdException w:name="List Table 7 Colorful Accent 3" w:uiPriority="52"/>
-    <w:lsdException w:name="List Table 1 Light Accent 4" w:uiPriority="46"/>
-    <w:lsdException w:name="List Table 2 Accent 4" w:uiPriority="47"/>
-    <w:lsdException w:name="List Table 3 Accent 4" w:uiPriority="48"/>
-    <w:lsdException w:name="List Table 4 Accent 4" w:uiPriority="49"/>
-    <w:lsdException w:name="List Table 5 Dark Accent 4" w:uiPriority="50"/>
-    <w:lsdException w:name="List Table 6 Colorful Accent 4" w:uiPriority="51"/>
-    <w:lsdException w:name="List Table 7 Colorful Accent 4" w:uiPriority="52"/>
-    <w:lsdException w:name="List Table 1 Light Accent 5" w:uiPriority="46"/>
-    <w:lsdException w:name="List Table 2 Accent 5" w:uiPriority="47"/>
-    <w:lsdException w:name="List Table 3 Accent 5" w:uiPriority="48"/>
-    <w:lsdException w:name="List Table 4 Accent 5" w:uiPriority="49"/>
-    <w:lsdException w:name="List Table 5 Dark Accent 5" w:uiPriority="50"/>
-    <w:lsdException w:name="List Table 6 Colorful Accent 5" w:uiPriority="51"/>
-    <w:lsdException w:name="List Table 7 Colorful Accent 5" w:uiPriority="52"/>
-    <w:lsdException w:name="List Table 1 Light Accent 6" w:uiPriority="46"/>
-    <w:lsdException w:name="List Table 2 Accent 6" w:uiPriority="47"/>
-    <w:lsdException w:name="List Table 3 Accent 6" w:uiPriority="48"/>
-    <w:lsdException w:name="List Table 4 Accent 6" w:uiPriority="49"/>
-    <w:lsdException w:name="List Table 5 Dark Accent 6" w:uiPriority="50"/>
-    <w:lsdException w:name="List Table 6 Colorful Accent 6" w:uiPriority="51"/>
-    <w:lsdException w:name="List Table 7 Colorful Accent 6" w:uiPriority="52"/>
+  <w:latentStyles w:defLockedState="0" w:defUIPriority="99" w:defSemiHidden="1" w:defUnhideWhenUsed="1" w:defQFormat="0" w:count="267">
+    <w:lsdException w:name="Normal" w:semiHidden="0" w:uiPriority="0" w:unhideWhenUsed="0" w:qFormat="1"/>
+    <w:lsdException w:name="heading 1" w:semiHidden="0" w:uiPriority="9" w:unhideWhenUsed="0" w:qFormat="1"/>
+    <w:lsdException w:name="heading 2" w:uiPriority="9" w:qFormat="1"/>
+    <w:lsdException w:name="heading 3" w:uiPriority="9" w:qFormat="1"/>
+    <w:lsdException w:name="heading 4" w:uiPriority="9" w:qFormat="1"/>
+    <w:lsdException w:name="heading 5" w:uiPriority="9" w:qFormat="1"/>
+    <w:lsdException w:name="heading 6" w:uiPriority="9" w:qFormat="1"/>
+    <w:lsdException w:name="heading 7" w:uiPriority="9" w:qFormat="1"/>
+    <w:lsdException w:name="heading 8" w:uiPriority="9" w:qFormat="1"/>
+    <w:lsdException w:name="heading 9" w:uiPriority="9" w:qFormat="1"/>
+    <w:lsdException w:name="toc 1" w:uiPriority="39"/>
+    <w:lsdException w:name="toc 2" w:uiPriority="39"/>
+    <w:lsdException w:name="toc 3" w:uiPriority="39"/>
+    <w:lsdException w:name="toc 4" w:uiPriority="39"/>
+    <w:lsdException w:name="toc 5" w:uiPriority="39"/>
+    <w:lsdException w:name="toc 6" w:uiPriority="39"/>
+    <w:lsdException w:name="toc 7" w:uiPriority="39"/>
+    <w:lsdException w:name="toc 8" w:uiPriority="39"/>
+    <w:lsdException w:name="toc 9" w:uiPriority="39"/>
+    <w:lsdException w:name="caption" w:uiPriority="35" w:qFormat="1"/>
+    <w:lsdException w:name="Title" w:semiHidden="0" w:uiPriority="10" w:unhideWhenUsed="0" w:qFormat="1"/>
+    <w:lsdException w:name="Default Paragraph Font" w:uiPriority="1"/>
+    <w:lsdException w:name="Subtitle" w:semiHidden="0" w:uiPriority="11" w:unhideWhenUsed="0" w:qFormat="1"/>
+    <w:lsdException w:name="Strong" w:semiHidden="0" w:uiPriority="22" w:unhideWhenUsed="0" w:qFormat="1"/>
+    <w:lsdException w:name="Emphasis" w:semiHidden="0" w:uiPriority="20" w:unhideWhenUsed="0" w:qFormat="1"/>
+    <w:lsdException w:name="Table Grid" w:semiHidden="0" w:uiPriority="59" w:unhideWhenUsed="0"/>
+    <w:lsdException w:name="Placeholder Text" w:unhideWhenUsed="0"/>
+    <w:lsdException w:name="No Spacing" w:semiHidden="0" w:uiPriority="1" w:unhideWhenUsed="0" w:qFormat="1"/>
+    <w:lsdException w:name="Light Shading" w:semiHidden="0" w:uiPriority="60" w:unhideWhenUsed="0"/>
+    <w:lsdException w:name="Light List" w:semiHidden="0" w:uiPriority="61" w:unhideWhenUsed="0"/>
+    <w:lsdException w:name="Light Grid" w:semiHidden="0" w:uiPriority="62" w:unhideWhenUsed="0"/>
+    <w:lsdException w:name="Medium Shading 1" w:semiHidden="0" w:uiPriority="63" w:unhideWhenUsed="0"/>
+    <w:lsdException w:name="Medium Shading 2" w:semiHidden="0" w:uiPriority="64" w:unhideWhenUsed="0"/>
+    <w:lsdException w:name="Medium List 1" w:semiHidden="0" w:uiPriority="65" w:unhideWhenUsed="0"/>
+    <w:lsdException w:name="Medium List 2" w:semiHidden="0" w:uiPriority="66" w:unhideWhenUsed="0"/>
+    <w:lsdException w:name="Medium Grid 1" w:semiHidden="0" w:uiPriority="67" w:unhideWhenUsed="0"/>
+    <w:lsdException w:name="Medium Grid 2" w:semiHidden="0" w:uiPriority="68" w:unhideWhenUsed="0"/>
+    <w:lsdException w:name="Medium Grid 3" w:semiHidden="0" w:uiPriority="69" w:unhideWhenUsed="0"/>
+    <w:lsdException w:name="Dark List" w:semiHidden="0" w:uiPriority="70" w:unhideWhenUsed="0"/>
+    <w:lsdException w:name="Colorful Shading" w:semiHidden="0" w:uiPriority="71" w:unhideWhenUsed="0"/>
+    <w:lsdException w:name="Colorful List" w:semiHidden="0" w:uiPriority="72" w:unhideWhenUsed="0"/>
+    <w:lsdException w:name="Colorful Grid" w:semiHidden="0" w:uiPriority="73" w:unhideWhenUsed="0"/>
+    <w:lsdException w:name="Light Shading Accent 1" w:semiHidden="0" w:uiPriority="60" w:unhideWhenUsed="0"/>
+    <w:lsdException w:name="Light List Accent 1" w:semiHidden="0" w:uiPriority="61" w:unhideWhenUsed="0"/>
+    <w:lsdException w:name="Light Grid Accent 1" w:semiHidden="0" w:uiPriority="62" w:unhideWhenUsed="0"/>
+    <w:lsdException w:name="Medium Shading 1 Accent 1" w:semiHidden="0" w:uiPriority="63" w:unhideWhenUsed="0"/>
+    <w:lsdException w:name="Medium Shading 2 Accent 1" w:semiHidden="0" w:uiPriority="64" w:unhideWhenUsed="0"/>
+    <w:lsdException w:name="Medium List 1 Accent 1" w:semiHidden="0" w:uiPriority="65" w:unhideWhenUsed="0"/>
+    <w:lsdException w:name="Revision" w:unhideWhenUsed="0"/>
+    <w:lsdException w:name="List Paragraph" w:semiHidden="0" w:uiPriority="34" w:unhideWhenUsed="0" w:qFormat="1"/>
+    <w:lsdException w:name="Quote" w:semiHidden="0" w:uiPriority="29" w:unhideWhenUsed="0" w:qFormat="1"/>
+    <w:lsdException w:name="Intense Quote" w:semiHidden="0" w:uiPriority="30" w:unhideWhenUsed="0" w:qFormat="1"/>
+    <w:lsdException w:name="Medium List 2 Accent 1" w:semiHidden="0" w:uiPriority="66" w:unhideWhenUsed="0"/>
+    <w:lsdException w:name="Medium Grid 1 Accent 1" w:semiHidden="0" w:uiPriority="67" w:unhideWhenUsed="0"/>
+    <w:lsdException w:name="Medium Grid 2 Accent 1" w:semiHidden="0" w:uiPriority="68" w:unhideWhenUsed="0"/>
+    <w:lsdException w:name="Medium Grid 3 Accent 1" w:semiHidden="0" w:uiPriority="69" w:unhideWhenUsed="0"/>
+    <w:lsdException w:name="Dark List Accent 1" w:semiHidden="0" w:uiPriority="70" w:unhideWhenUsed="0"/>
+    <w:lsdException w:name="Colorful Shading Accent 1" w:semiHidden="0" w:uiPriority="71" w:unhideWhenUsed="0"/>
+    <w:lsdException w:name="Colorful List Accent 1" w:semiHidden="0" w:uiPriority="72" w:unhideWhenUsed="0"/>
+    <w:lsdException w:name="Colorful Grid Accent 1" w:semiHidden="0" w:uiPriority="73" w:unhideWhenUsed="0"/>
+    <w:lsdException w:name="Light Shading Accent 2" w:semiHidden="0" w:uiPriority="60" w:unhideWhenUsed="0"/>
+    <w:lsdException w:name="Light List Accent 2" w:semiHidden="0" w:uiPriority="61" w:unhideWhenUsed="0"/>
+    <w:lsdException w:name="Light Grid Accent 2" w:semiHidden="0" w:uiPriority="62" w:unhideWhenUsed="0"/>
+    <w:lsdException w:name="Medium Shading 1 Accent 2" w:semiHidden="0" w:uiPriority="63" w:unhideWhenUsed="0"/>
+    <w:lsdException w:name="Medium Shading 2 Accent 2" w:semiHidden="0" w:uiPriority="64" w:unhideWhenUsed="0"/>
+    <w:lsdException w:name="Medium List 1 Accent 2" w:semiHidden="0" w:uiPriority="65" w:unhideWhenUsed="0"/>
+    <w:lsdException w:name="Medium List 2 Accent 2" w:semiHidden="0" w:uiPriority="66" w:unhideWhenUsed="0"/>
+    <w:lsdException w:name="Medium Grid 1 Accent 2" w:semiHidden="0" w:uiPriority="67" w:unhideWhenUsed="0"/>
+    <w:lsdException w:name="Medium Grid 2 Accent 2" w:semiHidden="0" w:uiPriority="68" w:unhideWhenUsed="0"/>
+    <w:lsdException w:name="Medium Grid 3 Accent 2" w:semiHidden="0" w:uiPriority="69" w:unhideWhenUsed="0"/>
+    <w:lsdException w:name="Dark List Accent 2" w:semiHidden="0" w:uiPriority="70" w:unhideWhenUsed="0"/>
+    <w:lsdException w:name="Colorful Shading Accent 2" w:semiHidden="0" w:uiPriority="71" w:unhideWhenUsed="0"/>
+    <w:lsdException w:name="Colorful List Accent 2" w:semiHidden="0" w:uiPriority="72" w:unhideWhenUsed="0"/>
+    <w:lsdException w:name="Colorful Grid Accent 2" w:semiHidden="0" w:uiPriority="73" w:unhideWhenUsed="0"/>
+    <w:lsdException w:name="Light Shading Accent 3" w:semiHidden="0" w:uiPriority="60" w:unhideWhenUsed="0"/>
+    <w:lsdException w:name="Light List Accent 3" w:semiHidden="0" w:uiPriority="61" w:unhideWhenUsed="0"/>
+    <w:lsdException w:name="Light Grid Accent 3" w:semiHidden="0" w:uiPriority="62" w:unhideWhenUsed="0"/>
+    <w:lsdException w:name="Medium Shading 1 Accent 3" w:semiHidden="0" w:uiPriority="63" w:unhideWhenUsed="0"/>
+    <w:lsdException w:name="Medium Shading 2 Accent 3" w:semiHidden="0" w:uiPriority="64" w:unhideWhenUsed="0"/>
+    <w:lsdException w:name="Medium List 1 Accent 3" w:semiHidden="0" w:uiPriority="65" w:unhideWhenUsed="0"/>
+    <w:lsdException w:name="Medium List 2 Accent 3" w:semiHidden="0" w:uiPriority="66" w:unhideWhenUsed="0"/>
+    <w:lsdException w:name="Medium Grid 1 Accent 3" w:semiHidden="0" w:uiPriority="67" w:unhideWhenUsed="0"/>
+    <w:lsdException w:name="Medium Grid 2 Accent 3" w:semiHidden="0" w:uiPriority="68" w:unhideWhenUsed="0"/>
+    <w:lsdException w:name="Medium Grid 3 Accent 3" w:semiHidden="0" w:uiPriority="69" w:unhideWhenUsed="0"/>
+    <w:lsdException w:name="Dark List Accent 3" w:semiHidden="0" w:uiPriority="70" w:unhideWhenUsed="0"/>
+    <w:lsdException w:name="Colorful Shading Accent 3" w:semiHidden="0" w:uiPriority="71" w:unhideWhenUsed="0"/>
+    <w:lsdException w:name="Colorful List Accent 3" w:semiHidden="0" w:uiPriority="72" w:unhideWhenUsed="0"/>
+    <w:lsdException w:name="Colorful Grid Accent 3" w:semiHidden="0" w:uiPriority="73" w:unhideWhenUsed="0"/>
+    <w:lsdException w:name="Light Shading Accent 4" w:semiHidden="0" w:uiPriority="60" w:unhideWhenUsed="0"/>
+    <w:lsdException w:name="Light List Accent 4" w:semiHidden="0" w:uiPriority="61" w:unhideWhenUsed="0"/>
+    <w:lsdException w:name="Light Grid Accent 4" w:semiHidden="0" w:uiPriority="62" w:unhideWhenUsed="0"/>
+    <w:lsdException w:name="Medium Shading 1 Accent 4" w:semiHidden="0" w:uiPriority="63" w:unhideWhenUsed="0"/>
+    <w:lsdException w:name="Medium Shading 2 Accent 4" w:semiHidden="0" w:uiPriority="64" w:unhideWhenUsed="0"/>
+    <w:lsdException w:name="Medium List 1 Accent 4" w:semiHidden="0" w:uiPriority="65" w:unhideWhenUsed="0"/>
+    <w:lsdException w:name="Medium List 2 Accent 4" w:semiHidden="0" w:uiPriority="66" w:unhideWhenUsed="0"/>
+    <w:lsdException w:name="Medium Grid 1 Accent 4" w:semiHidden="0" w:uiPriority="67" w:unhideWhenUsed="0"/>
+    <w:lsdException w:name="Medium Grid 2 Accent 4" w:semiHidden="0" w:uiPriority="68" w:unhideWhenUsed="0"/>
+    <w:lsdException w:name="Medium Grid 3 Accent 4" w:semiHidden="0" w:uiPriority="69" w:unhideWhenUsed="0"/>
+    <w:lsdException w:name="Dark List Accent 4" w:semiHidden="0" w:uiPriority="70" w:unhideWhenUsed="0"/>
+    <w:lsdException w:name="Colorful Shading Accent 4" w:semiHidden="0" w:uiPriority="71" w:unhideWhenUsed="0"/>
+    <w:lsdException w:name="Colorful List Accent 4" w:semiHidden="0" w:uiPriority="72" w:unhideWhenUsed="0"/>
+    <w:lsdException w:name="Colorful Grid Accent 4" w:semiHidden="0" w:uiPriority="73" w:unhideWhenUsed="0"/>
+    <w:lsdException w:name="Light Shading Accent 5" w:semiHidden="0" w:uiPriority="60" w:unhideWhenUsed="0"/>
+    <w:lsdException w:name="Light List Accent 5" w:semiHidden="0" w:uiPriority="61" w:unhideWhenUsed="0"/>
+    <w:lsdException w:name="Light Grid Accent 5" w:semiHidden="0" w:uiPriority="62" w:unhideWhenUsed="0"/>
+    <w:lsdException w:name="Medium Shading 1 Accent 5" w:semiHidden="0" w:uiPriority="63" w:unhideWhenUsed="0"/>
+    <w:lsdException w:name="Medium Shading 2 Accent 5" w:semiHidden="0" w:uiPriority="64" w:unhideWhenUsed="0"/>
+    <w:lsdException w:name="Medium List 1 Accent 5" w:semiHidden="0" w:uiPriority="65" w:unhideWhenUsed="0"/>
+    <w:lsdException w:name="Medium List 2 Accent 5" w:semiHidden="0" w:uiPriority="66" w:unhideWhenUsed="0"/>
+    <w:lsdException w:name="Medium Grid 1 Accent 5" w:semiHidden="0" w:uiPriority="67" w:unhideWhenUsed="0"/>
+    <w:lsdException w:name="Medium Grid 2 Accent 5" w:semiHidden="0" w:uiPriority="68" w:unhideWhenUsed="0"/>
+    <w:lsdException w:name="Medium Grid 3 Accent 5" w:semiHidden="0" w:uiPriority="69" w:unhideWhenUsed="0"/>
+    <w:lsdException w:name="Dark List Accent 5" w:semiHidden="0" w:uiPriority="70" w:unhideWhenUsed="0"/>
+    <w:lsdException w:name="Colorful Shading Accent 5" w:semiHidden="0" w:uiPriority="71" w:unhideWhenUsed="0"/>
+    <w:lsdException w:name="Colorful List Accent 5" w:semiHidden="0" w:uiPriority="72" w:unhideWhenUsed="0"/>
+    <w:lsdException w:name="Colorful Grid Accent 5" w:semiHidden="0" w:uiPriority="73" w:unhideWhenUsed="0"/>
+    <w:lsdException w:name="Light Shading Accent 6" w:semiHidden="0" w:uiPriority="60" w:unhideWhenUsed="0"/>
+    <w:lsdException w:name="Light List Accent 6" w:semiHidden="0" w:uiPriority="61" w:unhideWhenUsed="0"/>
+    <w:lsdException w:name="Light Grid Accent 6" w:semiHidden="0" w:uiPriority="62" w:unhideWhenUsed="0"/>
+    <w:lsdException w:name="Medium Shading 1 Accent 6" w:semiHidden="0" w:uiPriority="63" w:unhideWhenUsed="0"/>
+    <w:lsdException w:name="Medium Shading 2 Accent 6" w:semiHidden="0" w:uiPriority="64" w:unhideWhenUsed="0"/>
+    <w:lsdException w:name="Medium List 1 Accent 6" w:semiHidden="0" w:uiPriority="65" w:unhideWhenUsed="0"/>
+    <w:lsdException w:name="Medium List 2 Accent 6" w:semiHidden="0" w:uiPriority="66" w:unhideWhenUsed="0"/>
+    <w:lsdException w:name="Medium Grid 1 Accent 6" w:semiHidden="0" w:uiPriority="67" w:unhideWhenUsed="0"/>
+    <w:lsdException w:name="Medium Grid 2 Accent 6" w:semiHidden="0" w:uiPriority="68" w:unhideWhenUsed="0"/>
+    <w:lsdException w:name="Medium Grid 3 Accent 6" w:semiHidden="0" w:uiPriority="69" w:unhideWhenUsed="0"/>
+    <w:lsdException w:name="Dark List Accent 6" w:semiHidden="0" w:uiPriority="70" w:unhideWhenUsed="0"/>
+    <w:lsdException w:name="Colorful Shading Accent 6" w:semiHidden="0" w:uiPriority="71" w:unhideWhenUsed="0"/>
+    <w:lsdException w:name="Colorful List Accent 6" w:semiHidden="0" w:uiPriority="72" w:unhideWhenUsed="0"/>
+    <w:lsdException w:name="Colorful Grid Accent 6" w:semiHidden="0" w:uiPriority="73" w:unhideWhenUsed="0"/>
+    <w:lsdException w:name="Subtle Emphasis" w:semiHidden="0" w:uiPriority="19" w:unhideWhenUsed="0" w:qFormat="1"/>
+    <w:lsdException w:name="Intense Emphasis" w:semiHidden="0" w:uiPriority="21" w:unhideWhenUsed="0" w:qFormat="1"/>
+    <w:lsdException w:name="Subtle Reference" w:semiHidden="0" w:uiPriority="31" w:unhideWhenUsed="0" w:qFormat="1"/>
+    <w:lsdException w:name="Intense Reference" w:semiHidden="0" w:uiPriority="32" w:unhideWhenUsed="0" w:qFormat="1"/>
+    <w:lsdException w:name="Book Title" w:semiHidden="0" w:uiPriority="33" w:unhideWhenUsed="0" w:qFormat="1"/>
+    <w:lsdException w:name="Bibliography" w:uiPriority="37"/>
+    <w:lsdException w:name="TOC Heading" w:uiPriority="39" w:qFormat="1"/>
+  </w:latentStyles>
+  <w:style w:type="paragraph" w:default="1" w:styleId="Normal">
+    <w:name w:val="Normal"/>
+    <w:qFormat/>
+    <w:rsid w:val="002B3D5C"/>
+    <w:rPr>
+      <w:rFonts w:cs="Times New Roman"/>
+    </w:rPr>
+  </w:style>
+  <w:style w:type="paragraph" w:styleId="Heading1">
+    <w:name w:val="heading 1"/>
+    <w:basedOn w:val="Normal"/>
+    <w:next w:val="Normal"/>
+    <w:link w:val="Heading1Char"/>
+    <w:uiPriority w:val="9"/>
+    <w:qFormat/>
+    <w:rsid w:val="00A45680"/>
+    <w:pPr>
+      <w:keepNext/>
+      <w:keepLines/>
+      <w:spacing w:before="480" w:after="0"/>
+      <w:outlineLvl w:val="0"/>
+    </w:pPr>
+    <w:rPr>
+      <w:rFonts w:asciiTheme="majorHAnsi" w:eastAsiaTheme="majorEastAsia" w:hAnsiTheme="majorHAnsi"/>
+      <w:b/>
+      <w:bCs/>
+      <w:color w:val="365F91" w:themeColor="accent1" w:themeShade="BF"/>
+      <w:sz w:val="28"/>
+      <w:szCs w:val="28"/>
+    </w:rPr>
+  </w:style>
+  <w:style w:type="paragraph" w:styleId="Heading2">
+    <w:name w:val="heading 2"/>
+    <w:basedOn w:val="Normal"/>
+    <w:next w:val="Normal"/>
+    <w:link w:val="Heading2Char"/>
+    <w:uiPriority w:val="9"/>
+    <w:unhideWhenUsed/>
+    <w:qFormat/>
+    <w:rsid w:val="00A45680"/>
+    <w:pPr>
+      <w:keepNext/>
+      <w:keepLines/>
+      <w:spacing w:before="200" w:after="0"/>
+      <w:outlineLvl w:val="1"/>
+    </w:pPr>
+    <w:rPr>
+      <w:rFonts w:asciiTheme="majorHAnsi" w:eastAsiaTheme="majorEastAsia" w:hAnsiTheme="majorHAnsi"/>
+      <w:b/>
+      <w:bCs/>
+      <w:color w:val="4F81BD" w:themeColor="accent1"/>
+      <w:sz w:val="26"/>
+      <w:szCs w:val="26"/>
+    </w:rPr>
+  </w:style>
+  <w:style w:type="paragraph" w:styleId="Heading3">
+    <w:name w:val="heading 3"/>
+    <w:basedOn w:val="Normal"/>
+    <w:next w:val="Normal"/>
+    <w:link w:val="Heading3Char"/>
+    <w:uiPriority w:val="9"/>
+    <w:unhideWhenUsed/>
+    <w:qFormat/>
+    <w:rsid w:val="00663D82"/>
+    <w:pPr>
+      <w:keepNext/>
+      <w:keepLines/>
+      <w:spacing w:before="200" w:after="0"/>
+      <w:outlineLvl w:val="2"/>
+    </w:pPr>
+    <w:rPr>
+      <w:rFonts w:asciiTheme="majorHAnsi" w:eastAsiaTheme="majorEastAsia" w:hAnsiTheme="majorHAnsi"/>
+      <w:b/>
+      <w:bCs/>
+      <w:color w:val="4F81BD" w:themeColor="accent1"/>
+    </w:rPr>
+  </w:style>
+  <w:style w:type="paragraph" w:styleId="Heading4">
+    <w:name w:val="heading 4"/>
+    <w:basedOn w:val="Normal"/>
+    <w:next w:val="Normal"/>
+    <w:link w:val="Heading4Char"/>
+    <w:uiPriority w:val="9"/>
+    <w:semiHidden/>
+    <w:unhideWhenUsed/>
+    <w:qFormat/>
+    <w:rsid w:val="00CA41A6"/>
+    <w:pPr>
+      <w:keepNext/>
+      <w:keepLines/>
+      <w:spacing w:before="200" w:after="0"/>
+      <w:outlineLvl w:val="3"/>
+    </w:pPr>
+    <w:rPr>
+      <w:rFonts w:asciiTheme="majorHAnsi" w:eastAsiaTheme="majorEastAsia" w:hAnsiTheme="majorHAnsi" w:cstheme="majorBidi"/>
+      <w:b/>
+      <w:bCs/>
+      <w:i/>
+      <w:iCs/>
+      <w:color w:val="4F81BD" w:themeColor="accent1"/>
+    </w:rPr>
+  </w:style>
+  <w:style w:type="character" w:default="1" w:styleId="DefaultParagraphFont">
+    <w:name w:val="Default Paragraph Font"/>
+    <w:uiPriority w:val="1"/>
+    <w:semiHidden/>
+    <w:unhideWhenUsed/>
+  </w:style>
+  <w:style w:type="table" w:default="1" w:styleId="TableNormal">
+    <w:name w:val="Normal Table"/>
+    <w:uiPriority w:val="99"/>
+    <w:semiHidden/>
+    <w:unhideWhenUsed/>
+    <w:tblPr>
+      <w:tblInd w:w="0" w:type="dxa"/>
+      <w:tblCellMar>
+        <w:top w:w="0" w:type="dxa"/>
+        <w:left w:w="108" w:type="dxa"/>
+        <w:bottom w:w="0" w:type="dxa"/>
+        <w:right w:w="108" w:type="dxa"/>
+      </w:tblCellMar>
+    </w:tblPr>
+  </w:style>
+  <w:style w:type="numbering" w:default="1" w:styleId="NoList">
+    <w:name w:val="No List"/>
+    <w:uiPriority w:val="99"/>
+    <w:semiHidden/>
+    <w:unhideWhenUsed/>
+  </w:style>
+  <w:style w:type="character" w:customStyle="1" w:styleId="Heading1Char">
+    <w:name w:val="Heading 1 Char"/>
+    <w:basedOn w:val="DefaultParagraphFont"/>
+    <w:link w:val="Heading1"/>
+    <w:uiPriority w:val="9"/>
+    <w:locked/>
+    <w:rsid w:val="00A45680"/>
+    <w:rPr>
+      <w:rFonts w:asciiTheme="majorHAnsi" w:eastAsiaTheme="majorEastAsia" w:hAnsiTheme="majorHAnsi" w:cs="Times New Roman"/>
+      <w:b/>
+      <w:bCs/>
+      <w:color w:val="365F91" w:themeColor="accent1" w:themeShade="BF"/>
+      <w:sz w:val="28"/>
+      <w:szCs w:val="28"/>
+    </w:rPr>
+  </w:style>
+  <w:style w:type="character" w:customStyle="1" w:styleId="Heading2Char">
+    <w:name w:val="Heading 2 Char"/>
+    <w:basedOn w:val="DefaultParagraphFont"/>
+    <w:link w:val="Heading2"/>
+    <w:uiPriority w:val="9"/>
+    <w:locked/>
+    <w:rsid w:val="00A45680"/>
+    <w:rPr>
+      <w:rFonts w:asciiTheme="majorHAnsi" w:eastAsiaTheme="majorEastAsia" w:hAnsiTheme="majorHAnsi" w:cs="Times New Roman"/>
+      <w:b/>
+      <w:bCs/>
+      <w:color w:val="4F81BD" w:themeColor="accent1"/>
+      <w:sz w:val="26"/>
+      <w:szCs w:val="26"/>
+    </w:rPr>
+  </w:style>
+  <w:style w:type="character" w:customStyle="1" w:styleId="Heading3Char">
+    <w:name w:val="Heading 3 Char"/>
+    <w:basedOn w:val="DefaultParagraphFont"/>
+    <w:link w:val="Heading3"/>
+    <w:uiPriority w:val="9"/>
+    <w:locked/>
+    <w:rsid w:val="00663D82"/>
+    <w:rPr>
+      <w:rFonts w:asciiTheme="majorHAnsi" w:eastAsiaTheme="majorEastAsia" w:hAnsiTheme="majorHAnsi" w:cs="Times New Roman"/>
+      <w:b/>
+      <w:bCs/>
+      <w:color w:val="4F81BD" w:themeColor="accent1"/>
+    </w:rPr>
+  </w:style>
+  <w:style w:type="paragraph" w:styleId="ListParagraph">
+    <w:name w:val="List Paragraph"/>
+    <w:basedOn w:val="Normal"/>
+    <w:uiPriority w:val="34"/>
+    <w:qFormat/>
+    <w:rsid w:val="00663D82"/>
+    <w:pPr>
+      <w:numPr>
+        <w:numId w:val="2"/>
+      </w:numPr>
+      <w:contextualSpacing/>
+    </w:pPr>
+  </w:style>
+  <w:style w:type="character" w:styleId="Hyperlink">
+    <w:name w:val="Hyperlink"/>
+    <w:basedOn w:val="DefaultParagraphFont"/>
+    <w:uiPriority w:val="99"/>
+    <w:unhideWhenUsed/>
+    <w:rsid w:val="00DB14CF"/>
+    <w:rPr>
+      <w:rFonts w:cs="Times New Roman"/>
+      <w:color w:val="0000FF" w:themeColor="hyperlink"/>
+      <w:u w:val="single"/>
+    </w:rPr>
+  </w:style>
+  <w:style w:type="character" w:customStyle="1" w:styleId="1">
+    <w:name w:val="Неразрешено споменаване1"/>
+    <w:basedOn w:val="DefaultParagraphFont"/>
+    <w:uiPriority w:val="99"/>
+    <w:semiHidden/>
+    <w:unhideWhenUsed/>
+    <w:rsid w:val="00180442"/>
+    <w:rPr>
+      <w:color w:val="605E5C"/>
+      <w:shd w:val="clear" w:color="auto" w:fill="E1DFDD"/>
+    </w:rPr>
+  </w:style>
+  <w:style w:type="paragraph" w:styleId="BalloonText">
+    <w:name w:val="Balloon Text"/>
+    <w:basedOn w:val="Normal"/>
+    <w:link w:val="BalloonTextChar"/>
+    <w:uiPriority w:val="99"/>
+    <w:semiHidden/>
+    <w:unhideWhenUsed/>
+    <w:rsid w:val="000F014E"/>
+    <w:pPr>
+      <w:spacing w:after="0" w:line="240" w:lineRule="auto"/>
+    </w:pPr>
+    <w:rPr>
+      <w:rFonts w:ascii="Tahoma" w:hAnsi="Tahoma" w:cs="Tahoma"/>
+      <w:sz w:val="16"/>
+      <w:szCs w:val="16"/>
+    </w:rPr>
+  </w:style>
+  <w:style w:type="character" w:customStyle="1" w:styleId="BalloonTextChar">
+    <w:name w:val="Balloon Text Char"/>
+    <w:basedOn w:val="DefaultParagraphFont"/>
+    <w:link w:val="BalloonText"/>
+    <w:uiPriority w:val="99"/>
+    <w:semiHidden/>
+    <w:rsid w:val="000F014E"/>
+    <w:rPr>
+      <w:rFonts w:ascii="Tahoma" w:hAnsi="Tahoma" w:cs="Tahoma"/>
+      <w:sz w:val="16"/>
+      <w:szCs w:val="16"/>
+    </w:rPr>
+  </w:style>
+  <w:style w:type="character" w:styleId="FollowedHyperlink">
+    <w:name w:val="FollowedHyperlink"/>
+    <w:basedOn w:val="DefaultParagraphFont"/>
+    <w:uiPriority w:val="99"/>
+    <w:semiHidden/>
+    <w:unhideWhenUsed/>
+    <w:rsid w:val="000F014E"/>
+    <w:rPr>
+      <w:color w:val="800080" w:themeColor="followedHyperlink"/>
+      <w:u w:val="single"/>
+    </w:rPr>
+  </w:style>
+  <w:style w:type="character" w:customStyle="1" w:styleId="Heading4Char">
+    <w:name w:val="Heading 4 Char"/>
+    <w:basedOn w:val="DefaultParagraphFont"/>
+    <w:link w:val="Heading4"/>
+    <w:uiPriority w:val="9"/>
+    <w:semiHidden/>
+    <w:rsid w:val="00CA41A6"/>
+    <w:rPr>
+      <w:rFonts w:asciiTheme="majorHAnsi" w:eastAsiaTheme="majorEastAsia" w:hAnsiTheme="majorHAnsi" w:cstheme="majorBidi"/>
+      <w:b/>
+      <w:bCs/>
+      <w:i/>
+      <w:iCs/>
+      <w:color w:val="4F81BD" w:themeColor="accent1"/>
+    </w:rPr>
+  </w:style>
+  <w:style w:type="paragraph" w:styleId="NormalWeb">
+    <w:name w:val="Normal (Web)"/>
+    <w:basedOn w:val="Normal"/>
+    <w:uiPriority w:val="99"/>
+    <w:semiHidden/>
+    <w:unhideWhenUsed/>
+    <w:rsid w:val="00B52118"/>
+    <w:pPr>
+      <w:spacing w:before="100" w:beforeAutospacing="1" w:after="100" w:afterAutospacing="1" w:line="240" w:lineRule="auto"/>
+    </w:pPr>
+    <w:rPr>
+      <w:rFonts w:ascii="Times New Roman" w:hAnsi="Times New Roman"/>
+      <w:sz w:val="24"/>
+      <w:szCs w:val="24"/>
+      <w:lang w:val="en-US"/>
+    </w:rPr>
+  </w:style>
+  <w:style w:type="character" w:styleId="Strong">
+    <w:name w:val="Strong"/>
+    <w:basedOn w:val="DefaultParagraphFont"/>
+    <w:uiPriority w:val="22"/>
+    <w:qFormat/>
+    <w:rsid w:val="00B52118"/>
+    <w:rPr>
+      <w:b/>
+      <w:bCs/>
+    </w:rPr>
+  </w:style>
+  <w:style w:type="character" w:styleId="HTMLCode">
+    <w:name w:val="HTML Code"/>
+    <w:basedOn w:val="DefaultParagraphFont"/>
+    <w:uiPriority w:val="99"/>
+    <w:semiHidden/>
+    <w:unhideWhenUsed/>
+    <w:rsid w:val="00B52118"/>
+    <w:rPr>
+      <w:rFonts w:ascii="Courier New" w:eastAsia="Times New Roman" w:hAnsi="Courier New" w:cs="Courier New"/>
+      <w:sz w:val="20"/>
+      <w:szCs w:val="20"/>
+    </w:rPr>
+  </w:style>
+</w:styles>
+</file>
+
+<file path=word/stylesWithEffects.xml><?xml version="1.0" encoding="utf-8"?>
+<w:styles xmlns:wpc="http://schemas.microsoft.com/office/word/2010/wordprocessingCanvas" xmlns:mc="http://schemas.openxmlformats.org/markup-compatibility/2006" xmlns:o="urn:schemas-microsoft-com:office:office" xmlns:r="http://schemas.openxmlformats.org/officeDocument/2006/relationships" xmlns:m="http://schemas.openxmlformats.org/officeDocument/2006/math" xmlns:v="urn:schemas-microsoft-com:vml" xmlns:wp14="http://schemas.microsoft.com/office/word/2010/wordprocessingDrawing" xmlns:wp="http://schemas.openxmlformats.org/drawingml/2006/wordprocessingDrawing" xmlns:w10="urn:schemas-microsoft-com:office:word" xmlns:w="http://schemas.openxmlformats.org/wordprocessingml/2006/main" xmlns:w14="http://schemas.microsoft.com/office/word/2010/wordml" xmlns:wpg="http://schemas.microsoft.com/office/word/2010/wordprocessingGroup" xmlns:wpi="http://schemas.microsoft.com/office/word/2010/wordprocessingInk" xmlns:wne="http://schemas.microsoft.com/office/word/2006/wordml" xmlns:wps="http://schemas.microsoft.com/office/word/2010/wordprocessingShape" mc:Ignorable="w14 wp14">
+  <w:docDefaults>
+    <w:rPrDefault>
+      <w:rPr>
+        <w:rFonts w:asciiTheme="minorHAnsi" w:eastAsia="Times New Roman" w:hAnsiTheme="minorHAnsi" w:cstheme="minorHAnsi"/>
+        <w:sz w:val="22"/>
+        <w:szCs w:val="22"/>
+        <w:lang w:val="bg-BG" w:eastAsia="en-US" w:bidi="ar-SA"/>
+      </w:rPr>
+    </w:rPrDefault>
+    <w:pPrDefault>
+      <w:pPr>
+        <w:spacing w:after="200" w:line="276" w:lineRule="auto"/>
+      </w:pPr>
+    </w:pPrDefault>
+  </w:docDefaults>
+  <w:latentStyles w:defLockedState="0" w:defUIPriority="99" w:defSemiHidden="1" w:defUnhideWhenUsed="1" w:defQFormat="0" w:count="267">
+    <w:lsdException w:name="Normal" w:semiHidden="0" w:uiPriority="0" w:unhideWhenUsed="0" w:qFormat="1"/>
+    <w:lsdException w:name="heading 1" w:semiHidden="0" w:uiPriority="9" w:unhideWhenUsed="0" w:qFormat="1"/>
+    <w:lsdException w:name="heading 2" w:uiPriority="9" w:qFormat="1"/>
+    <w:lsdException w:name="heading 3" w:uiPriority="9" w:qFormat="1"/>
+    <w:lsdException w:name="heading 4" w:uiPriority="9" w:qFormat="1"/>
+    <w:lsdException w:name="heading 5" w:uiPriority="9" w:qFormat="1"/>
+    <w:lsdException w:name="heading 6" w:uiPriority="9" w:qFormat="1"/>
+    <w:lsdException w:name="heading 7" w:uiPriority="9" w:qFormat="1"/>
+    <w:lsdException w:name="heading 8" w:uiPriority="9" w:qFormat="1"/>
+    <w:lsdException w:name="heading 9" w:uiPriority="9" w:qFormat="1"/>
+    <w:lsdException w:name="toc 1" w:uiPriority="39"/>
+    <w:lsdException w:name="toc 2" w:uiPriority="39"/>
+    <w:lsdException w:name="toc 3" w:uiPriority="39"/>
+    <w:lsdException w:name="toc 4" w:uiPriority="39"/>
+    <w:lsdException w:name="toc 5" w:uiPriority="39"/>
+    <w:lsdException w:name="toc 6" w:uiPriority="39"/>
+    <w:lsdException w:name="toc 7" w:uiPriority="39"/>
+    <w:lsdException w:name="toc 8" w:uiPriority="39"/>
+    <w:lsdException w:name="toc 9" w:uiPriority="39"/>
+    <w:lsdException w:name="caption" w:uiPriority="35" w:qFormat="1"/>
+    <w:lsdException w:name="Title" w:semiHidden="0" w:uiPriority="10" w:unhideWhenUsed="0" w:qFormat="1"/>
+    <w:lsdException w:name="Default Paragraph Font" w:uiPriority="1"/>
+    <w:lsdException w:name="Subtitle" w:semiHidden="0" w:uiPriority="11" w:unhideWhenUsed="0" w:qFormat="1"/>
+    <w:lsdException w:name="Strong" w:semiHidden="0" w:uiPriority="22" w:unhideWhenUsed="0" w:qFormat="1"/>
+    <w:lsdException w:name="Emphasis" w:semiHidden="0" w:uiPriority="20" w:unhideWhenUsed="0" w:qFormat="1"/>
+    <w:lsdException w:name="Table Grid" w:semiHidden="0" w:uiPriority="59" w:unhideWhenUsed="0"/>
+    <w:lsdException w:name="Placeholder Text" w:unhideWhenUsed="0"/>
+    <w:lsdException w:name="No Spacing" w:semiHidden="0" w:uiPriority="1" w:unhideWhenUsed="0" w:qFormat="1"/>
+    <w:lsdException w:name="Light Shading" w:semiHidden="0" w:uiPriority="60" w:unhideWhenUsed="0"/>
+    <w:lsdException w:name="Light List" w:semiHidden="0" w:uiPriority="61" w:unhideWhenUsed="0"/>
+    <w:lsdException w:name="Light Grid" w:semiHidden="0" w:uiPriority="62" w:unhideWhenUsed="0"/>
+    <w:lsdException w:name="Medium Shading 1" w:semiHidden="0" w:uiPriority="63" w:unhideWhenUsed="0"/>
+    <w:lsdException w:name="Medium Shading 2" w:semiHidden="0" w:uiPriority="64" w:unhideWhenUsed="0"/>
+    <w:lsdException w:name="Medium List 1" w:semiHidden="0" w:uiPriority="65" w:unhideWhenUsed="0"/>
+    <w:lsdException w:name="Medium List 2" w:semiHidden="0" w:uiPriority="66" w:unhideWhenUsed="0"/>
+    <w:lsdException w:name="Medium Grid 1" w:semiHidden="0" w:uiPriority="67" w:unhideWhenUsed="0"/>
+    <w:lsdException w:name="Medium Grid 2" w:semiHidden="0" w:uiPriority="68" w:unhideWhenUsed="0"/>
+    <w:lsdException w:name="Medium Grid 3" w:semiHidden="0" w:uiPriority="69" w:unhideWhenUsed="0"/>
+    <w:lsdException w:name="Dark List" w:semiHidden="0" w:uiPriority="70" w:unhideWhenUsed="0"/>
+    <w:lsdException w:name="Colorful Shading" w:semiHidden="0" w:uiPriority="71" w:unhideWhenUsed="0"/>
+    <w:lsdException w:name="Colorful List" w:semiHidden="0" w:uiPriority="72" w:unhideWhenUsed="0"/>
+    <w:lsdException w:name="Colorful Grid" w:semiHidden="0" w:uiPriority="73" w:unhideWhenUsed="0"/>
+    <w:lsdException w:name="Light Shading Accent 1" w:semiHidden="0" w:uiPriority="60" w:unhideWhenUsed="0"/>
+    <w:lsdException w:name="Light List Accent 1" w:semiHidden="0" w:uiPriority="61" w:unhideWhenUsed="0"/>
+    <w:lsdException w:name="Light Grid Accent 1" w:semiHidden="0" w:uiPriority="62" w:unhideWhenUsed="0"/>
+    <w:lsdException w:name="Medium Shading 1 Accent 1" w:semiHidden="0" w:uiPriority="63" w:unhideWhenUsed="0"/>
+    <w:lsdException w:name="Medium Shading 2 Accent 1" w:semiHidden="0" w:uiPriority="64" w:unhideWhenUsed="0"/>
+    <w:lsdException w:name="Medium List 1 Accent 1" w:semiHidden="0" w:uiPriority="65" w:unhideWhenUsed="0"/>
+    <w:lsdException w:name="Revision" w:unhideWhenUsed="0"/>
+    <w:lsdException w:name="List Paragraph" w:semiHidden="0" w:uiPriority="34" w:unhideWhenUsed="0" w:qFormat="1"/>
+    <w:lsdException w:name="Quote" w:semiHidden="0" w:uiPriority="29" w:unhideWhenUsed="0" w:qFormat="1"/>
+    <w:lsdException w:name="Intense Quote" w:semiHidden="0" w:uiPriority="30" w:unhideWhenUsed="0" w:qFormat="1"/>
+    <w:lsdException w:name="Medium List 2 Accent 1" w:semiHidden="0" w:uiPriority="66" w:unhideWhenUsed="0"/>
+    <w:lsdException w:name="Medium Grid 1 Accent 1" w:semiHidden="0" w:uiPriority="67" w:unhideWhenUsed="0"/>
+    <w:lsdException w:name="Medium Grid 2 Accent 1" w:semiHidden="0" w:uiPriority="68" w:unhideWhenUsed="0"/>
+    <w:lsdException w:name="Medium Grid 3 Accent 1" w:semiHidden="0" w:uiPriority="69" w:unhideWhenUsed="0"/>
+    <w:lsdException w:name="Dark List Accent 1" w:semiHidden="0" w:uiPriority="70" w:unhideWhenUsed="0"/>
+    <w:lsdException w:name="Colorful Shading Accent 1" w:semiHidden="0" w:uiPriority="71" w:unhideWhenUsed="0"/>
+    <w:lsdException w:name="Colorful List Accent 1" w:semiHidden="0" w:uiPriority="72" w:unhideWhenUsed="0"/>
+    <w:lsdException w:name="Colorful Grid Accent 1" w:semiHidden="0" w:uiPriority="73" w:unhideWhenUsed="0"/>
+    <w:lsdException w:name="Light Shading Accent 2" w:semiHidden="0" w:uiPriority="60" w:unhideWhenUsed="0"/>
+    <w:lsdException w:name="Light List Accent 2" w:semiHidden="0" w:uiPriority="61" w:unhideWhenUsed="0"/>
+    <w:lsdException w:name="Light Grid Accent 2" w:semiHidden="0" w:uiPriority="62" w:unhideWhenUsed="0"/>
+    <w:lsdException w:name="Medium Shading 1 Accent 2" w:semiHidden="0" w:uiPriority="63" w:unhideWhenUsed="0"/>
+    <w:lsdException w:name="Medium Shading 2 Accent 2" w:semiHidden="0" w:uiPriority="64" w:unhideWhenUsed="0"/>
+    <w:lsdException w:name="Medium List 1 Accent 2" w:semiHidden="0" w:uiPriority="65" w:unhideWhenUsed="0"/>
+    <w:lsdException w:name="Medium List 2 Accent 2" w:semiHidden="0" w:uiPriority="66" w:unhideWhenUsed="0"/>
+    <w:lsdException w:name="Medium Grid 1 Accent 2" w:semiHidden="0" w:uiPriority="67" w:unhideWhenUsed="0"/>
+    <w:lsdException w:name="Medium Grid 2 Accent 2" w:semiHidden="0" w:uiPriority="68" w:unhideWhenUsed="0"/>
+    <w:lsdException w:name="Medium Grid 3 Accent 2" w:semiHidden="0" w:uiPriority="69" w:unhideWhenUsed="0"/>
+    <w:lsdException w:name="Dark List Accent 2" w:semiHidden="0" w:uiPriority="70" w:unhideWhenUsed="0"/>
+    <w:lsdException w:name="Colorful Shading Accent 2" w:semiHidden="0" w:uiPriority="71" w:unhideWhenUsed="0"/>
+    <w:lsdException w:name="Colorful List Accent 2" w:semiHidden="0" w:uiPriority="72" w:unhideWhenUsed="0"/>
+    <w:lsdException w:name="Colorful Grid Accent 2" w:semiHidden="0" w:uiPriority="73" w:unhideWhenUsed="0"/>
+    <w:lsdException w:name="Light Shading Accent 3" w:semiHidden="0" w:uiPriority="60" w:unhideWhenUsed="0"/>
+    <w:lsdException w:name="Light List Accent 3" w:semiHidden="0" w:uiPriority="61" w:unhideWhenUsed="0"/>
+    <w:lsdException w:name="Light Grid Accent 3" w:semiHidden="0" w:uiPriority="62" w:unhideWhenUsed="0"/>
+    <w:lsdException w:name="Medium Shading 1 Accent 3" w:semiHidden="0" w:uiPriority="63" w:unhideWhenUsed="0"/>
+    <w:lsdException w:name="Medium Shading 2 Accent 3" w:semiHidden="0" w:uiPriority="64" w:unhideWhenUsed="0"/>
+    <w:lsdException w:name="Medium List 1 Accent 3" w:semiHidden="0" w:uiPriority="65" w:unhideWhenUsed="0"/>
+    <w:lsdException w:name="Medium List 2 Accent 3" w:semiHidden="0" w:uiPriority="66" w:unhideWhenUsed="0"/>
+    <w:lsdException w:name="Medium Grid 1 Accent 3" w:semiHidden="0" w:uiPriority="67" w:unhideWhenUsed="0"/>
+    <w:lsdException w:name="Medium Grid 2 Accent 3" w:semiHidden="0" w:uiPriority="68" w:unhideWhenUsed="0"/>
+    <w:lsdException w:name="Medium Grid 3 Accent 3" w:semiHidden="0" w:uiPriority="69" w:unhideWhenUsed="0"/>
+    <w:lsdException w:name="Dark List Accent 3" w:semiHidden="0" w:uiPriority="70" w:unhideWhenUsed="0"/>
+    <w:lsdException w:name="Colorful Shading Accent 3" w:semiHidden="0" w:uiPriority="71" w:unhideWhenUsed="0"/>
+    <w:lsdException w:name="Colorful List Accent 3" w:semiHidden="0" w:uiPriority="72" w:unhideWhenUsed="0"/>
+    <w:lsdException w:name="Colorful Grid Accent 3" w:semiHidden="0" w:uiPriority="73" w:unhideWhenUsed="0"/>
+    <w:lsdException w:name="Light Shading Accent 4" w:semiHidden="0" w:uiPriority="60" w:unhideWhenUsed="0"/>
+    <w:lsdException w:name="Light List Accent 4" w:semiHidden="0" w:uiPriority="61" w:unhideWhenUsed="0"/>
+    <w:lsdException w:name="Light Grid Accent 4" w:semiHidden="0" w:uiPriority="62" w:unhideWhenUsed="0"/>
+    <w:lsdException w:name="Medium Shading 1 Accent 4" w:semiHidden="0" w:uiPriority="63" w:unhideWhenUsed="0"/>
+    <w:lsdException w:name="Medium Shading 2 Accent 4" w:semiHidden="0" w:uiPriority="64" w:unhideWhenUsed="0"/>
+    <w:lsdException w:name="Medium List 1 Accent 4" w:semiHidden="0" w:uiPriority="65" w:unhideWhenUsed="0"/>
+    <w:lsdException w:name="Medium List 2 Accent 4" w:semiHidden="0" w:uiPriority="66" w:unhideWhenUsed="0"/>
+    <w:lsdException w:name="Medium Grid 1 Accent 4" w:semiHidden="0" w:uiPriority="67" w:unhideWhenUsed="0"/>
+    <w:lsdException w:name="Medium Grid 2 Accent 4" w:semiHidden="0" w:uiPriority="68" w:unhideWhenUsed="0"/>
+    <w:lsdException w:name="Medium Grid 3 Accent 4" w:semiHidden="0" w:uiPriority="69" w:unhideWhenUsed="0"/>
+    <w:lsdException w:name="Dark List Accent 4" w:semiHidden="0" w:uiPriority="70" w:unhideWhenUsed="0"/>
+    <w:lsdException w:name="Colorful Shading Accent 4" w:semiHidden="0" w:uiPriority="71" w:unhideWhenUsed="0"/>
+    <w:lsdException w:name="Colorful List Accent 4" w:semiHidden="0" w:uiPriority="72" w:unhideWhenUsed="0"/>
+    <w:lsdException w:name="Colorful Grid Accent 4" w:semiHidden="0" w:uiPriority="73" w:unhideWhenUsed="0"/>
+    <w:lsdException w:name="Light Shading Accent 5" w:semiHidden="0" w:uiPriority="60" w:unhideWhenUsed="0"/>
+    <w:lsdException w:name="Light List Accent 5" w:semiHidden="0" w:uiPriority="61" w:unhideWhenUsed="0"/>
+    <w:lsdException w:name="Light Grid Accent 5" w:semiHidden="0" w:uiPriority="62" w:unhideWhenUsed="0"/>
+    <w:lsdException w:name="Medium Shading 1 Accent 5" w:semiHidden="0" w:uiPriority="63" w:unhideWhenUsed="0"/>
+    <w:lsdException w:name="Medium Shading 2 Accent 5" w:semiHidden="0" w:uiPriority="64" w:unhideWhenUsed="0"/>
+    <w:lsdException w:name="Medium List 1 Accent 5" w:semiHidden="0" w:uiPriority="65" w:unhideWhenUsed="0"/>
+    <w:lsdException w:name="Medium List 2 Accent 5" w:semiHidden="0" w:uiPriority="66" w:unhideWhenUsed="0"/>
+    <w:lsdException w:name="Medium Grid 1 Accent 5" w:semiHidden="0" w:uiPriority="67" w:unhideWhenUsed="0"/>
+    <w:lsdException w:name="Medium Grid 2 Accent 5" w:semiHidden="0" w:uiPriority="68" w:unhideWhenUsed="0"/>
+    <w:lsdException w:name="Medium Grid 3 Accent 5" w:semiHidden="0" w:uiPriority="69" w:unhideWhenUsed="0"/>
+    <w:lsdException w:name="Dark List Accent 5" w:semiHidden="0" w:uiPriority="70" w:unhideWhenUsed="0"/>
+    <w:lsdException w:name="Colorful Shading Accent 5" w:semiHidden="0" w:uiPriority="71" w:unhideWhenUsed="0"/>
+    <w:lsdException w:name="Colorful List Accent 5" w:semiHidden="0" w:uiPriority="72" w:unhideWhenUsed="0"/>
+    <w:lsdException w:name="Colorful Grid Accent 5" w:semiHidden="0" w:uiPriority="73" w:unhideWhenUsed="0"/>
+    <w:lsdException w:name="Light Shading Accent 6" w:semiHidden="0" w:uiPriority="60" w:unhideWhenUsed="0"/>
+    <w:lsdException w:name="Light List Accent 6" w:semiHidden="0" w:uiPriority="61" w:unhideWhenUsed="0"/>
+    <w:lsdException w:name="Light Grid Accent 6" w:semiHidden="0" w:uiPriority="62" w:unhideWhenUsed="0"/>
+    <w:lsdException w:name="Medium Shading 1 Accent 6" w:semiHidden="0" w:uiPriority="63" w:unhideWhenUsed="0"/>
+    <w:lsdException w:name="Medium Shading 2 Accent 6" w:semiHidden="0" w:uiPriority="64" w:unhideWhenUsed="0"/>
+    <w:lsdException w:name="Medium List 1 Accent 6" w:semiHidden="0" w:uiPriority="65" w:unhideWhenUsed="0"/>
+    <w:lsdException w:name="Medium List 2 Accent 6" w:semiHidden="0" w:uiPriority="66" w:unhideWhenUsed="0"/>
+    <w:lsdException w:name="Medium Grid 1 Accent 6" w:semiHidden="0" w:uiPriority="67" w:unhideWhenUsed="0"/>
+    <w:lsdException w:name="Medium Grid 2 Accent 6" w:semiHidden="0" w:uiPriority="68" w:unhideWhenUsed="0"/>
+    <w:lsdException w:name="Medium Grid 3 Accent 6" w:semiHidden="0" w:uiPriority="69" w:unhideWhenUsed="0"/>
+    <w:lsdException w:name="Dark List Accent 6" w:semiHidden="0" w:uiPriority="70" w:unhideWhenUsed="0"/>
+    <w:lsdException w:name="Colorful Shading Accent 6" w:semiHidden="0" w:uiPriority="71" w:unhideWhenUsed="0"/>
+    <w:lsdException w:name="Colorful List Accent 6" w:semiHidden="0" w:uiPriority="72" w:unhideWhenUsed="0"/>
+    <w:lsdException w:name="Colorful Grid Accent 6" w:semiHidden="0" w:uiPriority="73" w:unhideWhenUsed="0"/>
+    <w:lsdException w:name="Subtle Emphasis" w:semiHidden="0" w:uiPriority="19" w:unhideWhenUsed="0" w:qFormat="1"/>
+    <w:lsdException w:name="Intense Emphasis" w:semiHidden="0" w:uiPriority="21" w:unhideWhenUsed="0" w:qFormat="1"/>
+    <w:lsdException w:name="Subtle Reference" w:semiHidden="0" w:uiPriority="31" w:unhideWhenUsed="0" w:qFormat="1"/>
+    <w:lsdException w:name="Intense Reference" w:semiHidden="0" w:uiPriority="32" w:unhideWhenUsed="0" w:qFormat="1"/>
+    <w:lsdException w:name="Book Title" w:semiHidden="0" w:uiPriority="33" w:unhideWhenUsed="0" w:qFormat="1"/>
+    <w:lsdException w:name="Bibliography" w:uiPriority="37"/>
+    <w:lsdException w:name="TOC Heading" w:uiPriority="39" w:qFormat="1"/>
   </w:latentStyles>
   <w:style w:type="paragraph" w:default="1" w:styleId="Normal">
     <w:name w:val="Normal"/>
@@ -20434,7 +20076,7 @@
 </file>
 
 <file path=customXml/itemProps1.xml><?xml version="1.0" encoding="utf-8"?>
-<ds:datastoreItem xmlns:ds="http://schemas.openxmlformats.org/officeDocument/2006/customXml" ds:itemID="{88F767E2-DAB0-4A63-BB78-3CF8C4BF7CCA}">
+<ds:datastoreItem xmlns:ds="http://schemas.openxmlformats.org/officeDocument/2006/customXml" ds:itemID="{C10A6566-4CE3-4BEE-BA31-3124E1B0012B}">
   <ds:schemaRefs>
     <ds:schemaRef ds:uri="http://schemas.openxmlformats.org/officeDocument/2006/bibliography"/>
   </ds:schemaRefs>
